--- a/ŠpaňúrM_KnihovnaProPraci_JM_2026.docx
+++ b/ŠpaňúrM_KnihovnaProPraci_JM_2026.docx
@@ -58,6 +58,16 @@
           <w:sz w:val="44"/>
           <w:szCs w:val="44"/>
         </w:rPr>
+        <w:sectPr>
+          <w:footerReference w:type="default" r:id="rId8"/>
+          <w:footerReference w:type="first" r:id="rId9"/>
+          <w:pgSz w:w="11906" w:h="16838" w:code="9"/>
+          <w:pgMar w:top="1418" w:right="851" w:bottom="1418" w:left="1985" w:header="709" w:footer="709" w:gutter="0"/>
+          <w:pgNumType w:start="1"/>
+          <w:cols w:space="708"/>
+          <w:titlePg/>
+          <w:docGrid w:linePitch="360"/>
+        </w:sectPr>
       </w:pPr>
     </w:p>
     <w:p>
@@ -158,14 +168,6 @@
       </w:pPr>
       <w:bookmarkStart w:id="0" w:name="_Toc258833021"/>
       <w:bookmarkStart w:id="1" w:name="_Toc439254164"/>
-      <w:r>
-        <w:rPr>
-          <w:rFonts w:ascii="Times New Roman" w:hAnsi="Times New Roman"/>
-          <w:sz w:val="28"/>
-          <w:szCs w:val="28"/>
-        </w:rPr>
-        <w:t>Martin Špaňúr</w:t>
-      </w:r>
     </w:p>
     <w:p>
       <w:pPr>
@@ -213,7 +215,7 @@
                     </pic:cNvPicPr>
                   </pic:nvPicPr>
                   <pic:blipFill rotWithShape="1">
-                    <a:blip r:embed="rId8">
+                    <a:blip r:embed="rId10">
                       <a:extLst>
                         <a:ext uri="{28A0092B-C50C-407E-A947-70E740481C1C}">
                           <a14:useLocalDpi xmlns:a14="http://schemas.microsoft.com/office/drawing/2010/main" val="0"/>
@@ -305,7 +307,7 @@
                     </pic:cNvPicPr>
                   </pic:nvPicPr>
                   <pic:blipFill rotWithShape="1">
-                    <a:blip r:embed="rId9">
+                    <a:blip r:embed="rId11">
                       <a:extLst>
                         <a:ext uri="{28A0092B-C50C-407E-A947-70E740481C1C}">
                           <a14:useLocalDpi xmlns:a14="http://schemas.microsoft.com/office/drawing/2010/main" val="0"/>
@@ -423,6 +425,39 @@
         </w:rPr>
         <w:t xml:space="preserve"> </w:t>
       </w:r>
+      <w:r>
+        <w:rPr>
+          <w:rFonts w:ascii="Times New Roman" w:eastAsiaTheme="minorHAnsi" w:hAnsi="Times New Roman" w:cs="Times New Roman"/>
+          <w:b w:val="0"/>
+          <w:bCs w:val="0"/>
+          <w:color w:val="auto"/>
+          <w:sz w:val="24"/>
+          <w:szCs w:val="24"/>
+        </w:rPr>
+        <w:t>jsem</w:t>
+      </w:r>
+      <w:r>
+        <w:rPr>
+          <w:rFonts w:ascii="Times New Roman" w:eastAsiaTheme="minorHAnsi" w:hAnsi="Times New Roman" w:cs="Times New Roman"/>
+          <w:b w:val="0"/>
+          <w:bCs w:val="0"/>
+          <w:color w:val="auto"/>
+          <w:sz w:val="24"/>
+          <w:szCs w:val="24"/>
+        </w:rPr>
+        <w:t xml:space="preserve"> </w:t>
+      </w:r>
+      <w:r>
+        <w:rPr>
+          <w:rFonts w:ascii="Times New Roman" w:eastAsiaTheme="minorHAnsi" w:hAnsi="Times New Roman" w:cs="Times New Roman"/>
+          <w:b w:val="0"/>
+          <w:bCs w:val="0"/>
+          <w:color w:val="auto"/>
+          <w:sz w:val="24"/>
+          <w:szCs w:val="24"/>
+        </w:rPr>
+        <w:t>vypracoval(a) samostatně a uvedl(a) v ní všechny použité literární a informační zdroje v souladu s právními předpisy, vnitřními předpisy a vnitřními normami Univerzity Pardubice</w:t>
+      </w:r>
     </w:p>
     <w:p>
       <w:pPr>
@@ -452,29 +487,7 @@
           <w:sz w:val="24"/>
           <w:szCs w:val="24"/>
         </w:rPr>
-        <w:t>jsem</w:t>
-      </w:r>
-      <w:r>
-        <w:rPr>
-          <w:rFonts w:ascii="Times New Roman" w:eastAsiaTheme="minorHAnsi" w:hAnsi="Times New Roman" w:cs="Times New Roman"/>
-          <w:b w:val="0"/>
-          <w:bCs w:val="0"/>
-          <w:color w:val="auto"/>
-          <w:sz w:val="24"/>
-          <w:szCs w:val="24"/>
-        </w:rPr>
-        <w:t xml:space="preserve"> </w:t>
-      </w:r>
-      <w:r>
-        <w:rPr>
-          <w:rFonts w:ascii="Times New Roman" w:eastAsiaTheme="minorHAnsi" w:hAnsi="Times New Roman" w:cs="Times New Roman"/>
-          <w:b w:val="0"/>
-          <w:bCs w:val="0"/>
-          <w:color w:val="auto"/>
-          <w:sz w:val="24"/>
-          <w:szCs w:val="24"/>
-        </w:rPr>
-        <w:t>vypracoval(a) samostatně a uvedl(a) v ní všechny použité literární a informační zdroje v souladu s právními předpisy, vnitřními předpisy a vnitřními normami Univerzity Pardubice</w:t>
+        <w:t xml:space="preserve">Byl(a) jsem seznámen(a) s tím, že se na moji práci vztahují práva a povinnosti vyplývající ze zákona č. 121/2000 Sb., o právu autorském, o právech souvisejících s právem autorským a o změně některých zákonů (autorský zákon), ve znění pozdějších předpisů, zejména se skutečností, že Univerzita Pardubice má právo na uzavření licenční smlouvy o užití této práce jako školního díla podle § 60 odst. 1 autorského zákona, a s tím, že pokud dojde k užití této práce mnou nebo bude poskytnuta licence o užití jinému subjektu, je Univerzita Pardubice oprávněna ode mne požadovat přiměřený příspěvek na úhradu nákladů, které na vytvoření díla vynaložila, a to podle okolností až do jejich skutečné výše. </w:t>
       </w:r>
     </w:p>
     <w:p>
@@ -505,7 +518,7 @@
           <w:sz w:val="24"/>
           <w:szCs w:val="24"/>
         </w:rPr>
-        <w:t xml:space="preserve">Byl(a) jsem seznámen(a) s tím, že se na moji práci vztahují práva a povinnosti vyplývající ze zákona č. 121/2000 Sb., o právu autorském, o právech souvisejících s právem autorským a o změně některých zákonů (autorský zákon), ve znění pozdějších předpisů, zejména se skutečností, že Univerzita Pardubice má právo na uzavření licenční smlouvy o užití této práce jako školního díla podle § 60 odst. 1 autorského zákona, a s tím, že pokud dojde k užití této práce mnou nebo bude poskytnuta licence o užití jinému subjektu, je Univerzita Pardubice oprávněna ode mne požadovat přiměřený příspěvek na úhradu nákladů, které na vytvoření díla vynaložila, a to podle okolností až do jejich skutečné výše. </w:t>
+        <w:t xml:space="preserve">Beru na vědomí, že v souladu s § 47b zákona č. 111/1998 Sb., o vysokých školách a o změně a doplnění dalších zákonů (zákon o vysokých školách), ve znění pozdějších předpisů, a směrnicí Univerzity Pardubice č. 7/2025 Pravidla pro odevzdávání, zveřejňování a formální úpravu závěrečných prací, ve znění pozdějších dodatků, bude práce zveřejněna prostřednictvím Digitální knihovny Univerzity Pardubice. </w:t>
       </w:r>
     </w:p>
     <w:p>
@@ -536,37 +549,6 @@
           <w:sz w:val="24"/>
           <w:szCs w:val="24"/>
         </w:rPr>
-        <w:t xml:space="preserve">Beru na vědomí, že v souladu s § 47b zákona č. 111/1998 Sb., o vysokých školách a o změně a doplnění dalších zákonů (zákon o vysokých školách), ve znění pozdějších předpisů, a směrnicí Univerzity Pardubice č. 7/2025 Pravidla pro odevzdávání, zveřejňování a formální úpravu závěrečných prací, ve znění pozdějších dodatků, bude práce zveřejněna prostřednictvím Digitální knihovny Univerzity Pardubice. </w:t>
-      </w:r>
-    </w:p>
-    <w:p>
-      <w:pPr>
-        <w:pStyle w:val="Nadpisobsahu"/>
-        <w:numPr>
-          <w:ilvl w:val="0"/>
-          <w:numId w:val="0"/>
-        </w:numPr>
-        <w:spacing w:line="360" w:lineRule="auto"/>
-        <w:contextualSpacing/>
-        <w:jc w:val="both"/>
-        <w:rPr>
-          <w:rFonts w:ascii="Times New Roman" w:eastAsiaTheme="minorHAnsi" w:hAnsi="Times New Roman" w:cs="Times New Roman"/>
-          <w:b w:val="0"/>
-          <w:bCs w:val="0"/>
-          <w:color w:val="auto"/>
-          <w:sz w:val="24"/>
-          <w:szCs w:val="24"/>
-        </w:rPr>
-      </w:pPr>
-      <w:r>
-        <w:rPr>
-          <w:rFonts w:ascii="Times New Roman" w:eastAsiaTheme="minorHAnsi" w:hAnsi="Times New Roman" w:cs="Times New Roman"/>
-          <w:b w:val="0"/>
-          <w:bCs w:val="0"/>
-          <w:color w:val="auto"/>
-          <w:sz w:val="24"/>
-          <w:szCs w:val="24"/>
-        </w:rPr>
         <w:t>V</w:t>
       </w:r>
       <w:r>
@@ -635,6 +617,51 @@
       </w:r>
     </w:p>
     <w:p>
+      <w:pPr>
+        <w:rPr>
+          <w:b/>
+          <w:bCs/>
+        </w:rPr>
+      </w:pPr>
+      <w:r>
+        <w:rPr>
+          <w:b/>
+          <w:bCs/>
+        </w:rPr>
+        <w:br w:type="page"/>
+      </w:r>
+    </w:p>
+    <w:p>
+      <w:pPr>
+        <w:rPr>
+          <w:b/>
+          <w:bCs/>
+        </w:rPr>
+      </w:pPr>
+      <w:r>
+        <w:rPr>
+          <w:b/>
+          <w:bCs/>
+        </w:rPr>
+        <w:lastRenderedPageBreak/>
+        <w:br w:type="page"/>
+      </w:r>
+    </w:p>
+    <w:p>
+      <w:pPr>
+        <w:rPr>
+          <w:b/>
+          <w:bCs/>
+        </w:rPr>
+      </w:pPr>
+      <w:r>
+        <w:rPr>
+          <w:b/>
+          <w:bCs/>
+        </w:rPr>
+        <w:lastRenderedPageBreak/>
+        <w:t>xxx</w:t>
+      </w:r>
       <w:r>
         <w:rPr>
           <w:b/>
@@ -3116,8 +3143,7 @@
     <w:bookmarkEnd w:id="4"/>
     <w:p/>
     <w:sectPr>
-      <w:footerReference w:type="default" r:id="rId10"/>
-      <w:footerReference w:type="first" r:id="rId11"/>
+      <w:footerReference w:type="first" r:id="rId12"/>
       <w:pgSz w:w="11906" w:h="16838" w:code="9"/>
       <w:pgMar w:top="1418" w:right="851" w:bottom="1418" w:left="1985" w:header="709" w:footer="709" w:gutter="0"/>
       <w:pgNumType w:start="1"/>
@@ -3224,6 +3250,28 @@
       <w:rPr>
         <w:sz w:val="44"/>
         <w:szCs w:val="44"/>
+      </w:rPr>
+      <w:t>Martin Špaňúr</w:t>
+    </w:r>
+  </w:p>
+</w:ftr>
+</file>
+
+<file path=word/footer3.xml><?xml version="1.0" encoding="utf-8"?>
+<w:ftr xmlns:wpc="http://schemas.microsoft.com/office/word/2010/wordprocessingCanvas" xmlns:cx="http://schemas.microsoft.com/office/drawing/2014/chartex" xmlns:cx1="http://schemas.microsoft.com/office/drawing/2015/9/8/chartex" xmlns:cx2="http://schemas.microsoft.com/office/drawing/2015/10/21/chartex" xmlns:cx3="http://schemas.microsoft.com/office/drawing/2016/5/9/chartex" xmlns:cx4="http://schemas.microsoft.com/office/drawing/2016/5/10/chartex" xmlns:cx5="http://schemas.microsoft.com/office/drawing/2016/5/11/chartex" xmlns:cx6="http://schemas.microsoft.com/office/drawing/2016/5/12/chartex" xmlns:cx7="http://schemas.microsoft.com/office/drawing/2016/5/13/chartex" xmlns:cx8="http://schemas.microsoft.com/office/drawing/2016/5/14/chartex" xmlns:mc="http://schemas.openxmlformats.org/markup-compatibility/2006" xmlns:aink="http://schemas.microsoft.com/office/drawing/2016/ink" xmlns:am3d="http://schemas.microsoft.com/office/drawing/2017/model3d" xmlns:o="urn:schemas-microsoft-com:office:office" xmlns:oel="http://schemas.microsoft.com/office/2019/extlst" xmlns:r="http://schemas.openxmlformats.org/officeDocument/2006/relationships" xmlns:m="http://schemas.openxmlformats.org/officeDocument/2006/math" xmlns:v="urn:schemas-microsoft-com:vml" xmlns:wp14="http://schemas.microsoft.com/office/word/2010/wordprocessingDrawing" xmlns:wp="http://schemas.openxmlformats.org/drawingml/2006/wordprocessingDrawing" xmlns:w10="urn:schemas-microsoft-com:office:word" xmlns:w="http://schemas.openxmlformats.org/wordprocessingml/2006/main" xmlns:w14="http://schemas.microsoft.com/office/word/2010/wordml" xmlns:w15="http://schemas.microsoft.com/office/word/2012/wordml" xmlns:w16cex="http://schemas.microsoft.com/office/word/2018/wordml/cex" xmlns:w16cid="http://schemas.microsoft.com/office/word/2016/wordml/cid" xmlns:w16="http://schemas.microsoft.com/office/word/2018/wordml" xmlns:w16du="http://schemas.microsoft.com/office/word/2023/wordml/word16du" xmlns:w16sdtdh="http://schemas.microsoft.com/office/word/2020/wordml/sdtdatahash" xmlns:w16sdtfl="http://schemas.microsoft.com/office/word/2024/wordml/sdtformatlock" xmlns:w16se="http://schemas.microsoft.com/office/word/2015/wordml/symex" xmlns:wpg="http://schemas.microsoft.com/office/word/2010/wordprocessingGroup" xmlns:wpi="http://schemas.microsoft.com/office/word/2010/wordprocessingInk" xmlns:wne="http://schemas.microsoft.com/office/word/2006/wordml" xmlns:wps="http://schemas.microsoft.com/office/word/2010/wordprocessingShape" mc:Ignorable="w14 w15 w16se w16cid w16 w16cex w16sdtdh w16sdtfl w16du wp14">
+  <w:p>
+    <w:pPr>
+      <w:pStyle w:val="Zpat"/>
+      <w:jc w:val="right"/>
+      <w:rPr>
+        <w:sz w:val="28"/>
+        <w:szCs w:val="28"/>
+      </w:rPr>
+    </w:pPr>
+    <w:r>
+      <w:rPr>
+        <w:sz w:val="28"/>
+        <w:szCs w:val="28"/>
       </w:rPr>
       <w:t>Martin Špaňúr</w:t>
     </w:r>
@@ -4921,6 +4969,7 @@
   <w:style w:type="character" w:default="1" w:styleId="Standardnpsmoodstavce">
     <w:name w:val="Default Paragraph Font"/>
     <w:uiPriority w:val="1"/>
+    <w:semiHidden/>
     <w:unhideWhenUsed/>
   </w:style>
   <w:style w:type="table" w:default="1" w:styleId="Normlntabulka">

--- a/ŠpaňúrM_KnihovnaProPraci_JM_2026.docx
+++ b/ŠpaňúrM_KnihovnaProPraci_JM_2026.docx
@@ -1433,13 +1433,86 @@
           <w:szCs w:val="24"/>
         </w:rPr>
       </w:pPr>
-      <w:r>
-        <w:rPr>
-          <w:color w:val="000000"/>
-          <w:szCs w:val="24"/>
-          <w:shd w:val="clear" w:color="auto" w:fill="FFFFFF"/>
-        </w:rPr>
-        <w:t>Library for work with ten</w:t>
+      <w:proofErr w:type="spellStart"/>
+      <w:r>
+        <w:rPr>
+          <w:color w:val="000000"/>
+          <w:szCs w:val="24"/>
+          <w:shd w:val="clear" w:color="auto" w:fill="FFFFFF"/>
+        </w:rPr>
+        <w:t>Library</w:t>
+      </w:r>
+      <w:proofErr w:type="spellEnd"/>
+      <w:r>
+        <w:rPr>
+          <w:color w:val="000000"/>
+          <w:szCs w:val="24"/>
+          <w:shd w:val="clear" w:color="auto" w:fill="FFFFFF"/>
+        </w:rPr>
+        <w:t xml:space="preserve"> </w:t>
+      </w:r>
+      <w:proofErr w:type="spellStart"/>
+      <w:r>
+        <w:rPr>
+          <w:color w:val="000000"/>
+          <w:szCs w:val="24"/>
+          <w:shd w:val="clear" w:color="auto" w:fill="FFFFFF"/>
+        </w:rPr>
+        <w:t>for</w:t>
+      </w:r>
+      <w:proofErr w:type="spellEnd"/>
+      <w:r>
+        <w:rPr>
+          <w:color w:val="000000"/>
+          <w:szCs w:val="24"/>
+          <w:shd w:val="clear" w:color="auto" w:fill="FFFFFF"/>
+        </w:rPr>
+        <w:t xml:space="preserve"> </w:t>
+      </w:r>
+      <w:proofErr w:type="spellStart"/>
+      <w:r>
+        <w:rPr>
+          <w:color w:val="000000"/>
+          <w:szCs w:val="24"/>
+          <w:shd w:val="clear" w:color="auto" w:fill="FFFFFF"/>
+        </w:rPr>
+        <w:t>work</w:t>
+      </w:r>
+      <w:proofErr w:type="spellEnd"/>
+      <w:r>
+        <w:rPr>
+          <w:color w:val="000000"/>
+          <w:szCs w:val="24"/>
+          <w:shd w:val="clear" w:color="auto" w:fill="FFFFFF"/>
+        </w:rPr>
+        <w:t xml:space="preserve"> </w:t>
+      </w:r>
+      <w:proofErr w:type="spellStart"/>
+      <w:r>
+        <w:rPr>
+          <w:color w:val="000000"/>
+          <w:szCs w:val="24"/>
+          <w:shd w:val="clear" w:color="auto" w:fill="FFFFFF"/>
+        </w:rPr>
+        <w:t>with</w:t>
+      </w:r>
+      <w:proofErr w:type="spellEnd"/>
+      <w:r>
+        <w:rPr>
+          <w:color w:val="000000"/>
+          <w:szCs w:val="24"/>
+          <w:shd w:val="clear" w:color="auto" w:fill="FFFFFF"/>
+        </w:rPr>
+        <w:t xml:space="preserve"> </w:t>
+      </w:r>
+      <w:proofErr w:type="spellStart"/>
+      <w:r>
+        <w:rPr>
+          <w:color w:val="000000"/>
+          <w:szCs w:val="24"/>
+          <w:shd w:val="clear" w:color="auto" w:fill="FFFFFF"/>
+        </w:rPr>
+        <w:t>ten</w:t>
       </w:r>
       <w:r>
         <w:rPr>
@@ -1455,7 +1528,16 @@
           <w:szCs w:val="24"/>
           <w:shd w:val="clear" w:color="auto" w:fill="FFFFFF"/>
         </w:rPr>
-        <w:t>ors in C++</w:t>
+        <w:t>ors</w:t>
+      </w:r>
+      <w:proofErr w:type="spellEnd"/>
+      <w:r>
+        <w:rPr>
+          <w:color w:val="000000"/>
+          <w:szCs w:val="24"/>
+          <w:shd w:val="clear" w:color="auto" w:fill="FFFFFF"/>
+        </w:rPr>
+        <w:t xml:space="preserve"> in C++</w:t>
       </w:r>
     </w:p>
     <w:p>
@@ -1489,37 +1571,749 @@
           <w:shd w:val="clear" w:color="auto" w:fill="FFFFFF"/>
         </w:rPr>
       </w:pPr>
-      <w:r>
-        <w:rPr>
-          <w:color w:val="000000"/>
-          <w:szCs w:val="24"/>
-          <w:shd w:val="clear" w:color="auto" w:fill="FFFFFF"/>
-        </w:rPr>
-        <w:t>This work deals with implementation of library working with tensor as a data structure.</w:t>
-      </w:r>
-      <w:r>
-        <w:rPr>
-          <w:color w:val="000000"/>
-          <w:szCs w:val="24"/>
-          <w:shd w:val="clear" w:color="auto" w:fill="FFFFFF"/>
-        </w:rPr>
-        <w:t xml:space="preserve"> Library allows parallelization of some tensor operations on graphics card.</w:t>
-      </w:r>
-      <w:r>
-        <w:rPr>
-          <w:color w:val="000000"/>
-          <w:szCs w:val="24"/>
-          <w:shd w:val="clear" w:color="auto" w:fill="FFFFFF"/>
-        </w:rPr>
-        <w:t xml:space="preserve"> Along with tensor there are available other helper data structures, for instance a tensor specialization as a matrix.</w:t>
-      </w:r>
-      <w:r>
-        <w:rPr>
-          <w:color w:val="000000"/>
-          <w:szCs w:val="24"/>
-          <w:shd w:val="clear" w:color="auto" w:fill="FFFFFF"/>
-        </w:rPr>
-        <w:t xml:space="preserve"> This library is impemented in C++ programming language. This work also deals with theoretical use of tensor.</w:t>
+      <w:proofErr w:type="spellStart"/>
+      <w:r>
+        <w:rPr>
+          <w:color w:val="000000"/>
+          <w:szCs w:val="24"/>
+          <w:shd w:val="clear" w:color="auto" w:fill="FFFFFF"/>
+        </w:rPr>
+        <w:t>This</w:t>
+      </w:r>
+      <w:proofErr w:type="spellEnd"/>
+      <w:r>
+        <w:rPr>
+          <w:color w:val="000000"/>
+          <w:szCs w:val="24"/>
+          <w:shd w:val="clear" w:color="auto" w:fill="FFFFFF"/>
+        </w:rPr>
+        <w:t xml:space="preserve"> </w:t>
+      </w:r>
+      <w:proofErr w:type="spellStart"/>
+      <w:r>
+        <w:rPr>
+          <w:color w:val="000000"/>
+          <w:szCs w:val="24"/>
+          <w:shd w:val="clear" w:color="auto" w:fill="FFFFFF"/>
+        </w:rPr>
+        <w:t>work</w:t>
+      </w:r>
+      <w:proofErr w:type="spellEnd"/>
+      <w:r>
+        <w:rPr>
+          <w:color w:val="000000"/>
+          <w:szCs w:val="24"/>
+          <w:shd w:val="clear" w:color="auto" w:fill="FFFFFF"/>
+        </w:rPr>
+        <w:t xml:space="preserve"> </w:t>
+      </w:r>
+      <w:proofErr w:type="spellStart"/>
+      <w:r>
+        <w:rPr>
+          <w:color w:val="000000"/>
+          <w:szCs w:val="24"/>
+          <w:shd w:val="clear" w:color="auto" w:fill="FFFFFF"/>
+        </w:rPr>
+        <w:t>deals</w:t>
+      </w:r>
+      <w:proofErr w:type="spellEnd"/>
+      <w:r>
+        <w:rPr>
+          <w:color w:val="000000"/>
+          <w:szCs w:val="24"/>
+          <w:shd w:val="clear" w:color="auto" w:fill="FFFFFF"/>
+        </w:rPr>
+        <w:t xml:space="preserve"> </w:t>
+      </w:r>
+      <w:proofErr w:type="spellStart"/>
+      <w:r>
+        <w:rPr>
+          <w:color w:val="000000"/>
+          <w:szCs w:val="24"/>
+          <w:shd w:val="clear" w:color="auto" w:fill="FFFFFF"/>
+        </w:rPr>
+        <w:t>with</w:t>
+      </w:r>
+      <w:proofErr w:type="spellEnd"/>
+      <w:r>
+        <w:rPr>
+          <w:color w:val="000000"/>
+          <w:szCs w:val="24"/>
+          <w:shd w:val="clear" w:color="auto" w:fill="FFFFFF"/>
+        </w:rPr>
+        <w:t xml:space="preserve"> </w:t>
+      </w:r>
+      <w:proofErr w:type="spellStart"/>
+      <w:r>
+        <w:rPr>
+          <w:color w:val="000000"/>
+          <w:szCs w:val="24"/>
+          <w:shd w:val="clear" w:color="auto" w:fill="FFFFFF"/>
+        </w:rPr>
+        <w:t>implementation</w:t>
+      </w:r>
+      <w:proofErr w:type="spellEnd"/>
+      <w:r>
+        <w:rPr>
+          <w:color w:val="000000"/>
+          <w:szCs w:val="24"/>
+          <w:shd w:val="clear" w:color="auto" w:fill="FFFFFF"/>
+        </w:rPr>
+        <w:t xml:space="preserve"> </w:t>
+      </w:r>
+      <w:proofErr w:type="spellStart"/>
+      <w:r>
+        <w:rPr>
+          <w:color w:val="000000"/>
+          <w:szCs w:val="24"/>
+          <w:shd w:val="clear" w:color="auto" w:fill="FFFFFF"/>
+        </w:rPr>
+        <w:t>of</w:t>
+      </w:r>
+      <w:proofErr w:type="spellEnd"/>
+      <w:r>
+        <w:rPr>
+          <w:color w:val="000000"/>
+          <w:szCs w:val="24"/>
+          <w:shd w:val="clear" w:color="auto" w:fill="FFFFFF"/>
+        </w:rPr>
+        <w:t xml:space="preserve"> </w:t>
+      </w:r>
+      <w:proofErr w:type="spellStart"/>
+      <w:r>
+        <w:rPr>
+          <w:color w:val="000000"/>
+          <w:szCs w:val="24"/>
+          <w:shd w:val="clear" w:color="auto" w:fill="FFFFFF"/>
+        </w:rPr>
+        <w:t>library</w:t>
+      </w:r>
+      <w:proofErr w:type="spellEnd"/>
+      <w:r>
+        <w:rPr>
+          <w:color w:val="000000"/>
+          <w:szCs w:val="24"/>
+          <w:shd w:val="clear" w:color="auto" w:fill="FFFFFF"/>
+        </w:rPr>
+        <w:t xml:space="preserve"> </w:t>
+      </w:r>
+      <w:proofErr w:type="spellStart"/>
+      <w:r>
+        <w:rPr>
+          <w:color w:val="000000"/>
+          <w:szCs w:val="24"/>
+          <w:shd w:val="clear" w:color="auto" w:fill="FFFFFF"/>
+        </w:rPr>
+        <w:t>working</w:t>
+      </w:r>
+      <w:proofErr w:type="spellEnd"/>
+      <w:r>
+        <w:rPr>
+          <w:color w:val="000000"/>
+          <w:szCs w:val="24"/>
+          <w:shd w:val="clear" w:color="auto" w:fill="FFFFFF"/>
+        </w:rPr>
+        <w:t xml:space="preserve"> </w:t>
+      </w:r>
+      <w:proofErr w:type="spellStart"/>
+      <w:r>
+        <w:rPr>
+          <w:color w:val="000000"/>
+          <w:szCs w:val="24"/>
+          <w:shd w:val="clear" w:color="auto" w:fill="FFFFFF"/>
+        </w:rPr>
+        <w:t>with</w:t>
+      </w:r>
+      <w:proofErr w:type="spellEnd"/>
+      <w:r>
+        <w:rPr>
+          <w:color w:val="000000"/>
+          <w:szCs w:val="24"/>
+          <w:shd w:val="clear" w:color="auto" w:fill="FFFFFF"/>
+        </w:rPr>
+        <w:t xml:space="preserve"> tensor as a data </w:t>
+      </w:r>
+      <w:proofErr w:type="spellStart"/>
+      <w:r>
+        <w:rPr>
+          <w:color w:val="000000"/>
+          <w:szCs w:val="24"/>
+          <w:shd w:val="clear" w:color="auto" w:fill="FFFFFF"/>
+        </w:rPr>
+        <w:t>structure</w:t>
+      </w:r>
+      <w:proofErr w:type="spellEnd"/>
+      <w:r>
+        <w:rPr>
+          <w:color w:val="000000"/>
+          <w:szCs w:val="24"/>
+          <w:shd w:val="clear" w:color="auto" w:fill="FFFFFF"/>
+        </w:rPr>
+        <w:t>.</w:t>
+      </w:r>
+      <w:r>
+        <w:rPr>
+          <w:color w:val="000000"/>
+          <w:szCs w:val="24"/>
+          <w:shd w:val="clear" w:color="auto" w:fill="FFFFFF"/>
+        </w:rPr>
+        <w:t xml:space="preserve"> </w:t>
+      </w:r>
+      <w:proofErr w:type="spellStart"/>
+      <w:r>
+        <w:rPr>
+          <w:color w:val="000000"/>
+          <w:szCs w:val="24"/>
+          <w:shd w:val="clear" w:color="auto" w:fill="FFFFFF"/>
+        </w:rPr>
+        <w:t>Library</w:t>
+      </w:r>
+      <w:proofErr w:type="spellEnd"/>
+      <w:r>
+        <w:rPr>
+          <w:color w:val="000000"/>
+          <w:szCs w:val="24"/>
+          <w:shd w:val="clear" w:color="auto" w:fill="FFFFFF"/>
+        </w:rPr>
+        <w:t xml:space="preserve"> </w:t>
+      </w:r>
+      <w:proofErr w:type="spellStart"/>
+      <w:r>
+        <w:rPr>
+          <w:color w:val="000000"/>
+          <w:szCs w:val="24"/>
+          <w:shd w:val="clear" w:color="auto" w:fill="FFFFFF"/>
+        </w:rPr>
+        <w:t>allows</w:t>
+      </w:r>
+      <w:proofErr w:type="spellEnd"/>
+      <w:r>
+        <w:rPr>
+          <w:color w:val="000000"/>
+          <w:szCs w:val="24"/>
+          <w:shd w:val="clear" w:color="auto" w:fill="FFFFFF"/>
+        </w:rPr>
+        <w:t xml:space="preserve"> </w:t>
+      </w:r>
+      <w:proofErr w:type="spellStart"/>
+      <w:r>
+        <w:rPr>
+          <w:color w:val="000000"/>
+          <w:szCs w:val="24"/>
+          <w:shd w:val="clear" w:color="auto" w:fill="FFFFFF"/>
+        </w:rPr>
+        <w:t>parallelization</w:t>
+      </w:r>
+      <w:proofErr w:type="spellEnd"/>
+      <w:r>
+        <w:rPr>
+          <w:color w:val="000000"/>
+          <w:szCs w:val="24"/>
+          <w:shd w:val="clear" w:color="auto" w:fill="FFFFFF"/>
+        </w:rPr>
+        <w:t xml:space="preserve"> </w:t>
+      </w:r>
+      <w:proofErr w:type="spellStart"/>
+      <w:r>
+        <w:rPr>
+          <w:color w:val="000000"/>
+          <w:szCs w:val="24"/>
+          <w:shd w:val="clear" w:color="auto" w:fill="FFFFFF"/>
+        </w:rPr>
+        <w:t>of</w:t>
+      </w:r>
+      <w:proofErr w:type="spellEnd"/>
+      <w:r>
+        <w:rPr>
+          <w:color w:val="000000"/>
+          <w:szCs w:val="24"/>
+          <w:shd w:val="clear" w:color="auto" w:fill="FFFFFF"/>
+        </w:rPr>
+        <w:t xml:space="preserve"> </w:t>
+      </w:r>
+      <w:proofErr w:type="spellStart"/>
+      <w:r>
+        <w:rPr>
+          <w:color w:val="000000"/>
+          <w:szCs w:val="24"/>
+          <w:shd w:val="clear" w:color="auto" w:fill="FFFFFF"/>
+        </w:rPr>
+        <w:t>some</w:t>
+      </w:r>
+      <w:proofErr w:type="spellEnd"/>
+      <w:r>
+        <w:rPr>
+          <w:color w:val="000000"/>
+          <w:szCs w:val="24"/>
+          <w:shd w:val="clear" w:color="auto" w:fill="FFFFFF"/>
+        </w:rPr>
+        <w:t xml:space="preserve"> tensor </w:t>
+      </w:r>
+      <w:proofErr w:type="spellStart"/>
+      <w:r>
+        <w:rPr>
+          <w:color w:val="000000"/>
+          <w:szCs w:val="24"/>
+          <w:shd w:val="clear" w:color="auto" w:fill="FFFFFF"/>
+        </w:rPr>
+        <w:t>operations</w:t>
+      </w:r>
+      <w:proofErr w:type="spellEnd"/>
+      <w:r>
+        <w:rPr>
+          <w:color w:val="000000"/>
+          <w:szCs w:val="24"/>
+          <w:shd w:val="clear" w:color="auto" w:fill="FFFFFF"/>
+        </w:rPr>
+        <w:t xml:space="preserve"> on </w:t>
+      </w:r>
+      <w:proofErr w:type="spellStart"/>
+      <w:r>
+        <w:rPr>
+          <w:color w:val="000000"/>
+          <w:szCs w:val="24"/>
+          <w:shd w:val="clear" w:color="auto" w:fill="FFFFFF"/>
+        </w:rPr>
+        <w:t>graphics</w:t>
+      </w:r>
+      <w:proofErr w:type="spellEnd"/>
+      <w:r>
+        <w:rPr>
+          <w:color w:val="000000"/>
+          <w:szCs w:val="24"/>
+          <w:shd w:val="clear" w:color="auto" w:fill="FFFFFF"/>
+        </w:rPr>
+        <w:t xml:space="preserve"> </w:t>
+      </w:r>
+      <w:proofErr w:type="spellStart"/>
+      <w:r>
+        <w:rPr>
+          <w:color w:val="000000"/>
+          <w:szCs w:val="24"/>
+          <w:shd w:val="clear" w:color="auto" w:fill="FFFFFF"/>
+        </w:rPr>
+        <w:t>card</w:t>
+      </w:r>
+      <w:proofErr w:type="spellEnd"/>
+      <w:r>
+        <w:rPr>
+          <w:color w:val="000000"/>
+          <w:szCs w:val="24"/>
+          <w:shd w:val="clear" w:color="auto" w:fill="FFFFFF"/>
+        </w:rPr>
+        <w:t>.</w:t>
+      </w:r>
+      <w:r>
+        <w:rPr>
+          <w:color w:val="000000"/>
+          <w:szCs w:val="24"/>
+          <w:shd w:val="clear" w:color="auto" w:fill="FFFFFF"/>
+        </w:rPr>
+        <w:t xml:space="preserve"> </w:t>
+      </w:r>
+      <w:proofErr w:type="spellStart"/>
+      <w:r>
+        <w:rPr>
+          <w:color w:val="000000"/>
+          <w:szCs w:val="24"/>
+          <w:shd w:val="clear" w:color="auto" w:fill="FFFFFF"/>
+        </w:rPr>
+        <w:t>Along</w:t>
+      </w:r>
+      <w:proofErr w:type="spellEnd"/>
+      <w:r>
+        <w:rPr>
+          <w:color w:val="000000"/>
+          <w:szCs w:val="24"/>
+          <w:shd w:val="clear" w:color="auto" w:fill="FFFFFF"/>
+        </w:rPr>
+        <w:t xml:space="preserve"> </w:t>
+      </w:r>
+      <w:proofErr w:type="spellStart"/>
+      <w:r>
+        <w:rPr>
+          <w:color w:val="000000"/>
+          <w:szCs w:val="24"/>
+          <w:shd w:val="clear" w:color="auto" w:fill="FFFFFF"/>
+        </w:rPr>
+        <w:t>with</w:t>
+      </w:r>
+      <w:proofErr w:type="spellEnd"/>
+      <w:r>
+        <w:rPr>
+          <w:color w:val="000000"/>
+          <w:szCs w:val="24"/>
+          <w:shd w:val="clear" w:color="auto" w:fill="FFFFFF"/>
+        </w:rPr>
+        <w:t xml:space="preserve"> tensor </w:t>
+      </w:r>
+      <w:proofErr w:type="spellStart"/>
+      <w:r>
+        <w:rPr>
+          <w:color w:val="000000"/>
+          <w:szCs w:val="24"/>
+          <w:shd w:val="clear" w:color="auto" w:fill="FFFFFF"/>
+        </w:rPr>
+        <w:t>there</w:t>
+      </w:r>
+      <w:proofErr w:type="spellEnd"/>
+      <w:r>
+        <w:rPr>
+          <w:color w:val="000000"/>
+          <w:szCs w:val="24"/>
+          <w:shd w:val="clear" w:color="auto" w:fill="FFFFFF"/>
+        </w:rPr>
+        <w:t xml:space="preserve"> are </w:t>
+      </w:r>
+      <w:proofErr w:type="spellStart"/>
+      <w:r>
+        <w:rPr>
+          <w:color w:val="000000"/>
+          <w:szCs w:val="24"/>
+          <w:shd w:val="clear" w:color="auto" w:fill="FFFFFF"/>
+        </w:rPr>
+        <w:t>available</w:t>
+      </w:r>
+      <w:proofErr w:type="spellEnd"/>
+      <w:r>
+        <w:rPr>
+          <w:color w:val="000000"/>
+          <w:szCs w:val="24"/>
+          <w:shd w:val="clear" w:color="auto" w:fill="FFFFFF"/>
+        </w:rPr>
+        <w:t xml:space="preserve"> </w:t>
+      </w:r>
+      <w:proofErr w:type="spellStart"/>
+      <w:r>
+        <w:rPr>
+          <w:color w:val="000000"/>
+          <w:szCs w:val="24"/>
+          <w:shd w:val="clear" w:color="auto" w:fill="FFFFFF"/>
+        </w:rPr>
+        <w:t>other</w:t>
+      </w:r>
+      <w:proofErr w:type="spellEnd"/>
+      <w:r>
+        <w:rPr>
+          <w:color w:val="000000"/>
+          <w:szCs w:val="24"/>
+          <w:shd w:val="clear" w:color="auto" w:fill="FFFFFF"/>
+        </w:rPr>
+        <w:t xml:space="preserve"> </w:t>
+      </w:r>
+      <w:proofErr w:type="spellStart"/>
+      <w:r>
+        <w:rPr>
+          <w:color w:val="000000"/>
+          <w:szCs w:val="24"/>
+          <w:shd w:val="clear" w:color="auto" w:fill="FFFFFF"/>
+        </w:rPr>
+        <w:t>helper</w:t>
+      </w:r>
+      <w:proofErr w:type="spellEnd"/>
+      <w:r>
+        <w:rPr>
+          <w:color w:val="000000"/>
+          <w:szCs w:val="24"/>
+          <w:shd w:val="clear" w:color="auto" w:fill="FFFFFF"/>
+        </w:rPr>
+        <w:t xml:space="preserve"> data </w:t>
+      </w:r>
+      <w:proofErr w:type="spellStart"/>
+      <w:r>
+        <w:rPr>
+          <w:color w:val="000000"/>
+          <w:szCs w:val="24"/>
+          <w:shd w:val="clear" w:color="auto" w:fill="FFFFFF"/>
+        </w:rPr>
+        <w:t>structures</w:t>
+      </w:r>
+      <w:proofErr w:type="spellEnd"/>
+      <w:r>
+        <w:rPr>
+          <w:color w:val="000000"/>
+          <w:szCs w:val="24"/>
+          <w:shd w:val="clear" w:color="auto" w:fill="FFFFFF"/>
+        </w:rPr>
+        <w:t xml:space="preserve">, </w:t>
+      </w:r>
+      <w:proofErr w:type="spellStart"/>
+      <w:r>
+        <w:rPr>
+          <w:color w:val="000000"/>
+          <w:szCs w:val="24"/>
+          <w:shd w:val="clear" w:color="auto" w:fill="FFFFFF"/>
+        </w:rPr>
+        <w:t>for</w:t>
+      </w:r>
+      <w:proofErr w:type="spellEnd"/>
+      <w:r>
+        <w:rPr>
+          <w:color w:val="000000"/>
+          <w:szCs w:val="24"/>
+          <w:shd w:val="clear" w:color="auto" w:fill="FFFFFF"/>
+        </w:rPr>
+        <w:t xml:space="preserve"> instance a tensor </w:t>
+      </w:r>
+      <w:proofErr w:type="spellStart"/>
+      <w:r>
+        <w:rPr>
+          <w:color w:val="000000"/>
+          <w:szCs w:val="24"/>
+          <w:shd w:val="clear" w:color="auto" w:fill="FFFFFF"/>
+        </w:rPr>
+        <w:t>specialization</w:t>
+      </w:r>
+      <w:proofErr w:type="spellEnd"/>
+      <w:r>
+        <w:rPr>
+          <w:color w:val="000000"/>
+          <w:szCs w:val="24"/>
+          <w:shd w:val="clear" w:color="auto" w:fill="FFFFFF"/>
+        </w:rPr>
+        <w:t xml:space="preserve"> as a matrix.</w:t>
+      </w:r>
+      <w:r>
+        <w:rPr>
+          <w:color w:val="000000"/>
+          <w:szCs w:val="24"/>
+          <w:shd w:val="clear" w:color="auto" w:fill="FFFFFF"/>
+        </w:rPr>
+        <w:t xml:space="preserve"> </w:t>
+      </w:r>
+      <w:proofErr w:type="spellStart"/>
+      <w:r>
+        <w:rPr>
+          <w:color w:val="000000"/>
+          <w:szCs w:val="24"/>
+          <w:shd w:val="clear" w:color="auto" w:fill="FFFFFF"/>
+        </w:rPr>
+        <w:t>This</w:t>
+      </w:r>
+      <w:proofErr w:type="spellEnd"/>
+      <w:r>
+        <w:rPr>
+          <w:color w:val="000000"/>
+          <w:szCs w:val="24"/>
+          <w:shd w:val="clear" w:color="auto" w:fill="FFFFFF"/>
+        </w:rPr>
+        <w:t xml:space="preserve"> </w:t>
+      </w:r>
+      <w:proofErr w:type="spellStart"/>
+      <w:r>
+        <w:rPr>
+          <w:color w:val="000000"/>
+          <w:szCs w:val="24"/>
+          <w:shd w:val="clear" w:color="auto" w:fill="FFFFFF"/>
+        </w:rPr>
+        <w:t>library</w:t>
+      </w:r>
+      <w:proofErr w:type="spellEnd"/>
+      <w:r>
+        <w:rPr>
+          <w:color w:val="000000"/>
+          <w:szCs w:val="24"/>
+          <w:shd w:val="clear" w:color="auto" w:fill="FFFFFF"/>
+        </w:rPr>
+        <w:t xml:space="preserve"> </w:t>
+      </w:r>
+      <w:proofErr w:type="spellStart"/>
+      <w:r>
+        <w:rPr>
+          <w:color w:val="000000"/>
+          <w:szCs w:val="24"/>
+          <w:shd w:val="clear" w:color="auto" w:fill="FFFFFF"/>
+        </w:rPr>
+        <w:t>is</w:t>
+      </w:r>
+      <w:proofErr w:type="spellEnd"/>
+      <w:r>
+        <w:rPr>
+          <w:color w:val="000000"/>
+          <w:szCs w:val="24"/>
+          <w:shd w:val="clear" w:color="auto" w:fill="FFFFFF"/>
+        </w:rPr>
+        <w:t xml:space="preserve"> </w:t>
+      </w:r>
+      <w:proofErr w:type="spellStart"/>
+      <w:r>
+        <w:rPr>
+          <w:color w:val="000000"/>
+          <w:szCs w:val="24"/>
+          <w:shd w:val="clear" w:color="auto" w:fill="FFFFFF"/>
+        </w:rPr>
+        <w:t>impemented</w:t>
+      </w:r>
+      <w:proofErr w:type="spellEnd"/>
+      <w:r>
+        <w:rPr>
+          <w:color w:val="000000"/>
+          <w:szCs w:val="24"/>
+          <w:shd w:val="clear" w:color="auto" w:fill="FFFFFF"/>
+        </w:rPr>
+        <w:t xml:space="preserve"> in C++ </w:t>
+      </w:r>
+      <w:proofErr w:type="spellStart"/>
+      <w:r>
+        <w:rPr>
+          <w:color w:val="000000"/>
+          <w:szCs w:val="24"/>
+          <w:shd w:val="clear" w:color="auto" w:fill="FFFFFF"/>
+        </w:rPr>
+        <w:t>programming</w:t>
+      </w:r>
+      <w:proofErr w:type="spellEnd"/>
+      <w:r>
+        <w:rPr>
+          <w:color w:val="000000"/>
+          <w:szCs w:val="24"/>
+          <w:shd w:val="clear" w:color="auto" w:fill="FFFFFF"/>
+        </w:rPr>
+        <w:t xml:space="preserve"> </w:t>
+      </w:r>
+      <w:proofErr w:type="spellStart"/>
+      <w:r>
+        <w:rPr>
+          <w:color w:val="000000"/>
+          <w:szCs w:val="24"/>
+          <w:shd w:val="clear" w:color="auto" w:fill="FFFFFF"/>
+        </w:rPr>
+        <w:t>language</w:t>
+      </w:r>
+      <w:proofErr w:type="spellEnd"/>
+      <w:r>
+        <w:rPr>
+          <w:color w:val="000000"/>
+          <w:szCs w:val="24"/>
+          <w:shd w:val="clear" w:color="auto" w:fill="FFFFFF"/>
+        </w:rPr>
+        <w:t xml:space="preserve">. </w:t>
+      </w:r>
+      <w:proofErr w:type="spellStart"/>
+      <w:r>
+        <w:rPr>
+          <w:color w:val="000000"/>
+          <w:szCs w:val="24"/>
+          <w:shd w:val="clear" w:color="auto" w:fill="FFFFFF"/>
+        </w:rPr>
+        <w:t>This</w:t>
+      </w:r>
+      <w:proofErr w:type="spellEnd"/>
+      <w:r>
+        <w:rPr>
+          <w:color w:val="000000"/>
+          <w:szCs w:val="24"/>
+          <w:shd w:val="clear" w:color="auto" w:fill="FFFFFF"/>
+        </w:rPr>
+        <w:t xml:space="preserve"> </w:t>
+      </w:r>
+      <w:proofErr w:type="spellStart"/>
+      <w:r>
+        <w:rPr>
+          <w:color w:val="000000"/>
+          <w:szCs w:val="24"/>
+          <w:shd w:val="clear" w:color="auto" w:fill="FFFFFF"/>
+        </w:rPr>
+        <w:t>work</w:t>
+      </w:r>
+      <w:proofErr w:type="spellEnd"/>
+      <w:r>
+        <w:rPr>
+          <w:color w:val="000000"/>
+          <w:szCs w:val="24"/>
+          <w:shd w:val="clear" w:color="auto" w:fill="FFFFFF"/>
+        </w:rPr>
+        <w:t xml:space="preserve"> </w:t>
+      </w:r>
+      <w:proofErr w:type="spellStart"/>
+      <w:r>
+        <w:rPr>
+          <w:color w:val="000000"/>
+          <w:szCs w:val="24"/>
+          <w:shd w:val="clear" w:color="auto" w:fill="FFFFFF"/>
+        </w:rPr>
+        <w:t>also</w:t>
+      </w:r>
+      <w:proofErr w:type="spellEnd"/>
+      <w:r>
+        <w:rPr>
+          <w:color w:val="000000"/>
+          <w:szCs w:val="24"/>
+          <w:shd w:val="clear" w:color="auto" w:fill="FFFFFF"/>
+        </w:rPr>
+        <w:t xml:space="preserve"> </w:t>
+      </w:r>
+      <w:proofErr w:type="spellStart"/>
+      <w:r>
+        <w:rPr>
+          <w:color w:val="000000"/>
+          <w:szCs w:val="24"/>
+          <w:shd w:val="clear" w:color="auto" w:fill="FFFFFF"/>
+        </w:rPr>
+        <w:t>deals</w:t>
+      </w:r>
+      <w:proofErr w:type="spellEnd"/>
+      <w:r>
+        <w:rPr>
+          <w:color w:val="000000"/>
+          <w:szCs w:val="24"/>
+          <w:shd w:val="clear" w:color="auto" w:fill="FFFFFF"/>
+        </w:rPr>
+        <w:t xml:space="preserve"> </w:t>
+      </w:r>
+      <w:proofErr w:type="spellStart"/>
+      <w:r>
+        <w:rPr>
+          <w:color w:val="000000"/>
+          <w:szCs w:val="24"/>
+          <w:shd w:val="clear" w:color="auto" w:fill="FFFFFF"/>
+        </w:rPr>
+        <w:t>with</w:t>
+      </w:r>
+      <w:proofErr w:type="spellEnd"/>
+      <w:r>
+        <w:rPr>
+          <w:color w:val="000000"/>
+          <w:szCs w:val="24"/>
+          <w:shd w:val="clear" w:color="auto" w:fill="FFFFFF"/>
+        </w:rPr>
+        <w:t xml:space="preserve"> </w:t>
+      </w:r>
+      <w:proofErr w:type="spellStart"/>
+      <w:r>
+        <w:rPr>
+          <w:color w:val="000000"/>
+          <w:szCs w:val="24"/>
+          <w:shd w:val="clear" w:color="auto" w:fill="FFFFFF"/>
+        </w:rPr>
+        <w:t>theoretical</w:t>
+      </w:r>
+      <w:proofErr w:type="spellEnd"/>
+      <w:r>
+        <w:rPr>
+          <w:color w:val="000000"/>
+          <w:szCs w:val="24"/>
+          <w:shd w:val="clear" w:color="auto" w:fill="FFFFFF"/>
+        </w:rPr>
+        <w:t xml:space="preserve"> use </w:t>
+      </w:r>
+      <w:proofErr w:type="spellStart"/>
+      <w:r>
+        <w:rPr>
+          <w:color w:val="000000"/>
+          <w:szCs w:val="24"/>
+          <w:shd w:val="clear" w:color="auto" w:fill="FFFFFF"/>
+        </w:rPr>
+        <w:t>of</w:t>
+      </w:r>
+      <w:proofErr w:type="spellEnd"/>
+      <w:r>
+        <w:rPr>
+          <w:color w:val="000000"/>
+          <w:szCs w:val="24"/>
+          <w:shd w:val="clear" w:color="auto" w:fill="FFFFFF"/>
+        </w:rPr>
+        <w:t xml:space="preserve"> tensor.</w:t>
       </w:r>
     </w:p>
     <w:p>
@@ -1571,7 +2365,61 @@
           <w:szCs w:val="24"/>
           <w:shd w:val="clear" w:color="auto" w:fill="FFFFFF"/>
         </w:rPr>
-        <w:t>ensor, data structures, parallelization, library, C++, matrix</w:t>
+        <w:t xml:space="preserve">ensor, data </w:t>
+      </w:r>
+      <w:proofErr w:type="spellStart"/>
+      <w:r>
+        <w:rPr>
+          <w:color w:val="000000"/>
+          <w:szCs w:val="24"/>
+          <w:shd w:val="clear" w:color="auto" w:fill="FFFFFF"/>
+        </w:rPr>
+        <w:t>structures</w:t>
+      </w:r>
+      <w:proofErr w:type="spellEnd"/>
+      <w:r>
+        <w:rPr>
+          <w:color w:val="000000"/>
+          <w:szCs w:val="24"/>
+          <w:shd w:val="clear" w:color="auto" w:fill="FFFFFF"/>
+        </w:rPr>
+        <w:t xml:space="preserve">, </w:t>
+      </w:r>
+      <w:proofErr w:type="spellStart"/>
+      <w:r>
+        <w:rPr>
+          <w:color w:val="000000"/>
+          <w:szCs w:val="24"/>
+          <w:shd w:val="clear" w:color="auto" w:fill="FFFFFF"/>
+        </w:rPr>
+        <w:t>parallelization</w:t>
+      </w:r>
+      <w:proofErr w:type="spellEnd"/>
+      <w:r>
+        <w:rPr>
+          <w:color w:val="000000"/>
+          <w:szCs w:val="24"/>
+          <w:shd w:val="clear" w:color="auto" w:fill="FFFFFF"/>
+        </w:rPr>
+        <w:t xml:space="preserve">, </w:t>
+      </w:r>
+      <w:proofErr w:type="spellStart"/>
+      <w:r>
+        <w:rPr>
+          <w:color w:val="000000"/>
+          <w:szCs w:val="24"/>
+          <w:shd w:val="clear" w:color="auto" w:fill="FFFFFF"/>
+        </w:rPr>
+        <w:t>library</w:t>
+      </w:r>
+      <w:proofErr w:type="spellEnd"/>
+      <w:r>
+        <w:rPr>
+          <w:color w:val="000000"/>
+          <w:szCs w:val="24"/>
+          <w:shd w:val="clear" w:color="auto" w:fill="FFFFFF"/>
+        </w:rPr>
+        <w:t>, C++, matrix</w:t>
       </w:r>
     </w:p>
     <w:p>
@@ -1614,29 +2462,1667 @@
           <w:tab w:val="right" w:leader="dot" w:pos="9060"/>
         </w:tabs>
         <w:rPr>
+          <w:rFonts w:asciiTheme="minorHAnsi" w:eastAsiaTheme="minorEastAsia" w:hAnsiTheme="minorHAnsi" w:cstheme="minorBidi"/>
+          <w:noProof/>
+          <w:kern w:val="2"/>
+          <w:szCs w:val="24"/>
+          <w:lang/>
+          <w14:ligatures w14:val="standardContextual"/>
+        </w:rPr>
+      </w:pPr>
+      <w:r>
+        <w:fldChar w:fldCharType="begin"/>
+      </w:r>
+      <w:r>
+        <w:instrText xml:space="preserve"> TOC \o "1-3" \h \z \u </w:instrText>
+      </w:r>
+      <w:r>
+        <w:fldChar w:fldCharType="separate"/>
+      </w:r>
+      <w:hyperlink w:anchor="_Toc227276680" w:history="1">
+        <w:r>
+          <w:rPr>
+            <w:rStyle w:val="Hypertextovodkaz"/>
+            <w:noProof/>
+            <w:shd w:val="clear" w:color="auto" w:fill="FFFFFF"/>
+          </w:rPr>
+          <w:t>SEZNAM ILUSTRACÍ A TABULEK</w:t>
+        </w:r>
+        <w:r>
+          <w:rPr>
+            <w:noProof/>
+            <w:webHidden/>
+          </w:rPr>
+          <w:tab/>
+        </w:r>
+        <w:r>
+          <w:rPr>
+            <w:noProof/>
+            <w:webHidden/>
+          </w:rPr>
+          <w:fldChar w:fldCharType="begin"/>
+        </w:r>
+        <w:r>
+          <w:rPr>
+            <w:noProof/>
+            <w:webHidden/>
+          </w:rPr>
+          <w:instrText xml:space="preserve"> PAGEREF _Toc227276680 \h </w:instrText>
+        </w:r>
+        <w:r>
+          <w:rPr>
+            <w:noProof/>
+            <w:webHidden/>
+          </w:rPr>
+        </w:r>
+        <w:r>
+          <w:rPr>
+            <w:noProof/>
+            <w:webHidden/>
+          </w:rPr>
+          <w:fldChar w:fldCharType="separate"/>
+        </w:r>
+        <w:r>
+          <w:rPr>
+            <w:noProof/>
+            <w:webHidden/>
+          </w:rPr>
+          <w:t>9</w:t>
+        </w:r>
+        <w:r>
+          <w:rPr>
+            <w:noProof/>
+            <w:webHidden/>
+          </w:rPr>
+          <w:fldChar w:fldCharType="end"/>
+        </w:r>
+      </w:hyperlink>
+    </w:p>
+    <w:p>
+      <w:pPr>
+        <w:pStyle w:val="Obsah1"/>
+        <w:tabs>
+          <w:tab w:val="right" w:leader="dot" w:pos="9060"/>
+        </w:tabs>
+        <w:rPr>
+          <w:rFonts w:asciiTheme="minorHAnsi" w:eastAsiaTheme="minorEastAsia" w:hAnsiTheme="minorHAnsi" w:cstheme="minorBidi"/>
+          <w:noProof/>
+          <w:kern w:val="2"/>
+          <w:szCs w:val="24"/>
+          <w:lang/>
+          <w14:ligatures w14:val="standardContextual"/>
+        </w:rPr>
+      </w:pPr>
+      <w:hyperlink w:anchor="_Toc227276681" w:history="1">
+        <w:r>
+          <w:rPr>
+            <w:rStyle w:val="Hypertextovodkaz"/>
+            <w:noProof/>
+            <w:shd w:val="clear" w:color="auto" w:fill="FFFFFF"/>
+          </w:rPr>
+          <w:t>SEZNAM ZKRATEK A ZNAČEK</w:t>
+        </w:r>
+        <w:r>
+          <w:rPr>
+            <w:noProof/>
+            <w:webHidden/>
+          </w:rPr>
+          <w:tab/>
+        </w:r>
+        <w:r>
+          <w:rPr>
+            <w:noProof/>
+            <w:webHidden/>
+          </w:rPr>
+          <w:fldChar w:fldCharType="begin"/>
+        </w:r>
+        <w:r>
+          <w:rPr>
+            <w:noProof/>
+            <w:webHidden/>
+          </w:rPr>
+          <w:instrText xml:space="preserve"> PAGEREF _Toc227276681 \h </w:instrText>
+        </w:r>
+        <w:r>
+          <w:rPr>
+            <w:noProof/>
+            <w:webHidden/>
+          </w:rPr>
+        </w:r>
+        <w:r>
+          <w:rPr>
+            <w:noProof/>
+            <w:webHidden/>
+          </w:rPr>
+          <w:fldChar w:fldCharType="separate"/>
+        </w:r>
+        <w:r>
+          <w:rPr>
+            <w:noProof/>
+            <w:webHidden/>
+          </w:rPr>
+          <w:t>10</w:t>
+        </w:r>
+        <w:r>
+          <w:rPr>
+            <w:noProof/>
+            <w:webHidden/>
+          </w:rPr>
+          <w:fldChar w:fldCharType="end"/>
+        </w:r>
+      </w:hyperlink>
+    </w:p>
+    <w:p>
+      <w:pPr>
+        <w:pStyle w:val="Obsah1"/>
+        <w:tabs>
+          <w:tab w:val="right" w:leader="dot" w:pos="9060"/>
+        </w:tabs>
+        <w:rPr>
+          <w:rFonts w:asciiTheme="minorHAnsi" w:eastAsiaTheme="minorEastAsia" w:hAnsiTheme="minorHAnsi" w:cstheme="minorBidi"/>
+          <w:noProof/>
+          <w:kern w:val="2"/>
+          <w:szCs w:val="24"/>
+          <w:lang/>
+          <w14:ligatures w14:val="standardContextual"/>
+        </w:rPr>
+      </w:pPr>
+      <w:hyperlink w:anchor="_Toc227276682" w:history="1">
+        <w:r>
+          <w:rPr>
+            <w:rStyle w:val="Hypertextovodkaz"/>
+            <w:noProof/>
+            <w:shd w:val="clear" w:color="auto" w:fill="FFFFFF"/>
+          </w:rPr>
+          <w:t>TERMINOLOGIE</w:t>
+        </w:r>
+        <w:r>
+          <w:rPr>
+            <w:noProof/>
+            <w:webHidden/>
+          </w:rPr>
+          <w:tab/>
+        </w:r>
+        <w:r>
+          <w:rPr>
+            <w:noProof/>
+            <w:webHidden/>
+          </w:rPr>
+          <w:fldChar w:fldCharType="begin"/>
+        </w:r>
+        <w:r>
+          <w:rPr>
+            <w:noProof/>
+            <w:webHidden/>
+          </w:rPr>
+          <w:instrText xml:space="preserve"> PAGEREF _Toc227276682 \h </w:instrText>
+        </w:r>
+        <w:r>
+          <w:rPr>
+            <w:noProof/>
+            <w:webHidden/>
+          </w:rPr>
+        </w:r>
+        <w:r>
+          <w:rPr>
+            <w:noProof/>
+            <w:webHidden/>
+          </w:rPr>
+          <w:fldChar w:fldCharType="separate"/>
+        </w:r>
+        <w:r>
+          <w:rPr>
+            <w:noProof/>
+            <w:webHidden/>
+          </w:rPr>
+          <w:t>11</w:t>
+        </w:r>
+        <w:r>
+          <w:rPr>
+            <w:noProof/>
+            <w:webHidden/>
+          </w:rPr>
+          <w:fldChar w:fldCharType="end"/>
+        </w:r>
+      </w:hyperlink>
+    </w:p>
+    <w:p>
+      <w:pPr>
+        <w:pStyle w:val="Obsah1"/>
+        <w:tabs>
+          <w:tab w:val="right" w:leader="dot" w:pos="9060"/>
+        </w:tabs>
+        <w:rPr>
+          <w:rFonts w:asciiTheme="minorHAnsi" w:eastAsiaTheme="minorEastAsia" w:hAnsiTheme="minorHAnsi" w:cstheme="minorBidi"/>
+          <w:noProof/>
+          <w:kern w:val="2"/>
+          <w:szCs w:val="24"/>
+          <w:lang/>
+          <w14:ligatures w14:val="standardContextual"/>
+        </w:rPr>
+      </w:pPr>
+      <w:hyperlink w:anchor="_Toc227276683" w:history="1">
+        <w:r>
+          <w:rPr>
+            <w:rStyle w:val="Hypertextovodkaz"/>
+            <w:noProof/>
+          </w:rPr>
+          <w:t>ÚVOD</w:t>
+        </w:r>
+        <w:r>
+          <w:rPr>
+            <w:noProof/>
+            <w:webHidden/>
+          </w:rPr>
+          <w:tab/>
+        </w:r>
+        <w:r>
+          <w:rPr>
+            <w:noProof/>
+            <w:webHidden/>
+          </w:rPr>
+          <w:fldChar w:fldCharType="begin"/>
+        </w:r>
+        <w:r>
+          <w:rPr>
+            <w:noProof/>
+            <w:webHidden/>
+          </w:rPr>
+          <w:instrText xml:space="preserve"> PAGEREF _Toc227276683 \h </w:instrText>
+        </w:r>
+        <w:r>
+          <w:rPr>
+            <w:noProof/>
+            <w:webHidden/>
+          </w:rPr>
+        </w:r>
+        <w:r>
+          <w:rPr>
+            <w:noProof/>
+            <w:webHidden/>
+          </w:rPr>
+          <w:fldChar w:fldCharType="separate"/>
+        </w:r>
+        <w:r>
+          <w:rPr>
+            <w:noProof/>
+            <w:webHidden/>
+          </w:rPr>
+          <w:t>12</w:t>
+        </w:r>
+        <w:r>
+          <w:rPr>
+            <w:noProof/>
+            <w:webHidden/>
+          </w:rPr>
+          <w:fldChar w:fldCharType="end"/>
+        </w:r>
+      </w:hyperlink>
+    </w:p>
+    <w:p>
+      <w:pPr>
+        <w:pStyle w:val="Obsah1"/>
+        <w:tabs>
+          <w:tab w:val="right" w:leader="dot" w:pos="9060"/>
+        </w:tabs>
+        <w:rPr>
+          <w:rFonts w:asciiTheme="minorHAnsi" w:eastAsiaTheme="minorEastAsia" w:hAnsiTheme="minorHAnsi" w:cstheme="minorBidi"/>
+          <w:noProof/>
+          <w:kern w:val="2"/>
+          <w:szCs w:val="24"/>
+          <w:lang/>
+          <w14:ligatures w14:val="standardContextual"/>
+        </w:rPr>
+      </w:pPr>
+      <w:hyperlink w:anchor="_Toc227276684" w:history="1">
+        <w:r>
+          <w:rPr>
+            <w:rStyle w:val="Hypertextovodkaz"/>
+            <w:noProof/>
+          </w:rPr>
+          <w:t>1 KONCEPT</w:t>
+        </w:r>
+        <w:r>
+          <w:rPr>
+            <w:noProof/>
+            <w:webHidden/>
+          </w:rPr>
+          <w:tab/>
+        </w:r>
+        <w:r>
+          <w:rPr>
+            <w:noProof/>
+            <w:webHidden/>
+          </w:rPr>
+          <w:fldChar w:fldCharType="begin"/>
+        </w:r>
+        <w:r>
+          <w:rPr>
+            <w:noProof/>
+            <w:webHidden/>
+          </w:rPr>
+          <w:instrText xml:space="preserve"> PAGEREF _Toc227276684 \h </w:instrText>
+        </w:r>
+        <w:r>
+          <w:rPr>
+            <w:noProof/>
+            <w:webHidden/>
+          </w:rPr>
+        </w:r>
+        <w:r>
+          <w:rPr>
+            <w:noProof/>
+            <w:webHidden/>
+          </w:rPr>
+          <w:fldChar w:fldCharType="separate"/>
+        </w:r>
+        <w:r>
+          <w:rPr>
+            <w:noProof/>
+            <w:webHidden/>
+          </w:rPr>
+          <w:t>13</w:t>
+        </w:r>
+        <w:r>
+          <w:rPr>
+            <w:noProof/>
+            <w:webHidden/>
+          </w:rPr>
+          <w:fldChar w:fldCharType="end"/>
+        </w:r>
+      </w:hyperlink>
+    </w:p>
+    <w:p>
+      <w:pPr>
+        <w:pStyle w:val="Obsah2"/>
+        <w:rPr>
+          <w:rFonts w:asciiTheme="minorHAnsi" w:eastAsiaTheme="minorEastAsia" w:hAnsiTheme="minorHAnsi" w:cstheme="minorBidi"/>
+          <w:noProof/>
+          <w:kern w:val="2"/>
+          <w:szCs w:val="24"/>
+          <w:lang/>
+          <w14:ligatures w14:val="standardContextual"/>
+        </w:rPr>
+      </w:pPr>
+      <w:hyperlink w:anchor="_Toc227276685" w:history="1">
+        <w:r>
+          <w:rPr>
+            <w:rStyle w:val="Hypertextovodkaz"/>
+            <w:noProof/>
+          </w:rPr>
+          <w:t>1.1 Uživatelská zkušenost</w:t>
+        </w:r>
+        <w:r>
+          <w:rPr>
+            <w:noProof/>
+            <w:webHidden/>
+          </w:rPr>
+          <w:tab/>
+        </w:r>
+        <w:r>
+          <w:rPr>
+            <w:noProof/>
+            <w:webHidden/>
+          </w:rPr>
+          <w:fldChar w:fldCharType="begin"/>
+        </w:r>
+        <w:r>
+          <w:rPr>
+            <w:noProof/>
+            <w:webHidden/>
+          </w:rPr>
+          <w:instrText xml:space="preserve"> PAGEREF _Toc227276685 \h </w:instrText>
+        </w:r>
+        <w:r>
+          <w:rPr>
+            <w:noProof/>
+            <w:webHidden/>
+          </w:rPr>
+        </w:r>
+        <w:r>
+          <w:rPr>
+            <w:noProof/>
+            <w:webHidden/>
+          </w:rPr>
+          <w:fldChar w:fldCharType="separate"/>
+        </w:r>
+        <w:r>
+          <w:rPr>
+            <w:noProof/>
+            <w:webHidden/>
+          </w:rPr>
+          <w:t>13</w:t>
+        </w:r>
+        <w:r>
+          <w:rPr>
+            <w:noProof/>
+            <w:webHidden/>
+          </w:rPr>
+          <w:fldChar w:fldCharType="end"/>
+        </w:r>
+      </w:hyperlink>
+    </w:p>
+    <w:p>
+      <w:pPr>
+        <w:pStyle w:val="Obsah1"/>
+        <w:tabs>
+          <w:tab w:val="right" w:leader="dot" w:pos="9060"/>
+        </w:tabs>
+        <w:rPr>
+          <w:rFonts w:asciiTheme="minorHAnsi" w:eastAsiaTheme="minorEastAsia" w:hAnsiTheme="minorHAnsi" w:cstheme="minorBidi"/>
+          <w:noProof/>
+          <w:kern w:val="2"/>
+          <w:szCs w:val="24"/>
+          <w:lang/>
+          <w14:ligatures w14:val="standardContextual"/>
+        </w:rPr>
+      </w:pPr>
+      <w:hyperlink w:anchor="_Toc227276686" w:history="1">
+        <w:r>
+          <w:rPr>
+            <w:rStyle w:val="Hypertextovodkaz"/>
+            <w:noProof/>
+          </w:rPr>
+          <w:t>2 IMPLEMENTACE</w:t>
+        </w:r>
+        <w:r>
+          <w:rPr>
+            <w:noProof/>
+            <w:webHidden/>
+          </w:rPr>
+          <w:tab/>
+        </w:r>
+        <w:r>
+          <w:rPr>
+            <w:noProof/>
+            <w:webHidden/>
+          </w:rPr>
+          <w:fldChar w:fldCharType="begin"/>
+        </w:r>
+        <w:r>
+          <w:rPr>
+            <w:noProof/>
+            <w:webHidden/>
+          </w:rPr>
+          <w:instrText xml:space="preserve"> PAGEREF _Toc227276686 \h </w:instrText>
+        </w:r>
+        <w:r>
+          <w:rPr>
+            <w:noProof/>
+            <w:webHidden/>
+          </w:rPr>
+        </w:r>
+        <w:r>
+          <w:rPr>
+            <w:noProof/>
+            <w:webHidden/>
+          </w:rPr>
+          <w:fldChar w:fldCharType="separate"/>
+        </w:r>
+        <w:r>
+          <w:rPr>
+            <w:noProof/>
+            <w:webHidden/>
+          </w:rPr>
+          <w:t>14</w:t>
+        </w:r>
+        <w:r>
+          <w:rPr>
+            <w:noProof/>
+            <w:webHidden/>
+          </w:rPr>
+          <w:fldChar w:fldCharType="end"/>
+        </w:r>
+      </w:hyperlink>
+    </w:p>
+    <w:p>
+      <w:pPr>
+        <w:pStyle w:val="Obsah2"/>
+        <w:rPr>
+          <w:rFonts w:asciiTheme="minorHAnsi" w:eastAsiaTheme="minorEastAsia" w:hAnsiTheme="minorHAnsi" w:cstheme="minorBidi"/>
+          <w:noProof/>
+          <w:kern w:val="2"/>
+          <w:szCs w:val="24"/>
+          <w:lang/>
+          <w14:ligatures w14:val="standardContextual"/>
+        </w:rPr>
+      </w:pPr>
+      <w:hyperlink w:anchor="_Toc227276687" w:history="1">
+        <w:r>
+          <w:rPr>
+            <w:rStyle w:val="Hypertextovodkaz"/>
+            <w:noProof/>
+          </w:rPr>
+          <w:t>2.1 Použité nástroje</w:t>
+        </w:r>
+        <w:r>
+          <w:rPr>
+            <w:noProof/>
+            <w:webHidden/>
+          </w:rPr>
+          <w:tab/>
+        </w:r>
+        <w:r>
+          <w:rPr>
+            <w:noProof/>
+            <w:webHidden/>
+          </w:rPr>
+          <w:fldChar w:fldCharType="begin"/>
+        </w:r>
+        <w:r>
+          <w:rPr>
+            <w:noProof/>
+            <w:webHidden/>
+          </w:rPr>
+          <w:instrText xml:space="preserve"> PAGEREF _Toc227276687 \h </w:instrText>
+        </w:r>
+        <w:r>
+          <w:rPr>
+            <w:noProof/>
+            <w:webHidden/>
+          </w:rPr>
+        </w:r>
+        <w:r>
+          <w:rPr>
+            <w:noProof/>
+            <w:webHidden/>
+          </w:rPr>
+          <w:fldChar w:fldCharType="separate"/>
+        </w:r>
+        <w:r>
+          <w:rPr>
+            <w:noProof/>
+            <w:webHidden/>
+          </w:rPr>
+          <w:t>14</w:t>
+        </w:r>
+        <w:r>
+          <w:rPr>
+            <w:noProof/>
+            <w:webHidden/>
+          </w:rPr>
+          <w:fldChar w:fldCharType="end"/>
+        </w:r>
+      </w:hyperlink>
+    </w:p>
+    <w:p>
+      <w:pPr>
+        <w:pStyle w:val="Obsah2"/>
+        <w:rPr>
+          <w:rFonts w:asciiTheme="minorHAnsi" w:eastAsiaTheme="minorEastAsia" w:hAnsiTheme="minorHAnsi" w:cstheme="minorBidi"/>
+          <w:noProof/>
+          <w:kern w:val="2"/>
+          <w:szCs w:val="24"/>
+          <w:lang/>
+          <w14:ligatures w14:val="standardContextual"/>
+        </w:rPr>
+      </w:pPr>
+      <w:hyperlink w:anchor="_Toc227276688" w:history="1">
+        <w:r>
+          <w:rPr>
+            <w:rStyle w:val="Hypertextovodkaz"/>
+            <w:noProof/>
+          </w:rPr>
+          <w:t>2.2 Komponenty</w:t>
+        </w:r>
+        <w:r>
+          <w:rPr>
+            <w:noProof/>
+            <w:webHidden/>
+          </w:rPr>
+          <w:tab/>
+        </w:r>
+        <w:r>
+          <w:rPr>
+            <w:noProof/>
+            <w:webHidden/>
+          </w:rPr>
+          <w:fldChar w:fldCharType="begin"/>
+        </w:r>
+        <w:r>
+          <w:rPr>
+            <w:noProof/>
+            <w:webHidden/>
+          </w:rPr>
+          <w:instrText xml:space="preserve"> PAGEREF _Toc227276688 \h </w:instrText>
+        </w:r>
+        <w:r>
+          <w:rPr>
+            <w:noProof/>
+            <w:webHidden/>
+          </w:rPr>
+        </w:r>
+        <w:r>
+          <w:rPr>
+            <w:noProof/>
+            <w:webHidden/>
+          </w:rPr>
+          <w:fldChar w:fldCharType="separate"/>
+        </w:r>
+        <w:r>
+          <w:rPr>
+            <w:noProof/>
+            <w:webHidden/>
+          </w:rPr>
+          <w:t>14</w:t>
+        </w:r>
+        <w:r>
+          <w:rPr>
+            <w:noProof/>
+            <w:webHidden/>
+          </w:rPr>
+          <w:fldChar w:fldCharType="end"/>
+        </w:r>
+      </w:hyperlink>
+    </w:p>
+    <w:p>
+      <w:pPr>
+        <w:pStyle w:val="Obsah3"/>
+        <w:tabs>
+          <w:tab w:val="right" w:leader="dot" w:pos="9060"/>
+        </w:tabs>
+        <w:rPr>
+          <w:rFonts w:asciiTheme="minorHAnsi" w:eastAsiaTheme="minorEastAsia" w:hAnsiTheme="minorHAnsi" w:cstheme="minorBidi"/>
+          <w:noProof/>
+          <w:kern w:val="2"/>
+          <w:szCs w:val="24"/>
+          <w:lang/>
+          <w14:ligatures w14:val="standardContextual"/>
+        </w:rPr>
+      </w:pPr>
+      <w:hyperlink w:anchor="_Toc227276689" w:history="1">
+        <w:r>
+          <w:rPr>
+            <w:rStyle w:val="Hypertextovodkaz"/>
+            <w:noProof/>
+          </w:rPr>
+          <w:t>2.2.1</w:t>
+        </w:r>
+        <w:r>
+          <w:rPr>
+            <w:rStyle w:val="Hypertextovodkaz"/>
+            <w:noProof/>
+            <w:lang w:eastAsia="cs-CZ"/>
+          </w:rPr>
+          <w:t xml:space="preserve"> Lineární kontejner</w:t>
+        </w:r>
+        <w:r>
+          <w:rPr>
+            <w:noProof/>
+            <w:webHidden/>
+          </w:rPr>
+          <w:tab/>
+        </w:r>
+        <w:r>
+          <w:rPr>
+            <w:noProof/>
+            <w:webHidden/>
+          </w:rPr>
+          <w:fldChar w:fldCharType="begin"/>
+        </w:r>
+        <w:r>
+          <w:rPr>
+            <w:noProof/>
+            <w:webHidden/>
+          </w:rPr>
+          <w:instrText xml:space="preserve"> PAGEREF _Toc227276689 \h </w:instrText>
+        </w:r>
+        <w:r>
+          <w:rPr>
+            <w:noProof/>
+            <w:webHidden/>
+          </w:rPr>
+        </w:r>
+        <w:r>
+          <w:rPr>
+            <w:noProof/>
+            <w:webHidden/>
+          </w:rPr>
+          <w:fldChar w:fldCharType="separate"/>
+        </w:r>
+        <w:r>
+          <w:rPr>
+            <w:noProof/>
+            <w:webHidden/>
+          </w:rPr>
+          <w:t>14</w:t>
+        </w:r>
+        <w:r>
+          <w:rPr>
+            <w:noProof/>
+            <w:webHidden/>
+          </w:rPr>
+          <w:fldChar w:fldCharType="end"/>
+        </w:r>
+      </w:hyperlink>
+    </w:p>
+    <w:p>
+      <w:pPr>
+        <w:pStyle w:val="Obsah3"/>
+        <w:tabs>
+          <w:tab w:val="right" w:leader="dot" w:pos="9060"/>
+        </w:tabs>
+        <w:rPr>
+          <w:rFonts w:asciiTheme="minorHAnsi" w:eastAsiaTheme="minorEastAsia" w:hAnsiTheme="minorHAnsi" w:cstheme="minorBidi"/>
+          <w:noProof/>
+          <w:kern w:val="2"/>
+          <w:szCs w:val="24"/>
+          <w:lang/>
+          <w14:ligatures w14:val="standardContextual"/>
+        </w:rPr>
+      </w:pPr>
+      <w:hyperlink w:anchor="_Toc227276690" w:history="1">
+        <w:r>
+          <w:rPr>
+            <w:rStyle w:val="Hypertextovodkaz"/>
+            <w:noProof/>
+            <w:lang w:eastAsia="cs-CZ"/>
+          </w:rPr>
+          <w:t>2.2.2 Tenzor</w:t>
+        </w:r>
+        <w:r>
+          <w:rPr>
+            <w:noProof/>
+            <w:webHidden/>
+          </w:rPr>
+          <w:tab/>
+        </w:r>
+        <w:r>
+          <w:rPr>
+            <w:noProof/>
+            <w:webHidden/>
+          </w:rPr>
+          <w:fldChar w:fldCharType="begin"/>
+        </w:r>
+        <w:r>
+          <w:rPr>
+            <w:noProof/>
+            <w:webHidden/>
+          </w:rPr>
+          <w:instrText xml:space="preserve"> PAGEREF _Toc227276690 \h </w:instrText>
+        </w:r>
+        <w:r>
+          <w:rPr>
+            <w:noProof/>
+            <w:webHidden/>
+          </w:rPr>
+        </w:r>
+        <w:r>
+          <w:rPr>
+            <w:noProof/>
+            <w:webHidden/>
+          </w:rPr>
+          <w:fldChar w:fldCharType="separate"/>
+        </w:r>
+        <w:r>
+          <w:rPr>
+            <w:noProof/>
+            <w:webHidden/>
+          </w:rPr>
+          <w:t>14</w:t>
+        </w:r>
+        <w:r>
+          <w:rPr>
+            <w:noProof/>
+            <w:webHidden/>
+          </w:rPr>
+          <w:fldChar w:fldCharType="end"/>
+        </w:r>
+      </w:hyperlink>
+    </w:p>
+    <w:p>
+      <w:pPr>
+        <w:pStyle w:val="Obsah3"/>
+        <w:tabs>
+          <w:tab w:val="right" w:leader="dot" w:pos="9060"/>
+        </w:tabs>
+        <w:rPr>
+          <w:rFonts w:asciiTheme="minorHAnsi" w:eastAsiaTheme="minorEastAsia" w:hAnsiTheme="minorHAnsi" w:cstheme="minorBidi"/>
+          <w:noProof/>
+          <w:kern w:val="2"/>
+          <w:szCs w:val="24"/>
+          <w:lang/>
+          <w14:ligatures w14:val="standardContextual"/>
+        </w:rPr>
+      </w:pPr>
+      <w:hyperlink w:anchor="_Toc227276691" w:history="1">
+        <w:r>
+          <w:rPr>
+            <w:rStyle w:val="Hypertextovodkaz"/>
+            <w:noProof/>
+            <w:lang w:eastAsia="cs-CZ"/>
+          </w:rPr>
+          <w:t>2.2.3 Paralelní tenzor</w:t>
+        </w:r>
+        <w:r>
+          <w:rPr>
+            <w:noProof/>
+            <w:webHidden/>
+          </w:rPr>
+          <w:tab/>
+        </w:r>
+        <w:r>
+          <w:rPr>
+            <w:noProof/>
+            <w:webHidden/>
+          </w:rPr>
+          <w:fldChar w:fldCharType="begin"/>
+        </w:r>
+        <w:r>
+          <w:rPr>
+            <w:noProof/>
+            <w:webHidden/>
+          </w:rPr>
+          <w:instrText xml:space="preserve"> PAGEREF _Toc227276691 \h </w:instrText>
+        </w:r>
+        <w:r>
+          <w:rPr>
+            <w:noProof/>
+            <w:webHidden/>
+          </w:rPr>
+        </w:r>
+        <w:r>
+          <w:rPr>
+            <w:noProof/>
+            <w:webHidden/>
+          </w:rPr>
+          <w:fldChar w:fldCharType="separate"/>
+        </w:r>
+        <w:r>
+          <w:rPr>
+            <w:noProof/>
+            <w:webHidden/>
+          </w:rPr>
+          <w:t>14</w:t>
+        </w:r>
+        <w:r>
+          <w:rPr>
+            <w:noProof/>
+            <w:webHidden/>
+          </w:rPr>
+          <w:fldChar w:fldCharType="end"/>
+        </w:r>
+      </w:hyperlink>
+    </w:p>
+    <w:p>
+      <w:pPr>
+        <w:pStyle w:val="Obsah3"/>
+        <w:tabs>
+          <w:tab w:val="right" w:leader="dot" w:pos="9060"/>
+        </w:tabs>
+        <w:rPr>
+          <w:rFonts w:asciiTheme="minorHAnsi" w:eastAsiaTheme="minorEastAsia" w:hAnsiTheme="minorHAnsi" w:cstheme="minorBidi"/>
+          <w:noProof/>
+          <w:kern w:val="2"/>
+          <w:szCs w:val="24"/>
+          <w:lang/>
+          <w14:ligatures w14:val="standardContextual"/>
+        </w:rPr>
+      </w:pPr>
+      <w:hyperlink w:anchor="_Toc227276692" w:history="1">
+        <w:r>
+          <w:rPr>
+            <w:rStyle w:val="Hypertextovodkaz"/>
+            <w:noProof/>
+            <w:lang w:eastAsia="cs-CZ"/>
+          </w:rPr>
+          <w:t>2.2.4 Matice</w:t>
+        </w:r>
+        <w:r>
+          <w:rPr>
+            <w:noProof/>
+            <w:webHidden/>
+          </w:rPr>
+          <w:tab/>
+        </w:r>
+        <w:r>
+          <w:rPr>
+            <w:noProof/>
+            <w:webHidden/>
+          </w:rPr>
+          <w:fldChar w:fldCharType="begin"/>
+        </w:r>
+        <w:r>
+          <w:rPr>
+            <w:noProof/>
+            <w:webHidden/>
+          </w:rPr>
+          <w:instrText xml:space="preserve"> PAGEREF _Toc227276692 \h </w:instrText>
+        </w:r>
+        <w:r>
+          <w:rPr>
+            <w:noProof/>
+            <w:webHidden/>
+          </w:rPr>
+        </w:r>
+        <w:r>
+          <w:rPr>
+            <w:noProof/>
+            <w:webHidden/>
+          </w:rPr>
+          <w:fldChar w:fldCharType="separate"/>
+        </w:r>
+        <w:r>
+          <w:rPr>
+            <w:noProof/>
+            <w:webHidden/>
+          </w:rPr>
+          <w:t>14</w:t>
+        </w:r>
+        <w:r>
+          <w:rPr>
+            <w:noProof/>
+            <w:webHidden/>
+          </w:rPr>
+          <w:fldChar w:fldCharType="end"/>
+        </w:r>
+      </w:hyperlink>
+    </w:p>
+    <w:p>
+      <w:pPr>
+        <w:pStyle w:val="Obsah3"/>
+        <w:tabs>
+          <w:tab w:val="right" w:leader="dot" w:pos="9060"/>
+        </w:tabs>
+        <w:rPr>
+          <w:rFonts w:asciiTheme="minorHAnsi" w:eastAsiaTheme="minorEastAsia" w:hAnsiTheme="minorHAnsi" w:cstheme="minorBidi"/>
+          <w:noProof/>
+          <w:kern w:val="2"/>
+          <w:szCs w:val="24"/>
+          <w:lang/>
+          <w14:ligatures w14:val="standardContextual"/>
+        </w:rPr>
+      </w:pPr>
+      <w:hyperlink w:anchor="_Toc227276693" w:history="1">
+        <w:r>
+          <w:rPr>
+            <w:rStyle w:val="Hypertextovodkaz"/>
+            <w:noProof/>
+            <w:lang w:eastAsia="cs-CZ"/>
+          </w:rPr>
+          <w:t>2.2.5 Paralelní matice</w:t>
+        </w:r>
+        <w:r>
+          <w:rPr>
+            <w:noProof/>
+            <w:webHidden/>
+          </w:rPr>
+          <w:tab/>
+        </w:r>
+        <w:r>
+          <w:rPr>
+            <w:noProof/>
+            <w:webHidden/>
+          </w:rPr>
+          <w:fldChar w:fldCharType="begin"/>
+        </w:r>
+        <w:r>
+          <w:rPr>
+            <w:noProof/>
+            <w:webHidden/>
+          </w:rPr>
+          <w:instrText xml:space="preserve"> PAGEREF _Toc227276693 \h </w:instrText>
+        </w:r>
+        <w:r>
+          <w:rPr>
+            <w:noProof/>
+            <w:webHidden/>
+          </w:rPr>
+        </w:r>
+        <w:r>
+          <w:rPr>
+            <w:noProof/>
+            <w:webHidden/>
+          </w:rPr>
+          <w:fldChar w:fldCharType="separate"/>
+        </w:r>
+        <w:r>
+          <w:rPr>
+            <w:noProof/>
+            <w:webHidden/>
+          </w:rPr>
+          <w:t>14</w:t>
+        </w:r>
+        <w:r>
+          <w:rPr>
+            <w:noProof/>
+            <w:webHidden/>
+          </w:rPr>
+          <w:fldChar w:fldCharType="end"/>
+        </w:r>
+      </w:hyperlink>
+    </w:p>
+    <w:p>
+      <w:pPr>
+        <w:pStyle w:val="Obsah3"/>
+        <w:tabs>
+          <w:tab w:val="right" w:leader="dot" w:pos="9060"/>
+        </w:tabs>
+        <w:rPr>
+          <w:rFonts w:asciiTheme="minorHAnsi" w:eastAsiaTheme="minorEastAsia" w:hAnsiTheme="minorHAnsi" w:cstheme="minorBidi"/>
+          <w:noProof/>
+          <w:kern w:val="2"/>
+          <w:szCs w:val="24"/>
+          <w:lang/>
+          <w14:ligatures w14:val="standardContextual"/>
+        </w:rPr>
+      </w:pPr>
+      <w:hyperlink w:anchor="_Toc227276694" w:history="1">
+        <w:r>
+          <w:rPr>
+            <w:rStyle w:val="Hypertextovodkaz"/>
+            <w:noProof/>
+            <w:lang w:eastAsia="cs-CZ"/>
+          </w:rPr>
+          <w:t>2.2.6 N-nární strom</w:t>
+        </w:r>
+        <w:r>
+          <w:rPr>
+            <w:noProof/>
+            <w:webHidden/>
+          </w:rPr>
+          <w:tab/>
+        </w:r>
+        <w:r>
+          <w:rPr>
+            <w:noProof/>
+            <w:webHidden/>
+          </w:rPr>
+          <w:fldChar w:fldCharType="begin"/>
+        </w:r>
+        <w:r>
+          <w:rPr>
+            <w:noProof/>
+            <w:webHidden/>
+          </w:rPr>
+          <w:instrText xml:space="preserve"> PAGEREF _Toc227276694 \h </w:instrText>
+        </w:r>
+        <w:r>
+          <w:rPr>
+            <w:noProof/>
+            <w:webHidden/>
+          </w:rPr>
+        </w:r>
+        <w:r>
+          <w:rPr>
+            <w:noProof/>
+            <w:webHidden/>
+          </w:rPr>
+          <w:fldChar w:fldCharType="separate"/>
+        </w:r>
+        <w:r>
+          <w:rPr>
+            <w:noProof/>
+            <w:webHidden/>
+          </w:rPr>
+          <w:t>14</w:t>
+        </w:r>
+        <w:r>
+          <w:rPr>
+            <w:noProof/>
+            <w:webHidden/>
+          </w:rPr>
+          <w:fldChar w:fldCharType="end"/>
+        </w:r>
+      </w:hyperlink>
+    </w:p>
+    <w:p>
+      <w:pPr>
+        <w:pStyle w:val="Obsah2"/>
+        <w:rPr>
+          <w:rFonts w:asciiTheme="minorHAnsi" w:eastAsiaTheme="minorEastAsia" w:hAnsiTheme="minorHAnsi" w:cstheme="minorBidi"/>
+          <w:noProof/>
+          <w:kern w:val="2"/>
+          <w:szCs w:val="24"/>
+          <w:lang/>
+          <w14:ligatures w14:val="standardContextual"/>
+        </w:rPr>
+      </w:pPr>
+      <w:hyperlink w:anchor="_Toc227276695" w:history="1">
+        <w:r>
+          <w:rPr>
+            <w:rStyle w:val="Hypertextovodkaz"/>
+            <w:noProof/>
+            <w:lang w:eastAsia="cs-CZ"/>
+          </w:rPr>
+          <w:t>2.3 Testy</w:t>
+        </w:r>
+        <w:r>
+          <w:rPr>
+            <w:noProof/>
+            <w:webHidden/>
+          </w:rPr>
+          <w:tab/>
+        </w:r>
+        <w:r>
+          <w:rPr>
+            <w:noProof/>
+            <w:webHidden/>
+          </w:rPr>
+          <w:fldChar w:fldCharType="begin"/>
+        </w:r>
+        <w:r>
+          <w:rPr>
+            <w:noProof/>
+            <w:webHidden/>
+          </w:rPr>
+          <w:instrText xml:space="preserve"> PAGEREF _Toc227276695 \h </w:instrText>
+        </w:r>
+        <w:r>
+          <w:rPr>
+            <w:noProof/>
+            <w:webHidden/>
+          </w:rPr>
+        </w:r>
+        <w:r>
+          <w:rPr>
+            <w:noProof/>
+            <w:webHidden/>
+          </w:rPr>
+          <w:fldChar w:fldCharType="separate"/>
+        </w:r>
+        <w:r>
+          <w:rPr>
+            <w:noProof/>
+            <w:webHidden/>
+          </w:rPr>
+          <w:t>14</w:t>
+        </w:r>
+        <w:r>
+          <w:rPr>
+            <w:noProof/>
+            <w:webHidden/>
+          </w:rPr>
+          <w:fldChar w:fldCharType="end"/>
+        </w:r>
+      </w:hyperlink>
+    </w:p>
+    <w:p>
+      <w:pPr>
+        <w:pStyle w:val="Obsah3"/>
+        <w:tabs>
+          <w:tab w:val="right" w:leader="dot" w:pos="9060"/>
+        </w:tabs>
+        <w:rPr>
+          <w:rFonts w:asciiTheme="minorHAnsi" w:eastAsiaTheme="minorEastAsia" w:hAnsiTheme="minorHAnsi" w:cstheme="minorBidi"/>
+          <w:noProof/>
+          <w:kern w:val="2"/>
+          <w:szCs w:val="24"/>
+          <w:lang/>
+          <w14:ligatures w14:val="standardContextual"/>
+        </w:rPr>
+      </w:pPr>
+      <w:hyperlink w:anchor="_Toc227276696" w:history="1">
+        <w:r>
+          <w:rPr>
+            <w:rStyle w:val="Hypertextovodkaz"/>
+            <w:noProof/>
+            <w:lang w:eastAsia="cs-CZ"/>
+          </w:rPr>
+          <w:t>2.3.1 Unit testování</w:t>
+        </w:r>
+        <w:r>
+          <w:rPr>
+            <w:noProof/>
+            <w:webHidden/>
+          </w:rPr>
+          <w:tab/>
+        </w:r>
+        <w:r>
+          <w:rPr>
+            <w:noProof/>
+            <w:webHidden/>
+          </w:rPr>
+          <w:fldChar w:fldCharType="begin"/>
+        </w:r>
+        <w:r>
+          <w:rPr>
+            <w:noProof/>
+            <w:webHidden/>
+          </w:rPr>
+          <w:instrText xml:space="preserve"> PAGEREF _Toc227276696 \h </w:instrText>
+        </w:r>
+        <w:r>
+          <w:rPr>
+            <w:noProof/>
+            <w:webHidden/>
+          </w:rPr>
+        </w:r>
+        <w:r>
+          <w:rPr>
+            <w:noProof/>
+            <w:webHidden/>
+          </w:rPr>
+          <w:fldChar w:fldCharType="separate"/>
+        </w:r>
+        <w:r>
+          <w:rPr>
+            <w:noProof/>
+            <w:webHidden/>
+          </w:rPr>
+          <w:t>14</w:t>
+        </w:r>
+        <w:r>
+          <w:rPr>
+            <w:noProof/>
+            <w:webHidden/>
+          </w:rPr>
+          <w:fldChar w:fldCharType="end"/>
+        </w:r>
+      </w:hyperlink>
+    </w:p>
+    <w:p>
+      <w:pPr>
+        <w:pStyle w:val="Obsah3"/>
+        <w:tabs>
+          <w:tab w:val="right" w:leader="dot" w:pos="9060"/>
+        </w:tabs>
+        <w:rPr>
+          <w:rFonts w:asciiTheme="minorHAnsi" w:eastAsiaTheme="minorEastAsia" w:hAnsiTheme="minorHAnsi" w:cstheme="minorBidi"/>
+          <w:noProof/>
+          <w:kern w:val="2"/>
+          <w:szCs w:val="24"/>
+          <w:lang/>
+          <w14:ligatures w14:val="standardContextual"/>
+        </w:rPr>
+      </w:pPr>
+      <w:hyperlink w:anchor="_Toc227276697" w:history="1">
+        <w:r>
+          <w:rPr>
+            <w:rStyle w:val="Hypertextovodkaz"/>
+            <w:noProof/>
+            <w:lang w:eastAsia="cs-CZ"/>
+          </w:rPr>
+          <w:t>2.3.2 Zátěžové testování</w:t>
+        </w:r>
+        <w:r>
+          <w:rPr>
+            <w:noProof/>
+            <w:webHidden/>
+          </w:rPr>
+          <w:tab/>
+        </w:r>
+        <w:r>
+          <w:rPr>
+            <w:noProof/>
+            <w:webHidden/>
+          </w:rPr>
+          <w:fldChar w:fldCharType="begin"/>
+        </w:r>
+        <w:r>
+          <w:rPr>
+            <w:noProof/>
+            <w:webHidden/>
+          </w:rPr>
+          <w:instrText xml:space="preserve"> PAGEREF _Toc227276697 \h </w:instrText>
+        </w:r>
+        <w:r>
+          <w:rPr>
+            <w:noProof/>
+            <w:webHidden/>
+          </w:rPr>
+        </w:r>
+        <w:r>
+          <w:rPr>
+            <w:noProof/>
+            <w:webHidden/>
+          </w:rPr>
+          <w:fldChar w:fldCharType="separate"/>
+        </w:r>
+        <w:r>
+          <w:rPr>
+            <w:noProof/>
+            <w:webHidden/>
+          </w:rPr>
+          <w:t>14</w:t>
+        </w:r>
+        <w:r>
+          <w:rPr>
+            <w:noProof/>
+            <w:webHidden/>
+          </w:rPr>
+          <w:fldChar w:fldCharType="end"/>
+        </w:r>
+      </w:hyperlink>
+    </w:p>
+    <w:p>
+      <w:pPr>
+        <w:pStyle w:val="Obsah1"/>
+        <w:tabs>
+          <w:tab w:val="right" w:leader="dot" w:pos="9060"/>
+        </w:tabs>
+        <w:rPr>
+          <w:rFonts w:asciiTheme="minorHAnsi" w:eastAsiaTheme="minorEastAsia" w:hAnsiTheme="minorHAnsi" w:cstheme="minorBidi"/>
+          <w:noProof/>
+          <w:kern w:val="2"/>
+          <w:szCs w:val="24"/>
+          <w:lang/>
+          <w14:ligatures w14:val="standardContextual"/>
+        </w:rPr>
+      </w:pPr>
+      <w:hyperlink w:anchor="_Toc227276698" w:history="1">
+        <w:r>
+          <w:rPr>
+            <w:rStyle w:val="Hypertextovodkaz"/>
+            <w:noProof/>
+          </w:rPr>
+          <w:t>ZÁVĚR</w:t>
+        </w:r>
+        <w:r>
+          <w:rPr>
+            <w:noProof/>
+            <w:webHidden/>
+          </w:rPr>
+          <w:tab/>
+        </w:r>
+        <w:r>
+          <w:rPr>
+            <w:noProof/>
+            <w:webHidden/>
+          </w:rPr>
+          <w:fldChar w:fldCharType="begin"/>
+        </w:r>
+        <w:r>
+          <w:rPr>
+            <w:noProof/>
+            <w:webHidden/>
+          </w:rPr>
+          <w:instrText xml:space="preserve"> PAGEREF _Toc227276698 \h </w:instrText>
+        </w:r>
+        <w:r>
+          <w:rPr>
+            <w:noProof/>
+            <w:webHidden/>
+          </w:rPr>
+        </w:r>
+        <w:r>
+          <w:rPr>
+            <w:noProof/>
+            <w:webHidden/>
+          </w:rPr>
+          <w:fldChar w:fldCharType="separate"/>
+        </w:r>
+        <w:r>
+          <w:rPr>
+            <w:noProof/>
+            <w:webHidden/>
+          </w:rPr>
+          <w:t>16</w:t>
+        </w:r>
+        <w:r>
+          <w:rPr>
+            <w:noProof/>
+            <w:webHidden/>
+          </w:rPr>
+          <w:fldChar w:fldCharType="end"/>
+        </w:r>
+      </w:hyperlink>
+    </w:p>
+    <w:p>
+      <w:pPr>
+        <w:pStyle w:val="Obsah1"/>
+        <w:tabs>
+          <w:tab w:val="right" w:leader="dot" w:pos="9060"/>
+        </w:tabs>
+        <w:rPr>
+          <w:rFonts w:asciiTheme="minorHAnsi" w:eastAsiaTheme="minorEastAsia" w:hAnsiTheme="minorHAnsi" w:cstheme="minorBidi"/>
+          <w:noProof/>
+          <w:kern w:val="2"/>
+          <w:szCs w:val="24"/>
+          <w:lang/>
+          <w14:ligatures w14:val="standardContextual"/>
+        </w:rPr>
+      </w:pPr>
+      <w:hyperlink w:anchor="_Toc227276699" w:history="1">
+        <w:r>
+          <w:rPr>
+            <w:rStyle w:val="Hypertextovodkaz"/>
+            <w:noProof/>
+          </w:rPr>
+          <w:t>POUŽITÁ LITERATURA</w:t>
+        </w:r>
+        <w:r>
+          <w:rPr>
+            <w:noProof/>
+            <w:webHidden/>
+          </w:rPr>
+          <w:tab/>
+        </w:r>
+        <w:r>
+          <w:rPr>
+            <w:noProof/>
+            <w:webHidden/>
+          </w:rPr>
+          <w:fldChar w:fldCharType="begin"/>
+        </w:r>
+        <w:r>
+          <w:rPr>
+            <w:noProof/>
+            <w:webHidden/>
+          </w:rPr>
+          <w:instrText xml:space="preserve"> PAGEREF _Toc227276699 \h </w:instrText>
+        </w:r>
+        <w:r>
+          <w:rPr>
+            <w:noProof/>
+            <w:webHidden/>
+          </w:rPr>
+        </w:r>
+        <w:r>
+          <w:rPr>
+            <w:noProof/>
+            <w:webHidden/>
+          </w:rPr>
+          <w:fldChar w:fldCharType="separate"/>
+        </w:r>
+        <w:r>
+          <w:rPr>
+            <w:noProof/>
+            <w:webHidden/>
+          </w:rPr>
+          <w:t>17</w:t>
+        </w:r>
+        <w:r>
+          <w:rPr>
+            <w:noProof/>
+            <w:webHidden/>
+          </w:rPr>
+          <w:fldChar w:fldCharType="end"/>
+        </w:r>
+      </w:hyperlink>
+    </w:p>
+    <w:p>
+      <w:pPr>
+        <w:pStyle w:val="Obsah1"/>
+        <w:tabs>
+          <w:tab w:val="right" w:leader="dot" w:pos="9060"/>
+        </w:tabs>
+        <w:rPr>
+          <w:rFonts w:asciiTheme="minorHAnsi" w:eastAsiaTheme="minorEastAsia" w:hAnsiTheme="minorHAnsi" w:cstheme="minorBidi"/>
+          <w:noProof/>
+          <w:kern w:val="2"/>
+          <w:szCs w:val="24"/>
+          <w:lang/>
+          <w14:ligatures w14:val="standardContextual"/>
+        </w:rPr>
+      </w:pPr>
+      <w:hyperlink w:anchor="_Toc227276700" w:history="1">
+        <w:r>
+          <w:rPr>
+            <w:rStyle w:val="Hypertextovodkaz"/>
+            <w:noProof/>
+          </w:rPr>
+          <w:t>SEZNAM PŘÍLOH</w:t>
+        </w:r>
+        <w:r>
+          <w:rPr>
+            <w:noProof/>
+            <w:webHidden/>
+          </w:rPr>
+          <w:tab/>
+        </w:r>
+        <w:r>
+          <w:rPr>
+            <w:noProof/>
+            <w:webHidden/>
+          </w:rPr>
+          <w:fldChar w:fldCharType="begin"/>
+        </w:r>
+        <w:r>
+          <w:rPr>
+            <w:noProof/>
+            <w:webHidden/>
+          </w:rPr>
+          <w:instrText xml:space="preserve"> PAGEREF _Toc227276700 \h </w:instrText>
+        </w:r>
+        <w:r>
+          <w:rPr>
+            <w:noProof/>
+            <w:webHidden/>
+          </w:rPr>
+        </w:r>
+        <w:r>
+          <w:rPr>
+            <w:noProof/>
+            <w:webHidden/>
+          </w:rPr>
+          <w:fldChar w:fldCharType="separate"/>
+        </w:r>
+        <w:r>
+          <w:rPr>
+            <w:noProof/>
+            <w:webHidden/>
+          </w:rPr>
+          <w:t>18</w:t>
+        </w:r>
+        <w:r>
+          <w:rPr>
+            <w:noProof/>
+            <w:webHidden/>
+          </w:rPr>
+          <w:fldChar w:fldCharType="end"/>
+        </w:r>
+      </w:hyperlink>
+    </w:p>
+    <w:p>
+      <w:r>
+        <w:rPr>
+          <w:b/>
+          <w:bCs/>
+        </w:rPr>
+        <w:fldChar w:fldCharType="end"/>
+      </w:r>
+    </w:p>
+    <w:p>
+      <w:pPr>
+        <w:rPr>
+          <w:color w:val="000000"/>
+          <w:szCs w:val="24"/>
+          <w:shd w:val="clear" w:color="auto" w:fill="FFFFFF"/>
+        </w:rPr>
+      </w:pPr>
+      <w:r>
+        <w:rPr>
+          <w:color w:val="000000"/>
+          <w:szCs w:val="24"/>
+          <w:shd w:val="clear" w:color="auto" w:fill="FFFFFF"/>
+        </w:rPr>
+        <w:br w:type="page"/>
+      </w:r>
+    </w:p>
+    <w:p>
+      <w:pPr>
+        <w:pStyle w:val="Nadpis1"/>
+      </w:pPr>
+      <w:bookmarkStart w:id="0" w:name="_Toc227276680"/>
+      <w:r>
+        <w:rPr>
+          <w:shd w:val="clear" w:color="auto" w:fill="FFFFFF"/>
+        </w:rPr>
+        <w:lastRenderedPageBreak/>
+        <w:t>SEZNAM ILUSTRACÍ A TABULEK</w:t>
+      </w:r>
+      <w:bookmarkEnd w:id="0"/>
+    </w:p>
+    <w:p>
+      <w:pPr>
+        <w:pStyle w:val="Seznamobrzk"/>
+        <w:tabs>
+          <w:tab w:val="right" w:leader="dot" w:pos="9060"/>
+        </w:tabs>
+        <w:rPr>
+          <w:noProof/>
+        </w:rPr>
+      </w:pPr>
+      <w:r>
+        <w:rPr>
+          <w:color w:val="000000"/>
+          <w:szCs w:val="24"/>
+          <w:shd w:val="clear" w:color="auto" w:fill="FFFFFF"/>
+        </w:rPr>
+        <w:fldChar w:fldCharType="begin"/>
+      </w:r>
+      <w:r>
+        <w:rPr>
+          <w:color w:val="000000"/>
+          <w:szCs w:val="24"/>
+          <w:shd w:val="clear" w:color="auto" w:fill="FFFFFF"/>
+        </w:rPr>
+        <w:instrText xml:space="preserve"> TOC \h \z \c "Obrázek" </w:instrText>
+      </w:r>
+      <w:r>
+        <w:rPr>
+          <w:color w:val="000000"/>
+          <w:szCs w:val="24"/>
+          <w:shd w:val="clear" w:color="auto" w:fill="FFFFFF"/>
+        </w:rPr>
+        <w:fldChar w:fldCharType="end"/>
+      </w:r>
+      <w:r>
+        <w:rPr>
+          <w:color w:val="000000"/>
+          <w:szCs w:val="24"/>
+          <w:shd w:val="clear" w:color="auto" w:fill="FFFFFF"/>
+        </w:rPr>
+        <w:fldChar w:fldCharType="begin"/>
+      </w:r>
+      <w:r>
+        <w:rPr>
+          <w:color w:val="000000"/>
+          <w:szCs w:val="24"/>
+          <w:shd w:val="clear" w:color="auto" w:fill="FFFFFF"/>
+        </w:rPr>
+        <w:instrText xml:space="preserve"> TOC \h \z \c "Obrázek" </w:instrText>
+      </w:r>
+      <w:r>
+        <w:rPr>
+          <w:color w:val="000000"/>
+          <w:szCs w:val="24"/>
+          <w:shd w:val="clear" w:color="auto" w:fill="FFFFFF"/>
+        </w:rPr>
+        <w:fldChar w:fldCharType="separate"/>
+      </w:r>
+    </w:p>
+    <w:p>
+      <w:pPr>
+        <w:pStyle w:val="Seznamobrzk"/>
+        <w:tabs>
+          <w:tab w:val="right" w:leader="dot" w:pos="9060"/>
+        </w:tabs>
+        <w:rPr>
           <w:rFonts w:ascii="Calibri" w:eastAsia="Times New Roman" w:hAnsi="Calibri"/>
           <w:noProof/>
           <w:sz w:val="22"/>
           <w:lang w:eastAsia="cs-CZ"/>
         </w:rPr>
       </w:pPr>
-      <w:r>
-        <w:fldChar w:fldCharType="begin"/>
-      </w:r>
-      <w:r>
-        <w:instrText xml:space="preserve"> TOC \o "1-3" \h \z \u </w:instrText>
-      </w:r>
-      <w:r>
-        <w:fldChar w:fldCharType="separate"/>
-      </w:r>
-      <w:hyperlink w:anchor="_Toc116383954" w:history="1">
+      <w:hyperlink w:anchor="_Toc24459062" w:history="1">
         <w:r>
           <w:rPr>
             <w:rStyle w:val="Hypertextovodkaz"/>
             <w:noProof/>
-            <w:shd w:val="clear" w:color="auto" w:fill="FFFFFF"/>
-          </w:rPr>
-          <w:t>SEZNAM ILUSTRACÍ A TABULEK</w:t>
+          </w:rPr>
+          <w:t>Obrázek 1: Balonky</w:t>
         </w:r>
         <w:r>
           <w:rPr>
@@ -1657,7 +4143,7 @@
             <w:noProof/>
             <w:webHidden/>
           </w:rPr>
-          <w:instrText xml:space="preserve"> PAGEREF _Toc116383954 \h </w:instrText>
+          <w:instrText xml:space="preserve"> PAGEREF _Toc24459062 \h </w:instrText>
         </w:r>
         <w:r>
           <w:rPr>
@@ -1677,7 +4163,7 @@
             <w:noProof/>
             <w:webHidden/>
           </w:rPr>
-          <w:t>9</w:t>
+          <w:t>14</w:t>
         </w:r>
         <w:r>
           <w:rPr>
@@ -1687,755 +4173,6 @@
           <w:fldChar w:fldCharType="end"/>
         </w:r>
       </w:hyperlink>
-    </w:p>
-    <w:p>
-      <w:pPr>
-        <w:pStyle w:val="Obsah1"/>
-        <w:tabs>
-          <w:tab w:val="right" w:leader="dot" w:pos="9060"/>
-        </w:tabs>
-        <w:rPr>
-          <w:rFonts w:ascii="Calibri" w:eastAsia="Times New Roman" w:hAnsi="Calibri"/>
-          <w:noProof/>
-          <w:sz w:val="22"/>
-          <w:lang w:eastAsia="cs-CZ"/>
-        </w:rPr>
-      </w:pPr>
-      <w:hyperlink w:anchor="_Toc116383955" w:history="1">
-        <w:r>
-          <w:rPr>
-            <w:rStyle w:val="Hypertextovodkaz"/>
-            <w:noProof/>
-            <w:shd w:val="clear" w:color="auto" w:fill="FFFFFF"/>
-          </w:rPr>
-          <w:t>SEZNAM ZKRATEK A ZNAČEK</w:t>
-        </w:r>
-        <w:r>
-          <w:rPr>
-            <w:noProof/>
-            <w:webHidden/>
-          </w:rPr>
-          <w:tab/>
-        </w:r>
-        <w:r>
-          <w:rPr>
-            <w:noProof/>
-            <w:webHidden/>
-          </w:rPr>
-          <w:fldChar w:fldCharType="begin"/>
-        </w:r>
-        <w:r>
-          <w:rPr>
-            <w:noProof/>
-            <w:webHidden/>
-          </w:rPr>
-          <w:instrText xml:space="preserve"> PAGEREF _Toc116383955 \h </w:instrText>
-        </w:r>
-        <w:r>
-          <w:rPr>
-            <w:noProof/>
-            <w:webHidden/>
-          </w:rPr>
-        </w:r>
-        <w:r>
-          <w:rPr>
-            <w:noProof/>
-            <w:webHidden/>
-          </w:rPr>
-          <w:fldChar w:fldCharType="separate"/>
-        </w:r>
-        <w:r>
-          <w:rPr>
-            <w:noProof/>
-            <w:webHidden/>
-          </w:rPr>
-          <w:t>10</w:t>
-        </w:r>
-        <w:r>
-          <w:rPr>
-            <w:noProof/>
-            <w:webHidden/>
-          </w:rPr>
-          <w:fldChar w:fldCharType="end"/>
-        </w:r>
-      </w:hyperlink>
-    </w:p>
-    <w:p>
-      <w:pPr>
-        <w:pStyle w:val="Obsah1"/>
-        <w:tabs>
-          <w:tab w:val="right" w:leader="dot" w:pos="9060"/>
-        </w:tabs>
-        <w:rPr>
-          <w:rFonts w:ascii="Calibri" w:eastAsia="Times New Roman" w:hAnsi="Calibri"/>
-          <w:noProof/>
-          <w:sz w:val="22"/>
-          <w:lang w:eastAsia="cs-CZ"/>
-        </w:rPr>
-      </w:pPr>
-      <w:hyperlink w:anchor="_Toc116383956" w:history="1">
-        <w:r>
-          <w:rPr>
-            <w:rStyle w:val="Hypertextovodkaz"/>
-            <w:noProof/>
-            <w:shd w:val="clear" w:color="auto" w:fill="FFFFFF"/>
-          </w:rPr>
-          <w:t>TERMINOLOGIE</w:t>
-        </w:r>
-        <w:r>
-          <w:rPr>
-            <w:noProof/>
-            <w:webHidden/>
-          </w:rPr>
-          <w:tab/>
-        </w:r>
-        <w:r>
-          <w:rPr>
-            <w:noProof/>
-            <w:webHidden/>
-          </w:rPr>
-          <w:fldChar w:fldCharType="begin"/>
-        </w:r>
-        <w:r>
-          <w:rPr>
-            <w:noProof/>
-            <w:webHidden/>
-          </w:rPr>
-          <w:instrText xml:space="preserve"> PAGEREF _Toc116383956 \h </w:instrText>
-        </w:r>
-        <w:r>
-          <w:rPr>
-            <w:noProof/>
-            <w:webHidden/>
-          </w:rPr>
-        </w:r>
-        <w:r>
-          <w:rPr>
-            <w:noProof/>
-            <w:webHidden/>
-          </w:rPr>
-          <w:fldChar w:fldCharType="separate"/>
-        </w:r>
-        <w:r>
-          <w:rPr>
-            <w:noProof/>
-            <w:webHidden/>
-          </w:rPr>
-          <w:t>11</w:t>
-        </w:r>
-        <w:r>
-          <w:rPr>
-            <w:noProof/>
-            <w:webHidden/>
-          </w:rPr>
-          <w:fldChar w:fldCharType="end"/>
-        </w:r>
-      </w:hyperlink>
-    </w:p>
-    <w:p>
-      <w:pPr>
-        <w:pStyle w:val="Obsah1"/>
-        <w:tabs>
-          <w:tab w:val="right" w:leader="dot" w:pos="9060"/>
-        </w:tabs>
-        <w:rPr>
-          <w:rFonts w:ascii="Calibri" w:eastAsia="Times New Roman" w:hAnsi="Calibri"/>
-          <w:noProof/>
-          <w:sz w:val="22"/>
-          <w:lang w:eastAsia="cs-CZ"/>
-        </w:rPr>
-      </w:pPr>
-      <w:hyperlink w:anchor="_Toc116383957" w:history="1">
-        <w:r>
-          <w:rPr>
-            <w:rStyle w:val="Hypertextovodkaz"/>
-            <w:noProof/>
-          </w:rPr>
-          <w:t>ÚVOD</w:t>
-        </w:r>
-        <w:r>
-          <w:rPr>
-            <w:noProof/>
-            <w:webHidden/>
-          </w:rPr>
-          <w:tab/>
-        </w:r>
-        <w:r>
-          <w:rPr>
-            <w:noProof/>
-            <w:webHidden/>
-          </w:rPr>
-          <w:fldChar w:fldCharType="begin"/>
-        </w:r>
-        <w:r>
-          <w:rPr>
-            <w:noProof/>
-            <w:webHidden/>
-          </w:rPr>
-          <w:instrText xml:space="preserve"> PAGEREF _Toc116383957 \h </w:instrText>
-        </w:r>
-        <w:r>
-          <w:rPr>
-            <w:noProof/>
-            <w:webHidden/>
-          </w:rPr>
-        </w:r>
-        <w:r>
-          <w:rPr>
-            <w:noProof/>
-            <w:webHidden/>
-          </w:rPr>
-          <w:fldChar w:fldCharType="separate"/>
-        </w:r>
-        <w:r>
-          <w:rPr>
-            <w:noProof/>
-            <w:webHidden/>
-          </w:rPr>
-          <w:t>12</w:t>
-        </w:r>
-        <w:r>
-          <w:rPr>
-            <w:noProof/>
-            <w:webHidden/>
-          </w:rPr>
-          <w:fldChar w:fldCharType="end"/>
-        </w:r>
-      </w:hyperlink>
-    </w:p>
-    <w:p>
-      <w:pPr>
-        <w:pStyle w:val="Obsah1"/>
-        <w:tabs>
-          <w:tab w:val="right" w:leader="dot" w:pos="9060"/>
-        </w:tabs>
-        <w:rPr>
-          <w:rFonts w:ascii="Calibri" w:eastAsia="Times New Roman" w:hAnsi="Calibri"/>
-          <w:noProof/>
-          <w:sz w:val="22"/>
-          <w:lang w:eastAsia="cs-CZ"/>
-        </w:rPr>
-      </w:pPr>
-      <w:hyperlink w:anchor="_Toc116383958" w:history="1">
-        <w:r>
-          <w:rPr>
-            <w:rStyle w:val="Hypertextovodkaz"/>
-            <w:noProof/>
-          </w:rPr>
-          <w:t>1 TEORETICKÁ ČÁST</w:t>
-        </w:r>
-        <w:r>
-          <w:rPr>
-            <w:noProof/>
-            <w:webHidden/>
-          </w:rPr>
-          <w:tab/>
-        </w:r>
-        <w:r>
-          <w:rPr>
-            <w:noProof/>
-            <w:webHidden/>
-          </w:rPr>
-          <w:fldChar w:fldCharType="begin"/>
-        </w:r>
-        <w:r>
-          <w:rPr>
-            <w:noProof/>
-            <w:webHidden/>
-          </w:rPr>
-          <w:instrText xml:space="preserve"> PAGEREF _Toc116383958 \h </w:instrText>
-        </w:r>
-        <w:r>
-          <w:rPr>
-            <w:noProof/>
-            <w:webHidden/>
-          </w:rPr>
-        </w:r>
-        <w:r>
-          <w:rPr>
-            <w:noProof/>
-            <w:webHidden/>
-          </w:rPr>
-          <w:fldChar w:fldCharType="separate"/>
-        </w:r>
-        <w:r>
-          <w:rPr>
-            <w:noProof/>
-            <w:webHidden/>
-          </w:rPr>
-          <w:t>13</w:t>
-        </w:r>
-        <w:r>
-          <w:rPr>
-            <w:noProof/>
-            <w:webHidden/>
-          </w:rPr>
-          <w:fldChar w:fldCharType="end"/>
-        </w:r>
-      </w:hyperlink>
-    </w:p>
-    <w:p>
-      <w:pPr>
-        <w:pStyle w:val="Obsah2"/>
-        <w:rPr>
-          <w:rFonts w:ascii="Calibri" w:eastAsia="Times New Roman" w:hAnsi="Calibri"/>
-          <w:noProof/>
-          <w:sz w:val="22"/>
-          <w:lang w:eastAsia="cs-CZ"/>
-        </w:rPr>
-      </w:pPr>
-      <w:hyperlink w:anchor="_Toc116383959" w:history="1">
-        <w:r>
-          <w:rPr>
-            <w:rStyle w:val="Hypertextovodkaz"/>
-            <w:noProof/>
-          </w:rPr>
-          <w:t>1.1 Oddíl</w:t>
-        </w:r>
-        <w:r>
-          <w:rPr>
-            <w:noProof/>
-            <w:webHidden/>
-          </w:rPr>
-          <w:tab/>
-        </w:r>
-        <w:r>
-          <w:rPr>
-            <w:noProof/>
-            <w:webHidden/>
-          </w:rPr>
-          <w:fldChar w:fldCharType="begin"/>
-        </w:r>
-        <w:r>
-          <w:rPr>
-            <w:noProof/>
-            <w:webHidden/>
-          </w:rPr>
-          <w:instrText xml:space="preserve"> PAGEREF _Toc116383959 \h </w:instrText>
-        </w:r>
-        <w:r>
-          <w:rPr>
-            <w:noProof/>
-            <w:webHidden/>
-          </w:rPr>
-        </w:r>
-        <w:r>
-          <w:rPr>
-            <w:noProof/>
-            <w:webHidden/>
-          </w:rPr>
-          <w:fldChar w:fldCharType="separate"/>
-        </w:r>
-        <w:r>
-          <w:rPr>
-            <w:noProof/>
-            <w:webHidden/>
-          </w:rPr>
-          <w:t>13</w:t>
-        </w:r>
-        <w:r>
-          <w:rPr>
-            <w:noProof/>
-            <w:webHidden/>
-          </w:rPr>
-          <w:fldChar w:fldCharType="end"/>
-        </w:r>
-      </w:hyperlink>
-    </w:p>
-    <w:p>
-      <w:pPr>
-        <w:pStyle w:val="Obsah3"/>
-        <w:tabs>
-          <w:tab w:val="right" w:leader="dot" w:pos="9060"/>
-        </w:tabs>
-        <w:rPr>
-          <w:rFonts w:ascii="Calibri" w:eastAsia="Times New Roman" w:hAnsi="Calibri"/>
-          <w:noProof/>
-          <w:sz w:val="22"/>
-          <w:lang w:eastAsia="cs-CZ"/>
-        </w:rPr>
-      </w:pPr>
-      <w:hyperlink w:anchor="_Toc116383960" w:history="1">
-        <w:r>
-          <w:rPr>
-            <w:rStyle w:val="Hypertextovodkaz"/>
-            <w:noProof/>
-          </w:rPr>
-          <w:t>1.1.1 Pododdíl</w:t>
-        </w:r>
-        <w:r>
-          <w:rPr>
-            <w:noProof/>
-            <w:webHidden/>
-          </w:rPr>
-          <w:tab/>
-        </w:r>
-        <w:r>
-          <w:rPr>
-            <w:noProof/>
-            <w:webHidden/>
-          </w:rPr>
-          <w:fldChar w:fldCharType="begin"/>
-        </w:r>
-        <w:r>
-          <w:rPr>
-            <w:noProof/>
-            <w:webHidden/>
-          </w:rPr>
-          <w:instrText xml:space="preserve"> PAGEREF _Toc116383960 \h </w:instrText>
-        </w:r>
-        <w:r>
-          <w:rPr>
-            <w:noProof/>
-            <w:webHidden/>
-          </w:rPr>
-        </w:r>
-        <w:r>
-          <w:rPr>
-            <w:noProof/>
-            <w:webHidden/>
-          </w:rPr>
-          <w:fldChar w:fldCharType="separate"/>
-        </w:r>
-        <w:r>
-          <w:rPr>
-            <w:noProof/>
-            <w:webHidden/>
-          </w:rPr>
-          <w:t>13</w:t>
-        </w:r>
-        <w:r>
-          <w:rPr>
-            <w:noProof/>
-            <w:webHidden/>
-          </w:rPr>
-          <w:fldChar w:fldCharType="end"/>
-        </w:r>
-      </w:hyperlink>
-    </w:p>
-    <w:p>
-      <w:pPr>
-        <w:pStyle w:val="Obsah1"/>
-        <w:tabs>
-          <w:tab w:val="right" w:leader="dot" w:pos="9060"/>
-        </w:tabs>
-        <w:rPr>
-          <w:rFonts w:ascii="Calibri" w:eastAsia="Times New Roman" w:hAnsi="Calibri"/>
-          <w:noProof/>
-          <w:sz w:val="22"/>
-          <w:lang w:eastAsia="cs-CZ"/>
-        </w:rPr>
-      </w:pPr>
-      <w:hyperlink w:anchor="_Toc116383961" w:history="1">
-        <w:r>
-          <w:rPr>
-            <w:rStyle w:val="Hypertextovodkaz"/>
-            <w:noProof/>
-          </w:rPr>
-          <w:t>2 EXPERIMENTÁLNÍ ČÁST</w:t>
-        </w:r>
-        <w:r>
-          <w:rPr>
-            <w:noProof/>
-            <w:webHidden/>
-          </w:rPr>
-          <w:tab/>
-        </w:r>
-        <w:r>
-          <w:rPr>
-            <w:noProof/>
-            <w:webHidden/>
-          </w:rPr>
-          <w:fldChar w:fldCharType="begin"/>
-        </w:r>
-        <w:r>
-          <w:rPr>
-            <w:noProof/>
-            <w:webHidden/>
-          </w:rPr>
-          <w:instrText xml:space="preserve"> PAGEREF _Toc116383961 \h </w:instrText>
-        </w:r>
-        <w:r>
-          <w:rPr>
-            <w:noProof/>
-            <w:webHidden/>
-          </w:rPr>
-        </w:r>
-        <w:r>
-          <w:rPr>
-            <w:noProof/>
-            <w:webHidden/>
-          </w:rPr>
-          <w:fldChar w:fldCharType="separate"/>
-        </w:r>
-        <w:r>
-          <w:rPr>
-            <w:noProof/>
-            <w:webHidden/>
-          </w:rPr>
-          <w:t>14</w:t>
-        </w:r>
-        <w:r>
-          <w:rPr>
-            <w:noProof/>
-            <w:webHidden/>
-          </w:rPr>
-          <w:fldChar w:fldCharType="end"/>
-        </w:r>
-      </w:hyperlink>
-    </w:p>
-    <w:p>
-      <w:pPr>
-        <w:pStyle w:val="Obsah1"/>
-        <w:tabs>
-          <w:tab w:val="right" w:leader="dot" w:pos="9060"/>
-        </w:tabs>
-        <w:rPr>
-          <w:rFonts w:ascii="Calibri" w:eastAsia="Times New Roman" w:hAnsi="Calibri"/>
-          <w:noProof/>
-          <w:sz w:val="22"/>
-          <w:lang w:eastAsia="cs-CZ"/>
-        </w:rPr>
-      </w:pPr>
-      <w:hyperlink w:anchor="_Toc116383962" w:history="1">
-        <w:r>
-          <w:rPr>
-            <w:rStyle w:val="Hypertextovodkaz"/>
-            <w:noProof/>
-          </w:rPr>
-          <w:t>ZÁVĚR</w:t>
-        </w:r>
-        <w:r>
-          <w:rPr>
-            <w:noProof/>
-            <w:webHidden/>
-          </w:rPr>
-          <w:tab/>
-        </w:r>
-        <w:r>
-          <w:rPr>
-            <w:noProof/>
-            <w:webHidden/>
-          </w:rPr>
-          <w:fldChar w:fldCharType="begin"/>
-        </w:r>
-        <w:r>
-          <w:rPr>
-            <w:noProof/>
-            <w:webHidden/>
-          </w:rPr>
-          <w:instrText xml:space="preserve"> PAGEREF _Toc116383962 \h </w:instrText>
-        </w:r>
-        <w:r>
-          <w:rPr>
-            <w:noProof/>
-            <w:webHidden/>
-          </w:rPr>
-        </w:r>
-        <w:r>
-          <w:rPr>
-            <w:noProof/>
-            <w:webHidden/>
-          </w:rPr>
-          <w:fldChar w:fldCharType="separate"/>
-        </w:r>
-        <w:r>
-          <w:rPr>
-            <w:noProof/>
-            <w:webHidden/>
-          </w:rPr>
-          <w:t>16</w:t>
-        </w:r>
-        <w:r>
-          <w:rPr>
-            <w:noProof/>
-            <w:webHidden/>
-          </w:rPr>
-          <w:fldChar w:fldCharType="end"/>
-        </w:r>
-      </w:hyperlink>
-    </w:p>
-    <w:p>
-      <w:pPr>
-        <w:pStyle w:val="Obsah1"/>
-        <w:tabs>
-          <w:tab w:val="right" w:leader="dot" w:pos="9060"/>
-        </w:tabs>
-        <w:rPr>
-          <w:rFonts w:ascii="Calibri" w:eastAsia="Times New Roman" w:hAnsi="Calibri"/>
-          <w:noProof/>
-          <w:sz w:val="22"/>
-          <w:lang w:eastAsia="cs-CZ"/>
-        </w:rPr>
-      </w:pPr>
-      <w:hyperlink w:anchor="_Toc116383963" w:history="1">
-        <w:r>
-          <w:rPr>
-            <w:rStyle w:val="Hypertextovodkaz"/>
-            <w:noProof/>
-          </w:rPr>
-          <w:t>POUŽITÁ LITERATURA</w:t>
-        </w:r>
-        <w:r>
-          <w:rPr>
-            <w:noProof/>
-            <w:webHidden/>
-          </w:rPr>
-          <w:tab/>
-        </w:r>
-        <w:r>
-          <w:rPr>
-            <w:noProof/>
-            <w:webHidden/>
-          </w:rPr>
-          <w:fldChar w:fldCharType="begin"/>
-        </w:r>
-        <w:r>
-          <w:rPr>
-            <w:noProof/>
-            <w:webHidden/>
-          </w:rPr>
-          <w:instrText xml:space="preserve"> PAGEREF _Toc116383963 \h </w:instrText>
-        </w:r>
-        <w:r>
-          <w:rPr>
-            <w:noProof/>
-            <w:webHidden/>
-          </w:rPr>
-        </w:r>
-        <w:r>
-          <w:rPr>
-            <w:noProof/>
-            <w:webHidden/>
-          </w:rPr>
-          <w:fldChar w:fldCharType="separate"/>
-        </w:r>
-        <w:r>
-          <w:rPr>
-            <w:noProof/>
-            <w:webHidden/>
-          </w:rPr>
-          <w:t>17</w:t>
-        </w:r>
-        <w:r>
-          <w:rPr>
-            <w:noProof/>
-            <w:webHidden/>
-          </w:rPr>
-          <w:fldChar w:fldCharType="end"/>
-        </w:r>
-      </w:hyperlink>
-    </w:p>
-    <w:p>
-      <w:pPr>
-        <w:pStyle w:val="Obsah1"/>
-        <w:tabs>
-          <w:tab w:val="right" w:leader="dot" w:pos="9060"/>
-        </w:tabs>
-        <w:rPr>
-          <w:rFonts w:ascii="Calibri" w:eastAsia="Times New Roman" w:hAnsi="Calibri"/>
-          <w:noProof/>
-          <w:sz w:val="22"/>
-          <w:lang w:eastAsia="cs-CZ"/>
-        </w:rPr>
-      </w:pPr>
-      <w:hyperlink w:anchor="_Toc116383964" w:history="1">
-        <w:r>
-          <w:rPr>
-            <w:rStyle w:val="Hypertextovodkaz"/>
-            <w:noProof/>
-          </w:rPr>
-          <w:t>SEZNAM PŘÍLOH</w:t>
-        </w:r>
-        <w:r>
-          <w:rPr>
-            <w:noProof/>
-            <w:webHidden/>
-          </w:rPr>
-          <w:tab/>
-        </w:r>
-        <w:r>
-          <w:rPr>
-            <w:noProof/>
-            <w:webHidden/>
-          </w:rPr>
-          <w:fldChar w:fldCharType="begin"/>
-        </w:r>
-        <w:r>
-          <w:rPr>
-            <w:noProof/>
-            <w:webHidden/>
-          </w:rPr>
-          <w:instrText xml:space="preserve"> PAGEREF _Toc116383964 \h </w:instrText>
-        </w:r>
-        <w:r>
-          <w:rPr>
-            <w:noProof/>
-            <w:webHidden/>
-          </w:rPr>
-        </w:r>
-        <w:r>
-          <w:rPr>
-            <w:noProof/>
-            <w:webHidden/>
-          </w:rPr>
-          <w:fldChar w:fldCharType="separate"/>
-        </w:r>
-        <w:r>
-          <w:rPr>
-            <w:noProof/>
-            <w:webHidden/>
-          </w:rPr>
-          <w:t>18</w:t>
-        </w:r>
-        <w:r>
-          <w:rPr>
-            <w:noProof/>
-            <w:webHidden/>
-          </w:rPr>
-          <w:fldChar w:fldCharType="end"/>
-        </w:r>
-      </w:hyperlink>
-    </w:p>
-    <w:p>
-      <w:r>
-        <w:rPr>
-          <w:b/>
-          <w:bCs/>
-        </w:rPr>
-        <w:fldChar w:fldCharType="end"/>
-      </w:r>
-    </w:p>
-    <w:p>
-      <w:pPr>
-        <w:rPr>
-          <w:color w:val="000000"/>
-          <w:szCs w:val="24"/>
-          <w:shd w:val="clear" w:color="auto" w:fill="FFFFFF"/>
-        </w:rPr>
-      </w:pPr>
-      <w:r>
-        <w:rPr>
-          <w:color w:val="000000"/>
-          <w:szCs w:val="24"/>
-          <w:shd w:val="clear" w:color="auto" w:fill="FFFFFF"/>
-        </w:rPr>
-        <w:br w:type="page"/>
-      </w:r>
-    </w:p>
-    <w:p>
-      <w:pPr>
-        <w:pStyle w:val="Nadpis1"/>
-      </w:pPr>
-      <w:bookmarkStart w:id="0" w:name="_Toc116383954"/>
-      <w:r>
-        <w:rPr>
-          <w:shd w:val="clear" w:color="auto" w:fill="FFFFFF"/>
-        </w:rPr>
-        <w:lastRenderedPageBreak/>
-        <w:t>SEZNAM ILUSTRACÍ A TABULEK</w:t>
-      </w:r>
-      <w:bookmarkEnd w:id="0"/>
     </w:p>
     <w:p>
       <w:pPr>
@@ -2453,6 +4190,14 @@
           <w:szCs w:val="24"/>
           <w:shd w:val="clear" w:color="auto" w:fill="FFFFFF"/>
         </w:rPr>
+        <w:fldChar w:fldCharType="end"/>
+      </w:r>
+      <w:r>
+        <w:rPr>
+          <w:color w:val="000000"/>
+          <w:szCs w:val="24"/>
+          <w:shd w:val="clear" w:color="auto" w:fill="FFFFFF"/>
+        </w:rPr>
         <w:fldChar w:fldCharType="begin"/>
       </w:r>
       <w:r>
@@ -2461,31 +4206,7 @@
           <w:szCs w:val="24"/>
           <w:shd w:val="clear" w:color="auto" w:fill="FFFFFF"/>
         </w:rPr>
-        <w:instrText xml:space="preserve"> TOC \h \z \c "Obrázek" </w:instrText>
-      </w:r>
-      <w:r>
-        <w:rPr>
-          <w:color w:val="000000"/>
-          <w:szCs w:val="24"/>
-          <w:shd w:val="clear" w:color="auto" w:fill="FFFFFF"/>
-        </w:rPr>
-        <w:fldChar w:fldCharType="end"/>
-      </w:r>
-      <w:r>
-        <w:rPr>
-          <w:color w:val="000000"/>
-          <w:szCs w:val="24"/>
-          <w:shd w:val="clear" w:color="auto" w:fill="FFFFFF"/>
-        </w:rPr>
-        <w:fldChar w:fldCharType="begin"/>
-      </w:r>
-      <w:r>
-        <w:rPr>
-          <w:color w:val="000000"/>
-          <w:szCs w:val="24"/>
-          <w:shd w:val="clear" w:color="auto" w:fill="FFFFFF"/>
-        </w:rPr>
-        <w:instrText xml:space="preserve"> TOC \h \z \c "Obrázek" </w:instrText>
+        <w:instrText xml:space="preserve"> TOC \h \z \c "Tabulka" </w:instrText>
       </w:r>
       <w:r>
         <w:rPr>
@@ -2503,19 +4224,21 @@
           <w:tab w:val="right" w:leader="dot" w:pos="9060"/>
         </w:tabs>
         <w:rPr>
-          <w:rFonts w:ascii="Calibri" w:eastAsia="Times New Roman" w:hAnsi="Calibri"/>
+          <w:rFonts w:asciiTheme="minorHAnsi" w:eastAsiaTheme="minorEastAsia" w:hAnsiTheme="minorHAnsi" w:cstheme="minorBidi"/>
           <w:noProof/>
-          <w:sz w:val="22"/>
-          <w:lang w:eastAsia="cs-CZ"/>
-        </w:rPr>
-      </w:pPr>
-      <w:hyperlink w:anchor="_Toc24459062" w:history="1">
+          <w:kern w:val="2"/>
+          <w:szCs w:val="24"/>
+          <w:lang/>
+          <w14:ligatures w14:val="standardContextual"/>
+        </w:rPr>
+      </w:pPr>
+      <w:hyperlink w:anchor="_Toc227276220" w:history="1">
         <w:r>
           <w:rPr>
             <w:rStyle w:val="Hypertextovodkaz"/>
             <w:noProof/>
           </w:rPr>
-          <w:t>Obrázek 1: Balonky</w:t>
+          <w:t>Tabulka 1: Vzdělanostní struktura obyvatelstva České republiky (2021)</w:t>
         </w:r>
         <w:r>
           <w:rPr>
@@ -2536,7 +4259,7 @@
             <w:noProof/>
             <w:webHidden/>
           </w:rPr>
-          <w:instrText xml:space="preserve"> PAGEREF _Toc24459062 \h </w:instrText>
+          <w:instrText xml:space="preserve"> PAGEREF _Toc227276220 \h </w:instrText>
         </w:r>
         <w:r>
           <w:rPr>
@@ -2556,7 +4279,7 @@
             <w:noProof/>
             <w:webHidden/>
           </w:rPr>
-          <w:t>14</w:t>
+          <w:t>15</w:t>
         </w:r>
         <w:r>
           <w:rPr>
@@ -2574,7 +4297,9 @@
           <w:tab w:val="right" w:leader="dot" w:pos="9060"/>
         </w:tabs>
         <w:rPr>
-          <w:noProof/>
+          <w:color w:val="000000"/>
+          <w:szCs w:val="24"/>
+          <w:shd w:val="clear" w:color="auto" w:fill="FFFFFF"/>
         </w:rPr>
       </w:pPr>
       <w:r>
@@ -2585,122 +4310,6 @@
         </w:rPr>
         <w:fldChar w:fldCharType="end"/>
       </w:r>
-      <w:r>
-        <w:rPr>
-          <w:color w:val="000000"/>
-          <w:szCs w:val="24"/>
-          <w:shd w:val="clear" w:color="auto" w:fill="FFFFFF"/>
-        </w:rPr>
-        <w:fldChar w:fldCharType="begin"/>
-      </w:r>
-      <w:r>
-        <w:rPr>
-          <w:color w:val="000000"/>
-          <w:szCs w:val="24"/>
-          <w:shd w:val="clear" w:color="auto" w:fill="FFFFFF"/>
-        </w:rPr>
-        <w:instrText xml:space="preserve"> TOC \h \z \c "Tabulka" </w:instrText>
-      </w:r>
-      <w:r>
-        <w:rPr>
-          <w:color w:val="000000"/>
-          <w:szCs w:val="24"/>
-          <w:shd w:val="clear" w:color="auto" w:fill="FFFFFF"/>
-        </w:rPr>
-        <w:fldChar w:fldCharType="separate"/>
-      </w:r>
-    </w:p>
-    <w:p>
-      <w:pPr>
-        <w:pStyle w:val="Seznamobrzk"/>
-        <w:tabs>
-          <w:tab w:val="right" w:leader="dot" w:pos="9060"/>
-        </w:tabs>
-        <w:rPr>
-          <w:rFonts w:ascii="Calibri" w:eastAsia="Times New Roman" w:hAnsi="Calibri"/>
-          <w:noProof/>
-          <w:sz w:val="22"/>
-          <w:lang w:eastAsia="cs-CZ"/>
-        </w:rPr>
-      </w:pPr>
-      <w:hyperlink w:anchor="_Toc116377311" w:history="1">
-        <w:r>
-          <w:rPr>
-            <w:rStyle w:val="Hypertextovodkaz"/>
-            <w:noProof/>
-          </w:rPr>
-          <w:t>Tabulka 1: Příklad tabulky</w:t>
-        </w:r>
-        <w:r>
-          <w:rPr>
-            <w:noProof/>
-            <w:webHidden/>
-          </w:rPr>
-          <w:tab/>
-        </w:r>
-        <w:r>
-          <w:rPr>
-            <w:noProof/>
-            <w:webHidden/>
-          </w:rPr>
-          <w:fldChar w:fldCharType="begin"/>
-        </w:r>
-        <w:r>
-          <w:rPr>
-            <w:noProof/>
-            <w:webHidden/>
-          </w:rPr>
-          <w:instrText xml:space="preserve"> PAGEREF _Toc116377311 \h </w:instrText>
-        </w:r>
-        <w:r>
-          <w:rPr>
-            <w:noProof/>
-            <w:webHidden/>
-          </w:rPr>
-        </w:r>
-        <w:r>
-          <w:rPr>
-            <w:noProof/>
-            <w:webHidden/>
-          </w:rPr>
-          <w:fldChar w:fldCharType="separate"/>
-        </w:r>
-        <w:r>
-          <w:rPr>
-            <w:noProof/>
-            <w:webHidden/>
-          </w:rPr>
-          <w:t>15</w:t>
-        </w:r>
-        <w:r>
-          <w:rPr>
-            <w:noProof/>
-            <w:webHidden/>
-          </w:rPr>
-          <w:fldChar w:fldCharType="end"/>
-        </w:r>
-      </w:hyperlink>
-    </w:p>
-    <w:p>
-      <w:pPr>
-        <w:pStyle w:val="Seznamobrzk"/>
-        <w:tabs>
-          <w:tab w:val="right" w:leader="dot" w:pos="9060"/>
-        </w:tabs>
-        <w:rPr>
-          <w:color w:val="000000"/>
-          <w:szCs w:val="24"/>
-          <w:shd w:val="clear" w:color="auto" w:fill="FFFFFF"/>
-        </w:rPr>
-      </w:pPr>
-      <w:r>
-        <w:rPr>
-          <w:color w:val="000000"/>
-          <w:szCs w:val="24"/>
-          <w:shd w:val="clear" w:color="auto" w:fill="FFFFFF"/>
-        </w:rPr>
-        <w:fldChar w:fldCharType="end"/>
-      </w:r>
     </w:p>
     <w:p>
       <w:pPr>
@@ -2726,7 +4335,7 @@
           <w:shd w:val="clear" w:color="auto" w:fill="FFFFFF"/>
         </w:rPr>
       </w:pPr>
-      <w:bookmarkStart w:id="1" w:name="_Toc116383955"/>
+      <w:bookmarkStart w:id="1" w:name="_Toc227276681"/>
       <w:r>
         <w:rPr>
           <w:shd w:val="clear" w:color="auto" w:fill="FFFFFF"/>
@@ -2776,7 +4385,7 @@
           <w:shd w:val="clear" w:color="auto" w:fill="FFFFFF"/>
         </w:rPr>
       </w:pPr>
-      <w:bookmarkStart w:id="2" w:name="_Toc116383956"/>
+      <w:bookmarkStart w:id="2" w:name="_Toc227276682"/>
       <w:r>
         <w:rPr>
           <w:shd w:val="clear" w:color="auto" w:fill="FFFFFF"/>
@@ -2785,11 +4394,6 @@
         <w:t>TERMINOLOGIE</w:t>
       </w:r>
       <w:bookmarkEnd w:id="2"/>
-    </w:p>
-    <w:p>
-      <w:pPr>
-        <w:spacing w:line="360" w:lineRule="auto"/>
-      </w:pPr>
     </w:p>
     <w:p/>
     <w:p>
@@ -2822,15 +4426,33 @@
           <w:szCs w:val="24"/>
           <w:shd w:val="clear" w:color="auto" w:fill="FFFFFF"/>
         </w:rPr>
-        <w:t xml:space="preserve"> -  </w:t>
-      </w:r>
-      <w:r>
-        <w:rPr>
-          <w:color w:val="000000"/>
-          <w:szCs w:val="24"/>
-          <w:shd w:val="clear" w:color="auto" w:fill="FFFFFF"/>
-        </w:rPr>
-        <w:t xml:space="preserve">pokud není řečeno jinak, tak </w:t>
+        <w:t xml:space="preserve"> </w:t>
+      </w:r>
+      <w:proofErr w:type="gramStart"/>
+      <w:r>
+        <w:rPr>
+          <w:color w:val="000000"/>
+          <w:szCs w:val="24"/>
+          <w:shd w:val="clear" w:color="auto" w:fill="FFFFFF"/>
+        </w:rPr>
+        <w:t xml:space="preserve">-  </w:t>
+      </w:r>
+      <w:r>
+        <w:rPr>
+          <w:color w:val="000000"/>
+          <w:szCs w:val="24"/>
+          <w:shd w:val="clear" w:color="auto" w:fill="FFFFFF"/>
+        </w:rPr>
+        <w:t>pokud</w:t>
+      </w:r>
+      <w:proofErr w:type="gramEnd"/>
+      <w:r>
+        <w:rPr>
+          <w:color w:val="000000"/>
+          <w:szCs w:val="24"/>
+          <w:shd w:val="clear" w:color="auto" w:fill="FFFFFF"/>
+        </w:rPr>
+        <w:t xml:space="preserve"> není řečeno jinak, tak </w:t>
       </w:r>
       <w:r>
         <w:rPr>
@@ -2845,7 +4467,7 @@
       <w:pPr>
         <w:pStyle w:val="Nadpis1"/>
       </w:pPr>
-      <w:bookmarkStart w:id="3" w:name="_Toc116383957"/>
+      <w:bookmarkStart w:id="3" w:name="_Toc227276683"/>
       <w:r>
         <w:lastRenderedPageBreak/>
         <w:t>ÚVOD</w:t>
@@ -3062,7 +4684,21 @@
         <w:rPr>
           <w:szCs w:val="24"/>
         </w:rPr>
-        <w:t xml:space="preserve"> nebo n-nární strom založený na implicitních vztazích.</w:t>
+        <w:t xml:space="preserve"> nebo n-</w:t>
+      </w:r>
+      <w:proofErr w:type="spellStart"/>
+      <w:r>
+        <w:rPr>
+          <w:szCs w:val="24"/>
+        </w:rPr>
+        <w:t>nární</w:t>
+      </w:r>
+      <w:proofErr w:type="spellEnd"/>
+      <w:r>
+        <w:rPr>
+          <w:szCs w:val="24"/>
+        </w:rPr>
+        <w:t xml:space="preserve"> strom založený na implicitních vztazích.</w:t>
       </w:r>
     </w:p>
     <w:p>
@@ -3072,13 +4708,16 @@
       <w:r>
         <w:br w:type="page"/>
       </w:r>
-      <w:bookmarkStart w:id="4" w:name="_Toc116383958"/>
+      <w:bookmarkStart w:id="4" w:name="_Toc227276684"/>
       <w:r>
         <w:lastRenderedPageBreak/>
         <w:t>1</w:t>
       </w:r>
       <w:r>
-        <w:t xml:space="preserve"> TEORETICKÁ ČÁST</w:t>
+        <w:t xml:space="preserve"> </w:t>
+      </w:r>
+      <w:r>
+        <w:t>KONCEPT</w:t>
       </w:r>
       <w:bookmarkEnd w:id="4"/>
       <w:r>
@@ -3097,91 +4736,172 @@
         <w:rPr>
           <w:szCs w:val="24"/>
         </w:rPr>
-        <w:t xml:space="preserve">Očividně je uvázaná dostatečně pevně, protože balónky skutečně neucházejí. To ale není nic zvláštního. Překvapit by však mohl fakt, že nikdo, snad krom toho, kdo balónky k obloze vypustil, netuší, jakou má ona stuha barvu. Je totiž tak lesklá, že za světla se v ní odráží nebe a za tmy zase není vidět vůbec. Když svítí slunce tak silně jako nyní, tak se stuha třpytí jako kapka rosy a jen málokdo vydrží dívat se na ni přímo déle než pár chvil. Jak vlastně vypadají ony </w:t>
-      </w:r>
-      <w:r>
-        <w:rPr>
-          <w:szCs w:val="24"/>
-        </w:rPr>
-        <w:t>balónky?</w:t>
-      </w:r>
-      <w:r>
-        <w:rPr>
-          <w:szCs w:val="24"/>
-        </w:rPr>
-        <w:t xml:space="preserve"> Ptají se často lidé. </w:t>
-      </w:r>
-      <w:r>
-        <w:rPr>
-          <w:szCs w:val="24"/>
-        </w:rPr>
-        <w:t>Inu,</w:t>
-      </w:r>
-      <w:r>
-        <w:rPr>
-          <w:szCs w:val="24"/>
-        </w:rPr>
-        <w:t xml:space="preserve"> jak by </w:t>
-      </w:r>
-      <w:r>
-        <w:rPr>
-          <w:szCs w:val="24"/>
-        </w:rPr>
-        <w:t>vypadaly – jako</w:t>
-      </w:r>
-      <w:r>
-        <w:rPr>
-          <w:szCs w:val="24"/>
-        </w:rPr>
-        <w:t xml:space="preserve"> běžné pouťové balónky střední velikosti, tak akorát nafouknuté. Červený se vedle modrého a zeleného zdá trochu menší, ale</w:t>
-      </w:r>
-      <w:r>
-        <w:rPr>
-          <w:szCs w:val="24"/>
-        </w:rPr>
-        <w:t> </w:t>
-      </w:r>
-      <w:r>
-        <w:rPr>
-          <w:szCs w:val="24"/>
-        </w:rPr>
-        <w:t xml:space="preserve">to je nejspíš jen optický klam, a i kdyby byl skutečně o něco málo menší, tak vážně jen </w:t>
-      </w:r>
-      <w:r>
-        <w:rPr>
-          <w:szCs w:val="24"/>
-        </w:rPr>
-        <w:t>o</w:t>
-      </w:r>
-      <w:r>
-        <w:rPr>
-          <w:szCs w:val="24"/>
-        </w:rPr>
-        <w:t> </w:t>
-      </w:r>
-      <w:r>
-        <w:rPr>
-          <w:szCs w:val="24"/>
-        </w:rPr>
-        <w:t>trošičku</w:t>
-      </w:r>
-      <w:r>
-        <w:rPr>
-          <w:szCs w:val="24"/>
-        </w:rPr>
-        <w:t xml:space="preserve">. Vítr skoro </w:t>
-      </w:r>
-      <w:r>
-        <w:rPr>
-          <w:szCs w:val="24"/>
-        </w:rPr>
-        <w:t>nefouká,</w:t>
-      </w:r>
-      <w:r>
-        <w:rPr>
-          <w:szCs w:val="24"/>
-        </w:rPr>
-        <w:t xml:space="preserve"> a tak by se na první pohled mohlo zdát, že se balónky snad vůbec nepohybují.</w:t>
+        <w:t>Tato knihovna není bez žádného překvapení první knihovnou</w:t>
+      </w:r>
+      <w:r>
+        <w:rPr>
+          <w:szCs w:val="24"/>
+        </w:rPr>
+        <w:t>,</w:t>
+      </w:r>
+      <w:r>
+        <w:rPr>
+          <w:szCs w:val="24"/>
+        </w:rPr>
+        <w:t xml:space="preserve"> co by pracovala s tenzorem. Existuje knihovna</w:t>
+      </w:r>
+      <w:r>
+        <w:rPr>
+          <w:szCs w:val="24"/>
+        </w:rPr>
+        <w:t xml:space="preserve"> XTENSOR</w:t>
+      </w:r>
+      <w:r>
+        <w:rPr>
+          <w:szCs w:val="24"/>
+        </w:rPr>
+        <w:t xml:space="preserve"> (</w:t>
+      </w:r>
+      <w:hyperlink r:id="rId11" w:history="1">
+        <w:r>
+          <w:rPr>
+            <w:rStyle w:val="Hypertextovodkaz"/>
+            <w:szCs w:val="24"/>
+          </w:rPr>
+          <w:t>https://github.com/xtensor-stack/xtensor</w:t>
+        </w:r>
+      </w:hyperlink>
+      <w:r>
+        <w:rPr>
+          <w:szCs w:val="24"/>
+        </w:rPr>
+        <w:t xml:space="preserve"> </w:t>
+      </w:r>
+      <w:r>
+        <w:rPr>
+          <w:szCs w:val="24"/>
+        </w:rPr>
+        <w:t>)</w:t>
+      </w:r>
+      <w:r>
+        <w:rPr>
+          <w:szCs w:val="24"/>
+        </w:rPr>
+        <w:t>, která ovšem nabízí jen statické rozměry a slabou podporu pro GPU paralelizaci. R</w:t>
+      </w:r>
+      <w:r>
+        <w:rPr>
+          <w:szCs w:val="24"/>
+        </w:rPr>
+        <w:t xml:space="preserve">ozšíření knihovny </w:t>
+      </w:r>
+      <w:proofErr w:type="spellStart"/>
+      <w:r>
+        <w:rPr>
+          <w:szCs w:val="24"/>
+        </w:rPr>
+        <w:t>Eigen</w:t>
+      </w:r>
+      <w:proofErr w:type="spellEnd"/>
+      <w:r>
+        <w:rPr>
+          <w:szCs w:val="24"/>
+        </w:rPr>
+        <w:t xml:space="preserve"> (</w:t>
+      </w:r>
+      <w:hyperlink r:id="rId12" w:history="1">
+        <w:r>
+          <w:rPr>
+            <w:rStyle w:val="Hypertextovodkaz"/>
+            <w:szCs w:val="24"/>
+          </w:rPr>
+          <w:t>https://libeigen.gitlab.io/</w:t>
+        </w:r>
+      </w:hyperlink>
+      <w:r>
+        <w:rPr>
+          <w:szCs w:val="24"/>
+        </w:rPr>
+        <w:t xml:space="preserve"> </w:t>
+      </w:r>
+      <w:r>
+        <w:rPr>
+          <w:szCs w:val="24"/>
+        </w:rPr>
+        <w:t>)</w:t>
+      </w:r>
+      <w:r>
+        <w:rPr>
+          <w:szCs w:val="24"/>
+        </w:rPr>
+        <w:t xml:space="preserve"> </w:t>
+      </w:r>
+      <w:r>
+        <w:rPr>
+          <w:szCs w:val="24"/>
+        </w:rPr>
+        <w:t>také nabízí tenzor, to rozšíření je ovšem označeno jako „</w:t>
+      </w:r>
+      <w:proofErr w:type="spellStart"/>
+      <w:r>
+        <w:rPr>
+          <w:szCs w:val="24"/>
+        </w:rPr>
+        <w:t>unsupported</w:t>
+      </w:r>
+      <w:proofErr w:type="spellEnd"/>
+      <w:r>
+        <w:rPr>
+          <w:szCs w:val="24"/>
+        </w:rPr>
+        <w:t>“ a považováno jako nestabilní.</w:t>
+      </w:r>
+      <w:r>
+        <w:rPr>
+          <w:szCs w:val="24"/>
+        </w:rPr>
+        <w:t xml:space="preserve"> Zajímavý je také </w:t>
+      </w:r>
+      <w:proofErr w:type="spellStart"/>
+      <w:r>
+        <w:rPr>
+          <w:szCs w:val="24"/>
+        </w:rPr>
+        <w:t>Cyclops</w:t>
+      </w:r>
+      <w:proofErr w:type="spellEnd"/>
+      <w:r>
+        <w:rPr>
+          <w:szCs w:val="24"/>
+        </w:rPr>
+        <w:t xml:space="preserve"> Tensor Framework</w:t>
+      </w:r>
+      <w:r>
+        <w:rPr>
+          <w:szCs w:val="24"/>
+        </w:rPr>
+        <w:t xml:space="preserve"> (</w:t>
+      </w:r>
+      <w:hyperlink r:id="rId13" w:history="1">
+        <w:r>
+          <w:rPr>
+            <w:rStyle w:val="Hypertextovodkaz"/>
+            <w:szCs w:val="24"/>
+          </w:rPr>
+          <w:t>https://github.com/cyclops-community/ctf</w:t>
+        </w:r>
+      </w:hyperlink>
+      <w:r>
+        <w:rPr>
+          <w:szCs w:val="24"/>
+        </w:rPr>
+        <w:t xml:space="preserve"> )</w:t>
+      </w:r>
+      <w:r>
+        <w:rPr>
+          <w:szCs w:val="24"/>
+        </w:rPr>
+        <w:t>, který nabízí distribuci pro superpočítače. Je schopen využívat stovky jader. Takový framework je ovšem příliš složitý na užití pro běžného uživatele.</w:t>
       </w:r>
     </w:p>
     <w:p>
@@ -3189,9 +4909,18 @@
         <w:pStyle w:val="Nadpis2"/>
         <w:jc w:val="both"/>
       </w:pPr>
-      <w:bookmarkStart w:id="5" w:name="_Toc116383959"/>
-      <w:r>
-        <w:t>1.1 Oddíl</w:t>
+      <w:bookmarkStart w:id="5" w:name="_Toc227276685"/>
+      <w:r>
+        <w:t xml:space="preserve">1.1 </w:t>
+      </w:r>
+      <w:r>
+        <w:t>Uživatelsk</w:t>
+      </w:r>
+      <w:r>
+        <w:t>á</w:t>
+      </w:r>
+      <w:r>
+        <w:t xml:space="preserve"> zkušenost</w:t>
       </w:r>
       <w:bookmarkEnd w:id="5"/>
       <w:r>
@@ -3202,42 +4931,43 @@
       <w:pPr>
         <w:spacing w:line="360" w:lineRule="auto"/>
         <w:jc w:val="both"/>
-        <w:rPr>
-          <w:szCs w:val="24"/>
-        </w:rPr>
-      </w:pPr>
-      <w:r>
-        <w:rPr>
-          <w:szCs w:val="24"/>
-        </w:rPr>
-        <w:t xml:space="preserve">Jenom tak klidně levitují ve vzduchu. Jelikož slunce jasně září a na obloze byste od východu k západu hledali mráček marně, balónky působí jako jakási fata morgána uprostřed pouště. Zkrátka široko daleko nikde nic, jen zelenkavá tráva, jasně modrá obloha a tři křiklavě barevné pouťové balónky, které se téměř nepozorovatelně pohupují ani ne moc vysoko, ani moc nízko nad zemí. Kdyby pod balónky nebyla sytě zelenkavá tráva, ale třeba suchá silnice či beton, možná by bylo vidět jejich barevné </w:t>
-      </w:r>
-      <w:r>
-        <w:rPr>
-          <w:szCs w:val="24"/>
-        </w:rPr>
-        <w:t>stíny – to,</w:t>
-      </w:r>
-      <w:r>
-        <w:rPr>
-          <w:szCs w:val="24"/>
-        </w:rPr>
-        <w:t xml:space="preserve"> jak přes poloprůsvitné barevné balónky prochází ostré sluneční paprsky. Jenže kvůli všudy přítomné trávě jsou stíny balónků sotva vidět, natož aby šlo rozeznat, jakou barvu tyto stíny mají.</w:t>
-      </w:r>
-    </w:p>
-    <w:p>
-      <w:pPr>
-        <w:pStyle w:val="Nadpis3"/>
-        <w:jc w:val="both"/>
-        <w:rPr>
-          <w:rFonts w:eastAsia="Calibri"/>
-        </w:rPr>
-      </w:pPr>
-      <w:bookmarkStart w:id="6" w:name="_Toc116383960"/>
-      <w:r>
-        <w:t>1.1.1 Pododdíl</w:t>
-      </w:r>
-      <w:bookmarkEnd w:id="6"/>
+      </w:pPr>
+      <w:r>
+        <w:rPr>
+          <w:szCs w:val="24"/>
+        </w:rPr>
+        <w:t>Tenzor by měl být v užívaní dynamický s možností změnit jakýkoli rozměr či dokonce změnit jejich počet.</w:t>
+      </w:r>
+      <w:r>
+        <w:rPr>
+          <w:szCs w:val="24"/>
+        </w:rPr>
+        <w:t xml:space="preserve"> Měl by být vytvořen tak aby umožňoval široké využití a neměl by se omezovat na nějaký konkrétní datový typ.</w:t>
+      </w:r>
+      <w:r>
+        <w:rPr>
+          <w:szCs w:val="24"/>
+        </w:rPr>
+        <w:t xml:space="preserve"> Tenzor by měl být kompatibilní sám se sebou tím, že je ho možné použít sám v sobě.</w:t>
+      </w:r>
+      <w:r>
+        <w:rPr>
+          <w:szCs w:val="24"/>
+        </w:rPr>
+        <w:t xml:space="preserve"> Není nutné zcela schovávat vše z vnitřní implementace</w:t>
+      </w:r>
+      <w:r>
+        <w:rPr>
+          <w:szCs w:val="24"/>
+        </w:rPr>
+        <w:t>,</w:t>
+      </w:r>
+      <w:r>
+        <w:rPr>
+          <w:szCs w:val="24"/>
+        </w:rPr>
+        <w:t xml:space="preserve"> pokud se to může uživateli hodit bez toho, aby to bylo matoucí (ale může to být nebezpečné).</w:t>
+      </w:r>
       <w:r>
         <w:t xml:space="preserve"> </w:t>
       </w:r>
@@ -3254,31 +4984,194 @@
         <w:rPr>
           <w:szCs w:val="24"/>
         </w:rPr>
-        <w:t xml:space="preserve">Uvidět tak balónky náhodný kolemjdoucí, jistě by si pomyslel, že už tu takhle poletují snad tisíc let. Stále si víceméně drží výšku a ani do stran se příliš nepohybují. Proti slunci to vypadá, že se slunce pohybuje k západu rychleji než balónky, a možná to tak skutečně je. Nejeden filozof by mohl tvrdit, že balónky se sluncem závodí, ale fyzikové by to jistě vyvrátili. Z fyzikálního pohledu totiž balónky působí zcela nezajímavě. Nejvíc bezpochyby zaujmou </w:t>
-      </w:r>
-      <w:r>
-        <w:rPr>
-          <w:szCs w:val="24"/>
-        </w:rPr>
-        <w:t>děti – jedna</w:t>
-      </w:r>
-      <w:r>
-        <w:rPr>
-          <w:szCs w:val="24"/>
-        </w:rPr>
-        <w:t xml:space="preserve"> malá holčička zrovna včera div nebrečela, že by snad balónky mohly prasknout. A co teprve ta stuha. Stuha, kterou je každý z trojice balónků uvázán, aby se nevypustil. Očividně je uvázaná dostatečně pevně, protože balónky skutečně neucházejí. To ale není nic zvláštního. Překvapit by však mohl fakt, že nikdo, snad krom toho, kdo balónky k</w:t>
-      </w:r>
-      <w:r>
-        <w:rPr>
-          <w:szCs w:val="24"/>
-        </w:rPr>
-        <w:t> </w:t>
-      </w:r>
-      <w:r>
-        <w:rPr>
-          <w:szCs w:val="24"/>
-        </w:rPr>
-        <w:t>obloze vypustil, netuší, jakou má ona stuha barvu.</w:t>
+        <w:t>Tensor je kopírovatelný</w:t>
+      </w:r>
+      <w:r>
+        <w:rPr>
+          <w:szCs w:val="24"/>
+        </w:rPr>
+        <w:t xml:space="preserve"> (</w:t>
+      </w:r>
+      <w:proofErr w:type="spellStart"/>
+      <w:r>
+        <w:rPr>
+          <w:szCs w:val="24"/>
+        </w:rPr>
+        <w:t>copyable</w:t>
+      </w:r>
+      <w:proofErr w:type="spellEnd"/>
+      <w:r>
+        <w:rPr>
+          <w:szCs w:val="24"/>
+        </w:rPr>
+        <w:t xml:space="preserve">) a </w:t>
+      </w:r>
+      <w:proofErr w:type="spellStart"/>
+      <w:r>
+        <w:rPr>
+          <w:szCs w:val="24"/>
+        </w:rPr>
+        <w:t>stěhovatelný</w:t>
+      </w:r>
+      <w:proofErr w:type="spellEnd"/>
+      <w:r>
+        <w:rPr>
+          <w:szCs w:val="24"/>
+        </w:rPr>
+        <w:t xml:space="preserve"> (</w:t>
+      </w:r>
+      <w:proofErr w:type="spellStart"/>
+      <w:r>
+        <w:rPr>
+          <w:szCs w:val="24"/>
+        </w:rPr>
+        <w:t>moveable</w:t>
+      </w:r>
+      <w:proofErr w:type="spellEnd"/>
+      <w:r>
+        <w:rPr>
+          <w:szCs w:val="24"/>
+        </w:rPr>
+        <w:t>)</w:t>
+      </w:r>
+      <w:r>
+        <w:rPr>
+          <w:szCs w:val="24"/>
+        </w:rPr>
+        <w:t xml:space="preserve"> a také je výchoze </w:t>
+      </w:r>
+      <w:proofErr w:type="spellStart"/>
+      <w:r>
+        <w:rPr>
+          <w:szCs w:val="24"/>
+        </w:rPr>
+        <w:t>konstruktibilní</w:t>
+      </w:r>
+      <w:proofErr w:type="spellEnd"/>
+      <w:r>
+        <w:rPr>
+          <w:szCs w:val="24"/>
+        </w:rPr>
+        <w:t xml:space="preserve"> (default </w:t>
+      </w:r>
+      <w:proofErr w:type="spellStart"/>
+      <w:r>
+        <w:rPr>
+          <w:szCs w:val="24"/>
+        </w:rPr>
+        <w:t>constructible</w:t>
+      </w:r>
+      <w:proofErr w:type="spellEnd"/>
+      <w:r>
+        <w:rPr>
+          <w:szCs w:val="24"/>
+        </w:rPr>
+        <w:t>).</w:t>
+      </w:r>
+      <w:r>
+        <w:rPr>
+          <w:szCs w:val="24"/>
+        </w:rPr>
+        <w:t xml:space="preserve"> </w:t>
+      </w:r>
+      <w:r>
+        <w:rPr>
+          <w:szCs w:val="24"/>
+        </w:rPr>
+        <w:t>Je možné ho vyjádřit pomocí řetězce.</w:t>
+      </w:r>
+      <w:r>
+        <w:rPr>
+          <w:szCs w:val="24"/>
+        </w:rPr>
+        <w:t xml:space="preserve"> Má metody na zjištění jeho vlastností</w:t>
+      </w:r>
+      <w:r>
+        <w:rPr>
+          <w:szCs w:val="24"/>
+        </w:rPr>
+        <w:t xml:space="preserve"> jako jsou velikosti dimenzí</w:t>
+      </w:r>
+      <w:r>
+        <w:rPr>
+          <w:szCs w:val="24"/>
+        </w:rPr>
+        <w:t>.</w:t>
+      </w:r>
+      <w:r>
+        <w:rPr>
+          <w:szCs w:val="24"/>
+        </w:rPr>
+        <w:t xml:space="preserve"> Je možné nad ním provádět operace jak unární</w:t>
+      </w:r>
+      <w:r>
+        <w:rPr>
+          <w:szCs w:val="24"/>
+        </w:rPr>
+        <w:t>,</w:t>
+      </w:r>
+      <w:r>
+        <w:rPr>
+          <w:szCs w:val="24"/>
+        </w:rPr>
+        <w:t xml:space="preserve"> tak binární.</w:t>
+      </w:r>
+    </w:p>
+    <w:p>
+      <w:pPr>
+        <w:spacing w:line="360" w:lineRule="auto"/>
+        <w:jc w:val="both"/>
+        <w:rPr>
+          <w:szCs w:val="24"/>
+        </w:rPr>
+      </w:pPr>
+      <w:r>
+        <w:rPr>
+          <w:szCs w:val="24"/>
+        </w:rPr>
+        <w:t>Projekt je strukturovaný tak, aby tenzor samotný uměl dostatek metod a tím pádem jakékoli jeho rozšíření, pomocí dědění, kompozice či jinak, bylo již jen o delegaci a minimálních nutných úpravách.</w:t>
+      </w:r>
+      <w:r>
+        <w:rPr>
+          <w:szCs w:val="24"/>
+        </w:rPr>
+        <w:t xml:space="preserve"> Příkladem </w:t>
+      </w:r>
+      <w:r>
+        <w:rPr>
+          <w:szCs w:val="24"/>
+        </w:rPr>
+        <w:t xml:space="preserve">je třída </w:t>
+      </w:r>
+      <w:r>
+        <w:rPr>
+          <w:szCs w:val="24"/>
+        </w:rPr>
+        <w:t>matice, která v sobě komponuje tenzor</w:t>
+      </w:r>
+      <w:r>
+        <w:rPr>
+          <w:szCs w:val="24"/>
+        </w:rPr>
+        <w:t>,</w:t>
+      </w:r>
+      <w:r>
+        <w:rPr>
+          <w:szCs w:val="24"/>
+        </w:rPr>
+        <w:t xml:space="preserve"> a navíc implementuje jen metody specifické pro matici.</w:t>
+      </w:r>
+      <w:r>
+        <w:rPr>
+          <w:szCs w:val="24"/>
+        </w:rPr>
+        <w:t xml:space="preserve"> Navíc je také umožněno</w:t>
+      </w:r>
+      <w:r>
+        <w:rPr>
+          <w:szCs w:val="24"/>
+        </w:rPr>
+        <w:t xml:space="preserve"> použití paralelního tenzoru namísto normálního a tím pádem vlastně rovnou umožnit paralelizaci na matici.</w:t>
       </w:r>
     </w:p>
     <w:p>
@@ -3289,15 +5182,18 @@
       <w:r>
         <w:br w:type="page"/>
       </w:r>
-      <w:bookmarkStart w:id="7" w:name="_Toc116383961"/>
+      <w:bookmarkStart w:id="6" w:name="_Toc227276686"/>
       <w:r>
         <w:lastRenderedPageBreak/>
         <w:t>2</w:t>
       </w:r>
       <w:r>
-        <w:t xml:space="preserve"> EXPERIMENTÁLNÍ ČÁST</w:t>
-      </w:r>
-      <w:bookmarkEnd w:id="7"/>
+        <w:t xml:space="preserve"> </w:t>
+      </w:r>
+      <w:r>
+        <w:t>IMPLEMENTACE</w:t>
+      </w:r>
+      <w:bookmarkEnd w:id="6"/>
       <w:r>
         <w:t xml:space="preserve"> </w:t>
       </w:r>
@@ -3314,138 +5210,683 @@
         <w:rPr>
           <w:szCs w:val="24"/>
         </w:rPr>
-        <w:t xml:space="preserve">Jak vlastně vypadají ony </w:t>
-      </w:r>
-      <w:r>
-        <w:rPr>
-          <w:szCs w:val="24"/>
-        </w:rPr>
-        <w:t>balónky?</w:t>
-      </w:r>
-      <w:r>
-        <w:rPr>
-          <w:szCs w:val="24"/>
-        </w:rPr>
-        <w:t xml:space="preserve"> Ptají se často lidé. </w:t>
-      </w:r>
-      <w:r>
-        <w:rPr>
-          <w:szCs w:val="24"/>
-        </w:rPr>
-        <w:t>Inu,</w:t>
-      </w:r>
-      <w:r>
-        <w:rPr>
-          <w:szCs w:val="24"/>
-        </w:rPr>
-        <w:t xml:space="preserve"> jak by </w:t>
-      </w:r>
-      <w:r>
-        <w:rPr>
-          <w:szCs w:val="24"/>
-        </w:rPr>
-        <w:t>vypadaly – jako</w:t>
-      </w:r>
-      <w:r>
-        <w:rPr>
-          <w:szCs w:val="24"/>
-        </w:rPr>
-        <w:t xml:space="preserve"> běžné pouťové balónky střední velikosti, tak akorát nafouknuté. Červený se vedle modrého a</w:t>
-      </w:r>
-      <w:r>
-        <w:rPr>
-          <w:szCs w:val="24"/>
-        </w:rPr>
-        <w:t> </w:t>
-      </w:r>
-      <w:r>
-        <w:rPr>
-          <w:szCs w:val="24"/>
-        </w:rPr>
-        <w:t xml:space="preserve">zeleného zdá trochu menší, ale to je nejspíš jen optický klam, a i kdyby byl skutečně o něco málo menší, tak vážně jen o trošičku. Vítr skoro </w:t>
-      </w:r>
-      <w:r>
-        <w:rPr>
-          <w:szCs w:val="24"/>
-        </w:rPr>
-        <w:t>nefouká,</w:t>
-      </w:r>
-      <w:r>
-        <w:rPr>
-          <w:szCs w:val="24"/>
-        </w:rPr>
-        <w:t xml:space="preserve"> a tak by se na první pohled mohlo zdát, že se balónky snad vůbec nepohybují. Jenom tak klidně levitují ve vzduchu. Jelikož slunce jasně září a na obloze byste od východu k západu hledali mráček marně, balónky působí jako jakási fata morgána uprostřed pouště. Zkrátka široko daleko nikde nic, jen zelenkavá tráva, jasně modrá obloha a tři křiklavě barevné pouťové balónky, které se téměř nepozorovatelně pohupují ani ne moc vysoko, ani moc nízko nad zemí. Kdyby pod balónky nebyla sytě zelenkavá tráva, ale třeba suchá silnice či beton, možná by bylo vidět jejich barevné stíny - to jak přes poloprůsvitné barevné balónky prochází ostré sluneční paprsky. Jenže kvůli všudy přítomné trávě jsou stíny balónků sotva vidět, natož aby šlo rozeznat, jakou barvu tyto stíny mají.</w:t>
-      </w:r>
-    </w:p>
-    <w:p>
-      <w:pPr>
-        <w:keepNext/>
-        <w:spacing w:line="360" w:lineRule="auto"/>
-        <w:jc w:val="center"/>
-      </w:pPr>
-      <w:r>
+        <w:t>Samotná implementace této knihovny vynucuje přístup „</w:t>
+      </w:r>
+      <w:proofErr w:type="spellStart"/>
+      <w:r>
+        <w:rPr>
+          <w:szCs w:val="24"/>
+        </w:rPr>
+        <w:t>header-only</w:t>
+      </w:r>
+      <w:proofErr w:type="spellEnd"/>
+      <w:r>
+        <w:rPr>
+          <w:szCs w:val="24"/>
+        </w:rPr>
+        <w:t xml:space="preserve"> + source </w:t>
+      </w:r>
+      <w:proofErr w:type="spellStart"/>
+      <w:r>
+        <w:rPr>
+          <w:szCs w:val="24"/>
+        </w:rPr>
+        <w:t>code</w:t>
+      </w:r>
+      <w:proofErr w:type="spellEnd"/>
+      <w:r>
+        <w:rPr>
+          <w:szCs w:val="24"/>
+        </w:rPr>
+        <w:t>“ neboli přidání knihovny do uživatelského projektu pomocí hlavičkového souboru</w:t>
+      </w:r>
+      <w:r>
+        <w:rPr>
+          <w:szCs w:val="24"/>
+        </w:rPr>
+        <w:t xml:space="preserve">, který se linkuje na zdrojové kódy. </w:t>
+      </w:r>
+      <w:r>
+        <w:rPr>
+          <w:szCs w:val="24"/>
+        </w:rPr>
+        <w:t>Kvůli použití šablon (</w:t>
+      </w:r>
+      <w:proofErr w:type="spellStart"/>
+      <w:r>
+        <w:rPr>
+          <w:szCs w:val="24"/>
+        </w:rPr>
+        <w:t>template</w:t>
+      </w:r>
+      <w:proofErr w:type="spellEnd"/>
+      <w:r>
+        <w:rPr>
+          <w:szCs w:val="24"/>
+        </w:rPr>
+        <w:t>) by bylo velice složité a nepraktické pokoušet se o předkompilovanou knihovnu – ať dynamickou či statickou.</w:t>
+      </w:r>
+      <w:r>
+        <w:rPr>
+          <w:szCs w:val="24"/>
+        </w:rPr>
+        <w:t xml:space="preserve"> </w:t>
+      </w:r>
+    </w:p>
+    <w:p>
+      <w:pPr>
+        <w:pStyle w:val="Nadpis2"/>
+      </w:pPr>
+      <w:bookmarkStart w:id="7" w:name="_Toc227276687"/>
+      <w:r>
+        <w:t>2.1 Použité nástroje</w:t>
+      </w:r>
+      <w:bookmarkEnd w:id="7"/>
+    </w:p>
+    <w:p>
+      <w:r>
+        <w:t>Jak již napovídá název práce, tak je knihovna napsaná v jazyce C++</w:t>
+      </w:r>
+      <w:r>
+        <w:t xml:space="preserve"> nevyužívající nic novějšího nad standard C++23</w:t>
+      </w:r>
+      <w:r>
+        <w:t>.</w:t>
+      </w:r>
+    </w:p>
+    <w:p>
+      <w:pPr>
+        <w:pStyle w:val="Nadpis3"/>
+      </w:pPr>
+      <w:r>
+        <w:t xml:space="preserve">2.1.1 </w:t>
+      </w:r>
+      <w:proofErr w:type="spellStart"/>
+      <w:r>
+        <w:t>AdaptiveCpp</w:t>
+      </w:r>
+      <w:proofErr w:type="spellEnd"/>
+    </w:p>
+    <w:p>
+      <w:r>
+        <w:t xml:space="preserve">Zajímavější je použitá knihovna </w:t>
+      </w:r>
+      <w:proofErr w:type="spellStart"/>
+      <w:r>
+        <w:t>AdaptiveCpp</w:t>
+      </w:r>
+      <w:proofErr w:type="spellEnd"/>
+      <w:r>
+        <w:t xml:space="preserve"> (</w:t>
+      </w:r>
+      <w:hyperlink r:id="rId14" w:history="1">
+        <w:r>
+          <w:rPr>
+            <w:rStyle w:val="Hypertextovodkaz"/>
+          </w:rPr>
+          <w:t>https://github.com/AdaptiveCpp/AdaptiveCpp</w:t>
+        </w:r>
+      </w:hyperlink>
+      <w:r>
+        <w:t xml:space="preserve"> </w:t>
+      </w:r>
+      <w:r>
+        <w:t>)</w:t>
+      </w:r>
+      <w:r>
+        <w:t xml:space="preserve">, jejíž hlavní misí je implementace </w:t>
+      </w:r>
+      <w:proofErr w:type="spellStart"/>
+      <w:r>
+        <w:t>stadartu</w:t>
+      </w:r>
+      <w:proofErr w:type="spellEnd"/>
+      <w:r>
+        <w:t xml:space="preserve"> SYCL (</w:t>
+      </w:r>
+      <w:hyperlink r:id="rId15" w:history="1">
+        <w:r>
+          <w:rPr>
+            <w:rStyle w:val="Hypertextovodkaz"/>
+          </w:rPr>
+          <w:t>https://www.khronos.org/sycl/</w:t>
+        </w:r>
+      </w:hyperlink>
+      <w:r>
+        <w:t xml:space="preserve"> ) spravovaného </w:t>
+      </w:r>
+      <w:proofErr w:type="spellStart"/>
+      <w:r>
+        <w:t>The</w:t>
+      </w:r>
+      <w:proofErr w:type="spellEnd"/>
+      <w:r>
+        <w:t xml:space="preserve"> </w:t>
+      </w:r>
+      <w:proofErr w:type="spellStart"/>
+      <w:r>
+        <w:t>Khronos</w:t>
+      </w:r>
+      <w:proofErr w:type="spellEnd"/>
+      <w:r>
+        <w:t xml:space="preserve"> Group</w:t>
+      </w:r>
+      <w:r>
+        <w:t>.</w:t>
+      </w:r>
+    </w:p>
+    <w:p>
+      <w:pPr>
+        <w:pStyle w:val="Nadpis2"/>
+      </w:pPr>
+      <w:bookmarkStart w:id="8" w:name="_Toc227276688"/>
+      <w:r>
+        <w:t>2.</w:t>
+      </w:r>
+      <w:r>
+        <w:t>2</w:t>
+      </w:r>
+      <w:r>
+        <w:t xml:space="preserve"> Komponenty</w:t>
+      </w:r>
+      <w:bookmarkEnd w:id="8"/>
+    </w:p>
+    <w:p>
+      <w:proofErr w:type="spellStart"/>
+      <w:r>
+        <w:t>Xxx</w:t>
+      </w:r>
+      <w:proofErr w:type="spellEnd"/>
+    </w:p>
+    <w:p>
+      <w:pPr>
+        <w:pStyle w:val="Nadpis3"/>
         <w:rPr>
           <w:noProof/>
-          <w:szCs w:val="24"/>
           <w:lang w:eastAsia="cs-CZ"/>
         </w:rPr>
-        <w:drawing>
-          <wp:inline distT="0" distB="0" distL="0" distR="0" wp14:anchorId="68061D20" wp14:editId="2BBA1614">
-            <wp:extent cx="2200275" cy="2200275"/>
-            <wp:effectExtent l="0" t="0" r="0" b="0"/>
-            <wp:docPr id="3" name="Obrázek 2"/>
-            <wp:cNvGraphicFramePr>
-              <a:graphicFrameLocks xmlns:a="http://schemas.openxmlformats.org/drawingml/2006/main" noChangeAspect="1"/>
-            </wp:cNvGraphicFramePr>
-            <a:graphic xmlns:a="http://schemas.openxmlformats.org/drawingml/2006/main">
-              <a:graphicData uri="http://schemas.openxmlformats.org/drawingml/2006/picture">
-                <pic:pic xmlns:pic="http://schemas.openxmlformats.org/drawingml/2006/picture">
-                  <pic:nvPicPr>
-                    <pic:cNvPr id="0" name="Obrázek 2"/>
-                    <pic:cNvPicPr>
-                      <a:picLocks noChangeAspect="1" noChangeArrowheads="1"/>
-                    </pic:cNvPicPr>
-                  </pic:nvPicPr>
-                  <pic:blipFill>
-                    <a:blip r:embed="rId11">
-                      <a:extLst>
-                        <a:ext uri="{28A0092B-C50C-407E-A947-70E740481C1C}">
-                          <a14:useLocalDpi xmlns:a14="http://schemas.microsoft.com/office/drawing/2010/main" val="0"/>
-                        </a:ext>
-                      </a:extLst>
-                    </a:blip>
-                    <a:srcRect/>
-                    <a:stretch>
-                      <a:fillRect/>
-                    </a:stretch>
-                  </pic:blipFill>
-                  <pic:spPr bwMode="auto">
-                    <a:xfrm>
-                      <a:off x="0" y="0"/>
-                      <a:ext cx="2200275" cy="2200275"/>
-                    </a:xfrm>
-                    <a:prstGeom prst="rect">
-                      <a:avLst/>
-                    </a:prstGeom>
-                    <a:noFill/>
-                    <a:ln>
-                      <a:noFill/>
-                    </a:ln>
-                  </pic:spPr>
-                </pic:pic>
-              </a:graphicData>
-            </a:graphic>
-          </wp:inline>
-        </w:drawing>
+      </w:pPr>
+      <w:bookmarkStart w:id="9" w:name="_Toc227276689"/>
+      <w:r>
+        <w:t>2.</w:t>
+      </w:r>
+      <w:r>
+        <w:t>2</w:t>
+      </w:r>
+      <w:r>
+        <w:t>.1</w:t>
+      </w:r>
+      <w:r>
+        <w:rPr>
+          <w:noProof/>
+          <w:lang w:eastAsia="cs-CZ"/>
+        </w:rPr>
+        <w:t xml:space="preserve"> </w:t>
+      </w:r>
+      <w:r>
+        <w:rPr>
+          <w:noProof/>
+          <w:lang w:eastAsia="cs-CZ"/>
+        </w:rPr>
+        <w:t>Lineární kontejner</w:t>
+      </w:r>
+      <w:bookmarkEnd w:id="9"/>
+    </w:p>
+    <w:p>
+      <w:pPr>
+        <w:rPr>
+          <w:lang w:eastAsia="cs-CZ"/>
+        </w:rPr>
+      </w:pPr>
+      <w:proofErr w:type="spellStart"/>
+      <w:r>
+        <w:rPr>
+          <w:lang w:eastAsia="cs-CZ"/>
+        </w:rPr>
+        <w:t>Xxx</w:t>
+      </w:r>
+      <w:proofErr w:type="spellEnd"/>
+    </w:p>
+    <w:p>
+      <w:pPr>
+        <w:pStyle w:val="Nadpis3"/>
+        <w:rPr>
+          <w:lang w:eastAsia="cs-CZ"/>
+        </w:rPr>
+      </w:pPr>
+      <w:bookmarkStart w:id="10" w:name="_Toc227276690"/>
+      <w:r>
+        <w:rPr>
+          <w:lang w:eastAsia="cs-CZ"/>
+        </w:rPr>
+        <w:t>2.</w:t>
+      </w:r>
+      <w:r>
+        <w:rPr>
+          <w:lang w:eastAsia="cs-CZ"/>
+        </w:rPr>
+        <w:t>2</w:t>
+      </w:r>
+      <w:r>
+        <w:rPr>
+          <w:lang w:eastAsia="cs-CZ"/>
+        </w:rPr>
+        <w:t>.2</w:t>
+      </w:r>
+      <w:r>
+        <w:rPr>
+          <w:lang w:eastAsia="cs-CZ"/>
+        </w:rPr>
+        <w:t xml:space="preserve"> Tenzor</w:t>
+      </w:r>
+      <w:bookmarkEnd w:id="10"/>
+    </w:p>
+    <w:p>
+      <w:pPr>
+        <w:rPr>
+          <w:lang w:eastAsia="cs-CZ"/>
+        </w:rPr>
+      </w:pPr>
+      <w:proofErr w:type="spellStart"/>
+      <w:r>
+        <w:rPr>
+          <w:lang w:eastAsia="cs-CZ"/>
+        </w:rPr>
+        <w:t>Xxx</w:t>
+      </w:r>
+      <w:proofErr w:type="spellEnd"/>
+    </w:p>
+    <w:p>
+      <w:pPr>
+        <w:pStyle w:val="Nadpis3"/>
+        <w:rPr>
+          <w:lang w:eastAsia="cs-CZ"/>
+        </w:rPr>
+      </w:pPr>
+      <w:bookmarkStart w:id="11" w:name="_Toc227276691"/>
+      <w:r>
+        <w:rPr>
+          <w:lang w:eastAsia="cs-CZ"/>
+        </w:rPr>
+        <w:t>2.</w:t>
+      </w:r>
+      <w:r>
+        <w:rPr>
+          <w:lang w:eastAsia="cs-CZ"/>
+        </w:rPr>
+        <w:t>2</w:t>
+      </w:r>
+      <w:r>
+        <w:rPr>
+          <w:lang w:eastAsia="cs-CZ"/>
+        </w:rPr>
+        <w:t>.3</w:t>
+      </w:r>
+      <w:r>
+        <w:rPr>
+          <w:lang w:eastAsia="cs-CZ"/>
+        </w:rPr>
+        <w:t xml:space="preserve"> Paralelní tenzor</w:t>
+      </w:r>
+      <w:bookmarkEnd w:id="11"/>
+    </w:p>
+    <w:p>
+      <w:pPr>
+        <w:rPr>
+          <w:lang w:eastAsia="cs-CZ"/>
+        </w:rPr>
+      </w:pPr>
+      <w:proofErr w:type="spellStart"/>
+      <w:r>
+        <w:rPr>
+          <w:lang w:eastAsia="cs-CZ"/>
+        </w:rPr>
+        <w:t>Xxx</w:t>
+      </w:r>
+      <w:proofErr w:type="spellEnd"/>
+    </w:p>
+    <w:p>
+      <w:pPr>
+        <w:pStyle w:val="Nadpis3"/>
+        <w:rPr>
+          <w:lang w:eastAsia="cs-CZ"/>
+        </w:rPr>
+      </w:pPr>
+      <w:bookmarkStart w:id="12" w:name="_Toc227276692"/>
+      <w:r>
+        <w:rPr>
+          <w:lang w:eastAsia="cs-CZ"/>
+        </w:rPr>
+        <w:t>2.</w:t>
+      </w:r>
+      <w:r>
+        <w:rPr>
+          <w:lang w:eastAsia="cs-CZ"/>
+        </w:rPr>
+        <w:t>2</w:t>
+      </w:r>
+      <w:r>
+        <w:rPr>
+          <w:lang w:eastAsia="cs-CZ"/>
+        </w:rPr>
+        <w:t>.4</w:t>
+      </w:r>
+      <w:r>
+        <w:rPr>
+          <w:lang w:eastAsia="cs-CZ"/>
+        </w:rPr>
+        <w:t xml:space="preserve"> Matice</w:t>
+      </w:r>
+      <w:bookmarkEnd w:id="12"/>
+    </w:p>
+    <w:p>
+      <w:pPr>
+        <w:rPr>
+          <w:lang w:eastAsia="cs-CZ"/>
+        </w:rPr>
+      </w:pPr>
+      <w:proofErr w:type="spellStart"/>
+      <w:r>
+        <w:rPr>
+          <w:lang w:eastAsia="cs-CZ"/>
+        </w:rPr>
+        <w:t>Xxx</w:t>
+      </w:r>
+      <w:proofErr w:type="spellEnd"/>
+    </w:p>
+    <w:p>
+      <w:pPr>
+        <w:pStyle w:val="Nadpis3"/>
+        <w:rPr>
+          <w:lang w:eastAsia="cs-CZ"/>
+        </w:rPr>
+      </w:pPr>
+      <w:bookmarkStart w:id="13" w:name="_Toc227276693"/>
+      <w:r>
+        <w:rPr>
+          <w:lang w:eastAsia="cs-CZ"/>
+        </w:rPr>
+        <w:t>2.</w:t>
+      </w:r>
+      <w:r>
+        <w:rPr>
+          <w:lang w:eastAsia="cs-CZ"/>
+        </w:rPr>
+        <w:t>2</w:t>
+      </w:r>
+      <w:r>
+        <w:rPr>
+          <w:lang w:eastAsia="cs-CZ"/>
+        </w:rPr>
+        <w:t>.</w:t>
+      </w:r>
+      <w:r>
+        <w:rPr>
+          <w:lang w:eastAsia="cs-CZ"/>
+        </w:rPr>
+        <w:t>5 Paralelní matice</w:t>
+      </w:r>
+      <w:bookmarkEnd w:id="13"/>
+    </w:p>
+    <w:p>
+      <w:pPr>
+        <w:rPr>
+          <w:lang w:eastAsia="cs-CZ"/>
+        </w:rPr>
+      </w:pPr>
+      <w:proofErr w:type="spellStart"/>
+      <w:r>
+        <w:rPr>
+          <w:lang w:eastAsia="cs-CZ"/>
+        </w:rPr>
+        <w:t>Xxx</w:t>
+      </w:r>
+      <w:proofErr w:type="spellEnd"/>
+    </w:p>
+    <w:p>
+      <w:pPr>
+        <w:pStyle w:val="Nadpis3"/>
+        <w:rPr>
+          <w:lang w:eastAsia="cs-CZ"/>
+        </w:rPr>
+      </w:pPr>
+      <w:bookmarkStart w:id="14" w:name="_Toc227276694"/>
+      <w:r>
+        <w:rPr>
+          <w:lang w:eastAsia="cs-CZ"/>
+        </w:rPr>
+        <w:t>2.</w:t>
+      </w:r>
+      <w:r>
+        <w:rPr>
+          <w:lang w:eastAsia="cs-CZ"/>
+        </w:rPr>
+        <w:t>2</w:t>
+      </w:r>
+      <w:r>
+        <w:rPr>
+          <w:lang w:eastAsia="cs-CZ"/>
+        </w:rPr>
+        <w:t>.</w:t>
+      </w:r>
+      <w:r>
+        <w:rPr>
+          <w:lang w:eastAsia="cs-CZ"/>
+        </w:rPr>
+        <w:t>6 N-</w:t>
+      </w:r>
+      <w:proofErr w:type="spellStart"/>
+      <w:r>
+        <w:rPr>
+          <w:lang w:eastAsia="cs-CZ"/>
+        </w:rPr>
+        <w:t>nární</w:t>
+      </w:r>
+      <w:proofErr w:type="spellEnd"/>
+      <w:r>
+        <w:rPr>
+          <w:lang w:eastAsia="cs-CZ"/>
+        </w:rPr>
+        <w:t xml:space="preserve"> strom</w:t>
+      </w:r>
+      <w:bookmarkEnd w:id="14"/>
+    </w:p>
+    <w:p>
+      <w:pPr>
+        <w:rPr>
+          <w:lang w:eastAsia="cs-CZ"/>
+        </w:rPr>
+      </w:pPr>
+      <w:proofErr w:type="spellStart"/>
+      <w:r>
+        <w:rPr>
+          <w:lang w:eastAsia="cs-CZ"/>
+        </w:rPr>
+        <w:t>Xxx</w:t>
+      </w:r>
+      <w:proofErr w:type="spellEnd"/>
+    </w:p>
+    <w:p>
+      <w:pPr>
+        <w:pStyle w:val="Nadpis2"/>
+        <w:rPr>
+          <w:lang w:eastAsia="cs-CZ"/>
+        </w:rPr>
+      </w:pPr>
+      <w:bookmarkStart w:id="15" w:name="_Toc227276695"/>
+      <w:r>
+        <w:rPr>
+          <w:lang w:eastAsia="cs-CZ"/>
+        </w:rPr>
+        <w:t>2.</w:t>
+      </w:r>
+      <w:r>
+        <w:rPr>
+          <w:lang w:eastAsia="cs-CZ"/>
+        </w:rPr>
+        <w:t>3</w:t>
+      </w:r>
+      <w:r>
+        <w:rPr>
+          <w:lang w:eastAsia="cs-CZ"/>
+        </w:rPr>
+        <w:t xml:space="preserve"> Testy</w:t>
+      </w:r>
+      <w:bookmarkEnd w:id="15"/>
+    </w:p>
+    <w:p>
+      <w:pPr>
+        <w:rPr>
+          <w:lang w:eastAsia="cs-CZ"/>
+        </w:rPr>
+      </w:pPr>
+      <w:proofErr w:type="spellStart"/>
+      <w:r>
+        <w:rPr>
+          <w:lang w:eastAsia="cs-CZ"/>
+        </w:rPr>
+        <w:t>Xxx</w:t>
+      </w:r>
+      <w:proofErr w:type="spellEnd"/>
+    </w:p>
+    <w:p>
+      <w:pPr>
+        <w:pStyle w:val="Nadpis3"/>
+        <w:rPr>
+          <w:lang w:eastAsia="cs-CZ"/>
+        </w:rPr>
+      </w:pPr>
+      <w:bookmarkStart w:id="16" w:name="_Toc227276696"/>
+      <w:r>
+        <w:rPr>
+          <w:lang w:eastAsia="cs-CZ"/>
+        </w:rPr>
+        <w:t>2.</w:t>
+      </w:r>
+      <w:r>
+        <w:rPr>
+          <w:lang w:eastAsia="cs-CZ"/>
+        </w:rPr>
+        <w:t>3</w:t>
+      </w:r>
+      <w:r>
+        <w:rPr>
+          <w:lang w:eastAsia="cs-CZ"/>
+        </w:rPr>
+        <w:t>.1 Unit testování</w:t>
+      </w:r>
+      <w:bookmarkEnd w:id="16"/>
+    </w:p>
+    <w:p>
+      <w:pPr>
+        <w:rPr>
+          <w:lang w:eastAsia="cs-CZ"/>
+        </w:rPr>
+      </w:pPr>
+      <w:proofErr w:type="spellStart"/>
+      <w:r>
+        <w:rPr>
+          <w:lang w:eastAsia="cs-CZ"/>
+        </w:rPr>
+        <w:t>Xxx</w:t>
+      </w:r>
+      <w:proofErr w:type="spellEnd"/>
+    </w:p>
+    <w:p>
+      <w:pPr>
+        <w:pStyle w:val="Nadpis3"/>
+        <w:rPr>
+          <w:lang w:eastAsia="cs-CZ"/>
+        </w:rPr>
+      </w:pPr>
+      <w:bookmarkStart w:id="17" w:name="_Toc227276697"/>
+      <w:r>
+        <w:rPr>
+          <w:lang w:eastAsia="cs-CZ"/>
+        </w:rPr>
+        <w:lastRenderedPageBreak/>
+        <w:t>2.</w:t>
+      </w:r>
+      <w:r>
+        <w:rPr>
+          <w:lang w:eastAsia="cs-CZ"/>
+        </w:rPr>
+        <w:t>3</w:t>
+      </w:r>
+      <w:r>
+        <w:rPr>
+          <w:lang w:eastAsia="cs-CZ"/>
+        </w:rPr>
+        <w:t>.2 Zátěžové testování</w:t>
+      </w:r>
+      <w:bookmarkEnd w:id="17"/>
+    </w:p>
+    <w:p>
+      <w:pPr>
+        <w:rPr>
+          <w:lang w:eastAsia="cs-CZ"/>
+        </w:rPr>
+      </w:pPr>
+      <w:proofErr w:type="spellStart"/>
+      <w:r>
+        <w:rPr>
+          <w:lang w:eastAsia="cs-CZ"/>
+        </w:rPr>
+        <w:t>Xxx</w:t>
+      </w:r>
+      <w:proofErr w:type="spellEnd"/>
+    </w:p>
+    <w:p>
+      <w:pPr>
+        <w:spacing w:after="0" w:line="240" w:lineRule="auto"/>
+        <w:rPr>
+          <w:noProof/>
+          <w:szCs w:val="24"/>
+          <w:lang w:eastAsia="cs-CZ"/>
+        </w:rPr>
+      </w:pPr>
+      <w:r>
+        <w:rPr>
+          <w:noProof/>
+          <w:szCs w:val="24"/>
+          <w:lang w:eastAsia="cs-CZ"/>
+        </w:rPr>
+        <w:br w:type="page"/>
+      </w:r>
+    </w:p>
+    <w:p>
+      <w:pPr>
+        <w:pStyle w:val="Nadpis1"/>
+      </w:pPr>
+      <w:bookmarkStart w:id="18" w:name="_Toc227276220"/>
+      <w:r>
+        <w:lastRenderedPageBreak/>
+        <w:t>3 TEORETICKÉ VYUŽITÍ</w:t>
+      </w:r>
+    </w:p>
+    <w:p>
+      <w:proofErr w:type="spellStart"/>
+      <w:r>
+        <w:t>Xxx</w:t>
+      </w:r>
+      <w:proofErr w:type="spellEnd"/>
+    </w:p>
+    <w:p>
+      <w:pPr>
+        <w:pStyle w:val="Nadpis1"/>
+      </w:pPr>
+      <w:r>
+        <w:br w:type="page"/>
       </w:r>
     </w:p>
     <w:p>
       <w:pPr>
         <w:pStyle w:val="Titulek"/>
-        <w:jc w:val="center"/>
         <w:rPr>
           <w:i w:val="0"/>
           <w:color w:val="000000"/>
+          <w:sz w:val="24"/>
+          <w:szCs w:val="24"/>
         </w:rPr>
       </w:pPr>
       <w:r>
@@ -3455,7 +5896,8 @@
           <w:sz w:val="24"/>
           <w:szCs w:val="24"/>
         </w:rPr>
-        <w:t xml:space="preserve">Obrázek </w:t>
+        <w:lastRenderedPageBreak/>
+        <w:t xml:space="preserve">Tabulka </w:t>
       </w:r>
       <w:r>
         <w:rPr>
@@ -3473,7 +5915,7 @@
           <w:sz w:val="24"/>
           <w:szCs w:val="24"/>
         </w:rPr>
-        <w:instrText xml:space="preserve"> SEQ Obrázek \* ARABIC </w:instrText>
+        <w:instrText xml:space="preserve"> SEQ Tabulka \* ARABIC </w:instrText>
       </w:r>
       <w:r>
         <w:rPr>
@@ -3510,7 +5952,7 @@
           <w:sz w:val="24"/>
           <w:szCs w:val="24"/>
         </w:rPr>
-        <w:t>: Balonky</w:t>
+        <w:t xml:space="preserve">: </w:t>
       </w:r>
       <w:r>
         <w:rPr>
@@ -3519,158 +5961,9 @@
           <w:sz w:val="24"/>
           <w:szCs w:val="24"/>
         </w:rPr>
-        <w:t xml:space="preserve"> (Min, 2016</w:t>
-      </w:r>
-      <w:bookmarkStart w:id="8" w:name="_Toc24458948"/>
-      <w:bookmarkStart w:id="9" w:name="_Toc24459062"/>
-      <w:r>
-        <w:rPr>
-          <w:i w:val="0"/>
-          <w:color w:val="000000"/>
-        </w:rPr>
-        <w:t>)</w:t>
-      </w:r>
-      <w:bookmarkEnd w:id="8"/>
-      <w:bookmarkEnd w:id="9"/>
-      <w:r>
-        <w:rPr>
-          <w:i w:val="0"/>
-          <w:color w:val="000000"/>
-        </w:rPr>
-        <w:t xml:space="preserve"> </w:t>
-      </w:r>
-    </w:p>
-    <w:p>
-      <w:pPr>
-        <w:spacing w:line="360" w:lineRule="auto"/>
-        <w:jc w:val="both"/>
-        <w:rPr>
-          <w:szCs w:val="24"/>
-        </w:rPr>
-      </w:pPr>
-      <w:r>
-        <w:rPr>
-          <w:szCs w:val="24"/>
-        </w:rPr>
-        <w:t xml:space="preserve">Uvidět tak balónky náhodný kolemjdoucí, jistě by si pomyslel, že už tu takhle poletují snad tisíc let. Stále si víceméně drží výšku a ani do stran se příliš nepohybují. Proti slunci to vypadá, že se slunce pohybuje k západu rychleji než balónky, a možná to tak skutečně je. Nejeden filozof by mohl tvrdit, že balónky se sluncem závodí, ale fyzikové by to jistě vyvrátili. Z fyzikálního pohledu totiž balónky působí zcela nezajímavě. Nejvíc bezpochyby zaujmou </w:t>
-      </w:r>
-      <w:r>
-        <w:rPr>
-          <w:szCs w:val="24"/>
-        </w:rPr>
-        <w:t>děti – jedna</w:t>
-      </w:r>
-      <w:r>
-        <w:rPr>
-          <w:szCs w:val="24"/>
-        </w:rPr>
-        <w:t xml:space="preserve"> malá holčička zrovna včera div nebrečela, že by snad balónky mohly prasknout. A co teprve ta stuha. Stuha, kterou je každý z trojice balónků uvázán, aby se nevypustil. Očividně je uvázaná dostatečně pevně, protože balónky skutečně neucházejí. To</w:t>
-      </w:r>
-      <w:r>
-        <w:rPr>
-          <w:szCs w:val="24"/>
-        </w:rPr>
-        <w:t> </w:t>
-      </w:r>
-      <w:r>
-        <w:rPr>
-          <w:szCs w:val="24"/>
-        </w:rPr>
-        <w:t xml:space="preserve">ale není nic zvláštního. Překvapit by však mohl fakt, že nikdo, snad krom toho, kdo balónky k obloze vypustil, netuší, </w:t>
-      </w:r>
-      <w:r>
-        <w:rPr>
-          <w:szCs w:val="24"/>
-        </w:rPr>
-        <w:lastRenderedPageBreak/>
-        <w:t>jakou má ona stuha barvu. Je totiž tak lesklá, že za světla se v ní odráží nebe a za tmy zase není vidět vůbec.</w:t>
-      </w:r>
-    </w:p>
-    <w:p>
-      <w:pPr>
-        <w:pStyle w:val="Titulek"/>
-        <w:rPr>
-          <w:i w:val="0"/>
-          <w:color w:val="000000"/>
-          <w:sz w:val="24"/>
-          <w:szCs w:val="24"/>
-        </w:rPr>
-      </w:pPr>
-      <w:bookmarkStart w:id="10" w:name="_Toc116377311"/>
-      <w:r>
-        <w:rPr>
-          <w:i w:val="0"/>
-          <w:color w:val="000000"/>
-          <w:sz w:val="24"/>
-          <w:szCs w:val="24"/>
-        </w:rPr>
-        <w:t xml:space="preserve">Tabulka </w:t>
-      </w:r>
-      <w:r>
-        <w:rPr>
-          <w:i w:val="0"/>
-          <w:color w:val="000000"/>
-          <w:sz w:val="24"/>
-          <w:szCs w:val="24"/>
-        </w:rPr>
-        <w:fldChar w:fldCharType="begin"/>
-      </w:r>
-      <w:r>
-        <w:rPr>
-          <w:i w:val="0"/>
-          <w:color w:val="000000"/>
-          <w:sz w:val="24"/>
-          <w:szCs w:val="24"/>
-        </w:rPr>
-        <w:instrText xml:space="preserve"> SEQ Tabulka \* ARABIC </w:instrText>
-      </w:r>
-      <w:r>
-        <w:rPr>
-          <w:i w:val="0"/>
-          <w:color w:val="000000"/>
-          <w:sz w:val="24"/>
-          <w:szCs w:val="24"/>
-        </w:rPr>
-        <w:fldChar w:fldCharType="separate"/>
-      </w:r>
-      <w:r>
-        <w:rPr>
-          <w:i w:val="0"/>
-          <w:noProof/>
-          <w:color w:val="000000"/>
-          <w:sz w:val="24"/>
-          <w:szCs w:val="24"/>
-        </w:rPr>
-        <w:t>1</w:t>
-      </w:r>
-      <w:r>
-        <w:rPr>
-          <w:i w:val="0"/>
-          <w:color w:val="000000"/>
-          <w:sz w:val="24"/>
-          <w:szCs w:val="24"/>
-        </w:rPr>
-        <w:fldChar w:fldCharType="end"/>
-      </w:r>
-      <w:r>
-        <w:rPr>
-          <w:i w:val="0"/>
-          <w:color w:val="000000"/>
-          <w:sz w:val="24"/>
-          <w:szCs w:val="24"/>
-        </w:rPr>
-        <w:t xml:space="preserve">: </w:t>
-      </w:r>
-      <w:bookmarkEnd w:id="10"/>
-      <w:r>
-        <w:rPr>
-          <w:i w:val="0"/>
-          <w:color w:val="000000"/>
-          <w:sz w:val="24"/>
-          <w:szCs w:val="24"/>
-        </w:rPr>
         <w:t>Vzdělanostní struktura obyvatelstva České republiky (2021)</w:t>
       </w:r>
+      <w:bookmarkEnd w:id="18"/>
     </w:p>
     <w:tbl>
       <w:tblPr>
@@ -3788,13 +6081,7 @@
               <w:rPr>
                 <w:szCs w:val="24"/>
               </w:rPr>
-              <w:t>0,</w:t>
-            </w:r>
-            <w:r>
-              <w:rPr>
-                <w:szCs w:val="24"/>
-              </w:rPr>
-              <w:t>4</w:t>
+              <w:t>0,4</w:t>
             </w:r>
           </w:p>
         </w:tc>
@@ -3813,13 +6100,7 @@
               <w:rPr>
                 <w:szCs w:val="24"/>
               </w:rPr>
-              <w:t>0,</w:t>
-            </w:r>
-            <w:r>
-              <w:rPr>
-                <w:szCs w:val="24"/>
-              </w:rPr>
-              <w:t>6</w:t>
+              <w:t>0,6</w:t>
             </w:r>
           </w:p>
         </w:tc>
@@ -3899,25 +6180,7 @@
               <w:rPr>
                 <w:szCs w:val="24"/>
               </w:rPr>
-              <w:t xml:space="preserve">střední </w:t>
-            </w:r>
-            <w:r>
-              <w:rPr>
-                <w:szCs w:val="24"/>
-              </w:rPr>
-              <w:t>nebo vyučení (</w:t>
-            </w:r>
-            <w:r>
-              <w:rPr>
-                <w:szCs w:val="24"/>
-              </w:rPr>
-              <w:t>bez maturity</w:t>
-            </w:r>
-            <w:r>
-              <w:rPr>
-                <w:szCs w:val="24"/>
-              </w:rPr>
-              <w:t>)</w:t>
+              <w:t>střední nebo vyučení (bez maturity)</w:t>
             </w:r>
           </w:p>
         </w:tc>
@@ -3976,13 +6239,7 @@
               <w:rPr>
                 <w:szCs w:val="24"/>
               </w:rPr>
-              <w:t xml:space="preserve">úplné střední </w:t>
-            </w:r>
-            <w:r>
-              <w:rPr>
-                <w:szCs w:val="24"/>
-              </w:rPr>
-              <w:t>(s maturitou)</w:t>
+              <w:t>úplné střední (s maturitou)</w:t>
             </w:r>
           </w:p>
         </w:tc>
@@ -4156,13 +6413,7 @@
         <w:rPr>
           <w:szCs w:val="24"/>
         </w:rPr>
-        <w:t xml:space="preserve">Zdroj: </w:t>
-      </w:r>
-      <w:r>
-        <w:rPr>
-          <w:szCs w:val="24"/>
-        </w:rPr>
-        <w:t>(</w:t>
+        <w:t>Zdroj: (</w:t>
       </w:r>
       <w:r>
         <w:rPr>
@@ -4174,13 +6425,7 @@
         <w:rPr>
           <w:szCs w:val="24"/>
         </w:rPr>
-        <w:t xml:space="preserve">, </w:t>
-      </w:r>
-      <w:r>
-        <w:rPr>
-          <w:szCs w:val="24"/>
-        </w:rPr>
-        <w:t>2</w:t>
+        <w:t>, 2</w:t>
       </w:r>
       <w:r>
         <w:rPr>
@@ -4203,83 +6448,173 @@
           <w:szCs w:val="24"/>
         </w:rPr>
       </w:pPr>
-      <w:r>
-        <w:rPr>
-          <w:szCs w:val="24"/>
-        </w:rPr>
-        <w:t xml:space="preserve">Když svítí slunce tak silně jako nyní, tak se stuha třpytí jako kapka rosy a jen málokdo vydrží dívat se na ni přímo déle než pár chvil. Jak vlastně vypadají ony </w:t>
-      </w:r>
-      <w:r>
-        <w:rPr>
-          <w:szCs w:val="24"/>
-        </w:rPr>
-        <w:t>balónky?</w:t>
-      </w:r>
-      <w:r>
-        <w:rPr>
-          <w:szCs w:val="24"/>
-        </w:rPr>
-        <w:t xml:space="preserve"> Ptají se často lidé. </w:t>
-      </w:r>
-      <w:r>
-        <w:rPr>
-          <w:szCs w:val="24"/>
-        </w:rPr>
-        <w:t>Inu,</w:t>
-      </w:r>
-      <w:r>
-        <w:rPr>
-          <w:szCs w:val="24"/>
-        </w:rPr>
-        <w:t xml:space="preserve"> jak by </w:t>
-      </w:r>
-      <w:r>
-        <w:rPr>
-          <w:szCs w:val="24"/>
-        </w:rPr>
-        <w:t>vypadaly – jako</w:t>
-      </w:r>
-      <w:r>
-        <w:rPr>
-          <w:szCs w:val="24"/>
-        </w:rPr>
-        <w:t xml:space="preserve"> běžné pouťové balónky střední velikosti, tak akorát nafouknuté. Červený se vedle modrého a zeleného zdá trochu menší, ale to je nejspíš jen optický klam, a</w:t>
-      </w:r>
-      <w:r>
-        <w:rPr>
-          <w:szCs w:val="24"/>
-        </w:rPr>
-        <w:t> </w:t>
-      </w:r>
-      <w:r>
-        <w:rPr>
-          <w:szCs w:val="24"/>
-        </w:rPr>
-        <w:t>i</w:t>
-      </w:r>
-      <w:r>
-        <w:rPr>
-          <w:szCs w:val="24"/>
-        </w:rPr>
-        <w:t> </w:t>
-      </w:r>
-      <w:r>
-        <w:rPr>
-          <w:szCs w:val="24"/>
-        </w:rPr>
-        <w:t xml:space="preserve">kdyby byl skutečně o něco málo menší, tak vážně jen o trošičku. Vítr skoro </w:t>
-      </w:r>
-      <w:r>
-        <w:rPr>
-          <w:szCs w:val="24"/>
-        </w:rPr>
-        <w:t>nefouká,</w:t>
-      </w:r>
-      <w:r>
-        <w:rPr>
-          <w:szCs w:val="24"/>
-        </w:rPr>
-        <w:t xml:space="preserve"> a tak by se na první pohled mohlo zdát, že se balónky snad vůbec nepohybují. Jenom tak klidně levitují ve vzduchu. Jelikož slunce jasně září a na obloze byste od východu k západu hledali mráček marně, balónky působí jako jakási fata morgána uprostřed pouště. Zkrátka široko daleko nikde nic, jen zelenkavá tráva, jasně modrá obloha a tři křiklavě barevné pouťové balónky, které se téměř nepozorovatelně pohupují ani ne moc vysoko, ani moc nízko nad zemí. Kdyby pod balónky nebyla sytě zelenkavá tráva, ale třeba suchá silnice či beton, možná by bylo vidět jejich barevné stíny - to jak přes poloprůsvitné barevné balónky prochází ostré sluneční paprsky.</w:t>
+    </w:p>
+    <w:p>
+      <w:pPr>
+        <w:pStyle w:val="Titulek"/>
+        <w:jc w:val="center"/>
+        <w:rPr>
+          <w:i w:val="0"/>
+          <w:color w:val="000000"/>
+          <w:sz w:val="24"/>
+          <w:szCs w:val="24"/>
+        </w:rPr>
+      </w:pPr>
+      <w:r>
+        <w:rPr>
+          <w:noProof/>
+          <w:szCs w:val="24"/>
+          <w:lang w:eastAsia="cs-CZ"/>
+        </w:rPr>
+        <w:drawing>
+          <wp:inline distT="0" distB="0" distL="0" distR="0" wp14:anchorId="1229250D" wp14:editId="4F7F213D">
+            <wp:extent cx="2200275" cy="2200275"/>
+            <wp:effectExtent l="0" t="0" r="0" b="0"/>
+            <wp:docPr id="3" name="Obrázek 2"/>
+            <wp:cNvGraphicFramePr>
+              <a:graphicFrameLocks xmlns:a="http://schemas.openxmlformats.org/drawingml/2006/main" noChangeAspect="1"/>
+            </wp:cNvGraphicFramePr>
+            <a:graphic xmlns:a="http://schemas.openxmlformats.org/drawingml/2006/main">
+              <a:graphicData uri="http://schemas.openxmlformats.org/drawingml/2006/picture">
+                <pic:pic xmlns:pic="http://schemas.openxmlformats.org/drawingml/2006/picture">
+                  <pic:nvPicPr>
+                    <pic:cNvPr id="0" name="Obrázek 2"/>
+                    <pic:cNvPicPr>
+                      <a:picLocks noChangeAspect="1" noChangeArrowheads="1"/>
+                    </pic:cNvPicPr>
+                  </pic:nvPicPr>
+                  <pic:blipFill>
+                    <a:blip r:embed="rId16">
+                      <a:extLst>
+                        <a:ext uri="{28A0092B-C50C-407E-A947-70E740481C1C}">
+                          <a14:useLocalDpi xmlns:a14="http://schemas.microsoft.com/office/drawing/2010/main" val="0"/>
+                        </a:ext>
+                      </a:extLst>
+                    </a:blip>
+                    <a:srcRect/>
+                    <a:stretch>
+                      <a:fillRect/>
+                    </a:stretch>
+                  </pic:blipFill>
+                  <pic:spPr bwMode="auto">
+                    <a:xfrm>
+                      <a:off x="0" y="0"/>
+                      <a:ext cx="2200275" cy="2200275"/>
+                    </a:xfrm>
+                    <a:prstGeom prst="rect">
+                      <a:avLst/>
+                    </a:prstGeom>
+                    <a:noFill/>
+                    <a:ln>
+                      <a:noFill/>
+                    </a:ln>
+                  </pic:spPr>
+                </pic:pic>
+              </a:graphicData>
+            </a:graphic>
+          </wp:inline>
+        </w:drawing>
+      </w:r>
+      <w:r>
+        <w:rPr>
+          <w:i w:val="0"/>
+          <w:color w:val="000000"/>
+          <w:sz w:val="24"/>
+          <w:szCs w:val="24"/>
+        </w:rPr>
+        <w:t xml:space="preserve"> </w:t>
+      </w:r>
+    </w:p>
+    <w:p>
+      <w:pPr>
+        <w:pStyle w:val="Titulek"/>
+        <w:jc w:val="center"/>
+        <w:rPr>
+          <w:i w:val="0"/>
+          <w:color w:val="000000"/>
+        </w:rPr>
+      </w:pPr>
+      <w:r>
+        <w:rPr>
+          <w:i w:val="0"/>
+          <w:color w:val="000000"/>
+          <w:sz w:val="24"/>
+          <w:szCs w:val="24"/>
+        </w:rPr>
+        <w:t xml:space="preserve">Obrázek </w:t>
+      </w:r>
+      <w:r>
+        <w:rPr>
+          <w:i w:val="0"/>
+          <w:color w:val="000000"/>
+          <w:sz w:val="24"/>
+          <w:szCs w:val="24"/>
+        </w:rPr>
+        <w:fldChar w:fldCharType="begin"/>
+      </w:r>
+      <w:r>
+        <w:rPr>
+          <w:i w:val="0"/>
+          <w:color w:val="000000"/>
+          <w:sz w:val="24"/>
+          <w:szCs w:val="24"/>
+        </w:rPr>
+        <w:instrText xml:space="preserve"> SEQ Obrázek \* ARABIC </w:instrText>
+      </w:r>
+      <w:r>
+        <w:rPr>
+          <w:i w:val="0"/>
+          <w:color w:val="000000"/>
+          <w:sz w:val="24"/>
+          <w:szCs w:val="24"/>
+        </w:rPr>
+        <w:fldChar w:fldCharType="separate"/>
+      </w:r>
+      <w:r>
+        <w:rPr>
+          <w:i w:val="0"/>
+          <w:noProof/>
+          <w:color w:val="000000"/>
+          <w:sz w:val="24"/>
+          <w:szCs w:val="24"/>
+        </w:rPr>
+        <w:t>1</w:t>
+      </w:r>
+      <w:r>
+        <w:rPr>
+          <w:i w:val="0"/>
+          <w:color w:val="000000"/>
+          <w:sz w:val="24"/>
+          <w:szCs w:val="24"/>
+        </w:rPr>
+        <w:fldChar w:fldCharType="end"/>
+      </w:r>
+      <w:r>
+        <w:rPr>
+          <w:i w:val="0"/>
+          <w:color w:val="000000"/>
+          <w:sz w:val="24"/>
+          <w:szCs w:val="24"/>
+        </w:rPr>
+        <w:t>: Balonky (Min, 2016</w:t>
+      </w:r>
+      <w:bookmarkStart w:id="19" w:name="_Toc24458948"/>
+      <w:bookmarkStart w:id="20" w:name="_Toc24459062"/>
+      <w:r>
+        <w:rPr>
+          <w:i w:val="0"/>
+          <w:color w:val="000000"/>
+        </w:rPr>
+        <w:t>)</w:t>
+      </w:r>
+      <w:bookmarkEnd w:id="19"/>
+      <w:bookmarkEnd w:id="20"/>
+      <w:r>
+        <w:rPr>
+          <w:i w:val="0"/>
+          <w:color w:val="000000"/>
+        </w:rPr>
+        <w:t xml:space="preserve"> </w:t>
       </w:r>
     </w:p>
     <w:p>
@@ -4292,12 +6627,12 @@
         </w:rPr>
         <w:br w:type="page"/>
       </w:r>
-      <w:bookmarkStart w:id="11" w:name="_Toc116383962"/>
+      <w:bookmarkStart w:id="21" w:name="_Toc227276698"/>
       <w:r>
         <w:lastRenderedPageBreak/>
         <w:t>ZÁVĚR</w:t>
       </w:r>
-      <w:bookmarkEnd w:id="11"/>
+      <w:bookmarkEnd w:id="21"/>
     </w:p>
     <w:p>
       <w:pPr>
@@ -4471,12 +6806,12 @@
       <w:r>
         <w:br w:type="page"/>
       </w:r>
-      <w:bookmarkStart w:id="12" w:name="_Toc116383963"/>
+      <w:bookmarkStart w:id="22" w:name="_Toc227276699"/>
       <w:r>
         <w:lastRenderedPageBreak/>
         <w:t>POUŽITÁ LITERATURA</w:t>
       </w:r>
-      <w:bookmarkEnd w:id="12"/>
+      <w:bookmarkEnd w:id="22"/>
     </w:p>
     <w:p>
       <w:pPr>
@@ -4573,7 +6908,7 @@
         </w:rPr>
         <w:t xml:space="preserve">Dostupné z: </w:t>
       </w:r>
-      <w:hyperlink r:id="rId12" w:history="1">
+      <w:hyperlink r:id="rId17" w:history="1">
         <w:r>
           <w:rPr>
             <w:rStyle w:val="Hypertextovodkaz"/>
@@ -4679,13 +7014,22 @@
           <w:sz w:val="24"/>
           <w:szCs w:val="24"/>
         </w:rPr>
-        <w:t>, Jungyeon</w:t>
-      </w:r>
+        <w:t xml:space="preserve">, </w:t>
+      </w:r>
+      <w:proofErr w:type="spellStart"/>
       <w:r>
         <w:rPr>
           <w:sz w:val="24"/>
           <w:szCs w:val="24"/>
         </w:rPr>
+        <w:t>Jungyeon</w:t>
+      </w:r>
+      <w:proofErr w:type="spellEnd"/>
+      <w:r>
+        <w:rPr>
+          <w:sz w:val="24"/>
+          <w:szCs w:val="24"/>
+        </w:rPr>
         <w:t>, 2016</w:t>
       </w:r>
       <w:r>
@@ -4695,6 +7039,7 @@
         </w:rPr>
         <w:t xml:space="preserve">. </w:t>
       </w:r>
+      <w:proofErr w:type="spellStart"/>
       <w:r>
         <w:rPr>
           <w:i/>
@@ -4704,6 +7049,7 @@
         </w:rPr>
         <w:t>Balloons</w:t>
       </w:r>
+      <w:proofErr w:type="spellEnd"/>
       <w:r>
         <w:rPr>
           <w:sz w:val="24"/>
@@ -4725,6 +7071,7 @@
         </w:rPr>
         <w:t xml:space="preserve">In: </w:t>
       </w:r>
+      <w:proofErr w:type="spellStart"/>
       <w:r>
         <w:rPr>
           <w:sz w:val="24"/>
@@ -4732,6 +7079,7 @@
         </w:rPr>
         <w:t>Pixabay</w:t>
       </w:r>
+      <w:proofErr w:type="spellEnd"/>
       <w:r>
         <w:rPr>
           <w:sz w:val="24"/>
@@ -4762,7 +7110,7 @@
         </w:rPr>
         <w:t xml:space="preserve"> Dostupné z: </w:t>
       </w:r>
-      <w:hyperlink r:id="rId13" w:history="1">
+      <w:hyperlink r:id="rId18" w:history="1">
         <w:r>
           <w:rPr>
             <w:rStyle w:val="Hypertextovodkaz"/>
@@ -4834,12 +7182,12 @@
       <w:r>
         <w:br w:type="page"/>
       </w:r>
-      <w:bookmarkStart w:id="13" w:name="_Toc116383964"/>
+      <w:bookmarkStart w:id="23" w:name="_Toc227276700"/>
       <w:r>
         <w:lastRenderedPageBreak/>
         <w:t>SEZNAM PŘÍLOH</w:t>
       </w:r>
-      <w:bookmarkEnd w:id="13"/>
+      <w:bookmarkEnd w:id="23"/>
     </w:p>
     <w:p>
       <w:pPr>
@@ -4958,7 +7306,7 @@
       </w:pPr>
     </w:p>
     <w:sectPr>
-      <w:footerReference w:type="default" r:id="rId14"/>
+      <w:footerReference w:type="default" r:id="rId19"/>
       <w:pgSz w:w="11906" w:h="16838"/>
       <w:pgMar w:top="1418" w:right="851" w:bottom="1418" w:left="1985" w:header="709" w:footer="709" w:gutter="0"/>
       <w:cols w:space="708"/>
@@ -5579,7 +7927,6 @@
   <w:style w:type="character" w:default="1" w:styleId="Standardnpsmoodstavce">
     <w:name w:val="Default Paragraph Font"/>
     <w:uiPriority w:val="1"/>
-    <w:semiHidden/>
     <w:unhideWhenUsed/>
   </w:style>
   <w:style w:type="table" w:default="1" w:styleId="Normlntabulka">

--- a/ŠpaňúrM_KnihovnaProPraci_JM_2026.docx
+++ b/ŠpaňúrM_KnihovnaProPraci_JM_2026.docx
@@ -2479,7 +2479,7 @@
       <w:r>
         <w:fldChar w:fldCharType="separate"/>
       </w:r>
-      <w:hyperlink w:anchor="_Toc227276680" w:history="1">
+      <w:hyperlink w:anchor="_Toc227520777" w:history="1">
         <w:r>
           <w:rPr>
             <w:rStyle w:val="Hypertextovodkaz"/>
@@ -2507,7 +2507,7 @@
             <w:noProof/>
             <w:webHidden/>
           </w:rPr>
-          <w:instrText xml:space="preserve"> PAGEREF _Toc227276680 \h </w:instrText>
+          <w:instrText xml:space="preserve"> PAGEREF _Toc227520777 \h </w:instrText>
         </w:r>
         <w:r>
           <w:rPr>
@@ -2553,7 +2553,7 @@
           <w14:ligatures w14:val="standardContextual"/>
         </w:rPr>
       </w:pPr>
-      <w:hyperlink w:anchor="_Toc227276681" w:history="1">
+      <w:hyperlink w:anchor="_Toc227520778" w:history="1">
         <w:r>
           <w:rPr>
             <w:rStyle w:val="Hypertextovodkaz"/>
@@ -2581,7 +2581,7 @@
             <w:noProof/>
             <w:webHidden/>
           </w:rPr>
-          <w:instrText xml:space="preserve"> PAGEREF _Toc227276681 \h </w:instrText>
+          <w:instrText xml:space="preserve"> PAGEREF _Toc227520778 \h </w:instrText>
         </w:r>
         <w:r>
           <w:rPr>
@@ -2627,7 +2627,7 @@
           <w14:ligatures w14:val="standardContextual"/>
         </w:rPr>
       </w:pPr>
-      <w:hyperlink w:anchor="_Toc227276682" w:history="1">
+      <w:hyperlink w:anchor="_Toc227520779" w:history="1">
         <w:r>
           <w:rPr>
             <w:rStyle w:val="Hypertextovodkaz"/>
@@ -2655,7 +2655,7 @@
             <w:noProof/>
             <w:webHidden/>
           </w:rPr>
-          <w:instrText xml:space="preserve"> PAGEREF _Toc227276682 \h </w:instrText>
+          <w:instrText xml:space="preserve"> PAGEREF _Toc227520779 \h </w:instrText>
         </w:r>
         <w:r>
           <w:rPr>
@@ -2701,7 +2701,7 @@
           <w14:ligatures w14:val="standardContextual"/>
         </w:rPr>
       </w:pPr>
-      <w:hyperlink w:anchor="_Toc227276683" w:history="1">
+      <w:hyperlink w:anchor="_Toc227520780" w:history="1">
         <w:r>
           <w:rPr>
             <w:rStyle w:val="Hypertextovodkaz"/>
@@ -2728,7 +2728,7 @@
             <w:noProof/>
             <w:webHidden/>
           </w:rPr>
-          <w:instrText xml:space="preserve"> PAGEREF _Toc227276683 \h </w:instrText>
+          <w:instrText xml:space="preserve"> PAGEREF _Toc227520780 \h </w:instrText>
         </w:r>
         <w:r>
           <w:rPr>
@@ -2774,7 +2774,7 @@
           <w14:ligatures w14:val="standardContextual"/>
         </w:rPr>
       </w:pPr>
-      <w:hyperlink w:anchor="_Toc227276684" w:history="1">
+      <w:hyperlink w:anchor="_Toc227520781" w:history="1">
         <w:r>
           <w:rPr>
             <w:rStyle w:val="Hypertextovodkaz"/>
@@ -2801,7 +2801,7 @@
             <w:noProof/>
             <w:webHidden/>
           </w:rPr>
-          <w:instrText xml:space="preserve"> PAGEREF _Toc227276684 \h </w:instrText>
+          <w:instrText xml:space="preserve"> PAGEREF _Toc227520781 \h </w:instrText>
         </w:r>
         <w:r>
           <w:rPr>
@@ -2844,7 +2844,7 @@
           <w14:ligatures w14:val="standardContextual"/>
         </w:rPr>
       </w:pPr>
-      <w:hyperlink w:anchor="_Toc227276685" w:history="1">
+      <w:hyperlink w:anchor="_Toc227520782" w:history="1">
         <w:r>
           <w:rPr>
             <w:rStyle w:val="Hypertextovodkaz"/>
@@ -2871,7 +2871,7 @@
             <w:noProof/>
             <w:webHidden/>
           </w:rPr>
-          <w:instrText xml:space="preserve"> PAGEREF _Toc227276685 \h </w:instrText>
+          <w:instrText xml:space="preserve"> PAGEREF _Toc227520782 \h </w:instrText>
         </w:r>
         <w:r>
           <w:rPr>
@@ -2917,7 +2917,7 @@
           <w14:ligatures w14:val="standardContextual"/>
         </w:rPr>
       </w:pPr>
-      <w:hyperlink w:anchor="_Toc227276686" w:history="1">
+      <w:hyperlink w:anchor="_Toc227520783" w:history="1">
         <w:r>
           <w:rPr>
             <w:rStyle w:val="Hypertextovodkaz"/>
@@ -2944,7 +2944,7 @@
             <w:noProof/>
             <w:webHidden/>
           </w:rPr>
-          <w:instrText xml:space="preserve"> PAGEREF _Toc227276686 \h </w:instrText>
+          <w:instrText xml:space="preserve"> PAGEREF _Toc227520783 \h </w:instrText>
         </w:r>
         <w:r>
           <w:rPr>
@@ -2987,7 +2987,7 @@
           <w14:ligatures w14:val="standardContextual"/>
         </w:rPr>
       </w:pPr>
-      <w:hyperlink w:anchor="_Toc227276687" w:history="1">
+      <w:hyperlink w:anchor="_Toc227520784" w:history="1">
         <w:r>
           <w:rPr>
             <w:rStyle w:val="Hypertextovodkaz"/>
@@ -3014,77 +3014,7 @@
             <w:noProof/>
             <w:webHidden/>
           </w:rPr>
-          <w:instrText xml:space="preserve"> PAGEREF _Toc227276687 \h </w:instrText>
-        </w:r>
-        <w:r>
-          <w:rPr>
-            <w:noProof/>
-            <w:webHidden/>
-          </w:rPr>
-        </w:r>
-        <w:r>
-          <w:rPr>
-            <w:noProof/>
-            <w:webHidden/>
-          </w:rPr>
-          <w:fldChar w:fldCharType="separate"/>
-        </w:r>
-        <w:r>
-          <w:rPr>
-            <w:noProof/>
-            <w:webHidden/>
-          </w:rPr>
-          <w:t>14</w:t>
-        </w:r>
-        <w:r>
-          <w:rPr>
-            <w:noProof/>
-            <w:webHidden/>
-          </w:rPr>
-          <w:fldChar w:fldCharType="end"/>
-        </w:r>
-      </w:hyperlink>
-    </w:p>
-    <w:p>
-      <w:pPr>
-        <w:pStyle w:val="Obsah2"/>
-        <w:rPr>
-          <w:rFonts w:asciiTheme="minorHAnsi" w:eastAsiaTheme="minorEastAsia" w:hAnsiTheme="minorHAnsi" w:cstheme="minorBidi"/>
-          <w:noProof/>
-          <w:kern w:val="2"/>
-          <w:szCs w:val="24"/>
-          <w:lang/>
-          <w14:ligatures w14:val="standardContextual"/>
-        </w:rPr>
-      </w:pPr>
-      <w:hyperlink w:anchor="_Toc227276688" w:history="1">
-        <w:r>
-          <w:rPr>
-            <w:rStyle w:val="Hypertextovodkaz"/>
-            <w:noProof/>
-          </w:rPr>
-          <w:t>2.2 Komponenty</w:t>
-        </w:r>
-        <w:r>
-          <w:rPr>
-            <w:noProof/>
-            <w:webHidden/>
-          </w:rPr>
-          <w:tab/>
-        </w:r>
-        <w:r>
-          <w:rPr>
-            <w:noProof/>
-            <w:webHidden/>
-          </w:rPr>
-          <w:fldChar w:fldCharType="begin"/>
-        </w:r>
-        <w:r>
-          <w:rPr>
-            <w:noProof/>
-            <w:webHidden/>
-          </w:rPr>
-          <w:instrText xml:space="preserve"> PAGEREF _Toc227276688 \h </w:instrText>
+          <w:instrText xml:space="preserve"> PAGEREF _Toc227520784 \h </w:instrText>
         </w:r>
         <w:r>
           <w:rPr>
@@ -3130,21 +3060,13 @@
           <w14:ligatures w14:val="standardContextual"/>
         </w:rPr>
       </w:pPr>
-      <w:hyperlink w:anchor="_Toc227276689" w:history="1">
+      <w:hyperlink w:anchor="_Toc227520785" w:history="1">
         <w:r>
           <w:rPr>
             <w:rStyle w:val="Hypertextovodkaz"/>
             <w:noProof/>
           </w:rPr>
-          <w:t>2.2.1</w:t>
-        </w:r>
-        <w:r>
-          <w:rPr>
-            <w:rStyle w:val="Hypertextovodkaz"/>
-            <w:noProof/>
-            <w:lang w:eastAsia="cs-CZ"/>
-          </w:rPr>
-          <w:t xml:space="preserve"> Lineární kontejner</w:t>
+          <w:t>2.1.1 AdaptiveCpp</w:t>
         </w:r>
         <w:r>
           <w:rPr>
@@ -3165,7 +3087,7 @@
             <w:noProof/>
             <w:webHidden/>
           </w:rPr>
-          <w:instrText xml:space="preserve"> PAGEREF _Toc227276689 \h </w:instrText>
+          <w:instrText xml:space="preserve"> PAGEREF _Toc227520785 \h </w:instrText>
         </w:r>
         <w:r>
           <w:rPr>
@@ -3211,14 +3133,13 @@
           <w14:ligatures w14:val="standardContextual"/>
         </w:rPr>
       </w:pPr>
-      <w:hyperlink w:anchor="_Toc227276690" w:history="1">
+      <w:hyperlink w:anchor="_Toc227520786" w:history="1">
         <w:r>
           <w:rPr>
             <w:rStyle w:val="Hypertextovodkaz"/>
             <w:noProof/>
-            <w:lang w:eastAsia="cs-CZ"/>
-          </w:rPr>
-          <w:t>2.2.2 Tenzor</w:t>
+          </w:rPr>
+          <w:t>2.1.2 Google test</w:t>
         </w:r>
         <w:r>
           <w:rPr>
@@ -3239,7 +3160,77 @@
             <w:noProof/>
             <w:webHidden/>
           </w:rPr>
-          <w:instrText xml:space="preserve"> PAGEREF _Toc227276690 \h </w:instrText>
+          <w:instrText xml:space="preserve"> PAGEREF _Toc227520786 \h </w:instrText>
+        </w:r>
+        <w:r>
+          <w:rPr>
+            <w:noProof/>
+            <w:webHidden/>
+          </w:rPr>
+        </w:r>
+        <w:r>
+          <w:rPr>
+            <w:noProof/>
+            <w:webHidden/>
+          </w:rPr>
+          <w:fldChar w:fldCharType="separate"/>
+        </w:r>
+        <w:r>
+          <w:rPr>
+            <w:noProof/>
+            <w:webHidden/>
+          </w:rPr>
+          <w:t>14</w:t>
+        </w:r>
+        <w:r>
+          <w:rPr>
+            <w:noProof/>
+            <w:webHidden/>
+          </w:rPr>
+          <w:fldChar w:fldCharType="end"/>
+        </w:r>
+      </w:hyperlink>
+    </w:p>
+    <w:p>
+      <w:pPr>
+        <w:pStyle w:val="Obsah2"/>
+        <w:rPr>
+          <w:rFonts w:asciiTheme="minorHAnsi" w:eastAsiaTheme="minorEastAsia" w:hAnsiTheme="minorHAnsi" w:cstheme="minorBidi"/>
+          <w:noProof/>
+          <w:kern w:val="2"/>
+          <w:szCs w:val="24"/>
+          <w:lang/>
+          <w14:ligatures w14:val="standardContextual"/>
+        </w:rPr>
+      </w:pPr>
+      <w:hyperlink w:anchor="_Toc227520787" w:history="1">
+        <w:r>
+          <w:rPr>
+            <w:rStyle w:val="Hypertextovodkaz"/>
+            <w:noProof/>
+          </w:rPr>
+          <w:t>2.2 Komponenty</w:t>
+        </w:r>
+        <w:r>
+          <w:rPr>
+            <w:noProof/>
+            <w:webHidden/>
+          </w:rPr>
+          <w:tab/>
+        </w:r>
+        <w:r>
+          <w:rPr>
+            <w:noProof/>
+            <w:webHidden/>
+          </w:rPr>
+          <w:fldChar w:fldCharType="begin"/>
+        </w:r>
+        <w:r>
+          <w:rPr>
+            <w:noProof/>
+            <w:webHidden/>
+          </w:rPr>
+          <w:instrText xml:space="preserve"> PAGEREF _Toc227520787 \h </w:instrText>
         </w:r>
         <w:r>
           <w:rPr>
@@ -3285,14 +3276,21 @@
           <w14:ligatures w14:val="standardContextual"/>
         </w:rPr>
       </w:pPr>
-      <w:hyperlink w:anchor="_Toc227276691" w:history="1">
+      <w:hyperlink w:anchor="_Toc227520788" w:history="1">
         <w:r>
           <w:rPr>
             <w:rStyle w:val="Hypertextovodkaz"/>
             <w:noProof/>
+          </w:rPr>
+          <w:t>2.2.1</w:t>
+        </w:r>
+        <w:r>
+          <w:rPr>
+            <w:rStyle w:val="Hypertextovodkaz"/>
+            <w:noProof/>
             <w:lang w:eastAsia="cs-CZ"/>
           </w:rPr>
-          <w:t>2.2.3 Paralelní tenzor</w:t>
+          <w:t xml:space="preserve"> Lineární kontejner</w:t>
         </w:r>
         <w:r>
           <w:rPr>
@@ -3313,7 +3311,7 @@
             <w:noProof/>
             <w:webHidden/>
           </w:rPr>
-          <w:instrText xml:space="preserve"> PAGEREF _Toc227276691 \h </w:instrText>
+          <w:instrText xml:space="preserve"> PAGEREF _Toc227520788 \h </w:instrText>
         </w:r>
         <w:r>
           <w:rPr>
@@ -3359,14 +3357,14 @@
           <w14:ligatures w14:val="standardContextual"/>
         </w:rPr>
       </w:pPr>
-      <w:hyperlink w:anchor="_Toc227276692" w:history="1">
+      <w:hyperlink w:anchor="_Toc227520789" w:history="1">
         <w:r>
           <w:rPr>
             <w:rStyle w:val="Hypertextovodkaz"/>
             <w:noProof/>
             <w:lang w:eastAsia="cs-CZ"/>
           </w:rPr>
-          <w:t>2.2.4 Matice</w:t>
+          <w:t>2.2.2 Tenzor</w:t>
         </w:r>
         <w:r>
           <w:rPr>
@@ -3387,7 +3385,7 @@
             <w:noProof/>
             <w:webHidden/>
           </w:rPr>
-          <w:instrText xml:space="preserve"> PAGEREF _Toc227276692 \h </w:instrText>
+          <w:instrText xml:space="preserve"> PAGEREF _Toc227520789 \h </w:instrText>
         </w:r>
         <w:r>
           <w:rPr>
@@ -3407,7 +3405,7 @@
             <w:noProof/>
             <w:webHidden/>
           </w:rPr>
-          <w:t>14</w:t>
+          <w:t>16</w:t>
         </w:r>
         <w:r>
           <w:rPr>
@@ -3433,14 +3431,14 @@
           <w14:ligatures w14:val="standardContextual"/>
         </w:rPr>
       </w:pPr>
-      <w:hyperlink w:anchor="_Toc227276693" w:history="1">
+      <w:hyperlink w:anchor="_Toc227520790" w:history="1">
         <w:r>
           <w:rPr>
             <w:rStyle w:val="Hypertextovodkaz"/>
             <w:noProof/>
             <w:lang w:eastAsia="cs-CZ"/>
           </w:rPr>
-          <w:t>2.2.5 Paralelní matice</w:t>
+          <w:t>2.2.3 Paralelní tenzor</w:t>
         </w:r>
         <w:r>
           <w:rPr>
@@ -3461,7 +3459,7 @@
             <w:noProof/>
             <w:webHidden/>
           </w:rPr>
-          <w:instrText xml:space="preserve"> PAGEREF _Toc227276693 \h </w:instrText>
+          <w:instrText xml:space="preserve"> PAGEREF _Toc227520790 \h </w:instrText>
         </w:r>
         <w:r>
           <w:rPr>
@@ -3481,7 +3479,7 @@
             <w:noProof/>
             <w:webHidden/>
           </w:rPr>
-          <w:t>14</w:t>
+          <w:t>16</w:t>
         </w:r>
         <w:r>
           <w:rPr>
@@ -3507,14 +3505,14 @@
           <w14:ligatures w14:val="standardContextual"/>
         </w:rPr>
       </w:pPr>
-      <w:hyperlink w:anchor="_Toc227276694" w:history="1">
+      <w:hyperlink w:anchor="_Toc227520791" w:history="1">
         <w:r>
           <w:rPr>
             <w:rStyle w:val="Hypertextovodkaz"/>
             <w:noProof/>
             <w:lang w:eastAsia="cs-CZ"/>
           </w:rPr>
-          <w:t>2.2.6 N-nární strom</w:t>
+          <w:t>2.2.4 Matice</w:t>
         </w:r>
         <w:r>
           <w:rPr>
@@ -3535,7 +3533,7 @@
             <w:noProof/>
             <w:webHidden/>
           </w:rPr>
-          <w:instrText xml:space="preserve"> PAGEREF _Toc227276694 \h </w:instrText>
+          <w:instrText xml:space="preserve"> PAGEREF _Toc227520791 \h </w:instrText>
         </w:r>
         <w:r>
           <w:rPr>
@@ -3555,78 +3553,7 @@
             <w:noProof/>
             <w:webHidden/>
           </w:rPr>
-          <w:t>14</w:t>
-        </w:r>
-        <w:r>
-          <w:rPr>
-            <w:noProof/>
-            <w:webHidden/>
-          </w:rPr>
-          <w:fldChar w:fldCharType="end"/>
-        </w:r>
-      </w:hyperlink>
-    </w:p>
-    <w:p>
-      <w:pPr>
-        <w:pStyle w:val="Obsah2"/>
-        <w:rPr>
-          <w:rFonts w:asciiTheme="minorHAnsi" w:eastAsiaTheme="minorEastAsia" w:hAnsiTheme="minorHAnsi" w:cstheme="minorBidi"/>
-          <w:noProof/>
-          <w:kern w:val="2"/>
-          <w:szCs w:val="24"/>
-          <w:lang/>
-          <w14:ligatures w14:val="standardContextual"/>
-        </w:rPr>
-      </w:pPr>
-      <w:hyperlink w:anchor="_Toc227276695" w:history="1">
-        <w:r>
-          <w:rPr>
-            <w:rStyle w:val="Hypertextovodkaz"/>
-            <w:noProof/>
-            <w:lang w:eastAsia="cs-CZ"/>
-          </w:rPr>
-          <w:t>2.3 Testy</w:t>
-        </w:r>
-        <w:r>
-          <w:rPr>
-            <w:noProof/>
-            <w:webHidden/>
-          </w:rPr>
-          <w:tab/>
-        </w:r>
-        <w:r>
-          <w:rPr>
-            <w:noProof/>
-            <w:webHidden/>
-          </w:rPr>
-          <w:fldChar w:fldCharType="begin"/>
-        </w:r>
-        <w:r>
-          <w:rPr>
-            <w:noProof/>
-            <w:webHidden/>
-          </w:rPr>
-          <w:instrText xml:space="preserve"> PAGEREF _Toc227276695 \h </w:instrText>
-        </w:r>
-        <w:r>
-          <w:rPr>
-            <w:noProof/>
-            <w:webHidden/>
-          </w:rPr>
-        </w:r>
-        <w:r>
-          <w:rPr>
-            <w:noProof/>
-            <w:webHidden/>
-          </w:rPr>
-          <w:fldChar w:fldCharType="separate"/>
-        </w:r>
-        <w:r>
-          <w:rPr>
-            <w:noProof/>
-            <w:webHidden/>
-          </w:rPr>
-          <w:t>14</w:t>
+          <w:t>16</w:t>
         </w:r>
         <w:r>
           <w:rPr>
@@ -3652,14 +3579,14 @@
           <w14:ligatures w14:val="standardContextual"/>
         </w:rPr>
       </w:pPr>
-      <w:hyperlink w:anchor="_Toc227276696" w:history="1">
+      <w:hyperlink w:anchor="_Toc227520792" w:history="1">
         <w:r>
           <w:rPr>
             <w:rStyle w:val="Hypertextovodkaz"/>
             <w:noProof/>
             <w:lang w:eastAsia="cs-CZ"/>
           </w:rPr>
-          <w:t>2.3.1 Unit testování</w:t>
+          <w:t>2.2.5 Paralelní matice</w:t>
         </w:r>
         <w:r>
           <w:rPr>
@@ -3680,7 +3607,7 @@
             <w:noProof/>
             <w:webHidden/>
           </w:rPr>
-          <w:instrText xml:space="preserve"> PAGEREF _Toc227276696 \h </w:instrText>
+          <w:instrText xml:space="preserve"> PAGEREF _Toc227520792 \h </w:instrText>
         </w:r>
         <w:r>
           <w:rPr>
@@ -3700,7 +3627,7 @@
             <w:noProof/>
             <w:webHidden/>
           </w:rPr>
-          <w:t>14</w:t>
+          <w:t>16</w:t>
         </w:r>
         <w:r>
           <w:rPr>
@@ -3726,13 +3653,232 @@
           <w14:ligatures w14:val="standardContextual"/>
         </w:rPr>
       </w:pPr>
-      <w:hyperlink w:anchor="_Toc227276697" w:history="1">
+      <w:hyperlink w:anchor="_Toc227520793" w:history="1">
         <w:r>
           <w:rPr>
             <w:rStyle w:val="Hypertextovodkaz"/>
             <w:noProof/>
             <w:lang w:eastAsia="cs-CZ"/>
           </w:rPr>
+          <w:t>2.2.6 N-nární strom</w:t>
+        </w:r>
+        <w:r>
+          <w:rPr>
+            <w:noProof/>
+            <w:webHidden/>
+          </w:rPr>
+          <w:tab/>
+        </w:r>
+        <w:r>
+          <w:rPr>
+            <w:noProof/>
+            <w:webHidden/>
+          </w:rPr>
+          <w:fldChar w:fldCharType="begin"/>
+        </w:r>
+        <w:r>
+          <w:rPr>
+            <w:noProof/>
+            <w:webHidden/>
+          </w:rPr>
+          <w:instrText xml:space="preserve"> PAGEREF _Toc227520793 \h </w:instrText>
+        </w:r>
+        <w:r>
+          <w:rPr>
+            <w:noProof/>
+            <w:webHidden/>
+          </w:rPr>
+        </w:r>
+        <w:r>
+          <w:rPr>
+            <w:noProof/>
+            <w:webHidden/>
+          </w:rPr>
+          <w:fldChar w:fldCharType="separate"/>
+        </w:r>
+        <w:r>
+          <w:rPr>
+            <w:noProof/>
+            <w:webHidden/>
+          </w:rPr>
+          <w:t>16</w:t>
+        </w:r>
+        <w:r>
+          <w:rPr>
+            <w:noProof/>
+            <w:webHidden/>
+          </w:rPr>
+          <w:fldChar w:fldCharType="end"/>
+        </w:r>
+      </w:hyperlink>
+    </w:p>
+    <w:p>
+      <w:pPr>
+        <w:pStyle w:val="Obsah2"/>
+        <w:rPr>
+          <w:rFonts w:asciiTheme="minorHAnsi" w:eastAsiaTheme="minorEastAsia" w:hAnsiTheme="minorHAnsi" w:cstheme="minorBidi"/>
+          <w:noProof/>
+          <w:kern w:val="2"/>
+          <w:szCs w:val="24"/>
+          <w:lang/>
+          <w14:ligatures w14:val="standardContextual"/>
+        </w:rPr>
+      </w:pPr>
+      <w:hyperlink w:anchor="_Toc227520794" w:history="1">
+        <w:r>
+          <w:rPr>
+            <w:rStyle w:val="Hypertextovodkaz"/>
+            <w:noProof/>
+            <w:lang w:eastAsia="cs-CZ"/>
+          </w:rPr>
+          <w:t>2.3 Testy</w:t>
+        </w:r>
+        <w:r>
+          <w:rPr>
+            <w:noProof/>
+            <w:webHidden/>
+          </w:rPr>
+          <w:tab/>
+        </w:r>
+        <w:r>
+          <w:rPr>
+            <w:noProof/>
+            <w:webHidden/>
+          </w:rPr>
+          <w:fldChar w:fldCharType="begin"/>
+        </w:r>
+        <w:r>
+          <w:rPr>
+            <w:noProof/>
+            <w:webHidden/>
+          </w:rPr>
+          <w:instrText xml:space="preserve"> PAGEREF _Toc227520794 \h </w:instrText>
+        </w:r>
+        <w:r>
+          <w:rPr>
+            <w:noProof/>
+            <w:webHidden/>
+          </w:rPr>
+        </w:r>
+        <w:r>
+          <w:rPr>
+            <w:noProof/>
+            <w:webHidden/>
+          </w:rPr>
+          <w:fldChar w:fldCharType="separate"/>
+        </w:r>
+        <w:r>
+          <w:rPr>
+            <w:noProof/>
+            <w:webHidden/>
+          </w:rPr>
+          <w:t>16</w:t>
+        </w:r>
+        <w:r>
+          <w:rPr>
+            <w:noProof/>
+            <w:webHidden/>
+          </w:rPr>
+          <w:fldChar w:fldCharType="end"/>
+        </w:r>
+      </w:hyperlink>
+    </w:p>
+    <w:p>
+      <w:pPr>
+        <w:pStyle w:val="Obsah3"/>
+        <w:tabs>
+          <w:tab w:val="right" w:leader="dot" w:pos="9060"/>
+        </w:tabs>
+        <w:rPr>
+          <w:rFonts w:asciiTheme="minorHAnsi" w:eastAsiaTheme="minorEastAsia" w:hAnsiTheme="minorHAnsi" w:cstheme="minorBidi"/>
+          <w:noProof/>
+          <w:kern w:val="2"/>
+          <w:szCs w:val="24"/>
+          <w:lang/>
+          <w14:ligatures w14:val="standardContextual"/>
+        </w:rPr>
+      </w:pPr>
+      <w:hyperlink w:anchor="_Toc227520795" w:history="1">
+        <w:r>
+          <w:rPr>
+            <w:rStyle w:val="Hypertextovodkaz"/>
+            <w:noProof/>
+            <w:lang w:eastAsia="cs-CZ"/>
+          </w:rPr>
+          <w:t>2.3.1 Unit testování</w:t>
+        </w:r>
+        <w:r>
+          <w:rPr>
+            <w:noProof/>
+            <w:webHidden/>
+          </w:rPr>
+          <w:tab/>
+        </w:r>
+        <w:r>
+          <w:rPr>
+            <w:noProof/>
+            <w:webHidden/>
+          </w:rPr>
+          <w:fldChar w:fldCharType="begin"/>
+        </w:r>
+        <w:r>
+          <w:rPr>
+            <w:noProof/>
+            <w:webHidden/>
+          </w:rPr>
+          <w:instrText xml:space="preserve"> PAGEREF _Toc227520795 \h </w:instrText>
+        </w:r>
+        <w:r>
+          <w:rPr>
+            <w:noProof/>
+            <w:webHidden/>
+          </w:rPr>
+        </w:r>
+        <w:r>
+          <w:rPr>
+            <w:noProof/>
+            <w:webHidden/>
+          </w:rPr>
+          <w:fldChar w:fldCharType="separate"/>
+        </w:r>
+        <w:r>
+          <w:rPr>
+            <w:noProof/>
+            <w:webHidden/>
+          </w:rPr>
+          <w:t>16</w:t>
+        </w:r>
+        <w:r>
+          <w:rPr>
+            <w:noProof/>
+            <w:webHidden/>
+          </w:rPr>
+          <w:fldChar w:fldCharType="end"/>
+        </w:r>
+      </w:hyperlink>
+    </w:p>
+    <w:p>
+      <w:pPr>
+        <w:pStyle w:val="Obsah3"/>
+        <w:tabs>
+          <w:tab w:val="right" w:leader="dot" w:pos="9060"/>
+        </w:tabs>
+        <w:rPr>
+          <w:rFonts w:asciiTheme="minorHAnsi" w:eastAsiaTheme="minorEastAsia" w:hAnsiTheme="minorHAnsi" w:cstheme="minorBidi"/>
+          <w:noProof/>
+          <w:kern w:val="2"/>
+          <w:szCs w:val="24"/>
+          <w:lang/>
+          <w14:ligatures w14:val="standardContextual"/>
+        </w:rPr>
+      </w:pPr>
+      <w:hyperlink w:anchor="_Toc227520796" w:history="1">
+        <w:r>
+          <w:rPr>
+            <w:rStyle w:val="Hypertextovodkaz"/>
+            <w:noProof/>
+            <w:lang w:eastAsia="cs-CZ"/>
+          </w:rPr>
           <w:t>2.3.2 Zátěžové testování</w:t>
         </w:r>
         <w:r>
@@ -3754,7 +3900,7 @@
             <w:noProof/>
             <w:webHidden/>
           </w:rPr>
-          <w:instrText xml:space="preserve"> PAGEREF _Toc227276697 \h </w:instrText>
+          <w:instrText xml:space="preserve"> PAGEREF _Toc227520796 \h </w:instrText>
         </w:r>
         <w:r>
           <w:rPr>
@@ -3774,7 +3920,7 @@
             <w:noProof/>
             <w:webHidden/>
           </w:rPr>
-          <w:t>14</w:t>
+          <w:t>16</w:t>
         </w:r>
         <w:r>
           <w:rPr>
@@ -3800,13 +3946,13 @@
           <w14:ligatures w14:val="standardContextual"/>
         </w:rPr>
       </w:pPr>
-      <w:hyperlink w:anchor="_Toc227276698" w:history="1">
+      <w:hyperlink w:anchor="_Toc227520797" w:history="1">
         <w:r>
           <w:rPr>
             <w:rStyle w:val="Hypertextovodkaz"/>
             <w:noProof/>
           </w:rPr>
-          <w:t>ZÁVĚR</w:t>
+          <w:t>3 TEORETICKÉ VYUŽITÍ</w:t>
         </w:r>
         <w:r>
           <w:rPr>
@@ -3827,7 +3973,7 @@
             <w:noProof/>
             <w:webHidden/>
           </w:rPr>
-          <w:instrText xml:space="preserve"> PAGEREF _Toc227276698 \h </w:instrText>
+          <w:instrText xml:space="preserve"> PAGEREF _Toc227520797 \h </w:instrText>
         </w:r>
         <w:r>
           <w:rPr>
@@ -3847,7 +3993,7 @@
             <w:noProof/>
             <w:webHidden/>
           </w:rPr>
-          <w:t>16</w:t>
+          <w:t>17</w:t>
         </w:r>
         <w:r>
           <w:rPr>
@@ -3873,13 +4019,13 @@
           <w14:ligatures w14:val="standardContextual"/>
         </w:rPr>
       </w:pPr>
-      <w:hyperlink w:anchor="_Toc227276699" w:history="1">
+      <w:hyperlink w:anchor="_Toc227520798" w:history="1">
         <w:r>
           <w:rPr>
             <w:rStyle w:val="Hypertextovodkaz"/>
             <w:noProof/>
           </w:rPr>
-          <w:t>POUŽITÁ LITERATURA</w:t>
+          <w:t>ZÁVĚR</w:t>
         </w:r>
         <w:r>
           <w:rPr>
@@ -3900,7 +4046,7 @@
             <w:noProof/>
             <w:webHidden/>
           </w:rPr>
-          <w:instrText xml:space="preserve"> PAGEREF _Toc227276699 \h </w:instrText>
+          <w:instrText xml:space="preserve"> PAGEREF _Toc227520798 \h </w:instrText>
         </w:r>
         <w:r>
           <w:rPr>
@@ -3920,7 +4066,7 @@
             <w:noProof/>
             <w:webHidden/>
           </w:rPr>
-          <w:t>17</w:t>
+          <w:t>19</w:t>
         </w:r>
         <w:r>
           <w:rPr>
@@ -3946,12 +4092,85 @@
           <w14:ligatures w14:val="standardContextual"/>
         </w:rPr>
       </w:pPr>
-      <w:hyperlink w:anchor="_Toc227276700" w:history="1">
+      <w:hyperlink w:anchor="_Toc227520799" w:history="1">
         <w:r>
           <w:rPr>
             <w:rStyle w:val="Hypertextovodkaz"/>
             <w:noProof/>
           </w:rPr>
+          <w:t>POUŽITÁ LITERATURA</w:t>
+        </w:r>
+        <w:r>
+          <w:rPr>
+            <w:noProof/>
+            <w:webHidden/>
+          </w:rPr>
+          <w:tab/>
+        </w:r>
+        <w:r>
+          <w:rPr>
+            <w:noProof/>
+            <w:webHidden/>
+          </w:rPr>
+          <w:fldChar w:fldCharType="begin"/>
+        </w:r>
+        <w:r>
+          <w:rPr>
+            <w:noProof/>
+            <w:webHidden/>
+          </w:rPr>
+          <w:instrText xml:space="preserve"> PAGEREF _Toc227520799 \h </w:instrText>
+        </w:r>
+        <w:r>
+          <w:rPr>
+            <w:noProof/>
+            <w:webHidden/>
+          </w:rPr>
+        </w:r>
+        <w:r>
+          <w:rPr>
+            <w:noProof/>
+            <w:webHidden/>
+          </w:rPr>
+          <w:fldChar w:fldCharType="separate"/>
+        </w:r>
+        <w:r>
+          <w:rPr>
+            <w:noProof/>
+            <w:webHidden/>
+          </w:rPr>
+          <w:t>20</w:t>
+        </w:r>
+        <w:r>
+          <w:rPr>
+            <w:noProof/>
+            <w:webHidden/>
+          </w:rPr>
+          <w:fldChar w:fldCharType="end"/>
+        </w:r>
+      </w:hyperlink>
+    </w:p>
+    <w:p>
+      <w:pPr>
+        <w:pStyle w:val="Obsah1"/>
+        <w:tabs>
+          <w:tab w:val="right" w:leader="dot" w:pos="9060"/>
+        </w:tabs>
+        <w:rPr>
+          <w:rFonts w:asciiTheme="minorHAnsi" w:eastAsiaTheme="minorEastAsia" w:hAnsiTheme="minorHAnsi" w:cstheme="minorBidi"/>
+          <w:noProof/>
+          <w:kern w:val="2"/>
+          <w:szCs w:val="24"/>
+          <w:lang/>
+          <w14:ligatures w14:val="standardContextual"/>
+        </w:rPr>
+      </w:pPr>
+      <w:hyperlink w:anchor="_Toc227520800" w:history="1">
+        <w:r>
+          <w:rPr>
+            <w:rStyle w:val="Hypertextovodkaz"/>
+            <w:noProof/>
+          </w:rPr>
           <w:t>SEZNAM PŘÍLOH</w:t>
         </w:r>
         <w:r>
@@ -3973,7 +4192,7 @@
             <w:noProof/>
             <w:webHidden/>
           </w:rPr>
-          <w:instrText xml:space="preserve"> PAGEREF _Toc227276700 \h </w:instrText>
+          <w:instrText xml:space="preserve"> PAGEREF _Toc227520800 \h </w:instrText>
         </w:r>
         <w:r>
           <w:rPr>
@@ -3993,7 +4212,7 @@
             <w:noProof/>
             <w:webHidden/>
           </w:rPr>
-          <w:t>18</w:t>
+          <w:t>21</w:t>
         </w:r>
         <w:r>
           <w:rPr>
@@ -4034,7 +4253,7 @@
       <w:pPr>
         <w:pStyle w:val="Nadpis1"/>
       </w:pPr>
-      <w:bookmarkStart w:id="0" w:name="_Toc227276680"/>
+      <w:bookmarkStart w:id="0" w:name="_Toc227520777"/>
       <w:r>
         <w:rPr>
           <w:shd w:val="clear" w:color="auto" w:fill="FFFFFF"/>
@@ -4228,7 +4447,6 @@
           <w:noProof/>
           <w:kern w:val="2"/>
           <w:szCs w:val="24"/>
-          <w:lang/>
           <w14:ligatures w14:val="standardContextual"/>
         </w:rPr>
       </w:pPr>
@@ -4335,7 +4553,7 @@
           <w:shd w:val="clear" w:color="auto" w:fill="FFFFFF"/>
         </w:rPr>
       </w:pPr>
-      <w:bookmarkStart w:id="1" w:name="_Toc227276681"/>
+      <w:bookmarkStart w:id="1" w:name="_Toc227520778"/>
       <w:r>
         <w:rPr>
           <w:shd w:val="clear" w:color="auto" w:fill="FFFFFF"/>
@@ -4385,7 +4603,7 @@
           <w:shd w:val="clear" w:color="auto" w:fill="FFFFFF"/>
         </w:rPr>
       </w:pPr>
-      <w:bookmarkStart w:id="2" w:name="_Toc227276682"/>
+      <w:bookmarkStart w:id="2" w:name="_Toc227520779"/>
       <w:r>
         <w:rPr>
           <w:shd w:val="clear" w:color="auto" w:fill="FFFFFF"/>
@@ -4396,6 +4614,89 @@
       <w:bookmarkEnd w:id="2"/>
     </w:p>
     <w:p/>
+    <w:p>
+      <w:pPr>
+        <w:rPr>
+          <w:color w:val="000000"/>
+          <w:szCs w:val="24"/>
+          <w:shd w:val="clear" w:color="auto" w:fill="FFFFFF"/>
+        </w:rPr>
+      </w:pPr>
+      <w:r>
+        <w:rPr>
+          <w:b/>
+          <w:bCs/>
+          <w:color w:val="000000"/>
+          <w:szCs w:val="24"/>
+          <w:shd w:val="clear" w:color="auto" w:fill="FFFFFF"/>
+        </w:rPr>
+        <w:t>Index</w:t>
+      </w:r>
+      <w:r>
+        <w:rPr>
+          <w:color w:val="000000"/>
+          <w:szCs w:val="24"/>
+          <w:shd w:val="clear" w:color="auto" w:fill="FFFFFF"/>
+        </w:rPr>
+        <w:t xml:space="preserve"> </w:t>
+      </w:r>
+      <w:r>
+        <w:rPr>
+          <w:color w:val="000000"/>
+          <w:szCs w:val="24"/>
+          <w:shd w:val="clear" w:color="auto" w:fill="FFFFFF"/>
+        </w:rPr>
+        <w:t xml:space="preserve">– </w:t>
+      </w:r>
+      <w:r>
+        <w:rPr>
+          <w:color w:val="000000"/>
+          <w:szCs w:val="24"/>
+          <w:shd w:val="clear" w:color="auto" w:fill="FFFFFF"/>
+        </w:rPr>
+        <w:t>pokud</w:t>
+      </w:r>
+      <w:r>
+        <w:rPr>
+          <w:color w:val="000000"/>
+          <w:szCs w:val="24"/>
+          <w:shd w:val="clear" w:color="auto" w:fill="FFFFFF"/>
+        </w:rPr>
+        <w:t xml:space="preserve"> </w:t>
+      </w:r>
+      <w:r>
+        <w:rPr>
+          <w:color w:val="000000"/>
+          <w:szCs w:val="24"/>
+          <w:shd w:val="clear" w:color="auto" w:fill="FFFFFF"/>
+        </w:rPr>
+        <w:t xml:space="preserve">není řečeno jinak, tak </w:t>
+      </w:r>
+      <w:r>
+        <w:rPr>
+          <w:color w:val="000000"/>
+          <w:szCs w:val="24"/>
+          <w:shd w:val="clear" w:color="auto" w:fill="FFFFFF"/>
+        </w:rPr>
+        <w:t>indexem se v tomto kontextu myslí celočíselná hodnota určující částečně či definitivně pozici prvku v</w:t>
+      </w:r>
+      <w:r>
+        <w:rPr>
+          <w:color w:val="000000"/>
+          <w:szCs w:val="24"/>
+          <w:shd w:val="clear" w:color="auto" w:fill="FFFFFF"/>
+        </w:rPr>
+        <w:t xml:space="preserve"> </w:t>
+      </w:r>
+      <w:r>
+        <w:rPr>
+          <w:color w:val="000000"/>
+          <w:szCs w:val="24"/>
+          <w:shd w:val="clear" w:color="auto" w:fill="FFFFFF"/>
+        </w:rPr>
+        <w:t>kolekci.</w:t>
+      </w:r>
+    </w:p>
     <w:p>
       <w:pPr>
         <w:rPr>
@@ -4410,6 +4711,7 @@
           <w:docGrid w:linePitch="360"/>
         </w:sectPr>
       </w:pPr>
+      <w:proofErr w:type="spellStart"/>
       <w:r>
         <w:rPr>
           <w:b/>
@@ -4418,7 +4720,24 @@
           <w:szCs w:val="24"/>
           <w:shd w:val="clear" w:color="auto" w:fill="FFFFFF"/>
         </w:rPr>
-        <w:t>Index</w:t>
+        <w:t>Overhead</w:t>
+      </w:r>
+      <w:proofErr w:type="spellEnd"/>
+      <w:r>
+        <w:rPr>
+          <w:color w:val="000000"/>
+          <w:szCs w:val="24"/>
+          <w:shd w:val="clear" w:color="auto" w:fill="FFFFFF"/>
+        </w:rPr>
+        <w:t xml:space="preserve"> – </w:t>
+      </w:r>
+      <w:r>
+        <w:rPr>
+          <w:color w:val="000000"/>
+          <w:szCs w:val="24"/>
+          <w:shd w:val="clear" w:color="auto" w:fill="FFFFFF"/>
+        </w:rPr>
+        <w:t>více práce programu oproti jinému v</w:t>
       </w:r>
       <w:r>
         <w:rPr>
@@ -4428,46 +4747,20 @@
         </w:rPr>
         <w:t xml:space="preserve"> </w:t>
       </w:r>
-      <w:proofErr w:type="gramStart"/>
-      <w:r>
-        <w:rPr>
-          <w:color w:val="000000"/>
-          <w:szCs w:val="24"/>
-          <w:shd w:val="clear" w:color="auto" w:fill="FFFFFF"/>
-        </w:rPr>
-        <w:t xml:space="preserve">-  </w:t>
-      </w:r>
-      <w:r>
-        <w:rPr>
-          <w:color w:val="000000"/>
-          <w:szCs w:val="24"/>
-          <w:shd w:val="clear" w:color="auto" w:fill="FFFFFF"/>
-        </w:rPr>
-        <w:t>pokud</w:t>
-      </w:r>
-      <w:proofErr w:type="gramEnd"/>
-      <w:r>
-        <w:rPr>
-          <w:color w:val="000000"/>
-          <w:szCs w:val="24"/>
-          <w:shd w:val="clear" w:color="auto" w:fill="FFFFFF"/>
-        </w:rPr>
-        <w:t xml:space="preserve"> není řečeno jinak, tak </w:t>
-      </w:r>
-      <w:r>
-        <w:rPr>
-          <w:color w:val="000000"/>
-          <w:szCs w:val="24"/>
-          <w:shd w:val="clear" w:color="auto" w:fill="FFFFFF"/>
-        </w:rPr>
-        <w:t>indexem se v tomto kontextu myslí celočíselná hodnota určující částečně či definitivně pozici prvku v kolekci.</w:t>
+      <w:r>
+        <w:rPr>
+          <w:color w:val="000000"/>
+          <w:szCs w:val="24"/>
+          <w:shd w:val="clear" w:color="auto" w:fill="FFFFFF"/>
+        </w:rPr>
+        <w:t>oblasti režie.</w:t>
       </w:r>
     </w:p>
     <w:p>
       <w:pPr>
         <w:pStyle w:val="Nadpis1"/>
       </w:pPr>
-      <w:bookmarkStart w:id="3" w:name="_Toc227276683"/>
+      <w:bookmarkStart w:id="3" w:name="_Toc227520780"/>
       <w:r>
         <w:lastRenderedPageBreak/>
         <w:t>ÚVOD</w:t>
@@ -4708,7 +5001,7 @@
       <w:r>
         <w:br w:type="page"/>
       </w:r>
-      <w:bookmarkStart w:id="4" w:name="_Toc227276684"/>
+      <w:bookmarkStart w:id="4" w:name="_Toc227520781"/>
       <w:r>
         <w:lastRenderedPageBreak/>
         <w:t>1</w:t>
@@ -4909,7 +5202,7 @@
         <w:pStyle w:val="Nadpis2"/>
         <w:jc w:val="both"/>
       </w:pPr>
-      <w:bookmarkStart w:id="5" w:name="_Toc227276685"/>
+      <w:bookmarkStart w:id="5" w:name="_Toc227520782"/>
       <w:r>
         <w:t xml:space="preserve">1.1 </w:t>
       </w:r>
@@ -5182,7 +5475,7 @@
       <w:r>
         <w:br w:type="page"/>
       </w:r>
-      <w:bookmarkStart w:id="6" w:name="_Toc227276686"/>
+      <w:bookmarkStart w:id="6" w:name="_Toc227520783"/>
       <w:r>
         <w:lastRenderedPageBreak/>
         <w:t>2</w:t>
@@ -5277,13 +5570,16 @@
       <w:pPr>
         <w:pStyle w:val="Nadpis2"/>
       </w:pPr>
-      <w:bookmarkStart w:id="7" w:name="_Toc227276687"/>
+      <w:bookmarkStart w:id="7" w:name="_Toc227520784"/>
       <w:r>
         <w:t>2.1 Použité nástroje</w:t>
       </w:r>
       <w:bookmarkEnd w:id="7"/>
     </w:p>
     <w:p>
+      <w:pPr>
+        <w:spacing w:line="360" w:lineRule="auto"/>
+      </w:pPr>
       <w:r>
         <w:t>Jak již napovídá název práce, tak je knihovna napsaná v jazyce C++</w:t>
       </w:r>
@@ -5298,6 +5594,7 @@
       <w:pPr>
         <w:pStyle w:val="Nadpis3"/>
       </w:pPr>
+      <w:bookmarkStart w:id="8" w:name="_Toc227520785"/>
       <w:r>
         <w:t xml:space="preserve">2.1.1 </w:t>
       </w:r>
@@ -5305,9 +5602,13 @@
       <w:r>
         <w:t>AdaptiveCpp</w:t>
       </w:r>
-      <w:proofErr w:type="spellEnd"/>
-    </w:p>
-    <w:p>
+      <w:bookmarkEnd w:id="8"/>
+      <w:proofErr w:type="spellEnd"/>
+    </w:p>
+    <w:p>
+      <w:pPr>
+        <w:spacing w:line="360" w:lineRule="auto"/>
+      </w:pPr>
       <w:r>
         <w:t xml:space="preserve">Zajímavější je použitá knihovna </w:t>
       </w:r>
@@ -5334,15 +5635,13 @@
         <w:t>)</w:t>
       </w:r>
       <w:r>
-        <w:t xml:space="preserve">, jejíž hlavní misí je implementace </w:t>
-      </w:r>
-      <w:proofErr w:type="spellStart"/>
-      <w:r>
-        <w:t>stadartu</w:t>
-      </w:r>
-      <w:proofErr w:type="spellEnd"/>
-      <w:r>
-        <w:t xml:space="preserve"> SYCL (</w:t>
+        <w:t>, jejíž hlavní misí je implementace sta</w:t>
+      </w:r>
+      <w:r>
+        <w:t>n</w:t>
+      </w:r>
+      <w:r>
+        <w:t>dartu SYCL (</w:t>
       </w:r>
       <w:hyperlink r:id="rId15" w:history="1">
         <w:r>
@@ -5374,12 +5673,118 @@
       <w:r>
         <w:t>.</w:t>
       </w:r>
+      <w:r>
+        <w:t xml:space="preserve"> SYCL standard definuje abstrakce pro umožnění heterogenního programování. To má umožnit použití více druhů výpočetních zařízení v jedné aplikaci. Například použití CPU (s možností jednoduché paralelizace), GPU a </w:t>
+      </w:r>
+      <w:proofErr w:type="spellStart"/>
+      <w:proofErr w:type="gramStart"/>
+      <w:r>
+        <w:t>podobně.</w:t>
+      </w:r>
+      <w:r>
+        <w:t>AdaptiveCpp</w:t>
+      </w:r>
+      <w:proofErr w:type="spellEnd"/>
+      <w:proofErr w:type="gramEnd"/>
+      <w:r>
+        <w:t xml:space="preserve"> </w:t>
+      </w:r>
+      <w:r>
+        <w:t>funguje jako abstrakční vrstva</w:t>
+      </w:r>
+      <w:r>
+        <w:t>,</w:t>
+      </w:r>
+      <w:r>
+        <w:t xml:space="preserve"> co umí využít více různých </w:t>
+      </w:r>
+      <w:proofErr w:type="spellStart"/>
+      <w:r>
+        <w:t>backendů</w:t>
+      </w:r>
+      <w:proofErr w:type="spellEnd"/>
+      <w:r>
+        <w:t xml:space="preserve">: CUDA pro grafické karty od společnosti NVIDIA, </w:t>
+      </w:r>
+      <w:proofErr w:type="spellStart"/>
+      <w:r>
+        <w:t>ROCm</w:t>
+      </w:r>
+      <w:proofErr w:type="spellEnd"/>
+      <w:r>
+        <w:t xml:space="preserve">/HIP pro grafické karty od AMD či </w:t>
+      </w:r>
+      <w:proofErr w:type="spellStart"/>
+      <w:r>
+        <w:t>OpenMD</w:t>
+      </w:r>
+      <w:proofErr w:type="spellEnd"/>
+      <w:r>
+        <w:t xml:space="preserve"> používající CPU (a tím pádem často používaný jako </w:t>
+      </w:r>
+      <w:proofErr w:type="spellStart"/>
+      <w:r>
+        <w:t>fallback</w:t>
+      </w:r>
+      <w:proofErr w:type="spellEnd"/>
+      <w:r>
+        <w:t>).</w:t>
+      </w:r>
+      <w:r>
+        <w:t xml:space="preserve"> Funguje tak že, vezme SYCL kód, oddělí ho na host kód pro běh na CPU a kód pro zařízení, který je poté převeden kód používaného </w:t>
+      </w:r>
+      <w:proofErr w:type="spellStart"/>
+      <w:r>
+        <w:t>backendu</w:t>
+      </w:r>
+      <w:proofErr w:type="spellEnd"/>
+      <w:r>
+        <w:t>.</w:t>
+      </w:r>
+    </w:p>
+    <w:p>
+      <w:pPr>
+        <w:pStyle w:val="Nadpis3"/>
+      </w:pPr>
+      <w:bookmarkStart w:id="9" w:name="_Toc227520786"/>
+      <w:r>
+        <w:t>2.1.2 Google test</w:t>
+      </w:r>
+      <w:bookmarkEnd w:id="9"/>
+    </w:p>
+    <w:p>
+      <w:r>
+        <w:t xml:space="preserve">Pro testování byl vybrán </w:t>
+      </w:r>
+      <w:r>
+        <w:t xml:space="preserve">framework </w:t>
+      </w:r>
+      <w:proofErr w:type="spellStart"/>
+      <w:r>
+        <w:t>Google</w:t>
+      </w:r>
+      <w:r>
+        <w:t>T</w:t>
+      </w:r>
+      <w:r>
+        <w:t>est</w:t>
+      </w:r>
+      <w:proofErr w:type="spellEnd"/>
+      <w:r>
+        <w:t>.</w:t>
+      </w:r>
+      <w:r>
+        <w:t xml:space="preserve"> Je vhodný díky své jednoduchosti použití a integrace to projektu.</w:t>
+      </w:r>
+      <w:r>
+        <w:t xml:space="preserve"> Umí rozdělovat testy do skupin, a také měřit čas vykonání testu, čímž je vhodný i pro zátěžové testování.</w:t>
+      </w:r>
     </w:p>
     <w:p>
       <w:pPr>
         <w:pStyle w:val="Nadpis2"/>
       </w:pPr>
-      <w:bookmarkStart w:id="8" w:name="_Toc227276688"/>
+      <w:bookmarkStart w:id="10" w:name="_Toc227520787"/>
       <w:r>
         <w:t>2.</w:t>
       </w:r>
@@ -5389,14 +5794,15 @@
       <w:r>
         <w:t xml:space="preserve"> Komponenty</w:t>
       </w:r>
-      <w:bookmarkEnd w:id="8"/>
-    </w:p>
-    <w:p>
-      <w:proofErr w:type="spellStart"/>
-      <w:r>
-        <w:t>Xxx</w:t>
-      </w:r>
-      <w:proofErr w:type="spellEnd"/>
+      <w:bookmarkEnd w:id="10"/>
+    </w:p>
+    <w:p>
+      <w:pPr>
+        <w:spacing w:line="360" w:lineRule="auto"/>
+      </w:pPr>
+      <w:r>
+        <w:t>Práce je a její komponenty jsou ve jmenném prostoru zvaném „gema“. Je to neoficiální název používaný uvnitř projektu.</w:t>
+      </w:r>
     </w:p>
     <w:p>
       <w:pPr>
@@ -5406,7 +5812,7 @@
           <w:lang w:eastAsia="cs-CZ"/>
         </w:rPr>
       </w:pPr>
-      <w:bookmarkStart w:id="9" w:name="_Toc227276689"/>
+      <w:bookmarkStart w:id="11" w:name="_Toc227520788"/>
       <w:r>
         <w:t>2.</w:t>
       </w:r>
@@ -5430,22 +5836,829 @@
         </w:rPr>
         <w:t>Lineární kontejner</w:t>
       </w:r>
-      <w:bookmarkEnd w:id="9"/>
-    </w:p>
-    <w:p>
-      <w:pPr>
-        <w:rPr>
-          <w:lang w:eastAsia="cs-CZ"/>
-        </w:rPr>
-      </w:pPr>
-      <w:proofErr w:type="spellStart"/>
-      <w:r>
-        <w:rPr>
-          <w:lang w:eastAsia="cs-CZ"/>
-        </w:rPr>
-        <w:t>Xxx</w:t>
-      </w:r>
-      <w:proofErr w:type="spellEnd"/>
+      <w:bookmarkEnd w:id="11"/>
+    </w:p>
+    <w:p>
+      <w:pPr>
+        <w:spacing w:line="360" w:lineRule="auto"/>
+        <w:rPr>
+          <w:lang w:eastAsia="cs-CZ"/>
+        </w:rPr>
+      </w:pPr>
+      <w:r>
+        <w:rPr>
+          <w:lang w:eastAsia="cs-CZ"/>
+        </w:rPr>
+        <w:t>V projektu jako třída „</w:t>
+      </w:r>
+      <w:proofErr w:type="spellStart"/>
+      <w:r>
+        <w:rPr>
+          <w:lang w:eastAsia="cs-CZ"/>
+        </w:rPr>
+        <w:t>LinearContainer</w:t>
+      </w:r>
+      <w:proofErr w:type="spellEnd"/>
+      <w:r>
+        <w:rPr>
+          <w:lang w:eastAsia="cs-CZ"/>
+        </w:rPr>
+        <w:t xml:space="preserve">“. </w:t>
+      </w:r>
+      <w:r>
+        <w:rPr>
+          <w:lang w:eastAsia="cs-CZ"/>
+        </w:rPr>
+        <w:t>Jedná se o běžnou implementaci dynamického pole</w:t>
+      </w:r>
+      <w:r>
+        <w:rPr>
+          <w:lang w:eastAsia="cs-CZ"/>
+        </w:rPr>
+        <w:t xml:space="preserve"> souvisle v paměti</w:t>
+      </w:r>
+      <w:r>
+        <w:rPr>
+          <w:lang w:eastAsia="cs-CZ"/>
+        </w:rPr>
+        <w:t xml:space="preserve">. Použit na ukládání dat ve třídě Tensor. </w:t>
+      </w:r>
+      <w:r>
+        <w:rPr>
+          <w:lang w:eastAsia="cs-CZ"/>
+        </w:rPr>
+        <w:t>Používá šablonu (</w:t>
+      </w:r>
+      <w:proofErr w:type="spellStart"/>
+      <w:r>
+        <w:rPr>
+          <w:lang w:eastAsia="cs-CZ"/>
+        </w:rPr>
+        <w:t>template</w:t>
+      </w:r>
+      <w:proofErr w:type="spellEnd"/>
+      <w:r>
+        <w:rPr>
+          <w:lang w:eastAsia="cs-CZ"/>
+        </w:rPr>
+        <w:t xml:space="preserve">) pro možnost uložení libovolného datového typu. </w:t>
+      </w:r>
+      <w:r>
+        <w:rPr>
+          <w:lang w:eastAsia="cs-CZ"/>
+        </w:rPr>
+        <w:t xml:space="preserve">Motivace k jeho implementaci je potřeba kontejneru s rozhraním napodobujícím </w:t>
+      </w:r>
+      <w:proofErr w:type="spellStart"/>
+      <w:proofErr w:type="gramStart"/>
+      <w:r>
+        <w:rPr>
+          <w:lang w:eastAsia="cs-CZ"/>
+        </w:rPr>
+        <w:t>std</w:t>
+      </w:r>
+      <w:proofErr w:type="spellEnd"/>
+      <w:r>
+        <w:rPr>
+          <w:lang w:eastAsia="cs-CZ"/>
+        </w:rPr>
+        <w:t>::</w:t>
+      </w:r>
+      <w:proofErr w:type="spellStart"/>
+      <w:proofErr w:type="gramEnd"/>
+      <w:r>
+        <w:rPr>
+          <w:lang w:eastAsia="cs-CZ"/>
+        </w:rPr>
+        <w:t>vector</w:t>
+      </w:r>
+      <w:proofErr w:type="spellEnd"/>
+      <w:r>
+        <w:rPr>
+          <w:lang w:eastAsia="cs-CZ"/>
+        </w:rPr>
+        <w:t xml:space="preserve">, ale bez nevyhnutelné inicializace paměti. </w:t>
+      </w:r>
+      <w:r>
+        <w:rPr>
+          <w:lang w:eastAsia="cs-CZ"/>
+        </w:rPr>
+        <w:lastRenderedPageBreak/>
+        <w:t>To například vede ke mnohonásobnému zrychlení konstrukce instance tenzoru.</w:t>
+      </w:r>
+      <w:r>
+        <w:rPr>
+          <w:lang w:eastAsia="cs-CZ"/>
+        </w:rPr>
+        <w:t xml:space="preserve"> Uvnitř udržuje ukazatele na konec a začátek pole a také na konec kapacity – neboli celkové alokované paměti.</w:t>
+      </w:r>
+      <w:r>
+        <w:rPr>
+          <w:lang w:eastAsia="cs-CZ"/>
+        </w:rPr>
+        <w:t xml:space="preserve"> </w:t>
+      </w:r>
+    </w:p>
+    <w:p>
+      <w:pPr>
+        <w:spacing w:line="360" w:lineRule="auto"/>
+        <w:rPr>
+          <w:lang w:eastAsia="cs-CZ"/>
+        </w:rPr>
+      </w:pPr>
+      <w:r>
+        <w:rPr>
+          <w:lang w:eastAsia="cs-CZ"/>
+        </w:rPr>
+        <w:t xml:space="preserve">Jak již naznačuje držení kapacity, tak je tento kontejner navržen i na postupné přidávání prvků pomocí metody </w:t>
+      </w:r>
+      <w:proofErr w:type="spellStart"/>
+      <w:r>
+        <w:rPr>
+          <w:lang w:eastAsia="cs-CZ"/>
+        </w:rPr>
+        <w:t>push_back</w:t>
+      </w:r>
+      <w:proofErr w:type="spellEnd"/>
+      <w:r>
+        <w:rPr>
+          <w:lang w:eastAsia="cs-CZ"/>
+        </w:rPr>
+        <w:t xml:space="preserve">, jelikož při překročení kapacity (alokovaného prostoru), dojde k alokaci </w:t>
+      </w:r>
+      <w:r>
+        <w:rPr>
+          <w:lang w:eastAsia="cs-CZ"/>
+        </w:rPr>
+        <w:t>1,5x původní kapacity + konstanta, kterou lze zanedbat pro velké alokace</w:t>
+      </w:r>
+      <w:r>
+        <w:rPr>
+          <w:lang w:eastAsia="cs-CZ"/>
+        </w:rPr>
+        <w:t>.</w:t>
+      </w:r>
+      <w:r>
+        <w:rPr>
+          <w:lang w:eastAsia="cs-CZ"/>
+        </w:rPr>
+        <w:t xml:space="preserve"> </w:t>
+      </w:r>
+      <w:r>
+        <w:rPr>
+          <w:lang w:eastAsia="cs-CZ"/>
+        </w:rPr>
+        <w:t>Konstanta</w:t>
+      </w:r>
+      <w:r>
+        <w:rPr>
+          <w:lang w:eastAsia="cs-CZ"/>
+        </w:rPr>
+        <w:t xml:space="preserve"> řeší jenom případ, kdy je kapacita ještě nulová a tím pádem by jakékoli násobení bylo absorbováno opět na nulu</w:t>
+      </w:r>
+      <w:r>
+        <w:rPr>
+          <w:lang w:eastAsia="cs-CZ"/>
+        </w:rPr>
+        <w:t>.</w:t>
+      </w:r>
+      <w:r>
+        <w:rPr>
+          <w:lang w:eastAsia="cs-CZ"/>
+        </w:rPr>
+        <w:t xml:space="preserve"> Tento přístup tak zajišťuje </w:t>
+      </w:r>
+      <w:r>
+        <w:rPr>
+          <w:lang w:eastAsia="cs-CZ"/>
+        </w:rPr>
+        <w:t>velice rychlé uskutečněn</w:t>
+      </w:r>
+      <w:r>
+        <w:rPr>
+          <w:lang w:eastAsia="cs-CZ"/>
+        </w:rPr>
+        <w:t>í</w:t>
+      </w:r>
+      <w:r>
+        <w:rPr>
+          <w:lang w:eastAsia="cs-CZ"/>
+        </w:rPr>
+        <w:t xml:space="preserve"> větš</w:t>
+      </w:r>
+      <w:r>
+        <w:rPr>
+          <w:lang w:eastAsia="cs-CZ"/>
+        </w:rPr>
+        <w:t>i</w:t>
+      </w:r>
+      <w:r>
+        <w:rPr>
+          <w:lang w:eastAsia="cs-CZ"/>
+        </w:rPr>
+        <w:t>ny</w:t>
+      </w:r>
+      <w:r>
+        <w:rPr>
+          <w:lang w:eastAsia="cs-CZ"/>
+        </w:rPr>
+        <w:t xml:space="preserve"> vkládání.</w:t>
+      </w:r>
+    </w:p>
+    <w:p>
+      <w:pPr>
+        <w:spacing w:line="360" w:lineRule="auto"/>
+        <w:rPr>
+          <w:lang w:eastAsia="cs-CZ"/>
+        </w:rPr>
+      </w:pPr>
+      <w:r>
+        <w:rPr>
+          <w:lang w:eastAsia="cs-CZ"/>
+        </w:rPr>
+        <w:t>Na alokaci byl také vytvořen vlastní alokátor.</w:t>
+      </w:r>
+      <w:r>
+        <w:rPr>
+          <w:lang w:eastAsia="cs-CZ"/>
+        </w:rPr>
+        <w:t xml:space="preserve"> Tento alokátor řeší </w:t>
+      </w:r>
+      <w:proofErr w:type="gramStart"/>
+      <w:r>
+        <w:rPr>
+          <w:lang w:eastAsia="cs-CZ"/>
+        </w:rPr>
+        <w:t>použití ::</w:t>
+      </w:r>
+      <w:proofErr w:type="spellStart"/>
+      <w:r>
+        <w:rPr>
+          <w:lang w:eastAsia="cs-CZ"/>
+        </w:rPr>
+        <w:t>operator</w:t>
+      </w:r>
+      <w:proofErr w:type="spellEnd"/>
+      <w:proofErr w:type="gramEnd"/>
+      <w:r>
+        <w:rPr>
+          <w:lang w:eastAsia="cs-CZ"/>
+        </w:rPr>
+        <w:t xml:space="preserve"> </w:t>
+      </w:r>
+      <w:proofErr w:type="spellStart"/>
+      <w:r>
+        <w:rPr>
+          <w:lang w:eastAsia="cs-CZ"/>
+        </w:rPr>
+        <w:t>new</w:t>
+      </w:r>
+      <w:proofErr w:type="spellEnd"/>
+      <w:r>
+        <w:rPr>
+          <w:lang w:eastAsia="cs-CZ"/>
+        </w:rPr>
+        <w:t xml:space="preserve"> </w:t>
+      </w:r>
+      <w:proofErr w:type="gramStart"/>
+      <w:r>
+        <w:rPr>
+          <w:lang w:eastAsia="cs-CZ"/>
+        </w:rPr>
+        <w:t>a ::</w:t>
+      </w:r>
+      <w:proofErr w:type="spellStart"/>
+      <w:r>
+        <w:rPr>
+          <w:lang w:eastAsia="cs-CZ"/>
+        </w:rPr>
+        <w:t>operator</w:t>
+      </w:r>
+      <w:proofErr w:type="spellEnd"/>
+      <w:proofErr w:type="gramEnd"/>
+      <w:r>
+        <w:rPr>
+          <w:lang w:eastAsia="cs-CZ"/>
+        </w:rPr>
+        <w:t xml:space="preserve"> </w:t>
+      </w:r>
+      <w:proofErr w:type="spellStart"/>
+      <w:r>
+        <w:rPr>
+          <w:lang w:eastAsia="cs-CZ"/>
+        </w:rPr>
+        <w:t>delete</w:t>
+      </w:r>
+      <w:proofErr w:type="spellEnd"/>
+      <w:r>
+        <w:rPr>
+          <w:lang w:eastAsia="cs-CZ"/>
+        </w:rPr>
+        <w:t>, pro získání neinicializované paměti.</w:t>
+      </w:r>
+      <w:r>
+        <w:rPr>
+          <w:lang w:eastAsia="cs-CZ"/>
+        </w:rPr>
+        <w:t xml:space="preserve"> Také se snaží o zarovnání alokace na určitý počet bytů kvůli větší </w:t>
+      </w:r>
+      <w:proofErr w:type="spellStart"/>
+      <w:r>
+        <w:rPr>
+          <w:lang w:eastAsia="cs-CZ"/>
+        </w:rPr>
+        <w:t>cache</w:t>
+      </w:r>
+      <w:proofErr w:type="spellEnd"/>
+      <w:r>
+        <w:rPr>
+          <w:lang w:eastAsia="cs-CZ"/>
+        </w:rPr>
+        <w:t xml:space="preserve"> přívětivosti (která často čte po 64 bytech) a také případným SIMD instrukcím, které kompilátor poté může jednodušeji uplatnit</w:t>
+      </w:r>
+      <w:r>
+        <w:rPr>
+          <w:lang w:eastAsia="cs-CZ"/>
+        </w:rPr>
+        <w:t xml:space="preserve"> (</w:t>
+      </w:r>
+      <w:hyperlink r:id="rId16" w:history="1">
+        <w:r>
+          <w:rPr>
+            <w:rStyle w:val="Hypertextovodkaz"/>
+            <w:lang w:eastAsia="cs-CZ"/>
+          </w:rPr>
+          <w:t>https://www.intel.com/content/www/us/en/content-details/821612/intel-64-and-ia-32-architectures-optimization-reference-manual-volume-1.html</w:t>
+        </w:r>
+      </w:hyperlink>
+      <w:r>
+        <w:rPr>
+          <w:lang w:eastAsia="cs-CZ"/>
+        </w:rPr>
+        <w:t xml:space="preserve"> </w:t>
+      </w:r>
+      <w:r>
+        <w:rPr>
+          <w:lang w:eastAsia="cs-CZ"/>
+        </w:rPr>
+        <w:t>)</w:t>
+      </w:r>
+      <w:r>
+        <w:rPr>
+          <w:lang w:eastAsia="cs-CZ"/>
+        </w:rPr>
+        <w:t>.</w:t>
+      </w:r>
+    </w:p>
+    <w:p>
+      <w:pPr>
+        <w:spacing w:line="360" w:lineRule="auto"/>
+        <w:rPr>
+          <w:lang w:eastAsia="cs-CZ"/>
+        </w:rPr>
+      </w:pPr>
+      <w:r>
+        <w:rPr>
+          <w:lang w:eastAsia="cs-CZ"/>
+        </w:rPr>
+        <w:t xml:space="preserve">Pro kopírování, porovnávání či konstrukci a destrukci jsou v případě triviálně manipulovatelných typů (kontrolováno například pomocí </w:t>
+      </w:r>
+      <w:proofErr w:type="spellStart"/>
+      <w:proofErr w:type="gramStart"/>
+      <w:r>
+        <w:rPr>
+          <w:lang w:eastAsia="cs-CZ"/>
+        </w:rPr>
+        <w:t>std</w:t>
+      </w:r>
+      <w:proofErr w:type="spellEnd"/>
+      <w:r>
+        <w:rPr>
+          <w:lang w:eastAsia="cs-CZ"/>
+        </w:rPr>
+        <w:t>::</w:t>
+      </w:r>
+      <w:proofErr w:type="spellStart"/>
+      <w:proofErr w:type="gramEnd"/>
+      <w:r>
+        <w:rPr>
+          <w:lang w:eastAsia="cs-CZ"/>
+        </w:rPr>
+        <w:t>is_trivially_copyable_v</w:t>
+      </w:r>
+      <w:proofErr w:type="spellEnd"/>
+      <w:r>
+        <w:rPr>
+          <w:lang w:eastAsia="cs-CZ"/>
+        </w:rPr>
+        <w:t>&lt;T&gt;</w:t>
+      </w:r>
+      <w:r>
+        <w:rPr>
+          <w:lang w:eastAsia="cs-CZ"/>
+        </w:rPr>
+        <w:t xml:space="preserve">) jsou použity </w:t>
+      </w:r>
+      <w:proofErr w:type="spellStart"/>
+      <w:r>
+        <w:rPr>
+          <w:lang w:eastAsia="cs-CZ"/>
+        </w:rPr>
+        <w:t>nízkoúrovňové</w:t>
+      </w:r>
+      <w:proofErr w:type="spellEnd"/>
+      <w:r>
+        <w:rPr>
+          <w:lang w:eastAsia="cs-CZ"/>
+        </w:rPr>
+        <w:t xml:space="preserve"> funkce standartní knihovny jako například </w:t>
+      </w:r>
+      <w:proofErr w:type="spellStart"/>
+      <w:proofErr w:type="gramStart"/>
+      <w:r>
+        <w:rPr>
+          <w:lang w:eastAsia="cs-CZ"/>
+        </w:rPr>
+        <w:t>std</w:t>
+      </w:r>
+      <w:proofErr w:type="spellEnd"/>
+      <w:r>
+        <w:rPr>
+          <w:lang w:eastAsia="cs-CZ"/>
+        </w:rPr>
+        <w:t>::</w:t>
+      </w:r>
+      <w:proofErr w:type="spellStart"/>
+      <w:proofErr w:type="gramEnd"/>
+      <w:r>
+        <w:rPr>
+          <w:lang w:eastAsia="cs-CZ"/>
+        </w:rPr>
+        <w:t>memcpy</w:t>
+      </w:r>
+      <w:proofErr w:type="spellEnd"/>
+      <w:r>
+        <w:rPr>
+          <w:lang w:eastAsia="cs-CZ"/>
+        </w:rPr>
+        <w:t xml:space="preserve"> či </w:t>
+      </w:r>
+      <w:proofErr w:type="spellStart"/>
+      <w:proofErr w:type="gramStart"/>
+      <w:r>
+        <w:rPr>
+          <w:lang w:eastAsia="cs-CZ"/>
+        </w:rPr>
+        <w:t>std</w:t>
+      </w:r>
+      <w:proofErr w:type="spellEnd"/>
+      <w:r>
+        <w:rPr>
+          <w:lang w:eastAsia="cs-CZ"/>
+        </w:rPr>
+        <w:t>::</w:t>
+      </w:r>
+      <w:proofErr w:type="spellStart"/>
+      <w:proofErr w:type="gramEnd"/>
+      <w:r>
+        <w:rPr>
+          <w:lang w:eastAsia="cs-CZ"/>
+        </w:rPr>
+        <w:t>memcmp</w:t>
+      </w:r>
+      <w:proofErr w:type="spellEnd"/>
+      <w:r>
+        <w:rPr>
+          <w:lang w:eastAsia="cs-CZ"/>
+        </w:rPr>
+        <w:t xml:space="preserve"> a podobně.</w:t>
+      </w:r>
+      <w:r>
+        <w:rPr>
+          <w:lang w:eastAsia="cs-CZ"/>
+        </w:rPr>
+        <w:t xml:space="preserve"> Jestli jde takovéto operace (téměř s jistotou by se dalo říct optimalizace) jde na daném typu skutečně provést jde vykonat během kompilace a není tím pádem žádný </w:t>
+      </w:r>
+      <w:proofErr w:type="spellStart"/>
+      <w:r>
+        <w:rPr>
+          <w:lang w:eastAsia="cs-CZ"/>
+        </w:rPr>
+        <w:t>overhead</w:t>
+      </w:r>
+      <w:proofErr w:type="spellEnd"/>
+      <w:r>
+        <w:rPr>
+          <w:lang w:eastAsia="cs-CZ"/>
+        </w:rPr>
+        <w:t>.</w:t>
+      </w:r>
+    </w:p>
+    <w:p>
+      <w:pPr>
+        <w:spacing w:line="360" w:lineRule="auto"/>
+        <w:rPr>
+          <w:lang w:eastAsia="cs-CZ"/>
+        </w:rPr>
+      </w:pPr>
+      <w:r>
+        <w:rPr>
+          <w:lang w:eastAsia="cs-CZ"/>
+        </w:rPr>
+        <w:t xml:space="preserve">Z venkovního hlediska se rozhraní této třídy velmi podobá </w:t>
+      </w:r>
+      <w:proofErr w:type="spellStart"/>
+      <w:proofErr w:type="gramStart"/>
+      <w:r>
+        <w:rPr>
+          <w:lang w:eastAsia="cs-CZ"/>
+        </w:rPr>
+        <w:t>std</w:t>
+      </w:r>
+      <w:proofErr w:type="spellEnd"/>
+      <w:r>
+        <w:rPr>
+          <w:lang w:eastAsia="cs-CZ"/>
+        </w:rPr>
+        <w:t>::</w:t>
+      </w:r>
+      <w:proofErr w:type="spellStart"/>
+      <w:proofErr w:type="gramEnd"/>
+      <w:r>
+        <w:rPr>
+          <w:lang w:eastAsia="cs-CZ"/>
+        </w:rPr>
+        <w:t>vector</w:t>
+      </w:r>
+      <w:proofErr w:type="spellEnd"/>
+      <w:r>
+        <w:rPr>
+          <w:lang w:eastAsia="cs-CZ"/>
+        </w:rPr>
+        <w:t xml:space="preserve"> ze standartní knihovny.</w:t>
+      </w:r>
+      <w:r>
+        <w:rPr>
+          <w:lang w:eastAsia="cs-CZ"/>
+        </w:rPr>
+        <w:t xml:space="preserve"> Dá</w:t>
+      </w:r>
+      <w:r>
+        <w:rPr>
+          <w:lang w:eastAsia="cs-CZ"/>
+        </w:rPr>
+        <w:t xml:space="preserve"> </w:t>
+      </w:r>
+      <w:r>
+        <w:rPr>
+          <w:lang w:eastAsia="cs-CZ"/>
+        </w:rPr>
+        <w:t xml:space="preserve">se kopírovat i stěhovat díky copy a </w:t>
+      </w:r>
+      <w:proofErr w:type="spellStart"/>
+      <w:r>
+        <w:rPr>
+          <w:lang w:eastAsia="cs-CZ"/>
+        </w:rPr>
+        <w:t>move</w:t>
+      </w:r>
+      <w:proofErr w:type="spellEnd"/>
+      <w:r>
+        <w:rPr>
+          <w:lang w:eastAsia="cs-CZ"/>
+        </w:rPr>
+        <w:t xml:space="preserve"> konstruktoru a </w:t>
+      </w:r>
+      <w:r>
+        <w:rPr>
+          <w:lang w:eastAsia="cs-CZ"/>
+        </w:rPr>
+        <w:t>přetížení operátoru přiřazení (=).</w:t>
+      </w:r>
+      <w:r>
+        <w:rPr>
+          <w:lang w:eastAsia="cs-CZ"/>
+        </w:rPr>
+        <w:t xml:space="preserve"> Dá se z něj přistoupit na syrová data </w:t>
+      </w:r>
+      <w:r>
+        <w:rPr>
+          <w:lang w:eastAsia="cs-CZ"/>
+        </w:rPr>
+        <w:t xml:space="preserve">(pomocí </w:t>
+      </w:r>
+      <w:r>
+        <w:rPr>
+          <w:lang w:eastAsia="cs-CZ"/>
+        </w:rPr>
+        <w:t>stejnojmenné</w:t>
+      </w:r>
+      <w:r>
+        <w:rPr>
+          <w:lang w:eastAsia="cs-CZ"/>
+        </w:rPr>
+        <w:t xml:space="preserve"> metody </w:t>
+      </w:r>
+      <w:proofErr w:type="gramStart"/>
+      <w:r>
+        <w:rPr>
+          <w:lang w:eastAsia="cs-CZ"/>
+        </w:rPr>
+        <w:t>data(</w:t>
+      </w:r>
+      <w:proofErr w:type="gramEnd"/>
+      <w:r>
+        <w:rPr>
+          <w:lang w:eastAsia="cs-CZ"/>
+        </w:rPr>
+        <w:t xml:space="preserve">)) </w:t>
+      </w:r>
+      <w:r>
+        <w:rPr>
+          <w:lang w:eastAsia="cs-CZ"/>
+        </w:rPr>
+        <w:t xml:space="preserve">a dá se </w:t>
+      </w:r>
+      <w:r>
+        <w:rPr>
+          <w:lang w:eastAsia="cs-CZ"/>
+        </w:rPr>
+        <w:t>použít přetížení indexovacího operátoru ([]) pro přístup na jednotlivé prvky (v </w:t>
+      </w:r>
+      <w:proofErr w:type="gramStart"/>
+      <w:r>
+        <w:rPr>
+          <w:lang w:eastAsia="cs-CZ"/>
+        </w:rPr>
+        <w:t>O(</w:t>
+      </w:r>
+      <w:proofErr w:type="gramEnd"/>
+      <w:r>
+        <w:rPr>
+          <w:lang w:eastAsia="cs-CZ"/>
+        </w:rPr>
+        <w:t>1)</w:t>
+      </w:r>
+      <w:r>
+        <w:rPr>
+          <w:lang w:eastAsia="cs-CZ"/>
+        </w:rPr>
+        <w:t xml:space="preserve"> složitosti).</w:t>
+      </w:r>
+      <w:r>
+        <w:rPr>
+          <w:lang w:eastAsia="cs-CZ"/>
+        </w:rPr>
+        <w:t xml:space="preserve"> Dají se z</w:t>
+      </w:r>
+      <w:r>
+        <w:rPr>
+          <w:lang w:eastAsia="cs-CZ"/>
+        </w:rPr>
+        <w:t> </w:t>
+      </w:r>
+      <w:r>
+        <w:rPr>
+          <w:lang w:eastAsia="cs-CZ"/>
+        </w:rPr>
+        <w:t>něj</w:t>
+      </w:r>
+      <w:r>
+        <w:rPr>
+          <w:lang w:eastAsia="cs-CZ"/>
+        </w:rPr>
+        <w:t xml:space="preserve">, ze stejného rozhraní u </w:t>
+      </w:r>
+      <w:proofErr w:type="spellStart"/>
+      <w:proofErr w:type="gramStart"/>
+      <w:r>
+        <w:rPr>
+          <w:lang w:eastAsia="cs-CZ"/>
+        </w:rPr>
+        <w:t>std</w:t>
+      </w:r>
+      <w:proofErr w:type="spellEnd"/>
+      <w:r>
+        <w:rPr>
+          <w:lang w:eastAsia="cs-CZ"/>
+        </w:rPr>
+        <w:t>::</w:t>
+      </w:r>
+      <w:proofErr w:type="spellStart"/>
+      <w:proofErr w:type="gramEnd"/>
+      <w:r>
+        <w:rPr>
+          <w:lang w:eastAsia="cs-CZ"/>
+        </w:rPr>
+        <w:t>vector</w:t>
+      </w:r>
+      <w:proofErr w:type="spellEnd"/>
+      <w:r>
+        <w:rPr>
+          <w:lang w:eastAsia="cs-CZ"/>
+        </w:rPr>
+        <w:t xml:space="preserve"> dostat </w:t>
+      </w:r>
+      <w:proofErr w:type="spellStart"/>
+      <w:r>
+        <w:rPr>
+          <w:lang w:eastAsia="cs-CZ"/>
+        </w:rPr>
+        <w:t>iterátory</w:t>
+      </w:r>
+      <w:proofErr w:type="spellEnd"/>
+      <w:r>
+        <w:rPr>
+          <w:lang w:eastAsia="cs-CZ"/>
+        </w:rPr>
+        <w:t xml:space="preserve"> jak dopředu</w:t>
+      </w:r>
+      <w:r>
+        <w:rPr>
+          <w:lang w:eastAsia="cs-CZ"/>
+        </w:rPr>
+        <w:t>,</w:t>
+      </w:r>
+      <w:r>
+        <w:rPr>
+          <w:lang w:eastAsia="cs-CZ"/>
+        </w:rPr>
+        <w:t xml:space="preserve"> tak dozadu</w:t>
+      </w:r>
+      <w:r>
+        <w:rPr>
+          <w:lang w:eastAsia="cs-CZ"/>
+        </w:rPr>
+        <w:t xml:space="preserve">, kde je </w:t>
+      </w:r>
+      <w:proofErr w:type="spellStart"/>
+      <w:r>
+        <w:rPr>
+          <w:lang w:eastAsia="cs-CZ"/>
+        </w:rPr>
+        <w:t>iterátor</w:t>
+      </w:r>
+      <w:proofErr w:type="spellEnd"/>
+      <w:r>
+        <w:rPr>
+          <w:lang w:eastAsia="cs-CZ"/>
+        </w:rPr>
+        <w:t xml:space="preserve"> jednoduše </w:t>
+      </w:r>
+      <w:r>
+        <w:rPr>
+          <w:lang w:eastAsia="cs-CZ"/>
+        </w:rPr>
+        <w:t>ukazatel</w:t>
+      </w:r>
+      <w:r>
+        <w:rPr>
+          <w:lang w:eastAsia="cs-CZ"/>
+        </w:rPr>
+        <w:t>.</w:t>
+      </w:r>
+      <w:r>
+        <w:rPr>
+          <w:lang w:eastAsia="cs-CZ"/>
+        </w:rPr>
+        <w:t xml:space="preserve"> Dá se porovnávat s ostatními lineárními kontejnery</w:t>
+      </w:r>
+      <w:r>
+        <w:rPr>
+          <w:lang w:eastAsia="cs-CZ"/>
+        </w:rPr>
+        <w:t xml:space="preserve"> díky přetížení porovnávacího operátoru (==) a operátoru „vesmírné lodi“ (&lt;=&gt;).</w:t>
+      </w:r>
+      <w:r>
+        <w:rPr>
+          <w:lang w:eastAsia="cs-CZ"/>
+        </w:rPr>
+        <w:t xml:space="preserve"> Je možné díky metodě swap také vyměnit obsahy dvou lineárních kontejnerů.</w:t>
+      </w:r>
+      <w:r>
+        <w:rPr>
+          <w:lang w:eastAsia="cs-CZ"/>
+        </w:rPr>
+        <w:t xml:space="preserve"> Samozřejmě je také možné kontejner manuálně změnit v jeho velikosti a kapacitě</w:t>
+      </w:r>
+      <w:r>
+        <w:rPr>
+          <w:lang w:eastAsia="cs-CZ"/>
+        </w:rPr>
+        <w:t xml:space="preserve"> či ho celá vyčistit</w:t>
+      </w:r>
+      <w:r>
+        <w:rPr>
+          <w:lang w:eastAsia="cs-CZ"/>
+        </w:rPr>
+        <w:t>.</w:t>
+      </w:r>
+      <w:r>
+        <w:rPr>
+          <w:lang w:eastAsia="cs-CZ"/>
+        </w:rPr>
+        <w:t xml:space="preserve"> Jde také nakonec přidat prvek či ho z konce odstranit.</w:t>
+      </w:r>
     </w:p>
     <w:p>
       <w:pPr>
@@ -5454,352 +6667,7 @@
           <w:lang w:eastAsia="cs-CZ"/>
         </w:rPr>
       </w:pPr>
-      <w:bookmarkStart w:id="10" w:name="_Toc227276690"/>
-      <w:r>
-        <w:rPr>
-          <w:lang w:eastAsia="cs-CZ"/>
-        </w:rPr>
-        <w:t>2.</w:t>
-      </w:r>
-      <w:r>
-        <w:rPr>
-          <w:lang w:eastAsia="cs-CZ"/>
-        </w:rPr>
-        <w:t>2</w:t>
-      </w:r>
-      <w:r>
-        <w:rPr>
-          <w:lang w:eastAsia="cs-CZ"/>
-        </w:rPr>
-        <w:t>.2</w:t>
-      </w:r>
-      <w:r>
-        <w:rPr>
-          <w:lang w:eastAsia="cs-CZ"/>
-        </w:rPr>
-        <w:t xml:space="preserve"> Tenzor</w:t>
-      </w:r>
-      <w:bookmarkEnd w:id="10"/>
-    </w:p>
-    <w:p>
-      <w:pPr>
-        <w:rPr>
-          <w:lang w:eastAsia="cs-CZ"/>
-        </w:rPr>
-      </w:pPr>
-      <w:proofErr w:type="spellStart"/>
-      <w:r>
-        <w:rPr>
-          <w:lang w:eastAsia="cs-CZ"/>
-        </w:rPr>
-        <w:t>Xxx</w:t>
-      </w:r>
-      <w:proofErr w:type="spellEnd"/>
-    </w:p>
-    <w:p>
-      <w:pPr>
-        <w:pStyle w:val="Nadpis3"/>
-        <w:rPr>
-          <w:lang w:eastAsia="cs-CZ"/>
-        </w:rPr>
-      </w:pPr>
-      <w:bookmarkStart w:id="11" w:name="_Toc227276691"/>
-      <w:r>
-        <w:rPr>
-          <w:lang w:eastAsia="cs-CZ"/>
-        </w:rPr>
-        <w:t>2.</w:t>
-      </w:r>
-      <w:r>
-        <w:rPr>
-          <w:lang w:eastAsia="cs-CZ"/>
-        </w:rPr>
-        <w:t>2</w:t>
-      </w:r>
-      <w:r>
-        <w:rPr>
-          <w:lang w:eastAsia="cs-CZ"/>
-        </w:rPr>
-        <w:t>.3</w:t>
-      </w:r>
-      <w:r>
-        <w:rPr>
-          <w:lang w:eastAsia="cs-CZ"/>
-        </w:rPr>
-        <w:t xml:space="preserve"> Paralelní tenzor</w:t>
-      </w:r>
-      <w:bookmarkEnd w:id="11"/>
-    </w:p>
-    <w:p>
-      <w:pPr>
-        <w:rPr>
-          <w:lang w:eastAsia="cs-CZ"/>
-        </w:rPr>
-      </w:pPr>
-      <w:proofErr w:type="spellStart"/>
-      <w:r>
-        <w:rPr>
-          <w:lang w:eastAsia="cs-CZ"/>
-        </w:rPr>
-        <w:t>Xxx</w:t>
-      </w:r>
-      <w:proofErr w:type="spellEnd"/>
-    </w:p>
-    <w:p>
-      <w:pPr>
-        <w:pStyle w:val="Nadpis3"/>
-        <w:rPr>
-          <w:lang w:eastAsia="cs-CZ"/>
-        </w:rPr>
-      </w:pPr>
-      <w:bookmarkStart w:id="12" w:name="_Toc227276692"/>
-      <w:r>
-        <w:rPr>
-          <w:lang w:eastAsia="cs-CZ"/>
-        </w:rPr>
-        <w:t>2.</w:t>
-      </w:r>
-      <w:r>
-        <w:rPr>
-          <w:lang w:eastAsia="cs-CZ"/>
-        </w:rPr>
-        <w:t>2</w:t>
-      </w:r>
-      <w:r>
-        <w:rPr>
-          <w:lang w:eastAsia="cs-CZ"/>
-        </w:rPr>
-        <w:t>.4</w:t>
-      </w:r>
-      <w:r>
-        <w:rPr>
-          <w:lang w:eastAsia="cs-CZ"/>
-        </w:rPr>
-        <w:t xml:space="preserve"> Matice</w:t>
-      </w:r>
-      <w:bookmarkEnd w:id="12"/>
-    </w:p>
-    <w:p>
-      <w:pPr>
-        <w:rPr>
-          <w:lang w:eastAsia="cs-CZ"/>
-        </w:rPr>
-      </w:pPr>
-      <w:proofErr w:type="spellStart"/>
-      <w:r>
-        <w:rPr>
-          <w:lang w:eastAsia="cs-CZ"/>
-        </w:rPr>
-        <w:t>Xxx</w:t>
-      </w:r>
-      <w:proofErr w:type="spellEnd"/>
-    </w:p>
-    <w:p>
-      <w:pPr>
-        <w:pStyle w:val="Nadpis3"/>
-        <w:rPr>
-          <w:lang w:eastAsia="cs-CZ"/>
-        </w:rPr>
-      </w:pPr>
-      <w:bookmarkStart w:id="13" w:name="_Toc227276693"/>
-      <w:r>
-        <w:rPr>
-          <w:lang w:eastAsia="cs-CZ"/>
-        </w:rPr>
-        <w:t>2.</w:t>
-      </w:r>
-      <w:r>
-        <w:rPr>
-          <w:lang w:eastAsia="cs-CZ"/>
-        </w:rPr>
-        <w:t>2</w:t>
-      </w:r>
-      <w:r>
-        <w:rPr>
-          <w:lang w:eastAsia="cs-CZ"/>
-        </w:rPr>
-        <w:t>.</w:t>
-      </w:r>
-      <w:r>
-        <w:rPr>
-          <w:lang w:eastAsia="cs-CZ"/>
-        </w:rPr>
-        <w:t>5 Paralelní matice</w:t>
-      </w:r>
-      <w:bookmarkEnd w:id="13"/>
-    </w:p>
-    <w:p>
-      <w:pPr>
-        <w:rPr>
-          <w:lang w:eastAsia="cs-CZ"/>
-        </w:rPr>
-      </w:pPr>
-      <w:proofErr w:type="spellStart"/>
-      <w:r>
-        <w:rPr>
-          <w:lang w:eastAsia="cs-CZ"/>
-        </w:rPr>
-        <w:t>Xxx</w:t>
-      </w:r>
-      <w:proofErr w:type="spellEnd"/>
-    </w:p>
-    <w:p>
-      <w:pPr>
-        <w:pStyle w:val="Nadpis3"/>
-        <w:rPr>
-          <w:lang w:eastAsia="cs-CZ"/>
-        </w:rPr>
-      </w:pPr>
-      <w:bookmarkStart w:id="14" w:name="_Toc227276694"/>
-      <w:r>
-        <w:rPr>
-          <w:lang w:eastAsia="cs-CZ"/>
-        </w:rPr>
-        <w:t>2.</w:t>
-      </w:r>
-      <w:r>
-        <w:rPr>
-          <w:lang w:eastAsia="cs-CZ"/>
-        </w:rPr>
-        <w:t>2</w:t>
-      </w:r>
-      <w:r>
-        <w:rPr>
-          <w:lang w:eastAsia="cs-CZ"/>
-        </w:rPr>
-        <w:t>.</w:t>
-      </w:r>
-      <w:r>
-        <w:rPr>
-          <w:lang w:eastAsia="cs-CZ"/>
-        </w:rPr>
-        <w:t>6 N-</w:t>
-      </w:r>
-      <w:proofErr w:type="spellStart"/>
-      <w:r>
-        <w:rPr>
-          <w:lang w:eastAsia="cs-CZ"/>
-        </w:rPr>
-        <w:t>nární</w:t>
-      </w:r>
-      <w:proofErr w:type="spellEnd"/>
-      <w:r>
-        <w:rPr>
-          <w:lang w:eastAsia="cs-CZ"/>
-        </w:rPr>
-        <w:t xml:space="preserve"> strom</w:t>
-      </w:r>
-      <w:bookmarkEnd w:id="14"/>
-    </w:p>
-    <w:p>
-      <w:pPr>
-        <w:rPr>
-          <w:lang w:eastAsia="cs-CZ"/>
-        </w:rPr>
-      </w:pPr>
-      <w:proofErr w:type="spellStart"/>
-      <w:r>
-        <w:rPr>
-          <w:lang w:eastAsia="cs-CZ"/>
-        </w:rPr>
-        <w:t>Xxx</w:t>
-      </w:r>
-      <w:proofErr w:type="spellEnd"/>
-    </w:p>
-    <w:p>
-      <w:pPr>
-        <w:pStyle w:val="Nadpis2"/>
-        <w:rPr>
-          <w:lang w:eastAsia="cs-CZ"/>
-        </w:rPr>
-      </w:pPr>
-      <w:bookmarkStart w:id="15" w:name="_Toc227276695"/>
-      <w:r>
-        <w:rPr>
-          <w:lang w:eastAsia="cs-CZ"/>
-        </w:rPr>
-        <w:t>2.</w:t>
-      </w:r>
-      <w:r>
-        <w:rPr>
-          <w:lang w:eastAsia="cs-CZ"/>
-        </w:rPr>
-        <w:t>3</w:t>
-      </w:r>
-      <w:r>
-        <w:rPr>
-          <w:lang w:eastAsia="cs-CZ"/>
-        </w:rPr>
-        <w:t xml:space="preserve"> Testy</w:t>
-      </w:r>
-      <w:bookmarkEnd w:id="15"/>
-    </w:p>
-    <w:p>
-      <w:pPr>
-        <w:rPr>
-          <w:lang w:eastAsia="cs-CZ"/>
-        </w:rPr>
-      </w:pPr>
-      <w:proofErr w:type="spellStart"/>
-      <w:r>
-        <w:rPr>
-          <w:lang w:eastAsia="cs-CZ"/>
-        </w:rPr>
-        <w:t>Xxx</w:t>
-      </w:r>
-      <w:proofErr w:type="spellEnd"/>
-    </w:p>
-    <w:p>
-      <w:pPr>
-        <w:pStyle w:val="Nadpis3"/>
-        <w:rPr>
-          <w:lang w:eastAsia="cs-CZ"/>
-        </w:rPr>
-      </w:pPr>
-      <w:bookmarkStart w:id="16" w:name="_Toc227276696"/>
-      <w:r>
-        <w:rPr>
-          <w:lang w:eastAsia="cs-CZ"/>
-        </w:rPr>
-        <w:t>2.</w:t>
-      </w:r>
-      <w:r>
-        <w:rPr>
-          <w:lang w:eastAsia="cs-CZ"/>
-        </w:rPr>
-        <w:t>3</w:t>
-      </w:r>
-      <w:r>
-        <w:rPr>
-          <w:lang w:eastAsia="cs-CZ"/>
-        </w:rPr>
-        <w:t>.1 Unit testování</w:t>
-      </w:r>
-      <w:bookmarkEnd w:id="16"/>
-    </w:p>
-    <w:p>
-      <w:pPr>
-        <w:rPr>
-          <w:lang w:eastAsia="cs-CZ"/>
-        </w:rPr>
-      </w:pPr>
-      <w:proofErr w:type="spellStart"/>
-      <w:r>
-        <w:rPr>
-          <w:lang w:eastAsia="cs-CZ"/>
-        </w:rPr>
-        <w:t>Xxx</w:t>
-      </w:r>
-      <w:proofErr w:type="spellEnd"/>
-    </w:p>
-    <w:p>
-      <w:pPr>
-        <w:pStyle w:val="Nadpis3"/>
-        <w:rPr>
-          <w:lang w:eastAsia="cs-CZ"/>
-        </w:rPr>
-      </w:pPr>
-      <w:bookmarkStart w:id="17" w:name="_Toc227276697"/>
+      <w:bookmarkStart w:id="12" w:name="_Toc227520789"/>
       <w:r>
         <w:rPr>
           <w:lang w:eastAsia="cs-CZ"/>
@@ -5811,18 +6679,371 @@
         <w:rPr>
           <w:lang w:eastAsia="cs-CZ"/>
         </w:rPr>
+        <w:t>2</w:t>
+      </w:r>
+      <w:r>
+        <w:rPr>
+          <w:lang w:eastAsia="cs-CZ"/>
+        </w:rPr>
+        <w:t>.2</w:t>
+      </w:r>
+      <w:r>
+        <w:rPr>
+          <w:lang w:eastAsia="cs-CZ"/>
+        </w:rPr>
+        <w:t xml:space="preserve"> Tenzor</w:t>
+      </w:r>
+      <w:bookmarkEnd w:id="12"/>
+    </w:p>
+    <w:p>
+      <w:pPr>
+        <w:spacing w:line="360" w:lineRule="auto"/>
+        <w:rPr>
+          <w:lang w:eastAsia="cs-CZ"/>
+        </w:rPr>
+      </w:pPr>
+      <w:proofErr w:type="spellStart"/>
+      <w:r>
+        <w:rPr>
+          <w:lang w:eastAsia="cs-CZ"/>
+        </w:rPr>
+        <w:t>Xxx</w:t>
+      </w:r>
+      <w:proofErr w:type="spellEnd"/>
+    </w:p>
+    <w:p>
+      <w:pPr>
+        <w:pStyle w:val="Nadpis3"/>
+        <w:rPr>
+          <w:lang w:eastAsia="cs-CZ"/>
+        </w:rPr>
+      </w:pPr>
+      <w:bookmarkStart w:id="13" w:name="_Toc227520790"/>
+      <w:r>
+        <w:rPr>
+          <w:lang w:eastAsia="cs-CZ"/>
+        </w:rPr>
+        <w:t>2.</w:t>
+      </w:r>
+      <w:r>
+        <w:rPr>
+          <w:lang w:eastAsia="cs-CZ"/>
+        </w:rPr>
+        <w:t>2</w:t>
+      </w:r>
+      <w:r>
+        <w:rPr>
+          <w:lang w:eastAsia="cs-CZ"/>
+        </w:rPr>
+        <w:t>.3</w:t>
+      </w:r>
+      <w:r>
+        <w:rPr>
+          <w:lang w:eastAsia="cs-CZ"/>
+        </w:rPr>
+        <w:t xml:space="preserve"> Paralelní tenzor</w:t>
+      </w:r>
+      <w:bookmarkEnd w:id="13"/>
+    </w:p>
+    <w:p>
+      <w:pPr>
+        <w:spacing w:line="360" w:lineRule="auto"/>
+        <w:rPr>
+          <w:lang w:eastAsia="cs-CZ"/>
+        </w:rPr>
+      </w:pPr>
+      <w:proofErr w:type="spellStart"/>
+      <w:r>
+        <w:rPr>
+          <w:lang w:eastAsia="cs-CZ"/>
+        </w:rPr>
+        <w:t>Xxx</w:t>
+      </w:r>
+      <w:proofErr w:type="spellEnd"/>
+    </w:p>
+    <w:p>
+      <w:pPr>
+        <w:pStyle w:val="Nadpis3"/>
+        <w:rPr>
+          <w:lang w:eastAsia="cs-CZ"/>
+        </w:rPr>
+      </w:pPr>
+      <w:bookmarkStart w:id="14" w:name="_Toc227520791"/>
+      <w:r>
+        <w:rPr>
+          <w:lang w:eastAsia="cs-CZ"/>
+        </w:rPr>
+        <w:t>2.</w:t>
+      </w:r>
+      <w:r>
+        <w:rPr>
+          <w:lang w:eastAsia="cs-CZ"/>
+        </w:rPr>
+        <w:t>2</w:t>
+      </w:r>
+      <w:r>
+        <w:rPr>
+          <w:lang w:eastAsia="cs-CZ"/>
+        </w:rPr>
+        <w:t>.4</w:t>
+      </w:r>
+      <w:r>
+        <w:rPr>
+          <w:lang w:eastAsia="cs-CZ"/>
+        </w:rPr>
+        <w:t xml:space="preserve"> Matice</w:t>
+      </w:r>
+      <w:bookmarkEnd w:id="14"/>
+    </w:p>
+    <w:p>
+      <w:pPr>
+        <w:spacing w:line="360" w:lineRule="auto"/>
+        <w:rPr>
+          <w:lang w:eastAsia="cs-CZ"/>
+        </w:rPr>
+      </w:pPr>
+      <w:proofErr w:type="spellStart"/>
+      <w:r>
+        <w:rPr>
+          <w:lang w:eastAsia="cs-CZ"/>
+        </w:rPr>
+        <w:t>Xxx</w:t>
+      </w:r>
+      <w:proofErr w:type="spellEnd"/>
+    </w:p>
+    <w:p>
+      <w:pPr>
+        <w:pStyle w:val="Nadpis3"/>
+        <w:rPr>
+          <w:lang w:eastAsia="cs-CZ"/>
+        </w:rPr>
+      </w:pPr>
+      <w:bookmarkStart w:id="15" w:name="_Toc227520792"/>
+      <w:r>
+        <w:rPr>
+          <w:lang w:eastAsia="cs-CZ"/>
+        </w:rPr>
+        <w:t>2.</w:t>
+      </w:r>
+      <w:r>
+        <w:rPr>
+          <w:lang w:eastAsia="cs-CZ"/>
+        </w:rPr>
+        <w:t>2</w:t>
+      </w:r>
+      <w:r>
+        <w:rPr>
+          <w:lang w:eastAsia="cs-CZ"/>
+        </w:rPr>
+        <w:t>.</w:t>
+      </w:r>
+      <w:r>
+        <w:rPr>
+          <w:lang w:eastAsia="cs-CZ"/>
+        </w:rPr>
+        <w:t>5 Paralelní matice</w:t>
+      </w:r>
+      <w:bookmarkEnd w:id="15"/>
+    </w:p>
+    <w:p>
+      <w:pPr>
+        <w:spacing w:line="360" w:lineRule="auto"/>
+        <w:rPr>
+          <w:lang w:eastAsia="cs-CZ"/>
+        </w:rPr>
+      </w:pPr>
+      <w:proofErr w:type="spellStart"/>
+      <w:r>
+        <w:rPr>
+          <w:lang w:eastAsia="cs-CZ"/>
+        </w:rPr>
+        <w:t>Xxx</w:t>
+      </w:r>
+      <w:proofErr w:type="spellEnd"/>
+    </w:p>
+    <w:p>
+      <w:pPr>
+        <w:pStyle w:val="Nadpis3"/>
+        <w:rPr>
+          <w:lang w:eastAsia="cs-CZ"/>
+        </w:rPr>
+      </w:pPr>
+      <w:bookmarkStart w:id="16" w:name="_Toc227520793"/>
+      <w:r>
+        <w:rPr>
+          <w:lang w:eastAsia="cs-CZ"/>
+        </w:rPr>
+        <w:t>2.</w:t>
+      </w:r>
+      <w:r>
+        <w:rPr>
+          <w:lang w:eastAsia="cs-CZ"/>
+        </w:rPr>
+        <w:t>2</w:t>
+      </w:r>
+      <w:r>
+        <w:rPr>
+          <w:lang w:eastAsia="cs-CZ"/>
+        </w:rPr>
+        <w:t>.</w:t>
+      </w:r>
+      <w:r>
+        <w:rPr>
+          <w:lang w:eastAsia="cs-CZ"/>
+        </w:rPr>
+        <w:t>6 N-</w:t>
+      </w:r>
+      <w:proofErr w:type="spellStart"/>
+      <w:r>
+        <w:rPr>
+          <w:lang w:eastAsia="cs-CZ"/>
+        </w:rPr>
+        <w:t>nární</w:t>
+      </w:r>
+      <w:proofErr w:type="spellEnd"/>
+      <w:r>
+        <w:rPr>
+          <w:lang w:eastAsia="cs-CZ"/>
+        </w:rPr>
+        <w:t xml:space="preserve"> strom</w:t>
+      </w:r>
+      <w:bookmarkEnd w:id="16"/>
+    </w:p>
+    <w:p>
+      <w:pPr>
+        <w:spacing w:line="360" w:lineRule="auto"/>
+        <w:rPr>
+          <w:lang w:eastAsia="cs-CZ"/>
+        </w:rPr>
+      </w:pPr>
+      <w:proofErr w:type="spellStart"/>
+      <w:r>
+        <w:rPr>
+          <w:lang w:eastAsia="cs-CZ"/>
+        </w:rPr>
+        <w:t>Xxx</w:t>
+      </w:r>
+      <w:proofErr w:type="spellEnd"/>
+    </w:p>
+    <w:p>
+      <w:pPr>
+        <w:pStyle w:val="Nadpis2"/>
+        <w:rPr>
+          <w:lang w:eastAsia="cs-CZ"/>
+        </w:rPr>
+      </w:pPr>
+      <w:bookmarkStart w:id="17" w:name="_Toc227520794"/>
+      <w:r>
+        <w:rPr>
+          <w:lang w:eastAsia="cs-CZ"/>
+        </w:rPr>
+        <w:t>2.</w:t>
+      </w:r>
+      <w:r>
+        <w:rPr>
+          <w:lang w:eastAsia="cs-CZ"/>
+        </w:rPr>
         <w:t>3</w:t>
       </w:r>
       <w:r>
         <w:rPr>
           <w:lang w:eastAsia="cs-CZ"/>
         </w:rPr>
+        <w:t xml:space="preserve"> Testy</w:t>
+      </w:r>
+      <w:bookmarkEnd w:id="17"/>
+    </w:p>
+    <w:p>
+      <w:pPr>
+        <w:spacing w:line="360" w:lineRule="auto"/>
+        <w:rPr>
+          <w:lang w:eastAsia="cs-CZ"/>
+        </w:rPr>
+      </w:pPr>
+      <w:proofErr w:type="spellStart"/>
+      <w:r>
+        <w:rPr>
+          <w:lang w:eastAsia="cs-CZ"/>
+        </w:rPr>
+        <w:t>Xxx</w:t>
+      </w:r>
+      <w:proofErr w:type="spellEnd"/>
+    </w:p>
+    <w:p>
+      <w:pPr>
+        <w:pStyle w:val="Nadpis3"/>
+        <w:rPr>
+          <w:lang w:eastAsia="cs-CZ"/>
+        </w:rPr>
+      </w:pPr>
+      <w:bookmarkStart w:id="18" w:name="_Toc227520795"/>
+      <w:r>
+        <w:rPr>
+          <w:lang w:eastAsia="cs-CZ"/>
+        </w:rPr>
+        <w:t>2.</w:t>
+      </w:r>
+      <w:r>
+        <w:rPr>
+          <w:lang w:eastAsia="cs-CZ"/>
+        </w:rPr>
+        <w:t>3</w:t>
+      </w:r>
+      <w:r>
+        <w:rPr>
+          <w:lang w:eastAsia="cs-CZ"/>
+        </w:rPr>
+        <w:t>.1 Unit testování</w:t>
+      </w:r>
+      <w:bookmarkEnd w:id="18"/>
+    </w:p>
+    <w:p>
+      <w:pPr>
+        <w:spacing w:line="360" w:lineRule="auto"/>
+        <w:rPr>
+          <w:lang w:eastAsia="cs-CZ"/>
+        </w:rPr>
+      </w:pPr>
+      <w:proofErr w:type="spellStart"/>
+      <w:r>
+        <w:rPr>
+          <w:lang w:eastAsia="cs-CZ"/>
+        </w:rPr>
+        <w:t>Xxx</w:t>
+      </w:r>
+      <w:proofErr w:type="spellEnd"/>
+    </w:p>
+    <w:p>
+      <w:pPr>
+        <w:pStyle w:val="Nadpis3"/>
+        <w:rPr>
+          <w:lang w:eastAsia="cs-CZ"/>
+        </w:rPr>
+      </w:pPr>
+      <w:bookmarkStart w:id="19" w:name="_Toc227520796"/>
+      <w:r>
+        <w:rPr>
+          <w:lang w:eastAsia="cs-CZ"/>
+        </w:rPr>
+        <w:t>2.</w:t>
+      </w:r>
+      <w:r>
+        <w:rPr>
+          <w:lang w:eastAsia="cs-CZ"/>
+        </w:rPr>
+        <w:t>3</w:t>
+      </w:r>
+      <w:r>
+        <w:rPr>
+          <w:lang w:eastAsia="cs-CZ"/>
+        </w:rPr>
         <w:t>.2 Zátěžové testování</w:t>
       </w:r>
-      <w:bookmarkEnd w:id="17"/>
-    </w:p>
-    <w:p>
-      <w:pPr>
+      <w:bookmarkEnd w:id="19"/>
+    </w:p>
+    <w:p>
+      <w:pPr>
+        <w:spacing w:line="360" w:lineRule="auto"/>
         <w:rPr>
           <w:lang w:eastAsia="cs-CZ"/>
         </w:rPr>
@@ -5858,11 +7079,13 @@
       <w:pPr>
         <w:pStyle w:val="Nadpis1"/>
       </w:pPr>
-      <w:bookmarkStart w:id="18" w:name="_Toc227276220"/>
+      <w:bookmarkStart w:id="20" w:name="_Toc227276220"/>
+      <w:bookmarkStart w:id="21" w:name="_Toc227520797"/>
       <w:r>
         <w:lastRenderedPageBreak/>
         <w:t>3 TEORETICKÉ VYUŽITÍ</w:t>
       </w:r>
+      <w:bookmarkEnd w:id="21"/>
     </w:p>
     <w:p>
       <w:proofErr w:type="spellStart"/>
@@ -5963,7 +7186,7 @@
         </w:rPr>
         <w:t>Vzdělanostní struktura obyvatelstva České republiky (2021)</w:t>
       </w:r>
-      <w:bookmarkEnd w:id="18"/>
+      <w:bookmarkEnd w:id="20"/>
     </w:p>
     <w:tbl>
       <w:tblPr>
@@ -6484,7 +7707,7 @@
                     </pic:cNvPicPr>
                   </pic:nvPicPr>
                   <pic:blipFill>
-                    <a:blip r:embed="rId16">
+                    <a:blip r:embed="rId17">
                       <a:extLst>
                         <a:ext uri="{28A0092B-C50C-407E-A947-70E740481C1C}">
                           <a14:useLocalDpi xmlns:a14="http://schemas.microsoft.com/office/drawing/2010/main" val="0"/>
@@ -6598,8 +7821,8 @@
         </w:rPr>
         <w:t>: Balonky (Min, 2016</w:t>
       </w:r>
-      <w:bookmarkStart w:id="19" w:name="_Toc24458948"/>
-      <w:bookmarkStart w:id="20" w:name="_Toc24459062"/>
+      <w:bookmarkStart w:id="22" w:name="_Toc24458948"/>
+      <w:bookmarkStart w:id="23" w:name="_Toc24459062"/>
       <w:r>
         <w:rPr>
           <w:i w:val="0"/>
@@ -6607,8 +7830,8 @@
         </w:rPr>
         <w:t>)</w:t>
       </w:r>
-      <w:bookmarkEnd w:id="19"/>
-      <w:bookmarkEnd w:id="20"/>
+      <w:bookmarkEnd w:id="22"/>
+      <w:bookmarkEnd w:id="23"/>
       <w:r>
         <w:rPr>
           <w:i w:val="0"/>
@@ -6627,12 +7850,12 @@
         </w:rPr>
         <w:br w:type="page"/>
       </w:r>
-      <w:bookmarkStart w:id="21" w:name="_Toc227276698"/>
+      <w:bookmarkStart w:id="24" w:name="_Toc227520798"/>
       <w:r>
         <w:lastRenderedPageBreak/>
         <w:t>ZÁVĚR</w:t>
       </w:r>
-      <w:bookmarkEnd w:id="21"/>
+      <w:bookmarkEnd w:id="24"/>
     </w:p>
     <w:p>
       <w:pPr>
@@ -6806,12 +8029,12 @@
       <w:r>
         <w:br w:type="page"/>
       </w:r>
-      <w:bookmarkStart w:id="22" w:name="_Toc227276699"/>
+      <w:bookmarkStart w:id="25" w:name="_Toc227520799"/>
       <w:r>
         <w:lastRenderedPageBreak/>
         <w:t>POUŽITÁ LITERATURA</w:t>
       </w:r>
-      <w:bookmarkEnd w:id="22"/>
+      <w:bookmarkEnd w:id="25"/>
     </w:p>
     <w:p>
       <w:pPr>
@@ -6908,7 +8131,7 @@
         </w:rPr>
         <w:t xml:space="preserve">Dostupné z: </w:t>
       </w:r>
-      <w:hyperlink r:id="rId17" w:history="1">
+      <w:hyperlink r:id="rId18" w:history="1">
         <w:r>
           <w:rPr>
             <w:rStyle w:val="Hypertextovodkaz"/>
@@ -7110,7 +8333,7 @@
         </w:rPr>
         <w:t xml:space="preserve"> Dostupné z: </w:t>
       </w:r>
-      <w:hyperlink r:id="rId18" w:history="1">
+      <w:hyperlink r:id="rId19" w:history="1">
         <w:r>
           <w:rPr>
             <w:rStyle w:val="Hypertextovodkaz"/>
@@ -7182,12 +8405,12 @@
       <w:r>
         <w:br w:type="page"/>
       </w:r>
-      <w:bookmarkStart w:id="23" w:name="_Toc227276700"/>
+      <w:bookmarkStart w:id="26" w:name="_Toc227520800"/>
       <w:r>
         <w:lastRenderedPageBreak/>
         <w:t>SEZNAM PŘÍLOH</w:t>
       </w:r>
-      <w:bookmarkEnd w:id="23"/>
+      <w:bookmarkEnd w:id="26"/>
     </w:p>
     <w:p>
       <w:pPr>
@@ -7306,7 +8529,7 @@
       </w:pPr>
     </w:p>
     <w:sectPr>
-      <w:footerReference w:type="default" r:id="rId19"/>
+      <w:footerReference w:type="default" r:id="rId20"/>
       <w:pgSz w:w="11906" w:h="16838"/>
       <w:pgMar w:top="1418" w:right="851" w:bottom="1418" w:left="1985" w:header="709" w:footer="709" w:gutter="0"/>
       <w:cols w:space="708"/>

--- a/ŠpaňúrM_KnihovnaProPraci_JM_2026.docx
+++ b/ŠpaňúrM_KnihovnaProPraci_JM_2026.docx
@@ -1433,86 +1433,13 @@
           <w:szCs w:val="24"/>
         </w:rPr>
       </w:pPr>
-      <w:proofErr w:type="spellStart"/>
-      <w:r>
-        <w:rPr>
-          <w:color w:val="000000"/>
-          <w:szCs w:val="24"/>
-          <w:shd w:val="clear" w:color="auto" w:fill="FFFFFF"/>
-        </w:rPr>
-        <w:t>Library</w:t>
-      </w:r>
-      <w:proofErr w:type="spellEnd"/>
-      <w:r>
-        <w:rPr>
-          <w:color w:val="000000"/>
-          <w:szCs w:val="24"/>
-          <w:shd w:val="clear" w:color="auto" w:fill="FFFFFF"/>
-        </w:rPr>
-        <w:t xml:space="preserve"> </w:t>
-      </w:r>
-      <w:proofErr w:type="spellStart"/>
-      <w:r>
-        <w:rPr>
-          <w:color w:val="000000"/>
-          <w:szCs w:val="24"/>
-          <w:shd w:val="clear" w:color="auto" w:fill="FFFFFF"/>
-        </w:rPr>
-        <w:t>for</w:t>
-      </w:r>
-      <w:proofErr w:type="spellEnd"/>
-      <w:r>
-        <w:rPr>
-          <w:color w:val="000000"/>
-          <w:szCs w:val="24"/>
-          <w:shd w:val="clear" w:color="auto" w:fill="FFFFFF"/>
-        </w:rPr>
-        <w:t xml:space="preserve"> </w:t>
-      </w:r>
-      <w:proofErr w:type="spellStart"/>
-      <w:r>
-        <w:rPr>
-          <w:color w:val="000000"/>
-          <w:szCs w:val="24"/>
-          <w:shd w:val="clear" w:color="auto" w:fill="FFFFFF"/>
-        </w:rPr>
-        <w:t>work</w:t>
-      </w:r>
-      <w:proofErr w:type="spellEnd"/>
-      <w:r>
-        <w:rPr>
-          <w:color w:val="000000"/>
-          <w:szCs w:val="24"/>
-          <w:shd w:val="clear" w:color="auto" w:fill="FFFFFF"/>
-        </w:rPr>
-        <w:t xml:space="preserve"> </w:t>
-      </w:r>
-      <w:proofErr w:type="spellStart"/>
-      <w:r>
-        <w:rPr>
-          <w:color w:val="000000"/>
-          <w:szCs w:val="24"/>
-          <w:shd w:val="clear" w:color="auto" w:fill="FFFFFF"/>
-        </w:rPr>
-        <w:t>with</w:t>
-      </w:r>
-      <w:proofErr w:type="spellEnd"/>
-      <w:r>
-        <w:rPr>
-          <w:color w:val="000000"/>
-          <w:szCs w:val="24"/>
-          <w:shd w:val="clear" w:color="auto" w:fill="FFFFFF"/>
-        </w:rPr>
-        <w:t xml:space="preserve"> </w:t>
-      </w:r>
-      <w:proofErr w:type="spellStart"/>
-      <w:r>
-        <w:rPr>
-          <w:color w:val="000000"/>
-          <w:szCs w:val="24"/>
-          <w:shd w:val="clear" w:color="auto" w:fill="FFFFFF"/>
-        </w:rPr>
-        <w:t>ten</w:t>
+      <w:r>
+        <w:rPr>
+          <w:color w:val="000000"/>
+          <w:szCs w:val="24"/>
+          <w:shd w:val="clear" w:color="auto" w:fill="FFFFFF"/>
+        </w:rPr>
+        <w:t>Library for work with ten</w:t>
       </w:r>
       <w:r>
         <w:rPr>
@@ -1528,16 +1455,7 @@
           <w:szCs w:val="24"/>
           <w:shd w:val="clear" w:color="auto" w:fill="FFFFFF"/>
         </w:rPr>
-        <w:t>ors</w:t>
-      </w:r>
-      <w:proofErr w:type="spellEnd"/>
-      <w:r>
-        <w:rPr>
-          <w:color w:val="000000"/>
-          <w:szCs w:val="24"/>
-          <w:shd w:val="clear" w:color="auto" w:fill="FFFFFF"/>
-        </w:rPr>
-        <w:t xml:space="preserve"> in C++</w:t>
+        <w:t>ors in C++</w:t>
       </w:r>
     </w:p>
     <w:p>
@@ -1571,749 +1489,37 @@
           <w:shd w:val="clear" w:color="auto" w:fill="FFFFFF"/>
         </w:rPr>
       </w:pPr>
-      <w:proofErr w:type="spellStart"/>
-      <w:r>
-        <w:rPr>
-          <w:color w:val="000000"/>
-          <w:szCs w:val="24"/>
-          <w:shd w:val="clear" w:color="auto" w:fill="FFFFFF"/>
-        </w:rPr>
-        <w:t>This</w:t>
-      </w:r>
-      <w:proofErr w:type="spellEnd"/>
-      <w:r>
-        <w:rPr>
-          <w:color w:val="000000"/>
-          <w:szCs w:val="24"/>
-          <w:shd w:val="clear" w:color="auto" w:fill="FFFFFF"/>
-        </w:rPr>
-        <w:t xml:space="preserve"> </w:t>
-      </w:r>
-      <w:proofErr w:type="spellStart"/>
-      <w:r>
-        <w:rPr>
-          <w:color w:val="000000"/>
-          <w:szCs w:val="24"/>
-          <w:shd w:val="clear" w:color="auto" w:fill="FFFFFF"/>
-        </w:rPr>
-        <w:t>work</w:t>
-      </w:r>
-      <w:proofErr w:type="spellEnd"/>
-      <w:r>
-        <w:rPr>
-          <w:color w:val="000000"/>
-          <w:szCs w:val="24"/>
-          <w:shd w:val="clear" w:color="auto" w:fill="FFFFFF"/>
-        </w:rPr>
-        <w:t xml:space="preserve"> </w:t>
-      </w:r>
-      <w:proofErr w:type="spellStart"/>
-      <w:r>
-        <w:rPr>
-          <w:color w:val="000000"/>
-          <w:szCs w:val="24"/>
-          <w:shd w:val="clear" w:color="auto" w:fill="FFFFFF"/>
-        </w:rPr>
-        <w:t>deals</w:t>
-      </w:r>
-      <w:proofErr w:type="spellEnd"/>
-      <w:r>
-        <w:rPr>
-          <w:color w:val="000000"/>
-          <w:szCs w:val="24"/>
-          <w:shd w:val="clear" w:color="auto" w:fill="FFFFFF"/>
-        </w:rPr>
-        <w:t xml:space="preserve"> </w:t>
-      </w:r>
-      <w:proofErr w:type="spellStart"/>
-      <w:r>
-        <w:rPr>
-          <w:color w:val="000000"/>
-          <w:szCs w:val="24"/>
-          <w:shd w:val="clear" w:color="auto" w:fill="FFFFFF"/>
-        </w:rPr>
-        <w:t>with</w:t>
-      </w:r>
-      <w:proofErr w:type="spellEnd"/>
-      <w:r>
-        <w:rPr>
-          <w:color w:val="000000"/>
-          <w:szCs w:val="24"/>
-          <w:shd w:val="clear" w:color="auto" w:fill="FFFFFF"/>
-        </w:rPr>
-        <w:t xml:space="preserve"> </w:t>
-      </w:r>
-      <w:proofErr w:type="spellStart"/>
-      <w:r>
-        <w:rPr>
-          <w:color w:val="000000"/>
-          <w:szCs w:val="24"/>
-          <w:shd w:val="clear" w:color="auto" w:fill="FFFFFF"/>
-        </w:rPr>
-        <w:t>implementation</w:t>
-      </w:r>
-      <w:proofErr w:type="spellEnd"/>
-      <w:r>
-        <w:rPr>
-          <w:color w:val="000000"/>
-          <w:szCs w:val="24"/>
-          <w:shd w:val="clear" w:color="auto" w:fill="FFFFFF"/>
-        </w:rPr>
-        <w:t xml:space="preserve"> </w:t>
-      </w:r>
-      <w:proofErr w:type="spellStart"/>
-      <w:r>
-        <w:rPr>
-          <w:color w:val="000000"/>
-          <w:szCs w:val="24"/>
-          <w:shd w:val="clear" w:color="auto" w:fill="FFFFFF"/>
-        </w:rPr>
-        <w:t>of</w:t>
-      </w:r>
-      <w:proofErr w:type="spellEnd"/>
-      <w:r>
-        <w:rPr>
-          <w:color w:val="000000"/>
-          <w:szCs w:val="24"/>
-          <w:shd w:val="clear" w:color="auto" w:fill="FFFFFF"/>
-        </w:rPr>
-        <w:t xml:space="preserve"> </w:t>
-      </w:r>
-      <w:proofErr w:type="spellStart"/>
-      <w:r>
-        <w:rPr>
-          <w:color w:val="000000"/>
-          <w:szCs w:val="24"/>
-          <w:shd w:val="clear" w:color="auto" w:fill="FFFFFF"/>
-        </w:rPr>
-        <w:t>library</w:t>
-      </w:r>
-      <w:proofErr w:type="spellEnd"/>
-      <w:r>
-        <w:rPr>
-          <w:color w:val="000000"/>
-          <w:szCs w:val="24"/>
-          <w:shd w:val="clear" w:color="auto" w:fill="FFFFFF"/>
-        </w:rPr>
-        <w:t xml:space="preserve"> </w:t>
-      </w:r>
-      <w:proofErr w:type="spellStart"/>
-      <w:r>
-        <w:rPr>
-          <w:color w:val="000000"/>
-          <w:szCs w:val="24"/>
-          <w:shd w:val="clear" w:color="auto" w:fill="FFFFFF"/>
-        </w:rPr>
-        <w:t>working</w:t>
-      </w:r>
-      <w:proofErr w:type="spellEnd"/>
-      <w:r>
-        <w:rPr>
-          <w:color w:val="000000"/>
-          <w:szCs w:val="24"/>
-          <w:shd w:val="clear" w:color="auto" w:fill="FFFFFF"/>
-        </w:rPr>
-        <w:t xml:space="preserve"> </w:t>
-      </w:r>
-      <w:proofErr w:type="spellStart"/>
-      <w:r>
-        <w:rPr>
-          <w:color w:val="000000"/>
-          <w:szCs w:val="24"/>
-          <w:shd w:val="clear" w:color="auto" w:fill="FFFFFF"/>
-        </w:rPr>
-        <w:t>with</w:t>
-      </w:r>
-      <w:proofErr w:type="spellEnd"/>
-      <w:r>
-        <w:rPr>
-          <w:color w:val="000000"/>
-          <w:szCs w:val="24"/>
-          <w:shd w:val="clear" w:color="auto" w:fill="FFFFFF"/>
-        </w:rPr>
-        <w:t xml:space="preserve"> tensor as a data </w:t>
-      </w:r>
-      <w:proofErr w:type="spellStart"/>
-      <w:r>
-        <w:rPr>
-          <w:color w:val="000000"/>
-          <w:szCs w:val="24"/>
-          <w:shd w:val="clear" w:color="auto" w:fill="FFFFFF"/>
-        </w:rPr>
-        <w:t>structure</w:t>
-      </w:r>
-      <w:proofErr w:type="spellEnd"/>
-      <w:r>
-        <w:rPr>
-          <w:color w:val="000000"/>
-          <w:szCs w:val="24"/>
-          <w:shd w:val="clear" w:color="auto" w:fill="FFFFFF"/>
-        </w:rPr>
-        <w:t>.</w:t>
-      </w:r>
-      <w:r>
-        <w:rPr>
-          <w:color w:val="000000"/>
-          <w:szCs w:val="24"/>
-          <w:shd w:val="clear" w:color="auto" w:fill="FFFFFF"/>
-        </w:rPr>
-        <w:t xml:space="preserve"> </w:t>
-      </w:r>
-      <w:proofErr w:type="spellStart"/>
-      <w:r>
-        <w:rPr>
-          <w:color w:val="000000"/>
-          <w:szCs w:val="24"/>
-          <w:shd w:val="clear" w:color="auto" w:fill="FFFFFF"/>
-        </w:rPr>
-        <w:t>Library</w:t>
-      </w:r>
-      <w:proofErr w:type="spellEnd"/>
-      <w:r>
-        <w:rPr>
-          <w:color w:val="000000"/>
-          <w:szCs w:val="24"/>
-          <w:shd w:val="clear" w:color="auto" w:fill="FFFFFF"/>
-        </w:rPr>
-        <w:t xml:space="preserve"> </w:t>
-      </w:r>
-      <w:proofErr w:type="spellStart"/>
-      <w:r>
-        <w:rPr>
-          <w:color w:val="000000"/>
-          <w:szCs w:val="24"/>
-          <w:shd w:val="clear" w:color="auto" w:fill="FFFFFF"/>
-        </w:rPr>
-        <w:t>allows</w:t>
-      </w:r>
-      <w:proofErr w:type="spellEnd"/>
-      <w:r>
-        <w:rPr>
-          <w:color w:val="000000"/>
-          <w:szCs w:val="24"/>
-          <w:shd w:val="clear" w:color="auto" w:fill="FFFFFF"/>
-        </w:rPr>
-        <w:t xml:space="preserve"> </w:t>
-      </w:r>
-      <w:proofErr w:type="spellStart"/>
-      <w:r>
-        <w:rPr>
-          <w:color w:val="000000"/>
-          <w:szCs w:val="24"/>
-          <w:shd w:val="clear" w:color="auto" w:fill="FFFFFF"/>
-        </w:rPr>
-        <w:t>parallelization</w:t>
-      </w:r>
-      <w:proofErr w:type="spellEnd"/>
-      <w:r>
-        <w:rPr>
-          <w:color w:val="000000"/>
-          <w:szCs w:val="24"/>
-          <w:shd w:val="clear" w:color="auto" w:fill="FFFFFF"/>
-        </w:rPr>
-        <w:t xml:space="preserve"> </w:t>
-      </w:r>
-      <w:proofErr w:type="spellStart"/>
-      <w:r>
-        <w:rPr>
-          <w:color w:val="000000"/>
-          <w:szCs w:val="24"/>
-          <w:shd w:val="clear" w:color="auto" w:fill="FFFFFF"/>
-        </w:rPr>
-        <w:t>of</w:t>
-      </w:r>
-      <w:proofErr w:type="spellEnd"/>
-      <w:r>
-        <w:rPr>
-          <w:color w:val="000000"/>
-          <w:szCs w:val="24"/>
-          <w:shd w:val="clear" w:color="auto" w:fill="FFFFFF"/>
-        </w:rPr>
-        <w:t xml:space="preserve"> </w:t>
-      </w:r>
-      <w:proofErr w:type="spellStart"/>
-      <w:r>
-        <w:rPr>
-          <w:color w:val="000000"/>
-          <w:szCs w:val="24"/>
-          <w:shd w:val="clear" w:color="auto" w:fill="FFFFFF"/>
-        </w:rPr>
-        <w:t>some</w:t>
-      </w:r>
-      <w:proofErr w:type="spellEnd"/>
-      <w:r>
-        <w:rPr>
-          <w:color w:val="000000"/>
-          <w:szCs w:val="24"/>
-          <w:shd w:val="clear" w:color="auto" w:fill="FFFFFF"/>
-        </w:rPr>
-        <w:t xml:space="preserve"> tensor </w:t>
-      </w:r>
-      <w:proofErr w:type="spellStart"/>
-      <w:r>
-        <w:rPr>
-          <w:color w:val="000000"/>
-          <w:szCs w:val="24"/>
-          <w:shd w:val="clear" w:color="auto" w:fill="FFFFFF"/>
-        </w:rPr>
-        <w:t>operations</w:t>
-      </w:r>
-      <w:proofErr w:type="spellEnd"/>
-      <w:r>
-        <w:rPr>
-          <w:color w:val="000000"/>
-          <w:szCs w:val="24"/>
-          <w:shd w:val="clear" w:color="auto" w:fill="FFFFFF"/>
-        </w:rPr>
-        <w:t xml:space="preserve"> on </w:t>
-      </w:r>
-      <w:proofErr w:type="spellStart"/>
-      <w:r>
-        <w:rPr>
-          <w:color w:val="000000"/>
-          <w:szCs w:val="24"/>
-          <w:shd w:val="clear" w:color="auto" w:fill="FFFFFF"/>
-        </w:rPr>
-        <w:t>graphics</w:t>
-      </w:r>
-      <w:proofErr w:type="spellEnd"/>
-      <w:r>
-        <w:rPr>
-          <w:color w:val="000000"/>
-          <w:szCs w:val="24"/>
-          <w:shd w:val="clear" w:color="auto" w:fill="FFFFFF"/>
-        </w:rPr>
-        <w:t xml:space="preserve"> </w:t>
-      </w:r>
-      <w:proofErr w:type="spellStart"/>
-      <w:r>
-        <w:rPr>
-          <w:color w:val="000000"/>
-          <w:szCs w:val="24"/>
-          <w:shd w:val="clear" w:color="auto" w:fill="FFFFFF"/>
-        </w:rPr>
-        <w:t>card</w:t>
-      </w:r>
-      <w:proofErr w:type="spellEnd"/>
-      <w:r>
-        <w:rPr>
-          <w:color w:val="000000"/>
-          <w:szCs w:val="24"/>
-          <w:shd w:val="clear" w:color="auto" w:fill="FFFFFF"/>
-        </w:rPr>
-        <w:t>.</w:t>
-      </w:r>
-      <w:r>
-        <w:rPr>
-          <w:color w:val="000000"/>
-          <w:szCs w:val="24"/>
-          <w:shd w:val="clear" w:color="auto" w:fill="FFFFFF"/>
-        </w:rPr>
-        <w:t xml:space="preserve"> </w:t>
-      </w:r>
-      <w:proofErr w:type="spellStart"/>
-      <w:r>
-        <w:rPr>
-          <w:color w:val="000000"/>
-          <w:szCs w:val="24"/>
-          <w:shd w:val="clear" w:color="auto" w:fill="FFFFFF"/>
-        </w:rPr>
-        <w:t>Along</w:t>
-      </w:r>
-      <w:proofErr w:type="spellEnd"/>
-      <w:r>
-        <w:rPr>
-          <w:color w:val="000000"/>
-          <w:szCs w:val="24"/>
-          <w:shd w:val="clear" w:color="auto" w:fill="FFFFFF"/>
-        </w:rPr>
-        <w:t xml:space="preserve"> </w:t>
-      </w:r>
-      <w:proofErr w:type="spellStart"/>
-      <w:r>
-        <w:rPr>
-          <w:color w:val="000000"/>
-          <w:szCs w:val="24"/>
-          <w:shd w:val="clear" w:color="auto" w:fill="FFFFFF"/>
-        </w:rPr>
-        <w:t>with</w:t>
-      </w:r>
-      <w:proofErr w:type="spellEnd"/>
-      <w:r>
-        <w:rPr>
-          <w:color w:val="000000"/>
-          <w:szCs w:val="24"/>
-          <w:shd w:val="clear" w:color="auto" w:fill="FFFFFF"/>
-        </w:rPr>
-        <w:t xml:space="preserve"> tensor </w:t>
-      </w:r>
-      <w:proofErr w:type="spellStart"/>
-      <w:r>
-        <w:rPr>
-          <w:color w:val="000000"/>
-          <w:szCs w:val="24"/>
-          <w:shd w:val="clear" w:color="auto" w:fill="FFFFFF"/>
-        </w:rPr>
-        <w:t>there</w:t>
-      </w:r>
-      <w:proofErr w:type="spellEnd"/>
-      <w:r>
-        <w:rPr>
-          <w:color w:val="000000"/>
-          <w:szCs w:val="24"/>
-          <w:shd w:val="clear" w:color="auto" w:fill="FFFFFF"/>
-        </w:rPr>
-        <w:t xml:space="preserve"> are </w:t>
-      </w:r>
-      <w:proofErr w:type="spellStart"/>
-      <w:r>
-        <w:rPr>
-          <w:color w:val="000000"/>
-          <w:szCs w:val="24"/>
-          <w:shd w:val="clear" w:color="auto" w:fill="FFFFFF"/>
-        </w:rPr>
-        <w:t>available</w:t>
-      </w:r>
-      <w:proofErr w:type="spellEnd"/>
-      <w:r>
-        <w:rPr>
-          <w:color w:val="000000"/>
-          <w:szCs w:val="24"/>
-          <w:shd w:val="clear" w:color="auto" w:fill="FFFFFF"/>
-        </w:rPr>
-        <w:t xml:space="preserve"> </w:t>
-      </w:r>
-      <w:proofErr w:type="spellStart"/>
-      <w:r>
-        <w:rPr>
-          <w:color w:val="000000"/>
-          <w:szCs w:val="24"/>
-          <w:shd w:val="clear" w:color="auto" w:fill="FFFFFF"/>
-        </w:rPr>
-        <w:t>other</w:t>
-      </w:r>
-      <w:proofErr w:type="spellEnd"/>
-      <w:r>
-        <w:rPr>
-          <w:color w:val="000000"/>
-          <w:szCs w:val="24"/>
-          <w:shd w:val="clear" w:color="auto" w:fill="FFFFFF"/>
-        </w:rPr>
-        <w:t xml:space="preserve"> </w:t>
-      </w:r>
-      <w:proofErr w:type="spellStart"/>
-      <w:r>
-        <w:rPr>
-          <w:color w:val="000000"/>
-          <w:szCs w:val="24"/>
-          <w:shd w:val="clear" w:color="auto" w:fill="FFFFFF"/>
-        </w:rPr>
-        <w:t>helper</w:t>
-      </w:r>
-      <w:proofErr w:type="spellEnd"/>
-      <w:r>
-        <w:rPr>
-          <w:color w:val="000000"/>
-          <w:szCs w:val="24"/>
-          <w:shd w:val="clear" w:color="auto" w:fill="FFFFFF"/>
-        </w:rPr>
-        <w:t xml:space="preserve"> data </w:t>
-      </w:r>
-      <w:proofErr w:type="spellStart"/>
-      <w:r>
-        <w:rPr>
-          <w:color w:val="000000"/>
-          <w:szCs w:val="24"/>
-          <w:shd w:val="clear" w:color="auto" w:fill="FFFFFF"/>
-        </w:rPr>
-        <w:t>structures</w:t>
-      </w:r>
-      <w:proofErr w:type="spellEnd"/>
-      <w:r>
-        <w:rPr>
-          <w:color w:val="000000"/>
-          <w:szCs w:val="24"/>
-          <w:shd w:val="clear" w:color="auto" w:fill="FFFFFF"/>
-        </w:rPr>
-        <w:t xml:space="preserve">, </w:t>
-      </w:r>
-      <w:proofErr w:type="spellStart"/>
-      <w:r>
-        <w:rPr>
-          <w:color w:val="000000"/>
-          <w:szCs w:val="24"/>
-          <w:shd w:val="clear" w:color="auto" w:fill="FFFFFF"/>
-        </w:rPr>
-        <w:t>for</w:t>
-      </w:r>
-      <w:proofErr w:type="spellEnd"/>
-      <w:r>
-        <w:rPr>
-          <w:color w:val="000000"/>
-          <w:szCs w:val="24"/>
-          <w:shd w:val="clear" w:color="auto" w:fill="FFFFFF"/>
-        </w:rPr>
-        <w:t xml:space="preserve"> instance a tensor </w:t>
-      </w:r>
-      <w:proofErr w:type="spellStart"/>
-      <w:r>
-        <w:rPr>
-          <w:color w:val="000000"/>
-          <w:szCs w:val="24"/>
-          <w:shd w:val="clear" w:color="auto" w:fill="FFFFFF"/>
-        </w:rPr>
-        <w:t>specialization</w:t>
-      </w:r>
-      <w:proofErr w:type="spellEnd"/>
-      <w:r>
-        <w:rPr>
-          <w:color w:val="000000"/>
-          <w:szCs w:val="24"/>
-          <w:shd w:val="clear" w:color="auto" w:fill="FFFFFF"/>
-        </w:rPr>
-        <w:t xml:space="preserve"> as a matrix.</w:t>
-      </w:r>
-      <w:r>
-        <w:rPr>
-          <w:color w:val="000000"/>
-          <w:szCs w:val="24"/>
-          <w:shd w:val="clear" w:color="auto" w:fill="FFFFFF"/>
-        </w:rPr>
-        <w:t xml:space="preserve"> </w:t>
-      </w:r>
-      <w:proofErr w:type="spellStart"/>
-      <w:r>
-        <w:rPr>
-          <w:color w:val="000000"/>
-          <w:szCs w:val="24"/>
-          <w:shd w:val="clear" w:color="auto" w:fill="FFFFFF"/>
-        </w:rPr>
-        <w:t>This</w:t>
-      </w:r>
-      <w:proofErr w:type="spellEnd"/>
-      <w:r>
-        <w:rPr>
-          <w:color w:val="000000"/>
-          <w:szCs w:val="24"/>
-          <w:shd w:val="clear" w:color="auto" w:fill="FFFFFF"/>
-        </w:rPr>
-        <w:t xml:space="preserve"> </w:t>
-      </w:r>
-      <w:proofErr w:type="spellStart"/>
-      <w:r>
-        <w:rPr>
-          <w:color w:val="000000"/>
-          <w:szCs w:val="24"/>
-          <w:shd w:val="clear" w:color="auto" w:fill="FFFFFF"/>
-        </w:rPr>
-        <w:t>library</w:t>
-      </w:r>
-      <w:proofErr w:type="spellEnd"/>
-      <w:r>
-        <w:rPr>
-          <w:color w:val="000000"/>
-          <w:szCs w:val="24"/>
-          <w:shd w:val="clear" w:color="auto" w:fill="FFFFFF"/>
-        </w:rPr>
-        <w:t xml:space="preserve"> </w:t>
-      </w:r>
-      <w:proofErr w:type="spellStart"/>
-      <w:r>
-        <w:rPr>
-          <w:color w:val="000000"/>
-          <w:szCs w:val="24"/>
-          <w:shd w:val="clear" w:color="auto" w:fill="FFFFFF"/>
-        </w:rPr>
-        <w:t>is</w:t>
-      </w:r>
-      <w:proofErr w:type="spellEnd"/>
-      <w:r>
-        <w:rPr>
-          <w:color w:val="000000"/>
-          <w:szCs w:val="24"/>
-          <w:shd w:val="clear" w:color="auto" w:fill="FFFFFF"/>
-        </w:rPr>
-        <w:t xml:space="preserve"> </w:t>
-      </w:r>
-      <w:proofErr w:type="spellStart"/>
-      <w:r>
-        <w:rPr>
-          <w:color w:val="000000"/>
-          <w:szCs w:val="24"/>
-          <w:shd w:val="clear" w:color="auto" w:fill="FFFFFF"/>
-        </w:rPr>
-        <w:t>impemented</w:t>
-      </w:r>
-      <w:proofErr w:type="spellEnd"/>
-      <w:r>
-        <w:rPr>
-          <w:color w:val="000000"/>
-          <w:szCs w:val="24"/>
-          <w:shd w:val="clear" w:color="auto" w:fill="FFFFFF"/>
-        </w:rPr>
-        <w:t xml:space="preserve"> in C++ </w:t>
-      </w:r>
-      <w:proofErr w:type="spellStart"/>
-      <w:r>
-        <w:rPr>
-          <w:color w:val="000000"/>
-          <w:szCs w:val="24"/>
-          <w:shd w:val="clear" w:color="auto" w:fill="FFFFFF"/>
-        </w:rPr>
-        <w:t>programming</w:t>
-      </w:r>
-      <w:proofErr w:type="spellEnd"/>
-      <w:r>
-        <w:rPr>
-          <w:color w:val="000000"/>
-          <w:szCs w:val="24"/>
-          <w:shd w:val="clear" w:color="auto" w:fill="FFFFFF"/>
-        </w:rPr>
-        <w:t xml:space="preserve"> </w:t>
-      </w:r>
-      <w:proofErr w:type="spellStart"/>
-      <w:r>
-        <w:rPr>
-          <w:color w:val="000000"/>
-          <w:szCs w:val="24"/>
-          <w:shd w:val="clear" w:color="auto" w:fill="FFFFFF"/>
-        </w:rPr>
-        <w:t>language</w:t>
-      </w:r>
-      <w:proofErr w:type="spellEnd"/>
-      <w:r>
-        <w:rPr>
-          <w:color w:val="000000"/>
-          <w:szCs w:val="24"/>
-          <w:shd w:val="clear" w:color="auto" w:fill="FFFFFF"/>
-        </w:rPr>
-        <w:t xml:space="preserve">. </w:t>
-      </w:r>
-      <w:proofErr w:type="spellStart"/>
-      <w:r>
-        <w:rPr>
-          <w:color w:val="000000"/>
-          <w:szCs w:val="24"/>
-          <w:shd w:val="clear" w:color="auto" w:fill="FFFFFF"/>
-        </w:rPr>
-        <w:t>This</w:t>
-      </w:r>
-      <w:proofErr w:type="spellEnd"/>
-      <w:r>
-        <w:rPr>
-          <w:color w:val="000000"/>
-          <w:szCs w:val="24"/>
-          <w:shd w:val="clear" w:color="auto" w:fill="FFFFFF"/>
-        </w:rPr>
-        <w:t xml:space="preserve"> </w:t>
-      </w:r>
-      <w:proofErr w:type="spellStart"/>
-      <w:r>
-        <w:rPr>
-          <w:color w:val="000000"/>
-          <w:szCs w:val="24"/>
-          <w:shd w:val="clear" w:color="auto" w:fill="FFFFFF"/>
-        </w:rPr>
-        <w:t>work</w:t>
-      </w:r>
-      <w:proofErr w:type="spellEnd"/>
-      <w:r>
-        <w:rPr>
-          <w:color w:val="000000"/>
-          <w:szCs w:val="24"/>
-          <w:shd w:val="clear" w:color="auto" w:fill="FFFFFF"/>
-        </w:rPr>
-        <w:t xml:space="preserve"> </w:t>
-      </w:r>
-      <w:proofErr w:type="spellStart"/>
-      <w:r>
-        <w:rPr>
-          <w:color w:val="000000"/>
-          <w:szCs w:val="24"/>
-          <w:shd w:val="clear" w:color="auto" w:fill="FFFFFF"/>
-        </w:rPr>
-        <w:t>also</w:t>
-      </w:r>
-      <w:proofErr w:type="spellEnd"/>
-      <w:r>
-        <w:rPr>
-          <w:color w:val="000000"/>
-          <w:szCs w:val="24"/>
-          <w:shd w:val="clear" w:color="auto" w:fill="FFFFFF"/>
-        </w:rPr>
-        <w:t xml:space="preserve"> </w:t>
-      </w:r>
-      <w:proofErr w:type="spellStart"/>
-      <w:r>
-        <w:rPr>
-          <w:color w:val="000000"/>
-          <w:szCs w:val="24"/>
-          <w:shd w:val="clear" w:color="auto" w:fill="FFFFFF"/>
-        </w:rPr>
-        <w:t>deals</w:t>
-      </w:r>
-      <w:proofErr w:type="spellEnd"/>
-      <w:r>
-        <w:rPr>
-          <w:color w:val="000000"/>
-          <w:szCs w:val="24"/>
-          <w:shd w:val="clear" w:color="auto" w:fill="FFFFFF"/>
-        </w:rPr>
-        <w:t xml:space="preserve"> </w:t>
-      </w:r>
-      <w:proofErr w:type="spellStart"/>
-      <w:r>
-        <w:rPr>
-          <w:color w:val="000000"/>
-          <w:szCs w:val="24"/>
-          <w:shd w:val="clear" w:color="auto" w:fill="FFFFFF"/>
-        </w:rPr>
-        <w:t>with</w:t>
-      </w:r>
-      <w:proofErr w:type="spellEnd"/>
-      <w:r>
-        <w:rPr>
-          <w:color w:val="000000"/>
-          <w:szCs w:val="24"/>
-          <w:shd w:val="clear" w:color="auto" w:fill="FFFFFF"/>
-        </w:rPr>
-        <w:t xml:space="preserve"> </w:t>
-      </w:r>
-      <w:proofErr w:type="spellStart"/>
-      <w:r>
-        <w:rPr>
-          <w:color w:val="000000"/>
-          <w:szCs w:val="24"/>
-          <w:shd w:val="clear" w:color="auto" w:fill="FFFFFF"/>
-        </w:rPr>
-        <w:t>theoretical</w:t>
-      </w:r>
-      <w:proofErr w:type="spellEnd"/>
-      <w:r>
-        <w:rPr>
-          <w:color w:val="000000"/>
-          <w:szCs w:val="24"/>
-          <w:shd w:val="clear" w:color="auto" w:fill="FFFFFF"/>
-        </w:rPr>
-        <w:t xml:space="preserve"> use </w:t>
-      </w:r>
-      <w:proofErr w:type="spellStart"/>
-      <w:r>
-        <w:rPr>
-          <w:color w:val="000000"/>
-          <w:szCs w:val="24"/>
-          <w:shd w:val="clear" w:color="auto" w:fill="FFFFFF"/>
-        </w:rPr>
-        <w:t>of</w:t>
-      </w:r>
-      <w:proofErr w:type="spellEnd"/>
-      <w:r>
-        <w:rPr>
-          <w:color w:val="000000"/>
-          <w:szCs w:val="24"/>
-          <w:shd w:val="clear" w:color="auto" w:fill="FFFFFF"/>
-        </w:rPr>
-        <w:t xml:space="preserve"> tensor.</w:t>
+      <w:r>
+        <w:rPr>
+          <w:color w:val="000000"/>
+          <w:szCs w:val="24"/>
+          <w:shd w:val="clear" w:color="auto" w:fill="FFFFFF"/>
+        </w:rPr>
+        <w:t>This work deals with implementation of library working with tensor as a data structure.</w:t>
+      </w:r>
+      <w:r>
+        <w:rPr>
+          <w:color w:val="000000"/>
+          <w:szCs w:val="24"/>
+          <w:shd w:val="clear" w:color="auto" w:fill="FFFFFF"/>
+        </w:rPr>
+        <w:t xml:space="preserve"> Library allows parallelization of some tensor operations on graphics card.</w:t>
+      </w:r>
+      <w:r>
+        <w:rPr>
+          <w:color w:val="000000"/>
+          <w:szCs w:val="24"/>
+          <w:shd w:val="clear" w:color="auto" w:fill="FFFFFF"/>
+        </w:rPr>
+        <w:t xml:space="preserve"> Along with tensor there are available other helper data structures, for instance a tensor specialization as a matrix.</w:t>
+      </w:r>
+      <w:r>
+        <w:rPr>
+          <w:color w:val="000000"/>
+          <w:szCs w:val="24"/>
+          <w:shd w:val="clear" w:color="auto" w:fill="FFFFFF"/>
+        </w:rPr>
+        <w:t xml:space="preserve"> This library is impemented in C++ programming language. This work also deals with theoretical use of tensor.</w:t>
       </w:r>
     </w:p>
     <w:p>
@@ -2365,61 +1571,7 @@
           <w:szCs w:val="24"/>
           <w:shd w:val="clear" w:color="auto" w:fill="FFFFFF"/>
         </w:rPr>
-        <w:t xml:space="preserve">ensor, data </w:t>
-      </w:r>
-      <w:proofErr w:type="spellStart"/>
-      <w:r>
-        <w:rPr>
-          <w:color w:val="000000"/>
-          <w:szCs w:val="24"/>
-          <w:shd w:val="clear" w:color="auto" w:fill="FFFFFF"/>
-        </w:rPr>
-        <w:t>structures</w:t>
-      </w:r>
-      <w:proofErr w:type="spellEnd"/>
-      <w:r>
-        <w:rPr>
-          <w:color w:val="000000"/>
-          <w:szCs w:val="24"/>
-          <w:shd w:val="clear" w:color="auto" w:fill="FFFFFF"/>
-        </w:rPr>
-        <w:t xml:space="preserve">, </w:t>
-      </w:r>
-      <w:proofErr w:type="spellStart"/>
-      <w:r>
-        <w:rPr>
-          <w:color w:val="000000"/>
-          <w:szCs w:val="24"/>
-          <w:shd w:val="clear" w:color="auto" w:fill="FFFFFF"/>
-        </w:rPr>
-        <w:t>parallelization</w:t>
-      </w:r>
-      <w:proofErr w:type="spellEnd"/>
-      <w:r>
-        <w:rPr>
-          <w:color w:val="000000"/>
-          <w:szCs w:val="24"/>
-          <w:shd w:val="clear" w:color="auto" w:fill="FFFFFF"/>
-        </w:rPr>
-        <w:t xml:space="preserve">, </w:t>
-      </w:r>
-      <w:proofErr w:type="spellStart"/>
-      <w:r>
-        <w:rPr>
-          <w:color w:val="000000"/>
-          <w:szCs w:val="24"/>
-          <w:shd w:val="clear" w:color="auto" w:fill="FFFFFF"/>
-        </w:rPr>
-        <w:t>library</w:t>
-      </w:r>
-      <w:proofErr w:type="spellEnd"/>
-      <w:r>
-        <w:rPr>
-          <w:color w:val="000000"/>
-          <w:szCs w:val="24"/>
-          <w:shd w:val="clear" w:color="auto" w:fill="FFFFFF"/>
-        </w:rPr>
-        <w:t>, C++, matrix</w:t>
+        <w:t>ensor, data structures, parallelization, library, C++, matrix</w:t>
       </w:r>
     </w:p>
     <w:p>
@@ -2466,7 +1618,6 @@
           <w:noProof/>
           <w:kern w:val="2"/>
           <w:szCs w:val="24"/>
-          <w:lang/>
           <w14:ligatures w14:val="standardContextual"/>
         </w:rPr>
       </w:pPr>
@@ -2549,7 +1700,6 @@
           <w:noProof/>
           <w:kern w:val="2"/>
           <w:szCs w:val="24"/>
-          <w:lang/>
           <w14:ligatures w14:val="standardContextual"/>
         </w:rPr>
       </w:pPr>
@@ -2623,7 +1773,6 @@
           <w:noProof/>
           <w:kern w:val="2"/>
           <w:szCs w:val="24"/>
-          <w:lang/>
           <w14:ligatures w14:val="standardContextual"/>
         </w:rPr>
       </w:pPr>
@@ -2697,7 +1846,6 @@
           <w:noProof/>
           <w:kern w:val="2"/>
           <w:szCs w:val="24"/>
-          <w:lang/>
           <w14:ligatures w14:val="standardContextual"/>
         </w:rPr>
       </w:pPr>
@@ -2770,7 +1918,6 @@
           <w:noProof/>
           <w:kern w:val="2"/>
           <w:szCs w:val="24"/>
-          <w:lang/>
           <w14:ligatures w14:val="standardContextual"/>
         </w:rPr>
       </w:pPr>
@@ -2840,7 +1987,6 @@
           <w:noProof/>
           <w:kern w:val="2"/>
           <w:szCs w:val="24"/>
-          <w:lang/>
           <w14:ligatures w14:val="standardContextual"/>
         </w:rPr>
       </w:pPr>
@@ -2913,7 +2059,6 @@
           <w:noProof/>
           <w:kern w:val="2"/>
           <w:szCs w:val="24"/>
-          <w:lang/>
           <w14:ligatures w14:val="standardContextual"/>
         </w:rPr>
       </w:pPr>
@@ -2983,7 +2128,6 @@
           <w:noProof/>
           <w:kern w:val="2"/>
           <w:szCs w:val="24"/>
-          <w:lang/>
           <w14:ligatures w14:val="standardContextual"/>
         </w:rPr>
       </w:pPr>
@@ -3056,7 +2200,6 @@
           <w:noProof/>
           <w:kern w:val="2"/>
           <w:szCs w:val="24"/>
-          <w:lang/>
           <w14:ligatures w14:val="standardContextual"/>
         </w:rPr>
       </w:pPr>
@@ -3129,7 +2272,6 @@
           <w:noProof/>
           <w:kern w:val="2"/>
           <w:szCs w:val="24"/>
-          <w:lang/>
           <w14:ligatures w14:val="standardContextual"/>
         </w:rPr>
       </w:pPr>
@@ -3199,7 +2341,6 @@
           <w:noProof/>
           <w:kern w:val="2"/>
           <w:szCs w:val="24"/>
-          <w:lang/>
           <w14:ligatures w14:val="standardContextual"/>
         </w:rPr>
       </w:pPr>
@@ -3272,7 +2413,6 @@
           <w:noProof/>
           <w:kern w:val="2"/>
           <w:szCs w:val="24"/>
-          <w:lang/>
           <w14:ligatures w14:val="standardContextual"/>
         </w:rPr>
       </w:pPr>
@@ -3353,7 +2493,6 @@
           <w:noProof/>
           <w:kern w:val="2"/>
           <w:szCs w:val="24"/>
-          <w:lang/>
           <w14:ligatures w14:val="standardContextual"/>
         </w:rPr>
       </w:pPr>
@@ -3427,7 +2566,6 @@
           <w:noProof/>
           <w:kern w:val="2"/>
           <w:szCs w:val="24"/>
-          <w:lang/>
           <w14:ligatures w14:val="standardContextual"/>
         </w:rPr>
       </w:pPr>
@@ -3501,7 +2639,6 @@
           <w:noProof/>
           <w:kern w:val="2"/>
           <w:szCs w:val="24"/>
-          <w:lang/>
           <w14:ligatures w14:val="standardContextual"/>
         </w:rPr>
       </w:pPr>
@@ -3575,7 +2712,6 @@
           <w:noProof/>
           <w:kern w:val="2"/>
           <w:szCs w:val="24"/>
-          <w:lang/>
           <w14:ligatures w14:val="standardContextual"/>
         </w:rPr>
       </w:pPr>
@@ -3649,7 +2785,6 @@
           <w:noProof/>
           <w:kern w:val="2"/>
           <w:szCs w:val="24"/>
-          <w:lang/>
           <w14:ligatures w14:val="standardContextual"/>
         </w:rPr>
       </w:pPr>
@@ -3720,7 +2855,6 @@
           <w:noProof/>
           <w:kern w:val="2"/>
           <w:szCs w:val="24"/>
-          <w:lang/>
           <w14:ligatures w14:val="standardContextual"/>
         </w:rPr>
       </w:pPr>
@@ -3794,7 +2928,6 @@
           <w:noProof/>
           <w:kern w:val="2"/>
           <w:szCs w:val="24"/>
-          <w:lang/>
           <w14:ligatures w14:val="standardContextual"/>
         </w:rPr>
       </w:pPr>
@@ -3868,7 +3001,6 @@
           <w:noProof/>
           <w:kern w:val="2"/>
           <w:szCs w:val="24"/>
-          <w:lang/>
           <w14:ligatures w14:val="standardContextual"/>
         </w:rPr>
       </w:pPr>
@@ -3942,7 +3074,6 @@
           <w:noProof/>
           <w:kern w:val="2"/>
           <w:szCs w:val="24"/>
-          <w:lang/>
           <w14:ligatures w14:val="standardContextual"/>
         </w:rPr>
       </w:pPr>
@@ -4015,7 +3146,6 @@
           <w:noProof/>
           <w:kern w:val="2"/>
           <w:szCs w:val="24"/>
-          <w:lang/>
           <w14:ligatures w14:val="standardContextual"/>
         </w:rPr>
       </w:pPr>
@@ -4088,7 +3218,6 @@
           <w:noProof/>
           <w:kern w:val="2"/>
           <w:szCs w:val="24"/>
-          <w:lang/>
           <w14:ligatures w14:val="standardContextual"/>
         </w:rPr>
       </w:pPr>
@@ -4161,7 +3290,6 @@
           <w:noProof/>
           <w:kern w:val="2"/>
           <w:szCs w:val="24"/>
-          <w:lang/>
           <w14:ligatures w14:val="standardContextual"/>
         </w:rPr>
       </w:pPr>
@@ -4447,10 +3575,11 @@
           <w:noProof/>
           <w:kern w:val="2"/>
           <w:szCs w:val="24"/>
+          <w:lang/>
           <w14:ligatures w14:val="standardContextual"/>
         </w:rPr>
       </w:pPr>
-      <w:hyperlink w:anchor="_Toc227276220" w:history="1">
+      <w:hyperlink w:anchor="_Toc227521731" w:history="1">
         <w:r>
           <w:rPr>
             <w:rStyle w:val="Hypertextovodkaz"/>
@@ -4477,7 +3606,7 @@
             <w:noProof/>
             <w:webHidden/>
           </w:rPr>
-          <w:instrText xml:space="preserve"> PAGEREF _Toc227276220 \h </w:instrText>
+          <w:instrText xml:space="preserve"> PAGEREF _Toc227521731 \h </w:instrText>
         </w:r>
         <w:r>
           <w:rPr>
@@ -4497,7 +3626,7 @@
             <w:noProof/>
             <w:webHidden/>
           </w:rPr>
-          <w:t>15</w:t>
+          <w:t>18</w:t>
         </w:r>
         <w:r>
           <w:rPr>
@@ -4711,7 +3840,6 @@
           <w:docGrid w:linePitch="360"/>
         </w:sectPr>
       </w:pPr>
-      <w:proofErr w:type="spellStart"/>
       <w:r>
         <w:rPr>
           <w:b/>
@@ -4722,7 +3850,6 @@
         </w:rPr>
         <w:t>Overhead</w:t>
       </w:r>
-      <w:proofErr w:type="spellEnd"/>
       <w:r>
         <w:rPr>
           <w:color w:val="000000"/>
@@ -4977,21 +4104,7 @@
         <w:rPr>
           <w:szCs w:val="24"/>
         </w:rPr>
-        <w:t xml:space="preserve"> nebo n-</w:t>
-      </w:r>
-      <w:proofErr w:type="spellStart"/>
-      <w:r>
-        <w:rPr>
-          <w:szCs w:val="24"/>
-        </w:rPr>
-        <w:t>nární</w:t>
-      </w:r>
-      <w:proofErr w:type="spellEnd"/>
-      <w:r>
-        <w:rPr>
-          <w:szCs w:val="24"/>
-        </w:rPr>
-        <w:t xml:space="preserve"> strom založený na implicitních vztazích.</w:t>
+        <w:t xml:space="preserve"> nebo n-nární strom založený na implicitních vztazích.</w:t>
       </w:r>
     </w:p>
     <w:p>
@@ -5086,16 +4199,8 @@
         <w:rPr>
           <w:szCs w:val="24"/>
         </w:rPr>
-        <w:t xml:space="preserve">ozšíření knihovny </w:t>
-      </w:r>
-      <w:proofErr w:type="spellStart"/>
-      <w:r>
-        <w:rPr>
-          <w:szCs w:val="24"/>
-        </w:rPr>
-        <w:t>Eigen</w:t>
-      </w:r>
-      <w:proofErr w:type="spellEnd"/>
+        <w:t>ozšíření knihovny Eigen</w:t>
+      </w:r>
       <w:r>
         <w:rPr>
           <w:szCs w:val="24"/>
@@ -5133,21 +4238,7 @@
         <w:rPr>
           <w:szCs w:val="24"/>
         </w:rPr>
-        <w:t>také nabízí tenzor, to rozšíření je ovšem označeno jako „</w:t>
-      </w:r>
-      <w:proofErr w:type="spellStart"/>
-      <w:r>
-        <w:rPr>
-          <w:szCs w:val="24"/>
-        </w:rPr>
-        <w:t>unsupported</w:t>
-      </w:r>
-      <w:proofErr w:type="spellEnd"/>
-      <w:r>
-        <w:rPr>
-          <w:szCs w:val="24"/>
-        </w:rPr>
-        <w:t>“ a považováno jako nestabilní.</w:t>
+        <w:t>také nabízí tenzor, to rozšíření je ovšem označeno jako „unsupported“ a považováno jako nestabilní.</w:t>
       </w:r>
       <w:r>
         <w:rPr>
@@ -5155,19 +4246,11 @@
         </w:rPr>
         <w:t xml:space="preserve"> Zajímavý je také </w:t>
       </w:r>
-      <w:proofErr w:type="spellStart"/>
-      <w:r>
-        <w:rPr>
-          <w:szCs w:val="24"/>
-        </w:rPr>
-        <w:t>Cyclops</w:t>
-      </w:r>
-      <w:proofErr w:type="spellEnd"/>
-      <w:r>
-        <w:rPr>
-          <w:szCs w:val="24"/>
-        </w:rPr>
-        <w:t xml:space="preserve"> Tensor Framework</w:t>
+      <w:r>
+        <w:rPr>
+          <w:szCs w:val="24"/>
+        </w:rPr>
+        <w:t>Cyclops Tensor Framework</w:t>
       </w:r>
       <w:r>
         <w:rPr>
@@ -5283,83 +4366,13 @@
         <w:rPr>
           <w:szCs w:val="24"/>
         </w:rPr>
-        <w:t xml:space="preserve"> (</w:t>
-      </w:r>
-      <w:proofErr w:type="spellStart"/>
-      <w:r>
-        <w:rPr>
-          <w:szCs w:val="24"/>
-        </w:rPr>
-        <w:t>copyable</w:t>
-      </w:r>
-      <w:proofErr w:type="spellEnd"/>
-      <w:r>
-        <w:rPr>
-          <w:szCs w:val="24"/>
-        </w:rPr>
-        <w:t xml:space="preserve">) a </w:t>
-      </w:r>
-      <w:proofErr w:type="spellStart"/>
-      <w:r>
-        <w:rPr>
-          <w:szCs w:val="24"/>
-        </w:rPr>
-        <w:t>stěhovatelný</w:t>
-      </w:r>
-      <w:proofErr w:type="spellEnd"/>
-      <w:r>
-        <w:rPr>
-          <w:szCs w:val="24"/>
-        </w:rPr>
-        <w:t xml:space="preserve"> (</w:t>
-      </w:r>
-      <w:proofErr w:type="spellStart"/>
-      <w:r>
-        <w:rPr>
-          <w:szCs w:val="24"/>
-        </w:rPr>
-        <w:t>moveable</w:t>
-      </w:r>
-      <w:proofErr w:type="spellEnd"/>
-      <w:r>
-        <w:rPr>
-          <w:szCs w:val="24"/>
-        </w:rPr>
-        <w:t>)</w:t>
-      </w:r>
-      <w:r>
-        <w:rPr>
-          <w:szCs w:val="24"/>
-        </w:rPr>
-        <w:t xml:space="preserve"> a také je výchoze </w:t>
-      </w:r>
-      <w:proofErr w:type="spellStart"/>
-      <w:r>
-        <w:rPr>
-          <w:szCs w:val="24"/>
-        </w:rPr>
-        <w:t>konstruktibilní</w:t>
-      </w:r>
-      <w:proofErr w:type="spellEnd"/>
-      <w:r>
-        <w:rPr>
-          <w:szCs w:val="24"/>
-        </w:rPr>
-        <w:t xml:space="preserve"> (default </w:t>
-      </w:r>
-      <w:proofErr w:type="spellStart"/>
-      <w:r>
-        <w:rPr>
-          <w:szCs w:val="24"/>
-        </w:rPr>
-        <w:t>constructible</w:t>
-      </w:r>
-      <w:proofErr w:type="spellEnd"/>
-      <w:r>
-        <w:rPr>
-          <w:szCs w:val="24"/>
-        </w:rPr>
-        <w:t>).</w:t>
+        <w:t xml:space="preserve"> (copyable) a stěhovatelný (moveable)</w:t>
+      </w:r>
+      <w:r>
+        <w:rPr>
+          <w:szCs w:val="24"/>
+        </w:rPr>
+        <w:t xml:space="preserve"> a také je výchoze konstruktibilní (default constructible).</w:t>
       </w:r>
       <w:r>
         <w:rPr>
@@ -5469,6 +4482,32 @@
     </w:p>
     <w:p>
       <w:pPr>
+        <w:pStyle w:val="Nadpis2"/>
+      </w:pPr>
+      <w:r>
+        <w:t>1.2 UML</w:t>
+      </w:r>
+    </w:p>
+    <w:p>
+      <w:r>
+        <w:t>Xxx</w:t>
+      </w:r>
+    </w:p>
+    <w:p>
+      <w:pPr>
+        <w:pStyle w:val="Nadpis2"/>
+      </w:pPr>
+      <w:r>
+        <w:t>1.3 Logika tenzoru</w:t>
+      </w:r>
+    </w:p>
+    <w:p>
+      <w:r>
+        <w:t>Xxx</w:t>
+      </w:r>
+    </w:p>
+    <w:p>
+      <w:pPr>
         <w:pStyle w:val="Nadpis1"/>
         <w:jc w:val="both"/>
       </w:pPr>
@@ -5503,35 +4542,7 @@
         <w:rPr>
           <w:szCs w:val="24"/>
         </w:rPr>
-        <w:t>Samotná implementace této knihovny vynucuje přístup „</w:t>
-      </w:r>
-      <w:proofErr w:type="spellStart"/>
-      <w:r>
-        <w:rPr>
-          <w:szCs w:val="24"/>
-        </w:rPr>
-        <w:t>header-only</w:t>
-      </w:r>
-      <w:proofErr w:type="spellEnd"/>
-      <w:r>
-        <w:rPr>
-          <w:szCs w:val="24"/>
-        </w:rPr>
-        <w:t xml:space="preserve"> + source </w:t>
-      </w:r>
-      <w:proofErr w:type="spellStart"/>
-      <w:r>
-        <w:rPr>
-          <w:szCs w:val="24"/>
-        </w:rPr>
-        <w:t>code</w:t>
-      </w:r>
-      <w:proofErr w:type="spellEnd"/>
-      <w:r>
-        <w:rPr>
-          <w:szCs w:val="24"/>
-        </w:rPr>
-        <w:t>“ neboli přidání knihovny do uživatelského projektu pomocí hlavičkového souboru</w:t>
+        <w:t>Samotná implementace této knihovny vynucuje přístup „header-only + source code“ neboli přidání knihovny do uživatelského projektu pomocí hlavičkového souboru</w:t>
       </w:r>
       <w:r>
         <w:rPr>
@@ -5543,21 +4554,7 @@
         <w:rPr>
           <w:szCs w:val="24"/>
         </w:rPr>
-        <w:t>Kvůli použití šablon (</w:t>
-      </w:r>
-      <w:proofErr w:type="spellStart"/>
-      <w:r>
-        <w:rPr>
-          <w:szCs w:val="24"/>
-        </w:rPr>
-        <w:t>template</w:t>
-      </w:r>
-      <w:proofErr w:type="spellEnd"/>
-      <w:r>
-        <w:rPr>
-          <w:szCs w:val="24"/>
-        </w:rPr>
-        <w:t>) by bylo velice složité a nepraktické pokoušet se o předkompilovanou knihovnu – ať dynamickou či statickou.</w:t>
+        <w:t>Kvůli použití šablon (template) by bylo velice složité a nepraktické pokoušet se o předkompilovanou knihovnu – ať dynamickou či statickou.</w:t>
       </w:r>
       <w:r>
         <w:rPr>
@@ -5596,29 +4593,16 @@
       </w:pPr>
       <w:bookmarkStart w:id="8" w:name="_Toc227520785"/>
       <w:r>
-        <w:t xml:space="preserve">2.1.1 </w:t>
-      </w:r>
-      <w:proofErr w:type="spellStart"/>
-      <w:r>
-        <w:t>AdaptiveCpp</w:t>
+        <w:t>2.1.1 AdaptiveCpp</w:t>
       </w:r>
       <w:bookmarkEnd w:id="8"/>
-      <w:proofErr w:type="spellEnd"/>
     </w:p>
     <w:p>
       <w:pPr>
         <w:spacing w:line="360" w:lineRule="auto"/>
       </w:pPr>
       <w:r>
-        <w:t xml:space="preserve">Zajímavější je použitá knihovna </w:t>
-      </w:r>
-      <w:proofErr w:type="spellStart"/>
-      <w:r>
-        <w:t>AdaptiveCpp</w:t>
-      </w:r>
-      <w:proofErr w:type="spellEnd"/>
-      <w:r>
-        <w:t xml:space="preserve"> (</w:t>
+        <w:t>Zajímavější je použitá knihovna AdaptiveCpp (</w:t>
       </w:r>
       <w:hyperlink r:id="rId14" w:history="1">
         <w:r>
@@ -5654,216 +4638,134 @@
       <w:r>
         <w:t xml:space="preserve"> ) spravovaného </w:t>
       </w:r>
-      <w:proofErr w:type="spellStart"/>
-      <w:r>
-        <w:t>The</w:t>
-      </w:r>
-      <w:proofErr w:type="spellEnd"/>
-      <w:r>
+      <w:r>
+        <w:t>The Khronos Group</w:t>
+      </w:r>
+      <w:r>
+        <w:t>.</w:t>
+      </w:r>
+      <w:r>
+        <w:t xml:space="preserve"> SYCL standard definuje abstrakce pro umožnění heterogenního programování. To má umožnit použití více druhů výpočetních zařízení v jedné aplikaci. Například použití CPU (s možností jednoduché paralelizace), GPU a podobně.</w:t>
+      </w:r>
+      <w:r>
+        <w:t xml:space="preserve">AdaptiveCpp </w:t>
+      </w:r>
+      <w:r>
+        <w:t>funguje jako abstrakční vrstva</w:t>
+      </w:r>
+      <w:r>
+        <w:t>,</w:t>
+      </w:r>
+      <w:r>
+        <w:t xml:space="preserve"> co umí využít více různých backendů</w:t>
+      </w:r>
+      <w:r>
+        <w:t>: CUDA pro grafické karty od společnosti NVIDIA, ROCm/HIP pro grafické karty od AMD či OpenMD používající CPU (a tím pádem často používaný jako fallback).</w:t>
+      </w:r>
+      <w:r>
+        <w:t xml:space="preserve"> Funguje tak že, vezme SYCL kód, oddělí ho na host kód pro běh na CPU a kód pro zařízení, který je poté převeden kód používaného backendu.</w:t>
+      </w:r>
+    </w:p>
+    <w:p>
+      <w:pPr>
+        <w:pStyle w:val="Nadpis3"/>
+      </w:pPr>
+      <w:bookmarkStart w:id="9" w:name="_Toc227520786"/>
+      <w:r>
+        <w:t>2.1.2 Google test</w:t>
+      </w:r>
+      <w:bookmarkEnd w:id="9"/>
+    </w:p>
+    <w:p>
+      <w:r>
+        <w:t xml:space="preserve">Pro testování byl vybrán </w:t>
+      </w:r>
+      <w:r>
+        <w:t>framework Google</w:t>
+      </w:r>
+      <w:r>
+        <w:t>T</w:t>
+      </w:r>
+      <w:r>
+        <w:t>est.</w:t>
+      </w:r>
+      <w:r>
+        <w:t xml:space="preserve"> Je vhodný díky své jednoduchosti použití a integrace to projektu.</w:t>
+      </w:r>
+      <w:r>
+        <w:t xml:space="preserve"> Umí rozdělovat testy do skupin, a také měřit čas vykonání testu, čímž je vhodný i pro zátěžové testování.</w:t>
+      </w:r>
+    </w:p>
+    <w:p>
+      <w:pPr>
+        <w:pStyle w:val="Nadpis2"/>
+      </w:pPr>
+      <w:bookmarkStart w:id="10" w:name="_Toc227520787"/>
+      <w:r>
+        <w:t>2.</w:t>
+      </w:r>
+      <w:r>
+        <w:t>2</w:t>
+      </w:r>
+      <w:r>
+        <w:t xml:space="preserve"> Komponenty</w:t>
+      </w:r>
+      <w:bookmarkEnd w:id="10"/>
+    </w:p>
+    <w:p>
+      <w:pPr>
+        <w:spacing w:line="360" w:lineRule="auto"/>
+      </w:pPr>
+      <w:r>
+        <w:t>Práce je a její komponenty jsou ve jmenném prostoru zvaném „gema“. Je to neoficiální název používaný uvnitř projektu.</w:t>
+      </w:r>
+    </w:p>
+    <w:p>
+      <w:pPr>
+        <w:pStyle w:val="Nadpis3"/>
+        <w:rPr>
+          <w:noProof/>
+          <w:lang w:eastAsia="cs-CZ"/>
+        </w:rPr>
+      </w:pPr>
+      <w:bookmarkStart w:id="11" w:name="_Toc227520788"/>
+      <w:r>
+        <w:t>2.</w:t>
+      </w:r>
+      <w:r>
+        <w:t>2</w:t>
+      </w:r>
+      <w:r>
+        <w:t>.1</w:t>
+      </w:r>
+      <w:r>
+        <w:rPr>
+          <w:noProof/>
+          <w:lang w:eastAsia="cs-CZ"/>
+        </w:rPr>
         <w:t xml:space="preserve"> </w:t>
       </w:r>
-      <w:proofErr w:type="spellStart"/>
-      <w:r>
-        <w:t>Khronos</w:t>
-      </w:r>
-      <w:proofErr w:type="spellEnd"/>
-      <w:r>
-        <w:t xml:space="preserve"> Group</w:t>
-      </w:r>
-      <w:r>
-        <w:t>.</w:t>
-      </w:r>
-      <w:r>
-        <w:t xml:space="preserve"> SYCL standard definuje abstrakce pro umožnění heterogenního programování. To má umožnit použití více druhů výpočetních zařízení v jedné aplikaci. Například použití CPU (s možností jednoduché paralelizace), GPU a </w:t>
-      </w:r>
-      <w:proofErr w:type="spellStart"/>
-      <w:proofErr w:type="gramStart"/>
-      <w:r>
-        <w:t>podobně.</w:t>
-      </w:r>
-      <w:r>
-        <w:t>AdaptiveCpp</w:t>
-      </w:r>
-      <w:proofErr w:type="spellEnd"/>
-      <w:proofErr w:type="gramEnd"/>
-      <w:r>
-        <w:t xml:space="preserve"> </w:t>
-      </w:r>
-      <w:r>
-        <w:t>funguje jako abstrakční vrstva</w:t>
-      </w:r>
-      <w:r>
-        <w:t>,</w:t>
-      </w:r>
-      <w:r>
-        <w:t xml:space="preserve"> co umí využít více různých </w:t>
-      </w:r>
-      <w:proofErr w:type="spellStart"/>
-      <w:r>
-        <w:t>backendů</w:t>
-      </w:r>
-      <w:proofErr w:type="spellEnd"/>
-      <w:r>
-        <w:t xml:space="preserve">: CUDA pro grafické karty od společnosti NVIDIA, </w:t>
-      </w:r>
-      <w:proofErr w:type="spellStart"/>
-      <w:r>
-        <w:t>ROCm</w:t>
-      </w:r>
-      <w:proofErr w:type="spellEnd"/>
-      <w:r>
-        <w:t xml:space="preserve">/HIP pro grafické karty od AMD či </w:t>
-      </w:r>
-      <w:proofErr w:type="spellStart"/>
-      <w:r>
-        <w:t>OpenMD</w:t>
-      </w:r>
-      <w:proofErr w:type="spellEnd"/>
-      <w:r>
-        <w:t xml:space="preserve"> používající CPU (a tím pádem často používaný jako </w:t>
-      </w:r>
-      <w:proofErr w:type="spellStart"/>
-      <w:r>
-        <w:t>fallback</w:t>
-      </w:r>
-      <w:proofErr w:type="spellEnd"/>
-      <w:r>
-        <w:t>).</w:t>
-      </w:r>
-      <w:r>
-        <w:t xml:space="preserve"> Funguje tak že, vezme SYCL kód, oddělí ho na host kód pro běh na CPU a kód pro zařízení, který je poté převeden kód používaného </w:t>
-      </w:r>
-      <w:proofErr w:type="spellStart"/>
-      <w:r>
-        <w:t>backendu</w:t>
-      </w:r>
-      <w:proofErr w:type="spellEnd"/>
-      <w:r>
-        <w:t>.</w:t>
-      </w:r>
-    </w:p>
-    <w:p>
-      <w:pPr>
-        <w:pStyle w:val="Nadpis3"/>
-      </w:pPr>
-      <w:bookmarkStart w:id="9" w:name="_Toc227520786"/>
-      <w:r>
-        <w:t>2.1.2 Google test</w:t>
-      </w:r>
-      <w:bookmarkEnd w:id="9"/>
-    </w:p>
-    <w:p>
-      <w:r>
-        <w:t xml:space="preserve">Pro testování byl vybrán </w:t>
-      </w:r>
-      <w:r>
-        <w:t xml:space="preserve">framework </w:t>
-      </w:r>
-      <w:proofErr w:type="spellStart"/>
-      <w:r>
-        <w:t>Google</w:t>
-      </w:r>
-      <w:r>
-        <w:t>T</w:t>
-      </w:r>
-      <w:r>
-        <w:t>est</w:t>
-      </w:r>
-      <w:proofErr w:type="spellEnd"/>
-      <w:r>
-        <w:t>.</w:t>
-      </w:r>
-      <w:r>
-        <w:t xml:space="preserve"> Je vhodný díky své jednoduchosti použití a integrace to projektu.</w:t>
-      </w:r>
-      <w:r>
-        <w:t xml:space="preserve"> Umí rozdělovat testy do skupin, a také měřit čas vykonání testu, čímž je vhodný i pro zátěžové testování.</w:t>
-      </w:r>
-    </w:p>
-    <w:p>
-      <w:pPr>
-        <w:pStyle w:val="Nadpis2"/>
-      </w:pPr>
-      <w:bookmarkStart w:id="10" w:name="_Toc227520787"/>
-      <w:r>
-        <w:t>2.</w:t>
-      </w:r>
-      <w:r>
-        <w:t>2</w:t>
-      </w:r>
-      <w:r>
-        <w:t xml:space="preserve"> Komponenty</w:t>
-      </w:r>
-      <w:bookmarkEnd w:id="10"/>
+      <w:r>
+        <w:rPr>
+          <w:noProof/>
+          <w:lang w:eastAsia="cs-CZ"/>
+        </w:rPr>
+        <w:t>Lineární kontejner</w:t>
+      </w:r>
+      <w:bookmarkEnd w:id="11"/>
     </w:p>
     <w:p>
       <w:pPr>
         <w:spacing w:line="360" w:lineRule="auto"/>
-      </w:pPr>
-      <w:r>
-        <w:t>Práce je a její komponenty jsou ve jmenném prostoru zvaném „gema“. Je to neoficiální název používaný uvnitř projektu.</w:t>
-      </w:r>
-    </w:p>
-    <w:p>
-      <w:pPr>
-        <w:pStyle w:val="Nadpis3"/>
-        <w:rPr>
-          <w:noProof/>
-          <w:lang w:eastAsia="cs-CZ"/>
-        </w:rPr>
-      </w:pPr>
-      <w:bookmarkStart w:id="11" w:name="_Toc227520788"/>
-      <w:r>
-        <w:t>2.</w:t>
-      </w:r>
-      <w:r>
-        <w:t>2</w:t>
-      </w:r>
-      <w:r>
-        <w:t>.1</w:t>
-      </w:r>
-      <w:r>
-        <w:rPr>
-          <w:noProof/>
-          <w:lang w:eastAsia="cs-CZ"/>
-        </w:rPr>
-        <w:t xml:space="preserve"> </w:t>
-      </w:r>
-      <w:r>
-        <w:rPr>
-          <w:noProof/>
-          <w:lang w:eastAsia="cs-CZ"/>
-        </w:rPr>
-        <w:t>Lineární kontejner</w:t>
-      </w:r>
-      <w:bookmarkEnd w:id="11"/>
-    </w:p>
-    <w:p>
-      <w:pPr>
-        <w:spacing w:line="360" w:lineRule="auto"/>
-        <w:rPr>
-          <w:lang w:eastAsia="cs-CZ"/>
-        </w:rPr>
-      </w:pPr>
-      <w:r>
-        <w:rPr>
-          <w:lang w:eastAsia="cs-CZ"/>
-        </w:rPr>
-        <w:t>V projektu jako třída „</w:t>
-      </w:r>
-      <w:proofErr w:type="spellStart"/>
-      <w:r>
-        <w:rPr>
-          <w:lang w:eastAsia="cs-CZ"/>
-        </w:rPr>
-        <w:t>LinearContainer</w:t>
-      </w:r>
-      <w:proofErr w:type="spellEnd"/>
-      <w:r>
-        <w:rPr>
-          <w:lang w:eastAsia="cs-CZ"/>
-        </w:rPr>
-        <w:t xml:space="preserve">“. </w:t>
+        <w:rPr>
+          <w:lang w:eastAsia="cs-CZ"/>
+        </w:rPr>
+      </w:pPr>
+      <w:r>
+        <w:rPr>
+          <w:lang w:eastAsia="cs-CZ"/>
+        </w:rPr>
+        <w:t xml:space="preserve">V projektu jako třída „LinearContainer“. </w:t>
       </w:r>
       <w:r>
         <w:rPr>
@@ -5887,57 +4789,13 @@
         <w:rPr>
           <w:lang w:eastAsia="cs-CZ"/>
         </w:rPr>
-        <w:t>Používá šablonu (</w:t>
-      </w:r>
-      <w:proofErr w:type="spellStart"/>
-      <w:r>
-        <w:rPr>
-          <w:lang w:eastAsia="cs-CZ"/>
-        </w:rPr>
-        <w:t>template</w:t>
-      </w:r>
-      <w:proofErr w:type="spellEnd"/>
-      <w:r>
-        <w:rPr>
-          <w:lang w:eastAsia="cs-CZ"/>
-        </w:rPr>
-        <w:t xml:space="preserve">) pro možnost uložení libovolného datového typu. </w:t>
-      </w:r>
-      <w:r>
-        <w:rPr>
-          <w:lang w:eastAsia="cs-CZ"/>
-        </w:rPr>
-        <w:t xml:space="preserve">Motivace k jeho implementaci je potřeba kontejneru s rozhraním napodobujícím </w:t>
-      </w:r>
-      <w:proofErr w:type="spellStart"/>
-      <w:proofErr w:type="gramStart"/>
-      <w:r>
-        <w:rPr>
-          <w:lang w:eastAsia="cs-CZ"/>
-        </w:rPr>
-        <w:t>std</w:t>
-      </w:r>
-      <w:proofErr w:type="spellEnd"/>
-      <w:r>
-        <w:rPr>
-          <w:lang w:eastAsia="cs-CZ"/>
-        </w:rPr>
-        <w:t>::</w:t>
-      </w:r>
-      <w:proofErr w:type="spellStart"/>
-      <w:proofErr w:type="gramEnd"/>
-      <w:r>
-        <w:rPr>
-          <w:lang w:eastAsia="cs-CZ"/>
-        </w:rPr>
-        <w:t>vector</w:t>
-      </w:r>
-      <w:proofErr w:type="spellEnd"/>
-      <w:r>
-        <w:rPr>
-          <w:lang w:eastAsia="cs-CZ"/>
-        </w:rPr>
-        <w:t xml:space="preserve">, ale bez nevyhnutelné inicializace paměti. </w:t>
+        <w:t xml:space="preserve">Používá šablonu (template) pro možnost uložení libovolného datového typu. </w:t>
+      </w:r>
+      <w:r>
+        <w:rPr>
+          <w:lang w:eastAsia="cs-CZ"/>
+        </w:rPr>
+        <w:t xml:space="preserve">Motivace k jeho implementaci je potřeba kontejneru s rozhraním napodobujícím std::vector, ale bez nevyhnutelné inicializace paměti. </w:t>
       </w:r>
       <w:r>
         <w:rPr>
@@ -5970,16 +4828,8 @@
         <w:rPr>
           <w:lang w:eastAsia="cs-CZ"/>
         </w:rPr>
-        <w:t xml:space="preserve">Jak již naznačuje držení kapacity, tak je tento kontejner navržen i na postupné přidávání prvků pomocí metody </w:t>
-      </w:r>
-      <w:proofErr w:type="spellStart"/>
-      <w:r>
-        <w:rPr>
-          <w:lang w:eastAsia="cs-CZ"/>
-        </w:rPr>
-        <w:t>push_back</w:t>
-      </w:r>
-      <w:proofErr w:type="spellEnd"/>
+        <w:t>Jak již naznačuje držení kapacity, tak je tento kontejner navržen i na postupné přidávání prvků pomocí metody push_back</w:t>
+      </w:r>
       <w:r>
         <w:rPr>
           <w:lang w:eastAsia="cs-CZ"/>
@@ -6082,99 +4932,13 @@
         <w:rPr>
           <w:lang w:eastAsia="cs-CZ"/>
         </w:rPr>
-        <w:t xml:space="preserve"> Tento alokátor řeší </w:t>
-      </w:r>
-      <w:proofErr w:type="gramStart"/>
-      <w:r>
-        <w:rPr>
-          <w:lang w:eastAsia="cs-CZ"/>
-        </w:rPr>
-        <w:t>použití ::</w:t>
-      </w:r>
-      <w:proofErr w:type="spellStart"/>
-      <w:r>
-        <w:rPr>
-          <w:lang w:eastAsia="cs-CZ"/>
-        </w:rPr>
-        <w:t>operator</w:t>
-      </w:r>
-      <w:proofErr w:type="spellEnd"/>
-      <w:proofErr w:type="gramEnd"/>
-      <w:r>
-        <w:rPr>
-          <w:lang w:eastAsia="cs-CZ"/>
-        </w:rPr>
-        <w:t xml:space="preserve"> </w:t>
-      </w:r>
-      <w:proofErr w:type="spellStart"/>
-      <w:r>
-        <w:rPr>
-          <w:lang w:eastAsia="cs-CZ"/>
-        </w:rPr>
-        <w:t>new</w:t>
-      </w:r>
-      <w:proofErr w:type="spellEnd"/>
-      <w:r>
-        <w:rPr>
-          <w:lang w:eastAsia="cs-CZ"/>
-        </w:rPr>
-        <w:t xml:space="preserve"> </w:t>
-      </w:r>
-      <w:proofErr w:type="gramStart"/>
-      <w:r>
-        <w:rPr>
-          <w:lang w:eastAsia="cs-CZ"/>
-        </w:rPr>
-        <w:t>a ::</w:t>
-      </w:r>
-      <w:proofErr w:type="spellStart"/>
-      <w:r>
-        <w:rPr>
-          <w:lang w:eastAsia="cs-CZ"/>
-        </w:rPr>
-        <w:t>operator</w:t>
-      </w:r>
-      <w:proofErr w:type="spellEnd"/>
-      <w:proofErr w:type="gramEnd"/>
-      <w:r>
-        <w:rPr>
-          <w:lang w:eastAsia="cs-CZ"/>
-        </w:rPr>
-        <w:t xml:space="preserve"> </w:t>
-      </w:r>
-      <w:proofErr w:type="spellStart"/>
-      <w:r>
-        <w:rPr>
-          <w:lang w:eastAsia="cs-CZ"/>
-        </w:rPr>
-        <w:t>delete</w:t>
-      </w:r>
-      <w:proofErr w:type="spellEnd"/>
-      <w:r>
-        <w:rPr>
-          <w:lang w:eastAsia="cs-CZ"/>
-        </w:rPr>
-        <w:t>, pro získání neinicializované paměti.</w:t>
-      </w:r>
-      <w:r>
-        <w:rPr>
-          <w:lang w:eastAsia="cs-CZ"/>
-        </w:rPr>
-        <w:t xml:space="preserve"> Také se snaží o zarovnání alokace na určitý počet bytů kvůli větší </w:t>
-      </w:r>
-      <w:proofErr w:type="spellStart"/>
-      <w:r>
-        <w:rPr>
-          <w:lang w:eastAsia="cs-CZ"/>
-        </w:rPr>
-        <w:t>cache</w:t>
-      </w:r>
-      <w:proofErr w:type="spellEnd"/>
-      <w:r>
-        <w:rPr>
-          <w:lang w:eastAsia="cs-CZ"/>
-        </w:rPr>
-        <w:t xml:space="preserve"> přívětivosti (která často čte po 64 bytech) a také případným SIMD instrukcím, které kompilátor poté může jednodušeji uplatnit</w:t>
+        <w:t xml:space="preserve"> Tento alokátor řeší použití ::operator new a ::operator delete, pro získání neinicializované paměti.</w:t>
+      </w:r>
+      <w:r>
+        <w:rPr>
+          <w:lang w:eastAsia="cs-CZ"/>
+        </w:rPr>
+        <w:t xml:space="preserve"> Také se snaží o zarovnání alokace na určitý počet bytů kvůli větší cache přívětivosti (která často čte po 64 bytech) a také případným SIMD instrukcím, které kompilátor poté může jednodušeji uplatnit</w:t>
       </w:r>
       <w:r>
         <w:rPr>
@@ -6223,135 +4987,23 @@
         </w:rPr>
         <w:t xml:space="preserve">Pro kopírování, porovnávání či konstrukci a destrukci jsou v případě triviálně manipulovatelných typů (kontrolováno například pomocí </w:t>
       </w:r>
-      <w:proofErr w:type="spellStart"/>
-      <w:proofErr w:type="gramStart"/>
-      <w:r>
-        <w:rPr>
-          <w:lang w:eastAsia="cs-CZ"/>
-        </w:rPr>
-        <w:t>std</w:t>
-      </w:r>
-      <w:proofErr w:type="spellEnd"/>
-      <w:r>
-        <w:rPr>
-          <w:lang w:eastAsia="cs-CZ"/>
-        </w:rPr>
-        <w:t>::</w:t>
-      </w:r>
-      <w:proofErr w:type="spellStart"/>
-      <w:proofErr w:type="gramEnd"/>
-      <w:r>
-        <w:rPr>
-          <w:lang w:eastAsia="cs-CZ"/>
-        </w:rPr>
-        <w:t>is_trivially_copyable_v</w:t>
-      </w:r>
-      <w:proofErr w:type="spellEnd"/>
-      <w:r>
-        <w:rPr>
-          <w:lang w:eastAsia="cs-CZ"/>
-        </w:rPr>
-        <w:t>&lt;T&gt;</w:t>
-      </w:r>
-      <w:r>
-        <w:rPr>
-          <w:lang w:eastAsia="cs-CZ"/>
-        </w:rPr>
-        <w:t xml:space="preserve">) jsou použity </w:t>
-      </w:r>
-      <w:proofErr w:type="spellStart"/>
-      <w:r>
-        <w:rPr>
-          <w:lang w:eastAsia="cs-CZ"/>
-        </w:rPr>
-        <w:t>nízkoúrovňové</w:t>
-      </w:r>
-      <w:proofErr w:type="spellEnd"/>
-      <w:r>
-        <w:rPr>
-          <w:lang w:eastAsia="cs-CZ"/>
-        </w:rPr>
-        <w:t xml:space="preserve"> funkce standartní knihovny jako například </w:t>
-      </w:r>
-      <w:proofErr w:type="spellStart"/>
-      <w:proofErr w:type="gramStart"/>
-      <w:r>
-        <w:rPr>
-          <w:lang w:eastAsia="cs-CZ"/>
-        </w:rPr>
-        <w:t>std</w:t>
-      </w:r>
-      <w:proofErr w:type="spellEnd"/>
-      <w:r>
-        <w:rPr>
-          <w:lang w:eastAsia="cs-CZ"/>
-        </w:rPr>
-        <w:t>::</w:t>
-      </w:r>
-      <w:proofErr w:type="spellStart"/>
-      <w:proofErr w:type="gramEnd"/>
-      <w:r>
-        <w:rPr>
-          <w:lang w:eastAsia="cs-CZ"/>
-        </w:rPr>
-        <w:t>memcpy</w:t>
-      </w:r>
-      <w:proofErr w:type="spellEnd"/>
-      <w:r>
-        <w:rPr>
-          <w:lang w:eastAsia="cs-CZ"/>
-        </w:rPr>
-        <w:t xml:space="preserve"> či </w:t>
-      </w:r>
-      <w:proofErr w:type="spellStart"/>
-      <w:proofErr w:type="gramStart"/>
-      <w:r>
-        <w:rPr>
-          <w:lang w:eastAsia="cs-CZ"/>
-        </w:rPr>
-        <w:t>std</w:t>
-      </w:r>
-      <w:proofErr w:type="spellEnd"/>
-      <w:r>
-        <w:rPr>
-          <w:lang w:eastAsia="cs-CZ"/>
-        </w:rPr>
-        <w:t>::</w:t>
-      </w:r>
-      <w:proofErr w:type="spellStart"/>
-      <w:proofErr w:type="gramEnd"/>
-      <w:r>
-        <w:rPr>
-          <w:lang w:eastAsia="cs-CZ"/>
-        </w:rPr>
-        <w:t>memcmp</w:t>
-      </w:r>
-      <w:proofErr w:type="spellEnd"/>
-      <w:r>
-        <w:rPr>
-          <w:lang w:eastAsia="cs-CZ"/>
-        </w:rPr>
-        <w:t xml:space="preserve"> a podobně.</w:t>
-      </w:r>
-      <w:r>
-        <w:rPr>
-          <w:lang w:eastAsia="cs-CZ"/>
-        </w:rPr>
-        <w:t xml:space="preserve"> Jestli jde takovéto operace (téměř s jistotou by se dalo říct optimalizace) jde na daném typu skutečně provést jde vykonat během kompilace a není tím pádem žádný </w:t>
-      </w:r>
-      <w:proofErr w:type="spellStart"/>
-      <w:r>
-        <w:rPr>
-          <w:lang w:eastAsia="cs-CZ"/>
-        </w:rPr>
-        <w:t>overhead</w:t>
-      </w:r>
-      <w:proofErr w:type="spellEnd"/>
-      <w:r>
-        <w:rPr>
-          <w:lang w:eastAsia="cs-CZ"/>
-        </w:rPr>
-        <w:t>.</w:t>
+      <w:r>
+        <w:rPr>
+          <w:lang w:eastAsia="cs-CZ"/>
+        </w:rPr>
+        <w:t>std::is_trivially_copyable_v&lt;T&gt;</w:t>
+      </w:r>
+      <w:r>
+        <w:rPr>
+          <w:lang w:eastAsia="cs-CZ"/>
+        </w:rPr>
+        <w:t>) jsou použity nízkoúrovňové funkce standartní knihovny jako například std::memcpy či std::memcmp a podobně.</w:t>
+      </w:r>
+      <w:r>
+        <w:rPr>
+          <w:lang w:eastAsia="cs-CZ"/>
+        </w:rPr>
+        <w:t xml:space="preserve"> Jestli jde takovéto operace (téměř s jistotou by se dalo říct optimalizace) jde na daném typu skutečně provést jde vykonat během kompilace a není tím pádem žádný overhead.</w:t>
       </w:r>
     </w:p>
     <w:p>
@@ -6365,37 +5017,7 @@
         <w:rPr>
           <w:lang w:eastAsia="cs-CZ"/>
         </w:rPr>
-        <w:t xml:space="preserve">Z venkovního hlediska se rozhraní této třídy velmi podobá </w:t>
-      </w:r>
-      <w:proofErr w:type="spellStart"/>
-      <w:proofErr w:type="gramStart"/>
-      <w:r>
-        <w:rPr>
-          <w:lang w:eastAsia="cs-CZ"/>
-        </w:rPr>
-        <w:t>std</w:t>
-      </w:r>
-      <w:proofErr w:type="spellEnd"/>
-      <w:r>
-        <w:rPr>
-          <w:lang w:eastAsia="cs-CZ"/>
-        </w:rPr>
-        <w:t>::</w:t>
-      </w:r>
-      <w:proofErr w:type="spellStart"/>
-      <w:proofErr w:type="gramEnd"/>
-      <w:r>
-        <w:rPr>
-          <w:lang w:eastAsia="cs-CZ"/>
-        </w:rPr>
-        <w:t>vector</w:t>
-      </w:r>
-      <w:proofErr w:type="spellEnd"/>
-      <w:r>
-        <w:rPr>
-          <w:lang w:eastAsia="cs-CZ"/>
-        </w:rPr>
-        <w:t xml:space="preserve"> ze standartní knihovny.</w:t>
+        <w:t>Z venkovního hlediska se rozhraní této třídy velmi podobá std::vector ze standartní knihovny.</w:t>
       </w:r>
       <w:r>
         <w:rPr>
@@ -6413,21 +5035,7 @@
         <w:rPr>
           <w:lang w:eastAsia="cs-CZ"/>
         </w:rPr>
-        <w:t xml:space="preserve">se kopírovat i stěhovat díky copy a </w:t>
-      </w:r>
-      <w:proofErr w:type="spellStart"/>
-      <w:r>
-        <w:rPr>
-          <w:lang w:eastAsia="cs-CZ"/>
-        </w:rPr>
-        <w:t>move</w:t>
-      </w:r>
-      <w:proofErr w:type="spellEnd"/>
-      <w:r>
-        <w:rPr>
-          <w:lang w:eastAsia="cs-CZ"/>
-        </w:rPr>
-        <w:t xml:space="preserve"> konstruktoru a </w:t>
+        <w:t xml:space="preserve">se kopírovat i stěhovat díky copy a move konstruktoru a </w:t>
       </w:r>
       <w:r>
         <w:rPr>
@@ -6457,21 +5065,7 @@
         <w:rPr>
           <w:lang w:eastAsia="cs-CZ"/>
         </w:rPr>
-        <w:t xml:space="preserve"> metody </w:t>
-      </w:r>
-      <w:proofErr w:type="gramStart"/>
-      <w:r>
-        <w:rPr>
-          <w:lang w:eastAsia="cs-CZ"/>
-        </w:rPr>
-        <w:t>data(</w:t>
-      </w:r>
-      <w:proofErr w:type="gramEnd"/>
-      <w:r>
-        <w:rPr>
-          <w:lang w:eastAsia="cs-CZ"/>
-        </w:rPr>
-        <w:t xml:space="preserve">)) </w:t>
+        <w:t xml:space="preserve"> metody data()) </w:t>
       </w:r>
       <w:r>
         <w:rPr>
@@ -6485,19 +5079,11 @@
         </w:rPr>
         <w:t>použít přetížení indexovacího operátoru ([]) pro přístup na jednotlivé prvky (v </w:t>
       </w:r>
-      <w:proofErr w:type="gramStart"/>
-      <w:r>
-        <w:rPr>
-          <w:lang w:eastAsia="cs-CZ"/>
-        </w:rPr>
-        <w:t>O(</w:t>
-      </w:r>
-      <w:proofErr w:type="gramEnd"/>
-      <w:r>
-        <w:rPr>
-          <w:lang w:eastAsia="cs-CZ"/>
-        </w:rPr>
-        <w:t>1)</w:t>
+      <w:r>
+        <w:rPr>
+          <w:lang w:eastAsia="cs-CZ"/>
+        </w:rPr>
+        <w:t>O(1)</w:t>
       </w:r>
       <w:r>
         <w:rPr>
@@ -6527,51 +5113,7 @@
         <w:rPr>
           <w:lang w:eastAsia="cs-CZ"/>
         </w:rPr>
-        <w:t xml:space="preserve">, ze stejného rozhraní u </w:t>
-      </w:r>
-      <w:proofErr w:type="spellStart"/>
-      <w:proofErr w:type="gramStart"/>
-      <w:r>
-        <w:rPr>
-          <w:lang w:eastAsia="cs-CZ"/>
-        </w:rPr>
-        <w:t>std</w:t>
-      </w:r>
-      <w:proofErr w:type="spellEnd"/>
-      <w:r>
-        <w:rPr>
-          <w:lang w:eastAsia="cs-CZ"/>
-        </w:rPr>
-        <w:t>::</w:t>
-      </w:r>
-      <w:proofErr w:type="spellStart"/>
-      <w:proofErr w:type="gramEnd"/>
-      <w:r>
-        <w:rPr>
-          <w:lang w:eastAsia="cs-CZ"/>
-        </w:rPr>
-        <w:t>vector</w:t>
-      </w:r>
-      <w:proofErr w:type="spellEnd"/>
-      <w:r>
-        <w:rPr>
-          <w:lang w:eastAsia="cs-CZ"/>
-        </w:rPr>
-        <w:t xml:space="preserve"> dostat </w:t>
-      </w:r>
-      <w:proofErr w:type="spellStart"/>
-      <w:r>
-        <w:rPr>
-          <w:lang w:eastAsia="cs-CZ"/>
-        </w:rPr>
-        <w:t>iterátory</w:t>
-      </w:r>
-      <w:proofErr w:type="spellEnd"/>
-      <w:r>
-        <w:rPr>
-          <w:lang w:eastAsia="cs-CZ"/>
-        </w:rPr>
-        <w:t xml:space="preserve"> jak dopředu</w:t>
+        <w:t>, ze stejného rozhraní u std::vector dostat iterátory jak dopředu</w:t>
       </w:r>
       <w:r>
         <w:rPr>
@@ -6589,27 +5131,7 @@
         <w:rPr>
           <w:lang w:eastAsia="cs-CZ"/>
         </w:rPr>
-        <w:t xml:space="preserve">, kde je </w:t>
-      </w:r>
-      <w:proofErr w:type="spellStart"/>
-      <w:r>
-        <w:rPr>
-          <w:lang w:eastAsia="cs-CZ"/>
-        </w:rPr>
-        <w:t>iterátor</w:t>
-      </w:r>
-      <w:proofErr w:type="spellEnd"/>
-      <w:r>
-        <w:rPr>
-          <w:lang w:eastAsia="cs-CZ"/>
-        </w:rPr>
-        <w:t xml:space="preserve"> jednoduše </w:t>
-      </w:r>
-      <w:r>
-        <w:rPr>
-          <w:lang w:eastAsia="cs-CZ"/>
-        </w:rPr>
-        <w:t>ukazatel</w:t>
+        <w:t>. Iterátor je pro jednoduchost ukazatel, což je jednoduché a efektivní</w:t>
       </w:r>
       <w:r>
         <w:rPr>
@@ -6702,14 +5224,90 @@
           <w:lang w:eastAsia="cs-CZ"/>
         </w:rPr>
       </w:pPr>
-      <w:proofErr w:type="spellStart"/>
+      <w:r>
+        <w:rPr>
+          <w:lang w:eastAsia="cs-CZ"/>
+        </w:rPr>
+        <w:t>Jedná se o „hlavní“ třídu celé práce. Je navržen a implementován tak, aby byl univerzální, dynamický s širokým využitím.</w:t>
+      </w:r>
+      <w:r>
+        <w:rPr>
+          <w:lang w:eastAsia="cs-CZ"/>
+        </w:rPr>
+        <w:t xml:space="preserve"> </w:t>
+      </w:r>
+      <w:r>
+        <w:rPr>
+          <w:lang w:eastAsia="cs-CZ"/>
+        </w:rPr>
+        <w:t xml:space="preserve">V projektu se nazývá „Tensor“. </w:t>
+      </w:r>
+      <w:r>
+        <w:rPr>
+          <w:lang w:eastAsia="cs-CZ"/>
+        </w:rPr>
+        <w:t xml:space="preserve">Stejně jako lineární kontejner, tak je tato třída šablonovaná pro versatilní ukládání různých datových typů. </w:t>
+      </w:r>
+      <w:r>
+        <w:rPr>
+          <w:lang w:eastAsia="cs-CZ"/>
+        </w:rPr>
+        <w:t xml:space="preserve">Používá </w:t>
+      </w:r>
+      <w:r>
+        <w:rPr>
+          <w:lang w:eastAsia="cs-CZ"/>
+        </w:rPr>
+        <w:t>v sobě lineární kontejner pro udržení dat.</w:t>
+      </w:r>
+    </w:p>
+    <w:p>
+      <w:pPr>
+        <w:pStyle w:val="Nadpis3"/>
+        <w:rPr>
+          <w:lang w:eastAsia="cs-CZ"/>
+        </w:rPr>
+      </w:pPr>
+      <w:bookmarkStart w:id="13" w:name="_Toc227520790"/>
+      <w:r>
+        <w:rPr>
+          <w:lang w:eastAsia="cs-CZ"/>
+        </w:rPr>
+        <w:t>2.</w:t>
+      </w:r>
+      <w:r>
+        <w:rPr>
+          <w:lang w:eastAsia="cs-CZ"/>
+        </w:rPr>
+        <w:t>2</w:t>
+      </w:r>
+      <w:r>
+        <w:rPr>
+          <w:lang w:eastAsia="cs-CZ"/>
+        </w:rPr>
+        <w:t>.3</w:t>
+      </w:r>
+      <w:r>
+        <w:rPr>
+          <w:lang w:eastAsia="cs-CZ"/>
+        </w:rPr>
+        <w:t xml:space="preserve"> Paralelní tenzor</w:t>
+      </w:r>
+      <w:bookmarkEnd w:id="13"/>
+    </w:p>
+    <w:p>
+      <w:pPr>
+        <w:spacing w:line="360" w:lineRule="auto"/>
+        <w:rPr>
+          <w:lang w:eastAsia="cs-CZ"/>
+        </w:rPr>
+      </w:pPr>
       <w:r>
         <w:rPr>
           <w:lang w:eastAsia="cs-CZ"/>
         </w:rPr>
         <w:t>Xxx</w:t>
       </w:r>
-      <w:proofErr w:type="spellEnd"/>
     </w:p>
     <w:p>
       <w:pPr>
@@ -6718,7 +5316,7 @@
           <w:lang w:eastAsia="cs-CZ"/>
         </w:rPr>
       </w:pPr>
-      <w:bookmarkStart w:id="13" w:name="_Toc227520790"/>
+      <w:bookmarkStart w:id="14" w:name="_Toc227520791"/>
       <w:r>
         <w:rPr>
           <w:lang w:eastAsia="cs-CZ"/>
@@ -6735,15 +5333,15 @@
         <w:rPr>
           <w:lang w:eastAsia="cs-CZ"/>
         </w:rPr>
-        <w:t>.3</w:t>
-      </w:r>
-      <w:r>
-        <w:rPr>
-          <w:lang w:eastAsia="cs-CZ"/>
-        </w:rPr>
-        <w:t xml:space="preserve"> Paralelní tenzor</w:t>
-      </w:r>
-      <w:bookmarkEnd w:id="13"/>
+        <w:t>.4</w:t>
+      </w:r>
+      <w:r>
+        <w:rPr>
+          <w:lang w:eastAsia="cs-CZ"/>
+        </w:rPr>
+        <w:t xml:space="preserve"> Matice</w:t>
+      </w:r>
+      <w:bookmarkEnd w:id="14"/>
     </w:p>
     <w:p>
       <w:pPr>
@@ -6752,14 +5350,12 @@
           <w:lang w:eastAsia="cs-CZ"/>
         </w:rPr>
       </w:pPr>
-      <w:proofErr w:type="spellStart"/>
       <w:r>
         <w:rPr>
           <w:lang w:eastAsia="cs-CZ"/>
         </w:rPr>
         <w:t>Xxx</w:t>
       </w:r>
-      <w:proofErr w:type="spellEnd"/>
     </w:p>
     <w:p>
       <w:pPr>
@@ -6768,7 +5364,7 @@
           <w:lang w:eastAsia="cs-CZ"/>
         </w:rPr>
       </w:pPr>
-      <w:bookmarkStart w:id="14" w:name="_Toc227520791"/>
+      <w:bookmarkStart w:id="15" w:name="_Toc227520792"/>
       <w:r>
         <w:rPr>
           <w:lang w:eastAsia="cs-CZ"/>
@@ -6785,15 +5381,15 @@
         <w:rPr>
           <w:lang w:eastAsia="cs-CZ"/>
         </w:rPr>
-        <w:t>.4</w:t>
-      </w:r>
-      <w:r>
-        <w:rPr>
-          <w:lang w:eastAsia="cs-CZ"/>
-        </w:rPr>
-        <w:t xml:space="preserve"> Matice</w:t>
-      </w:r>
-      <w:bookmarkEnd w:id="14"/>
+        <w:t>.</w:t>
+      </w:r>
+      <w:r>
+        <w:rPr>
+          <w:lang w:eastAsia="cs-CZ"/>
+        </w:rPr>
+        <w:t>5 Paralelní matice</w:t>
+      </w:r>
+      <w:bookmarkEnd w:id="15"/>
     </w:p>
     <w:p>
       <w:pPr>
@@ -6802,14 +5398,12 @@
           <w:lang w:eastAsia="cs-CZ"/>
         </w:rPr>
       </w:pPr>
-      <w:proofErr w:type="spellStart"/>
       <w:r>
         <w:rPr>
           <w:lang w:eastAsia="cs-CZ"/>
         </w:rPr>
         <w:t>Xxx</w:t>
       </w:r>
-      <w:proofErr w:type="spellEnd"/>
     </w:p>
     <w:p>
       <w:pPr>
@@ -6818,7 +5412,7 @@
           <w:lang w:eastAsia="cs-CZ"/>
         </w:rPr>
       </w:pPr>
-      <w:bookmarkStart w:id="15" w:name="_Toc227520792"/>
+      <w:bookmarkStart w:id="16" w:name="_Toc227520793"/>
       <w:r>
         <w:rPr>
           <w:lang w:eastAsia="cs-CZ"/>
@@ -6841,9 +5435,9 @@
         <w:rPr>
           <w:lang w:eastAsia="cs-CZ"/>
         </w:rPr>
-        <w:t>5 Paralelní matice</w:t>
-      </w:r>
-      <w:bookmarkEnd w:id="15"/>
+        <w:t>6 N-nární strom</w:t>
+      </w:r>
+      <w:bookmarkEnd w:id="16"/>
     </w:p>
     <w:p>
       <w:pPr>
@@ -6852,14 +5446,54 @@
           <w:lang w:eastAsia="cs-CZ"/>
         </w:rPr>
       </w:pPr>
-      <w:proofErr w:type="spellStart"/>
       <w:r>
         <w:rPr>
           <w:lang w:eastAsia="cs-CZ"/>
         </w:rPr>
         <w:t>Xxx</w:t>
       </w:r>
-      <w:proofErr w:type="spellEnd"/>
+    </w:p>
+    <w:p>
+      <w:pPr>
+        <w:pStyle w:val="Nadpis2"/>
+        <w:rPr>
+          <w:lang w:eastAsia="cs-CZ"/>
+        </w:rPr>
+      </w:pPr>
+      <w:bookmarkStart w:id="17" w:name="_Toc227520794"/>
+      <w:r>
+        <w:rPr>
+          <w:lang w:eastAsia="cs-CZ"/>
+        </w:rPr>
+        <w:t>2.</w:t>
+      </w:r>
+      <w:r>
+        <w:rPr>
+          <w:lang w:eastAsia="cs-CZ"/>
+        </w:rPr>
+        <w:t>3</w:t>
+      </w:r>
+      <w:r>
+        <w:rPr>
+          <w:lang w:eastAsia="cs-CZ"/>
+        </w:rPr>
+        <w:t xml:space="preserve"> Testy</w:t>
+      </w:r>
+      <w:bookmarkEnd w:id="17"/>
+    </w:p>
+    <w:p>
+      <w:pPr>
+        <w:spacing w:line="360" w:lineRule="auto"/>
+        <w:rPr>
+          <w:lang w:eastAsia="cs-CZ"/>
+        </w:rPr>
+      </w:pPr>
+      <w:r>
+        <w:rPr>
+          <w:lang w:eastAsia="cs-CZ"/>
+        </w:rPr>
+        <w:t>Xxx</w:t>
+      </w:r>
     </w:p>
     <w:p>
       <w:pPr>
@@ -6868,7 +5502,7 @@
           <w:lang w:eastAsia="cs-CZ"/>
         </w:rPr>
       </w:pPr>
-      <w:bookmarkStart w:id="16" w:name="_Toc227520793"/>
+      <w:bookmarkStart w:id="18" w:name="_Toc227520795"/>
       <w:r>
         <w:rPr>
           <w:lang w:eastAsia="cs-CZ"/>
@@ -6879,35 +5513,15 @@
         <w:rPr>
           <w:lang w:eastAsia="cs-CZ"/>
         </w:rPr>
-        <w:t>2</w:t>
-      </w:r>
-      <w:r>
-        <w:rPr>
-          <w:lang w:eastAsia="cs-CZ"/>
-        </w:rPr>
-        <w:t>.</w:t>
-      </w:r>
-      <w:r>
-        <w:rPr>
-          <w:lang w:eastAsia="cs-CZ"/>
-        </w:rPr>
-        <w:t>6 N-</w:t>
-      </w:r>
-      <w:proofErr w:type="spellStart"/>
-      <w:r>
-        <w:rPr>
-          <w:lang w:eastAsia="cs-CZ"/>
-        </w:rPr>
-        <w:t>nární</w:t>
-      </w:r>
-      <w:proofErr w:type="spellEnd"/>
-      <w:r>
-        <w:rPr>
-          <w:lang w:eastAsia="cs-CZ"/>
-        </w:rPr>
-        <w:t xml:space="preserve"> strom</w:t>
-      </w:r>
-      <w:bookmarkEnd w:id="16"/>
+        <w:t>3</w:t>
+      </w:r>
+      <w:r>
+        <w:rPr>
+          <w:lang w:eastAsia="cs-CZ"/>
+        </w:rPr>
+        <w:t>.1 Unit testování</w:t>
+      </w:r>
+      <w:bookmarkEnd w:id="18"/>
     </w:p>
     <w:p>
       <w:pPr>
@@ -6916,23 +5530,21 @@
           <w:lang w:eastAsia="cs-CZ"/>
         </w:rPr>
       </w:pPr>
-      <w:proofErr w:type="spellStart"/>
       <w:r>
         <w:rPr>
           <w:lang w:eastAsia="cs-CZ"/>
         </w:rPr>
         <w:t>Xxx</w:t>
       </w:r>
-      <w:proofErr w:type="spellEnd"/>
-    </w:p>
-    <w:p>
-      <w:pPr>
-        <w:pStyle w:val="Nadpis2"/>
-        <w:rPr>
-          <w:lang w:eastAsia="cs-CZ"/>
-        </w:rPr>
-      </w:pPr>
-      <w:bookmarkStart w:id="17" w:name="_Toc227520794"/>
+    </w:p>
+    <w:p>
+      <w:pPr>
+        <w:pStyle w:val="Nadpis3"/>
+        <w:rPr>
+          <w:lang w:eastAsia="cs-CZ"/>
+        </w:rPr>
+      </w:pPr>
+      <w:bookmarkStart w:id="19" w:name="_Toc227520796"/>
       <w:r>
         <w:rPr>
           <w:lang w:eastAsia="cs-CZ"/>
@@ -6949,9 +5561,9 @@
         <w:rPr>
           <w:lang w:eastAsia="cs-CZ"/>
         </w:rPr>
-        <w:t xml:space="preserve"> Testy</w:t>
-      </w:r>
-      <w:bookmarkEnd w:id="17"/>
+        <w:t>.2 Zátěžové testování</w:t>
+      </w:r>
+      <w:bookmarkEnd w:id="19"/>
     </w:p>
     <w:p>
       <w:pPr>
@@ -6960,102 +5572,12 @@
           <w:lang w:eastAsia="cs-CZ"/>
         </w:rPr>
       </w:pPr>
-      <w:proofErr w:type="spellStart"/>
       <w:r>
         <w:rPr>
           <w:lang w:eastAsia="cs-CZ"/>
         </w:rPr>
         <w:t>Xxx</w:t>
       </w:r>
-      <w:proofErr w:type="spellEnd"/>
-    </w:p>
-    <w:p>
-      <w:pPr>
-        <w:pStyle w:val="Nadpis3"/>
-        <w:rPr>
-          <w:lang w:eastAsia="cs-CZ"/>
-        </w:rPr>
-      </w:pPr>
-      <w:bookmarkStart w:id="18" w:name="_Toc227520795"/>
-      <w:r>
-        <w:rPr>
-          <w:lang w:eastAsia="cs-CZ"/>
-        </w:rPr>
-        <w:t>2.</w:t>
-      </w:r>
-      <w:r>
-        <w:rPr>
-          <w:lang w:eastAsia="cs-CZ"/>
-        </w:rPr>
-        <w:t>3</w:t>
-      </w:r>
-      <w:r>
-        <w:rPr>
-          <w:lang w:eastAsia="cs-CZ"/>
-        </w:rPr>
-        <w:t>.1 Unit testování</w:t>
-      </w:r>
-      <w:bookmarkEnd w:id="18"/>
-    </w:p>
-    <w:p>
-      <w:pPr>
-        <w:spacing w:line="360" w:lineRule="auto"/>
-        <w:rPr>
-          <w:lang w:eastAsia="cs-CZ"/>
-        </w:rPr>
-      </w:pPr>
-      <w:proofErr w:type="spellStart"/>
-      <w:r>
-        <w:rPr>
-          <w:lang w:eastAsia="cs-CZ"/>
-        </w:rPr>
-        <w:t>Xxx</w:t>
-      </w:r>
-      <w:proofErr w:type="spellEnd"/>
-    </w:p>
-    <w:p>
-      <w:pPr>
-        <w:pStyle w:val="Nadpis3"/>
-        <w:rPr>
-          <w:lang w:eastAsia="cs-CZ"/>
-        </w:rPr>
-      </w:pPr>
-      <w:bookmarkStart w:id="19" w:name="_Toc227520796"/>
-      <w:r>
-        <w:rPr>
-          <w:lang w:eastAsia="cs-CZ"/>
-        </w:rPr>
-        <w:t>2.</w:t>
-      </w:r>
-      <w:r>
-        <w:rPr>
-          <w:lang w:eastAsia="cs-CZ"/>
-        </w:rPr>
-        <w:t>3</w:t>
-      </w:r>
-      <w:r>
-        <w:rPr>
-          <w:lang w:eastAsia="cs-CZ"/>
-        </w:rPr>
-        <w:t>.2 Zátěžové testování</w:t>
-      </w:r>
-      <w:bookmarkEnd w:id="19"/>
-    </w:p>
-    <w:p>
-      <w:pPr>
-        <w:spacing w:line="360" w:lineRule="auto"/>
-        <w:rPr>
-          <w:lang w:eastAsia="cs-CZ"/>
-        </w:rPr>
-      </w:pPr>
-      <w:proofErr w:type="spellStart"/>
-      <w:r>
-        <w:rPr>
-          <w:lang w:eastAsia="cs-CZ"/>
-        </w:rPr>
-        <w:t>Xxx</w:t>
-      </w:r>
-      <w:proofErr w:type="spellEnd"/>
     </w:p>
     <w:p>
       <w:pPr>
@@ -7079,20 +5601,17 @@
       <w:pPr>
         <w:pStyle w:val="Nadpis1"/>
       </w:pPr>
-      <w:bookmarkStart w:id="20" w:name="_Toc227276220"/>
-      <w:bookmarkStart w:id="21" w:name="_Toc227520797"/>
+      <w:bookmarkStart w:id="20" w:name="_Toc227520797"/>
       <w:r>
         <w:lastRenderedPageBreak/>
         <w:t>3 TEORETICKÉ VYUŽITÍ</w:t>
       </w:r>
-      <w:bookmarkEnd w:id="21"/>
-    </w:p>
-    <w:p>
-      <w:proofErr w:type="spellStart"/>
+      <w:bookmarkEnd w:id="20"/>
+    </w:p>
+    <w:p>
       <w:r>
         <w:t>Xxx</w:t>
       </w:r>
-      <w:proofErr w:type="spellEnd"/>
     </w:p>
     <w:p>
       <w:pPr>
@@ -7112,6 +5631,7 @@
           <w:szCs w:val="24"/>
         </w:rPr>
       </w:pPr>
+      <w:bookmarkStart w:id="21" w:name="_Toc227521731"/>
       <w:r>
         <w:rPr>
           <w:i w:val="0"/>
@@ -7186,7 +5706,7 @@
         </w:rPr>
         <w:t>Vzdělanostní struktura obyvatelstva České republiky (2021)</w:t>
       </w:r>
-      <w:bookmarkEnd w:id="20"/>
+      <w:bookmarkEnd w:id="21"/>
     </w:p>
     <w:tbl>
       <w:tblPr>
@@ -8237,32 +6757,22 @@
           <w:sz w:val="24"/>
           <w:szCs w:val="24"/>
         </w:rPr>
-        <w:t xml:space="preserve">, </w:t>
-      </w:r>
-      <w:proofErr w:type="spellStart"/>
+        <w:t>, Jungyeon</w:t>
+      </w:r>
       <w:r>
         <w:rPr>
           <w:sz w:val="24"/>
           <w:szCs w:val="24"/>
         </w:rPr>
-        <w:t>Jungyeon</w:t>
-      </w:r>
-      <w:proofErr w:type="spellEnd"/>
+        <w:t>, 2016</w:t>
+      </w:r>
       <w:r>
         <w:rPr>
           <w:sz w:val="24"/>
           <w:szCs w:val="24"/>
         </w:rPr>
-        <w:t>, 2016</w:t>
-      </w:r>
-      <w:r>
-        <w:rPr>
-          <w:sz w:val="24"/>
-          <w:szCs w:val="24"/>
-        </w:rPr>
         <w:t xml:space="preserve">. </w:t>
       </w:r>
-      <w:proofErr w:type="spellStart"/>
       <w:r>
         <w:rPr>
           <w:i/>
@@ -8272,7 +6782,6 @@
         </w:rPr>
         <w:t>Balloons</w:t>
       </w:r>
-      <w:proofErr w:type="spellEnd"/>
       <w:r>
         <w:rPr>
           <w:sz w:val="24"/>
@@ -8294,7 +6803,6 @@
         </w:rPr>
         <w:t xml:space="preserve">In: </w:t>
       </w:r>
-      <w:proofErr w:type="spellStart"/>
       <w:r>
         <w:rPr>
           <w:sz w:val="24"/>
@@ -8302,7 +6810,6 @@
         </w:rPr>
         <w:t>Pixabay</w:t>
       </w:r>
-      <w:proofErr w:type="spellEnd"/>
       <w:r>
         <w:rPr>
           <w:sz w:val="24"/>
@@ -9150,6 +7657,7 @@
   <w:style w:type="character" w:default="1" w:styleId="Standardnpsmoodstavce">
     <w:name w:val="Default Paragraph Font"/>
     <w:uiPriority w:val="1"/>
+    <w:semiHidden/>
     <w:unhideWhenUsed/>
   </w:style>
   <w:style w:type="table" w:default="1" w:styleId="Normlntabulka">

--- a/ŠpaňúrM_KnihovnaProPraci_JM_2026.docx
+++ b/ŠpaňúrM_KnihovnaProPraci_JM_2026.docx
@@ -1433,13 +1433,86 @@
           <w:szCs w:val="24"/>
         </w:rPr>
       </w:pPr>
-      <w:r>
-        <w:rPr>
-          <w:color w:val="000000"/>
-          <w:szCs w:val="24"/>
-          <w:shd w:val="clear" w:color="auto" w:fill="FFFFFF"/>
-        </w:rPr>
-        <w:t>Library for work with ten</w:t>
+      <w:proofErr w:type="spellStart"/>
+      <w:r>
+        <w:rPr>
+          <w:color w:val="000000"/>
+          <w:szCs w:val="24"/>
+          <w:shd w:val="clear" w:color="auto" w:fill="FFFFFF"/>
+        </w:rPr>
+        <w:t>Library</w:t>
+      </w:r>
+      <w:proofErr w:type="spellEnd"/>
+      <w:r>
+        <w:rPr>
+          <w:color w:val="000000"/>
+          <w:szCs w:val="24"/>
+          <w:shd w:val="clear" w:color="auto" w:fill="FFFFFF"/>
+        </w:rPr>
+        <w:t xml:space="preserve"> </w:t>
+      </w:r>
+      <w:proofErr w:type="spellStart"/>
+      <w:r>
+        <w:rPr>
+          <w:color w:val="000000"/>
+          <w:szCs w:val="24"/>
+          <w:shd w:val="clear" w:color="auto" w:fill="FFFFFF"/>
+        </w:rPr>
+        <w:t>for</w:t>
+      </w:r>
+      <w:proofErr w:type="spellEnd"/>
+      <w:r>
+        <w:rPr>
+          <w:color w:val="000000"/>
+          <w:szCs w:val="24"/>
+          <w:shd w:val="clear" w:color="auto" w:fill="FFFFFF"/>
+        </w:rPr>
+        <w:t xml:space="preserve"> </w:t>
+      </w:r>
+      <w:proofErr w:type="spellStart"/>
+      <w:r>
+        <w:rPr>
+          <w:color w:val="000000"/>
+          <w:szCs w:val="24"/>
+          <w:shd w:val="clear" w:color="auto" w:fill="FFFFFF"/>
+        </w:rPr>
+        <w:t>work</w:t>
+      </w:r>
+      <w:proofErr w:type="spellEnd"/>
+      <w:r>
+        <w:rPr>
+          <w:color w:val="000000"/>
+          <w:szCs w:val="24"/>
+          <w:shd w:val="clear" w:color="auto" w:fill="FFFFFF"/>
+        </w:rPr>
+        <w:t xml:space="preserve"> </w:t>
+      </w:r>
+      <w:proofErr w:type="spellStart"/>
+      <w:r>
+        <w:rPr>
+          <w:color w:val="000000"/>
+          <w:szCs w:val="24"/>
+          <w:shd w:val="clear" w:color="auto" w:fill="FFFFFF"/>
+        </w:rPr>
+        <w:t>with</w:t>
+      </w:r>
+      <w:proofErr w:type="spellEnd"/>
+      <w:r>
+        <w:rPr>
+          <w:color w:val="000000"/>
+          <w:szCs w:val="24"/>
+          <w:shd w:val="clear" w:color="auto" w:fill="FFFFFF"/>
+        </w:rPr>
+        <w:t xml:space="preserve"> </w:t>
+      </w:r>
+      <w:proofErr w:type="spellStart"/>
+      <w:r>
+        <w:rPr>
+          <w:color w:val="000000"/>
+          <w:szCs w:val="24"/>
+          <w:shd w:val="clear" w:color="auto" w:fill="FFFFFF"/>
+        </w:rPr>
+        <w:t>ten</w:t>
       </w:r>
       <w:r>
         <w:rPr>
@@ -1455,7 +1528,16 @@
           <w:szCs w:val="24"/>
           <w:shd w:val="clear" w:color="auto" w:fill="FFFFFF"/>
         </w:rPr>
-        <w:t>ors in C++</w:t>
+        <w:t>ors</w:t>
+      </w:r>
+      <w:proofErr w:type="spellEnd"/>
+      <w:r>
+        <w:rPr>
+          <w:color w:val="000000"/>
+          <w:szCs w:val="24"/>
+          <w:shd w:val="clear" w:color="auto" w:fill="FFFFFF"/>
+        </w:rPr>
+        <w:t xml:space="preserve"> in C++</w:t>
       </w:r>
     </w:p>
     <w:p>
@@ -1489,37 +1571,749 @@
           <w:shd w:val="clear" w:color="auto" w:fill="FFFFFF"/>
         </w:rPr>
       </w:pPr>
-      <w:r>
-        <w:rPr>
-          <w:color w:val="000000"/>
-          <w:szCs w:val="24"/>
-          <w:shd w:val="clear" w:color="auto" w:fill="FFFFFF"/>
-        </w:rPr>
-        <w:t>This work deals with implementation of library working with tensor as a data structure.</w:t>
-      </w:r>
-      <w:r>
-        <w:rPr>
-          <w:color w:val="000000"/>
-          <w:szCs w:val="24"/>
-          <w:shd w:val="clear" w:color="auto" w:fill="FFFFFF"/>
-        </w:rPr>
-        <w:t xml:space="preserve"> Library allows parallelization of some tensor operations on graphics card.</w:t>
-      </w:r>
-      <w:r>
-        <w:rPr>
-          <w:color w:val="000000"/>
-          <w:szCs w:val="24"/>
-          <w:shd w:val="clear" w:color="auto" w:fill="FFFFFF"/>
-        </w:rPr>
-        <w:t xml:space="preserve"> Along with tensor there are available other helper data structures, for instance a tensor specialization as a matrix.</w:t>
-      </w:r>
-      <w:r>
-        <w:rPr>
-          <w:color w:val="000000"/>
-          <w:szCs w:val="24"/>
-          <w:shd w:val="clear" w:color="auto" w:fill="FFFFFF"/>
-        </w:rPr>
-        <w:t xml:space="preserve"> This library is impemented in C++ programming language. This work also deals with theoretical use of tensor.</w:t>
+      <w:proofErr w:type="spellStart"/>
+      <w:r>
+        <w:rPr>
+          <w:color w:val="000000"/>
+          <w:szCs w:val="24"/>
+          <w:shd w:val="clear" w:color="auto" w:fill="FFFFFF"/>
+        </w:rPr>
+        <w:t>This</w:t>
+      </w:r>
+      <w:proofErr w:type="spellEnd"/>
+      <w:r>
+        <w:rPr>
+          <w:color w:val="000000"/>
+          <w:szCs w:val="24"/>
+          <w:shd w:val="clear" w:color="auto" w:fill="FFFFFF"/>
+        </w:rPr>
+        <w:t xml:space="preserve"> </w:t>
+      </w:r>
+      <w:proofErr w:type="spellStart"/>
+      <w:r>
+        <w:rPr>
+          <w:color w:val="000000"/>
+          <w:szCs w:val="24"/>
+          <w:shd w:val="clear" w:color="auto" w:fill="FFFFFF"/>
+        </w:rPr>
+        <w:t>work</w:t>
+      </w:r>
+      <w:proofErr w:type="spellEnd"/>
+      <w:r>
+        <w:rPr>
+          <w:color w:val="000000"/>
+          <w:szCs w:val="24"/>
+          <w:shd w:val="clear" w:color="auto" w:fill="FFFFFF"/>
+        </w:rPr>
+        <w:t xml:space="preserve"> </w:t>
+      </w:r>
+      <w:proofErr w:type="spellStart"/>
+      <w:r>
+        <w:rPr>
+          <w:color w:val="000000"/>
+          <w:szCs w:val="24"/>
+          <w:shd w:val="clear" w:color="auto" w:fill="FFFFFF"/>
+        </w:rPr>
+        <w:t>deals</w:t>
+      </w:r>
+      <w:proofErr w:type="spellEnd"/>
+      <w:r>
+        <w:rPr>
+          <w:color w:val="000000"/>
+          <w:szCs w:val="24"/>
+          <w:shd w:val="clear" w:color="auto" w:fill="FFFFFF"/>
+        </w:rPr>
+        <w:t xml:space="preserve"> </w:t>
+      </w:r>
+      <w:proofErr w:type="spellStart"/>
+      <w:r>
+        <w:rPr>
+          <w:color w:val="000000"/>
+          <w:szCs w:val="24"/>
+          <w:shd w:val="clear" w:color="auto" w:fill="FFFFFF"/>
+        </w:rPr>
+        <w:t>with</w:t>
+      </w:r>
+      <w:proofErr w:type="spellEnd"/>
+      <w:r>
+        <w:rPr>
+          <w:color w:val="000000"/>
+          <w:szCs w:val="24"/>
+          <w:shd w:val="clear" w:color="auto" w:fill="FFFFFF"/>
+        </w:rPr>
+        <w:t xml:space="preserve"> </w:t>
+      </w:r>
+      <w:proofErr w:type="spellStart"/>
+      <w:r>
+        <w:rPr>
+          <w:color w:val="000000"/>
+          <w:szCs w:val="24"/>
+          <w:shd w:val="clear" w:color="auto" w:fill="FFFFFF"/>
+        </w:rPr>
+        <w:t>implementation</w:t>
+      </w:r>
+      <w:proofErr w:type="spellEnd"/>
+      <w:r>
+        <w:rPr>
+          <w:color w:val="000000"/>
+          <w:szCs w:val="24"/>
+          <w:shd w:val="clear" w:color="auto" w:fill="FFFFFF"/>
+        </w:rPr>
+        <w:t xml:space="preserve"> </w:t>
+      </w:r>
+      <w:proofErr w:type="spellStart"/>
+      <w:r>
+        <w:rPr>
+          <w:color w:val="000000"/>
+          <w:szCs w:val="24"/>
+          <w:shd w:val="clear" w:color="auto" w:fill="FFFFFF"/>
+        </w:rPr>
+        <w:t>of</w:t>
+      </w:r>
+      <w:proofErr w:type="spellEnd"/>
+      <w:r>
+        <w:rPr>
+          <w:color w:val="000000"/>
+          <w:szCs w:val="24"/>
+          <w:shd w:val="clear" w:color="auto" w:fill="FFFFFF"/>
+        </w:rPr>
+        <w:t xml:space="preserve"> </w:t>
+      </w:r>
+      <w:proofErr w:type="spellStart"/>
+      <w:r>
+        <w:rPr>
+          <w:color w:val="000000"/>
+          <w:szCs w:val="24"/>
+          <w:shd w:val="clear" w:color="auto" w:fill="FFFFFF"/>
+        </w:rPr>
+        <w:t>library</w:t>
+      </w:r>
+      <w:proofErr w:type="spellEnd"/>
+      <w:r>
+        <w:rPr>
+          <w:color w:val="000000"/>
+          <w:szCs w:val="24"/>
+          <w:shd w:val="clear" w:color="auto" w:fill="FFFFFF"/>
+        </w:rPr>
+        <w:t xml:space="preserve"> </w:t>
+      </w:r>
+      <w:proofErr w:type="spellStart"/>
+      <w:r>
+        <w:rPr>
+          <w:color w:val="000000"/>
+          <w:szCs w:val="24"/>
+          <w:shd w:val="clear" w:color="auto" w:fill="FFFFFF"/>
+        </w:rPr>
+        <w:t>working</w:t>
+      </w:r>
+      <w:proofErr w:type="spellEnd"/>
+      <w:r>
+        <w:rPr>
+          <w:color w:val="000000"/>
+          <w:szCs w:val="24"/>
+          <w:shd w:val="clear" w:color="auto" w:fill="FFFFFF"/>
+        </w:rPr>
+        <w:t xml:space="preserve"> </w:t>
+      </w:r>
+      <w:proofErr w:type="spellStart"/>
+      <w:r>
+        <w:rPr>
+          <w:color w:val="000000"/>
+          <w:szCs w:val="24"/>
+          <w:shd w:val="clear" w:color="auto" w:fill="FFFFFF"/>
+        </w:rPr>
+        <w:t>with</w:t>
+      </w:r>
+      <w:proofErr w:type="spellEnd"/>
+      <w:r>
+        <w:rPr>
+          <w:color w:val="000000"/>
+          <w:szCs w:val="24"/>
+          <w:shd w:val="clear" w:color="auto" w:fill="FFFFFF"/>
+        </w:rPr>
+        <w:t xml:space="preserve"> tensor as a data </w:t>
+      </w:r>
+      <w:proofErr w:type="spellStart"/>
+      <w:r>
+        <w:rPr>
+          <w:color w:val="000000"/>
+          <w:szCs w:val="24"/>
+          <w:shd w:val="clear" w:color="auto" w:fill="FFFFFF"/>
+        </w:rPr>
+        <w:t>structure</w:t>
+      </w:r>
+      <w:proofErr w:type="spellEnd"/>
+      <w:r>
+        <w:rPr>
+          <w:color w:val="000000"/>
+          <w:szCs w:val="24"/>
+          <w:shd w:val="clear" w:color="auto" w:fill="FFFFFF"/>
+        </w:rPr>
+        <w:t>.</w:t>
+      </w:r>
+      <w:r>
+        <w:rPr>
+          <w:color w:val="000000"/>
+          <w:szCs w:val="24"/>
+          <w:shd w:val="clear" w:color="auto" w:fill="FFFFFF"/>
+        </w:rPr>
+        <w:t xml:space="preserve"> </w:t>
+      </w:r>
+      <w:proofErr w:type="spellStart"/>
+      <w:r>
+        <w:rPr>
+          <w:color w:val="000000"/>
+          <w:szCs w:val="24"/>
+          <w:shd w:val="clear" w:color="auto" w:fill="FFFFFF"/>
+        </w:rPr>
+        <w:t>Library</w:t>
+      </w:r>
+      <w:proofErr w:type="spellEnd"/>
+      <w:r>
+        <w:rPr>
+          <w:color w:val="000000"/>
+          <w:szCs w:val="24"/>
+          <w:shd w:val="clear" w:color="auto" w:fill="FFFFFF"/>
+        </w:rPr>
+        <w:t xml:space="preserve"> </w:t>
+      </w:r>
+      <w:proofErr w:type="spellStart"/>
+      <w:r>
+        <w:rPr>
+          <w:color w:val="000000"/>
+          <w:szCs w:val="24"/>
+          <w:shd w:val="clear" w:color="auto" w:fill="FFFFFF"/>
+        </w:rPr>
+        <w:t>allows</w:t>
+      </w:r>
+      <w:proofErr w:type="spellEnd"/>
+      <w:r>
+        <w:rPr>
+          <w:color w:val="000000"/>
+          <w:szCs w:val="24"/>
+          <w:shd w:val="clear" w:color="auto" w:fill="FFFFFF"/>
+        </w:rPr>
+        <w:t xml:space="preserve"> </w:t>
+      </w:r>
+      <w:proofErr w:type="spellStart"/>
+      <w:r>
+        <w:rPr>
+          <w:color w:val="000000"/>
+          <w:szCs w:val="24"/>
+          <w:shd w:val="clear" w:color="auto" w:fill="FFFFFF"/>
+        </w:rPr>
+        <w:t>parallelization</w:t>
+      </w:r>
+      <w:proofErr w:type="spellEnd"/>
+      <w:r>
+        <w:rPr>
+          <w:color w:val="000000"/>
+          <w:szCs w:val="24"/>
+          <w:shd w:val="clear" w:color="auto" w:fill="FFFFFF"/>
+        </w:rPr>
+        <w:t xml:space="preserve"> </w:t>
+      </w:r>
+      <w:proofErr w:type="spellStart"/>
+      <w:r>
+        <w:rPr>
+          <w:color w:val="000000"/>
+          <w:szCs w:val="24"/>
+          <w:shd w:val="clear" w:color="auto" w:fill="FFFFFF"/>
+        </w:rPr>
+        <w:t>of</w:t>
+      </w:r>
+      <w:proofErr w:type="spellEnd"/>
+      <w:r>
+        <w:rPr>
+          <w:color w:val="000000"/>
+          <w:szCs w:val="24"/>
+          <w:shd w:val="clear" w:color="auto" w:fill="FFFFFF"/>
+        </w:rPr>
+        <w:t xml:space="preserve"> </w:t>
+      </w:r>
+      <w:proofErr w:type="spellStart"/>
+      <w:r>
+        <w:rPr>
+          <w:color w:val="000000"/>
+          <w:szCs w:val="24"/>
+          <w:shd w:val="clear" w:color="auto" w:fill="FFFFFF"/>
+        </w:rPr>
+        <w:t>some</w:t>
+      </w:r>
+      <w:proofErr w:type="spellEnd"/>
+      <w:r>
+        <w:rPr>
+          <w:color w:val="000000"/>
+          <w:szCs w:val="24"/>
+          <w:shd w:val="clear" w:color="auto" w:fill="FFFFFF"/>
+        </w:rPr>
+        <w:t xml:space="preserve"> tensor </w:t>
+      </w:r>
+      <w:proofErr w:type="spellStart"/>
+      <w:r>
+        <w:rPr>
+          <w:color w:val="000000"/>
+          <w:szCs w:val="24"/>
+          <w:shd w:val="clear" w:color="auto" w:fill="FFFFFF"/>
+        </w:rPr>
+        <w:t>operations</w:t>
+      </w:r>
+      <w:proofErr w:type="spellEnd"/>
+      <w:r>
+        <w:rPr>
+          <w:color w:val="000000"/>
+          <w:szCs w:val="24"/>
+          <w:shd w:val="clear" w:color="auto" w:fill="FFFFFF"/>
+        </w:rPr>
+        <w:t xml:space="preserve"> on </w:t>
+      </w:r>
+      <w:proofErr w:type="spellStart"/>
+      <w:r>
+        <w:rPr>
+          <w:color w:val="000000"/>
+          <w:szCs w:val="24"/>
+          <w:shd w:val="clear" w:color="auto" w:fill="FFFFFF"/>
+        </w:rPr>
+        <w:t>graphics</w:t>
+      </w:r>
+      <w:proofErr w:type="spellEnd"/>
+      <w:r>
+        <w:rPr>
+          <w:color w:val="000000"/>
+          <w:szCs w:val="24"/>
+          <w:shd w:val="clear" w:color="auto" w:fill="FFFFFF"/>
+        </w:rPr>
+        <w:t xml:space="preserve"> </w:t>
+      </w:r>
+      <w:proofErr w:type="spellStart"/>
+      <w:r>
+        <w:rPr>
+          <w:color w:val="000000"/>
+          <w:szCs w:val="24"/>
+          <w:shd w:val="clear" w:color="auto" w:fill="FFFFFF"/>
+        </w:rPr>
+        <w:t>card</w:t>
+      </w:r>
+      <w:proofErr w:type="spellEnd"/>
+      <w:r>
+        <w:rPr>
+          <w:color w:val="000000"/>
+          <w:szCs w:val="24"/>
+          <w:shd w:val="clear" w:color="auto" w:fill="FFFFFF"/>
+        </w:rPr>
+        <w:t>.</w:t>
+      </w:r>
+      <w:r>
+        <w:rPr>
+          <w:color w:val="000000"/>
+          <w:szCs w:val="24"/>
+          <w:shd w:val="clear" w:color="auto" w:fill="FFFFFF"/>
+        </w:rPr>
+        <w:t xml:space="preserve"> </w:t>
+      </w:r>
+      <w:proofErr w:type="spellStart"/>
+      <w:r>
+        <w:rPr>
+          <w:color w:val="000000"/>
+          <w:szCs w:val="24"/>
+          <w:shd w:val="clear" w:color="auto" w:fill="FFFFFF"/>
+        </w:rPr>
+        <w:t>Along</w:t>
+      </w:r>
+      <w:proofErr w:type="spellEnd"/>
+      <w:r>
+        <w:rPr>
+          <w:color w:val="000000"/>
+          <w:szCs w:val="24"/>
+          <w:shd w:val="clear" w:color="auto" w:fill="FFFFFF"/>
+        </w:rPr>
+        <w:t xml:space="preserve"> </w:t>
+      </w:r>
+      <w:proofErr w:type="spellStart"/>
+      <w:r>
+        <w:rPr>
+          <w:color w:val="000000"/>
+          <w:szCs w:val="24"/>
+          <w:shd w:val="clear" w:color="auto" w:fill="FFFFFF"/>
+        </w:rPr>
+        <w:t>with</w:t>
+      </w:r>
+      <w:proofErr w:type="spellEnd"/>
+      <w:r>
+        <w:rPr>
+          <w:color w:val="000000"/>
+          <w:szCs w:val="24"/>
+          <w:shd w:val="clear" w:color="auto" w:fill="FFFFFF"/>
+        </w:rPr>
+        <w:t xml:space="preserve"> tensor </w:t>
+      </w:r>
+      <w:proofErr w:type="spellStart"/>
+      <w:r>
+        <w:rPr>
+          <w:color w:val="000000"/>
+          <w:szCs w:val="24"/>
+          <w:shd w:val="clear" w:color="auto" w:fill="FFFFFF"/>
+        </w:rPr>
+        <w:t>there</w:t>
+      </w:r>
+      <w:proofErr w:type="spellEnd"/>
+      <w:r>
+        <w:rPr>
+          <w:color w:val="000000"/>
+          <w:szCs w:val="24"/>
+          <w:shd w:val="clear" w:color="auto" w:fill="FFFFFF"/>
+        </w:rPr>
+        <w:t xml:space="preserve"> are </w:t>
+      </w:r>
+      <w:proofErr w:type="spellStart"/>
+      <w:r>
+        <w:rPr>
+          <w:color w:val="000000"/>
+          <w:szCs w:val="24"/>
+          <w:shd w:val="clear" w:color="auto" w:fill="FFFFFF"/>
+        </w:rPr>
+        <w:t>available</w:t>
+      </w:r>
+      <w:proofErr w:type="spellEnd"/>
+      <w:r>
+        <w:rPr>
+          <w:color w:val="000000"/>
+          <w:szCs w:val="24"/>
+          <w:shd w:val="clear" w:color="auto" w:fill="FFFFFF"/>
+        </w:rPr>
+        <w:t xml:space="preserve"> </w:t>
+      </w:r>
+      <w:proofErr w:type="spellStart"/>
+      <w:r>
+        <w:rPr>
+          <w:color w:val="000000"/>
+          <w:szCs w:val="24"/>
+          <w:shd w:val="clear" w:color="auto" w:fill="FFFFFF"/>
+        </w:rPr>
+        <w:t>other</w:t>
+      </w:r>
+      <w:proofErr w:type="spellEnd"/>
+      <w:r>
+        <w:rPr>
+          <w:color w:val="000000"/>
+          <w:szCs w:val="24"/>
+          <w:shd w:val="clear" w:color="auto" w:fill="FFFFFF"/>
+        </w:rPr>
+        <w:t xml:space="preserve"> </w:t>
+      </w:r>
+      <w:proofErr w:type="spellStart"/>
+      <w:r>
+        <w:rPr>
+          <w:color w:val="000000"/>
+          <w:szCs w:val="24"/>
+          <w:shd w:val="clear" w:color="auto" w:fill="FFFFFF"/>
+        </w:rPr>
+        <w:t>helper</w:t>
+      </w:r>
+      <w:proofErr w:type="spellEnd"/>
+      <w:r>
+        <w:rPr>
+          <w:color w:val="000000"/>
+          <w:szCs w:val="24"/>
+          <w:shd w:val="clear" w:color="auto" w:fill="FFFFFF"/>
+        </w:rPr>
+        <w:t xml:space="preserve"> data </w:t>
+      </w:r>
+      <w:proofErr w:type="spellStart"/>
+      <w:r>
+        <w:rPr>
+          <w:color w:val="000000"/>
+          <w:szCs w:val="24"/>
+          <w:shd w:val="clear" w:color="auto" w:fill="FFFFFF"/>
+        </w:rPr>
+        <w:t>structures</w:t>
+      </w:r>
+      <w:proofErr w:type="spellEnd"/>
+      <w:r>
+        <w:rPr>
+          <w:color w:val="000000"/>
+          <w:szCs w:val="24"/>
+          <w:shd w:val="clear" w:color="auto" w:fill="FFFFFF"/>
+        </w:rPr>
+        <w:t xml:space="preserve">, </w:t>
+      </w:r>
+      <w:proofErr w:type="spellStart"/>
+      <w:r>
+        <w:rPr>
+          <w:color w:val="000000"/>
+          <w:szCs w:val="24"/>
+          <w:shd w:val="clear" w:color="auto" w:fill="FFFFFF"/>
+        </w:rPr>
+        <w:t>for</w:t>
+      </w:r>
+      <w:proofErr w:type="spellEnd"/>
+      <w:r>
+        <w:rPr>
+          <w:color w:val="000000"/>
+          <w:szCs w:val="24"/>
+          <w:shd w:val="clear" w:color="auto" w:fill="FFFFFF"/>
+        </w:rPr>
+        <w:t xml:space="preserve"> instance a tensor </w:t>
+      </w:r>
+      <w:proofErr w:type="spellStart"/>
+      <w:r>
+        <w:rPr>
+          <w:color w:val="000000"/>
+          <w:szCs w:val="24"/>
+          <w:shd w:val="clear" w:color="auto" w:fill="FFFFFF"/>
+        </w:rPr>
+        <w:t>specialization</w:t>
+      </w:r>
+      <w:proofErr w:type="spellEnd"/>
+      <w:r>
+        <w:rPr>
+          <w:color w:val="000000"/>
+          <w:szCs w:val="24"/>
+          <w:shd w:val="clear" w:color="auto" w:fill="FFFFFF"/>
+        </w:rPr>
+        <w:t xml:space="preserve"> as a matrix.</w:t>
+      </w:r>
+      <w:r>
+        <w:rPr>
+          <w:color w:val="000000"/>
+          <w:szCs w:val="24"/>
+          <w:shd w:val="clear" w:color="auto" w:fill="FFFFFF"/>
+        </w:rPr>
+        <w:t xml:space="preserve"> </w:t>
+      </w:r>
+      <w:proofErr w:type="spellStart"/>
+      <w:r>
+        <w:rPr>
+          <w:color w:val="000000"/>
+          <w:szCs w:val="24"/>
+          <w:shd w:val="clear" w:color="auto" w:fill="FFFFFF"/>
+        </w:rPr>
+        <w:t>This</w:t>
+      </w:r>
+      <w:proofErr w:type="spellEnd"/>
+      <w:r>
+        <w:rPr>
+          <w:color w:val="000000"/>
+          <w:szCs w:val="24"/>
+          <w:shd w:val="clear" w:color="auto" w:fill="FFFFFF"/>
+        </w:rPr>
+        <w:t xml:space="preserve"> </w:t>
+      </w:r>
+      <w:proofErr w:type="spellStart"/>
+      <w:r>
+        <w:rPr>
+          <w:color w:val="000000"/>
+          <w:szCs w:val="24"/>
+          <w:shd w:val="clear" w:color="auto" w:fill="FFFFFF"/>
+        </w:rPr>
+        <w:t>library</w:t>
+      </w:r>
+      <w:proofErr w:type="spellEnd"/>
+      <w:r>
+        <w:rPr>
+          <w:color w:val="000000"/>
+          <w:szCs w:val="24"/>
+          <w:shd w:val="clear" w:color="auto" w:fill="FFFFFF"/>
+        </w:rPr>
+        <w:t xml:space="preserve"> </w:t>
+      </w:r>
+      <w:proofErr w:type="spellStart"/>
+      <w:r>
+        <w:rPr>
+          <w:color w:val="000000"/>
+          <w:szCs w:val="24"/>
+          <w:shd w:val="clear" w:color="auto" w:fill="FFFFFF"/>
+        </w:rPr>
+        <w:t>is</w:t>
+      </w:r>
+      <w:proofErr w:type="spellEnd"/>
+      <w:r>
+        <w:rPr>
+          <w:color w:val="000000"/>
+          <w:szCs w:val="24"/>
+          <w:shd w:val="clear" w:color="auto" w:fill="FFFFFF"/>
+        </w:rPr>
+        <w:t xml:space="preserve"> </w:t>
+      </w:r>
+      <w:proofErr w:type="spellStart"/>
+      <w:r>
+        <w:rPr>
+          <w:color w:val="000000"/>
+          <w:szCs w:val="24"/>
+          <w:shd w:val="clear" w:color="auto" w:fill="FFFFFF"/>
+        </w:rPr>
+        <w:t>impemented</w:t>
+      </w:r>
+      <w:proofErr w:type="spellEnd"/>
+      <w:r>
+        <w:rPr>
+          <w:color w:val="000000"/>
+          <w:szCs w:val="24"/>
+          <w:shd w:val="clear" w:color="auto" w:fill="FFFFFF"/>
+        </w:rPr>
+        <w:t xml:space="preserve"> in C++ </w:t>
+      </w:r>
+      <w:proofErr w:type="spellStart"/>
+      <w:r>
+        <w:rPr>
+          <w:color w:val="000000"/>
+          <w:szCs w:val="24"/>
+          <w:shd w:val="clear" w:color="auto" w:fill="FFFFFF"/>
+        </w:rPr>
+        <w:t>programming</w:t>
+      </w:r>
+      <w:proofErr w:type="spellEnd"/>
+      <w:r>
+        <w:rPr>
+          <w:color w:val="000000"/>
+          <w:szCs w:val="24"/>
+          <w:shd w:val="clear" w:color="auto" w:fill="FFFFFF"/>
+        </w:rPr>
+        <w:t xml:space="preserve"> </w:t>
+      </w:r>
+      <w:proofErr w:type="spellStart"/>
+      <w:r>
+        <w:rPr>
+          <w:color w:val="000000"/>
+          <w:szCs w:val="24"/>
+          <w:shd w:val="clear" w:color="auto" w:fill="FFFFFF"/>
+        </w:rPr>
+        <w:t>language</w:t>
+      </w:r>
+      <w:proofErr w:type="spellEnd"/>
+      <w:r>
+        <w:rPr>
+          <w:color w:val="000000"/>
+          <w:szCs w:val="24"/>
+          <w:shd w:val="clear" w:color="auto" w:fill="FFFFFF"/>
+        </w:rPr>
+        <w:t xml:space="preserve">. </w:t>
+      </w:r>
+      <w:proofErr w:type="spellStart"/>
+      <w:r>
+        <w:rPr>
+          <w:color w:val="000000"/>
+          <w:szCs w:val="24"/>
+          <w:shd w:val="clear" w:color="auto" w:fill="FFFFFF"/>
+        </w:rPr>
+        <w:t>This</w:t>
+      </w:r>
+      <w:proofErr w:type="spellEnd"/>
+      <w:r>
+        <w:rPr>
+          <w:color w:val="000000"/>
+          <w:szCs w:val="24"/>
+          <w:shd w:val="clear" w:color="auto" w:fill="FFFFFF"/>
+        </w:rPr>
+        <w:t xml:space="preserve"> </w:t>
+      </w:r>
+      <w:proofErr w:type="spellStart"/>
+      <w:r>
+        <w:rPr>
+          <w:color w:val="000000"/>
+          <w:szCs w:val="24"/>
+          <w:shd w:val="clear" w:color="auto" w:fill="FFFFFF"/>
+        </w:rPr>
+        <w:t>work</w:t>
+      </w:r>
+      <w:proofErr w:type="spellEnd"/>
+      <w:r>
+        <w:rPr>
+          <w:color w:val="000000"/>
+          <w:szCs w:val="24"/>
+          <w:shd w:val="clear" w:color="auto" w:fill="FFFFFF"/>
+        </w:rPr>
+        <w:t xml:space="preserve"> </w:t>
+      </w:r>
+      <w:proofErr w:type="spellStart"/>
+      <w:r>
+        <w:rPr>
+          <w:color w:val="000000"/>
+          <w:szCs w:val="24"/>
+          <w:shd w:val="clear" w:color="auto" w:fill="FFFFFF"/>
+        </w:rPr>
+        <w:t>also</w:t>
+      </w:r>
+      <w:proofErr w:type="spellEnd"/>
+      <w:r>
+        <w:rPr>
+          <w:color w:val="000000"/>
+          <w:szCs w:val="24"/>
+          <w:shd w:val="clear" w:color="auto" w:fill="FFFFFF"/>
+        </w:rPr>
+        <w:t xml:space="preserve"> </w:t>
+      </w:r>
+      <w:proofErr w:type="spellStart"/>
+      <w:r>
+        <w:rPr>
+          <w:color w:val="000000"/>
+          <w:szCs w:val="24"/>
+          <w:shd w:val="clear" w:color="auto" w:fill="FFFFFF"/>
+        </w:rPr>
+        <w:t>deals</w:t>
+      </w:r>
+      <w:proofErr w:type="spellEnd"/>
+      <w:r>
+        <w:rPr>
+          <w:color w:val="000000"/>
+          <w:szCs w:val="24"/>
+          <w:shd w:val="clear" w:color="auto" w:fill="FFFFFF"/>
+        </w:rPr>
+        <w:t xml:space="preserve"> </w:t>
+      </w:r>
+      <w:proofErr w:type="spellStart"/>
+      <w:r>
+        <w:rPr>
+          <w:color w:val="000000"/>
+          <w:szCs w:val="24"/>
+          <w:shd w:val="clear" w:color="auto" w:fill="FFFFFF"/>
+        </w:rPr>
+        <w:t>with</w:t>
+      </w:r>
+      <w:proofErr w:type="spellEnd"/>
+      <w:r>
+        <w:rPr>
+          <w:color w:val="000000"/>
+          <w:szCs w:val="24"/>
+          <w:shd w:val="clear" w:color="auto" w:fill="FFFFFF"/>
+        </w:rPr>
+        <w:t xml:space="preserve"> </w:t>
+      </w:r>
+      <w:proofErr w:type="spellStart"/>
+      <w:r>
+        <w:rPr>
+          <w:color w:val="000000"/>
+          <w:szCs w:val="24"/>
+          <w:shd w:val="clear" w:color="auto" w:fill="FFFFFF"/>
+        </w:rPr>
+        <w:t>theoretical</w:t>
+      </w:r>
+      <w:proofErr w:type="spellEnd"/>
+      <w:r>
+        <w:rPr>
+          <w:color w:val="000000"/>
+          <w:szCs w:val="24"/>
+          <w:shd w:val="clear" w:color="auto" w:fill="FFFFFF"/>
+        </w:rPr>
+        <w:t xml:space="preserve"> use </w:t>
+      </w:r>
+      <w:proofErr w:type="spellStart"/>
+      <w:r>
+        <w:rPr>
+          <w:color w:val="000000"/>
+          <w:szCs w:val="24"/>
+          <w:shd w:val="clear" w:color="auto" w:fill="FFFFFF"/>
+        </w:rPr>
+        <w:t>of</w:t>
+      </w:r>
+      <w:proofErr w:type="spellEnd"/>
+      <w:r>
+        <w:rPr>
+          <w:color w:val="000000"/>
+          <w:szCs w:val="24"/>
+          <w:shd w:val="clear" w:color="auto" w:fill="FFFFFF"/>
+        </w:rPr>
+        <w:t xml:space="preserve"> tensor.</w:t>
       </w:r>
     </w:p>
     <w:p>
@@ -1571,7 +2365,61 @@
           <w:szCs w:val="24"/>
           <w:shd w:val="clear" w:color="auto" w:fill="FFFFFF"/>
         </w:rPr>
-        <w:t>ensor, data structures, parallelization, library, C++, matrix</w:t>
+        <w:t xml:space="preserve">ensor, data </w:t>
+      </w:r>
+      <w:proofErr w:type="spellStart"/>
+      <w:r>
+        <w:rPr>
+          <w:color w:val="000000"/>
+          <w:szCs w:val="24"/>
+          <w:shd w:val="clear" w:color="auto" w:fill="FFFFFF"/>
+        </w:rPr>
+        <w:t>structures</w:t>
+      </w:r>
+      <w:proofErr w:type="spellEnd"/>
+      <w:r>
+        <w:rPr>
+          <w:color w:val="000000"/>
+          <w:szCs w:val="24"/>
+          <w:shd w:val="clear" w:color="auto" w:fill="FFFFFF"/>
+        </w:rPr>
+        <w:t xml:space="preserve">, </w:t>
+      </w:r>
+      <w:proofErr w:type="spellStart"/>
+      <w:r>
+        <w:rPr>
+          <w:color w:val="000000"/>
+          <w:szCs w:val="24"/>
+          <w:shd w:val="clear" w:color="auto" w:fill="FFFFFF"/>
+        </w:rPr>
+        <w:t>parallelization</w:t>
+      </w:r>
+      <w:proofErr w:type="spellEnd"/>
+      <w:r>
+        <w:rPr>
+          <w:color w:val="000000"/>
+          <w:szCs w:val="24"/>
+          <w:shd w:val="clear" w:color="auto" w:fill="FFFFFF"/>
+        </w:rPr>
+        <w:t xml:space="preserve">, </w:t>
+      </w:r>
+      <w:proofErr w:type="spellStart"/>
+      <w:r>
+        <w:rPr>
+          <w:color w:val="000000"/>
+          <w:szCs w:val="24"/>
+          <w:shd w:val="clear" w:color="auto" w:fill="FFFFFF"/>
+        </w:rPr>
+        <w:t>library</w:t>
+      </w:r>
+      <w:proofErr w:type="spellEnd"/>
+      <w:r>
+        <w:rPr>
+          <w:color w:val="000000"/>
+          <w:szCs w:val="24"/>
+          <w:shd w:val="clear" w:color="auto" w:fill="FFFFFF"/>
+        </w:rPr>
+        <w:t>, C++, matrix</w:t>
       </w:r>
     </w:p>
     <w:p>
@@ -1618,6 +2466,7 @@
           <w:noProof/>
           <w:kern w:val="2"/>
           <w:szCs w:val="24"/>
+          <w:lang/>
           <w14:ligatures w14:val="standardContextual"/>
         </w:rPr>
       </w:pPr>
@@ -1630,7 +2479,7 @@
       <w:r>
         <w:fldChar w:fldCharType="separate"/>
       </w:r>
-      <w:hyperlink w:anchor="_Toc227520777" w:history="1">
+      <w:hyperlink w:anchor="_Toc227522077" w:history="1">
         <w:r>
           <w:rPr>
             <w:rStyle w:val="Hypertextovodkaz"/>
@@ -1658,7 +2507,7 @@
             <w:noProof/>
             <w:webHidden/>
           </w:rPr>
-          <w:instrText xml:space="preserve"> PAGEREF _Toc227520777 \h </w:instrText>
+          <w:instrText xml:space="preserve"> PAGEREF _Toc227522077 \h </w:instrText>
         </w:r>
         <w:r>
           <w:rPr>
@@ -1700,10 +2549,11 @@
           <w:noProof/>
           <w:kern w:val="2"/>
           <w:szCs w:val="24"/>
+          <w:lang/>
           <w14:ligatures w14:val="standardContextual"/>
         </w:rPr>
       </w:pPr>
-      <w:hyperlink w:anchor="_Toc227520778" w:history="1">
+      <w:hyperlink w:anchor="_Toc227522078" w:history="1">
         <w:r>
           <w:rPr>
             <w:rStyle w:val="Hypertextovodkaz"/>
@@ -1731,7 +2581,7 @@
             <w:noProof/>
             <w:webHidden/>
           </w:rPr>
-          <w:instrText xml:space="preserve"> PAGEREF _Toc227520778 \h </w:instrText>
+          <w:instrText xml:space="preserve"> PAGEREF _Toc227522078 \h </w:instrText>
         </w:r>
         <w:r>
           <w:rPr>
@@ -1773,10 +2623,11 @@
           <w:noProof/>
           <w:kern w:val="2"/>
           <w:szCs w:val="24"/>
+          <w:lang/>
           <w14:ligatures w14:val="standardContextual"/>
         </w:rPr>
       </w:pPr>
-      <w:hyperlink w:anchor="_Toc227520779" w:history="1">
+      <w:hyperlink w:anchor="_Toc227522079" w:history="1">
         <w:r>
           <w:rPr>
             <w:rStyle w:val="Hypertextovodkaz"/>
@@ -1804,7 +2655,7 @@
             <w:noProof/>
             <w:webHidden/>
           </w:rPr>
-          <w:instrText xml:space="preserve"> PAGEREF _Toc227520779 \h </w:instrText>
+          <w:instrText xml:space="preserve"> PAGEREF _Toc227522079 \h </w:instrText>
         </w:r>
         <w:r>
           <w:rPr>
@@ -1846,10 +2697,11 @@
           <w:noProof/>
           <w:kern w:val="2"/>
           <w:szCs w:val="24"/>
+          <w:lang/>
           <w14:ligatures w14:val="standardContextual"/>
         </w:rPr>
       </w:pPr>
-      <w:hyperlink w:anchor="_Toc227520780" w:history="1">
+      <w:hyperlink w:anchor="_Toc227522080" w:history="1">
         <w:r>
           <w:rPr>
             <w:rStyle w:val="Hypertextovodkaz"/>
@@ -1876,7 +2728,7 @@
             <w:noProof/>
             <w:webHidden/>
           </w:rPr>
-          <w:instrText xml:space="preserve"> PAGEREF _Toc227520780 \h </w:instrText>
+          <w:instrText xml:space="preserve"> PAGEREF _Toc227522080 \h </w:instrText>
         </w:r>
         <w:r>
           <w:rPr>
@@ -1918,10 +2770,11 @@
           <w:noProof/>
           <w:kern w:val="2"/>
           <w:szCs w:val="24"/>
+          <w:lang/>
           <w14:ligatures w14:val="standardContextual"/>
         </w:rPr>
       </w:pPr>
-      <w:hyperlink w:anchor="_Toc227520781" w:history="1">
+      <w:hyperlink w:anchor="_Toc227522081" w:history="1">
         <w:r>
           <w:rPr>
             <w:rStyle w:val="Hypertextovodkaz"/>
@@ -1948,7 +2801,7 @@
             <w:noProof/>
             <w:webHidden/>
           </w:rPr>
-          <w:instrText xml:space="preserve"> PAGEREF _Toc227520781 \h </w:instrText>
+          <w:instrText xml:space="preserve"> PAGEREF _Toc227522081 \h </w:instrText>
         </w:r>
         <w:r>
           <w:rPr>
@@ -1987,10 +2840,11 @@
           <w:noProof/>
           <w:kern w:val="2"/>
           <w:szCs w:val="24"/>
+          <w:lang/>
           <w14:ligatures w14:val="standardContextual"/>
         </w:rPr>
       </w:pPr>
-      <w:hyperlink w:anchor="_Toc227520782" w:history="1">
+      <w:hyperlink w:anchor="_Toc227522082" w:history="1">
         <w:r>
           <w:rPr>
             <w:rStyle w:val="Hypertextovodkaz"/>
@@ -2017,7 +2871,147 @@
             <w:noProof/>
             <w:webHidden/>
           </w:rPr>
-          <w:instrText xml:space="preserve"> PAGEREF _Toc227520782 \h </w:instrText>
+          <w:instrText xml:space="preserve"> PAGEREF _Toc227522082 \h </w:instrText>
+        </w:r>
+        <w:r>
+          <w:rPr>
+            <w:noProof/>
+            <w:webHidden/>
+          </w:rPr>
+        </w:r>
+        <w:r>
+          <w:rPr>
+            <w:noProof/>
+            <w:webHidden/>
+          </w:rPr>
+          <w:fldChar w:fldCharType="separate"/>
+        </w:r>
+        <w:r>
+          <w:rPr>
+            <w:noProof/>
+            <w:webHidden/>
+          </w:rPr>
+          <w:t>13</w:t>
+        </w:r>
+        <w:r>
+          <w:rPr>
+            <w:noProof/>
+            <w:webHidden/>
+          </w:rPr>
+          <w:fldChar w:fldCharType="end"/>
+        </w:r>
+      </w:hyperlink>
+    </w:p>
+    <w:p>
+      <w:pPr>
+        <w:pStyle w:val="Obsah2"/>
+        <w:rPr>
+          <w:rFonts w:asciiTheme="minorHAnsi" w:eastAsiaTheme="minorEastAsia" w:hAnsiTheme="minorHAnsi" w:cstheme="minorBidi"/>
+          <w:noProof/>
+          <w:kern w:val="2"/>
+          <w:szCs w:val="24"/>
+          <w:lang/>
+          <w14:ligatures w14:val="standardContextual"/>
+        </w:rPr>
+      </w:pPr>
+      <w:hyperlink w:anchor="_Toc227522083" w:history="1">
+        <w:r>
+          <w:rPr>
+            <w:rStyle w:val="Hypertextovodkaz"/>
+            <w:noProof/>
+          </w:rPr>
+          <w:t>1.2 UML</w:t>
+        </w:r>
+        <w:r>
+          <w:rPr>
+            <w:noProof/>
+            <w:webHidden/>
+          </w:rPr>
+          <w:tab/>
+        </w:r>
+        <w:r>
+          <w:rPr>
+            <w:noProof/>
+            <w:webHidden/>
+          </w:rPr>
+          <w:fldChar w:fldCharType="begin"/>
+        </w:r>
+        <w:r>
+          <w:rPr>
+            <w:noProof/>
+            <w:webHidden/>
+          </w:rPr>
+          <w:instrText xml:space="preserve"> PAGEREF _Toc227522083 \h </w:instrText>
+        </w:r>
+        <w:r>
+          <w:rPr>
+            <w:noProof/>
+            <w:webHidden/>
+          </w:rPr>
+        </w:r>
+        <w:r>
+          <w:rPr>
+            <w:noProof/>
+            <w:webHidden/>
+          </w:rPr>
+          <w:fldChar w:fldCharType="separate"/>
+        </w:r>
+        <w:r>
+          <w:rPr>
+            <w:noProof/>
+            <w:webHidden/>
+          </w:rPr>
+          <w:t>13</w:t>
+        </w:r>
+        <w:r>
+          <w:rPr>
+            <w:noProof/>
+            <w:webHidden/>
+          </w:rPr>
+          <w:fldChar w:fldCharType="end"/>
+        </w:r>
+      </w:hyperlink>
+    </w:p>
+    <w:p>
+      <w:pPr>
+        <w:pStyle w:val="Obsah2"/>
+        <w:rPr>
+          <w:rFonts w:asciiTheme="minorHAnsi" w:eastAsiaTheme="minorEastAsia" w:hAnsiTheme="minorHAnsi" w:cstheme="minorBidi"/>
+          <w:noProof/>
+          <w:kern w:val="2"/>
+          <w:szCs w:val="24"/>
+          <w:lang/>
+          <w14:ligatures w14:val="standardContextual"/>
+        </w:rPr>
+      </w:pPr>
+      <w:hyperlink w:anchor="_Toc227522084" w:history="1">
+        <w:r>
+          <w:rPr>
+            <w:rStyle w:val="Hypertextovodkaz"/>
+            <w:noProof/>
+          </w:rPr>
+          <w:t>1.3 Logika tenzoru</w:t>
+        </w:r>
+        <w:r>
+          <w:rPr>
+            <w:noProof/>
+            <w:webHidden/>
+          </w:rPr>
+          <w:tab/>
+        </w:r>
+        <w:r>
+          <w:rPr>
+            <w:noProof/>
+            <w:webHidden/>
+          </w:rPr>
+          <w:fldChar w:fldCharType="begin"/>
+        </w:r>
+        <w:r>
+          <w:rPr>
+            <w:noProof/>
+            <w:webHidden/>
+          </w:rPr>
+          <w:instrText xml:space="preserve"> PAGEREF _Toc227522084 \h </w:instrText>
         </w:r>
         <w:r>
           <w:rPr>
@@ -2059,10 +3053,11 @@
           <w:noProof/>
           <w:kern w:val="2"/>
           <w:szCs w:val="24"/>
+          <w:lang/>
           <w14:ligatures w14:val="standardContextual"/>
         </w:rPr>
       </w:pPr>
-      <w:hyperlink w:anchor="_Toc227520783" w:history="1">
+      <w:hyperlink w:anchor="_Toc227522085" w:history="1">
         <w:r>
           <w:rPr>
             <w:rStyle w:val="Hypertextovodkaz"/>
@@ -2089,7 +3084,7 @@
             <w:noProof/>
             <w:webHidden/>
           </w:rPr>
-          <w:instrText xml:space="preserve"> PAGEREF _Toc227520783 \h </w:instrText>
+          <w:instrText xml:space="preserve"> PAGEREF _Toc227522085 \h </w:instrText>
         </w:r>
         <w:r>
           <w:rPr>
@@ -2128,10 +3123,11 @@
           <w:noProof/>
           <w:kern w:val="2"/>
           <w:szCs w:val="24"/>
+          <w:lang/>
           <w14:ligatures w14:val="standardContextual"/>
         </w:rPr>
       </w:pPr>
-      <w:hyperlink w:anchor="_Toc227520784" w:history="1">
+      <w:hyperlink w:anchor="_Toc227522086" w:history="1">
         <w:r>
           <w:rPr>
             <w:rStyle w:val="Hypertextovodkaz"/>
@@ -2158,7 +3154,7 @@
             <w:noProof/>
             <w:webHidden/>
           </w:rPr>
-          <w:instrText xml:space="preserve"> PAGEREF _Toc227520784 \h </w:instrText>
+          <w:instrText xml:space="preserve"> PAGEREF _Toc227522086 \h </w:instrText>
         </w:r>
         <w:r>
           <w:rPr>
@@ -2200,10 +3196,11 @@
           <w:noProof/>
           <w:kern w:val="2"/>
           <w:szCs w:val="24"/>
+          <w:lang/>
           <w14:ligatures w14:val="standardContextual"/>
         </w:rPr>
       </w:pPr>
-      <w:hyperlink w:anchor="_Toc227520785" w:history="1">
+      <w:hyperlink w:anchor="_Toc227522087" w:history="1">
         <w:r>
           <w:rPr>
             <w:rStyle w:val="Hypertextovodkaz"/>
@@ -2230,7 +3227,7 @@
             <w:noProof/>
             <w:webHidden/>
           </w:rPr>
-          <w:instrText xml:space="preserve"> PAGEREF _Toc227520785 \h </w:instrText>
+          <w:instrText xml:space="preserve"> PAGEREF _Toc227522087 \h </w:instrText>
         </w:r>
         <w:r>
           <w:rPr>
@@ -2272,10 +3269,11 @@
           <w:noProof/>
           <w:kern w:val="2"/>
           <w:szCs w:val="24"/>
+          <w:lang/>
           <w14:ligatures w14:val="standardContextual"/>
         </w:rPr>
       </w:pPr>
-      <w:hyperlink w:anchor="_Toc227520786" w:history="1">
+      <w:hyperlink w:anchor="_Toc227522088" w:history="1">
         <w:r>
           <w:rPr>
             <w:rStyle w:val="Hypertextovodkaz"/>
@@ -2302,7 +3300,7 @@
             <w:noProof/>
             <w:webHidden/>
           </w:rPr>
-          <w:instrText xml:space="preserve"> PAGEREF _Toc227520786 \h </w:instrText>
+          <w:instrText xml:space="preserve"> PAGEREF _Toc227522088 \h </w:instrText>
         </w:r>
         <w:r>
           <w:rPr>
@@ -2341,10 +3339,11 @@
           <w:noProof/>
           <w:kern w:val="2"/>
           <w:szCs w:val="24"/>
+          <w:lang/>
           <w14:ligatures w14:val="standardContextual"/>
         </w:rPr>
       </w:pPr>
-      <w:hyperlink w:anchor="_Toc227520787" w:history="1">
+      <w:hyperlink w:anchor="_Toc227522089" w:history="1">
         <w:r>
           <w:rPr>
             <w:rStyle w:val="Hypertextovodkaz"/>
@@ -2371,7 +3370,7 @@
             <w:noProof/>
             <w:webHidden/>
           </w:rPr>
-          <w:instrText xml:space="preserve"> PAGEREF _Toc227520787 \h </w:instrText>
+          <w:instrText xml:space="preserve"> PAGEREF _Toc227522089 \h </w:instrText>
         </w:r>
         <w:r>
           <w:rPr>
@@ -2413,10 +3412,11 @@
           <w:noProof/>
           <w:kern w:val="2"/>
           <w:szCs w:val="24"/>
+          <w:lang/>
           <w14:ligatures w14:val="standardContextual"/>
         </w:rPr>
       </w:pPr>
-      <w:hyperlink w:anchor="_Toc227520788" w:history="1">
+      <w:hyperlink w:anchor="_Toc227522090" w:history="1">
         <w:r>
           <w:rPr>
             <w:rStyle w:val="Hypertextovodkaz"/>
@@ -2451,7 +3451,7 @@
             <w:noProof/>
             <w:webHidden/>
           </w:rPr>
-          <w:instrText xml:space="preserve"> PAGEREF _Toc227520788 \h </w:instrText>
+          <w:instrText xml:space="preserve"> PAGEREF _Toc227522090 \h </w:instrText>
         </w:r>
         <w:r>
           <w:rPr>
@@ -2493,10 +3493,11 @@
           <w:noProof/>
           <w:kern w:val="2"/>
           <w:szCs w:val="24"/>
+          <w:lang/>
           <w14:ligatures w14:val="standardContextual"/>
         </w:rPr>
       </w:pPr>
-      <w:hyperlink w:anchor="_Toc227520789" w:history="1">
+      <w:hyperlink w:anchor="_Toc227522091" w:history="1">
         <w:r>
           <w:rPr>
             <w:rStyle w:val="Hypertextovodkaz"/>
@@ -2524,7 +3525,7 @@
             <w:noProof/>
             <w:webHidden/>
           </w:rPr>
-          <w:instrText xml:space="preserve"> PAGEREF _Toc227520789 \h </w:instrText>
+          <w:instrText xml:space="preserve"> PAGEREF _Toc227522091 \h </w:instrText>
         </w:r>
         <w:r>
           <w:rPr>
@@ -2566,10 +3567,11 @@
           <w:noProof/>
           <w:kern w:val="2"/>
           <w:szCs w:val="24"/>
+          <w:lang/>
           <w14:ligatures w14:val="standardContextual"/>
         </w:rPr>
       </w:pPr>
-      <w:hyperlink w:anchor="_Toc227520790" w:history="1">
+      <w:hyperlink w:anchor="_Toc227522092" w:history="1">
         <w:r>
           <w:rPr>
             <w:rStyle w:val="Hypertextovodkaz"/>
@@ -2597,7 +3599,7 @@
             <w:noProof/>
             <w:webHidden/>
           </w:rPr>
-          <w:instrText xml:space="preserve"> PAGEREF _Toc227520790 \h </w:instrText>
+          <w:instrText xml:space="preserve"> PAGEREF _Toc227522092 \h </w:instrText>
         </w:r>
         <w:r>
           <w:rPr>
@@ -2639,10 +3641,11 @@
           <w:noProof/>
           <w:kern w:val="2"/>
           <w:szCs w:val="24"/>
+          <w:lang/>
           <w14:ligatures w14:val="standardContextual"/>
         </w:rPr>
       </w:pPr>
-      <w:hyperlink w:anchor="_Toc227520791" w:history="1">
+      <w:hyperlink w:anchor="_Toc227522093" w:history="1">
         <w:r>
           <w:rPr>
             <w:rStyle w:val="Hypertextovodkaz"/>
@@ -2670,7 +3673,7 @@
             <w:noProof/>
             <w:webHidden/>
           </w:rPr>
-          <w:instrText xml:space="preserve"> PAGEREF _Toc227520791 \h </w:instrText>
+          <w:instrText xml:space="preserve"> PAGEREF _Toc227522093 \h </w:instrText>
         </w:r>
         <w:r>
           <w:rPr>
@@ -2712,10 +3715,11 @@
           <w:noProof/>
           <w:kern w:val="2"/>
           <w:szCs w:val="24"/>
+          <w:lang/>
           <w14:ligatures w14:val="standardContextual"/>
         </w:rPr>
       </w:pPr>
-      <w:hyperlink w:anchor="_Toc227520792" w:history="1">
+      <w:hyperlink w:anchor="_Toc227522094" w:history="1">
         <w:r>
           <w:rPr>
             <w:rStyle w:val="Hypertextovodkaz"/>
@@ -2743,7 +3747,7 @@
             <w:noProof/>
             <w:webHidden/>
           </w:rPr>
-          <w:instrText xml:space="preserve"> PAGEREF _Toc227520792 \h </w:instrText>
+          <w:instrText xml:space="preserve"> PAGEREF _Toc227522094 \h </w:instrText>
         </w:r>
         <w:r>
           <w:rPr>
@@ -2785,10 +3789,11 @@
           <w:noProof/>
           <w:kern w:val="2"/>
           <w:szCs w:val="24"/>
+          <w:lang/>
           <w14:ligatures w14:val="standardContextual"/>
         </w:rPr>
       </w:pPr>
-      <w:hyperlink w:anchor="_Toc227520793" w:history="1">
+      <w:hyperlink w:anchor="_Toc227522095" w:history="1">
         <w:r>
           <w:rPr>
             <w:rStyle w:val="Hypertextovodkaz"/>
@@ -2816,7 +3821,7 @@
             <w:noProof/>
             <w:webHidden/>
           </w:rPr>
-          <w:instrText xml:space="preserve"> PAGEREF _Toc227520793 \h </w:instrText>
+          <w:instrText xml:space="preserve"> PAGEREF _Toc227522095 \h </w:instrText>
         </w:r>
         <w:r>
           <w:rPr>
@@ -2855,10 +3860,11 @@
           <w:noProof/>
           <w:kern w:val="2"/>
           <w:szCs w:val="24"/>
+          <w:lang/>
           <w14:ligatures w14:val="standardContextual"/>
         </w:rPr>
       </w:pPr>
-      <w:hyperlink w:anchor="_Toc227520794" w:history="1">
+      <w:hyperlink w:anchor="_Toc227522096" w:history="1">
         <w:r>
           <w:rPr>
             <w:rStyle w:val="Hypertextovodkaz"/>
@@ -2886,7 +3892,7 @@
             <w:noProof/>
             <w:webHidden/>
           </w:rPr>
-          <w:instrText xml:space="preserve"> PAGEREF _Toc227520794 \h </w:instrText>
+          <w:instrText xml:space="preserve"> PAGEREF _Toc227522096 \h </w:instrText>
         </w:r>
         <w:r>
           <w:rPr>
@@ -2928,10 +3934,11 @@
           <w:noProof/>
           <w:kern w:val="2"/>
           <w:szCs w:val="24"/>
+          <w:lang/>
           <w14:ligatures w14:val="standardContextual"/>
         </w:rPr>
       </w:pPr>
-      <w:hyperlink w:anchor="_Toc227520795" w:history="1">
+      <w:hyperlink w:anchor="_Toc227522097" w:history="1">
         <w:r>
           <w:rPr>
             <w:rStyle w:val="Hypertextovodkaz"/>
@@ -2959,7 +3966,7 @@
             <w:noProof/>
             <w:webHidden/>
           </w:rPr>
-          <w:instrText xml:space="preserve"> PAGEREF _Toc227520795 \h </w:instrText>
+          <w:instrText xml:space="preserve"> PAGEREF _Toc227522097 \h </w:instrText>
         </w:r>
         <w:r>
           <w:rPr>
@@ -3001,10 +4008,11 @@
           <w:noProof/>
           <w:kern w:val="2"/>
           <w:szCs w:val="24"/>
+          <w:lang/>
           <w14:ligatures w14:val="standardContextual"/>
         </w:rPr>
       </w:pPr>
-      <w:hyperlink w:anchor="_Toc227520796" w:history="1">
+      <w:hyperlink w:anchor="_Toc227522098" w:history="1">
         <w:r>
           <w:rPr>
             <w:rStyle w:val="Hypertextovodkaz"/>
@@ -3032,7 +4040,7 @@
             <w:noProof/>
             <w:webHidden/>
           </w:rPr>
-          <w:instrText xml:space="preserve"> PAGEREF _Toc227520796 \h </w:instrText>
+          <w:instrText xml:space="preserve"> PAGEREF _Toc227522098 \h </w:instrText>
         </w:r>
         <w:r>
           <w:rPr>
@@ -3074,10 +4082,11 @@
           <w:noProof/>
           <w:kern w:val="2"/>
           <w:szCs w:val="24"/>
+          <w:lang/>
           <w14:ligatures w14:val="standardContextual"/>
         </w:rPr>
       </w:pPr>
-      <w:hyperlink w:anchor="_Toc227520797" w:history="1">
+      <w:hyperlink w:anchor="_Toc227522099" w:history="1">
         <w:r>
           <w:rPr>
             <w:rStyle w:val="Hypertextovodkaz"/>
@@ -3104,7 +4113,7 @@
             <w:noProof/>
             <w:webHidden/>
           </w:rPr>
-          <w:instrText xml:space="preserve"> PAGEREF _Toc227520797 \h </w:instrText>
+          <w:instrText xml:space="preserve"> PAGEREF _Toc227522099 \h </w:instrText>
         </w:r>
         <w:r>
           <w:rPr>
@@ -3146,10 +4155,11 @@
           <w:noProof/>
           <w:kern w:val="2"/>
           <w:szCs w:val="24"/>
+          <w:lang/>
           <w14:ligatures w14:val="standardContextual"/>
         </w:rPr>
       </w:pPr>
-      <w:hyperlink w:anchor="_Toc227520798" w:history="1">
+      <w:hyperlink w:anchor="_Toc227522100" w:history="1">
         <w:r>
           <w:rPr>
             <w:rStyle w:val="Hypertextovodkaz"/>
@@ -3176,7 +4186,7 @@
             <w:noProof/>
             <w:webHidden/>
           </w:rPr>
-          <w:instrText xml:space="preserve"> PAGEREF _Toc227520798 \h </w:instrText>
+          <w:instrText xml:space="preserve"> PAGEREF _Toc227522100 \h </w:instrText>
         </w:r>
         <w:r>
           <w:rPr>
@@ -3218,10 +4228,11 @@
           <w:noProof/>
           <w:kern w:val="2"/>
           <w:szCs w:val="24"/>
+          <w:lang/>
           <w14:ligatures w14:val="standardContextual"/>
         </w:rPr>
       </w:pPr>
-      <w:hyperlink w:anchor="_Toc227520799" w:history="1">
+      <w:hyperlink w:anchor="_Toc227522101" w:history="1">
         <w:r>
           <w:rPr>
             <w:rStyle w:val="Hypertextovodkaz"/>
@@ -3248,7 +4259,7 @@
             <w:noProof/>
             <w:webHidden/>
           </w:rPr>
-          <w:instrText xml:space="preserve"> PAGEREF _Toc227520799 \h </w:instrText>
+          <w:instrText xml:space="preserve"> PAGEREF _Toc227522101 \h </w:instrText>
         </w:r>
         <w:r>
           <w:rPr>
@@ -3290,10 +4301,11 @@
           <w:noProof/>
           <w:kern w:val="2"/>
           <w:szCs w:val="24"/>
+          <w:lang/>
           <w14:ligatures w14:val="standardContextual"/>
         </w:rPr>
       </w:pPr>
-      <w:hyperlink w:anchor="_Toc227520800" w:history="1">
+      <w:hyperlink w:anchor="_Toc227522102" w:history="1">
         <w:r>
           <w:rPr>
             <w:rStyle w:val="Hypertextovodkaz"/>
@@ -3320,7 +4332,7 @@
             <w:noProof/>
             <w:webHidden/>
           </w:rPr>
-          <w:instrText xml:space="preserve"> PAGEREF _Toc227520800 \h </w:instrText>
+          <w:instrText xml:space="preserve"> PAGEREF _Toc227522102 \h </w:instrText>
         </w:r>
         <w:r>
           <w:rPr>
@@ -3381,7 +4393,7 @@
       <w:pPr>
         <w:pStyle w:val="Nadpis1"/>
       </w:pPr>
-      <w:bookmarkStart w:id="0" w:name="_Toc227520777"/>
+      <w:bookmarkStart w:id="0" w:name="_Toc227522077"/>
       <w:r>
         <w:rPr>
           <w:shd w:val="clear" w:color="auto" w:fill="FFFFFF"/>
@@ -3682,7 +4694,7 @@
           <w:shd w:val="clear" w:color="auto" w:fill="FFFFFF"/>
         </w:rPr>
       </w:pPr>
-      <w:bookmarkStart w:id="1" w:name="_Toc227520778"/>
+      <w:bookmarkStart w:id="1" w:name="_Toc227522078"/>
       <w:r>
         <w:rPr>
           <w:shd w:val="clear" w:color="auto" w:fill="FFFFFF"/>
@@ -3732,7 +4744,7 @@
           <w:shd w:val="clear" w:color="auto" w:fill="FFFFFF"/>
         </w:rPr>
       </w:pPr>
-      <w:bookmarkStart w:id="2" w:name="_Toc227520779"/>
+      <w:bookmarkStart w:id="2" w:name="_Toc227522079"/>
       <w:r>
         <w:rPr>
           <w:shd w:val="clear" w:color="auto" w:fill="FFFFFF"/>
@@ -3840,6 +4852,7 @@
           <w:docGrid w:linePitch="360"/>
         </w:sectPr>
       </w:pPr>
+      <w:proofErr w:type="spellStart"/>
       <w:r>
         <w:rPr>
           <w:b/>
@@ -3850,6 +4863,7 @@
         </w:rPr>
         <w:t>Overhead</w:t>
       </w:r>
+      <w:proofErr w:type="spellEnd"/>
       <w:r>
         <w:rPr>
           <w:color w:val="000000"/>
@@ -3887,7 +4901,7 @@
       <w:pPr>
         <w:pStyle w:val="Nadpis1"/>
       </w:pPr>
-      <w:bookmarkStart w:id="3" w:name="_Toc227520780"/>
+      <w:bookmarkStart w:id="3" w:name="_Toc227522080"/>
       <w:r>
         <w:lastRenderedPageBreak/>
         <w:t>ÚVOD</w:t>
@@ -4104,7 +5118,21 @@
         <w:rPr>
           <w:szCs w:val="24"/>
         </w:rPr>
-        <w:t xml:space="preserve"> nebo n-nární strom založený na implicitních vztazích.</w:t>
+        <w:t xml:space="preserve"> nebo n-</w:t>
+      </w:r>
+      <w:proofErr w:type="spellStart"/>
+      <w:r>
+        <w:rPr>
+          <w:szCs w:val="24"/>
+        </w:rPr>
+        <w:t>nární</w:t>
+      </w:r>
+      <w:proofErr w:type="spellEnd"/>
+      <w:r>
+        <w:rPr>
+          <w:szCs w:val="24"/>
+        </w:rPr>
+        <w:t xml:space="preserve"> strom založený na implicitních vztazích.</w:t>
       </w:r>
     </w:p>
     <w:p>
@@ -4114,7 +5142,7 @@
       <w:r>
         <w:br w:type="page"/>
       </w:r>
-      <w:bookmarkStart w:id="4" w:name="_Toc227520781"/>
+      <w:bookmarkStart w:id="4" w:name="_Toc227522081"/>
       <w:r>
         <w:lastRenderedPageBreak/>
         <w:t>1</w:t>
@@ -4199,8 +5227,16 @@
         <w:rPr>
           <w:szCs w:val="24"/>
         </w:rPr>
-        <w:t>ozšíření knihovny Eigen</w:t>
-      </w:r>
+        <w:t xml:space="preserve">ozšíření knihovny </w:t>
+      </w:r>
+      <w:proofErr w:type="spellStart"/>
+      <w:r>
+        <w:rPr>
+          <w:szCs w:val="24"/>
+        </w:rPr>
+        <w:t>Eigen</w:t>
+      </w:r>
+      <w:proofErr w:type="spellEnd"/>
       <w:r>
         <w:rPr>
           <w:szCs w:val="24"/>
@@ -4238,7 +5274,21 @@
         <w:rPr>
           <w:szCs w:val="24"/>
         </w:rPr>
-        <w:t>také nabízí tenzor, to rozšíření je ovšem označeno jako „unsupported“ a považováno jako nestabilní.</w:t>
+        <w:t>také nabízí tenzor, to rozšíření je ovšem označeno jako „</w:t>
+      </w:r>
+      <w:proofErr w:type="spellStart"/>
+      <w:r>
+        <w:rPr>
+          <w:szCs w:val="24"/>
+        </w:rPr>
+        <w:t>unsupported</w:t>
+      </w:r>
+      <w:proofErr w:type="spellEnd"/>
+      <w:r>
+        <w:rPr>
+          <w:szCs w:val="24"/>
+        </w:rPr>
+        <w:t>“ a považováno jako nestabilní.</w:t>
       </w:r>
       <w:r>
         <w:rPr>
@@ -4246,11 +5296,19 @@
         </w:rPr>
         <w:t xml:space="preserve"> Zajímavý je také </w:t>
       </w:r>
-      <w:r>
-        <w:rPr>
-          <w:szCs w:val="24"/>
-        </w:rPr>
-        <w:t>Cyclops Tensor Framework</w:t>
+      <w:proofErr w:type="spellStart"/>
+      <w:r>
+        <w:rPr>
+          <w:szCs w:val="24"/>
+        </w:rPr>
+        <w:t>Cyclops</w:t>
+      </w:r>
+      <w:proofErr w:type="spellEnd"/>
+      <w:r>
+        <w:rPr>
+          <w:szCs w:val="24"/>
+        </w:rPr>
+        <w:t xml:space="preserve"> Tensor Framework</w:t>
       </w:r>
       <w:r>
         <w:rPr>
@@ -4285,7 +5343,7 @@
         <w:pStyle w:val="Nadpis2"/>
         <w:jc w:val="both"/>
       </w:pPr>
-      <w:bookmarkStart w:id="5" w:name="_Toc227520782"/>
+      <w:bookmarkStart w:id="5" w:name="_Toc227522082"/>
       <w:r>
         <w:t xml:space="preserve">1.1 </w:t>
       </w:r>
@@ -4366,13 +5424,83 @@
         <w:rPr>
           <w:szCs w:val="24"/>
         </w:rPr>
-        <w:t xml:space="preserve"> (copyable) a stěhovatelný (moveable)</w:t>
-      </w:r>
-      <w:r>
-        <w:rPr>
-          <w:szCs w:val="24"/>
-        </w:rPr>
-        <w:t xml:space="preserve"> a také je výchoze konstruktibilní (default constructible).</w:t>
+        <w:t xml:space="preserve"> (</w:t>
+      </w:r>
+      <w:proofErr w:type="spellStart"/>
+      <w:r>
+        <w:rPr>
+          <w:szCs w:val="24"/>
+        </w:rPr>
+        <w:t>copyable</w:t>
+      </w:r>
+      <w:proofErr w:type="spellEnd"/>
+      <w:r>
+        <w:rPr>
+          <w:szCs w:val="24"/>
+        </w:rPr>
+        <w:t xml:space="preserve">) a </w:t>
+      </w:r>
+      <w:proofErr w:type="spellStart"/>
+      <w:r>
+        <w:rPr>
+          <w:szCs w:val="24"/>
+        </w:rPr>
+        <w:t>stěhovatelný</w:t>
+      </w:r>
+      <w:proofErr w:type="spellEnd"/>
+      <w:r>
+        <w:rPr>
+          <w:szCs w:val="24"/>
+        </w:rPr>
+        <w:t xml:space="preserve"> (</w:t>
+      </w:r>
+      <w:proofErr w:type="spellStart"/>
+      <w:r>
+        <w:rPr>
+          <w:szCs w:val="24"/>
+        </w:rPr>
+        <w:t>moveable</w:t>
+      </w:r>
+      <w:proofErr w:type="spellEnd"/>
+      <w:r>
+        <w:rPr>
+          <w:szCs w:val="24"/>
+        </w:rPr>
+        <w:t>)</w:t>
+      </w:r>
+      <w:r>
+        <w:rPr>
+          <w:szCs w:val="24"/>
+        </w:rPr>
+        <w:t xml:space="preserve"> a také je výchoze </w:t>
+      </w:r>
+      <w:proofErr w:type="spellStart"/>
+      <w:r>
+        <w:rPr>
+          <w:szCs w:val="24"/>
+        </w:rPr>
+        <w:t>konstruktibilní</w:t>
+      </w:r>
+      <w:proofErr w:type="spellEnd"/>
+      <w:r>
+        <w:rPr>
+          <w:szCs w:val="24"/>
+        </w:rPr>
+        <w:t xml:space="preserve"> (default </w:t>
+      </w:r>
+      <w:proofErr w:type="spellStart"/>
+      <w:r>
+        <w:rPr>
+          <w:szCs w:val="24"/>
+        </w:rPr>
+        <w:t>constructible</w:t>
+      </w:r>
+      <w:proofErr w:type="spellEnd"/>
+      <w:r>
+        <w:rPr>
+          <w:szCs w:val="24"/>
+        </w:rPr>
+        <w:t>).</w:t>
       </w:r>
       <w:r>
         <w:rPr>
@@ -4484,26 +5612,109 @@
       <w:pPr>
         <w:pStyle w:val="Nadpis2"/>
       </w:pPr>
+      <w:bookmarkStart w:id="6" w:name="_Toc227522083"/>
       <w:r>
         <w:t>1.2 UML</w:t>
       </w:r>
-    </w:p>
-    <w:p>
+      <w:bookmarkEnd w:id="6"/>
+    </w:p>
+    <w:p>
+      <w:proofErr w:type="spellStart"/>
       <w:r>
         <w:t>Xxx</w:t>
       </w:r>
+      <w:proofErr w:type="spellEnd"/>
     </w:p>
     <w:p>
       <w:pPr>
         <w:pStyle w:val="Nadpis2"/>
       </w:pPr>
+      <w:bookmarkStart w:id="7" w:name="_Toc227522084"/>
       <w:r>
         <w:t>1.3 Logika tenzoru</w:t>
       </w:r>
-    </w:p>
-    <w:p>
-      <w:r>
-        <w:t>Xxx</w:t>
+      <w:bookmarkEnd w:id="7"/>
+    </w:p>
+    <w:p>
+      <w:pPr>
+        <w:spacing w:line="360" w:lineRule="auto"/>
+      </w:pPr>
+      <w:r>
+        <w:t>Tenzor byl implementován tak, že uvnitř udržuje informace v jednorozměrném poli</w:t>
+      </w:r>
+      <w:r>
+        <w:t>. Udržuje také pole s velikostmi dimenzí.</w:t>
+      </w:r>
+      <w:r>
+        <w:t xml:space="preserve"> Navenek pracuje se souřadnicemi, kde definitivní souřadnice </w:t>
+      </w:r>
+      <w:r>
+        <w:t>je sada</w:t>
+      </w:r>
+      <w:r>
+        <w:t xml:space="preserve"> cel</w:t>
+      </w:r>
+      <w:r>
+        <w:t>ých</w:t>
+      </w:r>
+      <w:r>
+        <w:t xml:space="preserve"> čís</w:t>
+      </w:r>
+      <w:r>
+        <w:t>e</w:t>
+      </w:r>
+      <w:r>
+        <w:t>l v poli o stejné velikosti, jako pole udržující velikosti dimenzí.</w:t>
+      </w:r>
+      <w:r>
+        <w:t xml:space="preserve"> Uvnitř tenzoru dochází k přepočítávání daných souřadnic na jedno číslo – index pro pole co udržuje </w:t>
+      </w:r>
+      <w:r>
+        <w:lastRenderedPageBreak/>
+        <w:t>data.</w:t>
+      </w:r>
+      <w:r>
+        <w:t xml:space="preserve"> Jako konvence pro souřadnice byla vybrána big-</w:t>
+      </w:r>
+      <w:proofErr w:type="spellStart"/>
+      <w:r>
+        <w:t>endian</w:t>
+      </w:r>
+      <w:proofErr w:type="spellEnd"/>
+      <w:r>
+        <w:t>.</w:t>
+      </w:r>
+      <w:r>
+        <w:t xml:space="preserve"> To zde znamená, že změna posledního čísla souřadnic, posune vnitřní index dat o jednu a změna první souřadnice změní index o součin všech velikostí dimenzí kromě první (čili o největší číslo, o které se index může posunou u změny libovolné souřadnice o jed</w:t>
+      </w:r>
+      <w:r>
+        <w:t>na</w:t>
+      </w:r>
+      <w:r>
+        <w:t>).</w:t>
+      </w:r>
+      <w:r>
+        <w:t xml:space="preserve"> V tensoru jsou dvě inverzní privátní metody. Jedna pro konverzi souřadnic na vnitřní index a druhá na opačný proces.</w:t>
+      </w:r>
+    </w:p>
+    <w:p>
+      <w:pPr>
+        <w:spacing w:line="360" w:lineRule="auto"/>
+      </w:pPr>
+      <w:r>
+        <w:t>Tenzoru také bude možné změnit rozměry či nějaký rozměr přidat či vymazat.</w:t>
+      </w:r>
+      <w:r>
+        <w:t xml:space="preserve"> Jelikož je počet prvků rovný součinu všech velikostí dimenzí, tak je jakákoli změna rozměru doprovázena velkým množstvím nových či zaniklých prvků (rovný kumulativnímu souč</w:t>
+      </w:r>
+      <w:r>
+        <w:t>inu</w:t>
+      </w:r>
+      <w:r>
+        <w:t xml:space="preserve"> předešlých velikostí dimenzí).</w:t>
+      </w:r>
+      <w:r>
+        <w:t xml:space="preserve"> </w:t>
       </w:r>
     </w:p>
     <w:p>
@@ -4514,7 +5725,7 @@
       <w:r>
         <w:br w:type="page"/>
       </w:r>
-      <w:bookmarkStart w:id="6" w:name="_Toc227520783"/>
+      <w:bookmarkStart w:id="8" w:name="_Toc227522085"/>
       <w:r>
         <w:lastRenderedPageBreak/>
         <w:t>2</w:t>
@@ -4525,7 +5736,7 @@
       <w:r>
         <w:t>IMPLEMENTACE</w:t>
       </w:r>
-      <w:bookmarkEnd w:id="6"/>
+      <w:bookmarkEnd w:id="8"/>
       <w:r>
         <w:t xml:space="preserve"> </w:t>
       </w:r>
@@ -4542,7 +5753,35 @@
         <w:rPr>
           <w:szCs w:val="24"/>
         </w:rPr>
-        <w:t>Samotná implementace této knihovny vynucuje přístup „header-only + source code“ neboli přidání knihovny do uživatelského projektu pomocí hlavičkového souboru</w:t>
+        <w:t>Samotná implementace této knihovny vynucuje přístup „</w:t>
+      </w:r>
+      <w:proofErr w:type="spellStart"/>
+      <w:r>
+        <w:rPr>
+          <w:szCs w:val="24"/>
+        </w:rPr>
+        <w:t>header-only</w:t>
+      </w:r>
+      <w:proofErr w:type="spellEnd"/>
+      <w:r>
+        <w:rPr>
+          <w:szCs w:val="24"/>
+        </w:rPr>
+        <w:t xml:space="preserve"> + source </w:t>
+      </w:r>
+      <w:proofErr w:type="spellStart"/>
+      <w:r>
+        <w:rPr>
+          <w:szCs w:val="24"/>
+        </w:rPr>
+        <w:t>code</w:t>
+      </w:r>
+      <w:proofErr w:type="spellEnd"/>
+      <w:r>
+        <w:rPr>
+          <w:szCs w:val="24"/>
+        </w:rPr>
+        <w:t>“ neboli přidání knihovny do uživatelského projektu pomocí hlavičkového souboru</w:t>
       </w:r>
       <w:r>
         <w:rPr>
@@ -4554,7 +5793,21 @@
         <w:rPr>
           <w:szCs w:val="24"/>
         </w:rPr>
-        <w:t>Kvůli použití šablon (template) by bylo velice složité a nepraktické pokoušet se o předkompilovanou knihovnu – ať dynamickou či statickou.</w:t>
+        <w:t>Kvůli použití šablon (</w:t>
+      </w:r>
+      <w:proofErr w:type="spellStart"/>
+      <w:r>
+        <w:rPr>
+          <w:szCs w:val="24"/>
+        </w:rPr>
+        <w:t>template</w:t>
+      </w:r>
+      <w:proofErr w:type="spellEnd"/>
+      <w:r>
+        <w:rPr>
+          <w:szCs w:val="24"/>
+        </w:rPr>
+        <w:t>) by bylo velice složité a nepraktické pokoušet se o předkompilovanou knihovnu – ať dynamickou či statickou.</w:t>
       </w:r>
       <w:r>
         <w:rPr>
@@ -4567,11 +5820,11 @@
       <w:pPr>
         <w:pStyle w:val="Nadpis2"/>
       </w:pPr>
-      <w:bookmarkStart w:id="7" w:name="_Toc227520784"/>
+      <w:bookmarkStart w:id="9" w:name="_Toc227522086"/>
       <w:r>
         <w:t>2.1 Použité nástroje</w:t>
       </w:r>
-      <w:bookmarkEnd w:id="7"/>
+      <w:bookmarkEnd w:id="9"/>
     </w:p>
     <w:p>
       <w:pPr>
@@ -4591,18 +5844,31 @@
       <w:pPr>
         <w:pStyle w:val="Nadpis3"/>
       </w:pPr>
-      <w:bookmarkStart w:id="8" w:name="_Toc227520785"/>
-      <w:r>
-        <w:t>2.1.1 AdaptiveCpp</w:t>
-      </w:r>
-      <w:bookmarkEnd w:id="8"/>
+      <w:bookmarkStart w:id="10" w:name="_Toc227522087"/>
+      <w:r>
+        <w:t xml:space="preserve">2.1.1 </w:t>
+      </w:r>
+      <w:proofErr w:type="spellStart"/>
+      <w:r>
+        <w:t>AdaptiveCpp</w:t>
+      </w:r>
+      <w:bookmarkEnd w:id="10"/>
+      <w:proofErr w:type="spellEnd"/>
     </w:p>
     <w:p>
       <w:pPr>
         <w:spacing w:line="360" w:lineRule="auto"/>
       </w:pPr>
       <w:r>
-        <w:t>Zajímavější je použitá knihovna AdaptiveCpp (</w:t>
+        <w:t xml:space="preserve">Zajímavější je použitá knihovna </w:t>
+      </w:r>
+      <w:proofErr w:type="spellStart"/>
+      <w:r>
+        <w:t>AdaptiveCpp</w:t>
+      </w:r>
+      <w:proofErr w:type="spellEnd"/>
+      <w:r>
+        <w:t xml:space="preserve"> (</w:t>
       </w:r>
       <w:hyperlink r:id="rId14" w:history="1">
         <w:r>
@@ -4638,17 +5904,40 @@
       <w:r>
         <w:t xml:space="preserve"> ) spravovaného </w:t>
       </w:r>
-      <w:r>
-        <w:t>The Khronos Group</w:t>
+      <w:proofErr w:type="spellStart"/>
+      <w:r>
+        <w:t>The</w:t>
+      </w:r>
+      <w:proofErr w:type="spellEnd"/>
+      <w:r>
+        <w:t xml:space="preserve"> </w:t>
+      </w:r>
+      <w:proofErr w:type="spellStart"/>
+      <w:r>
+        <w:t>Khronos</w:t>
+      </w:r>
+      <w:proofErr w:type="spellEnd"/>
+      <w:r>
+        <w:t xml:space="preserve"> Group</w:t>
       </w:r>
       <w:r>
         <w:t>.</w:t>
       </w:r>
       <w:r>
-        <w:t xml:space="preserve"> SYCL standard definuje abstrakce pro umožnění heterogenního programování. To má umožnit použití více druhů výpočetních zařízení v jedné aplikaci. Například použití CPU (s možností jednoduché paralelizace), GPU a podobně.</w:t>
-      </w:r>
-      <w:r>
-        <w:t xml:space="preserve">AdaptiveCpp </w:t>
+        <w:t xml:space="preserve"> SYCL standard definuje abstrakce pro umožnění heterogenního programování. To má umožnit použití více druhů výpočetních zařízení v jedné aplikaci. Například použití CPU (s možností jednoduché paralelizace), GPU a </w:t>
+      </w:r>
+      <w:proofErr w:type="spellStart"/>
+      <w:proofErr w:type="gramStart"/>
+      <w:r>
+        <w:t>podobně.</w:t>
+      </w:r>
+      <w:r>
+        <w:t>AdaptiveCpp</w:t>
+      </w:r>
+      <w:proofErr w:type="spellEnd"/>
+      <w:proofErr w:type="gramEnd"/>
+      <w:r>
+        <w:t xml:space="preserve"> </w:t>
       </w:r>
       <w:r>
         <w:t>funguje jako abstrakční vrstva</w:t>
@@ -4657,37 +5946,82 @@
         <w:t>,</w:t>
       </w:r>
       <w:r>
-        <w:t xml:space="preserve"> co umí využít více různých backendů</w:t>
-      </w:r>
-      <w:r>
-        <w:t>: CUDA pro grafické karty od společnosti NVIDIA, ROCm/HIP pro grafické karty od AMD či OpenMD používající CPU (a tím pádem často používaný jako fallback).</w:t>
-      </w:r>
-      <w:r>
-        <w:t xml:space="preserve"> Funguje tak že, vezme SYCL kód, oddělí ho na host kód pro běh na CPU a kód pro zařízení, který je poté převeden kód používaného backendu.</w:t>
+        <w:t xml:space="preserve"> co umí využít více různých </w:t>
+      </w:r>
+      <w:proofErr w:type="spellStart"/>
+      <w:r>
+        <w:t>backendů</w:t>
+      </w:r>
+      <w:proofErr w:type="spellEnd"/>
+      <w:r>
+        <w:t xml:space="preserve">: CUDA pro grafické karty od společnosti NVIDIA, </w:t>
+      </w:r>
+      <w:proofErr w:type="spellStart"/>
+      <w:r>
+        <w:t>ROCm</w:t>
+      </w:r>
+      <w:proofErr w:type="spellEnd"/>
+      <w:r>
+        <w:t xml:space="preserve">/HIP pro grafické karty od AMD či </w:t>
+      </w:r>
+      <w:proofErr w:type="spellStart"/>
+      <w:r>
+        <w:t>OpenMD</w:t>
+      </w:r>
+      <w:proofErr w:type="spellEnd"/>
+      <w:r>
+        <w:t xml:space="preserve"> používající CPU (a tím pádem často používaný jako </w:t>
+      </w:r>
+      <w:proofErr w:type="spellStart"/>
+      <w:r>
+        <w:t>fallback</w:t>
+      </w:r>
+      <w:proofErr w:type="spellEnd"/>
+      <w:r>
+        <w:t>).</w:t>
+      </w:r>
+      <w:r>
+        <w:t xml:space="preserve"> Funguje tak že, vezme SYCL kód, oddělí ho na host kód pro běh na CPU a kód pro zařízení, který je poté převeden kód používaného </w:t>
+      </w:r>
+      <w:proofErr w:type="spellStart"/>
+      <w:r>
+        <w:t>backendu</w:t>
+      </w:r>
+      <w:proofErr w:type="spellEnd"/>
+      <w:r>
+        <w:t>.</w:t>
       </w:r>
     </w:p>
     <w:p>
       <w:pPr>
         <w:pStyle w:val="Nadpis3"/>
       </w:pPr>
-      <w:bookmarkStart w:id="9" w:name="_Toc227520786"/>
+      <w:bookmarkStart w:id="11" w:name="_Toc227522088"/>
       <w:r>
         <w:t>2.1.2 Google test</w:t>
       </w:r>
-      <w:bookmarkEnd w:id="9"/>
+      <w:bookmarkEnd w:id="11"/>
     </w:p>
     <w:p>
       <w:r>
         <w:t xml:space="preserve">Pro testování byl vybrán </w:t>
       </w:r>
       <w:r>
-        <w:t>framework Google</w:t>
+        <w:t xml:space="preserve">framework </w:t>
+      </w:r>
+      <w:proofErr w:type="spellStart"/>
+      <w:r>
+        <w:t>Google</w:t>
       </w:r>
       <w:r>
         <w:t>T</w:t>
       </w:r>
       <w:r>
-        <w:t>est.</w:t>
+        <w:t>est</w:t>
+      </w:r>
+      <w:proofErr w:type="spellEnd"/>
+      <w:r>
+        <w:t>.</w:t>
       </w:r>
       <w:r>
         <w:t xml:space="preserve"> Je vhodný díky své jednoduchosti použití a integrace to projektu.</w:t>
@@ -4700,7 +6034,7 @@
       <w:pPr>
         <w:pStyle w:val="Nadpis2"/>
       </w:pPr>
-      <w:bookmarkStart w:id="10" w:name="_Toc227520787"/>
+      <w:bookmarkStart w:id="12" w:name="_Toc227522089"/>
       <w:r>
         <w:t>2.</w:t>
       </w:r>
@@ -4710,7 +6044,7 @@
       <w:r>
         <w:t xml:space="preserve"> Komponenty</w:t>
       </w:r>
-      <w:bookmarkEnd w:id="10"/>
+      <w:bookmarkEnd w:id="12"/>
     </w:p>
     <w:p>
       <w:pPr>
@@ -4728,7 +6062,7 @@
           <w:lang w:eastAsia="cs-CZ"/>
         </w:rPr>
       </w:pPr>
-      <w:bookmarkStart w:id="11" w:name="_Toc227520788"/>
+      <w:bookmarkStart w:id="13" w:name="_Toc227522090"/>
       <w:r>
         <w:t>2.</w:t>
       </w:r>
@@ -4752,7 +6086,7 @@
         </w:rPr>
         <w:t>Lineární kontejner</w:t>
       </w:r>
-      <w:bookmarkEnd w:id="11"/>
+      <w:bookmarkEnd w:id="13"/>
     </w:p>
     <w:p>
       <w:pPr>
@@ -4765,7 +6099,21 @@
         <w:rPr>
           <w:lang w:eastAsia="cs-CZ"/>
         </w:rPr>
-        <w:t xml:space="preserve">V projektu jako třída „LinearContainer“. </w:t>
+        <w:t>V projektu jako třída „</w:t>
+      </w:r>
+      <w:proofErr w:type="spellStart"/>
+      <w:r>
+        <w:rPr>
+          <w:lang w:eastAsia="cs-CZ"/>
+        </w:rPr>
+        <w:t>LinearContainer</w:t>
+      </w:r>
+      <w:proofErr w:type="spellEnd"/>
+      <w:r>
+        <w:rPr>
+          <w:lang w:eastAsia="cs-CZ"/>
+        </w:rPr>
+        <w:t xml:space="preserve">“. </w:t>
       </w:r>
       <w:r>
         <w:rPr>
@@ -4789,13 +6137,57 @@
         <w:rPr>
           <w:lang w:eastAsia="cs-CZ"/>
         </w:rPr>
-        <w:t xml:space="preserve">Používá šablonu (template) pro možnost uložení libovolného datového typu. </w:t>
-      </w:r>
-      <w:r>
-        <w:rPr>
-          <w:lang w:eastAsia="cs-CZ"/>
-        </w:rPr>
-        <w:t xml:space="preserve">Motivace k jeho implementaci je potřeba kontejneru s rozhraním napodobujícím std::vector, ale bez nevyhnutelné inicializace paměti. </w:t>
+        <w:t>Používá šablonu (</w:t>
+      </w:r>
+      <w:proofErr w:type="spellStart"/>
+      <w:r>
+        <w:rPr>
+          <w:lang w:eastAsia="cs-CZ"/>
+        </w:rPr>
+        <w:t>template</w:t>
+      </w:r>
+      <w:proofErr w:type="spellEnd"/>
+      <w:r>
+        <w:rPr>
+          <w:lang w:eastAsia="cs-CZ"/>
+        </w:rPr>
+        <w:t xml:space="preserve">) pro možnost uložení libovolného datového typu. </w:t>
+      </w:r>
+      <w:r>
+        <w:rPr>
+          <w:lang w:eastAsia="cs-CZ"/>
+        </w:rPr>
+        <w:t xml:space="preserve">Motivace k jeho implementaci je potřeba kontejneru s rozhraním napodobujícím </w:t>
+      </w:r>
+      <w:proofErr w:type="spellStart"/>
+      <w:proofErr w:type="gramStart"/>
+      <w:r>
+        <w:rPr>
+          <w:lang w:eastAsia="cs-CZ"/>
+        </w:rPr>
+        <w:t>std</w:t>
+      </w:r>
+      <w:proofErr w:type="spellEnd"/>
+      <w:r>
+        <w:rPr>
+          <w:lang w:eastAsia="cs-CZ"/>
+        </w:rPr>
+        <w:t>::</w:t>
+      </w:r>
+      <w:proofErr w:type="spellStart"/>
+      <w:proofErr w:type="gramEnd"/>
+      <w:r>
+        <w:rPr>
+          <w:lang w:eastAsia="cs-CZ"/>
+        </w:rPr>
+        <w:t>vector</w:t>
+      </w:r>
+      <w:proofErr w:type="spellEnd"/>
+      <w:r>
+        <w:rPr>
+          <w:lang w:eastAsia="cs-CZ"/>
+        </w:rPr>
+        <w:t xml:space="preserve">, ale bez nevyhnutelné inicializace paměti. </w:t>
       </w:r>
       <w:r>
         <w:rPr>
@@ -4828,8 +6220,16 @@
         <w:rPr>
           <w:lang w:eastAsia="cs-CZ"/>
         </w:rPr>
-        <w:t>Jak již naznačuje držení kapacity, tak je tento kontejner navržen i na postupné přidávání prvků pomocí metody push_back</w:t>
-      </w:r>
+        <w:t xml:space="preserve">Jak již naznačuje držení kapacity, tak je tento kontejner navržen i na postupné přidávání prvků pomocí metody </w:t>
+      </w:r>
+      <w:proofErr w:type="spellStart"/>
+      <w:r>
+        <w:rPr>
+          <w:lang w:eastAsia="cs-CZ"/>
+        </w:rPr>
+        <w:t>push_back</w:t>
+      </w:r>
+      <w:proofErr w:type="spellEnd"/>
       <w:r>
         <w:rPr>
           <w:lang w:eastAsia="cs-CZ"/>
@@ -4932,13 +6332,99 @@
         <w:rPr>
           <w:lang w:eastAsia="cs-CZ"/>
         </w:rPr>
-        <w:t xml:space="preserve"> Tento alokátor řeší použití ::operator new a ::operator delete, pro získání neinicializované paměti.</w:t>
-      </w:r>
-      <w:r>
-        <w:rPr>
-          <w:lang w:eastAsia="cs-CZ"/>
-        </w:rPr>
-        <w:t xml:space="preserve"> Také se snaží o zarovnání alokace na určitý počet bytů kvůli větší cache přívětivosti (která často čte po 64 bytech) a také případným SIMD instrukcím, které kompilátor poté může jednodušeji uplatnit</w:t>
+        <w:t xml:space="preserve"> Tento alokátor řeší </w:t>
+      </w:r>
+      <w:proofErr w:type="gramStart"/>
+      <w:r>
+        <w:rPr>
+          <w:lang w:eastAsia="cs-CZ"/>
+        </w:rPr>
+        <w:t>použití ::</w:t>
+      </w:r>
+      <w:proofErr w:type="spellStart"/>
+      <w:r>
+        <w:rPr>
+          <w:lang w:eastAsia="cs-CZ"/>
+        </w:rPr>
+        <w:t>operator</w:t>
+      </w:r>
+      <w:proofErr w:type="spellEnd"/>
+      <w:proofErr w:type="gramEnd"/>
+      <w:r>
+        <w:rPr>
+          <w:lang w:eastAsia="cs-CZ"/>
+        </w:rPr>
+        <w:t xml:space="preserve"> </w:t>
+      </w:r>
+      <w:proofErr w:type="spellStart"/>
+      <w:r>
+        <w:rPr>
+          <w:lang w:eastAsia="cs-CZ"/>
+        </w:rPr>
+        <w:t>new</w:t>
+      </w:r>
+      <w:proofErr w:type="spellEnd"/>
+      <w:r>
+        <w:rPr>
+          <w:lang w:eastAsia="cs-CZ"/>
+        </w:rPr>
+        <w:t xml:space="preserve"> </w:t>
+      </w:r>
+      <w:proofErr w:type="gramStart"/>
+      <w:r>
+        <w:rPr>
+          <w:lang w:eastAsia="cs-CZ"/>
+        </w:rPr>
+        <w:t>a ::</w:t>
+      </w:r>
+      <w:proofErr w:type="spellStart"/>
+      <w:r>
+        <w:rPr>
+          <w:lang w:eastAsia="cs-CZ"/>
+        </w:rPr>
+        <w:t>operator</w:t>
+      </w:r>
+      <w:proofErr w:type="spellEnd"/>
+      <w:proofErr w:type="gramEnd"/>
+      <w:r>
+        <w:rPr>
+          <w:lang w:eastAsia="cs-CZ"/>
+        </w:rPr>
+        <w:t xml:space="preserve"> </w:t>
+      </w:r>
+      <w:proofErr w:type="spellStart"/>
+      <w:r>
+        <w:rPr>
+          <w:lang w:eastAsia="cs-CZ"/>
+        </w:rPr>
+        <w:t>delete</w:t>
+      </w:r>
+      <w:proofErr w:type="spellEnd"/>
+      <w:r>
+        <w:rPr>
+          <w:lang w:eastAsia="cs-CZ"/>
+        </w:rPr>
+        <w:t>, pro získání neinicializované paměti.</w:t>
+      </w:r>
+      <w:r>
+        <w:rPr>
+          <w:lang w:eastAsia="cs-CZ"/>
+        </w:rPr>
+        <w:t xml:space="preserve"> Také se snaží o zarovnání alokace na určitý počet bytů kvůli větší </w:t>
+      </w:r>
+      <w:proofErr w:type="spellStart"/>
+      <w:r>
+        <w:rPr>
+          <w:lang w:eastAsia="cs-CZ"/>
+        </w:rPr>
+        <w:t>cache</w:t>
+      </w:r>
+      <w:proofErr w:type="spellEnd"/>
+      <w:r>
+        <w:rPr>
+          <w:lang w:eastAsia="cs-CZ"/>
+        </w:rPr>
+        <w:t xml:space="preserve"> přívětivosti (která často čte po 64 bytech) a také případným SIMD instrukcím, které kompilátor poté může jednodušeji uplatnit</w:t>
       </w:r>
       <w:r>
         <w:rPr>
@@ -4987,23 +6473,135 @@
         </w:rPr>
         <w:t xml:space="preserve">Pro kopírování, porovnávání či konstrukci a destrukci jsou v případě triviálně manipulovatelných typů (kontrolováno například pomocí </w:t>
       </w:r>
-      <w:r>
-        <w:rPr>
-          <w:lang w:eastAsia="cs-CZ"/>
-        </w:rPr>
-        <w:t>std::is_trivially_copyable_v&lt;T&gt;</w:t>
-      </w:r>
-      <w:r>
-        <w:rPr>
-          <w:lang w:eastAsia="cs-CZ"/>
-        </w:rPr>
-        <w:t>) jsou použity nízkoúrovňové funkce standartní knihovny jako například std::memcpy či std::memcmp a podobně.</w:t>
-      </w:r>
-      <w:r>
-        <w:rPr>
-          <w:lang w:eastAsia="cs-CZ"/>
-        </w:rPr>
-        <w:t xml:space="preserve"> Jestli jde takovéto operace (téměř s jistotou by se dalo říct optimalizace) jde na daném typu skutečně provést jde vykonat během kompilace a není tím pádem žádný overhead.</w:t>
+      <w:proofErr w:type="spellStart"/>
+      <w:proofErr w:type="gramStart"/>
+      <w:r>
+        <w:rPr>
+          <w:lang w:eastAsia="cs-CZ"/>
+        </w:rPr>
+        <w:t>std</w:t>
+      </w:r>
+      <w:proofErr w:type="spellEnd"/>
+      <w:r>
+        <w:rPr>
+          <w:lang w:eastAsia="cs-CZ"/>
+        </w:rPr>
+        <w:t>::</w:t>
+      </w:r>
+      <w:proofErr w:type="spellStart"/>
+      <w:proofErr w:type="gramEnd"/>
+      <w:r>
+        <w:rPr>
+          <w:lang w:eastAsia="cs-CZ"/>
+        </w:rPr>
+        <w:t>is_trivially_copyable_v</w:t>
+      </w:r>
+      <w:proofErr w:type="spellEnd"/>
+      <w:r>
+        <w:rPr>
+          <w:lang w:eastAsia="cs-CZ"/>
+        </w:rPr>
+        <w:t>&lt;T&gt;</w:t>
+      </w:r>
+      <w:r>
+        <w:rPr>
+          <w:lang w:eastAsia="cs-CZ"/>
+        </w:rPr>
+        <w:t xml:space="preserve">) jsou použity </w:t>
+      </w:r>
+      <w:proofErr w:type="spellStart"/>
+      <w:r>
+        <w:rPr>
+          <w:lang w:eastAsia="cs-CZ"/>
+        </w:rPr>
+        <w:t>nízkoúrovňové</w:t>
+      </w:r>
+      <w:proofErr w:type="spellEnd"/>
+      <w:r>
+        <w:rPr>
+          <w:lang w:eastAsia="cs-CZ"/>
+        </w:rPr>
+        <w:t xml:space="preserve"> funkce standartní knihovny jako například </w:t>
+      </w:r>
+      <w:proofErr w:type="spellStart"/>
+      <w:proofErr w:type="gramStart"/>
+      <w:r>
+        <w:rPr>
+          <w:lang w:eastAsia="cs-CZ"/>
+        </w:rPr>
+        <w:t>std</w:t>
+      </w:r>
+      <w:proofErr w:type="spellEnd"/>
+      <w:r>
+        <w:rPr>
+          <w:lang w:eastAsia="cs-CZ"/>
+        </w:rPr>
+        <w:t>::</w:t>
+      </w:r>
+      <w:proofErr w:type="spellStart"/>
+      <w:proofErr w:type="gramEnd"/>
+      <w:r>
+        <w:rPr>
+          <w:lang w:eastAsia="cs-CZ"/>
+        </w:rPr>
+        <w:t>memcpy</w:t>
+      </w:r>
+      <w:proofErr w:type="spellEnd"/>
+      <w:r>
+        <w:rPr>
+          <w:lang w:eastAsia="cs-CZ"/>
+        </w:rPr>
+        <w:t xml:space="preserve"> či </w:t>
+      </w:r>
+      <w:proofErr w:type="spellStart"/>
+      <w:proofErr w:type="gramStart"/>
+      <w:r>
+        <w:rPr>
+          <w:lang w:eastAsia="cs-CZ"/>
+        </w:rPr>
+        <w:t>std</w:t>
+      </w:r>
+      <w:proofErr w:type="spellEnd"/>
+      <w:r>
+        <w:rPr>
+          <w:lang w:eastAsia="cs-CZ"/>
+        </w:rPr>
+        <w:t>::</w:t>
+      </w:r>
+      <w:proofErr w:type="spellStart"/>
+      <w:proofErr w:type="gramEnd"/>
+      <w:r>
+        <w:rPr>
+          <w:lang w:eastAsia="cs-CZ"/>
+        </w:rPr>
+        <w:t>memcmp</w:t>
+      </w:r>
+      <w:proofErr w:type="spellEnd"/>
+      <w:r>
+        <w:rPr>
+          <w:lang w:eastAsia="cs-CZ"/>
+        </w:rPr>
+        <w:t xml:space="preserve"> a podobně.</w:t>
+      </w:r>
+      <w:r>
+        <w:rPr>
+          <w:lang w:eastAsia="cs-CZ"/>
+        </w:rPr>
+        <w:t xml:space="preserve"> Jestli jde takovéto operace (téměř s jistotou by se dalo říct optimalizace) jde na daném typu skutečně provést jde vykonat během kompilace a není tím pádem žádný </w:t>
+      </w:r>
+      <w:proofErr w:type="spellStart"/>
+      <w:r>
+        <w:rPr>
+          <w:lang w:eastAsia="cs-CZ"/>
+        </w:rPr>
+        <w:t>overhead</w:t>
+      </w:r>
+      <w:proofErr w:type="spellEnd"/>
+      <w:r>
+        <w:rPr>
+          <w:lang w:eastAsia="cs-CZ"/>
+        </w:rPr>
+        <w:t>.</w:t>
       </w:r>
     </w:p>
     <w:p>
@@ -5017,7 +6615,37 @@
         <w:rPr>
           <w:lang w:eastAsia="cs-CZ"/>
         </w:rPr>
-        <w:t>Z venkovního hlediska se rozhraní této třídy velmi podobá std::vector ze standartní knihovny.</w:t>
+        <w:t xml:space="preserve">Z venkovního hlediska se rozhraní této třídy velmi podobá </w:t>
+      </w:r>
+      <w:proofErr w:type="spellStart"/>
+      <w:proofErr w:type="gramStart"/>
+      <w:r>
+        <w:rPr>
+          <w:lang w:eastAsia="cs-CZ"/>
+        </w:rPr>
+        <w:t>std</w:t>
+      </w:r>
+      <w:proofErr w:type="spellEnd"/>
+      <w:r>
+        <w:rPr>
+          <w:lang w:eastAsia="cs-CZ"/>
+        </w:rPr>
+        <w:t>::</w:t>
+      </w:r>
+      <w:proofErr w:type="spellStart"/>
+      <w:proofErr w:type="gramEnd"/>
+      <w:r>
+        <w:rPr>
+          <w:lang w:eastAsia="cs-CZ"/>
+        </w:rPr>
+        <w:t>vector</w:t>
+      </w:r>
+      <w:proofErr w:type="spellEnd"/>
+      <w:r>
+        <w:rPr>
+          <w:lang w:eastAsia="cs-CZ"/>
+        </w:rPr>
+        <w:t xml:space="preserve"> ze standartní knihovny.</w:t>
       </w:r>
       <w:r>
         <w:rPr>
@@ -5035,7 +6663,21 @@
         <w:rPr>
           <w:lang w:eastAsia="cs-CZ"/>
         </w:rPr>
-        <w:t xml:space="preserve">se kopírovat i stěhovat díky copy a move konstruktoru a </w:t>
+        <w:t xml:space="preserve">se kopírovat i stěhovat díky copy a </w:t>
+      </w:r>
+      <w:proofErr w:type="spellStart"/>
+      <w:r>
+        <w:rPr>
+          <w:lang w:eastAsia="cs-CZ"/>
+        </w:rPr>
+        <w:t>move</w:t>
+      </w:r>
+      <w:proofErr w:type="spellEnd"/>
+      <w:r>
+        <w:rPr>
+          <w:lang w:eastAsia="cs-CZ"/>
+        </w:rPr>
+        <w:t xml:space="preserve"> konstruktoru a </w:t>
       </w:r>
       <w:r>
         <w:rPr>
@@ -5065,7 +6707,21 @@
         <w:rPr>
           <w:lang w:eastAsia="cs-CZ"/>
         </w:rPr>
-        <w:t xml:space="preserve"> metody data()) </w:t>
+        <w:t xml:space="preserve"> metody </w:t>
+      </w:r>
+      <w:proofErr w:type="gramStart"/>
+      <w:r>
+        <w:rPr>
+          <w:lang w:eastAsia="cs-CZ"/>
+        </w:rPr>
+        <w:t>data(</w:t>
+      </w:r>
+      <w:proofErr w:type="gramEnd"/>
+      <w:r>
+        <w:rPr>
+          <w:lang w:eastAsia="cs-CZ"/>
+        </w:rPr>
+        <w:t xml:space="preserve">)) </w:t>
       </w:r>
       <w:r>
         <w:rPr>
@@ -5079,11 +6735,19 @@
         </w:rPr>
         <w:t>použít přetížení indexovacího operátoru ([]) pro přístup na jednotlivé prvky (v </w:t>
       </w:r>
-      <w:r>
-        <w:rPr>
-          <w:lang w:eastAsia="cs-CZ"/>
-        </w:rPr>
-        <w:t>O(1)</w:t>
+      <w:proofErr w:type="gramStart"/>
+      <w:r>
+        <w:rPr>
+          <w:lang w:eastAsia="cs-CZ"/>
+        </w:rPr>
+        <w:t>O(</w:t>
+      </w:r>
+      <w:proofErr w:type="gramEnd"/>
+      <w:r>
+        <w:rPr>
+          <w:lang w:eastAsia="cs-CZ"/>
+        </w:rPr>
+        <w:t>1)</w:t>
       </w:r>
       <w:r>
         <w:rPr>
@@ -5113,7 +6777,51 @@
         <w:rPr>
           <w:lang w:eastAsia="cs-CZ"/>
         </w:rPr>
-        <w:t>, ze stejného rozhraní u std::vector dostat iterátory jak dopředu</w:t>
+        <w:t xml:space="preserve">, ze stejného rozhraní u </w:t>
+      </w:r>
+      <w:proofErr w:type="spellStart"/>
+      <w:proofErr w:type="gramStart"/>
+      <w:r>
+        <w:rPr>
+          <w:lang w:eastAsia="cs-CZ"/>
+        </w:rPr>
+        <w:t>std</w:t>
+      </w:r>
+      <w:proofErr w:type="spellEnd"/>
+      <w:r>
+        <w:rPr>
+          <w:lang w:eastAsia="cs-CZ"/>
+        </w:rPr>
+        <w:t>::</w:t>
+      </w:r>
+      <w:proofErr w:type="spellStart"/>
+      <w:proofErr w:type="gramEnd"/>
+      <w:r>
+        <w:rPr>
+          <w:lang w:eastAsia="cs-CZ"/>
+        </w:rPr>
+        <w:t>vector</w:t>
+      </w:r>
+      <w:proofErr w:type="spellEnd"/>
+      <w:r>
+        <w:rPr>
+          <w:lang w:eastAsia="cs-CZ"/>
+        </w:rPr>
+        <w:t xml:space="preserve"> dostat </w:t>
+      </w:r>
+      <w:proofErr w:type="spellStart"/>
+      <w:r>
+        <w:rPr>
+          <w:lang w:eastAsia="cs-CZ"/>
+        </w:rPr>
+        <w:t>iterátory</w:t>
+      </w:r>
+      <w:proofErr w:type="spellEnd"/>
+      <w:r>
+        <w:rPr>
+          <w:lang w:eastAsia="cs-CZ"/>
+        </w:rPr>
+        <w:t xml:space="preserve"> jak dopředu</w:t>
       </w:r>
       <w:r>
         <w:rPr>
@@ -5131,7 +6839,21 @@
         <w:rPr>
           <w:lang w:eastAsia="cs-CZ"/>
         </w:rPr>
-        <w:t>. Iterátor je pro jednoduchost ukazatel, což je jednoduché a efektivní</w:t>
+        <w:t xml:space="preserve">. </w:t>
+      </w:r>
+      <w:proofErr w:type="spellStart"/>
+      <w:r>
+        <w:rPr>
+          <w:lang w:eastAsia="cs-CZ"/>
+        </w:rPr>
+        <w:t>Iterátor</w:t>
+      </w:r>
+      <w:proofErr w:type="spellEnd"/>
+      <w:r>
+        <w:rPr>
+          <w:lang w:eastAsia="cs-CZ"/>
+        </w:rPr>
+        <w:t xml:space="preserve"> je pro jednoduchost ukazatel, což je jednoduché a efektivní</w:t>
       </w:r>
       <w:r>
         <w:rPr>
@@ -5189,7 +6911,7 @@
           <w:lang w:eastAsia="cs-CZ"/>
         </w:rPr>
       </w:pPr>
-      <w:bookmarkStart w:id="12" w:name="_Toc227520789"/>
+      <w:bookmarkStart w:id="14" w:name="_Toc227522091"/>
       <w:r>
         <w:rPr>
           <w:lang w:eastAsia="cs-CZ"/>
@@ -5215,7 +6937,7 @@
         </w:rPr>
         <w:t xml:space="preserve"> Tenzor</w:t>
       </w:r>
-      <w:bookmarkEnd w:id="12"/>
+      <w:bookmarkEnd w:id="14"/>
     </w:p>
     <w:p>
       <w:pPr>
@@ -5260,6 +6982,695 @@
         </w:rPr>
         <w:t>v sobě lineární kontejner pro udržení dat.</w:t>
       </w:r>
+      <w:r>
+        <w:rPr>
+          <w:lang w:eastAsia="cs-CZ"/>
+        </w:rPr>
+        <w:t xml:space="preserve"> Jelikož udržování informací o struktuře tenzoru (tím myšleno rozměry dimenzí) je očekávané jen se zanedbatelným využitím paměti oproti datům, tak pro jednoduchost byly tyto informace uloženy do </w:t>
+      </w:r>
+      <w:proofErr w:type="spellStart"/>
+      <w:proofErr w:type="gramStart"/>
+      <w:r>
+        <w:rPr>
+          <w:lang w:eastAsia="cs-CZ"/>
+        </w:rPr>
+        <w:t>std</w:t>
+      </w:r>
+      <w:proofErr w:type="spellEnd"/>
+      <w:r>
+        <w:rPr>
+          <w:lang w:eastAsia="cs-CZ"/>
+        </w:rPr>
+        <w:t>::</w:t>
+      </w:r>
+      <w:proofErr w:type="spellStart"/>
+      <w:proofErr w:type="gramEnd"/>
+      <w:r>
+        <w:rPr>
+          <w:lang w:eastAsia="cs-CZ"/>
+        </w:rPr>
+        <w:t>vector</w:t>
+      </w:r>
+      <w:proofErr w:type="spellEnd"/>
+      <w:r>
+        <w:rPr>
+          <w:lang w:eastAsia="cs-CZ"/>
+        </w:rPr>
+        <w:t xml:space="preserve">. Díky tomu je možné využít plného rozhraní manipulace nabízeného standartní knihovnou a </w:t>
+      </w:r>
+      <w:r>
+        <w:rPr>
+          <w:lang w:eastAsia="cs-CZ"/>
+        </w:rPr>
+        <w:t>také využít optimalizací, které s sebou knihovna přináší.</w:t>
+      </w:r>
+    </w:p>
+    <w:p>
+      <w:pPr>
+        <w:spacing w:line="360" w:lineRule="auto"/>
+        <w:rPr>
+          <w:lang w:eastAsia="cs-CZ"/>
+        </w:rPr>
+      </w:pPr>
+      <w:r>
+        <w:rPr>
+          <w:lang w:eastAsia="cs-CZ"/>
+        </w:rPr>
+        <w:t xml:space="preserve">Dobré si nyní definovat definitivní a nedefinitivní souřadnice. </w:t>
+      </w:r>
+      <w:r>
+        <w:rPr>
+          <w:b/>
+          <w:bCs/>
+          <w:lang w:eastAsia="cs-CZ"/>
+        </w:rPr>
+        <w:t>Definitivní souřadnice</w:t>
+      </w:r>
+      <w:r>
+        <w:rPr>
+          <w:lang w:eastAsia="cs-CZ"/>
+        </w:rPr>
+        <w:t>, co jsou svými hodnotami validní pro daný tenzor (hodnota jedné souřadnice větší než 0 a menší než velikost dané dimenze) a délkou stejnou jako je počet dimenzí.</w:t>
+      </w:r>
+      <w:r>
+        <w:rPr>
+          <w:lang w:eastAsia="cs-CZ"/>
+        </w:rPr>
+        <w:t xml:space="preserve"> Tyto souřadnice ukazují na jeden konkrétní prvek.</w:t>
+      </w:r>
+      <w:r>
+        <w:rPr>
+          <w:lang w:eastAsia="cs-CZ"/>
+        </w:rPr>
+        <w:t xml:space="preserve"> </w:t>
+      </w:r>
+      <w:r>
+        <w:rPr>
+          <w:b/>
+          <w:bCs/>
+          <w:lang w:eastAsia="cs-CZ"/>
+        </w:rPr>
+        <w:t>Nedefinitivní souřadnice</w:t>
+      </w:r>
+      <w:r>
+        <w:rPr>
+          <w:lang w:eastAsia="cs-CZ"/>
+        </w:rPr>
+        <w:t xml:space="preserve"> jsou souřadnice s validními hodnotami (stejně jako u definitivních), ale na rozdíl od definitivních souřadnic mají délku menší, než je počet dimenzí. </w:t>
+      </w:r>
+      <w:r>
+        <w:rPr>
+          <w:lang w:eastAsia="cs-CZ"/>
+        </w:rPr>
+        <w:t>Všechny souřadnice (definitivní i nedefinitivní) mají vždy jednotlivé hodnoty korespondující k dimenzím o té největší (první dimenzi</w:t>
+      </w:r>
+      <w:r>
+        <w:rPr>
+          <w:lang w:eastAsia="cs-CZ"/>
+        </w:rPr>
+        <w:t xml:space="preserve"> podle big-</w:t>
+      </w:r>
+      <w:proofErr w:type="spellStart"/>
+      <w:r>
+        <w:rPr>
+          <w:lang w:eastAsia="cs-CZ"/>
+        </w:rPr>
+        <w:t>endian</w:t>
+      </w:r>
+      <w:proofErr w:type="spellEnd"/>
+      <w:r>
+        <w:rPr>
+          <w:lang w:eastAsia="cs-CZ"/>
+        </w:rPr>
+        <w:t>)</w:t>
+      </w:r>
+      <w:r>
+        <w:rPr>
+          <w:lang w:eastAsia="cs-CZ"/>
+        </w:rPr>
+        <w:t>.</w:t>
+      </w:r>
+      <w:r>
+        <w:rPr>
+          <w:lang w:eastAsia="cs-CZ"/>
+        </w:rPr>
+        <w:t xml:space="preserve"> Příkladem to znamená, že nedefinitivní souřadnice o velikosti jedné </w:t>
+      </w:r>
+      <w:proofErr w:type="gramStart"/>
+      <w:r>
+        <w:rPr>
+          <w:lang w:eastAsia="cs-CZ"/>
+        </w:rPr>
+        <w:t>menší</w:t>
+      </w:r>
+      <w:r>
+        <w:rPr>
+          <w:lang w:eastAsia="cs-CZ"/>
+        </w:rPr>
+        <w:t>,</w:t>
+      </w:r>
+      <w:proofErr w:type="gramEnd"/>
+      <w:r>
+        <w:rPr>
+          <w:lang w:eastAsia="cs-CZ"/>
+        </w:rPr>
+        <w:t xml:space="preserve"> než počet dimenzí, mají </w:t>
+      </w:r>
+      <w:r>
+        <w:rPr>
+          <w:lang w:eastAsia="cs-CZ"/>
+        </w:rPr>
+        <w:t>nejednoznačný výběr</w:t>
+      </w:r>
+      <w:r>
+        <w:rPr>
+          <w:lang w:eastAsia="cs-CZ"/>
+        </w:rPr>
+        <w:t xml:space="preserve"> o velikosti poslední velikosti dimenze (té u které změna o jeden znamená změna o jeden u vnitřního indexu).</w:t>
+      </w:r>
+      <w:r>
+        <w:rPr>
+          <w:lang w:eastAsia="cs-CZ"/>
+        </w:rPr>
+        <w:t xml:space="preserve"> </w:t>
+      </w:r>
+      <w:r>
+        <w:rPr>
+          <w:b/>
+          <w:bCs/>
+          <w:lang w:eastAsia="cs-CZ"/>
+        </w:rPr>
+        <w:t>Nejednoznačný výběr</w:t>
+      </w:r>
+      <w:r>
+        <w:rPr>
+          <w:lang w:eastAsia="cs-CZ"/>
+        </w:rPr>
+        <w:t xml:space="preserve"> zde znamená všechny prvky, na které by se mohly ukazovat nedefinitivní souřadnice po jejich validním doplnění na definitivní souřadnice.</w:t>
+      </w:r>
+    </w:p>
+    <w:p>
+      <w:pPr>
+        <w:spacing w:line="360" w:lineRule="auto"/>
+        <w:rPr>
+          <w:lang w:eastAsia="cs-CZ"/>
+        </w:rPr>
+      </w:pPr>
+      <w:r>
+        <w:rPr>
+          <w:lang w:eastAsia="cs-CZ"/>
+        </w:rPr>
+        <w:t xml:space="preserve">Z vlastností tenzoru jako matematické struktury vyplývá, že bude často nutné, </w:t>
+      </w:r>
+      <w:r>
+        <w:rPr>
+          <w:lang w:eastAsia="cs-CZ"/>
+        </w:rPr>
+        <w:t xml:space="preserve">pro jednu dimenzi </w:t>
+      </w:r>
+      <w:r>
+        <w:rPr>
+          <w:lang w:eastAsia="cs-CZ"/>
+        </w:rPr>
+        <w:t xml:space="preserve">vypočítat </w:t>
+      </w:r>
+      <w:r>
+        <w:rPr>
+          <w:lang w:eastAsia="cs-CZ"/>
+        </w:rPr>
+        <w:t xml:space="preserve">kumulativní </w:t>
+      </w:r>
+      <w:r>
+        <w:rPr>
+          <w:lang w:eastAsia="cs-CZ"/>
+        </w:rPr>
+        <w:t xml:space="preserve">součin </w:t>
+      </w:r>
+      <w:r>
+        <w:rPr>
+          <w:lang w:eastAsia="cs-CZ"/>
+        </w:rPr>
+        <w:t xml:space="preserve">předešlých </w:t>
+      </w:r>
+      <w:r>
+        <w:rPr>
+          <w:lang w:eastAsia="cs-CZ"/>
+        </w:rPr>
+        <w:t xml:space="preserve">velikostí dimenzí. </w:t>
+      </w:r>
+      <w:r>
+        <w:rPr>
+          <w:lang w:eastAsia="cs-CZ"/>
+        </w:rPr>
+        <w:t xml:space="preserve">Kvůli tomu také při konstrukci a změnách struktury bude vypočítán další </w:t>
+      </w:r>
+      <w:proofErr w:type="spellStart"/>
+      <w:proofErr w:type="gramStart"/>
+      <w:r>
+        <w:rPr>
+          <w:lang w:eastAsia="cs-CZ"/>
+        </w:rPr>
+        <w:t>std</w:t>
+      </w:r>
+      <w:proofErr w:type="spellEnd"/>
+      <w:r>
+        <w:rPr>
+          <w:lang w:eastAsia="cs-CZ"/>
+        </w:rPr>
+        <w:t>::</w:t>
+      </w:r>
+      <w:proofErr w:type="spellStart"/>
+      <w:proofErr w:type="gramEnd"/>
+      <w:r>
+        <w:rPr>
+          <w:lang w:eastAsia="cs-CZ"/>
+        </w:rPr>
+        <w:t>vector</w:t>
+      </w:r>
+      <w:proofErr w:type="spellEnd"/>
+      <w:r>
+        <w:rPr>
+          <w:lang w:eastAsia="cs-CZ"/>
+        </w:rPr>
+        <w:t>, bijektivní s vektorem schraňujícím velikosti dimenzí, kde tyto součiny budou.</w:t>
+      </w:r>
+      <w:r>
+        <w:rPr>
+          <w:lang w:eastAsia="cs-CZ"/>
+        </w:rPr>
+        <w:t xml:space="preserve"> To přináší potenciál pro optimalizaci, kde místo potřeby vypočítat takový součin (O(D) kde D je počet dimenzí) stačí pouze přečíst náležící prvek z tohoto vypočítaného pole pro složitost </w:t>
+      </w:r>
+      <w:proofErr w:type="gramStart"/>
+      <w:r>
+        <w:rPr>
+          <w:lang w:eastAsia="cs-CZ"/>
+        </w:rPr>
+        <w:t>O(</w:t>
+      </w:r>
+      <w:proofErr w:type="gramEnd"/>
+      <w:r>
+        <w:rPr>
+          <w:lang w:eastAsia="cs-CZ"/>
+        </w:rPr>
+        <w:t>1).</w:t>
+      </w:r>
+    </w:p>
+    <w:p>
+      <w:pPr>
+        <w:spacing w:line="360" w:lineRule="auto"/>
+        <w:rPr>
+          <w:lang w:eastAsia="cs-CZ"/>
+        </w:rPr>
+      </w:pPr>
+      <w:r>
+        <w:rPr>
+          <w:lang w:eastAsia="cs-CZ"/>
+        </w:rPr>
+        <w:t>Kumulativní souč</w:t>
+      </w:r>
+      <w:r>
+        <w:rPr>
+          <w:lang w:eastAsia="cs-CZ"/>
+        </w:rPr>
+        <w:t>in</w:t>
+      </w:r>
+      <w:r>
+        <w:rPr>
+          <w:lang w:eastAsia="cs-CZ"/>
+        </w:rPr>
+        <w:t xml:space="preserve"> předešlých dimenzí tedy udává, o kolik se vnitřní index změní, při změně souřadnice dané dimenze o jedna.</w:t>
+      </w:r>
+      <w:r>
+        <w:rPr>
+          <w:lang w:eastAsia="cs-CZ"/>
+        </w:rPr>
+        <w:t xml:space="preserve"> </w:t>
+      </w:r>
+    </w:p>
+    <w:p>
+      <w:pPr>
+        <w:spacing w:line="360" w:lineRule="auto"/>
+        <w:rPr>
+          <w:lang w:eastAsia="cs-CZ"/>
+        </w:rPr>
+      </w:pPr>
+      <m:oMathPara>
+        <m:oMath>
+          <m:sSub>
+            <m:sSubPr>
+              <m:ctrlPr>
+                <w:rPr>
+                  <w:rFonts w:ascii="Cambria Math" w:hAnsi="Cambria Math"/>
+                  <w:i/>
+                  <w:lang w:eastAsia="cs-CZ"/>
+                </w:rPr>
+              </m:ctrlPr>
+            </m:sSubPr>
+            <m:e>
+              <m:r>
+                <w:rPr>
+                  <w:rFonts w:ascii="Cambria Math" w:hAnsi="Cambria Math"/>
+                  <w:lang w:eastAsia="cs-CZ"/>
+                </w:rPr>
+                <m:t>k</m:t>
+              </m:r>
+            </m:e>
+            <m:sub>
+              <m:r>
+                <w:rPr>
+                  <w:rFonts w:ascii="Cambria Math" w:hAnsi="Cambria Math"/>
+                  <w:lang w:eastAsia="cs-CZ"/>
+                </w:rPr>
+                <m:t>i</m:t>
+              </m:r>
+            </m:sub>
+          </m:sSub>
+          <m:r>
+            <w:rPr>
+              <w:rFonts w:ascii="Cambria Math" w:hAnsi="Cambria Math"/>
+              <w:lang w:eastAsia="cs-CZ"/>
+            </w:rPr>
+            <m:t>=</m:t>
+          </m:r>
+          <m:d>
+            <m:dPr>
+              <m:begChr m:val="{"/>
+              <m:endChr m:val=""/>
+              <m:ctrlPr>
+                <w:rPr>
+                  <w:rFonts w:ascii="Cambria Math" w:hAnsi="Cambria Math"/>
+                  <w:i/>
+                  <w:lang w:eastAsia="cs-CZ"/>
+                </w:rPr>
+              </m:ctrlPr>
+            </m:dPr>
+            <m:e>
+              <m:eqArr>
+                <m:eqArrPr>
+                  <m:ctrlPr>
+                    <w:rPr>
+                      <w:rFonts w:ascii="Cambria Math" w:hAnsi="Cambria Math"/>
+                      <w:i/>
+                      <w:lang w:eastAsia="cs-CZ"/>
+                    </w:rPr>
+                  </m:ctrlPr>
+                </m:eqArrPr>
+                <m:e>
+                  <m:nary>
+                    <m:naryPr>
+                      <m:chr m:val="∏"/>
+                      <m:limLoc m:val="undOvr"/>
+                      <m:ctrlPr>
+                        <w:rPr>
+                          <w:rFonts w:ascii="Cambria Math" w:hAnsi="Cambria Math"/>
+                          <w:i/>
+                          <w:lang w:eastAsia="cs-CZ"/>
+                        </w:rPr>
+                      </m:ctrlPr>
+                    </m:naryPr>
+                    <m:sub>
+                      <m:r>
+                        <w:rPr>
+                          <w:rFonts w:ascii="Cambria Math" w:hAnsi="Cambria Math"/>
+                          <w:lang w:eastAsia="cs-CZ"/>
+                        </w:rPr>
+                        <m:t>k=0</m:t>
+                      </m:r>
+                    </m:sub>
+                    <m:sup>
+                      <m:r>
+                        <w:rPr>
+                          <w:rFonts w:ascii="Cambria Math" w:hAnsi="Cambria Math"/>
+                          <w:lang w:eastAsia="cs-CZ"/>
+                        </w:rPr>
+                        <m:t>i-1</m:t>
+                      </m:r>
+                    </m:sup>
+                    <m:e>
+                      <m:sSub>
+                        <m:sSubPr>
+                          <m:ctrlPr>
+                            <w:rPr>
+                              <w:rFonts w:ascii="Cambria Math" w:hAnsi="Cambria Math"/>
+                              <w:i/>
+                              <w:lang w:eastAsia="cs-CZ"/>
+                            </w:rPr>
+                          </m:ctrlPr>
+                        </m:sSubPr>
+                        <m:e>
+                          <m:r>
+                            <w:rPr>
+                              <w:rFonts w:ascii="Cambria Math" w:hAnsi="Cambria Math"/>
+                              <w:lang w:eastAsia="cs-CZ"/>
+                            </w:rPr>
+                            <m:t>ds</m:t>
+                          </m:r>
+                        </m:e>
+                        <m:sub>
+                          <m:r>
+                            <w:rPr>
+                              <w:rFonts w:ascii="Cambria Math" w:hAnsi="Cambria Math"/>
+                              <w:lang w:eastAsia="cs-CZ"/>
+                            </w:rPr>
+                            <m:t>k</m:t>
+                          </m:r>
+                        </m:sub>
+                      </m:sSub>
+                    </m:e>
+                  </m:nary>
+                  <m:r>
+                    <w:rPr>
+                      <w:rFonts w:ascii="Cambria Math" w:hAnsi="Cambria Math"/>
+                      <w:lang w:eastAsia="cs-CZ"/>
+                    </w:rPr>
+                    <m:t>;pro i&gt;0</m:t>
+                  </m:r>
+                </m:e>
+                <m:e>
+                  <m:r>
+                    <w:rPr>
+                      <w:rFonts w:ascii="Cambria Math" w:hAnsi="Cambria Math"/>
+                      <w:lang w:eastAsia="cs-CZ"/>
+                    </w:rPr>
+                    <m:t>1 ;pro i=0</m:t>
+                  </m:r>
+                </m:e>
+              </m:eqArr>
+            </m:e>
+          </m:d>
+        </m:oMath>
+      </m:oMathPara>
+    </w:p>
+    <w:p>
+      <w:pPr>
+        <w:spacing w:line="360" w:lineRule="auto"/>
+        <w:rPr>
+          <w:lang w:eastAsia="cs-CZ"/>
+        </w:rPr>
+      </w:pPr>
+      <w:r>
+        <w:rPr>
+          <w:lang w:eastAsia="cs-CZ"/>
+        </w:rPr>
+        <w:lastRenderedPageBreak/>
+        <w:t xml:space="preserve">Kde </w:t>
+      </w:r>
+      <w:r>
+        <w:rPr>
+          <w:i/>
+          <w:iCs/>
+          <w:lang w:eastAsia="cs-CZ"/>
+        </w:rPr>
+        <w:t>i</w:t>
+      </w:r>
+      <w:r>
+        <w:rPr>
+          <w:lang w:eastAsia="cs-CZ"/>
+        </w:rPr>
+        <w:t xml:space="preserve"> udává dimenzi, ke které se počítá tento </w:t>
+      </w:r>
+      <w:r>
+        <w:rPr>
+          <w:lang w:eastAsia="cs-CZ"/>
+        </w:rPr>
+        <w:t>kumulativní součin předešlých dimenzí</w:t>
+      </w:r>
+      <w:r>
+        <w:rPr>
+          <w:lang w:eastAsia="cs-CZ"/>
+        </w:rPr>
+        <w:t xml:space="preserve"> – označen jako </w:t>
+      </w:r>
+      <w:proofErr w:type="spellStart"/>
+      <w:r>
+        <w:rPr>
+          <w:i/>
+          <w:iCs/>
+          <w:lang w:eastAsia="cs-CZ"/>
+        </w:rPr>
+        <w:t>k</w:t>
+      </w:r>
+      <w:r>
+        <w:rPr>
+          <w:i/>
+          <w:iCs/>
+          <w:vertAlign w:val="subscript"/>
+          <w:lang w:eastAsia="cs-CZ"/>
+        </w:rPr>
+        <w:t>i</w:t>
+      </w:r>
+      <w:proofErr w:type="spellEnd"/>
+      <w:r>
+        <w:rPr>
+          <w:lang w:eastAsia="cs-CZ"/>
+        </w:rPr>
+        <w:t>.</w:t>
+      </w:r>
+      <w:r>
+        <w:rPr>
+          <w:lang w:eastAsia="cs-CZ"/>
+        </w:rPr>
+        <w:t xml:space="preserve"> </w:t>
+      </w:r>
+      <w:r>
+        <w:rPr>
+          <w:lang w:eastAsia="cs-CZ"/>
+        </w:rPr>
+        <w:t xml:space="preserve">Velikost dimenze zahrnutá do výpočtu je zde jako </w:t>
+      </w:r>
+      <w:proofErr w:type="spellStart"/>
+      <w:r>
+        <w:rPr>
+          <w:i/>
+          <w:iCs/>
+          <w:lang w:eastAsia="cs-CZ"/>
+        </w:rPr>
+        <w:t>ds</w:t>
+      </w:r>
+      <w:r>
+        <w:rPr>
+          <w:i/>
+          <w:iCs/>
+          <w:vertAlign w:val="subscript"/>
+          <w:lang w:eastAsia="cs-CZ"/>
+        </w:rPr>
+        <w:t>k</w:t>
+      </w:r>
+      <w:proofErr w:type="spellEnd"/>
+      <w:r>
+        <w:rPr>
+          <w:lang w:eastAsia="cs-CZ"/>
+        </w:rPr>
+        <w:t>.</w:t>
+      </w:r>
+      <w:r>
+        <w:rPr>
+          <w:lang w:eastAsia="cs-CZ"/>
+        </w:rPr>
+        <w:t xml:space="preserve"> </w:t>
+      </w:r>
+      <w:r>
+        <w:rPr>
+          <w:lang w:eastAsia="cs-CZ"/>
+        </w:rPr>
+        <w:t xml:space="preserve">Dobré si uvědomit, že když vynásobíme </w:t>
+      </w:r>
+      <w:proofErr w:type="spellStart"/>
+      <w:r>
+        <w:rPr>
+          <w:i/>
+          <w:iCs/>
+          <w:lang w:eastAsia="cs-CZ"/>
+        </w:rPr>
+        <w:t>k</w:t>
+      </w:r>
+      <w:r>
+        <w:rPr>
+          <w:i/>
+          <w:iCs/>
+          <w:vertAlign w:val="subscript"/>
+          <w:lang w:eastAsia="cs-CZ"/>
+        </w:rPr>
+        <w:t>i</w:t>
+      </w:r>
+      <w:proofErr w:type="spellEnd"/>
+      <w:r>
+        <w:rPr>
+          <w:lang w:eastAsia="cs-CZ"/>
+        </w:rPr>
+        <w:t xml:space="preserve"> </w:t>
+      </w:r>
+      <w:r>
+        <w:rPr>
+          <w:lang w:eastAsia="cs-CZ"/>
+        </w:rPr>
+        <w:t>rozměrem dimenze</w:t>
+      </w:r>
+      <w:r>
+        <w:rPr>
+          <w:lang w:eastAsia="cs-CZ"/>
+        </w:rPr>
+        <w:t>,</w:t>
+      </w:r>
+      <w:r>
+        <w:rPr>
+          <w:lang w:eastAsia="cs-CZ"/>
+        </w:rPr>
+        <w:t xml:space="preserve"> ke které je toto </w:t>
+      </w:r>
+      <w:proofErr w:type="spellStart"/>
+      <w:r>
+        <w:rPr>
+          <w:i/>
+          <w:iCs/>
+          <w:lang w:eastAsia="cs-CZ"/>
+        </w:rPr>
+        <w:t>k</w:t>
+      </w:r>
+      <w:r>
+        <w:rPr>
+          <w:i/>
+          <w:iCs/>
+          <w:vertAlign w:val="subscript"/>
+          <w:lang w:eastAsia="cs-CZ"/>
+        </w:rPr>
+        <w:t>i</w:t>
+      </w:r>
+      <w:proofErr w:type="spellEnd"/>
+      <w:r>
+        <w:rPr>
+          <w:lang w:eastAsia="cs-CZ"/>
+        </w:rPr>
+        <w:t xml:space="preserve"> počítáno, tak dostaneme </w:t>
+      </w:r>
+      <w:r>
+        <w:rPr>
+          <w:b/>
+          <w:bCs/>
+          <w:lang w:eastAsia="cs-CZ"/>
+        </w:rPr>
+        <w:t>velikost nejednoznačného výběru</w:t>
+      </w:r>
+      <w:r>
+        <w:rPr>
+          <w:lang w:eastAsia="cs-CZ"/>
+        </w:rPr>
+        <w:t xml:space="preserve"> v případě, kdyby souřadnice byly vyplněny až po dimenzi </w:t>
+      </w:r>
+      <w:r>
+        <w:rPr>
+          <w:i/>
+          <w:iCs/>
+          <w:lang w:eastAsia="cs-CZ"/>
+        </w:rPr>
+        <w:t>i</w:t>
+      </w:r>
+      <w:r>
+        <w:rPr>
+          <w:lang w:eastAsia="cs-CZ"/>
+        </w:rPr>
+        <w:t xml:space="preserve"> (včetně).</w:t>
+      </w:r>
     </w:p>
     <w:p>
       <w:pPr>
@@ -5268,7 +7679,7 @@
           <w:lang w:eastAsia="cs-CZ"/>
         </w:rPr>
       </w:pPr>
-      <w:bookmarkStart w:id="13" w:name="_Toc227520790"/>
+      <w:bookmarkStart w:id="15" w:name="_Toc227522092"/>
       <w:r>
         <w:rPr>
           <w:lang w:eastAsia="cs-CZ"/>
@@ -5293,7 +7704,7 @@
         </w:rPr>
         <w:t xml:space="preserve"> Paralelní tenzor</w:t>
       </w:r>
-      <w:bookmarkEnd w:id="13"/>
+      <w:bookmarkEnd w:id="15"/>
     </w:p>
     <w:p>
       <w:pPr>
@@ -5302,12 +7713,14 @@
           <w:lang w:eastAsia="cs-CZ"/>
         </w:rPr>
       </w:pPr>
+      <w:proofErr w:type="spellStart"/>
       <w:r>
         <w:rPr>
           <w:lang w:eastAsia="cs-CZ"/>
         </w:rPr>
         <w:t>Xxx</w:t>
       </w:r>
+      <w:proofErr w:type="spellEnd"/>
     </w:p>
     <w:p>
       <w:pPr>
@@ -5316,7 +7729,7 @@
           <w:lang w:eastAsia="cs-CZ"/>
         </w:rPr>
       </w:pPr>
-      <w:bookmarkStart w:id="14" w:name="_Toc227520791"/>
+      <w:bookmarkStart w:id="16" w:name="_Toc227522093"/>
       <w:r>
         <w:rPr>
           <w:lang w:eastAsia="cs-CZ"/>
@@ -5341,7 +7754,7 @@
         </w:rPr>
         <w:t xml:space="preserve"> Matice</w:t>
       </w:r>
-      <w:bookmarkEnd w:id="14"/>
+      <w:bookmarkEnd w:id="16"/>
     </w:p>
     <w:p>
       <w:pPr>
@@ -5350,12 +7763,14 @@
           <w:lang w:eastAsia="cs-CZ"/>
         </w:rPr>
       </w:pPr>
+      <w:proofErr w:type="spellStart"/>
       <w:r>
         <w:rPr>
           <w:lang w:eastAsia="cs-CZ"/>
         </w:rPr>
         <w:t>Xxx</w:t>
       </w:r>
+      <w:proofErr w:type="spellEnd"/>
     </w:p>
     <w:p>
       <w:pPr>
@@ -5364,7 +7779,7 @@
           <w:lang w:eastAsia="cs-CZ"/>
         </w:rPr>
       </w:pPr>
-      <w:bookmarkStart w:id="15" w:name="_Toc227520792"/>
+      <w:bookmarkStart w:id="17" w:name="_Toc227522094"/>
       <w:r>
         <w:rPr>
           <w:lang w:eastAsia="cs-CZ"/>
@@ -5389,7 +7804,7 @@
         </w:rPr>
         <w:t>5 Paralelní matice</w:t>
       </w:r>
-      <w:bookmarkEnd w:id="15"/>
+      <w:bookmarkEnd w:id="17"/>
     </w:p>
     <w:p>
       <w:pPr>
@@ -5398,12 +7813,14 @@
           <w:lang w:eastAsia="cs-CZ"/>
         </w:rPr>
       </w:pPr>
+      <w:proofErr w:type="spellStart"/>
       <w:r>
         <w:rPr>
           <w:lang w:eastAsia="cs-CZ"/>
         </w:rPr>
         <w:t>Xxx</w:t>
       </w:r>
+      <w:proofErr w:type="spellEnd"/>
     </w:p>
     <w:p>
       <w:pPr>
@@ -5412,7 +7829,7 @@
           <w:lang w:eastAsia="cs-CZ"/>
         </w:rPr>
       </w:pPr>
-      <w:bookmarkStart w:id="16" w:name="_Toc227520793"/>
+      <w:bookmarkStart w:id="18" w:name="_Toc227522095"/>
       <w:r>
         <w:rPr>
           <w:lang w:eastAsia="cs-CZ"/>
@@ -5435,9 +7852,23 @@
         <w:rPr>
           <w:lang w:eastAsia="cs-CZ"/>
         </w:rPr>
-        <w:t>6 N-nární strom</w:t>
-      </w:r>
-      <w:bookmarkEnd w:id="16"/>
+        <w:t>6 N-</w:t>
+      </w:r>
+      <w:proofErr w:type="spellStart"/>
+      <w:r>
+        <w:rPr>
+          <w:lang w:eastAsia="cs-CZ"/>
+        </w:rPr>
+        <w:t>nární</w:t>
+      </w:r>
+      <w:proofErr w:type="spellEnd"/>
+      <w:r>
+        <w:rPr>
+          <w:lang w:eastAsia="cs-CZ"/>
+        </w:rPr>
+        <w:t xml:space="preserve"> strom</w:t>
+      </w:r>
+      <w:bookmarkEnd w:id="18"/>
     </w:p>
     <w:p>
       <w:pPr>
@@ -5446,12 +7877,14 @@
           <w:lang w:eastAsia="cs-CZ"/>
         </w:rPr>
       </w:pPr>
+      <w:proofErr w:type="spellStart"/>
       <w:r>
         <w:rPr>
           <w:lang w:eastAsia="cs-CZ"/>
         </w:rPr>
         <w:t>Xxx</w:t>
       </w:r>
+      <w:proofErr w:type="spellEnd"/>
     </w:p>
     <w:p>
       <w:pPr>
@@ -5460,7 +7893,7 @@
           <w:lang w:eastAsia="cs-CZ"/>
         </w:rPr>
       </w:pPr>
-      <w:bookmarkStart w:id="17" w:name="_Toc227520794"/>
+      <w:bookmarkStart w:id="19" w:name="_Toc227522096"/>
       <w:r>
         <w:rPr>
           <w:lang w:eastAsia="cs-CZ"/>
@@ -5479,7 +7912,7 @@
         </w:rPr>
         <w:t xml:space="preserve"> Testy</w:t>
       </w:r>
-      <w:bookmarkEnd w:id="17"/>
+      <w:bookmarkEnd w:id="19"/>
     </w:p>
     <w:p>
       <w:pPr>
@@ -5488,12 +7921,14 @@
           <w:lang w:eastAsia="cs-CZ"/>
         </w:rPr>
       </w:pPr>
+      <w:proofErr w:type="spellStart"/>
       <w:r>
         <w:rPr>
           <w:lang w:eastAsia="cs-CZ"/>
         </w:rPr>
         <w:t>Xxx</w:t>
       </w:r>
+      <w:proofErr w:type="spellEnd"/>
     </w:p>
     <w:p>
       <w:pPr>
@@ -5502,7 +7937,7 @@
           <w:lang w:eastAsia="cs-CZ"/>
         </w:rPr>
       </w:pPr>
-      <w:bookmarkStart w:id="18" w:name="_Toc227520795"/>
+      <w:bookmarkStart w:id="20" w:name="_Toc227522097"/>
       <w:r>
         <w:rPr>
           <w:lang w:eastAsia="cs-CZ"/>
@@ -5521,7 +7956,7 @@
         </w:rPr>
         <w:t>.1 Unit testování</w:t>
       </w:r>
-      <w:bookmarkEnd w:id="18"/>
+      <w:bookmarkEnd w:id="20"/>
     </w:p>
     <w:p>
       <w:pPr>
@@ -5530,12 +7965,14 @@
           <w:lang w:eastAsia="cs-CZ"/>
         </w:rPr>
       </w:pPr>
+      <w:proofErr w:type="spellStart"/>
       <w:r>
         <w:rPr>
           <w:lang w:eastAsia="cs-CZ"/>
         </w:rPr>
         <w:t>Xxx</w:t>
       </w:r>
+      <w:proofErr w:type="spellEnd"/>
     </w:p>
     <w:p>
       <w:pPr>
@@ -5544,7 +7981,7 @@
           <w:lang w:eastAsia="cs-CZ"/>
         </w:rPr>
       </w:pPr>
-      <w:bookmarkStart w:id="19" w:name="_Toc227520796"/>
+      <w:bookmarkStart w:id="21" w:name="_Toc227522098"/>
       <w:r>
         <w:rPr>
           <w:lang w:eastAsia="cs-CZ"/>
@@ -5563,7 +8000,7 @@
         </w:rPr>
         <w:t>.2 Zátěžové testování</w:t>
       </w:r>
-      <w:bookmarkEnd w:id="19"/>
+      <w:bookmarkEnd w:id="21"/>
     </w:p>
     <w:p>
       <w:pPr>
@@ -5572,12 +8009,14 @@
           <w:lang w:eastAsia="cs-CZ"/>
         </w:rPr>
       </w:pPr>
+      <w:proofErr w:type="spellStart"/>
       <w:r>
         <w:rPr>
           <w:lang w:eastAsia="cs-CZ"/>
         </w:rPr>
         <w:t>Xxx</w:t>
       </w:r>
+      <w:proofErr w:type="spellEnd"/>
     </w:p>
     <w:p>
       <w:pPr>
@@ -5601,17 +8040,19 @@
       <w:pPr>
         <w:pStyle w:val="Nadpis1"/>
       </w:pPr>
-      <w:bookmarkStart w:id="20" w:name="_Toc227520797"/>
+      <w:bookmarkStart w:id="22" w:name="_Toc227522099"/>
       <w:r>
         <w:lastRenderedPageBreak/>
         <w:t>3 TEORETICKÉ VYUŽITÍ</w:t>
       </w:r>
-      <w:bookmarkEnd w:id="20"/>
-    </w:p>
-    <w:p>
+      <w:bookmarkEnd w:id="22"/>
+    </w:p>
+    <w:p>
+      <w:proofErr w:type="spellStart"/>
       <w:r>
         <w:t>Xxx</w:t>
       </w:r>
+      <w:proofErr w:type="spellEnd"/>
     </w:p>
     <w:p>
       <w:pPr>
@@ -5631,7 +8072,7 @@
           <w:szCs w:val="24"/>
         </w:rPr>
       </w:pPr>
-      <w:bookmarkStart w:id="21" w:name="_Toc227521731"/>
+      <w:bookmarkStart w:id="23" w:name="_Toc227521731"/>
       <w:r>
         <w:rPr>
           <w:i w:val="0"/>
@@ -5706,7 +8147,7 @@
         </w:rPr>
         <w:t>Vzdělanostní struktura obyvatelstva České republiky (2021)</w:t>
       </w:r>
-      <w:bookmarkEnd w:id="21"/>
+      <w:bookmarkEnd w:id="23"/>
     </w:p>
     <w:tbl>
       <w:tblPr>
@@ -6341,8 +8782,8 @@
         </w:rPr>
         <w:t>: Balonky (Min, 2016</w:t>
       </w:r>
-      <w:bookmarkStart w:id="22" w:name="_Toc24458948"/>
-      <w:bookmarkStart w:id="23" w:name="_Toc24459062"/>
+      <w:bookmarkStart w:id="24" w:name="_Toc24458948"/>
+      <w:bookmarkStart w:id="25" w:name="_Toc24459062"/>
       <w:r>
         <w:rPr>
           <w:i w:val="0"/>
@@ -6350,8 +8791,8 @@
         </w:rPr>
         <w:t>)</w:t>
       </w:r>
-      <w:bookmarkEnd w:id="22"/>
-      <w:bookmarkEnd w:id="23"/>
+      <w:bookmarkEnd w:id="24"/>
+      <w:bookmarkEnd w:id="25"/>
       <w:r>
         <w:rPr>
           <w:i w:val="0"/>
@@ -6370,12 +8811,12 @@
         </w:rPr>
         <w:br w:type="page"/>
       </w:r>
-      <w:bookmarkStart w:id="24" w:name="_Toc227520798"/>
+      <w:bookmarkStart w:id="26" w:name="_Toc227522100"/>
       <w:r>
         <w:lastRenderedPageBreak/>
         <w:t>ZÁVĚR</w:t>
       </w:r>
-      <w:bookmarkEnd w:id="24"/>
+      <w:bookmarkEnd w:id="26"/>
     </w:p>
     <w:p>
       <w:pPr>
@@ -6549,12 +8990,12 @@
       <w:r>
         <w:br w:type="page"/>
       </w:r>
-      <w:bookmarkStart w:id="25" w:name="_Toc227520799"/>
+      <w:bookmarkStart w:id="27" w:name="_Toc227522101"/>
       <w:r>
         <w:lastRenderedPageBreak/>
         <w:t>POUŽITÁ LITERATURA</w:t>
       </w:r>
-      <w:bookmarkEnd w:id="25"/>
+      <w:bookmarkEnd w:id="27"/>
     </w:p>
     <w:p>
       <w:pPr>
@@ -6757,13 +9198,22 @@
           <w:sz w:val="24"/>
           <w:szCs w:val="24"/>
         </w:rPr>
-        <w:t>, Jungyeon</w:t>
-      </w:r>
+        <w:t xml:space="preserve">, </w:t>
+      </w:r>
+      <w:proofErr w:type="spellStart"/>
       <w:r>
         <w:rPr>
           <w:sz w:val="24"/>
           <w:szCs w:val="24"/>
         </w:rPr>
+        <w:t>Jungyeon</w:t>
+      </w:r>
+      <w:proofErr w:type="spellEnd"/>
+      <w:r>
+        <w:rPr>
+          <w:sz w:val="24"/>
+          <w:szCs w:val="24"/>
+        </w:rPr>
         <w:t>, 2016</w:t>
       </w:r>
       <w:r>
@@ -6773,6 +9223,7 @@
         </w:rPr>
         <w:t xml:space="preserve">. </w:t>
       </w:r>
+      <w:proofErr w:type="spellStart"/>
       <w:r>
         <w:rPr>
           <w:i/>
@@ -6782,6 +9233,7 @@
         </w:rPr>
         <w:t>Balloons</w:t>
       </w:r>
+      <w:proofErr w:type="spellEnd"/>
       <w:r>
         <w:rPr>
           <w:sz w:val="24"/>
@@ -6803,6 +9255,7 @@
         </w:rPr>
         <w:t xml:space="preserve">In: </w:t>
       </w:r>
+      <w:proofErr w:type="spellStart"/>
       <w:r>
         <w:rPr>
           <w:sz w:val="24"/>
@@ -6810,6 +9263,7 @@
         </w:rPr>
         <w:t>Pixabay</w:t>
       </w:r>
+      <w:proofErr w:type="spellEnd"/>
       <w:r>
         <w:rPr>
           <w:sz w:val="24"/>
@@ -6912,12 +9366,12 @@
       <w:r>
         <w:br w:type="page"/>
       </w:r>
-      <w:bookmarkStart w:id="26" w:name="_Toc227520800"/>
+      <w:bookmarkStart w:id="28" w:name="_Toc227522102"/>
       <w:r>
         <w:lastRenderedPageBreak/>
         <w:t>SEZNAM PŘÍLOH</w:t>
       </w:r>
-      <w:bookmarkEnd w:id="26"/>
+      <w:bookmarkEnd w:id="28"/>
     </w:p>
     <w:p>
       <w:pPr>
@@ -8098,6 +10552,16 @@
       <w:shd w:val="clear" w:color="auto" w:fill="E1DFDD"/>
     </w:rPr>
   </w:style>
+  <w:style w:type="character" w:styleId="Zstupntext">
+    <w:name w:val="Placeholder Text"/>
+    <w:basedOn w:val="Standardnpsmoodstavce"/>
+    <w:uiPriority w:val="99"/>
+    <w:semiHidden/>
+    <w:rsid w:val="002C386C"/>
+    <w:rPr>
+      <w:color w:val="666666"/>
+    </w:rPr>
+  </w:style>
 </w:styles>
 </file>
 

--- a/ŠpaňúrM_KnihovnaProPraci_JM_2026.docx
+++ b/ŠpaňúrM_KnihovnaProPraci_JM_2026.docx
@@ -199,8 +199,8 @@
           <w:szCs w:val="44"/>
         </w:rPr>
         <w:sectPr>
-          <w:headerReference w:type="default" r:id="rId7"/>
-          <w:footerReference w:type="default" r:id="rId8"/>
+          <w:headerReference w:type="default" r:id="rId8"/>
+          <w:footerReference w:type="default" r:id="rId9"/>
           <w:pgSz w:w="11906" w:h="16838"/>
           <w:pgMar w:top="1418" w:right="851" w:bottom="1418" w:left="1985" w:header="709" w:footer="709" w:gutter="0"/>
           <w:cols w:space="708"/>
@@ -728,7 +728,7 @@
                     </pic:cNvPicPr>
                   </pic:nvPicPr>
                   <pic:blipFill rotWithShape="1">
-                    <a:blip r:embed="rId9">
+                    <a:blip r:embed="rId10">
                       <a:extLst>
                         <a:ext uri="{28A0092B-C50C-407E-A947-70E740481C1C}">
                           <a14:useLocalDpi xmlns:a14="http://schemas.microsoft.com/office/drawing/2010/main" val="0"/>
@@ -798,7 +798,7 @@
                     </pic:cNvPicPr>
                   </pic:nvPicPr>
                   <pic:blipFill rotWithShape="1">
-                    <a:blip r:embed="rId10">
+                    <a:blip r:embed="rId11">
                       <a:extLst>
                         <a:ext uri="{28A0092B-C50C-407E-A947-70E740481C1C}">
                           <a14:useLocalDpi xmlns:a14="http://schemas.microsoft.com/office/drawing/2010/main" val="0"/>
@@ -2466,7 +2466,6 @@
           <w:noProof/>
           <w:kern w:val="2"/>
           <w:szCs w:val="24"/>
-          <w:lang/>
           <w14:ligatures w14:val="standardContextual"/>
         </w:rPr>
       </w:pPr>
@@ -2549,7 +2548,6 @@
           <w:noProof/>
           <w:kern w:val="2"/>
           <w:szCs w:val="24"/>
-          <w:lang/>
           <w14:ligatures w14:val="standardContextual"/>
         </w:rPr>
       </w:pPr>
@@ -2623,7 +2621,6 @@
           <w:noProof/>
           <w:kern w:val="2"/>
           <w:szCs w:val="24"/>
-          <w:lang/>
           <w14:ligatures w14:val="standardContextual"/>
         </w:rPr>
       </w:pPr>
@@ -2697,7 +2694,6 @@
           <w:noProof/>
           <w:kern w:val="2"/>
           <w:szCs w:val="24"/>
-          <w:lang/>
           <w14:ligatures w14:val="standardContextual"/>
         </w:rPr>
       </w:pPr>
@@ -2770,7 +2766,6 @@
           <w:noProof/>
           <w:kern w:val="2"/>
           <w:szCs w:val="24"/>
-          <w:lang/>
           <w14:ligatures w14:val="standardContextual"/>
         </w:rPr>
       </w:pPr>
@@ -2840,7 +2835,6 @@
           <w:noProof/>
           <w:kern w:val="2"/>
           <w:szCs w:val="24"/>
-          <w:lang/>
           <w14:ligatures w14:val="standardContextual"/>
         </w:rPr>
       </w:pPr>
@@ -2910,7 +2904,6 @@
           <w:noProof/>
           <w:kern w:val="2"/>
           <w:szCs w:val="24"/>
-          <w:lang/>
           <w14:ligatures w14:val="standardContextual"/>
         </w:rPr>
       </w:pPr>
@@ -2980,7 +2973,6 @@
           <w:noProof/>
           <w:kern w:val="2"/>
           <w:szCs w:val="24"/>
-          <w:lang/>
           <w14:ligatures w14:val="standardContextual"/>
         </w:rPr>
       </w:pPr>
@@ -3053,7 +3045,6 @@
           <w:noProof/>
           <w:kern w:val="2"/>
           <w:szCs w:val="24"/>
-          <w:lang/>
           <w14:ligatures w14:val="standardContextual"/>
         </w:rPr>
       </w:pPr>
@@ -3123,7 +3114,6 @@
           <w:noProof/>
           <w:kern w:val="2"/>
           <w:szCs w:val="24"/>
-          <w:lang/>
           <w14:ligatures w14:val="standardContextual"/>
         </w:rPr>
       </w:pPr>
@@ -3196,7 +3186,6 @@
           <w:noProof/>
           <w:kern w:val="2"/>
           <w:szCs w:val="24"/>
-          <w:lang/>
           <w14:ligatures w14:val="standardContextual"/>
         </w:rPr>
       </w:pPr>
@@ -3269,7 +3258,6 @@
           <w:noProof/>
           <w:kern w:val="2"/>
           <w:szCs w:val="24"/>
-          <w:lang/>
           <w14:ligatures w14:val="standardContextual"/>
         </w:rPr>
       </w:pPr>
@@ -3339,7 +3327,6 @@
           <w:noProof/>
           <w:kern w:val="2"/>
           <w:szCs w:val="24"/>
-          <w:lang/>
           <w14:ligatures w14:val="standardContextual"/>
         </w:rPr>
       </w:pPr>
@@ -3412,7 +3399,6 @@
           <w:noProof/>
           <w:kern w:val="2"/>
           <w:szCs w:val="24"/>
-          <w:lang/>
           <w14:ligatures w14:val="standardContextual"/>
         </w:rPr>
       </w:pPr>
@@ -3493,7 +3479,6 @@
           <w:noProof/>
           <w:kern w:val="2"/>
           <w:szCs w:val="24"/>
-          <w:lang/>
           <w14:ligatures w14:val="standardContextual"/>
         </w:rPr>
       </w:pPr>
@@ -3567,7 +3552,6 @@
           <w:noProof/>
           <w:kern w:val="2"/>
           <w:szCs w:val="24"/>
-          <w:lang/>
           <w14:ligatures w14:val="standardContextual"/>
         </w:rPr>
       </w:pPr>
@@ -3641,7 +3625,6 @@
           <w:noProof/>
           <w:kern w:val="2"/>
           <w:szCs w:val="24"/>
-          <w:lang/>
           <w14:ligatures w14:val="standardContextual"/>
         </w:rPr>
       </w:pPr>
@@ -3715,7 +3698,6 @@
           <w:noProof/>
           <w:kern w:val="2"/>
           <w:szCs w:val="24"/>
-          <w:lang/>
           <w14:ligatures w14:val="standardContextual"/>
         </w:rPr>
       </w:pPr>
@@ -3789,7 +3771,6 @@
           <w:noProof/>
           <w:kern w:val="2"/>
           <w:szCs w:val="24"/>
-          <w:lang/>
           <w14:ligatures w14:val="standardContextual"/>
         </w:rPr>
       </w:pPr>
@@ -3860,7 +3841,6 @@
           <w:noProof/>
           <w:kern w:val="2"/>
           <w:szCs w:val="24"/>
-          <w:lang/>
           <w14:ligatures w14:val="standardContextual"/>
         </w:rPr>
       </w:pPr>
@@ -3934,7 +3914,6 @@
           <w:noProof/>
           <w:kern w:val="2"/>
           <w:szCs w:val="24"/>
-          <w:lang/>
           <w14:ligatures w14:val="standardContextual"/>
         </w:rPr>
       </w:pPr>
@@ -4008,7 +3987,6 @@
           <w:noProof/>
           <w:kern w:val="2"/>
           <w:szCs w:val="24"/>
-          <w:lang/>
           <w14:ligatures w14:val="standardContextual"/>
         </w:rPr>
       </w:pPr>
@@ -4082,7 +4060,6 @@
           <w:noProof/>
           <w:kern w:val="2"/>
           <w:szCs w:val="24"/>
-          <w:lang/>
           <w14:ligatures w14:val="standardContextual"/>
         </w:rPr>
       </w:pPr>
@@ -4155,7 +4132,6 @@
           <w:noProof/>
           <w:kern w:val="2"/>
           <w:szCs w:val="24"/>
-          <w:lang/>
           <w14:ligatures w14:val="standardContextual"/>
         </w:rPr>
       </w:pPr>
@@ -4228,7 +4204,6 @@
           <w:noProof/>
           <w:kern w:val="2"/>
           <w:szCs w:val="24"/>
-          <w:lang/>
           <w14:ligatures w14:val="standardContextual"/>
         </w:rPr>
       </w:pPr>
@@ -4301,7 +4276,6 @@
           <w:noProof/>
           <w:kern w:val="2"/>
           <w:szCs w:val="24"/>
-          <w:lang/>
           <w14:ligatures w14:val="standardContextual"/>
         </w:rPr>
       </w:pPr>
@@ -4587,7 +4561,6 @@
           <w:noProof/>
           <w:kern w:val="2"/>
           <w:szCs w:val="24"/>
-          <w:lang/>
           <w14:ligatures w14:val="standardContextual"/>
         </w:rPr>
       </w:pPr>
@@ -4712,12 +4685,64 @@
     <w:p>
       <w:pPr>
         <w:spacing w:line="360" w:lineRule="auto"/>
-      </w:pPr>
-      <w:r>
-        <w:t>Č</w:t>
-      </w:r>
-      <w:r>
-        <w:t>SÚ – Český statistický úřad</w:t>
+        <w:rPr>
+          <w:b/>
+          <w:bCs/>
+          <w:lang w:eastAsia="cs-CZ"/>
+        </w:rPr>
+      </w:pPr>
+      <w:r>
+        <w:t>KSPVD nebo J</w:t>
+      </w:r>
+      <w:r>
+        <w:rPr>
+          <w:vertAlign w:val="subscript"/>
+        </w:rPr>
+        <w:t>i</w:t>
+      </w:r>
+      <w:r>
+        <w:t xml:space="preserve"> – </w:t>
+      </w:r>
+      <w:r>
+        <w:rPr>
+          <w:lang w:eastAsia="cs-CZ"/>
+        </w:rPr>
+        <w:t>Kumulativní součin předešlých velikostí dimenzí</w:t>
+      </w:r>
+    </w:p>
+    <w:p>
+      <w:pPr>
+        <w:spacing w:line="360" w:lineRule="auto"/>
+      </w:pPr>
+      <w:r>
+        <w:rPr>
+          <w:lang w:eastAsia="cs-CZ"/>
+        </w:rPr>
+        <w:t xml:space="preserve">VKSPVD nebo J </w:t>
+      </w:r>
+      <w:r>
+        <w:rPr>
+          <w:lang w:eastAsia="cs-CZ"/>
+        </w:rPr>
+        <w:t>–</w:t>
+      </w:r>
+      <w:r>
+        <w:rPr>
+          <w:lang w:eastAsia="cs-CZ"/>
+        </w:rPr>
+        <w:t xml:space="preserve"> </w:t>
+      </w:r>
+      <w:r>
+        <w:rPr>
+          <w:lang w:eastAsia="cs-CZ"/>
+        </w:rPr>
+        <w:t xml:space="preserve">Vektor </w:t>
+      </w:r>
+      <w:r>
+        <w:rPr>
+          <w:lang w:eastAsia="cs-CZ"/>
+        </w:rPr>
+        <w:t>kumulativních součinů předchozích velikostí dimenzí</w:t>
       </w:r>
     </w:p>
     <w:p>
@@ -5196,7 +5221,7 @@
         </w:rPr>
         <w:t xml:space="preserve"> (</w:t>
       </w:r>
-      <w:hyperlink r:id="rId11" w:history="1">
+      <w:hyperlink r:id="rId12" w:history="1">
         <w:r>
           <w:rPr>
             <w:rStyle w:val="Hypertextovodkaz"/>
@@ -5243,7 +5268,7 @@
         </w:rPr>
         <w:t xml:space="preserve"> (</w:t>
       </w:r>
-      <w:hyperlink r:id="rId12" w:history="1">
+      <w:hyperlink r:id="rId13" w:history="1">
         <w:r>
           <w:rPr>
             <w:rStyle w:val="Hypertextovodkaz"/>
@@ -5316,7 +5341,7 @@
         </w:rPr>
         <w:t xml:space="preserve"> (</w:t>
       </w:r>
-      <w:hyperlink r:id="rId13" w:history="1">
+      <w:hyperlink r:id="rId14" w:history="1">
         <w:r>
           <w:rPr>
             <w:rStyle w:val="Hypertextovodkaz"/>
@@ -5719,1314 +5744,6 @@
     </w:p>
     <w:p>
       <w:pPr>
-        <w:pStyle w:val="Nadpis1"/>
-        <w:jc w:val="both"/>
-      </w:pPr>
-      <w:r>
-        <w:br w:type="page"/>
-      </w:r>
-      <w:bookmarkStart w:id="8" w:name="_Toc227522085"/>
-      <w:r>
-        <w:lastRenderedPageBreak/>
-        <w:t>2</w:t>
-      </w:r>
-      <w:r>
-        <w:t xml:space="preserve"> </w:t>
-      </w:r>
-      <w:r>
-        <w:t>IMPLEMENTACE</w:t>
-      </w:r>
-      <w:bookmarkEnd w:id="8"/>
-      <w:r>
-        <w:t xml:space="preserve"> </w:t>
-      </w:r>
-    </w:p>
-    <w:p>
-      <w:pPr>
-        <w:spacing w:line="360" w:lineRule="auto"/>
-        <w:jc w:val="both"/>
-        <w:rPr>
-          <w:szCs w:val="24"/>
-        </w:rPr>
-      </w:pPr>
-      <w:r>
-        <w:rPr>
-          <w:szCs w:val="24"/>
-        </w:rPr>
-        <w:t>Samotná implementace této knihovny vynucuje přístup „</w:t>
-      </w:r>
-      <w:proofErr w:type="spellStart"/>
-      <w:r>
-        <w:rPr>
-          <w:szCs w:val="24"/>
-        </w:rPr>
-        <w:t>header-only</w:t>
-      </w:r>
-      <w:proofErr w:type="spellEnd"/>
-      <w:r>
-        <w:rPr>
-          <w:szCs w:val="24"/>
-        </w:rPr>
-        <w:t xml:space="preserve"> + source </w:t>
-      </w:r>
-      <w:proofErr w:type="spellStart"/>
-      <w:r>
-        <w:rPr>
-          <w:szCs w:val="24"/>
-        </w:rPr>
-        <w:t>code</w:t>
-      </w:r>
-      <w:proofErr w:type="spellEnd"/>
-      <w:r>
-        <w:rPr>
-          <w:szCs w:val="24"/>
-        </w:rPr>
-        <w:t>“ neboli přidání knihovny do uživatelského projektu pomocí hlavičkového souboru</w:t>
-      </w:r>
-      <w:r>
-        <w:rPr>
-          <w:szCs w:val="24"/>
-        </w:rPr>
-        <w:t xml:space="preserve">, který se linkuje na zdrojové kódy. </w:t>
-      </w:r>
-      <w:r>
-        <w:rPr>
-          <w:szCs w:val="24"/>
-        </w:rPr>
-        <w:t>Kvůli použití šablon (</w:t>
-      </w:r>
-      <w:proofErr w:type="spellStart"/>
-      <w:r>
-        <w:rPr>
-          <w:szCs w:val="24"/>
-        </w:rPr>
-        <w:t>template</w:t>
-      </w:r>
-      <w:proofErr w:type="spellEnd"/>
-      <w:r>
-        <w:rPr>
-          <w:szCs w:val="24"/>
-        </w:rPr>
-        <w:t>) by bylo velice složité a nepraktické pokoušet se o předkompilovanou knihovnu – ať dynamickou či statickou.</w:t>
-      </w:r>
-      <w:r>
-        <w:rPr>
-          <w:szCs w:val="24"/>
-        </w:rPr>
-        <w:t xml:space="preserve"> </w:t>
-      </w:r>
-    </w:p>
-    <w:p>
-      <w:pPr>
-        <w:pStyle w:val="Nadpis2"/>
-      </w:pPr>
-      <w:bookmarkStart w:id="9" w:name="_Toc227522086"/>
-      <w:r>
-        <w:t>2.1 Použité nástroje</w:t>
-      </w:r>
-      <w:bookmarkEnd w:id="9"/>
-    </w:p>
-    <w:p>
-      <w:pPr>
-        <w:spacing w:line="360" w:lineRule="auto"/>
-      </w:pPr>
-      <w:r>
-        <w:t>Jak již napovídá název práce, tak je knihovna napsaná v jazyce C++</w:t>
-      </w:r>
-      <w:r>
-        <w:t xml:space="preserve"> nevyužívající nic novějšího nad standard C++23</w:t>
-      </w:r>
-      <w:r>
-        <w:t>.</w:t>
-      </w:r>
-    </w:p>
-    <w:p>
-      <w:pPr>
-        <w:pStyle w:val="Nadpis3"/>
-      </w:pPr>
-      <w:bookmarkStart w:id="10" w:name="_Toc227522087"/>
-      <w:r>
-        <w:t xml:space="preserve">2.1.1 </w:t>
-      </w:r>
-      <w:proofErr w:type="spellStart"/>
-      <w:r>
-        <w:t>AdaptiveCpp</w:t>
-      </w:r>
-      <w:bookmarkEnd w:id="10"/>
-      <w:proofErr w:type="spellEnd"/>
-    </w:p>
-    <w:p>
-      <w:pPr>
-        <w:spacing w:line="360" w:lineRule="auto"/>
-      </w:pPr>
-      <w:r>
-        <w:t xml:space="preserve">Zajímavější je použitá knihovna </w:t>
-      </w:r>
-      <w:proofErr w:type="spellStart"/>
-      <w:r>
-        <w:t>AdaptiveCpp</w:t>
-      </w:r>
-      <w:proofErr w:type="spellEnd"/>
-      <w:r>
-        <w:t xml:space="preserve"> (</w:t>
-      </w:r>
-      <w:hyperlink r:id="rId14" w:history="1">
-        <w:r>
-          <w:rPr>
-            <w:rStyle w:val="Hypertextovodkaz"/>
-          </w:rPr>
-          <w:t>https://github.com/AdaptiveCpp/AdaptiveCpp</w:t>
-        </w:r>
-      </w:hyperlink>
-      <w:r>
-        <w:t xml:space="preserve"> </w:t>
-      </w:r>
-      <w:r>
-        <w:t>)</w:t>
-      </w:r>
-      <w:r>
-        <w:t>, jejíž hlavní misí je implementace sta</w:t>
-      </w:r>
-      <w:r>
-        <w:t>n</w:t>
-      </w:r>
-      <w:r>
-        <w:t>dartu SYCL (</w:t>
-      </w:r>
-      <w:hyperlink r:id="rId15" w:history="1">
-        <w:r>
-          <w:rPr>
-            <w:rStyle w:val="Hypertextovodkaz"/>
-          </w:rPr>
-          <w:t>https://www.khronos.org/sycl/</w:t>
-        </w:r>
-      </w:hyperlink>
-      <w:r>
-        <w:t xml:space="preserve"> ) spravovaného </w:t>
-      </w:r>
-      <w:proofErr w:type="spellStart"/>
-      <w:r>
-        <w:t>The</w:t>
-      </w:r>
-      <w:proofErr w:type="spellEnd"/>
-      <w:r>
-        <w:t xml:space="preserve"> </w:t>
-      </w:r>
-      <w:proofErr w:type="spellStart"/>
-      <w:r>
-        <w:t>Khronos</w:t>
-      </w:r>
-      <w:proofErr w:type="spellEnd"/>
-      <w:r>
-        <w:t xml:space="preserve"> Group</w:t>
-      </w:r>
-      <w:r>
-        <w:t>.</w:t>
-      </w:r>
-      <w:r>
-        <w:t xml:space="preserve"> SYCL standard definuje abstrakce pro umožnění heterogenního programování. To má umožnit použití více druhů výpočetních zařízení v jedné aplikaci. Například použití CPU (s možností jednoduché paralelizace), GPU a </w:t>
-      </w:r>
-      <w:proofErr w:type="spellStart"/>
-      <w:proofErr w:type="gramStart"/>
-      <w:r>
-        <w:t>podobně.</w:t>
-      </w:r>
-      <w:r>
-        <w:t>AdaptiveCpp</w:t>
-      </w:r>
-      <w:proofErr w:type="spellEnd"/>
-      <w:proofErr w:type="gramEnd"/>
-      <w:r>
-        <w:t xml:space="preserve"> </w:t>
-      </w:r>
-      <w:r>
-        <w:t>funguje jako abstrakční vrstva</w:t>
-      </w:r>
-      <w:r>
-        <w:t>,</w:t>
-      </w:r>
-      <w:r>
-        <w:t xml:space="preserve"> co umí využít více různých </w:t>
-      </w:r>
-      <w:proofErr w:type="spellStart"/>
-      <w:r>
-        <w:t>backendů</w:t>
-      </w:r>
-      <w:proofErr w:type="spellEnd"/>
-      <w:r>
-        <w:t xml:space="preserve">: CUDA pro grafické karty od společnosti NVIDIA, </w:t>
-      </w:r>
-      <w:proofErr w:type="spellStart"/>
-      <w:r>
-        <w:t>ROCm</w:t>
-      </w:r>
-      <w:proofErr w:type="spellEnd"/>
-      <w:r>
-        <w:t xml:space="preserve">/HIP pro grafické karty od AMD či </w:t>
-      </w:r>
-      <w:proofErr w:type="spellStart"/>
-      <w:r>
-        <w:t>OpenMD</w:t>
-      </w:r>
-      <w:proofErr w:type="spellEnd"/>
-      <w:r>
-        <w:t xml:space="preserve"> používající CPU (a tím pádem často používaný jako </w:t>
-      </w:r>
-      <w:proofErr w:type="spellStart"/>
-      <w:r>
-        <w:t>fallback</w:t>
-      </w:r>
-      <w:proofErr w:type="spellEnd"/>
-      <w:r>
-        <w:t>).</w:t>
-      </w:r>
-      <w:r>
-        <w:t xml:space="preserve"> Funguje tak že, vezme SYCL kód, oddělí ho na host kód pro běh na CPU a kód pro zařízení, který je poté převeden kód používaného </w:t>
-      </w:r>
-      <w:proofErr w:type="spellStart"/>
-      <w:r>
-        <w:t>backendu</w:t>
-      </w:r>
-      <w:proofErr w:type="spellEnd"/>
-      <w:r>
-        <w:t>.</w:t>
-      </w:r>
-    </w:p>
-    <w:p>
-      <w:pPr>
-        <w:pStyle w:val="Nadpis3"/>
-      </w:pPr>
-      <w:bookmarkStart w:id="11" w:name="_Toc227522088"/>
-      <w:r>
-        <w:t>2.1.2 Google test</w:t>
-      </w:r>
-      <w:bookmarkEnd w:id="11"/>
-    </w:p>
-    <w:p>
-      <w:r>
-        <w:t xml:space="preserve">Pro testování byl vybrán </w:t>
-      </w:r>
-      <w:r>
-        <w:t xml:space="preserve">framework </w:t>
-      </w:r>
-      <w:proofErr w:type="spellStart"/>
-      <w:r>
-        <w:t>Google</w:t>
-      </w:r>
-      <w:r>
-        <w:t>T</w:t>
-      </w:r>
-      <w:r>
-        <w:t>est</w:t>
-      </w:r>
-      <w:proofErr w:type="spellEnd"/>
-      <w:r>
-        <w:t>.</w:t>
-      </w:r>
-      <w:r>
-        <w:t xml:space="preserve"> Je vhodný díky své jednoduchosti použití a integrace to projektu.</w:t>
-      </w:r>
-      <w:r>
-        <w:t xml:space="preserve"> Umí rozdělovat testy do skupin, a také měřit čas vykonání testu, čímž je vhodný i pro zátěžové testování.</w:t>
-      </w:r>
-    </w:p>
-    <w:p>
-      <w:pPr>
-        <w:pStyle w:val="Nadpis2"/>
-      </w:pPr>
-      <w:bookmarkStart w:id="12" w:name="_Toc227522089"/>
-      <w:r>
-        <w:t>2.</w:t>
-      </w:r>
-      <w:r>
-        <w:t>2</w:t>
-      </w:r>
-      <w:r>
-        <w:t xml:space="preserve"> Komponenty</w:t>
-      </w:r>
-      <w:bookmarkEnd w:id="12"/>
-    </w:p>
-    <w:p>
-      <w:pPr>
-        <w:spacing w:line="360" w:lineRule="auto"/>
-      </w:pPr>
-      <w:r>
-        <w:t>Práce je a její komponenty jsou ve jmenném prostoru zvaném „gema“. Je to neoficiální název používaný uvnitř projektu.</w:t>
-      </w:r>
-    </w:p>
-    <w:p>
-      <w:pPr>
-        <w:pStyle w:val="Nadpis3"/>
-        <w:rPr>
-          <w:noProof/>
-          <w:lang w:eastAsia="cs-CZ"/>
-        </w:rPr>
-      </w:pPr>
-      <w:bookmarkStart w:id="13" w:name="_Toc227522090"/>
-      <w:r>
-        <w:t>2.</w:t>
-      </w:r>
-      <w:r>
-        <w:t>2</w:t>
-      </w:r>
-      <w:r>
-        <w:t>.1</w:t>
-      </w:r>
-      <w:r>
-        <w:rPr>
-          <w:noProof/>
-          <w:lang w:eastAsia="cs-CZ"/>
-        </w:rPr>
-        <w:t xml:space="preserve"> </w:t>
-      </w:r>
-      <w:r>
-        <w:rPr>
-          <w:noProof/>
-          <w:lang w:eastAsia="cs-CZ"/>
-        </w:rPr>
-        <w:t>Lineární kontejner</w:t>
-      </w:r>
-      <w:bookmarkEnd w:id="13"/>
-    </w:p>
-    <w:p>
-      <w:pPr>
-        <w:spacing w:line="360" w:lineRule="auto"/>
-        <w:rPr>
-          <w:lang w:eastAsia="cs-CZ"/>
-        </w:rPr>
-      </w:pPr>
-      <w:r>
-        <w:rPr>
-          <w:lang w:eastAsia="cs-CZ"/>
-        </w:rPr>
-        <w:t>V projektu jako třída „</w:t>
-      </w:r>
-      <w:proofErr w:type="spellStart"/>
-      <w:r>
-        <w:rPr>
-          <w:lang w:eastAsia="cs-CZ"/>
-        </w:rPr>
-        <w:t>LinearContainer</w:t>
-      </w:r>
-      <w:proofErr w:type="spellEnd"/>
-      <w:r>
-        <w:rPr>
-          <w:lang w:eastAsia="cs-CZ"/>
-        </w:rPr>
-        <w:t xml:space="preserve">“. </w:t>
-      </w:r>
-      <w:r>
-        <w:rPr>
-          <w:lang w:eastAsia="cs-CZ"/>
-        </w:rPr>
-        <w:t>Jedná se o běžnou implementaci dynamického pole</w:t>
-      </w:r>
-      <w:r>
-        <w:rPr>
-          <w:lang w:eastAsia="cs-CZ"/>
-        </w:rPr>
-        <w:t xml:space="preserve"> souvisle v paměti</w:t>
-      </w:r>
-      <w:r>
-        <w:rPr>
-          <w:lang w:eastAsia="cs-CZ"/>
-        </w:rPr>
-        <w:t xml:space="preserve">. Použit na ukládání dat ve třídě Tensor. </w:t>
-      </w:r>
-      <w:r>
-        <w:rPr>
-          <w:lang w:eastAsia="cs-CZ"/>
-        </w:rPr>
-        <w:t>Používá šablonu (</w:t>
-      </w:r>
-      <w:proofErr w:type="spellStart"/>
-      <w:r>
-        <w:rPr>
-          <w:lang w:eastAsia="cs-CZ"/>
-        </w:rPr>
-        <w:t>template</w:t>
-      </w:r>
-      <w:proofErr w:type="spellEnd"/>
-      <w:r>
-        <w:rPr>
-          <w:lang w:eastAsia="cs-CZ"/>
-        </w:rPr>
-        <w:t xml:space="preserve">) pro možnost uložení libovolného datového typu. </w:t>
-      </w:r>
-      <w:r>
-        <w:rPr>
-          <w:lang w:eastAsia="cs-CZ"/>
-        </w:rPr>
-        <w:t xml:space="preserve">Motivace k jeho implementaci je potřeba kontejneru s rozhraním napodobujícím </w:t>
-      </w:r>
-      <w:proofErr w:type="spellStart"/>
-      <w:proofErr w:type="gramStart"/>
-      <w:r>
-        <w:rPr>
-          <w:lang w:eastAsia="cs-CZ"/>
-        </w:rPr>
-        <w:t>std</w:t>
-      </w:r>
-      <w:proofErr w:type="spellEnd"/>
-      <w:r>
-        <w:rPr>
-          <w:lang w:eastAsia="cs-CZ"/>
-        </w:rPr>
-        <w:t>::</w:t>
-      </w:r>
-      <w:proofErr w:type="spellStart"/>
-      <w:proofErr w:type="gramEnd"/>
-      <w:r>
-        <w:rPr>
-          <w:lang w:eastAsia="cs-CZ"/>
-        </w:rPr>
-        <w:t>vector</w:t>
-      </w:r>
-      <w:proofErr w:type="spellEnd"/>
-      <w:r>
-        <w:rPr>
-          <w:lang w:eastAsia="cs-CZ"/>
-        </w:rPr>
-        <w:t xml:space="preserve">, ale bez nevyhnutelné inicializace paměti. </w:t>
-      </w:r>
-      <w:r>
-        <w:rPr>
-          <w:lang w:eastAsia="cs-CZ"/>
-        </w:rPr>
-        <w:lastRenderedPageBreak/>
-        <w:t>To například vede ke mnohonásobnému zrychlení konstrukce instance tenzoru.</w:t>
-      </w:r>
-      <w:r>
-        <w:rPr>
-          <w:lang w:eastAsia="cs-CZ"/>
-        </w:rPr>
-        <w:t xml:space="preserve"> Uvnitř udržuje ukazatele na konec a začátek pole a také na konec kapacity – neboli celkové alokované paměti.</w:t>
-      </w:r>
-      <w:r>
-        <w:rPr>
-          <w:lang w:eastAsia="cs-CZ"/>
-        </w:rPr>
-        <w:t xml:space="preserve"> </w:t>
-      </w:r>
-    </w:p>
-    <w:p>
-      <w:pPr>
-        <w:spacing w:line="360" w:lineRule="auto"/>
-        <w:rPr>
-          <w:lang w:eastAsia="cs-CZ"/>
-        </w:rPr>
-      </w:pPr>
-      <w:r>
-        <w:rPr>
-          <w:lang w:eastAsia="cs-CZ"/>
-        </w:rPr>
-        <w:t xml:space="preserve">Jak již naznačuje držení kapacity, tak je tento kontejner navržen i na postupné přidávání prvků pomocí metody </w:t>
-      </w:r>
-      <w:proofErr w:type="spellStart"/>
-      <w:r>
-        <w:rPr>
-          <w:lang w:eastAsia="cs-CZ"/>
-        </w:rPr>
-        <w:t>push_back</w:t>
-      </w:r>
-      <w:proofErr w:type="spellEnd"/>
-      <w:r>
-        <w:rPr>
-          <w:lang w:eastAsia="cs-CZ"/>
-        </w:rPr>
-        <w:t xml:space="preserve">, jelikož při překročení kapacity (alokovaného prostoru), dojde k alokaci </w:t>
-      </w:r>
-      <w:r>
-        <w:rPr>
-          <w:lang w:eastAsia="cs-CZ"/>
-        </w:rPr>
-        <w:t>1,5x původní kapacity + konstanta, kterou lze zanedbat pro velké alokace</w:t>
-      </w:r>
-      <w:r>
-        <w:rPr>
-          <w:lang w:eastAsia="cs-CZ"/>
-        </w:rPr>
-        <w:t>.</w:t>
-      </w:r>
-      <w:r>
-        <w:rPr>
-          <w:lang w:eastAsia="cs-CZ"/>
-        </w:rPr>
-        <w:t xml:space="preserve"> </w:t>
-      </w:r>
-      <w:r>
-        <w:rPr>
-          <w:lang w:eastAsia="cs-CZ"/>
-        </w:rPr>
-        <w:t>Konstanta</w:t>
-      </w:r>
-      <w:r>
-        <w:rPr>
-          <w:lang w:eastAsia="cs-CZ"/>
-        </w:rPr>
-        <w:t xml:space="preserve"> řeší jenom případ, kdy je kapacita ještě nulová a tím pádem by jakékoli násobení bylo absorbováno opět na nulu</w:t>
-      </w:r>
-      <w:r>
-        <w:rPr>
-          <w:lang w:eastAsia="cs-CZ"/>
-        </w:rPr>
-        <w:t>.</w:t>
-      </w:r>
-      <w:r>
-        <w:rPr>
-          <w:lang w:eastAsia="cs-CZ"/>
-        </w:rPr>
-        <w:t xml:space="preserve"> Tento přístup tak zajišťuje </w:t>
-      </w:r>
-      <w:r>
-        <w:rPr>
-          <w:lang w:eastAsia="cs-CZ"/>
-        </w:rPr>
-        <w:t>velice rychlé uskutečněn</w:t>
-      </w:r>
-      <w:r>
-        <w:rPr>
-          <w:lang w:eastAsia="cs-CZ"/>
-        </w:rPr>
-        <w:t>í</w:t>
-      </w:r>
-      <w:r>
-        <w:rPr>
-          <w:lang w:eastAsia="cs-CZ"/>
-        </w:rPr>
-        <w:t xml:space="preserve"> větš</w:t>
-      </w:r>
-      <w:r>
-        <w:rPr>
-          <w:lang w:eastAsia="cs-CZ"/>
-        </w:rPr>
-        <w:t>i</w:t>
-      </w:r>
-      <w:r>
-        <w:rPr>
-          <w:lang w:eastAsia="cs-CZ"/>
-        </w:rPr>
-        <w:t>ny</w:t>
-      </w:r>
-      <w:r>
-        <w:rPr>
-          <w:lang w:eastAsia="cs-CZ"/>
-        </w:rPr>
-        <w:t xml:space="preserve"> vkládání.</w:t>
-      </w:r>
-    </w:p>
-    <w:p>
-      <w:pPr>
-        <w:spacing w:line="360" w:lineRule="auto"/>
-        <w:rPr>
-          <w:lang w:eastAsia="cs-CZ"/>
-        </w:rPr>
-      </w:pPr>
-      <w:r>
-        <w:rPr>
-          <w:lang w:eastAsia="cs-CZ"/>
-        </w:rPr>
-        <w:t>Na alokaci byl také vytvořen vlastní alokátor.</w:t>
-      </w:r>
-      <w:r>
-        <w:rPr>
-          <w:lang w:eastAsia="cs-CZ"/>
-        </w:rPr>
-        <w:t xml:space="preserve"> Tento alokátor řeší </w:t>
-      </w:r>
-      <w:proofErr w:type="gramStart"/>
-      <w:r>
-        <w:rPr>
-          <w:lang w:eastAsia="cs-CZ"/>
-        </w:rPr>
-        <w:t>použití ::</w:t>
-      </w:r>
-      <w:proofErr w:type="spellStart"/>
-      <w:r>
-        <w:rPr>
-          <w:lang w:eastAsia="cs-CZ"/>
-        </w:rPr>
-        <w:t>operator</w:t>
-      </w:r>
-      <w:proofErr w:type="spellEnd"/>
-      <w:proofErr w:type="gramEnd"/>
-      <w:r>
-        <w:rPr>
-          <w:lang w:eastAsia="cs-CZ"/>
-        </w:rPr>
-        <w:t xml:space="preserve"> </w:t>
-      </w:r>
-      <w:proofErr w:type="spellStart"/>
-      <w:r>
-        <w:rPr>
-          <w:lang w:eastAsia="cs-CZ"/>
-        </w:rPr>
-        <w:t>new</w:t>
-      </w:r>
-      <w:proofErr w:type="spellEnd"/>
-      <w:r>
-        <w:rPr>
-          <w:lang w:eastAsia="cs-CZ"/>
-        </w:rPr>
-        <w:t xml:space="preserve"> </w:t>
-      </w:r>
-      <w:proofErr w:type="gramStart"/>
-      <w:r>
-        <w:rPr>
-          <w:lang w:eastAsia="cs-CZ"/>
-        </w:rPr>
-        <w:t>a ::</w:t>
-      </w:r>
-      <w:proofErr w:type="spellStart"/>
-      <w:r>
-        <w:rPr>
-          <w:lang w:eastAsia="cs-CZ"/>
-        </w:rPr>
-        <w:t>operator</w:t>
-      </w:r>
-      <w:proofErr w:type="spellEnd"/>
-      <w:proofErr w:type="gramEnd"/>
-      <w:r>
-        <w:rPr>
-          <w:lang w:eastAsia="cs-CZ"/>
-        </w:rPr>
-        <w:t xml:space="preserve"> </w:t>
-      </w:r>
-      <w:proofErr w:type="spellStart"/>
-      <w:r>
-        <w:rPr>
-          <w:lang w:eastAsia="cs-CZ"/>
-        </w:rPr>
-        <w:t>delete</w:t>
-      </w:r>
-      <w:proofErr w:type="spellEnd"/>
-      <w:r>
-        <w:rPr>
-          <w:lang w:eastAsia="cs-CZ"/>
-        </w:rPr>
-        <w:t>, pro získání neinicializované paměti.</w:t>
-      </w:r>
-      <w:r>
-        <w:rPr>
-          <w:lang w:eastAsia="cs-CZ"/>
-        </w:rPr>
-        <w:t xml:space="preserve"> Také se snaží o zarovnání alokace na určitý počet bytů kvůli větší </w:t>
-      </w:r>
-      <w:proofErr w:type="spellStart"/>
-      <w:r>
-        <w:rPr>
-          <w:lang w:eastAsia="cs-CZ"/>
-        </w:rPr>
-        <w:t>cache</w:t>
-      </w:r>
-      <w:proofErr w:type="spellEnd"/>
-      <w:r>
-        <w:rPr>
-          <w:lang w:eastAsia="cs-CZ"/>
-        </w:rPr>
-        <w:t xml:space="preserve"> přívětivosti (která často čte po 64 bytech) a také případným SIMD instrukcím, které kompilátor poté může jednodušeji uplatnit</w:t>
-      </w:r>
-      <w:r>
-        <w:rPr>
-          <w:lang w:eastAsia="cs-CZ"/>
-        </w:rPr>
-        <w:t xml:space="preserve"> (</w:t>
-      </w:r>
-      <w:hyperlink r:id="rId16" w:history="1">
-        <w:r>
-          <w:rPr>
-            <w:rStyle w:val="Hypertextovodkaz"/>
-            <w:lang w:eastAsia="cs-CZ"/>
-          </w:rPr>
-          <w:t>https://www.intel.com/content/www/us/en/content-details/821612/intel-64-and-ia-32-architectures-optimization-reference-manual-volume-1.html</w:t>
-        </w:r>
-      </w:hyperlink>
-      <w:r>
-        <w:rPr>
-          <w:lang w:eastAsia="cs-CZ"/>
-        </w:rPr>
-        <w:t xml:space="preserve"> </w:t>
-      </w:r>
-      <w:r>
-        <w:rPr>
-          <w:lang w:eastAsia="cs-CZ"/>
-        </w:rPr>
-        <w:t>)</w:t>
-      </w:r>
-      <w:r>
-        <w:rPr>
-          <w:lang w:eastAsia="cs-CZ"/>
-        </w:rPr>
-        <w:t>.</w:t>
-      </w:r>
-    </w:p>
-    <w:p>
-      <w:pPr>
-        <w:spacing w:line="360" w:lineRule="auto"/>
-        <w:rPr>
-          <w:lang w:eastAsia="cs-CZ"/>
-        </w:rPr>
-      </w:pPr>
-      <w:r>
-        <w:rPr>
-          <w:lang w:eastAsia="cs-CZ"/>
-        </w:rPr>
-        <w:t xml:space="preserve">Pro kopírování, porovnávání či konstrukci a destrukci jsou v případě triviálně manipulovatelných typů (kontrolováno například pomocí </w:t>
-      </w:r>
-      <w:proofErr w:type="spellStart"/>
-      <w:proofErr w:type="gramStart"/>
-      <w:r>
-        <w:rPr>
-          <w:lang w:eastAsia="cs-CZ"/>
-        </w:rPr>
-        <w:t>std</w:t>
-      </w:r>
-      <w:proofErr w:type="spellEnd"/>
-      <w:r>
-        <w:rPr>
-          <w:lang w:eastAsia="cs-CZ"/>
-        </w:rPr>
-        <w:t>::</w:t>
-      </w:r>
-      <w:proofErr w:type="spellStart"/>
-      <w:proofErr w:type="gramEnd"/>
-      <w:r>
-        <w:rPr>
-          <w:lang w:eastAsia="cs-CZ"/>
-        </w:rPr>
-        <w:t>is_trivially_copyable_v</w:t>
-      </w:r>
-      <w:proofErr w:type="spellEnd"/>
-      <w:r>
-        <w:rPr>
-          <w:lang w:eastAsia="cs-CZ"/>
-        </w:rPr>
-        <w:t>&lt;T&gt;</w:t>
-      </w:r>
-      <w:r>
-        <w:rPr>
-          <w:lang w:eastAsia="cs-CZ"/>
-        </w:rPr>
-        <w:t xml:space="preserve">) jsou použity </w:t>
-      </w:r>
-      <w:proofErr w:type="spellStart"/>
-      <w:r>
-        <w:rPr>
-          <w:lang w:eastAsia="cs-CZ"/>
-        </w:rPr>
-        <w:t>nízkoúrovňové</w:t>
-      </w:r>
-      <w:proofErr w:type="spellEnd"/>
-      <w:r>
-        <w:rPr>
-          <w:lang w:eastAsia="cs-CZ"/>
-        </w:rPr>
-        <w:t xml:space="preserve"> funkce standartní knihovny jako například </w:t>
-      </w:r>
-      <w:proofErr w:type="spellStart"/>
-      <w:proofErr w:type="gramStart"/>
-      <w:r>
-        <w:rPr>
-          <w:lang w:eastAsia="cs-CZ"/>
-        </w:rPr>
-        <w:t>std</w:t>
-      </w:r>
-      <w:proofErr w:type="spellEnd"/>
-      <w:r>
-        <w:rPr>
-          <w:lang w:eastAsia="cs-CZ"/>
-        </w:rPr>
-        <w:t>::</w:t>
-      </w:r>
-      <w:proofErr w:type="spellStart"/>
-      <w:proofErr w:type="gramEnd"/>
-      <w:r>
-        <w:rPr>
-          <w:lang w:eastAsia="cs-CZ"/>
-        </w:rPr>
-        <w:t>memcpy</w:t>
-      </w:r>
-      <w:proofErr w:type="spellEnd"/>
-      <w:r>
-        <w:rPr>
-          <w:lang w:eastAsia="cs-CZ"/>
-        </w:rPr>
-        <w:t xml:space="preserve"> či </w:t>
-      </w:r>
-      <w:proofErr w:type="spellStart"/>
-      <w:proofErr w:type="gramStart"/>
-      <w:r>
-        <w:rPr>
-          <w:lang w:eastAsia="cs-CZ"/>
-        </w:rPr>
-        <w:t>std</w:t>
-      </w:r>
-      <w:proofErr w:type="spellEnd"/>
-      <w:r>
-        <w:rPr>
-          <w:lang w:eastAsia="cs-CZ"/>
-        </w:rPr>
-        <w:t>::</w:t>
-      </w:r>
-      <w:proofErr w:type="spellStart"/>
-      <w:proofErr w:type="gramEnd"/>
-      <w:r>
-        <w:rPr>
-          <w:lang w:eastAsia="cs-CZ"/>
-        </w:rPr>
-        <w:t>memcmp</w:t>
-      </w:r>
-      <w:proofErr w:type="spellEnd"/>
-      <w:r>
-        <w:rPr>
-          <w:lang w:eastAsia="cs-CZ"/>
-        </w:rPr>
-        <w:t xml:space="preserve"> a podobně.</w:t>
-      </w:r>
-      <w:r>
-        <w:rPr>
-          <w:lang w:eastAsia="cs-CZ"/>
-        </w:rPr>
-        <w:t xml:space="preserve"> Jestli jde takovéto operace (téměř s jistotou by se dalo říct optimalizace) jde na daném typu skutečně provést jde vykonat během kompilace a není tím pádem žádný </w:t>
-      </w:r>
-      <w:proofErr w:type="spellStart"/>
-      <w:r>
-        <w:rPr>
-          <w:lang w:eastAsia="cs-CZ"/>
-        </w:rPr>
-        <w:t>overhead</w:t>
-      </w:r>
-      <w:proofErr w:type="spellEnd"/>
-      <w:r>
-        <w:rPr>
-          <w:lang w:eastAsia="cs-CZ"/>
-        </w:rPr>
-        <w:t>.</w:t>
-      </w:r>
-    </w:p>
-    <w:p>
-      <w:pPr>
-        <w:spacing w:line="360" w:lineRule="auto"/>
-        <w:rPr>
-          <w:lang w:eastAsia="cs-CZ"/>
-        </w:rPr>
-      </w:pPr>
-      <w:r>
-        <w:rPr>
-          <w:lang w:eastAsia="cs-CZ"/>
-        </w:rPr>
-        <w:t xml:space="preserve">Z venkovního hlediska se rozhraní této třídy velmi podobá </w:t>
-      </w:r>
-      <w:proofErr w:type="spellStart"/>
-      <w:proofErr w:type="gramStart"/>
-      <w:r>
-        <w:rPr>
-          <w:lang w:eastAsia="cs-CZ"/>
-        </w:rPr>
-        <w:t>std</w:t>
-      </w:r>
-      <w:proofErr w:type="spellEnd"/>
-      <w:r>
-        <w:rPr>
-          <w:lang w:eastAsia="cs-CZ"/>
-        </w:rPr>
-        <w:t>::</w:t>
-      </w:r>
-      <w:proofErr w:type="spellStart"/>
-      <w:proofErr w:type="gramEnd"/>
-      <w:r>
-        <w:rPr>
-          <w:lang w:eastAsia="cs-CZ"/>
-        </w:rPr>
-        <w:t>vector</w:t>
-      </w:r>
-      <w:proofErr w:type="spellEnd"/>
-      <w:r>
-        <w:rPr>
-          <w:lang w:eastAsia="cs-CZ"/>
-        </w:rPr>
-        <w:t xml:space="preserve"> ze standartní knihovny.</w:t>
-      </w:r>
-      <w:r>
-        <w:rPr>
-          <w:lang w:eastAsia="cs-CZ"/>
-        </w:rPr>
-        <w:t xml:space="preserve"> Dá</w:t>
-      </w:r>
-      <w:r>
-        <w:rPr>
-          <w:lang w:eastAsia="cs-CZ"/>
-        </w:rPr>
-        <w:t xml:space="preserve"> </w:t>
-      </w:r>
-      <w:r>
-        <w:rPr>
-          <w:lang w:eastAsia="cs-CZ"/>
-        </w:rPr>
-        <w:t xml:space="preserve">se kopírovat i stěhovat díky copy a </w:t>
-      </w:r>
-      <w:proofErr w:type="spellStart"/>
-      <w:r>
-        <w:rPr>
-          <w:lang w:eastAsia="cs-CZ"/>
-        </w:rPr>
-        <w:t>move</w:t>
-      </w:r>
-      <w:proofErr w:type="spellEnd"/>
-      <w:r>
-        <w:rPr>
-          <w:lang w:eastAsia="cs-CZ"/>
-        </w:rPr>
-        <w:t xml:space="preserve"> konstruktoru a </w:t>
-      </w:r>
-      <w:r>
-        <w:rPr>
-          <w:lang w:eastAsia="cs-CZ"/>
-        </w:rPr>
-        <w:t>přetížení operátoru přiřazení (=).</w:t>
-      </w:r>
-      <w:r>
-        <w:rPr>
-          <w:lang w:eastAsia="cs-CZ"/>
-        </w:rPr>
-        <w:t xml:space="preserve"> Dá se z něj přistoupit na syrová data </w:t>
-      </w:r>
-      <w:r>
-        <w:rPr>
-          <w:lang w:eastAsia="cs-CZ"/>
-        </w:rPr>
-        <w:t xml:space="preserve">(pomocí </w:t>
-      </w:r>
-      <w:r>
-        <w:rPr>
-          <w:lang w:eastAsia="cs-CZ"/>
-        </w:rPr>
-        <w:t>stejnojmenné</w:t>
-      </w:r>
-      <w:r>
-        <w:rPr>
-          <w:lang w:eastAsia="cs-CZ"/>
-        </w:rPr>
-        <w:t xml:space="preserve"> metody </w:t>
-      </w:r>
-      <w:proofErr w:type="gramStart"/>
-      <w:r>
-        <w:rPr>
-          <w:lang w:eastAsia="cs-CZ"/>
-        </w:rPr>
-        <w:t>data(</w:t>
-      </w:r>
-      <w:proofErr w:type="gramEnd"/>
-      <w:r>
-        <w:rPr>
-          <w:lang w:eastAsia="cs-CZ"/>
-        </w:rPr>
-        <w:t xml:space="preserve">)) </w:t>
-      </w:r>
-      <w:r>
-        <w:rPr>
-          <w:lang w:eastAsia="cs-CZ"/>
-        </w:rPr>
-        <w:t xml:space="preserve">a dá se </w:t>
-      </w:r>
-      <w:r>
-        <w:rPr>
-          <w:lang w:eastAsia="cs-CZ"/>
-        </w:rPr>
-        <w:t>použít přetížení indexovacího operátoru ([]) pro přístup na jednotlivé prvky (v </w:t>
-      </w:r>
-      <w:proofErr w:type="gramStart"/>
-      <w:r>
-        <w:rPr>
-          <w:lang w:eastAsia="cs-CZ"/>
-        </w:rPr>
-        <w:t>O(</w:t>
-      </w:r>
-      <w:proofErr w:type="gramEnd"/>
-      <w:r>
-        <w:rPr>
-          <w:lang w:eastAsia="cs-CZ"/>
-        </w:rPr>
-        <w:t>1)</w:t>
-      </w:r>
-      <w:r>
-        <w:rPr>
-          <w:lang w:eastAsia="cs-CZ"/>
-        </w:rPr>
-        <w:t xml:space="preserve"> složitosti).</w:t>
-      </w:r>
-      <w:r>
-        <w:rPr>
-          <w:lang w:eastAsia="cs-CZ"/>
-        </w:rPr>
-        <w:t xml:space="preserve"> Dají se z</w:t>
-      </w:r>
-      <w:r>
-        <w:rPr>
-          <w:lang w:eastAsia="cs-CZ"/>
-        </w:rPr>
-        <w:t> </w:t>
-      </w:r>
-      <w:r>
-        <w:rPr>
-          <w:lang w:eastAsia="cs-CZ"/>
-        </w:rPr>
-        <w:t>něj</w:t>
-      </w:r>
-      <w:r>
-        <w:rPr>
-          <w:lang w:eastAsia="cs-CZ"/>
-        </w:rPr>
-        <w:t xml:space="preserve">, ze stejného rozhraní u </w:t>
-      </w:r>
-      <w:proofErr w:type="spellStart"/>
-      <w:proofErr w:type="gramStart"/>
-      <w:r>
-        <w:rPr>
-          <w:lang w:eastAsia="cs-CZ"/>
-        </w:rPr>
-        <w:t>std</w:t>
-      </w:r>
-      <w:proofErr w:type="spellEnd"/>
-      <w:r>
-        <w:rPr>
-          <w:lang w:eastAsia="cs-CZ"/>
-        </w:rPr>
-        <w:t>::</w:t>
-      </w:r>
-      <w:proofErr w:type="spellStart"/>
-      <w:proofErr w:type="gramEnd"/>
-      <w:r>
-        <w:rPr>
-          <w:lang w:eastAsia="cs-CZ"/>
-        </w:rPr>
-        <w:t>vector</w:t>
-      </w:r>
-      <w:proofErr w:type="spellEnd"/>
-      <w:r>
-        <w:rPr>
-          <w:lang w:eastAsia="cs-CZ"/>
-        </w:rPr>
-        <w:t xml:space="preserve"> dostat </w:t>
-      </w:r>
-      <w:proofErr w:type="spellStart"/>
-      <w:r>
-        <w:rPr>
-          <w:lang w:eastAsia="cs-CZ"/>
-        </w:rPr>
-        <w:t>iterátory</w:t>
-      </w:r>
-      <w:proofErr w:type="spellEnd"/>
-      <w:r>
-        <w:rPr>
-          <w:lang w:eastAsia="cs-CZ"/>
-        </w:rPr>
-        <w:t xml:space="preserve"> jak dopředu</w:t>
-      </w:r>
-      <w:r>
-        <w:rPr>
-          <w:lang w:eastAsia="cs-CZ"/>
-        </w:rPr>
-        <w:t>,</w:t>
-      </w:r>
-      <w:r>
-        <w:rPr>
-          <w:lang w:eastAsia="cs-CZ"/>
-        </w:rPr>
-        <w:t xml:space="preserve"> tak dozadu</w:t>
-      </w:r>
-      <w:r>
-        <w:rPr>
-          <w:lang w:eastAsia="cs-CZ"/>
-        </w:rPr>
-        <w:t xml:space="preserve">. </w:t>
-      </w:r>
-      <w:proofErr w:type="spellStart"/>
-      <w:r>
-        <w:rPr>
-          <w:lang w:eastAsia="cs-CZ"/>
-        </w:rPr>
-        <w:t>Iterátor</w:t>
-      </w:r>
-      <w:proofErr w:type="spellEnd"/>
-      <w:r>
-        <w:rPr>
-          <w:lang w:eastAsia="cs-CZ"/>
-        </w:rPr>
-        <w:t xml:space="preserve"> je pro jednoduchost ukazatel, což je jednoduché a efektivní</w:t>
-      </w:r>
-      <w:r>
-        <w:rPr>
-          <w:lang w:eastAsia="cs-CZ"/>
-        </w:rPr>
-        <w:t>.</w:t>
-      </w:r>
-      <w:r>
-        <w:rPr>
-          <w:lang w:eastAsia="cs-CZ"/>
-        </w:rPr>
-        <w:t xml:space="preserve"> Dá se porovnávat s ostatními lineárními kontejnery</w:t>
-      </w:r>
-      <w:r>
-        <w:rPr>
-          <w:lang w:eastAsia="cs-CZ"/>
-        </w:rPr>
-        <w:t xml:space="preserve"> díky přetížení porovnávacího operátoru (==) a operátoru „vesmírné lodi“ (&lt;=&gt;).</w:t>
-      </w:r>
-      <w:r>
-        <w:rPr>
-          <w:lang w:eastAsia="cs-CZ"/>
-        </w:rPr>
-        <w:t xml:space="preserve"> Je možné díky metodě swap také vyměnit obsahy dvou lineárních kontejnerů.</w:t>
-      </w:r>
-      <w:r>
-        <w:rPr>
-          <w:lang w:eastAsia="cs-CZ"/>
-        </w:rPr>
-        <w:t xml:space="preserve"> Samozřejmě je také možné kontejner manuálně změnit v jeho velikosti a kapacitě</w:t>
-      </w:r>
-      <w:r>
-        <w:rPr>
-          <w:lang w:eastAsia="cs-CZ"/>
-        </w:rPr>
-        <w:t xml:space="preserve"> či ho celá vyčistit</w:t>
-      </w:r>
-      <w:r>
-        <w:rPr>
-          <w:lang w:eastAsia="cs-CZ"/>
-        </w:rPr>
-        <w:t>.</w:t>
-      </w:r>
-      <w:r>
-        <w:rPr>
-          <w:lang w:eastAsia="cs-CZ"/>
-        </w:rPr>
-        <w:t xml:space="preserve"> Jde také nakonec přidat prvek či ho z konce odstranit.</w:t>
-      </w:r>
-    </w:p>
-    <w:p>
-      <w:pPr>
-        <w:pStyle w:val="Nadpis3"/>
-        <w:rPr>
-          <w:lang w:eastAsia="cs-CZ"/>
-        </w:rPr>
-      </w:pPr>
-      <w:bookmarkStart w:id="14" w:name="_Toc227522091"/>
-      <w:r>
-        <w:rPr>
-          <w:lang w:eastAsia="cs-CZ"/>
-        </w:rPr>
-        <w:lastRenderedPageBreak/>
-        <w:t>2.</w:t>
-      </w:r>
-      <w:r>
-        <w:rPr>
-          <w:lang w:eastAsia="cs-CZ"/>
-        </w:rPr>
-        <w:t>2</w:t>
-      </w:r>
-      <w:r>
-        <w:rPr>
-          <w:lang w:eastAsia="cs-CZ"/>
-        </w:rPr>
-        <w:t>.2</w:t>
-      </w:r>
-      <w:r>
-        <w:rPr>
-          <w:lang w:eastAsia="cs-CZ"/>
-        </w:rPr>
-        <w:t xml:space="preserve"> Tenzor</w:t>
-      </w:r>
-      <w:bookmarkEnd w:id="14"/>
-    </w:p>
-    <w:p>
-      <w:pPr>
-        <w:spacing w:line="360" w:lineRule="auto"/>
-        <w:rPr>
-          <w:lang w:eastAsia="cs-CZ"/>
-        </w:rPr>
-      </w:pPr>
-      <w:r>
-        <w:rPr>
-          <w:lang w:eastAsia="cs-CZ"/>
-        </w:rPr>
-        <w:t>Jedná se o „hlavní“ třídu celé práce. Je navržen a implementován tak, aby byl univerzální, dynamický s širokým využitím.</w:t>
-      </w:r>
-      <w:r>
-        <w:rPr>
-          <w:lang w:eastAsia="cs-CZ"/>
-        </w:rPr>
-        <w:t xml:space="preserve"> </w:t>
-      </w:r>
-      <w:r>
-        <w:rPr>
-          <w:lang w:eastAsia="cs-CZ"/>
-        </w:rPr>
-        <w:t xml:space="preserve">V projektu se nazývá „Tensor“. </w:t>
-      </w:r>
-      <w:r>
-        <w:rPr>
-          <w:lang w:eastAsia="cs-CZ"/>
-        </w:rPr>
-        <w:t xml:space="preserve">Stejně jako lineární kontejner, tak je tato třída šablonovaná pro versatilní ukládání různých datových typů. </w:t>
-      </w:r>
-      <w:r>
-        <w:rPr>
-          <w:lang w:eastAsia="cs-CZ"/>
-        </w:rPr>
-        <w:t xml:space="preserve">Používá </w:t>
-      </w:r>
-      <w:r>
-        <w:rPr>
-          <w:lang w:eastAsia="cs-CZ"/>
-        </w:rPr>
-        <w:t>v sobě lineární kontejner pro udržení dat.</w:t>
-      </w:r>
-      <w:r>
-        <w:rPr>
-          <w:lang w:eastAsia="cs-CZ"/>
-        </w:rPr>
-        <w:t xml:space="preserve"> Jelikož udržování informací o struktuře tenzoru (tím myšleno rozměry dimenzí) je očekávané jen se zanedbatelným využitím paměti oproti datům, tak pro jednoduchost byly tyto informace uloženy do </w:t>
-      </w:r>
-      <w:proofErr w:type="spellStart"/>
-      <w:proofErr w:type="gramStart"/>
-      <w:r>
-        <w:rPr>
-          <w:lang w:eastAsia="cs-CZ"/>
-        </w:rPr>
-        <w:t>std</w:t>
-      </w:r>
-      <w:proofErr w:type="spellEnd"/>
-      <w:r>
-        <w:rPr>
-          <w:lang w:eastAsia="cs-CZ"/>
-        </w:rPr>
-        <w:t>::</w:t>
-      </w:r>
-      <w:proofErr w:type="spellStart"/>
-      <w:proofErr w:type="gramEnd"/>
-      <w:r>
-        <w:rPr>
-          <w:lang w:eastAsia="cs-CZ"/>
-        </w:rPr>
-        <w:t>vector</w:t>
-      </w:r>
-      <w:proofErr w:type="spellEnd"/>
-      <w:r>
-        <w:rPr>
-          <w:lang w:eastAsia="cs-CZ"/>
-        </w:rPr>
-        <w:t xml:space="preserve">. Díky tomu je možné využít plného rozhraní manipulace nabízeného standartní knihovnou a </w:t>
-      </w:r>
-      <w:r>
-        <w:rPr>
-          <w:lang w:eastAsia="cs-CZ"/>
-        </w:rPr>
-        <w:t>také využít optimalizací, které s sebou knihovna přináší.</w:t>
-      </w:r>
-    </w:p>
-    <w:p>
-      <w:pPr>
         <w:spacing w:line="360" w:lineRule="auto"/>
         <w:rPr>
           <w:lang w:eastAsia="cs-CZ"/>
@@ -7050,19 +5767,7 @@
         <w:rPr>
           <w:lang w:eastAsia="cs-CZ"/>
         </w:rPr>
-        <w:t>, co jsou svými hodnotami validní pro daný tenzor (hodnota jedné souřadnice větší než 0 a menší než velikost dané dimenze) a délkou stejnou jako je počet dimenzí.</w:t>
-      </w:r>
-      <w:r>
-        <w:rPr>
-          <w:lang w:eastAsia="cs-CZ"/>
-        </w:rPr>
-        <w:t xml:space="preserve"> Tyto souřadnice ukazují na jeden konkrétní prvek.</w:t>
-      </w:r>
-      <w:r>
-        <w:rPr>
-          <w:lang w:eastAsia="cs-CZ"/>
-        </w:rPr>
-        <w:t xml:space="preserve"> </w:t>
+        <w:t xml:space="preserve">, co jsou svými hodnotami validní pro daný tenzor (hodnota jedné souřadnice větší než 0 a menší než velikost dané dimenze) a délkou stejnou jako je počet dimenzí. Tyto souřadnice ukazují na jeden konkrétní prvek. </w:t>
       </w:r>
       <w:r>
         <w:rPr>
@@ -7076,19 +5781,7 @@
         <w:rPr>
           <w:lang w:eastAsia="cs-CZ"/>
         </w:rPr>
-        <w:t xml:space="preserve"> jsou souřadnice s validními hodnotami (stejně jako u definitivních), ale na rozdíl od definitivních souřadnic mají délku menší, než je počet dimenzí. </w:t>
-      </w:r>
-      <w:r>
-        <w:rPr>
-          <w:lang w:eastAsia="cs-CZ"/>
-        </w:rPr>
-        <w:t>Všechny souřadnice (definitivní i nedefinitivní) mají vždy jednotlivé hodnoty korespondující k dimenzím o té největší (první dimenzi</w:t>
-      </w:r>
-      <w:r>
-        <w:rPr>
-          <w:lang w:eastAsia="cs-CZ"/>
-        </w:rPr>
-        <w:t xml:space="preserve"> podle big-</w:t>
+        <w:t xml:space="preserve"> jsou souřadnice s validními hodnotami (stejně jako u definitivních), ale na rozdíl od definitivních souřadnic mají délku menší, než je počet dimenzí. Všechny souřadnice (definitivní i nedefinitivní) mají vždy jednotlivé hodnoty korespondující k dimenzím o té největší (první dimenzi podle big-</w:t>
       </w:r>
       <w:proofErr w:type="spellStart"/>
       <w:r>
@@ -7102,32 +5795,14 @@
         <w:rPr>
           <w:lang w:eastAsia="cs-CZ"/>
         </w:rPr>
-        <w:t>)</w:t>
-      </w:r>
-      <w:r>
-        <w:rPr>
-          <w:lang w:eastAsia="cs-CZ"/>
-        </w:rPr>
-        <w:t>.</w:t>
-      </w:r>
-      <w:r>
-        <w:rPr>
-          <w:lang w:eastAsia="cs-CZ"/>
-        </w:rPr>
-        <w:t xml:space="preserve"> Příkladem to znamená, že nedefinitivní souřadnice o velikosti jedné </w:t>
+        <w:t xml:space="preserve">). Příkladem to znamená, že nedefinitivní souřadnice o velikosti jedné </w:t>
       </w:r>
       <w:proofErr w:type="gramStart"/>
       <w:r>
         <w:rPr>
           <w:lang w:eastAsia="cs-CZ"/>
         </w:rPr>
-        <w:t>menší</w:t>
-      </w:r>
-      <w:r>
-        <w:rPr>
-          <w:lang w:eastAsia="cs-CZ"/>
-        </w:rPr>
-        <w:t>,</w:t>
+        <w:t>menší,</w:t>
       </w:r>
       <w:proofErr w:type="gramEnd"/>
       <w:r>
@@ -7146,13 +5821,7 @@
         <w:rPr>
           <w:lang w:eastAsia="cs-CZ"/>
         </w:rPr>
-        <w:t xml:space="preserve"> o velikosti poslední velikosti dimenze (té u které změna o jeden znamená změna o jeden u vnitřního indexu).</w:t>
-      </w:r>
-      <w:r>
-        <w:rPr>
-          <w:lang w:eastAsia="cs-CZ"/>
-        </w:rPr>
-        <w:t xml:space="preserve"> </w:t>
+        <w:t xml:space="preserve"> o velikosti poslední velikosti dimenze (té u které změna o jeden znamená změna o jeden u vnitřního indexu). </w:t>
       </w:r>
       <w:r>
         <w:rPr>
@@ -7180,100 +5849,118 @@
         <w:rPr>
           <w:lang w:eastAsia="cs-CZ"/>
         </w:rPr>
-        <w:t xml:space="preserve">Z vlastností tenzoru jako matematické struktury vyplývá, že bude často nutné, </w:t>
-      </w:r>
-      <w:r>
-        <w:rPr>
-          <w:lang w:eastAsia="cs-CZ"/>
-        </w:rPr>
-        <w:t xml:space="preserve">pro jednu dimenzi </w:t>
-      </w:r>
-      <w:r>
-        <w:rPr>
-          <w:lang w:eastAsia="cs-CZ"/>
-        </w:rPr>
-        <w:t xml:space="preserve">vypočítat </w:t>
-      </w:r>
-      <w:r>
-        <w:rPr>
-          <w:lang w:eastAsia="cs-CZ"/>
-        </w:rPr>
-        <w:t xml:space="preserve">kumulativní </w:t>
-      </w:r>
-      <w:r>
-        <w:rPr>
-          <w:lang w:eastAsia="cs-CZ"/>
-        </w:rPr>
-        <w:t xml:space="preserve">součin </w:t>
-      </w:r>
-      <w:r>
-        <w:rPr>
-          <w:lang w:eastAsia="cs-CZ"/>
-        </w:rPr>
-        <w:t xml:space="preserve">předešlých </w:t>
-      </w:r>
-      <w:r>
-        <w:rPr>
-          <w:lang w:eastAsia="cs-CZ"/>
-        </w:rPr>
-        <w:t xml:space="preserve">velikostí dimenzí. </w:t>
-      </w:r>
-      <w:r>
-        <w:rPr>
-          <w:lang w:eastAsia="cs-CZ"/>
-        </w:rPr>
-        <w:t xml:space="preserve">Kvůli tomu také při konstrukci a změnách struktury bude vypočítán další </w:t>
-      </w:r>
-      <w:proofErr w:type="spellStart"/>
+        <w:t xml:space="preserve">Z vlastností tenzoru jako matematické struktury vyplývá, že bude často nutné, pro jednu dimenzi vypočítat kumulativní součin předešlých velikostí dimenzí. Kvůli tomu také při konstrukci a změnách struktury bude vypočítán další </w:t>
+      </w:r>
+      <w:r>
+        <w:rPr>
+          <w:lang w:eastAsia="cs-CZ"/>
+        </w:rPr>
+        <w:t>vektor</w:t>
+      </w:r>
+      <w:r>
+        <w:rPr>
+          <w:lang w:eastAsia="cs-CZ"/>
+        </w:rPr>
+        <w:t>, bijektivní s vektorem schraňujícím velikosti dimenzí, kde tyto součiny budou. To přináší potenciál pro optimalizaci, kde místo potřeby vypočítat takový součin</w:t>
+      </w:r>
+      <w:r>
+        <w:rPr>
+          <w:lang w:eastAsia="cs-CZ"/>
+        </w:rPr>
+        <w:t xml:space="preserve"> se složitostí</w:t>
+      </w:r>
+      <w:r>
+        <w:rPr>
+          <w:lang w:eastAsia="cs-CZ"/>
+        </w:rPr>
+        <w:t xml:space="preserve"> O(</w:t>
+      </w:r>
+      <w:r>
+        <w:rPr>
+          <w:lang w:eastAsia="cs-CZ"/>
+        </w:rPr>
+        <w:t>len(</w:t>
+      </w:r>
+      <w:r>
+        <w:rPr>
+          <w:lang w:eastAsia="cs-CZ"/>
+        </w:rPr>
+        <w:t>D</w:t>
+      </w:r>
+      <w:r>
+        <w:rPr>
+          <w:lang w:eastAsia="cs-CZ"/>
+        </w:rPr>
+        <w:t>)</w:t>
+      </w:r>
+      <w:r>
+        <w:rPr>
+          <w:lang w:eastAsia="cs-CZ"/>
+        </w:rPr>
+        <w:t>)</w:t>
+      </w:r>
+      <w:r>
+        <w:rPr>
+          <w:lang w:eastAsia="cs-CZ"/>
+        </w:rPr>
+        <w:t xml:space="preserve"> </w:t>
+      </w:r>
+      <w:r>
+        <w:rPr>
+          <w:lang w:eastAsia="cs-CZ"/>
+        </w:rPr>
+        <w:t>(</w:t>
+      </w:r>
+      <w:r>
+        <w:rPr>
+          <w:lang w:eastAsia="cs-CZ"/>
+        </w:rPr>
+        <w:t xml:space="preserve">kde </w:t>
+      </w:r>
+      <w:r>
+        <w:rPr>
+          <w:lang w:eastAsia="cs-CZ"/>
+        </w:rPr>
+        <w:t>len(</w:t>
+      </w:r>
+      <w:r>
+        <w:rPr>
+          <w:lang w:eastAsia="cs-CZ"/>
+        </w:rPr>
+        <w:t>D</w:t>
+      </w:r>
+      <w:r>
+        <w:rPr>
+          <w:lang w:eastAsia="cs-CZ"/>
+        </w:rPr>
+        <w:t>)</w:t>
+      </w:r>
+      <w:r>
+        <w:rPr>
+          <w:lang w:eastAsia="cs-CZ"/>
+        </w:rPr>
+        <w:t xml:space="preserve"> je počet dimenzí) stačí pouze přečíst náležící prvek z tohoto vypočítaného pole pro složitost </w:t>
+      </w:r>
       <w:proofErr w:type="gramStart"/>
       <w:r>
         <w:rPr>
           <w:lang w:eastAsia="cs-CZ"/>
         </w:rPr>
-        <w:t>std</w:t>
-      </w:r>
-      <w:proofErr w:type="spellEnd"/>
-      <w:r>
-        <w:rPr>
-          <w:lang w:eastAsia="cs-CZ"/>
-        </w:rPr>
-        <w:t>::</w:t>
-      </w:r>
-      <w:proofErr w:type="spellStart"/>
+        <w:t>O(</w:t>
+      </w:r>
       <w:proofErr w:type="gramEnd"/>
       <w:r>
         <w:rPr>
           <w:lang w:eastAsia="cs-CZ"/>
         </w:rPr>
-        <w:t>vector</w:t>
-      </w:r>
-      <w:proofErr w:type="spellEnd"/>
-      <w:r>
-        <w:rPr>
-          <w:lang w:eastAsia="cs-CZ"/>
-        </w:rPr>
-        <w:t>, bijektivní s vektorem schraňujícím velikosti dimenzí, kde tyto součiny budou.</w:t>
-      </w:r>
-      <w:r>
-        <w:rPr>
-          <w:lang w:eastAsia="cs-CZ"/>
-        </w:rPr>
-        <w:t xml:space="preserve"> To přináší potenciál pro optimalizaci, kde místo potřeby vypočítat takový součin (O(D) kde D je počet dimenzí) stačí pouze přečíst náležící prvek z tohoto vypočítaného pole pro složitost </w:t>
-      </w:r>
-      <w:proofErr w:type="gramStart"/>
-      <w:r>
-        <w:rPr>
-          <w:lang w:eastAsia="cs-CZ"/>
-        </w:rPr>
-        <w:t>O(</w:t>
-      </w:r>
-      <w:proofErr w:type="gramEnd"/>
-      <w:r>
-        <w:rPr>
-          <w:lang w:eastAsia="cs-CZ"/>
-        </w:rPr>
         <w:t>1).</w:t>
       </w:r>
+      <w:r>
+        <w:rPr>
+          <w:lang w:eastAsia="cs-CZ"/>
+        </w:rPr>
+        <w:t xml:space="preserve"> Nutné je sice tyto ukládané součiny aktualizovat v momentě, kdy se změní vektor rozměrů tenzoru, ale díky výhodám na výkonu a programátorské přívětivosti se to vyplatí mít.</w:t>
+      </w:r>
     </w:p>
     <w:p>
       <w:pPr>
@@ -7284,21 +5971,33 @@
       </w:pPr>
       <w:r>
         <w:rPr>
-          <w:lang w:eastAsia="cs-CZ"/>
-        </w:rPr>
-        <w:t>Kumulativní souč</w:t>
-      </w:r>
-      <w:r>
-        <w:rPr>
-          <w:lang w:eastAsia="cs-CZ"/>
-        </w:rPr>
-        <w:t>in</w:t>
-      </w:r>
-      <w:r>
-        <w:rPr>
-          <w:lang w:eastAsia="cs-CZ"/>
-        </w:rPr>
-        <w:t xml:space="preserve"> předešlých dimenzí tedy udává, o kolik se vnitřní index změní, při změně souřadnice dané dimenze o jedna.</w:t>
+          <w:b/>
+          <w:bCs/>
+          <w:lang w:eastAsia="cs-CZ"/>
+        </w:rPr>
+        <w:t xml:space="preserve">Kumulativní součin předešlých </w:t>
+      </w:r>
+      <w:r>
+        <w:rPr>
+          <w:b/>
+          <w:bCs/>
+          <w:lang w:eastAsia="cs-CZ"/>
+        </w:rPr>
+        <w:t xml:space="preserve">velikostí </w:t>
+      </w:r>
+      <w:r>
+        <w:rPr>
+          <w:b/>
+          <w:bCs/>
+          <w:lang w:eastAsia="cs-CZ"/>
+        </w:rPr>
+        <w:t>dimenzí</w:t>
+      </w:r>
+      <w:r>
+        <w:rPr>
+          <w:lang w:eastAsia="cs-CZ"/>
+        </w:rPr>
+        <w:t xml:space="preserve"> tedy udává, o kolik se vnitřní index změní, při změně souřadnice dané dimenze o jedna.</w:t>
       </w:r>
       <w:r>
         <w:rPr>
@@ -7332,7 +6031,7 @@
                   <w:rFonts w:ascii="Cambria Math" w:hAnsi="Cambria Math"/>
                   <w:lang w:eastAsia="cs-CZ"/>
                 </w:rPr>
-                <m:t>k</m:t>
+                <m:t>J</m:t>
               </m:r>
             </m:e>
             <m:sub>
@@ -7423,7 +6122,7 @@
                               <w:rFonts w:ascii="Cambria Math" w:hAnsi="Cambria Math"/>
                               <w:lang w:eastAsia="cs-CZ"/>
                             </w:rPr>
-                            <m:t>ds</m:t>
+                            <m:t>D</m:t>
                           </m:r>
                         </m:e>
                         <m:sub>
@@ -7472,7 +6171,6 @@
         <w:rPr>
           <w:lang w:eastAsia="cs-CZ"/>
         </w:rPr>
-        <w:lastRenderedPageBreak/>
         <w:t xml:space="preserve">Kde </w:t>
       </w:r>
       <w:r>
@@ -7487,28 +6185,15 @@
         <w:rPr>
           <w:lang w:eastAsia="cs-CZ"/>
         </w:rPr>
-        <w:t xml:space="preserve"> udává dimenzi, ke které se počítá tento </w:t>
-      </w:r>
-      <w:r>
-        <w:rPr>
-          <w:lang w:eastAsia="cs-CZ"/>
-        </w:rPr>
-        <w:t>kumulativní součin předešlých dimenzí</w:t>
-      </w:r>
-      <w:r>
-        <w:rPr>
-          <w:lang w:eastAsia="cs-CZ"/>
-        </w:rPr>
-        <w:t xml:space="preserve"> – označen jako </w:t>
-      </w:r>
-      <w:proofErr w:type="spellStart"/>
+        <w:t xml:space="preserve"> udává dimenzi, ke které se počítá tento kumulativní součin předešlých dimenzí – označen jako </w:t>
+      </w:r>
       <w:r>
         <w:rPr>
           <w:i/>
           <w:iCs/>
           <w:lang w:eastAsia="cs-CZ"/>
         </w:rPr>
-        <w:t>k</w:t>
+        <w:t>J</w:t>
       </w:r>
       <w:r>
         <w:rPr>
@@ -7519,24 +6204,11 @@
         </w:rPr>
         <w:t>i</w:t>
       </w:r>
-      <w:proofErr w:type="spellEnd"/>
-      <w:r>
-        <w:rPr>
-          <w:lang w:eastAsia="cs-CZ"/>
-        </w:rPr>
-        <w:t>.</w:t>
-      </w:r>
-      <w:r>
-        <w:rPr>
-          <w:lang w:eastAsia="cs-CZ"/>
-        </w:rPr>
-        <w:t xml:space="preserve"> </w:t>
-      </w:r>
-      <w:r>
-        <w:rPr>
-          <w:lang w:eastAsia="cs-CZ"/>
-        </w:rPr>
-        <w:t xml:space="preserve">Velikost dimenze zahrnutá do výpočtu je zde jako </w:t>
+      <w:r>
+        <w:rPr>
+          <w:lang w:eastAsia="cs-CZ"/>
+        </w:rPr>
+        <w:t xml:space="preserve">. Velikost dimenze zahrnutá do výpočtu je zde jako </w:t>
       </w:r>
       <w:proofErr w:type="spellStart"/>
       <w:r>
@@ -7545,7 +6217,7 @@
           <w:iCs/>
           <w:lang w:eastAsia="cs-CZ"/>
         </w:rPr>
-        <w:t>ds</w:t>
+        <w:t>D</w:t>
       </w:r>
       <w:r>
         <w:rPr>
@@ -7561,28 +6233,79 @@
         <w:rPr>
           <w:lang w:eastAsia="cs-CZ"/>
         </w:rPr>
-        <w:t>.</w:t>
-      </w:r>
-      <w:r>
-        <w:rPr>
-          <w:lang w:eastAsia="cs-CZ"/>
-        </w:rPr>
-        <w:t xml:space="preserve"> </w:t>
-      </w:r>
-      <w:r>
-        <w:rPr>
-          <w:lang w:eastAsia="cs-CZ"/>
-        </w:rPr>
-        <w:t xml:space="preserve">Dobré si uvědomit, že když vynásobíme </w:t>
-      </w:r>
-      <w:proofErr w:type="spellStart"/>
+        <w:t xml:space="preserve">. </w:t>
+      </w:r>
+      <w:r>
+        <w:rPr>
+          <w:lang w:eastAsia="cs-CZ"/>
+        </w:rPr>
+        <w:t xml:space="preserve">Tato operace vykonaná pro všechny velikosti dimenzí a uložená do vektoru zachovávající pořadí vůči dimenzím se nazývá </w:t>
+      </w:r>
+      <w:r>
+        <w:rPr>
+          <w:b/>
+          <w:bCs/>
+          <w:lang w:eastAsia="cs-CZ"/>
+        </w:rPr>
+        <w:t xml:space="preserve">vektor kumulativních součinů předchozích </w:t>
+      </w:r>
+      <w:r>
+        <w:rPr>
+          <w:b/>
+          <w:bCs/>
+          <w:lang w:eastAsia="cs-CZ"/>
+        </w:rPr>
+        <w:t xml:space="preserve">velikostí </w:t>
+      </w:r>
+      <w:r>
+        <w:rPr>
+          <w:b/>
+          <w:bCs/>
+          <w:lang w:eastAsia="cs-CZ"/>
+        </w:rPr>
+        <w:t>dimenzí</w:t>
+      </w:r>
+      <w:r>
+        <w:rPr>
+          <w:lang w:eastAsia="cs-CZ"/>
+        </w:rPr>
+        <w:t xml:space="preserve"> a bude se značit </w:t>
+      </w:r>
       <w:r>
         <w:rPr>
           <w:i/>
           <w:iCs/>
           <w:lang w:eastAsia="cs-CZ"/>
         </w:rPr>
-        <w:t>k</w:t>
+        <w:t>J</w:t>
+      </w:r>
+      <w:r>
+        <w:rPr>
+          <w:lang w:eastAsia="cs-CZ"/>
+        </w:rPr>
+        <w:t>.</w:t>
+      </w:r>
+    </w:p>
+    <w:p>
+      <w:pPr>
+        <w:spacing w:line="360" w:lineRule="auto"/>
+        <w:rPr>
+          <w:lang w:eastAsia="cs-CZ"/>
+        </w:rPr>
+      </w:pPr>
+      <w:r>
+        <w:rPr>
+          <w:lang w:eastAsia="cs-CZ"/>
+        </w:rPr>
+        <w:t xml:space="preserve">Dobré si uvědomit, že když vynásobíme </w:t>
+      </w:r>
+      <w:r>
+        <w:rPr>
+          <w:i/>
+          <w:iCs/>
+          <w:lang w:eastAsia="cs-CZ"/>
+        </w:rPr>
+        <w:t>J</w:t>
       </w:r>
       <w:r>
         <w:rPr>
@@ -7593,39 +6316,19 @@
         </w:rPr>
         <w:t>i</w:t>
       </w:r>
-      <w:proofErr w:type="spellEnd"/>
-      <w:r>
-        <w:rPr>
-          <w:lang w:eastAsia="cs-CZ"/>
-        </w:rPr>
-        <w:t xml:space="preserve"> </w:t>
-      </w:r>
-      <w:r>
-        <w:rPr>
-          <w:lang w:eastAsia="cs-CZ"/>
-        </w:rPr>
-        <w:t>rozměrem dimenze</w:t>
-      </w:r>
-      <w:r>
-        <w:rPr>
-          <w:lang w:eastAsia="cs-CZ"/>
-        </w:rPr>
-        <w:t>,</w:t>
-      </w:r>
-      <w:r>
-        <w:rPr>
-          <w:lang w:eastAsia="cs-CZ"/>
-        </w:rPr>
-        <w:t xml:space="preserve"> ke které je toto </w:t>
-      </w:r>
-      <w:proofErr w:type="spellStart"/>
+      <w:r>
+        <w:rPr>
+          <w:lang w:eastAsia="cs-CZ"/>
+        </w:rPr>
+        <w:t xml:space="preserve"> rozměrem dimenze, ke které je toto </w:t>
+      </w:r>
       <w:r>
         <w:rPr>
           <w:i/>
           <w:iCs/>
           <w:lang w:eastAsia="cs-CZ"/>
         </w:rPr>
-        <w:t>k</w:t>
+        <w:t>J</w:t>
       </w:r>
       <w:r>
         <w:rPr>
@@ -7636,7 +6339,6 @@
         </w:rPr>
         <w:t>i</w:t>
       </w:r>
-      <w:proofErr w:type="spellEnd"/>
       <w:r>
         <w:rPr>
           <w:lang w:eastAsia="cs-CZ"/>
@@ -7674,7 +6376,2514 @@
     </w:p>
     <w:p>
       <w:pPr>
+        <w:spacing w:line="360" w:lineRule="auto"/>
+        <w:rPr>
+          <w:lang w:eastAsia="cs-CZ"/>
+        </w:rPr>
+      </w:pPr>
+      <w:r>
+        <w:rPr>
+          <w:lang w:eastAsia="cs-CZ"/>
+        </w:rPr>
+        <w:t>Samotný</w:t>
+      </w:r>
+      <w:r>
+        <w:rPr>
+          <w:lang w:eastAsia="cs-CZ"/>
+        </w:rPr>
+        <w:t xml:space="preserve"> přístup na prvky je složitosti O(</w:t>
+      </w:r>
+      <w:r>
+        <w:rPr>
+          <w:lang w:eastAsia="cs-CZ"/>
+        </w:rPr>
+        <w:t>len(</w:t>
+      </w:r>
+      <w:r>
+        <w:rPr>
+          <w:lang w:eastAsia="cs-CZ"/>
+        </w:rPr>
+        <w:t>D</w:t>
+      </w:r>
+      <w:r>
+        <w:rPr>
+          <w:lang w:eastAsia="cs-CZ"/>
+        </w:rPr>
+        <w:t>)</w:t>
+      </w:r>
+      <w:r>
+        <w:rPr>
+          <w:lang w:eastAsia="cs-CZ"/>
+        </w:rPr>
+        <w:t xml:space="preserve">), kde </w:t>
+      </w:r>
+      <w:r>
+        <w:rPr>
+          <w:lang w:eastAsia="cs-CZ"/>
+        </w:rPr>
+        <w:t>len(</w:t>
+      </w:r>
+      <w:r>
+        <w:rPr>
+          <w:lang w:eastAsia="cs-CZ"/>
+        </w:rPr>
+        <w:t>D</w:t>
+      </w:r>
+      <w:r>
+        <w:rPr>
+          <w:lang w:eastAsia="cs-CZ"/>
+        </w:rPr>
+        <w:t>)</w:t>
+      </w:r>
+      <w:r>
+        <w:rPr>
+          <w:lang w:eastAsia="cs-CZ"/>
+        </w:rPr>
+        <w:t xml:space="preserve"> je počtem dimenzí.</w:t>
+      </w:r>
+      <w:r>
+        <w:rPr>
+          <w:lang w:eastAsia="cs-CZ"/>
+        </w:rPr>
+        <w:t xml:space="preserve"> Jelikož s inkrementálním zvýšením velikostí dimenzí roste počet prvků násobně, tak je tento algoritmus velice výhodn</w:t>
+      </w:r>
+      <w:r>
+        <w:rPr>
+          <w:lang w:eastAsia="cs-CZ"/>
+        </w:rPr>
+        <w:t>ý i s velikými tenzory.</w:t>
+      </w:r>
+      <w:r>
+        <w:rPr>
+          <w:lang w:eastAsia="cs-CZ"/>
+        </w:rPr>
+        <w:t xml:space="preserve"> Jelikož nejmenší multiplikativně generativní přirozené číslo je dva, tak by se dalo uvažovat o nejhorším případě přístupu k prvkům tak, že by tenzor měl co nejvíce dimenzí o velikosti dva.</w:t>
+      </w:r>
+      <w:r>
+        <w:rPr>
+          <w:lang w:eastAsia="cs-CZ"/>
+        </w:rPr>
+        <w:t xml:space="preserve"> Jelikož je na implementaci hodnot souřadnic použito neznaménkové celé číslo o 64 bitech, tak je maximální velikost dimenze </w:t>
+      </w:r>
+      <w:r>
+        <w:rPr>
+          <w:lang w:eastAsia="cs-CZ"/>
+        </w:rPr>
+        <w:t>2⁶</w:t>
+      </w:r>
+      <w:proofErr w:type="gramStart"/>
+      <w:r>
+        <w:rPr>
+          <w:lang w:eastAsia="cs-CZ"/>
+        </w:rPr>
+        <w:t>⁴</w:t>
+      </w:r>
+      <w:r>
+        <w:rPr>
+          <w:lang w:eastAsia="cs-CZ"/>
+        </w:rPr>
+        <w:t> </w:t>
+      </w:r>
+      <w:r>
+        <w:rPr>
+          <w:lang w:eastAsia="cs-CZ"/>
+        </w:rPr>
+        <w:t>−</w:t>
+      </w:r>
+      <w:r>
+        <w:rPr>
+          <w:lang w:eastAsia="cs-CZ"/>
+        </w:rPr>
+        <w:t> </w:t>
+      </w:r>
+      <w:r>
+        <w:rPr>
+          <w:lang w:eastAsia="cs-CZ"/>
+        </w:rPr>
+        <w:t>1</w:t>
+      </w:r>
+      <w:proofErr w:type="gramEnd"/>
+      <w:r>
+        <w:rPr>
+          <w:lang w:eastAsia="cs-CZ"/>
+        </w:rPr>
+        <w:t>.</w:t>
+      </w:r>
+      <w:r>
+        <w:rPr>
+          <w:lang w:eastAsia="cs-CZ"/>
+        </w:rPr>
+        <w:t xml:space="preserve"> To znamená, že maximální počet dimenzí (pro správně fungující tenzor) je 6</w:t>
+      </w:r>
+      <w:r>
+        <w:rPr>
+          <w:lang w:eastAsia="cs-CZ"/>
+        </w:rPr>
+        <w:t>4</w:t>
+      </w:r>
+      <w:r>
+        <w:rPr>
+          <w:lang w:eastAsia="cs-CZ"/>
+        </w:rPr>
+        <w:t>.</w:t>
+      </w:r>
+      <w:r>
+        <w:rPr>
+          <w:lang w:eastAsia="cs-CZ"/>
+        </w:rPr>
+        <w:t xml:space="preserve"> Délka přístupu na jeden prvek tak realisticky (vůči limitům jazyka C++ a </w:t>
+      </w:r>
+      <w:proofErr w:type="gramStart"/>
+      <w:r>
+        <w:rPr>
+          <w:lang w:eastAsia="cs-CZ"/>
+        </w:rPr>
+        <w:t>64</w:t>
+      </w:r>
+      <w:r>
+        <w:rPr>
+          <w:lang w:eastAsia="cs-CZ"/>
+        </w:rPr>
+        <w:t>-</w:t>
+      </w:r>
+      <w:r>
+        <w:rPr>
+          <w:lang w:eastAsia="cs-CZ"/>
+        </w:rPr>
+        <w:t>bitové</w:t>
+      </w:r>
+      <w:proofErr w:type="gramEnd"/>
+      <w:r>
+        <w:rPr>
+          <w:lang w:eastAsia="cs-CZ"/>
+        </w:rPr>
+        <w:t xml:space="preserve"> architektury) nepřekročí 64 výpočtů a tím pádem se dá z tohoto pohledu považovat za konstantní.</w:t>
+      </w:r>
+      <w:r>
+        <w:rPr>
+          <w:lang w:eastAsia="cs-CZ"/>
+        </w:rPr>
+        <w:t xml:space="preserve"> Výpo</w:t>
+      </w:r>
+      <w:r>
+        <w:rPr>
+          <w:lang w:eastAsia="cs-CZ"/>
+        </w:rPr>
+        <w:t>č</w:t>
+      </w:r>
+      <w:r>
+        <w:rPr>
+          <w:lang w:eastAsia="cs-CZ"/>
+        </w:rPr>
+        <w:t>et tedy probíhá</w:t>
+      </w:r>
+      <w:r>
+        <w:rPr>
+          <w:lang w:eastAsia="cs-CZ"/>
+        </w:rPr>
+        <w:t xml:space="preserve"> přibližně takto</w:t>
+      </w:r>
+      <w:r>
+        <w:rPr>
+          <w:lang w:eastAsia="cs-CZ"/>
+        </w:rPr>
+        <w:t>:</w:t>
+      </w:r>
+    </w:p>
+    <w:p>
+      <w:pPr>
+        <w:pStyle w:val="Odstavecseseznamem"/>
+        <w:numPr>
+          <w:ilvl w:val="0"/>
+          <w:numId w:val="1"/>
+        </w:numPr>
+        <w:spacing w:line="360" w:lineRule="auto"/>
+        <w:rPr>
+          <w:lang w:eastAsia="cs-CZ"/>
+        </w:rPr>
+      </w:pPr>
+      <m:oMath>
+        <m:r>
+          <w:rPr>
+            <w:rFonts w:ascii="Cambria Math" w:hAnsi="Cambria Math"/>
+            <w:lang w:eastAsia="cs-CZ"/>
+          </w:rPr>
+          <m:t>i</m:t>
+        </m:r>
+        <m:r>
+          <w:rPr>
+            <w:rFonts w:ascii="Cambria Math" w:hAnsi="Cambria Math"/>
+            <w:lang w:eastAsia="cs-CZ"/>
+          </w:rPr>
+          <m:t xml:space="preserve"> :=0</m:t>
+        </m:r>
+      </m:oMath>
+    </w:p>
+    <w:p>
+      <w:pPr>
+        <w:pStyle w:val="Odstavecseseznamem"/>
+        <w:numPr>
+          <w:ilvl w:val="0"/>
+          <w:numId w:val="1"/>
+        </w:numPr>
+        <w:spacing w:line="360" w:lineRule="auto"/>
+      </w:pPr>
+      <m:oMath>
+        <m:r>
+          <w:rPr>
+            <w:rFonts w:ascii="Cambria Math" w:hAnsi="Cambria Math"/>
+          </w:rPr>
+          <m:t>pro k od 0 do len</m:t>
+        </m:r>
+        <m:d>
+          <m:dPr>
+            <m:ctrlPr>
+              <w:rPr>
+                <w:rFonts w:ascii="Cambria Math" w:hAnsi="Cambria Math"/>
+                <w:i/>
+              </w:rPr>
+            </m:ctrlPr>
+          </m:dPr>
+          <m:e>
+            <m:r>
+              <w:rPr>
+                <w:rFonts w:ascii="Cambria Math" w:hAnsi="Cambria Math"/>
+              </w:rPr>
+              <m:t>D</m:t>
+            </m:r>
+          </m:e>
+        </m:d>
+        <m:r>
+          <w:rPr>
+            <w:rFonts w:ascii="Cambria Math" w:hAnsi="Cambria Math"/>
+          </w:rPr>
+          <m:t>-</m:t>
+        </m:r>
+        <m:r>
+          <w:rPr>
+            <w:rFonts w:ascii="Cambria Math" w:hAnsi="Cambria Math"/>
+          </w:rPr>
+          <m:t>1 opakuj</m:t>
+        </m:r>
+        <m:r>
+          <w:rPr>
+            <w:rFonts w:ascii="Cambria Math" w:hAnsi="Cambria Math"/>
+          </w:rPr>
+          <m:t>:</m:t>
+        </m:r>
+      </m:oMath>
+    </w:p>
+    <w:p>
+      <w:pPr>
+        <w:pStyle w:val="Odstavecseseznamem"/>
+        <w:numPr>
+          <w:ilvl w:val="0"/>
+          <w:numId w:val="4"/>
+        </w:numPr>
+        <w:spacing w:line="360" w:lineRule="auto"/>
+      </w:pPr>
+      <m:oMath>
+        <m:r>
+          <w:rPr>
+            <w:rFonts w:ascii="Cambria Math" w:hAnsi="Cambria Math"/>
+          </w:rPr>
+          <m:t>i</m:t>
+        </m:r>
+        <m:r>
+          <w:rPr>
+            <w:rFonts w:ascii="Cambria Math" w:hAnsi="Cambria Math"/>
+          </w:rPr>
+          <m:t xml:space="preserve"> :=i*</m:t>
+        </m:r>
+        <m:sSub>
+          <m:sSubPr>
+            <m:ctrlPr>
+              <w:rPr>
+                <w:rFonts w:ascii="Cambria Math" w:hAnsi="Cambria Math"/>
+                <w:i/>
+              </w:rPr>
+            </m:ctrlPr>
+          </m:sSubPr>
+          <m:e>
+            <m:r>
+              <w:rPr>
+                <w:rFonts w:ascii="Cambria Math" w:hAnsi="Cambria Math"/>
+              </w:rPr>
+              <m:t>D</m:t>
+            </m:r>
+          </m:e>
+          <m:sub>
+            <m:r>
+              <w:rPr>
+                <w:rFonts w:ascii="Cambria Math" w:hAnsi="Cambria Math"/>
+              </w:rPr>
+              <m:t>k</m:t>
+            </m:r>
+          </m:sub>
+        </m:sSub>
+        <m:r>
+          <w:rPr>
+            <w:rFonts w:ascii="Cambria Math" w:hAnsi="Cambria Math"/>
+          </w:rPr>
+          <m:t>+</m:t>
+        </m:r>
+        <m:sSub>
+          <m:sSubPr>
+            <m:ctrlPr>
+              <w:rPr>
+                <w:rFonts w:ascii="Cambria Math" w:hAnsi="Cambria Math"/>
+                <w:i/>
+              </w:rPr>
+            </m:ctrlPr>
+          </m:sSubPr>
+          <m:e>
+            <m:r>
+              <w:rPr>
+                <w:rFonts w:ascii="Cambria Math" w:hAnsi="Cambria Math"/>
+              </w:rPr>
+              <m:t>S</m:t>
+            </m:r>
+          </m:e>
+          <m:sub>
+            <m:r>
+              <w:rPr>
+                <w:rFonts w:ascii="Cambria Math" w:hAnsi="Cambria Math"/>
+              </w:rPr>
+              <m:t>k</m:t>
+            </m:r>
+          </m:sub>
+        </m:sSub>
+      </m:oMath>
+    </w:p>
+    <w:p>
+      <w:pPr>
+        <w:pStyle w:val="Odstavecseseznamem"/>
+        <w:numPr>
+          <w:ilvl w:val="0"/>
+          <w:numId w:val="1"/>
+        </w:numPr>
+        <w:spacing w:line="360" w:lineRule="auto"/>
+      </w:pPr>
+      <m:oMath>
+        <m:r>
+          <w:rPr>
+            <w:rFonts w:ascii="Cambria Math" w:hAnsi="Cambria Math"/>
+          </w:rPr>
+          <m:t>index</m:t>
+        </m:r>
+        <m:d>
+          <m:dPr>
+            <m:ctrlPr>
+              <w:rPr>
+                <w:rFonts w:ascii="Cambria Math" w:hAnsi="Cambria Math"/>
+                <w:i/>
+              </w:rPr>
+            </m:ctrlPr>
+          </m:dPr>
+          <m:e>
+            <m:r>
+              <w:rPr>
+                <w:rFonts w:ascii="Cambria Math" w:hAnsi="Cambria Math"/>
+              </w:rPr>
+              <m:t>S</m:t>
+            </m:r>
+          </m:e>
+        </m:d>
+        <m:r>
+          <w:rPr>
+            <w:rFonts w:ascii="Cambria Math" w:hAnsi="Cambria Math"/>
+          </w:rPr>
+          <m:t xml:space="preserve"> :=i</m:t>
+        </m:r>
+      </m:oMath>
+    </w:p>
+    <w:p>
+      <w:pPr>
+        <w:spacing w:line="360" w:lineRule="auto"/>
+      </w:pPr>
+      <w:r>
+        <w:t xml:space="preserve">Kde </w:t>
+      </w:r>
+      <w:r>
+        <w:rPr>
+          <w:i/>
+          <w:iCs/>
+        </w:rPr>
+        <w:t>S</w:t>
+      </w:r>
+      <w:r>
+        <w:t> jsou zadané souřadnice</w:t>
+      </w:r>
+      <w:r>
+        <w:t xml:space="preserve"> a </w:t>
+      </w:r>
+      <w:r>
+        <w:rPr>
+          <w:i/>
+          <w:iCs/>
+        </w:rPr>
+        <w:t>D</w:t>
+      </w:r>
+      <w:r>
+        <w:t xml:space="preserve"> rozměry dimenzí.</w:t>
+      </w:r>
+    </w:p>
+    <w:p>
+      <w:pPr>
+        <w:spacing w:line="360" w:lineRule="auto"/>
+      </w:pPr>
+      <w:r>
+        <w:t>Inverzní metoda na získání souřadnic z vnitřního indexu má stejnou složitost.</w:t>
+      </w:r>
+      <w:r>
+        <w:t xml:space="preserve"> A jde o podobný výpočet:</w:t>
+      </w:r>
+    </w:p>
+    <w:p>
+      <w:pPr>
+        <w:pStyle w:val="Odstavecseseznamem"/>
+        <w:numPr>
+          <w:ilvl w:val="0"/>
+          <w:numId w:val="2"/>
+        </w:numPr>
+        <w:spacing w:line="360" w:lineRule="auto"/>
+        <w:ind w:hanging="357"/>
+      </w:pPr>
+      <m:oMath>
+        <m:r>
+          <w:rPr>
+            <w:rFonts w:ascii="Cambria Math" w:hAnsi="Cambria Math"/>
+          </w:rPr>
+          <m:t>i≔index</m:t>
+        </m:r>
+      </m:oMath>
+      <w:r>
+        <w:t xml:space="preserve"> (vstupní index)</w:t>
+      </w:r>
+    </w:p>
+    <w:p>
+      <w:pPr>
+        <w:pStyle w:val="Odstavecseseznamem"/>
+        <w:numPr>
+          <w:ilvl w:val="0"/>
+          <w:numId w:val="2"/>
+        </w:numPr>
+        <w:spacing w:line="360" w:lineRule="auto"/>
+        <w:ind w:hanging="357"/>
+      </w:pPr>
+      <m:oMath>
+        <m:r>
+          <w:rPr>
+            <w:rFonts w:ascii="Cambria Math" w:hAnsi="Cambria Math"/>
+          </w:rPr>
+          <m:t>pro k od 0 do len</m:t>
+        </m:r>
+        <m:d>
+          <m:dPr>
+            <m:ctrlPr>
+              <w:rPr>
+                <w:rFonts w:ascii="Cambria Math" w:hAnsi="Cambria Math"/>
+                <w:i/>
+              </w:rPr>
+            </m:ctrlPr>
+          </m:dPr>
+          <m:e>
+            <m:r>
+              <w:rPr>
+                <w:rFonts w:ascii="Cambria Math" w:hAnsi="Cambria Math"/>
+              </w:rPr>
+              <m:t>D</m:t>
+            </m:r>
+          </m:e>
+        </m:d>
+        <m:r>
+          <w:rPr>
+            <w:rFonts w:ascii="Cambria Math" w:hAnsi="Cambria Math"/>
+          </w:rPr>
+          <m:t>-1 opakuj:</m:t>
+        </m:r>
+      </m:oMath>
+    </w:p>
+    <w:p>
+      <w:pPr>
+        <w:pStyle w:val="Odstavecseseznamem"/>
+        <w:numPr>
+          <w:ilvl w:val="0"/>
+          <w:numId w:val="3"/>
+        </w:numPr>
+        <w:spacing w:line="360" w:lineRule="auto"/>
+        <w:ind w:hanging="357"/>
+      </w:pPr>
+      <m:oMath>
+        <m:sSub>
+          <m:sSubPr>
+            <m:ctrlPr>
+              <w:rPr>
+                <w:rFonts w:ascii="Cambria Math" w:hAnsi="Cambria Math"/>
+                <w:i/>
+              </w:rPr>
+            </m:ctrlPr>
+          </m:sSubPr>
+          <m:e>
+            <m:r>
+              <w:rPr>
+                <w:rFonts w:ascii="Cambria Math" w:hAnsi="Cambria Math"/>
+              </w:rPr>
+              <m:t>S</m:t>
+            </m:r>
+          </m:e>
+          <m:sub>
+            <m:r>
+              <w:rPr>
+                <w:rFonts w:ascii="Cambria Math" w:hAnsi="Cambria Math"/>
+              </w:rPr>
+              <m:t>k</m:t>
+            </m:r>
+          </m:sub>
+        </m:sSub>
+        <m:r>
+          <w:rPr>
+            <w:rFonts w:ascii="Cambria Math" w:hAnsi="Cambria Math"/>
+          </w:rPr>
+          <m:t>≔i/</m:t>
+        </m:r>
+        <m:sSub>
+          <m:sSubPr>
+            <m:ctrlPr>
+              <w:rPr>
+                <w:rFonts w:ascii="Cambria Math" w:hAnsi="Cambria Math"/>
+                <w:i/>
+              </w:rPr>
+            </m:ctrlPr>
+          </m:sSubPr>
+          <m:e>
+            <m:r>
+              <w:rPr>
+                <w:rFonts w:ascii="Cambria Math" w:hAnsi="Cambria Math"/>
+              </w:rPr>
+              <m:t>J</m:t>
+            </m:r>
+          </m:e>
+          <m:sub>
+            <m:r>
+              <w:rPr>
+                <w:rFonts w:ascii="Cambria Math" w:hAnsi="Cambria Math"/>
+              </w:rPr>
+              <m:t>k</m:t>
+            </m:r>
+          </m:sub>
+        </m:sSub>
+      </m:oMath>
+    </w:p>
+    <w:p>
+      <w:pPr>
+        <w:pStyle w:val="Odstavecseseznamem"/>
+        <w:numPr>
+          <w:ilvl w:val="0"/>
+          <w:numId w:val="3"/>
+        </w:numPr>
+        <w:spacing w:line="360" w:lineRule="auto"/>
+        <w:ind w:hanging="357"/>
+      </w:pPr>
+      <m:oMath>
+        <m:r>
+          <w:rPr>
+            <w:rFonts w:ascii="Cambria Math" w:hAnsi="Cambria Math"/>
+          </w:rPr>
+          <m:t>i :=i-(</m:t>
+        </m:r>
+        <m:sSub>
+          <m:sSubPr>
+            <m:ctrlPr>
+              <w:rPr>
+                <w:rFonts w:ascii="Cambria Math" w:hAnsi="Cambria Math"/>
+                <w:i/>
+              </w:rPr>
+            </m:ctrlPr>
+          </m:sSubPr>
+          <m:e>
+            <m:r>
+              <w:rPr>
+                <w:rFonts w:ascii="Cambria Math" w:hAnsi="Cambria Math"/>
+              </w:rPr>
+              <m:t>S</m:t>
+            </m:r>
+          </m:e>
+          <m:sub>
+            <m:r>
+              <w:rPr>
+                <w:rFonts w:ascii="Cambria Math" w:hAnsi="Cambria Math"/>
+              </w:rPr>
+              <m:t>k</m:t>
+            </m:r>
+          </m:sub>
+        </m:sSub>
+        <m:r>
+          <w:rPr>
+            <w:rFonts w:ascii="Cambria Math" w:hAnsi="Cambria Math"/>
+          </w:rPr>
+          <m:t xml:space="preserve">* </m:t>
+        </m:r>
+        <m:sSub>
+          <m:sSubPr>
+            <m:ctrlPr>
+              <w:rPr>
+                <w:rFonts w:ascii="Cambria Math" w:hAnsi="Cambria Math"/>
+                <w:i/>
+              </w:rPr>
+            </m:ctrlPr>
+          </m:sSubPr>
+          <m:e>
+            <m:r>
+              <w:rPr>
+                <w:rFonts w:ascii="Cambria Math" w:hAnsi="Cambria Math"/>
+              </w:rPr>
+              <m:t>J</m:t>
+            </m:r>
+          </m:e>
+          <m:sub>
+            <m:r>
+              <w:rPr>
+                <w:rFonts w:ascii="Cambria Math" w:hAnsi="Cambria Math"/>
+              </w:rPr>
+              <m:t>k</m:t>
+            </m:r>
+          </m:sub>
+        </m:sSub>
+        <m:r>
+          <w:rPr>
+            <w:rFonts w:ascii="Cambria Math" w:hAnsi="Cambria Math"/>
+          </w:rPr>
+          <m:t>)</m:t>
+        </m:r>
+      </m:oMath>
+    </w:p>
+    <w:p>
+      <w:pPr>
+        <w:pStyle w:val="Odstavecseseznamem"/>
+        <w:numPr>
+          <w:ilvl w:val="0"/>
+          <w:numId w:val="2"/>
+        </w:numPr>
+        <w:spacing w:line="360" w:lineRule="auto"/>
+        <w:ind w:hanging="357"/>
+      </w:pPr>
+      <m:oMath>
+        <m:sSub>
+          <m:sSubPr>
+            <m:ctrlPr>
+              <w:rPr>
+                <w:rFonts w:ascii="Cambria Math" w:hAnsi="Cambria Math"/>
+                <w:i/>
+              </w:rPr>
+            </m:ctrlPr>
+          </m:sSubPr>
+          <m:e>
+            <m:r>
+              <w:rPr>
+                <w:rFonts w:ascii="Cambria Math" w:hAnsi="Cambria Math"/>
+              </w:rPr>
+              <m:t>S</m:t>
+            </m:r>
+          </m:e>
+          <m:sub>
+            <m:r>
+              <w:rPr>
+                <w:rFonts w:ascii="Cambria Math" w:hAnsi="Cambria Math"/>
+              </w:rPr>
+              <m:t>k</m:t>
+            </m:r>
+          </m:sub>
+        </m:sSub>
+      </m:oMath>
+      <w:r>
+        <w:t xml:space="preserve"> jsou výsledné souřadnice</w:t>
+      </w:r>
+    </w:p>
+    <w:p>
+      <w:pPr>
+        <w:spacing w:line="360" w:lineRule="auto"/>
+      </w:pPr>
+      <w:r>
+        <w:t xml:space="preserve">Kde </w:t>
+      </w:r>
+      <w:r>
+        <w:rPr>
+          <w:i/>
+          <w:iCs/>
+        </w:rPr>
+        <w:t>J</w:t>
+      </w:r>
+      <w:r>
+        <w:t xml:space="preserve"> je vektor kumulativních součinů předešlých dimenzí.</w:t>
+      </w:r>
+      <w:r>
+        <w:t xml:space="preserve"> Nutno zmínit, že by se na tento výpočet dalo jít i intuitivněji, to by ovšem znamenalo více dělení v jednom cyklu smyčky</w:t>
+      </w:r>
+      <w:r>
+        <w:t>,</w:t>
+      </w:r>
+      <w:r>
+        <w:t xml:space="preserve"> a tudíž byla vybrána tato efektivnější verze.</w:t>
+      </w:r>
+    </w:p>
+    <w:p>
+      <w:pPr>
+        <w:spacing w:line="360" w:lineRule="auto"/>
+      </w:pPr>
+      <w:r>
+        <w:t xml:space="preserve">Jelikož jsou data v tenzoru uložena v jednorozměrném </w:t>
+      </w:r>
+      <w:r>
+        <w:t xml:space="preserve">datovém </w:t>
+      </w:r>
+      <w:r>
+        <w:t>poli, tak není složité navrhnout metody pro provedení unární operace nad prvky nebo binární operace mezi tenzory, pro ty binární operace, co fungují prvek na prvek.</w:t>
+      </w:r>
+      <w:r>
+        <w:t xml:space="preserve"> V takovém případě totiž stačí uvnitř tenzoru projít toto jednorozměrné pole s daty a aplikovat danou operaci.</w:t>
+      </w:r>
+      <w:r>
+        <w:t xml:space="preserve"> Je to navíc jednoduše </w:t>
+      </w:r>
+      <w:proofErr w:type="spellStart"/>
+      <w:r>
+        <w:t>paralelizovatelné</w:t>
+      </w:r>
+      <w:proofErr w:type="spellEnd"/>
+      <w:r>
+        <w:t>, protože je zde mnoho výpočtů na sobě nezávislých.</w:t>
+      </w:r>
+      <w:r>
+        <w:t xml:space="preserve"> To umožní relativně lehkou implementaci přetížení aritmetických a logických operátorů.</w:t>
+      </w:r>
+    </w:p>
+    <w:p>
+      <w:pPr>
+        <w:spacing w:line="360" w:lineRule="auto"/>
+      </w:pPr>
+      <w:r>
+        <w:t>Tenzor také je schopen svého převodu na řetězec znaků.</w:t>
+      </w:r>
+      <w:r>
+        <w:t xml:space="preserve"> Řetězec značí okraje dimenzí vlnitými závorkami „{}“ a zanořuje je do sebe. Odděluje samotné prvky čárkou. Jedná se tím pádem o stejnou notaci, jako je v C++ použita na inicializační listy </w:t>
+      </w:r>
+      <w:r>
+        <w:t xml:space="preserve">vícerozměrných </w:t>
+      </w:r>
+      <w:r>
+        <w:t>polí.</w:t>
+      </w:r>
+      <w:r>
+        <w:t xml:space="preserve"> K převodu tenzoru na řetězec je potřeba alespoň jednou projít všechny data</w:t>
+      </w:r>
+      <w:r>
+        <w:t xml:space="preserve"> a zkontrolovat pro každý prvek jeho souřadnice pro určení</w:t>
+      </w:r>
+      <w:r>
+        <w:t>,</w:t>
+      </w:r>
+      <w:r>
+        <w:t xml:space="preserve"> jestli a jaké závorky použít.</w:t>
+      </w:r>
+      <w:r>
+        <w:t xml:space="preserve"> Komplexita tedy je O(</w:t>
+      </w:r>
+      <w:r>
+        <w:t>len(T)</w:t>
+      </w:r>
+      <w:r>
+        <w:t xml:space="preserve"> * len(D)</w:t>
+      </w:r>
+      <w:r>
+        <w:t>)</w:t>
+      </w:r>
+      <w:r>
+        <w:t xml:space="preserve">, kde </w:t>
+      </w:r>
+      <w:r>
+        <w:t>len(T)</w:t>
+      </w:r>
+      <w:r>
+        <w:t xml:space="preserve"> je </w:t>
+      </w:r>
+      <w:r>
+        <w:t>počet prvků držených v</w:t>
+      </w:r>
+      <w:r>
+        <w:t> jednorozměrném</w:t>
+      </w:r>
+      <w:r>
+        <w:t xml:space="preserve"> poli</w:t>
+      </w:r>
+      <w:r>
+        <w:t xml:space="preserve"> v tenzoru</w:t>
+      </w:r>
+      <w:r>
+        <w:t>.</w:t>
+      </w:r>
+      <w:r>
+        <w:t xml:space="preserve"> Počet dimenzí „len(D)“ je navíc k tomu většinou malý a tím pádem hlavně přispívá počet prvků.</w:t>
+      </w:r>
+      <w:r>
+        <w:t xml:space="preserve"> Možné je, že by se dalo některým těmto kontrolám souřadnic u prvku předejít, jelikož je jasné, že když předchozí prvek byl prvním prvkem v dimenzi o určité velikosti, tak není třeba tuto dimenzi kontrolovat. Dokonce by asi šlo pozice závorek dopočítat po průchodu.</w:t>
+      </w:r>
+      <w:r>
+        <w:t xml:space="preserve"> To by ovšem byla malá optimalizace za cenu větší složitosti algoritmu.</w:t>
+      </w:r>
+    </w:p>
+    <w:p>
+      <w:pPr>
+        <w:spacing w:line="360" w:lineRule="auto"/>
+      </w:pPr>
+      <w:r>
+        <w:t>Logika změny struktury…</w:t>
+      </w:r>
+      <w:proofErr w:type="spellStart"/>
+      <w:r>
+        <w:t>xxx</w:t>
+      </w:r>
+      <w:proofErr w:type="spellEnd"/>
+    </w:p>
+    <w:p>
+      <w:pPr>
+        <w:pStyle w:val="Nadpis1"/>
+        <w:jc w:val="both"/>
+      </w:pPr>
+      <w:r>
+        <w:br w:type="page"/>
+      </w:r>
+      <w:bookmarkStart w:id="8" w:name="_Toc227522085"/>
+      <w:r>
+        <w:lastRenderedPageBreak/>
+        <w:t>2</w:t>
+      </w:r>
+      <w:r>
+        <w:t xml:space="preserve"> </w:t>
+      </w:r>
+      <w:r>
+        <w:t>IMPLEMENTACE</w:t>
+      </w:r>
+      <w:bookmarkEnd w:id="8"/>
+      <w:r>
+        <w:t xml:space="preserve"> </w:t>
+      </w:r>
+    </w:p>
+    <w:p>
+      <w:pPr>
+        <w:spacing w:line="360" w:lineRule="auto"/>
+        <w:jc w:val="both"/>
+        <w:rPr>
+          <w:szCs w:val="24"/>
+        </w:rPr>
+      </w:pPr>
+      <w:r>
+        <w:rPr>
+          <w:szCs w:val="24"/>
+        </w:rPr>
+        <w:t>Samotná implementace této knihovny vynucuje přístup „</w:t>
+      </w:r>
+      <w:proofErr w:type="spellStart"/>
+      <w:r>
+        <w:rPr>
+          <w:szCs w:val="24"/>
+        </w:rPr>
+        <w:t>header-only</w:t>
+      </w:r>
+      <w:proofErr w:type="spellEnd"/>
+      <w:r>
+        <w:rPr>
+          <w:szCs w:val="24"/>
+        </w:rPr>
+        <w:t xml:space="preserve"> + source </w:t>
+      </w:r>
+      <w:proofErr w:type="spellStart"/>
+      <w:r>
+        <w:rPr>
+          <w:szCs w:val="24"/>
+        </w:rPr>
+        <w:t>code</w:t>
+      </w:r>
+      <w:proofErr w:type="spellEnd"/>
+      <w:r>
+        <w:rPr>
+          <w:szCs w:val="24"/>
+        </w:rPr>
+        <w:t>“ neboli přidání knihovny do uživatelského projektu pomocí hlavičkového souboru</w:t>
+      </w:r>
+      <w:r>
+        <w:rPr>
+          <w:szCs w:val="24"/>
+        </w:rPr>
+        <w:t xml:space="preserve">, který se linkuje na zdrojové kódy. </w:t>
+      </w:r>
+      <w:r>
+        <w:rPr>
+          <w:szCs w:val="24"/>
+        </w:rPr>
+        <w:t>Kvůli použití šablon (</w:t>
+      </w:r>
+      <w:proofErr w:type="spellStart"/>
+      <w:r>
+        <w:rPr>
+          <w:szCs w:val="24"/>
+        </w:rPr>
+        <w:t>template</w:t>
+      </w:r>
+      <w:proofErr w:type="spellEnd"/>
+      <w:r>
+        <w:rPr>
+          <w:szCs w:val="24"/>
+        </w:rPr>
+        <w:t>) by bylo velice složité a nepraktické pokoušet se o předkompilovanou knihovnu – ať dynamickou či statickou.</w:t>
+      </w:r>
+      <w:r>
+        <w:rPr>
+          <w:szCs w:val="24"/>
+        </w:rPr>
+        <w:t xml:space="preserve"> </w:t>
+      </w:r>
+    </w:p>
+    <w:p>
+      <w:pPr>
+        <w:pStyle w:val="Nadpis2"/>
+      </w:pPr>
+      <w:bookmarkStart w:id="9" w:name="_Toc227522086"/>
+      <w:r>
+        <w:t>2.1 Použité nástroje</w:t>
+      </w:r>
+      <w:bookmarkEnd w:id="9"/>
+    </w:p>
+    <w:p>
+      <w:pPr>
+        <w:spacing w:line="360" w:lineRule="auto"/>
+      </w:pPr>
+      <w:r>
+        <w:t>Jak již napovídá název práce, tak je knihovna napsaná v jazyce C++</w:t>
+      </w:r>
+      <w:r>
+        <w:t xml:space="preserve"> nevyužívající nic novějšího nad standard C++23</w:t>
+      </w:r>
+      <w:r>
+        <w:t>.</w:t>
+      </w:r>
+    </w:p>
+    <w:p>
+      <w:pPr>
         <w:pStyle w:val="Nadpis3"/>
+      </w:pPr>
+      <w:bookmarkStart w:id="10" w:name="_Toc227522087"/>
+      <w:r>
+        <w:t xml:space="preserve">2.1.1 </w:t>
+      </w:r>
+      <w:proofErr w:type="spellStart"/>
+      <w:r>
+        <w:t>AdaptiveCpp</w:t>
+      </w:r>
+      <w:bookmarkEnd w:id="10"/>
+      <w:proofErr w:type="spellEnd"/>
+    </w:p>
+    <w:p>
+      <w:pPr>
+        <w:spacing w:line="360" w:lineRule="auto"/>
+      </w:pPr>
+      <w:r>
+        <w:t xml:space="preserve">Zajímavější je použitá knihovna </w:t>
+      </w:r>
+      <w:proofErr w:type="spellStart"/>
+      <w:r>
+        <w:t>AdaptiveCpp</w:t>
+      </w:r>
+      <w:proofErr w:type="spellEnd"/>
+      <w:r>
+        <w:t xml:space="preserve"> (</w:t>
+      </w:r>
+      <w:hyperlink r:id="rId15" w:history="1">
+        <w:r>
+          <w:rPr>
+            <w:rStyle w:val="Hypertextovodkaz"/>
+          </w:rPr>
+          <w:t>https://github.com/AdaptiveCpp/AdaptiveCpp</w:t>
+        </w:r>
+      </w:hyperlink>
+      <w:r>
+        <w:t xml:space="preserve"> </w:t>
+      </w:r>
+      <w:r>
+        <w:t>)</w:t>
+      </w:r>
+      <w:r>
+        <w:t>, jejíž hlavní misí je implementace sta</w:t>
+      </w:r>
+      <w:r>
+        <w:t>n</w:t>
+      </w:r>
+      <w:r>
+        <w:t>dartu SYCL (</w:t>
+      </w:r>
+      <w:hyperlink r:id="rId16" w:history="1">
+        <w:r>
+          <w:rPr>
+            <w:rStyle w:val="Hypertextovodkaz"/>
+          </w:rPr>
+          <w:t>https://www.khronos.org/sycl/</w:t>
+        </w:r>
+      </w:hyperlink>
+      <w:r>
+        <w:t xml:space="preserve"> ) spravovaného </w:t>
+      </w:r>
+      <w:proofErr w:type="spellStart"/>
+      <w:r>
+        <w:t>The</w:t>
+      </w:r>
+      <w:proofErr w:type="spellEnd"/>
+      <w:r>
+        <w:t xml:space="preserve"> </w:t>
+      </w:r>
+      <w:proofErr w:type="spellStart"/>
+      <w:r>
+        <w:t>Khronos</w:t>
+      </w:r>
+      <w:proofErr w:type="spellEnd"/>
+      <w:r>
+        <w:t xml:space="preserve"> Group</w:t>
+      </w:r>
+      <w:r>
+        <w:t>.</w:t>
+      </w:r>
+      <w:r>
+        <w:t xml:space="preserve"> SYCL standard definuje abstrakce pro umožnění heterogenního programování. To má umožnit použití více druhů výpočetních zařízení v jedné aplikaci. Například použití CPU (s možností jednoduché paralelizace), GPU a </w:t>
+      </w:r>
+      <w:proofErr w:type="spellStart"/>
+      <w:proofErr w:type="gramStart"/>
+      <w:r>
+        <w:t>podobně.</w:t>
+      </w:r>
+      <w:r>
+        <w:t>AdaptiveCpp</w:t>
+      </w:r>
+      <w:proofErr w:type="spellEnd"/>
+      <w:proofErr w:type="gramEnd"/>
+      <w:r>
+        <w:t xml:space="preserve"> </w:t>
+      </w:r>
+      <w:r>
+        <w:t>funguje jako abstrakční vrstva</w:t>
+      </w:r>
+      <w:r>
+        <w:t>,</w:t>
+      </w:r>
+      <w:r>
+        <w:t xml:space="preserve"> co umí využít více různých </w:t>
+      </w:r>
+      <w:proofErr w:type="spellStart"/>
+      <w:r>
+        <w:t>backendů</w:t>
+      </w:r>
+      <w:proofErr w:type="spellEnd"/>
+      <w:r>
+        <w:t xml:space="preserve">: CUDA pro grafické karty od společnosti NVIDIA, </w:t>
+      </w:r>
+      <w:proofErr w:type="spellStart"/>
+      <w:r>
+        <w:t>ROCm</w:t>
+      </w:r>
+      <w:proofErr w:type="spellEnd"/>
+      <w:r>
+        <w:t xml:space="preserve">/HIP pro grafické karty od AMD či </w:t>
+      </w:r>
+      <w:proofErr w:type="spellStart"/>
+      <w:r>
+        <w:t>OpenMD</w:t>
+      </w:r>
+      <w:proofErr w:type="spellEnd"/>
+      <w:r>
+        <w:t xml:space="preserve"> používající CPU (a tím pádem často používaný jako </w:t>
+      </w:r>
+      <w:proofErr w:type="spellStart"/>
+      <w:r>
+        <w:t>fallback</w:t>
+      </w:r>
+      <w:proofErr w:type="spellEnd"/>
+      <w:r>
+        <w:t>).</w:t>
+      </w:r>
+      <w:r>
+        <w:t xml:space="preserve"> Funguje tak že, vezme SYCL kód, oddělí ho na host kód pro běh na CPU a kód pro zařízení, který je poté převeden kód používaného </w:t>
+      </w:r>
+      <w:proofErr w:type="spellStart"/>
+      <w:r>
+        <w:t>backendu</w:t>
+      </w:r>
+      <w:proofErr w:type="spellEnd"/>
+      <w:r>
+        <w:t>.</w:t>
+      </w:r>
+    </w:p>
+    <w:p>
+      <w:pPr>
+        <w:pStyle w:val="Nadpis3"/>
+      </w:pPr>
+      <w:bookmarkStart w:id="11" w:name="_Toc227522088"/>
+      <w:r>
+        <w:t>2.1.2 Google test</w:t>
+      </w:r>
+      <w:bookmarkEnd w:id="11"/>
+    </w:p>
+    <w:p>
+      <w:r>
+        <w:t xml:space="preserve">Pro testování byl vybrán </w:t>
+      </w:r>
+      <w:r>
+        <w:t xml:space="preserve">framework </w:t>
+      </w:r>
+      <w:proofErr w:type="spellStart"/>
+      <w:r>
+        <w:t>Google</w:t>
+      </w:r>
+      <w:r>
+        <w:t>T</w:t>
+      </w:r>
+      <w:r>
+        <w:t>est</w:t>
+      </w:r>
+      <w:proofErr w:type="spellEnd"/>
+      <w:r>
+        <w:t>.</w:t>
+      </w:r>
+      <w:r>
+        <w:t xml:space="preserve"> Je vhodný díky své jednoduchosti použití a integrace to projektu.</w:t>
+      </w:r>
+      <w:r>
+        <w:t xml:space="preserve"> Umí rozdělovat testy do skupin, a také měřit čas vykonání testu, čímž je vhodný i pro zátěžové testování.</w:t>
+      </w:r>
+    </w:p>
+    <w:p>
+      <w:pPr>
+        <w:pStyle w:val="Nadpis2"/>
+      </w:pPr>
+      <w:bookmarkStart w:id="12" w:name="_Toc227522089"/>
+      <w:r>
+        <w:t>2.</w:t>
+      </w:r>
+      <w:r>
+        <w:t>2</w:t>
+      </w:r>
+      <w:r>
+        <w:t xml:space="preserve"> Komponenty</w:t>
+      </w:r>
+      <w:bookmarkEnd w:id="12"/>
+    </w:p>
+    <w:p>
+      <w:pPr>
+        <w:spacing w:line="360" w:lineRule="auto"/>
+      </w:pPr>
+      <w:r>
+        <w:t>Práce je a její komponenty jsou ve jmenném prostoru zvaném „gema“. Je to neoficiální název používaný uvnitř projektu.</w:t>
+      </w:r>
+    </w:p>
+    <w:p>
+      <w:pPr>
+        <w:pStyle w:val="Nadpis3"/>
+        <w:rPr>
+          <w:noProof/>
+          <w:lang w:eastAsia="cs-CZ"/>
+        </w:rPr>
+      </w:pPr>
+      <w:bookmarkStart w:id="13" w:name="_Toc227522090"/>
+      <w:r>
+        <w:t>2.</w:t>
+      </w:r>
+      <w:r>
+        <w:t>2</w:t>
+      </w:r>
+      <w:r>
+        <w:t>.1</w:t>
+      </w:r>
+      <w:r>
+        <w:rPr>
+          <w:noProof/>
+          <w:lang w:eastAsia="cs-CZ"/>
+        </w:rPr>
+        <w:t xml:space="preserve"> </w:t>
+      </w:r>
+      <w:r>
+        <w:rPr>
+          <w:noProof/>
+          <w:lang w:eastAsia="cs-CZ"/>
+        </w:rPr>
+        <w:t>Lineární kontejner</w:t>
+      </w:r>
+      <w:bookmarkEnd w:id="13"/>
+    </w:p>
+    <w:p>
+      <w:pPr>
+        <w:spacing w:line="360" w:lineRule="auto"/>
+        <w:rPr>
+          <w:lang w:eastAsia="cs-CZ"/>
+        </w:rPr>
+      </w:pPr>
+      <w:r>
+        <w:rPr>
+          <w:lang w:eastAsia="cs-CZ"/>
+        </w:rPr>
+        <w:t>V projektu jako třída „</w:t>
+      </w:r>
+      <w:proofErr w:type="spellStart"/>
+      <w:r>
+        <w:rPr>
+          <w:lang w:eastAsia="cs-CZ"/>
+        </w:rPr>
+        <w:t>LinearContainer</w:t>
+      </w:r>
+      <w:proofErr w:type="spellEnd"/>
+      <w:r>
+        <w:rPr>
+          <w:lang w:eastAsia="cs-CZ"/>
+        </w:rPr>
+        <w:t xml:space="preserve">“. </w:t>
+      </w:r>
+      <w:r>
+        <w:rPr>
+          <w:lang w:eastAsia="cs-CZ"/>
+        </w:rPr>
+        <w:t>Jedná se o běžnou implementaci dynamického pole</w:t>
+      </w:r>
+      <w:r>
+        <w:rPr>
+          <w:lang w:eastAsia="cs-CZ"/>
+        </w:rPr>
+        <w:t xml:space="preserve"> souvisle v paměti</w:t>
+      </w:r>
+      <w:r>
+        <w:rPr>
+          <w:lang w:eastAsia="cs-CZ"/>
+        </w:rPr>
+        <w:t xml:space="preserve">. Použit na ukládání dat ve třídě Tensor. </w:t>
+      </w:r>
+      <w:r>
+        <w:rPr>
+          <w:lang w:eastAsia="cs-CZ"/>
+        </w:rPr>
+        <w:t>Používá šablonu (</w:t>
+      </w:r>
+      <w:proofErr w:type="spellStart"/>
+      <w:r>
+        <w:rPr>
+          <w:lang w:eastAsia="cs-CZ"/>
+        </w:rPr>
+        <w:t>template</w:t>
+      </w:r>
+      <w:proofErr w:type="spellEnd"/>
+      <w:r>
+        <w:rPr>
+          <w:lang w:eastAsia="cs-CZ"/>
+        </w:rPr>
+        <w:t xml:space="preserve">) pro možnost uložení libovolného datového typu. </w:t>
+      </w:r>
+      <w:r>
+        <w:rPr>
+          <w:lang w:eastAsia="cs-CZ"/>
+        </w:rPr>
+        <w:t xml:space="preserve">Motivace k jeho implementaci je potřeba kontejneru s rozhraním napodobujícím </w:t>
+      </w:r>
+      <w:proofErr w:type="spellStart"/>
+      <w:proofErr w:type="gramStart"/>
+      <w:r>
+        <w:rPr>
+          <w:lang w:eastAsia="cs-CZ"/>
+        </w:rPr>
+        <w:t>std</w:t>
+      </w:r>
+      <w:proofErr w:type="spellEnd"/>
+      <w:r>
+        <w:rPr>
+          <w:lang w:eastAsia="cs-CZ"/>
+        </w:rPr>
+        <w:t>::</w:t>
+      </w:r>
+      <w:proofErr w:type="spellStart"/>
+      <w:proofErr w:type="gramEnd"/>
+      <w:r>
+        <w:rPr>
+          <w:lang w:eastAsia="cs-CZ"/>
+        </w:rPr>
+        <w:t>vector</w:t>
+      </w:r>
+      <w:proofErr w:type="spellEnd"/>
+      <w:r>
+        <w:rPr>
+          <w:lang w:eastAsia="cs-CZ"/>
+        </w:rPr>
+        <w:t xml:space="preserve">, ale bez nevyhnutelné inicializace paměti. </w:t>
+      </w:r>
+      <w:r>
+        <w:rPr>
+          <w:lang w:eastAsia="cs-CZ"/>
+        </w:rPr>
+        <w:lastRenderedPageBreak/>
+        <w:t>To například vede ke mnohonásobnému zrychlení konstrukce instance tenzoru.</w:t>
+      </w:r>
+      <w:r>
+        <w:rPr>
+          <w:lang w:eastAsia="cs-CZ"/>
+        </w:rPr>
+        <w:t xml:space="preserve"> Uvnitř udržuje ukazatele na konec a začátek pole a také na konec kapacity – neboli celkové alokované paměti.</w:t>
+      </w:r>
+      <w:r>
+        <w:rPr>
+          <w:lang w:eastAsia="cs-CZ"/>
+        </w:rPr>
+        <w:t xml:space="preserve"> </w:t>
+      </w:r>
+    </w:p>
+    <w:p>
+      <w:pPr>
+        <w:spacing w:line="360" w:lineRule="auto"/>
+        <w:rPr>
+          <w:lang w:eastAsia="cs-CZ"/>
+        </w:rPr>
+      </w:pPr>
+      <w:r>
+        <w:rPr>
+          <w:lang w:eastAsia="cs-CZ"/>
+        </w:rPr>
+        <w:t xml:space="preserve">Jak již naznačuje držení kapacity, tak je tento kontejner navržen i na postupné přidávání prvků pomocí metody </w:t>
+      </w:r>
+      <w:proofErr w:type="spellStart"/>
+      <w:r>
+        <w:rPr>
+          <w:lang w:eastAsia="cs-CZ"/>
+        </w:rPr>
+        <w:t>push_back</w:t>
+      </w:r>
+      <w:proofErr w:type="spellEnd"/>
+      <w:r>
+        <w:rPr>
+          <w:lang w:eastAsia="cs-CZ"/>
+        </w:rPr>
+        <w:t xml:space="preserve">, jelikož při překročení kapacity (alokovaného prostoru), dojde k alokaci </w:t>
+      </w:r>
+      <w:r>
+        <w:rPr>
+          <w:lang w:eastAsia="cs-CZ"/>
+        </w:rPr>
+        <w:t>1,5x původní kapacity + konstanta, kterou lze zanedbat pro velké alokace</w:t>
+      </w:r>
+      <w:r>
+        <w:rPr>
+          <w:lang w:eastAsia="cs-CZ"/>
+        </w:rPr>
+        <w:t>.</w:t>
+      </w:r>
+      <w:r>
+        <w:rPr>
+          <w:lang w:eastAsia="cs-CZ"/>
+        </w:rPr>
+        <w:t xml:space="preserve"> </w:t>
+      </w:r>
+      <w:r>
+        <w:rPr>
+          <w:lang w:eastAsia="cs-CZ"/>
+        </w:rPr>
+        <w:t>Konstanta</w:t>
+      </w:r>
+      <w:r>
+        <w:rPr>
+          <w:lang w:eastAsia="cs-CZ"/>
+        </w:rPr>
+        <w:t xml:space="preserve"> řeší jenom případ, kdy je kapacita ještě nulová a tím pádem by jakékoli násobení bylo absorbováno opět na nulu</w:t>
+      </w:r>
+      <w:r>
+        <w:rPr>
+          <w:lang w:eastAsia="cs-CZ"/>
+        </w:rPr>
+        <w:t>.</w:t>
+      </w:r>
+      <w:r>
+        <w:rPr>
+          <w:lang w:eastAsia="cs-CZ"/>
+        </w:rPr>
+        <w:t xml:space="preserve"> Tento přístup tak zajišťuje </w:t>
+      </w:r>
+      <w:r>
+        <w:rPr>
+          <w:lang w:eastAsia="cs-CZ"/>
+        </w:rPr>
+        <w:t>velice rychlé uskutečněn</w:t>
+      </w:r>
+      <w:r>
+        <w:rPr>
+          <w:lang w:eastAsia="cs-CZ"/>
+        </w:rPr>
+        <w:t>í</w:t>
+      </w:r>
+      <w:r>
+        <w:rPr>
+          <w:lang w:eastAsia="cs-CZ"/>
+        </w:rPr>
+        <w:t xml:space="preserve"> větš</w:t>
+      </w:r>
+      <w:r>
+        <w:rPr>
+          <w:lang w:eastAsia="cs-CZ"/>
+        </w:rPr>
+        <w:t>i</w:t>
+      </w:r>
+      <w:r>
+        <w:rPr>
+          <w:lang w:eastAsia="cs-CZ"/>
+        </w:rPr>
+        <w:t>ny</w:t>
+      </w:r>
+      <w:r>
+        <w:rPr>
+          <w:lang w:eastAsia="cs-CZ"/>
+        </w:rPr>
+        <w:t xml:space="preserve"> vkládání.</w:t>
+      </w:r>
+    </w:p>
+    <w:p>
+      <w:pPr>
+        <w:spacing w:line="360" w:lineRule="auto"/>
+        <w:rPr>
+          <w:lang w:eastAsia="cs-CZ"/>
+        </w:rPr>
+      </w:pPr>
+      <w:r>
+        <w:rPr>
+          <w:lang w:eastAsia="cs-CZ"/>
+        </w:rPr>
+        <w:t>Na alokaci byl také vytvořen vlastní alokátor.</w:t>
+      </w:r>
+      <w:r>
+        <w:rPr>
+          <w:lang w:eastAsia="cs-CZ"/>
+        </w:rPr>
+        <w:t xml:space="preserve"> Tento alokátor řeší </w:t>
+      </w:r>
+      <w:proofErr w:type="gramStart"/>
+      <w:r>
+        <w:rPr>
+          <w:lang w:eastAsia="cs-CZ"/>
+        </w:rPr>
+        <w:t>použití ::</w:t>
+      </w:r>
+      <w:proofErr w:type="spellStart"/>
+      <w:r>
+        <w:rPr>
+          <w:lang w:eastAsia="cs-CZ"/>
+        </w:rPr>
+        <w:t>operator</w:t>
+      </w:r>
+      <w:proofErr w:type="spellEnd"/>
+      <w:proofErr w:type="gramEnd"/>
+      <w:r>
+        <w:rPr>
+          <w:lang w:eastAsia="cs-CZ"/>
+        </w:rPr>
+        <w:t xml:space="preserve"> </w:t>
+      </w:r>
+      <w:proofErr w:type="spellStart"/>
+      <w:r>
+        <w:rPr>
+          <w:lang w:eastAsia="cs-CZ"/>
+        </w:rPr>
+        <w:t>new</w:t>
+      </w:r>
+      <w:proofErr w:type="spellEnd"/>
+      <w:r>
+        <w:rPr>
+          <w:lang w:eastAsia="cs-CZ"/>
+        </w:rPr>
+        <w:t xml:space="preserve"> </w:t>
+      </w:r>
+      <w:proofErr w:type="gramStart"/>
+      <w:r>
+        <w:rPr>
+          <w:lang w:eastAsia="cs-CZ"/>
+        </w:rPr>
+        <w:t>a ::</w:t>
+      </w:r>
+      <w:proofErr w:type="spellStart"/>
+      <w:r>
+        <w:rPr>
+          <w:lang w:eastAsia="cs-CZ"/>
+        </w:rPr>
+        <w:t>operator</w:t>
+      </w:r>
+      <w:proofErr w:type="spellEnd"/>
+      <w:proofErr w:type="gramEnd"/>
+      <w:r>
+        <w:rPr>
+          <w:lang w:eastAsia="cs-CZ"/>
+        </w:rPr>
+        <w:t xml:space="preserve"> </w:t>
+      </w:r>
+      <w:proofErr w:type="spellStart"/>
+      <w:r>
+        <w:rPr>
+          <w:lang w:eastAsia="cs-CZ"/>
+        </w:rPr>
+        <w:t>delete</w:t>
+      </w:r>
+      <w:proofErr w:type="spellEnd"/>
+      <w:r>
+        <w:rPr>
+          <w:lang w:eastAsia="cs-CZ"/>
+        </w:rPr>
+        <w:t>, pro získání neinicializované paměti.</w:t>
+      </w:r>
+      <w:r>
+        <w:rPr>
+          <w:lang w:eastAsia="cs-CZ"/>
+        </w:rPr>
+        <w:t xml:space="preserve"> Také se snaží o zarovnání alokace na určitý počet bytů kvůli větší </w:t>
+      </w:r>
+      <w:proofErr w:type="spellStart"/>
+      <w:r>
+        <w:rPr>
+          <w:lang w:eastAsia="cs-CZ"/>
+        </w:rPr>
+        <w:t>cache</w:t>
+      </w:r>
+      <w:proofErr w:type="spellEnd"/>
+      <w:r>
+        <w:rPr>
+          <w:lang w:eastAsia="cs-CZ"/>
+        </w:rPr>
+        <w:t xml:space="preserve"> přívětivosti (která často čte po 64 bytech) a také případným SIMD instrukcím, které kompilátor poté může jednodušeji uplatnit</w:t>
+      </w:r>
+      <w:r>
+        <w:rPr>
+          <w:lang w:eastAsia="cs-CZ"/>
+        </w:rPr>
+        <w:t xml:space="preserve"> (</w:t>
+      </w:r>
+      <w:hyperlink r:id="rId17" w:history="1">
+        <w:r>
+          <w:rPr>
+            <w:rStyle w:val="Hypertextovodkaz"/>
+            <w:lang w:eastAsia="cs-CZ"/>
+          </w:rPr>
+          <w:t>https://www.intel.com/content/www/us/en/content-details/821612/intel-64-and-ia-32-architectures-optimization-reference-manual-volume-1.html</w:t>
+        </w:r>
+      </w:hyperlink>
+      <w:r>
+        <w:rPr>
+          <w:lang w:eastAsia="cs-CZ"/>
+        </w:rPr>
+        <w:t xml:space="preserve"> </w:t>
+      </w:r>
+      <w:r>
+        <w:rPr>
+          <w:lang w:eastAsia="cs-CZ"/>
+        </w:rPr>
+        <w:t>)</w:t>
+      </w:r>
+      <w:r>
+        <w:rPr>
+          <w:lang w:eastAsia="cs-CZ"/>
+        </w:rPr>
+        <w:t>.</w:t>
+      </w:r>
+    </w:p>
+    <w:p>
+      <w:pPr>
+        <w:spacing w:line="360" w:lineRule="auto"/>
+        <w:rPr>
+          <w:lang w:eastAsia="cs-CZ"/>
+        </w:rPr>
+      </w:pPr>
+      <w:r>
+        <w:rPr>
+          <w:lang w:eastAsia="cs-CZ"/>
+        </w:rPr>
+        <w:t xml:space="preserve">Pro kopírování, porovnávání či konstrukci a destrukci jsou v případě triviálně manipulovatelných typů (kontrolováno například pomocí </w:t>
+      </w:r>
+      <w:proofErr w:type="spellStart"/>
+      <w:proofErr w:type="gramStart"/>
+      <w:r>
+        <w:rPr>
+          <w:lang w:eastAsia="cs-CZ"/>
+        </w:rPr>
+        <w:t>std</w:t>
+      </w:r>
+      <w:proofErr w:type="spellEnd"/>
+      <w:r>
+        <w:rPr>
+          <w:lang w:eastAsia="cs-CZ"/>
+        </w:rPr>
+        <w:t>::</w:t>
+      </w:r>
+      <w:proofErr w:type="spellStart"/>
+      <w:proofErr w:type="gramEnd"/>
+      <w:r>
+        <w:rPr>
+          <w:lang w:eastAsia="cs-CZ"/>
+        </w:rPr>
+        <w:t>is_trivially_copyable_v</w:t>
+      </w:r>
+      <w:proofErr w:type="spellEnd"/>
+      <w:r>
+        <w:rPr>
+          <w:lang w:eastAsia="cs-CZ"/>
+        </w:rPr>
+        <w:t>&lt;T&gt;</w:t>
+      </w:r>
+      <w:r>
+        <w:rPr>
+          <w:lang w:eastAsia="cs-CZ"/>
+        </w:rPr>
+        <w:t xml:space="preserve">) jsou použity </w:t>
+      </w:r>
+      <w:proofErr w:type="spellStart"/>
+      <w:r>
+        <w:rPr>
+          <w:lang w:eastAsia="cs-CZ"/>
+        </w:rPr>
+        <w:t>nízkoúrovňové</w:t>
+      </w:r>
+      <w:proofErr w:type="spellEnd"/>
+      <w:r>
+        <w:rPr>
+          <w:lang w:eastAsia="cs-CZ"/>
+        </w:rPr>
+        <w:t xml:space="preserve"> funkce standartní knihovny jako například </w:t>
+      </w:r>
+      <w:proofErr w:type="spellStart"/>
+      <w:proofErr w:type="gramStart"/>
+      <w:r>
+        <w:rPr>
+          <w:lang w:eastAsia="cs-CZ"/>
+        </w:rPr>
+        <w:t>std</w:t>
+      </w:r>
+      <w:proofErr w:type="spellEnd"/>
+      <w:r>
+        <w:rPr>
+          <w:lang w:eastAsia="cs-CZ"/>
+        </w:rPr>
+        <w:t>::</w:t>
+      </w:r>
+      <w:proofErr w:type="spellStart"/>
+      <w:proofErr w:type="gramEnd"/>
+      <w:r>
+        <w:rPr>
+          <w:lang w:eastAsia="cs-CZ"/>
+        </w:rPr>
+        <w:t>memcpy</w:t>
+      </w:r>
+      <w:proofErr w:type="spellEnd"/>
+      <w:r>
+        <w:rPr>
+          <w:lang w:eastAsia="cs-CZ"/>
+        </w:rPr>
+        <w:t xml:space="preserve"> či </w:t>
+      </w:r>
+      <w:proofErr w:type="spellStart"/>
+      <w:proofErr w:type="gramStart"/>
+      <w:r>
+        <w:rPr>
+          <w:lang w:eastAsia="cs-CZ"/>
+        </w:rPr>
+        <w:t>std</w:t>
+      </w:r>
+      <w:proofErr w:type="spellEnd"/>
+      <w:r>
+        <w:rPr>
+          <w:lang w:eastAsia="cs-CZ"/>
+        </w:rPr>
+        <w:t>::</w:t>
+      </w:r>
+      <w:proofErr w:type="spellStart"/>
+      <w:proofErr w:type="gramEnd"/>
+      <w:r>
+        <w:rPr>
+          <w:lang w:eastAsia="cs-CZ"/>
+        </w:rPr>
+        <w:t>memcmp</w:t>
+      </w:r>
+      <w:proofErr w:type="spellEnd"/>
+      <w:r>
+        <w:rPr>
+          <w:lang w:eastAsia="cs-CZ"/>
+        </w:rPr>
+        <w:t xml:space="preserve"> a podobně.</w:t>
+      </w:r>
+      <w:r>
+        <w:rPr>
+          <w:lang w:eastAsia="cs-CZ"/>
+        </w:rPr>
+        <w:t xml:space="preserve"> Jestli jde takovéto operace (téměř s jistotou by se dalo říct optimalizace) jde na daném typu skutečně provést jde vykonat během kompilace a není tím pádem žádný </w:t>
+      </w:r>
+      <w:proofErr w:type="spellStart"/>
+      <w:r>
+        <w:rPr>
+          <w:lang w:eastAsia="cs-CZ"/>
+        </w:rPr>
+        <w:t>overhead</w:t>
+      </w:r>
+      <w:proofErr w:type="spellEnd"/>
+      <w:r>
+        <w:rPr>
+          <w:lang w:eastAsia="cs-CZ"/>
+        </w:rPr>
+        <w:t>.</w:t>
+      </w:r>
+    </w:p>
+    <w:p>
+      <w:pPr>
+        <w:spacing w:line="360" w:lineRule="auto"/>
+        <w:rPr>
+          <w:lang w:eastAsia="cs-CZ"/>
+        </w:rPr>
+      </w:pPr>
+      <w:r>
+        <w:rPr>
+          <w:lang w:eastAsia="cs-CZ"/>
+        </w:rPr>
+        <w:t xml:space="preserve">Z venkovního hlediska se rozhraní této třídy velmi podobá </w:t>
+      </w:r>
+      <w:proofErr w:type="spellStart"/>
+      <w:proofErr w:type="gramStart"/>
+      <w:r>
+        <w:rPr>
+          <w:lang w:eastAsia="cs-CZ"/>
+        </w:rPr>
+        <w:t>std</w:t>
+      </w:r>
+      <w:proofErr w:type="spellEnd"/>
+      <w:r>
+        <w:rPr>
+          <w:lang w:eastAsia="cs-CZ"/>
+        </w:rPr>
+        <w:t>::</w:t>
+      </w:r>
+      <w:proofErr w:type="spellStart"/>
+      <w:proofErr w:type="gramEnd"/>
+      <w:r>
+        <w:rPr>
+          <w:lang w:eastAsia="cs-CZ"/>
+        </w:rPr>
+        <w:t>vector</w:t>
+      </w:r>
+      <w:proofErr w:type="spellEnd"/>
+      <w:r>
+        <w:rPr>
+          <w:lang w:eastAsia="cs-CZ"/>
+        </w:rPr>
+        <w:t xml:space="preserve"> ze standartní knihovny.</w:t>
+      </w:r>
+      <w:r>
+        <w:rPr>
+          <w:lang w:eastAsia="cs-CZ"/>
+        </w:rPr>
+        <w:t xml:space="preserve"> Dá</w:t>
+      </w:r>
+      <w:r>
+        <w:rPr>
+          <w:lang w:eastAsia="cs-CZ"/>
+        </w:rPr>
+        <w:t xml:space="preserve"> </w:t>
+      </w:r>
+      <w:r>
+        <w:rPr>
+          <w:lang w:eastAsia="cs-CZ"/>
+        </w:rPr>
+        <w:t xml:space="preserve">se kopírovat i stěhovat díky copy a </w:t>
+      </w:r>
+      <w:proofErr w:type="spellStart"/>
+      <w:r>
+        <w:rPr>
+          <w:lang w:eastAsia="cs-CZ"/>
+        </w:rPr>
+        <w:t>move</w:t>
+      </w:r>
+      <w:proofErr w:type="spellEnd"/>
+      <w:r>
+        <w:rPr>
+          <w:lang w:eastAsia="cs-CZ"/>
+        </w:rPr>
+        <w:t xml:space="preserve"> konstruktoru a </w:t>
+      </w:r>
+      <w:r>
+        <w:rPr>
+          <w:lang w:eastAsia="cs-CZ"/>
+        </w:rPr>
+        <w:t>přetížení operátoru přiřazení (=).</w:t>
+      </w:r>
+      <w:r>
+        <w:rPr>
+          <w:lang w:eastAsia="cs-CZ"/>
+        </w:rPr>
+        <w:t xml:space="preserve"> Dá se z něj přistoupit na syrová data </w:t>
+      </w:r>
+      <w:r>
+        <w:rPr>
+          <w:lang w:eastAsia="cs-CZ"/>
+        </w:rPr>
+        <w:t xml:space="preserve">(pomocí </w:t>
+      </w:r>
+      <w:r>
+        <w:rPr>
+          <w:lang w:eastAsia="cs-CZ"/>
+        </w:rPr>
+        <w:t>stejnojmenné</w:t>
+      </w:r>
+      <w:r>
+        <w:rPr>
+          <w:lang w:eastAsia="cs-CZ"/>
+        </w:rPr>
+        <w:t xml:space="preserve"> metody </w:t>
+      </w:r>
+      <w:proofErr w:type="gramStart"/>
+      <w:r>
+        <w:rPr>
+          <w:lang w:eastAsia="cs-CZ"/>
+        </w:rPr>
+        <w:t>data(</w:t>
+      </w:r>
+      <w:proofErr w:type="gramEnd"/>
+      <w:r>
+        <w:rPr>
+          <w:lang w:eastAsia="cs-CZ"/>
+        </w:rPr>
+        <w:t xml:space="preserve">)) </w:t>
+      </w:r>
+      <w:r>
+        <w:rPr>
+          <w:lang w:eastAsia="cs-CZ"/>
+        </w:rPr>
+        <w:t xml:space="preserve">a dá se </w:t>
+      </w:r>
+      <w:r>
+        <w:rPr>
+          <w:lang w:eastAsia="cs-CZ"/>
+        </w:rPr>
+        <w:t>použít přetížení indexovacího operátoru ([]) pro přístup na jednotlivé prvky (v </w:t>
+      </w:r>
+      <w:proofErr w:type="gramStart"/>
+      <w:r>
+        <w:rPr>
+          <w:lang w:eastAsia="cs-CZ"/>
+        </w:rPr>
+        <w:t>O(</w:t>
+      </w:r>
+      <w:proofErr w:type="gramEnd"/>
+      <w:r>
+        <w:rPr>
+          <w:lang w:eastAsia="cs-CZ"/>
+        </w:rPr>
+        <w:t>1)</w:t>
+      </w:r>
+      <w:r>
+        <w:rPr>
+          <w:lang w:eastAsia="cs-CZ"/>
+        </w:rPr>
+        <w:t xml:space="preserve"> složitosti).</w:t>
+      </w:r>
+      <w:r>
+        <w:rPr>
+          <w:lang w:eastAsia="cs-CZ"/>
+        </w:rPr>
+        <w:t xml:space="preserve"> Dají se z</w:t>
+      </w:r>
+      <w:r>
+        <w:rPr>
+          <w:lang w:eastAsia="cs-CZ"/>
+        </w:rPr>
+        <w:t> </w:t>
+      </w:r>
+      <w:r>
+        <w:rPr>
+          <w:lang w:eastAsia="cs-CZ"/>
+        </w:rPr>
+        <w:t>něj</w:t>
+      </w:r>
+      <w:r>
+        <w:rPr>
+          <w:lang w:eastAsia="cs-CZ"/>
+        </w:rPr>
+        <w:t xml:space="preserve">, ze stejného rozhraní u </w:t>
+      </w:r>
+      <w:proofErr w:type="spellStart"/>
+      <w:proofErr w:type="gramStart"/>
+      <w:r>
+        <w:rPr>
+          <w:lang w:eastAsia="cs-CZ"/>
+        </w:rPr>
+        <w:t>std</w:t>
+      </w:r>
+      <w:proofErr w:type="spellEnd"/>
+      <w:r>
+        <w:rPr>
+          <w:lang w:eastAsia="cs-CZ"/>
+        </w:rPr>
+        <w:t>::</w:t>
+      </w:r>
+      <w:proofErr w:type="spellStart"/>
+      <w:proofErr w:type="gramEnd"/>
+      <w:r>
+        <w:rPr>
+          <w:lang w:eastAsia="cs-CZ"/>
+        </w:rPr>
+        <w:t>vector</w:t>
+      </w:r>
+      <w:proofErr w:type="spellEnd"/>
+      <w:r>
+        <w:rPr>
+          <w:lang w:eastAsia="cs-CZ"/>
+        </w:rPr>
+        <w:t xml:space="preserve"> dostat </w:t>
+      </w:r>
+      <w:proofErr w:type="spellStart"/>
+      <w:r>
+        <w:rPr>
+          <w:lang w:eastAsia="cs-CZ"/>
+        </w:rPr>
+        <w:t>iterátory</w:t>
+      </w:r>
+      <w:proofErr w:type="spellEnd"/>
+      <w:r>
+        <w:rPr>
+          <w:lang w:eastAsia="cs-CZ"/>
+        </w:rPr>
+        <w:t xml:space="preserve"> jak dopředu</w:t>
+      </w:r>
+      <w:r>
+        <w:rPr>
+          <w:lang w:eastAsia="cs-CZ"/>
+        </w:rPr>
+        <w:t>,</w:t>
+      </w:r>
+      <w:r>
+        <w:rPr>
+          <w:lang w:eastAsia="cs-CZ"/>
+        </w:rPr>
+        <w:t xml:space="preserve"> tak dozadu</w:t>
+      </w:r>
+      <w:r>
+        <w:rPr>
+          <w:lang w:eastAsia="cs-CZ"/>
+        </w:rPr>
+        <w:t xml:space="preserve">. </w:t>
+      </w:r>
+      <w:proofErr w:type="spellStart"/>
+      <w:r>
+        <w:rPr>
+          <w:lang w:eastAsia="cs-CZ"/>
+        </w:rPr>
+        <w:t>Iterátor</w:t>
+      </w:r>
+      <w:proofErr w:type="spellEnd"/>
+      <w:r>
+        <w:rPr>
+          <w:lang w:eastAsia="cs-CZ"/>
+        </w:rPr>
+        <w:t xml:space="preserve"> je pro jednoduchost ukazatel, což je jednoduché a efektivní</w:t>
+      </w:r>
+      <w:r>
+        <w:rPr>
+          <w:lang w:eastAsia="cs-CZ"/>
+        </w:rPr>
+        <w:t>.</w:t>
+      </w:r>
+      <w:r>
+        <w:rPr>
+          <w:lang w:eastAsia="cs-CZ"/>
+        </w:rPr>
+        <w:t xml:space="preserve"> Dá se porovnávat s ostatními lineárními kontejnery</w:t>
+      </w:r>
+      <w:r>
+        <w:rPr>
+          <w:lang w:eastAsia="cs-CZ"/>
+        </w:rPr>
+        <w:t xml:space="preserve"> díky přetížení porovnávacího operátoru (==) a operátoru „vesmírné lodi“ (&lt;=&gt;).</w:t>
+      </w:r>
+      <w:r>
+        <w:rPr>
+          <w:lang w:eastAsia="cs-CZ"/>
+        </w:rPr>
+        <w:t xml:space="preserve"> Je možné díky metodě swap také vyměnit obsahy dvou lineárních kontejnerů.</w:t>
+      </w:r>
+      <w:r>
+        <w:rPr>
+          <w:lang w:eastAsia="cs-CZ"/>
+        </w:rPr>
+        <w:t xml:space="preserve"> Samozřejmě je také možné kontejner manuálně změnit v jeho velikosti a kapacitě</w:t>
+      </w:r>
+      <w:r>
+        <w:rPr>
+          <w:lang w:eastAsia="cs-CZ"/>
+        </w:rPr>
+        <w:t xml:space="preserve"> či ho celá vyčistit</w:t>
+      </w:r>
+      <w:r>
+        <w:rPr>
+          <w:lang w:eastAsia="cs-CZ"/>
+        </w:rPr>
+        <w:t>.</w:t>
+      </w:r>
+      <w:r>
+        <w:rPr>
+          <w:lang w:eastAsia="cs-CZ"/>
+        </w:rPr>
+        <w:t xml:space="preserve"> Jde také nakonec přidat prvek či ho z konce odstranit.</w:t>
+      </w:r>
+    </w:p>
+    <w:p>
+      <w:pPr>
+        <w:pStyle w:val="Nadpis3"/>
+        <w:rPr>
+          <w:lang w:eastAsia="cs-CZ"/>
+        </w:rPr>
+      </w:pPr>
+      <w:bookmarkStart w:id="14" w:name="_Toc227522091"/>
+      <w:r>
+        <w:rPr>
+          <w:lang w:eastAsia="cs-CZ"/>
+        </w:rPr>
+        <w:lastRenderedPageBreak/>
+        <w:t>2.</w:t>
+      </w:r>
+      <w:r>
+        <w:rPr>
+          <w:lang w:eastAsia="cs-CZ"/>
+        </w:rPr>
+        <w:t>2</w:t>
+      </w:r>
+      <w:r>
+        <w:rPr>
+          <w:lang w:eastAsia="cs-CZ"/>
+        </w:rPr>
+        <w:t>.2</w:t>
+      </w:r>
+      <w:r>
+        <w:rPr>
+          <w:lang w:eastAsia="cs-CZ"/>
+        </w:rPr>
+        <w:t xml:space="preserve"> Tenzor</w:t>
+      </w:r>
+      <w:bookmarkEnd w:id="14"/>
+    </w:p>
+    <w:p>
+      <w:pPr>
+        <w:spacing w:line="360" w:lineRule="auto"/>
+        <w:rPr>
+          <w:lang w:eastAsia="cs-CZ"/>
+        </w:rPr>
+      </w:pPr>
+      <w:r>
+        <w:rPr>
+          <w:lang w:eastAsia="cs-CZ"/>
+        </w:rPr>
+        <w:t>Jedná se o „hlavní“ třídu celé práce. Je navržen a implementován tak, aby byl univerzální, dynamický s širokým využitím.</w:t>
+      </w:r>
+      <w:r>
+        <w:rPr>
+          <w:lang w:eastAsia="cs-CZ"/>
+        </w:rPr>
+        <w:t xml:space="preserve"> </w:t>
+      </w:r>
+      <w:r>
+        <w:rPr>
+          <w:lang w:eastAsia="cs-CZ"/>
+        </w:rPr>
+        <w:t xml:space="preserve">V projektu se nazývá „Tensor“. </w:t>
+      </w:r>
+      <w:r>
+        <w:rPr>
+          <w:lang w:eastAsia="cs-CZ"/>
+        </w:rPr>
+        <w:t xml:space="preserve">Stejně jako lineární kontejner, tak je tato třída šablonovaná pro versatilní ukládání různých datových typů. </w:t>
+      </w:r>
+      <w:r>
+        <w:rPr>
+          <w:lang w:eastAsia="cs-CZ"/>
+        </w:rPr>
+        <w:t xml:space="preserve">Používá </w:t>
+      </w:r>
+      <w:r>
+        <w:rPr>
+          <w:lang w:eastAsia="cs-CZ"/>
+        </w:rPr>
+        <w:t>v sobě lineární kontejner pro udržení dat.</w:t>
+      </w:r>
+      <w:r>
+        <w:rPr>
+          <w:lang w:eastAsia="cs-CZ"/>
+        </w:rPr>
+        <w:t xml:space="preserve"> Jelikož udržování informací o struktuře tenzoru (tím myšleno rozměry dimenzí) je očekávané jen se zanedbatelným využitím paměti oproti datům, tak pro jednoduchost byly tyto informace uloženy do </w:t>
+      </w:r>
+      <w:proofErr w:type="spellStart"/>
+      <w:proofErr w:type="gramStart"/>
+      <w:r>
+        <w:rPr>
+          <w:lang w:eastAsia="cs-CZ"/>
+        </w:rPr>
+        <w:t>std</w:t>
+      </w:r>
+      <w:proofErr w:type="spellEnd"/>
+      <w:r>
+        <w:rPr>
+          <w:lang w:eastAsia="cs-CZ"/>
+        </w:rPr>
+        <w:t>::</w:t>
+      </w:r>
+      <w:proofErr w:type="spellStart"/>
+      <w:proofErr w:type="gramEnd"/>
+      <w:r>
+        <w:rPr>
+          <w:lang w:eastAsia="cs-CZ"/>
+        </w:rPr>
+        <w:t>vector</w:t>
+      </w:r>
+      <w:proofErr w:type="spellEnd"/>
+      <w:r>
+        <w:rPr>
+          <w:lang w:eastAsia="cs-CZ"/>
+        </w:rPr>
+        <w:t xml:space="preserve">. Díky tomu je možné využít plného rozhraní manipulace nabízeného standartní knihovnou a </w:t>
+      </w:r>
+      <w:r>
+        <w:rPr>
+          <w:lang w:eastAsia="cs-CZ"/>
+        </w:rPr>
+        <w:t>také využít optimalizací, které s sebou knihovna přináší.</w:t>
+      </w:r>
+      <w:r>
+        <w:rPr>
+          <w:lang w:eastAsia="cs-CZ"/>
+        </w:rPr>
+        <w:t xml:space="preserve"> </w:t>
+      </w:r>
+    </w:p>
+    <w:p>
+      <w:pPr>
+        <w:spacing w:line="360" w:lineRule="auto"/>
+        <w:rPr>
+          <w:lang w:eastAsia="cs-CZ"/>
+        </w:rPr>
+      </w:pPr>
+      <w:r>
+        <w:rPr>
+          <w:lang w:eastAsia="cs-CZ"/>
+        </w:rPr>
+        <w:t>Použitím lineárního kontejneru se implementace vyhne</w:t>
+      </w:r>
+      <w:r>
+        <w:rPr>
+          <w:lang w:eastAsia="cs-CZ"/>
+        </w:rPr>
+        <w:t xml:space="preserve"> jednomu velikému problému. Vektor tak jak je ve standartní knihovně má zvláštní specializaci pro datový typ </w:t>
+      </w:r>
+      <w:proofErr w:type="spellStart"/>
+      <w:r>
+        <w:rPr>
+          <w:lang w:eastAsia="cs-CZ"/>
+        </w:rPr>
+        <w:t>bool</w:t>
+      </w:r>
+      <w:proofErr w:type="spellEnd"/>
+      <w:r>
+        <w:rPr>
+          <w:lang w:eastAsia="cs-CZ"/>
+        </w:rPr>
+        <w:t xml:space="preserve">. Je to optimalizace za účelem šetření místa, tak, že jeden </w:t>
+      </w:r>
+      <w:proofErr w:type="spellStart"/>
+      <w:r>
+        <w:rPr>
+          <w:lang w:eastAsia="cs-CZ"/>
+        </w:rPr>
+        <w:t>bool</w:t>
+      </w:r>
+      <w:proofErr w:type="spellEnd"/>
+      <w:r>
+        <w:rPr>
+          <w:lang w:eastAsia="cs-CZ"/>
+        </w:rPr>
+        <w:t xml:space="preserve"> je uložen pouze v jednom bitu místo bytu.</w:t>
+      </w:r>
+      <w:r>
+        <w:rPr>
+          <w:lang w:eastAsia="cs-CZ"/>
+        </w:rPr>
+        <w:t xml:space="preserve"> Taková specializace ovšem přináší problémy při imp</w:t>
+      </w:r>
+      <w:r>
+        <w:rPr>
+          <w:lang w:eastAsia="cs-CZ"/>
+        </w:rPr>
+        <w:t>l</w:t>
+      </w:r>
+      <w:r>
+        <w:rPr>
+          <w:lang w:eastAsia="cs-CZ"/>
+        </w:rPr>
+        <w:t xml:space="preserve">ementaci šablonovaných metod. Například reference na jeden prvek není reference na </w:t>
+      </w:r>
+      <w:proofErr w:type="spellStart"/>
+      <w:proofErr w:type="gramStart"/>
+      <w:r>
+        <w:rPr>
+          <w:lang w:eastAsia="cs-CZ"/>
+        </w:rPr>
+        <w:t>bool</w:t>
+      </w:r>
+      <w:proofErr w:type="spellEnd"/>
+      <w:proofErr w:type="gramEnd"/>
+      <w:r>
+        <w:rPr>
+          <w:lang w:eastAsia="cs-CZ"/>
+        </w:rPr>
+        <w:t xml:space="preserve"> ale jedná se o složitější objekt. Čtenář si jistě představí, jaké problémy to může přinést, když by se pokoušel programovat genericky. Navíc je tento typ ukládání obtížen drobným </w:t>
+      </w:r>
+      <w:proofErr w:type="spellStart"/>
+      <w:r>
+        <w:rPr>
+          <w:lang w:eastAsia="cs-CZ"/>
+        </w:rPr>
+        <w:t>overheadem</w:t>
+      </w:r>
+      <w:proofErr w:type="spellEnd"/>
+      <w:r>
+        <w:rPr>
+          <w:lang w:eastAsia="cs-CZ"/>
+        </w:rPr>
+        <w:t xml:space="preserve"> u přístupů k prvkům, jelikož se nejedná o pouhé přistupování na byte paměti, ale dostávání hodnoty konkrétního bitu, což normálně jde jen za pomocí bitových operací a masek.</w:t>
+      </w:r>
+      <w:r>
+        <w:rPr>
+          <w:lang w:eastAsia="cs-CZ"/>
+        </w:rPr>
+        <w:t xml:space="preserve"> V lineárním kontejneru jsou bity uloženy vedle sebe v bytech. To dává stejné chování jako u ostatních primitivních datových typů</w:t>
+      </w:r>
+      <w:r>
+        <w:rPr>
+          <w:lang w:eastAsia="cs-CZ"/>
+        </w:rPr>
+        <w:t>,</w:t>
+      </w:r>
+      <w:r>
+        <w:rPr>
+          <w:lang w:eastAsia="cs-CZ"/>
+        </w:rPr>
+        <w:t xml:space="preserve"> a navíc je bez </w:t>
+      </w:r>
+      <w:proofErr w:type="spellStart"/>
+      <w:r>
+        <w:rPr>
+          <w:lang w:eastAsia="cs-CZ"/>
+        </w:rPr>
+        <w:t>overheadu</w:t>
+      </w:r>
+      <w:proofErr w:type="spellEnd"/>
+      <w:r>
+        <w:rPr>
+          <w:lang w:eastAsia="cs-CZ"/>
+        </w:rPr>
+        <w:t>.</w:t>
+      </w:r>
+    </w:p>
+    <w:p>
+      <w:pPr>
+        <w:spacing w:line="360" w:lineRule="auto"/>
+        <w:rPr>
+          <w:lang w:eastAsia="cs-CZ"/>
+        </w:rPr>
+      </w:pPr>
+      <w:r>
+        <w:rPr>
+          <w:lang w:eastAsia="cs-CZ"/>
+        </w:rPr>
+        <w:t>V této třídě je také uložen vektor kumulativních součinů</w:t>
+      </w:r>
+      <w:r>
+        <w:rPr>
+          <w:lang w:eastAsia="cs-CZ"/>
+        </w:rPr>
+        <w:t xml:space="preserve"> předešlých dimenzí</w:t>
+      </w:r>
+      <w:r>
+        <w:rPr>
+          <w:lang w:eastAsia="cs-CZ"/>
+        </w:rPr>
+        <w:t xml:space="preserve">, a to pomocí </w:t>
+      </w:r>
+      <w:proofErr w:type="spellStart"/>
+      <w:proofErr w:type="gramStart"/>
+      <w:r>
+        <w:rPr>
+          <w:lang w:eastAsia="cs-CZ"/>
+        </w:rPr>
+        <w:t>std</w:t>
+      </w:r>
+      <w:proofErr w:type="spellEnd"/>
+      <w:r>
+        <w:rPr>
+          <w:lang w:eastAsia="cs-CZ"/>
+        </w:rPr>
+        <w:t>::</w:t>
+      </w:r>
+      <w:proofErr w:type="spellStart"/>
+      <w:proofErr w:type="gramEnd"/>
+      <w:r>
+        <w:rPr>
+          <w:lang w:eastAsia="cs-CZ"/>
+        </w:rPr>
+        <w:t>vector</w:t>
+      </w:r>
+      <w:proofErr w:type="spellEnd"/>
+      <w:r>
+        <w:rPr>
+          <w:lang w:eastAsia="cs-CZ"/>
+        </w:rPr>
+        <w:t>. Ze stejných důvodů jako u dimenzí tenzoru je toto řešení do</w:t>
+      </w:r>
+      <w:r>
+        <w:rPr>
+          <w:lang w:eastAsia="cs-CZ"/>
+        </w:rPr>
+        <w:t>s</w:t>
+      </w:r>
+      <w:r>
+        <w:rPr>
+          <w:lang w:eastAsia="cs-CZ"/>
+        </w:rPr>
+        <w:t>tačující.</w:t>
+      </w:r>
+    </w:p>
+    <w:p>
+      <w:pPr>
+        <w:spacing w:line="360" w:lineRule="auto"/>
+        <w:rPr>
+          <w:lang w:eastAsia="cs-CZ"/>
+        </w:rPr>
+      </w:pPr>
+      <w:r>
+        <w:rPr>
+          <w:lang w:eastAsia="cs-CZ"/>
+        </w:rPr>
+        <w:t>Základním způsobem</w:t>
+      </w:r>
+      <w:r>
+        <w:rPr>
+          <w:lang w:eastAsia="cs-CZ"/>
+        </w:rPr>
+        <w:t>,</w:t>
+      </w:r>
+      <w:r>
+        <w:rPr>
+          <w:lang w:eastAsia="cs-CZ"/>
+        </w:rPr>
+        <w:t xml:space="preserve"> jak vytvořit tenzor je použít konstruktor přijímající jeden </w:t>
+      </w:r>
+      <w:proofErr w:type="spellStart"/>
+      <w:proofErr w:type="gramStart"/>
+      <w:r>
+        <w:rPr>
+          <w:lang w:eastAsia="cs-CZ"/>
+        </w:rPr>
+        <w:t>std</w:t>
+      </w:r>
+      <w:proofErr w:type="spellEnd"/>
+      <w:r>
+        <w:rPr>
+          <w:lang w:eastAsia="cs-CZ"/>
+        </w:rPr>
+        <w:t>::</w:t>
+      </w:r>
+      <w:proofErr w:type="spellStart"/>
+      <w:proofErr w:type="gramEnd"/>
+      <w:r>
+        <w:rPr>
+          <w:lang w:eastAsia="cs-CZ"/>
+        </w:rPr>
+        <w:t>ve</w:t>
+      </w:r>
+      <w:r>
+        <w:rPr>
+          <w:lang w:eastAsia="cs-CZ"/>
+        </w:rPr>
+        <w:t>c</w:t>
+      </w:r>
+      <w:r>
+        <w:rPr>
+          <w:lang w:eastAsia="cs-CZ"/>
+        </w:rPr>
+        <w:t>tor</w:t>
+      </w:r>
+      <w:proofErr w:type="spellEnd"/>
+      <w:r>
+        <w:rPr>
+          <w:lang w:eastAsia="cs-CZ"/>
+        </w:rPr>
+        <w:t>&lt;uint64_t&gt;</w:t>
+      </w:r>
+      <w:r>
+        <w:rPr>
+          <w:lang w:eastAsia="cs-CZ"/>
+        </w:rPr>
+        <w:t>.</w:t>
+      </w:r>
+      <w:r>
+        <w:rPr>
+          <w:lang w:eastAsia="cs-CZ"/>
+        </w:rPr>
+        <w:t xml:space="preserve"> Ten vektor obsahuje velikosti dimenzí. V konstruktoru se nakopíruje do vektoru pro udržování velikostí dimenzí a poté se spustí metoda </w:t>
+      </w:r>
+      <w:proofErr w:type="gramStart"/>
+      <w:r>
+        <w:rPr>
+          <w:lang w:eastAsia="cs-CZ"/>
+        </w:rPr>
+        <w:t>update(</w:t>
+      </w:r>
+      <w:proofErr w:type="gramEnd"/>
+      <w:r>
+        <w:rPr>
+          <w:lang w:eastAsia="cs-CZ"/>
+        </w:rPr>
+        <w:t>), která vypočítá potřebné místo k alokaci tenzoru</w:t>
+      </w:r>
+      <w:r>
+        <w:rPr>
+          <w:lang w:eastAsia="cs-CZ"/>
+        </w:rPr>
+        <w:t>,</w:t>
+      </w:r>
+      <w:r>
+        <w:rPr>
+          <w:lang w:eastAsia="cs-CZ"/>
+        </w:rPr>
+        <w:t xml:space="preserve"> a to místo skutečně alokuje na lineárním kontejneru.</w:t>
+      </w:r>
+      <w:r>
+        <w:rPr>
+          <w:lang w:eastAsia="cs-CZ"/>
+        </w:rPr>
+        <w:t xml:space="preserve"> Poté také aktualizuje/vypočítá strukturální optimalizační data závislá na velikostech dimenze jako například vektor kumulativních </w:t>
+      </w:r>
+      <w:r>
+        <w:rPr>
+          <w:lang w:eastAsia="cs-CZ"/>
+        </w:rPr>
+        <w:t>součinů předchozích velikostí dimenzí.</w:t>
+      </w:r>
+    </w:p>
+    <w:p>
+      <w:pPr>
+        <w:spacing w:line="360" w:lineRule="auto"/>
+        <w:rPr>
+          <w:lang w:eastAsia="cs-CZ"/>
+        </w:rPr>
+      </w:pPr>
+    </w:p>
+    <w:p>
+      <w:pPr>
+        <w:pStyle w:val="Nadpis3"/>
         <w:rPr>
           <w:lang w:eastAsia="cs-CZ"/>
         </w:rPr>
@@ -7734,6 +8943,7 @@
         <w:rPr>
           <w:lang w:eastAsia="cs-CZ"/>
         </w:rPr>
+        <w:lastRenderedPageBreak/>
         <w:t>2.</w:t>
       </w:r>
       <w:r>
@@ -7921,14 +9131,136 @@
           <w:lang w:eastAsia="cs-CZ"/>
         </w:rPr>
       </w:pPr>
-      <w:proofErr w:type="spellStart"/>
-      <w:r>
-        <w:rPr>
-          <w:lang w:eastAsia="cs-CZ"/>
-        </w:rPr>
-        <w:t>Xxx</w:t>
-      </w:r>
-      <w:proofErr w:type="spellEnd"/>
+      <w:r>
+        <w:rPr>
+          <w:lang w:eastAsia="cs-CZ"/>
+        </w:rPr>
+        <w:t xml:space="preserve">Testy byly uskutečněny pomocí </w:t>
+      </w:r>
+      <w:proofErr w:type="spellStart"/>
+      <w:r>
+        <w:rPr>
+          <w:lang w:eastAsia="cs-CZ"/>
+        </w:rPr>
+        <w:t>GoogleTest</w:t>
+      </w:r>
+      <w:proofErr w:type="spellEnd"/>
+      <w:r>
+        <w:rPr>
+          <w:lang w:eastAsia="cs-CZ"/>
+        </w:rPr>
+        <w:t xml:space="preserve"> frameworku.</w:t>
+      </w:r>
+      <w:r>
+        <w:rPr>
+          <w:lang w:eastAsia="cs-CZ"/>
+        </w:rPr>
+        <w:t xml:space="preserve"> Testy jsou ve složce „test“ ve které je složka „</w:t>
+      </w:r>
+      <w:proofErr w:type="spellStart"/>
+      <w:r>
+        <w:rPr>
+          <w:lang w:eastAsia="cs-CZ"/>
+        </w:rPr>
+        <w:t>src</w:t>
+      </w:r>
+      <w:proofErr w:type="spellEnd"/>
+      <w:r>
+        <w:rPr>
+          <w:lang w:eastAsia="cs-CZ"/>
+        </w:rPr>
+        <w:t xml:space="preserve">“ ve které je struktura </w:t>
+      </w:r>
+      <w:r>
+        <w:rPr>
+          <w:lang w:eastAsia="cs-CZ"/>
+        </w:rPr>
+        <w:t>kopírující</w:t>
+      </w:r>
+      <w:r>
+        <w:rPr>
+          <w:lang w:eastAsia="cs-CZ"/>
+        </w:rPr>
+        <w:t xml:space="preserve"> strukturu projektu.</w:t>
+      </w:r>
+      <w:r>
+        <w:rPr>
+          <w:lang w:eastAsia="cs-CZ"/>
+        </w:rPr>
+        <w:t xml:space="preserve"> Na místech zdrojových kódu, které jsou </w:t>
+      </w:r>
+      <w:r>
+        <w:rPr>
+          <w:lang w:eastAsia="cs-CZ"/>
+        </w:rPr>
+        <w:t xml:space="preserve">unit </w:t>
+      </w:r>
+      <w:r>
+        <w:rPr>
+          <w:lang w:eastAsia="cs-CZ"/>
+        </w:rPr>
+        <w:t>testovány tam ovšem jsou soubory s testy podle jmenné konvence: „jméno původního souboru + _test + .</w:t>
+      </w:r>
+      <w:proofErr w:type="spellStart"/>
+      <w:r>
+        <w:rPr>
+          <w:lang w:eastAsia="cs-CZ"/>
+        </w:rPr>
+        <w:t>cpp</w:t>
+      </w:r>
+      <w:proofErr w:type="spellEnd"/>
+      <w:r>
+        <w:rPr>
+          <w:lang w:eastAsia="cs-CZ"/>
+        </w:rPr>
+        <w:t>“.</w:t>
+      </w:r>
+      <w:r>
+        <w:rPr>
+          <w:lang w:eastAsia="cs-CZ"/>
+        </w:rPr>
+        <w:t xml:space="preserve"> Pro zátěžové testy je konvence stejná, jenom místo „_test“ je nahrazeno „_stress“.</w:t>
+      </w:r>
+    </w:p>
+    <w:p>
+      <w:pPr>
+        <w:spacing w:line="360" w:lineRule="auto"/>
+        <w:rPr>
+          <w:lang w:eastAsia="cs-CZ"/>
+        </w:rPr>
+      </w:pPr>
+      <w:r>
+        <w:rPr>
+          <w:lang w:eastAsia="cs-CZ"/>
+        </w:rPr>
+        <w:t xml:space="preserve">V obou typech testů (unit i zátěž) bylo na začátku, těsně před vložením hlavičkového souboru „Tensor.hpp“ </w:t>
+      </w:r>
+      <w:r>
+        <w:rPr>
+          <w:lang w:eastAsia="cs-CZ"/>
+        </w:rPr>
+        <w:t>definováno makro, které ihned po vložení tohoto hlavičkového souboru oddefinováno.</w:t>
+      </w:r>
+      <w:r>
+        <w:rPr>
+          <w:lang w:eastAsia="cs-CZ"/>
+        </w:rPr>
+        <w:t xml:space="preserve"> Toto makro zaměňuje klíčové slovo C++ „</w:t>
+      </w:r>
+      <w:proofErr w:type="spellStart"/>
+      <w:r>
+        <w:rPr>
+          <w:lang w:eastAsia="cs-CZ"/>
+        </w:rPr>
+        <w:t>private</w:t>
+      </w:r>
+      <w:proofErr w:type="spellEnd"/>
+      <w:r>
+        <w:rPr>
+          <w:lang w:eastAsia="cs-CZ"/>
+        </w:rPr>
+        <w:t>“ za „public“ a tím pádem pro testy odkrývá privátní členy třídy k jejich otestování.</w:t>
+      </w:r>
     </w:p>
     <w:p>
       <w:pPr>
@@ -8668,7 +10000,7 @@
                     </pic:cNvPicPr>
                   </pic:nvPicPr>
                   <pic:blipFill>
-                    <a:blip r:embed="rId17">
+                    <a:blip r:embed="rId18">
                       <a:extLst>
                         <a:ext uri="{28A0092B-C50C-407E-A947-70E740481C1C}">
                           <a14:useLocalDpi xmlns:a14="http://schemas.microsoft.com/office/drawing/2010/main" val="0"/>
@@ -9092,7 +10424,7 @@
         </w:rPr>
         <w:t xml:space="preserve">Dostupné z: </w:t>
       </w:r>
-      <w:hyperlink r:id="rId18" w:history="1">
+      <w:hyperlink r:id="rId19" w:history="1">
         <w:r>
           <w:rPr>
             <w:rStyle w:val="Hypertextovodkaz"/>
@@ -9294,7 +10626,7 @@
         </w:rPr>
         <w:t xml:space="preserve"> Dostupné z: </w:t>
       </w:r>
-      <w:hyperlink r:id="rId19" w:history="1">
+      <w:hyperlink r:id="rId20" w:history="1">
         <w:r>
           <w:rPr>
             <w:rStyle w:val="Hypertextovodkaz"/>
@@ -9490,7 +10822,7 @@
       </w:pPr>
     </w:p>
     <w:sectPr>
-      <w:footerReference w:type="default" r:id="rId20"/>
+      <w:footerReference w:type="default" r:id="rId21"/>
       <w:pgSz w:w="11906" w:h="16838"/>
       <w:pgMar w:top="1418" w:right="851" w:bottom="1418" w:left="1985" w:header="709" w:footer="709" w:gutter="0"/>
       <w:cols w:space="708"/>
@@ -9613,6 +10945,427 @@
     </w:pPr>
   </w:p>
 </w:hdr>
+</file>
+
+<file path=word/numbering.xml><?xml version="1.0" encoding="utf-8"?>
+<w:numbering xmlns:wpc="http://schemas.microsoft.com/office/word/2010/wordprocessingCanvas" xmlns:cx="http://schemas.microsoft.com/office/drawing/2014/chartex" xmlns:cx1="http://schemas.microsoft.com/office/drawing/2015/9/8/chartex" xmlns:cx2="http://schemas.microsoft.com/office/drawing/2015/10/21/chartex" xmlns:cx3="http://schemas.microsoft.com/office/drawing/2016/5/9/chartex" xmlns:cx4="http://schemas.microsoft.com/office/drawing/2016/5/10/chartex" xmlns:cx5="http://schemas.microsoft.com/office/drawing/2016/5/11/chartex" xmlns:cx6="http://schemas.microsoft.com/office/drawing/2016/5/12/chartex" xmlns:cx7="http://schemas.microsoft.com/office/drawing/2016/5/13/chartex" xmlns:cx8="http://schemas.microsoft.com/office/drawing/2016/5/14/chartex" xmlns:mc="http://schemas.openxmlformats.org/markup-compatibility/2006" xmlns:aink="http://schemas.microsoft.com/office/drawing/2016/ink" xmlns:am3d="http://schemas.microsoft.com/office/drawing/2017/model3d" xmlns:o="urn:schemas-microsoft-com:office:office" xmlns:oel="http://schemas.microsoft.com/office/2019/extlst" xmlns:r="http://schemas.openxmlformats.org/officeDocument/2006/relationships" xmlns:m="http://schemas.openxmlformats.org/officeDocument/2006/math" xmlns:v="urn:schemas-microsoft-com:vml" xmlns:wp14="http://schemas.microsoft.com/office/word/2010/wordprocessingDrawing" xmlns:wp="http://schemas.openxmlformats.org/drawingml/2006/wordprocessingDrawing" xmlns:w10="urn:schemas-microsoft-com:office:word" xmlns:w="http://schemas.openxmlformats.org/wordprocessingml/2006/main" xmlns:w14="http://schemas.microsoft.com/office/word/2010/wordml" xmlns:w15="http://schemas.microsoft.com/office/word/2012/wordml" xmlns:w16cex="http://schemas.microsoft.com/office/word/2018/wordml/cex" xmlns:w16cid="http://schemas.microsoft.com/office/word/2016/wordml/cid" xmlns:w16="http://schemas.microsoft.com/office/word/2018/wordml" xmlns:w16du="http://schemas.microsoft.com/office/word/2023/wordml/word16du" xmlns:w16sdtdh="http://schemas.microsoft.com/office/word/2020/wordml/sdtdatahash" xmlns:w16sdtfl="http://schemas.microsoft.com/office/word/2024/wordml/sdtformatlock" xmlns:w16se="http://schemas.microsoft.com/office/word/2015/wordml/symex" xmlns:wpg="http://schemas.microsoft.com/office/word/2010/wordprocessingGroup" xmlns:wpi="http://schemas.microsoft.com/office/word/2010/wordprocessingInk" xmlns:wne="http://schemas.microsoft.com/office/word/2006/wordml" xmlns:wps="http://schemas.microsoft.com/office/word/2010/wordprocessingShape" mc:Ignorable="w14 w15 w16se w16cid w16 w16cex w16sdtdh w16sdtfl w16du wp14">
+  <w:abstractNum w:abstractNumId="0" w15:restartNumberingAfterBreak="0">
+    <w:nsid w:val="315D782D"/>
+    <w:multiLevelType w:val="hybridMultilevel"/>
+    <w:tmpl w:val="E4181C80"/>
+    <w:lvl w:ilvl="0" w:tplc="AEDCD34E">
+      <w:start w:val="1"/>
+      <w:numFmt w:val="bullet"/>
+      <w:lvlText w:val=""/>
+      <w:lvlJc w:val="left"/>
+      <w:pPr>
+        <w:ind w:left="1080" w:hanging="360"/>
+      </w:pPr>
+      <w:rPr>
+        <w:rFonts w:ascii="Symbol" w:eastAsia="Calibri" w:hAnsi="Symbol" w:cs="Times New Roman" w:hint="default"/>
+      </w:rPr>
+    </w:lvl>
+    <w:lvl w:ilvl="1" w:tplc="10000003" w:tentative="1">
+      <w:start w:val="1"/>
+      <w:numFmt w:val="bullet"/>
+      <w:lvlText w:val="o"/>
+      <w:lvlJc w:val="left"/>
+      <w:pPr>
+        <w:ind w:left="1800" w:hanging="360"/>
+      </w:pPr>
+      <w:rPr>
+        <w:rFonts w:ascii="Courier New" w:hAnsi="Courier New" w:cs="Courier New" w:hint="default"/>
+      </w:rPr>
+    </w:lvl>
+    <w:lvl w:ilvl="2" w:tplc="10000005" w:tentative="1">
+      <w:start w:val="1"/>
+      <w:numFmt w:val="bullet"/>
+      <w:lvlText w:val=""/>
+      <w:lvlJc w:val="left"/>
+      <w:pPr>
+        <w:ind w:left="2520" w:hanging="360"/>
+      </w:pPr>
+      <w:rPr>
+        <w:rFonts w:ascii="Wingdings" w:hAnsi="Wingdings" w:hint="default"/>
+      </w:rPr>
+    </w:lvl>
+    <w:lvl w:ilvl="3" w:tplc="10000001" w:tentative="1">
+      <w:start w:val="1"/>
+      <w:numFmt w:val="bullet"/>
+      <w:lvlText w:val=""/>
+      <w:lvlJc w:val="left"/>
+      <w:pPr>
+        <w:ind w:left="3240" w:hanging="360"/>
+      </w:pPr>
+      <w:rPr>
+        <w:rFonts w:ascii="Symbol" w:hAnsi="Symbol" w:hint="default"/>
+      </w:rPr>
+    </w:lvl>
+    <w:lvl w:ilvl="4" w:tplc="10000003" w:tentative="1">
+      <w:start w:val="1"/>
+      <w:numFmt w:val="bullet"/>
+      <w:lvlText w:val="o"/>
+      <w:lvlJc w:val="left"/>
+      <w:pPr>
+        <w:ind w:left="3960" w:hanging="360"/>
+      </w:pPr>
+      <w:rPr>
+        <w:rFonts w:ascii="Courier New" w:hAnsi="Courier New" w:cs="Courier New" w:hint="default"/>
+      </w:rPr>
+    </w:lvl>
+    <w:lvl w:ilvl="5" w:tplc="10000005" w:tentative="1">
+      <w:start w:val="1"/>
+      <w:numFmt w:val="bullet"/>
+      <w:lvlText w:val=""/>
+      <w:lvlJc w:val="left"/>
+      <w:pPr>
+        <w:ind w:left="4680" w:hanging="360"/>
+      </w:pPr>
+      <w:rPr>
+        <w:rFonts w:ascii="Wingdings" w:hAnsi="Wingdings" w:hint="default"/>
+      </w:rPr>
+    </w:lvl>
+    <w:lvl w:ilvl="6" w:tplc="10000001" w:tentative="1">
+      <w:start w:val="1"/>
+      <w:numFmt w:val="bullet"/>
+      <w:lvlText w:val=""/>
+      <w:lvlJc w:val="left"/>
+      <w:pPr>
+        <w:ind w:left="5400" w:hanging="360"/>
+      </w:pPr>
+      <w:rPr>
+        <w:rFonts w:ascii="Symbol" w:hAnsi="Symbol" w:hint="default"/>
+      </w:rPr>
+    </w:lvl>
+    <w:lvl w:ilvl="7" w:tplc="10000003" w:tentative="1">
+      <w:start w:val="1"/>
+      <w:numFmt w:val="bullet"/>
+      <w:lvlText w:val="o"/>
+      <w:lvlJc w:val="left"/>
+      <w:pPr>
+        <w:ind w:left="6120" w:hanging="360"/>
+      </w:pPr>
+      <w:rPr>
+        <w:rFonts w:ascii="Courier New" w:hAnsi="Courier New" w:cs="Courier New" w:hint="default"/>
+      </w:rPr>
+    </w:lvl>
+    <w:lvl w:ilvl="8" w:tplc="10000005" w:tentative="1">
+      <w:start w:val="1"/>
+      <w:numFmt w:val="bullet"/>
+      <w:lvlText w:val=""/>
+      <w:lvlJc w:val="left"/>
+      <w:pPr>
+        <w:ind w:left="6840" w:hanging="360"/>
+      </w:pPr>
+      <w:rPr>
+        <w:rFonts w:ascii="Wingdings" w:hAnsi="Wingdings" w:hint="default"/>
+      </w:rPr>
+    </w:lvl>
+  </w:abstractNum>
+  <w:abstractNum w:abstractNumId="1" w15:restartNumberingAfterBreak="0">
+    <w:nsid w:val="4A5A348B"/>
+    <w:multiLevelType w:val="hybridMultilevel"/>
+    <w:tmpl w:val="A30C79EE"/>
+    <w:lvl w:ilvl="0" w:tplc="10000011">
+      <w:start w:val="1"/>
+      <w:numFmt w:val="decimal"/>
+      <w:lvlText w:val="%1)"/>
+      <w:lvlJc w:val="left"/>
+      <w:pPr>
+        <w:ind w:left="720" w:hanging="360"/>
+      </w:pPr>
+      <w:rPr>
+        <w:rFonts w:hint="default"/>
+      </w:rPr>
+    </w:lvl>
+    <w:lvl w:ilvl="1" w:tplc="10000019" w:tentative="1">
+      <w:start w:val="1"/>
+      <w:numFmt w:val="lowerLetter"/>
+      <w:lvlText w:val="%2."/>
+      <w:lvlJc w:val="left"/>
+      <w:pPr>
+        <w:ind w:left="1440" w:hanging="360"/>
+      </w:pPr>
+    </w:lvl>
+    <w:lvl w:ilvl="2" w:tplc="1000001B" w:tentative="1">
+      <w:start w:val="1"/>
+      <w:numFmt w:val="lowerRoman"/>
+      <w:lvlText w:val="%3."/>
+      <w:lvlJc w:val="right"/>
+      <w:pPr>
+        <w:ind w:left="2160" w:hanging="180"/>
+      </w:pPr>
+    </w:lvl>
+    <w:lvl w:ilvl="3" w:tplc="1000000F" w:tentative="1">
+      <w:start w:val="1"/>
+      <w:numFmt w:val="decimal"/>
+      <w:lvlText w:val="%4."/>
+      <w:lvlJc w:val="left"/>
+      <w:pPr>
+        <w:ind w:left="2880" w:hanging="360"/>
+      </w:pPr>
+    </w:lvl>
+    <w:lvl w:ilvl="4" w:tplc="10000019" w:tentative="1">
+      <w:start w:val="1"/>
+      <w:numFmt w:val="lowerLetter"/>
+      <w:lvlText w:val="%5."/>
+      <w:lvlJc w:val="left"/>
+      <w:pPr>
+        <w:ind w:left="3600" w:hanging="360"/>
+      </w:pPr>
+    </w:lvl>
+    <w:lvl w:ilvl="5" w:tplc="1000001B" w:tentative="1">
+      <w:start w:val="1"/>
+      <w:numFmt w:val="lowerRoman"/>
+      <w:lvlText w:val="%6."/>
+      <w:lvlJc w:val="right"/>
+      <w:pPr>
+        <w:ind w:left="4320" w:hanging="180"/>
+      </w:pPr>
+    </w:lvl>
+    <w:lvl w:ilvl="6" w:tplc="1000000F" w:tentative="1">
+      <w:start w:val="1"/>
+      <w:numFmt w:val="decimal"/>
+      <w:lvlText w:val="%7."/>
+      <w:lvlJc w:val="left"/>
+      <w:pPr>
+        <w:ind w:left="5040" w:hanging="360"/>
+      </w:pPr>
+    </w:lvl>
+    <w:lvl w:ilvl="7" w:tplc="10000019" w:tentative="1">
+      <w:start w:val="1"/>
+      <w:numFmt w:val="lowerLetter"/>
+      <w:lvlText w:val="%8."/>
+      <w:lvlJc w:val="left"/>
+      <w:pPr>
+        <w:ind w:left="5760" w:hanging="360"/>
+      </w:pPr>
+    </w:lvl>
+    <w:lvl w:ilvl="8" w:tplc="1000001B" w:tentative="1">
+      <w:start w:val="1"/>
+      <w:numFmt w:val="lowerRoman"/>
+      <w:lvlText w:val="%9."/>
+      <w:lvlJc w:val="right"/>
+      <w:pPr>
+        <w:ind w:left="6480" w:hanging="180"/>
+      </w:pPr>
+    </w:lvl>
+  </w:abstractNum>
+  <w:abstractNum w:abstractNumId="2" w15:restartNumberingAfterBreak="0">
+    <w:nsid w:val="627D13D0"/>
+    <w:multiLevelType w:val="hybridMultilevel"/>
+    <w:tmpl w:val="59129952"/>
+    <w:lvl w:ilvl="0" w:tplc="10000011">
+      <w:start w:val="1"/>
+      <w:numFmt w:val="decimal"/>
+      <w:lvlText w:val="%1)"/>
+      <w:lvlJc w:val="left"/>
+      <w:pPr>
+        <w:ind w:left="720" w:hanging="360"/>
+      </w:pPr>
+      <w:rPr>
+        <w:rFonts w:hint="default"/>
+      </w:rPr>
+    </w:lvl>
+    <w:lvl w:ilvl="1" w:tplc="10000019">
+      <w:start w:val="1"/>
+      <w:numFmt w:val="lowerLetter"/>
+      <w:lvlText w:val="%2."/>
+      <w:lvlJc w:val="left"/>
+      <w:pPr>
+        <w:ind w:left="1440" w:hanging="360"/>
+      </w:pPr>
+    </w:lvl>
+    <w:lvl w:ilvl="2" w:tplc="1000001B" w:tentative="1">
+      <w:start w:val="1"/>
+      <w:numFmt w:val="lowerRoman"/>
+      <w:lvlText w:val="%3."/>
+      <w:lvlJc w:val="right"/>
+      <w:pPr>
+        <w:ind w:left="2160" w:hanging="180"/>
+      </w:pPr>
+    </w:lvl>
+    <w:lvl w:ilvl="3" w:tplc="1000000F" w:tentative="1">
+      <w:start w:val="1"/>
+      <w:numFmt w:val="decimal"/>
+      <w:lvlText w:val="%4."/>
+      <w:lvlJc w:val="left"/>
+      <w:pPr>
+        <w:ind w:left="2880" w:hanging="360"/>
+      </w:pPr>
+    </w:lvl>
+    <w:lvl w:ilvl="4" w:tplc="10000019" w:tentative="1">
+      <w:start w:val="1"/>
+      <w:numFmt w:val="lowerLetter"/>
+      <w:lvlText w:val="%5."/>
+      <w:lvlJc w:val="left"/>
+      <w:pPr>
+        <w:ind w:left="3600" w:hanging="360"/>
+      </w:pPr>
+    </w:lvl>
+    <w:lvl w:ilvl="5" w:tplc="1000001B" w:tentative="1">
+      <w:start w:val="1"/>
+      <w:numFmt w:val="lowerRoman"/>
+      <w:lvlText w:val="%6."/>
+      <w:lvlJc w:val="right"/>
+      <w:pPr>
+        <w:ind w:left="4320" w:hanging="180"/>
+      </w:pPr>
+    </w:lvl>
+    <w:lvl w:ilvl="6" w:tplc="1000000F" w:tentative="1">
+      <w:start w:val="1"/>
+      <w:numFmt w:val="decimal"/>
+      <w:lvlText w:val="%7."/>
+      <w:lvlJc w:val="left"/>
+      <w:pPr>
+        <w:ind w:left="5040" w:hanging="360"/>
+      </w:pPr>
+    </w:lvl>
+    <w:lvl w:ilvl="7" w:tplc="10000019" w:tentative="1">
+      <w:start w:val="1"/>
+      <w:numFmt w:val="lowerLetter"/>
+      <w:lvlText w:val="%8."/>
+      <w:lvlJc w:val="left"/>
+      <w:pPr>
+        <w:ind w:left="5760" w:hanging="360"/>
+      </w:pPr>
+    </w:lvl>
+    <w:lvl w:ilvl="8" w:tplc="1000001B" w:tentative="1">
+      <w:start w:val="1"/>
+      <w:numFmt w:val="lowerRoman"/>
+      <w:lvlText w:val="%9."/>
+      <w:lvlJc w:val="right"/>
+      <w:pPr>
+        <w:ind w:left="6480" w:hanging="180"/>
+      </w:pPr>
+    </w:lvl>
+  </w:abstractNum>
+  <w:abstractNum w:abstractNumId="3" w15:restartNumberingAfterBreak="0">
+    <w:nsid w:val="6CD60F60"/>
+    <w:multiLevelType w:val="hybridMultilevel"/>
+    <w:tmpl w:val="B79662A6"/>
+    <w:lvl w:ilvl="0" w:tplc="ECF2C360">
+      <w:start w:val="3"/>
+      <w:numFmt w:val="bullet"/>
+      <w:lvlText w:val=""/>
+      <w:lvlJc w:val="left"/>
+      <w:pPr>
+        <w:ind w:left="1069" w:hanging="360"/>
+      </w:pPr>
+      <w:rPr>
+        <w:rFonts w:ascii="Symbol" w:eastAsia="Calibri" w:hAnsi="Symbol" w:cs="Times New Roman" w:hint="default"/>
+      </w:rPr>
+    </w:lvl>
+    <w:lvl w:ilvl="1" w:tplc="10000003" w:tentative="1">
+      <w:start w:val="1"/>
+      <w:numFmt w:val="bullet"/>
+      <w:lvlText w:val="o"/>
+      <w:lvlJc w:val="left"/>
+      <w:pPr>
+        <w:ind w:left="1789" w:hanging="360"/>
+      </w:pPr>
+      <w:rPr>
+        <w:rFonts w:ascii="Courier New" w:hAnsi="Courier New" w:cs="Courier New" w:hint="default"/>
+      </w:rPr>
+    </w:lvl>
+    <w:lvl w:ilvl="2" w:tplc="10000005" w:tentative="1">
+      <w:start w:val="1"/>
+      <w:numFmt w:val="bullet"/>
+      <w:lvlText w:val=""/>
+      <w:lvlJc w:val="left"/>
+      <w:pPr>
+        <w:ind w:left="2509" w:hanging="360"/>
+      </w:pPr>
+      <w:rPr>
+        <w:rFonts w:ascii="Wingdings" w:hAnsi="Wingdings" w:hint="default"/>
+      </w:rPr>
+    </w:lvl>
+    <w:lvl w:ilvl="3" w:tplc="10000001" w:tentative="1">
+      <w:start w:val="1"/>
+      <w:numFmt w:val="bullet"/>
+      <w:lvlText w:val=""/>
+      <w:lvlJc w:val="left"/>
+      <w:pPr>
+        <w:ind w:left="3229" w:hanging="360"/>
+      </w:pPr>
+      <w:rPr>
+        <w:rFonts w:ascii="Symbol" w:hAnsi="Symbol" w:hint="default"/>
+      </w:rPr>
+    </w:lvl>
+    <w:lvl w:ilvl="4" w:tplc="10000003" w:tentative="1">
+      <w:start w:val="1"/>
+      <w:numFmt w:val="bullet"/>
+      <w:lvlText w:val="o"/>
+      <w:lvlJc w:val="left"/>
+      <w:pPr>
+        <w:ind w:left="3949" w:hanging="360"/>
+      </w:pPr>
+      <w:rPr>
+        <w:rFonts w:ascii="Courier New" w:hAnsi="Courier New" w:cs="Courier New" w:hint="default"/>
+      </w:rPr>
+    </w:lvl>
+    <w:lvl w:ilvl="5" w:tplc="10000005" w:tentative="1">
+      <w:start w:val="1"/>
+      <w:numFmt w:val="bullet"/>
+      <w:lvlText w:val=""/>
+      <w:lvlJc w:val="left"/>
+      <w:pPr>
+        <w:ind w:left="4669" w:hanging="360"/>
+      </w:pPr>
+      <w:rPr>
+        <w:rFonts w:ascii="Wingdings" w:hAnsi="Wingdings" w:hint="default"/>
+      </w:rPr>
+    </w:lvl>
+    <w:lvl w:ilvl="6" w:tplc="10000001" w:tentative="1">
+      <w:start w:val="1"/>
+      <w:numFmt w:val="bullet"/>
+      <w:lvlText w:val=""/>
+      <w:lvlJc w:val="left"/>
+      <w:pPr>
+        <w:ind w:left="5389" w:hanging="360"/>
+      </w:pPr>
+      <w:rPr>
+        <w:rFonts w:ascii="Symbol" w:hAnsi="Symbol" w:hint="default"/>
+      </w:rPr>
+    </w:lvl>
+    <w:lvl w:ilvl="7" w:tplc="10000003" w:tentative="1">
+      <w:start w:val="1"/>
+      <w:numFmt w:val="bullet"/>
+      <w:lvlText w:val="o"/>
+      <w:lvlJc w:val="left"/>
+      <w:pPr>
+        <w:ind w:left="6109" w:hanging="360"/>
+      </w:pPr>
+      <w:rPr>
+        <w:rFonts w:ascii="Courier New" w:hAnsi="Courier New" w:cs="Courier New" w:hint="default"/>
+      </w:rPr>
+    </w:lvl>
+    <w:lvl w:ilvl="8" w:tplc="10000005" w:tentative="1">
+      <w:start w:val="1"/>
+      <w:numFmt w:val="bullet"/>
+      <w:lvlText w:val=""/>
+      <w:lvlJc w:val="left"/>
+      <w:pPr>
+        <w:ind w:left="6829" w:hanging="360"/>
+      </w:pPr>
+      <w:rPr>
+        <w:rFonts w:ascii="Wingdings" w:hAnsi="Wingdings" w:hint="default"/>
+      </w:rPr>
+    </w:lvl>
+  </w:abstractNum>
+  <w:num w:numId="1" w16cid:durableId="506363759">
+    <w:abstractNumId w:val="2"/>
+  </w:num>
+  <w:num w:numId="2" w16cid:durableId="1706523164">
+    <w:abstractNumId w:val="1"/>
+  </w:num>
+  <w:num w:numId="3" w16cid:durableId="865871639">
+    <w:abstractNumId w:val="0"/>
+  </w:num>
+  <w:num w:numId="4" w16cid:durableId="1896233046">
+    <w:abstractNumId w:val="3"/>
+  </w:num>
+</w:numbering>
 </file>
 
 <file path=word/styles.xml><?xml version="1.0" encoding="utf-8"?>
@@ -10111,7 +11864,6 @@
   <w:style w:type="character" w:default="1" w:styleId="Standardnpsmoodstavce">
     <w:name w:val="Default Paragraph Font"/>
     <w:uiPriority w:val="1"/>
-    <w:semiHidden/>
     <w:unhideWhenUsed/>
   </w:style>
   <w:style w:type="table" w:default="1" w:styleId="Normlntabulka">
@@ -10562,6 +12314,17 @@
       <w:color w:val="666666"/>
     </w:rPr>
   </w:style>
+  <w:style w:type="paragraph" w:styleId="Odstavecseseznamem">
+    <w:name w:val="List Paragraph"/>
+    <w:basedOn w:val="Normln"/>
+    <w:uiPriority w:val="34"/>
+    <w:qFormat/>
+    <w:rsid w:val="00BA6257"/>
+    <w:pPr>
+      <w:ind w:left="720"/>
+      <w:contextualSpacing/>
+    </w:pPr>
+  </w:style>
 </w:styles>
 </file>
 

--- a/ŠpaňúrM_KnihovnaProPraci_JM_2026.docx
+++ b/ŠpaňúrM_KnihovnaProPraci_JM_2026.docx
@@ -4692,7 +4692,7 @@
         </w:rPr>
       </w:pPr>
       <w:r>
-        <w:t>KSPVD nebo J</w:t>
+        <w:t>J</w:t>
       </w:r>
       <w:r>
         <w:rPr>
@@ -4718,7 +4718,7 @@
         <w:rPr>
           <w:lang w:eastAsia="cs-CZ"/>
         </w:rPr>
-        <w:t xml:space="preserve">VKSPVD nebo J </w:t>
+        <w:t xml:space="preserve">J </w:t>
       </w:r>
       <w:r>
         <w:rPr>
@@ -6608,14 +6608,7 @@
             <w:rFonts w:ascii="Cambria Math" w:hAnsi="Cambria Math"/>
             <w:lang w:eastAsia="cs-CZ"/>
           </w:rPr>
-          <m:t>i</m:t>
-        </m:r>
-        <m:r>
-          <w:rPr>
-            <w:rFonts w:ascii="Cambria Math" w:hAnsi="Cambria Math"/>
-            <w:lang w:eastAsia="cs-CZ"/>
-          </w:rPr>
-          <m:t xml:space="preserve"> :=0</m:t>
+          <m:t>i :=0</m:t>
         </m:r>
       </m:oMath>
     </w:p>
@@ -6657,19 +6650,7 @@
           <w:rPr>
             <w:rFonts w:ascii="Cambria Math" w:hAnsi="Cambria Math"/>
           </w:rPr>
-          <m:t>-</m:t>
-        </m:r>
-        <m:r>
-          <w:rPr>
-            <w:rFonts w:ascii="Cambria Math" w:hAnsi="Cambria Math"/>
-          </w:rPr>
-          <m:t>1 opakuj</m:t>
-        </m:r>
-        <m:r>
-          <w:rPr>
-            <w:rFonts w:ascii="Cambria Math" w:hAnsi="Cambria Math"/>
-          </w:rPr>
-          <m:t>:</m:t>
+          <m:t>-1 opakuj:</m:t>
         </m:r>
       </m:oMath>
     </w:p>
@@ -6687,13 +6668,7 @@
           <w:rPr>
             <w:rFonts w:ascii="Cambria Math" w:hAnsi="Cambria Math"/>
           </w:rPr>
-          <m:t>i</m:t>
-        </m:r>
-        <m:r>
-          <w:rPr>
-            <w:rFonts w:ascii="Cambria Math" w:hAnsi="Cambria Math"/>
-          </w:rPr>
-          <m:t xml:space="preserve"> :=i*</m:t>
+          <m:t>i :=i*</m:t>
         </m:r>
         <m:sSub>
           <m:sSubPr>
@@ -7531,6 +7506,9 @@
       <w:bookmarkEnd w:id="11"/>
     </w:p>
     <w:p>
+      <w:pPr>
+        <w:spacing w:line="360" w:lineRule="auto"/>
+      </w:pPr>
       <w:r>
         <w:t xml:space="preserve">Pro testování byl vybrán </w:t>
       </w:r>
@@ -11864,6 +11842,7 @@
   <w:style w:type="character" w:default="1" w:styleId="Standardnpsmoodstavce">
     <w:name w:val="Default Paragraph Font"/>
     <w:uiPriority w:val="1"/>
+    <w:semiHidden/>
     <w:unhideWhenUsed/>
   </w:style>
   <w:style w:type="table" w:default="1" w:styleId="Normlntabulka">

--- a/ŠpaňúrM_KnihovnaProPraci_JM_2026.docx
+++ b/ŠpaňúrM_KnihovnaProPraci_JM_2026.docx
@@ -2466,6 +2466,7 @@
           <w:noProof/>
           <w:kern w:val="2"/>
           <w:szCs w:val="24"/>
+          <w:lang/>
           <w14:ligatures w14:val="standardContextual"/>
         </w:rPr>
       </w:pPr>
@@ -2478,7 +2479,7 @@
       <w:r>
         <w:fldChar w:fldCharType="separate"/>
       </w:r>
-      <w:hyperlink w:anchor="_Toc227522077" w:history="1">
+      <w:hyperlink w:anchor="_Toc229768686" w:history="1">
         <w:r>
           <w:rPr>
             <w:rStyle w:val="Hypertextovodkaz"/>
@@ -2506,7 +2507,7 @@
             <w:noProof/>
             <w:webHidden/>
           </w:rPr>
-          <w:instrText xml:space="preserve"> PAGEREF _Toc227522077 \h </w:instrText>
+          <w:instrText xml:space="preserve"> PAGEREF _Toc229768686 \h </w:instrText>
         </w:r>
         <w:r>
           <w:rPr>
@@ -2548,10 +2549,11 @@
           <w:noProof/>
           <w:kern w:val="2"/>
           <w:szCs w:val="24"/>
+          <w:lang/>
           <w14:ligatures w14:val="standardContextual"/>
         </w:rPr>
       </w:pPr>
-      <w:hyperlink w:anchor="_Toc227522078" w:history="1">
+      <w:hyperlink w:anchor="_Toc229768687" w:history="1">
         <w:r>
           <w:rPr>
             <w:rStyle w:val="Hypertextovodkaz"/>
@@ -2579,7 +2581,7 @@
             <w:noProof/>
             <w:webHidden/>
           </w:rPr>
-          <w:instrText xml:space="preserve"> PAGEREF _Toc227522078 \h </w:instrText>
+          <w:instrText xml:space="preserve"> PAGEREF _Toc229768687 \h </w:instrText>
         </w:r>
         <w:r>
           <w:rPr>
@@ -2621,10 +2623,11 @@
           <w:noProof/>
           <w:kern w:val="2"/>
           <w:szCs w:val="24"/>
+          <w:lang/>
           <w14:ligatures w14:val="standardContextual"/>
         </w:rPr>
       </w:pPr>
-      <w:hyperlink w:anchor="_Toc227522079" w:history="1">
+      <w:hyperlink w:anchor="_Toc229768688" w:history="1">
         <w:r>
           <w:rPr>
             <w:rStyle w:val="Hypertextovodkaz"/>
@@ -2652,7 +2655,7 @@
             <w:noProof/>
             <w:webHidden/>
           </w:rPr>
-          <w:instrText xml:space="preserve"> PAGEREF _Toc227522079 \h </w:instrText>
+          <w:instrText xml:space="preserve"> PAGEREF _Toc229768688 \h </w:instrText>
         </w:r>
         <w:r>
           <w:rPr>
@@ -2694,10 +2697,11 @@
           <w:noProof/>
           <w:kern w:val="2"/>
           <w:szCs w:val="24"/>
+          <w:lang/>
           <w14:ligatures w14:val="standardContextual"/>
         </w:rPr>
       </w:pPr>
-      <w:hyperlink w:anchor="_Toc227522080" w:history="1">
+      <w:hyperlink w:anchor="_Toc229768689" w:history="1">
         <w:r>
           <w:rPr>
             <w:rStyle w:val="Hypertextovodkaz"/>
@@ -2724,7 +2728,7 @@
             <w:noProof/>
             <w:webHidden/>
           </w:rPr>
-          <w:instrText xml:space="preserve"> PAGEREF _Toc227522080 \h </w:instrText>
+          <w:instrText xml:space="preserve"> PAGEREF _Toc229768689 \h </w:instrText>
         </w:r>
         <w:r>
           <w:rPr>
@@ -2766,10 +2770,11 @@
           <w:noProof/>
           <w:kern w:val="2"/>
           <w:szCs w:val="24"/>
+          <w:lang/>
           <w14:ligatures w14:val="standardContextual"/>
         </w:rPr>
       </w:pPr>
-      <w:hyperlink w:anchor="_Toc227522081" w:history="1">
+      <w:hyperlink w:anchor="_Toc229768690" w:history="1">
         <w:r>
           <w:rPr>
             <w:rStyle w:val="Hypertextovodkaz"/>
@@ -2796,7 +2801,7 @@
             <w:noProof/>
             <w:webHidden/>
           </w:rPr>
-          <w:instrText xml:space="preserve"> PAGEREF _Toc227522081 \h </w:instrText>
+          <w:instrText xml:space="preserve"> PAGEREF _Toc229768690 \h </w:instrText>
         </w:r>
         <w:r>
           <w:rPr>
@@ -2835,10 +2840,11 @@
           <w:noProof/>
           <w:kern w:val="2"/>
           <w:szCs w:val="24"/>
+          <w:lang/>
           <w14:ligatures w14:val="standardContextual"/>
         </w:rPr>
       </w:pPr>
-      <w:hyperlink w:anchor="_Toc227522082" w:history="1">
+      <w:hyperlink w:anchor="_Toc229768691" w:history="1">
         <w:r>
           <w:rPr>
             <w:rStyle w:val="Hypertextovodkaz"/>
@@ -2865,7 +2871,7 @@
             <w:noProof/>
             <w:webHidden/>
           </w:rPr>
-          <w:instrText xml:space="preserve"> PAGEREF _Toc227522082 \h </w:instrText>
+          <w:instrText xml:space="preserve"> PAGEREF _Toc229768691 \h </w:instrText>
         </w:r>
         <w:r>
           <w:rPr>
@@ -2904,10 +2910,11 @@
           <w:noProof/>
           <w:kern w:val="2"/>
           <w:szCs w:val="24"/>
+          <w:lang/>
           <w14:ligatures w14:val="standardContextual"/>
         </w:rPr>
       </w:pPr>
-      <w:hyperlink w:anchor="_Toc227522083" w:history="1">
+      <w:hyperlink w:anchor="_Toc229768692" w:history="1">
         <w:r>
           <w:rPr>
             <w:rStyle w:val="Hypertextovodkaz"/>
@@ -2934,7 +2941,7 @@
             <w:noProof/>
             <w:webHidden/>
           </w:rPr>
-          <w:instrText xml:space="preserve"> PAGEREF _Toc227522083 \h </w:instrText>
+          <w:instrText xml:space="preserve"> PAGEREF _Toc229768692 \h </w:instrText>
         </w:r>
         <w:r>
           <w:rPr>
@@ -2973,10 +2980,11 @@
           <w:noProof/>
           <w:kern w:val="2"/>
           <w:szCs w:val="24"/>
+          <w:lang/>
           <w14:ligatures w14:val="standardContextual"/>
         </w:rPr>
       </w:pPr>
-      <w:hyperlink w:anchor="_Toc227522084" w:history="1">
+      <w:hyperlink w:anchor="_Toc229768693" w:history="1">
         <w:r>
           <w:rPr>
             <w:rStyle w:val="Hypertextovodkaz"/>
@@ -3003,7 +3011,7 @@
             <w:noProof/>
             <w:webHidden/>
           </w:rPr>
-          <w:instrText xml:space="preserve"> PAGEREF _Toc227522084 \h </w:instrText>
+          <w:instrText xml:space="preserve"> PAGEREF _Toc229768693 \h </w:instrText>
         </w:r>
         <w:r>
           <w:rPr>
@@ -3045,10 +3053,11 @@
           <w:noProof/>
           <w:kern w:val="2"/>
           <w:szCs w:val="24"/>
+          <w:lang/>
           <w14:ligatures w14:val="standardContextual"/>
         </w:rPr>
       </w:pPr>
-      <w:hyperlink w:anchor="_Toc227522085" w:history="1">
+      <w:hyperlink w:anchor="_Toc229768694" w:history="1">
         <w:r>
           <w:rPr>
             <w:rStyle w:val="Hypertextovodkaz"/>
@@ -3075,7 +3084,7 @@
             <w:noProof/>
             <w:webHidden/>
           </w:rPr>
-          <w:instrText xml:space="preserve"> PAGEREF _Toc227522085 \h </w:instrText>
+          <w:instrText xml:space="preserve"> PAGEREF _Toc229768694 \h </w:instrText>
         </w:r>
         <w:r>
           <w:rPr>
@@ -3095,7 +3104,7 @@
             <w:noProof/>
             <w:webHidden/>
           </w:rPr>
-          <w:t>14</w:t>
+          <w:t>17</w:t>
         </w:r>
         <w:r>
           <w:rPr>
@@ -3114,10 +3123,11 @@
           <w:noProof/>
           <w:kern w:val="2"/>
           <w:szCs w:val="24"/>
+          <w:lang/>
           <w14:ligatures w14:val="standardContextual"/>
         </w:rPr>
       </w:pPr>
-      <w:hyperlink w:anchor="_Toc227522086" w:history="1">
+      <w:hyperlink w:anchor="_Toc229768695" w:history="1">
         <w:r>
           <w:rPr>
             <w:rStyle w:val="Hypertextovodkaz"/>
@@ -3144,7 +3154,7 @@
             <w:noProof/>
             <w:webHidden/>
           </w:rPr>
-          <w:instrText xml:space="preserve"> PAGEREF _Toc227522086 \h </w:instrText>
+          <w:instrText xml:space="preserve"> PAGEREF _Toc229768695 \h </w:instrText>
         </w:r>
         <w:r>
           <w:rPr>
@@ -3164,7 +3174,7 @@
             <w:noProof/>
             <w:webHidden/>
           </w:rPr>
-          <w:t>14</w:t>
+          <w:t>17</w:t>
         </w:r>
         <w:r>
           <w:rPr>
@@ -3186,10 +3196,11 @@
           <w:noProof/>
           <w:kern w:val="2"/>
           <w:szCs w:val="24"/>
+          <w:lang/>
           <w14:ligatures w14:val="standardContextual"/>
         </w:rPr>
       </w:pPr>
-      <w:hyperlink w:anchor="_Toc227522087" w:history="1">
+      <w:hyperlink w:anchor="_Toc229768696" w:history="1">
         <w:r>
           <w:rPr>
             <w:rStyle w:val="Hypertextovodkaz"/>
@@ -3216,7 +3227,7 @@
             <w:noProof/>
             <w:webHidden/>
           </w:rPr>
-          <w:instrText xml:space="preserve"> PAGEREF _Toc227522087 \h </w:instrText>
+          <w:instrText xml:space="preserve"> PAGEREF _Toc229768696 \h </w:instrText>
         </w:r>
         <w:r>
           <w:rPr>
@@ -3236,7 +3247,7 @@
             <w:noProof/>
             <w:webHidden/>
           </w:rPr>
-          <w:t>14</w:t>
+          <w:t>17</w:t>
         </w:r>
         <w:r>
           <w:rPr>
@@ -3258,10 +3269,11 @@
           <w:noProof/>
           <w:kern w:val="2"/>
           <w:szCs w:val="24"/>
+          <w:lang/>
           <w14:ligatures w14:val="standardContextual"/>
         </w:rPr>
       </w:pPr>
-      <w:hyperlink w:anchor="_Toc227522088" w:history="1">
+      <w:hyperlink w:anchor="_Toc229768697" w:history="1">
         <w:r>
           <w:rPr>
             <w:rStyle w:val="Hypertextovodkaz"/>
@@ -3288,7 +3300,7 @@
             <w:noProof/>
             <w:webHidden/>
           </w:rPr>
-          <w:instrText xml:space="preserve"> PAGEREF _Toc227522088 \h </w:instrText>
+          <w:instrText xml:space="preserve"> PAGEREF _Toc229768697 \h </w:instrText>
         </w:r>
         <w:r>
           <w:rPr>
@@ -3308,7 +3320,7 @@
             <w:noProof/>
             <w:webHidden/>
           </w:rPr>
-          <w:t>14</w:t>
+          <w:t>17</w:t>
         </w:r>
         <w:r>
           <w:rPr>
@@ -3327,10 +3339,11 @@
           <w:noProof/>
           <w:kern w:val="2"/>
           <w:szCs w:val="24"/>
+          <w:lang/>
           <w14:ligatures w14:val="standardContextual"/>
         </w:rPr>
       </w:pPr>
-      <w:hyperlink w:anchor="_Toc227522089" w:history="1">
+      <w:hyperlink w:anchor="_Toc229768698" w:history="1">
         <w:r>
           <w:rPr>
             <w:rStyle w:val="Hypertextovodkaz"/>
@@ -3357,7 +3370,7 @@
             <w:noProof/>
             <w:webHidden/>
           </w:rPr>
-          <w:instrText xml:space="preserve"> PAGEREF _Toc227522089 \h </w:instrText>
+          <w:instrText xml:space="preserve"> PAGEREF _Toc229768698 \h </w:instrText>
         </w:r>
         <w:r>
           <w:rPr>
@@ -3377,7 +3390,7 @@
             <w:noProof/>
             <w:webHidden/>
           </w:rPr>
-          <w:t>14</w:t>
+          <w:t>17</w:t>
         </w:r>
         <w:r>
           <w:rPr>
@@ -3399,24 +3412,17 @@
           <w:noProof/>
           <w:kern w:val="2"/>
           <w:szCs w:val="24"/>
+          <w:lang/>
           <w14:ligatures w14:val="standardContextual"/>
         </w:rPr>
       </w:pPr>
-      <w:hyperlink w:anchor="_Toc227522090" w:history="1">
+      <w:hyperlink w:anchor="_Toc229768699" w:history="1">
         <w:r>
           <w:rPr>
             <w:rStyle w:val="Hypertextovodkaz"/>
             <w:noProof/>
           </w:rPr>
-          <w:t>2.2.1</w:t>
-        </w:r>
-        <w:r>
-          <w:rPr>
-            <w:rStyle w:val="Hypertextovodkaz"/>
-            <w:noProof/>
-            <w:lang w:eastAsia="cs-CZ"/>
-          </w:rPr>
-          <w:t xml:space="preserve"> Lineární kontejner</w:t>
+          <w:t>2.2.1 Koncepty</w:t>
         </w:r>
         <w:r>
           <w:rPr>
@@ -3437,7 +3443,7 @@
             <w:noProof/>
             <w:webHidden/>
           </w:rPr>
-          <w:instrText xml:space="preserve"> PAGEREF _Toc227522090 \h </w:instrText>
+          <w:instrText xml:space="preserve"> PAGEREF _Toc229768699 \h </w:instrText>
         </w:r>
         <w:r>
           <w:rPr>
@@ -3457,7 +3463,7 @@
             <w:noProof/>
             <w:webHidden/>
           </w:rPr>
-          <w:t>14</w:t>
+          <w:t>17</w:t>
         </w:r>
         <w:r>
           <w:rPr>
@@ -3479,17 +3485,17 @@
           <w:noProof/>
           <w:kern w:val="2"/>
           <w:szCs w:val="24"/>
+          <w:lang/>
           <w14:ligatures w14:val="standardContextual"/>
         </w:rPr>
       </w:pPr>
-      <w:hyperlink w:anchor="_Toc227522091" w:history="1">
+      <w:hyperlink w:anchor="_Toc229768700" w:history="1">
         <w:r>
           <w:rPr>
             <w:rStyle w:val="Hypertextovodkaz"/>
             <w:noProof/>
-            <w:lang w:eastAsia="cs-CZ"/>
-          </w:rPr>
-          <w:t>2.2.2 Tenzor</w:t>
+          </w:rPr>
+          <w:t>2.2.2 Paměťový backend</w:t>
         </w:r>
         <w:r>
           <w:rPr>
@@ -3510,7 +3516,7 @@
             <w:noProof/>
             <w:webHidden/>
           </w:rPr>
-          <w:instrText xml:space="preserve"> PAGEREF _Toc227522091 \h </w:instrText>
+          <w:instrText xml:space="preserve"> PAGEREF _Toc229768700 \h </w:instrText>
         </w:r>
         <w:r>
           <w:rPr>
@@ -3530,7 +3536,7 @@
             <w:noProof/>
             <w:webHidden/>
           </w:rPr>
-          <w:t>16</w:t>
+          <w:t>18</w:t>
         </w:r>
         <w:r>
           <w:rPr>
@@ -3552,17 +3558,25 @@
           <w:noProof/>
           <w:kern w:val="2"/>
           <w:szCs w:val="24"/>
+          <w:lang/>
           <w14:ligatures w14:val="standardContextual"/>
         </w:rPr>
       </w:pPr>
-      <w:hyperlink w:anchor="_Toc227522092" w:history="1">
+      <w:hyperlink w:anchor="_Toc229768701" w:history="1">
         <w:r>
           <w:rPr>
             <w:rStyle w:val="Hypertextovodkaz"/>
             <w:noProof/>
+          </w:rPr>
+          <w:t>2.2.3</w:t>
+        </w:r>
+        <w:r>
+          <w:rPr>
+            <w:rStyle w:val="Hypertextovodkaz"/>
+            <w:noProof/>
             <w:lang w:eastAsia="cs-CZ"/>
           </w:rPr>
-          <w:t>2.2.3 Paralelní tenzor</w:t>
+          <w:t xml:space="preserve"> Lineární kontejner</w:t>
         </w:r>
         <w:r>
           <w:rPr>
@@ -3583,7 +3597,7 @@
             <w:noProof/>
             <w:webHidden/>
           </w:rPr>
-          <w:instrText xml:space="preserve"> PAGEREF _Toc227522092 \h </w:instrText>
+          <w:instrText xml:space="preserve"> PAGEREF _Toc229768701 \h </w:instrText>
         </w:r>
         <w:r>
           <w:rPr>
@@ -3603,7 +3617,7 @@
             <w:noProof/>
             <w:webHidden/>
           </w:rPr>
-          <w:t>16</w:t>
+          <w:t>18</w:t>
         </w:r>
         <w:r>
           <w:rPr>
@@ -3625,17 +3639,18 @@
           <w:noProof/>
           <w:kern w:val="2"/>
           <w:szCs w:val="24"/>
+          <w:lang/>
           <w14:ligatures w14:val="standardContextual"/>
         </w:rPr>
       </w:pPr>
-      <w:hyperlink w:anchor="_Toc227522093" w:history="1">
+      <w:hyperlink w:anchor="_Toc229768702" w:history="1">
         <w:r>
           <w:rPr>
             <w:rStyle w:val="Hypertextovodkaz"/>
             <w:noProof/>
             <w:lang w:eastAsia="cs-CZ"/>
           </w:rPr>
-          <w:t>2.2.4 Matice</w:t>
+          <w:t>2.2.4 Tenzor</w:t>
         </w:r>
         <w:r>
           <w:rPr>
@@ -3656,7 +3671,7 @@
             <w:noProof/>
             <w:webHidden/>
           </w:rPr>
-          <w:instrText xml:space="preserve"> PAGEREF _Toc227522093 \h </w:instrText>
+          <w:instrText xml:space="preserve"> PAGEREF _Toc229768702 \h </w:instrText>
         </w:r>
         <w:r>
           <w:rPr>
@@ -3676,7 +3691,7 @@
             <w:noProof/>
             <w:webHidden/>
           </w:rPr>
-          <w:t>16</w:t>
+          <w:t>19</w:t>
         </w:r>
         <w:r>
           <w:rPr>
@@ -3698,17 +3713,18 @@
           <w:noProof/>
           <w:kern w:val="2"/>
           <w:szCs w:val="24"/>
+          <w:lang/>
           <w14:ligatures w14:val="standardContextual"/>
         </w:rPr>
       </w:pPr>
-      <w:hyperlink w:anchor="_Toc227522094" w:history="1">
+      <w:hyperlink w:anchor="_Toc229768703" w:history="1">
         <w:r>
           <w:rPr>
             <w:rStyle w:val="Hypertextovodkaz"/>
             <w:noProof/>
             <w:lang w:eastAsia="cs-CZ"/>
           </w:rPr>
-          <w:t>2.2.5 Paralelní matice</w:t>
+          <w:t>2.2.5 Paralelní tenzor</w:t>
         </w:r>
         <w:r>
           <w:rPr>
@@ -3729,7 +3745,7 @@
             <w:noProof/>
             <w:webHidden/>
           </w:rPr>
-          <w:instrText xml:space="preserve"> PAGEREF _Toc227522094 \h </w:instrText>
+          <w:instrText xml:space="preserve"> PAGEREF _Toc229768703 \h </w:instrText>
         </w:r>
         <w:r>
           <w:rPr>
@@ -3749,7 +3765,7 @@
             <w:noProof/>
             <w:webHidden/>
           </w:rPr>
-          <w:t>16</w:t>
+          <w:t>20</w:t>
         </w:r>
         <w:r>
           <w:rPr>
@@ -3771,17 +3787,18 @@
           <w:noProof/>
           <w:kern w:val="2"/>
           <w:szCs w:val="24"/>
+          <w:lang/>
           <w14:ligatures w14:val="standardContextual"/>
         </w:rPr>
       </w:pPr>
-      <w:hyperlink w:anchor="_Toc227522095" w:history="1">
+      <w:hyperlink w:anchor="_Toc229768704" w:history="1">
         <w:r>
           <w:rPr>
             <w:rStyle w:val="Hypertextovodkaz"/>
             <w:noProof/>
             <w:lang w:eastAsia="cs-CZ"/>
           </w:rPr>
-          <w:t>2.2.6 N-nární strom</w:t>
+          <w:t>2.2.6 Matice</w:t>
         </w:r>
         <w:r>
           <w:rPr>
@@ -3802,7 +3819,7 @@
             <w:noProof/>
             <w:webHidden/>
           </w:rPr>
-          <w:instrText xml:space="preserve"> PAGEREF _Toc227522095 \h </w:instrText>
+          <w:instrText xml:space="preserve"> PAGEREF _Toc229768704 \h </w:instrText>
         </w:r>
         <w:r>
           <w:rPr>
@@ -3822,77 +3839,7 @@
             <w:noProof/>
             <w:webHidden/>
           </w:rPr>
-          <w:t>16</w:t>
-        </w:r>
-        <w:r>
-          <w:rPr>
-            <w:noProof/>
-            <w:webHidden/>
-          </w:rPr>
-          <w:fldChar w:fldCharType="end"/>
-        </w:r>
-      </w:hyperlink>
-    </w:p>
-    <w:p>
-      <w:pPr>
-        <w:pStyle w:val="Obsah2"/>
-        <w:rPr>
-          <w:rFonts w:asciiTheme="minorHAnsi" w:eastAsiaTheme="minorEastAsia" w:hAnsiTheme="minorHAnsi" w:cstheme="minorBidi"/>
-          <w:noProof/>
-          <w:kern w:val="2"/>
-          <w:szCs w:val="24"/>
-          <w14:ligatures w14:val="standardContextual"/>
-        </w:rPr>
-      </w:pPr>
-      <w:hyperlink w:anchor="_Toc227522096" w:history="1">
-        <w:r>
-          <w:rPr>
-            <w:rStyle w:val="Hypertextovodkaz"/>
-            <w:noProof/>
-            <w:lang w:eastAsia="cs-CZ"/>
-          </w:rPr>
-          <w:t>2.3 Testy</w:t>
-        </w:r>
-        <w:r>
-          <w:rPr>
-            <w:noProof/>
-            <w:webHidden/>
-          </w:rPr>
-          <w:tab/>
-        </w:r>
-        <w:r>
-          <w:rPr>
-            <w:noProof/>
-            <w:webHidden/>
-          </w:rPr>
-          <w:fldChar w:fldCharType="begin"/>
-        </w:r>
-        <w:r>
-          <w:rPr>
-            <w:noProof/>
-            <w:webHidden/>
-          </w:rPr>
-          <w:instrText xml:space="preserve"> PAGEREF _Toc227522096 \h </w:instrText>
-        </w:r>
-        <w:r>
-          <w:rPr>
-            <w:noProof/>
-            <w:webHidden/>
-          </w:rPr>
-        </w:r>
-        <w:r>
-          <w:rPr>
-            <w:noProof/>
-            <w:webHidden/>
-          </w:rPr>
-          <w:fldChar w:fldCharType="separate"/>
-        </w:r>
-        <w:r>
-          <w:rPr>
-            <w:noProof/>
-            <w:webHidden/>
-          </w:rPr>
-          <w:t>16</w:t>
+          <w:t>20</w:t>
         </w:r>
         <w:r>
           <w:rPr>
@@ -3914,17 +3861,18 @@
           <w:noProof/>
           <w:kern w:val="2"/>
           <w:szCs w:val="24"/>
+          <w:lang/>
           <w14:ligatures w14:val="standardContextual"/>
         </w:rPr>
       </w:pPr>
-      <w:hyperlink w:anchor="_Toc227522097" w:history="1">
+      <w:hyperlink w:anchor="_Toc229768705" w:history="1">
         <w:r>
           <w:rPr>
             <w:rStyle w:val="Hypertextovodkaz"/>
             <w:noProof/>
             <w:lang w:eastAsia="cs-CZ"/>
           </w:rPr>
-          <w:t>2.3.1 Unit testování</w:t>
+          <w:t>2.2.7 Paralelní matice</w:t>
         </w:r>
         <w:r>
           <w:rPr>
@@ -3945,7 +3893,7 @@
             <w:noProof/>
             <w:webHidden/>
           </w:rPr>
-          <w:instrText xml:space="preserve"> PAGEREF _Toc227522097 \h </w:instrText>
+          <w:instrText xml:space="preserve"> PAGEREF _Toc229768705 \h </w:instrText>
         </w:r>
         <w:r>
           <w:rPr>
@@ -3965,7 +3913,7 @@
             <w:noProof/>
             <w:webHidden/>
           </w:rPr>
-          <w:t>16</w:t>
+          <w:t>20</w:t>
         </w:r>
         <w:r>
           <w:rPr>
@@ -3987,16 +3935,236 @@
           <w:noProof/>
           <w:kern w:val="2"/>
           <w:szCs w:val="24"/>
+          <w:lang/>
           <w14:ligatures w14:val="standardContextual"/>
         </w:rPr>
       </w:pPr>
-      <w:hyperlink w:anchor="_Toc227522098" w:history="1">
+      <w:hyperlink w:anchor="_Toc229768706" w:history="1">
         <w:r>
           <w:rPr>
             <w:rStyle w:val="Hypertextovodkaz"/>
             <w:noProof/>
             <w:lang w:eastAsia="cs-CZ"/>
           </w:rPr>
+          <w:t>2.2.8 N-nární strom</w:t>
+        </w:r>
+        <w:r>
+          <w:rPr>
+            <w:noProof/>
+            <w:webHidden/>
+          </w:rPr>
+          <w:tab/>
+        </w:r>
+        <w:r>
+          <w:rPr>
+            <w:noProof/>
+            <w:webHidden/>
+          </w:rPr>
+          <w:fldChar w:fldCharType="begin"/>
+        </w:r>
+        <w:r>
+          <w:rPr>
+            <w:noProof/>
+            <w:webHidden/>
+          </w:rPr>
+          <w:instrText xml:space="preserve"> PAGEREF _Toc229768706 \h </w:instrText>
+        </w:r>
+        <w:r>
+          <w:rPr>
+            <w:noProof/>
+            <w:webHidden/>
+          </w:rPr>
+        </w:r>
+        <w:r>
+          <w:rPr>
+            <w:noProof/>
+            <w:webHidden/>
+          </w:rPr>
+          <w:fldChar w:fldCharType="separate"/>
+        </w:r>
+        <w:r>
+          <w:rPr>
+            <w:noProof/>
+            <w:webHidden/>
+          </w:rPr>
+          <w:t>20</w:t>
+        </w:r>
+        <w:r>
+          <w:rPr>
+            <w:noProof/>
+            <w:webHidden/>
+          </w:rPr>
+          <w:fldChar w:fldCharType="end"/>
+        </w:r>
+      </w:hyperlink>
+    </w:p>
+    <w:p>
+      <w:pPr>
+        <w:pStyle w:val="Obsah2"/>
+        <w:rPr>
+          <w:rFonts w:asciiTheme="minorHAnsi" w:eastAsiaTheme="minorEastAsia" w:hAnsiTheme="minorHAnsi" w:cstheme="minorBidi"/>
+          <w:noProof/>
+          <w:kern w:val="2"/>
+          <w:szCs w:val="24"/>
+          <w:lang/>
+          <w14:ligatures w14:val="standardContextual"/>
+        </w:rPr>
+      </w:pPr>
+      <w:hyperlink w:anchor="_Toc229768707" w:history="1">
+        <w:r>
+          <w:rPr>
+            <w:rStyle w:val="Hypertextovodkaz"/>
+            <w:noProof/>
+            <w:lang w:eastAsia="cs-CZ"/>
+          </w:rPr>
+          <w:t>2.3 Testy</w:t>
+        </w:r>
+        <w:r>
+          <w:rPr>
+            <w:noProof/>
+            <w:webHidden/>
+          </w:rPr>
+          <w:tab/>
+        </w:r>
+        <w:r>
+          <w:rPr>
+            <w:noProof/>
+            <w:webHidden/>
+          </w:rPr>
+          <w:fldChar w:fldCharType="begin"/>
+        </w:r>
+        <w:r>
+          <w:rPr>
+            <w:noProof/>
+            <w:webHidden/>
+          </w:rPr>
+          <w:instrText xml:space="preserve"> PAGEREF _Toc229768707 \h </w:instrText>
+        </w:r>
+        <w:r>
+          <w:rPr>
+            <w:noProof/>
+            <w:webHidden/>
+          </w:rPr>
+        </w:r>
+        <w:r>
+          <w:rPr>
+            <w:noProof/>
+            <w:webHidden/>
+          </w:rPr>
+          <w:fldChar w:fldCharType="separate"/>
+        </w:r>
+        <w:r>
+          <w:rPr>
+            <w:noProof/>
+            <w:webHidden/>
+          </w:rPr>
+          <w:t>20</w:t>
+        </w:r>
+        <w:r>
+          <w:rPr>
+            <w:noProof/>
+            <w:webHidden/>
+          </w:rPr>
+          <w:fldChar w:fldCharType="end"/>
+        </w:r>
+      </w:hyperlink>
+    </w:p>
+    <w:p>
+      <w:pPr>
+        <w:pStyle w:val="Obsah3"/>
+        <w:tabs>
+          <w:tab w:val="right" w:leader="dot" w:pos="9060"/>
+        </w:tabs>
+        <w:rPr>
+          <w:rFonts w:asciiTheme="minorHAnsi" w:eastAsiaTheme="minorEastAsia" w:hAnsiTheme="minorHAnsi" w:cstheme="minorBidi"/>
+          <w:noProof/>
+          <w:kern w:val="2"/>
+          <w:szCs w:val="24"/>
+          <w:lang/>
+          <w14:ligatures w14:val="standardContextual"/>
+        </w:rPr>
+      </w:pPr>
+      <w:hyperlink w:anchor="_Toc229768708" w:history="1">
+        <w:r>
+          <w:rPr>
+            <w:rStyle w:val="Hypertextovodkaz"/>
+            <w:noProof/>
+            <w:lang w:eastAsia="cs-CZ"/>
+          </w:rPr>
+          <w:t>2.3.1 Unit testování</w:t>
+        </w:r>
+        <w:r>
+          <w:rPr>
+            <w:noProof/>
+            <w:webHidden/>
+          </w:rPr>
+          <w:tab/>
+        </w:r>
+        <w:r>
+          <w:rPr>
+            <w:noProof/>
+            <w:webHidden/>
+          </w:rPr>
+          <w:fldChar w:fldCharType="begin"/>
+        </w:r>
+        <w:r>
+          <w:rPr>
+            <w:noProof/>
+            <w:webHidden/>
+          </w:rPr>
+          <w:instrText xml:space="preserve"> PAGEREF _Toc229768708 \h </w:instrText>
+        </w:r>
+        <w:r>
+          <w:rPr>
+            <w:noProof/>
+            <w:webHidden/>
+          </w:rPr>
+        </w:r>
+        <w:r>
+          <w:rPr>
+            <w:noProof/>
+            <w:webHidden/>
+          </w:rPr>
+          <w:fldChar w:fldCharType="separate"/>
+        </w:r>
+        <w:r>
+          <w:rPr>
+            <w:noProof/>
+            <w:webHidden/>
+          </w:rPr>
+          <w:t>21</w:t>
+        </w:r>
+        <w:r>
+          <w:rPr>
+            <w:noProof/>
+            <w:webHidden/>
+          </w:rPr>
+          <w:fldChar w:fldCharType="end"/>
+        </w:r>
+      </w:hyperlink>
+    </w:p>
+    <w:p>
+      <w:pPr>
+        <w:pStyle w:val="Obsah3"/>
+        <w:tabs>
+          <w:tab w:val="right" w:leader="dot" w:pos="9060"/>
+        </w:tabs>
+        <w:rPr>
+          <w:rFonts w:asciiTheme="minorHAnsi" w:eastAsiaTheme="minorEastAsia" w:hAnsiTheme="minorHAnsi" w:cstheme="minorBidi"/>
+          <w:noProof/>
+          <w:kern w:val="2"/>
+          <w:szCs w:val="24"/>
+          <w:lang/>
+          <w14:ligatures w14:val="standardContextual"/>
+        </w:rPr>
+      </w:pPr>
+      <w:hyperlink w:anchor="_Toc229768709" w:history="1">
+        <w:r>
+          <w:rPr>
+            <w:rStyle w:val="Hypertextovodkaz"/>
+            <w:noProof/>
+            <w:lang w:eastAsia="cs-CZ"/>
+          </w:rPr>
           <w:t>2.3.2 Zátěžové testování</w:t>
         </w:r>
         <w:r>
@@ -4018,7 +4186,7 @@
             <w:noProof/>
             <w:webHidden/>
           </w:rPr>
-          <w:instrText xml:space="preserve"> PAGEREF _Toc227522098 \h </w:instrText>
+          <w:instrText xml:space="preserve"> PAGEREF _Toc229768709 \h </w:instrText>
         </w:r>
         <w:r>
           <w:rPr>
@@ -4038,7 +4206,7 @@
             <w:noProof/>
             <w:webHidden/>
           </w:rPr>
-          <w:t>16</w:t>
+          <w:t>21</w:t>
         </w:r>
         <w:r>
           <w:rPr>
@@ -4060,10 +4228,11 @@
           <w:noProof/>
           <w:kern w:val="2"/>
           <w:szCs w:val="24"/>
+          <w:lang/>
           <w14:ligatures w14:val="standardContextual"/>
         </w:rPr>
       </w:pPr>
-      <w:hyperlink w:anchor="_Toc227522099" w:history="1">
+      <w:hyperlink w:anchor="_Toc229768710" w:history="1">
         <w:r>
           <w:rPr>
             <w:rStyle w:val="Hypertextovodkaz"/>
@@ -4090,7 +4259,7 @@
             <w:noProof/>
             <w:webHidden/>
           </w:rPr>
-          <w:instrText xml:space="preserve"> PAGEREF _Toc227522099 \h </w:instrText>
+          <w:instrText xml:space="preserve"> PAGEREF _Toc229768710 \h </w:instrText>
         </w:r>
         <w:r>
           <w:rPr>
@@ -4110,7 +4279,7 @@
             <w:noProof/>
             <w:webHidden/>
           </w:rPr>
-          <w:t>17</w:t>
+          <w:t>22</w:t>
         </w:r>
         <w:r>
           <w:rPr>
@@ -4132,10 +4301,11 @@
           <w:noProof/>
           <w:kern w:val="2"/>
           <w:szCs w:val="24"/>
+          <w:lang/>
           <w14:ligatures w14:val="standardContextual"/>
         </w:rPr>
       </w:pPr>
-      <w:hyperlink w:anchor="_Toc227522100" w:history="1">
+      <w:hyperlink w:anchor="_Toc229768711" w:history="1">
         <w:r>
           <w:rPr>
             <w:rStyle w:val="Hypertextovodkaz"/>
@@ -4162,7 +4332,7 @@
             <w:noProof/>
             <w:webHidden/>
           </w:rPr>
-          <w:instrText xml:space="preserve"> PAGEREF _Toc227522100 \h </w:instrText>
+          <w:instrText xml:space="preserve"> PAGEREF _Toc229768711 \h </w:instrText>
         </w:r>
         <w:r>
           <w:rPr>
@@ -4182,7 +4352,7 @@
             <w:noProof/>
             <w:webHidden/>
           </w:rPr>
-          <w:t>19</w:t>
+          <w:t>24</w:t>
         </w:r>
         <w:r>
           <w:rPr>
@@ -4204,10 +4374,11 @@
           <w:noProof/>
           <w:kern w:val="2"/>
           <w:szCs w:val="24"/>
+          <w:lang/>
           <w14:ligatures w14:val="standardContextual"/>
         </w:rPr>
       </w:pPr>
-      <w:hyperlink w:anchor="_Toc227522101" w:history="1">
+      <w:hyperlink w:anchor="_Toc229768712" w:history="1">
         <w:r>
           <w:rPr>
             <w:rStyle w:val="Hypertextovodkaz"/>
@@ -4234,7 +4405,7 @@
             <w:noProof/>
             <w:webHidden/>
           </w:rPr>
-          <w:instrText xml:space="preserve"> PAGEREF _Toc227522101 \h </w:instrText>
+          <w:instrText xml:space="preserve"> PAGEREF _Toc229768712 \h </w:instrText>
         </w:r>
         <w:r>
           <w:rPr>
@@ -4254,7 +4425,7 @@
             <w:noProof/>
             <w:webHidden/>
           </w:rPr>
-          <w:t>20</w:t>
+          <w:t>25</w:t>
         </w:r>
         <w:r>
           <w:rPr>
@@ -4276,10 +4447,11 @@
           <w:noProof/>
           <w:kern w:val="2"/>
           <w:szCs w:val="24"/>
+          <w:lang/>
           <w14:ligatures w14:val="standardContextual"/>
         </w:rPr>
       </w:pPr>
-      <w:hyperlink w:anchor="_Toc227522102" w:history="1">
+      <w:hyperlink w:anchor="_Toc229768713" w:history="1">
         <w:r>
           <w:rPr>
             <w:rStyle w:val="Hypertextovodkaz"/>
@@ -4306,7 +4478,7 @@
             <w:noProof/>
             <w:webHidden/>
           </w:rPr>
-          <w:instrText xml:space="preserve"> PAGEREF _Toc227522102 \h </w:instrText>
+          <w:instrText xml:space="preserve"> PAGEREF _Toc229768713 \h </w:instrText>
         </w:r>
         <w:r>
           <w:rPr>
@@ -4326,7 +4498,7 @@
             <w:noProof/>
             <w:webHidden/>
           </w:rPr>
-          <w:t>21</w:t>
+          <w:t>26</w:t>
         </w:r>
         <w:r>
           <w:rPr>
@@ -4367,7 +4539,7 @@
       <w:pPr>
         <w:pStyle w:val="Nadpis1"/>
       </w:pPr>
-      <w:bookmarkStart w:id="0" w:name="_Toc227522077"/>
+      <w:bookmarkStart w:id="0" w:name="_Toc229768686"/>
       <w:r>
         <w:rPr>
           <w:shd w:val="clear" w:color="auto" w:fill="FFFFFF"/>
@@ -4667,7 +4839,7 @@
           <w:shd w:val="clear" w:color="auto" w:fill="FFFFFF"/>
         </w:rPr>
       </w:pPr>
-      <w:bookmarkStart w:id="1" w:name="_Toc227522078"/>
+      <w:bookmarkStart w:id="1" w:name="_Toc229768687"/>
       <w:r>
         <w:rPr>
           <w:shd w:val="clear" w:color="auto" w:fill="FFFFFF"/>
@@ -4769,7 +4941,7 @@
           <w:shd w:val="clear" w:color="auto" w:fill="FFFFFF"/>
         </w:rPr>
       </w:pPr>
-      <w:bookmarkStart w:id="2" w:name="_Toc227522079"/>
+      <w:bookmarkStart w:id="2" w:name="_Toc229768688"/>
       <w:r>
         <w:rPr>
           <w:shd w:val="clear" w:color="auto" w:fill="FFFFFF"/>
@@ -4926,7 +5098,7 @@
       <w:pPr>
         <w:pStyle w:val="Nadpis1"/>
       </w:pPr>
-      <w:bookmarkStart w:id="3" w:name="_Toc227522080"/>
+      <w:bookmarkStart w:id="3" w:name="_Toc229768689"/>
       <w:r>
         <w:lastRenderedPageBreak/>
         <w:t>ÚVOD</w:t>
@@ -5167,7 +5339,7 @@
       <w:r>
         <w:br w:type="page"/>
       </w:r>
-      <w:bookmarkStart w:id="4" w:name="_Toc227522081"/>
+      <w:bookmarkStart w:id="4" w:name="_Toc229768690"/>
       <w:r>
         <w:lastRenderedPageBreak/>
         <w:t>1</w:t>
@@ -5368,7 +5540,7 @@
         <w:pStyle w:val="Nadpis2"/>
         <w:jc w:val="both"/>
       </w:pPr>
-      <w:bookmarkStart w:id="5" w:name="_Toc227522082"/>
+      <w:bookmarkStart w:id="5" w:name="_Toc229768691"/>
       <w:r>
         <w:t xml:space="preserve">1.1 </w:t>
       </w:r>
@@ -5637,7 +5809,7 @@
       <w:pPr>
         <w:pStyle w:val="Nadpis2"/>
       </w:pPr>
-      <w:bookmarkStart w:id="6" w:name="_Toc227522083"/>
+      <w:bookmarkStart w:id="6" w:name="_Toc229768692"/>
       <w:r>
         <w:t>1.2 UML</w:t>
       </w:r>
@@ -5654,7 +5826,7 @@
       <w:pPr>
         <w:pStyle w:val="Nadpis2"/>
       </w:pPr>
-      <w:bookmarkStart w:id="7" w:name="_Toc227522084"/>
+      <w:bookmarkStart w:id="7" w:name="_Toc229768693"/>
       <w:r>
         <w:t>1.3 Logika tenzoru</w:t>
       </w:r>
@@ -5719,7 +5891,19 @@
         <w:t>).</w:t>
       </w:r>
       <w:r>
-        <w:t xml:space="preserve"> V tensoru jsou dvě inverzní privátní metody. Jedna pro konverzi souřadnic na vnitřní index a druhá na opačný proces.</w:t>
+        <w:t xml:space="preserve"> V tensoru jsou dvě </w:t>
+      </w:r>
+      <w:r>
+        <w:t>klíčové a nav</w:t>
+      </w:r>
+      <w:r>
+        <w:t>z</w:t>
+      </w:r>
+      <w:r>
+        <w:t xml:space="preserve">ájem </w:t>
+      </w:r>
+      <w:r>
+        <w:t>inverzní metody. Jedna pro konverzi souřadnic na vnitřní index a druhá na opačný proces.</w:t>
       </w:r>
     </w:p>
     <w:p>
@@ -5740,6 +5924,15 @@
       </w:r>
       <w:r>
         <w:t xml:space="preserve"> </w:t>
+      </w:r>
+      <w:r>
+        <w:t>To v implementaci povede k realokaci paměti při takovémto úkonu.</w:t>
+      </w:r>
+      <w:r>
+        <w:t xml:space="preserve"> Znamená to, že z algoritmického hlediska tyto transformace nejsou na místě (in-place)</w:t>
+      </w:r>
+      <w:r>
+        <w:t>, jelikož by to výpočetně bylo méně efektivní.</w:t>
       </w:r>
     </w:p>
     <w:p>
@@ -5795,21 +5988,7 @@
         <w:rPr>
           <w:lang w:eastAsia="cs-CZ"/>
         </w:rPr>
-        <w:t xml:space="preserve">). Příkladem to znamená, že nedefinitivní souřadnice o velikosti jedné </w:t>
-      </w:r>
-      <w:proofErr w:type="gramStart"/>
-      <w:r>
-        <w:rPr>
-          <w:lang w:eastAsia="cs-CZ"/>
-        </w:rPr>
-        <w:t>menší,</w:t>
-      </w:r>
-      <w:proofErr w:type="gramEnd"/>
-      <w:r>
-        <w:rPr>
-          <w:lang w:eastAsia="cs-CZ"/>
-        </w:rPr>
-        <w:t xml:space="preserve"> než počet dimenzí, mají </w:t>
+        <w:t xml:space="preserve">). Příkladem to znamená, že nedefinitivní souřadnice o velikosti jedné menší, než počet dimenzí, mají </w:t>
       </w:r>
       <w:r>
         <w:rPr>
@@ -5939,21 +6118,7 @@
         <w:rPr>
           <w:lang w:eastAsia="cs-CZ"/>
         </w:rPr>
-        <w:t xml:space="preserve"> je počet dimenzí) stačí pouze přečíst náležící prvek z tohoto vypočítaného pole pro složitost </w:t>
-      </w:r>
-      <w:proofErr w:type="gramStart"/>
-      <w:r>
-        <w:rPr>
-          <w:lang w:eastAsia="cs-CZ"/>
-        </w:rPr>
-        <w:t>O(</w:t>
-      </w:r>
-      <w:proofErr w:type="gramEnd"/>
-      <w:r>
-        <w:rPr>
-          <w:lang w:eastAsia="cs-CZ"/>
-        </w:rPr>
-        <w:t>1).</w:t>
+        <w:t xml:space="preserve"> je počet dimenzí) stačí pouze přečíst náležící prvek z tohoto vypočítaného pole pro složitost O(1).</w:t>
       </w:r>
       <w:r>
         <w:rPr>
@@ -5975,6 +6140,7 @@
           <w:bCs/>
           <w:lang w:eastAsia="cs-CZ"/>
         </w:rPr>
+        <w:lastRenderedPageBreak/>
         <w:t xml:space="preserve">Kumulativní součin předešlých </w:t>
       </w:r>
       <w:r>
@@ -6093,7 +6259,14 @@
                           <w:rFonts w:ascii="Cambria Math" w:hAnsi="Cambria Math"/>
                           <w:lang w:eastAsia="cs-CZ"/>
                         </w:rPr>
-                        <m:t>k=0</m:t>
+                        <m:t>k</m:t>
+                      </m:r>
+                      <m:r>
+                        <w:rPr>
+                          <w:rFonts w:ascii="Cambria Math" w:hAnsi="Cambria Math"/>
+                          <w:lang w:eastAsia="cs-CZ"/>
+                        </w:rPr>
+                        <m:t>=0</m:t>
                       </m:r>
                     </m:sub>
                     <m:sup>
@@ -6102,7 +6275,21 @@
                           <w:rFonts w:ascii="Cambria Math" w:hAnsi="Cambria Math"/>
                           <w:lang w:eastAsia="cs-CZ"/>
                         </w:rPr>
-                        <m:t>i-1</m:t>
+                        <m:t>i</m:t>
+                      </m:r>
+                      <m:r>
+                        <w:rPr>
+                          <w:rFonts w:ascii="Cambria Math" w:hAnsi="Cambria Math"/>
+                          <w:lang w:eastAsia="cs-CZ"/>
+                        </w:rPr>
+                        <m:t>-</m:t>
+                      </m:r>
+                      <m:r>
+                        <w:rPr>
+                          <w:rFonts w:ascii="Cambria Math" w:hAnsi="Cambria Math"/>
+                          <w:lang w:eastAsia="cs-CZ"/>
+                        </w:rPr>
+                        <m:t>1</m:t>
                       </m:r>
                     </m:sup>
                     <m:e>
@@ -6142,7 +6329,35 @@
                       <w:rFonts w:ascii="Cambria Math" w:hAnsi="Cambria Math"/>
                       <w:lang w:eastAsia="cs-CZ"/>
                     </w:rPr>
-                    <m:t>;pro i&gt;0</m:t>
+                    <m:t>;</m:t>
+                  </m:r>
+                  <m:r>
+                    <w:rPr>
+                      <w:rFonts w:ascii="Cambria Math" w:hAnsi="Cambria Math"/>
+                      <w:lang w:eastAsia="cs-CZ"/>
+                    </w:rPr>
+                    <m:t>pro</m:t>
+                  </m:r>
+                  <m:r>
+                    <w:rPr>
+                      <w:rFonts w:ascii="Cambria Math" w:hAnsi="Cambria Math"/>
+                      <w:lang w:eastAsia="cs-CZ"/>
+                    </w:rPr>
+                    <m:t xml:space="preserve"> </m:t>
+                  </m:r>
+                  <m:r>
+                    <w:rPr>
+                      <w:rFonts w:ascii="Cambria Math" w:hAnsi="Cambria Math"/>
+                      <w:lang w:eastAsia="cs-CZ"/>
+                    </w:rPr>
+                    <m:t>i</m:t>
+                  </m:r>
+                  <m:r>
+                    <w:rPr>
+                      <w:rFonts w:ascii="Cambria Math" w:hAnsi="Cambria Math"/>
+                      <w:lang w:eastAsia="cs-CZ"/>
+                    </w:rPr>
+                    <m:t>&gt;0</m:t>
                   </m:r>
                 </m:e>
                 <m:e>
@@ -6151,7 +6366,35 @@
                       <w:rFonts w:ascii="Cambria Math" w:hAnsi="Cambria Math"/>
                       <w:lang w:eastAsia="cs-CZ"/>
                     </w:rPr>
-                    <m:t>1 ;pro i=0</m:t>
+                    <m:t>1 ;</m:t>
+                  </m:r>
+                  <m:r>
+                    <w:rPr>
+                      <w:rFonts w:ascii="Cambria Math" w:hAnsi="Cambria Math"/>
+                      <w:lang w:eastAsia="cs-CZ"/>
+                    </w:rPr>
+                    <m:t>pro</m:t>
+                  </m:r>
+                  <m:r>
+                    <w:rPr>
+                      <w:rFonts w:ascii="Cambria Math" w:hAnsi="Cambria Math"/>
+                      <w:lang w:eastAsia="cs-CZ"/>
+                    </w:rPr>
+                    <m:t xml:space="preserve"> </m:t>
+                  </m:r>
+                  <m:r>
+                    <w:rPr>
+                      <w:rFonts w:ascii="Cambria Math" w:hAnsi="Cambria Math"/>
+                      <w:lang w:eastAsia="cs-CZ"/>
+                    </w:rPr>
+                    <m:t>i</m:t>
+                  </m:r>
+                  <m:r>
+                    <w:rPr>
+                      <w:rFonts w:ascii="Cambria Math" w:hAnsi="Cambria Math"/>
+                      <w:lang w:eastAsia="cs-CZ"/>
+                    </w:rPr>
+                    <m:t>=0</m:t>
                   </m:r>
                 </m:e>
               </m:eqArr>
@@ -6371,7 +6614,27 @@
         <w:rPr>
           <w:lang w:eastAsia="cs-CZ"/>
         </w:rPr>
-        <w:t xml:space="preserve"> (včetně).</w:t>
+        <w:t xml:space="preserve"> </w:t>
+      </w:r>
+      <w:r>
+        <w:rPr>
+          <w:lang w:eastAsia="cs-CZ"/>
+        </w:rPr>
+        <w:t xml:space="preserve">kromě </w:t>
+      </w:r>
+      <w:r>
+        <w:rPr>
+          <w:i/>
+          <w:iCs/>
+          <w:lang w:eastAsia="cs-CZ"/>
+        </w:rPr>
+        <w:t>i</w:t>
+      </w:r>
+      <w:r>
+        <w:rPr>
+          <w:lang w:eastAsia="cs-CZ"/>
+        </w:rPr>
+        <w:t xml:space="preserve"> samotné.</w:t>
       </w:r>
     </w:p>
     <w:p>
@@ -6469,14 +6732,7 @@
         <w:rPr>
           <w:lang w:eastAsia="cs-CZ"/>
         </w:rPr>
-        <w:t>2⁶</w:t>
-      </w:r>
-      <w:proofErr w:type="gramStart"/>
-      <w:r>
-        <w:rPr>
-          <w:lang w:eastAsia="cs-CZ"/>
-        </w:rPr>
-        <w:t>⁴</w:t>
+        <w:t>2⁶⁴</w:t>
       </w:r>
       <w:r>
         <w:rPr>
@@ -6502,7 +6758,6 @@
         </w:rPr>
         <w:t>1</w:t>
       </w:r>
-      <w:proofErr w:type="gramEnd"/>
       <w:r>
         <w:rPr>
           <w:lang w:eastAsia="cs-CZ"/>
@@ -6531,14 +6786,7 @@
         <w:rPr>
           <w:lang w:eastAsia="cs-CZ"/>
         </w:rPr>
-        <w:t xml:space="preserve"> Délka přístupu na jeden prvek tak realisticky (vůči limitům jazyka C++ a </w:t>
-      </w:r>
-      <w:proofErr w:type="gramStart"/>
-      <w:r>
-        <w:rPr>
-          <w:lang w:eastAsia="cs-CZ"/>
-        </w:rPr>
-        <w:t>64</w:t>
+        <w:t xml:space="preserve"> Délka přístupu na jeden prvek tak realisticky (vůči limitům jazyka C++ a 64</w:t>
       </w:r>
       <w:r>
         <w:rPr>
@@ -6550,14 +6798,7 @@
         <w:rPr>
           <w:lang w:eastAsia="cs-CZ"/>
         </w:rPr>
-        <w:t>bitové</w:t>
-      </w:r>
-      <w:proofErr w:type="gramEnd"/>
-      <w:r>
-        <w:rPr>
-          <w:lang w:eastAsia="cs-CZ"/>
-        </w:rPr>
-        <w:t xml:space="preserve"> architektury) nepřekročí 64 výpočtů a tím pádem se dá z tohoto pohledu považovat za konstantní.</w:t>
+        <w:t>bitové architektury) nepřekročí 64 výpočtů a tím pádem se dá z tohoto pohledu považovat za konstantní.</w:t>
       </w:r>
       <w:r>
         <w:rPr>
@@ -6851,6 +7092,7 @@
           <w:rPr>
             <w:rFonts w:ascii="Cambria Math" w:hAnsi="Cambria Math"/>
           </w:rPr>
+          <w:lastRenderedPageBreak/>
           <m:t>pro k od 0 do len</m:t>
         </m:r>
         <m:d>
@@ -6920,7 +7162,19 @@
           <w:rPr>
             <w:rFonts w:ascii="Cambria Math" w:hAnsi="Cambria Math"/>
           </w:rPr>
-          <m:t>≔i/</m:t>
+          <m:t>≔</m:t>
+        </m:r>
+        <m:r>
+          <w:rPr>
+            <w:rFonts w:ascii="Cambria Math" w:hAnsi="Cambria Math"/>
+          </w:rPr>
+          <m:t>i</m:t>
+        </m:r>
+        <m:r>
+          <w:rPr>
+            <w:rFonts w:ascii="Cambria Math" w:hAnsi="Cambria Math"/>
+          </w:rPr>
+          <m:t>/</m:t>
         </m:r>
         <m:sSub>
           <m:sSubPr>
@@ -7107,6 +7361,98 @@
         <w:spacing w:line="360" w:lineRule="auto"/>
       </w:pPr>
       <w:r>
+        <w:t>Pro některé sériové implementace ale není výhodné neustále tímto způsobem přepočítávat souřadnice, zvláště pokud se tenzor prochází po indexu.</w:t>
+      </w:r>
+      <w:r>
+        <w:t xml:space="preserve"> Pro takovéto procházení, od prvního prvku k poslednímu po řadě existuje metoda, co umí inkrementovat souřadnice.</w:t>
+      </w:r>
+      <w:r>
+        <w:t xml:space="preserve"> Na vstupu musí znát souřadnice k inkrementaci a velikosti dimenzí.</w:t>
+      </w:r>
+      <w:r>
+        <w:t xml:space="preserve"> Poté je nejméně signifikantní souřadnice inkrementována a pokud její hodnota dosáhne velikosti dané dimenze, tak přeteče na nulu a ten samý proces je opakován pro vedlejší více signifikantní souřadnici.</w:t>
+      </w:r>
+      <w:r>
+        <w:t xml:space="preserve"> Pokud se toto řetězové přetečení dostane až na poslední souřadnici, tak se na výstupu metody vrátí hodnota </w:t>
+      </w:r>
+      <w:proofErr w:type="spellStart"/>
+      <w:r>
+        <w:rPr>
+          <w:b/>
+          <w:bCs/>
+        </w:rPr>
+        <w:t>true</w:t>
+      </w:r>
+      <w:proofErr w:type="spellEnd"/>
+      <w:r>
+        <w:t xml:space="preserve">, jinak se vrátí </w:t>
+      </w:r>
+      <w:proofErr w:type="spellStart"/>
+      <w:r>
+        <w:rPr>
+          <w:b/>
+          <w:bCs/>
+        </w:rPr>
+        <w:t>false</w:t>
+      </w:r>
+      <w:proofErr w:type="spellEnd"/>
+      <w:r>
+        <w:t>.</w:t>
+      </w:r>
+      <w:r>
+        <w:t xml:space="preserve"> To zajišťuje, že se ze souřadnice posledního prvku stane souřadnice prvního prvku a zároveň toto přetočení na začátek bude signalizováno návratovou hodnotou.</w:t>
+      </w:r>
+      <w:r>
+        <w:t xml:space="preserve"> Z algoritmické efektivity je tato metoda oproti běžnému výpočtu souřadnice výhodná.</w:t>
+      </w:r>
+      <w:r>
+        <w:t xml:space="preserve"> V nejhorším případě přetočení z posledního prvku na první je její komplexita O(len(D)) a v nejlepším případě inkrementace nejméně signifikantní souřadnice bez přetečení O(1). </w:t>
+      </w:r>
+      <w:r>
+        <w:t>Ovšem je třeba si uvědomit, že při rovnoměrných velikostech dimenzí, bude ten lepší případ daleko více převládat nad tím nejhorším</w:t>
+      </w:r>
+      <w:r>
+        <w:t>.</w:t>
+      </w:r>
+      <w:r>
+        <w:t xml:space="preserve"> To je</w:t>
+      </w:r>
+      <w:r>
+        <w:t>,</w:t>
+      </w:r>
+      <w:r>
+        <w:t xml:space="preserve"> protože pravděpodobnost změny první souřadnice (nejméně signifikantní) je vždy 1. U té další to už ale je jenom 1/(</w:t>
+      </w:r>
+      <w:r>
+        <w:t>Kumulativní součin předešlých velikostí dimenzí</w:t>
+      </w:r>
+      <w:r>
+        <w:t>) přičemž s každou další více signifikantní souřadnicí tento k</w:t>
+      </w:r>
+      <w:r>
+        <w:t>umulativní součin předešlých velikostí dimenzí</w:t>
+      </w:r>
+      <w:r>
+        <w:t xml:space="preserve"> násobně roste a tím pádem pravděpodobnost změny dané souřadnice násobně klesá.</w:t>
+      </w:r>
+      <w:r>
+        <w:t xml:space="preserve"> Tím pádem je průměrná </w:t>
+      </w:r>
+      <w:r>
+        <w:t xml:space="preserve">amortizovaná </w:t>
+      </w:r>
+      <w:r>
+        <w:t>složitost</w:t>
+      </w:r>
+      <w:r>
+        <w:t xml:space="preserve"> této metody O(1).</w:t>
+      </w:r>
+    </w:p>
+    <w:p>
+      <w:pPr>
+        <w:spacing w:line="360" w:lineRule="auto"/>
+      </w:pPr>
+      <w:r>
         <w:t xml:space="preserve">Jelikož jsou data v tenzoru uložena v jednorozměrném </w:t>
       </w:r>
       <w:r>
@@ -7138,6 +7484,7 @@
         <w:spacing w:line="360" w:lineRule="auto"/>
       </w:pPr>
       <w:r>
+        <w:lastRenderedPageBreak/>
         <w:t>Tenzor také je schopen svého převodu na řetězec znaků.</w:t>
       </w:r>
       <w:r>
@@ -7212,13 +7559,336 @@
         <w:spacing w:line="360" w:lineRule="auto"/>
       </w:pPr>
       <w:r>
-        <w:t>Logika změny struktury…</w:t>
-      </w:r>
-      <w:proofErr w:type="spellStart"/>
-      <w:r>
-        <w:t>xxx</w:t>
-      </w:r>
-      <w:proofErr w:type="spellEnd"/>
+        <w:t xml:space="preserve">Tenzoru umí transpozici jako operaci měnící strukturu. </w:t>
+      </w:r>
+      <w:r>
+        <w:t xml:space="preserve">Tato operace vyžaduje vybrat dvě </w:t>
+      </w:r>
+      <w:r>
+        <w:t xml:space="preserve">validní </w:t>
+      </w:r>
+      <w:r>
+        <w:t>dimenze k</w:t>
+      </w:r>
+      <w:r>
+        <w:t> </w:t>
+      </w:r>
+      <w:r>
+        <w:t>prohození</w:t>
+      </w:r>
+      <w:r>
+        <w:t>.</w:t>
+      </w:r>
+      <w:r>
+        <w:t xml:space="preserve"> Poté jsou v poli s velikostmi dimenzí korespondující dimenze prohozeny a pole udržující </w:t>
+      </w:r>
+      <w:r>
+        <w:t>vektor kumulativních součinů předchozích velikostí dimenzí</w:t>
+      </w:r>
+      <w:r>
+        <w:t xml:space="preserve"> je aktualizován, jelikož z logiky operace jeho hodnoty nezůstanou stejné</w:t>
+      </w:r>
+      <w:r>
+        <w:t xml:space="preserve"> v</w:t>
+      </w:r>
+      <w:r>
+        <w:t> </w:t>
+      </w:r>
+      <w:r>
+        <w:t>případě</w:t>
+      </w:r>
+      <w:r>
+        <w:t>,</w:t>
+      </w:r>
+      <w:r>
+        <w:t xml:space="preserve"> kdy se velikosti prohazovaných dimenzí liší</w:t>
+      </w:r>
+      <w:r>
+        <w:t>.</w:t>
+      </w:r>
+    </w:p>
+    <w:p>
+      <w:pPr>
+        <w:pStyle w:val="Odstavecseseznamem"/>
+        <w:numPr>
+          <w:ilvl w:val="0"/>
+          <w:numId w:val="5"/>
+        </w:numPr>
+        <w:spacing w:line="360" w:lineRule="auto"/>
+      </w:pPr>
+      <w:r>
+        <w:t>Prohoďme</w:t>
+      </w:r>
+      <w:r>
+        <w:t xml:space="preserve"> dvě velikosti dimenzí, které se liší</w:t>
+      </w:r>
+      <w:r>
+        <w:t xml:space="preserve"> tak, že se velikost dimenze d1 přesune na místo méně signifikantní velikosti dimenze d2. Velikost dimenze d2 se přesune na původní místo d1.</w:t>
+      </w:r>
+    </w:p>
+    <w:p>
+      <w:pPr>
+        <w:pStyle w:val="Odstavecseseznamem"/>
+        <w:numPr>
+          <w:ilvl w:val="0"/>
+          <w:numId w:val="5"/>
+        </w:numPr>
+        <w:spacing w:line="360" w:lineRule="auto"/>
+        <w:ind w:left="714" w:hanging="357"/>
+        <w:rPr>
+          <w:i/>
+          <w:iCs/>
+        </w:rPr>
+      </w:pPr>
+      <w:r>
+        <w:t xml:space="preserve">Vlastností </w:t>
+      </w:r>
+      <w:r>
+        <w:t>vektor</w:t>
+      </w:r>
+      <w:r>
+        <w:t>u</w:t>
+      </w:r>
+      <w:r>
+        <w:t xml:space="preserve"> kumulativních součinů předchozích velikostí dimenzí</w:t>
+      </w:r>
+      <w:r>
+        <w:t xml:space="preserve"> je, že hodnota na místě </w:t>
+      </w:r>
+      <w:r>
+        <w:rPr>
+          <w:i/>
+          <w:iCs/>
+        </w:rPr>
+        <w:t>i</w:t>
+      </w:r>
+      <w:r>
+        <w:rPr>
+          <w:i/>
+          <w:iCs/>
+        </w:rPr>
+        <w:t xml:space="preserve"> </w:t>
+      </w:r>
+      <w:r>
+        <w:t>(</w:t>
+      </w:r>
+      <w:r>
+        <w:t xml:space="preserve">Kumulativní součin předešlých velikostí dimenzí korespondující </w:t>
+      </w:r>
+      <w:r>
+        <w:t xml:space="preserve">velikosti dimenze </w:t>
+      </w:r>
+      <w:r>
+        <w:rPr>
+          <w:i/>
+          <w:iCs/>
+        </w:rPr>
+        <w:t>i</w:t>
+      </w:r>
+      <w:r>
+        <w:t>)</w:t>
+      </w:r>
+      <w:r>
+        <w:rPr>
+          <w:i/>
+          <w:iCs/>
+        </w:rPr>
+        <w:t xml:space="preserve"> </w:t>
+      </w:r>
+      <w:r>
+        <w:t>je závislá na předchozích hodnotách z vektoru velikostí dimenzí od méně signifikantní strany</w:t>
+      </w:r>
+      <w:r>
+        <w:t xml:space="preserve"> (</w:t>
+      </w:r>
+      <w:r>
+        <w:t>od konce</w:t>
+      </w:r>
+      <w:r>
+        <w:t xml:space="preserve"> dle big-</w:t>
+      </w:r>
+      <w:proofErr w:type="spellStart"/>
+      <w:r>
+        <w:t>endian</w:t>
+      </w:r>
+      <w:proofErr w:type="spellEnd"/>
+      <w:r>
+        <w:t>)</w:t>
+      </w:r>
+      <w:r>
+        <w:t>.</w:t>
+      </w:r>
+    </w:p>
+    <w:p>
+      <w:pPr>
+        <w:pStyle w:val="Odstavecseseznamem"/>
+        <w:numPr>
+          <w:ilvl w:val="0"/>
+          <w:numId w:val="5"/>
+        </w:numPr>
+        <w:spacing w:line="360" w:lineRule="auto"/>
+      </w:pPr>
+      <w:r>
+        <w:t>Pro d2 po prohození platí, že je na více signifikantním místě.</w:t>
+      </w:r>
+      <w:r>
+        <w:t xml:space="preserve"> Pro d1 platí, že je na méně signifikantním místě (a tím pádem až po d2 dle big-</w:t>
+      </w:r>
+      <w:proofErr w:type="spellStart"/>
+      <w:r>
+        <w:t>endian</w:t>
+      </w:r>
+      <w:proofErr w:type="spellEnd"/>
+      <w:r>
+        <w:t>).</w:t>
+      </w:r>
+    </w:p>
+    <w:p>
+      <w:pPr>
+        <w:pStyle w:val="Odstavecseseznamem"/>
+        <w:numPr>
+          <w:ilvl w:val="0"/>
+          <w:numId w:val="5"/>
+        </w:numPr>
+        <w:spacing w:line="360" w:lineRule="auto"/>
+      </w:pPr>
+      <w:r>
+        <w:t>Kumulativní součin předešlých velikostí dimenzí</w:t>
+      </w:r>
+      <w:r>
+        <w:t xml:space="preserve"> korespondující </w:t>
+      </w:r>
+      <w:r>
+        <w:t>pro velikost dimenze d2 tím pádem musí být změněn</w:t>
+      </w:r>
+      <w:r>
+        <w:t>, jelikož jedna z hodnot velikostí dimenzí mezi d2 a koncem byla změněna.</w:t>
+      </w:r>
+    </w:p>
+    <w:p>
+      <w:pPr>
+        <w:spacing w:line="360" w:lineRule="auto"/>
+        <w:jc w:val="right"/>
+      </w:pPr>
+      <w:r>
+        <w:tab/>
+        <w:t>□</w:t>
+      </w:r>
+    </w:p>
+    <w:p>
+      <w:pPr>
+        <w:spacing w:line="360" w:lineRule="auto"/>
+      </w:pPr>
+      <w:r>
+        <w:t xml:space="preserve">Jelikož se jedná o prohození hodnot, tak to díky </w:t>
+      </w:r>
+      <w:proofErr w:type="spellStart"/>
+      <w:r>
+        <w:t>komutativitě</w:t>
+      </w:r>
+      <w:proofErr w:type="spellEnd"/>
+      <w:r>
+        <w:t xml:space="preserve"> násobení znamená nezměněný celkový po</w:t>
+      </w:r>
+      <w:r>
+        <w:t>č</w:t>
+      </w:r>
+      <w:r>
+        <w:t>et prvků.</w:t>
+      </w:r>
+      <w:r>
+        <w:t xml:space="preserve"> Při transpozici se tedy alokuje nové pole o stejné velikosti jako to staré.</w:t>
+      </w:r>
+      <w:r>
+        <w:t xml:space="preserve"> Bylo by sice možné implementovat tuto operaci na místě (in-place), to by ale znamenalo více </w:t>
+      </w:r>
+      <w:r>
+        <w:lastRenderedPageBreak/>
+        <w:t>celkových přesouvání, což by se značně prodražilo u velkých objektů.</w:t>
+      </w:r>
+      <w:r>
+        <w:t xml:space="preserve"> Poté dochází k přesunu prvků ze starého pole na nové</w:t>
+      </w:r>
+      <w:r>
+        <w:t>,</w:t>
+      </w:r>
+      <w:r>
+        <w:t xml:space="preserve"> a to </w:t>
+      </w:r>
+      <w:r>
+        <w:t>pomocí získání jeho souřadnice dle starých velikostí souřadnic a následném uložení na místo odpovídající daným souřadnicím po výměně vybraných souřadnic.</w:t>
+      </w:r>
+      <w:r>
+        <w:t xml:space="preserve"> Je totiž nutné si uvědomit, že pozice prvku se nezmění, jenom v případě, kdy jeho dvě vybrané souřadnice, korespondující vyměněným souřadnicím, jsou stejné.</w:t>
+      </w:r>
+      <w:r>
+        <w:t xml:space="preserve"> V praxi to znamená procházet od nejnižšího indexu v poli a pro každý prvek:</w:t>
+      </w:r>
+    </w:p>
+    <w:p>
+      <w:pPr>
+        <w:pStyle w:val="Odstavecseseznamem"/>
+        <w:numPr>
+          <w:ilvl w:val="0"/>
+          <w:numId w:val="6"/>
+        </w:numPr>
+        <w:spacing w:line="360" w:lineRule="auto"/>
+      </w:pPr>
+      <w:r>
+        <w:t>Vypočítat jeho souřadnice podle starých velikostí dimenzí.</w:t>
+      </w:r>
+    </w:p>
+    <w:p>
+      <w:pPr>
+        <w:pStyle w:val="Odstavecseseznamem"/>
+        <w:numPr>
+          <w:ilvl w:val="0"/>
+          <w:numId w:val="6"/>
+        </w:numPr>
+        <w:spacing w:line="360" w:lineRule="auto"/>
+      </w:pPr>
+      <w:r>
+        <w:t>Prohodit jeho souřadnice podle toto, jaké dimenze jsou vybrány k prohození.</w:t>
+      </w:r>
+    </w:p>
+    <w:p>
+      <w:pPr>
+        <w:pStyle w:val="Odstavecseseznamem"/>
+        <w:numPr>
+          <w:ilvl w:val="0"/>
+          <w:numId w:val="6"/>
+        </w:numPr>
+        <w:spacing w:line="360" w:lineRule="auto"/>
+      </w:pPr>
+      <w:r>
+        <w:t>Přesunout prvek na tyto nové souřadnice do nového pole.</w:t>
+      </w:r>
+    </w:p>
+    <w:p>
+      <w:pPr>
+        <w:spacing w:line="360" w:lineRule="auto"/>
+      </w:pPr>
+      <w:r>
+        <w:t>V případě sériové implementace je na první krok použita</w:t>
+      </w:r>
+      <w:r>
+        <w:t xml:space="preserve"> již zmíněná</w:t>
+      </w:r>
+      <w:r>
+        <w:t xml:space="preserve"> metoda</w:t>
+      </w:r>
+      <w:r>
+        <w:t xml:space="preserve"> pro inkrementaci souřadnic.</w:t>
+      </w:r>
+      <w:r>
+        <w:t xml:space="preserve"> Tu ovšem díky závislosti na předchozích souřadnicích nelze použít v paralelním provedení, kde je využito méně efektivní metody pro </w:t>
+      </w:r>
+      <w:r>
+        <w:t>výpočet</w:t>
+      </w:r>
+      <w:r>
+        <w:t xml:space="preserve"> souřadnic z indexu.</w:t>
+      </w:r>
     </w:p>
     <w:p>
       <w:pPr>
@@ -7228,7 +7898,7 @@
       <w:r>
         <w:br w:type="page"/>
       </w:r>
-      <w:bookmarkStart w:id="8" w:name="_Toc227522085"/>
+      <w:bookmarkStart w:id="8" w:name="_Toc229768694"/>
       <w:r>
         <w:lastRenderedPageBreak/>
         <w:t>2</w:t>
@@ -7323,7 +7993,7 @@
       <w:pPr>
         <w:pStyle w:val="Nadpis2"/>
       </w:pPr>
-      <w:bookmarkStart w:id="9" w:name="_Toc227522086"/>
+      <w:bookmarkStart w:id="9" w:name="_Toc229768695"/>
       <w:r>
         <w:t>2.1 Použité nástroje</w:t>
       </w:r>
@@ -7347,7 +8017,7 @@
       <w:pPr>
         <w:pStyle w:val="Nadpis3"/>
       </w:pPr>
-      <w:bookmarkStart w:id="10" w:name="_Toc227522087"/>
+      <w:bookmarkStart w:id="10" w:name="_Toc229768696"/>
       <w:r>
         <w:t xml:space="preserve">2.1.1 </w:t>
       </w:r>
@@ -7430,7 +8100,6 @@
         <w:t xml:space="preserve"> SYCL standard definuje abstrakce pro umožnění heterogenního programování. To má umožnit použití více druhů výpočetních zařízení v jedné aplikaci. Například použití CPU (s možností jednoduché paralelizace), GPU a </w:t>
       </w:r>
       <w:proofErr w:type="spellStart"/>
-      <w:proofErr w:type="gramStart"/>
       <w:r>
         <w:t>podobně.</w:t>
       </w:r>
@@ -7438,7 +8107,6 @@
         <w:t>AdaptiveCpp</w:t>
       </w:r>
       <w:proofErr w:type="spellEnd"/>
-      <w:proofErr w:type="gramEnd"/>
       <w:r>
         <w:t xml:space="preserve"> </w:t>
       </w:r>
@@ -7499,7 +8167,7 @@
       <w:pPr>
         <w:pStyle w:val="Nadpis3"/>
       </w:pPr>
-      <w:bookmarkStart w:id="11" w:name="_Toc227522088"/>
+      <w:bookmarkStart w:id="11" w:name="_Toc229768697"/>
       <w:r>
         <w:t>2.1.2 Google test</w:t>
       </w:r>
@@ -7540,7 +8208,7 @@
       <w:pPr>
         <w:pStyle w:val="Nadpis2"/>
       </w:pPr>
-      <w:bookmarkStart w:id="12" w:name="_Toc227522089"/>
+      <w:bookmarkStart w:id="12" w:name="_Toc229768698"/>
       <w:r>
         <w:t>2.</w:t>
       </w:r>
@@ -7563,12 +8231,136 @@
     <w:p>
       <w:pPr>
         <w:pStyle w:val="Nadpis3"/>
+      </w:pPr>
+      <w:bookmarkStart w:id="13" w:name="_Toc229768699"/>
+      <w:r>
+        <w:t>2.2.1 Koncepty</w:t>
+      </w:r>
+      <w:bookmarkEnd w:id="13"/>
+    </w:p>
+    <w:p>
+      <w:pPr>
+        <w:spacing w:line="360" w:lineRule="auto"/>
+      </w:pPr>
+      <w:r>
+        <w:t>Konceptem je v tomto smyslu myšlen nástroj jazyka C++</w:t>
+      </w:r>
+      <w:r>
+        <w:t xml:space="preserve"> (od standardu C++20)</w:t>
+      </w:r>
+      <w:r>
+        <w:t>.</w:t>
+      </w:r>
+      <w:r>
+        <w:t xml:space="preserve"> Koncepty jsou silně spjaté s generickým programováním, které je v C++ řešeno pomocí </w:t>
+      </w:r>
+      <w:proofErr w:type="spellStart"/>
+      <w:r>
+        <w:t>instanciace</w:t>
+      </w:r>
+      <w:proofErr w:type="spellEnd"/>
+      <w:r>
+        <w:t xml:space="preserve"> kódu podle příslušného typu.</w:t>
+      </w:r>
+      <w:r>
+        <w:t xml:space="preserve"> Koncepty pomáhají omezovat typy, které se snaží do šablony zasadit. Prakticky fungují jako taková podmínka vyžadující splnění určitého rozhraní či </w:t>
+      </w:r>
+      <w:r>
+        <w:lastRenderedPageBreak/>
+        <w:t xml:space="preserve">vlastnosti (v obecném slova smyslu) typového parametru. Tento nástroj se nejvíce podobá entitě </w:t>
+      </w:r>
+      <w:r>
+        <w:rPr>
+          <w:b/>
+          <w:bCs/>
+        </w:rPr>
+        <w:t>Interface</w:t>
+      </w:r>
+      <w:r>
+        <w:t xml:space="preserve"> z jazyků jako </w:t>
+      </w:r>
+      <w:r>
+        <w:rPr>
+          <w:b/>
+          <w:bCs/>
+        </w:rPr>
+        <w:t>Java</w:t>
+      </w:r>
+      <w:r>
+        <w:t xml:space="preserve"> či </w:t>
+      </w:r>
+      <w:r>
+        <w:rPr>
+          <w:b/>
+          <w:bCs/>
+        </w:rPr>
+        <w:t>C#</w:t>
+      </w:r>
+      <w:r>
+        <w:t xml:space="preserve">. Na rozdíl od Interface je daleko verzatilnější, se schopností kontrolovat téměř cokoliv dostupné během kompilace. Na druhou stranu je </w:t>
+      </w:r>
+      <w:r>
+        <w:t xml:space="preserve">daleko </w:t>
+      </w:r>
+      <w:r>
+        <w:t>imperativnější</w:t>
+      </w:r>
+      <w:r>
+        <w:t xml:space="preserve"> a tím pádem i složitější k užití.</w:t>
+      </w:r>
+    </w:p>
+    <w:p>
+      <w:pPr>
+        <w:spacing w:line="360" w:lineRule="auto"/>
+      </w:pPr>
+      <w:r>
+        <w:t xml:space="preserve">V práci je několik konceptů, které zajišťují shodné rozhraní některých dvojic tříd. Vzor, který dominuje této práci je konceptuálně řízený </w:t>
+      </w:r>
+      <w:r>
+        <w:t>polymorfismus</w:t>
+      </w:r>
+      <w:r>
+        <w:t xml:space="preserve"> kompilačního času.</w:t>
+      </w:r>
+      <w:r>
+        <w:t xml:space="preserve"> V rámci zachování jádra knihovny nezávislé na SYCL, tak byly často pro jeden účel implementovány dvě třídy, jedna nevyužívající knihovny, pracující pouze s CPU a host pamětí a druhá využívající nástroje SYCL.</w:t>
+      </w:r>
+    </w:p>
+    <w:p>
+      <w:pPr>
+        <w:pStyle w:val="Nadpis3"/>
+      </w:pPr>
+      <w:bookmarkStart w:id="14" w:name="_Toc229768700"/>
+      <w:r>
+        <w:t>2.2.</w:t>
+      </w:r>
+      <w:r>
+        <w:t>2</w:t>
+      </w:r>
+      <w:r>
+        <w:t xml:space="preserve"> Paměťový </w:t>
+      </w:r>
+      <w:proofErr w:type="spellStart"/>
+      <w:r>
+        <w:t>backend</w:t>
+      </w:r>
+      <w:bookmarkEnd w:id="14"/>
+      <w:proofErr w:type="spellEnd"/>
+    </w:p>
+    <w:p>
+      <w:r>
+        <w:t>h</w:t>
+      </w:r>
+    </w:p>
+    <w:p>
+      <w:pPr>
+        <w:pStyle w:val="Nadpis3"/>
         <w:rPr>
           <w:noProof/>
           <w:lang w:eastAsia="cs-CZ"/>
         </w:rPr>
       </w:pPr>
-      <w:bookmarkStart w:id="13" w:name="_Toc227522090"/>
+      <w:bookmarkStart w:id="15" w:name="_Toc229768701"/>
       <w:r>
         <w:t>2.</w:t>
       </w:r>
@@ -7576,7 +8368,10 @@
         <w:t>2</w:t>
       </w:r>
       <w:r>
-        <w:t>.1</w:t>
+        <w:t>.</w:t>
+      </w:r>
+      <w:r>
+        <w:t>3</w:t>
       </w:r>
       <w:r>
         <w:rPr>
@@ -7592,7 +8387,7 @@
         </w:rPr>
         <w:t>Lineární kontejner</w:t>
       </w:r>
-      <w:bookmarkEnd w:id="13"/>
+      <w:bookmarkEnd w:id="15"/>
     </w:p>
     <w:p>
       <w:pPr>
@@ -7666,7 +8461,6 @@
         <w:t xml:space="preserve">Motivace k jeho implementaci je potřeba kontejneru s rozhraním napodobujícím </w:t>
       </w:r>
       <w:proofErr w:type="spellStart"/>
-      <w:proofErr w:type="gramStart"/>
       <w:r>
         <w:rPr>
           <w:lang w:eastAsia="cs-CZ"/>
@@ -7681,7 +8475,6 @@
         <w:t>::</w:t>
       </w:r>
       <w:proofErr w:type="spellStart"/>
-      <w:proofErr w:type="gramEnd"/>
       <w:r>
         <w:rPr>
           <w:lang w:eastAsia="cs-CZ"/>
@@ -7693,20 +8486,87 @@
         <w:rPr>
           <w:lang w:eastAsia="cs-CZ"/>
         </w:rPr>
-        <w:t xml:space="preserve">, ale bez nevyhnutelné inicializace paměti. </w:t>
-      </w:r>
-      <w:r>
-        <w:rPr>
-          <w:lang w:eastAsia="cs-CZ"/>
-        </w:rPr>
-        <w:lastRenderedPageBreak/>
-        <w:t>To například vede ke mnohonásobnému zrychlení konstrukce instance tenzoru.</w:t>
-      </w:r>
-      <w:r>
-        <w:rPr>
-          <w:lang w:eastAsia="cs-CZ"/>
-        </w:rPr>
-        <w:t xml:space="preserve"> Uvnitř udržuje ukazatele na konec a začátek pole a také na konec kapacity – neboli celkové alokované paměti.</w:t>
+        <w:t xml:space="preserve">, ale </w:t>
+      </w:r>
+      <w:r>
+        <w:rPr>
+          <w:lang w:eastAsia="cs-CZ"/>
+        </w:rPr>
+        <w:t>s možností vlastní správy paměti</w:t>
+      </w:r>
+      <w:r>
+        <w:rPr>
+          <w:lang w:eastAsia="cs-CZ"/>
+        </w:rPr>
+        <w:t>, jelikož existuje potřeba pro speciální alokaci paměti na různých zařízeních (například GPU), kterou ani vlastní alokátor použitý s </w:t>
+      </w:r>
+      <w:proofErr w:type="spellStart"/>
+      <w:r>
+        <w:rPr>
+          <w:lang w:eastAsia="cs-CZ"/>
+        </w:rPr>
+        <w:t>std</w:t>
+      </w:r>
+      <w:proofErr w:type="spellEnd"/>
+      <w:r>
+        <w:rPr>
+          <w:lang w:eastAsia="cs-CZ"/>
+        </w:rPr>
+        <w:t>::</w:t>
+      </w:r>
+      <w:proofErr w:type="spellStart"/>
+      <w:r>
+        <w:rPr>
+          <w:lang w:eastAsia="cs-CZ"/>
+        </w:rPr>
+        <w:t>vector</w:t>
+      </w:r>
+      <w:proofErr w:type="spellEnd"/>
+      <w:r>
+        <w:rPr>
+          <w:lang w:eastAsia="cs-CZ"/>
+        </w:rPr>
+        <w:t xml:space="preserve"> nemůže pokrýt.</w:t>
+      </w:r>
+    </w:p>
+    <w:p>
+      <w:pPr>
+        <w:spacing w:line="360" w:lineRule="auto"/>
+        <w:rPr>
+          <w:lang w:eastAsia="cs-CZ"/>
+        </w:rPr>
+      </w:pPr>
+      <w:r>
+        <w:rPr>
+          <w:lang w:eastAsia="cs-CZ"/>
+        </w:rPr>
+        <w:t xml:space="preserve">Jak již naznačuje držení kapacity, tak je tento kontejner navržen i na postupné přidávání prvků pomocí metody </w:t>
+      </w:r>
+      <w:proofErr w:type="spellStart"/>
+      <w:r>
+        <w:rPr>
+          <w:lang w:eastAsia="cs-CZ"/>
+        </w:rPr>
+        <w:t>push_back</w:t>
+      </w:r>
+      <w:proofErr w:type="spellEnd"/>
+      <w:r>
+        <w:rPr>
+          <w:lang w:eastAsia="cs-CZ"/>
+        </w:rPr>
+        <w:t xml:space="preserve">, jelikož při překročení kapacity (alokovaného prostoru), dojde k alokaci </w:t>
+      </w:r>
+      <w:r>
+        <w:rPr>
+          <w:lang w:eastAsia="cs-CZ"/>
+        </w:rPr>
+        <w:t>1,5x původní kapacity + konstanta, kterou lze zanedbat pro velké alokace</w:t>
+      </w:r>
+      <w:r>
+        <w:rPr>
+          <w:lang w:eastAsia="cs-CZ"/>
+        </w:rPr>
+        <w:t>.</w:t>
       </w:r>
       <w:r>
         <w:rPr>
@@ -7714,6 +8574,66 @@
         </w:rPr>
         <w:t xml:space="preserve"> </w:t>
       </w:r>
+      <w:r>
+        <w:rPr>
+          <w:lang w:eastAsia="cs-CZ"/>
+        </w:rPr>
+        <w:t>Konstanta</w:t>
+      </w:r>
+      <w:r>
+        <w:rPr>
+          <w:lang w:eastAsia="cs-CZ"/>
+        </w:rPr>
+        <w:t xml:space="preserve"> řeší jenom případ, kdy je kapacita ještě nulová a tím pádem by jakékoli násobení bylo absorbováno opět na nulu</w:t>
+      </w:r>
+      <w:r>
+        <w:rPr>
+          <w:lang w:eastAsia="cs-CZ"/>
+        </w:rPr>
+        <w:t>.</w:t>
+      </w:r>
+      <w:r>
+        <w:rPr>
+          <w:lang w:eastAsia="cs-CZ"/>
+        </w:rPr>
+        <w:t xml:space="preserve"> Tento přístup tak zajišťuje </w:t>
+      </w:r>
+      <w:r>
+        <w:rPr>
+          <w:lang w:eastAsia="cs-CZ"/>
+        </w:rPr>
+        <w:t>velice rychlé uskutečněn</w:t>
+      </w:r>
+      <w:r>
+        <w:rPr>
+          <w:lang w:eastAsia="cs-CZ"/>
+        </w:rPr>
+        <w:t>í</w:t>
+      </w:r>
+      <w:r>
+        <w:rPr>
+          <w:lang w:eastAsia="cs-CZ"/>
+        </w:rPr>
+        <w:t xml:space="preserve"> větš</w:t>
+      </w:r>
+      <w:r>
+        <w:rPr>
+          <w:lang w:eastAsia="cs-CZ"/>
+        </w:rPr>
+        <w:t>i</w:t>
+      </w:r>
+      <w:r>
+        <w:rPr>
+          <w:lang w:eastAsia="cs-CZ"/>
+        </w:rPr>
+        <w:t>ny</w:t>
+      </w:r>
+      <w:r>
+        <w:rPr>
+          <w:lang w:eastAsia="cs-CZ"/>
+        </w:rPr>
+        <w:t xml:space="preserve"> vkládání.</w:t>
+      </w:r>
     </w:p>
     <w:p>
       <w:pPr>
@@ -7726,126 +8646,41 @@
         <w:rPr>
           <w:lang w:eastAsia="cs-CZ"/>
         </w:rPr>
-        <w:t xml:space="preserve">Jak již naznačuje držení kapacity, tak je tento kontejner navržen i na postupné přidávání prvků pomocí metody </w:t>
-      </w:r>
-      <w:proofErr w:type="spellStart"/>
-      <w:r>
-        <w:rPr>
-          <w:lang w:eastAsia="cs-CZ"/>
-        </w:rPr>
-        <w:t>push_back</w:t>
-      </w:r>
-      <w:proofErr w:type="spellEnd"/>
-      <w:r>
-        <w:rPr>
-          <w:lang w:eastAsia="cs-CZ"/>
-        </w:rPr>
-        <w:t xml:space="preserve">, jelikož při překročení kapacity (alokovaného prostoru), dojde k alokaci </w:t>
-      </w:r>
-      <w:r>
-        <w:rPr>
-          <w:lang w:eastAsia="cs-CZ"/>
-        </w:rPr>
-        <w:t>1,5x původní kapacity + konstanta, kterou lze zanedbat pro velké alokace</w:t>
-      </w:r>
-      <w:r>
-        <w:rPr>
-          <w:lang w:eastAsia="cs-CZ"/>
-        </w:rPr>
-        <w:t>.</w:t>
-      </w:r>
+        <w:t>Na alokaci byl také vytvořen vlastní alokátor.</w:t>
+      </w:r>
+      <w:r>
+        <w:rPr>
+          <w:lang w:eastAsia="cs-CZ"/>
+        </w:rPr>
+        <w:t xml:space="preserve"> Tento alokátor řeší použití ::</w:t>
+      </w:r>
+      <w:proofErr w:type="spellStart"/>
+      <w:r>
+        <w:rPr>
+          <w:lang w:eastAsia="cs-CZ"/>
+        </w:rPr>
+        <w:t>operator</w:t>
+      </w:r>
+      <w:proofErr w:type="spellEnd"/>
       <w:r>
         <w:rPr>
           <w:lang w:eastAsia="cs-CZ"/>
         </w:rPr>
         <w:t xml:space="preserve"> </w:t>
       </w:r>
-      <w:r>
-        <w:rPr>
-          <w:lang w:eastAsia="cs-CZ"/>
-        </w:rPr>
-        <w:t>Konstanta</w:t>
-      </w:r>
-      <w:r>
-        <w:rPr>
-          <w:lang w:eastAsia="cs-CZ"/>
-        </w:rPr>
-        <w:t xml:space="preserve"> řeší jenom případ, kdy je kapacita ještě nulová a tím pádem by jakékoli násobení bylo absorbováno opět na nulu</w:t>
-      </w:r>
-      <w:r>
-        <w:rPr>
-          <w:lang w:eastAsia="cs-CZ"/>
-        </w:rPr>
-        <w:t>.</w:t>
-      </w:r>
-      <w:r>
-        <w:rPr>
-          <w:lang w:eastAsia="cs-CZ"/>
-        </w:rPr>
-        <w:t xml:space="preserve"> Tento přístup tak zajišťuje </w:t>
-      </w:r>
-      <w:r>
-        <w:rPr>
-          <w:lang w:eastAsia="cs-CZ"/>
-        </w:rPr>
-        <w:t>velice rychlé uskutečněn</w:t>
-      </w:r>
-      <w:r>
-        <w:rPr>
-          <w:lang w:eastAsia="cs-CZ"/>
-        </w:rPr>
-        <w:t>í</w:t>
-      </w:r>
-      <w:r>
-        <w:rPr>
-          <w:lang w:eastAsia="cs-CZ"/>
-        </w:rPr>
-        <w:t xml:space="preserve"> větš</w:t>
-      </w:r>
-      <w:r>
-        <w:rPr>
-          <w:lang w:eastAsia="cs-CZ"/>
-        </w:rPr>
-        <w:t>i</w:t>
-      </w:r>
-      <w:r>
-        <w:rPr>
-          <w:lang w:eastAsia="cs-CZ"/>
-        </w:rPr>
-        <w:t>ny</w:t>
-      </w:r>
-      <w:r>
-        <w:rPr>
-          <w:lang w:eastAsia="cs-CZ"/>
-        </w:rPr>
-        <w:t xml:space="preserve"> vkládání.</w:t>
-      </w:r>
-    </w:p>
-    <w:p>
-      <w:pPr>
-        <w:spacing w:line="360" w:lineRule="auto"/>
-        <w:rPr>
-          <w:lang w:eastAsia="cs-CZ"/>
-        </w:rPr>
-      </w:pPr>
-      <w:r>
-        <w:rPr>
-          <w:lang w:eastAsia="cs-CZ"/>
-        </w:rPr>
-        <w:t>Na alokaci byl také vytvořen vlastní alokátor.</w:t>
-      </w:r>
-      <w:r>
-        <w:rPr>
-          <w:lang w:eastAsia="cs-CZ"/>
-        </w:rPr>
-        <w:t xml:space="preserve"> Tento alokátor řeší </w:t>
-      </w:r>
-      <w:proofErr w:type="gramStart"/>
-      <w:r>
-        <w:rPr>
-          <w:lang w:eastAsia="cs-CZ"/>
-        </w:rPr>
-        <w:t>použití ::</w:t>
+      <w:proofErr w:type="spellStart"/>
+      <w:r>
+        <w:rPr>
+          <w:lang w:eastAsia="cs-CZ"/>
+        </w:rPr>
+        <w:t>new</w:t>
+      </w:r>
+      <w:proofErr w:type="spellEnd"/>
+      <w:r>
+        <w:rPr>
+          <w:lang w:eastAsia="cs-CZ"/>
+        </w:rPr>
+        <w:t xml:space="preserve"> a ::</w:t>
       </w:r>
       <w:proofErr w:type="spellStart"/>
       <w:r>
@@ -7855,43 +8690,6 @@
         <w:t>operator</w:t>
       </w:r>
       <w:proofErr w:type="spellEnd"/>
-      <w:proofErr w:type="gramEnd"/>
-      <w:r>
-        <w:rPr>
-          <w:lang w:eastAsia="cs-CZ"/>
-        </w:rPr>
-        <w:t xml:space="preserve"> </w:t>
-      </w:r>
-      <w:proofErr w:type="spellStart"/>
-      <w:r>
-        <w:rPr>
-          <w:lang w:eastAsia="cs-CZ"/>
-        </w:rPr>
-        <w:t>new</w:t>
-      </w:r>
-      <w:proofErr w:type="spellEnd"/>
-      <w:r>
-        <w:rPr>
-          <w:lang w:eastAsia="cs-CZ"/>
-        </w:rPr>
-        <w:t xml:space="preserve"> </w:t>
-      </w:r>
-      <w:proofErr w:type="gramStart"/>
-      <w:r>
-        <w:rPr>
-          <w:lang w:eastAsia="cs-CZ"/>
-        </w:rPr>
-        <w:t>a ::</w:t>
-      </w:r>
-      <w:proofErr w:type="spellStart"/>
-      <w:r>
-        <w:rPr>
-          <w:lang w:eastAsia="cs-CZ"/>
-        </w:rPr>
-        <w:t>operator</w:t>
-      </w:r>
-      <w:proofErr w:type="spellEnd"/>
-      <w:proofErr w:type="gramEnd"/>
       <w:r>
         <w:rPr>
           <w:lang w:eastAsia="cs-CZ"/>
@@ -7977,10 +8775,10 @@
         <w:rPr>
           <w:lang w:eastAsia="cs-CZ"/>
         </w:rPr>
+        <w:lastRenderedPageBreak/>
         <w:t xml:space="preserve">Pro kopírování, porovnávání či konstrukci a destrukci jsou v případě triviálně manipulovatelných typů (kontrolováno například pomocí </w:t>
       </w:r>
       <w:proofErr w:type="spellStart"/>
-      <w:proofErr w:type="gramStart"/>
       <w:r>
         <w:rPr>
           <w:lang w:eastAsia="cs-CZ"/>
@@ -7995,7 +8793,6 @@
         <w:t>::</w:t>
       </w:r>
       <w:proofErr w:type="spellStart"/>
-      <w:proofErr w:type="gramEnd"/>
       <w:r>
         <w:rPr>
           <w:lang w:eastAsia="cs-CZ"/>
@@ -8030,7 +8827,6 @@
         <w:t xml:space="preserve"> funkce standartní knihovny jako například </w:t>
       </w:r>
       <w:proofErr w:type="spellStart"/>
-      <w:proofErr w:type="gramStart"/>
       <w:r>
         <w:rPr>
           <w:lang w:eastAsia="cs-CZ"/>
@@ -8045,7 +8841,6 @@
         <w:t>::</w:t>
       </w:r>
       <w:proofErr w:type="spellStart"/>
-      <w:proofErr w:type="gramEnd"/>
       <w:r>
         <w:rPr>
           <w:lang w:eastAsia="cs-CZ"/>
@@ -8060,7 +8855,6 @@
         <w:t xml:space="preserve"> či </w:t>
       </w:r>
       <w:proofErr w:type="spellStart"/>
-      <w:proofErr w:type="gramStart"/>
       <w:r>
         <w:rPr>
           <w:lang w:eastAsia="cs-CZ"/>
@@ -8075,7 +8869,6 @@
         <w:t>::</w:t>
       </w:r>
       <w:proofErr w:type="spellStart"/>
-      <w:proofErr w:type="gramEnd"/>
       <w:r>
         <w:rPr>
           <w:lang w:eastAsia="cs-CZ"/>
@@ -8124,7 +8917,6 @@
         <w:t xml:space="preserve">Z venkovního hlediska se rozhraní této třídy velmi podobá </w:t>
       </w:r>
       <w:proofErr w:type="spellStart"/>
-      <w:proofErr w:type="gramStart"/>
       <w:r>
         <w:rPr>
           <w:lang w:eastAsia="cs-CZ"/>
@@ -8139,7 +8931,6 @@
         <w:t>::</w:t>
       </w:r>
       <w:proofErr w:type="spellStart"/>
-      <w:proofErr w:type="gramEnd"/>
       <w:r>
         <w:rPr>
           <w:lang w:eastAsia="cs-CZ"/>
@@ -8213,21 +9004,7 @@
         <w:rPr>
           <w:lang w:eastAsia="cs-CZ"/>
         </w:rPr>
-        <w:t xml:space="preserve"> metody </w:t>
-      </w:r>
-      <w:proofErr w:type="gramStart"/>
-      <w:r>
-        <w:rPr>
-          <w:lang w:eastAsia="cs-CZ"/>
-        </w:rPr>
-        <w:t>data(</w:t>
-      </w:r>
-      <w:proofErr w:type="gramEnd"/>
-      <w:r>
-        <w:rPr>
-          <w:lang w:eastAsia="cs-CZ"/>
-        </w:rPr>
-        <w:t xml:space="preserve">)) </w:t>
+        <w:t xml:space="preserve"> metody data()) </w:t>
       </w:r>
       <w:r>
         <w:rPr>
@@ -8241,19 +9018,11 @@
         </w:rPr>
         <w:t>použít přetížení indexovacího operátoru ([]) pro přístup na jednotlivé prvky (v </w:t>
       </w:r>
-      <w:proofErr w:type="gramStart"/>
-      <w:r>
-        <w:rPr>
-          <w:lang w:eastAsia="cs-CZ"/>
-        </w:rPr>
-        <w:t>O(</w:t>
-      </w:r>
-      <w:proofErr w:type="gramEnd"/>
-      <w:r>
-        <w:rPr>
-          <w:lang w:eastAsia="cs-CZ"/>
-        </w:rPr>
-        <w:t>1)</w:t>
+      <w:r>
+        <w:rPr>
+          <w:lang w:eastAsia="cs-CZ"/>
+        </w:rPr>
+        <w:t>O(1)</w:t>
       </w:r>
       <w:r>
         <w:rPr>
@@ -8286,7 +9055,6 @@
         <w:t xml:space="preserve">, ze stejného rozhraní u </w:t>
       </w:r>
       <w:proofErr w:type="spellStart"/>
-      <w:proofErr w:type="gramStart"/>
       <w:r>
         <w:rPr>
           <w:lang w:eastAsia="cs-CZ"/>
@@ -8301,7 +9069,6 @@
         <w:t>::</w:t>
       </w:r>
       <w:proofErr w:type="spellStart"/>
-      <w:proofErr w:type="gramEnd"/>
       <w:r>
         <w:rPr>
           <w:lang w:eastAsia="cs-CZ"/>
@@ -8417,12 +9184,450 @@
           <w:lang w:eastAsia="cs-CZ"/>
         </w:rPr>
       </w:pPr>
-      <w:bookmarkStart w:id="14" w:name="_Toc227522091"/>
+      <w:bookmarkStart w:id="16" w:name="_Toc229768702"/>
+      <w:r>
+        <w:rPr>
+          <w:lang w:eastAsia="cs-CZ"/>
+        </w:rPr>
+        <w:t>2.</w:t>
+      </w:r>
+      <w:r>
+        <w:rPr>
+          <w:lang w:eastAsia="cs-CZ"/>
+        </w:rPr>
+        <w:t>2</w:t>
+      </w:r>
+      <w:r>
+        <w:rPr>
+          <w:lang w:eastAsia="cs-CZ"/>
+        </w:rPr>
+        <w:t>.</w:t>
+      </w:r>
+      <w:r>
+        <w:rPr>
+          <w:lang w:eastAsia="cs-CZ"/>
+        </w:rPr>
+        <w:t>4</w:t>
+      </w:r>
+      <w:r>
+        <w:rPr>
+          <w:lang w:eastAsia="cs-CZ"/>
+        </w:rPr>
+        <w:t xml:space="preserve"> Tenzor</w:t>
+      </w:r>
+      <w:bookmarkEnd w:id="16"/>
+    </w:p>
+    <w:p>
+      <w:pPr>
+        <w:spacing w:line="360" w:lineRule="auto"/>
+        <w:rPr>
+          <w:lang w:eastAsia="cs-CZ"/>
+        </w:rPr>
+      </w:pPr>
+      <w:r>
+        <w:rPr>
+          <w:lang w:eastAsia="cs-CZ"/>
+        </w:rPr>
+        <w:t>Jedná se o „hlavní“ třídu celé práce. Je navržen a implementován tak, aby byl univerzální, dynamický s širokým využitím.</w:t>
+      </w:r>
+      <w:r>
+        <w:rPr>
+          <w:lang w:eastAsia="cs-CZ"/>
+        </w:rPr>
+        <w:t xml:space="preserve"> </w:t>
+      </w:r>
+      <w:r>
+        <w:rPr>
+          <w:lang w:eastAsia="cs-CZ"/>
+        </w:rPr>
+        <w:t xml:space="preserve">V projektu se nazývá „Tensor“. </w:t>
+      </w:r>
+      <w:r>
+        <w:rPr>
+          <w:lang w:eastAsia="cs-CZ"/>
+        </w:rPr>
+        <w:t xml:space="preserve">Stejně jako lineární kontejner, tak je tato třída šablonovaná pro versatilní ukládání různých datových typů. </w:t>
+      </w:r>
+      <w:r>
+        <w:rPr>
+          <w:lang w:eastAsia="cs-CZ"/>
+        </w:rPr>
+        <w:t xml:space="preserve">Používá </w:t>
+      </w:r>
+      <w:r>
+        <w:rPr>
+          <w:lang w:eastAsia="cs-CZ"/>
+        </w:rPr>
+        <w:t>v sobě lineární kontejner pro udržení dat.</w:t>
+      </w:r>
+      <w:r>
+        <w:rPr>
+          <w:lang w:eastAsia="cs-CZ"/>
+        </w:rPr>
+        <w:t xml:space="preserve"> Jelikož udržování informací o struktuře tenzoru (tím myšleno rozměry dimenzí) je očekávané jen se zanedbatelným využitím paměti oproti datům, tak pro jednoduchost byly tyto informace uloženy do </w:t>
+      </w:r>
+      <w:proofErr w:type="spellStart"/>
+      <w:r>
+        <w:rPr>
+          <w:lang w:eastAsia="cs-CZ"/>
+        </w:rPr>
+        <w:t>std</w:t>
+      </w:r>
+      <w:proofErr w:type="spellEnd"/>
+      <w:r>
+        <w:rPr>
+          <w:lang w:eastAsia="cs-CZ"/>
+        </w:rPr>
+        <w:t>::</w:t>
+      </w:r>
+      <w:proofErr w:type="spellStart"/>
+      <w:r>
+        <w:rPr>
+          <w:lang w:eastAsia="cs-CZ"/>
+        </w:rPr>
+        <w:t>vector</w:t>
+      </w:r>
+      <w:proofErr w:type="spellEnd"/>
+      <w:r>
+        <w:rPr>
+          <w:lang w:eastAsia="cs-CZ"/>
+        </w:rPr>
+        <w:t xml:space="preserve">. Díky tomu je možné využít plného rozhraní manipulace nabízeného standartní knihovnou a </w:t>
+      </w:r>
+      <w:r>
+        <w:rPr>
+          <w:lang w:eastAsia="cs-CZ"/>
+        </w:rPr>
+        <w:t>také využít optimalizací, které s sebou knihovna přináší.</w:t>
+      </w:r>
+      <w:r>
+        <w:rPr>
+          <w:lang w:eastAsia="cs-CZ"/>
+        </w:rPr>
+        <w:t xml:space="preserve"> </w:t>
+      </w:r>
+    </w:p>
+    <w:p>
+      <w:pPr>
+        <w:spacing w:line="360" w:lineRule="auto"/>
+        <w:rPr>
+          <w:lang w:eastAsia="cs-CZ"/>
+        </w:rPr>
+      </w:pPr>
+      <w:r>
+        <w:rPr>
+          <w:lang w:eastAsia="cs-CZ"/>
+        </w:rPr>
+        <w:t>Použitím lineárního kontejneru se implementace vyhne</w:t>
+      </w:r>
+      <w:r>
+        <w:rPr>
+          <w:lang w:eastAsia="cs-CZ"/>
+        </w:rPr>
+        <w:t xml:space="preserve"> jednomu velikému problému. Vektor tak jak je ve standartní knihovně má zvláštní specializaci pro datový typ </w:t>
+      </w:r>
+      <w:proofErr w:type="spellStart"/>
+      <w:r>
+        <w:rPr>
+          <w:lang w:eastAsia="cs-CZ"/>
+        </w:rPr>
+        <w:t>bool</w:t>
+      </w:r>
+      <w:proofErr w:type="spellEnd"/>
+      <w:r>
+        <w:rPr>
+          <w:lang w:eastAsia="cs-CZ"/>
+        </w:rPr>
+        <w:t xml:space="preserve">. Je to optimalizace za účelem šetření místa, tak, že jeden </w:t>
+      </w:r>
+      <w:proofErr w:type="spellStart"/>
+      <w:r>
+        <w:rPr>
+          <w:lang w:eastAsia="cs-CZ"/>
+        </w:rPr>
+        <w:t>bool</w:t>
+      </w:r>
+      <w:proofErr w:type="spellEnd"/>
+      <w:r>
+        <w:rPr>
+          <w:lang w:eastAsia="cs-CZ"/>
+        </w:rPr>
+        <w:t xml:space="preserve"> je uložen pouze v jednom bitu místo bytu.</w:t>
+      </w:r>
+      <w:r>
+        <w:rPr>
+          <w:lang w:eastAsia="cs-CZ"/>
+        </w:rPr>
+        <w:t xml:space="preserve"> Taková specializace ovšem přináší problémy při imp</w:t>
+      </w:r>
+      <w:r>
+        <w:rPr>
+          <w:lang w:eastAsia="cs-CZ"/>
+        </w:rPr>
+        <w:t>l</w:t>
+      </w:r>
+      <w:r>
+        <w:rPr>
+          <w:lang w:eastAsia="cs-CZ"/>
+        </w:rPr>
+        <w:t xml:space="preserve">ementaci šablonovaných metod. Například reference na jeden prvek není reference na </w:t>
+      </w:r>
+      <w:proofErr w:type="spellStart"/>
+      <w:r>
+        <w:rPr>
+          <w:lang w:eastAsia="cs-CZ"/>
+        </w:rPr>
+        <w:t>bool</w:t>
+      </w:r>
+      <w:proofErr w:type="spellEnd"/>
+      <w:r>
+        <w:rPr>
+          <w:lang w:eastAsia="cs-CZ"/>
+        </w:rPr>
+        <w:t xml:space="preserve"> ale jedná se o složitější objekt. Čtenář si jistě představí, jaké problémy to může přinést, když by se pokoušel programovat genericky. Navíc je tento typ ukládání obtížen drobným </w:t>
+      </w:r>
+      <w:proofErr w:type="spellStart"/>
+      <w:r>
+        <w:rPr>
+          <w:lang w:eastAsia="cs-CZ"/>
+        </w:rPr>
+        <w:t>overheadem</w:t>
+      </w:r>
+      <w:proofErr w:type="spellEnd"/>
+      <w:r>
+        <w:rPr>
+          <w:lang w:eastAsia="cs-CZ"/>
+        </w:rPr>
+        <w:t xml:space="preserve"> u přístupů k prvkům, </w:t>
+      </w:r>
       <w:r>
         <w:rPr>
           <w:lang w:eastAsia="cs-CZ"/>
         </w:rPr>
         <w:lastRenderedPageBreak/>
+        <w:t>jelikož se nejedná o pouhé přistupování na byte paměti, ale dostávání hodnoty konkrétního bitu, což normálně jde jen za pomocí bitových operací a masek.</w:t>
+      </w:r>
+      <w:r>
+        <w:rPr>
+          <w:lang w:eastAsia="cs-CZ"/>
+        </w:rPr>
+        <w:t xml:space="preserve"> V lineárním kontejneru jsou bity uloženy vedle sebe v bytech. To dává stejné chování jako u ostatních primitivních datových typů</w:t>
+      </w:r>
+      <w:r>
+        <w:rPr>
+          <w:lang w:eastAsia="cs-CZ"/>
+        </w:rPr>
+        <w:t>,</w:t>
+      </w:r>
+      <w:r>
+        <w:rPr>
+          <w:lang w:eastAsia="cs-CZ"/>
+        </w:rPr>
+        <w:t xml:space="preserve"> a navíc je bez </w:t>
+      </w:r>
+      <w:proofErr w:type="spellStart"/>
+      <w:r>
+        <w:rPr>
+          <w:lang w:eastAsia="cs-CZ"/>
+        </w:rPr>
+        <w:t>overheadu</w:t>
+      </w:r>
+      <w:proofErr w:type="spellEnd"/>
+      <w:r>
+        <w:rPr>
+          <w:lang w:eastAsia="cs-CZ"/>
+        </w:rPr>
+        <w:t>.</w:t>
+      </w:r>
+    </w:p>
+    <w:p>
+      <w:pPr>
+        <w:spacing w:line="360" w:lineRule="auto"/>
+        <w:rPr>
+          <w:lang w:eastAsia="cs-CZ"/>
+        </w:rPr>
+      </w:pPr>
+      <w:r>
+        <w:rPr>
+          <w:lang w:eastAsia="cs-CZ"/>
+        </w:rPr>
+        <w:t>V této třídě je také uložen vektor kumulativních součinů</w:t>
+      </w:r>
+      <w:r>
+        <w:rPr>
+          <w:lang w:eastAsia="cs-CZ"/>
+        </w:rPr>
+        <w:t xml:space="preserve"> předešlých dimenzí</w:t>
+      </w:r>
+      <w:r>
+        <w:rPr>
+          <w:lang w:eastAsia="cs-CZ"/>
+        </w:rPr>
+        <w:t xml:space="preserve">, a to pomocí </w:t>
+      </w:r>
+      <w:proofErr w:type="spellStart"/>
+      <w:r>
+        <w:rPr>
+          <w:lang w:eastAsia="cs-CZ"/>
+        </w:rPr>
+        <w:t>std</w:t>
+      </w:r>
+      <w:proofErr w:type="spellEnd"/>
+      <w:r>
+        <w:rPr>
+          <w:lang w:eastAsia="cs-CZ"/>
+        </w:rPr>
+        <w:t>::</w:t>
+      </w:r>
+      <w:proofErr w:type="spellStart"/>
+      <w:r>
+        <w:rPr>
+          <w:lang w:eastAsia="cs-CZ"/>
+        </w:rPr>
+        <w:t>vector</w:t>
+      </w:r>
+      <w:proofErr w:type="spellEnd"/>
+      <w:r>
+        <w:rPr>
+          <w:lang w:eastAsia="cs-CZ"/>
+        </w:rPr>
+        <w:t>. Ze stejných důvodů jako u dimenzí tenzoru je toto řešení do</w:t>
+      </w:r>
+      <w:r>
+        <w:rPr>
+          <w:lang w:eastAsia="cs-CZ"/>
+        </w:rPr>
+        <w:t>s</w:t>
+      </w:r>
+      <w:r>
+        <w:rPr>
+          <w:lang w:eastAsia="cs-CZ"/>
+        </w:rPr>
+        <w:t>tačující.</w:t>
+      </w:r>
+    </w:p>
+    <w:p>
+      <w:pPr>
+        <w:spacing w:line="360" w:lineRule="auto"/>
+        <w:rPr>
+          <w:lang w:eastAsia="cs-CZ"/>
+        </w:rPr>
+      </w:pPr>
+      <w:r>
+        <w:rPr>
+          <w:lang w:eastAsia="cs-CZ"/>
+        </w:rPr>
+        <w:t>Základním způsobem</w:t>
+      </w:r>
+      <w:r>
+        <w:rPr>
+          <w:lang w:eastAsia="cs-CZ"/>
+        </w:rPr>
+        <w:t>,</w:t>
+      </w:r>
+      <w:r>
+        <w:rPr>
+          <w:lang w:eastAsia="cs-CZ"/>
+        </w:rPr>
+        <w:t xml:space="preserve"> jak vytvořit tenzor je použít konstruktor přijímající jeden </w:t>
+      </w:r>
+      <w:proofErr w:type="spellStart"/>
+      <w:r>
+        <w:rPr>
+          <w:lang w:eastAsia="cs-CZ"/>
+        </w:rPr>
+        <w:t>std</w:t>
+      </w:r>
+      <w:proofErr w:type="spellEnd"/>
+      <w:r>
+        <w:rPr>
+          <w:lang w:eastAsia="cs-CZ"/>
+        </w:rPr>
+        <w:t>::</w:t>
+      </w:r>
+      <w:proofErr w:type="spellStart"/>
+      <w:r>
+        <w:rPr>
+          <w:lang w:eastAsia="cs-CZ"/>
+        </w:rPr>
+        <w:t>ve</w:t>
+      </w:r>
+      <w:r>
+        <w:rPr>
+          <w:lang w:eastAsia="cs-CZ"/>
+        </w:rPr>
+        <w:t>c</w:t>
+      </w:r>
+      <w:r>
+        <w:rPr>
+          <w:lang w:eastAsia="cs-CZ"/>
+        </w:rPr>
+        <w:t>tor</w:t>
+      </w:r>
+      <w:proofErr w:type="spellEnd"/>
+      <w:r>
+        <w:rPr>
+          <w:lang w:eastAsia="cs-CZ"/>
+        </w:rPr>
+        <w:t>&lt;uint64_t&gt;</w:t>
+      </w:r>
+      <w:r>
+        <w:rPr>
+          <w:lang w:eastAsia="cs-CZ"/>
+        </w:rPr>
+        <w:t>.</w:t>
+      </w:r>
+      <w:r>
+        <w:rPr>
+          <w:lang w:eastAsia="cs-CZ"/>
+        </w:rPr>
+        <w:t xml:space="preserve"> Ten vektor obsahuje velikosti dimenzí. V konstruktoru se nakopíruje do vektoru pro udržování velikostí dimenzí a poté se spustí metoda update(), která vypočítá potřebné místo k alokaci tenzoru</w:t>
+      </w:r>
+      <w:r>
+        <w:rPr>
+          <w:lang w:eastAsia="cs-CZ"/>
+        </w:rPr>
+        <w:t>,</w:t>
+      </w:r>
+      <w:r>
+        <w:rPr>
+          <w:lang w:eastAsia="cs-CZ"/>
+        </w:rPr>
+        <w:t xml:space="preserve"> a to místo skutečně alokuje na lineárním kontejneru.</w:t>
+      </w:r>
+      <w:r>
+        <w:rPr>
+          <w:lang w:eastAsia="cs-CZ"/>
+        </w:rPr>
+        <w:t xml:space="preserve"> Poté také aktualizuje/vypočítá strukturální optimalizační data závislá na velikostech dimenze jako například vektor kumulativních </w:t>
+      </w:r>
+      <w:r>
+        <w:rPr>
+          <w:lang w:eastAsia="cs-CZ"/>
+        </w:rPr>
+        <w:t>součinů předchozích velikostí dimenzí.</w:t>
+      </w:r>
+    </w:p>
+    <w:p>
+      <w:pPr>
+        <w:spacing w:line="360" w:lineRule="auto"/>
+        <w:rPr>
+          <w:lang w:eastAsia="cs-CZ"/>
+        </w:rPr>
+      </w:pPr>
+    </w:p>
+    <w:p>
+      <w:pPr>
+        <w:pStyle w:val="Nadpis3"/>
+        <w:rPr>
+          <w:lang w:eastAsia="cs-CZ"/>
+        </w:rPr>
+      </w:pPr>
+      <w:bookmarkStart w:id="17" w:name="_Toc229768703"/>
+      <w:r>
+        <w:rPr>
+          <w:lang w:eastAsia="cs-CZ"/>
+        </w:rPr>
         <w:t>2.</w:t>
       </w:r>
       <w:r>
@@ -8435,15 +9640,21 @@
         <w:rPr>
           <w:lang w:eastAsia="cs-CZ"/>
         </w:rPr>
-        <w:t>.2</w:t>
-      </w:r>
-      <w:r>
-        <w:rPr>
-          <w:lang w:eastAsia="cs-CZ"/>
-        </w:rPr>
-        <w:t xml:space="preserve"> Tenzor</w:t>
-      </w:r>
-      <w:bookmarkEnd w:id="14"/>
+        <w:t>.</w:t>
+      </w:r>
+      <w:r>
+        <w:rPr>
+          <w:lang w:eastAsia="cs-CZ"/>
+        </w:rPr>
+        <w:t>5</w:t>
+      </w:r>
+      <w:r>
+        <w:rPr>
+          <w:lang w:eastAsia="cs-CZ"/>
+        </w:rPr>
+        <w:t xml:space="preserve"> Paralelní tenzor</w:t>
+      </w:r>
+      <w:bookmarkEnd w:id="17"/>
     </w:p>
     <w:p>
       <w:pPr>
@@ -8452,90 +9663,54 @@
           <w:lang w:eastAsia="cs-CZ"/>
         </w:rPr>
       </w:pPr>
-      <w:r>
-        <w:rPr>
-          <w:lang w:eastAsia="cs-CZ"/>
-        </w:rPr>
-        <w:t>Jedná se o „hlavní“ třídu celé práce. Je navržen a implementován tak, aby byl univerzální, dynamický s širokým využitím.</w:t>
-      </w:r>
-      <w:r>
-        <w:rPr>
-          <w:lang w:eastAsia="cs-CZ"/>
-        </w:rPr>
-        <w:t xml:space="preserve"> </w:t>
-      </w:r>
-      <w:r>
-        <w:rPr>
-          <w:lang w:eastAsia="cs-CZ"/>
-        </w:rPr>
-        <w:t xml:space="preserve">V projektu se nazývá „Tensor“. </w:t>
-      </w:r>
-      <w:r>
-        <w:rPr>
-          <w:lang w:eastAsia="cs-CZ"/>
-        </w:rPr>
-        <w:t xml:space="preserve">Stejně jako lineární kontejner, tak je tato třída šablonovaná pro versatilní ukládání různých datových typů. </w:t>
-      </w:r>
-      <w:r>
-        <w:rPr>
-          <w:lang w:eastAsia="cs-CZ"/>
-        </w:rPr>
-        <w:t xml:space="preserve">Používá </w:t>
-      </w:r>
-      <w:r>
-        <w:rPr>
-          <w:lang w:eastAsia="cs-CZ"/>
-        </w:rPr>
-        <w:t>v sobě lineární kontejner pro udržení dat.</w:t>
-      </w:r>
-      <w:r>
-        <w:rPr>
-          <w:lang w:eastAsia="cs-CZ"/>
-        </w:rPr>
-        <w:t xml:space="preserve"> Jelikož udržování informací o struktuře tenzoru (tím myšleno rozměry dimenzí) je očekávané jen se zanedbatelným využitím paměti oproti datům, tak pro jednoduchost byly tyto informace uloženy do </w:t>
-      </w:r>
-      <w:proofErr w:type="spellStart"/>
-      <w:proofErr w:type="gramStart"/>
-      <w:r>
-        <w:rPr>
-          <w:lang w:eastAsia="cs-CZ"/>
-        </w:rPr>
-        <w:t>std</w:t>
-      </w:r>
-      <w:proofErr w:type="spellEnd"/>
-      <w:r>
-        <w:rPr>
-          <w:lang w:eastAsia="cs-CZ"/>
-        </w:rPr>
-        <w:t>::</w:t>
-      </w:r>
-      <w:proofErr w:type="spellStart"/>
-      <w:proofErr w:type="gramEnd"/>
-      <w:r>
-        <w:rPr>
-          <w:lang w:eastAsia="cs-CZ"/>
-        </w:rPr>
-        <w:t>vector</w:t>
-      </w:r>
-      <w:proofErr w:type="spellEnd"/>
-      <w:r>
-        <w:rPr>
-          <w:lang w:eastAsia="cs-CZ"/>
-        </w:rPr>
-        <w:t xml:space="preserve">. Díky tomu je možné využít plného rozhraní manipulace nabízeného standartní knihovnou a </w:t>
-      </w:r>
-      <w:r>
-        <w:rPr>
-          <w:lang w:eastAsia="cs-CZ"/>
-        </w:rPr>
-        <w:t>také využít optimalizací, které s sebou knihovna přináší.</w:t>
-      </w:r>
-      <w:r>
-        <w:rPr>
-          <w:lang w:eastAsia="cs-CZ"/>
-        </w:rPr>
-        <w:t xml:space="preserve"> </w:t>
-      </w:r>
+      <w:proofErr w:type="spellStart"/>
+      <w:r>
+        <w:rPr>
+          <w:lang w:eastAsia="cs-CZ"/>
+        </w:rPr>
+        <w:t>Xxx</w:t>
+      </w:r>
+      <w:proofErr w:type="spellEnd"/>
+    </w:p>
+    <w:p>
+      <w:pPr>
+        <w:pStyle w:val="Nadpis3"/>
+        <w:rPr>
+          <w:lang w:eastAsia="cs-CZ"/>
+        </w:rPr>
+      </w:pPr>
+      <w:bookmarkStart w:id="18" w:name="_Toc229768704"/>
+      <w:r>
+        <w:rPr>
+          <w:lang w:eastAsia="cs-CZ"/>
+        </w:rPr>
+        <w:t>2.</w:t>
+      </w:r>
+      <w:r>
+        <w:rPr>
+          <w:lang w:eastAsia="cs-CZ"/>
+        </w:rPr>
+        <w:t>2</w:t>
+      </w:r>
+      <w:r>
+        <w:rPr>
+          <w:lang w:eastAsia="cs-CZ"/>
+        </w:rPr>
+        <w:t>.</w:t>
+      </w:r>
+      <w:r>
+        <w:rPr>
+          <w:lang w:eastAsia="cs-CZ"/>
+        </w:rPr>
+        <w:t>6</w:t>
+      </w:r>
+      <w:r>
+        <w:rPr>
+          <w:lang w:eastAsia="cs-CZ"/>
+        </w:rPr>
+        <w:t xml:space="preserve"> Matice</w:t>
+      </w:r>
+      <w:bookmarkEnd w:id="18"/>
     </w:p>
     <w:p>
       <w:pPr>
@@ -8544,126 +9719,54 @@
           <w:lang w:eastAsia="cs-CZ"/>
         </w:rPr>
       </w:pPr>
-      <w:r>
-        <w:rPr>
-          <w:lang w:eastAsia="cs-CZ"/>
-        </w:rPr>
-        <w:t>Použitím lineárního kontejneru se implementace vyhne</w:t>
-      </w:r>
-      <w:r>
-        <w:rPr>
-          <w:lang w:eastAsia="cs-CZ"/>
-        </w:rPr>
-        <w:t xml:space="preserve"> jednomu velikému problému. Vektor tak jak je ve standartní knihovně má zvláštní specializaci pro datový typ </w:t>
-      </w:r>
-      <w:proofErr w:type="spellStart"/>
-      <w:r>
-        <w:rPr>
-          <w:lang w:eastAsia="cs-CZ"/>
-        </w:rPr>
-        <w:t>bool</w:t>
-      </w:r>
-      <w:proofErr w:type="spellEnd"/>
-      <w:r>
-        <w:rPr>
-          <w:lang w:eastAsia="cs-CZ"/>
-        </w:rPr>
-        <w:t xml:space="preserve">. Je to optimalizace za účelem šetření místa, tak, že jeden </w:t>
-      </w:r>
-      <w:proofErr w:type="spellStart"/>
-      <w:r>
-        <w:rPr>
-          <w:lang w:eastAsia="cs-CZ"/>
-        </w:rPr>
-        <w:t>bool</w:t>
-      </w:r>
-      <w:proofErr w:type="spellEnd"/>
-      <w:r>
-        <w:rPr>
-          <w:lang w:eastAsia="cs-CZ"/>
-        </w:rPr>
-        <w:t xml:space="preserve"> je uložen pouze v jednom bitu místo bytu.</w:t>
-      </w:r>
-      <w:r>
-        <w:rPr>
-          <w:lang w:eastAsia="cs-CZ"/>
-        </w:rPr>
-        <w:t xml:space="preserve"> Taková specializace ovšem přináší problémy při imp</w:t>
-      </w:r>
-      <w:r>
-        <w:rPr>
-          <w:lang w:eastAsia="cs-CZ"/>
-        </w:rPr>
-        <w:t>l</w:t>
-      </w:r>
-      <w:r>
-        <w:rPr>
-          <w:lang w:eastAsia="cs-CZ"/>
-        </w:rPr>
-        <w:t xml:space="preserve">ementaci šablonovaných metod. Například reference na jeden prvek není reference na </w:t>
-      </w:r>
-      <w:proofErr w:type="spellStart"/>
-      <w:proofErr w:type="gramStart"/>
-      <w:r>
-        <w:rPr>
-          <w:lang w:eastAsia="cs-CZ"/>
-        </w:rPr>
-        <w:t>bool</w:t>
-      </w:r>
-      <w:proofErr w:type="spellEnd"/>
-      <w:proofErr w:type="gramEnd"/>
-      <w:r>
-        <w:rPr>
-          <w:lang w:eastAsia="cs-CZ"/>
-        </w:rPr>
-        <w:t xml:space="preserve"> ale jedná se o složitější objekt. Čtenář si jistě představí, jaké problémy to může přinést, když by se pokoušel programovat genericky. Navíc je tento typ ukládání obtížen drobným </w:t>
-      </w:r>
-      <w:proofErr w:type="spellStart"/>
-      <w:r>
-        <w:rPr>
-          <w:lang w:eastAsia="cs-CZ"/>
-        </w:rPr>
-        <w:t>overheadem</w:t>
-      </w:r>
-      <w:proofErr w:type="spellEnd"/>
-      <w:r>
-        <w:rPr>
-          <w:lang w:eastAsia="cs-CZ"/>
-        </w:rPr>
-        <w:t xml:space="preserve"> u přístupů k prvkům, jelikož se nejedná o pouhé přistupování na byte paměti, ale dostávání hodnoty konkrétního bitu, což normálně jde jen za pomocí bitových operací a masek.</w:t>
-      </w:r>
-      <w:r>
-        <w:rPr>
-          <w:lang w:eastAsia="cs-CZ"/>
-        </w:rPr>
-        <w:t xml:space="preserve"> V lineárním kontejneru jsou bity uloženy vedle sebe v bytech. To dává stejné chování jako u ostatních primitivních datových typů</w:t>
-      </w:r>
-      <w:r>
-        <w:rPr>
-          <w:lang w:eastAsia="cs-CZ"/>
-        </w:rPr>
-        <w:t>,</w:t>
-      </w:r>
-      <w:r>
-        <w:rPr>
-          <w:lang w:eastAsia="cs-CZ"/>
-        </w:rPr>
-        <w:t xml:space="preserve"> a navíc je bez </w:t>
-      </w:r>
-      <w:proofErr w:type="spellStart"/>
-      <w:r>
-        <w:rPr>
-          <w:lang w:eastAsia="cs-CZ"/>
-        </w:rPr>
-        <w:t>overheadu</w:t>
-      </w:r>
-      <w:proofErr w:type="spellEnd"/>
+      <w:proofErr w:type="spellStart"/>
+      <w:r>
+        <w:rPr>
+          <w:lang w:eastAsia="cs-CZ"/>
+        </w:rPr>
+        <w:t>Xxx</w:t>
+      </w:r>
+      <w:proofErr w:type="spellEnd"/>
+    </w:p>
+    <w:p>
+      <w:pPr>
+        <w:pStyle w:val="Nadpis3"/>
+        <w:rPr>
+          <w:lang w:eastAsia="cs-CZ"/>
+        </w:rPr>
+      </w:pPr>
+      <w:bookmarkStart w:id="19" w:name="_Toc229768705"/>
+      <w:r>
+        <w:rPr>
+          <w:lang w:eastAsia="cs-CZ"/>
+        </w:rPr>
+        <w:t>2.</w:t>
+      </w:r>
+      <w:r>
+        <w:rPr>
+          <w:lang w:eastAsia="cs-CZ"/>
+        </w:rPr>
+        <w:t>2</w:t>
+      </w:r>
       <w:r>
         <w:rPr>
           <w:lang w:eastAsia="cs-CZ"/>
         </w:rPr>
         <w:t>.</w:t>
       </w:r>
+      <w:r>
+        <w:rPr>
+          <w:lang w:eastAsia="cs-CZ"/>
+        </w:rPr>
+        <w:t>7</w:t>
+      </w:r>
+      <w:r>
+        <w:rPr>
+          <w:lang w:eastAsia="cs-CZ"/>
+        </w:rPr>
+        <w:t xml:space="preserve"> Paralelní matice</w:t>
+      </w:r>
+      <w:bookmarkEnd w:id="19"/>
     </w:p>
     <w:p>
       <w:pPr>
@@ -8672,66 +9775,68 @@
           <w:lang w:eastAsia="cs-CZ"/>
         </w:rPr>
       </w:pPr>
-      <w:r>
-        <w:rPr>
-          <w:lang w:eastAsia="cs-CZ"/>
-        </w:rPr>
-        <w:t>V této třídě je také uložen vektor kumulativních součinů</w:t>
-      </w:r>
-      <w:r>
-        <w:rPr>
-          <w:lang w:eastAsia="cs-CZ"/>
-        </w:rPr>
-        <w:t xml:space="preserve"> předešlých dimenzí</w:t>
-      </w:r>
-      <w:r>
-        <w:rPr>
-          <w:lang w:eastAsia="cs-CZ"/>
-        </w:rPr>
-        <w:t xml:space="preserve">, a to pomocí </w:t>
-      </w:r>
-      <w:proofErr w:type="spellStart"/>
-      <w:proofErr w:type="gramStart"/>
-      <w:r>
-        <w:rPr>
-          <w:lang w:eastAsia="cs-CZ"/>
-        </w:rPr>
-        <w:t>std</w:t>
-      </w:r>
-      <w:proofErr w:type="spellEnd"/>
-      <w:r>
-        <w:rPr>
-          <w:lang w:eastAsia="cs-CZ"/>
-        </w:rPr>
-        <w:t>::</w:t>
-      </w:r>
-      <w:proofErr w:type="spellStart"/>
-      <w:proofErr w:type="gramEnd"/>
-      <w:r>
-        <w:rPr>
-          <w:lang w:eastAsia="cs-CZ"/>
-        </w:rPr>
-        <w:t>vector</w:t>
-      </w:r>
-      <w:proofErr w:type="spellEnd"/>
-      <w:r>
-        <w:rPr>
-          <w:lang w:eastAsia="cs-CZ"/>
-        </w:rPr>
-        <w:t>. Ze stejných důvodů jako u dimenzí tenzoru je toto řešení do</w:t>
-      </w:r>
-      <w:r>
-        <w:rPr>
-          <w:lang w:eastAsia="cs-CZ"/>
-        </w:rPr>
-        <w:t>s</w:t>
-      </w:r>
-      <w:r>
-        <w:rPr>
-          <w:lang w:eastAsia="cs-CZ"/>
-        </w:rPr>
-        <w:t>tačující.</w:t>
-      </w:r>
+      <w:proofErr w:type="spellStart"/>
+      <w:r>
+        <w:rPr>
+          <w:lang w:eastAsia="cs-CZ"/>
+        </w:rPr>
+        <w:t>Xxx</w:t>
+      </w:r>
+      <w:proofErr w:type="spellEnd"/>
+    </w:p>
+    <w:p>
+      <w:pPr>
+        <w:pStyle w:val="Nadpis3"/>
+        <w:rPr>
+          <w:lang w:eastAsia="cs-CZ"/>
+        </w:rPr>
+      </w:pPr>
+      <w:bookmarkStart w:id="20" w:name="_Toc229768706"/>
+      <w:r>
+        <w:rPr>
+          <w:lang w:eastAsia="cs-CZ"/>
+        </w:rPr>
+        <w:t>2.</w:t>
+      </w:r>
+      <w:r>
+        <w:rPr>
+          <w:lang w:eastAsia="cs-CZ"/>
+        </w:rPr>
+        <w:t>2</w:t>
+      </w:r>
+      <w:r>
+        <w:rPr>
+          <w:lang w:eastAsia="cs-CZ"/>
+        </w:rPr>
+        <w:t>.</w:t>
+      </w:r>
+      <w:r>
+        <w:rPr>
+          <w:lang w:eastAsia="cs-CZ"/>
+        </w:rPr>
+        <w:t>8</w:t>
+      </w:r>
+      <w:r>
+        <w:rPr>
+          <w:lang w:eastAsia="cs-CZ"/>
+        </w:rPr>
+        <w:t xml:space="preserve"> N-</w:t>
+      </w:r>
+      <w:proofErr w:type="spellStart"/>
+      <w:r>
+        <w:rPr>
+          <w:lang w:eastAsia="cs-CZ"/>
+        </w:rPr>
+        <w:t>nární</w:t>
+      </w:r>
+      <w:proofErr w:type="spellEnd"/>
+      <w:r>
+        <w:rPr>
+          <w:lang w:eastAsia="cs-CZ"/>
+        </w:rPr>
+        <w:t xml:space="preserve"> strom</w:t>
+      </w:r>
+      <w:bookmarkEnd w:id="20"/>
     </w:p>
     <w:p>
       <w:pPr>
@@ -8740,116 +9845,42 @@
           <w:lang w:eastAsia="cs-CZ"/>
         </w:rPr>
       </w:pPr>
-      <w:r>
-        <w:rPr>
-          <w:lang w:eastAsia="cs-CZ"/>
-        </w:rPr>
-        <w:t>Základním způsobem</w:t>
-      </w:r>
-      <w:r>
-        <w:rPr>
-          <w:lang w:eastAsia="cs-CZ"/>
-        </w:rPr>
-        <w:t>,</w:t>
-      </w:r>
-      <w:r>
-        <w:rPr>
-          <w:lang w:eastAsia="cs-CZ"/>
-        </w:rPr>
-        <w:t xml:space="preserve"> jak vytvořit tenzor je použít konstruktor přijímající jeden </w:t>
-      </w:r>
-      <w:proofErr w:type="spellStart"/>
-      <w:proofErr w:type="gramStart"/>
-      <w:r>
-        <w:rPr>
-          <w:lang w:eastAsia="cs-CZ"/>
-        </w:rPr>
-        <w:t>std</w:t>
-      </w:r>
-      <w:proofErr w:type="spellEnd"/>
-      <w:r>
-        <w:rPr>
-          <w:lang w:eastAsia="cs-CZ"/>
-        </w:rPr>
-        <w:t>::</w:t>
-      </w:r>
-      <w:proofErr w:type="spellStart"/>
-      <w:proofErr w:type="gramEnd"/>
-      <w:r>
-        <w:rPr>
-          <w:lang w:eastAsia="cs-CZ"/>
-        </w:rPr>
-        <w:t>ve</w:t>
-      </w:r>
-      <w:r>
-        <w:rPr>
-          <w:lang w:eastAsia="cs-CZ"/>
-        </w:rPr>
-        <w:t>c</w:t>
-      </w:r>
-      <w:r>
-        <w:rPr>
-          <w:lang w:eastAsia="cs-CZ"/>
-        </w:rPr>
-        <w:t>tor</w:t>
-      </w:r>
-      <w:proofErr w:type="spellEnd"/>
-      <w:r>
-        <w:rPr>
-          <w:lang w:eastAsia="cs-CZ"/>
-        </w:rPr>
-        <w:t>&lt;uint64_t&gt;</w:t>
-      </w:r>
-      <w:r>
-        <w:rPr>
-          <w:lang w:eastAsia="cs-CZ"/>
-        </w:rPr>
-        <w:t>.</w:t>
-      </w:r>
-      <w:r>
-        <w:rPr>
-          <w:lang w:eastAsia="cs-CZ"/>
-        </w:rPr>
-        <w:t xml:space="preserve"> Ten vektor obsahuje velikosti dimenzí. V konstruktoru se nakopíruje do vektoru pro udržování velikostí dimenzí a poté se spustí metoda </w:t>
-      </w:r>
-      <w:proofErr w:type="gramStart"/>
-      <w:r>
-        <w:rPr>
-          <w:lang w:eastAsia="cs-CZ"/>
-        </w:rPr>
-        <w:t>update(</w:t>
-      </w:r>
-      <w:proofErr w:type="gramEnd"/>
-      <w:r>
-        <w:rPr>
-          <w:lang w:eastAsia="cs-CZ"/>
-        </w:rPr>
-        <w:t>), která vypočítá potřebné místo k alokaci tenzoru</w:t>
-      </w:r>
-      <w:r>
-        <w:rPr>
-          <w:lang w:eastAsia="cs-CZ"/>
-        </w:rPr>
-        <w:t>,</w:t>
-      </w:r>
-      <w:r>
-        <w:rPr>
-          <w:lang w:eastAsia="cs-CZ"/>
-        </w:rPr>
-        <w:t xml:space="preserve"> a to místo skutečně alokuje na lineárním kontejneru.</w:t>
-      </w:r>
-      <w:r>
-        <w:rPr>
-          <w:lang w:eastAsia="cs-CZ"/>
-        </w:rPr>
-        <w:t xml:space="preserve"> Poté také aktualizuje/vypočítá strukturální optimalizační data závislá na velikostech dimenze jako například vektor kumulativních </w:t>
-      </w:r>
-      <w:r>
-        <w:rPr>
-          <w:lang w:eastAsia="cs-CZ"/>
-        </w:rPr>
-        <w:t>součinů předchozích velikostí dimenzí.</w:t>
-      </w:r>
+      <w:proofErr w:type="spellStart"/>
+      <w:r>
+        <w:rPr>
+          <w:lang w:eastAsia="cs-CZ"/>
+        </w:rPr>
+        <w:t>Xxx</w:t>
+      </w:r>
+      <w:proofErr w:type="spellEnd"/>
+    </w:p>
+    <w:p>
+      <w:pPr>
+        <w:pStyle w:val="Nadpis2"/>
+        <w:rPr>
+          <w:lang w:eastAsia="cs-CZ"/>
+        </w:rPr>
+      </w:pPr>
+      <w:bookmarkStart w:id="21" w:name="_Toc229768707"/>
+      <w:r>
+        <w:rPr>
+          <w:lang w:eastAsia="cs-CZ"/>
+        </w:rPr>
+        <w:t>2.</w:t>
+      </w:r>
+      <w:r>
+        <w:rPr>
+          <w:lang w:eastAsia="cs-CZ"/>
+        </w:rPr>
+        <w:t>3</w:t>
+      </w:r>
+      <w:r>
+        <w:rPr>
+          <w:lang w:eastAsia="cs-CZ"/>
+        </w:rPr>
+        <w:t xml:space="preserve"> Testy</w:t>
+      </w:r>
+      <w:bookmarkEnd w:id="21"/>
     </w:p>
     <w:p>
       <w:pPr>
@@ -8858,6 +9889,143 @@
           <w:lang w:eastAsia="cs-CZ"/>
         </w:rPr>
       </w:pPr>
+      <w:r>
+        <w:rPr>
+          <w:lang w:eastAsia="cs-CZ"/>
+        </w:rPr>
+        <w:t xml:space="preserve">Testy byly uskutečněny pomocí </w:t>
+      </w:r>
+      <w:proofErr w:type="spellStart"/>
+      <w:r>
+        <w:rPr>
+          <w:lang w:eastAsia="cs-CZ"/>
+        </w:rPr>
+        <w:t>GoogleTest</w:t>
+      </w:r>
+      <w:proofErr w:type="spellEnd"/>
+      <w:r>
+        <w:rPr>
+          <w:lang w:eastAsia="cs-CZ"/>
+        </w:rPr>
+        <w:t xml:space="preserve"> frameworku.</w:t>
+      </w:r>
+      <w:r>
+        <w:rPr>
+          <w:lang w:eastAsia="cs-CZ"/>
+        </w:rPr>
+        <w:t xml:space="preserve"> Testy jsou ve složce „test“ ve které je složka „</w:t>
+      </w:r>
+      <w:proofErr w:type="spellStart"/>
+      <w:r>
+        <w:rPr>
+          <w:lang w:eastAsia="cs-CZ"/>
+        </w:rPr>
+        <w:t>src</w:t>
+      </w:r>
+      <w:proofErr w:type="spellEnd"/>
+      <w:r>
+        <w:rPr>
+          <w:lang w:eastAsia="cs-CZ"/>
+        </w:rPr>
+        <w:t xml:space="preserve">“ ve které je struktura </w:t>
+      </w:r>
+      <w:r>
+        <w:rPr>
+          <w:lang w:eastAsia="cs-CZ"/>
+        </w:rPr>
+        <w:t>kopírující</w:t>
+      </w:r>
+      <w:r>
+        <w:rPr>
+          <w:lang w:eastAsia="cs-CZ"/>
+        </w:rPr>
+        <w:t xml:space="preserve"> strukturu projektu.</w:t>
+      </w:r>
+      <w:r>
+        <w:rPr>
+          <w:lang w:eastAsia="cs-CZ"/>
+        </w:rPr>
+        <w:t xml:space="preserve"> Na místech zdrojových kódu, které jsou </w:t>
+      </w:r>
+      <w:r>
+        <w:rPr>
+          <w:lang w:eastAsia="cs-CZ"/>
+        </w:rPr>
+        <w:t xml:space="preserve">unit </w:t>
+      </w:r>
+      <w:r>
+        <w:rPr>
+          <w:lang w:eastAsia="cs-CZ"/>
+        </w:rPr>
+        <w:t>testovány tam ovšem jsou soubory s testy podle jmenné konvence: „jméno původního souboru + _test + .</w:t>
+      </w:r>
+      <w:proofErr w:type="spellStart"/>
+      <w:r>
+        <w:rPr>
+          <w:lang w:eastAsia="cs-CZ"/>
+        </w:rPr>
+        <w:t>cpp</w:t>
+      </w:r>
+      <w:proofErr w:type="spellEnd"/>
+      <w:r>
+        <w:rPr>
+          <w:lang w:eastAsia="cs-CZ"/>
+        </w:rPr>
+        <w:t>“.</w:t>
+      </w:r>
+      <w:r>
+        <w:rPr>
+          <w:lang w:eastAsia="cs-CZ"/>
+        </w:rPr>
+        <w:t xml:space="preserve"> Pro zátěžové testy je konvence stejná, jenom místo „_test“ je nahrazeno „_stress“.</w:t>
+      </w:r>
+    </w:p>
+    <w:p>
+      <w:pPr>
+        <w:spacing w:line="360" w:lineRule="auto"/>
+        <w:rPr>
+          <w:lang w:eastAsia="cs-CZ"/>
+        </w:rPr>
+      </w:pPr>
+      <w:r>
+        <w:rPr>
+          <w:lang w:eastAsia="cs-CZ"/>
+        </w:rPr>
+        <w:t xml:space="preserve">V obou typech testů (unit i zátěž) bylo na začátku, těsně před vložením hlavičkového souboru „Tensor.hpp“ </w:t>
+      </w:r>
+      <w:r>
+        <w:rPr>
+          <w:lang w:eastAsia="cs-CZ"/>
+        </w:rPr>
+        <w:t xml:space="preserve">definováno makro, které ihned po vložení tohoto hlavičkového souboru </w:t>
+      </w:r>
+      <w:r>
+        <w:rPr>
+          <w:lang w:eastAsia="cs-CZ"/>
+        </w:rPr>
+        <w:lastRenderedPageBreak/>
+        <w:t>oddefinováno.</w:t>
+      </w:r>
+      <w:r>
+        <w:rPr>
+          <w:lang w:eastAsia="cs-CZ"/>
+        </w:rPr>
+        <w:t xml:space="preserve"> Toto makro zaměňuje klíčové slovo C++ „</w:t>
+      </w:r>
+      <w:proofErr w:type="spellStart"/>
+      <w:r>
+        <w:rPr>
+          <w:lang w:eastAsia="cs-CZ"/>
+        </w:rPr>
+        <w:t>private</w:t>
+      </w:r>
+      <w:proofErr w:type="spellEnd"/>
+      <w:r>
+        <w:rPr>
+          <w:lang w:eastAsia="cs-CZ"/>
+        </w:rPr>
+        <w:t>“ za „public“ a tím pádem pro testy odkrývá privátní členy třídy k jejich otestování.</w:t>
+      </w:r>
     </w:p>
     <w:p>
       <w:pPr>
@@ -8866,7 +10034,7 @@
           <w:lang w:eastAsia="cs-CZ"/>
         </w:rPr>
       </w:pPr>
-      <w:bookmarkStart w:id="15" w:name="_Toc227522092"/>
+      <w:bookmarkStart w:id="22" w:name="_Toc229768708"/>
       <w:r>
         <w:rPr>
           <w:lang w:eastAsia="cs-CZ"/>
@@ -8877,21 +10045,15 @@
         <w:rPr>
           <w:lang w:eastAsia="cs-CZ"/>
         </w:rPr>
-        <w:t>2</w:t>
-      </w:r>
-      <w:r>
-        <w:rPr>
-          <w:lang w:eastAsia="cs-CZ"/>
-        </w:rPr>
-        <w:t>.3</w:t>
-      </w:r>
-      <w:r>
-        <w:rPr>
-          <w:lang w:eastAsia="cs-CZ"/>
-        </w:rPr>
-        <w:t xml:space="preserve"> Paralelní tenzor</w:t>
-      </w:r>
-      <w:bookmarkEnd w:id="15"/>
+        <w:t>3</w:t>
+      </w:r>
+      <w:r>
+        <w:rPr>
+          <w:lang w:eastAsia="cs-CZ"/>
+        </w:rPr>
+        <w:t>.1 Unit testování</w:t>
+      </w:r>
+      <w:bookmarkEnd w:id="22"/>
     </w:p>
     <w:p>
       <w:pPr>
@@ -8916,33 +10078,26 @@
           <w:lang w:eastAsia="cs-CZ"/>
         </w:rPr>
       </w:pPr>
-      <w:bookmarkStart w:id="16" w:name="_Toc227522093"/>
-      <w:r>
-        <w:rPr>
-          <w:lang w:eastAsia="cs-CZ"/>
-        </w:rPr>
-        <w:lastRenderedPageBreak/>
+      <w:bookmarkStart w:id="23" w:name="_Toc229768709"/>
+      <w:r>
+        <w:rPr>
+          <w:lang w:eastAsia="cs-CZ"/>
+        </w:rPr>
         <w:t>2.</w:t>
       </w:r>
       <w:r>
         <w:rPr>
           <w:lang w:eastAsia="cs-CZ"/>
         </w:rPr>
-        <w:t>2</w:t>
-      </w:r>
-      <w:r>
-        <w:rPr>
-          <w:lang w:eastAsia="cs-CZ"/>
-        </w:rPr>
-        <w:t>.4</w:t>
-      </w:r>
-      <w:r>
-        <w:rPr>
-          <w:lang w:eastAsia="cs-CZ"/>
-        </w:rPr>
-        <w:t xml:space="preserve"> Matice</w:t>
-      </w:r>
-      <w:bookmarkEnd w:id="16"/>
+        <w:t>3</w:t>
+      </w:r>
+      <w:r>
+        <w:rPr>
+          <w:lang w:eastAsia="cs-CZ"/>
+        </w:rPr>
+        <w:t>.2 Zátěžové testování</w:t>
+      </w:r>
+      <w:bookmarkEnd w:id="23"/>
     </w:p>
     <w:p>
       <w:pPr>
@@ -8962,374 +10117,6 @@
     </w:p>
     <w:p>
       <w:pPr>
-        <w:pStyle w:val="Nadpis3"/>
-        <w:rPr>
-          <w:lang w:eastAsia="cs-CZ"/>
-        </w:rPr>
-      </w:pPr>
-      <w:bookmarkStart w:id="17" w:name="_Toc227522094"/>
-      <w:r>
-        <w:rPr>
-          <w:lang w:eastAsia="cs-CZ"/>
-        </w:rPr>
-        <w:t>2.</w:t>
-      </w:r>
-      <w:r>
-        <w:rPr>
-          <w:lang w:eastAsia="cs-CZ"/>
-        </w:rPr>
-        <w:t>2</w:t>
-      </w:r>
-      <w:r>
-        <w:rPr>
-          <w:lang w:eastAsia="cs-CZ"/>
-        </w:rPr>
-        <w:t>.</w:t>
-      </w:r>
-      <w:r>
-        <w:rPr>
-          <w:lang w:eastAsia="cs-CZ"/>
-        </w:rPr>
-        <w:t>5 Paralelní matice</w:t>
-      </w:r>
-      <w:bookmarkEnd w:id="17"/>
-    </w:p>
-    <w:p>
-      <w:pPr>
-        <w:spacing w:line="360" w:lineRule="auto"/>
-        <w:rPr>
-          <w:lang w:eastAsia="cs-CZ"/>
-        </w:rPr>
-      </w:pPr>
-      <w:proofErr w:type="spellStart"/>
-      <w:r>
-        <w:rPr>
-          <w:lang w:eastAsia="cs-CZ"/>
-        </w:rPr>
-        <w:t>Xxx</w:t>
-      </w:r>
-      <w:proofErr w:type="spellEnd"/>
-    </w:p>
-    <w:p>
-      <w:pPr>
-        <w:pStyle w:val="Nadpis3"/>
-        <w:rPr>
-          <w:lang w:eastAsia="cs-CZ"/>
-        </w:rPr>
-      </w:pPr>
-      <w:bookmarkStart w:id="18" w:name="_Toc227522095"/>
-      <w:r>
-        <w:rPr>
-          <w:lang w:eastAsia="cs-CZ"/>
-        </w:rPr>
-        <w:t>2.</w:t>
-      </w:r>
-      <w:r>
-        <w:rPr>
-          <w:lang w:eastAsia="cs-CZ"/>
-        </w:rPr>
-        <w:t>2</w:t>
-      </w:r>
-      <w:r>
-        <w:rPr>
-          <w:lang w:eastAsia="cs-CZ"/>
-        </w:rPr>
-        <w:t>.</w:t>
-      </w:r>
-      <w:r>
-        <w:rPr>
-          <w:lang w:eastAsia="cs-CZ"/>
-        </w:rPr>
-        <w:t>6 N-</w:t>
-      </w:r>
-      <w:proofErr w:type="spellStart"/>
-      <w:r>
-        <w:rPr>
-          <w:lang w:eastAsia="cs-CZ"/>
-        </w:rPr>
-        <w:t>nární</w:t>
-      </w:r>
-      <w:proofErr w:type="spellEnd"/>
-      <w:r>
-        <w:rPr>
-          <w:lang w:eastAsia="cs-CZ"/>
-        </w:rPr>
-        <w:t xml:space="preserve"> strom</w:t>
-      </w:r>
-      <w:bookmarkEnd w:id="18"/>
-    </w:p>
-    <w:p>
-      <w:pPr>
-        <w:spacing w:line="360" w:lineRule="auto"/>
-        <w:rPr>
-          <w:lang w:eastAsia="cs-CZ"/>
-        </w:rPr>
-      </w:pPr>
-      <w:proofErr w:type="spellStart"/>
-      <w:r>
-        <w:rPr>
-          <w:lang w:eastAsia="cs-CZ"/>
-        </w:rPr>
-        <w:t>Xxx</w:t>
-      </w:r>
-      <w:proofErr w:type="spellEnd"/>
-    </w:p>
-    <w:p>
-      <w:pPr>
-        <w:pStyle w:val="Nadpis2"/>
-        <w:rPr>
-          <w:lang w:eastAsia="cs-CZ"/>
-        </w:rPr>
-      </w:pPr>
-      <w:bookmarkStart w:id="19" w:name="_Toc227522096"/>
-      <w:r>
-        <w:rPr>
-          <w:lang w:eastAsia="cs-CZ"/>
-        </w:rPr>
-        <w:t>2.</w:t>
-      </w:r>
-      <w:r>
-        <w:rPr>
-          <w:lang w:eastAsia="cs-CZ"/>
-        </w:rPr>
-        <w:t>3</w:t>
-      </w:r>
-      <w:r>
-        <w:rPr>
-          <w:lang w:eastAsia="cs-CZ"/>
-        </w:rPr>
-        <w:t xml:space="preserve"> Testy</w:t>
-      </w:r>
-      <w:bookmarkEnd w:id="19"/>
-    </w:p>
-    <w:p>
-      <w:pPr>
-        <w:spacing w:line="360" w:lineRule="auto"/>
-        <w:rPr>
-          <w:lang w:eastAsia="cs-CZ"/>
-        </w:rPr>
-      </w:pPr>
-      <w:r>
-        <w:rPr>
-          <w:lang w:eastAsia="cs-CZ"/>
-        </w:rPr>
-        <w:t xml:space="preserve">Testy byly uskutečněny pomocí </w:t>
-      </w:r>
-      <w:proofErr w:type="spellStart"/>
-      <w:r>
-        <w:rPr>
-          <w:lang w:eastAsia="cs-CZ"/>
-        </w:rPr>
-        <w:t>GoogleTest</w:t>
-      </w:r>
-      <w:proofErr w:type="spellEnd"/>
-      <w:r>
-        <w:rPr>
-          <w:lang w:eastAsia="cs-CZ"/>
-        </w:rPr>
-        <w:t xml:space="preserve"> frameworku.</w:t>
-      </w:r>
-      <w:r>
-        <w:rPr>
-          <w:lang w:eastAsia="cs-CZ"/>
-        </w:rPr>
-        <w:t xml:space="preserve"> Testy jsou ve složce „test“ ve které je složka „</w:t>
-      </w:r>
-      <w:proofErr w:type="spellStart"/>
-      <w:r>
-        <w:rPr>
-          <w:lang w:eastAsia="cs-CZ"/>
-        </w:rPr>
-        <w:t>src</w:t>
-      </w:r>
-      <w:proofErr w:type="spellEnd"/>
-      <w:r>
-        <w:rPr>
-          <w:lang w:eastAsia="cs-CZ"/>
-        </w:rPr>
-        <w:t xml:space="preserve">“ ve které je struktura </w:t>
-      </w:r>
-      <w:r>
-        <w:rPr>
-          <w:lang w:eastAsia="cs-CZ"/>
-        </w:rPr>
-        <w:t>kopírující</w:t>
-      </w:r>
-      <w:r>
-        <w:rPr>
-          <w:lang w:eastAsia="cs-CZ"/>
-        </w:rPr>
-        <w:t xml:space="preserve"> strukturu projektu.</w:t>
-      </w:r>
-      <w:r>
-        <w:rPr>
-          <w:lang w:eastAsia="cs-CZ"/>
-        </w:rPr>
-        <w:t xml:space="preserve"> Na místech zdrojových kódu, které jsou </w:t>
-      </w:r>
-      <w:r>
-        <w:rPr>
-          <w:lang w:eastAsia="cs-CZ"/>
-        </w:rPr>
-        <w:t xml:space="preserve">unit </w:t>
-      </w:r>
-      <w:r>
-        <w:rPr>
-          <w:lang w:eastAsia="cs-CZ"/>
-        </w:rPr>
-        <w:t>testovány tam ovšem jsou soubory s testy podle jmenné konvence: „jméno původního souboru + _test + .</w:t>
-      </w:r>
-      <w:proofErr w:type="spellStart"/>
-      <w:r>
-        <w:rPr>
-          <w:lang w:eastAsia="cs-CZ"/>
-        </w:rPr>
-        <w:t>cpp</w:t>
-      </w:r>
-      <w:proofErr w:type="spellEnd"/>
-      <w:r>
-        <w:rPr>
-          <w:lang w:eastAsia="cs-CZ"/>
-        </w:rPr>
-        <w:t>“.</w:t>
-      </w:r>
-      <w:r>
-        <w:rPr>
-          <w:lang w:eastAsia="cs-CZ"/>
-        </w:rPr>
-        <w:t xml:space="preserve"> Pro zátěžové testy je konvence stejná, jenom místo „_test“ je nahrazeno „_stress“.</w:t>
-      </w:r>
-    </w:p>
-    <w:p>
-      <w:pPr>
-        <w:spacing w:line="360" w:lineRule="auto"/>
-        <w:rPr>
-          <w:lang w:eastAsia="cs-CZ"/>
-        </w:rPr>
-      </w:pPr>
-      <w:r>
-        <w:rPr>
-          <w:lang w:eastAsia="cs-CZ"/>
-        </w:rPr>
-        <w:t xml:space="preserve">V obou typech testů (unit i zátěž) bylo na začátku, těsně před vložením hlavičkového souboru „Tensor.hpp“ </w:t>
-      </w:r>
-      <w:r>
-        <w:rPr>
-          <w:lang w:eastAsia="cs-CZ"/>
-        </w:rPr>
-        <w:t>definováno makro, které ihned po vložení tohoto hlavičkového souboru oddefinováno.</w:t>
-      </w:r>
-      <w:r>
-        <w:rPr>
-          <w:lang w:eastAsia="cs-CZ"/>
-        </w:rPr>
-        <w:t xml:space="preserve"> Toto makro zaměňuje klíčové slovo C++ „</w:t>
-      </w:r>
-      <w:proofErr w:type="spellStart"/>
-      <w:r>
-        <w:rPr>
-          <w:lang w:eastAsia="cs-CZ"/>
-        </w:rPr>
-        <w:t>private</w:t>
-      </w:r>
-      <w:proofErr w:type="spellEnd"/>
-      <w:r>
-        <w:rPr>
-          <w:lang w:eastAsia="cs-CZ"/>
-        </w:rPr>
-        <w:t>“ za „public“ a tím pádem pro testy odkrývá privátní členy třídy k jejich otestování.</w:t>
-      </w:r>
-    </w:p>
-    <w:p>
-      <w:pPr>
-        <w:pStyle w:val="Nadpis3"/>
-        <w:rPr>
-          <w:lang w:eastAsia="cs-CZ"/>
-        </w:rPr>
-      </w:pPr>
-      <w:bookmarkStart w:id="20" w:name="_Toc227522097"/>
-      <w:r>
-        <w:rPr>
-          <w:lang w:eastAsia="cs-CZ"/>
-        </w:rPr>
-        <w:t>2.</w:t>
-      </w:r>
-      <w:r>
-        <w:rPr>
-          <w:lang w:eastAsia="cs-CZ"/>
-        </w:rPr>
-        <w:t>3</w:t>
-      </w:r>
-      <w:r>
-        <w:rPr>
-          <w:lang w:eastAsia="cs-CZ"/>
-        </w:rPr>
-        <w:t>.1 Unit testování</w:t>
-      </w:r>
-      <w:bookmarkEnd w:id="20"/>
-    </w:p>
-    <w:p>
-      <w:pPr>
-        <w:spacing w:line="360" w:lineRule="auto"/>
-        <w:rPr>
-          <w:lang w:eastAsia="cs-CZ"/>
-        </w:rPr>
-      </w:pPr>
-      <w:proofErr w:type="spellStart"/>
-      <w:r>
-        <w:rPr>
-          <w:lang w:eastAsia="cs-CZ"/>
-        </w:rPr>
-        <w:t>Xxx</w:t>
-      </w:r>
-      <w:proofErr w:type="spellEnd"/>
-    </w:p>
-    <w:p>
-      <w:pPr>
-        <w:pStyle w:val="Nadpis3"/>
-        <w:rPr>
-          <w:lang w:eastAsia="cs-CZ"/>
-        </w:rPr>
-      </w:pPr>
-      <w:bookmarkStart w:id="21" w:name="_Toc227522098"/>
-      <w:r>
-        <w:rPr>
-          <w:lang w:eastAsia="cs-CZ"/>
-        </w:rPr>
-        <w:t>2.</w:t>
-      </w:r>
-      <w:r>
-        <w:rPr>
-          <w:lang w:eastAsia="cs-CZ"/>
-        </w:rPr>
-        <w:t>3</w:t>
-      </w:r>
-      <w:r>
-        <w:rPr>
-          <w:lang w:eastAsia="cs-CZ"/>
-        </w:rPr>
-        <w:t>.2 Zátěžové testování</w:t>
-      </w:r>
-      <w:bookmarkEnd w:id="21"/>
-    </w:p>
-    <w:p>
-      <w:pPr>
-        <w:spacing w:line="360" w:lineRule="auto"/>
-        <w:rPr>
-          <w:lang w:eastAsia="cs-CZ"/>
-        </w:rPr>
-      </w:pPr>
-      <w:proofErr w:type="spellStart"/>
-      <w:r>
-        <w:rPr>
-          <w:lang w:eastAsia="cs-CZ"/>
-        </w:rPr>
-        <w:t>Xxx</w:t>
-      </w:r>
-      <w:proofErr w:type="spellEnd"/>
-    </w:p>
-    <w:p>
-      <w:pPr>
         <w:spacing w:after="0" w:line="240" w:lineRule="auto"/>
         <w:rPr>
           <w:noProof/>
@@ -9350,12 +10137,12 @@
       <w:pPr>
         <w:pStyle w:val="Nadpis1"/>
       </w:pPr>
-      <w:bookmarkStart w:id="22" w:name="_Toc227522099"/>
+      <w:bookmarkStart w:id="24" w:name="_Toc229768710"/>
       <w:r>
         <w:lastRenderedPageBreak/>
         <w:t>3 TEORETICKÉ VYUŽITÍ</w:t>
       </w:r>
-      <w:bookmarkEnd w:id="22"/>
+      <w:bookmarkEnd w:id="24"/>
     </w:p>
     <w:p>
       <w:proofErr w:type="spellStart"/>
@@ -9382,7 +10169,7 @@
           <w:szCs w:val="24"/>
         </w:rPr>
       </w:pPr>
-      <w:bookmarkStart w:id="23" w:name="_Toc227521731"/>
+      <w:bookmarkStart w:id="25" w:name="_Toc227521731"/>
       <w:r>
         <w:rPr>
           <w:i w:val="0"/>
@@ -9457,7 +10244,7 @@
         </w:rPr>
         <w:t>Vzdělanostní struktura obyvatelstva České republiky (2021)</w:t>
       </w:r>
-      <w:bookmarkEnd w:id="23"/>
+      <w:bookmarkEnd w:id="25"/>
     </w:p>
     <w:tbl>
       <w:tblPr>
@@ -10092,8 +10879,8 @@
         </w:rPr>
         <w:t>: Balonky (Min, 2016</w:t>
       </w:r>
-      <w:bookmarkStart w:id="24" w:name="_Toc24458948"/>
-      <w:bookmarkStart w:id="25" w:name="_Toc24459062"/>
+      <w:bookmarkStart w:id="26" w:name="_Toc24458948"/>
+      <w:bookmarkStart w:id="27" w:name="_Toc24459062"/>
       <w:r>
         <w:rPr>
           <w:i w:val="0"/>
@@ -10101,8 +10888,8 @@
         </w:rPr>
         <w:t>)</w:t>
       </w:r>
-      <w:bookmarkEnd w:id="24"/>
-      <w:bookmarkEnd w:id="25"/>
+      <w:bookmarkEnd w:id="26"/>
+      <w:bookmarkEnd w:id="27"/>
       <w:r>
         <w:rPr>
           <w:i w:val="0"/>
@@ -10121,12 +10908,12 @@
         </w:rPr>
         <w:br w:type="page"/>
       </w:r>
-      <w:bookmarkStart w:id="26" w:name="_Toc227522100"/>
+      <w:bookmarkStart w:id="28" w:name="_Toc229768711"/>
       <w:r>
         <w:lastRenderedPageBreak/>
         <w:t>ZÁVĚR</w:t>
       </w:r>
-      <w:bookmarkEnd w:id="26"/>
+      <w:bookmarkEnd w:id="28"/>
     </w:p>
     <w:p>
       <w:pPr>
@@ -10300,12 +11087,12 @@
       <w:r>
         <w:br w:type="page"/>
       </w:r>
-      <w:bookmarkStart w:id="27" w:name="_Toc227522101"/>
+      <w:bookmarkStart w:id="29" w:name="_Toc229768712"/>
       <w:r>
         <w:lastRenderedPageBreak/>
         <w:t>POUŽITÁ LITERATURA</w:t>
       </w:r>
-      <w:bookmarkEnd w:id="27"/>
+      <w:bookmarkEnd w:id="29"/>
     </w:p>
     <w:p>
       <w:pPr>
@@ -10676,12 +11463,12 @@
       <w:r>
         <w:br w:type="page"/>
       </w:r>
-      <w:bookmarkStart w:id="28" w:name="_Toc227522102"/>
+      <w:bookmarkStart w:id="30" w:name="_Toc229768713"/>
       <w:r>
         <w:lastRenderedPageBreak/>
         <w:t>SEZNAM PŘÍLOH</w:t>
       </w:r>
-      <w:bookmarkEnd w:id="28"/>
+      <w:bookmarkEnd w:id="30"/>
     </w:p>
     <w:p>
       <w:pPr>
@@ -10928,6 +11715,181 @@
 <file path=word/numbering.xml><?xml version="1.0" encoding="utf-8"?>
 <w:numbering xmlns:wpc="http://schemas.microsoft.com/office/word/2010/wordprocessingCanvas" xmlns:cx="http://schemas.microsoft.com/office/drawing/2014/chartex" xmlns:cx1="http://schemas.microsoft.com/office/drawing/2015/9/8/chartex" xmlns:cx2="http://schemas.microsoft.com/office/drawing/2015/10/21/chartex" xmlns:cx3="http://schemas.microsoft.com/office/drawing/2016/5/9/chartex" xmlns:cx4="http://schemas.microsoft.com/office/drawing/2016/5/10/chartex" xmlns:cx5="http://schemas.microsoft.com/office/drawing/2016/5/11/chartex" xmlns:cx6="http://schemas.microsoft.com/office/drawing/2016/5/12/chartex" xmlns:cx7="http://schemas.microsoft.com/office/drawing/2016/5/13/chartex" xmlns:cx8="http://schemas.microsoft.com/office/drawing/2016/5/14/chartex" xmlns:mc="http://schemas.openxmlformats.org/markup-compatibility/2006" xmlns:aink="http://schemas.microsoft.com/office/drawing/2016/ink" xmlns:am3d="http://schemas.microsoft.com/office/drawing/2017/model3d" xmlns:o="urn:schemas-microsoft-com:office:office" xmlns:oel="http://schemas.microsoft.com/office/2019/extlst" xmlns:r="http://schemas.openxmlformats.org/officeDocument/2006/relationships" xmlns:m="http://schemas.openxmlformats.org/officeDocument/2006/math" xmlns:v="urn:schemas-microsoft-com:vml" xmlns:wp14="http://schemas.microsoft.com/office/word/2010/wordprocessingDrawing" xmlns:wp="http://schemas.openxmlformats.org/drawingml/2006/wordprocessingDrawing" xmlns:w10="urn:schemas-microsoft-com:office:word" xmlns:w="http://schemas.openxmlformats.org/wordprocessingml/2006/main" xmlns:w14="http://schemas.microsoft.com/office/word/2010/wordml" xmlns:w15="http://schemas.microsoft.com/office/word/2012/wordml" xmlns:w16cex="http://schemas.microsoft.com/office/word/2018/wordml/cex" xmlns:w16cid="http://schemas.microsoft.com/office/word/2016/wordml/cid" xmlns:w16="http://schemas.microsoft.com/office/word/2018/wordml" xmlns:w16du="http://schemas.microsoft.com/office/word/2023/wordml/word16du" xmlns:w16sdtdh="http://schemas.microsoft.com/office/word/2020/wordml/sdtdatahash" xmlns:w16sdtfl="http://schemas.microsoft.com/office/word/2024/wordml/sdtformatlock" xmlns:w16se="http://schemas.microsoft.com/office/word/2015/wordml/symex" xmlns:wpg="http://schemas.microsoft.com/office/word/2010/wordprocessingGroup" xmlns:wpi="http://schemas.microsoft.com/office/word/2010/wordprocessingInk" xmlns:wne="http://schemas.microsoft.com/office/word/2006/wordml" xmlns:wps="http://schemas.microsoft.com/office/word/2010/wordprocessingShape" mc:Ignorable="w14 w15 w16se w16cid w16 w16cex w16sdtdh w16sdtfl w16du wp14">
   <w:abstractNum w:abstractNumId="0" w15:restartNumberingAfterBreak="0">
+    <w:nsid w:val="0852758B"/>
+    <w:multiLevelType w:val="hybridMultilevel"/>
+    <w:tmpl w:val="555E8D38"/>
+    <w:lvl w:ilvl="0" w:tplc="1000000F">
+      <w:start w:val="1"/>
+      <w:numFmt w:val="decimal"/>
+      <w:lvlText w:val="%1."/>
+      <w:lvlJc w:val="left"/>
+      <w:pPr>
+        <w:ind w:left="720" w:hanging="360"/>
+      </w:pPr>
+    </w:lvl>
+    <w:lvl w:ilvl="1" w:tplc="10000019" w:tentative="1">
+      <w:start w:val="1"/>
+      <w:numFmt w:val="lowerLetter"/>
+      <w:lvlText w:val="%2."/>
+      <w:lvlJc w:val="left"/>
+      <w:pPr>
+        <w:ind w:left="1440" w:hanging="360"/>
+      </w:pPr>
+    </w:lvl>
+    <w:lvl w:ilvl="2" w:tplc="1000001B" w:tentative="1">
+      <w:start w:val="1"/>
+      <w:numFmt w:val="lowerRoman"/>
+      <w:lvlText w:val="%3."/>
+      <w:lvlJc w:val="right"/>
+      <w:pPr>
+        <w:ind w:left="2160" w:hanging="180"/>
+      </w:pPr>
+    </w:lvl>
+    <w:lvl w:ilvl="3" w:tplc="1000000F" w:tentative="1">
+      <w:start w:val="1"/>
+      <w:numFmt w:val="decimal"/>
+      <w:lvlText w:val="%4."/>
+      <w:lvlJc w:val="left"/>
+      <w:pPr>
+        <w:ind w:left="2880" w:hanging="360"/>
+      </w:pPr>
+    </w:lvl>
+    <w:lvl w:ilvl="4" w:tplc="10000019" w:tentative="1">
+      <w:start w:val="1"/>
+      <w:numFmt w:val="lowerLetter"/>
+      <w:lvlText w:val="%5."/>
+      <w:lvlJc w:val="left"/>
+      <w:pPr>
+        <w:ind w:left="3600" w:hanging="360"/>
+      </w:pPr>
+    </w:lvl>
+    <w:lvl w:ilvl="5" w:tplc="1000001B" w:tentative="1">
+      <w:start w:val="1"/>
+      <w:numFmt w:val="lowerRoman"/>
+      <w:lvlText w:val="%6."/>
+      <w:lvlJc w:val="right"/>
+      <w:pPr>
+        <w:ind w:left="4320" w:hanging="180"/>
+      </w:pPr>
+    </w:lvl>
+    <w:lvl w:ilvl="6" w:tplc="1000000F" w:tentative="1">
+      <w:start w:val="1"/>
+      <w:numFmt w:val="decimal"/>
+      <w:lvlText w:val="%7."/>
+      <w:lvlJc w:val="left"/>
+      <w:pPr>
+        <w:ind w:left="5040" w:hanging="360"/>
+      </w:pPr>
+    </w:lvl>
+    <w:lvl w:ilvl="7" w:tplc="10000019" w:tentative="1">
+      <w:start w:val="1"/>
+      <w:numFmt w:val="lowerLetter"/>
+      <w:lvlText w:val="%8."/>
+      <w:lvlJc w:val="left"/>
+      <w:pPr>
+        <w:ind w:left="5760" w:hanging="360"/>
+      </w:pPr>
+    </w:lvl>
+    <w:lvl w:ilvl="8" w:tplc="1000001B" w:tentative="1">
+      <w:start w:val="1"/>
+      <w:numFmt w:val="lowerRoman"/>
+      <w:lvlText w:val="%9."/>
+      <w:lvlJc w:val="right"/>
+      <w:pPr>
+        <w:ind w:left="6480" w:hanging="180"/>
+      </w:pPr>
+    </w:lvl>
+  </w:abstractNum>
+  <w:abstractNum w:abstractNumId="1" w15:restartNumberingAfterBreak="0">
+    <w:nsid w:val="12934C2F"/>
+    <w:multiLevelType w:val="hybridMultilevel"/>
+    <w:tmpl w:val="D5743A56"/>
+    <w:lvl w:ilvl="0" w:tplc="1000000F">
+      <w:start w:val="1"/>
+      <w:numFmt w:val="decimal"/>
+      <w:lvlText w:val="%1."/>
+      <w:lvlJc w:val="left"/>
+      <w:pPr>
+        <w:ind w:left="720" w:hanging="360"/>
+      </w:pPr>
+      <w:rPr>
+        <w:rFonts w:hint="default"/>
+      </w:rPr>
+    </w:lvl>
+    <w:lvl w:ilvl="1" w:tplc="10000019" w:tentative="1">
+      <w:start w:val="1"/>
+      <w:numFmt w:val="lowerLetter"/>
+      <w:lvlText w:val="%2."/>
+      <w:lvlJc w:val="left"/>
+      <w:pPr>
+        <w:ind w:left="1440" w:hanging="360"/>
+      </w:pPr>
+    </w:lvl>
+    <w:lvl w:ilvl="2" w:tplc="1000001B" w:tentative="1">
+      <w:start w:val="1"/>
+      <w:numFmt w:val="lowerRoman"/>
+      <w:lvlText w:val="%3."/>
+      <w:lvlJc w:val="right"/>
+      <w:pPr>
+        <w:ind w:left="2160" w:hanging="180"/>
+      </w:pPr>
+    </w:lvl>
+    <w:lvl w:ilvl="3" w:tplc="1000000F" w:tentative="1">
+      <w:start w:val="1"/>
+      <w:numFmt w:val="decimal"/>
+      <w:lvlText w:val="%4."/>
+      <w:lvlJc w:val="left"/>
+      <w:pPr>
+        <w:ind w:left="2880" w:hanging="360"/>
+      </w:pPr>
+    </w:lvl>
+    <w:lvl w:ilvl="4" w:tplc="10000019" w:tentative="1">
+      <w:start w:val="1"/>
+      <w:numFmt w:val="lowerLetter"/>
+      <w:lvlText w:val="%5."/>
+      <w:lvlJc w:val="left"/>
+      <w:pPr>
+        <w:ind w:left="3600" w:hanging="360"/>
+      </w:pPr>
+    </w:lvl>
+    <w:lvl w:ilvl="5" w:tplc="1000001B" w:tentative="1">
+      <w:start w:val="1"/>
+      <w:numFmt w:val="lowerRoman"/>
+      <w:lvlText w:val="%6."/>
+      <w:lvlJc w:val="right"/>
+      <w:pPr>
+        <w:ind w:left="4320" w:hanging="180"/>
+      </w:pPr>
+    </w:lvl>
+    <w:lvl w:ilvl="6" w:tplc="1000000F" w:tentative="1">
+      <w:start w:val="1"/>
+      <w:numFmt w:val="decimal"/>
+      <w:lvlText w:val="%7."/>
+      <w:lvlJc w:val="left"/>
+      <w:pPr>
+        <w:ind w:left="5040" w:hanging="360"/>
+      </w:pPr>
+    </w:lvl>
+    <w:lvl w:ilvl="7" w:tplc="10000019" w:tentative="1">
+      <w:start w:val="1"/>
+      <w:numFmt w:val="lowerLetter"/>
+      <w:lvlText w:val="%8."/>
+      <w:lvlJc w:val="left"/>
+      <w:pPr>
+        <w:ind w:left="5760" w:hanging="360"/>
+      </w:pPr>
+    </w:lvl>
+    <w:lvl w:ilvl="8" w:tplc="1000001B" w:tentative="1">
+      <w:start w:val="1"/>
+      <w:numFmt w:val="lowerRoman"/>
+      <w:lvlText w:val="%9."/>
+      <w:lvlJc w:val="right"/>
+      <w:pPr>
+        <w:ind w:left="6480" w:hanging="180"/>
+      </w:pPr>
+    </w:lvl>
+  </w:abstractNum>
+  <w:abstractNum w:abstractNumId="2" w15:restartNumberingAfterBreak="0">
     <w:nsid w:val="315D782D"/>
     <w:multiLevelType w:val="hybridMultilevel"/>
     <w:tmpl w:val="E4181C80"/>
@@ -11040,7 +12002,7 @@
       </w:rPr>
     </w:lvl>
   </w:abstractNum>
-  <w:abstractNum w:abstractNumId="1" w15:restartNumberingAfterBreak="0">
+  <w:abstractNum w:abstractNumId="3" w15:restartNumberingAfterBreak="0">
     <w:nsid w:val="4A5A348B"/>
     <w:multiLevelType w:val="hybridMultilevel"/>
     <w:tmpl w:val="A30C79EE"/>
@@ -11129,7 +12091,7 @@
       </w:pPr>
     </w:lvl>
   </w:abstractNum>
-  <w:abstractNum w:abstractNumId="2" w15:restartNumberingAfterBreak="0">
+  <w:abstractNum w:abstractNumId="4" w15:restartNumberingAfterBreak="0">
     <w:nsid w:val="627D13D0"/>
     <w:multiLevelType w:val="hybridMultilevel"/>
     <w:tmpl w:val="59129952"/>
@@ -11218,7 +12180,7 @@
       </w:pPr>
     </w:lvl>
   </w:abstractNum>
-  <w:abstractNum w:abstractNumId="3" w15:restartNumberingAfterBreak="0">
+  <w:abstractNum w:abstractNumId="5" w15:restartNumberingAfterBreak="0">
     <w:nsid w:val="6CD60F60"/>
     <w:multiLevelType w:val="hybridMultilevel"/>
     <w:tmpl w:val="B79662A6"/>
@@ -11332,16 +12294,22 @@
     </w:lvl>
   </w:abstractNum>
   <w:num w:numId="1" w16cid:durableId="506363759">
+    <w:abstractNumId w:val="4"/>
+  </w:num>
+  <w:num w:numId="2" w16cid:durableId="1706523164">
+    <w:abstractNumId w:val="3"/>
+  </w:num>
+  <w:num w:numId="3" w16cid:durableId="865871639">
     <w:abstractNumId w:val="2"/>
   </w:num>
-  <w:num w:numId="2" w16cid:durableId="1706523164">
-    <w:abstractNumId w:val="1"/>
+  <w:num w:numId="4" w16cid:durableId="1896233046">
+    <w:abstractNumId w:val="5"/>
   </w:num>
-  <w:num w:numId="3" w16cid:durableId="865871639">
+  <w:num w:numId="5" w16cid:durableId="1601258577">
     <w:abstractNumId w:val="0"/>
   </w:num>
-  <w:num w:numId="4" w16cid:durableId="1896233046">
-    <w:abstractNumId w:val="3"/>
+  <w:num w:numId="6" w16cid:durableId="1876505679">
+    <w:abstractNumId w:val="1"/>
   </w:num>
 </w:numbering>
 </file>

--- a/ŠpaňúrM_KnihovnaProPraci_JM_2026.docx
+++ b/ŠpaňúrM_KnihovnaProPraci_JM_2026.docx
@@ -2466,7 +2466,6 @@
           <w:noProof/>
           <w:kern w:val="2"/>
           <w:szCs w:val="24"/>
-          <w:lang/>
           <w14:ligatures w14:val="standardContextual"/>
         </w:rPr>
       </w:pPr>
@@ -2549,7 +2548,6 @@
           <w:noProof/>
           <w:kern w:val="2"/>
           <w:szCs w:val="24"/>
-          <w:lang/>
           <w14:ligatures w14:val="standardContextual"/>
         </w:rPr>
       </w:pPr>
@@ -2623,7 +2621,6 @@
           <w:noProof/>
           <w:kern w:val="2"/>
           <w:szCs w:val="24"/>
-          <w:lang/>
           <w14:ligatures w14:val="standardContextual"/>
         </w:rPr>
       </w:pPr>
@@ -2697,7 +2694,6 @@
           <w:noProof/>
           <w:kern w:val="2"/>
           <w:szCs w:val="24"/>
-          <w:lang/>
           <w14:ligatures w14:val="standardContextual"/>
         </w:rPr>
       </w:pPr>
@@ -2770,7 +2766,6 @@
           <w:noProof/>
           <w:kern w:val="2"/>
           <w:szCs w:val="24"/>
-          <w:lang/>
           <w14:ligatures w14:val="standardContextual"/>
         </w:rPr>
       </w:pPr>
@@ -2840,7 +2835,6 @@
           <w:noProof/>
           <w:kern w:val="2"/>
           <w:szCs w:val="24"/>
-          <w:lang/>
           <w14:ligatures w14:val="standardContextual"/>
         </w:rPr>
       </w:pPr>
@@ -2910,7 +2904,6 @@
           <w:noProof/>
           <w:kern w:val="2"/>
           <w:szCs w:val="24"/>
-          <w:lang/>
           <w14:ligatures w14:val="standardContextual"/>
         </w:rPr>
       </w:pPr>
@@ -2980,7 +2973,6 @@
           <w:noProof/>
           <w:kern w:val="2"/>
           <w:szCs w:val="24"/>
-          <w:lang/>
           <w14:ligatures w14:val="standardContextual"/>
         </w:rPr>
       </w:pPr>
@@ -3053,7 +3045,6 @@
           <w:noProof/>
           <w:kern w:val="2"/>
           <w:szCs w:val="24"/>
-          <w:lang/>
           <w14:ligatures w14:val="standardContextual"/>
         </w:rPr>
       </w:pPr>
@@ -3123,7 +3114,6 @@
           <w:noProof/>
           <w:kern w:val="2"/>
           <w:szCs w:val="24"/>
-          <w:lang/>
           <w14:ligatures w14:val="standardContextual"/>
         </w:rPr>
       </w:pPr>
@@ -3196,7 +3186,6 @@
           <w:noProof/>
           <w:kern w:val="2"/>
           <w:szCs w:val="24"/>
-          <w:lang/>
           <w14:ligatures w14:val="standardContextual"/>
         </w:rPr>
       </w:pPr>
@@ -3269,7 +3258,6 @@
           <w:noProof/>
           <w:kern w:val="2"/>
           <w:szCs w:val="24"/>
-          <w:lang/>
           <w14:ligatures w14:val="standardContextual"/>
         </w:rPr>
       </w:pPr>
@@ -3339,7 +3327,6 @@
           <w:noProof/>
           <w:kern w:val="2"/>
           <w:szCs w:val="24"/>
-          <w:lang/>
           <w14:ligatures w14:val="standardContextual"/>
         </w:rPr>
       </w:pPr>
@@ -3412,7 +3399,6 @@
           <w:noProof/>
           <w:kern w:val="2"/>
           <w:szCs w:val="24"/>
-          <w:lang/>
           <w14:ligatures w14:val="standardContextual"/>
         </w:rPr>
       </w:pPr>
@@ -3485,7 +3471,6 @@
           <w:noProof/>
           <w:kern w:val="2"/>
           <w:szCs w:val="24"/>
-          <w:lang/>
           <w14:ligatures w14:val="standardContextual"/>
         </w:rPr>
       </w:pPr>
@@ -3558,7 +3543,6 @@
           <w:noProof/>
           <w:kern w:val="2"/>
           <w:szCs w:val="24"/>
-          <w:lang/>
           <w14:ligatures w14:val="standardContextual"/>
         </w:rPr>
       </w:pPr>
@@ -3639,7 +3623,6 @@
           <w:noProof/>
           <w:kern w:val="2"/>
           <w:szCs w:val="24"/>
-          <w:lang/>
           <w14:ligatures w14:val="standardContextual"/>
         </w:rPr>
       </w:pPr>
@@ -3713,7 +3696,6 @@
           <w:noProof/>
           <w:kern w:val="2"/>
           <w:szCs w:val="24"/>
-          <w:lang/>
           <w14:ligatures w14:val="standardContextual"/>
         </w:rPr>
       </w:pPr>
@@ -3787,7 +3769,6 @@
           <w:noProof/>
           <w:kern w:val="2"/>
           <w:szCs w:val="24"/>
-          <w:lang/>
           <w14:ligatures w14:val="standardContextual"/>
         </w:rPr>
       </w:pPr>
@@ -3861,7 +3842,6 @@
           <w:noProof/>
           <w:kern w:val="2"/>
           <w:szCs w:val="24"/>
-          <w:lang/>
           <w14:ligatures w14:val="standardContextual"/>
         </w:rPr>
       </w:pPr>
@@ -3935,7 +3915,6 @@
           <w:noProof/>
           <w:kern w:val="2"/>
           <w:szCs w:val="24"/>
-          <w:lang/>
           <w14:ligatures w14:val="standardContextual"/>
         </w:rPr>
       </w:pPr>
@@ -4006,7 +3985,6 @@
           <w:noProof/>
           <w:kern w:val="2"/>
           <w:szCs w:val="24"/>
-          <w:lang/>
           <w14:ligatures w14:val="standardContextual"/>
         </w:rPr>
       </w:pPr>
@@ -4080,7 +4058,6 @@
           <w:noProof/>
           <w:kern w:val="2"/>
           <w:szCs w:val="24"/>
-          <w:lang/>
           <w14:ligatures w14:val="standardContextual"/>
         </w:rPr>
       </w:pPr>
@@ -4154,7 +4131,6 @@
           <w:noProof/>
           <w:kern w:val="2"/>
           <w:szCs w:val="24"/>
-          <w:lang/>
           <w14:ligatures w14:val="standardContextual"/>
         </w:rPr>
       </w:pPr>
@@ -4228,7 +4204,6 @@
           <w:noProof/>
           <w:kern w:val="2"/>
           <w:szCs w:val="24"/>
-          <w:lang/>
           <w14:ligatures w14:val="standardContextual"/>
         </w:rPr>
       </w:pPr>
@@ -4301,7 +4276,6 @@
           <w:noProof/>
           <w:kern w:val="2"/>
           <w:szCs w:val="24"/>
-          <w:lang/>
           <w14:ligatures w14:val="standardContextual"/>
         </w:rPr>
       </w:pPr>
@@ -4374,7 +4348,6 @@
           <w:noProof/>
           <w:kern w:val="2"/>
           <w:szCs w:val="24"/>
-          <w:lang/>
           <w14:ligatures w14:val="standardContextual"/>
         </w:rPr>
       </w:pPr>
@@ -4447,7 +4420,6 @@
           <w:noProof/>
           <w:kern w:val="2"/>
           <w:szCs w:val="24"/>
-          <w:lang/>
           <w14:ligatures w14:val="standardContextual"/>
         </w:rPr>
       </w:pPr>
@@ -6259,14 +6231,7 @@
                           <w:rFonts w:ascii="Cambria Math" w:hAnsi="Cambria Math"/>
                           <w:lang w:eastAsia="cs-CZ"/>
                         </w:rPr>
-                        <m:t>k</m:t>
-                      </m:r>
-                      <m:r>
-                        <w:rPr>
-                          <w:rFonts w:ascii="Cambria Math" w:hAnsi="Cambria Math"/>
-                          <w:lang w:eastAsia="cs-CZ"/>
-                        </w:rPr>
-                        <m:t>=0</m:t>
+                        <m:t>k=0</m:t>
                       </m:r>
                     </m:sub>
                     <m:sup>
@@ -6275,21 +6240,7 @@
                           <w:rFonts w:ascii="Cambria Math" w:hAnsi="Cambria Math"/>
                           <w:lang w:eastAsia="cs-CZ"/>
                         </w:rPr>
-                        <m:t>i</m:t>
-                      </m:r>
-                      <m:r>
-                        <w:rPr>
-                          <w:rFonts w:ascii="Cambria Math" w:hAnsi="Cambria Math"/>
-                          <w:lang w:eastAsia="cs-CZ"/>
-                        </w:rPr>
-                        <m:t>-</m:t>
-                      </m:r>
-                      <m:r>
-                        <w:rPr>
-                          <w:rFonts w:ascii="Cambria Math" w:hAnsi="Cambria Math"/>
-                          <w:lang w:eastAsia="cs-CZ"/>
-                        </w:rPr>
-                        <m:t>1</m:t>
+                        <m:t>i-1</m:t>
                       </m:r>
                     </m:sup>
                     <m:e>
@@ -6329,35 +6280,7 @@
                       <w:rFonts w:ascii="Cambria Math" w:hAnsi="Cambria Math"/>
                       <w:lang w:eastAsia="cs-CZ"/>
                     </w:rPr>
-                    <m:t>;</m:t>
-                  </m:r>
-                  <m:r>
-                    <w:rPr>
-                      <w:rFonts w:ascii="Cambria Math" w:hAnsi="Cambria Math"/>
-                      <w:lang w:eastAsia="cs-CZ"/>
-                    </w:rPr>
-                    <m:t>pro</m:t>
-                  </m:r>
-                  <m:r>
-                    <w:rPr>
-                      <w:rFonts w:ascii="Cambria Math" w:hAnsi="Cambria Math"/>
-                      <w:lang w:eastAsia="cs-CZ"/>
-                    </w:rPr>
-                    <m:t xml:space="preserve"> </m:t>
-                  </m:r>
-                  <m:r>
-                    <w:rPr>
-                      <w:rFonts w:ascii="Cambria Math" w:hAnsi="Cambria Math"/>
-                      <w:lang w:eastAsia="cs-CZ"/>
-                    </w:rPr>
-                    <m:t>i</m:t>
-                  </m:r>
-                  <m:r>
-                    <w:rPr>
-                      <w:rFonts w:ascii="Cambria Math" w:hAnsi="Cambria Math"/>
-                      <w:lang w:eastAsia="cs-CZ"/>
-                    </w:rPr>
-                    <m:t>&gt;0</m:t>
+                    <m:t>;pro i&gt;0</m:t>
                   </m:r>
                 </m:e>
                 <m:e>
@@ -6366,35 +6289,7 @@
                       <w:rFonts w:ascii="Cambria Math" w:hAnsi="Cambria Math"/>
                       <w:lang w:eastAsia="cs-CZ"/>
                     </w:rPr>
-                    <m:t>1 ;</m:t>
-                  </m:r>
-                  <m:r>
-                    <w:rPr>
-                      <w:rFonts w:ascii="Cambria Math" w:hAnsi="Cambria Math"/>
-                      <w:lang w:eastAsia="cs-CZ"/>
-                    </w:rPr>
-                    <m:t>pro</m:t>
-                  </m:r>
-                  <m:r>
-                    <w:rPr>
-                      <w:rFonts w:ascii="Cambria Math" w:hAnsi="Cambria Math"/>
-                      <w:lang w:eastAsia="cs-CZ"/>
-                    </w:rPr>
-                    <m:t xml:space="preserve"> </m:t>
-                  </m:r>
-                  <m:r>
-                    <w:rPr>
-                      <w:rFonts w:ascii="Cambria Math" w:hAnsi="Cambria Math"/>
-                      <w:lang w:eastAsia="cs-CZ"/>
-                    </w:rPr>
-                    <m:t>i</m:t>
-                  </m:r>
-                  <m:r>
-                    <w:rPr>
-                      <w:rFonts w:ascii="Cambria Math" w:hAnsi="Cambria Math"/>
-                      <w:lang w:eastAsia="cs-CZ"/>
-                    </w:rPr>
-                    <m:t>=0</m:t>
+                    <m:t>1 ;pro i=0</m:t>
                   </m:r>
                 </m:e>
               </m:eqArr>
@@ -6635,6 +6530,58 @@
           <w:lang w:eastAsia="cs-CZ"/>
         </w:rPr>
         <w:t xml:space="preserve"> samotné.</w:t>
+      </w:r>
+      <w:r>
+        <w:rPr>
+          <w:lang w:eastAsia="cs-CZ"/>
+        </w:rPr>
+        <w:t xml:space="preserve"> Čili samotné </w:t>
+      </w:r>
+      <w:r>
+        <w:rPr>
+          <w:i/>
+          <w:iCs/>
+          <w:lang w:eastAsia="cs-CZ"/>
+        </w:rPr>
+        <w:t>J</w:t>
+      </w:r>
+      <w:r>
+        <w:rPr>
+          <w:i/>
+          <w:iCs/>
+          <w:vertAlign w:val="subscript"/>
+          <w:lang w:eastAsia="cs-CZ"/>
+        </w:rPr>
+        <w:t>i</w:t>
+      </w:r>
+      <w:r>
+        <w:rPr>
+          <w:i/>
+          <w:iCs/>
+          <w:vertAlign w:val="subscript"/>
+          <w:lang w:eastAsia="cs-CZ"/>
+        </w:rPr>
+        <w:t xml:space="preserve"> </w:t>
+      </w:r>
+      <w:r>
+        <w:rPr>
+          <w:lang w:eastAsia="cs-CZ"/>
+        </w:rPr>
+        <w:t xml:space="preserve">je vlastně velikostí nejednoznačného výběru, pokud by souřadnice byly vyplněny až po </w:t>
+      </w:r>
+      <w:r>
+        <w:rPr>
+          <w:i/>
+          <w:iCs/>
+          <w:lang w:eastAsia="cs-CZ"/>
+        </w:rPr>
+        <w:t>i</w:t>
+      </w:r>
+      <w:r>
+        <w:rPr>
+          <w:lang w:eastAsia="cs-CZ"/>
+        </w:rPr>
+        <w:t xml:space="preserve"> včetně.</w:t>
       </w:r>
     </w:p>
     <w:p>
@@ -7070,6 +7017,7 @@
           <w:rPr>
             <w:rFonts w:ascii="Cambria Math" w:hAnsi="Cambria Math"/>
           </w:rPr>
+          <w:lastRenderedPageBreak/>
           <m:t>i≔index</m:t>
         </m:r>
       </m:oMath>
@@ -7092,7 +7040,6 @@
           <w:rPr>
             <w:rFonts w:ascii="Cambria Math" w:hAnsi="Cambria Math"/>
           </w:rPr>
-          <w:lastRenderedPageBreak/>
           <m:t>pro k od 0 do len</m:t>
         </m:r>
         <m:d>
@@ -7162,19 +7109,7 @@
           <w:rPr>
             <w:rFonts w:ascii="Cambria Math" w:hAnsi="Cambria Math"/>
           </w:rPr>
-          <m:t>≔</m:t>
-        </m:r>
-        <m:r>
-          <w:rPr>
-            <w:rFonts w:ascii="Cambria Math" w:hAnsi="Cambria Math"/>
-          </w:rPr>
-          <m:t>i</m:t>
-        </m:r>
-        <m:r>
-          <w:rPr>
-            <w:rFonts w:ascii="Cambria Math" w:hAnsi="Cambria Math"/>
-          </w:rPr>
-          <m:t>/</m:t>
+          <m:t>≔i/</m:t>
         </m:r>
         <m:sSub>
           <m:sSubPr>
@@ -7465,7 +7400,11 @@
         <w:t xml:space="preserve"> V takovém případě totiž stačí uvnitř tenzoru projít toto jednorozměrné pole s daty a aplikovat danou operaci.</w:t>
       </w:r>
       <w:r>
-        <w:t xml:space="preserve"> Je to navíc jednoduše </w:t>
+        <w:t xml:space="preserve"> Je to navíc </w:t>
+      </w:r>
+      <w:r>
+        <w:lastRenderedPageBreak/>
+        <w:t xml:space="preserve">jednoduše </w:t>
       </w:r>
       <w:proofErr w:type="spellStart"/>
       <w:r>
@@ -7484,7 +7423,6 @@
         <w:spacing w:line="360" w:lineRule="auto"/>
       </w:pPr>
       <w:r>
-        <w:lastRenderedPageBreak/>
         <w:t>Tenzor také je schopen svého převodu na řetězec znaků.</w:t>
       </w:r>
       <w:r>
@@ -7670,10 +7608,7 @@
         <w:t xml:space="preserve"> </w:t>
       </w:r>
       <w:r>
-        <w:t>(</w:t>
-      </w:r>
-      <w:r>
-        <w:t xml:space="preserve">Kumulativní součin předešlých velikostí dimenzí korespondující </w:t>
+        <w:t xml:space="preserve">(Kumulativní součin předešlých velikostí dimenzí korespondující </w:t>
       </w:r>
       <w:r>
         <w:t xml:space="preserve">velikosti dimenze </w:t>
@@ -7780,6 +7715,7 @@
         <w:spacing w:line="360" w:lineRule="auto"/>
       </w:pPr>
       <w:r>
+        <w:lastRenderedPageBreak/>
         <w:t xml:space="preserve">Jelikož se jedná o prohození hodnot, tak to díky </w:t>
       </w:r>
       <w:proofErr w:type="spellStart"/>
@@ -7800,11 +7736,7 @@
         <w:t xml:space="preserve"> Při transpozici se tedy alokuje nové pole o stejné velikosti jako to staré.</w:t>
       </w:r>
       <w:r>
-        <w:t xml:space="preserve"> Bylo by sice možné implementovat tuto operaci na místě (in-place), to by ale znamenalo více </w:t>
-      </w:r>
-      <w:r>
-        <w:lastRenderedPageBreak/>
-        <w:t>celkových přesouvání, což by se značně prodražilo u velkých objektů.</w:t>
+        <w:t xml:space="preserve"> Bylo by sice možné implementovat tuto operaci na místě (in-place), to by ale znamenalo více celkových přesouvání, což by se značně prodražilo u velkých objektů.</w:t>
       </w:r>
       <w:r>
         <w:t xml:space="preserve"> Poté dochází k přesunu prvků ze starého pole na nové</w:t>
@@ -7892,6 +7824,980 @@
     </w:p>
     <w:p>
       <w:pPr>
+        <w:spacing w:line="360" w:lineRule="auto"/>
+      </w:pPr>
+      <w:r>
+        <w:t xml:space="preserve">Existuje také metoda pro změnu velikosti </w:t>
+      </w:r>
+      <w:r>
+        <w:t>dimenzí.</w:t>
+      </w:r>
+      <w:r>
+        <w:t xml:space="preserve"> Taková metoda přijímá nové souřadnice stejné délky jako ty aktuální.</w:t>
+      </w:r>
+      <w:r>
+        <w:t xml:space="preserve"> Následně vypočítá aktualizuje velikosti dimenzí i pole s </w:t>
+      </w:r>
+      <w:r>
+        <w:t>vektor</w:t>
+      </w:r>
+      <w:r>
+        <w:t>em</w:t>
+      </w:r>
+      <w:r>
+        <w:t xml:space="preserve"> kumulativních součinů předchozích velikostí dimenzí</w:t>
+      </w:r>
+      <w:r>
+        <w:t xml:space="preserve">. Poté vypočítá novou velikost úložného pole a alokuje ho. </w:t>
+      </w:r>
+      <w:r>
+        <w:t xml:space="preserve">Je velmi výhodné vždy alokovat nové pole. První z důvodu je stejný jako při transpozici – a to díky tomu, že je jednorázový přesun rychlejší než vyměňování na místě. </w:t>
+      </w:r>
+      <w:r>
+        <w:t xml:space="preserve">Druhý je asi ještě silnější, protože byť jen inkrementální změna velikosti dimenze vede k násobnému zvětšení či zmenšení úložného prostoru. </w:t>
+      </w:r>
+      <w:r>
+        <w:t xml:space="preserve">Ze starého pole se poté přesouvají prvky, ale jenom ty, pro které jsou jejich staré souřadnice stále validní. </w:t>
+      </w:r>
+      <w:r>
+        <w:t>Ty</w:t>
+      </w:r>
+      <w:r>
+        <w:t xml:space="preserve"> prvky, pro které jejich staré souřadnice nejsou validní podle nových velikostí dimenzí, jsou zahozeny.</w:t>
+      </w:r>
+      <w:r>
+        <w:t xml:space="preserve"> Podobně jako v případě transpozice se v sériové implementaci používá pro </w:t>
+      </w:r>
+      <w:r>
+        <w:t>zjištění</w:t>
+      </w:r>
+      <w:r>
+        <w:t xml:space="preserve"> souřadnic dalšího prvku metoda pro inkrementaci souřadnic, která ovšem není použita v paralelním provedení.</w:t>
+      </w:r>
+      <w:r>
+        <w:t xml:space="preserve"> Komplexita sériového zpracování je tudíž O(len(T) * len(D)), </w:t>
+      </w:r>
+      <w:r>
+        <w:t>kde len(D) je počet dimenzí a len(T) je počet prvků v původním poli</w:t>
+      </w:r>
+      <w:r>
+        <w:t>.</w:t>
+      </w:r>
+    </w:p>
+    <w:p>
+      <w:pPr>
+        <w:spacing w:line="360" w:lineRule="auto"/>
+      </w:pPr>
+      <w:r>
+        <w:t>Uživatel má dále možnost odebrat či přidat dimenzi.</w:t>
+      </w:r>
+      <w:r>
+        <w:t xml:space="preserve"> To je řešeno pomocí dvou sobě podobných metod.</w:t>
+      </w:r>
+      <w:r>
+        <w:t xml:space="preserve"> U metody pro přidání dimenze uživatel specifikuje velikost dané dimenze a pozici, na které bude vložena. Ostatní velikosti dimenzí od dané pozice do konce budou </w:t>
+      </w:r>
+      <w:r>
+        <w:lastRenderedPageBreak/>
+        <w:t>posunuty.</w:t>
+      </w:r>
+      <w:r>
+        <w:t xml:space="preserve"> </w:t>
+      </w:r>
+      <w:r>
+        <w:t>Poté je aktualizován vnitřní stav metadat (</w:t>
+      </w:r>
+      <w:r>
+        <w:t>vektor kumulativních součinů předchozích velikostí dimenzí</w:t>
+      </w:r>
+      <w:r>
+        <w:t xml:space="preserve">). </w:t>
+      </w:r>
+      <w:r>
+        <w:t xml:space="preserve">Následně je alokováno nové pole pro prvky. </w:t>
+      </w:r>
+      <w:r>
+        <w:t>Při přesunu prvků je využito optimalizačního triku, díky kterému není třeba žádné práce se souřadnicemi</w:t>
+      </w:r>
+      <w:r>
+        <w:t xml:space="preserve"> u každého prvku</w:t>
+      </w:r>
+      <w:r>
+        <w:t>.</w:t>
+      </w:r>
+      <w:r>
+        <w:t xml:space="preserve"> Z původního pole je třeba přesunout každý prvek, ale nové pole nebude prvky zcela zaplněno (pokud přidaná dimenze není velikosti 1).</w:t>
+      </w:r>
+      <w:r>
+        <w:t xml:space="preserve"> Stane se tak, že na novém poli budou rozsahy indexů, kam se prvky vloží a mezi nimi budou mezery, které nedostanou žádný vložený prvek.</w:t>
+      </w:r>
+      <w:r>
+        <w:t xml:space="preserve"> Tyto rozsahy jde vypočítat a sestrojit tak cyklus, co jen jednou projede indexem po původním poli přesouvajíc prvky na druhé jedna ku jedné a poté v pravý čas přeskočí několik indexů na cílovém poli</w:t>
+      </w:r>
+      <w:r>
+        <w:t>,</w:t>
+      </w:r>
+      <w:r>
+        <w:t xml:space="preserve"> zatímco bude normálně pokračovat na tom původním.</w:t>
+      </w:r>
+      <w:r>
+        <w:t xml:space="preserve"> Tím se složitost tohoto úkonu sníží oproti naivnímu přístupu z O(len(D) * len(T)) na </w:t>
+      </w:r>
+      <w:r>
+        <w:t>pouhé</w:t>
+      </w:r>
+      <w:r>
+        <w:t xml:space="preserve"> O(len(T)), kde len(D) je počet dimenzí a len(T) je počet prvků v původním poli.</w:t>
+      </w:r>
+      <w:r>
+        <w:t xml:space="preserve"> </w:t>
+      </w:r>
+      <w:r>
+        <w:rPr>
+          <w:b/>
+          <w:bCs/>
+        </w:rPr>
+        <w:t>Rozsah k přesunu</w:t>
+      </w:r>
+      <w:r>
+        <w:t xml:space="preserve"> je </w:t>
+      </w:r>
+      <w:r>
+        <w:t xml:space="preserve">velikostí </w:t>
+      </w:r>
+      <w:r>
+        <w:t>roven k</w:t>
+      </w:r>
+      <w:r>
+        <w:t>umulativní</w:t>
+      </w:r>
+      <w:r>
+        <w:t>mu</w:t>
+      </w:r>
+      <w:r>
+        <w:t xml:space="preserve"> součin</w:t>
+      </w:r>
+      <w:r>
+        <w:t>u</w:t>
+      </w:r>
+      <w:r>
+        <w:t xml:space="preserve"> předešlých velikostí dimenzí</w:t>
+      </w:r>
+      <w:r>
+        <w:t xml:space="preserve"> na pozici nové dimenze pro již aktualizovaný stav</w:t>
+      </w:r>
+      <w:r>
+        <w:t xml:space="preserve"> a </w:t>
+      </w:r>
+      <w:r>
+        <w:t xml:space="preserve">následující </w:t>
+      </w:r>
+      <w:r>
+        <w:rPr>
+          <w:b/>
+          <w:bCs/>
+        </w:rPr>
+        <w:t>rozsah přeskočení</w:t>
+      </w:r>
+      <w:r>
+        <w:t xml:space="preserve"> je </w:t>
+      </w:r>
+      <w:r>
+        <w:t xml:space="preserve">velikostí </w:t>
+      </w:r>
+      <w:r>
+        <w:t xml:space="preserve">roven </w:t>
+      </w:r>
+      <w:r>
+        <w:t>tomuto rozsahu vynásobeném velikostí korespondující dimenze mínus jedna.</w:t>
+      </w:r>
+      <w:r>
+        <w:t xml:space="preserve"> Tedy index procházející původní pole se vždy posouvá po jednom a index procházející nové pole se po jednom inkrementuje do vypočítané hodnoty velikosti rozsahu přesunu a poté se mu přičte velikost rozsahu </w:t>
+      </w:r>
+      <w:r>
+        <w:t>přeskočení</w:t>
+      </w:r>
+      <w:r>
+        <w:t>.</w:t>
+      </w:r>
+      <w:r>
+        <w:t xml:space="preserve"> Takto se inkrementace a přeskočení opakují až do chvíle, kdy jsou všechny prvky z původního pole přesunuty.</w:t>
+      </w:r>
+    </w:p>
+    <w:p>
+      <w:pPr>
+        <w:pStyle w:val="Odstavecseseznamem"/>
+        <w:numPr>
+          <w:ilvl w:val="0"/>
+          <w:numId w:val="8"/>
+        </w:numPr>
+        <w:spacing w:line="360" w:lineRule="auto"/>
+      </w:pPr>
+      <m:oMath>
+        <m:r>
+          <w:rPr>
+            <w:rFonts w:ascii="Cambria Math" w:hAnsi="Cambria Math"/>
+          </w:rPr>
+          <m:t>novýT je nové pole,</m:t>
+        </m:r>
+        <m:r>
+          <w:rPr>
+            <w:rFonts w:ascii="Cambria Math" w:hAnsi="Cambria Math"/>
+          </w:rPr>
+          <m:t xml:space="preserve"> </m:t>
+        </m:r>
+        <m:r>
+          <w:rPr>
+            <w:rFonts w:ascii="Cambria Math" w:hAnsi="Cambria Math"/>
+          </w:rPr>
+          <m:t xml:space="preserve"> starýT staré pole</m:t>
+        </m:r>
+      </m:oMath>
+    </w:p>
+    <w:p>
+      <w:pPr>
+        <w:pStyle w:val="Odstavecseseznamem"/>
+        <w:numPr>
+          <w:ilvl w:val="0"/>
+          <w:numId w:val="8"/>
+        </w:numPr>
+        <w:spacing w:line="360" w:lineRule="auto"/>
+      </w:pPr>
+      <w:r>
+        <w:rPr>
+          <w:i/>
+          <w:iCs/>
+        </w:rPr>
+        <w:t>i</w:t>
+      </w:r>
+      <w:r>
+        <w:t xml:space="preserve"> je pozice nové dimenze a </w:t>
+      </w:r>
+      <w:r>
+        <w:rPr>
+          <w:i/>
+          <w:iCs/>
+        </w:rPr>
+        <w:t>D</w:t>
+      </w:r>
+      <w:r>
+        <w:rPr>
+          <w:i/>
+          <w:iCs/>
+          <w:vertAlign w:val="subscript"/>
+        </w:rPr>
+        <w:t>i</w:t>
+      </w:r>
+      <w:r>
+        <w:t xml:space="preserve"> je velikost nové dimenze</w:t>
+      </w:r>
+    </w:p>
+    <w:p>
+      <w:pPr>
+        <w:pStyle w:val="Odstavecseseznamem"/>
+        <w:numPr>
+          <w:ilvl w:val="0"/>
+          <w:numId w:val="8"/>
+        </w:numPr>
+        <w:spacing w:line="360" w:lineRule="auto"/>
+      </w:pPr>
+      <m:oMath>
+        <m:r>
+          <w:rPr>
+            <w:rFonts w:ascii="Cambria Math" w:hAnsi="Cambria Math"/>
+          </w:rPr>
+          <m:t>m≔</m:t>
+        </m:r>
+        <m:sSub>
+          <m:sSubPr>
+            <m:ctrlPr>
+              <w:rPr>
+                <w:rFonts w:ascii="Cambria Math" w:hAnsi="Cambria Math"/>
+                <w:i/>
+              </w:rPr>
+            </m:ctrlPr>
+          </m:sSubPr>
+          <m:e>
+            <m:r>
+              <w:rPr>
+                <w:rFonts w:ascii="Cambria Math" w:hAnsi="Cambria Math"/>
+              </w:rPr>
+              <m:t>J</m:t>
+            </m:r>
+          </m:e>
+          <m:sub>
+            <m:r>
+              <w:rPr>
+                <w:rFonts w:ascii="Cambria Math" w:hAnsi="Cambria Math"/>
+              </w:rPr>
+              <m:t>i</m:t>
+            </m:r>
+          </m:sub>
+        </m:sSub>
+      </m:oMath>
+    </w:p>
+    <w:p>
+      <w:pPr>
+        <w:pStyle w:val="Odstavecseseznamem"/>
+        <w:numPr>
+          <w:ilvl w:val="0"/>
+          <w:numId w:val="8"/>
+        </w:numPr>
+        <w:spacing w:line="360" w:lineRule="auto"/>
+      </w:pPr>
+      <m:oMath>
+        <m:r>
+          <w:rPr>
+            <w:rFonts w:ascii="Cambria Math" w:hAnsi="Cambria Math"/>
+          </w:rPr>
+          <m:t>s≔m*</m:t>
+        </m:r>
+        <m:d>
+          <m:dPr>
+            <m:ctrlPr>
+              <w:rPr>
+                <w:rFonts w:ascii="Cambria Math" w:hAnsi="Cambria Math"/>
+                <w:i/>
+              </w:rPr>
+            </m:ctrlPr>
+          </m:dPr>
+          <m:e>
+            <m:sSub>
+              <m:sSubPr>
+                <m:ctrlPr>
+                  <w:rPr>
+                    <w:rFonts w:ascii="Cambria Math" w:hAnsi="Cambria Math"/>
+                    <w:i/>
+                  </w:rPr>
+                </m:ctrlPr>
+              </m:sSubPr>
+              <m:e>
+                <m:r>
+                  <w:rPr>
+                    <w:rFonts w:ascii="Cambria Math" w:hAnsi="Cambria Math"/>
+                  </w:rPr>
+                  <m:t>D</m:t>
+                </m:r>
+              </m:e>
+              <m:sub>
+                <m:r>
+                  <w:rPr>
+                    <w:rFonts w:ascii="Cambria Math" w:hAnsi="Cambria Math"/>
+                  </w:rPr>
+                  <m:t>i</m:t>
+                </m:r>
+              </m:sub>
+            </m:sSub>
+            <m:r>
+              <w:rPr>
+                <w:rFonts w:ascii="Cambria Math" w:hAnsi="Cambria Math"/>
+              </w:rPr>
+              <m:t>-1</m:t>
+            </m:r>
+          </m:e>
+        </m:d>
+      </m:oMath>
+    </w:p>
+    <w:p>
+      <w:pPr>
+        <w:pStyle w:val="Odstavecseseznamem"/>
+        <w:numPr>
+          <w:ilvl w:val="0"/>
+          <w:numId w:val="8"/>
+        </w:numPr>
+        <w:spacing w:line="360" w:lineRule="auto"/>
+      </w:pPr>
+      <m:oMath>
+        <m:r>
+          <w:rPr>
+            <w:rFonts w:ascii="Cambria Math" w:hAnsi="Cambria Math"/>
+          </w:rPr>
+          <m:t>b≔0</m:t>
+        </m:r>
+      </m:oMath>
+    </w:p>
+    <w:p>
+      <w:pPr>
+        <w:pStyle w:val="Odstavecseseznamem"/>
+        <w:numPr>
+          <w:ilvl w:val="0"/>
+          <w:numId w:val="8"/>
+        </w:numPr>
+        <w:spacing w:line="360" w:lineRule="auto"/>
+      </w:pPr>
+      <m:oMath>
+        <m:r>
+          <w:rPr>
+            <w:rFonts w:ascii="Cambria Math" w:hAnsi="Cambria Math"/>
+          </w:rPr>
+          <m:t>c≔0</m:t>
+        </m:r>
+      </m:oMath>
+    </w:p>
+    <w:p>
+      <w:pPr>
+        <w:pStyle w:val="Odstavecseseznamem"/>
+        <w:numPr>
+          <w:ilvl w:val="0"/>
+          <w:numId w:val="8"/>
+        </w:numPr>
+        <w:spacing w:line="360" w:lineRule="auto"/>
+      </w:pPr>
+      <m:oMath>
+        <m:r>
+          <w:rPr>
+            <w:rFonts w:ascii="Cambria Math" w:hAnsi="Cambria Math"/>
+          </w:rPr>
+          <m:t>p</m:t>
+        </m:r>
+        <m:r>
+          <w:rPr>
+            <w:rFonts w:ascii="Cambria Math" w:hAnsi="Cambria Math"/>
+          </w:rPr>
+          <m:t xml:space="preserve">ro </m:t>
+        </m:r>
+        <m:r>
+          <w:rPr>
+            <w:rFonts w:ascii="Cambria Math" w:hAnsi="Cambria Math"/>
+          </w:rPr>
+          <m:t>a</m:t>
+        </m:r>
+        <m:r>
+          <w:rPr>
+            <w:rFonts w:ascii="Cambria Math" w:hAnsi="Cambria Math"/>
+          </w:rPr>
+          <m:t xml:space="preserve"> od 0 do len</m:t>
+        </m:r>
+        <m:d>
+          <m:dPr>
+            <m:ctrlPr>
+              <w:rPr>
+                <w:rFonts w:ascii="Cambria Math" w:hAnsi="Cambria Math"/>
+                <w:i/>
+              </w:rPr>
+            </m:ctrlPr>
+          </m:dPr>
+          <m:e>
+            <m:r>
+              <w:rPr>
+                <w:rFonts w:ascii="Cambria Math" w:hAnsi="Cambria Math"/>
+              </w:rPr>
+              <m:t>starýT</m:t>
+            </m:r>
+          </m:e>
+        </m:d>
+        <m:r>
+          <w:rPr>
+            <w:rFonts w:ascii="Cambria Math" w:hAnsi="Cambria Math"/>
+          </w:rPr>
+          <m:t>-1 opakuj:</m:t>
+        </m:r>
+      </m:oMath>
+    </w:p>
+    <w:p>
+      <w:pPr>
+        <w:pStyle w:val="Odstavecseseznamem"/>
+        <w:numPr>
+          <w:ilvl w:val="0"/>
+          <w:numId w:val="11"/>
+        </w:numPr>
+        <w:spacing w:line="360" w:lineRule="auto"/>
+      </w:pPr>
+      <m:oMath>
+        <m:sSub>
+          <m:sSubPr>
+            <m:ctrlPr>
+              <w:rPr>
+                <w:rFonts w:ascii="Cambria Math" w:hAnsi="Cambria Math"/>
+                <w:i/>
+              </w:rPr>
+            </m:ctrlPr>
+          </m:sSubPr>
+          <m:e>
+            <m:r>
+              <w:rPr>
+                <w:rFonts w:ascii="Cambria Math" w:hAnsi="Cambria Math"/>
+              </w:rPr>
+              <m:t>novýT</m:t>
+            </m:r>
+          </m:e>
+          <m:sub>
+            <m:r>
+              <w:rPr>
+                <w:rFonts w:ascii="Cambria Math" w:hAnsi="Cambria Math"/>
+              </w:rPr>
+              <m:t>b</m:t>
+            </m:r>
+          </m:sub>
+        </m:sSub>
+        <m:r>
+          <w:rPr>
+            <w:rFonts w:ascii="Cambria Math" w:hAnsi="Cambria Math"/>
+          </w:rPr>
+          <m:t>≔</m:t>
+        </m:r>
+        <m:sSub>
+          <m:sSubPr>
+            <m:ctrlPr>
+              <w:rPr>
+                <w:rFonts w:ascii="Cambria Math" w:hAnsi="Cambria Math"/>
+                <w:i/>
+              </w:rPr>
+            </m:ctrlPr>
+          </m:sSubPr>
+          <m:e>
+            <m:r>
+              <w:rPr>
+                <w:rFonts w:ascii="Cambria Math" w:hAnsi="Cambria Math"/>
+              </w:rPr>
+              <m:t>starýT</m:t>
+            </m:r>
+          </m:e>
+          <m:sub>
+            <m:r>
+              <w:rPr>
+                <w:rFonts w:ascii="Cambria Math" w:hAnsi="Cambria Math"/>
+              </w:rPr>
+              <m:t>a</m:t>
+            </m:r>
+          </m:sub>
+        </m:sSub>
+      </m:oMath>
+    </w:p>
+    <w:p>
+      <w:pPr>
+        <w:pStyle w:val="Odstavecseseznamem"/>
+        <w:numPr>
+          <w:ilvl w:val="0"/>
+          <w:numId w:val="11"/>
+        </w:numPr>
+        <w:spacing w:line="360" w:lineRule="auto"/>
+      </w:pPr>
+      <m:oMath>
+        <m:r>
+          <w:rPr>
+            <w:rFonts w:ascii="Cambria Math" w:hAnsi="Cambria Math"/>
+          </w:rPr>
+          <m:t>b≔b+1</m:t>
+        </m:r>
+      </m:oMath>
+    </w:p>
+    <w:p>
+      <w:pPr>
+        <w:pStyle w:val="Odstavecseseznamem"/>
+        <w:numPr>
+          <w:ilvl w:val="0"/>
+          <w:numId w:val="11"/>
+        </w:numPr>
+        <w:spacing w:line="360" w:lineRule="auto"/>
+      </w:pPr>
+      <m:oMath>
+        <m:r>
+          <w:rPr>
+            <w:rFonts w:ascii="Cambria Math" w:hAnsi="Cambria Math"/>
+          </w:rPr>
+          <m:t>c≔c+1</m:t>
+        </m:r>
+      </m:oMath>
+    </w:p>
+    <w:p>
+      <w:pPr>
+        <w:pStyle w:val="Odstavecseseznamem"/>
+        <w:numPr>
+          <w:ilvl w:val="0"/>
+          <w:numId w:val="11"/>
+        </w:numPr>
+        <w:spacing w:line="360" w:lineRule="auto"/>
+      </w:pPr>
+      <m:oMath>
+        <m:d>
+          <m:dPr>
+            <m:begChr m:val="{"/>
+            <m:endChr m:val=""/>
+            <m:ctrlPr>
+              <w:rPr>
+                <w:rFonts w:ascii="Cambria Math" w:hAnsi="Cambria Math"/>
+                <w:i/>
+              </w:rPr>
+            </m:ctrlPr>
+          </m:dPr>
+          <m:e>
+            <m:eqArr>
+              <m:eqArrPr>
+                <m:ctrlPr>
+                  <w:rPr>
+                    <w:rFonts w:ascii="Cambria Math" w:hAnsi="Cambria Math"/>
+                    <w:i/>
+                  </w:rPr>
+                </m:ctrlPr>
+              </m:eqArrPr>
+              <m:e>
+                <m:r>
+                  <w:rPr>
+                    <w:rFonts w:ascii="Cambria Math" w:hAnsi="Cambria Math"/>
+                  </w:rPr>
+                  <m:t>pokud c=m ;</m:t>
+                </m:r>
+                <m:r>
+                  <w:rPr>
+                    <w:rFonts w:ascii="Cambria Math" w:hAnsi="Cambria Math"/>
+                  </w:rPr>
+                  <m:t>b :=b+s;c≔0</m:t>
+                </m:r>
+                <m:r>
+                  <w:rPr>
+                    <w:rFonts w:ascii="Cambria Math" w:hAnsi="Cambria Math"/>
+                  </w:rPr>
+                  <m:t xml:space="preserve"> </m:t>
+                </m:r>
+              </m:e>
+              <m:e>
+                <m:r>
+                  <w:rPr>
+                    <w:rFonts w:ascii="Cambria Math" w:hAnsi="Cambria Math"/>
+                  </w:rPr>
+                  <m:t>jinak ;nic</m:t>
+                </m:r>
+              </m:e>
+            </m:eqArr>
+          </m:e>
+        </m:d>
+      </m:oMath>
+    </w:p>
+    <w:p>
+      <w:pPr>
+        <w:pStyle w:val="Odstavecseseznamem"/>
+        <w:numPr>
+          <w:ilvl w:val="0"/>
+          <w:numId w:val="8"/>
+        </w:numPr>
+        <w:spacing w:line="360" w:lineRule="auto"/>
+      </w:pPr>
+      <w:r>
+        <w:t>Konec</w:t>
+      </w:r>
+    </w:p>
+    <w:p>
+      <w:pPr>
+        <w:spacing w:line="360" w:lineRule="auto"/>
+      </w:pPr>
+      <w:r>
+        <w:t>Tímto jsou prvky přesunuty za předpokladu, že nové pole mělo alokováno dost prostoru.</w:t>
+      </w:r>
+    </w:p>
+    <w:p>
+      <w:pPr>
+        <w:pStyle w:val="Odstavecseseznamem"/>
+        <w:numPr>
+          <w:ilvl w:val="0"/>
+          <w:numId w:val="12"/>
+        </w:numPr>
+        <w:spacing w:line="360" w:lineRule="auto"/>
+        <w:rPr>
+          <w:lang w:eastAsia="cs-CZ"/>
+        </w:rPr>
+      </w:pPr>
+      <w:r>
+        <w:lastRenderedPageBreak/>
+        <w:t>Toto funguje</w:t>
+      </w:r>
+      <w:r>
+        <w:t>,</w:t>
+      </w:r>
+      <w:r>
+        <w:t xml:space="preserve"> jelikož</w:t>
+      </w:r>
+      <w:r>
+        <w:t xml:space="preserve"> pokud</w:t>
+      </w:r>
+      <w:r>
+        <w:t xml:space="preserve"> </w:t>
+      </w:r>
+      <w:r>
+        <w:t xml:space="preserve">je </w:t>
+      </w:r>
+      <w:r>
+        <w:t xml:space="preserve">nejednoznačný výběr na </w:t>
+      </w:r>
+      <w:r>
+        <w:rPr>
+          <w:i/>
+          <w:iCs/>
+        </w:rPr>
+        <w:t>i</w:t>
+      </w:r>
+      <w:r>
+        <w:t xml:space="preserve"> roven číslu </w:t>
+      </w:r>
+      <w:r>
+        <w:rPr>
+          <w:i/>
+          <w:iCs/>
+        </w:rPr>
+        <w:t>n</w:t>
+      </w:r>
+      <w:r>
+        <w:t xml:space="preserve">, tak dle vlastní definice se musí nejednoznačný výběr na </w:t>
+      </w:r>
+      <w:r>
+        <w:rPr>
+          <w:i/>
+          <w:iCs/>
+        </w:rPr>
+        <w:t>i</w:t>
+      </w:r>
+      <w:r>
+        <w:rPr>
+          <w:i/>
+          <w:iCs/>
+        </w:rPr>
+        <w:t xml:space="preserve"> </w:t>
+      </w:r>
+      <w:r>
+        <w:t>v</w:t>
+      </w:r>
+      <w:r>
+        <w:t>ynásobit nově přidanou dimenzí</w:t>
+      </w:r>
+      <w:r>
+        <w:t xml:space="preserve"> </w:t>
+      </w:r>
+      <w:r>
+        <w:t xml:space="preserve">po </w:t>
+      </w:r>
+      <w:r>
+        <w:t xml:space="preserve">jejím </w:t>
+      </w:r>
+      <w:r>
+        <w:t>přidání</w:t>
+      </w:r>
+      <w:r>
+        <w:t>.</w:t>
+      </w:r>
+      <w:r>
+        <w:t xml:space="preserve"> </w:t>
+      </w:r>
+    </w:p>
+    <w:p>
+      <w:pPr>
+        <w:pStyle w:val="Odstavecseseznamem"/>
+        <w:numPr>
+          <w:ilvl w:val="0"/>
+          <w:numId w:val="12"/>
+        </w:numPr>
+        <w:spacing w:line="360" w:lineRule="auto"/>
+        <w:rPr>
+          <w:lang w:eastAsia="cs-CZ"/>
+        </w:rPr>
+      </w:pPr>
+      <w:r>
+        <w:t>Přidání dimenze ovšem nemění souřadnice již existujících prvků a tím pádem prvky po přidání dimenze zůstanou vedle sebe a začínat budou od nejnižší souřadnice v daném nejednoznačném výběru.</w:t>
+      </w:r>
+      <w:r>
+        <w:t xml:space="preserve"> </w:t>
+      </w:r>
+    </w:p>
+    <w:p>
+      <w:pPr>
+        <w:pStyle w:val="Odstavecseseznamem"/>
+        <w:numPr>
+          <w:ilvl w:val="0"/>
+          <w:numId w:val="12"/>
+        </w:numPr>
+        <w:spacing w:line="360" w:lineRule="auto"/>
+        <w:rPr>
+          <w:lang w:eastAsia="cs-CZ"/>
+        </w:rPr>
+      </w:pPr>
+      <w:r>
+        <w:t xml:space="preserve">To </w:t>
+      </w:r>
+      <w:r>
+        <w:t>(</w:t>
+      </w:r>
+      <w:r>
+        <w:t>díky přepočtu souřadnic na index</w:t>
+      </w:r>
+      <w:r>
+        <w:t>)</w:t>
+      </w:r>
+      <w:r>
+        <w:t xml:space="preserve"> vede k bloku o velikosti nového nejednoznačného výběru s prvky na místě starého nejednoznačného výběru, které je ihned na začátku nového nejednoznačného výb</w:t>
+      </w:r>
+      <w:r>
+        <w:t>ě</w:t>
+      </w:r>
+      <w:r>
+        <w:t>ru</w:t>
+      </w:r>
+      <w:r>
+        <w:t xml:space="preserve"> a je</w:t>
+      </w:r>
+      <w:r>
+        <w:t xml:space="preserve"> násobně menší</w:t>
+      </w:r>
+      <w:r>
+        <w:t xml:space="preserve"> (podle nově přidané dimenze)</w:t>
+      </w:r>
+      <w:r>
+        <w:t>.</w:t>
+      </w:r>
+      <w:r>
+        <w:t xml:space="preserve"> </w:t>
+      </w:r>
+    </w:p>
+    <w:p>
+      <w:pPr>
+        <w:pStyle w:val="Odstavecseseznamem"/>
+        <w:numPr>
+          <w:ilvl w:val="0"/>
+          <w:numId w:val="12"/>
+        </w:numPr>
+        <w:spacing w:line="360" w:lineRule="auto"/>
+        <w:rPr>
+          <w:lang w:eastAsia="cs-CZ"/>
+        </w:rPr>
+      </w:pPr>
+      <w:r>
+        <w:t xml:space="preserve">Dle definice nejednoznačného výběru je nejednoznačný výběr stejně velký pro souřadnice vyplněné do </w:t>
+      </w:r>
+      <w:r>
+        <w:rPr>
+          <w:i/>
+          <w:iCs/>
+        </w:rPr>
+        <w:t>i</w:t>
+      </w:r>
+      <w:r>
+        <w:t xml:space="preserve"> nehledě na hodnotě </w:t>
+      </w:r>
+      <w:r>
+        <w:rPr>
+          <w:i/>
+          <w:iCs/>
+          <w:lang w:eastAsia="cs-CZ"/>
+        </w:rPr>
+        <w:t>D</w:t>
+      </w:r>
+      <w:r>
+        <w:rPr>
+          <w:i/>
+          <w:iCs/>
+          <w:vertAlign w:val="subscript"/>
+          <w:lang w:eastAsia="cs-CZ"/>
+        </w:rPr>
+        <w:t>i</w:t>
+      </w:r>
+      <w:r>
+        <w:rPr>
+          <w:lang w:eastAsia="cs-CZ"/>
+        </w:rPr>
+        <w:t xml:space="preserve"> ani na hodnotách jakékoli velikosti přední ze strany větší signifikance (začátku</w:t>
+      </w:r>
+      <w:r>
+        <w:rPr>
+          <w:lang w:eastAsia="cs-CZ"/>
+        </w:rPr>
+        <w:t xml:space="preserve"> podle big-</w:t>
+      </w:r>
+      <w:proofErr w:type="spellStart"/>
+      <w:r>
+        <w:rPr>
+          <w:lang w:eastAsia="cs-CZ"/>
+        </w:rPr>
+        <w:t>endian</w:t>
+      </w:r>
+      <w:proofErr w:type="spellEnd"/>
+      <w:r>
+        <w:rPr>
+          <w:lang w:eastAsia="cs-CZ"/>
+        </w:rPr>
+        <w:t>).</w:t>
+      </w:r>
+      <w:r>
+        <w:rPr>
+          <w:lang w:eastAsia="cs-CZ"/>
+        </w:rPr>
+        <w:t xml:space="preserve"> Toto implikuje že jde pole prvků poskládat z prvního menšího dílu A a následujícím násobně větším dílem B </w:t>
+      </w:r>
+      <w:r>
+        <w:rPr>
+          <w:lang w:eastAsia="cs-CZ"/>
+        </w:rPr>
+        <w:t xml:space="preserve">střídajícími </w:t>
+      </w:r>
+      <w:r>
+        <w:rPr>
+          <w:lang w:eastAsia="cs-CZ"/>
+        </w:rPr>
+        <w:t xml:space="preserve">se za sebou </w:t>
+      </w:r>
+      <w:r>
+        <w:rPr>
+          <w:lang w:eastAsia="cs-CZ"/>
+        </w:rPr>
+        <w:t xml:space="preserve">a </w:t>
+      </w:r>
+      <w:r>
+        <w:rPr>
+          <w:lang w:eastAsia="cs-CZ"/>
+        </w:rPr>
+        <w:t>opakujícími</w:t>
+      </w:r>
+      <w:r>
+        <w:rPr>
+          <w:lang w:eastAsia="cs-CZ"/>
+        </w:rPr>
+        <w:t xml:space="preserve"> </w:t>
+      </w:r>
+      <w:r>
+        <w:rPr>
+          <w:lang w:eastAsia="cs-CZ"/>
+        </w:rPr>
+        <w:t xml:space="preserve">se </w:t>
+      </w:r>
+      <w:r>
+        <w:rPr>
+          <w:lang w:eastAsia="cs-CZ"/>
+        </w:rPr>
+        <w:t>až do konce.</w:t>
+      </w:r>
+    </w:p>
+    <w:p>
+      <w:pPr>
+        <w:spacing w:line="360" w:lineRule="auto"/>
+        <w:jc w:val="right"/>
+      </w:pPr>
+      <w:r>
+        <w:tab/>
+        <w:t>□</w:t>
+      </w:r>
+    </w:p>
+    <w:p>
+      <w:pPr>
+        <w:spacing w:line="360" w:lineRule="auto"/>
+      </w:pPr>
+      <w:r>
+        <w:t>Metoda na odstranění dimenze funguje podobně. Na vstupu požaduje jenom pozici dimenze k odstranění.</w:t>
+      </w:r>
+      <w:r>
+        <w:t xml:space="preserve"> Strategie aktualizace stavu a alokace nového pole je prakticky stejná. Trik na rychlejší přesun prvků byl použit podobně jako u přidání dimenze, ovšem víceméně obráceně.</w:t>
+      </w:r>
+      <w:r>
+        <w:t xml:space="preserve"> Ne všechny prvky ze starého pole totiž třeba přesouvat do nového</w:t>
+      </w:r>
+      <w:r>
+        <w:t>, jelikož je jisté (pokud dimenze k odstranění není velikosti 1), že se o nějaké prvky přijde.</w:t>
+      </w:r>
+      <w:r>
+        <w:t xml:space="preserve"> Tedy je třeba již řečené rozsahy přesunů a přeskakování indexů vypočítat pro původní pole.</w:t>
+      </w:r>
+      <w:r>
+        <w:t xml:space="preserve"> Přináší so stejnou výhodu na komplexitě jako u přidání dimenze.</w:t>
+      </w:r>
+    </w:p>
+    <w:p>
+      <w:pPr>
         <w:pStyle w:val="Nadpis1"/>
         <w:jc w:val="both"/>
       </w:pPr>
@@ -8097,12 +9003,12 @@
         <w:t>.</w:t>
       </w:r>
       <w:r>
-        <w:t xml:space="preserve"> SYCL standard definuje abstrakce pro umožnění heterogenního programování. To má umožnit použití více druhů výpočetních zařízení v jedné aplikaci. Například použití CPU (s možností jednoduché paralelizace), GPU a </w:t>
+        <w:t xml:space="preserve"> SYCL standard definuje abstrakce pro umožnění heterogenního programování. To má umožnit použití více druhů výpočetních zařízení v jedné aplikaci. Například použití CPU (s možností jednoduché paralelizace), GPU a podobně.</w:t>
+      </w:r>
+      <w:r>
+        <w:t xml:space="preserve"> </w:t>
       </w:r>
       <w:proofErr w:type="spellStart"/>
-      <w:r>
-        <w:t>podobně.</w:t>
-      </w:r>
       <w:r>
         <w:t>AdaptiveCpp</w:t>
       </w:r>
@@ -11715,102 +12621,16 @@
 <file path=word/numbering.xml><?xml version="1.0" encoding="utf-8"?>
 <w:numbering xmlns:wpc="http://schemas.microsoft.com/office/word/2010/wordprocessingCanvas" xmlns:cx="http://schemas.microsoft.com/office/drawing/2014/chartex" xmlns:cx1="http://schemas.microsoft.com/office/drawing/2015/9/8/chartex" xmlns:cx2="http://schemas.microsoft.com/office/drawing/2015/10/21/chartex" xmlns:cx3="http://schemas.microsoft.com/office/drawing/2016/5/9/chartex" xmlns:cx4="http://schemas.microsoft.com/office/drawing/2016/5/10/chartex" xmlns:cx5="http://schemas.microsoft.com/office/drawing/2016/5/11/chartex" xmlns:cx6="http://schemas.microsoft.com/office/drawing/2016/5/12/chartex" xmlns:cx7="http://schemas.microsoft.com/office/drawing/2016/5/13/chartex" xmlns:cx8="http://schemas.microsoft.com/office/drawing/2016/5/14/chartex" xmlns:mc="http://schemas.openxmlformats.org/markup-compatibility/2006" xmlns:aink="http://schemas.microsoft.com/office/drawing/2016/ink" xmlns:am3d="http://schemas.microsoft.com/office/drawing/2017/model3d" xmlns:o="urn:schemas-microsoft-com:office:office" xmlns:oel="http://schemas.microsoft.com/office/2019/extlst" xmlns:r="http://schemas.openxmlformats.org/officeDocument/2006/relationships" xmlns:m="http://schemas.openxmlformats.org/officeDocument/2006/math" xmlns:v="urn:schemas-microsoft-com:vml" xmlns:wp14="http://schemas.microsoft.com/office/word/2010/wordprocessingDrawing" xmlns:wp="http://schemas.openxmlformats.org/drawingml/2006/wordprocessingDrawing" xmlns:w10="urn:schemas-microsoft-com:office:word" xmlns:w="http://schemas.openxmlformats.org/wordprocessingml/2006/main" xmlns:w14="http://schemas.microsoft.com/office/word/2010/wordml" xmlns:w15="http://schemas.microsoft.com/office/word/2012/wordml" xmlns:w16cex="http://schemas.microsoft.com/office/word/2018/wordml/cex" xmlns:w16cid="http://schemas.microsoft.com/office/word/2016/wordml/cid" xmlns:w16="http://schemas.microsoft.com/office/word/2018/wordml" xmlns:w16du="http://schemas.microsoft.com/office/word/2023/wordml/word16du" xmlns:w16sdtdh="http://schemas.microsoft.com/office/word/2020/wordml/sdtdatahash" xmlns:w16sdtfl="http://schemas.microsoft.com/office/word/2024/wordml/sdtformatlock" xmlns:w16se="http://schemas.microsoft.com/office/word/2015/wordml/symex" xmlns:wpg="http://schemas.microsoft.com/office/word/2010/wordprocessingGroup" xmlns:wpi="http://schemas.microsoft.com/office/word/2010/wordprocessingInk" xmlns:wne="http://schemas.microsoft.com/office/word/2006/wordml" xmlns:wps="http://schemas.microsoft.com/office/word/2010/wordprocessingShape" mc:Ignorable="w14 w15 w16se w16cid w16 w16cex w16sdtdh w16sdtfl w16du wp14">
   <w:abstractNum w:abstractNumId="0" w15:restartNumberingAfterBreak="0">
-    <w:nsid w:val="0852758B"/>
+    <w:nsid w:val="03451D26"/>
     <w:multiLevelType w:val="hybridMultilevel"/>
-    <w:tmpl w:val="555E8D38"/>
-    <w:lvl w:ilvl="0" w:tplc="1000000F">
+    <w:tmpl w:val="FB523530"/>
+    <w:lvl w:ilvl="0" w:tplc="F3B05302">
       <w:start w:val="1"/>
       <w:numFmt w:val="decimal"/>
-      <w:lvlText w:val="%1."/>
+      <w:lvlText w:val="%1)"/>
       <w:lvlJc w:val="left"/>
       <w:pPr>
-        <w:ind w:left="720" w:hanging="360"/>
-      </w:pPr>
-    </w:lvl>
-    <w:lvl w:ilvl="1" w:tplc="10000019" w:tentative="1">
-      <w:start w:val="1"/>
-      <w:numFmt w:val="lowerLetter"/>
-      <w:lvlText w:val="%2."/>
-      <w:lvlJc w:val="left"/>
-      <w:pPr>
-        <w:ind w:left="1440" w:hanging="360"/>
-      </w:pPr>
-    </w:lvl>
-    <w:lvl w:ilvl="2" w:tplc="1000001B" w:tentative="1">
-      <w:start w:val="1"/>
-      <w:numFmt w:val="lowerRoman"/>
-      <w:lvlText w:val="%3."/>
-      <w:lvlJc w:val="right"/>
-      <w:pPr>
-        <w:ind w:left="2160" w:hanging="180"/>
-      </w:pPr>
-    </w:lvl>
-    <w:lvl w:ilvl="3" w:tplc="1000000F" w:tentative="1">
-      <w:start w:val="1"/>
-      <w:numFmt w:val="decimal"/>
-      <w:lvlText w:val="%4."/>
-      <w:lvlJc w:val="left"/>
-      <w:pPr>
-        <w:ind w:left="2880" w:hanging="360"/>
-      </w:pPr>
-    </w:lvl>
-    <w:lvl w:ilvl="4" w:tplc="10000019" w:tentative="1">
-      <w:start w:val="1"/>
-      <w:numFmt w:val="lowerLetter"/>
-      <w:lvlText w:val="%5."/>
-      <w:lvlJc w:val="left"/>
-      <w:pPr>
-        <w:ind w:left="3600" w:hanging="360"/>
-      </w:pPr>
-    </w:lvl>
-    <w:lvl w:ilvl="5" w:tplc="1000001B" w:tentative="1">
-      <w:start w:val="1"/>
-      <w:numFmt w:val="lowerRoman"/>
-      <w:lvlText w:val="%6."/>
-      <w:lvlJc w:val="right"/>
-      <w:pPr>
-        <w:ind w:left="4320" w:hanging="180"/>
-      </w:pPr>
-    </w:lvl>
-    <w:lvl w:ilvl="6" w:tplc="1000000F" w:tentative="1">
-      <w:start w:val="1"/>
-      <w:numFmt w:val="decimal"/>
-      <w:lvlText w:val="%7."/>
-      <w:lvlJc w:val="left"/>
-      <w:pPr>
-        <w:ind w:left="5040" w:hanging="360"/>
-      </w:pPr>
-    </w:lvl>
-    <w:lvl w:ilvl="7" w:tplc="10000019" w:tentative="1">
-      <w:start w:val="1"/>
-      <w:numFmt w:val="lowerLetter"/>
-      <w:lvlText w:val="%8."/>
-      <w:lvlJc w:val="left"/>
-      <w:pPr>
-        <w:ind w:left="5760" w:hanging="360"/>
-      </w:pPr>
-    </w:lvl>
-    <w:lvl w:ilvl="8" w:tplc="1000001B" w:tentative="1">
-      <w:start w:val="1"/>
-      <w:numFmt w:val="lowerRoman"/>
-      <w:lvlText w:val="%9."/>
-      <w:lvlJc w:val="right"/>
-      <w:pPr>
-        <w:ind w:left="6480" w:hanging="180"/>
-      </w:pPr>
-    </w:lvl>
-  </w:abstractNum>
-  <w:abstractNum w:abstractNumId="1" w15:restartNumberingAfterBreak="0">
-    <w:nsid w:val="12934C2F"/>
-    <w:multiLevelType w:val="hybridMultilevel"/>
-    <w:tmpl w:val="D5743A56"/>
-    <w:lvl w:ilvl="0" w:tplc="1000000F">
-      <w:start w:val="1"/>
-      <w:numFmt w:val="decimal"/>
-      <w:lvlText w:val="%1."/>
-      <w:lvlJc w:val="left"/>
-      <w:pPr>
-        <w:ind w:left="720" w:hanging="360"/>
+        <w:ind w:left="1069" w:hanging="360"/>
       </w:pPr>
       <w:rPr>
         <w:rFonts w:hint="default"/>
@@ -11822,7 +12642,7 @@
       <w:lvlText w:val="%2."/>
       <w:lvlJc w:val="left"/>
       <w:pPr>
-        <w:ind w:left="1440" w:hanging="360"/>
+        <w:ind w:left="1789" w:hanging="360"/>
       </w:pPr>
     </w:lvl>
     <w:lvl w:ilvl="2" w:tplc="1000001B" w:tentative="1">
@@ -11831,7 +12651,7 @@
       <w:lvlText w:val="%3."/>
       <w:lvlJc w:val="right"/>
       <w:pPr>
-        <w:ind w:left="2160" w:hanging="180"/>
+        <w:ind w:left="2509" w:hanging="180"/>
       </w:pPr>
     </w:lvl>
     <w:lvl w:ilvl="3" w:tplc="1000000F" w:tentative="1">
@@ -11840,7 +12660,7 @@
       <w:lvlText w:val="%4."/>
       <w:lvlJc w:val="left"/>
       <w:pPr>
-        <w:ind w:left="2880" w:hanging="360"/>
+        <w:ind w:left="3229" w:hanging="360"/>
       </w:pPr>
     </w:lvl>
     <w:lvl w:ilvl="4" w:tplc="10000019" w:tentative="1">
@@ -11849,7 +12669,7 @@
       <w:lvlText w:val="%5."/>
       <w:lvlJc w:val="left"/>
       <w:pPr>
-        <w:ind w:left="3600" w:hanging="360"/>
+        <w:ind w:left="3949" w:hanging="360"/>
       </w:pPr>
     </w:lvl>
     <w:lvl w:ilvl="5" w:tplc="1000001B" w:tentative="1">
@@ -11858,7 +12678,7 @@
       <w:lvlText w:val="%6."/>
       <w:lvlJc w:val="right"/>
       <w:pPr>
-        <w:ind w:left="4320" w:hanging="180"/>
+        <w:ind w:left="4669" w:hanging="180"/>
       </w:pPr>
     </w:lvl>
     <w:lvl w:ilvl="6" w:tplc="1000000F" w:tentative="1">
@@ -11867,7 +12687,7 @@
       <w:lvlText w:val="%7."/>
       <w:lvlJc w:val="left"/>
       <w:pPr>
-        <w:ind w:left="5040" w:hanging="360"/>
+        <w:ind w:left="5389" w:hanging="360"/>
       </w:pPr>
     </w:lvl>
     <w:lvl w:ilvl="7" w:tplc="10000019" w:tentative="1">
@@ -11876,7 +12696,7 @@
       <w:lvlText w:val="%8."/>
       <w:lvlJc w:val="left"/>
       <w:pPr>
-        <w:ind w:left="5760" w:hanging="360"/>
+        <w:ind w:left="6109" w:hanging="360"/>
       </w:pPr>
     </w:lvl>
     <w:lvl w:ilvl="8" w:tplc="1000001B" w:tentative="1">
@@ -11885,11 +12705,525 @@
       <w:lvlText w:val="%9."/>
       <w:lvlJc w:val="right"/>
       <w:pPr>
+        <w:ind w:left="6829" w:hanging="180"/>
+      </w:pPr>
+    </w:lvl>
+  </w:abstractNum>
+  <w:abstractNum w:abstractNumId="1" w15:restartNumberingAfterBreak="0">
+    <w:nsid w:val="0852758B"/>
+    <w:multiLevelType w:val="hybridMultilevel"/>
+    <w:tmpl w:val="555E8D38"/>
+    <w:lvl w:ilvl="0" w:tplc="1000000F">
+      <w:start w:val="1"/>
+      <w:numFmt w:val="decimal"/>
+      <w:lvlText w:val="%1."/>
+      <w:lvlJc w:val="left"/>
+      <w:pPr>
+        <w:ind w:left="720" w:hanging="360"/>
+      </w:pPr>
+    </w:lvl>
+    <w:lvl w:ilvl="1" w:tplc="10000019" w:tentative="1">
+      <w:start w:val="1"/>
+      <w:numFmt w:val="lowerLetter"/>
+      <w:lvlText w:val="%2."/>
+      <w:lvlJc w:val="left"/>
+      <w:pPr>
+        <w:ind w:left="1440" w:hanging="360"/>
+      </w:pPr>
+    </w:lvl>
+    <w:lvl w:ilvl="2" w:tplc="1000001B" w:tentative="1">
+      <w:start w:val="1"/>
+      <w:numFmt w:val="lowerRoman"/>
+      <w:lvlText w:val="%3."/>
+      <w:lvlJc w:val="right"/>
+      <w:pPr>
+        <w:ind w:left="2160" w:hanging="180"/>
+      </w:pPr>
+    </w:lvl>
+    <w:lvl w:ilvl="3" w:tplc="1000000F" w:tentative="1">
+      <w:start w:val="1"/>
+      <w:numFmt w:val="decimal"/>
+      <w:lvlText w:val="%4."/>
+      <w:lvlJc w:val="left"/>
+      <w:pPr>
+        <w:ind w:left="2880" w:hanging="360"/>
+      </w:pPr>
+    </w:lvl>
+    <w:lvl w:ilvl="4" w:tplc="10000019" w:tentative="1">
+      <w:start w:val="1"/>
+      <w:numFmt w:val="lowerLetter"/>
+      <w:lvlText w:val="%5."/>
+      <w:lvlJc w:val="left"/>
+      <w:pPr>
+        <w:ind w:left="3600" w:hanging="360"/>
+      </w:pPr>
+    </w:lvl>
+    <w:lvl w:ilvl="5" w:tplc="1000001B" w:tentative="1">
+      <w:start w:val="1"/>
+      <w:numFmt w:val="lowerRoman"/>
+      <w:lvlText w:val="%6."/>
+      <w:lvlJc w:val="right"/>
+      <w:pPr>
+        <w:ind w:left="4320" w:hanging="180"/>
+      </w:pPr>
+    </w:lvl>
+    <w:lvl w:ilvl="6" w:tplc="1000000F" w:tentative="1">
+      <w:start w:val="1"/>
+      <w:numFmt w:val="decimal"/>
+      <w:lvlText w:val="%7."/>
+      <w:lvlJc w:val="left"/>
+      <w:pPr>
+        <w:ind w:left="5040" w:hanging="360"/>
+      </w:pPr>
+    </w:lvl>
+    <w:lvl w:ilvl="7" w:tplc="10000019" w:tentative="1">
+      <w:start w:val="1"/>
+      <w:numFmt w:val="lowerLetter"/>
+      <w:lvlText w:val="%8."/>
+      <w:lvlJc w:val="left"/>
+      <w:pPr>
+        <w:ind w:left="5760" w:hanging="360"/>
+      </w:pPr>
+    </w:lvl>
+    <w:lvl w:ilvl="8" w:tplc="1000001B" w:tentative="1">
+      <w:start w:val="1"/>
+      <w:numFmt w:val="lowerRoman"/>
+      <w:lvlText w:val="%9."/>
+      <w:lvlJc w:val="right"/>
+      <w:pPr>
         <w:ind w:left="6480" w:hanging="180"/>
       </w:pPr>
     </w:lvl>
   </w:abstractNum>
   <w:abstractNum w:abstractNumId="2" w15:restartNumberingAfterBreak="0">
+    <w:nsid w:val="0CE7279B"/>
+    <w:multiLevelType w:val="hybridMultilevel"/>
+    <w:tmpl w:val="1E5879EC"/>
+    <w:lvl w:ilvl="0" w:tplc="10000001">
+      <w:start w:val="1"/>
+      <w:numFmt w:val="bullet"/>
+      <w:lvlText w:val=""/>
+      <w:lvlJc w:val="left"/>
+      <w:pPr>
+        <w:ind w:left="1789" w:hanging="360"/>
+      </w:pPr>
+      <w:rPr>
+        <w:rFonts w:ascii="Symbol" w:hAnsi="Symbol" w:hint="default"/>
+      </w:rPr>
+    </w:lvl>
+    <w:lvl w:ilvl="1" w:tplc="10000003" w:tentative="1">
+      <w:start w:val="1"/>
+      <w:numFmt w:val="bullet"/>
+      <w:lvlText w:val="o"/>
+      <w:lvlJc w:val="left"/>
+      <w:pPr>
+        <w:ind w:left="2509" w:hanging="360"/>
+      </w:pPr>
+      <w:rPr>
+        <w:rFonts w:ascii="Courier New" w:hAnsi="Courier New" w:cs="Courier New" w:hint="default"/>
+      </w:rPr>
+    </w:lvl>
+    <w:lvl w:ilvl="2" w:tplc="10000005" w:tentative="1">
+      <w:start w:val="1"/>
+      <w:numFmt w:val="bullet"/>
+      <w:lvlText w:val=""/>
+      <w:lvlJc w:val="left"/>
+      <w:pPr>
+        <w:ind w:left="3229" w:hanging="360"/>
+      </w:pPr>
+      <w:rPr>
+        <w:rFonts w:ascii="Wingdings" w:hAnsi="Wingdings" w:hint="default"/>
+      </w:rPr>
+    </w:lvl>
+    <w:lvl w:ilvl="3" w:tplc="10000001" w:tentative="1">
+      <w:start w:val="1"/>
+      <w:numFmt w:val="bullet"/>
+      <w:lvlText w:val=""/>
+      <w:lvlJc w:val="left"/>
+      <w:pPr>
+        <w:ind w:left="3949" w:hanging="360"/>
+      </w:pPr>
+      <w:rPr>
+        <w:rFonts w:ascii="Symbol" w:hAnsi="Symbol" w:hint="default"/>
+      </w:rPr>
+    </w:lvl>
+    <w:lvl w:ilvl="4" w:tplc="10000003" w:tentative="1">
+      <w:start w:val="1"/>
+      <w:numFmt w:val="bullet"/>
+      <w:lvlText w:val="o"/>
+      <w:lvlJc w:val="left"/>
+      <w:pPr>
+        <w:ind w:left="4669" w:hanging="360"/>
+      </w:pPr>
+      <w:rPr>
+        <w:rFonts w:ascii="Courier New" w:hAnsi="Courier New" w:cs="Courier New" w:hint="default"/>
+      </w:rPr>
+    </w:lvl>
+    <w:lvl w:ilvl="5" w:tplc="10000005" w:tentative="1">
+      <w:start w:val="1"/>
+      <w:numFmt w:val="bullet"/>
+      <w:lvlText w:val=""/>
+      <w:lvlJc w:val="left"/>
+      <w:pPr>
+        <w:ind w:left="5389" w:hanging="360"/>
+      </w:pPr>
+      <w:rPr>
+        <w:rFonts w:ascii="Wingdings" w:hAnsi="Wingdings" w:hint="default"/>
+      </w:rPr>
+    </w:lvl>
+    <w:lvl w:ilvl="6" w:tplc="10000001" w:tentative="1">
+      <w:start w:val="1"/>
+      <w:numFmt w:val="bullet"/>
+      <w:lvlText w:val=""/>
+      <w:lvlJc w:val="left"/>
+      <w:pPr>
+        <w:ind w:left="6109" w:hanging="360"/>
+      </w:pPr>
+      <w:rPr>
+        <w:rFonts w:ascii="Symbol" w:hAnsi="Symbol" w:hint="default"/>
+      </w:rPr>
+    </w:lvl>
+    <w:lvl w:ilvl="7" w:tplc="10000003" w:tentative="1">
+      <w:start w:val="1"/>
+      <w:numFmt w:val="bullet"/>
+      <w:lvlText w:val="o"/>
+      <w:lvlJc w:val="left"/>
+      <w:pPr>
+        <w:ind w:left="6829" w:hanging="360"/>
+      </w:pPr>
+      <w:rPr>
+        <w:rFonts w:ascii="Courier New" w:hAnsi="Courier New" w:cs="Courier New" w:hint="default"/>
+      </w:rPr>
+    </w:lvl>
+    <w:lvl w:ilvl="8" w:tplc="10000005" w:tentative="1">
+      <w:start w:val="1"/>
+      <w:numFmt w:val="bullet"/>
+      <w:lvlText w:val=""/>
+      <w:lvlJc w:val="left"/>
+      <w:pPr>
+        <w:ind w:left="7549" w:hanging="360"/>
+      </w:pPr>
+      <w:rPr>
+        <w:rFonts w:ascii="Wingdings" w:hAnsi="Wingdings" w:hint="default"/>
+      </w:rPr>
+    </w:lvl>
+  </w:abstractNum>
+  <w:abstractNum w:abstractNumId="3" w15:restartNumberingAfterBreak="0">
+    <w:nsid w:val="10A95182"/>
+    <w:multiLevelType w:val="hybridMultilevel"/>
+    <w:tmpl w:val="4682413C"/>
+    <w:lvl w:ilvl="0" w:tplc="10000001">
+      <w:start w:val="1"/>
+      <w:numFmt w:val="bullet"/>
+      <w:lvlText w:val=""/>
+      <w:lvlJc w:val="left"/>
+      <w:pPr>
+        <w:ind w:left="1429" w:hanging="360"/>
+      </w:pPr>
+      <w:rPr>
+        <w:rFonts w:ascii="Symbol" w:hAnsi="Symbol" w:hint="default"/>
+      </w:rPr>
+    </w:lvl>
+    <w:lvl w:ilvl="1" w:tplc="10000003" w:tentative="1">
+      <w:start w:val="1"/>
+      <w:numFmt w:val="bullet"/>
+      <w:lvlText w:val="o"/>
+      <w:lvlJc w:val="left"/>
+      <w:pPr>
+        <w:ind w:left="2149" w:hanging="360"/>
+      </w:pPr>
+      <w:rPr>
+        <w:rFonts w:ascii="Courier New" w:hAnsi="Courier New" w:cs="Courier New" w:hint="default"/>
+      </w:rPr>
+    </w:lvl>
+    <w:lvl w:ilvl="2" w:tplc="10000005" w:tentative="1">
+      <w:start w:val="1"/>
+      <w:numFmt w:val="bullet"/>
+      <w:lvlText w:val=""/>
+      <w:lvlJc w:val="left"/>
+      <w:pPr>
+        <w:ind w:left="2869" w:hanging="360"/>
+      </w:pPr>
+      <w:rPr>
+        <w:rFonts w:ascii="Wingdings" w:hAnsi="Wingdings" w:hint="default"/>
+      </w:rPr>
+    </w:lvl>
+    <w:lvl w:ilvl="3" w:tplc="10000001" w:tentative="1">
+      <w:start w:val="1"/>
+      <w:numFmt w:val="bullet"/>
+      <w:lvlText w:val=""/>
+      <w:lvlJc w:val="left"/>
+      <w:pPr>
+        <w:ind w:left="3589" w:hanging="360"/>
+      </w:pPr>
+      <w:rPr>
+        <w:rFonts w:ascii="Symbol" w:hAnsi="Symbol" w:hint="default"/>
+      </w:rPr>
+    </w:lvl>
+    <w:lvl w:ilvl="4" w:tplc="10000003" w:tentative="1">
+      <w:start w:val="1"/>
+      <w:numFmt w:val="bullet"/>
+      <w:lvlText w:val="o"/>
+      <w:lvlJc w:val="left"/>
+      <w:pPr>
+        <w:ind w:left="4309" w:hanging="360"/>
+      </w:pPr>
+      <w:rPr>
+        <w:rFonts w:ascii="Courier New" w:hAnsi="Courier New" w:cs="Courier New" w:hint="default"/>
+      </w:rPr>
+    </w:lvl>
+    <w:lvl w:ilvl="5" w:tplc="10000005" w:tentative="1">
+      <w:start w:val="1"/>
+      <w:numFmt w:val="bullet"/>
+      <w:lvlText w:val=""/>
+      <w:lvlJc w:val="left"/>
+      <w:pPr>
+        <w:ind w:left="5029" w:hanging="360"/>
+      </w:pPr>
+      <w:rPr>
+        <w:rFonts w:ascii="Wingdings" w:hAnsi="Wingdings" w:hint="default"/>
+      </w:rPr>
+    </w:lvl>
+    <w:lvl w:ilvl="6" w:tplc="10000001" w:tentative="1">
+      <w:start w:val="1"/>
+      <w:numFmt w:val="bullet"/>
+      <w:lvlText w:val=""/>
+      <w:lvlJc w:val="left"/>
+      <w:pPr>
+        <w:ind w:left="5749" w:hanging="360"/>
+      </w:pPr>
+      <w:rPr>
+        <w:rFonts w:ascii="Symbol" w:hAnsi="Symbol" w:hint="default"/>
+      </w:rPr>
+    </w:lvl>
+    <w:lvl w:ilvl="7" w:tplc="10000003" w:tentative="1">
+      <w:start w:val="1"/>
+      <w:numFmt w:val="bullet"/>
+      <w:lvlText w:val="o"/>
+      <w:lvlJc w:val="left"/>
+      <w:pPr>
+        <w:ind w:left="6469" w:hanging="360"/>
+      </w:pPr>
+      <w:rPr>
+        <w:rFonts w:ascii="Courier New" w:hAnsi="Courier New" w:cs="Courier New" w:hint="default"/>
+      </w:rPr>
+    </w:lvl>
+    <w:lvl w:ilvl="8" w:tplc="10000005" w:tentative="1">
+      <w:start w:val="1"/>
+      <w:numFmt w:val="bullet"/>
+      <w:lvlText w:val=""/>
+      <w:lvlJc w:val="left"/>
+      <w:pPr>
+        <w:ind w:left="7189" w:hanging="360"/>
+      </w:pPr>
+      <w:rPr>
+        <w:rFonts w:ascii="Wingdings" w:hAnsi="Wingdings" w:hint="default"/>
+      </w:rPr>
+    </w:lvl>
+  </w:abstractNum>
+  <w:abstractNum w:abstractNumId="4" w15:restartNumberingAfterBreak="0">
+    <w:nsid w:val="12934C2F"/>
+    <w:multiLevelType w:val="hybridMultilevel"/>
+    <w:tmpl w:val="D5743A56"/>
+    <w:lvl w:ilvl="0" w:tplc="1000000F">
+      <w:start w:val="1"/>
+      <w:numFmt w:val="decimal"/>
+      <w:lvlText w:val="%1."/>
+      <w:lvlJc w:val="left"/>
+      <w:pPr>
+        <w:ind w:left="720" w:hanging="360"/>
+      </w:pPr>
+      <w:rPr>
+        <w:rFonts w:hint="default"/>
+      </w:rPr>
+    </w:lvl>
+    <w:lvl w:ilvl="1" w:tplc="10000019" w:tentative="1">
+      <w:start w:val="1"/>
+      <w:numFmt w:val="lowerLetter"/>
+      <w:lvlText w:val="%2."/>
+      <w:lvlJc w:val="left"/>
+      <w:pPr>
+        <w:ind w:left="1440" w:hanging="360"/>
+      </w:pPr>
+    </w:lvl>
+    <w:lvl w:ilvl="2" w:tplc="1000001B" w:tentative="1">
+      <w:start w:val="1"/>
+      <w:numFmt w:val="lowerRoman"/>
+      <w:lvlText w:val="%3."/>
+      <w:lvlJc w:val="right"/>
+      <w:pPr>
+        <w:ind w:left="2160" w:hanging="180"/>
+      </w:pPr>
+    </w:lvl>
+    <w:lvl w:ilvl="3" w:tplc="1000000F" w:tentative="1">
+      <w:start w:val="1"/>
+      <w:numFmt w:val="decimal"/>
+      <w:lvlText w:val="%4."/>
+      <w:lvlJc w:val="left"/>
+      <w:pPr>
+        <w:ind w:left="2880" w:hanging="360"/>
+      </w:pPr>
+    </w:lvl>
+    <w:lvl w:ilvl="4" w:tplc="10000019" w:tentative="1">
+      <w:start w:val="1"/>
+      <w:numFmt w:val="lowerLetter"/>
+      <w:lvlText w:val="%5."/>
+      <w:lvlJc w:val="left"/>
+      <w:pPr>
+        <w:ind w:left="3600" w:hanging="360"/>
+      </w:pPr>
+    </w:lvl>
+    <w:lvl w:ilvl="5" w:tplc="1000001B" w:tentative="1">
+      <w:start w:val="1"/>
+      <w:numFmt w:val="lowerRoman"/>
+      <w:lvlText w:val="%6."/>
+      <w:lvlJc w:val="right"/>
+      <w:pPr>
+        <w:ind w:left="4320" w:hanging="180"/>
+      </w:pPr>
+    </w:lvl>
+    <w:lvl w:ilvl="6" w:tplc="1000000F" w:tentative="1">
+      <w:start w:val="1"/>
+      <w:numFmt w:val="decimal"/>
+      <w:lvlText w:val="%7."/>
+      <w:lvlJc w:val="left"/>
+      <w:pPr>
+        <w:ind w:left="5040" w:hanging="360"/>
+      </w:pPr>
+    </w:lvl>
+    <w:lvl w:ilvl="7" w:tplc="10000019" w:tentative="1">
+      <w:start w:val="1"/>
+      <w:numFmt w:val="lowerLetter"/>
+      <w:lvlText w:val="%8."/>
+      <w:lvlJc w:val="left"/>
+      <w:pPr>
+        <w:ind w:left="5760" w:hanging="360"/>
+      </w:pPr>
+    </w:lvl>
+    <w:lvl w:ilvl="8" w:tplc="1000001B" w:tentative="1">
+      <w:start w:val="1"/>
+      <w:numFmt w:val="lowerRoman"/>
+      <w:lvlText w:val="%9."/>
+      <w:lvlJc w:val="right"/>
+      <w:pPr>
+        <w:ind w:left="6480" w:hanging="180"/>
+      </w:pPr>
+    </w:lvl>
+  </w:abstractNum>
+  <w:abstractNum w:abstractNumId="5" w15:restartNumberingAfterBreak="0">
+    <w:nsid w:val="1336345F"/>
+    <w:multiLevelType w:val="hybridMultilevel"/>
+    <w:tmpl w:val="C16005A6"/>
+    <w:lvl w:ilvl="0" w:tplc="10000001">
+      <w:start w:val="1"/>
+      <w:numFmt w:val="bullet"/>
+      <w:lvlText w:val=""/>
+      <w:lvlJc w:val="left"/>
+      <w:pPr>
+        <w:ind w:left="1429" w:hanging="360"/>
+      </w:pPr>
+      <w:rPr>
+        <w:rFonts w:ascii="Symbol" w:hAnsi="Symbol" w:hint="default"/>
+      </w:rPr>
+    </w:lvl>
+    <w:lvl w:ilvl="1" w:tplc="10000003" w:tentative="1">
+      <w:start w:val="1"/>
+      <w:numFmt w:val="bullet"/>
+      <w:lvlText w:val="o"/>
+      <w:lvlJc w:val="left"/>
+      <w:pPr>
+        <w:ind w:left="2149" w:hanging="360"/>
+      </w:pPr>
+      <w:rPr>
+        <w:rFonts w:ascii="Courier New" w:hAnsi="Courier New" w:cs="Courier New" w:hint="default"/>
+      </w:rPr>
+    </w:lvl>
+    <w:lvl w:ilvl="2" w:tplc="10000005" w:tentative="1">
+      <w:start w:val="1"/>
+      <w:numFmt w:val="bullet"/>
+      <w:lvlText w:val=""/>
+      <w:lvlJc w:val="left"/>
+      <w:pPr>
+        <w:ind w:left="2869" w:hanging="360"/>
+      </w:pPr>
+      <w:rPr>
+        <w:rFonts w:ascii="Wingdings" w:hAnsi="Wingdings" w:hint="default"/>
+      </w:rPr>
+    </w:lvl>
+    <w:lvl w:ilvl="3" w:tplc="10000001" w:tentative="1">
+      <w:start w:val="1"/>
+      <w:numFmt w:val="bullet"/>
+      <w:lvlText w:val=""/>
+      <w:lvlJc w:val="left"/>
+      <w:pPr>
+        <w:ind w:left="3589" w:hanging="360"/>
+      </w:pPr>
+      <w:rPr>
+        <w:rFonts w:ascii="Symbol" w:hAnsi="Symbol" w:hint="default"/>
+      </w:rPr>
+    </w:lvl>
+    <w:lvl w:ilvl="4" w:tplc="10000003" w:tentative="1">
+      <w:start w:val="1"/>
+      <w:numFmt w:val="bullet"/>
+      <w:lvlText w:val="o"/>
+      <w:lvlJc w:val="left"/>
+      <w:pPr>
+        <w:ind w:left="4309" w:hanging="360"/>
+      </w:pPr>
+      <w:rPr>
+        <w:rFonts w:ascii="Courier New" w:hAnsi="Courier New" w:cs="Courier New" w:hint="default"/>
+      </w:rPr>
+    </w:lvl>
+    <w:lvl w:ilvl="5" w:tplc="10000005" w:tentative="1">
+      <w:start w:val="1"/>
+      <w:numFmt w:val="bullet"/>
+      <w:lvlText w:val=""/>
+      <w:lvlJc w:val="left"/>
+      <w:pPr>
+        <w:ind w:left="5029" w:hanging="360"/>
+      </w:pPr>
+      <w:rPr>
+        <w:rFonts w:ascii="Wingdings" w:hAnsi="Wingdings" w:hint="default"/>
+      </w:rPr>
+    </w:lvl>
+    <w:lvl w:ilvl="6" w:tplc="10000001" w:tentative="1">
+      <w:start w:val="1"/>
+      <w:numFmt w:val="bullet"/>
+      <w:lvlText w:val=""/>
+      <w:lvlJc w:val="left"/>
+      <w:pPr>
+        <w:ind w:left="5749" w:hanging="360"/>
+      </w:pPr>
+      <w:rPr>
+        <w:rFonts w:ascii="Symbol" w:hAnsi="Symbol" w:hint="default"/>
+      </w:rPr>
+    </w:lvl>
+    <w:lvl w:ilvl="7" w:tplc="10000003" w:tentative="1">
+      <w:start w:val="1"/>
+      <w:numFmt w:val="bullet"/>
+      <w:lvlText w:val="o"/>
+      <w:lvlJc w:val="left"/>
+      <w:pPr>
+        <w:ind w:left="6469" w:hanging="360"/>
+      </w:pPr>
+      <w:rPr>
+        <w:rFonts w:ascii="Courier New" w:hAnsi="Courier New" w:cs="Courier New" w:hint="default"/>
+      </w:rPr>
+    </w:lvl>
+    <w:lvl w:ilvl="8" w:tplc="10000005" w:tentative="1">
+      <w:start w:val="1"/>
+      <w:numFmt w:val="bullet"/>
+      <w:lvlText w:val=""/>
+      <w:lvlJc w:val="left"/>
+      <w:pPr>
+        <w:ind w:left="7189" w:hanging="360"/>
+      </w:pPr>
+      <w:rPr>
+        <w:rFonts w:ascii="Wingdings" w:hAnsi="Wingdings" w:hint="default"/>
+      </w:rPr>
+    </w:lvl>
+  </w:abstractNum>
+  <w:abstractNum w:abstractNumId="6" w15:restartNumberingAfterBreak="0">
     <w:nsid w:val="315D782D"/>
     <w:multiLevelType w:val="hybridMultilevel"/>
     <w:tmpl w:val="E4181C80"/>
@@ -12002,7 +13336,7 @@
       </w:rPr>
     </w:lvl>
   </w:abstractNum>
-  <w:abstractNum w:abstractNumId="3" w15:restartNumberingAfterBreak="0">
+  <w:abstractNum w:abstractNumId="7" w15:restartNumberingAfterBreak="0">
     <w:nsid w:val="4A5A348B"/>
     <w:multiLevelType w:val="hybridMultilevel"/>
     <w:tmpl w:val="A30C79EE"/>
@@ -12091,17 +13425,17 @@
       </w:pPr>
     </w:lvl>
   </w:abstractNum>
-  <w:abstractNum w:abstractNumId="4" w15:restartNumberingAfterBreak="0">
-    <w:nsid w:val="627D13D0"/>
+  <w:abstractNum w:abstractNumId="8" w15:restartNumberingAfterBreak="0">
+    <w:nsid w:val="586270F6"/>
     <w:multiLevelType w:val="hybridMultilevel"/>
-    <w:tmpl w:val="59129952"/>
-    <w:lvl w:ilvl="0" w:tplc="10000011">
+    <w:tmpl w:val="B1D00598"/>
+    <w:lvl w:ilvl="0" w:tplc="5C6AD858">
       <w:start w:val="1"/>
       <w:numFmt w:val="decimal"/>
       <w:lvlText w:val="%1)"/>
       <w:lvlJc w:val="left"/>
       <w:pPr>
-        <w:ind w:left="720" w:hanging="360"/>
+        <w:ind w:left="1069" w:hanging="360"/>
       </w:pPr>
       <w:rPr>
         <w:rFonts w:hint="default"/>
@@ -12113,7 +13447,7 @@
       <w:lvlText w:val="%2."/>
       <w:lvlJc w:val="left"/>
       <w:pPr>
-        <w:ind w:left="1440" w:hanging="360"/>
+        <w:ind w:left="1789" w:hanging="360"/>
       </w:pPr>
     </w:lvl>
     <w:lvl w:ilvl="2" w:tplc="1000001B" w:tentative="1">
@@ -12122,7 +13456,7 @@
       <w:lvlText w:val="%3."/>
       <w:lvlJc w:val="right"/>
       <w:pPr>
-        <w:ind w:left="2160" w:hanging="180"/>
+        <w:ind w:left="2509" w:hanging="180"/>
       </w:pPr>
     </w:lvl>
     <w:lvl w:ilvl="3" w:tplc="1000000F" w:tentative="1">
@@ -12131,7 +13465,7 @@
       <w:lvlText w:val="%4."/>
       <w:lvlJc w:val="left"/>
       <w:pPr>
-        <w:ind w:left="2880" w:hanging="360"/>
+        <w:ind w:left="3229" w:hanging="360"/>
       </w:pPr>
     </w:lvl>
     <w:lvl w:ilvl="4" w:tplc="10000019" w:tentative="1">
@@ -12140,7 +13474,7 @@
       <w:lvlText w:val="%5."/>
       <w:lvlJc w:val="left"/>
       <w:pPr>
-        <w:ind w:left="3600" w:hanging="360"/>
+        <w:ind w:left="3949" w:hanging="360"/>
       </w:pPr>
     </w:lvl>
     <w:lvl w:ilvl="5" w:tplc="1000001B" w:tentative="1">
@@ -12149,7 +13483,7 @@
       <w:lvlText w:val="%6."/>
       <w:lvlJc w:val="right"/>
       <w:pPr>
-        <w:ind w:left="4320" w:hanging="180"/>
+        <w:ind w:left="4669" w:hanging="180"/>
       </w:pPr>
     </w:lvl>
     <w:lvl w:ilvl="6" w:tplc="1000000F" w:tentative="1">
@@ -12158,7 +13492,7 @@
       <w:lvlText w:val="%7."/>
       <w:lvlJc w:val="left"/>
       <w:pPr>
-        <w:ind w:left="5040" w:hanging="360"/>
+        <w:ind w:left="5389" w:hanging="360"/>
       </w:pPr>
     </w:lvl>
     <w:lvl w:ilvl="7" w:tplc="10000019" w:tentative="1">
@@ -12167,7 +13501,7 @@
       <w:lvlText w:val="%8."/>
       <w:lvlJc w:val="left"/>
       <w:pPr>
-        <w:ind w:left="5760" w:hanging="360"/>
+        <w:ind w:left="6109" w:hanging="360"/>
       </w:pPr>
     </w:lvl>
     <w:lvl w:ilvl="8" w:tplc="1000001B" w:tentative="1">
@@ -12176,11 +13510,189 @@
       <w:lvlText w:val="%9."/>
       <w:lvlJc w:val="right"/>
       <w:pPr>
-        <w:ind w:left="6480" w:hanging="180"/>
+        <w:ind w:left="6829" w:hanging="180"/>
       </w:pPr>
     </w:lvl>
   </w:abstractNum>
-  <w:abstractNum w:abstractNumId="5" w15:restartNumberingAfterBreak="0">
+  <w:abstractNum w:abstractNumId="9" w15:restartNumberingAfterBreak="0">
+    <w:nsid w:val="5B284985"/>
+    <w:multiLevelType w:val="hybridMultilevel"/>
+    <w:tmpl w:val="55760854"/>
+    <w:lvl w:ilvl="0" w:tplc="1000000F">
+      <w:start w:val="1"/>
+      <w:numFmt w:val="decimal"/>
+      <w:lvlText w:val="%1."/>
+      <w:lvlJc w:val="left"/>
+      <w:pPr>
+        <w:ind w:left="720" w:hanging="360"/>
+      </w:pPr>
+      <w:rPr>
+        <w:rFonts w:hint="default"/>
+      </w:rPr>
+    </w:lvl>
+    <w:lvl w:ilvl="1" w:tplc="10000019" w:tentative="1">
+      <w:start w:val="1"/>
+      <w:numFmt w:val="lowerLetter"/>
+      <w:lvlText w:val="%2."/>
+      <w:lvlJc w:val="left"/>
+      <w:pPr>
+        <w:ind w:left="1440" w:hanging="360"/>
+      </w:pPr>
+    </w:lvl>
+    <w:lvl w:ilvl="2" w:tplc="1000001B" w:tentative="1">
+      <w:start w:val="1"/>
+      <w:numFmt w:val="lowerRoman"/>
+      <w:lvlText w:val="%3."/>
+      <w:lvlJc w:val="right"/>
+      <w:pPr>
+        <w:ind w:left="2160" w:hanging="180"/>
+      </w:pPr>
+    </w:lvl>
+    <w:lvl w:ilvl="3" w:tplc="1000000F" w:tentative="1">
+      <w:start w:val="1"/>
+      <w:numFmt w:val="decimal"/>
+      <w:lvlText w:val="%4."/>
+      <w:lvlJc w:val="left"/>
+      <w:pPr>
+        <w:ind w:left="2880" w:hanging="360"/>
+      </w:pPr>
+    </w:lvl>
+    <w:lvl w:ilvl="4" w:tplc="10000019" w:tentative="1">
+      <w:start w:val="1"/>
+      <w:numFmt w:val="lowerLetter"/>
+      <w:lvlText w:val="%5."/>
+      <w:lvlJc w:val="left"/>
+      <w:pPr>
+        <w:ind w:left="3600" w:hanging="360"/>
+      </w:pPr>
+    </w:lvl>
+    <w:lvl w:ilvl="5" w:tplc="1000001B" w:tentative="1">
+      <w:start w:val="1"/>
+      <w:numFmt w:val="lowerRoman"/>
+      <w:lvlText w:val="%6."/>
+      <w:lvlJc w:val="right"/>
+      <w:pPr>
+        <w:ind w:left="4320" w:hanging="180"/>
+      </w:pPr>
+    </w:lvl>
+    <w:lvl w:ilvl="6" w:tplc="1000000F" w:tentative="1">
+      <w:start w:val="1"/>
+      <w:numFmt w:val="decimal"/>
+      <w:lvlText w:val="%7."/>
+      <w:lvlJc w:val="left"/>
+      <w:pPr>
+        <w:ind w:left="5040" w:hanging="360"/>
+      </w:pPr>
+    </w:lvl>
+    <w:lvl w:ilvl="7" w:tplc="10000019" w:tentative="1">
+      <w:start w:val="1"/>
+      <w:numFmt w:val="lowerLetter"/>
+      <w:lvlText w:val="%8."/>
+      <w:lvlJc w:val="left"/>
+      <w:pPr>
+        <w:ind w:left="5760" w:hanging="360"/>
+      </w:pPr>
+    </w:lvl>
+    <w:lvl w:ilvl="8" w:tplc="1000001B" w:tentative="1">
+      <w:start w:val="1"/>
+      <w:numFmt w:val="lowerRoman"/>
+      <w:lvlText w:val="%9."/>
+      <w:lvlJc w:val="right"/>
+      <w:pPr>
+        <w:ind w:left="6480" w:hanging="180"/>
+      </w:pPr>
+    </w:lvl>
+  </w:abstractNum>
+  <w:abstractNum w:abstractNumId="10" w15:restartNumberingAfterBreak="0">
+    <w:nsid w:val="627D13D0"/>
+    <w:multiLevelType w:val="hybridMultilevel"/>
+    <w:tmpl w:val="59129952"/>
+    <w:lvl w:ilvl="0" w:tplc="10000011">
+      <w:start w:val="1"/>
+      <w:numFmt w:val="decimal"/>
+      <w:lvlText w:val="%1)"/>
+      <w:lvlJc w:val="left"/>
+      <w:pPr>
+        <w:ind w:left="720" w:hanging="360"/>
+      </w:pPr>
+      <w:rPr>
+        <w:rFonts w:hint="default"/>
+      </w:rPr>
+    </w:lvl>
+    <w:lvl w:ilvl="1" w:tplc="10000019">
+      <w:start w:val="1"/>
+      <w:numFmt w:val="lowerLetter"/>
+      <w:lvlText w:val="%2."/>
+      <w:lvlJc w:val="left"/>
+      <w:pPr>
+        <w:ind w:left="1440" w:hanging="360"/>
+      </w:pPr>
+    </w:lvl>
+    <w:lvl w:ilvl="2" w:tplc="1000001B" w:tentative="1">
+      <w:start w:val="1"/>
+      <w:numFmt w:val="lowerRoman"/>
+      <w:lvlText w:val="%3."/>
+      <w:lvlJc w:val="right"/>
+      <w:pPr>
+        <w:ind w:left="2160" w:hanging="180"/>
+      </w:pPr>
+    </w:lvl>
+    <w:lvl w:ilvl="3" w:tplc="1000000F" w:tentative="1">
+      <w:start w:val="1"/>
+      <w:numFmt w:val="decimal"/>
+      <w:lvlText w:val="%4."/>
+      <w:lvlJc w:val="left"/>
+      <w:pPr>
+        <w:ind w:left="2880" w:hanging="360"/>
+      </w:pPr>
+    </w:lvl>
+    <w:lvl w:ilvl="4" w:tplc="10000019" w:tentative="1">
+      <w:start w:val="1"/>
+      <w:numFmt w:val="lowerLetter"/>
+      <w:lvlText w:val="%5."/>
+      <w:lvlJc w:val="left"/>
+      <w:pPr>
+        <w:ind w:left="3600" w:hanging="360"/>
+      </w:pPr>
+    </w:lvl>
+    <w:lvl w:ilvl="5" w:tplc="1000001B" w:tentative="1">
+      <w:start w:val="1"/>
+      <w:numFmt w:val="lowerRoman"/>
+      <w:lvlText w:val="%6."/>
+      <w:lvlJc w:val="right"/>
+      <w:pPr>
+        <w:ind w:left="4320" w:hanging="180"/>
+      </w:pPr>
+    </w:lvl>
+    <w:lvl w:ilvl="6" w:tplc="1000000F" w:tentative="1">
+      <w:start w:val="1"/>
+      <w:numFmt w:val="decimal"/>
+      <w:lvlText w:val="%7."/>
+      <w:lvlJc w:val="left"/>
+      <w:pPr>
+        <w:ind w:left="5040" w:hanging="360"/>
+      </w:pPr>
+    </w:lvl>
+    <w:lvl w:ilvl="7" w:tplc="10000019" w:tentative="1">
+      <w:start w:val="1"/>
+      <w:numFmt w:val="lowerLetter"/>
+      <w:lvlText w:val="%8."/>
+      <w:lvlJc w:val="left"/>
+      <w:pPr>
+        <w:ind w:left="5760" w:hanging="360"/>
+      </w:pPr>
+    </w:lvl>
+    <w:lvl w:ilvl="8" w:tplc="1000001B" w:tentative="1">
+      <w:start w:val="1"/>
+      <w:numFmt w:val="lowerRoman"/>
+      <w:lvlText w:val="%9."/>
+      <w:lvlJc w:val="right"/>
+      <w:pPr>
+        <w:ind w:left="6480" w:hanging="180"/>
+      </w:pPr>
+    </w:lvl>
+  </w:abstractNum>
+  <w:abstractNum w:abstractNumId="11" w15:restartNumberingAfterBreak="0">
     <w:nsid w:val="6CD60F60"/>
     <w:multiLevelType w:val="hybridMultilevel"/>
     <w:tmpl w:val="B79662A6"/>
@@ -12294,22 +13806,40 @@
     </w:lvl>
   </w:abstractNum>
   <w:num w:numId="1" w16cid:durableId="506363759">
+    <w:abstractNumId w:val="10"/>
+  </w:num>
+  <w:num w:numId="2" w16cid:durableId="1706523164">
+    <w:abstractNumId w:val="7"/>
+  </w:num>
+  <w:num w:numId="3" w16cid:durableId="865871639">
+    <w:abstractNumId w:val="6"/>
+  </w:num>
+  <w:num w:numId="4" w16cid:durableId="1896233046">
+    <w:abstractNumId w:val="11"/>
+  </w:num>
+  <w:num w:numId="5" w16cid:durableId="1601258577">
+    <w:abstractNumId w:val="1"/>
+  </w:num>
+  <w:num w:numId="6" w16cid:durableId="1876505679">
     <w:abstractNumId w:val="4"/>
   </w:num>
-  <w:num w:numId="2" w16cid:durableId="1706523164">
+  <w:num w:numId="7" w16cid:durableId="1743022847">
+    <w:abstractNumId w:val="0"/>
+  </w:num>
+  <w:num w:numId="8" w16cid:durableId="756678759">
+    <w:abstractNumId w:val="8"/>
+  </w:num>
+  <w:num w:numId="9" w16cid:durableId="1404789503">
+    <w:abstractNumId w:val="2"/>
+  </w:num>
+  <w:num w:numId="10" w16cid:durableId="1172916999">
+    <w:abstractNumId w:val="5"/>
+  </w:num>
+  <w:num w:numId="11" w16cid:durableId="711727846">
     <w:abstractNumId w:val="3"/>
   </w:num>
-  <w:num w:numId="3" w16cid:durableId="865871639">
-    <w:abstractNumId w:val="2"/>
-  </w:num>
-  <w:num w:numId="4" w16cid:durableId="1896233046">
-    <w:abstractNumId w:val="5"/>
-  </w:num>
-  <w:num w:numId="5" w16cid:durableId="1601258577">
-    <w:abstractNumId w:val="0"/>
-  </w:num>
-  <w:num w:numId="6" w16cid:durableId="1876505679">
-    <w:abstractNumId w:val="1"/>
+  <w:num w:numId="12" w16cid:durableId="844826931">
+    <w:abstractNumId w:val="9"/>
   </w:num>
 </w:numbering>
 </file>
@@ -12706,7 +14236,7 @@
   <w:style w:type="paragraph" w:default="1" w:styleId="Normln">
     <w:name w:val="Normal"/>
     <w:qFormat/>
-    <w:rsid w:val="009A4645"/>
+    <w:rsid w:val="009B29C2"/>
     <w:pPr>
       <w:spacing w:after="160" w:line="259" w:lineRule="auto"/>
     </w:pPr>

--- a/ŠpaňúrM_KnihovnaProPraci_JM_2026.docx
+++ b/ŠpaňúrM_KnihovnaProPraci_JM_2026.docx
@@ -2466,6 +2466,7 @@
           <w:noProof/>
           <w:kern w:val="2"/>
           <w:szCs w:val="24"/>
+          <w:lang/>
           <w14:ligatures w14:val="standardContextual"/>
         </w:rPr>
       </w:pPr>
@@ -2478,7 +2479,7 @@
       <w:r>
         <w:fldChar w:fldCharType="separate"/>
       </w:r>
-      <w:hyperlink w:anchor="_Toc229768686" w:history="1">
+      <w:hyperlink w:anchor="_Toc229844809" w:history="1">
         <w:r>
           <w:rPr>
             <w:rStyle w:val="Hypertextovodkaz"/>
@@ -2506,7 +2507,7 @@
             <w:noProof/>
             <w:webHidden/>
           </w:rPr>
-          <w:instrText xml:space="preserve"> PAGEREF _Toc229768686 \h </w:instrText>
+          <w:instrText xml:space="preserve"> PAGEREF _Toc229844809 \h </w:instrText>
         </w:r>
         <w:r>
           <w:rPr>
@@ -2526,7 +2527,7 @@
             <w:noProof/>
             <w:webHidden/>
           </w:rPr>
-          <w:t>9</w:t>
+          <w:t>10</w:t>
         </w:r>
         <w:r>
           <w:rPr>
@@ -2548,10 +2549,11 @@
           <w:noProof/>
           <w:kern w:val="2"/>
           <w:szCs w:val="24"/>
+          <w:lang/>
           <w14:ligatures w14:val="standardContextual"/>
         </w:rPr>
       </w:pPr>
-      <w:hyperlink w:anchor="_Toc229768687" w:history="1">
+      <w:hyperlink w:anchor="_Toc229844810" w:history="1">
         <w:r>
           <w:rPr>
             <w:rStyle w:val="Hypertextovodkaz"/>
@@ -2579,7 +2581,7 @@
             <w:noProof/>
             <w:webHidden/>
           </w:rPr>
-          <w:instrText xml:space="preserve"> PAGEREF _Toc229768687 \h </w:instrText>
+          <w:instrText xml:space="preserve"> PAGEREF _Toc229844810 \h </w:instrText>
         </w:r>
         <w:r>
           <w:rPr>
@@ -2599,7 +2601,7 @@
             <w:noProof/>
             <w:webHidden/>
           </w:rPr>
-          <w:t>10</w:t>
+          <w:t>11</w:t>
         </w:r>
         <w:r>
           <w:rPr>
@@ -2621,10 +2623,11 @@
           <w:noProof/>
           <w:kern w:val="2"/>
           <w:szCs w:val="24"/>
+          <w:lang/>
           <w14:ligatures w14:val="standardContextual"/>
         </w:rPr>
       </w:pPr>
-      <w:hyperlink w:anchor="_Toc229768688" w:history="1">
+      <w:hyperlink w:anchor="_Toc229844811" w:history="1">
         <w:r>
           <w:rPr>
             <w:rStyle w:val="Hypertextovodkaz"/>
@@ -2652,7 +2655,7 @@
             <w:noProof/>
             <w:webHidden/>
           </w:rPr>
-          <w:instrText xml:space="preserve"> PAGEREF _Toc229768688 \h </w:instrText>
+          <w:instrText xml:space="preserve"> PAGEREF _Toc229844811 \h </w:instrText>
         </w:r>
         <w:r>
           <w:rPr>
@@ -2672,7 +2675,7 @@
             <w:noProof/>
             <w:webHidden/>
           </w:rPr>
-          <w:t>11</w:t>
+          <w:t>12</w:t>
         </w:r>
         <w:r>
           <w:rPr>
@@ -2694,10 +2697,11 @@
           <w:noProof/>
           <w:kern w:val="2"/>
           <w:szCs w:val="24"/>
+          <w:lang/>
           <w14:ligatures w14:val="standardContextual"/>
         </w:rPr>
       </w:pPr>
-      <w:hyperlink w:anchor="_Toc229768689" w:history="1">
+      <w:hyperlink w:anchor="_Toc229844812" w:history="1">
         <w:r>
           <w:rPr>
             <w:rStyle w:val="Hypertextovodkaz"/>
@@ -2724,7 +2728,7 @@
             <w:noProof/>
             <w:webHidden/>
           </w:rPr>
-          <w:instrText xml:space="preserve"> PAGEREF _Toc229768689 \h </w:instrText>
+          <w:instrText xml:space="preserve"> PAGEREF _Toc229844812 \h </w:instrText>
         </w:r>
         <w:r>
           <w:rPr>
@@ -2744,7 +2748,7 @@
             <w:noProof/>
             <w:webHidden/>
           </w:rPr>
-          <w:t>12</w:t>
+          <w:t>13</w:t>
         </w:r>
         <w:r>
           <w:rPr>
@@ -2766,10 +2770,11 @@
           <w:noProof/>
           <w:kern w:val="2"/>
           <w:szCs w:val="24"/>
+          <w:lang/>
           <w14:ligatures w14:val="standardContextual"/>
         </w:rPr>
       </w:pPr>
-      <w:hyperlink w:anchor="_Toc229768690" w:history="1">
+      <w:hyperlink w:anchor="_Toc229844813" w:history="1">
         <w:r>
           <w:rPr>
             <w:rStyle w:val="Hypertextovodkaz"/>
@@ -2796,7 +2801,7 @@
             <w:noProof/>
             <w:webHidden/>
           </w:rPr>
-          <w:instrText xml:space="preserve"> PAGEREF _Toc229768690 \h </w:instrText>
+          <w:instrText xml:space="preserve"> PAGEREF _Toc229844813 \h </w:instrText>
         </w:r>
         <w:r>
           <w:rPr>
@@ -2816,7 +2821,7 @@
             <w:noProof/>
             <w:webHidden/>
           </w:rPr>
-          <w:t>13</w:t>
+          <w:t>14</w:t>
         </w:r>
         <w:r>
           <w:rPr>
@@ -2835,10 +2840,11 @@
           <w:noProof/>
           <w:kern w:val="2"/>
           <w:szCs w:val="24"/>
+          <w:lang/>
           <w14:ligatures w14:val="standardContextual"/>
         </w:rPr>
       </w:pPr>
-      <w:hyperlink w:anchor="_Toc229768691" w:history="1">
+      <w:hyperlink w:anchor="_Toc229844814" w:history="1">
         <w:r>
           <w:rPr>
             <w:rStyle w:val="Hypertextovodkaz"/>
@@ -2865,7 +2871,7 @@
             <w:noProof/>
             <w:webHidden/>
           </w:rPr>
-          <w:instrText xml:space="preserve"> PAGEREF _Toc229768691 \h </w:instrText>
+          <w:instrText xml:space="preserve"> PAGEREF _Toc229844814 \h </w:instrText>
         </w:r>
         <w:r>
           <w:rPr>
@@ -2885,7 +2891,7 @@
             <w:noProof/>
             <w:webHidden/>
           </w:rPr>
-          <w:t>13</w:t>
+          <w:t>14</w:t>
         </w:r>
         <w:r>
           <w:rPr>
@@ -2904,10 +2910,11 @@
           <w:noProof/>
           <w:kern w:val="2"/>
           <w:szCs w:val="24"/>
+          <w:lang/>
           <w14:ligatures w14:val="standardContextual"/>
         </w:rPr>
       </w:pPr>
-      <w:hyperlink w:anchor="_Toc229768692" w:history="1">
+      <w:hyperlink w:anchor="_Toc229844815" w:history="1">
         <w:r>
           <w:rPr>
             <w:rStyle w:val="Hypertextovodkaz"/>
@@ -2934,7 +2941,7 @@
             <w:noProof/>
             <w:webHidden/>
           </w:rPr>
-          <w:instrText xml:space="preserve"> PAGEREF _Toc229768692 \h </w:instrText>
+          <w:instrText xml:space="preserve"> PAGEREF _Toc229844815 \h </w:instrText>
         </w:r>
         <w:r>
           <w:rPr>
@@ -2954,7 +2961,7 @@
             <w:noProof/>
             <w:webHidden/>
           </w:rPr>
-          <w:t>13</w:t>
+          <w:t>14</w:t>
         </w:r>
         <w:r>
           <w:rPr>
@@ -2973,10 +2980,11 @@
           <w:noProof/>
           <w:kern w:val="2"/>
           <w:szCs w:val="24"/>
+          <w:lang/>
           <w14:ligatures w14:val="standardContextual"/>
         </w:rPr>
       </w:pPr>
-      <w:hyperlink w:anchor="_Toc229768693" w:history="1">
+      <w:hyperlink w:anchor="_Toc229844816" w:history="1">
         <w:r>
           <w:rPr>
             <w:rStyle w:val="Hypertextovodkaz"/>
@@ -3003,7 +3011,7 @@
             <w:noProof/>
             <w:webHidden/>
           </w:rPr>
-          <w:instrText xml:space="preserve"> PAGEREF _Toc229768693 \h </w:instrText>
+          <w:instrText xml:space="preserve"> PAGEREF _Toc229844816 \h </w:instrText>
         </w:r>
         <w:r>
           <w:rPr>
@@ -3023,7 +3031,77 @@
             <w:noProof/>
             <w:webHidden/>
           </w:rPr>
-          <w:t>13</w:t>
+          <w:t>14</w:t>
+        </w:r>
+        <w:r>
+          <w:rPr>
+            <w:noProof/>
+            <w:webHidden/>
+          </w:rPr>
+          <w:fldChar w:fldCharType="end"/>
+        </w:r>
+      </w:hyperlink>
+    </w:p>
+    <w:p>
+      <w:pPr>
+        <w:pStyle w:val="Obsah2"/>
+        <w:rPr>
+          <w:rFonts w:asciiTheme="minorHAnsi" w:eastAsiaTheme="minorEastAsia" w:hAnsiTheme="minorHAnsi" w:cstheme="minorBidi"/>
+          <w:noProof/>
+          <w:kern w:val="2"/>
+          <w:szCs w:val="24"/>
+          <w:lang/>
+          <w14:ligatures w14:val="standardContextual"/>
+        </w:rPr>
+      </w:pPr>
+      <w:hyperlink w:anchor="_Toc229844817" w:history="1">
+        <w:r>
+          <w:rPr>
+            <w:rStyle w:val="Hypertextovodkaz"/>
+            <w:noProof/>
+          </w:rPr>
+          <w:t>1.4 Logika pole/kontejneru na prvky</w:t>
+        </w:r>
+        <w:r>
+          <w:rPr>
+            <w:noProof/>
+            <w:webHidden/>
+          </w:rPr>
+          <w:tab/>
+        </w:r>
+        <w:r>
+          <w:rPr>
+            <w:noProof/>
+            <w:webHidden/>
+          </w:rPr>
+          <w:fldChar w:fldCharType="begin"/>
+        </w:r>
+        <w:r>
+          <w:rPr>
+            <w:noProof/>
+            <w:webHidden/>
+          </w:rPr>
+          <w:instrText xml:space="preserve"> PAGEREF _Toc229844817 \h </w:instrText>
+        </w:r>
+        <w:r>
+          <w:rPr>
+            <w:noProof/>
+            <w:webHidden/>
+          </w:rPr>
+        </w:r>
+        <w:r>
+          <w:rPr>
+            <w:noProof/>
+            <w:webHidden/>
+          </w:rPr>
+          <w:fldChar w:fldCharType="separate"/>
+        </w:r>
+        <w:r>
+          <w:rPr>
+            <w:noProof/>
+            <w:webHidden/>
+          </w:rPr>
+          <w:t>22</w:t>
         </w:r>
         <w:r>
           <w:rPr>
@@ -3045,10 +3123,11 @@
           <w:noProof/>
           <w:kern w:val="2"/>
           <w:szCs w:val="24"/>
+          <w:lang/>
           <w14:ligatures w14:val="standardContextual"/>
         </w:rPr>
       </w:pPr>
-      <w:hyperlink w:anchor="_Toc229768694" w:history="1">
+      <w:hyperlink w:anchor="_Toc229844818" w:history="1">
         <w:r>
           <w:rPr>
             <w:rStyle w:val="Hypertextovodkaz"/>
@@ -3075,7 +3154,7 @@
             <w:noProof/>
             <w:webHidden/>
           </w:rPr>
-          <w:instrText xml:space="preserve"> PAGEREF _Toc229768694 \h </w:instrText>
+          <w:instrText xml:space="preserve"> PAGEREF _Toc229844818 \h </w:instrText>
         </w:r>
         <w:r>
           <w:rPr>
@@ -3095,7 +3174,7 @@
             <w:noProof/>
             <w:webHidden/>
           </w:rPr>
-          <w:t>17</w:t>
+          <w:t>24</w:t>
         </w:r>
         <w:r>
           <w:rPr>
@@ -3114,10 +3193,11 @@
           <w:noProof/>
           <w:kern w:val="2"/>
           <w:szCs w:val="24"/>
+          <w:lang/>
           <w14:ligatures w14:val="standardContextual"/>
         </w:rPr>
       </w:pPr>
-      <w:hyperlink w:anchor="_Toc229768695" w:history="1">
+      <w:hyperlink w:anchor="_Toc229844819" w:history="1">
         <w:r>
           <w:rPr>
             <w:rStyle w:val="Hypertextovodkaz"/>
@@ -3144,7 +3224,7 @@
             <w:noProof/>
             <w:webHidden/>
           </w:rPr>
-          <w:instrText xml:space="preserve"> PAGEREF _Toc229768695 \h </w:instrText>
+          <w:instrText xml:space="preserve"> PAGEREF _Toc229844819 \h </w:instrText>
         </w:r>
         <w:r>
           <w:rPr>
@@ -3164,7 +3244,7 @@
             <w:noProof/>
             <w:webHidden/>
           </w:rPr>
-          <w:t>17</w:t>
+          <w:t>24</w:t>
         </w:r>
         <w:r>
           <w:rPr>
@@ -3186,10 +3266,11 @@
           <w:noProof/>
           <w:kern w:val="2"/>
           <w:szCs w:val="24"/>
+          <w:lang/>
           <w14:ligatures w14:val="standardContextual"/>
         </w:rPr>
       </w:pPr>
-      <w:hyperlink w:anchor="_Toc229768696" w:history="1">
+      <w:hyperlink w:anchor="_Toc229844820" w:history="1">
         <w:r>
           <w:rPr>
             <w:rStyle w:val="Hypertextovodkaz"/>
@@ -3216,7 +3297,7 @@
             <w:noProof/>
             <w:webHidden/>
           </w:rPr>
-          <w:instrText xml:space="preserve"> PAGEREF _Toc229768696 \h </w:instrText>
+          <w:instrText xml:space="preserve"> PAGEREF _Toc229844820 \h </w:instrText>
         </w:r>
         <w:r>
           <w:rPr>
@@ -3236,7 +3317,7 @@
             <w:noProof/>
             <w:webHidden/>
           </w:rPr>
-          <w:t>17</w:t>
+          <w:t>24</w:t>
         </w:r>
         <w:r>
           <w:rPr>
@@ -3258,10 +3339,11 @@
           <w:noProof/>
           <w:kern w:val="2"/>
           <w:szCs w:val="24"/>
+          <w:lang/>
           <w14:ligatures w14:val="standardContextual"/>
         </w:rPr>
       </w:pPr>
-      <w:hyperlink w:anchor="_Toc229768697" w:history="1">
+      <w:hyperlink w:anchor="_Toc229844821" w:history="1">
         <w:r>
           <w:rPr>
             <w:rStyle w:val="Hypertextovodkaz"/>
@@ -3288,7 +3370,7 @@
             <w:noProof/>
             <w:webHidden/>
           </w:rPr>
-          <w:instrText xml:space="preserve"> PAGEREF _Toc229768697 \h </w:instrText>
+          <w:instrText xml:space="preserve"> PAGEREF _Toc229844821 \h </w:instrText>
         </w:r>
         <w:r>
           <w:rPr>
@@ -3308,7 +3390,7 @@
             <w:noProof/>
             <w:webHidden/>
           </w:rPr>
-          <w:t>17</w:t>
+          <w:t>24</w:t>
         </w:r>
         <w:r>
           <w:rPr>
@@ -3327,10 +3409,11 @@
           <w:noProof/>
           <w:kern w:val="2"/>
           <w:szCs w:val="24"/>
+          <w:lang/>
           <w14:ligatures w14:val="standardContextual"/>
         </w:rPr>
       </w:pPr>
-      <w:hyperlink w:anchor="_Toc229768698" w:history="1">
+      <w:hyperlink w:anchor="_Toc229844822" w:history="1">
         <w:r>
           <w:rPr>
             <w:rStyle w:val="Hypertextovodkaz"/>
@@ -3357,7 +3440,7 @@
             <w:noProof/>
             <w:webHidden/>
           </w:rPr>
-          <w:instrText xml:space="preserve"> PAGEREF _Toc229768698 \h </w:instrText>
+          <w:instrText xml:space="preserve"> PAGEREF _Toc229844822 \h </w:instrText>
         </w:r>
         <w:r>
           <w:rPr>
@@ -3377,7 +3460,7 @@
             <w:noProof/>
             <w:webHidden/>
           </w:rPr>
-          <w:t>17</w:t>
+          <w:t>24</w:t>
         </w:r>
         <w:r>
           <w:rPr>
@@ -3399,10 +3482,11 @@
           <w:noProof/>
           <w:kern w:val="2"/>
           <w:szCs w:val="24"/>
+          <w:lang/>
           <w14:ligatures w14:val="standardContextual"/>
         </w:rPr>
       </w:pPr>
-      <w:hyperlink w:anchor="_Toc229768699" w:history="1">
+      <w:hyperlink w:anchor="_Toc229844823" w:history="1">
         <w:r>
           <w:rPr>
             <w:rStyle w:val="Hypertextovodkaz"/>
@@ -3429,7 +3513,7 @@
             <w:noProof/>
             <w:webHidden/>
           </w:rPr>
-          <w:instrText xml:space="preserve"> PAGEREF _Toc229768699 \h </w:instrText>
+          <w:instrText xml:space="preserve"> PAGEREF _Toc229844823 \h </w:instrText>
         </w:r>
         <w:r>
           <w:rPr>
@@ -3449,7 +3533,7 @@
             <w:noProof/>
             <w:webHidden/>
           </w:rPr>
-          <w:t>17</w:t>
+          <w:t>24</w:t>
         </w:r>
         <w:r>
           <w:rPr>
@@ -3471,10 +3555,11 @@
           <w:noProof/>
           <w:kern w:val="2"/>
           <w:szCs w:val="24"/>
+          <w:lang/>
           <w14:ligatures w14:val="standardContextual"/>
         </w:rPr>
       </w:pPr>
-      <w:hyperlink w:anchor="_Toc229768700" w:history="1">
+      <w:hyperlink w:anchor="_Toc229844824" w:history="1">
         <w:r>
           <w:rPr>
             <w:rStyle w:val="Hypertextovodkaz"/>
@@ -3501,7 +3586,7 @@
             <w:noProof/>
             <w:webHidden/>
           </w:rPr>
-          <w:instrText xml:space="preserve"> PAGEREF _Toc229768700 \h </w:instrText>
+          <w:instrText xml:space="preserve"> PAGEREF _Toc229844824 \h </w:instrText>
         </w:r>
         <w:r>
           <w:rPr>
@@ -3521,7 +3606,7 @@
             <w:noProof/>
             <w:webHidden/>
           </w:rPr>
-          <w:t>18</w:t>
+          <w:t>25</w:t>
         </w:r>
         <w:r>
           <w:rPr>
@@ -3543,10 +3628,11 @@
           <w:noProof/>
           <w:kern w:val="2"/>
           <w:szCs w:val="24"/>
+          <w:lang/>
           <w14:ligatures w14:val="standardContextual"/>
         </w:rPr>
       </w:pPr>
-      <w:hyperlink w:anchor="_Toc229768701" w:history="1">
+      <w:hyperlink w:anchor="_Toc229844825" w:history="1">
         <w:r>
           <w:rPr>
             <w:rStyle w:val="Hypertextovodkaz"/>
@@ -3581,7 +3667,7 @@
             <w:noProof/>
             <w:webHidden/>
           </w:rPr>
-          <w:instrText xml:space="preserve"> PAGEREF _Toc229768701 \h </w:instrText>
+          <w:instrText xml:space="preserve"> PAGEREF _Toc229844825 \h </w:instrText>
         </w:r>
         <w:r>
           <w:rPr>
@@ -3601,7 +3687,7 @@
             <w:noProof/>
             <w:webHidden/>
           </w:rPr>
-          <w:t>18</w:t>
+          <w:t>25</w:t>
         </w:r>
         <w:r>
           <w:rPr>
@@ -3623,10 +3709,11 @@
           <w:noProof/>
           <w:kern w:val="2"/>
           <w:szCs w:val="24"/>
+          <w:lang/>
           <w14:ligatures w14:val="standardContextual"/>
         </w:rPr>
       </w:pPr>
-      <w:hyperlink w:anchor="_Toc229768702" w:history="1">
+      <w:hyperlink w:anchor="_Toc229844826" w:history="1">
         <w:r>
           <w:rPr>
             <w:rStyle w:val="Hypertextovodkaz"/>
@@ -3654,7 +3741,7 @@
             <w:noProof/>
             <w:webHidden/>
           </w:rPr>
-          <w:instrText xml:space="preserve"> PAGEREF _Toc229768702 \h </w:instrText>
+          <w:instrText xml:space="preserve"> PAGEREF _Toc229844826 \h </w:instrText>
         </w:r>
         <w:r>
           <w:rPr>
@@ -3674,7 +3761,7 @@
             <w:noProof/>
             <w:webHidden/>
           </w:rPr>
-          <w:t>19</w:t>
+          <w:t>26</w:t>
         </w:r>
         <w:r>
           <w:rPr>
@@ -3696,10 +3783,11 @@
           <w:noProof/>
           <w:kern w:val="2"/>
           <w:szCs w:val="24"/>
+          <w:lang/>
           <w14:ligatures w14:val="standardContextual"/>
         </w:rPr>
       </w:pPr>
-      <w:hyperlink w:anchor="_Toc229768703" w:history="1">
+      <w:hyperlink w:anchor="_Toc229844827" w:history="1">
         <w:r>
           <w:rPr>
             <w:rStyle w:val="Hypertextovodkaz"/>
@@ -3727,7 +3815,7 @@
             <w:noProof/>
             <w:webHidden/>
           </w:rPr>
-          <w:instrText xml:space="preserve"> PAGEREF _Toc229768703 \h </w:instrText>
+          <w:instrText xml:space="preserve"> PAGEREF _Toc229844827 \h </w:instrText>
         </w:r>
         <w:r>
           <w:rPr>
@@ -3747,7 +3835,7 @@
             <w:noProof/>
             <w:webHidden/>
           </w:rPr>
-          <w:t>20</w:t>
+          <w:t>27</w:t>
         </w:r>
         <w:r>
           <w:rPr>
@@ -3769,10 +3857,11 @@
           <w:noProof/>
           <w:kern w:val="2"/>
           <w:szCs w:val="24"/>
+          <w:lang/>
           <w14:ligatures w14:val="standardContextual"/>
         </w:rPr>
       </w:pPr>
-      <w:hyperlink w:anchor="_Toc229768704" w:history="1">
+      <w:hyperlink w:anchor="_Toc229844828" w:history="1">
         <w:r>
           <w:rPr>
             <w:rStyle w:val="Hypertextovodkaz"/>
@@ -3800,7 +3889,7 @@
             <w:noProof/>
             <w:webHidden/>
           </w:rPr>
-          <w:instrText xml:space="preserve"> PAGEREF _Toc229768704 \h </w:instrText>
+          <w:instrText xml:space="preserve"> PAGEREF _Toc229844828 \h </w:instrText>
         </w:r>
         <w:r>
           <w:rPr>
@@ -3820,7 +3909,7 @@
             <w:noProof/>
             <w:webHidden/>
           </w:rPr>
-          <w:t>20</w:t>
+          <w:t>27</w:t>
         </w:r>
         <w:r>
           <w:rPr>
@@ -3842,10 +3931,11 @@
           <w:noProof/>
           <w:kern w:val="2"/>
           <w:szCs w:val="24"/>
+          <w:lang/>
           <w14:ligatures w14:val="standardContextual"/>
         </w:rPr>
       </w:pPr>
-      <w:hyperlink w:anchor="_Toc229768705" w:history="1">
+      <w:hyperlink w:anchor="_Toc229844829" w:history="1">
         <w:r>
           <w:rPr>
             <w:rStyle w:val="Hypertextovodkaz"/>
@@ -3873,7 +3963,7 @@
             <w:noProof/>
             <w:webHidden/>
           </w:rPr>
-          <w:instrText xml:space="preserve"> PAGEREF _Toc229768705 \h </w:instrText>
+          <w:instrText xml:space="preserve"> PAGEREF _Toc229844829 \h </w:instrText>
         </w:r>
         <w:r>
           <w:rPr>
@@ -3893,7 +3983,7 @@
             <w:noProof/>
             <w:webHidden/>
           </w:rPr>
-          <w:t>20</w:t>
+          <w:t>27</w:t>
         </w:r>
         <w:r>
           <w:rPr>
@@ -3915,10 +4005,11 @@
           <w:noProof/>
           <w:kern w:val="2"/>
           <w:szCs w:val="24"/>
+          <w:lang/>
           <w14:ligatures w14:val="standardContextual"/>
         </w:rPr>
       </w:pPr>
-      <w:hyperlink w:anchor="_Toc229768706" w:history="1">
+      <w:hyperlink w:anchor="_Toc229844830" w:history="1">
         <w:r>
           <w:rPr>
             <w:rStyle w:val="Hypertextovodkaz"/>
@@ -3946,7 +4037,7 @@
             <w:noProof/>
             <w:webHidden/>
           </w:rPr>
-          <w:instrText xml:space="preserve"> PAGEREF _Toc229768706 \h </w:instrText>
+          <w:instrText xml:space="preserve"> PAGEREF _Toc229844830 \h </w:instrText>
         </w:r>
         <w:r>
           <w:rPr>
@@ -3966,7 +4057,7 @@
             <w:noProof/>
             <w:webHidden/>
           </w:rPr>
-          <w:t>20</w:t>
+          <w:t>27</w:t>
         </w:r>
         <w:r>
           <w:rPr>
@@ -3985,10 +4076,11 @@
           <w:noProof/>
           <w:kern w:val="2"/>
           <w:szCs w:val="24"/>
+          <w:lang/>
           <w14:ligatures w14:val="standardContextual"/>
         </w:rPr>
       </w:pPr>
-      <w:hyperlink w:anchor="_Toc229768707" w:history="1">
+      <w:hyperlink w:anchor="_Toc229844831" w:history="1">
         <w:r>
           <w:rPr>
             <w:rStyle w:val="Hypertextovodkaz"/>
@@ -4016,7 +4108,7 @@
             <w:noProof/>
             <w:webHidden/>
           </w:rPr>
-          <w:instrText xml:space="preserve"> PAGEREF _Toc229768707 \h </w:instrText>
+          <w:instrText xml:space="preserve"> PAGEREF _Toc229844831 \h </w:instrText>
         </w:r>
         <w:r>
           <w:rPr>
@@ -4036,7 +4128,7 @@
             <w:noProof/>
             <w:webHidden/>
           </w:rPr>
-          <w:t>20</w:t>
+          <w:t>27</w:t>
         </w:r>
         <w:r>
           <w:rPr>
@@ -4058,10 +4150,11 @@
           <w:noProof/>
           <w:kern w:val="2"/>
           <w:szCs w:val="24"/>
+          <w:lang/>
           <w14:ligatures w14:val="standardContextual"/>
         </w:rPr>
       </w:pPr>
-      <w:hyperlink w:anchor="_Toc229768708" w:history="1">
+      <w:hyperlink w:anchor="_Toc229844832" w:history="1">
         <w:r>
           <w:rPr>
             <w:rStyle w:val="Hypertextovodkaz"/>
@@ -4089,7 +4182,7 @@
             <w:noProof/>
             <w:webHidden/>
           </w:rPr>
-          <w:instrText xml:space="preserve"> PAGEREF _Toc229768708 \h </w:instrText>
+          <w:instrText xml:space="preserve"> PAGEREF _Toc229844832 \h </w:instrText>
         </w:r>
         <w:r>
           <w:rPr>
@@ -4109,7 +4202,7 @@
             <w:noProof/>
             <w:webHidden/>
           </w:rPr>
-          <w:t>21</w:t>
+          <w:t>28</w:t>
         </w:r>
         <w:r>
           <w:rPr>
@@ -4131,10 +4224,11 @@
           <w:noProof/>
           <w:kern w:val="2"/>
           <w:szCs w:val="24"/>
+          <w:lang/>
           <w14:ligatures w14:val="standardContextual"/>
         </w:rPr>
       </w:pPr>
-      <w:hyperlink w:anchor="_Toc229768709" w:history="1">
+      <w:hyperlink w:anchor="_Toc229844833" w:history="1">
         <w:r>
           <w:rPr>
             <w:rStyle w:val="Hypertextovodkaz"/>
@@ -4162,7 +4256,7 @@
             <w:noProof/>
             <w:webHidden/>
           </w:rPr>
-          <w:instrText xml:space="preserve"> PAGEREF _Toc229768709 \h </w:instrText>
+          <w:instrText xml:space="preserve"> PAGEREF _Toc229844833 \h </w:instrText>
         </w:r>
         <w:r>
           <w:rPr>
@@ -4182,7 +4276,7 @@
             <w:noProof/>
             <w:webHidden/>
           </w:rPr>
-          <w:t>21</w:t>
+          <w:t>28</w:t>
         </w:r>
         <w:r>
           <w:rPr>
@@ -4204,10 +4298,11 @@
           <w:noProof/>
           <w:kern w:val="2"/>
           <w:szCs w:val="24"/>
+          <w:lang/>
           <w14:ligatures w14:val="standardContextual"/>
         </w:rPr>
       </w:pPr>
-      <w:hyperlink w:anchor="_Toc229768710" w:history="1">
+      <w:hyperlink w:anchor="_Toc229844834" w:history="1">
         <w:r>
           <w:rPr>
             <w:rStyle w:val="Hypertextovodkaz"/>
@@ -4234,7 +4329,7 @@
             <w:noProof/>
             <w:webHidden/>
           </w:rPr>
-          <w:instrText xml:space="preserve"> PAGEREF _Toc229768710 \h </w:instrText>
+          <w:instrText xml:space="preserve"> PAGEREF _Toc229844834 \h </w:instrText>
         </w:r>
         <w:r>
           <w:rPr>
@@ -4254,7 +4349,7 @@
             <w:noProof/>
             <w:webHidden/>
           </w:rPr>
-          <w:t>22</w:t>
+          <w:t>29</w:t>
         </w:r>
         <w:r>
           <w:rPr>
@@ -4276,10 +4371,11 @@
           <w:noProof/>
           <w:kern w:val="2"/>
           <w:szCs w:val="24"/>
+          <w:lang/>
           <w14:ligatures w14:val="standardContextual"/>
         </w:rPr>
       </w:pPr>
-      <w:hyperlink w:anchor="_Toc229768711" w:history="1">
+      <w:hyperlink w:anchor="_Toc229844835" w:history="1">
         <w:r>
           <w:rPr>
             <w:rStyle w:val="Hypertextovodkaz"/>
@@ -4306,7 +4402,7 @@
             <w:noProof/>
             <w:webHidden/>
           </w:rPr>
-          <w:instrText xml:space="preserve"> PAGEREF _Toc229768711 \h </w:instrText>
+          <w:instrText xml:space="preserve"> PAGEREF _Toc229844835 \h </w:instrText>
         </w:r>
         <w:r>
           <w:rPr>
@@ -4326,7 +4422,7 @@
             <w:noProof/>
             <w:webHidden/>
           </w:rPr>
-          <w:t>24</w:t>
+          <w:t>31</w:t>
         </w:r>
         <w:r>
           <w:rPr>
@@ -4348,10 +4444,11 @@
           <w:noProof/>
           <w:kern w:val="2"/>
           <w:szCs w:val="24"/>
+          <w:lang/>
           <w14:ligatures w14:val="standardContextual"/>
         </w:rPr>
       </w:pPr>
-      <w:hyperlink w:anchor="_Toc229768712" w:history="1">
+      <w:hyperlink w:anchor="_Toc229844836" w:history="1">
         <w:r>
           <w:rPr>
             <w:rStyle w:val="Hypertextovodkaz"/>
@@ -4378,7 +4475,7 @@
             <w:noProof/>
             <w:webHidden/>
           </w:rPr>
-          <w:instrText xml:space="preserve"> PAGEREF _Toc229768712 \h </w:instrText>
+          <w:instrText xml:space="preserve"> PAGEREF _Toc229844836 \h </w:instrText>
         </w:r>
         <w:r>
           <w:rPr>
@@ -4398,7 +4495,7 @@
             <w:noProof/>
             <w:webHidden/>
           </w:rPr>
-          <w:t>25</w:t>
+          <w:t>32</w:t>
         </w:r>
         <w:r>
           <w:rPr>
@@ -4420,10 +4517,11 @@
           <w:noProof/>
           <w:kern w:val="2"/>
           <w:szCs w:val="24"/>
+          <w:lang/>
           <w14:ligatures w14:val="standardContextual"/>
         </w:rPr>
       </w:pPr>
-      <w:hyperlink w:anchor="_Toc229768713" w:history="1">
+      <w:hyperlink w:anchor="_Toc229844837" w:history="1">
         <w:r>
           <w:rPr>
             <w:rStyle w:val="Hypertextovodkaz"/>
@@ -4450,7 +4548,7 @@
             <w:noProof/>
             <w:webHidden/>
           </w:rPr>
-          <w:instrText xml:space="preserve"> PAGEREF _Toc229768713 \h </w:instrText>
+          <w:instrText xml:space="preserve"> PAGEREF _Toc229844837 \h </w:instrText>
         </w:r>
         <w:r>
           <w:rPr>
@@ -4470,7 +4568,7 @@
             <w:noProof/>
             <w:webHidden/>
           </w:rPr>
-          <w:t>26</w:t>
+          <w:t>33</w:t>
         </w:r>
         <w:r>
           <w:rPr>
@@ -4504,6 +4602,7 @@
           <w:szCs w:val="24"/>
           <w:shd w:val="clear" w:color="auto" w:fill="FFFFFF"/>
         </w:rPr>
+        <w:lastRenderedPageBreak/>
         <w:br w:type="page"/>
       </w:r>
     </w:p>
@@ -4511,7 +4610,7 @@
       <w:pPr>
         <w:pStyle w:val="Nadpis1"/>
       </w:pPr>
-      <w:bookmarkStart w:id="0" w:name="_Toc229768686"/>
+      <w:bookmarkStart w:id="0" w:name="_Toc229844809"/>
       <w:r>
         <w:rPr>
           <w:shd w:val="clear" w:color="auto" w:fill="FFFFFF"/>
@@ -4811,7 +4910,7 @@
           <w:shd w:val="clear" w:color="auto" w:fill="FFFFFF"/>
         </w:rPr>
       </w:pPr>
-      <w:bookmarkStart w:id="1" w:name="_Toc229768687"/>
+      <w:bookmarkStart w:id="1" w:name="_Toc229844810"/>
       <w:r>
         <w:rPr>
           <w:shd w:val="clear" w:color="auto" w:fill="FFFFFF"/>
@@ -4913,7 +5012,7 @@
           <w:shd w:val="clear" w:color="auto" w:fill="FFFFFF"/>
         </w:rPr>
       </w:pPr>
-      <w:bookmarkStart w:id="2" w:name="_Toc229768688"/>
+      <w:bookmarkStart w:id="2" w:name="_Toc229844811"/>
       <w:r>
         <w:rPr>
           <w:shd w:val="clear" w:color="auto" w:fill="FFFFFF"/>
@@ -5070,7 +5169,7 @@
       <w:pPr>
         <w:pStyle w:val="Nadpis1"/>
       </w:pPr>
-      <w:bookmarkStart w:id="3" w:name="_Toc229768689"/>
+      <w:bookmarkStart w:id="3" w:name="_Toc229844812"/>
       <w:r>
         <w:lastRenderedPageBreak/>
         <w:t>ÚVOD</w:t>
@@ -5311,7 +5410,7 @@
       <w:r>
         <w:br w:type="page"/>
       </w:r>
-      <w:bookmarkStart w:id="4" w:name="_Toc229768690"/>
+      <w:bookmarkStart w:id="4" w:name="_Toc229844813"/>
       <w:r>
         <w:lastRenderedPageBreak/>
         <w:t>1</w:t>
@@ -5512,7 +5611,7 @@
         <w:pStyle w:val="Nadpis2"/>
         <w:jc w:val="both"/>
       </w:pPr>
-      <w:bookmarkStart w:id="5" w:name="_Toc229768691"/>
+      <w:bookmarkStart w:id="5" w:name="_Toc229844814"/>
       <w:r>
         <w:t xml:space="preserve">1.1 </w:t>
       </w:r>
@@ -5781,7 +5880,7 @@
       <w:pPr>
         <w:pStyle w:val="Nadpis2"/>
       </w:pPr>
-      <w:bookmarkStart w:id="6" w:name="_Toc229768692"/>
+      <w:bookmarkStart w:id="6" w:name="_Toc229844815"/>
       <w:r>
         <w:t>1.2 UML</w:t>
       </w:r>
@@ -5798,7 +5897,7 @@
       <w:pPr>
         <w:pStyle w:val="Nadpis2"/>
       </w:pPr>
-      <w:bookmarkStart w:id="7" w:name="_Toc229768693"/>
+      <w:bookmarkStart w:id="7" w:name="_Toc229844816"/>
       <w:r>
         <w:t>1.3 Logika tenzoru</w:t>
       </w:r>
@@ -5960,7 +6059,21 @@
         <w:rPr>
           <w:lang w:eastAsia="cs-CZ"/>
         </w:rPr>
-        <w:t xml:space="preserve">). Příkladem to znamená, že nedefinitivní souřadnice o velikosti jedné menší, než počet dimenzí, mají </w:t>
+        <w:t xml:space="preserve">). Příkladem to znamená, že nedefinitivní souřadnice o velikosti jedné </w:t>
+      </w:r>
+      <w:proofErr w:type="gramStart"/>
+      <w:r>
+        <w:rPr>
+          <w:lang w:eastAsia="cs-CZ"/>
+        </w:rPr>
+        <w:t>menší,</w:t>
+      </w:r>
+      <w:proofErr w:type="gramEnd"/>
+      <w:r>
+        <w:rPr>
+          <w:lang w:eastAsia="cs-CZ"/>
+        </w:rPr>
+        <w:t xml:space="preserve"> než počet dimenzí, mají </w:t>
       </w:r>
       <w:r>
         <w:rPr>
@@ -6090,7 +6203,21 @@
         <w:rPr>
           <w:lang w:eastAsia="cs-CZ"/>
         </w:rPr>
-        <w:t xml:space="preserve"> je počet dimenzí) stačí pouze přečíst náležící prvek z tohoto vypočítaného pole pro složitost O(1).</w:t>
+        <w:t xml:space="preserve"> je počet dimenzí) stačí pouze přečíst náležící prvek z tohoto vypočítaného pole pro složitost </w:t>
+      </w:r>
+      <w:proofErr w:type="gramStart"/>
+      <w:r>
+        <w:rPr>
+          <w:lang w:eastAsia="cs-CZ"/>
+        </w:rPr>
+        <w:t>O(</w:t>
+      </w:r>
+      <w:proofErr w:type="gramEnd"/>
+      <w:r>
+        <w:rPr>
+          <w:lang w:eastAsia="cs-CZ"/>
+        </w:rPr>
+        <w:t>1).</w:t>
       </w:r>
       <w:r>
         <w:rPr>
@@ -6679,7 +6806,14 @@
         <w:rPr>
           <w:lang w:eastAsia="cs-CZ"/>
         </w:rPr>
-        <w:t>2⁶⁴</w:t>
+        <w:t>2⁶</w:t>
+      </w:r>
+      <w:proofErr w:type="gramStart"/>
+      <w:r>
+        <w:rPr>
+          <w:lang w:eastAsia="cs-CZ"/>
+        </w:rPr>
+        <w:t>⁴</w:t>
       </w:r>
       <w:r>
         <w:rPr>
@@ -6705,6 +6839,7 @@
         </w:rPr>
         <w:t>1</w:t>
       </w:r>
+      <w:proofErr w:type="gramEnd"/>
       <w:r>
         <w:rPr>
           <w:lang w:eastAsia="cs-CZ"/>
@@ -6733,7 +6868,14 @@
         <w:rPr>
           <w:lang w:eastAsia="cs-CZ"/>
         </w:rPr>
-        <w:t xml:space="preserve"> Délka přístupu na jeden prvek tak realisticky (vůči limitům jazyka C++ a 64</w:t>
+        <w:t xml:space="preserve"> Délka přístupu na jeden prvek tak realisticky (vůči limitům jazyka C++ a </w:t>
+      </w:r>
+      <w:proofErr w:type="gramStart"/>
+      <w:r>
+        <w:rPr>
+          <w:lang w:eastAsia="cs-CZ"/>
+        </w:rPr>
+        <w:t>64</w:t>
       </w:r>
       <w:r>
         <w:rPr>
@@ -6745,7 +6887,14 @@
         <w:rPr>
           <w:lang w:eastAsia="cs-CZ"/>
         </w:rPr>
-        <w:t>bitové architektury) nepřekročí 64 výpočtů a tím pádem se dá z tohoto pohledu považovat za konstantní.</w:t>
+        <w:t>bitové</w:t>
+      </w:r>
+      <w:proofErr w:type="gramEnd"/>
+      <w:r>
+        <w:rPr>
+          <w:lang w:eastAsia="cs-CZ"/>
+        </w:rPr>
+        <w:t xml:space="preserve"> architektury) nepřekročí 64 výpočtů a tím pádem se dá z tohoto pohledu považovat za konstantní.</w:t>
       </w:r>
       <w:r>
         <w:rPr>
@@ -7341,7 +7490,15 @@
         <w:t xml:space="preserve"> Z algoritmické efektivity je tato metoda oproti běžnému výpočtu souřadnice výhodná.</w:t>
       </w:r>
       <w:r>
-        <w:t xml:space="preserve"> V nejhorším případě přetočení z posledního prvku na první je její komplexita O(len(D)) a v nejlepším případě inkrementace nejméně signifikantní souřadnice bez přetečení O(1). </w:t>
+        <w:t xml:space="preserve"> V nejhorším případě přetočení z posledního prvku na první je její komplexita O(len(D)) a v nejlepším případě inkrementace nejméně signifikantní souřadnice bez přetečení </w:t>
+      </w:r>
+      <w:proofErr w:type="gramStart"/>
+      <w:r>
+        <w:t>O(</w:t>
+      </w:r>
+      <w:proofErr w:type="gramEnd"/>
+      <w:r>
+        <w:t xml:space="preserve">1). </w:t>
       </w:r>
       <w:r>
         <w:t>Ovšem je třeba si uvědomit, že při rovnoměrných velikostech dimenzí, bude ten lepší případ daleko více převládat nad tím nejhorším</w:t>
@@ -7356,8 +7513,13 @@
         <w:t>,</w:t>
       </w:r>
       <w:r>
-        <w:t xml:space="preserve"> protože pravděpodobnost změny první souřadnice (nejméně signifikantní) je vždy 1. U té další to už ale je jenom 1/(</w:t>
-      </w:r>
+        <w:t xml:space="preserve"> protože pravděpodobnost změny první souřadnice (nejméně signifikantní) je vždy 1. U té další to už ale je jenom 1</w:t>
+      </w:r>
+      <w:proofErr w:type="gramStart"/>
+      <w:r>
+        <w:t>/(</w:t>
+      </w:r>
+      <w:proofErr w:type="gramEnd"/>
       <w:r>
         <w:t>Kumulativní součin předešlých velikostí dimenzí</w:t>
       </w:r>
@@ -7380,7 +7542,15 @@
         <w:t>složitost</w:t>
       </w:r>
       <w:r>
-        <w:t xml:space="preserve"> této metody O(1).</w:t>
+        <w:t xml:space="preserve"> této metody </w:t>
+      </w:r>
+      <w:proofErr w:type="gramStart"/>
+      <w:r>
+        <w:t>O(</w:t>
+      </w:r>
+      <w:proofErr w:type="gramEnd"/>
+      <w:r>
+        <w:t>1).</w:t>
       </w:r>
     </w:p>
     <w:p>
@@ -8038,19 +8208,7 @@
           <w:rPr>
             <w:rFonts w:ascii="Cambria Math" w:hAnsi="Cambria Math"/>
           </w:rPr>
-          <m:t>novýT je nové pole,</m:t>
-        </m:r>
-        <m:r>
-          <w:rPr>
-            <w:rFonts w:ascii="Cambria Math" w:hAnsi="Cambria Math"/>
-          </w:rPr>
-          <m:t xml:space="preserve"> </m:t>
-        </m:r>
-        <m:r>
-          <w:rPr>
-            <w:rFonts w:ascii="Cambria Math" w:hAnsi="Cambria Math"/>
-          </w:rPr>
-          <m:t xml:space="preserve"> starýT staré pole</m:t>
+          <m:t>novýT je nové pole,  starýT staré pole</m:t>
         </m:r>
       </m:oMath>
     </w:p>
@@ -8248,25 +8406,7 @@
           <w:rPr>
             <w:rFonts w:ascii="Cambria Math" w:hAnsi="Cambria Math"/>
           </w:rPr>
-          <m:t>p</m:t>
-        </m:r>
-        <m:r>
-          <w:rPr>
-            <w:rFonts w:ascii="Cambria Math" w:hAnsi="Cambria Math"/>
-          </w:rPr>
-          <m:t xml:space="preserve">ro </m:t>
-        </m:r>
-        <m:r>
-          <w:rPr>
-            <w:rFonts w:ascii="Cambria Math" w:hAnsi="Cambria Math"/>
-          </w:rPr>
-          <m:t>a</m:t>
-        </m:r>
-        <m:r>
-          <w:rPr>
-            <w:rFonts w:ascii="Cambria Math" w:hAnsi="Cambria Math"/>
-          </w:rPr>
-          <m:t xml:space="preserve"> od 0 do len</m:t>
+          <m:t>pro a od 0 do len</m:t>
         </m:r>
         <m:d>
           <m:dPr>
@@ -8436,19 +8576,7 @@
                   <w:rPr>
                     <w:rFonts w:ascii="Cambria Math" w:hAnsi="Cambria Math"/>
                   </w:rPr>
-                  <m:t>pokud c=m ;</m:t>
-                </m:r>
-                <m:r>
-                  <w:rPr>
-                    <w:rFonts w:ascii="Cambria Math" w:hAnsi="Cambria Math"/>
-                  </w:rPr>
-                  <m:t>b :=b+s;c≔0</m:t>
-                </m:r>
-                <m:r>
-                  <w:rPr>
-                    <w:rFonts w:ascii="Cambria Math" w:hAnsi="Cambria Math"/>
-                  </w:rPr>
-                  <m:t xml:space="preserve"> </m:t>
+                  <m:t xml:space="preserve">pokud c=m ;b :=b+s;c≔0 </m:t>
                 </m:r>
               </m:e>
               <m:e>
@@ -8544,32 +8672,19 @@
           <w:i/>
           <w:iCs/>
         </w:rPr>
-        <w:t>i</w:t>
-      </w:r>
-      <w:r>
-        <w:rPr>
-          <w:i/>
-          <w:iCs/>
-        </w:rPr>
+        <w:t xml:space="preserve">i </w:t>
+      </w:r>
+      <w:r>
+        <w:t>v</w:t>
+      </w:r>
+      <w:r>
+        <w:t>ynásobit nově přidanou dimenzí</w:t>
+      </w:r>
+      <w:r>
         <w:t xml:space="preserve"> </w:t>
       </w:r>
       <w:r>
-        <w:t>v</w:t>
-      </w:r>
-      <w:r>
-        <w:t>ynásobit nově přidanou dimenzí</w:t>
-      </w:r>
-      <w:r>
-        <w:t xml:space="preserve"> </w:t>
-      </w:r>
-      <w:r>
-        <w:t xml:space="preserve">po </w:t>
-      </w:r>
-      <w:r>
-        <w:t xml:space="preserve">jejím </w:t>
-      </w:r>
-      <w:r>
-        <w:t>přidání</w:t>
+        <w:t>po jejím přidání</w:t>
       </w:r>
       <w:r>
         <w:t>.</w:t>
@@ -8798,13 +8913,433 @@
     </w:p>
     <w:p>
       <w:pPr>
+        <w:spacing w:line="360" w:lineRule="auto"/>
+      </w:pPr>
+      <w:r>
+        <w:t>Ve výbavě tenzoru jsou také metody umožňující unární i binární operace typů pro každý prvek, prvek jednoho tenzoru na prvek druhého tenzoru jedna ku jednom a také každý prvek jednoho tenzoru s danou hodnotou stejného typu jako hodnotový typ.</w:t>
+      </w:r>
+      <w:r>
+        <w:t xml:space="preserve"> Pro binární operace i s možností určit místo v rámci </w:t>
+      </w:r>
+      <w:proofErr w:type="spellStart"/>
+      <w:r>
+        <w:t>komutativity</w:t>
+      </w:r>
+      <w:proofErr w:type="spellEnd"/>
+      <w:r>
+        <w:t>.</w:t>
+      </w:r>
+      <w:r>
+        <w:t xml:space="preserve"> Takovéto funkce fungují</w:t>
+      </w:r>
+      <w:r>
+        <w:t xml:space="preserve"> na principu přijímání operandů jako referencí a také funkci, která definuje danou operaci.</w:t>
+      </w:r>
+      <w:r>
+        <w:t xml:space="preserve"> Pro tyto funkce byly vytvořeny speciální </w:t>
+      </w:r>
+      <w:r>
+        <w:t>koncepty,</w:t>
+      </w:r>
+      <w:r>
+        <w:t xml:space="preserve"> aby dodržovaly správnou signaturu.</w:t>
+      </w:r>
+      <w:r>
+        <w:t xml:space="preserve"> Uvnitř těchto metod se přijímané funkce použijí na prvek nebo mezi prvky</w:t>
+      </w:r>
+      <w:r>
+        <w:t xml:space="preserve"> dle účelu metody</w:t>
+      </w:r>
+      <w:r>
+        <w:t>.</w:t>
+      </w:r>
+      <w:r>
+        <w:t xml:space="preserve"> Metody jsou také rozdělené do </w:t>
+      </w:r>
+      <w:r>
+        <w:t>těch,</w:t>
+      </w:r>
+      <w:r>
+        <w:t xml:space="preserve"> co dělají operaci na místě (čili výsledek ukládají do prvního operandu) a na ty co vrací nový tenzor.</w:t>
+      </w:r>
+      <w:r>
+        <w:t xml:space="preserve"> Výhodné na těchto metodách je fakt, že jsou operace prvek na prvek </w:t>
+      </w:r>
+      <w:r>
+        <w:lastRenderedPageBreak/>
+        <w:t>naprosto nezávislé na jakékoliv jiné operaci a tím pádem jsou ukázkovým kandidátem na paralelizaci.</w:t>
+      </w:r>
+    </w:p>
+    <w:p>
+      <w:pPr>
+        <w:spacing w:line="360" w:lineRule="auto"/>
+      </w:pPr>
+      <w:r>
+        <w:t xml:space="preserve">Základní způsob, jak inicializovat tenzor je mu při konstrukci dát velikosti dimenzí. Podle nich si </w:t>
+      </w:r>
+      <w:r>
+        <w:t>vypočte</w:t>
+      </w:r>
+      <w:r>
+        <w:t xml:space="preserve"> vnitřní stav a alokuje pole s prvky podle potřebné velikosti.</w:t>
+      </w:r>
+      <w:r>
+        <w:t xml:space="preserve"> Pro rychlou inicializaci je možné společně s velikostmi dimenzí předat i pole se samotnými prvky. Výhodou je menší režie s inicializací, ovšem předání pole o nesprávné velikosti je nedefinované chování.</w:t>
+      </w:r>
+      <w:r>
+        <w:t xml:space="preserve"> Také lze tenzor vykonstruovat z jiného </w:t>
+      </w:r>
+      <w:r>
+        <w:t>tenzoru,</w:t>
+      </w:r>
+      <w:r>
+        <w:t xml:space="preserve"> a to jako kopii, tak i jako přesun.</w:t>
+      </w:r>
+      <w:r>
+        <w:t xml:space="preserve"> Pro to také existují přetížené operátory přiřazení.</w:t>
+      </w:r>
+      <w:r>
+        <w:t xml:space="preserve"> </w:t>
+      </w:r>
+      <w:r>
+        <w:t xml:space="preserve">Kopie tenzoru zkopíruje data i metadata tenzoru </w:t>
+      </w:r>
+      <w:proofErr w:type="spellStart"/>
+      <w:r>
+        <w:t>delega</w:t>
+      </w:r>
+      <w:r>
+        <w:t>čně</w:t>
+      </w:r>
+      <w:proofErr w:type="spellEnd"/>
+      <w:r>
+        <w:t xml:space="preserve"> přes kopii polí. Přesunutí</w:t>
+      </w:r>
+      <w:r>
+        <w:t xml:space="preserve"> opět za pomocí delegace na pole přesune pole dat i metadat. </w:t>
+      </w:r>
+      <w:r>
+        <w:t xml:space="preserve">Nakonec je tenzor </w:t>
+      </w:r>
+      <w:proofErr w:type="spellStart"/>
+      <w:r>
+        <w:t>konstruktibilní</w:t>
+      </w:r>
+      <w:proofErr w:type="spellEnd"/>
+      <w:r>
+        <w:t xml:space="preserve"> i bez parametrů, takzvaně výchozí cestou.</w:t>
+      </w:r>
+      <w:r>
+        <w:t xml:space="preserve"> Technicky vzato se nejedná o invalidní objekt, jenom je bezrozměrný.</w:t>
+      </w:r>
+    </w:p>
+    <w:p>
+      <w:pPr>
+        <w:spacing w:line="360" w:lineRule="auto"/>
+      </w:pPr>
+      <w:r>
+        <w:t>Tenzor má nakonec ve výbavě i analytické a pomocné metody. Příkladem je metoda na zjištění stejné velikosti všech dimenzí, nebo metoda na validaci souřadnic.</w:t>
+      </w:r>
+      <w:r>
+        <w:t xml:space="preserve"> Tenzory jsou také schopné se mezi sebou porovnávat, jak ohledně ekvivalence, tak pomocí pořadí</w:t>
+      </w:r>
+      <w:r>
+        <w:t xml:space="preserve"> větší menší a rovno</w:t>
+      </w:r>
+      <w:r>
+        <w:t>.</w:t>
+      </w:r>
+      <w:r>
+        <w:t xml:space="preserve"> Tyto operace jsou delegovány na samotné pole, které v podobě kontejnerů tyto schopnosti porovnávat se mají také.</w:t>
+      </w:r>
+    </w:p>
+    <w:p>
+      <w:pPr>
+        <w:pStyle w:val="Nadpis2"/>
+      </w:pPr>
+      <w:bookmarkStart w:id="8" w:name="_Toc229844817"/>
+      <w:r>
+        <w:t>1.4 Logika pole/kontejneru na prvky</w:t>
+      </w:r>
+      <w:bookmarkEnd w:id="8"/>
+    </w:p>
+    <w:p>
+      <w:pPr>
+        <w:spacing w:line="360" w:lineRule="auto"/>
+      </w:pPr>
+      <w:r>
+        <w:t>Jedná se o jednorozměrný kontejner s prvky uloženými vedle sebe v paměti.</w:t>
+      </w:r>
+      <w:r>
+        <w:t xml:space="preserve"> Tenzor ho využívá pro ukládání dat i metadat.</w:t>
+      </w:r>
+      <w:r>
+        <w:t xml:space="preserve"> Veřejným rozhraním napodobuje rozhraní </w:t>
+      </w:r>
+      <w:proofErr w:type="spellStart"/>
+      <w:proofErr w:type="gramStart"/>
+      <w:r>
+        <w:t>std</w:t>
+      </w:r>
+      <w:proofErr w:type="spellEnd"/>
+      <w:r>
+        <w:t>::</w:t>
+      </w:r>
+      <w:proofErr w:type="spellStart"/>
+      <w:proofErr w:type="gramEnd"/>
+      <w:r>
+        <w:t>vector</w:t>
+      </w:r>
+      <w:proofErr w:type="spellEnd"/>
+      <w:r>
+        <w:t>.</w:t>
+      </w:r>
+      <w:r>
+        <w:t xml:space="preserve"> Uvnitř si udržuje ukazatel na začátek pole, ukazatel na konec pole a ukazatel na konec kapacity pole.</w:t>
+      </w:r>
+      <w:r>
+        <w:t xml:space="preserve"> Udržuje si také objekt paměťového </w:t>
+      </w:r>
+      <w:proofErr w:type="spellStart"/>
+      <w:r>
+        <w:t>backendu</w:t>
+      </w:r>
+      <w:proofErr w:type="spellEnd"/>
+      <w:r>
+        <w:t xml:space="preserve">, který se stará o práci s pamětí a umožňuje kontejneru pracovat s různými druhy paměti díky vzoru </w:t>
+      </w:r>
+      <w:r>
+        <w:t>vkládání</w:t>
+      </w:r>
+      <w:r>
+        <w:t xml:space="preserve"> závislosti.</w:t>
+      </w:r>
+      <w:r>
+        <w:t xml:space="preserve"> </w:t>
+      </w:r>
+    </w:p>
+    <w:p>
+      <w:pPr>
+        <w:spacing w:line="360" w:lineRule="auto"/>
+      </w:pPr>
+      <w:r>
+        <w:t>Vznikl z několika důvodů.</w:t>
+      </w:r>
+      <w:r>
+        <w:t xml:space="preserve"> Prvním z nich byla nevhodná implementace </w:t>
+      </w:r>
+      <w:proofErr w:type="spellStart"/>
+      <w:proofErr w:type="gramStart"/>
+      <w:r>
+        <w:t>std</w:t>
+      </w:r>
+      <w:proofErr w:type="spellEnd"/>
+      <w:r>
+        <w:t>::</w:t>
+      </w:r>
+      <w:proofErr w:type="spellStart"/>
+      <w:proofErr w:type="gramEnd"/>
+      <w:r>
+        <w:t>vector</w:t>
+      </w:r>
+      <w:proofErr w:type="spellEnd"/>
+      <w:r>
+        <w:t xml:space="preserve"> pro typ </w:t>
+      </w:r>
+      <w:proofErr w:type="spellStart"/>
+      <w:r>
+        <w:rPr>
+          <w:b/>
+          <w:bCs/>
+        </w:rPr>
+        <w:t>bool</w:t>
+      </w:r>
+      <w:proofErr w:type="spellEnd"/>
+      <w:r>
+        <w:t xml:space="preserve">. </w:t>
+      </w:r>
+      <w:r>
+        <w:t xml:space="preserve">Tato specializace totiž ukládá prvky do vektoru v podobě jednotlivých bitů vedle sebe. To sice šetří paměť oproti klasickému </w:t>
+      </w:r>
+      <w:proofErr w:type="spellStart"/>
+      <w:r>
+        <w:t>bool</w:t>
+      </w:r>
+      <w:proofErr w:type="spellEnd"/>
+      <w:r>
+        <w:t xml:space="preserve">, ale </w:t>
+      </w:r>
+      <w:r>
+        <w:t>znemožňovalo</w:t>
+      </w:r>
+      <w:r>
+        <w:t xml:space="preserve"> přístup na prvek přes ukazatel nebo vrácení reference.</w:t>
+      </w:r>
+      <w:r>
+        <w:t xml:space="preserve"> </w:t>
+      </w:r>
+      <w:r>
+        <w:t>Dalším,</w:t>
+      </w:r>
+      <w:r>
+        <w:t xml:space="preserve"> a ještě vážnějším problémem byla nemožnost vložení alokátoru do vektoru jako objektu.</w:t>
+      </w:r>
+      <w:r>
+        <w:t xml:space="preserve"> Alokátor pro </w:t>
+      </w:r>
+      <w:proofErr w:type="spellStart"/>
+      <w:proofErr w:type="gramStart"/>
+      <w:r>
+        <w:t>std</w:t>
+      </w:r>
+      <w:proofErr w:type="spellEnd"/>
+      <w:r>
+        <w:t>::</w:t>
+      </w:r>
+      <w:proofErr w:type="spellStart"/>
+      <w:proofErr w:type="gramEnd"/>
+      <w:r>
+        <w:t>vector</w:t>
+      </w:r>
+      <w:proofErr w:type="spellEnd"/>
+      <w:r>
+        <w:t xml:space="preserve"> se předává jako typový </w:t>
+      </w:r>
+      <w:r>
+        <w:t>parametr,</w:t>
+      </w:r>
+      <w:r>
+        <w:t xml:space="preserve"> a tudíž nemůže uchovávat vnitřní stav, který by se z venku nastavoval.</w:t>
+      </w:r>
+      <w:r>
+        <w:t xml:space="preserve"> Veškerý vnitřní stav, pokud vůbec nějaký, může vytvářet při výchozí konstrukci výchozím způsobem, bez jakéhokoliv nastavování z venku (pokud se bavíme o řase běhu programu).</w:t>
+      </w:r>
+      <w:r>
+        <w:t xml:space="preserve"> To je potřeba, protože pro alokaci paměti USM, jelikož využívá k alokaci objektu s nekonstantními metodami</w:t>
+      </w:r>
+      <w:r>
+        <w:t xml:space="preserve"> (metodami co můžou změnit vnitřní stav</w:t>
+      </w:r>
+      <w:r>
+        <w:t xml:space="preserve"> objektu</w:t>
+      </w:r>
+      <w:r>
+        <w:t>)</w:t>
+      </w:r>
+      <w:r>
+        <w:t>.</w:t>
+      </w:r>
+    </w:p>
+    <w:p>
+      <w:pPr>
+        <w:spacing w:line="360" w:lineRule="auto"/>
+      </w:pPr>
+      <w:r>
+        <w:lastRenderedPageBreak/>
+        <w:t>Kontejner je možné vytvořit ve výchozím stavu bez parametrů jako prázdný, nebo pomocí čísla udávající úvodní velikost.</w:t>
+      </w:r>
+      <w:r>
+        <w:t xml:space="preserve"> Je možné ho pomocí konstruktorů i přetížených operátorů přiřazení kopírovat i přesouvat.</w:t>
+      </w:r>
+      <w:r>
+        <w:t xml:space="preserve"> </w:t>
+      </w:r>
+      <w:r>
+        <w:t xml:space="preserve">Kopie zkopíruje data </w:t>
+      </w:r>
+      <w:r>
+        <w:t>kontejneru,</w:t>
+      </w:r>
+      <w:r>
+        <w:t xml:space="preserve"> zatímco přesunutí jenom předává ukazatele na data (začátek, konec a konec kapacity).</w:t>
+      </w:r>
+      <w:r>
+        <w:t xml:space="preserve"> Kvůli bezpečné práci s pamětí je </w:t>
+      </w:r>
+      <w:r>
+        <w:t xml:space="preserve">paměťový </w:t>
+      </w:r>
+      <w:proofErr w:type="spellStart"/>
+      <w:r>
+        <w:t>backend</w:t>
+      </w:r>
+      <w:proofErr w:type="spellEnd"/>
+      <w:r>
+        <w:t xml:space="preserve"> také předáván a kopírován</w:t>
+      </w:r>
+      <w:r>
+        <w:t xml:space="preserve"> i přesto že klasické kopírování a přesun jsou povoleny pouze pro kontejnery se stejným typem </w:t>
+      </w:r>
+      <w:proofErr w:type="spellStart"/>
+      <w:r>
+        <w:t>backendu</w:t>
+      </w:r>
+      <w:proofErr w:type="spellEnd"/>
+      <w:r>
+        <w:t>.</w:t>
+      </w:r>
+      <w:r>
+        <w:t xml:space="preserve"> Pro bezpečnou kopii do kontejneru s jiným </w:t>
+      </w:r>
+      <w:proofErr w:type="spellStart"/>
+      <w:r>
+        <w:t>backendem</w:t>
+      </w:r>
+      <w:proofErr w:type="spellEnd"/>
+      <w:r>
+        <w:t xml:space="preserve"> slouží speciální </w:t>
+      </w:r>
+      <w:r>
+        <w:t>metoda,</w:t>
+      </w:r>
+      <w:r>
+        <w:t xml:space="preserve"> do které se nový </w:t>
+      </w:r>
+      <w:proofErr w:type="spellStart"/>
+      <w:r>
+        <w:t>backend</w:t>
+      </w:r>
+      <w:proofErr w:type="spellEnd"/>
+      <w:r>
+        <w:t xml:space="preserve"> </w:t>
+      </w:r>
+      <w:proofErr w:type="spellStart"/>
+      <w:r>
+        <w:t>přikladá</w:t>
+      </w:r>
+      <w:proofErr w:type="spellEnd"/>
+      <w:r>
+        <w:t>.</w:t>
+      </w:r>
+      <w:r>
+        <w:t xml:space="preserve"> Tato metoda ovšem dělá pouze kopii, jelikož nelze </w:t>
+      </w:r>
+      <w:proofErr w:type="spellStart"/>
+      <w:r>
+        <w:t>zajitit</w:t>
+      </w:r>
+      <w:proofErr w:type="spellEnd"/>
+      <w:r>
+        <w:t xml:space="preserve"> bezpečný přesun z jednoho </w:t>
+      </w:r>
+      <w:proofErr w:type="spellStart"/>
+      <w:r>
+        <w:t>backendu</w:t>
+      </w:r>
+      <w:proofErr w:type="spellEnd"/>
+      <w:r>
+        <w:t xml:space="preserve"> do druhého.</w:t>
+      </w:r>
+    </w:p>
+    <w:p>
+      <w:pPr>
         <w:pStyle w:val="Nadpis1"/>
         <w:jc w:val="both"/>
       </w:pPr>
       <w:r>
         <w:br w:type="page"/>
       </w:r>
-      <w:bookmarkStart w:id="8" w:name="_Toc229768694"/>
+      <w:bookmarkStart w:id="9" w:name="_Toc229844818"/>
       <w:r>
         <w:lastRenderedPageBreak/>
         <w:t>2</w:t>
@@ -8815,7 +9350,7 @@
       <w:r>
         <w:t>IMPLEMENTACE</w:t>
       </w:r>
-      <w:bookmarkEnd w:id="8"/>
+      <w:bookmarkEnd w:id="9"/>
       <w:r>
         <w:t xml:space="preserve"> </w:t>
       </w:r>
@@ -8899,11 +9434,11 @@
       <w:pPr>
         <w:pStyle w:val="Nadpis2"/>
       </w:pPr>
-      <w:bookmarkStart w:id="9" w:name="_Toc229768695"/>
+      <w:bookmarkStart w:id="10" w:name="_Toc229844819"/>
       <w:r>
         <w:t>2.1 Použité nástroje</w:t>
       </w:r>
-      <w:bookmarkEnd w:id="9"/>
+      <w:bookmarkEnd w:id="10"/>
     </w:p>
     <w:p>
       <w:pPr>
@@ -8923,7 +9458,7 @@
       <w:pPr>
         <w:pStyle w:val="Nadpis3"/>
       </w:pPr>
-      <w:bookmarkStart w:id="10" w:name="_Toc229768696"/>
+      <w:bookmarkStart w:id="11" w:name="_Toc229844820"/>
       <w:r>
         <w:t xml:space="preserve">2.1.1 </w:t>
       </w:r>
@@ -8931,7 +9466,7 @@
       <w:r>
         <w:t>AdaptiveCpp</w:t>
       </w:r>
-      <w:bookmarkEnd w:id="10"/>
+      <w:bookmarkEnd w:id="11"/>
       <w:proofErr w:type="spellEnd"/>
     </w:p>
     <w:p>
@@ -9073,11 +9608,11 @@
       <w:pPr>
         <w:pStyle w:val="Nadpis3"/>
       </w:pPr>
-      <w:bookmarkStart w:id="11" w:name="_Toc229768697"/>
+      <w:bookmarkStart w:id="12" w:name="_Toc229844821"/>
       <w:r>
         <w:t>2.1.2 Google test</w:t>
       </w:r>
-      <w:bookmarkEnd w:id="11"/>
+      <w:bookmarkEnd w:id="12"/>
     </w:p>
     <w:p>
       <w:pPr>
@@ -9114,7 +9649,7 @@
       <w:pPr>
         <w:pStyle w:val="Nadpis2"/>
       </w:pPr>
-      <w:bookmarkStart w:id="12" w:name="_Toc229768698"/>
+      <w:bookmarkStart w:id="13" w:name="_Toc229844822"/>
       <w:r>
         <w:t>2.</w:t>
       </w:r>
@@ -9124,7 +9659,7 @@
       <w:r>
         <w:t xml:space="preserve"> Komponenty</w:t>
       </w:r>
-      <w:bookmarkEnd w:id="12"/>
+      <w:bookmarkEnd w:id="13"/>
     </w:p>
     <w:p>
       <w:pPr>
@@ -9138,11 +9673,11 @@
       <w:pPr>
         <w:pStyle w:val="Nadpis3"/>
       </w:pPr>
-      <w:bookmarkStart w:id="13" w:name="_Toc229768699"/>
+      <w:bookmarkStart w:id="14" w:name="_Toc229844823"/>
       <w:r>
         <w:t>2.2.1 Koncepty</w:t>
       </w:r>
-      <w:bookmarkEnd w:id="13"/>
+      <w:bookmarkEnd w:id="14"/>
     </w:p>
     <w:p>
       <w:pPr>
@@ -9236,7 +9771,7 @@
       <w:pPr>
         <w:pStyle w:val="Nadpis3"/>
       </w:pPr>
-      <w:bookmarkStart w:id="14" w:name="_Toc229768700"/>
+      <w:bookmarkStart w:id="15" w:name="_Toc229844824"/>
       <w:r>
         <w:t>2.2.</w:t>
       </w:r>
@@ -9250,7 +9785,7 @@
       <w:r>
         <w:t>backend</w:t>
       </w:r>
-      <w:bookmarkEnd w:id="14"/>
+      <w:bookmarkEnd w:id="15"/>
       <w:proofErr w:type="spellEnd"/>
     </w:p>
     <w:p>
@@ -9266,7 +9801,7 @@
           <w:lang w:eastAsia="cs-CZ"/>
         </w:rPr>
       </w:pPr>
-      <w:bookmarkStart w:id="15" w:name="_Toc229768701"/>
+      <w:bookmarkStart w:id="16" w:name="_Toc229844825"/>
       <w:r>
         <w:t>2.</w:t>
       </w:r>
@@ -9293,7 +9828,7 @@
         </w:rPr>
         <w:t>Lineární kontejner</w:t>
       </w:r>
-      <w:bookmarkEnd w:id="15"/>
+      <w:bookmarkEnd w:id="16"/>
     </w:p>
     <w:p>
       <w:pPr>
@@ -9367,6 +9902,7 @@
         <w:t xml:space="preserve">Motivace k jeho implementaci je potřeba kontejneru s rozhraním napodobujícím </w:t>
       </w:r>
       <w:proofErr w:type="spellStart"/>
+      <w:proofErr w:type="gramStart"/>
       <w:r>
         <w:rPr>
           <w:lang w:eastAsia="cs-CZ"/>
@@ -9381,6 +9917,7 @@
         <w:t>::</w:t>
       </w:r>
       <w:proofErr w:type="spellStart"/>
+      <w:proofErr w:type="gramEnd"/>
       <w:r>
         <w:rPr>
           <w:lang w:eastAsia="cs-CZ"/>
@@ -9407,6 +9944,7 @@
         <w:t>, jelikož existuje potřeba pro speciální alokaci paměti na různých zařízeních (například GPU), kterou ani vlastní alokátor použitý s </w:t>
       </w:r>
       <w:proofErr w:type="spellStart"/>
+      <w:proofErr w:type="gramStart"/>
       <w:r>
         <w:rPr>
           <w:lang w:eastAsia="cs-CZ"/>
@@ -9421,6 +9959,7 @@
         <w:t>::</w:t>
       </w:r>
       <w:proofErr w:type="spellStart"/>
+      <w:proofErr w:type="gramEnd"/>
       <w:r>
         <w:rPr>
           <w:lang w:eastAsia="cs-CZ"/>
@@ -9558,7 +10097,14 @@
         <w:rPr>
           <w:lang w:eastAsia="cs-CZ"/>
         </w:rPr>
-        <w:t xml:space="preserve"> Tento alokátor řeší použití ::</w:t>
+        <w:t xml:space="preserve"> Tento alokátor řeší </w:t>
+      </w:r>
+      <w:proofErr w:type="gramStart"/>
+      <w:r>
+        <w:rPr>
+          <w:lang w:eastAsia="cs-CZ"/>
+        </w:rPr>
+        <w:t>použití ::</w:t>
       </w:r>
       <w:proofErr w:type="spellStart"/>
       <w:r>
@@ -9568,6 +10114,7 @@
         <w:t>operator</w:t>
       </w:r>
       <w:proofErr w:type="spellEnd"/>
+      <w:proofErr w:type="gramEnd"/>
       <w:r>
         <w:rPr>
           <w:lang w:eastAsia="cs-CZ"/>
@@ -9586,7 +10133,14 @@
         <w:rPr>
           <w:lang w:eastAsia="cs-CZ"/>
         </w:rPr>
-        <w:t xml:space="preserve"> a ::</w:t>
+        <w:t xml:space="preserve"> </w:t>
+      </w:r>
+      <w:proofErr w:type="gramStart"/>
+      <w:r>
+        <w:rPr>
+          <w:lang w:eastAsia="cs-CZ"/>
+        </w:rPr>
+        <w:t>a ::</w:t>
       </w:r>
       <w:proofErr w:type="spellStart"/>
       <w:r>
@@ -9596,6 +10150,7 @@
         <w:t>operator</w:t>
       </w:r>
       <w:proofErr w:type="spellEnd"/>
+      <w:proofErr w:type="gramEnd"/>
       <w:r>
         <w:rPr>
           <w:lang w:eastAsia="cs-CZ"/>
@@ -9685,6 +10240,7 @@
         <w:t xml:space="preserve">Pro kopírování, porovnávání či konstrukci a destrukci jsou v případě triviálně manipulovatelných typů (kontrolováno například pomocí </w:t>
       </w:r>
       <w:proofErr w:type="spellStart"/>
+      <w:proofErr w:type="gramStart"/>
       <w:r>
         <w:rPr>
           <w:lang w:eastAsia="cs-CZ"/>
@@ -9699,6 +10255,7 @@
         <w:t>::</w:t>
       </w:r>
       <w:proofErr w:type="spellStart"/>
+      <w:proofErr w:type="gramEnd"/>
       <w:r>
         <w:rPr>
           <w:lang w:eastAsia="cs-CZ"/>
@@ -9733,6 +10290,7 @@
         <w:t xml:space="preserve"> funkce standartní knihovny jako například </w:t>
       </w:r>
       <w:proofErr w:type="spellStart"/>
+      <w:proofErr w:type="gramStart"/>
       <w:r>
         <w:rPr>
           <w:lang w:eastAsia="cs-CZ"/>
@@ -9747,6 +10305,7 @@
         <w:t>::</w:t>
       </w:r>
       <w:proofErr w:type="spellStart"/>
+      <w:proofErr w:type="gramEnd"/>
       <w:r>
         <w:rPr>
           <w:lang w:eastAsia="cs-CZ"/>
@@ -9761,6 +10320,7 @@
         <w:t xml:space="preserve"> či </w:t>
       </w:r>
       <w:proofErr w:type="spellStart"/>
+      <w:proofErr w:type="gramStart"/>
       <w:r>
         <w:rPr>
           <w:lang w:eastAsia="cs-CZ"/>
@@ -9775,6 +10335,7 @@
         <w:t>::</w:t>
       </w:r>
       <w:proofErr w:type="spellStart"/>
+      <w:proofErr w:type="gramEnd"/>
       <w:r>
         <w:rPr>
           <w:lang w:eastAsia="cs-CZ"/>
@@ -9823,6 +10384,7 @@
         <w:t xml:space="preserve">Z venkovního hlediska se rozhraní této třídy velmi podobá </w:t>
       </w:r>
       <w:proofErr w:type="spellStart"/>
+      <w:proofErr w:type="gramStart"/>
       <w:r>
         <w:rPr>
           <w:lang w:eastAsia="cs-CZ"/>
@@ -9837,6 +10399,7 @@
         <w:t>::</w:t>
       </w:r>
       <w:proofErr w:type="spellStart"/>
+      <w:proofErr w:type="gramEnd"/>
       <w:r>
         <w:rPr>
           <w:lang w:eastAsia="cs-CZ"/>
@@ -9910,7 +10473,21 @@
         <w:rPr>
           <w:lang w:eastAsia="cs-CZ"/>
         </w:rPr>
-        <w:t xml:space="preserve"> metody data()) </w:t>
+        <w:t xml:space="preserve"> metody </w:t>
+      </w:r>
+      <w:proofErr w:type="gramStart"/>
+      <w:r>
+        <w:rPr>
+          <w:lang w:eastAsia="cs-CZ"/>
+        </w:rPr>
+        <w:t>data(</w:t>
+      </w:r>
+      <w:proofErr w:type="gramEnd"/>
+      <w:r>
+        <w:rPr>
+          <w:lang w:eastAsia="cs-CZ"/>
+        </w:rPr>
+        <w:t xml:space="preserve">)) </w:t>
       </w:r>
       <w:r>
         <w:rPr>
@@ -9924,11 +10501,19 @@
         </w:rPr>
         <w:t>použít přetížení indexovacího operátoru ([]) pro přístup na jednotlivé prvky (v </w:t>
       </w:r>
-      <w:r>
-        <w:rPr>
-          <w:lang w:eastAsia="cs-CZ"/>
-        </w:rPr>
-        <w:t>O(1)</w:t>
+      <w:proofErr w:type="gramStart"/>
+      <w:r>
+        <w:rPr>
+          <w:lang w:eastAsia="cs-CZ"/>
+        </w:rPr>
+        <w:t>O(</w:t>
+      </w:r>
+      <w:proofErr w:type="gramEnd"/>
+      <w:r>
+        <w:rPr>
+          <w:lang w:eastAsia="cs-CZ"/>
+        </w:rPr>
+        <w:t>1)</w:t>
       </w:r>
       <w:r>
         <w:rPr>
@@ -9961,6 +10546,7 @@
         <w:t xml:space="preserve">, ze stejného rozhraní u </w:t>
       </w:r>
       <w:proofErr w:type="spellStart"/>
+      <w:proofErr w:type="gramStart"/>
       <w:r>
         <w:rPr>
           <w:lang w:eastAsia="cs-CZ"/>
@@ -9975,6 +10561,7 @@
         <w:t>::</w:t>
       </w:r>
       <w:proofErr w:type="spellStart"/>
+      <w:proofErr w:type="gramEnd"/>
       <w:r>
         <w:rPr>
           <w:lang w:eastAsia="cs-CZ"/>
@@ -10090,7 +10677,7 @@
           <w:lang w:eastAsia="cs-CZ"/>
         </w:rPr>
       </w:pPr>
-      <w:bookmarkStart w:id="16" w:name="_Toc229768702"/>
+      <w:bookmarkStart w:id="17" w:name="_Toc229844826"/>
       <w:r>
         <w:rPr>
           <w:lang w:eastAsia="cs-CZ"/>
@@ -10121,7 +10708,7 @@
         </w:rPr>
         <w:t xml:space="preserve"> Tenzor</w:t>
       </w:r>
-      <w:bookmarkEnd w:id="16"/>
+      <w:bookmarkEnd w:id="17"/>
     </w:p>
     <w:p>
       <w:pPr>
@@ -10173,6 +10760,7 @@
         <w:t xml:space="preserve"> Jelikož udržování informací o struktuře tenzoru (tím myšleno rozměry dimenzí) je očekávané jen se zanedbatelným využitím paměti oproti datům, tak pro jednoduchost byly tyto informace uloženy do </w:t>
       </w:r>
       <w:proofErr w:type="spellStart"/>
+      <w:proofErr w:type="gramStart"/>
       <w:r>
         <w:rPr>
           <w:lang w:eastAsia="cs-CZ"/>
@@ -10187,6 +10775,7 @@
         <w:t>::</w:t>
       </w:r>
       <w:proofErr w:type="spellStart"/>
+      <w:proofErr w:type="gramEnd"/>
       <w:r>
         <w:rPr>
           <w:lang w:eastAsia="cs-CZ"/>
@@ -10279,6 +10868,7 @@
         <w:t xml:space="preserve">ementaci šablonovaných metod. Například reference na jeden prvek není reference na </w:t>
       </w:r>
       <w:proofErr w:type="spellStart"/>
+      <w:proofErr w:type="gramStart"/>
       <w:r>
         <w:rPr>
           <w:lang w:eastAsia="cs-CZ"/>
@@ -10286,6 +10876,7 @@
         <w:t>bool</w:t>
       </w:r>
       <w:proofErr w:type="spellEnd"/>
+      <w:proofErr w:type="gramEnd"/>
       <w:r>
         <w:rPr>
           <w:lang w:eastAsia="cs-CZ"/>
@@ -10372,6 +10963,7 @@
         <w:t xml:space="preserve">, a to pomocí </w:t>
       </w:r>
       <w:proofErr w:type="spellStart"/>
+      <w:proofErr w:type="gramStart"/>
       <w:r>
         <w:rPr>
           <w:lang w:eastAsia="cs-CZ"/>
@@ -10386,6 +10978,7 @@
         <w:t>::</w:t>
       </w:r>
       <w:proofErr w:type="spellStart"/>
+      <w:proofErr w:type="gramEnd"/>
       <w:r>
         <w:rPr>
           <w:lang w:eastAsia="cs-CZ"/>
@@ -10438,6 +11031,7 @@
         <w:t xml:space="preserve"> jak vytvořit tenzor je použít konstruktor přijímající jeden </w:t>
       </w:r>
       <w:proofErr w:type="spellStart"/>
+      <w:proofErr w:type="gramStart"/>
       <w:r>
         <w:rPr>
           <w:lang w:eastAsia="cs-CZ"/>
@@ -10452,6 +11046,7 @@
         <w:t>::</w:t>
       </w:r>
       <w:proofErr w:type="spellStart"/>
+      <w:proofErr w:type="gramEnd"/>
       <w:r>
         <w:rPr>
           <w:lang w:eastAsia="cs-CZ"/>
@@ -10487,7 +11082,21 @@
         <w:rPr>
           <w:lang w:eastAsia="cs-CZ"/>
         </w:rPr>
-        <w:t xml:space="preserve"> Ten vektor obsahuje velikosti dimenzí. V konstruktoru se nakopíruje do vektoru pro udržování velikostí dimenzí a poté se spustí metoda update(), která vypočítá potřebné místo k alokaci tenzoru</w:t>
+        <w:t xml:space="preserve"> Ten vektor obsahuje velikosti dimenzí. V konstruktoru se nakopíruje do vektoru pro udržování velikostí dimenzí a poté se spustí metoda </w:t>
+      </w:r>
+      <w:proofErr w:type="gramStart"/>
+      <w:r>
+        <w:rPr>
+          <w:lang w:eastAsia="cs-CZ"/>
+        </w:rPr>
+        <w:t>update(</w:t>
+      </w:r>
+      <w:proofErr w:type="gramEnd"/>
+      <w:r>
+        <w:rPr>
+          <w:lang w:eastAsia="cs-CZ"/>
+        </w:rPr>
+        <w:t>), která vypočítá potřebné místo k alokaci tenzoru</w:t>
       </w:r>
       <w:r>
         <w:rPr>
@@ -10529,7 +11138,7 @@
           <w:lang w:eastAsia="cs-CZ"/>
         </w:rPr>
       </w:pPr>
-      <w:bookmarkStart w:id="17" w:name="_Toc229768703"/>
+      <w:bookmarkStart w:id="18" w:name="_Toc229844827"/>
       <w:r>
         <w:rPr>
           <w:lang w:eastAsia="cs-CZ"/>
@@ -10560,7 +11169,7 @@
         </w:rPr>
         <w:t xml:space="preserve"> Paralelní tenzor</w:t>
       </w:r>
-      <w:bookmarkEnd w:id="17"/>
+      <w:bookmarkEnd w:id="18"/>
     </w:p>
     <w:p>
       <w:pPr>
@@ -10585,7 +11194,7 @@
           <w:lang w:eastAsia="cs-CZ"/>
         </w:rPr>
       </w:pPr>
-      <w:bookmarkStart w:id="18" w:name="_Toc229768704"/>
+      <w:bookmarkStart w:id="19" w:name="_Toc229844828"/>
       <w:r>
         <w:rPr>
           <w:lang w:eastAsia="cs-CZ"/>
@@ -10616,7 +11225,7 @@
         </w:rPr>
         <w:t xml:space="preserve"> Matice</w:t>
       </w:r>
-      <w:bookmarkEnd w:id="18"/>
+      <w:bookmarkEnd w:id="19"/>
     </w:p>
     <w:p>
       <w:pPr>
@@ -10641,7 +11250,7 @@
           <w:lang w:eastAsia="cs-CZ"/>
         </w:rPr>
       </w:pPr>
-      <w:bookmarkStart w:id="19" w:name="_Toc229768705"/>
+      <w:bookmarkStart w:id="20" w:name="_Toc229844829"/>
       <w:r>
         <w:rPr>
           <w:lang w:eastAsia="cs-CZ"/>
@@ -10672,7 +11281,7 @@
         </w:rPr>
         <w:t xml:space="preserve"> Paralelní matice</w:t>
       </w:r>
-      <w:bookmarkEnd w:id="19"/>
+      <w:bookmarkEnd w:id="20"/>
     </w:p>
     <w:p>
       <w:pPr>
@@ -10697,7 +11306,7 @@
           <w:lang w:eastAsia="cs-CZ"/>
         </w:rPr>
       </w:pPr>
-      <w:bookmarkStart w:id="20" w:name="_Toc229768706"/>
+      <w:bookmarkStart w:id="21" w:name="_Toc229844830"/>
       <w:r>
         <w:rPr>
           <w:lang w:eastAsia="cs-CZ"/>
@@ -10742,7 +11351,7 @@
         </w:rPr>
         <w:t xml:space="preserve"> strom</w:t>
       </w:r>
-      <w:bookmarkEnd w:id="20"/>
+      <w:bookmarkEnd w:id="21"/>
     </w:p>
     <w:p>
       <w:pPr>
@@ -10767,7 +11376,7 @@
           <w:lang w:eastAsia="cs-CZ"/>
         </w:rPr>
       </w:pPr>
-      <w:bookmarkStart w:id="21" w:name="_Toc229768707"/>
+      <w:bookmarkStart w:id="22" w:name="_Toc229844831"/>
       <w:r>
         <w:rPr>
           <w:lang w:eastAsia="cs-CZ"/>
@@ -10786,7 +11395,7 @@
         </w:rPr>
         <w:t xml:space="preserve"> Testy</w:t>
       </w:r>
-      <w:bookmarkEnd w:id="21"/>
+      <w:bookmarkEnd w:id="22"/>
     </w:p>
     <w:p>
       <w:pPr>
@@ -10940,7 +11549,7 @@
           <w:lang w:eastAsia="cs-CZ"/>
         </w:rPr>
       </w:pPr>
-      <w:bookmarkStart w:id="22" w:name="_Toc229768708"/>
+      <w:bookmarkStart w:id="23" w:name="_Toc229844832"/>
       <w:r>
         <w:rPr>
           <w:lang w:eastAsia="cs-CZ"/>
@@ -10959,7 +11568,7 @@
         </w:rPr>
         <w:t>.1 Unit testování</w:t>
       </w:r>
-      <w:bookmarkEnd w:id="22"/>
+      <w:bookmarkEnd w:id="23"/>
     </w:p>
     <w:p>
       <w:pPr>
@@ -10984,7 +11593,7 @@
           <w:lang w:eastAsia="cs-CZ"/>
         </w:rPr>
       </w:pPr>
-      <w:bookmarkStart w:id="23" w:name="_Toc229768709"/>
+      <w:bookmarkStart w:id="24" w:name="_Toc229844833"/>
       <w:r>
         <w:rPr>
           <w:lang w:eastAsia="cs-CZ"/>
@@ -11003,7 +11612,7 @@
         </w:rPr>
         <w:t>.2 Zátěžové testování</w:t>
       </w:r>
-      <w:bookmarkEnd w:id="23"/>
+      <w:bookmarkEnd w:id="24"/>
     </w:p>
     <w:p>
       <w:pPr>
@@ -11043,12 +11652,12 @@
       <w:pPr>
         <w:pStyle w:val="Nadpis1"/>
       </w:pPr>
-      <w:bookmarkStart w:id="24" w:name="_Toc229768710"/>
+      <w:bookmarkStart w:id="25" w:name="_Toc229844834"/>
       <w:r>
         <w:lastRenderedPageBreak/>
         <w:t>3 TEORETICKÉ VYUŽITÍ</w:t>
       </w:r>
-      <w:bookmarkEnd w:id="24"/>
+      <w:bookmarkEnd w:id="25"/>
     </w:p>
     <w:p>
       <w:proofErr w:type="spellStart"/>
@@ -11075,7 +11684,7 @@
           <w:szCs w:val="24"/>
         </w:rPr>
       </w:pPr>
-      <w:bookmarkStart w:id="25" w:name="_Toc227521731"/>
+      <w:bookmarkStart w:id="26" w:name="_Toc227521731"/>
       <w:r>
         <w:rPr>
           <w:i w:val="0"/>
@@ -11150,7 +11759,7 @@
         </w:rPr>
         <w:t>Vzdělanostní struktura obyvatelstva České republiky (2021)</w:t>
       </w:r>
-      <w:bookmarkEnd w:id="25"/>
+      <w:bookmarkEnd w:id="26"/>
     </w:p>
     <w:tbl>
       <w:tblPr>
@@ -11785,8 +12394,8 @@
         </w:rPr>
         <w:t>: Balonky (Min, 2016</w:t>
       </w:r>
-      <w:bookmarkStart w:id="26" w:name="_Toc24458948"/>
-      <w:bookmarkStart w:id="27" w:name="_Toc24459062"/>
+      <w:bookmarkStart w:id="27" w:name="_Toc24458948"/>
+      <w:bookmarkStart w:id="28" w:name="_Toc24459062"/>
       <w:r>
         <w:rPr>
           <w:i w:val="0"/>
@@ -11794,8 +12403,8 @@
         </w:rPr>
         <w:t>)</w:t>
       </w:r>
-      <w:bookmarkEnd w:id="26"/>
       <w:bookmarkEnd w:id="27"/>
+      <w:bookmarkEnd w:id="28"/>
       <w:r>
         <w:rPr>
           <w:i w:val="0"/>
@@ -11814,12 +12423,12 @@
         </w:rPr>
         <w:br w:type="page"/>
       </w:r>
-      <w:bookmarkStart w:id="28" w:name="_Toc229768711"/>
+      <w:bookmarkStart w:id="29" w:name="_Toc229844835"/>
       <w:r>
         <w:lastRenderedPageBreak/>
         <w:t>ZÁVĚR</w:t>
       </w:r>
-      <w:bookmarkEnd w:id="28"/>
+      <w:bookmarkEnd w:id="29"/>
     </w:p>
     <w:p>
       <w:pPr>
@@ -11993,12 +12602,12 @@
       <w:r>
         <w:br w:type="page"/>
       </w:r>
-      <w:bookmarkStart w:id="29" w:name="_Toc229768712"/>
+      <w:bookmarkStart w:id="30" w:name="_Toc229844836"/>
       <w:r>
         <w:lastRenderedPageBreak/>
         <w:t>POUŽITÁ LITERATURA</w:t>
       </w:r>
-      <w:bookmarkEnd w:id="29"/>
+      <w:bookmarkEnd w:id="30"/>
     </w:p>
     <w:p>
       <w:pPr>
@@ -12369,12 +12978,12 @@
       <w:r>
         <w:br w:type="page"/>
       </w:r>
-      <w:bookmarkStart w:id="30" w:name="_Toc229768713"/>
+      <w:bookmarkStart w:id="31" w:name="_Toc229844837"/>
       <w:r>
         <w:lastRenderedPageBreak/>
         <w:t>SEZNAM PŘÍLOH</w:t>
       </w:r>
-      <w:bookmarkEnd w:id="30"/>
+      <w:bookmarkEnd w:id="31"/>
     </w:p>
     <w:p>
       <w:pPr>

--- a/ŠpaňúrM_KnihovnaProPraci_JM_2026.docx
+++ b/ŠpaňúrM_KnihovnaProPraci_JM_2026.docx
@@ -2479,7 +2479,7 @@
       <w:r>
         <w:fldChar w:fldCharType="separate"/>
       </w:r>
-      <w:hyperlink w:anchor="_Toc229844809" w:history="1">
+      <w:hyperlink w:anchor="_Toc229859065" w:history="1">
         <w:r>
           <w:rPr>
             <w:rStyle w:val="Hypertextovodkaz"/>
@@ -2507,7 +2507,7 @@
             <w:noProof/>
             <w:webHidden/>
           </w:rPr>
-          <w:instrText xml:space="preserve"> PAGEREF _Toc229844809 \h </w:instrText>
+          <w:instrText xml:space="preserve"> PAGEREF _Toc229859065 \h </w:instrText>
         </w:r>
         <w:r>
           <w:rPr>
@@ -2527,7 +2527,7 @@
             <w:noProof/>
             <w:webHidden/>
           </w:rPr>
-          <w:t>10</w:t>
+          <w:t>9</w:t>
         </w:r>
         <w:r>
           <w:rPr>
@@ -2553,7 +2553,7 @@
           <w14:ligatures w14:val="standardContextual"/>
         </w:rPr>
       </w:pPr>
-      <w:hyperlink w:anchor="_Toc229844810" w:history="1">
+      <w:hyperlink w:anchor="_Toc229859066" w:history="1">
         <w:r>
           <w:rPr>
             <w:rStyle w:val="Hypertextovodkaz"/>
@@ -2581,7 +2581,7 @@
             <w:noProof/>
             <w:webHidden/>
           </w:rPr>
-          <w:instrText xml:space="preserve"> PAGEREF _Toc229844810 \h </w:instrText>
+          <w:instrText xml:space="preserve"> PAGEREF _Toc229859066 \h </w:instrText>
         </w:r>
         <w:r>
           <w:rPr>
@@ -2601,7 +2601,7 @@
             <w:noProof/>
             <w:webHidden/>
           </w:rPr>
-          <w:t>11</w:t>
+          <w:t>10</w:t>
         </w:r>
         <w:r>
           <w:rPr>
@@ -2627,7 +2627,7 @@
           <w14:ligatures w14:val="standardContextual"/>
         </w:rPr>
       </w:pPr>
-      <w:hyperlink w:anchor="_Toc229844811" w:history="1">
+      <w:hyperlink w:anchor="_Toc229859067" w:history="1">
         <w:r>
           <w:rPr>
             <w:rStyle w:val="Hypertextovodkaz"/>
@@ -2655,7 +2655,7 @@
             <w:noProof/>
             <w:webHidden/>
           </w:rPr>
-          <w:instrText xml:space="preserve"> PAGEREF _Toc229844811 \h </w:instrText>
+          <w:instrText xml:space="preserve"> PAGEREF _Toc229859067 \h </w:instrText>
         </w:r>
         <w:r>
           <w:rPr>
@@ -2675,7 +2675,7 @@
             <w:noProof/>
             <w:webHidden/>
           </w:rPr>
-          <w:t>12</w:t>
+          <w:t>11</w:t>
         </w:r>
         <w:r>
           <w:rPr>
@@ -2701,7 +2701,7 @@
           <w14:ligatures w14:val="standardContextual"/>
         </w:rPr>
       </w:pPr>
-      <w:hyperlink w:anchor="_Toc229844812" w:history="1">
+      <w:hyperlink w:anchor="_Toc229859068" w:history="1">
         <w:r>
           <w:rPr>
             <w:rStyle w:val="Hypertextovodkaz"/>
@@ -2728,7 +2728,7 @@
             <w:noProof/>
             <w:webHidden/>
           </w:rPr>
-          <w:instrText xml:space="preserve"> PAGEREF _Toc229844812 \h </w:instrText>
+          <w:instrText xml:space="preserve"> PAGEREF _Toc229859068 \h </w:instrText>
         </w:r>
         <w:r>
           <w:rPr>
@@ -2748,7 +2748,7 @@
             <w:noProof/>
             <w:webHidden/>
           </w:rPr>
-          <w:t>13</w:t>
+          <w:t>12</w:t>
         </w:r>
         <w:r>
           <w:rPr>
@@ -2774,7 +2774,7 @@
           <w14:ligatures w14:val="standardContextual"/>
         </w:rPr>
       </w:pPr>
-      <w:hyperlink w:anchor="_Toc229844813" w:history="1">
+      <w:hyperlink w:anchor="_Toc229859069" w:history="1">
         <w:r>
           <w:rPr>
             <w:rStyle w:val="Hypertextovodkaz"/>
@@ -2801,7 +2801,7 @@
             <w:noProof/>
             <w:webHidden/>
           </w:rPr>
-          <w:instrText xml:space="preserve"> PAGEREF _Toc229844813 \h </w:instrText>
+          <w:instrText xml:space="preserve"> PAGEREF _Toc229859069 \h </w:instrText>
         </w:r>
         <w:r>
           <w:rPr>
@@ -2821,7 +2821,7 @@
             <w:noProof/>
             <w:webHidden/>
           </w:rPr>
-          <w:t>14</w:t>
+          <w:t>13</w:t>
         </w:r>
         <w:r>
           <w:rPr>
@@ -2844,7 +2844,7 @@
           <w14:ligatures w14:val="standardContextual"/>
         </w:rPr>
       </w:pPr>
-      <w:hyperlink w:anchor="_Toc229844814" w:history="1">
+      <w:hyperlink w:anchor="_Toc229859070" w:history="1">
         <w:r>
           <w:rPr>
             <w:rStyle w:val="Hypertextovodkaz"/>
@@ -2871,7 +2871,7 @@
             <w:noProof/>
             <w:webHidden/>
           </w:rPr>
-          <w:instrText xml:space="preserve"> PAGEREF _Toc229844814 \h </w:instrText>
+          <w:instrText xml:space="preserve"> PAGEREF _Toc229859070 \h </w:instrText>
         </w:r>
         <w:r>
           <w:rPr>
@@ -2891,7 +2891,7 @@
             <w:noProof/>
             <w:webHidden/>
           </w:rPr>
-          <w:t>14</w:t>
+          <w:t>13</w:t>
         </w:r>
         <w:r>
           <w:rPr>
@@ -2914,7 +2914,7 @@
           <w14:ligatures w14:val="standardContextual"/>
         </w:rPr>
       </w:pPr>
-      <w:hyperlink w:anchor="_Toc229844815" w:history="1">
+      <w:hyperlink w:anchor="_Toc229859071" w:history="1">
         <w:r>
           <w:rPr>
             <w:rStyle w:val="Hypertextovodkaz"/>
@@ -2941,7 +2941,7 @@
             <w:noProof/>
             <w:webHidden/>
           </w:rPr>
-          <w:instrText xml:space="preserve"> PAGEREF _Toc229844815 \h </w:instrText>
+          <w:instrText xml:space="preserve"> PAGEREF _Toc229859071 \h </w:instrText>
         </w:r>
         <w:r>
           <w:rPr>
@@ -2961,7 +2961,7 @@
             <w:noProof/>
             <w:webHidden/>
           </w:rPr>
-          <w:t>14</w:t>
+          <w:t>13</w:t>
         </w:r>
         <w:r>
           <w:rPr>
@@ -2984,7 +2984,7 @@
           <w14:ligatures w14:val="standardContextual"/>
         </w:rPr>
       </w:pPr>
-      <w:hyperlink w:anchor="_Toc229844816" w:history="1">
+      <w:hyperlink w:anchor="_Toc229859072" w:history="1">
         <w:r>
           <w:rPr>
             <w:rStyle w:val="Hypertextovodkaz"/>
@@ -3011,7 +3011,7 @@
             <w:noProof/>
             <w:webHidden/>
           </w:rPr>
-          <w:instrText xml:space="preserve"> PAGEREF _Toc229844816 \h </w:instrText>
+          <w:instrText xml:space="preserve"> PAGEREF _Toc229859072 \h </w:instrText>
         </w:r>
         <w:r>
           <w:rPr>
@@ -3031,7 +3031,7 @@
             <w:noProof/>
             <w:webHidden/>
           </w:rPr>
-          <w:t>14</w:t>
+          <w:t>13</w:t>
         </w:r>
         <w:r>
           <w:rPr>
@@ -3054,13 +3054,13 @@
           <w14:ligatures w14:val="standardContextual"/>
         </w:rPr>
       </w:pPr>
-      <w:hyperlink w:anchor="_Toc229844817" w:history="1">
+      <w:hyperlink w:anchor="_Toc229859073" w:history="1">
         <w:r>
           <w:rPr>
             <w:rStyle w:val="Hypertextovodkaz"/>
             <w:noProof/>
           </w:rPr>
-          <w:t>1.4 Logika pole/kontejneru na prvky</w:t>
+          <w:t>1.4 Logika pole/lineárního kontejneru</w:t>
         </w:r>
         <w:r>
           <w:rPr>
@@ -3081,7 +3081,7 @@
             <w:noProof/>
             <w:webHidden/>
           </w:rPr>
-          <w:instrText xml:space="preserve"> PAGEREF _Toc229844817 \h </w:instrText>
+          <w:instrText xml:space="preserve"> PAGEREF _Toc229859073 \h </w:instrText>
         </w:r>
         <w:r>
           <w:rPr>
@@ -3101,7 +3101,7 @@
             <w:noProof/>
             <w:webHidden/>
           </w:rPr>
-          <w:t>22</w:t>
+          <w:t>21</w:t>
         </w:r>
         <w:r>
           <w:rPr>
@@ -3127,7 +3127,7 @@
           <w14:ligatures w14:val="standardContextual"/>
         </w:rPr>
       </w:pPr>
-      <w:hyperlink w:anchor="_Toc229844818" w:history="1">
+      <w:hyperlink w:anchor="_Toc229859074" w:history="1">
         <w:r>
           <w:rPr>
             <w:rStyle w:val="Hypertextovodkaz"/>
@@ -3154,7 +3154,7 @@
             <w:noProof/>
             <w:webHidden/>
           </w:rPr>
-          <w:instrText xml:space="preserve"> PAGEREF _Toc229844818 \h </w:instrText>
+          <w:instrText xml:space="preserve"> PAGEREF _Toc229859074 \h </w:instrText>
         </w:r>
         <w:r>
           <w:rPr>
@@ -3174,7 +3174,7 @@
             <w:noProof/>
             <w:webHidden/>
           </w:rPr>
-          <w:t>24</w:t>
+          <w:t>23</w:t>
         </w:r>
         <w:r>
           <w:rPr>
@@ -3197,7 +3197,7 @@
           <w14:ligatures w14:val="standardContextual"/>
         </w:rPr>
       </w:pPr>
-      <w:hyperlink w:anchor="_Toc229844819" w:history="1">
+      <w:hyperlink w:anchor="_Toc229859075" w:history="1">
         <w:r>
           <w:rPr>
             <w:rStyle w:val="Hypertextovodkaz"/>
@@ -3224,7 +3224,7 @@
             <w:noProof/>
             <w:webHidden/>
           </w:rPr>
-          <w:instrText xml:space="preserve"> PAGEREF _Toc229844819 \h </w:instrText>
+          <w:instrText xml:space="preserve"> PAGEREF _Toc229859075 \h </w:instrText>
         </w:r>
         <w:r>
           <w:rPr>
@@ -3244,7 +3244,7 @@
             <w:noProof/>
             <w:webHidden/>
           </w:rPr>
-          <w:t>24</w:t>
+          <w:t>23</w:t>
         </w:r>
         <w:r>
           <w:rPr>
@@ -3270,7 +3270,7 @@
           <w14:ligatures w14:val="standardContextual"/>
         </w:rPr>
       </w:pPr>
-      <w:hyperlink w:anchor="_Toc229844820" w:history="1">
+      <w:hyperlink w:anchor="_Toc229859076" w:history="1">
         <w:r>
           <w:rPr>
             <w:rStyle w:val="Hypertextovodkaz"/>
@@ -3297,7 +3297,7 @@
             <w:noProof/>
             <w:webHidden/>
           </w:rPr>
-          <w:instrText xml:space="preserve"> PAGEREF _Toc229844820 \h </w:instrText>
+          <w:instrText xml:space="preserve"> PAGEREF _Toc229859076 \h </w:instrText>
         </w:r>
         <w:r>
           <w:rPr>
@@ -3317,7 +3317,7 @@
             <w:noProof/>
             <w:webHidden/>
           </w:rPr>
-          <w:t>24</w:t>
+          <w:t>23</w:t>
         </w:r>
         <w:r>
           <w:rPr>
@@ -3343,7 +3343,7 @@
           <w14:ligatures w14:val="standardContextual"/>
         </w:rPr>
       </w:pPr>
-      <w:hyperlink w:anchor="_Toc229844821" w:history="1">
+      <w:hyperlink w:anchor="_Toc229859077" w:history="1">
         <w:r>
           <w:rPr>
             <w:rStyle w:val="Hypertextovodkaz"/>
@@ -3370,7 +3370,7 @@
             <w:noProof/>
             <w:webHidden/>
           </w:rPr>
-          <w:instrText xml:space="preserve"> PAGEREF _Toc229844821 \h </w:instrText>
+          <w:instrText xml:space="preserve"> PAGEREF _Toc229859077 \h </w:instrText>
         </w:r>
         <w:r>
           <w:rPr>
@@ -3390,7 +3390,7 @@
             <w:noProof/>
             <w:webHidden/>
           </w:rPr>
-          <w:t>24</w:t>
+          <w:t>23</w:t>
         </w:r>
         <w:r>
           <w:rPr>
@@ -3413,7 +3413,7 @@
           <w14:ligatures w14:val="standardContextual"/>
         </w:rPr>
       </w:pPr>
-      <w:hyperlink w:anchor="_Toc229844822" w:history="1">
+      <w:hyperlink w:anchor="_Toc229859078" w:history="1">
         <w:r>
           <w:rPr>
             <w:rStyle w:val="Hypertextovodkaz"/>
@@ -3440,7 +3440,7 @@
             <w:noProof/>
             <w:webHidden/>
           </w:rPr>
-          <w:instrText xml:space="preserve"> PAGEREF _Toc229844822 \h </w:instrText>
+          <w:instrText xml:space="preserve"> PAGEREF _Toc229859078 \h </w:instrText>
         </w:r>
         <w:r>
           <w:rPr>
@@ -3460,7 +3460,7 @@
             <w:noProof/>
             <w:webHidden/>
           </w:rPr>
-          <w:t>24</w:t>
+          <w:t>23</w:t>
         </w:r>
         <w:r>
           <w:rPr>
@@ -3486,7 +3486,7 @@
           <w14:ligatures w14:val="standardContextual"/>
         </w:rPr>
       </w:pPr>
-      <w:hyperlink w:anchor="_Toc229844823" w:history="1">
+      <w:hyperlink w:anchor="_Toc229859079" w:history="1">
         <w:r>
           <w:rPr>
             <w:rStyle w:val="Hypertextovodkaz"/>
@@ -3513,7 +3513,7 @@
             <w:noProof/>
             <w:webHidden/>
           </w:rPr>
-          <w:instrText xml:space="preserve"> PAGEREF _Toc229844823 \h </w:instrText>
+          <w:instrText xml:space="preserve"> PAGEREF _Toc229859079 \h </w:instrText>
         </w:r>
         <w:r>
           <w:rPr>
@@ -3533,7 +3533,7 @@
             <w:noProof/>
             <w:webHidden/>
           </w:rPr>
-          <w:t>24</w:t>
+          <w:t>23</w:t>
         </w:r>
         <w:r>
           <w:rPr>
@@ -3559,7 +3559,7 @@
           <w14:ligatures w14:val="standardContextual"/>
         </w:rPr>
       </w:pPr>
-      <w:hyperlink w:anchor="_Toc229844824" w:history="1">
+      <w:hyperlink w:anchor="_Toc229859080" w:history="1">
         <w:r>
           <w:rPr>
             <w:rStyle w:val="Hypertextovodkaz"/>
@@ -3586,7 +3586,7 @@
             <w:noProof/>
             <w:webHidden/>
           </w:rPr>
-          <w:instrText xml:space="preserve"> PAGEREF _Toc229844824 \h </w:instrText>
+          <w:instrText xml:space="preserve"> PAGEREF _Toc229859080 \h </w:instrText>
         </w:r>
         <w:r>
           <w:rPr>
@@ -3606,7 +3606,7 @@
             <w:noProof/>
             <w:webHidden/>
           </w:rPr>
-          <w:t>25</w:t>
+          <w:t>24</w:t>
         </w:r>
         <w:r>
           <w:rPr>
@@ -3632,7 +3632,7 @@
           <w14:ligatures w14:val="standardContextual"/>
         </w:rPr>
       </w:pPr>
-      <w:hyperlink w:anchor="_Toc229844825" w:history="1">
+      <w:hyperlink w:anchor="_Toc229859081" w:history="1">
         <w:r>
           <w:rPr>
             <w:rStyle w:val="Hypertextovodkaz"/>
@@ -3667,7 +3667,7 @@
             <w:noProof/>
             <w:webHidden/>
           </w:rPr>
-          <w:instrText xml:space="preserve"> PAGEREF _Toc229844825 \h </w:instrText>
+          <w:instrText xml:space="preserve"> PAGEREF _Toc229859081 \h </w:instrText>
         </w:r>
         <w:r>
           <w:rPr>
@@ -3687,7 +3687,7 @@
             <w:noProof/>
             <w:webHidden/>
           </w:rPr>
-          <w:t>25</w:t>
+          <w:t>24</w:t>
         </w:r>
         <w:r>
           <w:rPr>
@@ -3713,7 +3713,7 @@
           <w14:ligatures w14:val="standardContextual"/>
         </w:rPr>
       </w:pPr>
-      <w:hyperlink w:anchor="_Toc229844826" w:history="1">
+      <w:hyperlink w:anchor="_Toc229859082" w:history="1">
         <w:r>
           <w:rPr>
             <w:rStyle w:val="Hypertextovodkaz"/>
@@ -3741,7 +3741,7 @@
             <w:noProof/>
             <w:webHidden/>
           </w:rPr>
-          <w:instrText xml:space="preserve"> PAGEREF _Toc229844826 \h </w:instrText>
+          <w:instrText xml:space="preserve"> PAGEREF _Toc229859082 \h </w:instrText>
         </w:r>
         <w:r>
           <w:rPr>
@@ -3761,7 +3761,7 @@
             <w:noProof/>
             <w:webHidden/>
           </w:rPr>
-          <w:t>26</w:t>
+          <w:t>25</w:t>
         </w:r>
         <w:r>
           <w:rPr>
@@ -3787,7 +3787,7 @@
           <w14:ligatures w14:val="standardContextual"/>
         </w:rPr>
       </w:pPr>
-      <w:hyperlink w:anchor="_Toc229844827" w:history="1">
+      <w:hyperlink w:anchor="_Toc229859083" w:history="1">
         <w:r>
           <w:rPr>
             <w:rStyle w:val="Hypertextovodkaz"/>
@@ -3815,7 +3815,7 @@
             <w:noProof/>
             <w:webHidden/>
           </w:rPr>
-          <w:instrText xml:space="preserve"> PAGEREF _Toc229844827 \h </w:instrText>
+          <w:instrText xml:space="preserve"> PAGEREF _Toc229859083 \h </w:instrText>
         </w:r>
         <w:r>
           <w:rPr>
@@ -3835,7 +3835,7 @@
             <w:noProof/>
             <w:webHidden/>
           </w:rPr>
-          <w:t>27</w:t>
+          <w:t>26</w:t>
         </w:r>
         <w:r>
           <w:rPr>
@@ -3861,7 +3861,7 @@
           <w14:ligatures w14:val="standardContextual"/>
         </w:rPr>
       </w:pPr>
-      <w:hyperlink w:anchor="_Toc229844828" w:history="1">
+      <w:hyperlink w:anchor="_Toc229859084" w:history="1">
         <w:r>
           <w:rPr>
             <w:rStyle w:val="Hypertextovodkaz"/>
@@ -3889,7 +3889,7 @@
             <w:noProof/>
             <w:webHidden/>
           </w:rPr>
-          <w:instrText xml:space="preserve"> PAGEREF _Toc229844828 \h </w:instrText>
+          <w:instrText xml:space="preserve"> PAGEREF _Toc229859084 \h </w:instrText>
         </w:r>
         <w:r>
           <w:rPr>
@@ -3909,7 +3909,7 @@
             <w:noProof/>
             <w:webHidden/>
           </w:rPr>
-          <w:t>27</w:t>
+          <w:t>26</w:t>
         </w:r>
         <w:r>
           <w:rPr>
@@ -3935,7 +3935,7 @@
           <w14:ligatures w14:val="standardContextual"/>
         </w:rPr>
       </w:pPr>
-      <w:hyperlink w:anchor="_Toc229844829" w:history="1">
+      <w:hyperlink w:anchor="_Toc229859085" w:history="1">
         <w:r>
           <w:rPr>
             <w:rStyle w:val="Hypertextovodkaz"/>
@@ -3963,7 +3963,7 @@
             <w:noProof/>
             <w:webHidden/>
           </w:rPr>
-          <w:instrText xml:space="preserve"> PAGEREF _Toc229844829 \h </w:instrText>
+          <w:instrText xml:space="preserve"> PAGEREF _Toc229859085 \h </w:instrText>
         </w:r>
         <w:r>
           <w:rPr>
@@ -3983,7 +3983,7 @@
             <w:noProof/>
             <w:webHidden/>
           </w:rPr>
-          <w:t>27</w:t>
+          <w:t>26</w:t>
         </w:r>
         <w:r>
           <w:rPr>
@@ -4009,7 +4009,7 @@
           <w14:ligatures w14:val="standardContextual"/>
         </w:rPr>
       </w:pPr>
-      <w:hyperlink w:anchor="_Toc229844830" w:history="1">
+      <w:hyperlink w:anchor="_Toc229859086" w:history="1">
         <w:r>
           <w:rPr>
             <w:rStyle w:val="Hypertextovodkaz"/>
@@ -4037,7 +4037,7 @@
             <w:noProof/>
             <w:webHidden/>
           </w:rPr>
-          <w:instrText xml:space="preserve"> PAGEREF _Toc229844830 \h </w:instrText>
+          <w:instrText xml:space="preserve"> PAGEREF _Toc229859086 \h </w:instrText>
         </w:r>
         <w:r>
           <w:rPr>
@@ -4057,7 +4057,7 @@
             <w:noProof/>
             <w:webHidden/>
           </w:rPr>
-          <w:t>27</w:t>
+          <w:t>26</w:t>
         </w:r>
         <w:r>
           <w:rPr>
@@ -4080,7 +4080,7 @@
           <w14:ligatures w14:val="standardContextual"/>
         </w:rPr>
       </w:pPr>
-      <w:hyperlink w:anchor="_Toc229844831" w:history="1">
+      <w:hyperlink w:anchor="_Toc229859087" w:history="1">
         <w:r>
           <w:rPr>
             <w:rStyle w:val="Hypertextovodkaz"/>
@@ -4108,7 +4108,7 @@
             <w:noProof/>
             <w:webHidden/>
           </w:rPr>
-          <w:instrText xml:space="preserve"> PAGEREF _Toc229844831 \h </w:instrText>
+          <w:instrText xml:space="preserve"> PAGEREF _Toc229859087 \h </w:instrText>
         </w:r>
         <w:r>
           <w:rPr>
@@ -4128,7 +4128,7 @@
             <w:noProof/>
             <w:webHidden/>
           </w:rPr>
-          <w:t>27</w:t>
+          <w:t>26</w:t>
         </w:r>
         <w:r>
           <w:rPr>
@@ -4154,7 +4154,7 @@
           <w14:ligatures w14:val="standardContextual"/>
         </w:rPr>
       </w:pPr>
-      <w:hyperlink w:anchor="_Toc229844832" w:history="1">
+      <w:hyperlink w:anchor="_Toc229859088" w:history="1">
         <w:r>
           <w:rPr>
             <w:rStyle w:val="Hypertextovodkaz"/>
@@ -4182,7 +4182,7 @@
             <w:noProof/>
             <w:webHidden/>
           </w:rPr>
-          <w:instrText xml:space="preserve"> PAGEREF _Toc229844832 \h </w:instrText>
+          <w:instrText xml:space="preserve"> PAGEREF _Toc229859088 \h </w:instrText>
         </w:r>
         <w:r>
           <w:rPr>
@@ -4202,7 +4202,7 @@
             <w:noProof/>
             <w:webHidden/>
           </w:rPr>
-          <w:t>28</w:t>
+          <w:t>26</w:t>
         </w:r>
         <w:r>
           <w:rPr>
@@ -4228,7 +4228,7 @@
           <w14:ligatures w14:val="standardContextual"/>
         </w:rPr>
       </w:pPr>
-      <w:hyperlink w:anchor="_Toc229844833" w:history="1">
+      <w:hyperlink w:anchor="_Toc229859089" w:history="1">
         <w:r>
           <w:rPr>
             <w:rStyle w:val="Hypertextovodkaz"/>
@@ -4256,7 +4256,7 @@
             <w:noProof/>
             <w:webHidden/>
           </w:rPr>
-          <w:instrText xml:space="preserve"> PAGEREF _Toc229844833 \h </w:instrText>
+          <w:instrText xml:space="preserve"> PAGEREF _Toc229859089 \h </w:instrText>
         </w:r>
         <w:r>
           <w:rPr>
@@ -4276,7 +4276,7 @@
             <w:noProof/>
             <w:webHidden/>
           </w:rPr>
-          <w:t>28</w:t>
+          <w:t>27</w:t>
         </w:r>
         <w:r>
           <w:rPr>
@@ -4302,7 +4302,7 @@
           <w14:ligatures w14:val="standardContextual"/>
         </w:rPr>
       </w:pPr>
-      <w:hyperlink w:anchor="_Toc229844834" w:history="1">
+      <w:hyperlink w:anchor="_Toc229859090" w:history="1">
         <w:r>
           <w:rPr>
             <w:rStyle w:val="Hypertextovodkaz"/>
@@ -4329,7 +4329,7 @@
             <w:noProof/>
             <w:webHidden/>
           </w:rPr>
-          <w:instrText xml:space="preserve"> PAGEREF _Toc229844834 \h </w:instrText>
+          <w:instrText xml:space="preserve"> PAGEREF _Toc229859090 \h </w:instrText>
         </w:r>
         <w:r>
           <w:rPr>
@@ -4349,7 +4349,7 @@
             <w:noProof/>
             <w:webHidden/>
           </w:rPr>
-          <w:t>29</w:t>
+          <w:t>28</w:t>
         </w:r>
         <w:r>
           <w:rPr>
@@ -4375,7 +4375,7 @@
           <w14:ligatures w14:val="standardContextual"/>
         </w:rPr>
       </w:pPr>
-      <w:hyperlink w:anchor="_Toc229844835" w:history="1">
+      <w:hyperlink w:anchor="_Toc229859091" w:history="1">
         <w:r>
           <w:rPr>
             <w:rStyle w:val="Hypertextovodkaz"/>
@@ -4402,7 +4402,7 @@
             <w:noProof/>
             <w:webHidden/>
           </w:rPr>
-          <w:instrText xml:space="preserve"> PAGEREF _Toc229844835 \h </w:instrText>
+          <w:instrText xml:space="preserve"> PAGEREF _Toc229859091 \h </w:instrText>
         </w:r>
         <w:r>
           <w:rPr>
@@ -4422,7 +4422,7 @@
             <w:noProof/>
             <w:webHidden/>
           </w:rPr>
-          <w:t>31</w:t>
+          <w:t>30</w:t>
         </w:r>
         <w:r>
           <w:rPr>
@@ -4448,7 +4448,7 @@
           <w14:ligatures w14:val="standardContextual"/>
         </w:rPr>
       </w:pPr>
-      <w:hyperlink w:anchor="_Toc229844836" w:history="1">
+      <w:hyperlink w:anchor="_Toc229859092" w:history="1">
         <w:r>
           <w:rPr>
             <w:rStyle w:val="Hypertextovodkaz"/>
@@ -4475,7 +4475,7 @@
             <w:noProof/>
             <w:webHidden/>
           </w:rPr>
-          <w:instrText xml:space="preserve"> PAGEREF _Toc229844836 \h </w:instrText>
+          <w:instrText xml:space="preserve"> PAGEREF _Toc229859092 \h </w:instrText>
         </w:r>
         <w:r>
           <w:rPr>
@@ -4495,7 +4495,7 @@
             <w:noProof/>
             <w:webHidden/>
           </w:rPr>
-          <w:t>32</w:t>
+          <w:t>31</w:t>
         </w:r>
         <w:r>
           <w:rPr>
@@ -4521,7 +4521,7 @@
           <w14:ligatures w14:val="standardContextual"/>
         </w:rPr>
       </w:pPr>
-      <w:hyperlink w:anchor="_Toc229844837" w:history="1">
+      <w:hyperlink w:anchor="_Toc229859093" w:history="1">
         <w:r>
           <w:rPr>
             <w:rStyle w:val="Hypertextovodkaz"/>
@@ -4548,7 +4548,7 @@
             <w:noProof/>
             <w:webHidden/>
           </w:rPr>
-          <w:instrText xml:space="preserve"> PAGEREF _Toc229844837 \h </w:instrText>
+          <w:instrText xml:space="preserve"> PAGEREF _Toc229859093 \h </w:instrText>
         </w:r>
         <w:r>
           <w:rPr>
@@ -4568,7 +4568,7 @@
             <w:noProof/>
             <w:webHidden/>
           </w:rPr>
-          <w:t>33</w:t>
+          <w:t>32</w:t>
         </w:r>
         <w:r>
           <w:rPr>
@@ -4587,22 +4587,12 @@
         </w:rPr>
         <w:fldChar w:fldCharType="end"/>
       </w:r>
-    </w:p>
-    <w:p>
-      <w:pPr>
-        <w:rPr>
-          <w:color w:val="000000"/>
-          <w:szCs w:val="24"/>
-          <w:shd w:val="clear" w:color="auto" w:fill="FFFFFF"/>
-        </w:rPr>
-      </w:pPr>
-      <w:r>
-        <w:rPr>
-          <w:color w:val="000000"/>
-          <w:szCs w:val="24"/>
-          <w:shd w:val="clear" w:color="auto" w:fill="FFFFFF"/>
-        </w:rPr>
-        <w:lastRenderedPageBreak/>
+      <w:r>
+        <w:rPr>
+          <w:color w:val="000000"/>
+          <w:szCs w:val="24"/>
+          <w:shd w:val="clear" w:color="auto" w:fill="FFFFFF"/>
+        </w:rPr>
         <w:br w:type="page"/>
       </w:r>
     </w:p>
@@ -4610,7 +4600,7 @@
       <w:pPr>
         <w:pStyle w:val="Nadpis1"/>
       </w:pPr>
-      <w:bookmarkStart w:id="0" w:name="_Toc229844809"/>
+      <w:bookmarkStart w:id="0" w:name="_Toc229859065"/>
       <w:r>
         <w:rPr>
           <w:shd w:val="clear" w:color="auto" w:fill="FFFFFF"/>
@@ -4910,7 +4900,7 @@
           <w:shd w:val="clear" w:color="auto" w:fill="FFFFFF"/>
         </w:rPr>
       </w:pPr>
-      <w:bookmarkStart w:id="1" w:name="_Toc229844810"/>
+      <w:bookmarkStart w:id="1" w:name="_Toc229859066"/>
       <w:r>
         <w:rPr>
           <w:shd w:val="clear" w:color="auto" w:fill="FFFFFF"/>
@@ -5012,7 +5002,7 @@
           <w:shd w:val="clear" w:color="auto" w:fill="FFFFFF"/>
         </w:rPr>
       </w:pPr>
-      <w:bookmarkStart w:id="2" w:name="_Toc229844811"/>
+      <w:bookmarkStart w:id="2" w:name="_Toc229859067"/>
       <w:r>
         <w:rPr>
           <w:shd w:val="clear" w:color="auto" w:fill="FFFFFF"/>
@@ -5169,7 +5159,7 @@
       <w:pPr>
         <w:pStyle w:val="Nadpis1"/>
       </w:pPr>
-      <w:bookmarkStart w:id="3" w:name="_Toc229844812"/>
+      <w:bookmarkStart w:id="3" w:name="_Toc229859068"/>
       <w:r>
         <w:lastRenderedPageBreak/>
         <w:t>ÚVOD</w:t>
@@ -5410,7 +5400,7 @@
       <w:r>
         <w:br w:type="page"/>
       </w:r>
-      <w:bookmarkStart w:id="4" w:name="_Toc229844813"/>
+      <w:bookmarkStart w:id="4" w:name="_Toc229859069"/>
       <w:r>
         <w:lastRenderedPageBreak/>
         <w:t>1</w:t>
@@ -5456,34 +5446,36 @@
         <w:rPr>
           <w:szCs w:val="24"/>
         </w:rPr>
-        <w:t xml:space="preserve"> XTENSOR</w:t>
-      </w:r>
-      <w:r>
-        <w:rPr>
-          <w:szCs w:val="24"/>
-        </w:rPr>
-        <w:t xml:space="preserve"> (</w:t>
-      </w:r>
-      <w:hyperlink r:id="rId12" w:history="1">
-        <w:r>
-          <w:rPr>
-            <w:rStyle w:val="Hypertextovodkaz"/>
-            <w:szCs w:val="24"/>
-          </w:rPr>
-          <w:t>https://github.com/xtensor-stack/xtensor</w:t>
-        </w:r>
-      </w:hyperlink>
-      <w:r>
-        <w:rPr>
-          <w:szCs w:val="24"/>
-        </w:rPr>
         <w:t xml:space="preserve"> </w:t>
       </w:r>
-      <w:r>
-        <w:rPr>
-          <w:szCs w:val="24"/>
-        </w:rPr>
-        <w:t>)</w:t>
+      <w:proofErr w:type="gramStart"/>
+      <w:r>
+        <w:rPr>
+          <w:szCs w:val="24"/>
+        </w:rPr>
+        <w:t>XTENSOR</w:t>
+      </w:r>
+      <w:r>
+        <w:rPr>
+          <w:szCs w:val="24"/>
+          <w:vertAlign w:val="superscript"/>
+        </w:rPr>
+        <w:t>[</w:t>
+      </w:r>
+      <w:proofErr w:type="gramEnd"/>
+      <w:r>
+        <w:rPr>
+          <w:szCs w:val="24"/>
+          <w:vertAlign w:val="superscript"/>
+        </w:rPr>
+        <w:t>1</w:t>
+      </w:r>
+      <w:r>
+        <w:rPr>
+          <w:szCs w:val="24"/>
+          <w:vertAlign w:val="superscript"/>
+        </w:rPr>
+        <w:t>]</w:t>
       </w:r>
       <w:r>
         <w:rPr>
@@ -5498,6 +5490,7 @@
         <w:t xml:space="preserve">ozšíření knihovny </w:t>
       </w:r>
       <w:proofErr w:type="spellStart"/>
+      <w:proofErr w:type="gramStart"/>
       <w:r>
         <w:rPr>
           <w:szCs w:val="24"/>
@@ -5508,18 +5501,25 @@
       <w:r>
         <w:rPr>
           <w:szCs w:val="24"/>
-        </w:rPr>
-        <w:t xml:space="preserve"> (</w:t>
-      </w:r>
-      <w:hyperlink r:id="rId13" w:history="1">
-        <w:r>
-          <w:rPr>
-            <w:rStyle w:val="Hypertextovodkaz"/>
-            <w:szCs w:val="24"/>
-          </w:rPr>
-          <w:t>https://libeigen.gitlab.io/</w:t>
-        </w:r>
-      </w:hyperlink>
+          <w:vertAlign w:val="superscript"/>
+        </w:rPr>
+        <w:t>[</w:t>
+      </w:r>
+      <w:proofErr w:type="gramEnd"/>
+      <w:r>
+        <w:rPr>
+          <w:szCs w:val="24"/>
+          <w:vertAlign w:val="superscript"/>
+        </w:rPr>
+        <w:t>2</w:t>
+      </w:r>
+      <w:r>
+        <w:rPr>
+          <w:szCs w:val="24"/>
+          <w:vertAlign w:val="superscript"/>
+        </w:rPr>
+        <w:t>]</w:t>
+      </w:r>
       <w:r>
         <w:rPr>
           <w:szCs w:val="24"/>
@@ -5530,18 +5530,6 @@
         <w:rPr>
           <w:szCs w:val="24"/>
         </w:rPr>
-        <w:t>)</w:t>
-      </w:r>
-      <w:r>
-        <w:rPr>
-          <w:szCs w:val="24"/>
-        </w:rPr>
-        <w:t xml:space="preserve"> </w:t>
-      </w:r>
-      <w:r>
-        <w:rPr>
-          <w:szCs w:val="24"/>
-        </w:rPr>
         <w:t>také nabízí tenzor, to rozšíření je ovšem označeno jako „</w:t>
       </w:r>
       <w:proofErr w:type="spellStart"/>
@@ -5556,7 +5544,19 @@
         <w:rPr>
           <w:szCs w:val="24"/>
         </w:rPr>
-        <w:t>“ a považováno jako nestabilní.</w:t>
+        <w:t>“</w:t>
+      </w:r>
+      <w:r>
+        <w:rPr>
+          <w:szCs w:val="24"/>
+        </w:rPr>
+        <w:t xml:space="preserve"> (česky: „nepodporováno“)</w:t>
+      </w:r>
+      <w:r>
+        <w:rPr>
+          <w:szCs w:val="24"/>
+        </w:rPr>
+        <w:t xml:space="preserve"> a považováno jako nestabilní.</w:t>
       </w:r>
       <w:r>
         <w:rPr>
@@ -5576,28 +5576,36 @@
         <w:rPr>
           <w:szCs w:val="24"/>
         </w:rPr>
-        <w:t xml:space="preserve"> Tensor Framework</w:t>
-      </w:r>
-      <w:r>
-        <w:rPr>
-          <w:szCs w:val="24"/>
-        </w:rPr>
-        <w:t xml:space="preserve"> (</w:t>
-      </w:r>
-      <w:hyperlink r:id="rId14" w:history="1">
-        <w:r>
-          <w:rPr>
-            <w:rStyle w:val="Hypertextovodkaz"/>
-            <w:szCs w:val="24"/>
-          </w:rPr>
-          <w:t>https://github.com/cyclops-community/ctf</w:t>
-        </w:r>
-      </w:hyperlink>
-      <w:r>
-        <w:rPr>
-          <w:szCs w:val="24"/>
-        </w:rPr>
-        <w:t xml:space="preserve"> )</w:t>
+        <w:t xml:space="preserve"> Tensor </w:t>
+      </w:r>
+      <w:proofErr w:type="gramStart"/>
+      <w:r>
+        <w:rPr>
+          <w:szCs w:val="24"/>
+        </w:rPr>
+        <w:t>Framework</w:t>
+      </w:r>
+      <w:r>
+        <w:rPr>
+          <w:szCs w:val="24"/>
+          <w:vertAlign w:val="superscript"/>
+        </w:rPr>
+        <w:t>[</w:t>
+      </w:r>
+      <w:proofErr w:type="gramEnd"/>
+      <w:r>
+        <w:rPr>
+          <w:szCs w:val="24"/>
+          <w:vertAlign w:val="superscript"/>
+        </w:rPr>
+        <w:t>3</w:t>
+      </w:r>
+      <w:r>
+        <w:rPr>
+          <w:szCs w:val="24"/>
+          <w:vertAlign w:val="superscript"/>
+        </w:rPr>
+        <w:t>]</w:t>
       </w:r>
       <w:r>
         <w:rPr>
@@ -5611,7 +5619,7 @@
         <w:pStyle w:val="Nadpis2"/>
         <w:jc w:val="both"/>
       </w:pPr>
-      <w:bookmarkStart w:id="5" w:name="_Toc229844814"/>
+      <w:bookmarkStart w:id="5" w:name="_Toc229859070"/>
       <w:r>
         <w:t xml:space="preserve">1.1 </w:t>
       </w:r>
@@ -5879,14 +5887,18 @@
     <w:p>
       <w:pPr>
         <w:pStyle w:val="Nadpis2"/>
-      </w:pPr>
-      <w:bookmarkStart w:id="6" w:name="_Toc229844815"/>
+        <w:jc w:val="both"/>
+      </w:pPr>
+      <w:bookmarkStart w:id="6" w:name="_Toc229859071"/>
       <w:r>
         <w:t>1.2 UML</w:t>
       </w:r>
       <w:bookmarkEnd w:id="6"/>
     </w:p>
     <w:p>
+      <w:pPr>
+        <w:jc w:val="both"/>
+      </w:pPr>
       <w:proofErr w:type="spellStart"/>
       <w:r>
         <w:t>Xxx</w:t>
@@ -5896,8 +5908,9 @@
     <w:p>
       <w:pPr>
         <w:pStyle w:val="Nadpis2"/>
-      </w:pPr>
-      <w:bookmarkStart w:id="7" w:name="_Toc229844816"/>
+        <w:jc w:val="both"/>
+      </w:pPr>
+      <w:bookmarkStart w:id="7" w:name="_Toc229859072"/>
       <w:r>
         <w:t>1.3 Logika tenzoru</w:t>
       </w:r>
@@ -5906,6 +5919,7 @@
     <w:p>
       <w:pPr>
         <w:spacing w:line="360" w:lineRule="auto"/>
+        <w:jc w:val="both"/>
       </w:pPr>
       <w:r>
         <w:t>Tenzor byl implementován tak, že uvnitř udržuje informace v jednorozměrném poli</w:t>
@@ -5935,25 +5949,25 @@
         <w:t>l v poli o stejné velikosti, jako pole udržující velikosti dimenzí.</w:t>
       </w:r>
       <w:r>
-        <w:t xml:space="preserve"> Uvnitř tenzoru dochází k přepočítávání daných souřadnic na jedno číslo – index pro pole co udržuje </w:t>
+        <w:t xml:space="preserve"> Uvnitř tenzoru dochází k přepočítávání daných souřadnic na jedno číslo – index pro pole co udržuje data.</w:t>
+      </w:r>
+      <w:r>
+        <w:t xml:space="preserve"> Jako konvence pro souřadnice byla vybrána big-</w:t>
+      </w:r>
+      <w:proofErr w:type="spellStart"/>
+      <w:r>
+        <w:t>endian</w:t>
+      </w:r>
+      <w:proofErr w:type="spellEnd"/>
+      <w:r>
+        <w:t>.</w:t>
+      </w:r>
+      <w:r>
+        <w:t xml:space="preserve"> To zde znamená, že změna posledního čísla </w:t>
       </w:r>
       <w:r>
         <w:lastRenderedPageBreak/>
-        <w:t>data.</w:t>
-      </w:r>
-      <w:r>
-        <w:t xml:space="preserve"> Jako konvence pro souřadnice byla vybrána big-</w:t>
-      </w:r>
-      <w:proofErr w:type="spellStart"/>
-      <w:r>
-        <w:t>endian</w:t>
-      </w:r>
-      <w:proofErr w:type="spellEnd"/>
-      <w:r>
-        <w:t>.</w:t>
-      </w:r>
-      <w:r>
-        <w:t xml:space="preserve"> To zde znamená, že změna posledního čísla souřadnic, posune vnitřní index dat o jednu a změna první souřadnice změní index o součin všech velikostí dimenzí kromě první (čili o největší číslo, o které se index může posunou u změny libovolné souřadnice o jed</w:t>
+        <w:t>souřadnic, posune vnitřní index dat o jednu a změna první souřadnice změní index o součin všech velikostí dimenzí kromě první (čili o největší číslo, o které se index může posunou u změny libovolné souřadnice o jed</w:t>
       </w:r>
       <w:r>
         <w:t>na</w:t>
@@ -5980,6 +5994,7 @@
     <w:p>
       <w:pPr>
         <w:spacing w:line="360" w:lineRule="auto"/>
+        <w:jc w:val="both"/>
       </w:pPr>
       <w:r>
         <w:t>Tenzoru také bude možné změnit rozměry či nějaký rozměr přidat či vymazat.</w:t>
@@ -6009,6 +6024,7 @@
     <w:p>
       <w:pPr>
         <w:spacing w:line="360" w:lineRule="auto"/>
+        <w:jc w:val="both"/>
         <w:rPr>
           <w:lang w:eastAsia="cs-CZ"/>
         </w:rPr>
@@ -6066,7 +6082,7 @@
         <w:rPr>
           <w:lang w:eastAsia="cs-CZ"/>
         </w:rPr>
-        <w:t>menší,</w:t>
+        <w:t>menší</w:t>
       </w:r>
       <w:proofErr w:type="gramEnd"/>
       <w:r>
@@ -6105,6 +6121,7 @@
     <w:p>
       <w:pPr>
         <w:spacing w:line="360" w:lineRule="auto"/>
+        <w:jc w:val="both"/>
         <w:rPr>
           <w:lang w:eastAsia="cs-CZ"/>
         </w:rPr>
@@ -6229,6 +6246,7 @@
     <w:p>
       <w:pPr>
         <w:spacing w:line="360" w:lineRule="auto"/>
+        <w:jc w:val="both"/>
         <w:rPr>
           <w:lang w:eastAsia="cs-CZ"/>
         </w:rPr>
@@ -6239,7 +6257,6 @@
           <w:bCs/>
           <w:lang w:eastAsia="cs-CZ"/>
         </w:rPr>
-        <w:lastRenderedPageBreak/>
         <w:t xml:space="preserve">Kumulativní součin předešlých </w:t>
       </w:r>
       <w:r>
@@ -6274,6 +6291,7 @@
     <w:p>
       <w:pPr>
         <w:spacing w:line="360" w:lineRule="auto"/>
+        <w:jc w:val="both"/>
         <w:rPr>
           <w:lang w:eastAsia="cs-CZ"/>
         </w:rPr>
@@ -6428,6 +6446,7 @@
     <w:p>
       <w:pPr>
         <w:spacing w:line="360" w:lineRule="auto"/>
+        <w:jc w:val="both"/>
         <w:rPr>
           <w:lang w:eastAsia="cs-CZ"/>
         </w:rPr>
@@ -6554,6 +6573,7 @@
     <w:p>
       <w:pPr>
         <w:spacing w:line="360" w:lineRule="auto"/>
+        <w:jc w:val="both"/>
         <w:rPr>
           <w:lang w:eastAsia="cs-CZ"/>
         </w:rPr>
@@ -6714,6 +6734,7 @@
     <w:p>
       <w:pPr>
         <w:spacing w:line="360" w:lineRule="auto"/>
+        <w:jc w:val="both"/>
         <w:rPr>
           <w:lang w:eastAsia="cs-CZ"/>
         </w:rPr>
@@ -6935,6 +6956,7 @@
           <w:numId w:val="1"/>
         </w:numPr>
         <w:spacing w:line="360" w:lineRule="auto"/>
+        <w:jc w:val="both"/>
         <w:rPr>
           <w:lang w:eastAsia="cs-CZ"/>
         </w:rPr>
@@ -6957,6 +6979,7 @@
           <w:numId w:val="1"/>
         </w:numPr>
         <w:spacing w:line="360" w:lineRule="auto"/>
+        <w:jc w:val="both"/>
       </w:pPr>
       <m:oMath>
         <m:r>
@@ -6999,6 +7022,7 @@
           <w:numId w:val="4"/>
         </w:numPr>
         <w:spacing w:line="360" w:lineRule="auto"/>
+        <w:jc w:val="both"/>
       </w:pPr>
       <m:oMath>
         <m:r>
@@ -7075,6 +7099,7 @@
           <w:numId w:val="1"/>
         </w:numPr>
         <w:spacing w:line="360" w:lineRule="auto"/>
+        <w:jc w:val="both"/>
       </w:pPr>
       <m:oMath>
         <m:r>
@@ -7112,6 +7137,7 @@
     <w:p>
       <w:pPr>
         <w:spacing w:line="360" w:lineRule="auto"/>
+        <w:jc w:val="both"/>
       </w:pPr>
       <w:r>
         <w:t xml:space="preserve">Kde </w:t>
@@ -7143,6 +7169,7 @@
     <w:p>
       <w:pPr>
         <w:spacing w:line="360" w:lineRule="auto"/>
+        <w:jc w:val="both"/>
       </w:pPr>
       <w:r>
         <w:t>Inverzní metoda na získání souřadnic z vnitřního indexu má stejnou složitost.</w:t>
@@ -7160,13 +7187,13 @@
         </w:numPr>
         <w:spacing w:line="360" w:lineRule="auto"/>
         <w:ind w:hanging="357"/>
+        <w:jc w:val="both"/>
       </w:pPr>
       <m:oMath>
         <m:r>
           <w:rPr>
             <w:rFonts w:ascii="Cambria Math" w:hAnsi="Cambria Math"/>
           </w:rPr>
-          <w:lastRenderedPageBreak/>
           <m:t>i≔index</m:t>
         </m:r>
       </m:oMath>
@@ -7183,6 +7210,7 @@
         </w:numPr>
         <w:spacing w:line="360" w:lineRule="auto"/>
         <w:ind w:hanging="357"/>
+        <w:jc w:val="both"/>
       </w:pPr>
       <m:oMath>
         <m:r>
@@ -7226,6 +7254,7 @@
         </w:numPr>
         <w:spacing w:line="360" w:lineRule="auto"/>
         <w:ind w:hanging="357"/>
+        <w:jc w:val="both"/>
       </w:pPr>
       <m:oMath>
         <m:sSub>
@@ -7297,6 +7326,7 @@
         </w:numPr>
         <w:spacing w:line="360" w:lineRule="auto"/>
         <w:ind w:hanging="357"/>
+        <w:jc w:val="both"/>
       </w:pPr>
       <m:oMath>
         <m:r>
@@ -7380,6 +7410,7 @@
         </w:numPr>
         <w:spacing w:line="360" w:lineRule="auto"/>
         <w:ind w:hanging="357"/>
+        <w:jc w:val="both"/>
       </w:pPr>
       <m:oMath>
         <m:sSub>
@@ -7416,6 +7447,7 @@
     <w:p>
       <w:pPr>
         <w:spacing w:line="360" w:lineRule="auto"/>
+        <w:jc w:val="both"/>
       </w:pPr>
       <w:r>
         <w:t xml:space="preserve">Kde </w:t>
@@ -7443,6 +7475,7 @@
     <w:p>
       <w:pPr>
         <w:spacing w:line="360" w:lineRule="auto"/>
+        <w:jc w:val="both"/>
       </w:pPr>
       <w:r>
         <w:t>Pro některé sériové implementace ale není výhodné neustále tímto způsobem přepočítávat souřadnice, zvláště pokud se tenzor prochází po indexu.</w:t>
@@ -7556,6 +7589,7 @@
     <w:p>
       <w:pPr>
         <w:spacing w:line="360" w:lineRule="auto"/>
+        <w:jc w:val="both"/>
       </w:pPr>
       <w:r>
         <w:t xml:space="preserve">Jelikož jsou data v tenzoru uložena v jednorozměrném </w:t>
@@ -7570,101 +7604,103 @@
         <w:t xml:space="preserve"> V takovém případě totiž stačí uvnitř tenzoru projít toto jednorozměrné pole s daty a aplikovat danou operaci.</w:t>
       </w:r>
       <w:r>
-        <w:t xml:space="preserve"> Je to navíc </w:t>
+        <w:t xml:space="preserve"> Je to navíc jednoduše </w:t>
+      </w:r>
+      <w:proofErr w:type="spellStart"/>
+      <w:r>
+        <w:t>paralelizovatelné</w:t>
+      </w:r>
+      <w:proofErr w:type="spellEnd"/>
+      <w:r>
+        <w:t>, protože je zde mnoho výpočtů na sobě nezávislých.</w:t>
+      </w:r>
+      <w:r>
+        <w:t xml:space="preserve"> To umožní relativně lehkou implementaci přetížení aritmetických a logických operátorů.</w:t>
+      </w:r>
+    </w:p>
+    <w:p>
+      <w:pPr>
+        <w:spacing w:line="360" w:lineRule="auto"/>
+        <w:jc w:val="both"/>
+      </w:pPr>
+      <w:r>
+        <w:t>Tenzor také je schopen svého převodu na řetězec znaků.</w:t>
+      </w:r>
+      <w:r>
+        <w:t xml:space="preserve"> Řetězec značí okraje dimenzí vlnitými závorkami „{}“ a zanořuje je do sebe. Odděluje samotné prvky čárkou. Jedná se tím pádem o stejnou notaci, jako je v C++ použita na inicializační listy </w:t>
+      </w:r>
+      <w:r>
+        <w:t xml:space="preserve">vícerozměrných </w:t>
+      </w:r>
+      <w:r>
+        <w:t>polí.</w:t>
+      </w:r>
+      <w:r>
+        <w:t xml:space="preserve"> K převodu </w:t>
       </w:r>
       <w:r>
         <w:lastRenderedPageBreak/>
-        <w:t xml:space="preserve">jednoduše </w:t>
-      </w:r>
-      <w:proofErr w:type="spellStart"/>
-      <w:r>
-        <w:t>paralelizovatelné</w:t>
-      </w:r>
-      <w:proofErr w:type="spellEnd"/>
-      <w:r>
-        <w:t>, protože je zde mnoho výpočtů na sobě nezávislých.</w:t>
-      </w:r>
-      <w:r>
-        <w:t xml:space="preserve"> To umožní relativně lehkou implementaci přetížení aritmetických a logických operátorů.</w:t>
+        <w:t>tenzoru na řetězec je potřeba alespoň jednou projít všechny data</w:t>
+      </w:r>
+      <w:r>
+        <w:t xml:space="preserve"> a zkontrolovat pro každý prvek jeho souřadnice pro určení</w:t>
+      </w:r>
+      <w:r>
+        <w:t>,</w:t>
+      </w:r>
+      <w:r>
+        <w:t xml:space="preserve"> jestli a jaké závorky použít.</w:t>
+      </w:r>
+      <w:r>
+        <w:t xml:space="preserve"> Komplexita tedy je O(</w:t>
+      </w:r>
+      <w:r>
+        <w:t>len(T)</w:t>
+      </w:r>
+      <w:r>
+        <w:t xml:space="preserve"> * len(D)</w:t>
+      </w:r>
+      <w:r>
+        <w:t>)</w:t>
+      </w:r>
+      <w:r>
+        <w:t xml:space="preserve">, kde </w:t>
+      </w:r>
+      <w:r>
+        <w:t>len(T)</w:t>
+      </w:r>
+      <w:r>
+        <w:t xml:space="preserve"> je </w:t>
+      </w:r>
+      <w:r>
+        <w:t>počet prvků držených v</w:t>
+      </w:r>
+      <w:r>
+        <w:t> jednorozměrném</w:t>
+      </w:r>
+      <w:r>
+        <w:t xml:space="preserve"> poli</w:t>
+      </w:r>
+      <w:r>
+        <w:t xml:space="preserve"> v tenzoru</w:t>
+      </w:r>
+      <w:r>
+        <w:t>.</w:t>
+      </w:r>
+      <w:r>
+        <w:t xml:space="preserve"> Počet dimenzí „len(D)“ je navíc k tomu většinou malý a tím pádem hlavně přispívá počet prvků.</w:t>
+      </w:r>
+      <w:r>
+        <w:t xml:space="preserve"> Možné je, že by se dalo některým těmto kontrolám souřadnic u prvku předejít, jelikož je jasné, že když předchozí prvek byl prvním prvkem v dimenzi o určité velikosti, tak není třeba tuto dimenzi kontrolovat. Dokonce by asi šlo pozice závorek dopočítat po průchodu.</w:t>
+      </w:r>
+      <w:r>
+        <w:t xml:space="preserve"> To by ovšem byla malá optimalizace za cenu větší složitosti algoritmu.</w:t>
       </w:r>
     </w:p>
     <w:p>
       <w:pPr>
         <w:spacing w:line="360" w:lineRule="auto"/>
-      </w:pPr>
-      <w:r>
-        <w:t>Tenzor také je schopen svého převodu na řetězec znaků.</w:t>
-      </w:r>
-      <w:r>
-        <w:t xml:space="preserve"> Řetězec značí okraje dimenzí vlnitými závorkami „{}“ a zanořuje je do sebe. Odděluje samotné prvky čárkou. Jedná se tím pádem o stejnou notaci, jako je v C++ použita na inicializační listy </w:t>
-      </w:r>
-      <w:r>
-        <w:t xml:space="preserve">vícerozměrných </w:t>
-      </w:r>
-      <w:r>
-        <w:t>polí.</w:t>
-      </w:r>
-      <w:r>
-        <w:t xml:space="preserve"> K převodu tenzoru na řetězec je potřeba alespoň jednou projít všechny data</w:t>
-      </w:r>
-      <w:r>
-        <w:t xml:space="preserve"> a zkontrolovat pro každý prvek jeho souřadnice pro určení</w:t>
-      </w:r>
-      <w:r>
-        <w:t>,</w:t>
-      </w:r>
-      <w:r>
-        <w:t xml:space="preserve"> jestli a jaké závorky použít.</w:t>
-      </w:r>
-      <w:r>
-        <w:t xml:space="preserve"> Komplexita tedy je O(</w:t>
-      </w:r>
-      <w:r>
-        <w:t>len(T)</w:t>
-      </w:r>
-      <w:r>
-        <w:t xml:space="preserve"> * len(D)</w:t>
-      </w:r>
-      <w:r>
-        <w:t>)</w:t>
-      </w:r>
-      <w:r>
-        <w:t xml:space="preserve">, kde </w:t>
-      </w:r>
-      <w:r>
-        <w:t>len(T)</w:t>
-      </w:r>
-      <w:r>
-        <w:t xml:space="preserve"> je </w:t>
-      </w:r>
-      <w:r>
-        <w:t>počet prvků držených v</w:t>
-      </w:r>
-      <w:r>
-        <w:t> jednorozměrném</w:t>
-      </w:r>
-      <w:r>
-        <w:t xml:space="preserve"> poli</w:t>
-      </w:r>
-      <w:r>
-        <w:t xml:space="preserve"> v tenzoru</w:t>
-      </w:r>
-      <w:r>
-        <w:t>.</w:t>
-      </w:r>
-      <w:r>
-        <w:t xml:space="preserve"> Počet dimenzí „len(D)“ je navíc k tomu většinou malý a tím pádem hlavně přispívá počet prvků.</w:t>
-      </w:r>
-      <w:r>
-        <w:t xml:space="preserve"> Možné je, že by se dalo některým těmto kontrolám souřadnic u prvku předejít, jelikož je jasné, že když předchozí prvek byl prvním prvkem v dimenzi o určité velikosti, tak není třeba tuto dimenzi kontrolovat. Dokonce by asi šlo pozice závorek dopočítat po průchodu.</w:t>
-      </w:r>
-      <w:r>
-        <w:t xml:space="preserve"> To by ovšem byla malá optimalizace za cenu větší složitosti algoritmu.</w:t>
-      </w:r>
-    </w:p>
-    <w:p>
-      <w:pPr>
-        <w:spacing w:line="360" w:lineRule="auto"/>
+        <w:jc w:val="both"/>
       </w:pPr>
       <w:r>
         <w:t xml:space="preserve">Tenzoru umí transpozici jako operaci měnící strukturu. </w:t>
@@ -7723,6 +7759,7 @@
           <w:numId w:val="5"/>
         </w:numPr>
         <w:spacing w:line="360" w:lineRule="auto"/>
+        <w:jc w:val="both"/>
       </w:pPr>
       <w:r>
         <w:t>Prohoďme</w:t>
@@ -7743,6 +7780,7 @@
         </w:numPr>
         <w:spacing w:line="360" w:lineRule="auto"/>
         <w:ind w:left="714" w:hanging="357"/>
+        <w:jc w:val="both"/>
         <w:rPr>
           <w:i/>
           <w:iCs/>
@@ -7832,6 +7870,7 @@
           <w:numId w:val="5"/>
         </w:numPr>
         <w:spacing w:line="360" w:lineRule="auto"/>
+        <w:jc w:val="both"/>
       </w:pPr>
       <w:r>
         <w:t>Pro d2 po prohození platí, že je na více signifikantním místě.</w:t>
@@ -7856,6 +7895,7 @@
           <w:numId w:val="5"/>
         </w:numPr>
         <w:spacing w:line="360" w:lineRule="auto"/>
+        <w:jc w:val="both"/>
       </w:pPr>
       <w:r>
         <w:t>Kumulativní součin předešlých velikostí dimenzí</w:t>
@@ -7883,42 +7923,46 @@
     <w:p>
       <w:pPr>
         <w:spacing w:line="360" w:lineRule="auto"/>
-      </w:pPr>
+        <w:jc w:val="both"/>
+      </w:pPr>
+      <w:r>
+        <w:t xml:space="preserve">Jelikož se jedná o prohození hodnot, tak to díky </w:t>
+      </w:r>
+      <w:proofErr w:type="spellStart"/>
+      <w:r>
+        <w:t>komutativitě</w:t>
+      </w:r>
+      <w:proofErr w:type="spellEnd"/>
+      <w:r>
+        <w:t xml:space="preserve"> násobení znamená nezměněný celkový po</w:t>
+      </w:r>
+      <w:r>
+        <w:t>č</w:t>
+      </w:r>
+      <w:r>
+        <w:t>et prvků.</w:t>
+      </w:r>
+      <w:r>
+        <w:t xml:space="preserve"> Při transpozici se tedy alokuje nové pole o stejné velikosti jako to staré.</w:t>
+      </w:r>
+      <w:r>
+        <w:t xml:space="preserve"> Bylo by sice možné implementovat tuto operaci na místě (in-place), to by ale znamenalo více celkových přesouvání, což by se značně prodražilo u velkých objektů.</w:t>
+      </w:r>
+      <w:r>
+        <w:t xml:space="preserve"> Poté dochází k přesunu prvků ze starého pole na nové</w:t>
+      </w:r>
+      <w:r>
+        <w:t>,</w:t>
+      </w:r>
+      <w:r>
+        <w:t xml:space="preserve"> a to </w:t>
+      </w:r>
+      <w:r>
+        <w:t xml:space="preserve">pomocí získání jeho souřadnice dle starých velikostí souřadnic a následném uložení na místo odpovídající daným souřadnicím po výměně </w:t>
+      </w:r>
       <w:r>
         <w:lastRenderedPageBreak/>
-        <w:t xml:space="preserve">Jelikož se jedná o prohození hodnot, tak to díky </w:t>
-      </w:r>
-      <w:proofErr w:type="spellStart"/>
-      <w:r>
-        <w:t>komutativitě</w:t>
-      </w:r>
-      <w:proofErr w:type="spellEnd"/>
-      <w:r>
-        <w:t xml:space="preserve"> násobení znamená nezměněný celkový po</w:t>
-      </w:r>
-      <w:r>
-        <w:t>č</w:t>
-      </w:r>
-      <w:r>
-        <w:t>et prvků.</w:t>
-      </w:r>
-      <w:r>
-        <w:t xml:space="preserve"> Při transpozici se tedy alokuje nové pole o stejné velikosti jako to staré.</w:t>
-      </w:r>
-      <w:r>
-        <w:t xml:space="preserve"> Bylo by sice možné implementovat tuto operaci na místě (in-place), to by ale znamenalo více celkových přesouvání, což by se značně prodražilo u velkých objektů.</w:t>
-      </w:r>
-      <w:r>
-        <w:t xml:space="preserve"> Poté dochází k přesunu prvků ze starého pole na nové</w:t>
-      </w:r>
-      <w:r>
-        <w:t>,</w:t>
-      </w:r>
-      <w:r>
-        <w:t xml:space="preserve"> a to </w:t>
-      </w:r>
-      <w:r>
-        <w:t>pomocí získání jeho souřadnice dle starých velikostí souřadnic a následném uložení na místo odpovídající daným souřadnicím po výměně vybraných souřadnic.</w:t>
+        <w:t>vybraných souřadnic.</w:t>
       </w:r>
       <w:r>
         <w:t xml:space="preserve"> Je totiž nutné si uvědomit, že pozice prvku se nezmění, jenom v případě, kdy jeho dvě vybrané souřadnice, korespondující vyměněným souřadnicím, jsou stejné.</w:t>
@@ -7935,6 +7979,7 @@
           <w:numId w:val="6"/>
         </w:numPr>
         <w:spacing w:line="360" w:lineRule="auto"/>
+        <w:jc w:val="both"/>
       </w:pPr>
       <w:r>
         <w:t>Vypočítat jeho souřadnice podle starých velikostí dimenzí.</w:t>
@@ -7948,6 +7993,7 @@
           <w:numId w:val="6"/>
         </w:numPr>
         <w:spacing w:line="360" w:lineRule="auto"/>
+        <w:jc w:val="both"/>
       </w:pPr>
       <w:r>
         <w:t>Prohodit jeho souřadnice podle toto, jaké dimenze jsou vybrány k prohození.</w:t>
@@ -7961,6 +8007,7 @@
           <w:numId w:val="6"/>
         </w:numPr>
         <w:spacing w:line="360" w:lineRule="auto"/>
+        <w:jc w:val="both"/>
       </w:pPr>
       <w:r>
         <w:t>Přesunout prvek na tyto nové souřadnice do nového pole.</w:t>
@@ -7969,6 +8016,7 @@
     <w:p>
       <w:pPr>
         <w:spacing w:line="360" w:lineRule="auto"/>
+        <w:jc w:val="both"/>
       </w:pPr>
       <w:r>
         <w:t>V případě sériové implementace je na první krok použita</w:t>
@@ -7995,6 +8043,7 @@
     <w:p>
       <w:pPr>
         <w:spacing w:line="360" w:lineRule="auto"/>
+        <w:jc w:val="both"/>
       </w:pPr>
       <w:r>
         <w:t xml:space="preserve">Existuje také metoda pro změnu velikosti </w:t>
@@ -8057,6 +8106,7 @@
     <w:p>
       <w:pPr>
         <w:spacing w:line="360" w:lineRule="auto"/>
+        <w:jc w:val="both"/>
       </w:pPr>
       <w:r>
         <w:t>Uživatel má dále možnost odebrat či přidat dimenzi.</w:t>
@@ -8065,44 +8115,44 @@
         <w:t xml:space="preserve"> To je řešeno pomocí dvou sobě podobných metod.</w:t>
       </w:r>
       <w:r>
-        <w:t xml:space="preserve"> U metody pro přidání dimenze uživatel specifikuje velikost dané dimenze a pozici, na které bude vložena. Ostatní velikosti dimenzí od dané pozice do konce budou </w:t>
+        <w:t xml:space="preserve"> U metody pro přidání dimenze uživatel specifikuje velikost dané dimenze a pozici, na které bude vložena. Ostatní velikosti dimenzí od dané pozice do konce budou posunuty.</w:t>
+      </w:r>
+      <w:r>
+        <w:t xml:space="preserve"> </w:t>
+      </w:r>
+      <w:r>
+        <w:t>Poté je aktualizován vnitřní stav metadat (</w:t>
+      </w:r>
+      <w:r>
+        <w:t>vektor kumulativních součinů předchozích velikostí dimenzí</w:t>
+      </w:r>
+      <w:r>
+        <w:t xml:space="preserve">). </w:t>
+      </w:r>
+      <w:r>
+        <w:t xml:space="preserve">Následně je alokováno nové pole pro prvky. </w:t>
+      </w:r>
+      <w:r>
+        <w:t>Při přesunu prvků je využito optimalizačního triku, díky kterému není třeba žádné práce se souřadnicemi</w:t>
+      </w:r>
+      <w:r>
+        <w:t xml:space="preserve"> u každého prvku</w:t>
+      </w:r>
+      <w:r>
+        <w:t>.</w:t>
+      </w:r>
+      <w:r>
+        <w:t xml:space="preserve"> Z původního pole je třeba přesunout každý prvek, ale nové pole nebude prvky zcela zaplněno (pokud přidaná dimenze není velikosti 1).</w:t>
+      </w:r>
+      <w:r>
+        <w:t xml:space="preserve"> Stane se tak, že na novém poli budou rozsahy indexů, kam se prvky vloží a mezi nimi budou mezery, které nedostanou žádný vložený prvek.</w:t>
+      </w:r>
+      <w:r>
+        <w:t xml:space="preserve"> Tyto rozsahy jde vypočítat a sestrojit tak cyklus, co jen jednou projede indexem po původním poli </w:t>
       </w:r>
       <w:r>
         <w:lastRenderedPageBreak/>
-        <w:t>posunuty.</w:t>
-      </w:r>
-      <w:r>
-        <w:t xml:space="preserve"> </w:t>
-      </w:r>
-      <w:r>
-        <w:t>Poté je aktualizován vnitřní stav metadat (</w:t>
-      </w:r>
-      <w:r>
-        <w:t>vektor kumulativních součinů předchozích velikostí dimenzí</w:t>
-      </w:r>
-      <w:r>
-        <w:t xml:space="preserve">). </w:t>
-      </w:r>
-      <w:r>
-        <w:t xml:space="preserve">Následně je alokováno nové pole pro prvky. </w:t>
-      </w:r>
-      <w:r>
-        <w:t>Při přesunu prvků je využito optimalizačního triku, díky kterému není třeba žádné práce se souřadnicemi</w:t>
-      </w:r>
-      <w:r>
-        <w:t xml:space="preserve"> u každého prvku</w:t>
-      </w:r>
-      <w:r>
-        <w:t>.</w:t>
-      </w:r>
-      <w:r>
-        <w:t xml:space="preserve"> Z původního pole je třeba přesunout každý prvek, ale nové pole nebude prvky zcela zaplněno (pokud přidaná dimenze není velikosti 1).</w:t>
-      </w:r>
-      <w:r>
-        <w:t xml:space="preserve"> Stane se tak, že na novém poli budou rozsahy indexů, kam se prvky vloží a mezi nimi budou mezery, které nedostanou žádný vložený prvek.</w:t>
-      </w:r>
-      <w:r>
-        <w:t xml:space="preserve"> Tyto rozsahy jde vypočítat a sestrojit tak cyklus, co jen jednou projede indexem po původním poli přesouvajíc prvky na druhé jedna ku jedné a poté v pravý čas přeskočí několik indexů na cílovém poli</w:t>
+        <w:t>přesouvajíc prvky na druhé jedna ku jedné a poté v pravý čas přeskočí několik indexů na cílovém poli</w:t>
       </w:r>
       <w:r>
         <w:t>,</w:t>
@@ -8202,6 +8252,7 @@
           <w:numId w:val="8"/>
         </w:numPr>
         <w:spacing w:line="360" w:lineRule="auto"/>
+        <w:jc w:val="both"/>
       </w:pPr>
       <m:oMath>
         <m:r>
@@ -8220,6 +8271,7 @@
           <w:numId w:val="8"/>
         </w:numPr>
         <w:spacing w:line="360" w:lineRule="auto"/>
+        <w:jc w:val="both"/>
       </w:pPr>
       <w:r>
         <w:rPr>
@@ -8258,6 +8310,7 @@
           <w:numId w:val="8"/>
         </w:numPr>
         <w:spacing w:line="360" w:lineRule="auto"/>
+        <w:jc w:val="both"/>
       </w:pPr>
       <m:oMath>
         <m:r>
@@ -8302,6 +8355,7 @@
           <w:numId w:val="8"/>
         </w:numPr>
         <w:spacing w:line="360" w:lineRule="auto"/>
+        <w:jc w:val="both"/>
       </w:pPr>
       <m:oMath>
         <m:r>
@@ -8364,6 +8418,7 @@
           <w:numId w:val="8"/>
         </w:numPr>
         <w:spacing w:line="360" w:lineRule="auto"/>
+        <w:jc w:val="both"/>
       </w:pPr>
       <m:oMath>
         <m:r>
@@ -8382,6 +8437,7 @@
           <w:numId w:val="8"/>
         </w:numPr>
         <w:spacing w:line="360" w:lineRule="auto"/>
+        <w:jc w:val="both"/>
       </w:pPr>
       <m:oMath>
         <m:r>
@@ -8400,6 +8456,7 @@
           <w:numId w:val="8"/>
         </w:numPr>
         <w:spacing w:line="360" w:lineRule="auto"/>
+        <w:jc w:val="both"/>
       </w:pPr>
       <m:oMath>
         <m:r>
@@ -8442,6 +8499,7 @@
           <w:numId w:val="11"/>
         </w:numPr>
         <w:spacing w:line="360" w:lineRule="auto"/>
+        <w:jc w:val="both"/>
       </w:pPr>
       <m:oMath>
         <m:sSub>
@@ -8512,6 +8570,7 @@
           <w:numId w:val="11"/>
         </w:numPr>
         <w:spacing w:line="360" w:lineRule="auto"/>
+        <w:jc w:val="both"/>
       </w:pPr>
       <m:oMath>
         <m:r>
@@ -8530,6 +8589,7 @@
           <w:numId w:val="11"/>
         </w:numPr>
         <w:spacing w:line="360" w:lineRule="auto"/>
+        <w:jc w:val="both"/>
       </w:pPr>
       <m:oMath>
         <m:r>
@@ -8548,6 +8608,7 @@
           <w:numId w:val="11"/>
         </w:numPr>
         <w:spacing w:line="360" w:lineRule="auto"/>
+        <w:jc w:val="both"/>
       </w:pPr>
       <m:oMath>
         <m:d>
@@ -8600,6 +8661,7 @@
           <w:numId w:val="8"/>
         </w:numPr>
         <w:spacing w:line="360" w:lineRule="auto"/>
+        <w:jc w:val="both"/>
       </w:pPr>
       <w:r>
         <w:t>Konec</w:t>
@@ -8608,6 +8670,7 @@
     <w:p>
       <w:pPr>
         <w:spacing w:line="360" w:lineRule="auto"/>
+        <w:jc w:val="both"/>
       </w:pPr>
       <w:r>
         <w:t>Tímto jsou prvky přesunuty za předpokladu, že nové pole mělo alokováno dost prostoru.</w:t>
@@ -8621,12 +8684,12 @@
           <w:numId w:val="12"/>
         </w:numPr>
         <w:spacing w:line="360" w:lineRule="auto"/>
-        <w:rPr>
-          <w:lang w:eastAsia="cs-CZ"/>
-        </w:rPr>
-      </w:pPr>
-      <w:r>
-        <w:lastRenderedPageBreak/>
+        <w:jc w:val="both"/>
+        <w:rPr>
+          <w:lang w:eastAsia="cs-CZ"/>
+        </w:rPr>
+      </w:pPr>
+      <w:r>
         <w:t>Toto funguje</w:t>
       </w:r>
       <w:r>
@@ -8701,6 +8764,7 @@
           <w:numId w:val="12"/>
         </w:numPr>
         <w:spacing w:line="360" w:lineRule="auto"/>
+        <w:jc w:val="both"/>
         <w:rPr>
           <w:lang w:eastAsia="cs-CZ"/>
         </w:rPr>
@@ -8720,6 +8784,7 @@
           <w:numId w:val="12"/>
         </w:numPr>
         <w:spacing w:line="360" w:lineRule="auto"/>
+        <w:jc w:val="both"/>
         <w:rPr>
           <w:lang w:eastAsia="cs-CZ"/>
         </w:rPr>
@@ -8737,7 +8802,11 @@
         <w:t>)</w:t>
       </w:r>
       <w:r>
-        <w:t xml:space="preserve"> vede k bloku o velikosti nového nejednoznačného výběru s prvky na místě starého nejednoznačného výběru, které je ihned na začátku nového nejednoznačného výb</w:t>
+        <w:t xml:space="preserve"> vede k bloku o velikosti nového nejednoznačného výběru s prvky na místě starého nejednoznačného výběru, které je </w:t>
+      </w:r>
+      <w:r>
+        <w:lastRenderedPageBreak/>
+        <w:t>ihned na začátku nového nejednoznačného výb</w:t>
       </w:r>
       <w:r>
         <w:t>ě</w:t>
@@ -8769,6 +8838,7 @@
           <w:numId w:val="12"/>
         </w:numPr>
         <w:spacing w:line="360" w:lineRule="auto"/>
+        <w:jc w:val="both"/>
         <w:rPr>
           <w:lang w:eastAsia="cs-CZ"/>
         </w:rPr>
@@ -8891,6 +8961,7 @@
     <w:p>
       <w:pPr>
         <w:spacing w:line="360" w:lineRule="auto"/>
+        <w:jc w:val="both"/>
       </w:pPr>
       <w:r>
         <w:t>Metoda na odstranění dimenze funguje podobně. Na vstupu požaduje jenom pozici dimenze k odstranění.</w:t>
@@ -8914,6 +8985,7 @@
     <w:p>
       <w:pPr>
         <w:spacing w:line="360" w:lineRule="auto"/>
+        <w:jc w:val="both"/>
       </w:pPr>
       <w:r>
         <w:t>Ve výbavě tenzoru jsou také metody umožňující unární i binární operace typů pro každý prvek, prvek jednoho tenzoru na prvek druhého tenzoru jedna ku jednom a také každý prvek jednoho tenzoru s danou hodnotou stejného typu jako hodnotový typ.</w:t>
@@ -8963,164 +9035,175 @@
         <w:t xml:space="preserve"> co dělají operaci na místě (čili výsledek ukládají do prvního operandu) a na ty co vrací nový tenzor.</w:t>
       </w:r>
       <w:r>
-        <w:t xml:space="preserve"> Výhodné na těchto metodách je fakt, že jsou operace prvek na prvek </w:t>
+        <w:t xml:space="preserve"> Výhodné na těchto metodách je fakt, že jsou operace prvek na prvek naprosto nezávislé na jakékoliv jiné operaci a tím pádem jsou ukázkovým kandidátem na paralelizaci.</w:t>
+      </w:r>
+    </w:p>
+    <w:p>
+      <w:pPr>
+        <w:spacing w:line="360" w:lineRule="auto"/>
+        <w:jc w:val="both"/>
+      </w:pPr>
+      <w:r>
+        <w:t xml:space="preserve">Základní způsob, jak inicializovat tenzor je mu při konstrukci dát velikosti dimenzí. Podle nich si </w:t>
+      </w:r>
+      <w:r>
+        <w:t>vypočte</w:t>
+      </w:r>
+      <w:r>
+        <w:t xml:space="preserve"> vnitřní stav a alokuje pole s prvky podle potřebné velikosti.</w:t>
+      </w:r>
+      <w:r>
+        <w:t xml:space="preserve"> Pro rychlou inicializaci je možné společně s velikostmi dimenzí předat i pole se samotnými prvky. Výhodou je menší režie s inicializací, ovšem předání pole o nesprávné velikosti je nedefinované chování.</w:t>
+      </w:r>
+      <w:r>
+        <w:t xml:space="preserve"> Také lze tenzor vykonstruovat z jiného </w:t>
+      </w:r>
+      <w:r>
+        <w:t>tenzoru,</w:t>
+      </w:r>
+      <w:r>
+        <w:t xml:space="preserve"> a to jako kopii, tak i jako přesun.</w:t>
+      </w:r>
+      <w:r>
+        <w:t xml:space="preserve"> Pro to také existují přetížené operátory přiřazení.</w:t>
+      </w:r>
+      <w:r>
+        <w:t xml:space="preserve"> </w:t>
+      </w:r>
+      <w:r>
+        <w:t xml:space="preserve">Kopie tenzoru zkopíruje data i metadata tenzoru </w:t>
+      </w:r>
+      <w:proofErr w:type="spellStart"/>
+      <w:r>
+        <w:t>delega</w:t>
+      </w:r>
+      <w:r>
+        <w:t>čně</w:t>
+      </w:r>
+      <w:proofErr w:type="spellEnd"/>
+      <w:r>
+        <w:t xml:space="preserve"> přes kopii polí. Přesunutí</w:t>
+      </w:r>
+      <w:r>
+        <w:t xml:space="preserve"> opět za pomocí delegace na pole přesune pole dat i metadat. </w:t>
+      </w:r>
+      <w:r>
+        <w:t xml:space="preserve">Nakonec je </w:t>
       </w:r>
       <w:r>
         <w:lastRenderedPageBreak/>
-        <w:t>naprosto nezávislé na jakékoliv jiné operaci a tím pádem jsou ukázkovým kandidátem na paralelizaci.</w:t>
+        <w:t xml:space="preserve">tenzor </w:t>
+      </w:r>
+      <w:proofErr w:type="spellStart"/>
+      <w:r>
+        <w:t>konstruktibilní</w:t>
+      </w:r>
+      <w:proofErr w:type="spellEnd"/>
+      <w:r>
+        <w:t xml:space="preserve"> i bez parametrů, takzvaně výchozí cestou.</w:t>
+      </w:r>
+      <w:r>
+        <w:t xml:space="preserve"> Technicky vzato se nejedná o invalidní objekt, jenom je bezrozměrný.</w:t>
       </w:r>
     </w:p>
     <w:p>
       <w:pPr>
         <w:spacing w:line="360" w:lineRule="auto"/>
-      </w:pPr>
-      <w:r>
-        <w:t xml:space="preserve">Základní způsob, jak inicializovat tenzor je mu při konstrukci dát velikosti dimenzí. Podle nich si </w:t>
-      </w:r>
-      <w:r>
-        <w:t>vypočte</w:t>
-      </w:r>
-      <w:r>
-        <w:t xml:space="preserve"> vnitřní stav a alokuje pole s prvky podle potřebné velikosti.</w:t>
-      </w:r>
-      <w:r>
-        <w:t xml:space="preserve"> Pro rychlou inicializaci je možné společně s velikostmi dimenzí předat i pole se samotnými prvky. Výhodou je menší režie s inicializací, ovšem předání pole o nesprávné velikosti je nedefinované chování.</w:t>
-      </w:r>
-      <w:r>
-        <w:t xml:space="preserve"> Také lze tenzor vykonstruovat z jiného </w:t>
-      </w:r>
-      <w:r>
-        <w:t>tenzoru,</w:t>
-      </w:r>
-      <w:r>
-        <w:t xml:space="preserve"> a to jako kopii, tak i jako přesun.</w:t>
-      </w:r>
-      <w:r>
-        <w:t xml:space="preserve"> Pro to také existují přetížené operátory přiřazení.</w:t>
+        <w:jc w:val="both"/>
+      </w:pPr>
+      <w:r>
+        <w:t>Tenzor má nakonec ve výbavě i analytické a pomocné metody. Příkladem je metoda na zjištění stejné velikosti všech dimenzí, nebo metoda na validaci souřadnic.</w:t>
+      </w:r>
+      <w:r>
+        <w:t xml:space="preserve"> Tenzory jsou také schopné se mezi sebou porovnávat, jak ohledně ekvivalence, tak pomocí pořadí</w:t>
+      </w:r>
+      <w:r>
+        <w:t xml:space="preserve"> větší menší a rovno</w:t>
+      </w:r>
+      <w:r>
+        <w:t>.</w:t>
+      </w:r>
+      <w:r>
+        <w:t xml:space="preserve"> Tyto operace jsou delegovány na samotné pole, které v podobě kontejnerů tyto schopnosti porovnávat se mají také.</w:t>
+      </w:r>
+    </w:p>
+    <w:p>
+      <w:pPr>
+        <w:pStyle w:val="Nadpis2"/>
+        <w:jc w:val="both"/>
+      </w:pPr>
+      <w:bookmarkStart w:id="8" w:name="_Toc229859073"/>
+      <w:r>
+        <w:t>1.4 Logika pole/</w:t>
+      </w:r>
+      <w:r>
+        <w:t xml:space="preserve">lineárního </w:t>
+      </w:r>
+      <w:r>
+        <w:t>kontejneru</w:t>
+      </w:r>
+      <w:bookmarkEnd w:id="8"/>
+    </w:p>
+    <w:p>
+      <w:pPr>
+        <w:spacing w:line="360" w:lineRule="auto"/>
+        <w:jc w:val="both"/>
+      </w:pPr>
+      <w:r>
+        <w:t>Jedná se o jednorozměrný kontejner s prvky uloženými vedle sebe v paměti.</w:t>
+      </w:r>
+      <w:r>
+        <w:t xml:space="preserve"> Tenzor ho využívá pro ukládání dat i metadat.</w:t>
+      </w:r>
+      <w:r>
+        <w:t xml:space="preserve"> Veřejným rozhraním napodobuje rozhraní </w:t>
+      </w:r>
+      <w:proofErr w:type="spellStart"/>
+      <w:proofErr w:type="gramStart"/>
+      <w:r>
+        <w:t>std</w:t>
+      </w:r>
+      <w:proofErr w:type="spellEnd"/>
+      <w:r>
+        <w:t>::</w:t>
+      </w:r>
+      <w:proofErr w:type="spellStart"/>
+      <w:proofErr w:type="gramEnd"/>
+      <w:r>
+        <w:t>vector</w:t>
+      </w:r>
+      <w:proofErr w:type="spellEnd"/>
+      <w:r>
+        <w:t>.</w:t>
+      </w:r>
+      <w:r>
+        <w:t xml:space="preserve"> Uvnitř si udržuje ukazatel na začátek pole, ukazatel na konec pole a ukazatel na konec kapacity pole.</w:t>
+      </w:r>
+      <w:r>
+        <w:t xml:space="preserve"> Udržuje si také objekt paměťového </w:t>
+      </w:r>
+      <w:proofErr w:type="spellStart"/>
+      <w:r>
+        <w:t>backendu</w:t>
+      </w:r>
+      <w:proofErr w:type="spellEnd"/>
+      <w:r>
+        <w:t xml:space="preserve">, který se stará o práci s pamětí a umožňuje kontejneru pracovat s různými druhy paměti díky vzoru </w:t>
+      </w:r>
+      <w:r>
+        <w:t>vkládání</w:t>
+      </w:r>
+      <w:r>
+        <w:t xml:space="preserve"> závislosti.</w:t>
       </w:r>
       <w:r>
         <w:t xml:space="preserve"> </w:t>
       </w:r>
-      <w:r>
-        <w:t xml:space="preserve">Kopie tenzoru zkopíruje data i metadata tenzoru </w:t>
-      </w:r>
-      <w:proofErr w:type="spellStart"/>
-      <w:r>
-        <w:t>delega</w:t>
-      </w:r>
-      <w:r>
-        <w:t>čně</w:t>
-      </w:r>
-      <w:proofErr w:type="spellEnd"/>
-      <w:r>
-        <w:t xml:space="preserve"> přes kopii polí. Přesunutí</w:t>
-      </w:r>
-      <w:r>
-        <w:t xml:space="preserve"> opět za pomocí delegace na pole přesune pole dat i metadat. </w:t>
-      </w:r>
-      <w:r>
-        <w:t xml:space="preserve">Nakonec je tenzor </w:t>
-      </w:r>
-      <w:proofErr w:type="spellStart"/>
-      <w:r>
-        <w:t>konstruktibilní</w:t>
-      </w:r>
-      <w:proofErr w:type="spellEnd"/>
-      <w:r>
-        <w:t xml:space="preserve"> i bez parametrů, takzvaně výchozí cestou.</w:t>
-      </w:r>
-      <w:r>
-        <w:t xml:space="preserve"> Technicky vzato se nejedná o invalidní objekt, jenom je bezrozměrný.</w:t>
-      </w:r>
     </w:p>
     <w:p>
       <w:pPr>
         <w:spacing w:line="360" w:lineRule="auto"/>
-      </w:pPr>
-      <w:r>
-        <w:t>Tenzor má nakonec ve výbavě i analytické a pomocné metody. Příkladem je metoda na zjištění stejné velikosti všech dimenzí, nebo metoda na validaci souřadnic.</w:t>
-      </w:r>
-      <w:r>
-        <w:t xml:space="preserve"> Tenzory jsou také schopné se mezi sebou porovnávat, jak ohledně ekvivalence, tak pomocí pořadí</w:t>
-      </w:r>
-      <w:r>
-        <w:t xml:space="preserve"> větší menší a rovno</w:t>
-      </w:r>
-      <w:r>
-        <w:t>.</w:t>
-      </w:r>
-      <w:r>
-        <w:t xml:space="preserve"> Tyto operace jsou delegovány na samotné pole, které v podobě kontejnerů tyto schopnosti porovnávat se mají také.</w:t>
-      </w:r>
-    </w:p>
-    <w:p>
-      <w:pPr>
-        <w:pStyle w:val="Nadpis2"/>
-      </w:pPr>
-      <w:bookmarkStart w:id="8" w:name="_Toc229844817"/>
-      <w:r>
-        <w:t>1.4 Logika pole/kontejneru na prvky</w:t>
-      </w:r>
-      <w:bookmarkEnd w:id="8"/>
-    </w:p>
-    <w:p>
-      <w:pPr>
-        <w:spacing w:line="360" w:lineRule="auto"/>
-      </w:pPr>
-      <w:r>
-        <w:t>Jedná se o jednorozměrný kontejner s prvky uloženými vedle sebe v paměti.</w:t>
-      </w:r>
-      <w:r>
-        <w:t xml:space="preserve"> Tenzor ho využívá pro ukládání dat i metadat.</w:t>
-      </w:r>
-      <w:r>
-        <w:t xml:space="preserve"> Veřejným rozhraním napodobuje rozhraní </w:t>
-      </w:r>
-      <w:proofErr w:type="spellStart"/>
-      <w:proofErr w:type="gramStart"/>
-      <w:r>
-        <w:t>std</w:t>
-      </w:r>
-      <w:proofErr w:type="spellEnd"/>
-      <w:r>
-        <w:t>::</w:t>
-      </w:r>
-      <w:proofErr w:type="spellStart"/>
-      <w:proofErr w:type="gramEnd"/>
-      <w:r>
-        <w:t>vector</w:t>
-      </w:r>
-      <w:proofErr w:type="spellEnd"/>
-      <w:r>
-        <w:t>.</w:t>
-      </w:r>
-      <w:r>
-        <w:t xml:space="preserve"> Uvnitř si udržuje ukazatel na začátek pole, ukazatel na konec pole a ukazatel na konec kapacity pole.</w:t>
-      </w:r>
-      <w:r>
-        <w:t xml:space="preserve"> Udržuje si také objekt paměťového </w:t>
-      </w:r>
-      <w:proofErr w:type="spellStart"/>
-      <w:r>
-        <w:t>backendu</w:t>
-      </w:r>
-      <w:proofErr w:type="spellEnd"/>
-      <w:r>
-        <w:t xml:space="preserve">, který se stará o práci s pamětí a umožňuje kontejneru pracovat s různými druhy paměti díky vzoru </w:t>
-      </w:r>
-      <w:r>
-        <w:t>vkládání</w:t>
-      </w:r>
-      <w:r>
-        <w:t xml:space="preserve"> závislosti.</w:t>
-      </w:r>
-      <w:r>
-        <w:t xml:space="preserve"> </w:t>
-      </w:r>
-    </w:p>
-    <w:p>
-      <w:pPr>
-        <w:spacing w:line="360" w:lineRule="auto"/>
+        <w:jc w:val="both"/>
       </w:pPr>
       <w:r>
         <w:t>Vznikl z několika důvodů.</w:t>
@@ -9233,31 +9316,266 @@
     <w:p>
       <w:pPr>
         <w:spacing w:line="360" w:lineRule="auto"/>
+        <w:jc w:val="both"/>
+      </w:pPr>
+      <w:r>
+        <w:t>Kontejner je možné vytvořit ve výchozím stavu bez parametrů jako prázdný, nebo pomocí čísla udávající úvodní velikost.</w:t>
+      </w:r>
+      <w:r>
+        <w:t xml:space="preserve"> Je možné ho pomocí konstruktorů i přetížených operátorů přiřazení kopírovat i přesouvat.</w:t>
+      </w:r>
+      <w:r>
+        <w:t xml:space="preserve"> </w:t>
+      </w:r>
+      <w:r>
+        <w:t xml:space="preserve">Kopie zkopíruje data </w:t>
+      </w:r>
+      <w:r>
+        <w:t>kontejneru,</w:t>
+      </w:r>
+      <w:r>
+        <w:t xml:space="preserve"> zatímco přesunutí jenom předává ukazatele na data (začátek, konec a konec kapacity).</w:t>
+      </w:r>
+      <w:r>
+        <w:t xml:space="preserve"> Kvůli bezpečné práci s pamětí je </w:t>
+      </w:r>
+      <w:r>
+        <w:t xml:space="preserve">paměťový </w:t>
+      </w:r>
+      <w:proofErr w:type="spellStart"/>
+      <w:r>
+        <w:t>backend</w:t>
+      </w:r>
+      <w:proofErr w:type="spellEnd"/>
+      <w:r>
+        <w:t xml:space="preserve"> také předáván a kopírován</w:t>
+      </w:r>
+      <w:r>
+        <w:t xml:space="preserve"> i přesto že klasické kopírování a přesun jsou povoleny pouze pro kontejnery se stejným typem </w:t>
+      </w:r>
+      <w:proofErr w:type="spellStart"/>
+      <w:r>
+        <w:t>backendu</w:t>
+      </w:r>
+      <w:proofErr w:type="spellEnd"/>
+      <w:r>
+        <w:t>.</w:t>
+      </w:r>
+      <w:r>
+        <w:t xml:space="preserve"> Pro bezpečnou kopii do kontejneru s jiným </w:t>
+      </w:r>
+      <w:proofErr w:type="spellStart"/>
+      <w:r>
+        <w:t>backendem</w:t>
+      </w:r>
+      <w:proofErr w:type="spellEnd"/>
+      <w:r>
+        <w:t xml:space="preserve"> slouží speciální </w:t>
+      </w:r>
+      <w:r>
+        <w:t>metoda,</w:t>
+      </w:r>
+      <w:r>
+        <w:t xml:space="preserve"> do které se nový </w:t>
+      </w:r>
+      <w:proofErr w:type="spellStart"/>
+      <w:r>
+        <w:t>backend</w:t>
+      </w:r>
+      <w:proofErr w:type="spellEnd"/>
+      <w:r>
+        <w:t xml:space="preserve"> </w:t>
+      </w:r>
+      <w:r>
+        <w:t>vkládá</w:t>
+      </w:r>
+      <w:r>
+        <w:t>.</w:t>
+      </w:r>
+      <w:r>
+        <w:t xml:space="preserve"> Tato metoda ovšem dělá pouze kopii, jelikož nelze </w:t>
+      </w:r>
+      <w:r>
+        <w:t>zajistit</w:t>
+      </w:r>
+      <w:r>
+        <w:t xml:space="preserve"> bezpečný přesun z jednoho </w:t>
+      </w:r>
+      <w:proofErr w:type="spellStart"/>
+      <w:r>
+        <w:t>backendu</w:t>
+      </w:r>
+      <w:proofErr w:type="spellEnd"/>
+      <w:r>
+        <w:t xml:space="preserve"> do druhého.</w:t>
+      </w:r>
+    </w:p>
+    <w:p>
+      <w:pPr>
+        <w:spacing w:line="360" w:lineRule="auto"/>
+        <w:jc w:val="both"/>
       </w:pPr>
       <w:r>
         <w:lastRenderedPageBreak/>
-        <w:t>Kontejner je možné vytvořit ve výchozím stavu bez parametrů jako prázdný, nebo pomocí čísla udávající úvodní velikost.</w:t>
-      </w:r>
-      <w:r>
-        <w:t xml:space="preserve"> Je možné ho pomocí konstruktorů i přetížených operátorů přiřazení kopírovat i přesouvat.</w:t>
+        <w:t xml:space="preserve">Podobně jako u </w:t>
+      </w:r>
+      <w:proofErr w:type="spellStart"/>
+      <w:proofErr w:type="gramStart"/>
+      <w:r>
+        <w:t>std</w:t>
+      </w:r>
+      <w:proofErr w:type="spellEnd"/>
+      <w:r>
+        <w:t>::</w:t>
+      </w:r>
+      <w:proofErr w:type="spellStart"/>
+      <w:proofErr w:type="gramEnd"/>
+      <w:r>
+        <w:t>vector</w:t>
+      </w:r>
+      <w:proofErr w:type="spellEnd"/>
+      <w:r>
+        <w:t>, tak je možné místo okamžité změny velikosti paměť pouze rezervovat – tedy alokovat předem. Změna velikosti samotná je samozřejmostí.</w:t>
+      </w:r>
+      <w:r>
+        <w:t xml:space="preserve"> Existují také metody na vložení a odebrání prvků na konci.</w:t>
+      </w:r>
+      <w:r>
+        <w:t xml:space="preserve"> Pokud pokus o přidání prvku na konec vyžaduje více alokované paměti, tak je kapacita navýšena </w:t>
+      </w:r>
+      <w:r>
+        <w:t>následovně:</w:t>
+      </w:r>
+    </w:p>
+    <w:p>
+      <w:pPr>
+        <w:spacing w:line="360" w:lineRule="auto"/>
+        <w:jc w:val="both"/>
+      </w:pPr>
+      <m:oMathPara>
+        <m:oMath>
+          <m:r>
+            <w:rPr>
+              <w:rFonts w:ascii="Cambria Math" w:hAnsi="Cambria Math"/>
+            </w:rPr>
+            <m:t>nováKapacita≔</m:t>
+          </m:r>
+          <m:d>
+            <m:dPr>
+              <m:ctrlPr>
+                <w:rPr>
+                  <w:rFonts w:ascii="Cambria Math" w:hAnsi="Cambria Math"/>
+                  <w:i/>
+                </w:rPr>
+              </m:ctrlPr>
+            </m:dPr>
+            <m:e>
+              <m:r>
+                <w:rPr>
+                  <w:rFonts w:ascii="Cambria Math" w:hAnsi="Cambria Math"/>
+                </w:rPr>
+                <m:t>kapacita*1.5</m:t>
+              </m:r>
+            </m:e>
+          </m:d>
+          <m:r>
+            <w:rPr>
+              <w:rFonts w:ascii="Cambria Math" w:hAnsi="Cambria Math"/>
+            </w:rPr>
+            <m:t>+8</m:t>
+          </m:r>
+        </m:oMath>
+      </m:oMathPara>
+    </w:p>
+    <w:p>
+      <w:pPr>
+        <w:spacing w:line="360" w:lineRule="auto"/>
+        <w:jc w:val="both"/>
+      </w:pPr>
+      <w:r>
+        <w:t xml:space="preserve">To zajistí dostatečně malý počet realokací a </w:t>
+      </w:r>
+      <w:r>
+        <w:t xml:space="preserve">komplexita </w:t>
+      </w:r>
+      <w:r>
+        <w:t xml:space="preserve">vložení jednoho prvku do pole bude </w:t>
+      </w:r>
+      <w:r>
+        <w:t>amortizovaná</w:t>
       </w:r>
       <w:r>
         <w:t xml:space="preserve"> </w:t>
       </w:r>
-      <w:r>
-        <w:t xml:space="preserve">Kopie zkopíruje data </w:t>
-      </w:r>
-      <w:r>
-        <w:t>kontejneru,</w:t>
-      </w:r>
-      <w:r>
-        <w:t xml:space="preserve"> zatímco přesunutí jenom předává ukazatele na data (začátek, konec a konec kapacity).</w:t>
-      </w:r>
-      <w:r>
-        <w:t xml:space="preserve"> Kvůli bezpečné práci s pamětí je </w:t>
-      </w:r>
-      <w:r>
-        <w:t xml:space="preserve">paměťový </w:t>
+      <w:proofErr w:type="gramStart"/>
+      <w:r>
+        <w:t>O(</w:t>
+      </w:r>
+      <w:proofErr w:type="gramEnd"/>
+      <w:r>
+        <w:t>1)</w:t>
+      </w:r>
+      <w:r>
+        <w:t>.</w:t>
+      </w:r>
+      <w:r>
+        <w:t xml:space="preserve"> Přičtení konstantního čísla na konec jen zajišťuje nenulovou alokaci v případě přidání prvku do prázdného pole.</w:t>
+      </w:r>
+    </w:p>
+    <w:p>
+      <w:pPr>
+        <w:spacing w:line="360" w:lineRule="auto"/>
+        <w:jc w:val="both"/>
+      </w:pPr>
+      <w:r>
+        <w:t xml:space="preserve">Lineární kontejner nabízí také metody na vložení a odebrání prvků z libovolné pozice. Ovšem stejně jako u </w:t>
+      </w:r>
+      <w:proofErr w:type="spellStart"/>
+      <w:proofErr w:type="gramStart"/>
+      <w:r>
+        <w:t>std</w:t>
+      </w:r>
+      <w:proofErr w:type="spellEnd"/>
+      <w:r>
+        <w:t>::</w:t>
+      </w:r>
+      <w:proofErr w:type="spellStart"/>
+      <w:proofErr w:type="gramEnd"/>
+      <w:r>
+        <w:t>vector</w:t>
+      </w:r>
+      <w:proofErr w:type="spellEnd"/>
+      <w:r>
+        <w:t xml:space="preserve"> je tato operace často drahá, jelikož často vede k nutnosti posunou všechny následující prvky.</w:t>
+      </w:r>
+      <w:r>
+        <w:t xml:space="preserve"> Tedy je složitosti O(len(L)), kde len(L) je délka lineárního kontejneru.</w:t>
+      </w:r>
+    </w:p>
+    <w:p>
+      <w:pPr>
+        <w:spacing w:line="360" w:lineRule="auto"/>
+        <w:jc w:val="both"/>
+      </w:pPr>
+      <w:r>
+        <w:t xml:space="preserve">Kontejnery se také mezi sebou můžou </w:t>
+      </w:r>
+      <w:r>
+        <w:t>porovnávat,</w:t>
+      </w:r>
+      <w:r>
+        <w:t xml:space="preserve"> a to jak kontrolující ekvivalenci, tak i pořadí.</w:t>
+      </w:r>
+      <w:r>
+        <w:t xml:space="preserve"> Nutno dodat, že zde k samotnému porovnání prvků dochází </w:t>
+      </w:r>
+      <w:proofErr w:type="spellStart"/>
+      <w:r>
+        <w:t>delegovaně</w:t>
+      </w:r>
+      <w:proofErr w:type="spellEnd"/>
+      <w:r>
+        <w:t xml:space="preserve"> přes paměťový </w:t>
       </w:r>
       <w:proofErr w:type="spellStart"/>
       <w:r>
@@ -9265,70 +9583,54 @@
       </w:r>
       <w:proofErr w:type="spellEnd"/>
       <w:r>
-        <w:t xml:space="preserve"> také předáván a kopírován</w:t>
-      </w:r>
-      <w:r>
-        <w:t xml:space="preserve"> i přesto že klasické kopírování a přesun jsou povoleny pouze pro kontejnery se stejným typem </w:t>
-      </w:r>
-      <w:proofErr w:type="spellStart"/>
-      <w:r>
-        <w:t>backendu</w:t>
-      </w:r>
-      <w:proofErr w:type="spellEnd"/>
-      <w:r>
-        <w:t>.</w:t>
-      </w:r>
-      <w:r>
-        <w:t xml:space="preserve"> Pro bezpečnou kopii do kontejneru s jiným </w:t>
-      </w:r>
-      <w:proofErr w:type="spellStart"/>
-      <w:r>
-        <w:t>backendem</w:t>
-      </w:r>
-      <w:proofErr w:type="spellEnd"/>
-      <w:r>
-        <w:t xml:space="preserve"> slouží speciální </w:t>
-      </w:r>
-      <w:r>
-        <w:t>metoda,</w:t>
-      </w:r>
-      <w:r>
-        <w:t xml:space="preserve"> do které se nový </w:t>
-      </w:r>
-      <w:proofErr w:type="spellStart"/>
-      <w:r>
-        <w:t>backend</w:t>
-      </w:r>
-      <w:proofErr w:type="spellEnd"/>
-      <w:r>
-        <w:t xml:space="preserve"> </w:t>
-      </w:r>
-      <w:proofErr w:type="spellStart"/>
-      <w:r>
-        <w:t>přikladá</w:t>
-      </w:r>
-      <w:proofErr w:type="spellEnd"/>
-      <w:r>
-        <w:t>.</w:t>
-      </w:r>
-      <w:r>
-        <w:t xml:space="preserve"> Tato metoda ovšem dělá pouze kopii, jelikož nelze </w:t>
-      </w:r>
-      <w:proofErr w:type="spellStart"/>
-      <w:r>
-        <w:t>zajitit</w:t>
-      </w:r>
-      <w:proofErr w:type="spellEnd"/>
-      <w:r>
-        <w:t xml:space="preserve"> bezpečný přesun z jednoho </w:t>
-      </w:r>
-      <w:proofErr w:type="spellStart"/>
-      <w:r>
-        <w:t>backendu</w:t>
-      </w:r>
-      <w:proofErr w:type="spellEnd"/>
-      <w:r>
-        <w:t xml:space="preserve"> do druhého.</w:t>
+        <w:t xml:space="preserve"> a metoda samotná pouze kontroluje velikosti a vrací výsledek.</w:t>
+      </w:r>
+    </w:p>
+    <w:p>
+      <w:pPr>
+        <w:spacing w:line="360" w:lineRule="auto"/>
+        <w:jc w:val="both"/>
+      </w:pPr>
+      <w:r>
+        <w:t xml:space="preserve">Také je možno vrátit konec či začátek kontejneru jako </w:t>
+      </w:r>
+      <w:proofErr w:type="spellStart"/>
+      <w:r>
+        <w:t>iterátor</w:t>
+      </w:r>
+      <w:proofErr w:type="spellEnd"/>
+      <w:r>
+        <w:t xml:space="preserve"> v podobě ukazatele</w:t>
+      </w:r>
+      <w:r>
+        <w:t>,</w:t>
+      </w:r>
+      <w:r>
+        <w:t xml:space="preserve"> a to i pro obrácené pořadí.</w:t>
+      </w:r>
+      <w:r>
+        <w:t xml:space="preserve"> Není také problém vrátit velikost a kapacitu.</w:t>
+      </w:r>
+      <w:r>
+        <w:t xml:space="preserve"> Toto všechno jsou samozřejmě operace </w:t>
+      </w:r>
+      <w:r>
+        <w:t>konstantní,</w:t>
+      </w:r>
+      <w:r>
+        <w:t xml:space="preserve"> a ještě k tomu velice rychlé.</w:t>
+      </w:r>
+    </w:p>
+    <w:p>
+      <w:pPr>
+        <w:spacing w:line="360" w:lineRule="auto"/>
+        <w:jc w:val="both"/>
+      </w:pPr>
+      <w:r>
+        <w:t>Na rozdíl od tenzoru lineární kontejner spravuje paměť ručně a tím pádem má i uvolnění paměti v destruktoru.</w:t>
+      </w:r>
+      <w:r>
+        <w:t xml:space="preserve"> O to se stará i jinde použitelná metoda na úplné vyprázdnění a dealokaci.</w:t>
       </w:r>
     </w:p>
     <w:p>
@@ -9339,7 +9641,7 @@
       <w:r>
         <w:br w:type="page"/>
       </w:r>
-      <w:bookmarkStart w:id="9" w:name="_Toc229844818"/>
+      <w:bookmarkStart w:id="9" w:name="_Toc229859074"/>
       <w:r>
         <w:lastRenderedPageBreak/>
         <w:t>2</w:t>
@@ -9433,8 +9735,9 @@
     <w:p>
       <w:pPr>
         <w:pStyle w:val="Nadpis2"/>
-      </w:pPr>
-      <w:bookmarkStart w:id="10" w:name="_Toc229844819"/>
+        <w:jc w:val="both"/>
+      </w:pPr>
+      <w:bookmarkStart w:id="10" w:name="_Toc229859075"/>
       <w:r>
         <w:t>2.1 Použité nástroje</w:t>
       </w:r>
@@ -9443,6 +9746,7 @@
     <w:p>
       <w:pPr>
         <w:spacing w:line="360" w:lineRule="auto"/>
+        <w:jc w:val="both"/>
       </w:pPr>
       <w:r>
         <w:t>Jak již napovídá název práce, tak je knihovna napsaná v jazyce C++</w:t>
@@ -9457,8 +9761,9 @@
     <w:p>
       <w:pPr>
         <w:pStyle w:val="Nadpis3"/>
-      </w:pPr>
-      <w:bookmarkStart w:id="11" w:name="_Toc229844820"/>
+        <w:jc w:val="both"/>
+      </w:pPr>
+      <w:bookmarkStart w:id="11" w:name="_Toc229859076"/>
       <w:r>
         <w:t xml:space="preserve">2.1.1 </w:t>
       </w:r>
@@ -9472,227 +9777,257 @@
     <w:p>
       <w:pPr>
         <w:spacing w:line="360" w:lineRule="auto"/>
+        <w:jc w:val="both"/>
       </w:pPr>
       <w:r>
         <w:t xml:space="preserve">Zajímavější je použitá knihovna </w:t>
       </w:r>
       <w:proofErr w:type="spellStart"/>
       <w:r>
+        <w:t>Adap</w:t>
+      </w:r>
+      <w:r>
+        <w:t>tiveCpp</w:t>
+      </w:r>
+      <w:proofErr w:type="spellEnd"/>
+      <w:r>
+        <w:rPr>
+          <w:vertAlign w:val="superscript"/>
+        </w:rPr>
+        <w:t>[</w:t>
+      </w:r>
+      <w:proofErr w:type="spellStart"/>
+      <w:r>
+        <w:rPr>
+          <w:vertAlign w:val="superscript"/>
+        </w:rPr>
+        <w:t>adaptive</w:t>
+      </w:r>
+      <w:proofErr w:type="spellEnd"/>
+      <w:r>
+        <w:rPr>
+          <w:vertAlign w:val="superscript"/>
+        </w:rPr>
+        <w:t>]</w:t>
+      </w:r>
+      <w:r>
+        <w:t>, jejíž hlavní misí je implementace sta</w:t>
+      </w:r>
+      <w:r>
+        <w:t>n</w:t>
+      </w:r>
+      <w:r>
+        <w:t xml:space="preserve">dartu </w:t>
+      </w:r>
+      <w:proofErr w:type="gramStart"/>
+      <w:r>
+        <w:t>SYCL</w:t>
+      </w:r>
+      <w:r>
+        <w:rPr>
+          <w:vertAlign w:val="superscript"/>
+        </w:rPr>
+        <w:t>[</w:t>
+      </w:r>
+      <w:proofErr w:type="spellStart"/>
+      <w:proofErr w:type="gramEnd"/>
+      <w:r>
+        <w:rPr>
+          <w:vertAlign w:val="superscript"/>
+        </w:rPr>
+        <w:t>sycl</w:t>
+      </w:r>
+      <w:proofErr w:type="spellEnd"/>
+      <w:r>
+        <w:rPr>
+          <w:vertAlign w:val="superscript"/>
+        </w:rPr>
+        <w:t>]</w:t>
+      </w:r>
+      <w:r>
+        <w:t xml:space="preserve"> spravovaného </w:t>
+      </w:r>
+      <w:proofErr w:type="spellStart"/>
+      <w:r>
+        <w:t>The</w:t>
+      </w:r>
+      <w:proofErr w:type="spellEnd"/>
+      <w:r>
+        <w:t xml:space="preserve"> </w:t>
+      </w:r>
+      <w:proofErr w:type="spellStart"/>
+      <w:r>
+        <w:t>Khronos</w:t>
+      </w:r>
+      <w:proofErr w:type="spellEnd"/>
+      <w:r>
+        <w:t xml:space="preserve"> Group</w:t>
+      </w:r>
+      <w:r>
+        <w:t>.</w:t>
+      </w:r>
+      <w:r>
+        <w:t xml:space="preserve"> SYCL standard definuje abstrakce pro umožnění heterogenního programování. To má umožnit použití více druhů výpočetních zařízení v jedné aplikaci. Například použití CPU (s možností jednoduché paralelizace), GPU a podobně.</w:t>
+      </w:r>
+      <w:r>
+        <w:t xml:space="preserve"> </w:t>
+      </w:r>
+      <w:proofErr w:type="spellStart"/>
+      <w:r>
         <w:t>AdaptiveCpp</w:t>
       </w:r>
       <w:proofErr w:type="spellEnd"/>
       <w:r>
-        <w:t xml:space="preserve"> (</w:t>
-      </w:r>
-      <w:hyperlink r:id="rId15" w:history="1">
-        <w:r>
-          <w:rPr>
-            <w:rStyle w:val="Hypertextovodkaz"/>
-          </w:rPr>
-          <w:t>https://github.com/AdaptiveCpp/AdaptiveCpp</w:t>
-        </w:r>
-      </w:hyperlink>
-      <w:r>
         <w:t xml:space="preserve"> </w:t>
       </w:r>
       <w:r>
-        <w:t>)</w:t>
-      </w:r>
-      <w:r>
-        <w:t>, jejíž hlavní misí je implementace sta</w:t>
-      </w:r>
-      <w:r>
-        <w:t>n</w:t>
-      </w:r>
-      <w:r>
-        <w:t>dartu SYCL (</w:t>
-      </w:r>
-      <w:hyperlink r:id="rId16" w:history="1">
-        <w:r>
-          <w:rPr>
-            <w:rStyle w:val="Hypertextovodkaz"/>
-          </w:rPr>
-          <w:t>https://www.khronos.org/sycl/</w:t>
-        </w:r>
-      </w:hyperlink>
-      <w:r>
-        <w:t xml:space="preserve"> ) spravovaného </w:t>
-      </w:r>
-      <w:proofErr w:type="spellStart"/>
-      <w:r>
-        <w:t>The</w:t>
-      </w:r>
-      <w:proofErr w:type="spellEnd"/>
-      <w:r>
-        <w:t xml:space="preserve"> </w:t>
-      </w:r>
-      <w:proofErr w:type="spellStart"/>
-      <w:r>
-        <w:t>Khronos</w:t>
-      </w:r>
-      <w:proofErr w:type="spellEnd"/>
-      <w:r>
-        <w:t xml:space="preserve"> Group</w:t>
-      </w:r>
+        <w:t>funguje jako abstrakční vrstva</w:t>
+      </w:r>
+      <w:r>
+        <w:t>,</w:t>
+      </w:r>
+      <w:r>
+        <w:t xml:space="preserve"> co umí využít více různých </w:t>
+      </w:r>
+      <w:proofErr w:type="spellStart"/>
+      <w:r>
+        <w:t>backendů</w:t>
+      </w:r>
+      <w:proofErr w:type="spellEnd"/>
+      <w:r>
+        <w:t xml:space="preserve">: CUDA pro grafické karty od společnosti NVIDIA, </w:t>
+      </w:r>
+      <w:proofErr w:type="spellStart"/>
+      <w:r>
+        <w:t>ROCm</w:t>
+      </w:r>
+      <w:proofErr w:type="spellEnd"/>
+      <w:r>
+        <w:t xml:space="preserve">/HIP pro grafické karty od AMD či </w:t>
+      </w:r>
+      <w:proofErr w:type="spellStart"/>
+      <w:r>
+        <w:t>OpenMD</w:t>
+      </w:r>
+      <w:proofErr w:type="spellEnd"/>
+      <w:r>
+        <w:t xml:space="preserve"> používající CPU (a tím pádem často používaný jako </w:t>
+      </w:r>
+      <w:proofErr w:type="spellStart"/>
+      <w:r>
+        <w:t>fallback</w:t>
+      </w:r>
+      <w:proofErr w:type="spellEnd"/>
+      <w:r>
+        <w:t>).</w:t>
+      </w:r>
+      <w:r>
+        <w:t xml:space="preserve"> Funguje tak že, vezme SYCL kód, oddělí ho na host kód pro běh na CPU a kód pro zařízení, který je poté převeden kód používaného </w:t>
+      </w:r>
+      <w:proofErr w:type="spellStart"/>
+      <w:r>
+        <w:t>backendu</w:t>
+      </w:r>
+      <w:proofErr w:type="spellEnd"/>
       <w:r>
         <w:t>.</w:t>
       </w:r>
-      <w:r>
-        <w:t xml:space="preserve"> SYCL standard definuje abstrakce pro umožnění heterogenního programování. To má umožnit použití více druhů výpočetních zařízení v jedné aplikaci. Například použití CPU (s možností jednoduché paralelizace), GPU a podobně.</w:t>
-      </w:r>
-      <w:r>
-        <w:t xml:space="preserve"> </w:t>
-      </w:r>
-      <w:proofErr w:type="spellStart"/>
-      <w:r>
-        <w:t>AdaptiveCpp</w:t>
-      </w:r>
-      <w:proofErr w:type="spellEnd"/>
-      <w:r>
-        <w:t xml:space="preserve"> </w:t>
-      </w:r>
-      <w:r>
-        <w:t>funguje jako abstrakční vrstva</w:t>
-      </w:r>
-      <w:r>
-        <w:t>,</w:t>
-      </w:r>
-      <w:r>
-        <w:t xml:space="preserve"> co umí využít více různých </w:t>
-      </w:r>
-      <w:proofErr w:type="spellStart"/>
-      <w:r>
-        <w:t>backendů</w:t>
-      </w:r>
-      <w:proofErr w:type="spellEnd"/>
-      <w:r>
-        <w:t xml:space="preserve">: CUDA pro grafické karty od společnosti NVIDIA, </w:t>
-      </w:r>
-      <w:proofErr w:type="spellStart"/>
-      <w:r>
-        <w:t>ROCm</w:t>
-      </w:r>
-      <w:proofErr w:type="spellEnd"/>
-      <w:r>
-        <w:t xml:space="preserve">/HIP pro grafické karty od AMD či </w:t>
-      </w:r>
-      <w:proofErr w:type="spellStart"/>
-      <w:r>
-        <w:t>OpenMD</w:t>
-      </w:r>
-      <w:proofErr w:type="spellEnd"/>
-      <w:r>
-        <w:t xml:space="preserve"> používající CPU (a tím pádem často používaný jako </w:t>
-      </w:r>
-      <w:proofErr w:type="spellStart"/>
-      <w:r>
-        <w:t>fallback</w:t>
-      </w:r>
-      <w:proofErr w:type="spellEnd"/>
-      <w:r>
-        <w:t>).</w:t>
-      </w:r>
-      <w:r>
-        <w:t xml:space="preserve"> Funguje tak že, vezme SYCL kód, oddělí ho na host kód pro běh na CPU a kód pro zařízení, který je poté převeden kód používaného </w:t>
-      </w:r>
-      <w:proofErr w:type="spellStart"/>
-      <w:r>
-        <w:t>backendu</w:t>
+    </w:p>
+    <w:p>
+      <w:pPr>
+        <w:pStyle w:val="Nadpis3"/>
+        <w:jc w:val="both"/>
+      </w:pPr>
+      <w:bookmarkStart w:id="12" w:name="_Toc229859077"/>
+      <w:r>
+        <w:t>2.1.2 Google test</w:t>
+      </w:r>
+      <w:bookmarkEnd w:id="12"/>
+    </w:p>
+    <w:p>
+      <w:pPr>
+        <w:spacing w:line="360" w:lineRule="auto"/>
+        <w:jc w:val="both"/>
+      </w:pPr>
+      <w:r>
+        <w:t xml:space="preserve">Pro testování byl vybrán </w:t>
+      </w:r>
+      <w:r>
+        <w:t xml:space="preserve">framework </w:t>
+      </w:r>
+      <w:proofErr w:type="spellStart"/>
+      <w:r>
+        <w:t>Google</w:t>
+      </w:r>
+      <w:r>
+        <w:t>T</w:t>
+      </w:r>
+      <w:r>
+        <w:t>est</w:t>
       </w:r>
       <w:proofErr w:type="spellEnd"/>
       <w:r>
         <w:t>.</w:t>
       </w:r>
+      <w:r>
+        <w:t xml:space="preserve"> Je vhodný díky své jednoduchosti použití a integrace to projektu.</w:t>
+      </w:r>
+      <w:r>
+        <w:t xml:space="preserve"> Umí rozdělovat testy do skupin, a také měřit čas vykonání testu, čímž je vhodný i pro zátěžové testování.</w:t>
+      </w:r>
+    </w:p>
+    <w:p>
+      <w:pPr>
+        <w:pStyle w:val="Nadpis2"/>
+        <w:jc w:val="both"/>
+      </w:pPr>
+      <w:bookmarkStart w:id="13" w:name="_Toc229859078"/>
+      <w:r>
+        <w:t>2.</w:t>
+      </w:r>
+      <w:r>
+        <w:t>2</w:t>
+      </w:r>
+      <w:r>
+        <w:t xml:space="preserve"> Komponenty</w:t>
+      </w:r>
+      <w:bookmarkEnd w:id="13"/>
+    </w:p>
+    <w:p>
+      <w:pPr>
+        <w:spacing w:line="360" w:lineRule="auto"/>
+        <w:jc w:val="both"/>
+      </w:pPr>
+      <w:r>
+        <w:t>Práce je a její komponenty jsou ve jmenném prostoru zvaném „gema“. Je to neoficiální název používaný uvnitř projektu.</w:t>
+      </w:r>
     </w:p>
     <w:p>
       <w:pPr>
         <w:pStyle w:val="Nadpis3"/>
-      </w:pPr>
-      <w:bookmarkStart w:id="12" w:name="_Toc229844821"/>
-      <w:r>
-        <w:t>2.1.2 Google test</w:t>
-      </w:r>
-      <w:bookmarkEnd w:id="12"/>
+        <w:jc w:val="both"/>
+      </w:pPr>
+      <w:bookmarkStart w:id="14" w:name="_Toc229859079"/>
+      <w:r>
+        <w:t>2.2.1 Koncepty</w:t>
+      </w:r>
+      <w:bookmarkEnd w:id="14"/>
     </w:p>
     <w:p>
       <w:pPr>
         <w:spacing w:line="360" w:lineRule="auto"/>
-      </w:pPr>
-      <w:r>
-        <w:t xml:space="preserve">Pro testování byl vybrán </w:t>
-      </w:r>
-      <w:r>
-        <w:t xml:space="preserve">framework </w:t>
-      </w:r>
-      <w:proofErr w:type="spellStart"/>
-      <w:r>
-        <w:t>Google</w:t>
-      </w:r>
-      <w:r>
-        <w:t>T</w:t>
-      </w:r>
-      <w:r>
-        <w:t>est</w:t>
-      </w:r>
-      <w:proofErr w:type="spellEnd"/>
+        <w:jc w:val="both"/>
+      </w:pPr>
+      <w:r>
+        <w:t>Konceptem je v tomto smyslu myšlen nástroj jazyka C++</w:t>
+      </w:r>
+      <w:r>
+        <w:t xml:space="preserve"> (od standardu C++20)</w:t>
+      </w:r>
       <w:r>
         <w:t>.</w:t>
       </w:r>
       <w:r>
-        <w:t xml:space="preserve"> Je vhodný díky své jednoduchosti použití a integrace to projektu.</w:t>
-      </w:r>
-      <w:r>
-        <w:t xml:space="preserve"> Umí rozdělovat testy do skupin, a také měřit čas vykonání testu, čímž je vhodný i pro zátěžové testování.</w:t>
-      </w:r>
-    </w:p>
-    <w:p>
-      <w:pPr>
-        <w:pStyle w:val="Nadpis2"/>
-      </w:pPr>
-      <w:bookmarkStart w:id="13" w:name="_Toc229844822"/>
-      <w:r>
-        <w:t>2.</w:t>
-      </w:r>
-      <w:r>
-        <w:t>2</w:t>
-      </w:r>
-      <w:r>
-        <w:t xml:space="preserve"> Komponenty</w:t>
-      </w:r>
-      <w:bookmarkEnd w:id="13"/>
-    </w:p>
-    <w:p>
-      <w:pPr>
-        <w:spacing w:line="360" w:lineRule="auto"/>
-      </w:pPr>
-      <w:r>
-        <w:t>Práce je a její komponenty jsou ve jmenném prostoru zvaném „gema“. Je to neoficiální název používaný uvnitř projektu.</w:t>
-      </w:r>
-    </w:p>
-    <w:p>
-      <w:pPr>
-        <w:pStyle w:val="Nadpis3"/>
-      </w:pPr>
-      <w:bookmarkStart w:id="14" w:name="_Toc229844823"/>
-      <w:r>
-        <w:t>2.2.1 Koncepty</w:t>
-      </w:r>
-      <w:bookmarkEnd w:id="14"/>
-    </w:p>
-    <w:p>
-      <w:pPr>
-        <w:spacing w:line="360" w:lineRule="auto"/>
-      </w:pPr>
-      <w:r>
-        <w:t>Konceptem je v tomto smyslu myšlen nástroj jazyka C++</w:t>
-      </w:r>
-      <w:r>
-        <w:t xml:space="preserve"> (od standardu C++20)</w:t>
-      </w:r>
-      <w:r>
-        <w:t>.</w:t>
-      </w:r>
-      <w:r>
         <w:t xml:space="preserve"> Koncepty jsou silně spjaté s generickým programováním, které je v C++ řešeno pomocí </w:t>
       </w:r>
       <w:proofErr w:type="spellStart"/>
@@ -9704,11 +10039,7 @@
         <w:t xml:space="preserve"> kódu podle příslušného typu.</w:t>
       </w:r>
       <w:r>
-        <w:t xml:space="preserve"> Koncepty pomáhají omezovat typy, které se snaží do šablony zasadit. Prakticky fungují jako taková podmínka vyžadující splnění určitého rozhraní či </w:t>
-      </w:r>
-      <w:r>
-        <w:lastRenderedPageBreak/>
-        <w:t xml:space="preserve">vlastnosti (v obecném slova smyslu) typového parametru. Tento nástroj se nejvíce podobá entitě </w:t>
+        <w:t xml:space="preserve"> Koncepty pomáhají omezovat typy, které se snaží do šablony zasadit. Prakticky fungují jako taková podmínka vyžadující splnění určitého rozhraní či vlastnosti (v obecném slova smyslu) typového parametru. Tento nástroj se nejvíce podobá entitě </w:t>
       </w:r>
       <w:r>
         <w:rPr>
@@ -9718,7 +10049,11 @@
         <w:t>Interface</w:t>
       </w:r>
       <w:r>
-        <w:t xml:space="preserve"> z jazyků jako </w:t>
+        <w:t xml:space="preserve"> </w:t>
+      </w:r>
+      <w:r>
+        <w:lastRenderedPageBreak/>
+        <w:t xml:space="preserve">z jazyků jako </w:t>
       </w:r>
       <w:r>
         <w:rPr>
@@ -9753,6 +10088,7 @@
     <w:p>
       <w:pPr>
         <w:spacing w:line="360" w:lineRule="auto"/>
+        <w:jc w:val="both"/>
       </w:pPr>
       <w:r>
         <w:t xml:space="preserve">V práci je několik konceptů, které zajišťují shodné rozhraní některých dvojic tříd. Vzor, který dominuje této práci je konceptuálně řízený </w:t>
@@ -9770,8 +10106,9 @@
     <w:p>
       <w:pPr>
         <w:pStyle w:val="Nadpis3"/>
-      </w:pPr>
-      <w:bookmarkStart w:id="15" w:name="_Toc229844824"/>
+        <w:jc w:val="both"/>
+      </w:pPr>
+      <w:bookmarkStart w:id="15" w:name="_Toc229859080"/>
       <w:r>
         <w:t>2.2.</w:t>
       </w:r>
@@ -9789,6 +10126,9 @@
       <w:proofErr w:type="spellEnd"/>
     </w:p>
     <w:p>
+      <w:pPr>
+        <w:jc w:val="both"/>
+      </w:pPr>
       <w:r>
         <w:t>h</w:t>
       </w:r>
@@ -9796,12 +10136,13 @@
     <w:p>
       <w:pPr>
         <w:pStyle w:val="Nadpis3"/>
+        <w:jc w:val="both"/>
         <w:rPr>
           <w:noProof/>
           <w:lang w:eastAsia="cs-CZ"/>
         </w:rPr>
       </w:pPr>
-      <w:bookmarkStart w:id="16" w:name="_Toc229844825"/>
+      <w:bookmarkStart w:id="16" w:name="_Toc229859081"/>
       <w:r>
         <w:t>2.</w:t>
       </w:r>
@@ -9833,6 +10174,7 @@
     <w:p>
       <w:pPr>
         <w:spacing w:line="360" w:lineRule="auto"/>
+        <w:jc w:val="both"/>
         <w:rPr>
           <w:lang w:eastAsia="cs-CZ"/>
         </w:rPr>
@@ -9977,6 +10319,7 @@
     <w:p>
       <w:pPr>
         <w:spacing w:line="360" w:lineRule="auto"/>
+        <w:jc w:val="both"/>
         <w:rPr>
           <w:lang w:eastAsia="cs-CZ"/>
         </w:rPr>
@@ -10083,6 +10426,7 @@
     <w:p>
       <w:pPr>
         <w:spacing w:line="360" w:lineRule="auto"/>
+        <w:jc w:val="both"/>
         <w:rPr>
           <w:lang w:eastAsia="cs-CZ"/>
         </w:rPr>
@@ -10193,31 +10537,185 @@
       </w:r>
       <w:r>
         <w:rPr>
-          <w:lang w:eastAsia="cs-CZ"/>
-        </w:rPr>
-        <w:t xml:space="preserve"> (</w:t>
-      </w:r>
-      <w:hyperlink r:id="rId17" w:history="1">
-        <w:r>
-          <w:rPr>
-            <w:rStyle w:val="Hypertextovodkaz"/>
-            <w:lang w:eastAsia="cs-CZ"/>
-          </w:rPr>
-          <w:t>https://www.intel.com/content/www/us/en/content-details/821612/intel-64-and-ia-32-architectures-optimization-reference-manual-volume-1.html</w:t>
-        </w:r>
-      </w:hyperlink>
+          <w:vertAlign w:val="superscript"/>
+          <w:lang w:eastAsia="cs-CZ"/>
+        </w:rPr>
+        <w:t>[</w:t>
+      </w:r>
+      <w:proofErr w:type="spellStart"/>
+      <w:r>
+        <w:rPr>
+          <w:vertAlign w:val="superscript"/>
+          <w:lang w:eastAsia="cs-CZ"/>
+        </w:rPr>
+        <w:t>intel</w:t>
+      </w:r>
+      <w:proofErr w:type="spellEnd"/>
+      <w:r>
+        <w:rPr>
+          <w:vertAlign w:val="superscript"/>
+          <w:lang w:eastAsia="cs-CZ"/>
+        </w:rPr>
+        <w:t>]</w:t>
+      </w:r>
+      <w:r>
+        <w:rPr>
+          <w:lang w:eastAsia="cs-CZ"/>
+        </w:rPr>
+        <w:t>.</w:t>
+      </w:r>
       <w:r>
         <w:rPr>
           <w:lang w:eastAsia="cs-CZ"/>
         </w:rPr>
         <w:t xml:space="preserve"> </w:t>
       </w:r>
-      <w:r>
-        <w:rPr>
-          <w:lang w:eastAsia="cs-CZ"/>
-        </w:rPr>
-        <w:t>)</w:t>
-      </w:r>
+    </w:p>
+    <w:p>
+      <w:pPr>
+        <w:spacing w:line="360" w:lineRule="auto"/>
+        <w:jc w:val="both"/>
+        <w:rPr>
+          <w:lang w:eastAsia="cs-CZ"/>
+        </w:rPr>
+      </w:pPr>
+      <w:r>
+        <w:rPr>
+          <w:lang w:eastAsia="cs-CZ"/>
+        </w:rPr>
+        <w:t xml:space="preserve">Pro kopírování, porovnávání či konstrukci a destrukci jsou v případě triviálně manipulovatelných typů (kontrolováno například pomocí </w:t>
+      </w:r>
+      <w:proofErr w:type="spellStart"/>
+      <w:proofErr w:type="gramStart"/>
+      <w:r>
+        <w:rPr>
+          <w:lang w:eastAsia="cs-CZ"/>
+        </w:rPr>
+        <w:t>std</w:t>
+      </w:r>
+      <w:proofErr w:type="spellEnd"/>
+      <w:r>
+        <w:rPr>
+          <w:lang w:eastAsia="cs-CZ"/>
+        </w:rPr>
+        <w:t>::</w:t>
+      </w:r>
+      <w:proofErr w:type="spellStart"/>
+      <w:proofErr w:type="gramEnd"/>
+      <w:r>
+        <w:rPr>
+          <w:lang w:eastAsia="cs-CZ"/>
+        </w:rPr>
+        <w:t>is_trivially_copyable_v</w:t>
+      </w:r>
+      <w:proofErr w:type="spellEnd"/>
+      <w:r>
+        <w:rPr>
+          <w:lang w:eastAsia="cs-CZ"/>
+        </w:rPr>
+        <w:t>&lt;T&gt;</w:t>
+      </w:r>
+      <w:r>
+        <w:rPr>
+          <w:lang w:eastAsia="cs-CZ"/>
+        </w:rPr>
+        <w:t xml:space="preserve">) jsou použity </w:t>
+      </w:r>
+      <w:proofErr w:type="spellStart"/>
+      <w:r>
+        <w:rPr>
+          <w:lang w:eastAsia="cs-CZ"/>
+        </w:rPr>
+        <w:t>nízkoúrovňové</w:t>
+      </w:r>
+      <w:proofErr w:type="spellEnd"/>
+      <w:r>
+        <w:rPr>
+          <w:lang w:eastAsia="cs-CZ"/>
+        </w:rPr>
+        <w:t xml:space="preserve"> funkce standartní knihovny jako například </w:t>
+      </w:r>
+      <w:proofErr w:type="spellStart"/>
+      <w:proofErr w:type="gramStart"/>
+      <w:r>
+        <w:rPr>
+          <w:lang w:eastAsia="cs-CZ"/>
+        </w:rPr>
+        <w:t>std</w:t>
+      </w:r>
+      <w:proofErr w:type="spellEnd"/>
+      <w:r>
+        <w:rPr>
+          <w:lang w:eastAsia="cs-CZ"/>
+        </w:rPr>
+        <w:t>::</w:t>
+      </w:r>
+      <w:proofErr w:type="spellStart"/>
+      <w:proofErr w:type="gramEnd"/>
+      <w:r>
+        <w:rPr>
+          <w:lang w:eastAsia="cs-CZ"/>
+        </w:rPr>
+        <w:t>memcpy</w:t>
+      </w:r>
+      <w:proofErr w:type="spellEnd"/>
+      <w:r>
+        <w:rPr>
+          <w:lang w:eastAsia="cs-CZ"/>
+        </w:rPr>
+        <w:t xml:space="preserve"> či </w:t>
+      </w:r>
+      <w:proofErr w:type="spellStart"/>
+      <w:proofErr w:type="gramStart"/>
+      <w:r>
+        <w:rPr>
+          <w:lang w:eastAsia="cs-CZ"/>
+        </w:rPr>
+        <w:t>std</w:t>
+      </w:r>
+      <w:proofErr w:type="spellEnd"/>
+      <w:r>
+        <w:rPr>
+          <w:lang w:eastAsia="cs-CZ"/>
+        </w:rPr>
+        <w:t>::</w:t>
+      </w:r>
+      <w:proofErr w:type="spellStart"/>
+      <w:proofErr w:type="gramEnd"/>
+      <w:r>
+        <w:rPr>
+          <w:lang w:eastAsia="cs-CZ"/>
+        </w:rPr>
+        <w:t>memcmp</w:t>
+      </w:r>
+      <w:proofErr w:type="spellEnd"/>
+      <w:r>
+        <w:rPr>
+          <w:lang w:eastAsia="cs-CZ"/>
+        </w:rPr>
+        <w:t xml:space="preserve"> a podobně.</w:t>
+      </w:r>
+      <w:r>
+        <w:rPr>
+          <w:lang w:eastAsia="cs-CZ"/>
+        </w:rPr>
+        <w:t xml:space="preserve"> Jestli jde takovéto operace (téměř s jistotou by se dalo říct </w:t>
+      </w:r>
+      <w:r>
+        <w:rPr>
+          <w:lang w:eastAsia="cs-CZ"/>
+        </w:rPr>
+        <w:lastRenderedPageBreak/>
+        <w:t xml:space="preserve">optimalizace) jde na daném typu skutečně provést jde vykonat během kompilace a není tím pádem žádný </w:t>
+      </w:r>
+      <w:proofErr w:type="spellStart"/>
+      <w:r>
+        <w:rPr>
+          <w:lang w:eastAsia="cs-CZ"/>
+        </w:rPr>
+        <w:t>overhead</w:t>
+      </w:r>
+      <w:proofErr w:type="spellEnd"/>
       <w:r>
         <w:rPr>
           <w:lang w:eastAsia="cs-CZ"/>
@@ -10228,6 +10726,565 @@
     <w:p>
       <w:pPr>
         <w:spacing w:line="360" w:lineRule="auto"/>
+        <w:jc w:val="both"/>
+        <w:rPr>
+          <w:lang w:eastAsia="cs-CZ"/>
+        </w:rPr>
+      </w:pPr>
+      <w:r>
+        <w:rPr>
+          <w:lang w:eastAsia="cs-CZ"/>
+        </w:rPr>
+        <w:t xml:space="preserve">Z venkovního hlediska se rozhraní této třídy velmi podobá </w:t>
+      </w:r>
+      <w:proofErr w:type="spellStart"/>
+      <w:proofErr w:type="gramStart"/>
+      <w:r>
+        <w:rPr>
+          <w:lang w:eastAsia="cs-CZ"/>
+        </w:rPr>
+        <w:t>std</w:t>
+      </w:r>
+      <w:proofErr w:type="spellEnd"/>
+      <w:r>
+        <w:rPr>
+          <w:lang w:eastAsia="cs-CZ"/>
+        </w:rPr>
+        <w:t>::</w:t>
+      </w:r>
+      <w:proofErr w:type="spellStart"/>
+      <w:proofErr w:type="gramEnd"/>
+      <w:r>
+        <w:rPr>
+          <w:lang w:eastAsia="cs-CZ"/>
+        </w:rPr>
+        <w:t>vector</w:t>
+      </w:r>
+      <w:proofErr w:type="spellEnd"/>
+      <w:r>
+        <w:rPr>
+          <w:lang w:eastAsia="cs-CZ"/>
+        </w:rPr>
+        <w:t xml:space="preserve"> ze standartní knihovny.</w:t>
+      </w:r>
+      <w:r>
+        <w:rPr>
+          <w:lang w:eastAsia="cs-CZ"/>
+        </w:rPr>
+        <w:t xml:space="preserve"> Dá</w:t>
+      </w:r>
+      <w:r>
+        <w:rPr>
+          <w:lang w:eastAsia="cs-CZ"/>
+        </w:rPr>
+        <w:t xml:space="preserve"> </w:t>
+      </w:r>
+      <w:r>
+        <w:rPr>
+          <w:lang w:eastAsia="cs-CZ"/>
+        </w:rPr>
+        <w:t xml:space="preserve">se kopírovat i stěhovat díky copy a </w:t>
+      </w:r>
+      <w:proofErr w:type="spellStart"/>
+      <w:r>
+        <w:rPr>
+          <w:lang w:eastAsia="cs-CZ"/>
+        </w:rPr>
+        <w:t>move</w:t>
+      </w:r>
+      <w:proofErr w:type="spellEnd"/>
+      <w:r>
+        <w:rPr>
+          <w:lang w:eastAsia="cs-CZ"/>
+        </w:rPr>
+        <w:t xml:space="preserve"> konstruktoru a </w:t>
+      </w:r>
+      <w:r>
+        <w:rPr>
+          <w:lang w:eastAsia="cs-CZ"/>
+        </w:rPr>
+        <w:t>přetížení operátoru přiřazení (=).</w:t>
+      </w:r>
+      <w:r>
+        <w:rPr>
+          <w:lang w:eastAsia="cs-CZ"/>
+        </w:rPr>
+        <w:t xml:space="preserve"> Dá se z něj přistoupit na syrová data </w:t>
+      </w:r>
+      <w:r>
+        <w:rPr>
+          <w:lang w:eastAsia="cs-CZ"/>
+        </w:rPr>
+        <w:t xml:space="preserve">(pomocí </w:t>
+      </w:r>
+      <w:r>
+        <w:rPr>
+          <w:lang w:eastAsia="cs-CZ"/>
+        </w:rPr>
+        <w:t>stejnojmenné</w:t>
+      </w:r>
+      <w:r>
+        <w:rPr>
+          <w:lang w:eastAsia="cs-CZ"/>
+        </w:rPr>
+        <w:t xml:space="preserve"> metody </w:t>
+      </w:r>
+      <w:proofErr w:type="gramStart"/>
+      <w:r>
+        <w:rPr>
+          <w:lang w:eastAsia="cs-CZ"/>
+        </w:rPr>
+        <w:t>data(</w:t>
+      </w:r>
+      <w:proofErr w:type="gramEnd"/>
+      <w:r>
+        <w:rPr>
+          <w:lang w:eastAsia="cs-CZ"/>
+        </w:rPr>
+        <w:t xml:space="preserve">)) </w:t>
+      </w:r>
+      <w:r>
+        <w:rPr>
+          <w:lang w:eastAsia="cs-CZ"/>
+        </w:rPr>
+        <w:t xml:space="preserve">a dá se </w:t>
+      </w:r>
+      <w:r>
+        <w:rPr>
+          <w:lang w:eastAsia="cs-CZ"/>
+        </w:rPr>
+        <w:t>použít přetížení indexovacího operátoru ([]) pro přístup na jednotlivé prvky (v </w:t>
+      </w:r>
+      <w:proofErr w:type="gramStart"/>
+      <w:r>
+        <w:rPr>
+          <w:lang w:eastAsia="cs-CZ"/>
+        </w:rPr>
+        <w:t>O(</w:t>
+      </w:r>
+      <w:proofErr w:type="gramEnd"/>
+      <w:r>
+        <w:rPr>
+          <w:lang w:eastAsia="cs-CZ"/>
+        </w:rPr>
+        <w:t>1)</w:t>
+      </w:r>
+      <w:r>
+        <w:rPr>
+          <w:lang w:eastAsia="cs-CZ"/>
+        </w:rPr>
+        <w:t xml:space="preserve"> složitosti).</w:t>
+      </w:r>
+      <w:r>
+        <w:rPr>
+          <w:lang w:eastAsia="cs-CZ"/>
+        </w:rPr>
+        <w:t xml:space="preserve"> Dají se z</w:t>
+      </w:r>
+      <w:r>
+        <w:rPr>
+          <w:lang w:eastAsia="cs-CZ"/>
+        </w:rPr>
+        <w:t> </w:t>
+      </w:r>
+      <w:r>
+        <w:rPr>
+          <w:lang w:eastAsia="cs-CZ"/>
+        </w:rPr>
+        <w:t>něj</w:t>
+      </w:r>
+      <w:r>
+        <w:rPr>
+          <w:lang w:eastAsia="cs-CZ"/>
+        </w:rPr>
+        <w:t xml:space="preserve">, ze stejného rozhraní u </w:t>
+      </w:r>
+      <w:proofErr w:type="spellStart"/>
+      <w:proofErr w:type="gramStart"/>
+      <w:r>
+        <w:rPr>
+          <w:lang w:eastAsia="cs-CZ"/>
+        </w:rPr>
+        <w:t>std</w:t>
+      </w:r>
+      <w:proofErr w:type="spellEnd"/>
+      <w:r>
+        <w:rPr>
+          <w:lang w:eastAsia="cs-CZ"/>
+        </w:rPr>
+        <w:t>::</w:t>
+      </w:r>
+      <w:proofErr w:type="spellStart"/>
+      <w:proofErr w:type="gramEnd"/>
+      <w:r>
+        <w:rPr>
+          <w:lang w:eastAsia="cs-CZ"/>
+        </w:rPr>
+        <w:t>vector</w:t>
+      </w:r>
+      <w:proofErr w:type="spellEnd"/>
+      <w:r>
+        <w:rPr>
+          <w:lang w:eastAsia="cs-CZ"/>
+        </w:rPr>
+        <w:t xml:space="preserve"> dostat </w:t>
+      </w:r>
+      <w:proofErr w:type="spellStart"/>
+      <w:r>
+        <w:rPr>
+          <w:lang w:eastAsia="cs-CZ"/>
+        </w:rPr>
+        <w:t>iterátory</w:t>
+      </w:r>
+      <w:proofErr w:type="spellEnd"/>
+      <w:r>
+        <w:rPr>
+          <w:lang w:eastAsia="cs-CZ"/>
+        </w:rPr>
+        <w:t xml:space="preserve"> jak dopředu</w:t>
+      </w:r>
+      <w:r>
+        <w:rPr>
+          <w:lang w:eastAsia="cs-CZ"/>
+        </w:rPr>
+        <w:t>,</w:t>
+      </w:r>
+      <w:r>
+        <w:rPr>
+          <w:lang w:eastAsia="cs-CZ"/>
+        </w:rPr>
+        <w:t xml:space="preserve"> tak dozadu</w:t>
+      </w:r>
+      <w:r>
+        <w:rPr>
+          <w:lang w:eastAsia="cs-CZ"/>
+        </w:rPr>
+        <w:t xml:space="preserve">. </w:t>
+      </w:r>
+      <w:proofErr w:type="spellStart"/>
+      <w:r>
+        <w:rPr>
+          <w:lang w:eastAsia="cs-CZ"/>
+        </w:rPr>
+        <w:t>Iterátor</w:t>
+      </w:r>
+      <w:proofErr w:type="spellEnd"/>
+      <w:r>
+        <w:rPr>
+          <w:lang w:eastAsia="cs-CZ"/>
+        </w:rPr>
+        <w:t xml:space="preserve"> je pro jednoduchost ukazatel, což je jednoduché a efektivní</w:t>
+      </w:r>
+      <w:r>
+        <w:rPr>
+          <w:lang w:eastAsia="cs-CZ"/>
+        </w:rPr>
+        <w:t>.</w:t>
+      </w:r>
+      <w:r>
+        <w:rPr>
+          <w:lang w:eastAsia="cs-CZ"/>
+        </w:rPr>
+        <w:t xml:space="preserve"> Dá se porovnávat s ostatními lineárními kontejnery</w:t>
+      </w:r>
+      <w:r>
+        <w:rPr>
+          <w:lang w:eastAsia="cs-CZ"/>
+        </w:rPr>
+        <w:t xml:space="preserve"> díky přetížení porovnávacího operátoru (==) a operátoru „vesmírné lodi“ (&lt;=&gt;).</w:t>
+      </w:r>
+      <w:r>
+        <w:rPr>
+          <w:lang w:eastAsia="cs-CZ"/>
+        </w:rPr>
+        <w:t xml:space="preserve"> Je možné díky metodě swap také vyměnit obsahy dvou lineárních kontejnerů.</w:t>
+      </w:r>
+      <w:r>
+        <w:rPr>
+          <w:lang w:eastAsia="cs-CZ"/>
+        </w:rPr>
+        <w:t xml:space="preserve"> Samozřejmě je také možné kontejner manuálně změnit v jeho velikosti a kapacitě</w:t>
+      </w:r>
+      <w:r>
+        <w:rPr>
+          <w:lang w:eastAsia="cs-CZ"/>
+        </w:rPr>
+        <w:t xml:space="preserve"> či ho celá vyčistit</w:t>
+      </w:r>
+      <w:r>
+        <w:rPr>
+          <w:lang w:eastAsia="cs-CZ"/>
+        </w:rPr>
+        <w:t>.</w:t>
+      </w:r>
+      <w:r>
+        <w:rPr>
+          <w:lang w:eastAsia="cs-CZ"/>
+        </w:rPr>
+        <w:t xml:space="preserve"> Jde také nakonec přidat prvek či ho z konce odstranit.</w:t>
+      </w:r>
+    </w:p>
+    <w:p>
+      <w:pPr>
+        <w:pStyle w:val="Nadpis3"/>
+        <w:jc w:val="both"/>
+        <w:rPr>
+          <w:lang w:eastAsia="cs-CZ"/>
+        </w:rPr>
+      </w:pPr>
+      <w:bookmarkStart w:id="17" w:name="_Toc229859082"/>
+      <w:r>
+        <w:rPr>
+          <w:lang w:eastAsia="cs-CZ"/>
+        </w:rPr>
+        <w:t>2.</w:t>
+      </w:r>
+      <w:r>
+        <w:rPr>
+          <w:lang w:eastAsia="cs-CZ"/>
+        </w:rPr>
+        <w:t>2</w:t>
+      </w:r>
+      <w:r>
+        <w:rPr>
+          <w:lang w:eastAsia="cs-CZ"/>
+        </w:rPr>
+        <w:t>.</w:t>
+      </w:r>
+      <w:r>
+        <w:rPr>
+          <w:lang w:eastAsia="cs-CZ"/>
+        </w:rPr>
+        <w:t>4</w:t>
+      </w:r>
+      <w:r>
+        <w:rPr>
+          <w:lang w:eastAsia="cs-CZ"/>
+        </w:rPr>
+        <w:t xml:space="preserve"> Tenzor</w:t>
+      </w:r>
+      <w:bookmarkEnd w:id="17"/>
+    </w:p>
+    <w:p>
+      <w:pPr>
+        <w:spacing w:line="360" w:lineRule="auto"/>
+        <w:jc w:val="both"/>
+        <w:rPr>
+          <w:lang w:eastAsia="cs-CZ"/>
+        </w:rPr>
+      </w:pPr>
+      <w:r>
+        <w:rPr>
+          <w:lang w:eastAsia="cs-CZ"/>
+        </w:rPr>
+        <w:t>Jedná se o „hlavní“ třídu celé práce. Je navržen a implementován tak, aby byl univerzální, dynamický s širokým využitím.</w:t>
+      </w:r>
+      <w:r>
+        <w:rPr>
+          <w:lang w:eastAsia="cs-CZ"/>
+        </w:rPr>
+        <w:t xml:space="preserve"> </w:t>
+      </w:r>
+      <w:r>
+        <w:rPr>
+          <w:lang w:eastAsia="cs-CZ"/>
+        </w:rPr>
+        <w:t xml:space="preserve">V projektu se nazývá „Tensor“. </w:t>
+      </w:r>
+      <w:r>
+        <w:rPr>
+          <w:lang w:eastAsia="cs-CZ"/>
+        </w:rPr>
+        <w:t xml:space="preserve">Stejně jako lineární kontejner, tak je tato třída šablonovaná pro versatilní ukládání různých datových typů. </w:t>
+      </w:r>
+      <w:r>
+        <w:rPr>
+          <w:lang w:eastAsia="cs-CZ"/>
+        </w:rPr>
+        <w:t xml:space="preserve">Používá </w:t>
+      </w:r>
+      <w:r>
+        <w:rPr>
+          <w:lang w:eastAsia="cs-CZ"/>
+        </w:rPr>
+        <w:t>v sobě lineární kontejner pro udržení dat.</w:t>
+      </w:r>
+      <w:r>
+        <w:rPr>
+          <w:lang w:eastAsia="cs-CZ"/>
+        </w:rPr>
+        <w:t xml:space="preserve"> Jelikož udržování informací o struktuře tenzoru (tím myšleno rozměry dimenzí) je očekávané jen se zanedbatelným využitím paměti oproti datům, tak pro jednoduchost byly tyto informace uloženy do </w:t>
+      </w:r>
+      <w:proofErr w:type="spellStart"/>
+      <w:proofErr w:type="gramStart"/>
+      <w:r>
+        <w:rPr>
+          <w:lang w:eastAsia="cs-CZ"/>
+        </w:rPr>
+        <w:t>std</w:t>
+      </w:r>
+      <w:proofErr w:type="spellEnd"/>
+      <w:r>
+        <w:rPr>
+          <w:lang w:eastAsia="cs-CZ"/>
+        </w:rPr>
+        <w:t>::</w:t>
+      </w:r>
+      <w:proofErr w:type="spellStart"/>
+      <w:proofErr w:type="gramEnd"/>
+      <w:r>
+        <w:rPr>
+          <w:lang w:eastAsia="cs-CZ"/>
+        </w:rPr>
+        <w:t>vector</w:t>
+      </w:r>
+      <w:proofErr w:type="spellEnd"/>
+      <w:r>
+        <w:rPr>
+          <w:lang w:eastAsia="cs-CZ"/>
+        </w:rPr>
+        <w:t xml:space="preserve">. Díky tomu je možné využít plného rozhraní manipulace nabízeného standartní knihovnou a </w:t>
+      </w:r>
+      <w:r>
+        <w:rPr>
+          <w:lang w:eastAsia="cs-CZ"/>
+        </w:rPr>
+        <w:t>také využít optimalizací, které s sebou knihovna přináší.</w:t>
+      </w:r>
+    </w:p>
+    <w:p>
+      <w:pPr>
+        <w:spacing w:line="360" w:lineRule="auto"/>
+        <w:jc w:val="both"/>
+        <w:rPr>
+          <w:lang w:eastAsia="cs-CZ"/>
+        </w:rPr>
+      </w:pPr>
+      <w:r>
+        <w:rPr>
+          <w:lang w:eastAsia="cs-CZ"/>
+        </w:rPr>
+        <w:t>Použitím lineárního kontejneru se implementace vyhne</w:t>
+      </w:r>
+      <w:r>
+        <w:rPr>
+          <w:lang w:eastAsia="cs-CZ"/>
+        </w:rPr>
+        <w:t xml:space="preserve"> jednomu velikému problému. Vektor tak jak je ve standartní knihovně má zvláštní specializaci pro datový typ </w:t>
+      </w:r>
+      <w:proofErr w:type="spellStart"/>
+      <w:r>
+        <w:rPr>
+          <w:lang w:eastAsia="cs-CZ"/>
+        </w:rPr>
+        <w:t>bool</w:t>
+      </w:r>
+      <w:proofErr w:type="spellEnd"/>
+      <w:r>
+        <w:rPr>
+          <w:lang w:eastAsia="cs-CZ"/>
+        </w:rPr>
+        <w:t xml:space="preserve">. Je to optimalizace za účelem šetření místa, tak, že jeden </w:t>
+      </w:r>
+      <w:proofErr w:type="spellStart"/>
+      <w:r>
+        <w:rPr>
+          <w:lang w:eastAsia="cs-CZ"/>
+        </w:rPr>
+        <w:t>bool</w:t>
+      </w:r>
+      <w:proofErr w:type="spellEnd"/>
+      <w:r>
+        <w:rPr>
+          <w:lang w:eastAsia="cs-CZ"/>
+        </w:rPr>
+        <w:t xml:space="preserve"> je uložen pouze v jednom bitu místo bytu.</w:t>
+      </w:r>
+      <w:r>
+        <w:rPr>
+          <w:lang w:eastAsia="cs-CZ"/>
+        </w:rPr>
+        <w:t xml:space="preserve"> Taková specializace ovšem přináší problémy při imp</w:t>
+      </w:r>
+      <w:r>
+        <w:rPr>
+          <w:lang w:eastAsia="cs-CZ"/>
+        </w:rPr>
+        <w:t>l</w:t>
+      </w:r>
+      <w:r>
+        <w:rPr>
+          <w:lang w:eastAsia="cs-CZ"/>
+        </w:rPr>
+        <w:t xml:space="preserve">ementaci šablonovaných metod. Například reference na jeden prvek není reference na </w:t>
+      </w:r>
+      <w:proofErr w:type="spellStart"/>
+      <w:proofErr w:type="gramStart"/>
+      <w:r>
+        <w:rPr>
+          <w:lang w:eastAsia="cs-CZ"/>
+        </w:rPr>
+        <w:t>bool</w:t>
+      </w:r>
+      <w:proofErr w:type="spellEnd"/>
+      <w:proofErr w:type="gramEnd"/>
+      <w:r>
+        <w:rPr>
+          <w:lang w:eastAsia="cs-CZ"/>
+        </w:rPr>
+        <w:t xml:space="preserve"> ale jedná se o složitější objekt. Čtenář si jistě představí, jaké problémy to může přinést, když by se pokoušel programovat genericky. Navíc je tento typ ukládání obtížen drobným </w:t>
+      </w:r>
+      <w:proofErr w:type="spellStart"/>
+      <w:r>
+        <w:rPr>
+          <w:lang w:eastAsia="cs-CZ"/>
+        </w:rPr>
+        <w:t>overheadem</w:t>
+      </w:r>
+      <w:proofErr w:type="spellEnd"/>
+      <w:r>
+        <w:rPr>
+          <w:lang w:eastAsia="cs-CZ"/>
+        </w:rPr>
+        <w:t xml:space="preserve"> u přístupů k prvkům, jelikož se nejedná o pouhé přistupování na byte paměti, ale dostávání hodnoty konkrétního bitu, což normálně jde jen za pomocí bitových operací a masek.</w:t>
+      </w:r>
+      <w:r>
+        <w:rPr>
+          <w:lang w:eastAsia="cs-CZ"/>
+        </w:rPr>
+        <w:t xml:space="preserve"> V lineárním kontejneru jsou bity uloženy vedle sebe v bytech. To dává stejné chování jako u ostatních primitivních datových typů</w:t>
+      </w:r>
+      <w:r>
+        <w:rPr>
+          <w:lang w:eastAsia="cs-CZ"/>
+        </w:rPr>
+        <w:t>,</w:t>
+      </w:r>
+      <w:r>
+        <w:rPr>
+          <w:lang w:eastAsia="cs-CZ"/>
+        </w:rPr>
+        <w:t xml:space="preserve"> a navíc je bez </w:t>
+      </w:r>
+      <w:proofErr w:type="spellStart"/>
+      <w:r>
+        <w:rPr>
+          <w:lang w:eastAsia="cs-CZ"/>
+        </w:rPr>
+        <w:t>overheadu</w:t>
+      </w:r>
+      <w:proofErr w:type="spellEnd"/>
+      <w:r>
+        <w:rPr>
+          <w:lang w:eastAsia="cs-CZ"/>
+        </w:rPr>
+        <w:t>.</w:t>
+      </w:r>
+    </w:p>
+    <w:p>
+      <w:pPr>
+        <w:spacing w:line="360" w:lineRule="auto"/>
+        <w:jc w:val="both"/>
         <w:rPr>
           <w:lang w:eastAsia="cs-CZ"/>
         </w:rPr>
@@ -10237,7 +11294,19 @@
           <w:lang w:eastAsia="cs-CZ"/>
         </w:rPr>
         <w:lastRenderedPageBreak/>
-        <w:t xml:space="preserve">Pro kopírování, porovnávání či konstrukci a destrukci jsou v případě triviálně manipulovatelných typů (kontrolováno například pomocí </w:t>
+        <w:t>V této třídě je také uložen vektor kumulativních součinů</w:t>
+      </w:r>
+      <w:r>
+        <w:rPr>
+          <w:lang w:eastAsia="cs-CZ"/>
+        </w:rPr>
+        <w:t xml:space="preserve"> předešlých dimenzí</w:t>
+      </w:r>
+      <w:r>
+        <w:rPr>
+          <w:lang w:eastAsia="cs-CZ"/>
+        </w:rPr>
+        <w:t xml:space="preserve">, a to pomocí </w:t>
       </w:r>
       <w:proofErr w:type="spellStart"/>
       <w:proofErr w:type="gramStart"/>
@@ -10260,34 +11329,53 @@
         <w:rPr>
           <w:lang w:eastAsia="cs-CZ"/>
         </w:rPr>
-        <w:t>is_trivially_copyable_v</w:t>
-      </w:r>
-      <w:proofErr w:type="spellEnd"/>
-      <w:r>
-        <w:rPr>
-          <w:lang w:eastAsia="cs-CZ"/>
-        </w:rPr>
-        <w:t>&lt;T&gt;</w:t>
-      </w:r>
-      <w:r>
-        <w:rPr>
-          <w:lang w:eastAsia="cs-CZ"/>
-        </w:rPr>
-        <w:t xml:space="preserve">) jsou použity </w:t>
-      </w:r>
-      <w:proofErr w:type="spellStart"/>
-      <w:r>
-        <w:rPr>
-          <w:lang w:eastAsia="cs-CZ"/>
-        </w:rPr>
-        <w:t>nízkoúrovňové</w:t>
-      </w:r>
-      <w:proofErr w:type="spellEnd"/>
-      <w:r>
-        <w:rPr>
-          <w:lang w:eastAsia="cs-CZ"/>
-        </w:rPr>
-        <w:t xml:space="preserve"> funkce standartní knihovny jako například </w:t>
+        <w:t>vector</w:t>
+      </w:r>
+      <w:proofErr w:type="spellEnd"/>
+      <w:r>
+        <w:rPr>
+          <w:lang w:eastAsia="cs-CZ"/>
+        </w:rPr>
+        <w:t>. Ze stejných důvodů jako u dimenzí tenzoru je toto řešení do</w:t>
+      </w:r>
+      <w:r>
+        <w:rPr>
+          <w:lang w:eastAsia="cs-CZ"/>
+        </w:rPr>
+        <w:t>s</w:t>
+      </w:r>
+      <w:r>
+        <w:rPr>
+          <w:lang w:eastAsia="cs-CZ"/>
+        </w:rPr>
+        <w:t>tačující.</w:t>
+      </w:r>
+    </w:p>
+    <w:p>
+      <w:pPr>
+        <w:spacing w:line="360" w:lineRule="auto"/>
+        <w:jc w:val="both"/>
+        <w:rPr>
+          <w:lang w:eastAsia="cs-CZ"/>
+        </w:rPr>
+      </w:pPr>
+      <w:r>
+        <w:rPr>
+          <w:lang w:eastAsia="cs-CZ"/>
+        </w:rPr>
+        <w:t>Základním způsobem</w:t>
+      </w:r>
+      <w:r>
+        <w:rPr>
+          <w:lang w:eastAsia="cs-CZ"/>
+        </w:rPr>
+        <w:t>,</w:t>
+      </w:r>
+      <w:r>
+        <w:rPr>
+          <w:lang w:eastAsia="cs-CZ"/>
+        </w:rPr>
+        <w:t xml:space="preserve"> jak vytvořit tenzor je použít konstruktor přijímající jeden </w:t>
       </w:r>
       <w:proofErr w:type="spellStart"/>
       <w:proofErr w:type="gramStart"/>
@@ -10310,21 +11398,596 @@
         <w:rPr>
           <w:lang w:eastAsia="cs-CZ"/>
         </w:rPr>
-        <w:t>memcpy</w:t>
-      </w:r>
-      <w:proofErr w:type="spellEnd"/>
-      <w:r>
-        <w:rPr>
-          <w:lang w:eastAsia="cs-CZ"/>
-        </w:rPr>
-        <w:t xml:space="preserve"> či </w:t>
-      </w:r>
-      <w:proofErr w:type="spellStart"/>
+        <w:t>ve</w:t>
+      </w:r>
+      <w:r>
+        <w:rPr>
+          <w:lang w:eastAsia="cs-CZ"/>
+        </w:rPr>
+        <w:t>c</w:t>
+      </w:r>
+      <w:r>
+        <w:rPr>
+          <w:lang w:eastAsia="cs-CZ"/>
+        </w:rPr>
+        <w:t>tor</w:t>
+      </w:r>
+      <w:proofErr w:type="spellEnd"/>
+      <w:r>
+        <w:rPr>
+          <w:lang w:eastAsia="cs-CZ"/>
+        </w:rPr>
+        <w:t>&lt;uint64_t&gt;</w:t>
+      </w:r>
+      <w:r>
+        <w:rPr>
+          <w:lang w:eastAsia="cs-CZ"/>
+        </w:rPr>
+        <w:t>.</w:t>
+      </w:r>
+      <w:r>
+        <w:rPr>
+          <w:lang w:eastAsia="cs-CZ"/>
+        </w:rPr>
+        <w:t xml:space="preserve"> Ten vektor obsahuje velikosti dimenzí. V konstruktoru se nakopíruje do vektoru pro udržování velikostí dimenzí a poté se spustí metoda </w:t>
+      </w:r>
       <w:proofErr w:type="gramStart"/>
       <w:r>
         <w:rPr>
           <w:lang w:eastAsia="cs-CZ"/>
         </w:rPr>
+        <w:t>update(</w:t>
+      </w:r>
+      <w:proofErr w:type="gramEnd"/>
+      <w:r>
+        <w:rPr>
+          <w:lang w:eastAsia="cs-CZ"/>
+        </w:rPr>
+        <w:t>), která vypočítá potřebné místo k alokaci tenzoru</w:t>
+      </w:r>
+      <w:r>
+        <w:rPr>
+          <w:lang w:eastAsia="cs-CZ"/>
+        </w:rPr>
+        <w:t>,</w:t>
+      </w:r>
+      <w:r>
+        <w:rPr>
+          <w:lang w:eastAsia="cs-CZ"/>
+        </w:rPr>
+        <w:t xml:space="preserve"> a to místo skutečně alokuje na lineárním kontejneru.</w:t>
+      </w:r>
+      <w:r>
+        <w:rPr>
+          <w:lang w:eastAsia="cs-CZ"/>
+        </w:rPr>
+        <w:t xml:space="preserve"> Poté také aktualizuje/vypočítá strukturální optimalizační data závislá na velikostech dimenze jako například vektor kumulativních </w:t>
+      </w:r>
+      <w:r>
+        <w:rPr>
+          <w:lang w:eastAsia="cs-CZ"/>
+        </w:rPr>
+        <w:t>součinů předchozích velikostí dimenzí.</w:t>
+      </w:r>
+    </w:p>
+    <w:p>
+      <w:pPr>
+        <w:spacing w:line="360" w:lineRule="auto"/>
+        <w:jc w:val="both"/>
+        <w:rPr>
+          <w:lang w:eastAsia="cs-CZ"/>
+        </w:rPr>
+      </w:pPr>
+    </w:p>
+    <w:p>
+      <w:pPr>
+        <w:pStyle w:val="Nadpis3"/>
+        <w:jc w:val="both"/>
+        <w:rPr>
+          <w:lang w:eastAsia="cs-CZ"/>
+        </w:rPr>
+      </w:pPr>
+      <w:bookmarkStart w:id="18" w:name="_Toc229859083"/>
+      <w:r>
+        <w:rPr>
+          <w:lang w:eastAsia="cs-CZ"/>
+        </w:rPr>
+        <w:t>2.</w:t>
+      </w:r>
+      <w:r>
+        <w:rPr>
+          <w:lang w:eastAsia="cs-CZ"/>
+        </w:rPr>
+        <w:t>2</w:t>
+      </w:r>
+      <w:r>
+        <w:rPr>
+          <w:lang w:eastAsia="cs-CZ"/>
+        </w:rPr>
+        <w:t>.</w:t>
+      </w:r>
+      <w:r>
+        <w:rPr>
+          <w:lang w:eastAsia="cs-CZ"/>
+        </w:rPr>
+        <w:t>5</w:t>
+      </w:r>
+      <w:r>
+        <w:rPr>
+          <w:lang w:eastAsia="cs-CZ"/>
+        </w:rPr>
+        <w:t xml:space="preserve"> Paralelní tenzor</w:t>
+      </w:r>
+      <w:bookmarkEnd w:id="18"/>
+    </w:p>
+    <w:p>
+      <w:pPr>
+        <w:spacing w:line="360" w:lineRule="auto"/>
+        <w:jc w:val="both"/>
+        <w:rPr>
+          <w:lang w:eastAsia="cs-CZ"/>
+        </w:rPr>
+      </w:pPr>
+      <w:proofErr w:type="spellStart"/>
+      <w:r>
+        <w:rPr>
+          <w:lang w:eastAsia="cs-CZ"/>
+        </w:rPr>
+        <w:t>Xxx</w:t>
+      </w:r>
+      <w:proofErr w:type="spellEnd"/>
+    </w:p>
+    <w:p>
+      <w:pPr>
+        <w:pStyle w:val="Nadpis3"/>
+        <w:jc w:val="both"/>
+        <w:rPr>
+          <w:lang w:eastAsia="cs-CZ"/>
+        </w:rPr>
+      </w:pPr>
+      <w:bookmarkStart w:id="19" w:name="_Toc229859084"/>
+      <w:r>
+        <w:rPr>
+          <w:lang w:eastAsia="cs-CZ"/>
+        </w:rPr>
+        <w:t>2.</w:t>
+      </w:r>
+      <w:r>
+        <w:rPr>
+          <w:lang w:eastAsia="cs-CZ"/>
+        </w:rPr>
+        <w:t>2</w:t>
+      </w:r>
+      <w:r>
+        <w:rPr>
+          <w:lang w:eastAsia="cs-CZ"/>
+        </w:rPr>
+        <w:t>.</w:t>
+      </w:r>
+      <w:r>
+        <w:rPr>
+          <w:lang w:eastAsia="cs-CZ"/>
+        </w:rPr>
+        <w:t>6</w:t>
+      </w:r>
+      <w:r>
+        <w:rPr>
+          <w:lang w:eastAsia="cs-CZ"/>
+        </w:rPr>
+        <w:t xml:space="preserve"> Matice</w:t>
+      </w:r>
+      <w:bookmarkEnd w:id="19"/>
+    </w:p>
+    <w:p>
+      <w:pPr>
+        <w:spacing w:line="360" w:lineRule="auto"/>
+        <w:jc w:val="both"/>
+        <w:rPr>
+          <w:lang w:eastAsia="cs-CZ"/>
+        </w:rPr>
+      </w:pPr>
+      <w:proofErr w:type="spellStart"/>
+      <w:r>
+        <w:rPr>
+          <w:lang w:eastAsia="cs-CZ"/>
+        </w:rPr>
+        <w:t>Xxx</w:t>
+      </w:r>
+      <w:proofErr w:type="spellEnd"/>
+    </w:p>
+    <w:p>
+      <w:pPr>
+        <w:pStyle w:val="Nadpis3"/>
+        <w:jc w:val="both"/>
+        <w:rPr>
+          <w:lang w:eastAsia="cs-CZ"/>
+        </w:rPr>
+      </w:pPr>
+      <w:bookmarkStart w:id="20" w:name="_Toc229859085"/>
+      <w:r>
+        <w:rPr>
+          <w:lang w:eastAsia="cs-CZ"/>
+        </w:rPr>
+        <w:t>2.</w:t>
+      </w:r>
+      <w:r>
+        <w:rPr>
+          <w:lang w:eastAsia="cs-CZ"/>
+        </w:rPr>
+        <w:t>2</w:t>
+      </w:r>
+      <w:r>
+        <w:rPr>
+          <w:lang w:eastAsia="cs-CZ"/>
+        </w:rPr>
+        <w:t>.</w:t>
+      </w:r>
+      <w:r>
+        <w:rPr>
+          <w:lang w:eastAsia="cs-CZ"/>
+        </w:rPr>
+        <w:t>7</w:t>
+      </w:r>
+      <w:r>
+        <w:rPr>
+          <w:lang w:eastAsia="cs-CZ"/>
+        </w:rPr>
+        <w:t xml:space="preserve"> Paralelní matice</w:t>
+      </w:r>
+      <w:bookmarkEnd w:id="20"/>
+    </w:p>
+    <w:p>
+      <w:pPr>
+        <w:spacing w:line="360" w:lineRule="auto"/>
+        <w:jc w:val="both"/>
+        <w:rPr>
+          <w:lang w:eastAsia="cs-CZ"/>
+        </w:rPr>
+      </w:pPr>
+      <w:proofErr w:type="spellStart"/>
+      <w:r>
+        <w:rPr>
+          <w:lang w:eastAsia="cs-CZ"/>
+        </w:rPr>
+        <w:t>Xxx</w:t>
+      </w:r>
+      <w:proofErr w:type="spellEnd"/>
+    </w:p>
+    <w:p>
+      <w:pPr>
+        <w:pStyle w:val="Nadpis3"/>
+        <w:jc w:val="both"/>
+        <w:rPr>
+          <w:lang w:eastAsia="cs-CZ"/>
+        </w:rPr>
+      </w:pPr>
+      <w:bookmarkStart w:id="21" w:name="_Toc229859086"/>
+      <w:r>
+        <w:rPr>
+          <w:lang w:eastAsia="cs-CZ"/>
+        </w:rPr>
+        <w:t>2.</w:t>
+      </w:r>
+      <w:r>
+        <w:rPr>
+          <w:lang w:eastAsia="cs-CZ"/>
+        </w:rPr>
+        <w:t>2</w:t>
+      </w:r>
+      <w:r>
+        <w:rPr>
+          <w:lang w:eastAsia="cs-CZ"/>
+        </w:rPr>
+        <w:t>.</w:t>
+      </w:r>
+      <w:r>
+        <w:rPr>
+          <w:lang w:eastAsia="cs-CZ"/>
+        </w:rPr>
+        <w:t>8</w:t>
+      </w:r>
+      <w:r>
+        <w:rPr>
+          <w:lang w:eastAsia="cs-CZ"/>
+        </w:rPr>
+        <w:t xml:space="preserve"> N-</w:t>
+      </w:r>
+      <w:proofErr w:type="spellStart"/>
+      <w:r>
+        <w:rPr>
+          <w:lang w:eastAsia="cs-CZ"/>
+        </w:rPr>
+        <w:t>nární</w:t>
+      </w:r>
+      <w:proofErr w:type="spellEnd"/>
+      <w:r>
+        <w:rPr>
+          <w:lang w:eastAsia="cs-CZ"/>
+        </w:rPr>
+        <w:t xml:space="preserve"> strom</w:t>
+      </w:r>
+      <w:bookmarkEnd w:id="21"/>
+    </w:p>
+    <w:p>
+      <w:pPr>
+        <w:spacing w:line="360" w:lineRule="auto"/>
+        <w:jc w:val="both"/>
+        <w:rPr>
+          <w:lang w:eastAsia="cs-CZ"/>
+        </w:rPr>
+      </w:pPr>
+      <w:proofErr w:type="spellStart"/>
+      <w:r>
+        <w:rPr>
+          <w:lang w:eastAsia="cs-CZ"/>
+        </w:rPr>
+        <w:t>Xxx</w:t>
+      </w:r>
+      <w:proofErr w:type="spellEnd"/>
+    </w:p>
+    <w:p>
+      <w:pPr>
+        <w:pStyle w:val="Nadpis2"/>
+        <w:jc w:val="both"/>
+        <w:rPr>
+          <w:lang w:eastAsia="cs-CZ"/>
+        </w:rPr>
+      </w:pPr>
+      <w:bookmarkStart w:id="22" w:name="_Toc229859087"/>
+      <w:r>
+        <w:rPr>
+          <w:lang w:eastAsia="cs-CZ"/>
+        </w:rPr>
+        <w:t>2.</w:t>
+      </w:r>
+      <w:r>
+        <w:rPr>
+          <w:lang w:eastAsia="cs-CZ"/>
+        </w:rPr>
+        <w:t>3</w:t>
+      </w:r>
+      <w:r>
+        <w:rPr>
+          <w:lang w:eastAsia="cs-CZ"/>
+        </w:rPr>
+        <w:t xml:space="preserve"> Testy</w:t>
+      </w:r>
+      <w:bookmarkEnd w:id="22"/>
+    </w:p>
+    <w:p>
+      <w:pPr>
+        <w:spacing w:line="360" w:lineRule="auto"/>
+        <w:jc w:val="both"/>
+        <w:rPr>
+          <w:lang w:eastAsia="cs-CZ"/>
+        </w:rPr>
+      </w:pPr>
+      <w:r>
+        <w:rPr>
+          <w:lang w:eastAsia="cs-CZ"/>
+        </w:rPr>
+        <w:t xml:space="preserve">Testy byly uskutečněny pomocí </w:t>
+      </w:r>
+      <w:proofErr w:type="spellStart"/>
+      <w:r>
+        <w:rPr>
+          <w:lang w:eastAsia="cs-CZ"/>
+        </w:rPr>
+        <w:t>GoogleTest</w:t>
+      </w:r>
+      <w:proofErr w:type="spellEnd"/>
+      <w:r>
+        <w:rPr>
+          <w:lang w:eastAsia="cs-CZ"/>
+        </w:rPr>
+        <w:t xml:space="preserve"> frameworku.</w:t>
+      </w:r>
+      <w:r>
+        <w:rPr>
+          <w:lang w:eastAsia="cs-CZ"/>
+        </w:rPr>
+        <w:t xml:space="preserve"> Testy jsou ve složce „test“ ve které je složka „</w:t>
+      </w:r>
+      <w:proofErr w:type="spellStart"/>
+      <w:r>
+        <w:rPr>
+          <w:lang w:eastAsia="cs-CZ"/>
+        </w:rPr>
+        <w:t>src</w:t>
+      </w:r>
+      <w:proofErr w:type="spellEnd"/>
+      <w:r>
+        <w:rPr>
+          <w:lang w:eastAsia="cs-CZ"/>
+        </w:rPr>
+        <w:t xml:space="preserve">“ ve které je struktura </w:t>
+      </w:r>
+      <w:r>
+        <w:rPr>
+          <w:lang w:eastAsia="cs-CZ"/>
+        </w:rPr>
+        <w:t>kopírující</w:t>
+      </w:r>
+      <w:r>
+        <w:rPr>
+          <w:lang w:eastAsia="cs-CZ"/>
+        </w:rPr>
+        <w:t xml:space="preserve"> strukturu projektu.</w:t>
+      </w:r>
+      <w:r>
+        <w:rPr>
+          <w:lang w:eastAsia="cs-CZ"/>
+        </w:rPr>
+        <w:t xml:space="preserve"> Na místech zdrojových kódu, které jsou </w:t>
+      </w:r>
+      <w:r>
+        <w:rPr>
+          <w:lang w:eastAsia="cs-CZ"/>
+        </w:rPr>
+        <w:t xml:space="preserve">unit </w:t>
+      </w:r>
+      <w:r>
+        <w:rPr>
+          <w:lang w:eastAsia="cs-CZ"/>
+        </w:rPr>
+        <w:t>testovány tam ovšem jsou soubory s testy podle jmenné konvence: „jméno původního souboru + _test + .</w:t>
+      </w:r>
+      <w:proofErr w:type="spellStart"/>
+      <w:r>
+        <w:rPr>
+          <w:lang w:eastAsia="cs-CZ"/>
+        </w:rPr>
+        <w:t>cpp</w:t>
+      </w:r>
+      <w:proofErr w:type="spellEnd"/>
+      <w:r>
+        <w:rPr>
+          <w:lang w:eastAsia="cs-CZ"/>
+        </w:rPr>
+        <w:t>“.</w:t>
+      </w:r>
+      <w:r>
+        <w:rPr>
+          <w:lang w:eastAsia="cs-CZ"/>
+        </w:rPr>
+        <w:t xml:space="preserve"> Pro zátěžové testy je konvence stejná, jenom místo „_test“ je nahrazeno „_stress“.</w:t>
+      </w:r>
+    </w:p>
+    <w:p>
+      <w:pPr>
+        <w:spacing w:line="360" w:lineRule="auto"/>
+        <w:jc w:val="both"/>
+        <w:rPr>
+          <w:lang w:eastAsia="cs-CZ"/>
+        </w:rPr>
+      </w:pPr>
+      <w:r>
+        <w:rPr>
+          <w:lang w:eastAsia="cs-CZ"/>
+        </w:rPr>
+        <w:t xml:space="preserve">V obou typech testů (unit i zátěž) bylo na začátku, těsně před vložením hlavičkového souboru „Tensor.hpp“ </w:t>
+      </w:r>
+      <w:r>
+        <w:rPr>
+          <w:lang w:eastAsia="cs-CZ"/>
+        </w:rPr>
+        <w:t>definováno makro, které ihned po vložení tohoto hlavičkového souboru oddefinováno.</w:t>
+      </w:r>
+      <w:r>
+        <w:rPr>
+          <w:lang w:eastAsia="cs-CZ"/>
+        </w:rPr>
+        <w:t xml:space="preserve"> Toto makro zaměňuje klíčové slovo C++ „</w:t>
+      </w:r>
+      <w:proofErr w:type="spellStart"/>
+      <w:r>
+        <w:rPr>
+          <w:lang w:eastAsia="cs-CZ"/>
+        </w:rPr>
+        <w:t>private</w:t>
+      </w:r>
+      <w:proofErr w:type="spellEnd"/>
+      <w:r>
+        <w:rPr>
+          <w:lang w:eastAsia="cs-CZ"/>
+        </w:rPr>
+        <w:t>“ za „public“ a tím pádem pro testy odkrývá privátní členy třídy k jejich otestování.</w:t>
+      </w:r>
+    </w:p>
+    <w:p>
+      <w:pPr>
+        <w:pStyle w:val="Nadpis3"/>
+        <w:jc w:val="both"/>
+        <w:rPr>
+          <w:lang w:eastAsia="cs-CZ"/>
+        </w:rPr>
+      </w:pPr>
+      <w:bookmarkStart w:id="23" w:name="_Toc229859088"/>
+      <w:r>
+        <w:rPr>
+          <w:lang w:eastAsia="cs-CZ"/>
+        </w:rPr>
+        <w:t>2.</w:t>
+      </w:r>
+      <w:r>
+        <w:rPr>
+          <w:lang w:eastAsia="cs-CZ"/>
+        </w:rPr>
+        <w:t>3</w:t>
+      </w:r>
+      <w:r>
+        <w:rPr>
+          <w:lang w:eastAsia="cs-CZ"/>
+        </w:rPr>
+        <w:t>.1 Unit testování</w:t>
+      </w:r>
+      <w:bookmarkEnd w:id="23"/>
+    </w:p>
+    <w:p>
+      <w:pPr>
+        <w:spacing w:line="360" w:lineRule="auto"/>
+        <w:jc w:val="both"/>
+        <w:rPr>
+          <w:lang w:eastAsia="cs-CZ"/>
+        </w:rPr>
+      </w:pPr>
+      <w:r>
+        <w:rPr>
+          <w:lang w:eastAsia="cs-CZ"/>
+        </w:rPr>
+        <w:t>Na tenzor samotný připadá přes 140 testů.</w:t>
+      </w:r>
+      <w:r>
+        <w:rPr>
+          <w:lang w:eastAsia="cs-CZ"/>
+        </w:rPr>
+        <w:t xml:space="preserve"> Každá důležitější metoda je testována vícekrát pro jiný případ.</w:t>
+      </w:r>
+      <w:r>
+        <w:rPr>
+          <w:lang w:eastAsia="cs-CZ"/>
+        </w:rPr>
+        <w:t xml:space="preserve"> Pro testy byla využita makra </w:t>
+      </w:r>
+      <w:proofErr w:type="spellStart"/>
+      <w:r>
+        <w:rPr>
+          <w:lang w:eastAsia="cs-CZ"/>
+        </w:rPr>
+        <w:t>google</w:t>
+      </w:r>
+      <w:proofErr w:type="spellEnd"/>
+      <w:r>
+        <w:rPr>
+          <w:lang w:eastAsia="cs-CZ"/>
+        </w:rPr>
+        <w:t xml:space="preserve"> testu TEST a uvnitř asertivní makra pro </w:t>
+      </w:r>
+      <w:r>
+        <w:rPr>
+          <w:lang w:eastAsia="cs-CZ"/>
+        </w:rPr>
+        <w:lastRenderedPageBreak/>
+        <w:t>kontrolu výsledku testu, většinou EXPECT_EQ pro posouzení rovnosti výsledku s očekávanou hodnotou.</w:t>
+      </w:r>
+      <w:r>
+        <w:rPr>
+          <w:lang w:eastAsia="cs-CZ"/>
+        </w:rPr>
+        <w:t xml:space="preserve"> Většina těchto testů byla znovupoužita na otestování paralelní verze tenzoru až na výjimku testů, co vyžadovaly v typovém parametrů nekompatibilní datové typy pro kopii na GPU paměť.</w:t>
+      </w:r>
+      <w:r>
+        <w:rPr>
+          <w:lang w:eastAsia="cs-CZ"/>
+        </w:rPr>
+        <w:t xml:space="preserve"> Například </w:t>
+      </w:r>
+      <w:proofErr w:type="spellStart"/>
+      <w:proofErr w:type="gramStart"/>
+      <w:r>
+        <w:rPr>
+          <w:lang w:eastAsia="cs-CZ"/>
+        </w:rPr>
         <w:t>std</w:t>
       </w:r>
       <w:proofErr w:type="spellEnd"/>
@@ -10340,840 +12003,55 @@
         <w:rPr>
           <w:lang w:eastAsia="cs-CZ"/>
         </w:rPr>
-        <w:t>memcmp</w:t>
-      </w:r>
-      <w:proofErr w:type="spellEnd"/>
-      <w:r>
-        <w:rPr>
-          <w:lang w:eastAsia="cs-CZ"/>
-        </w:rPr>
-        <w:t xml:space="preserve"> a podobně.</w:t>
-      </w:r>
-      <w:r>
-        <w:rPr>
-          <w:lang w:eastAsia="cs-CZ"/>
-        </w:rPr>
-        <w:t xml:space="preserve"> Jestli jde takovéto operace (téměř s jistotou by se dalo říct optimalizace) jde na daném typu skutečně provést jde vykonat během kompilace a není tím pádem žádný </w:t>
-      </w:r>
-      <w:proofErr w:type="spellStart"/>
-      <w:r>
-        <w:rPr>
-          <w:lang w:eastAsia="cs-CZ"/>
-        </w:rPr>
-        <w:t>overhead</w:t>
-      </w:r>
-      <w:proofErr w:type="spellEnd"/>
-      <w:r>
-        <w:rPr>
-          <w:lang w:eastAsia="cs-CZ"/>
-        </w:rPr>
-        <w:t>.</w:t>
-      </w:r>
+        <w:t>string</w:t>
+      </w:r>
+      <w:proofErr w:type="spellEnd"/>
+      <w:r>
+        <w:rPr>
+          <w:lang w:eastAsia="cs-CZ"/>
+        </w:rPr>
+        <w:t xml:space="preserve"> nebo i tenzor v tenzoru.</w:t>
+      </w:r>
+      <w:r>
+        <w:rPr>
+          <w:lang w:eastAsia="cs-CZ"/>
+        </w:rPr>
+        <w:t xml:space="preserve"> To zredukovalo počet unit testů pro paralelní zpracování na něco přes 110.</w:t>
+      </w:r>
+    </w:p>
+    <w:p>
+      <w:pPr>
+        <w:pStyle w:val="Nadpis3"/>
+        <w:jc w:val="both"/>
+        <w:rPr>
+          <w:lang w:eastAsia="cs-CZ"/>
+        </w:rPr>
+      </w:pPr>
+      <w:bookmarkStart w:id="24" w:name="_Toc229859089"/>
+      <w:r>
+        <w:rPr>
+          <w:lang w:eastAsia="cs-CZ"/>
+        </w:rPr>
+        <w:t>2.</w:t>
+      </w:r>
+      <w:r>
+        <w:rPr>
+          <w:lang w:eastAsia="cs-CZ"/>
+        </w:rPr>
+        <w:t>3</w:t>
+      </w:r>
+      <w:r>
+        <w:rPr>
+          <w:lang w:eastAsia="cs-CZ"/>
+        </w:rPr>
+        <w:t>.2 Zátěžové testování</w:t>
+      </w:r>
+      <w:bookmarkEnd w:id="24"/>
     </w:p>
     <w:p>
       <w:pPr>
         <w:spacing w:line="360" w:lineRule="auto"/>
-        <w:rPr>
-          <w:lang w:eastAsia="cs-CZ"/>
-        </w:rPr>
-      </w:pPr>
-      <w:r>
-        <w:rPr>
-          <w:lang w:eastAsia="cs-CZ"/>
-        </w:rPr>
-        <w:t xml:space="preserve">Z venkovního hlediska se rozhraní této třídy velmi podobá </w:t>
-      </w:r>
-      <w:proofErr w:type="spellStart"/>
-      <w:proofErr w:type="gramStart"/>
-      <w:r>
-        <w:rPr>
-          <w:lang w:eastAsia="cs-CZ"/>
-        </w:rPr>
-        <w:t>std</w:t>
-      </w:r>
-      <w:proofErr w:type="spellEnd"/>
-      <w:r>
-        <w:rPr>
-          <w:lang w:eastAsia="cs-CZ"/>
-        </w:rPr>
-        <w:t>::</w:t>
-      </w:r>
-      <w:proofErr w:type="spellStart"/>
-      <w:proofErr w:type="gramEnd"/>
-      <w:r>
-        <w:rPr>
-          <w:lang w:eastAsia="cs-CZ"/>
-        </w:rPr>
-        <w:t>vector</w:t>
-      </w:r>
-      <w:proofErr w:type="spellEnd"/>
-      <w:r>
-        <w:rPr>
-          <w:lang w:eastAsia="cs-CZ"/>
-        </w:rPr>
-        <w:t xml:space="preserve"> ze standartní knihovny.</w:t>
-      </w:r>
-      <w:r>
-        <w:rPr>
-          <w:lang w:eastAsia="cs-CZ"/>
-        </w:rPr>
-        <w:t xml:space="preserve"> Dá</w:t>
-      </w:r>
-      <w:r>
-        <w:rPr>
-          <w:lang w:eastAsia="cs-CZ"/>
-        </w:rPr>
-        <w:t xml:space="preserve"> </w:t>
-      </w:r>
-      <w:r>
-        <w:rPr>
-          <w:lang w:eastAsia="cs-CZ"/>
-        </w:rPr>
-        <w:t xml:space="preserve">se kopírovat i stěhovat díky copy a </w:t>
-      </w:r>
-      <w:proofErr w:type="spellStart"/>
-      <w:r>
-        <w:rPr>
-          <w:lang w:eastAsia="cs-CZ"/>
-        </w:rPr>
-        <w:t>move</w:t>
-      </w:r>
-      <w:proofErr w:type="spellEnd"/>
-      <w:r>
-        <w:rPr>
-          <w:lang w:eastAsia="cs-CZ"/>
-        </w:rPr>
-        <w:t xml:space="preserve"> konstruktoru a </w:t>
-      </w:r>
-      <w:r>
-        <w:rPr>
-          <w:lang w:eastAsia="cs-CZ"/>
-        </w:rPr>
-        <w:t>přetížení operátoru přiřazení (=).</w:t>
-      </w:r>
-      <w:r>
-        <w:rPr>
-          <w:lang w:eastAsia="cs-CZ"/>
-        </w:rPr>
-        <w:t xml:space="preserve"> Dá se z něj přistoupit na syrová data </w:t>
-      </w:r>
-      <w:r>
-        <w:rPr>
-          <w:lang w:eastAsia="cs-CZ"/>
-        </w:rPr>
-        <w:t xml:space="preserve">(pomocí </w:t>
-      </w:r>
-      <w:r>
-        <w:rPr>
-          <w:lang w:eastAsia="cs-CZ"/>
-        </w:rPr>
-        <w:t>stejnojmenné</w:t>
-      </w:r>
-      <w:r>
-        <w:rPr>
-          <w:lang w:eastAsia="cs-CZ"/>
-        </w:rPr>
-        <w:t xml:space="preserve"> metody </w:t>
-      </w:r>
-      <w:proofErr w:type="gramStart"/>
-      <w:r>
-        <w:rPr>
-          <w:lang w:eastAsia="cs-CZ"/>
-        </w:rPr>
-        <w:t>data(</w:t>
-      </w:r>
-      <w:proofErr w:type="gramEnd"/>
-      <w:r>
-        <w:rPr>
-          <w:lang w:eastAsia="cs-CZ"/>
-        </w:rPr>
-        <w:t xml:space="preserve">)) </w:t>
-      </w:r>
-      <w:r>
-        <w:rPr>
-          <w:lang w:eastAsia="cs-CZ"/>
-        </w:rPr>
-        <w:t xml:space="preserve">a dá se </w:t>
-      </w:r>
-      <w:r>
-        <w:rPr>
-          <w:lang w:eastAsia="cs-CZ"/>
-        </w:rPr>
-        <w:t>použít přetížení indexovacího operátoru ([]) pro přístup na jednotlivé prvky (v </w:t>
-      </w:r>
-      <w:proofErr w:type="gramStart"/>
-      <w:r>
-        <w:rPr>
-          <w:lang w:eastAsia="cs-CZ"/>
-        </w:rPr>
-        <w:t>O(</w:t>
-      </w:r>
-      <w:proofErr w:type="gramEnd"/>
-      <w:r>
-        <w:rPr>
-          <w:lang w:eastAsia="cs-CZ"/>
-        </w:rPr>
-        <w:t>1)</w:t>
-      </w:r>
-      <w:r>
-        <w:rPr>
-          <w:lang w:eastAsia="cs-CZ"/>
-        </w:rPr>
-        <w:t xml:space="preserve"> složitosti).</w:t>
-      </w:r>
-      <w:r>
-        <w:rPr>
-          <w:lang w:eastAsia="cs-CZ"/>
-        </w:rPr>
-        <w:t xml:space="preserve"> Dají se z</w:t>
-      </w:r>
-      <w:r>
-        <w:rPr>
-          <w:lang w:eastAsia="cs-CZ"/>
-        </w:rPr>
-        <w:t> </w:t>
-      </w:r>
-      <w:r>
-        <w:rPr>
-          <w:lang w:eastAsia="cs-CZ"/>
-        </w:rPr>
-        <w:t>něj</w:t>
-      </w:r>
-      <w:r>
-        <w:rPr>
-          <w:lang w:eastAsia="cs-CZ"/>
-        </w:rPr>
-        <w:t xml:space="preserve">, ze stejného rozhraní u </w:t>
-      </w:r>
-      <w:proofErr w:type="spellStart"/>
-      <w:proofErr w:type="gramStart"/>
-      <w:r>
-        <w:rPr>
-          <w:lang w:eastAsia="cs-CZ"/>
-        </w:rPr>
-        <w:t>std</w:t>
-      </w:r>
-      <w:proofErr w:type="spellEnd"/>
-      <w:r>
-        <w:rPr>
-          <w:lang w:eastAsia="cs-CZ"/>
-        </w:rPr>
-        <w:t>::</w:t>
-      </w:r>
-      <w:proofErr w:type="spellStart"/>
-      <w:proofErr w:type="gramEnd"/>
-      <w:r>
-        <w:rPr>
-          <w:lang w:eastAsia="cs-CZ"/>
-        </w:rPr>
-        <w:t>vector</w:t>
-      </w:r>
-      <w:proofErr w:type="spellEnd"/>
-      <w:r>
-        <w:rPr>
-          <w:lang w:eastAsia="cs-CZ"/>
-        </w:rPr>
-        <w:t xml:space="preserve"> dostat </w:t>
-      </w:r>
-      <w:proofErr w:type="spellStart"/>
-      <w:r>
-        <w:rPr>
-          <w:lang w:eastAsia="cs-CZ"/>
-        </w:rPr>
-        <w:t>iterátory</w:t>
-      </w:r>
-      <w:proofErr w:type="spellEnd"/>
-      <w:r>
-        <w:rPr>
-          <w:lang w:eastAsia="cs-CZ"/>
-        </w:rPr>
-        <w:t xml:space="preserve"> jak dopředu</w:t>
-      </w:r>
-      <w:r>
-        <w:rPr>
-          <w:lang w:eastAsia="cs-CZ"/>
-        </w:rPr>
-        <w:t>,</w:t>
-      </w:r>
-      <w:r>
-        <w:rPr>
-          <w:lang w:eastAsia="cs-CZ"/>
-        </w:rPr>
-        <w:t xml:space="preserve"> tak dozadu</w:t>
-      </w:r>
-      <w:r>
-        <w:rPr>
-          <w:lang w:eastAsia="cs-CZ"/>
-        </w:rPr>
-        <w:t xml:space="preserve">. </w:t>
-      </w:r>
-      <w:proofErr w:type="spellStart"/>
-      <w:r>
-        <w:rPr>
-          <w:lang w:eastAsia="cs-CZ"/>
-        </w:rPr>
-        <w:t>Iterátor</w:t>
-      </w:r>
-      <w:proofErr w:type="spellEnd"/>
-      <w:r>
-        <w:rPr>
-          <w:lang w:eastAsia="cs-CZ"/>
-        </w:rPr>
-        <w:t xml:space="preserve"> je pro jednoduchost ukazatel, což je jednoduché a efektivní</w:t>
-      </w:r>
-      <w:r>
-        <w:rPr>
-          <w:lang w:eastAsia="cs-CZ"/>
-        </w:rPr>
-        <w:t>.</w:t>
-      </w:r>
-      <w:r>
-        <w:rPr>
-          <w:lang w:eastAsia="cs-CZ"/>
-        </w:rPr>
-        <w:t xml:space="preserve"> Dá se porovnávat s ostatními lineárními kontejnery</w:t>
-      </w:r>
-      <w:r>
-        <w:rPr>
-          <w:lang w:eastAsia="cs-CZ"/>
-        </w:rPr>
-        <w:t xml:space="preserve"> díky přetížení porovnávacího operátoru (==) a operátoru „vesmírné lodi“ (&lt;=&gt;).</w:t>
-      </w:r>
-      <w:r>
-        <w:rPr>
-          <w:lang w:eastAsia="cs-CZ"/>
-        </w:rPr>
-        <w:t xml:space="preserve"> Je možné díky metodě swap také vyměnit obsahy dvou lineárních kontejnerů.</w:t>
-      </w:r>
-      <w:r>
-        <w:rPr>
-          <w:lang w:eastAsia="cs-CZ"/>
-        </w:rPr>
-        <w:t xml:space="preserve"> Samozřejmě je také možné kontejner manuálně změnit v jeho velikosti a kapacitě</w:t>
-      </w:r>
-      <w:r>
-        <w:rPr>
-          <w:lang w:eastAsia="cs-CZ"/>
-        </w:rPr>
-        <w:t xml:space="preserve"> či ho celá vyčistit</w:t>
-      </w:r>
-      <w:r>
-        <w:rPr>
-          <w:lang w:eastAsia="cs-CZ"/>
-        </w:rPr>
-        <w:t>.</w:t>
-      </w:r>
-      <w:r>
-        <w:rPr>
-          <w:lang w:eastAsia="cs-CZ"/>
-        </w:rPr>
-        <w:t xml:space="preserve"> Jde také nakonec přidat prvek či ho z konce odstranit.</w:t>
-      </w:r>
-    </w:p>
-    <w:p>
-      <w:pPr>
-        <w:pStyle w:val="Nadpis3"/>
-        <w:rPr>
-          <w:lang w:eastAsia="cs-CZ"/>
-        </w:rPr>
-      </w:pPr>
-      <w:bookmarkStart w:id="17" w:name="_Toc229844826"/>
-      <w:r>
-        <w:rPr>
-          <w:lang w:eastAsia="cs-CZ"/>
-        </w:rPr>
-        <w:t>2.</w:t>
-      </w:r>
-      <w:r>
-        <w:rPr>
-          <w:lang w:eastAsia="cs-CZ"/>
-        </w:rPr>
-        <w:t>2</w:t>
-      </w:r>
-      <w:r>
-        <w:rPr>
-          <w:lang w:eastAsia="cs-CZ"/>
-        </w:rPr>
-        <w:t>.</w:t>
-      </w:r>
-      <w:r>
-        <w:rPr>
-          <w:lang w:eastAsia="cs-CZ"/>
-        </w:rPr>
-        <w:t>4</w:t>
-      </w:r>
-      <w:r>
-        <w:rPr>
-          <w:lang w:eastAsia="cs-CZ"/>
-        </w:rPr>
-        <w:t xml:space="preserve"> Tenzor</w:t>
-      </w:r>
-      <w:bookmarkEnd w:id="17"/>
-    </w:p>
-    <w:p>
-      <w:pPr>
-        <w:spacing w:line="360" w:lineRule="auto"/>
-        <w:rPr>
-          <w:lang w:eastAsia="cs-CZ"/>
-        </w:rPr>
-      </w:pPr>
-      <w:r>
-        <w:rPr>
-          <w:lang w:eastAsia="cs-CZ"/>
-        </w:rPr>
-        <w:t>Jedná se o „hlavní“ třídu celé práce. Je navržen a implementován tak, aby byl univerzální, dynamický s širokým využitím.</w:t>
-      </w:r>
-      <w:r>
-        <w:rPr>
-          <w:lang w:eastAsia="cs-CZ"/>
-        </w:rPr>
-        <w:t xml:space="preserve"> </w:t>
-      </w:r>
-      <w:r>
-        <w:rPr>
-          <w:lang w:eastAsia="cs-CZ"/>
-        </w:rPr>
-        <w:t xml:space="preserve">V projektu se nazývá „Tensor“. </w:t>
-      </w:r>
-      <w:r>
-        <w:rPr>
-          <w:lang w:eastAsia="cs-CZ"/>
-        </w:rPr>
-        <w:t xml:space="preserve">Stejně jako lineární kontejner, tak je tato třída šablonovaná pro versatilní ukládání různých datových typů. </w:t>
-      </w:r>
-      <w:r>
-        <w:rPr>
-          <w:lang w:eastAsia="cs-CZ"/>
-        </w:rPr>
-        <w:t xml:space="preserve">Používá </w:t>
-      </w:r>
-      <w:r>
-        <w:rPr>
-          <w:lang w:eastAsia="cs-CZ"/>
-        </w:rPr>
-        <w:t>v sobě lineární kontejner pro udržení dat.</w:t>
-      </w:r>
-      <w:r>
-        <w:rPr>
-          <w:lang w:eastAsia="cs-CZ"/>
-        </w:rPr>
-        <w:t xml:space="preserve"> Jelikož udržování informací o struktuře tenzoru (tím myšleno rozměry dimenzí) je očekávané jen se zanedbatelným využitím paměti oproti datům, tak pro jednoduchost byly tyto informace uloženy do </w:t>
-      </w:r>
-      <w:proofErr w:type="spellStart"/>
-      <w:proofErr w:type="gramStart"/>
-      <w:r>
-        <w:rPr>
-          <w:lang w:eastAsia="cs-CZ"/>
-        </w:rPr>
-        <w:t>std</w:t>
-      </w:r>
-      <w:proofErr w:type="spellEnd"/>
-      <w:r>
-        <w:rPr>
-          <w:lang w:eastAsia="cs-CZ"/>
-        </w:rPr>
-        <w:t>::</w:t>
-      </w:r>
-      <w:proofErr w:type="spellStart"/>
-      <w:proofErr w:type="gramEnd"/>
-      <w:r>
-        <w:rPr>
-          <w:lang w:eastAsia="cs-CZ"/>
-        </w:rPr>
-        <w:t>vector</w:t>
-      </w:r>
-      <w:proofErr w:type="spellEnd"/>
-      <w:r>
-        <w:rPr>
-          <w:lang w:eastAsia="cs-CZ"/>
-        </w:rPr>
-        <w:t xml:space="preserve">. Díky tomu je možné využít plného rozhraní manipulace nabízeného standartní knihovnou a </w:t>
-      </w:r>
-      <w:r>
-        <w:rPr>
-          <w:lang w:eastAsia="cs-CZ"/>
-        </w:rPr>
-        <w:t>také využít optimalizací, které s sebou knihovna přináší.</w:t>
-      </w:r>
-      <w:r>
-        <w:rPr>
-          <w:lang w:eastAsia="cs-CZ"/>
-        </w:rPr>
-        <w:t xml:space="preserve"> </w:t>
-      </w:r>
-    </w:p>
-    <w:p>
-      <w:pPr>
-        <w:spacing w:line="360" w:lineRule="auto"/>
-        <w:rPr>
-          <w:lang w:eastAsia="cs-CZ"/>
-        </w:rPr>
-      </w:pPr>
-      <w:r>
-        <w:rPr>
-          <w:lang w:eastAsia="cs-CZ"/>
-        </w:rPr>
-        <w:t>Použitím lineárního kontejneru se implementace vyhne</w:t>
-      </w:r>
-      <w:r>
-        <w:rPr>
-          <w:lang w:eastAsia="cs-CZ"/>
-        </w:rPr>
-        <w:t xml:space="preserve"> jednomu velikému problému. Vektor tak jak je ve standartní knihovně má zvláštní specializaci pro datový typ </w:t>
-      </w:r>
-      <w:proofErr w:type="spellStart"/>
-      <w:r>
-        <w:rPr>
-          <w:lang w:eastAsia="cs-CZ"/>
-        </w:rPr>
-        <w:t>bool</w:t>
-      </w:r>
-      <w:proofErr w:type="spellEnd"/>
-      <w:r>
-        <w:rPr>
-          <w:lang w:eastAsia="cs-CZ"/>
-        </w:rPr>
-        <w:t xml:space="preserve">. Je to optimalizace za účelem šetření místa, tak, že jeden </w:t>
-      </w:r>
-      <w:proofErr w:type="spellStart"/>
-      <w:r>
-        <w:rPr>
-          <w:lang w:eastAsia="cs-CZ"/>
-        </w:rPr>
-        <w:t>bool</w:t>
-      </w:r>
-      <w:proofErr w:type="spellEnd"/>
-      <w:r>
-        <w:rPr>
-          <w:lang w:eastAsia="cs-CZ"/>
-        </w:rPr>
-        <w:t xml:space="preserve"> je uložen pouze v jednom bitu místo bytu.</w:t>
-      </w:r>
-      <w:r>
-        <w:rPr>
-          <w:lang w:eastAsia="cs-CZ"/>
-        </w:rPr>
-        <w:t xml:space="preserve"> Taková specializace ovšem přináší problémy při imp</w:t>
-      </w:r>
-      <w:r>
-        <w:rPr>
-          <w:lang w:eastAsia="cs-CZ"/>
-        </w:rPr>
-        <w:t>l</w:t>
-      </w:r>
-      <w:r>
-        <w:rPr>
-          <w:lang w:eastAsia="cs-CZ"/>
-        </w:rPr>
-        <w:t xml:space="preserve">ementaci šablonovaných metod. Například reference na jeden prvek není reference na </w:t>
-      </w:r>
-      <w:proofErr w:type="spellStart"/>
-      <w:proofErr w:type="gramStart"/>
-      <w:r>
-        <w:rPr>
-          <w:lang w:eastAsia="cs-CZ"/>
-        </w:rPr>
-        <w:t>bool</w:t>
-      </w:r>
-      <w:proofErr w:type="spellEnd"/>
-      <w:proofErr w:type="gramEnd"/>
-      <w:r>
-        <w:rPr>
-          <w:lang w:eastAsia="cs-CZ"/>
-        </w:rPr>
-        <w:t xml:space="preserve"> ale jedná se o složitější objekt. Čtenář si jistě představí, jaké problémy to může přinést, když by se pokoušel programovat genericky. Navíc je tento typ ukládání obtížen drobným </w:t>
-      </w:r>
-      <w:proofErr w:type="spellStart"/>
-      <w:r>
-        <w:rPr>
-          <w:lang w:eastAsia="cs-CZ"/>
-        </w:rPr>
-        <w:t>overheadem</w:t>
-      </w:r>
-      <w:proofErr w:type="spellEnd"/>
-      <w:r>
-        <w:rPr>
-          <w:lang w:eastAsia="cs-CZ"/>
-        </w:rPr>
-        <w:t xml:space="preserve"> u přístupů k prvkům, </w:t>
-      </w:r>
-      <w:r>
-        <w:rPr>
-          <w:lang w:eastAsia="cs-CZ"/>
-        </w:rPr>
-        <w:lastRenderedPageBreak/>
-        <w:t>jelikož se nejedná o pouhé přistupování na byte paměti, ale dostávání hodnoty konkrétního bitu, což normálně jde jen za pomocí bitových operací a masek.</w:t>
-      </w:r>
-      <w:r>
-        <w:rPr>
-          <w:lang w:eastAsia="cs-CZ"/>
-        </w:rPr>
-        <w:t xml:space="preserve"> V lineárním kontejneru jsou bity uloženy vedle sebe v bytech. To dává stejné chování jako u ostatních primitivních datových typů</w:t>
-      </w:r>
-      <w:r>
-        <w:rPr>
-          <w:lang w:eastAsia="cs-CZ"/>
-        </w:rPr>
-        <w:t>,</w:t>
-      </w:r>
-      <w:r>
-        <w:rPr>
-          <w:lang w:eastAsia="cs-CZ"/>
-        </w:rPr>
-        <w:t xml:space="preserve"> a navíc je bez </w:t>
-      </w:r>
-      <w:proofErr w:type="spellStart"/>
-      <w:r>
-        <w:rPr>
-          <w:lang w:eastAsia="cs-CZ"/>
-        </w:rPr>
-        <w:t>overheadu</w:t>
-      </w:r>
-      <w:proofErr w:type="spellEnd"/>
-      <w:r>
-        <w:rPr>
-          <w:lang w:eastAsia="cs-CZ"/>
-        </w:rPr>
-        <w:t>.</w:t>
-      </w:r>
-    </w:p>
-    <w:p>
-      <w:pPr>
-        <w:spacing w:line="360" w:lineRule="auto"/>
-        <w:rPr>
-          <w:lang w:eastAsia="cs-CZ"/>
-        </w:rPr>
-      </w:pPr>
-      <w:r>
-        <w:rPr>
-          <w:lang w:eastAsia="cs-CZ"/>
-        </w:rPr>
-        <w:t>V této třídě je také uložen vektor kumulativních součinů</w:t>
-      </w:r>
-      <w:r>
-        <w:rPr>
-          <w:lang w:eastAsia="cs-CZ"/>
-        </w:rPr>
-        <w:t xml:space="preserve"> předešlých dimenzí</w:t>
-      </w:r>
-      <w:r>
-        <w:rPr>
-          <w:lang w:eastAsia="cs-CZ"/>
-        </w:rPr>
-        <w:t xml:space="preserve">, a to pomocí </w:t>
-      </w:r>
-      <w:proofErr w:type="spellStart"/>
-      <w:proofErr w:type="gramStart"/>
-      <w:r>
-        <w:rPr>
-          <w:lang w:eastAsia="cs-CZ"/>
-        </w:rPr>
-        <w:t>std</w:t>
-      </w:r>
-      <w:proofErr w:type="spellEnd"/>
-      <w:r>
-        <w:rPr>
-          <w:lang w:eastAsia="cs-CZ"/>
-        </w:rPr>
-        <w:t>::</w:t>
-      </w:r>
-      <w:proofErr w:type="spellStart"/>
-      <w:proofErr w:type="gramEnd"/>
-      <w:r>
-        <w:rPr>
-          <w:lang w:eastAsia="cs-CZ"/>
-        </w:rPr>
-        <w:t>vector</w:t>
-      </w:r>
-      <w:proofErr w:type="spellEnd"/>
-      <w:r>
-        <w:rPr>
-          <w:lang w:eastAsia="cs-CZ"/>
-        </w:rPr>
-        <w:t>. Ze stejných důvodů jako u dimenzí tenzoru je toto řešení do</w:t>
-      </w:r>
-      <w:r>
-        <w:rPr>
-          <w:lang w:eastAsia="cs-CZ"/>
-        </w:rPr>
-        <w:t>s</w:t>
-      </w:r>
-      <w:r>
-        <w:rPr>
-          <w:lang w:eastAsia="cs-CZ"/>
-        </w:rPr>
-        <w:t>tačující.</w:t>
-      </w:r>
-    </w:p>
-    <w:p>
-      <w:pPr>
-        <w:spacing w:line="360" w:lineRule="auto"/>
-        <w:rPr>
-          <w:lang w:eastAsia="cs-CZ"/>
-        </w:rPr>
-      </w:pPr>
-      <w:r>
-        <w:rPr>
-          <w:lang w:eastAsia="cs-CZ"/>
-        </w:rPr>
-        <w:t>Základním způsobem</w:t>
-      </w:r>
-      <w:r>
-        <w:rPr>
-          <w:lang w:eastAsia="cs-CZ"/>
-        </w:rPr>
-        <w:t>,</w:t>
-      </w:r>
-      <w:r>
-        <w:rPr>
-          <w:lang w:eastAsia="cs-CZ"/>
-        </w:rPr>
-        <w:t xml:space="preserve"> jak vytvořit tenzor je použít konstruktor přijímající jeden </w:t>
-      </w:r>
-      <w:proofErr w:type="spellStart"/>
-      <w:proofErr w:type="gramStart"/>
-      <w:r>
-        <w:rPr>
-          <w:lang w:eastAsia="cs-CZ"/>
-        </w:rPr>
-        <w:t>std</w:t>
-      </w:r>
-      <w:proofErr w:type="spellEnd"/>
-      <w:r>
-        <w:rPr>
-          <w:lang w:eastAsia="cs-CZ"/>
-        </w:rPr>
-        <w:t>::</w:t>
-      </w:r>
-      <w:proofErr w:type="spellStart"/>
-      <w:proofErr w:type="gramEnd"/>
-      <w:r>
-        <w:rPr>
-          <w:lang w:eastAsia="cs-CZ"/>
-        </w:rPr>
-        <w:t>ve</w:t>
-      </w:r>
-      <w:r>
-        <w:rPr>
-          <w:lang w:eastAsia="cs-CZ"/>
-        </w:rPr>
-        <w:t>c</w:t>
-      </w:r>
-      <w:r>
-        <w:rPr>
-          <w:lang w:eastAsia="cs-CZ"/>
-        </w:rPr>
-        <w:t>tor</w:t>
-      </w:r>
-      <w:proofErr w:type="spellEnd"/>
-      <w:r>
-        <w:rPr>
-          <w:lang w:eastAsia="cs-CZ"/>
-        </w:rPr>
-        <w:t>&lt;uint64_t&gt;</w:t>
-      </w:r>
-      <w:r>
-        <w:rPr>
-          <w:lang w:eastAsia="cs-CZ"/>
-        </w:rPr>
-        <w:t>.</w:t>
-      </w:r>
-      <w:r>
-        <w:rPr>
-          <w:lang w:eastAsia="cs-CZ"/>
-        </w:rPr>
-        <w:t xml:space="preserve"> Ten vektor obsahuje velikosti dimenzí. V konstruktoru se nakopíruje do vektoru pro udržování velikostí dimenzí a poté se spustí metoda </w:t>
-      </w:r>
-      <w:proofErr w:type="gramStart"/>
-      <w:r>
-        <w:rPr>
-          <w:lang w:eastAsia="cs-CZ"/>
-        </w:rPr>
-        <w:t>update(</w:t>
-      </w:r>
-      <w:proofErr w:type="gramEnd"/>
-      <w:r>
-        <w:rPr>
-          <w:lang w:eastAsia="cs-CZ"/>
-        </w:rPr>
-        <w:t>), která vypočítá potřebné místo k alokaci tenzoru</w:t>
-      </w:r>
-      <w:r>
-        <w:rPr>
-          <w:lang w:eastAsia="cs-CZ"/>
-        </w:rPr>
-        <w:t>,</w:t>
-      </w:r>
-      <w:r>
-        <w:rPr>
-          <w:lang w:eastAsia="cs-CZ"/>
-        </w:rPr>
-        <w:t xml:space="preserve"> a to místo skutečně alokuje na lineárním kontejneru.</w:t>
-      </w:r>
-      <w:r>
-        <w:rPr>
-          <w:lang w:eastAsia="cs-CZ"/>
-        </w:rPr>
-        <w:t xml:space="preserve"> Poté také aktualizuje/vypočítá strukturální optimalizační data závislá na velikostech dimenze jako například vektor kumulativních </w:t>
-      </w:r>
-      <w:r>
-        <w:rPr>
-          <w:lang w:eastAsia="cs-CZ"/>
-        </w:rPr>
-        <w:t>součinů předchozích velikostí dimenzí.</w:t>
-      </w:r>
-    </w:p>
-    <w:p>
-      <w:pPr>
-        <w:spacing w:line="360" w:lineRule="auto"/>
-        <w:rPr>
-          <w:lang w:eastAsia="cs-CZ"/>
-        </w:rPr>
-      </w:pPr>
-    </w:p>
-    <w:p>
-      <w:pPr>
-        <w:pStyle w:val="Nadpis3"/>
-        <w:rPr>
-          <w:lang w:eastAsia="cs-CZ"/>
-        </w:rPr>
-      </w:pPr>
-      <w:bookmarkStart w:id="18" w:name="_Toc229844827"/>
-      <w:r>
-        <w:rPr>
-          <w:lang w:eastAsia="cs-CZ"/>
-        </w:rPr>
-        <w:t>2.</w:t>
-      </w:r>
-      <w:r>
-        <w:rPr>
-          <w:lang w:eastAsia="cs-CZ"/>
-        </w:rPr>
-        <w:t>2</w:t>
-      </w:r>
-      <w:r>
-        <w:rPr>
-          <w:lang w:eastAsia="cs-CZ"/>
-        </w:rPr>
-        <w:t>.</w:t>
-      </w:r>
-      <w:r>
-        <w:rPr>
-          <w:lang w:eastAsia="cs-CZ"/>
-        </w:rPr>
-        <w:t>5</w:t>
-      </w:r>
-      <w:r>
-        <w:rPr>
-          <w:lang w:eastAsia="cs-CZ"/>
-        </w:rPr>
-        <w:t xml:space="preserve"> Paralelní tenzor</w:t>
-      </w:r>
-      <w:bookmarkEnd w:id="18"/>
-    </w:p>
-    <w:p>
-      <w:pPr>
-        <w:spacing w:line="360" w:lineRule="auto"/>
+        <w:jc w:val="both"/>
         <w:rPr>
           <w:lang w:eastAsia="cs-CZ"/>
         </w:rPr>
@@ -11189,449 +12067,6 @@
     </w:p>
     <w:p>
       <w:pPr>
-        <w:pStyle w:val="Nadpis3"/>
-        <w:rPr>
-          <w:lang w:eastAsia="cs-CZ"/>
-        </w:rPr>
-      </w:pPr>
-      <w:bookmarkStart w:id="19" w:name="_Toc229844828"/>
-      <w:r>
-        <w:rPr>
-          <w:lang w:eastAsia="cs-CZ"/>
-        </w:rPr>
-        <w:t>2.</w:t>
-      </w:r>
-      <w:r>
-        <w:rPr>
-          <w:lang w:eastAsia="cs-CZ"/>
-        </w:rPr>
-        <w:t>2</w:t>
-      </w:r>
-      <w:r>
-        <w:rPr>
-          <w:lang w:eastAsia="cs-CZ"/>
-        </w:rPr>
-        <w:t>.</w:t>
-      </w:r>
-      <w:r>
-        <w:rPr>
-          <w:lang w:eastAsia="cs-CZ"/>
-        </w:rPr>
-        <w:t>6</w:t>
-      </w:r>
-      <w:r>
-        <w:rPr>
-          <w:lang w:eastAsia="cs-CZ"/>
-        </w:rPr>
-        <w:t xml:space="preserve"> Matice</w:t>
-      </w:r>
-      <w:bookmarkEnd w:id="19"/>
-    </w:p>
-    <w:p>
-      <w:pPr>
-        <w:spacing w:line="360" w:lineRule="auto"/>
-        <w:rPr>
-          <w:lang w:eastAsia="cs-CZ"/>
-        </w:rPr>
-      </w:pPr>
-      <w:proofErr w:type="spellStart"/>
-      <w:r>
-        <w:rPr>
-          <w:lang w:eastAsia="cs-CZ"/>
-        </w:rPr>
-        <w:t>Xxx</w:t>
-      </w:r>
-      <w:proofErr w:type="spellEnd"/>
-    </w:p>
-    <w:p>
-      <w:pPr>
-        <w:pStyle w:val="Nadpis3"/>
-        <w:rPr>
-          <w:lang w:eastAsia="cs-CZ"/>
-        </w:rPr>
-      </w:pPr>
-      <w:bookmarkStart w:id="20" w:name="_Toc229844829"/>
-      <w:r>
-        <w:rPr>
-          <w:lang w:eastAsia="cs-CZ"/>
-        </w:rPr>
-        <w:t>2.</w:t>
-      </w:r>
-      <w:r>
-        <w:rPr>
-          <w:lang w:eastAsia="cs-CZ"/>
-        </w:rPr>
-        <w:t>2</w:t>
-      </w:r>
-      <w:r>
-        <w:rPr>
-          <w:lang w:eastAsia="cs-CZ"/>
-        </w:rPr>
-        <w:t>.</w:t>
-      </w:r>
-      <w:r>
-        <w:rPr>
-          <w:lang w:eastAsia="cs-CZ"/>
-        </w:rPr>
-        <w:t>7</w:t>
-      </w:r>
-      <w:r>
-        <w:rPr>
-          <w:lang w:eastAsia="cs-CZ"/>
-        </w:rPr>
-        <w:t xml:space="preserve"> Paralelní matice</w:t>
-      </w:r>
-      <w:bookmarkEnd w:id="20"/>
-    </w:p>
-    <w:p>
-      <w:pPr>
-        <w:spacing w:line="360" w:lineRule="auto"/>
-        <w:rPr>
-          <w:lang w:eastAsia="cs-CZ"/>
-        </w:rPr>
-      </w:pPr>
-      <w:proofErr w:type="spellStart"/>
-      <w:r>
-        <w:rPr>
-          <w:lang w:eastAsia="cs-CZ"/>
-        </w:rPr>
-        <w:t>Xxx</w:t>
-      </w:r>
-      <w:proofErr w:type="spellEnd"/>
-    </w:p>
-    <w:p>
-      <w:pPr>
-        <w:pStyle w:val="Nadpis3"/>
-        <w:rPr>
-          <w:lang w:eastAsia="cs-CZ"/>
-        </w:rPr>
-      </w:pPr>
-      <w:bookmarkStart w:id="21" w:name="_Toc229844830"/>
-      <w:r>
-        <w:rPr>
-          <w:lang w:eastAsia="cs-CZ"/>
-        </w:rPr>
-        <w:t>2.</w:t>
-      </w:r>
-      <w:r>
-        <w:rPr>
-          <w:lang w:eastAsia="cs-CZ"/>
-        </w:rPr>
-        <w:t>2</w:t>
-      </w:r>
-      <w:r>
-        <w:rPr>
-          <w:lang w:eastAsia="cs-CZ"/>
-        </w:rPr>
-        <w:t>.</w:t>
-      </w:r>
-      <w:r>
-        <w:rPr>
-          <w:lang w:eastAsia="cs-CZ"/>
-        </w:rPr>
-        <w:t>8</w:t>
-      </w:r>
-      <w:r>
-        <w:rPr>
-          <w:lang w:eastAsia="cs-CZ"/>
-        </w:rPr>
-        <w:t xml:space="preserve"> N-</w:t>
-      </w:r>
-      <w:proofErr w:type="spellStart"/>
-      <w:r>
-        <w:rPr>
-          <w:lang w:eastAsia="cs-CZ"/>
-        </w:rPr>
-        <w:t>nární</w:t>
-      </w:r>
-      <w:proofErr w:type="spellEnd"/>
-      <w:r>
-        <w:rPr>
-          <w:lang w:eastAsia="cs-CZ"/>
-        </w:rPr>
-        <w:t xml:space="preserve"> strom</w:t>
-      </w:r>
-      <w:bookmarkEnd w:id="21"/>
-    </w:p>
-    <w:p>
-      <w:pPr>
-        <w:spacing w:line="360" w:lineRule="auto"/>
-        <w:rPr>
-          <w:lang w:eastAsia="cs-CZ"/>
-        </w:rPr>
-      </w:pPr>
-      <w:proofErr w:type="spellStart"/>
-      <w:r>
-        <w:rPr>
-          <w:lang w:eastAsia="cs-CZ"/>
-        </w:rPr>
-        <w:t>Xxx</w:t>
-      </w:r>
-      <w:proofErr w:type="spellEnd"/>
-    </w:p>
-    <w:p>
-      <w:pPr>
-        <w:pStyle w:val="Nadpis2"/>
-        <w:rPr>
-          <w:lang w:eastAsia="cs-CZ"/>
-        </w:rPr>
-      </w:pPr>
-      <w:bookmarkStart w:id="22" w:name="_Toc229844831"/>
-      <w:r>
-        <w:rPr>
-          <w:lang w:eastAsia="cs-CZ"/>
-        </w:rPr>
-        <w:t>2.</w:t>
-      </w:r>
-      <w:r>
-        <w:rPr>
-          <w:lang w:eastAsia="cs-CZ"/>
-        </w:rPr>
-        <w:t>3</w:t>
-      </w:r>
-      <w:r>
-        <w:rPr>
-          <w:lang w:eastAsia="cs-CZ"/>
-        </w:rPr>
-        <w:t xml:space="preserve"> Testy</w:t>
-      </w:r>
-      <w:bookmarkEnd w:id="22"/>
-    </w:p>
-    <w:p>
-      <w:pPr>
-        <w:spacing w:line="360" w:lineRule="auto"/>
-        <w:rPr>
-          <w:lang w:eastAsia="cs-CZ"/>
-        </w:rPr>
-      </w:pPr>
-      <w:r>
-        <w:rPr>
-          <w:lang w:eastAsia="cs-CZ"/>
-        </w:rPr>
-        <w:t xml:space="preserve">Testy byly uskutečněny pomocí </w:t>
-      </w:r>
-      <w:proofErr w:type="spellStart"/>
-      <w:r>
-        <w:rPr>
-          <w:lang w:eastAsia="cs-CZ"/>
-        </w:rPr>
-        <w:t>GoogleTest</w:t>
-      </w:r>
-      <w:proofErr w:type="spellEnd"/>
-      <w:r>
-        <w:rPr>
-          <w:lang w:eastAsia="cs-CZ"/>
-        </w:rPr>
-        <w:t xml:space="preserve"> frameworku.</w:t>
-      </w:r>
-      <w:r>
-        <w:rPr>
-          <w:lang w:eastAsia="cs-CZ"/>
-        </w:rPr>
-        <w:t xml:space="preserve"> Testy jsou ve složce „test“ ve které je složka „</w:t>
-      </w:r>
-      <w:proofErr w:type="spellStart"/>
-      <w:r>
-        <w:rPr>
-          <w:lang w:eastAsia="cs-CZ"/>
-        </w:rPr>
-        <w:t>src</w:t>
-      </w:r>
-      <w:proofErr w:type="spellEnd"/>
-      <w:r>
-        <w:rPr>
-          <w:lang w:eastAsia="cs-CZ"/>
-        </w:rPr>
-        <w:t xml:space="preserve">“ ve které je struktura </w:t>
-      </w:r>
-      <w:r>
-        <w:rPr>
-          <w:lang w:eastAsia="cs-CZ"/>
-        </w:rPr>
-        <w:t>kopírující</w:t>
-      </w:r>
-      <w:r>
-        <w:rPr>
-          <w:lang w:eastAsia="cs-CZ"/>
-        </w:rPr>
-        <w:t xml:space="preserve"> strukturu projektu.</w:t>
-      </w:r>
-      <w:r>
-        <w:rPr>
-          <w:lang w:eastAsia="cs-CZ"/>
-        </w:rPr>
-        <w:t xml:space="preserve"> Na místech zdrojových kódu, které jsou </w:t>
-      </w:r>
-      <w:r>
-        <w:rPr>
-          <w:lang w:eastAsia="cs-CZ"/>
-        </w:rPr>
-        <w:t xml:space="preserve">unit </w:t>
-      </w:r>
-      <w:r>
-        <w:rPr>
-          <w:lang w:eastAsia="cs-CZ"/>
-        </w:rPr>
-        <w:t>testovány tam ovšem jsou soubory s testy podle jmenné konvence: „jméno původního souboru + _test + .</w:t>
-      </w:r>
-      <w:proofErr w:type="spellStart"/>
-      <w:r>
-        <w:rPr>
-          <w:lang w:eastAsia="cs-CZ"/>
-        </w:rPr>
-        <w:t>cpp</w:t>
-      </w:r>
-      <w:proofErr w:type="spellEnd"/>
-      <w:r>
-        <w:rPr>
-          <w:lang w:eastAsia="cs-CZ"/>
-        </w:rPr>
-        <w:t>“.</w:t>
-      </w:r>
-      <w:r>
-        <w:rPr>
-          <w:lang w:eastAsia="cs-CZ"/>
-        </w:rPr>
-        <w:t xml:space="preserve"> Pro zátěžové testy je konvence stejná, jenom místo „_test“ je nahrazeno „_stress“.</w:t>
-      </w:r>
-    </w:p>
-    <w:p>
-      <w:pPr>
-        <w:spacing w:line="360" w:lineRule="auto"/>
-        <w:rPr>
-          <w:lang w:eastAsia="cs-CZ"/>
-        </w:rPr>
-      </w:pPr>
-      <w:r>
-        <w:rPr>
-          <w:lang w:eastAsia="cs-CZ"/>
-        </w:rPr>
-        <w:t xml:space="preserve">V obou typech testů (unit i zátěž) bylo na začátku, těsně před vložením hlavičkového souboru „Tensor.hpp“ </w:t>
-      </w:r>
-      <w:r>
-        <w:rPr>
-          <w:lang w:eastAsia="cs-CZ"/>
-        </w:rPr>
-        <w:t xml:space="preserve">definováno makro, které ihned po vložení tohoto hlavičkového souboru </w:t>
-      </w:r>
-      <w:r>
-        <w:rPr>
-          <w:lang w:eastAsia="cs-CZ"/>
-        </w:rPr>
-        <w:lastRenderedPageBreak/>
-        <w:t>oddefinováno.</w:t>
-      </w:r>
-      <w:r>
-        <w:rPr>
-          <w:lang w:eastAsia="cs-CZ"/>
-        </w:rPr>
-        <w:t xml:space="preserve"> Toto makro zaměňuje klíčové slovo C++ „</w:t>
-      </w:r>
-      <w:proofErr w:type="spellStart"/>
-      <w:r>
-        <w:rPr>
-          <w:lang w:eastAsia="cs-CZ"/>
-        </w:rPr>
-        <w:t>private</w:t>
-      </w:r>
-      <w:proofErr w:type="spellEnd"/>
-      <w:r>
-        <w:rPr>
-          <w:lang w:eastAsia="cs-CZ"/>
-        </w:rPr>
-        <w:t>“ za „public“ a tím pádem pro testy odkrývá privátní členy třídy k jejich otestování.</w:t>
-      </w:r>
-    </w:p>
-    <w:p>
-      <w:pPr>
-        <w:pStyle w:val="Nadpis3"/>
-        <w:rPr>
-          <w:lang w:eastAsia="cs-CZ"/>
-        </w:rPr>
-      </w:pPr>
-      <w:bookmarkStart w:id="23" w:name="_Toc229844832"/>
-      <w:r>
-        <w:rPr>
-          <w:lang w:eastAsia="cs-CZ"/>
-        </w:rPr>
-        <w:t>2.</w:t>
-      </w:r>
-      <w:r>
-        <w:rPr>
-          <w:lang w:eastAsia="cs-CZ"/>
-        </w:rPr>
-        <w:t>3</w:t>
-      </w:r>
-      <w:r>
-        <w:rPr>
-          <w:lang w:eastAsia="cs-CZ"/>
-        </w:rPr>
-        <w:t>.1 Unit testování</w:t>
-      </w:r>
-      <w:bookmarkEnd w:id="23"/>
-    </w:p>
-    <w:p>
-      <w:pPr>
-        <w:spacing w:line="360" w:lineRule="auto"/>
-        <w:rPr>
-          <w:lang w:eastAsia="cs-CZ"/>
-        </w:rPr>
-      </w:pPr>
-      <w:proofErr w:type="spellStart"/>
-      <w:r>
-        <w:rPr>
-          <w:lang w:eastAsia="cs-CZ"/>
-        </w:rPr>
-        <w:t>Xxx</w:t>
-      </w:r>
-      <w:proofErr w:type="spellEnd"/>
-    </w:p>
-    <w:p>
-      <w:pPr>
-        <w:pStyle w:val="Nadpis3"/>
-        <w:rPr>
-          <w:lang w:eastAsia="cs-CZ"/>
-        </w:rPr>
-      </w:pPr>
-      <w:bookmarkStart w:id="24" w:name="_Toc229844833"/>
-      <w:r>
-        <w:rPr>
-          <w:lang w:eastAsia="cs-CZ"/>
-        </w:rPr>
-        <w:t>2.</w:t>
-      </w:r>
-      <w:r>
-        <w:rPr>
-          <w:lang w:eastAsia="cs-CZ"/>
-        </w:rPr>
-        <w:t>3</w:t>
-      </w:r>
-      <w:r>
-        <w:rPr>
-          <w:lang w:eastAsia="cs-CZ"/>
-        </w:rPr>
-        <w:t>.2 Zátěžové testování</w:t>
-      </w:r>
-      <w:bookmarkEnd w:id="24"/>
-    </w:p>
-    <w:p>
-      <w:pPr>
-        <w:spacing w:line="360" w:lineRule="auto"/>
-        <w:rPr>
-          <w:lang w:eastAsia="cs-CZ"/>
-        </w:rPr>
-      </w:pPr>
-      <w:proofErr w:type="spellStart"/>
-      <w:r>
-        <w:rPr>
-          <w:lang w:eastAsia="cs-CZ"/>
-        </w:rPr>
-        <w:t>Xxx</w:t>
-      </w:r>
-      <w:proofErr w:type="spellEnd"/>
-    </w:p>
-    <w:p>
-      <w:pPr>
         <w:spacing w:after="0" w:line="240" w:lineRule="auto"/>
         <w:rPr>
           <w:noProof/>
@@ -11652,7 +12087,7 @@
       <w:pPr>
         <w:pStyle w:val="Nadpis1"/>
       </w:pPr>
-      <w:bookmarkStart w:id="25" w:name="_Toc229844834"/>
+      <w:bookmarkStart w:id="25" w:name="_Toc229859090"/>
       <w:r>
         <w:lastRenderedPageBreak/>
         <w:t>3 TEORETICKÉ VYUŽITÍ</w:t>
@@ -12280,7 +12715,7 @@
                     </pic:cNvPicPr>
                   </pic:nvPicPr>
                   <pic:blipFill>
-                    <a:blip r:embed="rId18">
+                    <a:blip r:embed="rId12">
                       <a:extLst>
                         <a:ext uri="{28A0092B-C50C-407E-A947-70E740481C1C}">
                           <a14:useLocalDpi xmlns:a14="http://schemas.microsoft.com/office/drawing/2010/main" val="0"/>
@@ -12423,7 +12858,7 @@
         </w:rPr>
         <w:br w:type="page"/>
       </w:r>
-      <w:bookmarkStart w:id="29" w:name="_Toc229844835"/>
+      <w:bookmarkStart w:id="29" w:name="_Toc229859091"/>
       <w:r>
         <w:lastRenderedPageBreak/>
         <w:t>ZÁVĚR</w:t>
@@ -12602,7 +13037,7 @@
       <w:r>
         <w:br w:type="page"/>
       </w:r>
-      <w:bookmarkStart w:id="30" w:name="_Toc229844836"/>
+      <w:bookmarkStart w:id="30" w:name="_Toc229859092"/>
       <w:r>
         <w:lastRenderedPageBreak/>
         <w:t>POUŽITÁ LITERATURA</w:t>
@@ -12612,25 +13047,433 @@
     <w:p>
       <w:pPr>
         <w:pStyle w:val="Textpoznpodarou"/>
-        <w:spacing w:line="360" w:lineRule="auto"/>
+        <w:numPr>
+          <w:ilvl w:val="0"/>
+          <w:numId w:val="13"/>
+        </w:numPr>
+        <w:spacing w:after="160" w:line="360" w:lineRule="auto"/>
         <w:rPr>
           <w:sz w:val="24"/>
           <w:szCs w:val="24"/>
         </w:rPr>
       </w:pPr>
+      <w:proofErr w:type="spellStart"/>
       <w:r>
         <w:rPr>
           <w:sz w:val="24"/>
           <w:szCs w:val="24"/>
         </w:rPr>
-        <w:t>ČSÚ</w:t>
-      </w:r>
+        <w:t>Xtensor</w:t>
+      </w:r>
+      <w:proofErr w:type="spellEnd"/>
       <w:r>
         <w:rPr>
           <w:sz w:val="24"/>
           <w:szCs w:val="24"/>
         </w:rPr>
-        <w:t xml:space="preserve">, 2021. </w:t>
+        <w:t xml:space="preserve">. Online. </w:t>
+      </w:r>
+      <w:proofErr w:type="spellStart"/>
+      <w:r>
+        <w:rPr>
+          <w:sz w:val="24"/>
+          <w:szCs w:val="24"/>
+        </w:rPr>
+        <w:t>Github</w:t>
+      </w:r>
+      <w:proofErr w:type="spellEnd"/>
+      <w:r>
+        <w:rPr>
+          <w:sz w:val="24"/>
+          <w:szCs w:val="24"/>
+        </w:rPr>
+        <w:t>. 2016. Dostupné z: https://github.com/xtensor-stack/xtensor. [cit. 2026-05-16].</w:t>
+      </w:r>
+    </w:p>
+    <w:p>
+      <w:pPr>
+        <w:pStyle w:val="Textpoznpodarou"/>
+        <w:numPr>
+          <w:ilvl w:val="0"/>
+          <w:numId w:val="13"/>
+        </w:numPr>
+        <w:spacing w:after="160" w:line="360" w:lineRule="auto"/>
+        <w:rPr>
+          <w:sz w:val="24"/>
+          <w:szCs w:val="24"/>
+        </w:rPr>
+      </w:pPr>
+      <w:r>
+        <w:rPr>
+          <w:sz w:val="24"/>
+          <w:szCs w:val="24"/>
+        </w:rPr>
+        <w:t xml:space="preserve">GUENNEBAUD, </w:t>
+      </w:r>
+      <w:proofErr w:type="spellStart"/>
+      <w:r>
+        <w:rPr>
+          <w:sz w:val="24"/>
+          <w:szCs w:val="24"/>
+        </w:rPr>
+        <w:t>Gaël</w:t>
+      </w:r>
+      <w:proofErr w:type="spellEnd"/>
+      <w:r>
+        <w:rPr>
+          <w:sz w:val="24"/>
+          <w:szCs w:val="24"/>
+        </w:rPr>
+        <w:t xml:space="preserve"> a JACOB, </w:t>
+      </w:r>
+      <w:proofErr w:type="spellStart"/>
+      <w:r>
+        <w:rPr>
+          <w:sz w:val="24"/>
+          <w:szCs w:val="24"/>
+        </w:rPr>
+        <w:t>Benoît</w:t>
+      </w:r>
+      <w:proofErr w:type="spellEnd"/>
+      <w:r>
+        <w:rPr>
+          <w:sz w:val="24"/>
+          <w:szCs w:val="24"/>
+        </w:rPr>
+        <w:t xml:space="preserve">. </w:t>
+      </w:r>
+      <w:proofErr w:type="spellStart"/>
+      <w:r>
+        <w:rPr>
+          <w:sz w:val="24"/>
+          <w:szCs w:val="24"/>
+        </w:rPr>
+        <w:t>Eigen</w:t>
+      </w:r>
+      <w:proofErr w:type="spellEnd"/>
+      <w:r>
+        <w:rPr>
+          <w:sz w:val="24"/>
+          <w:szCs w:val="24"/>
+        </w:rPr>
+        <w:t xml:space="preserve">. Online. </w:t>
+      </w:r>
+      <w:proofErr w:type="spellStart"/>
+      <w:r>
+        <w:rPr>
+          <w:sz w:val="24"/>
+          <w:szCs w:val="24"/>
+        </w:rPr>
+        <w:t>GitLab</w:t>
+      </w:r>
+      <w:proofErr w:type="spellEnd"/>
+      <w:r>
+        <w:rPr>
+          <w:sz w:val="24"/>
+          <w:szCs w:val="24"/>
+        </w:rPr>
+        <w:t>. 2010. Dostupné z: https://libeigen.gitlab.io. [cit. 2026-05-16].</w:t>
+      </w:r>
+    </w:p>
+    <w:p>
+      <w:pPr>
+        <w:pStyle w:val="Textpoznpodarou"/>
+        <w:numPr>
+          <w:ilvl w:val="0"/>
+          <w:numId w:val="13"/>
+        </w:numPr>
+        <w:spacing w:after="160" w:line="360" w:lineRule="auto"/>
+        <w:rPr>
+          <w:sz w:val="24"/>
+          <w:szCs w:val="24"/>
+        </w:rPr>
+      </w:pPr>
+      <w:r>
+        <w:rPr>
+          <w:sz w:val="24"/>
+          <w:szCs w:val="24"/>
+        </w:rPr>
+        <w:t xml:space="preserve">SOLOMONIK, Edgar; MATTHEWS, </w:t>
+      </w:r>
+      <w:proofErr w:type="spellStart"/>
+      <w:r>
+        <w:rPr>
+          <w:sz w:val="24"/>
+          <w:szCs w:val="24"/>
+        </w:rPr>
+        <w:t>Devin</w:t>
+      </w:r>
+      <w:proofErr w:type="spellEnd"/>
+      <w:r>
+        <w:rPr>
+          <w:sz w:val="24"/>
+          <w:szCs w:val="24"/>
+        </w:rPr>
+        <w:t xml:space="preserve">; HAMMOND, </w:t>
+      </w:r>
+      <w:proofErr w:type="spellStart"/>
+      <w:r>
+        <w:rPr>
+          <w:sz w:val="24"/>
+          <w:szCs w:val="24"/>
+        </w:rPr>
+        <w:t>Jeff</w:t>
+      </w:r>
+      <w:proofErr w:type="spellEnd"/>
+      <w:r>
+        <w:rPr>
+          <w:sz w:val="24"/>
+          <w:szCs w:val="24"/>
+        </w:rPr>
+        <w:t xml:space="preserve"> R; STANTON, John F. a DEMMEL, James. A </w:t>
+      </w:r>
+      <w:proofErr w:type="spellStart"/>
+      <w:r>
+        <w:rPr>
+          <w:sz w:val="24"/>
+          <w:szCs w:val="24"/>
+        </w:rPr>
+        <w:t>massively</w:t>
+      </w:r>
+      <w:proofErr w:type="spellEnd"/>
+      <w:r>
+        <w:rPr>
+          <w:sz w:val="24"/>
+          <w:szCs w:val="24"/>
+        </w:rPr>
+        <w:t xml:space="preserve"> </w:t>
+      </w:r>
+      <w:proofErr w:type="spellStart"/>
+      <w:r>
+        <w:rPr>
+          <w:sz w:val="24"/>
+          <w:szCs w:val="24"/>
+        </w:rPr>
+        <w:t>parallel</w:t>
+      </w:r>
+      <w:proofErr w:type="spellEnd"/>
+      <w:r>
+        <w:rPr>
+          <w:sz w:val="24"/>
+          <w:szCs w:val="24"/>
+        </w:rPr>
+        <w:t xml:space="preserve"> tensor </w:t>
+      </w:r>
+      <w:proofErr w:type="spellStart"/>
+      <w:r>
+        <w:rPr>
+          <w:sz w:val="24"/>
+          <w:szCs w:val="24"/>
+        </w:rPr>
+        <w:t>contraction</w:t>
+      </w:r>
+      <w:proofErr w:type="spellEnd"/>
+      <w:r>
+        <w:rPr>
+          <w:sz w:val="24"/>
+          <w:szCs w:val="24"/>
+        </w:rPr>
+        <w:t xml:space="preserve"> framework </w:t>
+      </w:r>
+      <w:proofErr w:type="spellStart"/>
+      <w:r>
+        <w:rPr>
+          <w:sz w:val="24"/>
+          <w:szCs w:val="24"/>
+        </w:rPr>
+        <w:t>for</w:t>
+      </w:r>
+      <w:proofErr w:type="spellEnd"/>
+      <w:r>
+        <w:rPr>
+          <w:sz w:val="24"/>
+          <w:szCs w:val="24"/>
+        </w:rPr>
+        <w:t xml:space="preserve"> </w:t>
+      </w:r>
+      <w:proofErr w:type="spellStart"/>
+      <w:r>
+        <w:rPr>
+          <w:sz w:val="24"/>
+          <w:szCs w:val="24"/>
+        </w:rPr>
+        <w:t>coupled</w:t>
+      </w:r>
+      <w:proofErr w:type="spellEnd"/>
+      <w:r>
+        <w:rPr>
+          <w:sz w:val="24"/>
+          <w:szCs w:val="24"/>
+        </w:rPr>
+        <w:t xml:space="preserve">-cluster. </w:t>
+      </w:r>
+      <w:proofErr w:type="spellStart"/>
+      <w:r>
+        <w:rPr>
+          <w:sz w:val="24"/>
+          <w:szCs w:val="24"/>
+        </w:rPr>
+        <w:t>Journal</w:t>
+      </w:r>
+      <w:proofErr w:type="spellEnd"/>
+      <w:r>
+        <w:rPr>
+          <w:sz w:val="24"/>
+          <w:szCs w:val="24"/>
+        </w:rPr>
+        <w:t xml:space="preserve"> </w:t>
+      </w:r>
+      <w:proofErr w:type="spellStart"/>
+      <w:r>
+        <w:rPr>
+          <w:sz w:val="24"/>
+          <w:szCs w:val="24"/>
+        </w:rPr>
+        <w:t>of</w:t>
+      </w:r>
+      <w:proofErr w:type="spellEnd"/>
+      <w:r>
+        <w:rPr>
+          <w:sz w:val="24"/>
+          <w:szCs w:val="24"/>
+        </w:rPr>
+        <w:t xml:space="preserve"> </w:t>
+      </w:r>
+      <w:proofErr w:type="spellStart"/>
+      <w:r>
+        <w:rPr>
+          <w:sz w:val="24"/>
+          <w:szCs w:val="24"/>
+        </w:rPr>
+        <w:t>Parallel</w:t>
+      </w:r>
+      <w:proofErr w:type="spellEnd"/>
+      <w:r>
+        <w:rPr>
+          <w:sz w:val="24"/>
+          <w:szCs w:val="24"/>
+        </w:rPr>
+        <w:t xml:space="preserve"> and </w:t>
+      </w:r>
+      <w:proofErr w:type="spellStart"/>
+      <w:r>
+        <w:rPr>
+          <w:sz w:val="24"/>
+          <w:szCs w:val="24"/>
+        </w:rPr>
+        <w:t>Distributed</w:t>
+      </w:r>
+      <w:proofErr w:type="spellEnd"/>
+      <w:r>
+        <w:rPr>
+          <w:sz w:val="24"/>
+          <w:szCs w:val="24"/>
+        </w:rPr>
+        <w:t xml:space="preserve"> </w:t>
+      </w:r>
+      <w:proofErr w:type="spellStart"/>
+      <w:r>
+        <w:rPr>
+          <w:sz w:val="24"/>
+          <w:szCs w:val="24"/>
+        </w:rPr>
+        <w:t>Computing</w:t>
+      </w:r>
+      <w:proofErr w:type="spellEnd"/>
+      <w:r>
+        <w:rPr>
+          <w:sz w:val="24"/>
+          <w:szCs w:val="24"/>
+        </w:rPr>
+        <w:t>. 2014, vol. 2014, no. 74, s. 3176-3190. ISSN 0743-7315.</w:t>
+      </w:r>
+    </w:p>
+    <w:p>
+      <w:pPr>
+        <w:pStyle w:val="Textpoznpodarou"/>
+        <w:numPr>
+          <w:ilvl w:val="0"/>
+          <w:numId w:val="13"/>
+        </w:numPr>
+        <w:spacing w:after="160" w:line="360" w:lineRule="auto"/>
+        <w:rPr>
+          <w:sz w:val="24"/>
+          <w:szCs w:val="24"/>
+        </w:rPr>
+      </w:pPr>
+      <w:r>
+        <w:rPr>
+          <w:sz w:val="24"/>
+          <w:szCs w:val="24"/>
+        </w:rPr>
+        <w:t xml:space="preserve">International Workshop on </w:t>
+      </w:r>
+      <w:proofErr w:type="spellStart"/>
+      <w:r>
+        <w:rPr>
+          <w:sz w:val="24"/>
+          <w:szCs w:val="24"/>
+        </w:rPr>
+        <w:t>OpenCL</w:t>
+      </w:r>
+      <w:proofErr w:type="spellEnd"/>
+      <w:r>
+        <w:rPr>
+          <w:sz w:val="24"/>
+          <w:szCs w:val="24"/>
+        </w:rPr>
+        <w:t>. Online. 2023. ISBN 9798400707452.</w:t>
+      </w:r>
+      <w:r>
+        <w:rPr>
+          <w:sz w:val="24"/>
+          <w:szCs w:val="24"/>
+        </w:rPr>
+        <w:br/>
+      </w:r>
+      <w:r>
+        <w:rPr>
+          <w:sz w:val="24"/>
+          <w:szCs w:val="24"/>
+        </w:rPr>
+        <w:t>Dostupné z: https://doi.org/10.1145/3585341. [cit. 2026-05-16].</w:t>
+      </w:r>
+    </w:p>
+    <w:p>
+      <w:pPr>
+        <w:pStyle w:val="Textpoznpodarou"/>
+        <w:numPr>
+          <w:ilvl w:val="0"/>
+          <w:numId w:val="13"/>
+        </w:numPr>
+        <w:spacing w:after="160" w:line="360" w:lineRule="auto"/>
+        <w:rPr>
+          <w:sz w:val="24"/>
+          <w:szCs w:val="24"/>
+        </w:rPr>
+      </w:pPr>
+      <w:r>
+        <w:rPr>
+          <w:sz w:val="24"/>
+          <w:szCs w:val="24"/>
+        </w:rPr>
+        <w:t xml:space="preserve">THE KHRONOS® SYCL™ WORKING GROUP. SYCL 2020 </w:t>
+      </w:r>
+      <w:proofErr w:type="spellStart"/>
+      <w:r>
+        <w:rPr>
+          <w:sz w:val="24"/>
+          <w:szCs w:val="24"/>
+        </w:rPr>
+        <w:t>rev</w:t>
+      </w:r>
+      <w:proofErr w:type="spellEnd"/>
+      <w:r>
+        <w:rPr>
+          <w:sz w:val="24"/>
+          <w:szCs w:val="24"/>
+        </w:rPr>
+        <w:t xml:space="preserve"> 11, </w:t>
       </w:r>
       <w:r>
         <w:rPr>
@@ -12639,201 +13482,7 @@
           <w:sz w:val="24"/>
           <w:szCs w:val="24"/>
         </w:rPr>
-        <w:t>Vzdělanostní struktura obyvatelstva podle výsledků sčítání lidu</w:t>
-      </w:r>
-      <w:r>
-        <w:rPr>
-          <w:sz w:val="24"/>
-          <w:szCs w:val="24"/>
-        </w:rPr>
-        <w:t xml:space="preserve">. PDF; online. In: </w:t>
-      </w:r>
-      <w:r>
-        <w:rPr>
-          <w:sz w:val="24"/>
-          <w:szCs w:val="24"/>
-        </w:rPr>
-        <w:t>Český statistický úřad. Praha</w:t>
-      </w:r>
-      <w:r>
-        <w:rPr>
-          <w:sz w:val="24"/>
-          <w:szCs w:val="24"/>
-        </w:rPr>
-        <w:t xml:space="preserve">, </w:t>
-      </w:r>
-      <w:r>
-        <w:rPr>
-          <w:sz w:val="24"/>
-          <w:szCs w:val="24"/>
-        </w:rPr>
-        <w:t>2024-</w:t>
-      </w:r>
-      <w:r>
-        <w:rPr>
-          <w:sz w:val="24"/>
-          <w:szCs w:val="24"/>
-        </w:rPr>
-        <w:t>10-17</w:t>
-      </w:r>
-      <w:r>
-        <w:rPr>
-          <w:sz w:val="24"/>
-          <w:szCs w:val="24"/>
-        </w:rPr>
-        <w:t xml:space="preserve">, </w:t>
-      </w:r>
-      <w:r>
-        <w:rPr>
-          <w:sz w:val="24"/>
-          <w:szCs w:val="24"/>
-        </w:rPr>
-        <w:t>170232-24</w:t>
-      </w:r>
-      <w:r>
-        <w:rPr>
-          <w:sz w:val="24"/>
-          <w:szCs w:val="24"/>
-        </w:rPr>
-        <w:t xml:space="preserve">. </w:t>
-      </w:r>
-      <w:r>
-        <w:rPr>
-          <w:sz w:val="24"/>
-          <w:szCs w:val="24"/>
-        </w:rPr>
-        <w:t xml:space="preserve">Dostupné z: </w:t>
-      </w:r>
-      <w:hyperlink r:id="rId19" w:history="1">
-        <w:r>
-          <w:rPr>
-            <w:rStyle w:val="Hypertextovodkaz"/>
-            <w:sz w:val="24"/>
-            <w:szCs w:val="24"/>
-          </w:rPr>
-          <w:t>https://csu.gov.cz/docs/107508/965f807f-eeb4-afc3-c7fe-7ea958415863/17023224.pdf?version=1.0</w:t>
-        </w:r>
-      </w:hyperlink>
-      <w:r>
-        <w:rPr>
-          <w:sz w:val="24"/>
-          <w:szCs w:val="24"/>
-        </w:rPr>
-        <w:t>.</w:t>
-      </w:r>
-      <w:r>
-        <w:rPr>
-          <w:sz w:val="24"/>
-          <w:szCs w:val="24"/>
-        </w:rPr>
-        <w:t xml:space="preserve"> [cit. 202</w:t>
-      </w:r>
-      <w:r>
-        <w:rPr>
-          <w:sz w:val="24"/>
-          <w:szCs w:val="24"/>
-        </w:rPr>
-        <w:t>5</w:t>
-      </w:r>
-      <w:r>
-        <w:rPr>
-          <w:sz w:val="24"/>
-          <w:szCs w:val="24"/>
-        </w:rPr>
-        <w:t>-</w:t>
-      </w:r>
-      <w:r>
-        <w:rPr>
-          <w:sz w:val="24"/>
-          <w:szCs w:val="24"/>
-        </w:rPr>
-        <w:t>10</w:t>
-      </w:r>
-      <w:r>
-        <w:rPr>
-          <w:sz w:val="24"/>
-          <w:szCs w:val="24"/>
-        </w:rPr>
-        <w:t>-</w:t>
-      </w:r>
-      <w:r>
-        <w:rPr>
-          <w:sz w:val="24"/>
-          <w:szCs w:val="24"/>
-        </w:rPr>
-        <w:t>29</w:t>
-      </w:r>
-      <w:r>
-        <w:rPr>
-          <w:sz w:val="24"/>
-          <w:szCs w:val="24"/>
-        </w:rPr>
-        <w:t>].</w:t>
-      </w:r>
-    </w:p>
-    <w:p>
-      <w:pPr>
-        <w:pStyle w:val="Textpoznpodarou"/>
-        <w:spacing w:line="360" w:lineRule="auto"/>
-        <w:rPr>
-          <w:sz w:val="24"/>
-          <w:szCs w:val="24"/>
-        </w:rPr>
-      </w:pPr>
-    </w:p>
-    <w:p>
-      <w:pPr>
-        <w:pStyle w:val="Textpoznpodarou"/>
-        <w:spacing w:line="360" w:lineRule="auto"/>
-        <w:rPr>
-          <w:rFonts w:ascii="Calibri" w:hAnsi="Calibri"/>
-          <w:sz w:val="24"/>
-          <w:szCs w:val="24"/>
-        </w:rPr>
-      </w:pPr>
-      <w:r>
-        <w:rPr>
-          <w:sz w:val="24"/>
-          <w:szCs w:val="24"/>
-        </w:rPr>
-        <w:t>M</w:t>
-      </w:r>
-      <w:r>
-        <w:rPr>
-          <w:sz w:val="24"/>
-          <w:szCs w:val="24"/>
-        </w:rPr>
-        <w:t>IN</w:t>
-      </w:r>
-      <w:r>
-        <w:rPr>
-          <w:sz w:val="24"/>
-          <w:szCs w:val="24"/>
-        </w:rPr>
-        <w:t xml:space="preserve">, </w:t>
-      </w:r>
-      <w:proofErr w:type="spellStart"/>
-      <w:r>
-        <w:rPr>
-          <w:sz w:val="24"/>
-          <w:szCs w:val="24"/>
-        </w:rPr>
-        <w:t>Jungyeon</w:t>
-      </w:r>
-      <w:proofErr w:type="spellEnd"/>
-      <w:r>
-        <w:rPr>
-          <w:sz w:val="24"/>
-          <w:szCs w:val="24"/>
-        </w:rPr>
-        <w:t>, 2016</w:t>
-      </w:r>
-      <w:r>
-        <w:rPr>
-          <w:sz w:val="24"/>
-          <w:szCs w:val="24"/>
-        </w:rPr>
-        <w:t xml:space="preserve">. </w:t>
+        <w:t xml:space="preserve">SYCL™ 2020 </w:t>
       </w:r>
       <w:proofErr w:type="spellStart"/>
       <w:r>
@@ -12843,7 +13492,7 @@
           <w:sz w:val="24"/>
           <w:szCs w:val="24"/>
         </w:rPr>
-        <w:t>Balloons</w:t>
+        <w:t>Specification</w:t>
       </w:r>
       <w:proofErr w:type="spellEnd"/>
       <w:r>
@@ -12853,121 +13502,133 @@
         </w:rPr>
         <w:t xml:space="preserve">. </w:t>
       </w:r>
+      <w:proofErr w:type="spellStart"/>
       <w:r>
         <w:rPr>
           <w:sz w:val="24"/>
           <w:szCs w:val="24"/>
         </w:rPr>
-        <w:t xml:space="preserve">Online. </w:t>
-      </w:r>
+        <w:t>Revision</w:t>
+      </w:r>
+      <w:proofErr w:type="spellEnd"/>
       <w:r>
         <w:rPr>
           <w:sz w:val="24"/>
           <w:szCs w:val="24"/>
         </w:rPr>
-        <w:t xml:space="preserve">In: </w:t>
-      </w:r>
-      <w:proofErr w:type="spellStart"/>
-      <w:r>
+        <w:t xml:space="preserve"> 11.</w:t>
+      </w:r>
+    </w:p>
+    <w:p>
+      <w:pPr>
+        <w:pStyle w:val="Textpoznpodarou"/>
+        <w:numPr>
+          <w:ilvl w:val="0"/>
+          <w:numId w:val="13"/>
+        </w:numPr>
+        <w:spacing w:after="160" w:line="360" w:lineRule="auto"/>
         <w:rPr>
           <w:sz w:val="24"/>
           <w:szCs w:val="24"/>
         </w:rPr>
-        <w:t>Pixabay</w:t>
-      </w:r>
-      <w:proofErr w:type="spellEnd"/>
+      </w:pPr>
       <w:r>
         <w:rPr>
           <w:sz w:val="24"/>
           <w:szCs w:val="24"/>
-          <w:lang w:val="en-US"/>
-        </w:rPr>
-        <w:t>.</w:t>
-      </w:r>
+        </w:rPr>
+        <w:t xml:space="preserve">Intel® 64 and IA-32 </w:t>
+      </w:r>
+      <w:proofErr w:type="spellStart"/>
       <w:r>
         <w:rPr>
           <w:sz w:val="24"/>
           <w:szCs w:val="24"/>
-          <w:lang w:val="en-US"/>
-        </w:rPr>
-        <w:t> June 16, 2016</w:t>
-      </w:r>
+        </w:rPr>
+        <w:t>Architectures</w:t>
+      </w:r>
+      <w:proofErr w:type="spellEnd"/>
       <w:r>
         <w:rPr>
           <w:sz w:val="24"/>
           <w:szCs w:val="24"/>
         </w:rPr>
-        <w:t>.</w:t>
-      </w:r>
+        <w:t xml:space="preserve"> </w:t>
+      </w:r>
+      <w:proofErr w:type="spellStart"/>
       <w:r>
         <w:rPr>
           <w:sz w:val="24"/>
           <w:szCs w:val="24"/>
         </w:rPr>
-        <w:t xml:space="preserve"> Dostupné z: </w:t>
-      </w:r>
-      <w:hyperlink r:id="rId20" w:history="1">
-        <w:r>
-          <w:rPr>
-            <w:rStyle w:val="Hypertextovodkaz"/>
-            <w:sz w:val="24"/>
-            <w:szCs w:val="24"/>
-          </w:rPr>
-          <w:t>https://pixabay.com/cs/photos/bal%C3%B3nek-p%C4%9Bkn%C3%BD-barvit%C3%BD-vodn%C3%AD-bal%C3%B3nek-1565746/</w:t>
-        </w:r>
-      </w:hyperlink>
-      <w:r>
-        <w:rPr>
-          <w:rStyle w:val="Hypertextovodkaz"/>
+        <w:t>Optimization</w:t>
+      </w:r>
+      <w:proofErr w:type="spellEnd"/>
+      <w:r>
+        <w:rPr>
           <w:sz w:val="24"/>
           <w:szCs w:val="24"/>
         </w:rPr>
-        <w:t xml:space="preserve">. </w:t>
-      </w:r>
+        <w:t xml:space="preserve"> Reference </w:t>
+      </w:r>
+      <w:proofErr w:type="spellStart"/>
       <w:r>
         <w:rPr>
           <w:sz w:val="24"/>
           <w:szCs w:val="24"/>
         </w:rPr>
-        <w:t>[cit. 20</w:t>
-      </w:r>
+        <w:t>Manual</w:t>
+      </w:r>
+      <w:proofErr w:type="spellEnd"/>
       <w:r>
         <w:rPr>
           <w:sz w:val="24"/>
           <w:szCs w:val="24"/>
         </w:rPr>
-        <w:t>23</w:t>
-      </w:r>
+        <w:t xml:space="preserve"> </w:t>
+      </w:r>
+      <w:proofErr w:type="spellStart"/>
       <w:r>
         <w:rPr>
           <w:sz w:val="24"/>
           <w:szCs w:val="24"/>
         </w:rPr>
-        <w:t>-10-1</w:t>
-      </w:r>
+        <w:t>Volume</w:t>
+      </w:r>
+      <w:proofErr w:type="spellEnd"/>
       <w:r>
         <w:rPr>
           <w:sz w:val="24"/>
           <w:szCs w:val="24"/>
         </w:rPr>
-        <w:t>8</w:t>
+        <w:t xml:space="preserve"> 1. Online. Intel. 2024. Dostupné z: </w:t>
       </w:r>
       <w:r>
         <w:rPr>
           <w:sz w:val="24"/>
           <w:szCs w:val="24"/>
         </w:rPr>
-        <w:t>]</w:t>
+        <w:t>https://</w:t>
       </w:r>
       <w:r>
         <w:rPr>
           <w:sz w:val="24"/>
           <w:szCs w:val="24"/>
         </w:rPr>
-        <w:t>.</w:t>
-      </w:r>
-    </w:p>
-    <w:p/>
+        <w:t>www.intel.com/content/www/us/en/content-details/821612/intel-64-and-ia-32-architectures-optimization-reference-manual-volume-1.html. [cit. 2026-05-16].</w:t>
+      </w:r>
+    </w:p>
+    <w:p>
+      <w:pPr>
+        <w:pStyle w:val="Textpoznpodarou"/>
+        <w:spacing w:after="160" w:line="360" w:lineRule="auto"/>
+        <w:ind w:left="720"/>
+        <w:rPr>
+          <w:sz w:val="24"/>
+          <w:szCs w:val="24"/>
+        </w:rPr>
+      </w:pPr>
+    </w:p>
     <w:p>
       <w:pPr>
         <w:pStyle w:val="Nadpis1"/>
@@ -12978,7 +13639,7 @@
       <w:r>
         <w:br w:type="page"/>
       </w:r>
-      <w:bookmarkStart w:id="31" w:name="_Toc229844837"/>
+      <w:bookmarkStart w:id="31" w:name="_Toc229859093"/>
       <w:r>
         <w:lastRenderedPageBreak/>
         <w:t>SEZNAM PŘÍLOH</w:t>
@@ -13102,7 +13763,7 @@
       </w:pPr>
     </w:p>
     <w:sectPr>
-      <w:footerReference w:type="default" r:id="rId21"/>
+      <w:footerReference w:type="default" r:id="rId13"/>
       <w:pgSz w:w="11906" w:h="16838"/>
       <w:pgMar w:top="1418" w:right="851" w:bottom="1418" w:left="1985" w:header="709" w:footer="709" w:gutter="0"/>
       <w:cols w:space="708"/>
@@ -13946,13 +14607,13 @@
     </w:lvl>
   </w:abstractNum>
   <w:abstractNum w:abstractNumId="7" w15:restartNumberingAfterBreak="0">
-    <w:nsid w:val="4A5A348B"/>
+    <w:nsid w:val="46FA1AE1"/>
     <w:multiLevelType w:val="hybridMultilevel"/>
-    <w:tmpl w:val="A30C79EE"/>
-    <w:lvl w:ilvl="0" w:tplc="10000011">
+    <w:tmpl w:val="B7A856F0"/>
+    <w:lvl w:ilvl="0" w:tplc="1000000F">
       <w:start w:val="1"/>
       <w:numFmt w:val="decimal"/>
-      <w:lvlText w:val="%1)"/>
+      <w:lvlText w:val="%1."/>
       <w:lvlJc w:val="left"/>
       <w:pPr>
         <w:ind w:left="720" w:hanging="360"/>
@@ -14035,6 +14696,95 @@
     </w:lvl>
   </w:abstractNum>
   <w:abstractNum w:abstractNumId="8" w15:restartNumberingAfterBreak="0">
+    <w:nsid w:val="4A5A348B"/>
+    <w:multiLevelType w:val="hybridMultilevel"/>
+    <w:tmpl w:val="A30C79EE"/>
+    <w:lvl w:ilvl="0" w:tplc="10000011">
+      <w:start w:val="1"/>
+      <w:numFmt w:val="decimal"/>
+      <w:lvlText w:val="%1)"/>
+      <w:lvlJc w:val="left"/>
+      <w:pPr>
+        <w:ind w:left="720" w:hanging="360"/>
+      </w:pPr>
+      <w:rPr>
+        <w:rFonts w:hint="default"/>
+      </w:rPr>
+    </w:lvl>
+    <w:lvl w:ilvl="1" w:tplc="10000019" w:tentative="1">
+      <w:start w:val="1"/>
+      <w:numFmt w:val="lowerLetter"/>
+      <w:lvlText w:val="%2."/>
+      <w:lvlJc w:val="left"/>
+      <w:pPr>
+        <w:ind w:left="1440" w:hanging="360"/>
+      </w:pPr>
+    </w:lvl>
+    <w:lvl w:ilvl="2" w:tplc="1000001B" w:tentative="1">
+      <w:start w:val="1"/>
+      <w:numFmt w:val="lowerRoman"/>
+      <w:lvlText w:val="%3."/>
+      <w:lvlJc w:val="right"/>
+      <w:pPr>
+        <w:ind w:left="2160" w:hanging="180"/>
+      </w:pPr>
+    </w:lvl>
+    <w:lvl w:ilvl="3" w:tplc="1000000F" w:tentative="1">
+      <w:start w:val="1"/>
+      <w:numFmt w:val="decimal"/>
+      <w:lvlText w:val="%4."/>
+      <w:lvlJc w:val="left"/>
+      <w:pPr>
+        <w:ind w:left="2880" w:hanging="360"/>
+      </w:pPr>
+    </w:lvl>
+    <w:lvl w:ilvl="4" w:tplc="10000019" w:tentative="1">
+      <w:start w:val="1"/>
+      <w:numFmt w:val="lowerLetter"/>
+      <w:lvlText w:val="%5."/>
+      <w:lvlJc w:val="left"/>
+      <w:pPr>
+        <w:ind w:left="3600" w:hanging="360"/>
+      </w:pPr>
+    </w:lvl>
+    <w:lvl w:ilvl="5" w:tplc="1000001B" w:tentative="1">
+      <w:start w:val="1"/>
+      <w:numFmt w:val="lowerRoman"/>
+      <w:lvlText w:val="%6."/>
+      <w:lvlJc w:val="right"/>
+      <w:pPr>
+        <w:ind w:left="4320" w:hanging="180"/>
+      </w:pPr>
+    </w:lvl>
+    <w:lvl w:ilvl="6" w:tplc="1000000F" w:tentative="1">
+      <w:start w:val="1"/>
+      <w:numFmt w:val="decimal"/>
+      <w:lvlText w:val="%7."/>
+      <w:lvlJc w:val="left"/>
+      <w:pPr>
+        <w:ind w:left="5040" w:hanging="360"/>
+      </w:pPr>
+    </w:lvl>
+    <w:lvl w:ilvl="7" w:tplc="10000019" w:tentative="1">
+      <w:start w:val="1"/>
+      <w:numFmt w:val="lowerLetter"/>
+      <w:lvlText w:val="%8."/>
+      <w:lvlJc w:val="left"/>
+      <w:pPr>
+        <w:ind w:left="5760" w:hanging="360"/>
+      </w:pPr>
+    </w:lvl>
+    <w:lvl w:ilvl="8" w:tplc="1000001B" w:tentative="1">
+      <w:start w:val="1"/>
+      <w:numFmt w:val="lowerRoman"/>
+      <w:lvlText w:val="%9."/>
+      <w:lvlJc w:val="right"/>
+      <w:pPr>
+        <w:ind w:left="6480" w:hanging="180"/>
+      </w:pPr>
+    </w:lvl>
+  </w:abstractNum>
+  <w:abstractNum w:abstractNumId="9" w15:restartNumberingAfterBreak="0">
     <w:nsid w:val="586270F6"/>
     <w:multiLevelType w:val="hybridMultilevel"/>
     <w:tmpl w:val="B1D00598"/>
@@ -14123,7 +14873,7 @@
       </w:pPr>
     </w:lvl>
   </w:abstractNum>
-  <w:abstractNum w:abstractNumId="9" w15:restartNumberingAfterBreak="0">
+  <w:abstractNum w:abstractNumId="10" w15:restartNumberingAfterBreak="0">
     <w:nsid w:val="5B284985"/>
     <w:multiLevelType w:val="hybridMultilevel"/>
     <w:tmpl w:val="55760854"/>
@@ -14212,7 +14962,7 @@
       </w:pPr>
     </w:lvl>
   </w:abstractNum>
-  <w:abstractNum w:abstractNumId="10" w15:restartNumberingAfterBreak="0">
+  <w:abstractNum w:abstractNumId="11" w15:restartNumberingAfterBreak="0">
     <w:nsid w:val="627D13D0"/>
     <w:multiLevelType w:val="hybridMultilevel"/>
     <w:tmpl w:val="59129952"/>
@@ -14301,7 +15051,7 @@
       </w:pPr>
     </w:lvl>
   </w:abstractNum>
-  <w:abstractNum w:abstractNumId="11" w15:restartNumberingAfterBreak="0">
+  <w:abstractNum w:abstractNumId="12" w15:restartNumberingAfterBreak="0">
     <w:nsid w:val="6CD60F60"/>
     <w:multiLevelType w:val="hybridMultilevel"/>
     <w:tmpl w:val="B79662A6"/>
@@ -14415,16 +15165,16 @@
     </w:lvl>
   </w:abstractNum>
   <w:num w:numId="1" w16cid:durableId="506363759">
-    <w:abstractNumId w:val="10"/>
+    <w:abstractNumId w:val="11"/>
   </w:num>
   <w:num w:numId="2" w16cid:durableId="1706523164">
-    <w:abstractNumId w:val="7"/>
+    <w:abstractNumId w:val="8"/>
   </w:num>
   <w:num w:numId="3" w16cid:durableId="865871639">
     <w:abstractNumId w:val="6"/>
   </w:num>
   <w:num w:numId="4" w16cid:durableId="1896233046">
-    <w:abstractNumId w:val="11"/>
+    <w:abstractNumId w:val="12"/>
   </w:num>
   <w:num w:numId="5" w16cid:durableId="1601258577">
     <w:abstractNumId w:val="1"/>
@@ -14436,7 +15186,7 @@
     <w:abstractNumId w:val="0"/>
   </w:num>
   <w:num w:numId="8" w16cid:durableId="756678759">
-    <w:abstractNumId w:val="8"/>
+    <w:abstractNumId w:val="9"/>
   </w:num>
   <w:num w:numId="9" w16cid:durableId="1404789503">
     <w:abstractNumId w:val="2"/>
@@ -14448,7 +15198,10 @@
     <w:abstractNumId w:val="3"/>
   </w:num>
   <w:num w:numId="12" w16cid:durableId="844826931">
-    <w:abstractNumId w:val="9"/>
+    <w:abstractNumId w:val="10"/>
+  </w:num>
+  <w:num w:numId="13" w16cid:durableId="1231576452">
+    <w:abstractNumId w:val="7"/>
   </w:num>
 </w:numbering>
 </file>
@@ -14949,7 +15702,6 @@
   <w:style w:type="character" w:default="1" w:styleId="Standardnpsmoodstavce">
     <w:name w:val="Default Paragraph Font"/>
     <w:uiPriority w:val="1"/>
-    <w:semiHidden/>
     <w:unhideWhenUsed/>
   </w:style>
   <w:style w:type="table" w:default="1" w:styleId="Normlntabulka">
@@ -15141,7 +15893,6 @@
     <w:basedOn w:val="Normln"/>
     <w:link w:val="TextpoznpodarouChar"/>
     <w:uiPriority w:val="99"/>
-    <w:semiHidden/>
     <w:unhideWhenUsed/>
     <w:rsid w:val="005E117A"/>
     <w:pPr>
@@ -15156,7 +15907,6 @@
     <w:name w:val="Text pozn. pod čarou Char"/>
     <w:link w:val="Textpoznpodarou"/>
     <w:uiPriority w:val="99"/>
-    <w:semiHidden/>
     <w:rsid w:val="005E117A"/>
     <w:rPr>
       <w:sz w:val="20"/>

--- a/ŠpaňúrM_KnihovnaProPraci_JM_2026.docx
+++ b/ŠpaňúrM_KnihovnaProPraci_JM_2026.docx
@@ -1433,111 +1433,29 @@
           <w:szCs w:val="24"/>
         </w:rPr>
       </w:pPr>
-      <w:proofErr w:type="spellStart"/>
       <w:r>
         <w:rPr>
           <w:color w:val="000000"/>
           <w:szCs w:val="24"/>
           <w:shd w:val="clear" w:color="auto" w:fill="FFFFFF"/>
         </w:rPr>
-        <w:t>Library</w:t>
-      </w:r>
-      <w:proofErr w:type="spellEnd"/>
+        <w:t>Library for work with ten</w:t>
+      </w:r>
       <w:r>
         <w:rPr>
           <w:color w:val="000000"/>
           <w:szCs w:val="24"/>
           <w:shd w:val="clear" w:color="auto" w:fill="FFFFFF"/>
         </w:rPr>
-        <w:t xml:space="preserve"> </w:t>
-      </w:r>
-      <w:proofErr w:type="spellStart"/>
+        <w:t>s</w:t>
+      </w:r>
       <w:r>
         <w:rPr>
           <w:color w:val="000000"/>
           <w:szCs w:val="24"/>
           <w:shd w:val="clear" w:color="auto" w:fill="FFFFFF"/>
         </w:rPr>
-        <w:t>for</w:t>
-      </w:r>
-      <w:proofErr w:type="spellEnd"/>
-      <w:r>
-        <w:rPr>
-          <w:color w:val="000000"/>
-          <w:szCs w:val="24"/>
-          <w:shd w:val="clear" w:color="auto" w:fill="FFFFFF"/>
-        </w:rPr>
-        <w:t xml:space="preserve"> </w:t>
-      </w:r>
-      <w:proofErr w:type="spellStart"/>
-      <w:r>
-        <w:rPr>
-          <w:color w:val="000000"/>
-          <w:szCs w:val="24"/>
-          <w:shd w:val="clear" w:color="auto" w:fill="FFFFFF"/>
-        </w:rPr>
-        <w:t>work</w:t>
-      </w:r>
-      <w:proofErr w:type="spellEnd"/>
-      <w:r>
-        <w:rPr>
-          <w:color w:val="000000"/>
-          <w:szCs w:val="24"/>
-          <w:shd w:val="clear" w:color="auto" w:fill="FFFFFF"/>
-        </w:rPr>
-        <w:t xml:space="preserve"> </w:t>
-      </w:r>
-      <w:proofErr w:type="spellStart"/>
-      <w:r>
-        <w:rPr>
-          <w:color w:val="000000"/>
-          <w:szCs w:val="24"/>
-          <w:shd w:val="clear" w:color="auto" w:fill="FFFFFF"/>
-        </w:rPr>
-        <w:t>with</w:t>
-      </w:r>
-      <w:proofErr w:type="spellEnd"/>
-      <w:r>
-        <w:rPr>
-          <w:color w:val="000000"/>
-          <w:szCs w:val="24"/>
-          <w:shd w:val="clear" w:color="auto" w:fill="FFFFFF"/>
-        </w:rPr>
-        <w:t xml:space="preserve"> </w:t>
-      </w:r>
-      <w:proofErr w:type="spellStart"/>
-      <w:r>
-        <w:rPr>
-          <w:color w:val="000000"/>
-          <w:szCs w:val="24"/>
-          <w:shd w:val="clear" w:color="auto" w:fill="FFFFFF"/>
-        </w:rPr>
-        <w:t>ten</w:t>
-      </w:r>
-      <w:r>
-        <w:rPr>
-          <w:color w:val="000000"/>
-          <w:szCs w:val="24"/>
-          <w:shd w:val="clear" w:color="auto" w:fill="FFFFFF"/>
-        </w:rPr>
-        <w:t>s</w:t>
-      </w:r>
-      <w:r>
-        <w:rPr>
-          <w:color w:val="000000"/>
-          <w:szCs w:val="24"/>
-          <w:shd w:val="clear" w:color="auto" w:fill="FFFFFF"/>
-        </w:rPr>
-        <w:t>ors</w:t>
-      </w:r>
-      <w:proofErr w:type="spellEnd"/>
-      <w:r>
-        <w:rPr>
-          <w:color w:val="000000"/>
-          <w:szCs w:val="24"/>
-          <w:shd w:val="clear" w:color="auto" w:fill="FFFFFF"/>
-        </w:rPr>
-        <w:t xml:space="preserve"> in C++</w:t>
+        <w:t>ors in C++</w:t>
       </w:r>
     </w:p>
     <w:p>
@@ -1571,749 +1489,37 @@
           <w:shd w:val="clear" w:color="auto" w:fill="FFFFFF"/>
         </w:rPr>
       </w:pPr>
-      <w:proofErr w:type="spellStart"/>
       <w:r>
         <w:rPr>
           <w:color w:val="000000"/>
           <w:szCs w:val="24"/>
           <w:shd w:val="clear" w:color="auto" w:fill="FFFFFF"/>
         </w:rPr>
-        <w:t>This</w:t>
-      </w:r>
-      <w:proofErr w:type="spellEnd"/>
+        <w:t>This work deals with implementation of library working with tensor as a data structure.</w:t>
+      </w:r>
       <w:r>
         <w:rPr>
           <w:color w:val="000000"/>
           <w:szCs w:val="24"/>
           <w:shd w:val="clear" w:color="auto" w:fill="FFFFFF"/>
         </w:rPr>
-        <w:t xml:space="preserve"> </w:t>
-      </w:r>
-      <w:proofErr w:type="spellStart"/>
+        <w:t xml:space="preserve"> Library allows parallelization of some tensor operations on graphics card.</w:t>
+      </w:r>
       <w:r>
         <w:rPr>
           <w:color w:val="000000"/>
           <w:szCs w:val="24"/>
           <w:shd w:val="clear" w:color="auto" w:fill="FFFFFF"/>
         </w:rPr>
-        <w:t>work</w:t>
-      </w:r>
-      <w:proofErr w:type="spellEnd"/>
+        <w:t xml:space="preserve"> Along with tensor there are available other helper data structures, for instance a tensor specialization as a matrix.</w:t>
+      </w:r>
       <w:r>
         <w:rPr>
           <w:color w:val="000000"/>
           <w:szCs w:val="24"/>
           <w:shd w:val="clear" w:color="auto" w:fill="FFFFFF"/>
         </w:rPr>
-        <w:t xml:space="preserve"> </w:t>
-      </w:r>
-      <w:proofErr w:type="spellStart"/>
-      <w:r>
-        <w:rPr>
-          <w:color w:val="000000"/>
-          <w:szCs w:val="24"/>
-          <w:shd w:val="clear" w:color="auto" w:fill="FFFFFF"/>
-        </w:rPr>
-        <w:t>deals</w:t>
-      </w:r>
-      <w:proofErr w:type="spellEnd"/>
-      <w:r>
-        <w:rPr>
-          <w:color w:val="000000"/>
-          <w:szCs w:val="24"/>
-          <w:shd w:val="clear" w:color="auto" w:fill="FFFFFF"/>
-        </w:rPr>
-        <w:t xml:space="preserve"> </w:t>
-      </w:r>
-      <w:proofErr w:type="spellStart"/>
-      <w:r>
-        <w:rPr>
-          <w:color w:val="000000"/>
-          <w:szCs w:val="24"/>
-          <w:shd w:val="clear" w:color="auto" w:fill="FFFFFF"/>
-        </w:rPr>
-        <w:t>with</w:t>
-      </w:r>
-      <w:proofErr w:type="spellEnd"/>
-      <w:r>
-        <w:rPr>
-          <w:color w:val="000000"/>
-          <w:szCs w:val="24"/>
-          <w:shd w:val="clear" w:color="auto" w:fill="FFFFFF"/>
-        </w:rPr>
-        <w:t xml:space="preserve"> </w:t>
-      </w:r>
-      <w:proofErr w:type="spellStart"/>
-      <w:r>
-        <w:rPr>
-          <w:color w:val="000000"/>
-          <w:szCs w:val="24"/>
-          <w:shd w:val="clear" w:color="auto" w:fill="FFFFFF"/>
-        </w:rPr>
-        <w:t>implementation</w:t>
-      </w:r>
-      <w:proofErr w:type="spellEnd"/>
-      <w:r>
-        <w:rPr>
-          <w:color w:val="000000"/>
-          <w:szCs w:val="24"/>
-          <w:shd w:val="clear" w:color="auto" w:fill="FFFFFF"/>
-        </w:rPr>
-        <w:t xml:space="preserve"> </w:t>
-      </w:r>
-      <w:proofErr w:type="spellStart"/>
-      <w:r>
-        <w:rPr>
-          <w:color w:val="000000"/>
-          <w:szCs w:val="24"/>
-          <w:shd w:val="clear" w:color="auto" w:fill="FFFFFF"/>
-        </w:rPr>
-        <w:t>of</w:t>
-      </w:r>
-      <w:proofErr w:type="spellEnd"/>
-      <w:r>
-        <w:rPr>
-          <w:color w:val="000000"/>
-          <w:szCs w:val="24"/>
-          <w:shd w:val="clear" w:color="auto" w:fill="FFFFFF"/>
-        </w:rPr>
-        <w:t xml:space="preserve"> </w:t>
-      </w:r>
-      <w:proofErr w:type="spellStart"/>
-      <w:r>
-        <w:rPr>
-          <w:color w:val="000000"/>
-          <w:szCs w:val="24"/>
-          <w:shd w:val="clear" w:color="auto" w:fill="FFFFFF"/>
-        </w:rPr>
-        <w:t>library</w:t>
-      </w:r>
-      <w:proofErr w:type="spellEnd"/>
-      <w:r>
-        <w:rPr>
-          <w:color w:val="000000"/>
-          <w:szCs w:val="24"/>
-          <w:shd w:val="clear" w:color="auto" w:fill="FFFFFF"/>
-        </w:rPr>
-        <w:t xml:space="preserve"> </w:t>
-      </w:r>
-      <w:proofErr w:type="spellStart"/>
-      <w:r>
-        <w:rPr>
-          <w:color w:val="000000"/>
-          <w:szCs w:val="24"/>
-          <w:shd w:val="clear" w:color="auto" w:fill="FFFFFF"/>
-        </w:rPr>
-        <w:t>working</w:t>
-      </w:r>
-      <w:proofErr w:type="spellEnd"/>
-      <w:r>
-        <w:rPr>
-          <w:color w:val="000000"/>
-          <w:szCs w:val="24"/>
-          <w:shd w:val="clear" w:color="auto" w:fill="FFFFFF"/>
-        </w:rPr>
-        <w:t xml:space="preserve"> </w:t>
-      </w:r>
-      <w:proofErr w:type="spellStart"/>
-      <w:r>
-        <w:rPr>
-          <w:color w:val="000000"/>
-          <w:szCs w:val="24"/>
-          <w:shd w:val="clear" w:color="auto" w:fill="FFFFFF"/>
-        </w:rPr>
-        <w:t>with</w:t>
-      </w:r>
-      <w:proofErr w:type="spellEnd"/>
-      <w:r>
-        <w:rPr>
-          <w:color w:val="000000"/>
-          <w:szCs w:val="24"/>
-          <w:shd w:val="clear" w:color="auto" w:fill="FFFFFF"/>
-        </w:rPr>
-        <w:t xml:space="preserve"> tensor as a data </w:t>
-      </w:r>
-      <w:proofErr w:type="spellStart"/>
-      <w:r>
-        <w:rPr>
-          <w:color w:val="000000"/>
-          <w:szCs w:val="24"/>
-          <w:shd w:val="clear" w:color="auto" w:fill="FFFFFF"/>
-        </w:rPr>
-        <w:t>structure</w:t>
-      </w:r>
-      <w:proofErr w:type="spellEnd"/>
-      <w:r>
-        <w:rPr>
-          <w:color w:val="000000"/>
-          <w:szCs w:val="24"/>
-          <w:shd w:val="clear" w:color="auto" w:fill="FFFFFF"/>
-        </w:rPr>
-        <w:t>.</w:t>
-      </w:r>
-      <w:r>
-        <w:rPr>
-          <w:color w:val="000000"/>
-          <w:szCs w:val="24"/>
-          <w:shd w:val="clear" w:color="auto" w:fill="FFFFFF"/>
-        </w:rPr>
-        <w:t xml:space="preserve"> </w:t>
-      </w:r>
-      <w:proofErr w:type="spellStart"/>
-      <w:r>
-        <w:rPr>
-          <w:color w:val="000000"/>
-          <w:szCs w:val="24"/>
-          <w:shd w:val="clear" w:color="auto" w:fill="FFFFFF"/>
-        </w:rPr>
-        <w:t>Library</w:t>
-      </w:r>
-      <w:proofErr w:type="spellEnd"/>
-      <w:r>
-        <w:rPr>
-          <w:color w:val="000000"/>
-          <w:szCs w:val="24"/>
-          <w:shd w:val="clear" w:color="auto" w:fill="FFFFFF"/>
-        </w:rPr>
-        <w:t xml:space="preserve"> </w:t>
-      </w:r>
-      <w:proofErr w:type="spellStart"/>
-      <w:r>
-        <w:rPr>
-          <w:color w:val="000000"/>
-          <w:szCs w:val="24"/>
-          <w:shd w:val="clear" w:color="auto" w:fill="FFFFFF"/>
-        </w:rPr>
-        <w:t>allows</w:t>
-      </w:r>
-      <w:proofErr w:type="spellEnd"/>
-      <w:r>
-        <w:rPr>
-          <w:color w:val="000000"/>
-          <w:szCs w:val="24"/>
-          <w:shd w:val="clear" w:color="auto" w:fill="FFFFFF"/>
-        </w:rPr>
-        <w:t xml:space="preserve"> </w:t>
-      </w:r>
-      <w:proofErr w:type="spellStart"/>
-      <w:r>
-        <w:rPr>
-          <w:color w:val="000000"/>
-          <w:szCs w:val="24"/>
-          <w:shd w:val="clear" w:color="auto" w:fill="FFFFFF"/>
-        </w:rPr>
-        <w:t>parallelization</w:t>
-      </w:r>
-      <w:proofErr w:type="spellEnd"/>
-      <w:r>
-        <w:rPr>
-          <w:color w:val="000000"/>
-          <w:szCs w:val="24"/>
-          <w:shd w:val="clear" w:color="auto" w:fill="FFFFFF"/>
-        </w:rPr>
-        <w:t xml:space="preserve"> </w:t>
-      </w:r>
-      <w:proofErr w:type="spellStart"/>
-      <w:r>
-        <w:rPr>
-          <w:color w:val="000000"/>
-          <w:szCs w:val="24"/>
-          <w:shd w:val="clear" w:color="auto" w:fill="FFFFFF"/>
-        </w:rPr>
-        <w:t>of</w:t>
-      </w:r>
-      <w:proofErr w:type="spellEnd"/>
-      <w:r>
-        <w:rPr>
-          <w:color w:val="000000"/>
-          <w:szCs w:val="24"/>
-          <w:shd w:val="clear" w:color="auto" w:fill="FFFFFF"/>
-        </w:rPr>
-        <w:t xml:space="preserve"> </w:t>
-      </w:r>
-      <w:proofErr w:type="spellStart"/>
-      <w:r>
-        <w:rPr>
-          <w:color w:val="000000"/>
-          <w:szCs w:val="24"/>
-          <w:shd w:val="clear" w:color="auto" w:fill="FFFFFF"/>
-        </w:rPr>
-        <w:t>some</w:t>
-      </w:r>
-      <w:proofErr w:type="spellEnd"/>
-      <w:r>
-        <w:rPr>
-          <w:color w:val="000000"/>
-          <w:szCs w:val="24"/>
-          <w:shd w:val="clear" w:color="auto" w:fill="FFFFFF"/>
-        </w:rPr>
-        <w:t xml:space="preserve"> tensor </w:t>
-      </w:r>
-      <w:proofErr w:type="spellStart"/>
-      <w:r>
-        <w:rPr>
-          <w:color w:val="000000"/>
-          <w:szCs w:val="24"/>
-          <w:shd w:val="clear" w:color="auto" w:fill="FFFFFF"/>
-        </w:rPr>
-        <w:t>operations</w:t>
-      </w:r>
-      <w:proofErr w:type="spellEnd"/>
-      <w:r>
-        <w:rPr>
-          <w:color w:val="000000"/>
-          <w:szCs w:val="24"/>
-          <w:shd w:val="clear" w:color="auto" w:fill="FFFFFF"/>
-        </w:rPr>
-        <w:t xml:space="preserve"> on </w:t>
-      </w:r>
-      <w:proofErr w:type="spellStart"/>
-      <w:r>
-        <w:rPr>
-          <w:color w:val="000000"/>
-          <w:szCs w:val="24"/>
-          <w:shd w:val="clear" w:color="auto" w:fill="FFFFFF"/>
-        </w:rPr>
-        <w:t>graphics</w:t>
-      </w:r>
-      <w:proofErr w:type="spellEnd"/>
-      <w:r>
-        <w:rPr>
-          <w:color w:val="000000"/>
-          <w:szCs w:val="24"/>
-          <w:shd w:val="clear" w:color="auto" w:fill="FFFFFF"/>
-        </w:rPr>
-        <w:t xml:space="preserve"> </w:t>
-      </w:r>
-      <w:proofErr w:type="spellStart"/>
-      <w:r>
-        <w:rPr>
-          <w:color w:val="000000"/>
-          <w:szCs w:val="24"/>
-          <w:shd w:val="clear" w:color="auto" w:fill="FFFFFF"/>
-        </w:rPr>
-        <w:t>card</w:t>
-      </w:r>
-      <w:proofErr w:type="spellEnd"/>
-      <w:r>
-        <w:rPr>
-          <w:color w:val="000000"/>
-          <w:szCs w:val="24"/>
-          <w:shd w:val="clear" w:color="auto" w:fill="FFFFFF"/>
-        </w:rPr>
-        <w:t>.</w:t>
-      </w:r>
-      <w:r>
-        <w:rPr>
-          <w:color w:val="000000"/>
-          <w:szCs w:val="24"/>
-          <w:shd w:val="clear" w:color="auto" w:fill="FFFFFF"/>
-        </w:rPr>
-        <w:t xml:space="preserve"> </w:t>
-      </w:r>
-      <w:proofErr w:type="spellStart"/>
-      <w:r>
-        <w:rPr>
-          <w:color w:val="000000"/>
-          <w:szCs w:val="24"/>
-          <w:shd w:val="clear" w:color="auto" w:fill="FFFFFF"/>
-        </w:rPr>
-        <w:t>Along</w:t>
-      </w:r>
-      <w:proofErr w:type="spellEnd"/>
-      <w:r>
-        <w:rPr>
-          <w:color w:val="000000"/>
-          <w:szCs w:val="24"/>
-          <w:shd w:val="clear" w:color="auto" w:fill="FFFFFF"/>
-        </w:rPr>
-        <w:t xml:space="preserve"> </w:t>
-      </w:r>
-      <w:proofErr w:type="spellStart"/>
-      <w:r>
-        <w:rPr>
-          <w:color w:val="000000"/>
-          <w:szCs w:val="24"/>
-          <w:shd w:val="clear" w:color="auto" w:fill="FFFFFF"/>
-        </w:rPr>
-        <w:t>with</w:t>
-      </w:r>
-      <w:proofErr w:type="spellEnd"/>
-      <w:r>
-        <w:rPr>
-          <w:color w:val="000000"/>
-          <w:szCs w:val="24"/>
-          <w:shd w:val="clear" w:color="auto" w:fill="FFFFFF"/>
-        </w:rPr>
-        <w:t xml:space="preserve"> tensor </w:t>
-      </w:r>
-      <w:proofErr w:type="spellStart"/>
-      <w:r>
-        <w:rPr>
-          <w:color w:val="000000"/>
-          <w:szCs w:val="24"/>
-          <w:shd w:val="clear" w:color="auto" w:fill="FFFFFF"/>
-        </w:rPr>
-        <w:t>there</w:t>
-      </w:r>
-      <w:proofErr w:type="spellEnd"/>
-      <w:r>
-        <w:rPr>
-          <w:color w:val="000000"/>
-          <w:szCs w:val="24"/>
-          <w:shd w:val="clear" w:color="auto" w:fill="FFFFFF"/>
-        </w:rPr>
-        <w:t xml:space="preserve"> are </w:t>
-      </w:r>
-      <w:proofErr w:type="spellStart"/>
-      <w:r>
-        <w:rPr>
-          <w:color w:val="000000"/>
-          <w:szCs w:val="24"/>
-          <w:shd w:val="clear" w:color="auto" w:fill="FFFFFF"/>
-        </w:rPr>
-        <w:t>available</w:t>
-      </w:r>
-      <w:proofErr w:type="spellEnd"/>
-      <w:r>
-        <w:rPr>
-          <w:color w:val="000000"/>
-          <w:szCs w:val="24"/>
-          <w:shd w:val="clear" w:color="auto" w:fill="FFFFFF"/>
-        </w:rPr>
-        <w:t xml:space="preserve"> </w:t>
-      </w:r>
-      <w:proofErr w:type="spellStart"/>
-      <w:r>
-        <w:rPr>
-          <w:color w:val="000000"/>
-          <w:szCs w:val="24"/>
-          <w:shd w:val="clear" w:color="auto" w:fill="FFFFFF"/>
-        </w:rPr>
-        <w:t>other</w:t>
-      </w:r>
-      <w:proofErr w:type="spellEnd"/>
-      <w:r>
-        <w:rPr>
-          <w:color w:val="000000"/>
-          <w:szCs w:val="24"/>
-          <w:shd w:val="clear" w:color="auto" w:fill="FFFFFF"/>
-        </w:rPr>
-        <w:t xml:space="preserve"> </w:t>
-      </w:r>
-      <w:proofErr w:type="spellStart"/>
-      <w:r>
-        <w:rPr>
-          <w:color w:val="000000"/>
-          <w:szCs w:val="24"/>
-          <w:shd w:val="clear" w:color="auto" w:fill="FFFFFF"/>
-        </w:rPr>
-        <w:t>helper</w:t>
-      </w:r>
-      <w:proofErr w:type="spellEnd"/>
-      <w:r>
-        <w:rPr>
-          <w:color w:val="000000"/>
-          <w:szCs w:val="24"/>
-          <w:shd w:val="clear" w:color="auto" w:fill="FFFFFF"/>
-        </w:rPr>
-        <w:t xml:space="preserve"> data </w:t>
-      </w:r>
-      <w:proofErr w:type="spellStart"/>
-      <w:r>
-        <w:rPr>
-          <w:color w:val="000000"/>
-          <w:szCs w:val="24"/>
-          <w:shd w:val="clear" w:color="auto" w:fill="FFFFFF"/>
-        </w:rPr>
-        <w:t>structures</w:t>
-      </w:r>
-      <w:proofErr w:type="spellEnd"/>
-      <w:r>
-        <w:rPr>
-          <w:color w:val="000000"/>
-          <w:szCs w:val="24"/>
-          <w:shd w:val="clear" w:color="auto" w:fill="FFFFFF"/>
-        </w:rPr>
-        <w:t xml:space="preserve">, </w:t>
-      </w:r>
-      <w:proofErr w:type="spellStart"/>
-      <w:r>
-        <w:rPr>
-          <w:color w:val="000000"/>
-          <w:szCs w:val="24"/>
-          <w:shd w:val="clear" w:color="auto" w:fill="FFFFFF"/>
-        </w:rPr>
-        <w:t>for</w:t>
-      </w:r>
-      <w:proofErr w:type="spellEnd"/>
-      <w:r>
-        <w:rPr>
-          <w:color w:val="000000"/>
-          <w:szCs w:val="24"/>
-          <w:shd w:val="clear" w:color="auto" w:fill="FFFFFF"/>
-        </w:rPr>
-        <w:t xml:space="preserve"> instance a tensor </w:t>
-      </w:r>
-      <w:proofErr w:type="spellStart"/>
-      <w:r>
-        <w:rPr>
-          <w:color w:val="000000"/>
-          <w:szCs w:val="24"/>
-          <w:shd w:val="clear" w:color="auto" w:fill="FFFFFF"/>
-        </w:rPr>
-        <w:t>specialization</w:t>
-      </w:r>
-      <w:proofErr w:type="spellEnd"/>
-      <w:r>
-        <w:rPr>
-          <w:color w:val="000000"/>
-          <w:szCs w:val="24"/>
-          <w:shd w:val="clear" w:color="auto" w:fill="FFFFFF"/>
-        </w:rPr>
-        <w:t xml:space="preserve"> as a matrix.</w:t>
-      </w:r>
-      <w:r>
-        <w:rPr>
-          <w:color w:val="000000"/>
-          <w:szCs w:val="24"/>
-          <w:shd w:val="clear" w:color="auto" w:fill="FFFFFF"/>
-        </w:rPr>
-        <w:t xml:space="preserve"> </w:t>
-      </w:r>
-      <w:proofErr w:type="spellStart"/>
-      <w:r>
-        <w:rPr>
-          <w:color w:val="000000"/>
-          <w:szCs w:val="24"/>
-          <w:shd w:val="clear" w:color="auto" w:fill="FFFFFF"/>
-        </w:rPr>
-        <w:t>This</w:t>
-      </w:r>
-      <w:proofErr w:type="spellEnd"/>
-      <w:r>
-        <w:rPr>
-          <w:color w:val="000000"/>
-          <w:szCs w:val="24"/>
-          <w:shd w:val="clear" w:color="auto" w:fill="FFFFFF"/>
-        </w:rPr>
-        <w:t xml:space="preserve"> </w:t>
-      </w:r>
-      <w:proofErr w:type="spellStart"/>
-      <w:r>
-        <w:rPr>
-          <w:color w:val="000000"/>
-          <w:szCs w:val="24"/>
-          <w:shd w:val="clear" w:color="auto" w:fill="FFFFFF"/>
-        </w:rPr>
-        <w:t>library</w:t>
-      </w:r>
-      <w:proofErr w:type="spellEnd"/>
-      <w:r>
-        <w:rPr>
-          <w:color w:val="000000"/>
-          <w:szCs w:val="24"/>
-          <w:shd w:val="clear" w:color="auto" w:fill="FFFFFF"/>
-        </w:rPr>
-        <w:t xml:space="preserve"> </w:t>
-      </w:r>
-      <w:proofErr w:type="spellStart"/>
-      <w:r>
-        <w:rPr>
-          <w:color w:val="000000"/>
-          <w:szCs w:val="24"/>
-          <w:shd w:val="clear" w:color="auto" w:fill="FFFFFF"/>
-        </w:rPr>
-        <w:t>is</w:t>
-      </w:r>
-      <w:proofErr w:type="spellEnd"/>
-      <w:r>
-        <w:rPr>
-          <w:color w:val="000000"/>
-          <w:szCs w:val="24"/>
-          <w:shd w:val="clear" w:color="auto" w:fill="FFFFFF"/>
-        </w:rPr>
-        <w:t xml:space="preserve"> </w:t>
-      </w:r>
-      <w:proofErr w:type="spellStart"/>
-      <w:r>
-        <w:rPr>
-          <w:color w:val="000000"/>
-          <w:szCs w:val="24"/>
-          <w:shd w:val="clear" w:color="auto" w:fill="FFFFFF"/>
-        </w:rPr>
-        <w:t>impemented</w:t>
-      </w:r>
-      <w:proofErr w:type="spellEnd"/>
-      <w:r>
-        <w:rPr>
-          <w:color w:val="000000"/>
-          <w:szCs w:val="24"/>
-          <w:shd w:val="clear" w:color="auto" w:fill="FFFFFF"/>
-        </w:rPr>
-        <w:t xml:space="preserve"> in C++ </w:t>
-      </w:r>
-      <w:proofErr w:type="spellStart"/>
-      <w:r>
-        <w:rPr>
-          <w:color w:val="000000"/>
-          <w:szCs w:val="24"/>
-          <w:shd w:val="clear" w:color="auto" w:fill="FFFFFF"/>
-        </w:rPr>
-        <w:t>programming</w:t>
-      </w:r>
-      <w:proofErr w:type="spellEnd"/>
-      <w:r>
-        <w:rPr>
-          <w:color w:val="000000"/>
-          <w:szCs w:val="24"/>
-          <w:shd w:val="clear" w:color="auto" w:fill="FFFFFF"/>
-        </w:rPr>
-        <w:t xml:space="preserve"> </w:t>
-      </w:r>
-      <w:proofErr w:type="spellStart"/>
-      <w:r>
-        <w:rPr>
-          <w:color w:val="000000"/>
-          <w:szCs w:val="24"/>
-          <w:shd w:val="clear" w:color="auto" w:fill="FFFFFF"/>
-        </w:rPr>
-        <w:t>language</w:t>
-      </w:r>
-      <w:proofErr w:type="spellEnd"/>
-      <w:r>
-        <w:rPr>
-          <w:color w:val="000000"/>
-          <w:szCs w:val="24"/>
-          <w:shd w:val="clear" w:color="auto" w:fill="FFFFFF"/>
-        </w:rPr>
-        <w:t xml:space="preserve">. </w:t>
-      </w:r>
-      <w:proofErr w:type="spellStart"/>
-      <w:r>
-        <w:rPr>
-          <w:color w:val="000000"/>
-          <w:szCs w:val="24"/>
-          <w:shd w:val="clear" w:color="auto" w:fill="FFFFFF"/>
-        </w:rPr>
-        <w:t>This</w:t>
-      </w:r>
-      <w:proofErr w:type="spellEnd"/>
-      <w:r>
-        <w:rPr>
-          <w:color w:val="000000"/>
-          <w:szCs w:val="24"/>
-          <w:shd w:val="clear" w:color="auto" w:fill="FFFFFF"/>
-        </w:rPr>
-        <w:t xml:space="preserve"> </w:t>
-      </w:r>
-      <w:proofErr w:type="spellStart"/>
-      <w:r>
-        <w:rPr>
-          <w:color w:val="000000"/>
-          <w:szCs w:val="24"/>
-          <w:shd w:val="clear" w:color="auto" w:fill="FFFFFF"/>
-        </w:rPr>
-        <w:t>work</w:t>
-      </w:r>
-      <w:proofErr w:type="spellEnd"/>
-      <w:r>
-        <w:rPr>
-          <w:color w:val="000000"/>
-          <w:szCs w:val="24"/>
-          <w:shd w:val="clear" w:color="auto" w:fill="FFFFFF"/>
-        </w:rPr>
-        <w:t xml:space="preserve"> </w:t>
-      </w:r>
-      <w:proofErr w:type="spellStart"/>
-      <w:r>
-        <w:rPr>
-          <w:color w:val="000000"/>
-          <w:szCs w:val="24"/>
-          <w:shd w:val="clear" w:color="auto" w:fill="FFFFFF"/>
-        </w:rPr>
-        <w:t>also</w:t>
-      </w:r>
-      <w:proofErr w:type="spellEnd"/>
-      <w:r>
-        <w:rPr>
-          <w:color w:val="000000"/>
-          <w:szCs w:val="24"/>
-          <w:shd w:val="clear" w:color="auto" w:fill="FFFFFF"/>
-        </w:rPr>
-        <w:t xml:space="preserve"> </w:t>
-      </w:r>
-      <w:proofErr w:type="spellStart"/>
-      <w:r>
-        <w:rPr>
-          <w:color w:val="000000"/>
-          <w:szCs w:val="24"/>
-          <w:shd w:val="clear" w:color="auto" w:fill="FFFFFF"/>
-        </w:rPr>
-        <w:t>deals</w:t>
-      </w:r>
-      <w:proofErr w:type="spellEnd"/>
-      <w:r>
-        <w:rPr>
-          <w:color w:val="000000"/>
-          <w:szCs w:val="24"/>
-          <w:shd w:val="clear" w:color="auto" w:fill="FFFFFF"/>
-        </w:rPr>
-        <w:t xml:space="preserve"> </w:t>
-      </w:r>
-      <w:proofErr w:type="spellStart"/>
-      <w:r>
-        <w:rPr>
-          <w:color w:val="000000"/>
-          <w:szCs w:val="24"/>
-          <w:shd w:val="clear" w:color="auto" w:fill="FFFFFF"/>
-        </w:rPr>
-        <w:t>with</w:t>
-      </w:r>
-      <w:proofErr w:type="spellEnd"/>
-      <w:r>
-        <w:rPr>
-          <w:color w:val="000000"/>
-          <w:szCs w:val="24"/>
-          <w:shd w:val="clear" w:color="auto" w:fill="FFFFFF"/>
-        </w:rPr>
-        <w:t xml:space="preserve"> </w:t>
-      </w:r>
-      <w:proofErr w:type="spellStart"/>
-      <w:r>
-        <w:rPr>
-          <w:color w:val="000000"/>
-          <w:szCs w:val="24"/>
-          <w:shd w:val="clear" w:color="auto" w:fill="FFFFFF"/>
-        </w:rPr>
-        <w:t>theoretical</w:t>
-      </w:r>
-      <w:proofErr w:type="spellEnd"/>
-      <w:r>
-        <w:rPr>
-          <w:color w:val="000000"/>
-          <w:szCs w:val="24"/>
-          <w:shd w:val="clear" w:color="auto" w:fill="FFFFFF"/>
-        </w:rPr>
-        <w:t xml:space="preserve"> use </w:t>
-      </w:r>
-      <w:proofErr w:type="spellStart"/>
-      <w:r>
-        <w:rPr>
-          <w:color w:val="000000"/>
-          <w:szCs w:val="24"/>
-          <w:shd w:val="clear" w:color="auto" w:fill="FFFFFF"/>
-        </w:rPr>
-        <w:t>of</w:t>
-      </w:r>
-      <w:proofErr w:type="spellEnd"/>
-      <w:r>
-        <w:rPr>
-          <w:color w:val="000000"/>
-          <w:szCs w:val="24"/>
-          <w:shd w:val="clear" w:color="auto" w:fill="FFFFFF"/>
-        </w:rPr>
-        <w:t xml:space="preserve"> tensor.</w:t>
+        <w:t xml:space="preserve"> This library is impemented in C++ programming language. This work also deals with theoretical use of tensor.</w:t>
       </w:r>
     </w:p>
     <w:p>
@@ -2365,61 +1571,7 @@
           <w:szCs w:val="24"/>
           <w:shd w:val="clear" w:color="auto" w:fill="FFFFFF"/>
         </w:rPr>
-        <w:t xml:space="preserve">ensor, data </w:t>
-      </w:r>
-      <w:proofErr w:type="spellStart"/>
-      <w:r>
-        <w:rPr>
-          <w:color w:val="000000"/>
-          <w:szCs w:val="24"/>
-          <w:shd w:val="clear" w:color="auto" w:fill="FFFFFF"/>
-        </w:rPr>
-        <w:t>structures</w:t>
-      </w:r>
-      <w:proofErr w:type="spellEnd"/>
-      <w:r>
-        <w:rPr>
-          <w:color w:val="000000"/>
-          <w:szCs w:val="24"/>
-          <w:shd w:val="clear" w:color="auto" w:fill="FFFFFF"/>
-        </w:rPr>
-        <w:t xml:space="preserve">, </w:t>
-      </w:r>
-      <w:proofErr w:type="spellStart"/>
-      <w:r>
-        <w:rPr>
-          <w:color w:val="000000"/>
-          <w:szCs w:val="24"/>
-          <w:shd w:val="clear" w:color="auto" w:fill="FFFFFF"/>
-        </w:rPr>
-        <w:t>parallelization</w:t>
-      </w:r>
-      <w:proofErr w:type="spellEnd"/>
-      <w:r>
-        <w:rPr>
-          <w:color w:val="000000"/>
-          <w:szCs w:val="24"/>
-          <w:shd w:val="clear" w:color="auto" w:fill="FFFFFF"/>
-        </w:rPr>
-        <w:t xml:space="preserve">, </w:t>
-      </w:r>
-      <w:proofErr w:type="spellStart"/>
-      <w:r>
-        <w:rPr>
-          <w:color w:val="000000"/>
-          <w:szCs w:val="24"/>
-          <w:shd w:val="clear" w:color="auto" w:fill="FFFFFF"/>
-        </w:rPr>
-        <w:t>library</w:t>
-      </w:r>
-      <w:proofErr w:type="spellEnd"/>
-      <w:r>
-        <w:rPr>
-          <w:color w:val="000000"/>
-          <w:szCs w:val="24"/>
-          <w:shd w:val="clear" w:color="auto" w:fill="FFFFFF"/>
-        </w:rPr>
-        <w:t>, C++, matrix</w:t>
+        <w:t>ensor, data structures, parallelization, library, C++, matrix</w:t>
       </w:r>
     </w:p>
     <w:p>
@@ -2479,7 +1631,7 @@
       <w:r>
         <w:fldChar w:fldCharType="separate"/>
       </w:r>
-      <w:hyperlink w:anchor="_Toc229859065" w:history="1">
+      <w:hyperlink w:anchor="_Toc229863984" w:history="1">
         <w:r>
           <w:rPr>
             <w:rStyle w:val="Hypertextovodkaz"/>
@@ -2507,7 +1659,7 @@
             <w:noProof/>
             <w:webHidden/>
           </w:rPr>
-          <w:instrText xml:space="preserve"> PAGEREF _Toc229859065 \h </w:instrText>
+          <w:instrText xml:space="preserve"> PAGEREF _Toc229863984 \h </w:instrText>
         </w:r>
         <w:r>
           <w:rPr>
@@ -2527,7 +1679,7 @@
             <w:noProof/>
             <w:webHidden/>
           </w:rPr>
-          <w:t>9</w:t>
+          <w:t>10</w:t>
         </w:r>
         <w:r>
           <w:rPr>
@@ -2553,7 +1705,7 @@
           <w14:ligatures w14:val="standardContextual"/>
         </w:rPr>
       </w:pPr>
-      <w:hyperlink w:anchor="_Toc229859066" w:history="1">
+      <w:hyperlink w:anchor="_Toc229863985" w:history="1">
         <w:r>
           <w:rPr>
             <w:rStyle w:val="Hypertextovodkaz"/>
@@ -2581,7 +1733,7 @@
             <w:noProof/>
             <w:webHidden/>
           </w:rPr>
-          <w:instrText xml:space="preserve"> PAGEREF _Toc229859066 \h </w:instrText>
+          <w:instrText xml:space="preserve"> PAGEREF _Toc229863985 \h </w:instrText>
         </w:r>
         <w:r>
           <w:rPr>
@@ -2601,7 +1753,7 @@
             <w:noProof/>
             <w:webHidden/>
           </w:rPr>
-          <w:t>10</w:t>
+          <w:t>11</w:t>
         </w:r>
         <w:r>
           <w:rPr>
@@ -2627,7 +1779,7 @@
           <w14:ligatures w14:val="standardContextual"/>
         </w:rPr>
       </w:pPr>
-      <w:hyperlink w:anchor="_Toc229859067" w:history="1">
+      <w:hyperlink w:anchor="_Toc229863986" w:history="1">
         <w:r>
           <w:rPr>
             <w:rStyle w:val="Hypertextovodkaz"/>
@@ -2655,7 +1807,7 @@
             <w:noProof/>
             <w:webHidden/>
           </w:rPr>
-          <w:instrText xml:space="preserve"> PAGEREF _Toc229859067 \h </w:instrText>
+          <w:instrText xml:space="preserve"> PAGEREF _Toc229863986 \h </w:instrText>
         </w:r>
         <w:r>
           <w:rPr>
@@ -2675,7 +1827,7 @@
             <w:noProof/>
             <w:webHidden/>
           </w:rPr>
-          <w:t>11</w:t>
+          <w:t>12</w:t>
         </w:r>
         <w:r>
           <w:rPr>
@@ -2701,7 +1853,7 @@
           <w14:ligatures w14:val="standardContextual"/>
         </w:rPr>
       </w:pPr>
-      <w:hyperlink w:anchor="_Toc229859068" w:history="1">
+      <w:hyperlink w:anchor="_Toc229863987" w:history="1">
         <w:r>
           <w:rPr>
             <w:rStyle w:val="Hypertextovodkaz"/>
@@ -2728,7 +1880,7 @@
             <w:noProof/>
             <w:webHidden/>
           </w:rPr>
-          <w:instrText xml:space="preserve"> PAGEREF _Toc229859068 \h </w:instrText>
+          <w:instrText xml:space="preserve"> PAGEREF _Toc229863987 \h </w:instrText>
         </w:r>
         <w:r>
           <w:rPr>
@@ -2748,7 +1900,7 @@
             <w:noProof/>
             <w:webHidden/>
           </w:rPr>
-          <w:t>12</w:t>
+          <w:t>13</w:t>
         </w:r>
         <w:r>
           <w:rPr>
@@ -2774,7 +1926,7 @@
           <w14:ligatures w14:val="standardContextual"/>
         </w:rPr>
       </w:pPr>
-      <w:hyperlink w:anchor="_Toc229859069" w:history="1">
+      <w:hyperlink w:anchor="_Toc229863988" w:history="1">
         <w:r>
           <w:rPr>
             <w:rStyle w:val="Hypertextovodkaz"/>
@@ -2801,7 +1953,7 @@
             <w:noProof/>
             <w:webHidden/>
           </w:rPr>
-          <w:instrText xml:space="preserve"> PAGEREF _Toc229859069 \h </w:instrText>
+          <w:instrText xml:space="preserve"> PAGEREF _Toc229863988 \h </w:instrText>
         </w:r>
         <w:r>
           <w:rPr>
@@ -2821,7 +1973,7 @@
             <w:noProof/>
             <w:webHidden/>
           </w:rPr>
-          <w:t>13</w:t>
+          <w:t>14</w:t>
         </w:r>
         <w:r>
           <w:rPr>
@@ -2844,7 +1996,7 @@
           <w14:ligatures w14:val="standardContextual"/>
         </w:rPr>
       </w:pPr>
-      <w:hyperlink w:anchor="_Toc229859070" w:history="1">
+      <w:hyperlink w:anchor="_Toc229863989" w:history="1">
         <w:r>
           <w:rPr>
             <w:rStyle w:val="Hypertextovodkaz"/>
@@ -2871,7 +2023,7 @@
             <w:noProof/>
             <w:webHidden/>
           </w:rPr>
-          <w:instrText xml:space="preserve"> PAGEREF _Toc229859070 \h </w:instrText>
+          <w:instrText xml:space="preserve"> PAGEREF _Toc229863989 \h </w:instrText>
         </w:r>
         <w:r>
           <w:rPr>
@@ -2891,7 +2043,7 @@
             <w:noProof/>
             <w:webHidden/>
           </w:rPr>
-          <w:t>13</w:t>
+          <w:t>14</w:t>
         </w:r>
         <w:r>
           <w:rPr>
@@ -2914,7 +2066,7 @@
           <w14:ligatures w14:val="standardContextual"/>
         </w:rPr>
       </w:pPr>
-      <w:hyperlink w:anchor="_Toc229859071" w:history="1">
+      <w:hyperlink w:anchor="_Toc229863990" w:history="1">
         <w:r>
           <w:rPr>
             <w:rStyle w:val="Hypertextovodkaz"/>
@@ -2941,7 +2093,7 @@
             <w:noProof/>
             <w:webHidden/>
           </w:rPr>
-          <w:instrText xml:space="preserve"> PAGEREF _Toc229859071 \h </w:instrText>
+          <w:instrText xml:space="preserve"> PAGEREF _Toc229863990 \h </w:instrText>
         </w:r>
         <w:r>
           <w:rPr>
@@ -2961,7 +2113,7 @@
             <w:noProof/>
             <w:webHidden/>
           </w:rPr>
-          <w:t>13</w:t>
+          <w:t>14</w:t>
         </w:r>
         <w:r>
           <w:rPr>
@@ -2984,13 +2136,13 @@
           <w14:ligatures w14:val="standardContextual"/>
         </w:rPr>
       </w:pPr>
-      <w:hyperlink w:anchor="_Toc229859072" w:history="1">
+      <w:hyperlink w:anchor="_Toc229863991" w:history="1">
         <w:r>
           <w:rPr>
             <w:rStyle w:val="Hypertextovodkaz"/>
             <w:noProof/>
           </w:rPr>
-          <w:t>1.3 Logika tenzoru</w:t>
+          <w:t>1.3 Logika</w:t>
         </w:r>
         <w:r>
           <w:rPr>
@@ -3011,7 +2163,7 @@
             <w:noProof/>
             <w:webHidden/>
           </w:rPr>
-          <w:instrText xml:space="preserve"> PAGEREF _Toc229859072 \h </w:instrText>
+          <w:instrText xml:space="preserve"> PAGEREF _Toc229863991 \h </w:instrText>
         </w:r>
         <w:r>
           <w:rPr>
@@ -3031,7 +2183,7 @@
             <w:noProof/>
             <w:webHidden/>
           </w:rPr>
-          <w:t>13</w:t>
+          <w:t>14</w:t>
         </w:r>
         <w:r>
           <w:rPr>
@@ -3044,7 +2196,10 @@
     </w:p>
     <w:p>
       <w:pPr>
-        <w:pStyle w:val="Obsah2"/>
+        <w:pStyle w:val="Obsah3"/>
+        <w:tabs>
+          <w:tab w:val="right" w:leader="dot" w:pos="9060"/>
+        </w:tabs>
         <w:rPr>
           <w:rFonts w:asciiTheme="minorHAnsi" w:eastAsiaTheme="minorEastAsia" w:hAnsiTheme="minorHAnsi" w:cstheme="minorBidi"/>
           <w:noProof/>
@@ -3054,13 +2209,13 @@
           <w14:ligatures w14:val="standardContextual"/>
         </w:rPr>
       </w:pPr>
-      <w:hyperlink w:anchor="_Toc229859073" w:history="1">
+      <w:hyperlink w:anchor="_Toc229863992" w:history="1">
         <w:r>
           <w:rPr>
             <w:rStyle w:val="Hypertextovodkaz"/>
             <w:noProof/>
           </w:rPr>
-          <w:t>1.4 Logika pole/lineárního kontejneru</w:t>
+          <w:t>1.3.1 Logika tenzoru</w:t>
         </w:r>
         <w:r>
           <w:rPr>
@@ -3081,7 +2236,7 @@
             <w:noProof/>
             <w:webHidden/>
           </w:rPr>
-          <w:instrText xml:space="preserve"> PAGEREF _Toc229859073 \h </w:instrText>
+          <w:instrText xml:space="preserve"> PAGEREF _Toc229863992 \h </w:instrText>
         </w:r>
         <w:r>
           <w:rPr>
@@ -3101,7 +2256,80 @@
             <w:noProof/>
             <w:webHidden/>
           </w:rPr>
-          <w:t>21</w:t>
+          <w:t>14</w:t>
+        </w:r>
+        <w:r>
+          <w:rPr>
+            <w:noProof/>
+            <w:webHidden/>
+          </w:rPr>
+          <w:fldChar w:fldCharType="end"/>
+        </w:r>
+      </w:hyperlink>
+    </w:p>
+    <w:p>
+      <w:pPr>
+        <w:pStyle w:val="Obsah3"/>
+        <w:tabs>
+          <w:tab w:val="right" w:leader="dot" w:pos="9060"/>
+        </w:tabs>
+        <w:rPr>
+          <w:rFonts w:asciiTheme="minorHAnsi" w:eastAsiaTheme="minorEastAsia" w:hAnsiTheme="minorHAnsi" w:cstheme="minorBidi"/>
+          <w:noProof/>
+          <w:kern w:val="2"/>
+          <w:szCs w:val="24"/>
+          <w:lang/>
+          <w14:ligatures w14:val="standardContextual"/>
+        </w:rPr>
+      </w:pPr>
+      <w:hyperlink w:anchor="_Toc229863993" w:history="1">
+        <w:r>
+          <w:rPr>
+            <w:rStyle w:val="Hypertextovodkaz"/>
+            <w:noProof/>
+          </w:rPr>
+          <w:t>1.3.2 Logika pole/lineárního kontejneru</w:t>
+        </w:r>
+        <w:r>
+          <w:rPr>
+            <w:noProof/>
+            <w:webHidden/>
+          </w:rPr>
+          <w:tab/>
+        </w:r>
+        <w:r>
+          <w:rPr>
+            <w:noProof/>
+            <w:webHidden/>
+          </w:rPr>
+          <w:fldChar w:fldCharType="begin"/>
+        </w:r>
+        <w:r>
+          <w:rPr>
+            <w:noProof/>
+            <w:webHidden/>
+          </w:rPr>
+          <w:instrText xml:space="preserve"> PAGEREF _Toc229863993 \h </w:instrText>
+        </w:r>
+        <w:r>
+          <w:rPr>
+            <w:noProof/>
+            <w:webHidden/>
+          </w:rPr>
+        </w:r>
+        <w:r>
+          <w:rPr>
+            <w:noProof/>
+            <w:webHidden/>
+          </w:rPr>
+          <w:fldChar w:fldCharType="separate"/>
+        </w:r>
+        <w:r>
+          <w:rPr>
+            <w:noProof/>
+            <w:webHidden/>
+          </w:rPr>
+          <w:t>22</w:t>
         </w:r>
         <w:r>
           <w:rPr>
@@ -3127,7 +2355,7 @@
           <w14:ligatures w14:val="standardContextual"/>
         </w:rPr>
       </w:pPr>
-      <w:hyperlink w:anchor="_Toc229859074" w:history="1">
+      <w:hyperlink w:anchor="_Toc229863994" w:history="1">
         <w:r>
           <w:rPr>
             <w:rStyle w:val="Hypertextovodkaz"/>
@@ -3154,7 +2382,7 @@
             <w:noProof/>
             <w:webHidden/>
           </w:rPr>
-          <w:instrText xml:space="preserve"> PAGEREF _Toc229859074 \h </w:instrText>
+          <w:instrText xml:space="preserve"> PAGEREF _Toc229863994 \h </w:instrText>
         </w:r>
         <w:r>
           <w:rPr>
@@ -3174,7 +2402,7 @@
             <w:noProof/>
             <w:webHidden/>
           </w:rPr>
-          <w:t>23</w:t>
+          <w:t>24</w:t>
         </w:r>
         <w:r>
           <w:rPr>
@@ -3197,7 +2425,7 @@
           <w14:ligatures w14:val="standardContextual"/>
         </w:rPr>
       </w:pPr>
-      <w:hyperlink w:anchor="_Toc229859075" w:history="1">
+      <w:hyperlink w:anchor="_Toc229863995" w:history="1">
         <w:r>
           <w:rPr>
             <w:rStyle w:val="Hypertextovodkaz"/>
@@ -3224,7 +2452,7 @@
             <w:noProof/>
             <w:webHidden/>
           </w:rPr>
-          <w:instrText xml:space="preserve"> PAGEREF _Toc229859075 \h </w:instrText>
+          <w:instrText xml:space="preserve"> PAGEREF _Toc229863995 \h </w:instrText>
         </w:r>
         <w:r>
           <w:rPr>
@@ -3244,7 +2472,7 @@
             <w:noProof/>
             <w:webHidden/>
           </w:rPr>
-          <w:t>23</w:t>
+          <w:t>24</w:t>
         </w:r>
         <w:r>
           <w:rPr>
@@ -3270,7 +2498,7 @@
           <w14:ligatures w14:val="standardContextual"/>
         </w:rPr>
       </w:pPr>
-      <w:hyperlink w:anchor="_Toc229859076" w:history="1">
+      <w:hyperlink w:anchor="_Toc229863996" w:history="1">
         <w:r>
           <w:rPr>
             <w:rStyle w:val="Hypertextovodkaz"/>
@@ -3297,7 +2525,7 @@
             <w:noProof/>
             <w:webHidden/>
           </w:rPr>
-          <w:instrText xml:space="preserve"> PAGEREF _Toc229859076 \h </w:instrText>
+          <w:instrText xml:space="preserve"> PAGEREF _Toc229863996 \h </w:instrText>
         </w:r>
         <w:r>
           <w:rPr>
@@ -3317,7 +2545,7 @@
             <w:noProof/>
             <w:webHidden/>
           </w:rPr>
-          <w:t>23</w:t>
+          <w:t>24</w:t>
         </w:r>
         <w:r>
           <w:rPr>
@@ -3343,7 +2571,7 @@
           <w14:ligatures w14:val="standardContextual"/>
         </w:rPr>
       </w:pPr>
-      <w:hyperlink w:anchor="_Toc229859077" w:history="1">
+      <w:hyperlink w:anchor="_Toc229863997" w:history="1">
         <w:r>
           <w:rPr>
             <w:rStyle w:val="Hypertextovodkaz"/>
@@ -3370,7 +2598,7 @@
             <w:noProof/>
             <w:webHidden/>
           </w:rPr>
-          <w:instrText xml:space="preserve"> PAGEREF _Toc229859077 \h </w:instrText>
+          <w:instrText xml:space="preserve"> PAGEREF _Toc229863997 \h </w:instrText>
         </w:r>
         <w:r>
           <w:rPr>
@@ -3390,7 +2618,7 @@
             <w:noProof/>
             <w:webHidden/>
           </w:rPr>
-          <w:t>23</w:t>
+          <w:t>24</w:t>
         </w:r>
         <w:r>
           <w:rPr>
@@ -3413,7 +2641,7 @@
           <w14:ligatures w14:val="standardContextual"/>
         </w:rPr>
       </w:pPr>
-      <w:hyperlink w:anchor="_Toc229859078" w:history="1">
+      <w:hyperlink w:anchor="_Toc229863998" w:history="1">
         <w:r>
           <w:rPr>
             <w:rStyle w:val="Hypertextovodkaz"/>
@@ -3440,7 +2668,7 @@
             <w:noProof/>
             <w:webHidden/>
           </w:rPr>
-          <w:instrText xml:space="preserve"> PAGEREF _Toc229859078 \h </w:instrText>
+          <w:instrText xml:space="preserve"> PAGEREF _Toc229863998 \h </w:instrText>
         </w:r>
         <w:r>
           <w:rPr>
@@ -3460,7 +2688,7 @@
             <w:noProof/>
             <w:webHidden/>
           </w:rPr>
-          <w:t>23</w:t>
+          <w:t>24</w:t>
         </w:r>
         <w:r>
           <w:rPr>
@@ -3486,7 +2714,7 @@
           <w14:ligatures w14:val="standardContextual"/>
         </w:rPr>
       </w:pPr>
-      <w:hyperlink w:anchor="_Toc229859079" w:history="1">
+      <w:hyperlink w:anchor="_Toc229863999" w:history="1">
         <w:r>
           <w:rPr>
             <w:rStyle w:val="Hypertextovodkaz"/>
@@ -3513,7 +2741,7 @@
             <w:noProof/>
             <w:webHidden/>
           </w:rPr>
-          <w:instrText xml:space="preserve"> PAGEREF _Toc229859079 \h </w:instrText>
+          <w:instrText xml:space="preserve"> PAGEREF _Toc229863999 \h </w:instrText>
         </w:r>
         <w:r>
           <w:rPr>
@@ -3533,7 +2761,7 @@
             <w:noProof/>
             <w:webHidden/>
           </w:rPr>
-          <w:t>23</w:t>
+          <w:t>24</w:t>
         </w:r>
         <w:r>
           <w:rPr>
@@ -3559,7 +2787,7 @@
           <w14:ligatures w14:val="standardContextual"/>
         </w:rPr>
       </w:pPr>
-      <w:hyperlink w:anchor="_Toc229859080" w:history="1">
+      <w:hyperlink w:anchor="_Toc229864000" w:history="1">
         <w:r>
           <w:rPr>
             <w:rStyle w:val="Hypertextovodkaz"/>
@@ -3586,7 +2814,7 @@
             <w:noProof/>
             <w:webHidden/>
           </w:rPr>
-          <w:instrText xml:space="preserve"> PAGEREF _Toc229859080 \h </w:instrText>
+          <w:instrText xml:space="preserve"> PAGEREF _Toc229864000 \h </w:instrText>
         </w:r>
         <w:r>
           <w:rPr>
@@ -3606,7 +2834,7 @@
             <w:noProof/>
             <w:webHidden/>
           </w:rPr>
-          <w:t>24</w:t>
+          <w:t>25</w:t>
         </w:r>
         <w:r>
           <w:rPr>
@@ -3632,7 +2860,7 @@
           <w14:ligatures w14:val="standardContextual"/>
         </w:rPr>
       </w:pPr>
-      <w:hyperlink w:anchor="_Toc229859081" w:history="1">
+      <w:hyperlink w:anchor="_Toc229864001" w:history="1">
         <w:r>
           <w:rPr>
             <w:rStyle w:val="Hypertextovodkaz"/>
@@ -3667,7 +2895,7 @@
             <w:noProof/>
             <w:webHidden/>
           </w:rPr>
-          <w:instrText xml:space="preserve"> PAGEREF _Toc229859081 \h </w:instrText>
+          <w:instrText xml:space="preserve"> PAGEREF _Toc229864001 \h </w:instrText>
         </w:r>
         <w:r>
           <w:rPr>
@@ -3687,7 +2915,7 @@
             <w:noProof/>
             <w:webHidden/>
           </w:rPr>
-          <w:t>24</w:t>
+          <w:t>25</w:t>
         </w:r>
         <w:r>
           <w:rPr>
@@ -3713,7 +2941,7 @@
           <w14:ligatures w14:val="standardContextual"/>
         </w:rPr>
       </w:pPr>
-      <w:hyperlink w:anchor="_Toc229859082" w:history="1">
+      <w:hyperlink w:anchor="_Toc229864002" w:history="1">
         <w:r>
           <w:rPr>
             <w:rStyle w:val="Hypertextovodkaz"/>
@@ -3741,7 +2969,7 @@
             <w:noProof/>
             <w:webHidden/>
           </w:rPr>
-          <w:instrText xml:space="preserve"> PAGEREF _Toc229859082 \h </w:instrText>
+          <w:instrText xml:space="preserve"> PAGEREF _Toc229864002 \h </w:instrText>
         </w:r>
         <w:r>
           <w:rPr>
@@ -3761,7 +2989,7 @@
             <w:noProof/>
             <w:webHidden/>
           </w:rPr>
-          <w:t>25</w:t>
+          <w:t>26</w:t>
         </w:r>
         <w:r>
           <w:rPr>
@@ -3787,7 +3015,7 @@
           <w14:ligatures w14:val="standardContextual"/>
         </w:rPr>
       </w:pPr>
-      <w:hyperlink w:anchor="_Toc229859083" w:history="1">
+      <w:hyperlink w:anchor="_Toc229864003" w:history="1">
         <w:r>
           <w:rPr>
             <w:rStyle w:val="Hypertextovodkaz"/>
@@ -3815,7 +3043,7 @@
             <w:noProof/>
             <w:webHidden/>
           </w:rPr>
-          <w:instrText xml:space="preserve"> PAGEREF _Toc229859083 \h </w:instrText>
+          <w:instrText xml:space="preserve"> PAGEREF _Toc229864003 \h </w:instrText>
         </w:r>
         <w:r>
           <w:rPr>
@@ -3835,7 +3063,7 @@
             <w:noProof/>
             <w:webHidden/>
           </w:rPr>
-          <w:t>26</w:t>
+          <w:t>27</w:t>
         </w:r>
         <w:r>
           <w:rPr>
@@ -3861,7 +3089,7 @@
           <w14:ligatures w14:val="standardContextual"/>
         </w:rPr>
       </w:pPr>
-      <w:hyperlink w:anchor="_Toc229859084" w:history="1">
+      <w:hyperlink w:anchor="_Toc229864004" w:history="1">
         <w:r>
           <w:rPr>
             <w:rStyle w:val="Hypertextovodkaz"/>
@@ -3889,7 +3117,7 @@
             <w:noProof/>
             <w:webHidden/>
           </w:rPr>
-          <w:instrText xml:space="preserve"> PAGEREF _Toc229859084 \h </w:instrText>
+          <w:instrText xml:space="preserve"> PAGEREF _Toc229864004 \h </w:instrText>
         </w:r>
         <w:r>
           <w:rPr>
@@ -3909,7 +3137,7 @@
             <w:noProof/>
             <w:webHidden/>
           </w:rPr>
-          <w:t>26</w:t>
+          <w:t>27</w:t>
         </w:r>
         <w:r>
           <w:rPr>
@@ -3935,7 +3163,7 @@
           <w14:ligatures w14:val="standardContextual"/>
         </w:rPr>
       </w:pPr>
-      <w:hyperlink w:anchor="_Toc229859085" w:history="1">
+      <w:hyperlink w:anchor="_Toc229864005" w:history="1">
         <w:r>
           <w:rPr>
             <w:rStyle w:val="Hypertextovodkaz"/>
@@ -3963,7 +3191,7 @@
             <w:noProof/>
             <w:webHidden/>
           </w:rPr>
-          <w:instrText xml:space="preserve"> PAGEREF _Toc229859085 \h </w:instrText>
+          <w:instrText xml:space="preserve"> PAGEREF _Toc229864005 \h </w:instrText>
         </w:r>
         <w:r>
           <w:rPr>
@@ -3983,7 +3211,7 @@
             <w:noProof/>
             <w:webHidden/>
           </w:rPr>
-          <w:t>26</w:t>
+          <w:t>27</w:t>
         </w:r>
         <w:r>
           <w:rPr>
@@ -4009,7 +3237,7 @@
           <w14:ligatures w14:val="standardContextual"/>
         </w:rPr>
       </w:pPr>
-      <w:hyperlink w:anchor="_Toc229859086" w:history="1">
+      <w:hyperlink w:anchor="_Toc229864006" w:history="1">
         <w:r>
           <w:rPr>
             <w:rStyle w:val="Hypertextovodkaz"/>
@@ -4037,7 +3265,7 @@
             <w:noProof/>
             <w:webHidden/>
           </w:rPr>
-          <w:instrText xml:space="preserve"> PAGEREF _Toc229859086 \h </w:instrText>
+          <w:instrText xml:space="preserve"> PAGEREF _Toc229864006 \h </w:instrText>
         </w:r>
         <w:r>
           <w:rPr>
@@ -4057,7 +3285,7 @@
             <w:noProof/>
             <w:webHidden/>
           </w:rPr>
-          <w:t>26</w:t>
+          <w:t>27</w:t>
         </w:r>
         <w:r>
           <w:rPr>
@@ -4080,7 +3308,7 @@
           <w14:ligatures w14:val="standardContextual"/>
         </w:rPr>
       </w:pPr>
-      <w:hyperlink w:anchor="_Toc229859087" w:history="1">
+      <w:hyperlink w:anchor="_Toc229864007" w:history="1">
         <w:r>
           <w:rPr>
             <w:rStyle w:val="Hypertextovodkaz"/>
@@ -4108,7 +3336,7 @@
             <w:noProof/>
             <w:webHidden/>
           </w:rPr>
-          <w:instrText xml:space="preserve"> PAGEREF _Toc229859087 \h </w:instrText>
+          <w:instrText xml:space="preserve"> PAGEREF _Toc229864007 \h </w:instrText>
         </w:r>
         <w:r>
           <w:rPr>
@@ -4128,7 +3356,7 @@
             <w:noProof/>
             <w:webHidden/>
           </w:rPr>
-          <w:t>26</w:t>
+          <w:t>27</w:t>
         </w:r>
         <w:r>
           <w:rPr>
@@ -4154,7 +3382,7 @@
           <w14:ligatures w14:val="standardContextual"/>
         </w:rPr>
       </w:pPr>
-      <w:hyperlink w:anchor="_Toc229859088" w:history="1">
+      <w:hyperlink w:anchor="_Toc229864008" w:history="1">
         <w:r>
           <w:rPr>
             <w:rStyle w:val="Hypertextovodkaz"/>
@@ -4182,7 +3410,7 @@
             <w:noProof/>
             <w:webHidden/>
           </w:rPr>
-          <w:instrText xml:space="preserve"> PAGEREF _Toc229859088 \h </w:instrText>
+          <w:instrText xml:space="preserve"> PAGEREF _Toc229864008 \h </w:instrText>
         </w:r>
         <w:r>
           <w:rPr>
@@ -4202,7 +3430,7 @@
             <w:noProof/>
             <w:webHidden/>
           </w:rPr>
-          <w:t>26</w:t>
+          <w:t>27</w:t>
         </w:r>
         <w:r>
           <w:rPr>
@@ -4228,7 +3456,7 @@
           <w14:ligatures w14:val="standardContextual"/>
         </w:rPr>
       </w:pPr>
-      <w:hyperlink w:anchor="_Toc229859089" w:history="1">
+      <w:hyperlink w:anchor="_Toc229864009" w:history="1">
         <w:r>
           <w:rPr>
             <w:rStyle w:val="Hypertextovodkaz"/>
@@ -4256,7 +3484,7 @@
             <w:noProof/>
             <w:webHidden/>
           </w:rPr>
-          <w:instrText xml:space="preserve"> PAGEREF _Toc229859089 \h </w:instrText>
+          <w:instrText xml:space="preserve"> PAGEREF _Toc229864009 \h </w:instrText>
         </w:r>
         <w:r>
           <w:rPr>
@@ -4276,7 +3504,7 @@
             <w:noProof/>
             <w:webHidden/>
           </w:rPr>
-          <w:t>27</w:t>
+          <w:t>28</w:t>
         </w:r>
         <w:r>
           <w:rPr>
@@ -4302,7 +3530,7 @@
           <w14:ligatures w14:val="standardContextual"/>
         </w:rPr>
       </w:pPr>
-      <w:hyperlink w:anchor="_Toc229859090" w:history="1">
+      <w:hyperlink w:anchor="_Toc229864010" w:history="1">
         <w:r>
           <w:rPr>
             <w:rStyle w:val="Hypertextovodkaz"/>
@@ -4329,7 +3557,7 @@
             <w:noProof/>
             <w:webHidden/>
           </w:rPr>
-          <w:instrText xml:space="preserve"> PAGEREF _Toc229859090 \h </w:instrText>
+          <w:instrText xml:space="preserve"> PAGEREF _Toc229864010 \h </w:instrText>
         </w:r>
         <w:r>
           <w:rPr>
@@ -4349,7 +3577,7 @@
             <w:noProof/>
             <w:webHidden/>
           </w:rPr>
-          <w:t>28</w:t>
+          <w:t>29</w:t>
         </w:r>
         <w:r>
           <w:rPr>
@@ -4375,7 +3603,7 @@
           <w14:ligatures w14:val="standardContextual"/>
         </w:rPr>
       </w:pPr>
-      <w:hyperlink w:anchor="_Toc229859091" w:history="1">
+      <w:hyperlink w:anchor="_Toc229864011" w:history="1">
         <w:r>
           <w:rPr>
             <w:rStyle w:val="Hypertextovodkaz"/>
@@ -4402,7 +3630,7 @@
             <w:noProof/>
             <w:webHidden/>
           </w:rPr>
-          <w:instrText xml:space="preserve"> PAGEREF _Toc229859091 \h </w:instrText>
+          <w:instrText xml:space="preserve"> PAGEREF _Toc229864011 \h </w:instrText>
         </w:r>
         <w:r>
           <w:rPr>
@@ -4422,7 +3650,7 @@
             <w:noProof/>
             <w:webHidden/>
           </w:rPr>
-          <w:t>30</w:t>
+          <w:t>31</w:t>
         </w:r>
         <w:r>
           <w:rPr>
@@ -4448,7 +3676,7 @@
           <w14:ligatures w14:val="standardContextual"/>
         </w:rPr>
       </w:pPr>
-      <w:hyperlink w:anchor="_Toc229859092" w:history="1">
+      <w:hyperlink w:anchor="_Toc229864012" w:history="1">
         <w:r>
           <w:rPr>
             <w:rStyle w:val="Hypertextovodkaz"/>
@@ -4475,7 +3703,7 @@
             <w:noProof/>
             <w:webHidden/>
           </w:rPr>
-          <w:instrText xml:space="preserve"> PAGEREF _Toc229859092 \h </w:instrText>
+          <w:instrText xml:space="preserve"> PAGEREF _Toc229864012 \h </w:instrText>
         </w:r>
         <w:r>
           <w:rPr>
@@ -4495,7 +3723,7 @@
             <w:noProof/>
             <w:webHidden/>
           </w:rPr>
-          <w:t>31</w:t>
+          <w:t>32</w:t>
         </w:r>
         <w:r>
           <w:rPr>
@@ -4521,7 +3749,7 @@
           <w14:ligatures w14:val="standardContextual"/>
         </w:rPr>
       </w:pPr>
-      <w:hyperlink w:anchor="_Toc229859093" w:history="1">
+      <w:hyperlink w:anchor="_Toc229864013" w:history="1">
         <w:r>
           <w:rPr>
             <w:rStyle w:val="Hypertextovodkaz"/>
@@ -4548,7 +3776,7 @@
             <w:noProof/>
             <w:webHidden/>
           </w:rPr>
-          <w:instrText xml:space="preserve"> PAGEREF _Toc229859093 \h </w:instrText>
+          <w:instrText xml:space="preserve"> PAGEREF _Toc229864013 \h </w:instrText>
         </w:r>
         <w:r>
           <w:rPr>
@@ -4568,7 +3796,7 @@
             <w:noProof/>
             <w:webHidden/>
           </w:rPr>
-          <w:t>32</w:t>
+          <w:t>33</w:t>
         </w:r>
         <w:r>
           <w:rPr>
@@ -4585,6 +3813,7 @@
           <w:b/>
           <w:bCs/>
         </w:rPr>
+        <w:lastRenderedPageBreak/>
         <w:fldChar w:fldCharType="end"/>
       </w:r>
       <w:r>
@@ -4600,7 +3829,7 @@
       <w:pPr>
         <w:pStyle w:val="Nadpis1"/>
       </w:pPr>
-      <w:bookmarkStart w:id="0" w:name="_Toc229859065"/>
+      <w:bookmarkStart w:id="0" w:name="_Toc229863984"/>
       <w:r>
         <w:rPr>
           <w:shd w:val="clear" w:color="auto" w:fill="FFFFFF"/>
@@ -4900,7 +4129,7 @@
           <w:shd w:val="clear" w:color="auto" w:fill="FFFFFF"/>
         </w:rPr>
       </w:pPr>
-      <w:bookmarkStart w:id="1" w:name="_Toc229859066"/>
+      <w:bookmarkStart w:id="1" w:name="_Toc229863985"/>
       <w:r>
         <w:rPr>
           <w:shd w:val="clear" w:color="auto" w:fill="FFFFFF"/>
@@ -4910,48 +4139,213 @@
       </w:r>
       <w:bookmarkEnd w:id="1"/>
     </w:p>
-    <w:p>
-      <w:pPr>
-        <w:spacing w:line="360" w:lineRule="auto"/>
-      </w:pPr>
-    </w:p>
-    <w:p>
-      <w:pPr>
-        <w:spacing w:line="360" w:lineRule="auto"/>
-        <w:rPr>
-          <w:b/>
-          <w:bCs/>
-          <w:lang w:eastAsia="cs-CZ"/>
-        </w:rPr>
-      </w:pPr>
-      <w:r>
+    <w:p/>
+    <w:p>
+      <w:pPr>
+        <w:spacing w:line="360" w:lineRule="auto"/>
+        <w:rPr>
+          <w:lang w:eastAsia="cs-CZ"/>
+        </w:rPr>
+      </w:pPr>
+      <w:r>
+        <w:rPr>
+          <w:lang w:eastAsia="cs-CZ"/>
+        </w:rPr>
+        <w:t xml:space="preserve">J </w:t>
+      </w:r>
+      <w:r>
+        <w:rPr>
+          <w:lang w:eastAsia="cs-CZ"/>
+        </w:rPr>
+        <w:t>–</w:t>
+      </w:r>
+      <w:r>
+        <w:rPr>
+          <w:lang w:eastAsia="cs-CZ"/>
+        </w:rPr>
+        <w:t xml:space="preserve"> </w:t>
+      </w:r>
+      <w:r>
+        <w:rPr>
+          <w:lang w:eastAsia="cs-CZ"/>
+        </w:rPr>
+        <w:t>Vektor</w:t>
+      </w:r>
+      <w:r>
+        <w:rPr>
+          <w:lang w:eastAsia="cs-CZ"/>
+        </w:rPr>
+        <w:t xml:space="preserve"> </w:t>
+      </w:r>
+      <w:r>
+        <w:rPr>
+          <w:lang w:eastAsia="cs-CZ"/>
+        </w:rPr>
+        <w:t>kumulativních součinů předchozích velikostí dimenzí</w:t>
+      </w:r>
+    </w:p>
+    <w:p>
+      <w:pPr>
+        <w:spacing w:line="360" w:lineRule="auto"/>
+        <w:rPr>
+          <w:lang w:eastAsia="cs-CZ"/>
+        </w:rPr>
+      </w:pPr>
+      <w:r>
+        <w:rPr>
+          <w:lang w:eastAsia="cs-CZ"/>
+        </w:rPr>
+        <w:t xml:space="preserve">D – </w:t>
+      </w:r>
+      <w:r>
+        <w:rPr>
+          <w:lang w:eastAsia="cs-CZ"/>
+        </w:rPr>
+        <w:t xml:space="preserve">Vektor </w:t>
+      </w:r>
+      <w:r>
+        <w:rPr>
+          <w:lang w:eastAsia="cs-CZ"/>
+        </w:rPr>
+        <w:t>velikostí dimenzí</w:t>
+      </w:r>
+    </w:p>
+    <w:p>
+      <w:pPr>
+        <w:spacing w:line="360" w:lineRule="auto"/>
+        <w:rPr>
+          <w:lang w:eastAsia="cs-CZ"/>
+        </w:rPr>
+      </w:pPr>
+      <w:r>
+        <w:rPr>
+          <w:lang w:eastAsia="cs-CZ"/>
+        </w:rPr>
+        <w:t xml:space="preserve">S – </w:t>
+      </w:r>
+      <w:r>
+        <w:rPr>
+          <w:lang w:eastAsia="cs-CZ"/>
+        </w:rPr>
+        <w:t>V</w:t>
+      </w:r>
+      <w:r>
+        <w:rPr>
+          <w:lang w:eastAsia="cs-CZ"/>
+        </w:rPr>
+        <w:t>ektor souřadnic</w:t>
+      </w:r>
+    </w:p>
+    <w:p>
+      <w:pPr>
+        <w:spacing w:line="360" w:lineRule="auto"/>
+        <w:rPr>
+          <w:lang w:eastAsia="cs-CZ"/>
+        </w:rPr>
+      </w:pPr>
+      <w:r>
+        <w:rPr>
+          <w:lang w:eastAsia="cs-CZ"/>
+        </w:rPr>
+        <w:t xml:space="preserve">T – </w:t>
+      </w:r>
+      <w:r>
+        <w:rPr>
+          <w:lang w:eastAsia="cs-CZ"/>
+        </w:rPr>
+        <w:t xml:space="preserve">Vektor </w:t>
+      </w:r>
+      <w:r>
+        <w:rPr>
+          <w:lang w:eastAsia="cs-CZ"/>
+        </w:rPr>
+        <w:t>prvků</w:t>
+      </w:r>
+    </w:p>
+    <w:p>
+      <w:pPr>
+        <w:spacing w:line="360" w:lineRule="auto"/>
+        <w:rPr>
+          <w:lang w:eastAsia="cs-CZ"/>
+        </w:rPr>
+      </w:pPr>
+      <w:r>
+        <w:rPr>
+          <w:lang w:eastAsia="cs-CZ"/>
+        </w:rPr>
+        <w:t>len(T) – velikost pole v závorkách, v tomto případě velikost pole T</w:t>
+      </w:r>
+    </w:p>
+    <w:p>
+      <w:pPr>
+        <w:spacing w:line="360" w:lineRule="auto"/>
+        <w:rPr>
+          <w:lang w:eastAsia="cs-CZ"/>
+        </w:rPr>
+      </w:pPr>
+      <w:r>
+        <w:rPr>
+          <w:lang w:eastAsia="cs-CZ"/>
+        </w:rPr>
         <w:t>J</w:t>
       </w:r>
       <w:r>
         <w:rPr>
+          <w:i/>
+          <w:iCs/>
           <w:vertAlign w:val="subscript"/>
+          <w:lang w:eastAsia="cs-CZ"/>
         </w:rPr>
         <w:t>i</w:t>
       </w:r>
       <w:r>
-        <w:t xml:space="preserve"> – </w:t>
-      </w:r>
-      <w:r>
-        <w:rPr>
-          <w:lang w:eastAsia="cs-CZ"/>
-        </w:rPr>
-        <w:t>Kumulativní součin předešlých velikostí dimenzí</w:t>
-      </w:r>
-    </w:p>
-    <w:p>
-      <w:pPr>
-        <w:spacing w:line="360" w:lineRule="auto"/>
-      </w:pPr>
-      <w:r>
-        <w:rPr>
-          <w:lang w:eastAsia="cs-CZ"/>
-        </w:rPr>
-        <w:t xml:space="preserve">J </w:t>
+        <w:rPr>
+          <w:vertAlign w:val="subscript"/>
+          <w:lang w:eastAsia="cs-CZ"/>
+        </w:rPr>
+        <w:t xml:space="preserve"> </w:t>
+      </w:r>
+      <w:r>
+        <w:rPr>
+          <w:lang w:eastAsia="cs-CZ"/>
+        </w:rPr>
+        <w:t xml:space="preserve">– konkrétní prvek z J na pozici </w:t>
+      </w:r>
+      <w:r>
+        <w:rPr>
+          <w:i/>
+          <w:iCs/>
+          <w:lang w:eastAsia="cs-CZ"/>
+        </w:rPr>
+        <w:t>i</w:t>
+      </w:r>
+    </w:p>
+    <w:p>
+      <w:pPr>
+        <w:spacing w:line="360" w:lineRule="auto"/>
+        <w:rPr>
+          <w:lang w:eastAsia="cs-CZ"/>
+        </w:rPr>
+      </w:pPr>
+      <w:r>
+        <w:rPr>
+          <w:lang w:eastAsia="cs-CZ"/>
+        </w:rPr>
+        <w:t>GPU – grafická karta</w:t>
+      </w:r>
+    </w:p>
+    <w:p>
+      <w:pPr>
+        <w:spacing w:line="360" w:lineRule="auto"/>
+        <w:rPr>
+          <w:lang w:eastAsia="cs-CZ"/>
+        </w:rPr>
+      </w:pPr>
+      <w:r>
+        <w:rPr>
+          <w:lang w:eastAsia="cs-CZ"/>
+        </w:rPr>
+        <w:t xml:space="preserve">CPU </w:t>
       </w:r>
       <w:r>
         <w:rPr>
@@ -4963,19 +4357,32 @@
         <w:rPr>
           <w:lang w:eastAsia="cs-CZ"/>
         </w:rPr>
-        <w:t xml:space="preserve"> </w:t>
-      </w:r>
-      <w:r>
-        <w:rPr>
-          <w:lang w:eastAsia="cs-CZ"/>
-        </w:rPr>
-        <w:t xml:space="preserve">Vektor </w:t>
-      </w:r>
-      <w:r>
-        <w:rPr>
-          <w:lang w:eastAsia="cs-CZ"/>
-        </w:rPr>
-        <w:t>kumulativních součinů předchozích velikostí dimenzí</w:t>
+        <w:t xml:space="preserve"> procesor</w:t>
+      </w:r>
+    </w:p>
+    <w:p>
+      <w:pPr>
+        <w:spacing w:line="360" w:lineRule="auto"/>
+        <w:rPr>
+          <w:lang w:eastAsia="cs-CZ"/>
+        </w:rPr>
+      </w:pPr>
+      <w:r>
+        <w:rPr>
+          <w:lang w:eastAsia="cs-CZ"/>
+        </w:rPr>
+        <w:t>SYCL – standard definující knihovnu umožňující heterogenní programování</w:t>
+      </w:r>
+    </w:p>
+    <w:p>
+      <w:pPr>
+        <w:spacing w:line="360" w:lineRule="auto"/>
+      </w:pPr>
+      <w:r>
+        <w:rPr>
+          <w:lang w:eastAsia="cs-CZ"/>
+        </w:rPr>
+        <w:t>USM – unifikovaný paměťový prostor, jeden z konceptů SYCL standardu při správě paměti</w:t>
       </w:r>
     </w:p>
     <w:p>
@@ -5002,7 +4409,7 @@
           <w:shd w:val="clear" w:color="auto" w:fill="FFFFFF"/>
         </w:rPr>
       </w:pPr>
-      <w:bookmarkStart w:id="2" w:name="_Toc229859067"/>
+      <w:bookmarkStart w:id="2" w:name="_Toc229863986"/>
       <w:r>
         <w:rPr>
           <w:shd w:val="clear" w:color="auto" w:fill="FFFFFF"/>
@@ -5110,7 +4517,6 @@
           <w:docGrid w:linePitch="360"/>
         </w:sectPr>
       </w:pPr>
-      <w:proofErr w:type="spellStart"/>
       <w:r>
         <w:rPr>
           <w:b/>
@@ -5121,7 +4527,6 @@
         </w:rPr>
         <w:t>Overhead</w:t>
       </w:r>
-      <w:proofErr w:type="spellEnd"/>
       <w:r>
         <w:rPr>
           <w:color w:val="000000"/>
@@ -5159,7 +4564,7 @@
       <w:pPr>
         <w:pStyle w:val="Nadpis1"/>
       </w:pPr>
-      <w:bookmarkStart w:id="3" w:name="_Toc229859068"/>
+      <w:bookmarkStart w:id="3" w:name="_Toc229863987"/>
       <w:r>
         <w:lastRenderedPageBreak/>
         <w:t>ÚVOD</w:t>
@@ -5376,21 +4781,7 @@
         <w:rPr>
           <w:szCs w:val="24"/>
         </w:rPr>
-        <w:t xml:space="preserve"> nebo n-</w:t>
-      </w:r>
-      <w:proofErr w:type="spellStart"/>
-      <w:r>
-        <w:rPr>
-          <w:szCs w:val="24"/>
-        </w:rPr>
-        <w:t>nární</w:t>
-      </w:r>
-      <w:proofErr w:type="spellEnd"/>
-      <w:r>
-        <w:rPr>
-          <w:szCs w:val="24"/>
-        </w:rPr>
-        <w:t xml:space="preserve"> strom založený na implicitních vztazích.</w:t>
+        <w:t xml:space="preserve"> nebo n-nární strom založený na implicitních vztazích.</w:t>
       </w:r>
     </w:p>
     <w:p>
@@ -5400,7 +4791,7 @@
       <w:r>
         <w:br w:type="page"/>
       </w:r>
-      <w:bookmarkStart w:id="4" w:name="_Toc229859069"/>
+      <w:bookmarkStart w:id="4" w:name="_Toc229863988"/>
       <w:r>
         <w:lastRenderedPageBreak/>
         <w:t>1</w:t>
@@ -5446,14 +4837,97 @@
         <w:rPr>
           <w:szCs w:val="24"/>
         </w:rPr>
+        <w:t xml:space="preserve"> XTENSOR</w:t>
+      </w:r>
+      <w:r>
+        <w:rPr>
+          <w:szCs w:val="24"/>
+          <w:vertAlign w:val="superscript"/>
+        </w:rPr>
+        <w:t>[</w:t>
+      </w:r>
+      <w:r>
+        <w:rPr>
+          <w:szCs w:val="24"/>
+          <w:vertAlign w:val="superscript"/>
+        </w:rPr>
+        <w:t>1</w:t>
+      </w:r>
+      <w:r>
+        <w:rPr>
+          <w:szCs w:val="24"/>
+          <w:vertAlign w:val="superscript"/>
+        </w:rPr>
+        <w:t>]</w:t>
+      </w:r>
+      <w:r>
+        <w:rPr>
+          <w:szCs w:val="24"/>
+        </w:rPr>
+        <w:t>, která ovšem nabízí jen statické rozměry a slabou podporu pro GPU paralelizaci. R</w:t>
+      </w:r>
+      <w:r>
+        <w:rPr>
+          <w:szCs w:val="24"/>
+        </w:rPr>
+        <w:t>ozšíření knihovny Eigen</w:t>
+      </w:r>
+      <w:r>
+        <w:rPr>
+          <w:szCs w:val="24"/>
+          <w:vertAlign w:val="superscript"/>
+        </w:rPr>
+        <w:t>[</w:t>
+      </w:r>
+      <w:r>
+        <w:rPr>
+          <w:szCs w:val="24"/>
+          <w:vertAlign w:val="superscript"/>
+        </w:rPr>
+        <w:t>2</w:t>
+      </w:r>
+      <w:r>
+        <w:rPr>
+          <w:szCs w:val="24"/>
+          <w:vertAlign w:val="superscript"/>
+        </w:rPr>
+        <w:t>]</w:t>
+      </w:r>
+      <w:r>
+        <w:rPr>
+          <w:szCs w:val="24"/>
+        </w:rPr>
         <w:t xml:space="preserve"> </w:t>
       </w:r>
-      <w:proofErr w:type="gramStart"/>
-      <w:r>
-        <w:rPr>
-          <w:szCs w:val="24"/>
-        </w:rPr>
-        <w:t>XTENSOR</w:t>
+      <w:r>
+        <w:rPr>
+          <w:szCs w:val="24"/>
+        </w:rPr>
+        <w:t>také nabízí tenzor, to rozšíření je ovšem označeno jako „unsupported“</w:t>
+      </w:r>
+      <w:r>
+        <w:rPr>
+          <w:szCs w:val="24"/>
+        </w:rPr>
+        <w:t xml:space="preserve"> (česky: „nepodporováno“)</w:t>
+      </w:r>
+      <w:r>
+        <w:rPr>
+          <w:szCs w:val="24"/>
+        </w:rPr>
+        <w:t xml:space="preserve"> a považováno jako nestabilní.</w:t>
+      </w:r>
+      <w:r>
+        <w:rPr>
+          <w:szCs w:val="24"/>
+        </w:rPr>
+        <w:t xml:space="preserve"> Zajímavý je také </w:t>
+      </w:r>
+      <w:r>
+        <w:rPr>
+          <w:szCs w:val="24"/>
+        </w:rPr>
+        <w:t>Cyclops Tensor Framework</w:t>
       </w:r>
       <w:r>
         <w:rPr>
@@ -5462,13 +4936,12 @@
         </w:rPr>
         <w:t>[</w:t>
       </w:r>
-      <w:proofErr w:type="gramEnd"/>
       <w:r>
         <w:rPr>
           <w:szCs w:val="24"/>
           <w:vertAlign w:val="superscript"/>
         </w:rPr>
-        <w:t>1</w:t>
+        <w:t>3</w:t>
       </w:r>
       <w:r>
         <w:rPr>
@@ -5481,137 +4954,207 @@
         <w:rPr>
           <w:szCs w:val="24"/>
         </w:rPr>
-        <w:t>, která ovšem nabízí jen statické rozměry a slabou podporu pro GPU paralelizaci. R</w:t>
-      </w:r>
-      <w:r>
-        <w:rPr>
-          <w:szCs w:val="24"/>
-        </w:rPr>
-        <w:t xml:space="preserve">ozšíření knihovny </w:t>
-      </w:r>
-      <w:proofErr w:type="spellStart"/>
-      <w:proofErr w:type="gramStart"/>
-      <w:r>
-        <w:rPr>
-          <w:szCs w:val="24"/>
-        </w:rPr>
-        <w:t>Eigen</w:t>
-      </w:r>
-      <w:proofErr w:type="spellEnd"/>
-      <w:r>
-        <w:rPr>
-          <w:szCs w:val="24"/>
-          <w:vertAlign w:val="superscript"/>
-        </w:rPr>
-        <w:t>[</w:t>
-      </w:r>
-      <w:proofErr w:type="gramEnd"/>
-      <w:r>
-        <w:rPr>
-          <w:szCs w:val="24"/>
-          <w:vertAlign w:val="superscript"/>
-        </w:rPr>
-        <w:t>2</w:t>
-      </w:r>
-      <w:r>
-        <w:rPr>
-          <w:szCs w:val="24"/>
-          <w:vertAlign w:val="superscript"/>
-        </w:rPr>
-        <w:t>]</w:t>
-      </w:r>
-      <w:r>
-        <w:rPr>
-          <w:szCs w:val="24"/>
-        </w:rPr>
+        <w:t>, který nabízí distribuci pro superpočítače. Je schopen využívat stovky jader. Takový framework je ovšem příliš složitý na užití pro běžného uživatele.</w:t>
+      </w:r>
+    </w:p>
+    <w:p>
+      <w:pPr>
+        <w:pStyle w:val="Nadpis2"/>
+        <w:jc w:val="both"/>
+      </w:pPr>
+      <w:bookmarkStart w:id="5" w:name="_Toc229863989"/>
+      <w:r>
+        <w:t xml:space="preserve">1.1 </w:t>
+      </w:r>
+      <w:r>
+        <w:t>Uživatelsk</w:t>
+      </w:r>
+      <w:r>
+        <w:t>á</w:t>
+      </w:r>
+      <w:r>
+        <w:t xml:space="preserve"> zkušenost</w:t>
+      </w:r>
+      <w:bookmarkEnd w:id="5"/>
+      <w:r>
         <w:t xml:space="preserve"> </w:t>
       </w:r>
-      <w:r>
-        <w:rPr>
-          <w:szCs w:val="24"/>
-        </w:rPr>
-        <w:t>také nabízí tenzor, to rozšíření je ovšem označeno jako „</w:t>
-      </w:r>
-      <w:proofErr w:type="spellStart"/>
-      <w:r>
-        <w:rPr>
-          <w:szCs w:val="24"/>
-        </w:rPr>
-        <w:t>unsupported</w:t>
-      </w:r>
-      <w:proofErr w:type="spellEnd"/>
-      <w:r>
-        <w:rPr>
-          <w:szCs w:val="24"/>
-        </w:rPr>
-        <w:t>“</w:t>
-      </w:r>
-      <w:r>
-        <w:rPr>
-          <w:szCs w:val="24"/>
-        </w:rPr>
-        <w:t xml:space="preserve"> (česky: „nepodporováno“)</w:t>
-      </w:r>
-      <w:r>
-        <w:rPr>
-          <w:szCs w:val="24"/>
-        </w:rPr>
-        <w:t xml:space="preserve"> a považováno jako nestabilní.</w:t>
-      </w:r>
-      <w:r>
-        <w:rPr>
-          <w:szCs w:val="24"/>
-        </w:rPr>
-        <w:t xml:space="preserve"> Zajímavý je také </w:t>
-      </w:r>
-      <w:proofErr w:type="spellStart"/>
-      <w:r>
-        <w:rPr>
-          <w:szCs w:val="24"/>
-        </w:rPr>
-        <w:t>Cyclops</w:t>
-      </w:r>
-      <w:proofErr w:type="spellEnd"/>
-      <w:r>
-        <w:rPr>
-          <w:szCs w:val="24"/>
-        </w:rPr>
-        <w:t xml:space="preserve"> Tensor </w:t>
-      </w:r>
-      <w:proofErr w:type="gramStart"/>
-      <w:r>
-        <w:rPr>
-          <w:szCs w:val="24"/>
-        </w:rPr>
-        <w:t>Framework</w:t>
-      </w:r>
-      <w:r>
-        <w:rPr>
-          <w:szCs w:val="24"/>
-          <w:vertAlign w:val="superscript"/>
-        </w:rPr>
-        <w:t>[</w:t>
-      </w:r>
-      <w:proofErr w:type="gramEnd"/>
-      <w:r>
-        <w:rPr>
-          <w:szCs w:val="24"/>
-          <w:vertAlign w:val="superscript"/>
-        </w:rPr>
-        <w:t>3</w:t>
-      </w:r>
-      <w:r>
-        <w:rPr>
-          <w:szCs w:val="24"/>
-          <w:vertAlign w:val="superscript"/>
-        </w:rPr>
-        <w:t>]</w:t>
-      </w:r>
-      <w:r>
-        <w:rPr>
-          <w:szCs w:val="24"/>
-        </w:rPr>
-        <w:t>, který nabízí distribuci pro superpočítače. Je schopen využívat stovky jader. Takový framework je ovšem příliš složitý na užití pro běžného uživatele.</w:t>
+    </w:p>
+    <w:p>
+      <w:pPr>
+        <w:spacing w:line="360" w:lineRule="auto"/>
+        <w:jc w:val="both"/>
+      </w:pPr>
+      <w:r>
+        <w:rPr>
+          <w:szCs w:val="24"/>
+        </w:rPr>
+        <w:t>Tenzor by měl být v užívaní dynamický s možností změnit jakýkoli rozměr či dokonce změnit jejich počet.</w:t>
+      </w:r>
+      <w:r>
+        <w:rPr>
+          <w:szCs w:val="24"/>
+        </w:rPr>
+        <w:t xml:space="preserve"> Měl by být vytvořen tak aby umožňoval široké využití a neměl by se omezovat na nějaký konkrétní datový typ.</w:t>
+      </w:r>
+      <w:r>
+        <w:rPr>
+          <w:szCs w:val="24"/>
+        </w:rPr>
+        <w:t xml:space="preserve"> Tenzor by měl být kompatibilní sám se sebou tím, že je ho možné použít sám v sobě.</w:t>
+      </w:r>
+      <w:r>
+        <w:rPr>
+          <w:szCs w:val="24"/>
+        </w:rPr>
+        <w:t xml:space="preserve"> Není nutné zcela schovávat vše z vnitřní implementace</w:t>
+      </w:r>
+      <w:r>
+        <w:rPr>
+          <w:szCs w:val="24"/>
+        </w:rPr>
+        <w:t>,</w:t>
+      </w:r>
+      <w:r>
+        <w:rPr>
+          <w:szCs w:val="24"/>
+        </w:rPr>
+        <w:t xml:space="preserve"> pokud se to může uživateli hodit bez toho, aby to bylo matoucí (ale může to být nebezpečné).</w:t>
+      </w:r>
+      <w:r>
+        <w:t xml:space="preserve"> </w:t>
+      </w:r>
+    </w:p>
+    <w:p>
+      <w:pPr>
+        <w:spacing w:line="360" w:lineRule="auto"/>
+        <w:jc w:val="both"/>
+        <w:rPr>
+          <w:szCs w:val="24"/>
+        </w:rPr>
+      </w:pPr>
+      <w:r>
+        <w:rPr>
+          <w:szCs w:val="24"/>
+        </w:rPr>
+        <w:t>Tensor je kopírovatelný</w:t>
+      </w:r>
+      <w:r>
+        <w:rPr>
+          <w:szCs w:val="24"/>
+        </w:rPr>
+        <w:t xml:space="preserve"> (copyable) a stěhovatelný (moveable)</w:t>
+      </w:r>
+      <w:r>
+        <w:rPr>
+          <w:szCs w:val="24"/>
+        </w:rPr>
+        <w:t xml:space="preserve"> a také je výchoze konstruktibilní (default constructible).</w:t>
+      </w:r>
+      <w:r>
+        <w:rPr>
+          <w:szCs w:val="24"/>
+        </w:rPr>
+        <w:t xml:space="preserve"> </w:t>
+      </w:r>
+      <w:r>
+        <w:rPr>
+          <w:szCs w:val="24"/>
+        </w:rPr>
+        <w:t>Je možné ho vyjádřit pomocí řetězce.</w:t>
+      </w:r>
+      <w:r>
+        <w:rPr>
+          <w:szCs w:val="24"/>
+        </w:rPr>
+        <w:t xml:space="preserve"> Má metody na zjištění jeho vlastností</w:t>
+      </w:r>
+      <w:r>
+        <w:rPr>
+          <w:szCs w:val="24"/>
+        </w:rPr>
+        <w:t xml:space="preserve"> jako jsou velikosti dimenzí</w:t>
+      </w:r>
+      <w:r>
+        <w:rPr>
+          <w:szCs w:val="24"/>
+        </w:rPr>
+        <w:t>.</w:t>
+      </w:r>
+      <w:r>
+        <w:rPr>
+          <w:szCs w:val="24"/>
+        </w:rPr>
+        <w:t xml:space="preserve"> Je možné nad ním provádět operace jak unární</w:t>
+      </w:r>
+      <w:r>
+        <w:rPr>
+          <w:szCs w:val="24"/>
+        </w:rPr>
+        <w:t>,</w:t>
+      </w:r>
+      <w:r>
+        <w:rPr>
+          <w:szCs w:val="24"/>
+        </w:rPr>
+        <w:t xml:space="preserve"> tak binární.</w:t>
+      </w:r>
+    </w:p>
+    <w:p>
+      <w:pPr>
+        <w:spacing w:line="360" w:lineRule="auto"/>
+        <w:jc w:val="both"/>
+        <w:rPr>
+          <w:szCs w:val="24"/>
+        </w:rPr>
+      </w:pPr>
+      <w:r>
+        <w:rPr>
+          <w:szCs w:val="24"/>
+        </w:rPr>
+        <w:t>Projekt je strukturovaný tak, aby tenzor samotný uměl dostatek metod a tím pádem jakékoli jeho rozšíření, pomocí dědění, kompozice či jinak, bylo již jen o delegaci a minimálních nutných úpravách.</w:t>
+      </w:r>
+      <w:r>
+        <w:rPr>
+          <w:szCs w:val="24"/>
+        </w:rPr>
+        <w:t xml:space="preserve"> Příkladem </w:t>
+      </w:r>
+      <w:r>
+        <w:rPr>
+          <w:szCs w:val="24"/>
+        </w:rPr>
+        <w:t xml:space="preserve">je třída </w:t>
+      </w:r>
+      <w:r>
+        <w:rPr>
+          <w:szCs w:val="24"/>
+        </w:rPr>
+        <w:t>matice, která v sobě komponuje tenzor</w:t>
+      </w:r>
+      <w:r>
+        <w:rPr>
+          <w:szCs w:val="24"/>
+        </w:rPr>
+        <w:t>,</w:t>
+      </w:r>
+      <w:r>
+        <w:rPr>
+          <w:szCs w:val="24"/>
+        </w:rPr>
+        <w:t xml:space="preserve"> a navíc implementuje jen metody specifické pro matici.</w:t>
+      </w:r>
+      <w:r>
+        <w:rPr>
+          <w:szCs w:val="24"/>
+        </w:rPr>
+        <w:t xml:space="preserve"> Navíc je také umožněno</w:t>
+      </w:r>
+      <w:r>
+        <w:rPr>
+          <w:szCs w:val="24"/>
+        </w:rPr>
+        <w:t xml:space="preserve"> použití paralelního tenzoru namísto normálního a tím pádem vlastně rovnou umožnit paralelizaci na matici.</w:t>
       </w:r>
     </w:p>
     <w:p>
@@ -5619,269 +5162,18 @@
         <w:pStyle w:val="Nadpis2"/>
         <w:jc w:val="both"/>
       </w:pPr>
-      <w:bookmarkStart w:id="5" w:name="_Toc229859070"/>
-      <w:r>
-        <w:t xml:space="preserve">1.1 </w:t>
-      </w:r>
-      <w:r>
-        <w:t>Uživatelsk</w:t>
-      </w:r>
-      <w:r>
-        <w:t>á</w:t>
-      </w:r>
-      <w:r>
-        <w:t xml:space="preserve"> zkušenost</w:t>
-      </w:r>
-      <w:bookmarkEnd w:id="5"/>
-      <w:r>
-        <w:t xml:space="preserve"> </w:t>
-      </w:r>
-    </w:p>
-    <w:p>
-      <w:pPr>
-        <w:spacing w:line="360" w:lineRule="auto"/>
-        <w:jc w:val="both"/>
-      </w:pPr>
-      <w:r>
-        <w:rPr>
-          <w:szCs w:val="24"/>
-        </w:rPr>
-        <w:t>Tenzor by měl být v užívaní dynamický s možností změnit jakýkoli rozměr či dokonce změnit jejich počet.</w:t>
-      </w:r>
-      <w:r>
-        <w:rPr>
-          <w:szCs w:val="24"/>
-        </w:rPr>
-        <w:t xml:space="preserve"> Měl by být vytvořen tak aby umožňoval široké využití a neměl by se omezovat na nějaký konkrétní datový typ.</w:t>
-      </w:r>
-      <w:r>
-        <w:rPr>
-          <w:szCs w:val="24"/>
-        </w:rPr>
-        <w:t xml:space="preserve"> Tenzor by měl být kompatibilní sám se sebou tím, že je ho možné použít sám v sobě.</w:t>
-      </w:r>
-      <w:r>
-        <w:rPr>
-          <w:szCs w:val="24"/>
-        </w:rPr>
-        <w:t xml:space="preserve"> Není nutné zcela schovávat vše z vnitřní implementace</w:t>
-      </w:r>
-      <w:r>
-        <w:rPr>
-          <w:szCs w:val="24"/>
-        </w:rPr>
-        <w:t>,</w:t>
-      </w:r>
-      <w:r>
-        <w:rPr>
-          <w:szCs w:val="24"/>
-        </w:rPr>
-        <w:t xml:space="preserve"> pokud se to může uživateli hodit bez toho, aby to bylo matoucí (ale může to být nebezpečné).</w:t>
-      </w:r>
-      <w:r>
-        <w:t xml:space="preserve"> </w:t>
-      </w:r>
-    </w:p>
-    <w:p>
-      <w:pPr>
-        <w:spacing w:line="360" w:lineRule="auto"/>
-        <w:jc w:val="both"/>
-        <w:rPr>
-          <w:szCs w:val="24"/>
-        </w:rPr>
-      </w:pPr>
-      <w:r>
-        <w:rPr>
-          <w:szCs w:val="24"/>
-        </w:rPr>
-        <w:t>Tensor je kopírovatelný</w:t>
-      </w:r>
-      <w:r>
-        <w:rPr>
-          <w:szCs w:val="24"/>
-        </w:rPr>
-        <w:t xml:space="preserve"> (</w:t>
-      </w:r>
-      <w:proofErr w:type="spellStart"/>
-      <w:r>
-        <w:rPr>
-          <w:szCs w:val="24"/>
-        </w:rPr>
-        <w:t>copyable</w:t>
-      </w:r>
-      <w:proofErr w:type="spellEnd"/>
-      <w:r>
-        <w:rPr>
-          <w:szCs w:val="24"/>
-        </w:rPr>
-        <w:t xml:space="preserve">) a </w:t>
-      </w:r>
-      <w:proofErr w:type="spellStart"/>
-      <w:r>
-        <w:rPr>
-          <w:szCs w:val="24"/>
-        </w:rPr>
-        <w:t>stěhovatelný</w:t>
-      </w:r>
-      <w:proofErr w:type="spellEnd"/>
-      <w:r>
-        <w:rPr>
-          <w:szCs w:val="24"/>
-        </w:rPr>
-        <w:t xml:space="preserve"> (</w:t>
-      </w:r>
-      <w:proofErr w:type="spellStart"/>
-      <w:r>
-        <w:rPr>
-          <w:szCs w:val="24"/>
-        </w:rPr>
-        <w:t>moveable</w:t>
-      </w:r>
-      <w:proofErr w:type="spellEnd"/>
-      <w:r>
-        <w:rPr>
-          <w:szCs w:val="24"/>
-        </w:rPr>
-        <w:t>)</w:t>
-      </w:r>
-      <w:r>
-        <w:rPr>
-          <w:szCs w:val="24"/>
-        </w:rPr>
-        <w:t xml:space="preserve"> a také je výchoze </w:t>
-      </w:r>
-      <w:proofErr w:type="spellStart"/>
-      <w:r>
-        <w:rPr>
-          <w:szCs w:val="24"/>
-        </w:rPr>
-        <w:t>konstruktibilní</w:t>
-      </w:r>
-      <w:proofErr w:type="spellEnd"/>
-      <w:r>
-        <w:rPr>
-          <w:szCs w:val="24"/>
-        </w:rPr>
-        <w:t xml:space="preserve"> (default </w:t>
-      </w:r>
-      <w:proofErr w:type="spellStart"/>
-      <w:r>
-        <w:rPr>
-          <w:szCs w:val="24"/>
-        </w:rPr>
-        <w:t>constructible</w:t>
-      </w:r>
-      <w:proofErr w:type="spellEnd"/>
-      <w:r>
-        <w:rPr>
-          <w:szCs w:val="24"/>
-        </w:rPr>
-        <w:t>).</w:t>
-      </w:r>
-      <w:r>
-        <w:rPr>
-          <w:szCs w:val="24"/>
-        </w:rPr>
-        <w:t xml:space="preserve"> </w:t>
-      </w:r>
-      <w:r>
-        <w:rPr>
-          <w:szCs w:val="24"/>
-        </w:rPr>
-        <w:t>Je možné ho vyjádřit pomocí řetězce.</w:t>
-      </w:r>
-      <w:r>
-        <w:rPr>
-          <w:szCs w:val="24"/>
-        </w:rPr>
-        <w:t xml:space="preserve"> Má metody na zjištění jeho vlastností</w:t>
-      </w:r>
-      <w:r>
-        <w:rPr>
-          <w:szCs w:val="24"/>
-        </w:rPr>
-        <w:t xml:space="preserve"> jako jsou velikosti dimenzí</w:t>
-      </w:r>
-      <w:r>
-        <w:rPr>
-          <w:szCs w:val="24"/>
-        </w:rPr>
-        <w:t>.</w:t>
-      </w:r>
-      <w:r>
-        <w:rPr>
-          <w:szCs w:val="24"/>
-        </w:rPr>
-        <w:t xml:space="preserve"> Je možné nad ním provádět operace jak unární</w:t>
-      </w:r>
-      <w:r>
-        <w:rPr>
-          <w:szCs w:val="24"/>
-        </w:rPr>
-        <w:t>,</w:t>
-      </w:r>
-      <w:r>
-        <w:rPr>
-          <w:szCs w:val="24"/>
-        </w:rPr>
-        <w:t xml:space="preserve"> tak binární.</w:t>
-      </w:r>
-    </w:p>
-    <w:p>
-      <w:pPr>
-        <w:spacing w:line="360" w:lineRule="auto"/>
-        <w:jc w:val="both"/>
-        <w:rPr>
-          <w:szCs w:val="24"/>
-        </w:rPr>
-      </w:pPr>
-      <w:r>
-        <w:rPr>
-          <w:szCs w:val="24"/>
-        </w:rPr>
-        <w:t>Projekt je strukturovaný tak, aby tenzor samotný uměl dostatek metod a tím pádem jakékoli jeho rozšíření, pomocí dědění, kompozice či jinak, bylo již jen o delegaci a minimálních nutných úpravách.</w:t>
-      </w:r>
-      <w:r>
-        <w:rPr>
-          <w:szCs w:val="24"/>
-        </w:rPr>
-        <w:t xml:space="preserve"> Příkladem </w:t>
-      </w:r>
-      <w:r>
-        <w:rPr>
-          <w:szCs w:val="24"/>
-        </w:rPr>
-        <w:t xml:space="preserve">je třída </w:t>
-      </w:r>
-      <w:r>
-        <w:rPr>
-          <w:szCs w:val="24"/>
-        </w:rPr>
-        <w:t>matice, která v sobě komponuje tenzor</w:t>
-      </w:r>
-      <w:r>
-        <w:rPr>
-          <w:szCs w:val="24"/>
-        </w:rPr>
-        <w:t>,</w:t>
-      </w:r>
-      <w:r>
-        <w:rPr>
-          <w:szCs w:val="24"/>
-        </w:rPr>
-        <w:t xml:space="preserve"> a navíc implementuje jen metody specifické pro matici.</w:t>
-      </w:r>
-      <w:r>
-        <w:rPr>
-          <w:szCs w:val="24"/>
-        </w:rPr>
-        <w:t xml:space="preserve"> Navíc je také umožněno</w:t>
-      </w:r>
-      <w:r>
-        <w:rPr>
-          <w:szCs w:val="24"/>
-        </w:rPr>
-        <w:t xml:space="preserve"> použití paralelního tenzoru namísto normálního a tím pádem vlastně rovnou umožnit paralelizaci na matici.</w:t>
+      <w:bookmarkStart w:id="6" w:name="_Toc229863990"/>
+      <w:r>
+        <w:t>1.2 UML</w:t>
+      </w:r>
+      <w:bookmarkEnd w:id="6"/>
+    </w:p>
+    <w:p>
+      <w:pPr>
+        <w:jc w:val="both"/>
+      </w:pPr>
+      <w:r>
+        <w:t>Xxx</w:t>
       </w:r>
     </w:p>
     <w:p>
@@ -5889,35 +5181,24 @@
         <w:pStyle w:val="Nadpis2"/>
         <w:jc w:val="both"/>
       </w:pPr>
-      <w:bookmarkStart w:id="6" w:name="_Toc229859071"/>
-      <w:r>
-        <w:t>1.2 UML</w:t>
-      </w:r>
-      <w:bookmarkEnd w:id="6"/>
-    </w:p>
-    <w:p>
-      <w:pPr>
-        <w:jc w:val="both"/>
-      </w:pPr>
-      <w:proofErr w:type="spellStart"/>
-      <w:r>
-        <w:t>Xxx</w:t>
-      </w:r>
-      <w:proofErr w:type="spellEnd"/>
-    </w:p>
-    <w:p>
-      <w:pPr>
-        <w:pStyle w:val="Nadpis2"/>
-        <w:jc w:val="both"/>
-      </w:pPr>
-      <w:bookmarkStart w:id="7" w:name="_Toc229859072"/>
-      <w:r>
-        <w:t>1.3 Logika tenzoru</w:t>
+      <w:bookmarkStart w:id="7" w:name="_Toc229863991"/>
+      <w:r>
+        <w:t>1.3 Logika</w:t>
       </w:r>
       <w:bookmarkEnd w:id="7"/>
     </w:p>
     <w:p>
       <w:pPr>
+        <w:pStyle w:val="Nadpis3"/>
+      </w:pPr>
+      <w:bookmarkStart w:id="8" w:name="_Toc229863992"/>
+      <w:r>
+        <w:t>1.3.1 Logika tenzoru</w:t>
+      </w:r>
+      <w:bookmarkEnd w:id="8"/>
+    </w:p>
+    <w:p>
+      <w:pPr>
         <w:spacing w:line="360" w:lineRule="auto"/>
         <w:jc w:val="both"/>
       </w:pPr>
@@ -5952,22 +5233,14 @@
         <w:t xml:space="preserve"> Uvnitř tenzoru dochází k přepočítávání daných souřadnic na jedno číslo – index pro pole co udržuje data.</w:t>
       </w:r>
       <w:r>
-        <w:t xml:space="preserve"> Jako konvence pro souřadnice byla vybrána big-</w:t>
-      </w:r>
-      <w:proofErr w:type="spellStart"/>
-      <w:r>
-        <w:t>endian</w:t>
-      </w:r>
-      <w:proofErr w:type="spellEnd"/>
-      <w:r>
-        <w:t>.</w:t>
-      </w:r>
-      <w:r>
-        <w:t xml:space="preserve"> To zde znamená, že změna posledního čísla </w:t>
+        <w:t xml:space="preserve"> Jako </w:t>
       </w:r>
       <w:r>
         <w:lastRenderedPageBreak/>
-        <w:t>souřadnic, posune vnitřní index dat o jednu a změna první souřadnice změní index o součin všech velikostí dimenzí kromě první (čili o největší číslo, o které se index může posunou u změny libovolné souřadnice o jed</w:t>
+        <w:t>konvence pro souřadnice byla vybrána big-endian.</w:t>
+      </w:r>
+      <w:r>
+        <w:t xml:space="preserve"> To zde znamená, že změna posledního čísla souřadnic, posune vnitřní index dat o jednu a změna první souřadnice změní index o součin všech velikostí dimenzí kromě první (čili o největší číslo, o které se index může posunou u změny libovolné souřadnice o jed</w:t>
       </w:r>
       <w:r>
         <w:t>na</w:t>
@@ -6061,30 +5334,14 @@
         <w:rPr>
           <w:lang w:eastAsia="cs-CZ"/>
         </w:rPr>
-        <w:t xml:space="preserve"> jsou souřadnice s validními hodnotami (stejně jako u definitivních), ale na rozdíl od definitivních souřadnic mají délku menší, než je počet dimenzí. Všechny souřadnice (definitivní i nedefinitivní) mají vždy jednotlivé hodnoty korespondující k dimenzím o té největší (první dimenzi podle big-</w:t>
-      </w:r>
-      <w:proofErr w:type="spellStart"/>
-      <w:r>
-        <w:rPr>
-          <w:lang w:eastAsia="cs-CZ"/>
-        </w:rPr>
-        <w:t>endian</w:t>
-      </w:r>
-      <w:proofErr w:type="spellEnd"/>
-      <w:r>
-        <w:rPr>
-          <w:lang w:eastAsia="cs-CZ"/>
-        </w:rPr>
-        <w:t xml:space="preserve">). Příkladem to znamená, že nedefinitivní souřadnice o velikosti jedné </w:t>
-      </w:r>
-      <w:proofErr w:type="gramStart"/>
+        <w:t xml:space="preserve"> jsou souřadnice s validními hodnotami (stejně jako u definitivních), ale na rozdíl od definitivních souřadnic mají délku menší, než je počet dimenzí. Všechny souřadnice (definitivní i nedefinitivní) mají vždy jednotlivé hodnoty korespondující k dimenzím o té největší (první dimenzi podle big-endian). Příkladem to znamená, že nedefinitivní souřadnice o velikosti jedné </w:t>
+      </w:r>
       <w:r>
         <w:rPr>
           <w:lang w:eastAsia="cs-CZ"/>
         </w:rPr>
         <w:t>menší</w:t>
       </w:r>
-      <w:proofErr w:type="gramEnd"/>
       <w:r>
         <w:rPr>
           <w:lang w:eastAsia="cs-CZ"/>
@@ -6220,21 +5477,7 @@
         <w:rPr>
           <w:lang w:eastAsia="cs-CZ"/>
         </w:rPr>
-        <w:t xml:space="preserve"> je počet dimenzí) stačí pouze přečíst náležící prvek z tohoto vypočítaného pole pro složitost </w:t>
-      </w:r>
-      <w:proofErr w:type="gramStart"/>
-      <w:r>
-        <w:rPr>
-          <w:lang w:eastAsia="cs-CZ"/>
-        </w:rPr>
-        <w:t>O(</w:t>
-      </w:r>
-      <w:proofErr w:type="gramEnd"/>
-      <w:r>
-        <w:rPr>
-          <w:lang w:eastAsia="cs-CZ"/>
-        </w:rPr>
-        <w:t>1).</w:t>
+        <w:t xml:space="preserve"> je počet dimenzí) stačí pouze přečíst náležící prvek z tohoto vypočítaného pole pro složitost O(1).</w:t>
       </w:r>
       <w:r>
         <w:rPr>
@@ -6257,6 +5500,7 @@
           <w:bCs/>
           <w:lang w:eastAsia="cs-CZ"/>
         </w:rPr>
+        <w:lastRenderedPageBreak/>
         <w:t xml:space="preserve">Kumulativní součin předešlých </w:t>
       </w:r>
       <w:r>
@@ -6494,7 +5738,6 @@
         </w:rPr>
         <w:t xml:space="preserve">. Velikost dimenze zahrnutá do výpočtu je zde jako </w:t>
       </w:r>
-      <w:proofErr w:type="spellStart"/>
       <w:r>
         <w:rPr>
           <w:i/>
@@ -6512,7 +5755,6 @@
         </w:rPr>
         <w:t>k</w:t>
       </w:r>
-      <w:proofErr w:type="spellEnd"/>
       <w:r>
         <w:rPr>
           <w:lang w:eastAsia="cs-CZ"/>
@@ -6827,14 +6069,7 @@
         <w:rPr>
           <w:lang w:eastAsia="cs-CZ"/>
         </w:rPr>
-        <w:t>2⁶</w:t>
-      </w:r>
-      <w:proofErr w:type="gramStart"/>
-      <w:r>
-        <w:rPr>
-          <w:lang w:eastAsia="cs-CZ"/>
-        </w:rPr>
-        <w:t>⁴</w:t>
+        <w:t>2⁶⁴</w:t>
       </w:r>
       <w:r>
         <w:rPr>
@@ -6860,7 +6095,6 @@
         </w:rPr>
         <w:t>1</w:t>
       </w:r>
-      <w:proofErr w:type="gramEnd"/>
       <w:r>
         <w:rPr>
           <w:lang w:eastAsia="cs-CZ"/>
@@ -6889,14 +6123,7 @@
         <w:rPr>
           <w:lang w:eastAsia="cs-CZ"/>
         </w:rPr>
-        <w:t xml:space="preserve"> Délka přístupu na jeden prvek tak realisticky (vůči limitům jazyka C++ a </w:t>
-      </w:r>
-      <w:proofErr w:type="gramStart"/>
-      <w:r>
-        <w:rPr>
-          <w:lang w:eastAsia="cs-CZ"/>
-        </w:rPr>
-        <w:t>64</w:t>
+        <w:t xml:space="preserve"> Délka přístupu na jeden prvek tak realisticky (vůči limitům jazyka C++ a 64</w:t>
       </w:r>
       <w:r>
         <w:rPr>
@@ -6908,14 +6135,7 @@
         <w:rPr>
           <w:lang w:eastAsia="cs-CZ"/>
         </w:rPr>
-        <w:t>bitové</w:t>
-      </w:r>
-      <w:proofErr w:type="gramEnd"/>
-      <w:r>
-        <w:rPr>
-          <w:lang w:eastAsia="cs-CZ"/>
-        </w:rPr>
-        <w:t xml:space="preserve"> architektury) nepřekročí 64 výpočtů a tím pádem se dá z tohoto pohledu považovat za konstantní.</w:t>
+        <w:t>bitové architektury) nepřekročí 64 výpočtů a tím pádem se dá z tohoto pohledu považovat za konstantní.</w:t>
       </w:r>
       <w:r>
         <w:rPr>
@@ -7217,6 +6437,7 @@
           <w:rPr>
             <w:rFonts w:ascii="Cambria Math" w:hAnsi="Cambria Math"/>
           </w:rPr>
+          <w:lastRenderedPageBreak/>
           <m:t>pro k od 0 do len</m:t>
         </m:r>
         <m:d>
@@ -7492,7 +6713,6 @@
       <w:r>
         <w:t xml:space="preserve"> Pokud se toto řetězové přetečení dostane až na poslední souřadnici, tak se na výstupu metody vrátí hodnota </w:t>
       </w:r>
-      <w:proofErr w:type="spellStart"/>
       <w:r>
         <w:rPr>
           <w:b/>
@@ -7500,11 +6720,9 @@
         </w:rPr>
         <w:t>true</w:t>
       </w:r>
-      <w:proofErr w:type="spellEnd"/>
       <w:r>
         <w:t xml:space="preserve">, jinak se vrátí </w:t>
       </w:r>
-      <w:proofErr w:type="spellStart"/>
       <w:r>
         <w:rPr>
           <w:b/>
@@ -7512,7 +6730,6 @@
         </w:rPr>
         <w:t>false</w:t>
       </w:r>
-      <w:proofErr w:type="spellEnd"/>
       <w:r>
         <w:t>.</w:t>
       </w:r>
@@ -7523,15 +6740,7 @@
         <w:t xml:space="preserve"> Z algoritmické efektivity je tato metoda oproti běžnému výpočtu souřadnice výhodná.</w:t>
       </w:r>
       <w:r>
-        <w:t xml:space="preserve"> V nejhorším případě přetočení z posledního prvku na první je její komplexita O(len(D)) a v nejlepším případě inkrementace nejméně signifikantní souřadnice bez přetečení </w:t>
-      </w:r>
-      <w:proofErr w:type="gramStart"/>
-      <w:r>
-        <w:t>O(</w:t>
-      </w:r>
-      <w:proofErr w:type="gramEnd"/>
-      <w:r>
-        <w:t xml:space="preserve">1). </w:t>
+        <w:t xml:space="preserve"> V nejhorším případě přetočení z posledního prvku na první je její komplexita O(len(D)) a v nejlepším případě inkrementace nejméně signifikantní souřadnice bez přetečení O(1). </w:t>
       </w:r>
       <w:r>
         <w:t>Ovšem je třeba si uvědomit, že při rovnoměrných velikostech dimenzí, bude ten lepší případ daleko více převládat nad tím nejhorším</w:t>
@@ -7546,13 +6755,8 @@
         <w:t>,</w:t>
       </w:r>
       <w:r>
-        <w:t xml:space="preserve"> protože pravděpodobnost změny první souřadnice (nejméně signifikantní) je vždy 1. U té další to už ale je jenom 1</w:t>
-      </w:r>
-      <w:proofErr w:type="gramStart"/>
-      <w:r>
-        <w:t>/(</w:t>
-      </w:r>
-      <w:proofErr w:type="gramEnd"/>
+        <w:t xml:space="preserve"> protože pravděpodobnost změny první souřadnice (nejméně signifikantní) je vždy 1. U té další to už ale je jenom 1/(</w:t>
+      </w:r>
       <w:r>
         <w:t>Kumulativní součin předešlých velikostí dimenzí</w:t>
       </w:r>
@@ -7575,15 +6779,7 @@
         <w:t>složitost</w:t>
       </w:r>
       <w:r>
-        <w:t xml:space="preserve"> této metody </w:t>
-      </w:r>
-      <w:proofErr w:type="gramStart"/>
-      <w:r>
-        <w:t>O(</w:t>
-      </w:r>
-      <w:proofErr w:type="gramEnd"/>
-      <w:r>
-        <w:t>1).</w:t>
+        <w:t xml:space="preserve"> této metody O(1).</w:t>
       </w:r>
     </w:p>
     <w:p>
@@ -7604,15 +6800,7 @@
         <w:t xml:space="preserve"> V takovém případě totiž stačí uvnitř tenzoru projít toto jednorozměrné pole s daty a aplikovat danou operaci.</w:t>
       </w:r>
       <w:r>
-        <w:t xml:space="preserve"> Je to navíc jednoduše </w:t>
-      </w:r>
-      <w:proofErr w:type="spellStart"/>
-      <w:r>
-        <w:t>paralelizovatelné</w:t>
-      </w:r>
-      <w:proofErr w:type="spellEnd"/>
-      <w:r>
-        <w:t>, protože je zde mnoho výpočtů na sobě nezávislých.</w:t>
+        <w:t xml:space="preserve"> Je to navíc jednoduše paralelizovatelné, protože je zde mnoho výpočtů na sobě nezávislých.</w:t>
       </w:r>
       <w:r>
         <w:t xml:space="preserve"> To umožní relativně lehkou implementaci přetížení aritmetických a logických operátorů.</w:t>
@@ -7624,6 +6812,7 @@
         <w:jc w:val="both"/>
       </w:pPr>
       <w:r>
+        <w:lastRenderedPageBreak/>
         <w:t>Tenzor také je schopen svého převodu na řetězec znaků.</w:t>
       </w:r>
       <w:r>
@@ -7636,11 +6825,7 @@
         <w:t>polí.</w:t>
       </w:r>
       <w:r>
-        <w:t xml:space="preserve"> K převodu </w:t>
-      </w:r>
-      <w:r>
-        <w:lastRenderedPageBreak/>
-        <w:t>tenzoru na řetězec je potřeba alespoň jednou projít všechny data</w:t>
+        <w:t xml:space="preserve"> K převodu tenzoru na řetězec je potřeba alespoň jednou projít všechny data</w:t>
       </w:r>
       <w:r>
         <w:t xml:space="preserve"> a zkontrolovat pro každý prvek jeho souřadnice pro určení</w:t>
@@ -7848,15 +7033,7 @@
         <w:t>od konce</w:t>
       </w:r>
       <w:r>
-        <w:t xml:space="preserve"> dle big-</w:t>
-      </w:r>
-      <w:proofErr w:type="spellStart"/>
-      <w:r>
-        <w:t>endian</w:t>
-      </w:r>
-      <w:proofErr w:type="spellEnd"/>
-      <w:r>
-        <w:t>)</w:t>
+        <w:t xml:space="preserve"> dle big-endian)</w:t>
       </w:r>
       <w:r>
         <w:t>.</w:t>
@@ -7876,15 +7053,7 @@
         <w:t>Pro d2 po prohození platí, že je na více signifikantním místě.</w:t>
       </w:r>
       <w:r>
-        <w:t xml:space="preserve"> Pro d1 platí, že je na méně signifikantním místě (a tím pádem až po d2 dle big-</w:t>
-      </w:r>
-      <w:proofErr w:type="spellStart"/>
-      <w:r>
-        <w:t>endian</w:t>
-      </w:r>
-      <w:proofErr w:type="spellEnd"/>
-      <w:r>
-        <w:t>).</w:t>
+        <w:t xml:space="preserve"> Pro d1 platí, že je na méně signifikantním místě (a tím pádem až po d2 dle big-endian).</w:t>
       </w:r>
     </w:p>
     <w:p>
@@ -7926,15 +7095,7 @@
         <w:jc w:val="both"/>
       </w:pPr>
       <w:r>
-        <w:t xml:space="preserve">Jelikož se jedná o prohození hodnot, tak to díky </w:t>
-      </w:r>
-      <w:proofErr w:type="spellStart"/>
-      <w:r>
-        <w:t>komutativitě</w:t>
-      </w:r>
-      <w:proofErr w:type="spellEnd"/>
-      <w:r>
-        <w:t xml:space="preserve"> násobení znamená nezměněný celkový po</w:t>
+        <w:t>Jelikož se jedná o prohození hodnot, tak to díky komutativitě násobení znamená nezměněný celkový po</w:t>
       </w:r>
       <w:r>
         <w:t>č</w:t>
@@ -7946,7 +7107,11 @@
         <w:t xml:space="preserve"> Při transpozici se tedy alokuje nové pole o stejné velikosti jako to staré.</w:t>
       </w:r>
       <w:r>
-        <w:t xml:space="preserve"> Bylo by sice možné implementovat tuto operaci na místě (in-place), to by ale znamenalo více celkových přesouvání, což by se značně prodražilo u velkých objektů.</w:t>
+        <w:t xml:space="preserve"> Bylo by sice možné implementovat tuto operaci na místě (in-place), to by ale znamenalo více </w:t>
+      </w:r>
+      <w:r>
+        <w:lastRenderedPageBreak/>
+        <w:t>celkových přesouvání, což by se značně prodražilo u velkých objektů.</w:t>
       </w:r>
       <w:r>
         <w:t xml:space="preserve"> Poté dochází k přesunu prvků ze starého pole na nové</w:t>
@@ -7958,11 +7123,7 @@
         <w:t xml:space="preserve"> a to </w:t>
       </w:r>
       <w:r>
-        <w:t xml:space="preserve">pomocí získání jeho souřadnice dle starých velikostí souřadnic a následném uložení na místo odpovídající daným souřadnicím po výměně </w:t>
-      </w:r>
-      <w:r>
-        <w:lastRenderedPageBreak/>
-        <w:t>vybraných souřadnic.</w:t>
+        <w:t>pomocí získání jeho souřadnice dle starých velikostí souřadnic a následném uložení na místo odpovídající daným souřadnicím po výměně vybraných souřadnic.</w:t>
       </w:r>
       <w:r>
         <w:t xml:space="preserve"> Je totiž nutné si uvědomit, že pozice prvku se nezmění, jenom v případě, kdy jeho dvě vybrané souřadnice, korespondující vyměněným souřadnicím, jsou stejné.</w:t>
@@ -8142,17 +7303,17 @@
         <w:t>.</w:t>
       </w:r>
       <w:r>
-        <w:t xml:space="preserve"> Z původního pole je třeba přesunout každý prvek, ale nové pole nebude prvky zcela zaplněno (pokud přidaná dimenze není velikosti 1).</w:t>
+        <w:t xml:space="preserve"> Z původního pole je třeba přesunout každý prvek, ale nové pole nebude prvky zcela zaplněno </w:t>
+      </w:r>
+      <w:r>
+        <w:lastRenderedPageBreak/>
+        <w:t>(pokud přidaná dimenze není velikosti 1).</w:t>
       </w:r>
       <w:r>
         <w:t xml:space="preserve"> Stane se tak, že na novém poli budou rozsahy indexů, kam se prvky vloží a mezi nimi budou mezery, které nedostanou žádný vložený prvek.</w:t>
       </w:r>
       <w:r>
-        <w:t xml:space="preserve"> Tyto rozsahy jde vypočítat a sestrojit tak cyklus, co jen jednou projede indexem po původním poli </w:t>
-      </w:r>
-      <w:r>
-        <w:lastRenderedPageBreak/>
-        <w:t>přesouvajíc prvky na druhé jedna ku jedné a poté v pravý čas přeskočí několik indexů na cílovém poli</w:t>
+        <w:t xml:space="preserve"> Tyto rozsahy jde vypočítat a sestrojit tak cyklus, co jen jednou projede indexem po původním poli přesouvajíc prvky na druhé jedna ku jedné a poté v pravý čas přeskočí několik indexů na cílovém poli</w:t>
       </w:r>
       <w:r>
         <w:t>,</w:t>
@@ -8770,6 +7931,7 @@
         </w:rPr>
       </w:pPr>
       <w:r>
+        <w:lastRenderedPageBreak/>
         <w:t>Přidání dimenze ovšem nemění souřadnice již existujících prvků a tím pádem prvky po přidání dimenze zůstanou vedle sebe a začínat budou od nejnižší souřadnice v daném nejednoznačném výběru.</w:t>
       </w:r>
       <w:r>
@@ -8802,11 +7964,7 @@
         <w:t>)</w:t>
       </w:r>
       <w:r>
-        <w:t xml:space="preserve"> vede k bloku o velikosti nového nejednoznačného výběru s prvky na místě starého nejednoznačného výběru, které je </w:t>
-      </w:r>
-      <w:r>
-        <w:lastRenderedPageBreak/>
-        <w:t>ihned na začátku nového nejednoznačného výb</w:t>
+        <w:t xml:space="preserve"> vede k bloku o velikosti nového nejednoznačného výběru s prvky na místě starého nejednoznačného výběru, které je ihned na začátku nového nejednoznačného výb</w:t>
       </w:r>
       <w:r>
         <w:t>ě</w:t>
@@ -8883,16 +8041,8 @@
         <w:rPr>
           <w:lang w:eastAsia="cs-CZ"/>
         </w:rPr>
-        <w:t xml:space="preserve"> podle big-</w:t>
-      </w:r>
-      <w:proofErr w:type="spellStart"/>
-      <w:r>
-        <w:rPr>
-          <w:lang w:eastAsia="cs-CZ"/>
-        </w:rPr>
-        <w:t>endian</w:t>
-      </w:r>
-      <w:proofErr w:type="spellEnd"/>
+        <w:t xml:space="preserve"> podle big-endian</w:t>
+      </w:r>
       <w:r>
         <w:rPr>
           <w:lang w:eastAsia="cs-CZ"/>
@@ -8991,214 +8141,172 @@
         <w:t>Ve výbavě tenzoru jsou také metody umožňující unární i binární operace typů pro každý prvek, prvek jednoho tenzoru na prvek druhého tenzoru jedna ku jednom a také každý prvek jednoho tenzoru s danou hodnotou stejného typu jako hodnotový typ.</w:t>
       </w:r>
       <w:r>
-        <w:t xml:space="preserve"> Pro binární operace i s možností určit místo v rámci </w:t>
-      </w:r>
-      <w:proofErr w:type="spellStart"/>
-      <w:r>
-        <w:t>komutativity</w:t>
-      </w:r>
-      <w:proofErr w:type="spellEnd"/>
+        <w:t xml:space="preserve"> Pro binární operace i s možností určit místo v rámci komutativity.</w:t>
+      </w:r>
+      <w:r>
+        <w:t xml:space="preserve"> Takovéto funkce fungují</w:t>
+      </w:r>
+      <w:r>
+        <w:t xml:space="preserve"> na principu přijímání operandů jako referencí a také funkci, která definuje danou operaci.</w:t>
+      </w:r>
+      <w:r>
+        <w:t xml:space="preserve"> Pro tyto funkce byly vytvořeny speciální </w:t>
+      </w:r>
+      <w:r>
+        <w:t>koncepty,</w:t>
+      </w:r>
+      <w:r>
+        <w:t xml:space="preserve"> aby dodržovaly správnou signaturu.</w:t>
+      </w:r>
+      <w:r>
+        <w:t xml:space="preserve"> Uvnitř těchto metod se přijímané funkce použijí na prvek nebo mezi prvky</w:t>
+      </w:r>
+      <w:r>
+        <w:t xml:space="preserve"> dle účelu metody</w:t>
+      </w:r>
       <w:r>
         <w:t>.</w:t>
       </w:r>
       <w:r>
-        <w:t xml:space="preserve"> Takovéto funkce fungují</w:t>
-      </w:r>
-      <w:r>
-        <w:t xml:space="preserve"> na principu přijímání operandů jako referencí a také funkci, která definuje danou operaci.</w:t>
-      </w:r>
-      <w:r>
-        <w:t xml:space="preserve"> Pro tyto funkce byly vytvořeny speciální </w:t>
-      </w:r>
-      <w:r>
-        <w:t>koncepty,</w:t>
-      </w:r>
-      <w:r>
-        <w:t xml:space="preserve"> aby dodržovaly správnou signaturu.</w:t>
-      </w:r>
-      <w:r>
-        <w:t xml:space="preserve"> Uvnitř těchto metod se přijímané funkce použijí na prvek nebo mezi prvky</w:t>
-      </w:r>
-      <w:r>
-        <w:t xml:space="preserve"> dle účelu metody</w:t>
+        <w:t xml:space="preserve"> Metody jsou také rozdělené do </w:t>
+      </w:r>
+      <w:r>
+        <w:t>těch,</w:t>
+      </w:r>
+      <w:r>
+        <w:t xml:space="preserve"> co dělají operaci na místě (čili výsledek ukládají do prvního operandu) a na ty co vrací nový tenzor.</w:t>
+      </w:r>
+      <w:r>
+        <w:t xml:space="preserve"> Výhodné na těchto metodách je fakt, že jsou operace prvek na prvek naprosto nezávislé na jakékoliv jiné operaci a tím pádem jsou ukázkovým kandidátem na paralelizaci.</w:t>
+      </w:r>
+    </w:p>
+    <w:p>
+      <w:pPr>
+        <w:spacing w:line="360" w:lineRule="auto"/>
+        <w:jc w:val="both"/>
+      </w:pPr>
+      <w:r>
+        <w:t xml:space="preserve">Základní způsob, jak inicializovat tenzor je mu při konstrukci dát velikosti dimenzí. Podle nich si </w:t>
+      </w:r>
+      <w:r>
+        <w:t>vypočte</w:t>
+      </w:r>
+      <w:r>
+        <w:t xml:space="preserve"> vnitřní stav a alokuje pole s prvky podle potřebné velikosti.</w:t>
+      </w:r>
+      <w:r>
+        <w:t xml:space="preserve"> Pro rychlou inicializaci </w:t>
+      </w:r>
+      <w:r>
+        <w:lastRenderedPageBreak/>
+        <w:t>je možné společně s velikostmi dimenzí předat i pole se samotnými prvky. Výhodou je menší režie s inicializací, ovšem předání pole o nesprávné velikosti je nedefinované chování.</w:t>
+      </w:r>
+      <w:r>
+        <w:t xml:space="preserve"> Také lze tenzor vykonstruovat z jiného </w:t>
+      </w:r>
+      <w:r>
+        <w:t>tenzoru,</w:t>
+      </w:r>
+      <w:r>
+        <w:t xml:space="preserve"> a to jako kopii, tak i jako přesun.</w:t>
+      </w:r>
+      <w:r>
+        <w:t xml:space="preserve"> Pro to také existují přetížené operátory přiřazení.</w:t>
+      </w:r>
+      <w:r>
+        <w:t xml:space="preserve"> </w:t>
+      </w:r>
+      <w:r>
+        <w:t>Kopie tenzoru zkopíruje data i metadata tenzoru delega</w:t>
+      </w:r>
+      <w:r>
+        <w:t>čně</w:t>
+      </w:r>
+      <w:r>
+        <w:t xml:space="preserve"> přes kopii polí. Přesunutí</w:t>
+      </w:r>
+      <w:r>
+        <w:t xml:space="preserve"> opět za pomocí delegace na pole přesune pole dat i metadat. </w:t>
+      </w:r>
+      <w:r>
+        <w:t>Nakonec je tenzor konstruktibilní i bez parametrů, takzvaně výchozí cestou.</w:t>
+      </w:r>
+      <w:r>
+        <w:t xml:space="preserve"> Technicky vzato se nejedná o invalidní objekt, jenom je bezrozměrný.</w:t>
+      </w:r>
+    </w:p>
+    <w:p>
+      <w:pPr>
+        <w:spacing w:line="360" w:lineRule="auto"/>
+        <w:jc w:val="both"/>
+      </w:pPr>
+      <w:r>
+        <w:t>Tenzor má nakonec ve výbavě i analytické a pomocné metody. Příkladem je metoda na zjištění stejné velikosti všech dimenzí, nebo metoda na validaci souřadnic.</w:t>
+      </w:r>
+      <w:r>
+        <w:t xml:space="preserve"> Tenzory jsou také schopné se mezi sebou porovnávat, jak ohledně ekvivalence, tak pomocí pořadí</w:t>
+      </w:r>
+      <w:r>
+        <w:t xml:space="preserve"> větší menší a rovno</w:t>
       </w:r>
       <w:r>
         <w:t>.</w:t>
       </w:r>
       <w:r>
-        <w:t xml:space="preserve"> Metody jsou také rozdělené do </w:t>
-      </w:r>
-      <w:r>
-        <w:t>těch,</w:t>
-      </w:r>
-      <w:r>
-        <w:t xml:space="preserve"> co dělají operaci na místě (čili výsledek ukládají do prvního operandu) a na ty co vrací nový tenzor.</w:t>
-      </w:r>
-      <w:r>
-        <w:t xml:space="preserve"> Výhodné na těchto metodách je fakt, že jsou operace prvek na prvek naprosto nezávislé na jakékoliv jiné operaci a tím pádem jsou ukázkovým kandidátem na paralelizaci.</w:t>
-      </w:r>
-    </w:p>
-    <w:p>
-      <w:pPr>
-        <w:spacing w:line="360" w:lineRule="auto"/>
-        <w:jc w:val="both"/>
-      </w:pPr>
-      <w:r>
-        <w:t xml:space="preserve">Základní způsob, jak inicializovat tenzor je mu při konstrukci dát velikosti dimenzí. Podle nich si </w:t>
-      </w:r>
-      <w:r>
-        <w:t>vypočte</w:t>
-      </w:r>
-      <w:r>
-        <w:t xml:space="preserve"> vnitřní stav a alokuje pole s prvky podle potřebné velikosti.</w:t>
-      </w:r>
-      <w:r>
-        <w:t xml:space="preserve"> Pro rychlou inicializaci je možné společně s velikostmi dimenzí předat i pole se samotnými prvky. Výhodou je menší režie s inicializací, ovšem předání pole o nesprávné velikosti je nedefinované chování.</w:t>
-      </w:r>
-      <w:r>
-        <w:t xml:space="preserve"> Také lze tenzor vykonstruovat z jiného </w:t>
-      </w:r>
-      <w:r>
-        <w:t>tenzoru,</w:t>
-      </w:r>
-      <w:r>
-        <w:t xml:space="preserve"> a to jako kopii, tak i jako přesun.</w:t>
-      </w:r>
-      <w:r>
-        <w:t xml:space="preserve"> Pro to také existují přetížené operátory přiřazení.</w:t>
+        <w:t xml:space="preserve"> Tyto operace jsou delegovány na samotné pole, které v podobě kontejnerů tyto schopnosti porovnávat se mají také.</w:t>
+      </w:r>
+    </w:p>
+    <w:p>
+      <w:pPr>
+        <w:pStyle w:val="Nadpis3"/>
+      </w:pPr>
+      <w:bookmarkStart w:id="9" w:name="_Toc229863993"/>
+      <w:r>
+        <w:t>1.</w:t>
+      </w:r>
+      <w:r>
+        <w:t>3.2</w:t>
+      </w:r>
+      <w:r>
+        <w:t xml:space="preserve"> Logika pole/</w:t>
+      </w:r>
+      <w:r>
+        <w:t xml:space="preserve">lineárního </w:t>
+      </w:r>
+      <w:r>
+        <w:t>kontejneru</w:t>
+      </w:r>
+      <w:bookmarkEnd w:id="9"/>
+    </w:p>
+    <w:p>
+      <w:pPr>
+        <w:spacing w:line="360" w:lineRule="auto"/>
+        <w:jc w:val="both"/>
+      </w:pPr>
+      <w:r>
+        <w:t>Jedná se o jednorozměrný kontejner s prvky uloženými vedle sebe v paměti.</w:t>
+      </w:r>
+      <w:r>
+        <w:t xml:space="preserve"> Tenzor ho využívá pro ukládání dat i metadat.</w:t>
+      </w:r>
+      <w:r>
+        <w:t xml:space="preserve"> Veřejným rozhraním napodobuje rozhraní std::vector.</w:t>
+      </w:r>
+      <w:r>
+        <w:t xml:space="preserve"> Uvnitř si udržuje ukazatel na začátek pole, ukazatel na konec pole a ukazatel na konec kapacity pole.</w:t>
+      </w:r>
+      <w:r>
+        <w:t xml:space="preserve"> Udržuje si také objekt paměťového backendu, který se stará o práci s pamětí a umožňuje kontejneru pracovat s různými druhy paměti díky vzoru </w:t>
+      </w:r>
+      <w:r>
+        <w:t>vkládání</w:t>
+      </w:r>
+      <w:r>
+        <w:t xml:space="preserve"> závislosti.</w:t>
       </w:r>
       <w:r>
         <w:t xml:space="preserve"> </w:t>
       </w:r>
-      <w:r>
-        <w:t xml:space="preserve">Kopie tenzoru zkopíruje data i metadata tenzoru </w:t>
-      </w:r>
-      <w:proofErr w:type="spellStart"/>
-      <w:r>
-        <w:t>delega</w:t>
-      </w:r>
-      <w:r>
-        <w:t>čně</w:t>
-      </w:r>
-      <w:proofErr w:type="spellEnd"/>
-      <w:r>
-        <w:t xml:space="preserve"> přes kopii polí. Přesunutí</w:t>
-      </w:r>
-      <w:r>
-        <w:t xml:space="preserve"> opět za pomocí delegace na pole přesune pole dat i metadat. </w:t>
-      </w:r>
-      <w:r>
-        <w:t xml:space="preserve">Nakonec je </w:t>
-      </w:r>
-      <w:r>
-        <w:lastRenderedPageBreak/>
-        <w:t xml:space="preserve">tenzor </w:t>
-      </w:r>
-      <w:proofErr w:type="spellStart"/>
-      <w:r>
-        <w:t>konstruktibilní</w:t>
-      </w:r>
-      <w:proofErr w:type="spellEnd"/>
-      <w:r>
-        <w:t xml:space="preserve"> i bez parametrů, takzvaně výchozí cestou.</w:t>
-      </w:r>
-      <w:r>
-        <w:t xml:space="preserve"> Technicky vzato se nejedná o invalidní objekt, jenom je bezrozměrný.</w:t>
-      </w:r>
-    </w:p>
-    <w:p>
-      <w:pPr>
-        <w:spacing w:line="360" w:lineRule="auto"/>
-        <w:jc w:val="both"/>
-      </w:pPr>
-      <w:r>
-        <w:t>Tenzor má nakonec ve výbavě i analytické a pomocné metody. Příkladem je metoda na zjištění stejné velikosti všech dimenzí, nebo metoda na validaci souřadnic.</w:t>
-      </w:r>
-      <w:r>
-        <w:t xml:space="preserve"> Tenzory jsou také schopné se mezi sebou porovnávat, jak ohledně ekvivalence, tak pomocí pořadí</w:t>
-      </w:r>
-      <w:r>
-        <w:t xml:space="preserve"> větší menší a rovno</w:t>
-      </w:r>
-      <w:r>
-        <w:t>.</w:t>
-      </w:r>
-      <w:r>
-        <w:t xml:space="preserve"> Tyto operace jsou delegovány na samotné pole, které v podobě kontejnerů tyto schopnosti porovnávat se mají také.</w:t>
-      </w:r>
-    </w:p>
-    <w:p>
-      <w:pPr>
-        <w:pStyle w:val="Nadpis2"/>
-        <w:jc w:val="both"/>
-      </w:pPr>
-      <w:bookmarkStart w:id="8" w:name="_Toc229859073"/>
-      <w:r>
-        <w:t>1.4 Logika pole/</w:t>
-      </w:r>
-      <w:r>
-        <w:t xml:space="preserve">lineárního </w:t>
-      </w:r>
-      <w:r>
-        <w:t>kontejneru</w:t>
-      </w:r>
-      <w:bookmarkEnd w:id="8"/>
-    </w:p>
-    <w:p>
-      <w:pPr>
-        <w:spacing w:line="360" w:lineRule="auto"/>
-        <w:jc w:val="both"/>
-      </w:pPr>
-      <w:r>
-        <w:t>Jedná se o jednorozměrný kontejner s prvky uloženými vedle sebe v paměti.</w:t>
-      </w:r>
-      <w:r>
-        <w:t xml:space="preserve"> Tenzor ho využívá pro ukládání dat i metadat.</w:t>
-      </w:r>
-      <w:r>
-        <w:t xml:space="preserve"> Veřejným rozhraním napodobuje rozhraní </w:t>
-      </w:r>
-      <w:proofErr w:type="spellStart"/>
-      <w:proofErr w:type="gramStart"/>
-      <w:r>
-        <w:t>std</w:t>
-      </w:r>
-      <w:proofErr w:type="spellEnd"/>
-      <w:r>
-        <w:t>::</w:t>
-      </w:r>
-      <w:proofErr w:type="spellStart"/>
-      <w:proofErr w:type="gramEnd"/>
-      <w:r>
-        <w:t>vector</w:t>
-      </w:r>
-      <w:proofErr w:type="spellEnd"/>
-      <w:r>
-        <w:t>.</w:t>
-      </w:r>
-      <w:r>
-        <w:t xml:space="preserve"> Uvnitř si udržuje ukazatel na začátek pole, ukazatel na konec pole a ukazatel na konec kapacity pole.</w:t>
-      </w:r>
-      <w:r>
-        <w:t xml:space="preserve"> Udržuje si také objekt paměťového </w:t>
-      </w:r>
-      <w:proofErr w:type="spellStart"/>
-      <w:r>
-        <w:t>backendu</w:t>
-      </w:r>
-      <w:proofErr w:type="spellEnd"/>
-      <w:r>
-        <w:t xml:space="preserve">, který se stará o práci s pamětí a umožňuje kontejneru pracovat s různými druhy paměti díky vzoru </w:t>
-      </w:r>
-      <w:r>
-        <w:t>vkládání</w:t>
-      </w:r>
-      <w:r>
-        <w:t xml:space="preserve"> závislosti.</w:t>
-      </w:r>
-      <w:r>
-        <w:t xml:space="preserve"> </w:t>
-      </w:r>
     </w:p>
     <w:p>
       <w:pPr>
@@ -9209,27 +8317,8 @@
         <w:t>Vznikl z několika důvodů.</w:t>
       </w:r>
       <w:r>
-        <w:t xml:space="preserve"> Prvním z nich byla nevhodná implementace </w:t>
-      </w:r>
-      <w:proofErr w:type="spellStart"/>
-      <w:proofErr w:type="gramStart"/>
-      <w:r>
-        <w:t>std</w:t>
-      </w:r>
-      <w:proofErr w:type="spellEnd"/>
-      <w:r>
-        <w:t>::</w:t>
-      </w:r>
-      <w:proofErr w:type="spellStart"/>
-      <w:proofErr w:type="gramEnd"/>
-      <w:r>
-        <w:t>vector</w:t>
-      </w:r>
-      <w:proofErr w:type="spellEnd"/>
-      <w:r>
-        <w:t xml:space="preserve"> pro typ </w:t>
-      </w:r>
-      <w:proofErr w:type="spellStart"/>
+        <w:t xml:space="preserve"> Prvním z nich byla nevhodná implementace std::vector pro typ </w:t>
+      </w:r>
       <w:r>
         <w:rPr>
           <w:b/>
@@ -9237,20 +8326,11 @@
         </w:rPr>
         <w:t>bool</w:t>
       </w:r>
-      <w:proofErr w:type="spellEnd"/>
       <w:r>
         <w:t xml:space="preserve">. </w:t>
       </w:r>
       <w:r>
-        <w:t xml:space="preserve">Tato specializace totiž ukládá prvky do vektoru v podobě jednotlivých bitů vedle sebe. To sice šetří paměť oproti klasickému </w:t>
-      </w:r>
-      <w:proofErr w:type="spellStart"/>
-      <w:r>
-        <w:t>bool</w:t>
-      </w:r>
-      <w:proofErr w:type="spellEnd"/>
-      <w:r>
-        <w:t xml:space="preserve">, ale </w:t>
+        <w:t xml:space="preserve">Tato specializace totiž ukládá prvky do vektoru v podobě jednotlivých bitů vedle sebe. To sice šetří paměť oproti klasickému bool, ale </w:t>
       </w:r>
       <w:r>
         <w:t>znemožňovalo</w:t>
@@ -9268,25 +8348,7 @@
         <w:t xml:space="preserve"> a ještě vážnějším problémem byla nemožnost vložení alokátoru do vektoru jako objektu.</w:t>
       </w:r>
       <w:r>
-        <w:t xml:space="preserve"> Alokátor pro </w:t>
-      </w:r>
-      <w:proofErr w:type="spellStart"/>
-      <w:proofErr w:type="gramStart"/>
-      <w:r>
-        <w:t>std</w:t>
-      </w:r>
-      <w:proofErr w:type="spellEnd"/>
-      <w:r>
-        <w:t>::</w:t>
-      </w:r>
-      <w:proofErr w:type="spellStart"/>
-      <w:proofErr w:type="gramEnd"/>
-      <w:r>
-        <w:t>vector</w:t>
-      </w:r>
-      <w:proofErr w:type="spellEnd"/>
-      <w:r>
-        <w:t xml:space="preserve"> se předává jako typový </w:t>
+        <w:t xml:space="preserve"> Alokátor pro std::vector se předává jako typový </w:t>
       </w:r>
       <w:r>
         <w:t>parametr,</w:t>
@@ -9295,7 +8357,13 @@
         <w:t xml:space="preserve"> a tudíž nemůže uchovávat vnitřní stav, který by se z venku nastavoval.</w:t>
       </w:r>
       <w:r>
-        <w:t xml:space="preserve"> Veškerý vnitřní stav, pokud vůbec nějaký, může vytvářet při výchozí konstrukci výchozím způsobem, bez jakéhokoliv nastavování z venku (pokud se bavíme o řase běhu programu).</w:t>
+        <w:t xml:space="preserve"> Veškerý vnitřní stav, pokud vůbec nějaký, může vytvářet při výchozí konstrukci výchozím způsobem, bez jakéhokoliv nastavování z venku (pokud se bavíme o </w:t>
+      </w:r>
+      <w:r>
+        <w:t>č</w:t>
+      </w:r>
+      <w:r>
+        <w:t>ase běhu programu).</w:t>
       </w:r>
       <w:r>
         <w:t xml:space="preserve"> To je potřeba, protože pro alokaci paměti USM, jelikož využívá k alokaci objektu s nekonstantními metodami</w:t>
@@ -9342,49 +8410,24 @@
       <w:r>
         <w:t xml:space="preserve">paměťový </w:t>
       </w:r>
-      <w:proofErr w:type="spellStart"/>
-      <w:r>
-        <w:t>backend</w:t>
-      </w:r>
-      <w:proofErr w:type="spellEnd"/>
-      <w:r>
-        <w:t xml:space="preserve"> také předáván a kopírován</w:t>
-      </w:r>
-      <w:r>
-        <w:t xml:space="preserve"> i přesto že klasické kopírování a přesun jsou povoleny pouze pro kontejnery se stejným typem </w:t>
-      </w:r>
-      <w:proofErr w:type="spellStart"/>
-      <w:r>
-        <w:t>backendu</w:t>
-      </w:r>
-      <w:proofErr w:type="spellEnd"/>
+      <w:r>
+        <w:lastRenderedPageBreak/>
+        <w:t>backend také předáván a kopírován</w:t>
+      </w:r>
+      <w:r>
+        <w:t xml:space="preserve"> i přesto že klasické kopírování a přesun jsou povoleny pouze pro kontejnery se stejným typem backendu</w:t>
+      </w:r>
       <w:r>
         <w:t>.</w:t>
       </w:r>
       <w:r>
-        <w:t xml:space="preserve"> Pro bezpečnou kopii do kontejneru s jiným </w:t>
-      </w:r>
-      <w:proofErr w:type="spellStart"/>
-      <w:r>
-        <w:t>backendem</w:t>
-      </w:r>
-      <w:proofErr w:type="spellEnd"/>
-      <w:r>
-        <w:t xml:space="preserve"> slouží speciální </w:t>
+        <w:t xml:space="preserve"> Pro bezpečnou kopii do kontejneru s jiným backendem slouží speciální </w:t>
       </w:r>
       <w:r>
         <w:t>metoda,</w:t>
       </w:r>
       <w:r>
-        <w:t xml:space="preserve"> do které se nový </w:t>
-      </w:r>
-      <w:proofErr w:type="spellStart"/>
-      <w:r>
-        <w:t>backend</w:t>
-      </w:r>
-      <w:proofErr w:type="spellEnd"/>
-      <w:r>
-        <w:t xml:space="preserve"> </w:t>
+        <w:t xml:space="preserve"> do které se nový backend </w:t>
       </w:r>
       <w:r>
         <w:t>vkládá</w:t>
@@ -9399,43 +8442,16 @@
         <w:t>zajistit</w:t>
       </w:r>
       <w:r>
-        <w:t xml:space="preserve"> bezpečný přesun z jednoho </w:t>
-      </w:r>
-      <w:proofErr w:type="spellStart"/>
-      <w:r>
-        <w:t>backendu</w:t>
-      </w:r>
-      <w:proofErr w:type="spellEnd"/>
-      <w:r>
-        <w:t xml:space="preserve"> do druhého.</w:t>
-      </w:r>
-    </w:p>
-    <w:p>
-      <w:pPr>
-        <w:spacing w:line="360" w:lineRule="auto"/>
-        <w:jc w:val="both"/>
-      </w:pPr>
-      <w:r>
-        <w:lastRenderedPageBreak/>
-        <w:t xml:space="preserve">Podobně jako u </w:t>
-      </w:r>
-      <w:proofErr w:type="spellStart"/>
-      <w:proofErr w:type="gramStart"/>
-      <w:r>
-        <w:t>std</w:t>
-      </w:r>
-      <w:proofErr w:type="spellEnd"/>
-      <w:r>
-        <w:t>::</w:t>
-      </w:r>
-      <w:proofErr w:type="spellStart"/>
-      <w:proofErr w:type="gramEnd"/>
-      <w:r>
-        <w:t>vector</w:t>
-      </w:r>
-      <w:proofErr w:type="spellEnd"/>
-      <w:r>
-        <w:t>, tak je možné místo okamžité změny velikosti paměť pouze rezervovat – tedy alokovat předem. Změna velikosti samotná je samozřejmostí.</w:t>
+        <w:t xml:space="preserve"> bezpečný přesun z jednoho backendu do druhého.</w:t>
+      </w:r>
+    </w:p>
+    <w:p>
+      <w:pPr>
+        <w:spacing w:line="360" w:lineRule="auto"/>
+        <w:jc w:val="both"/>
+      </w:pPr>
+      <w:r>
+        <w:t>Podobně jako u std::vector, tak je možné místo okamžité změny velikosti paměť pouze rezervovat – tedy alokovat předem. Změna velikosti samotná je samozřejmostí.</w:t>
       </w:r>
       <w:r>
         <w:t xml:space="preserve"> Existují také metody na vložení a odebrání prvků na konci.</w:t>
@@ -9507,13 +8523,8 @@
       <w:r>
         <w:t xml:space="preserve"> </w:t>
       </w:r>
-      <w:proofErr w:type="gramStart"/>
-      <w:r>
-        <w:t>O(</w:t>
-      </w:r>
-      <w:proofErr w:type="gramEnd"/>
-      <w:r>
-        <w:t>1)</w:t>
+      <w:r>
+        <w:t>O(1)</w:t>
       </w:r>
       <w:r>
         <w:t>.</w:t>
@@ -9528,25 +8539,7 @@
         <w:jc w:val="both"/>
       </w:pPr>
       <w:r>
-        <w:t xml:space="preserve">Lineární kontejner nabízí také metody na vložení a odebrání prvků z libovolné pozice. Ovšem stejně jako u </w:t>
-      </w:r>
-      <w:proofErr w:type="spellStart"/>
-      <w:proofErr w:type="gramStart"/>
-      <w:r>
-        <w:t>std</w:t>
-      </w:r>
-      <w:proofErr w:type="spellEnd"/>
-      <w:r>
-        <w:t>::</w:t>
-      </w:r>
-      <w:proofErr w:type="spellStart"/>
-      <w:proofErr w:type="gramEnd"/>
-      <w:r>
-        <w:t>vector</w:t>
-      </w:r>
-      <w:proofErr w:type="spellEnd"/>
-      <w:r>
-        <w:t xml:space="preserve"> je tato operace často drahá, jelikož často vede k nutnosti posunou všechny následující prvky.</w:t>
+        <w:t>Lineární kontejner nabízí také metody na vložení a odebrání prvků z libovolné pozice. Ovšem stejně jako u std::vector je tato operace často drahá, jelikož často vede k nutnosti posunou všechny následující prvky.</w:t>
       </w:r>
       <w:r>
         <w:t xml:space="preserve"> Tedy je složitosti O(len(L)), kde len(L) je délka lineárního kontejneru.</w:t>
@@ -9567,21 +8560,8 @@
         <w:t xml:space="preserve"> a to jak kontrolující ekvivalenci, tak i pořadí.</w:t>
       </w:r>
       <w:r>
-        <w:t xml:space="preserve"> Nutno dodat, že zde k samotnému porovnání prvků dochází </w:t>
-      </w:r>
-      <w:proofErr w:type="spellStart"/>
-      <w:r>
-        <w:t>delegovaně</w:t>
-      </w:r>
-      <w:proofErr w:type="spellEnd"/>
-      <w:r>
-        <w:t xml:space="preserve"> přes paměťový </w:t>
-      </w:r>
-      <w:proofErr w:type="spellStart"/>
-      <w:r>
-        <w:t>backend</w:t>
-      </w:r>
-      <w:proofErr w:type="spellEnd"/>
+        <w:t xml:space="preserve"> Nutno dodat, že zde k samotnému porovnání prvků dochází delegovaně přes paměťový backend</w:t>
+      </w:r>
       <w:r>
         <w:t xml:space="preserve"> a metoda samotná pouze kontroluje velikosti a vrací výsledek.</w:t>
       </w:r>
@@ -9592,15 +8572,7 @@
         <w:jc w:val="both"/>
       </w:pPr>
       <w:r>
-        <w:t xml:space="preserve">Také je možno vrátit konec či začátek kontejneru jako </w:t>
-      </w:r>
-      <w:proofErr w:type="spellStart"/>
-      <w:r>
-        <w:t>iterátor</w:t>
-      </w:r>
-      <w:proofErr w:type="spellEnd"/>
-      <w:r>
-        <w:t xml:space="preserve"> v podobě ukazatele</w:t>
+        <w:t>Také je možno vrátit konec či začátek kontejneru jako iterátor v podobě ukazatele</w:t>
       </w:r>
       <w:r>
         <w:t>,</w:t>
@@ -9641,7 +8613,7 @@
       <w:r>
         <w:br w:type="page"/>
       </w:r>
-      <w:bookmarkStart w:id="9" w:name="_Toc229859074"/>
+      <w:bookmarkStart w:id="10" w:name="_Toc229863994"/>
       <w:r>
         <w:lastRenderedPageBreak/>
         <w:t>2</w:t>
@@ -9652,7 +8624,7 @@
       <w:r>
         <w:t>IMPLEMENTACE</w:t>
       </w:r>
-      <w:bookmarkEnd w:id="9"/>
+      <w:bookmarkEnd w:id="10"/>
       <w:r>
         <w:t xml:space="preserve"> </w:t>
       </w:r>
@@ -9669,35 +8641,7 @@
         <w:rPr>
           <w:szCs w:val="24"/>
         </w:rPr>
-        <w:t>Samotná implementace této knihovny vynucuje přístup „</w:t>
-      </w:r>
-      <w:proofErr w:type="spellStart"/>
-      <w:r>
-        <w:rPr>
-          <w:szCs w:val="24"/>
-        </w:rPr>
-        <w:t>header-only</w:t>
-      </w:r>
-      <w:proofErr w:type="spellEnd"/>
-      <w:r>
-        <w:rPr>
-          <w:szCs w:val="24"/>
-        </w:rPr>
-        <w:t xml:space="preserve"> + source </w:t>
-      </w:r>
-      <w:proofErr w:type="spellStart"/>
-      <w:r>
-        <w:rPr>
-          <w:szCs w:val="24"/>
-        </w:rPr>
-        <w:t>code</w:t>
-      </w:r>
-      <w:proofErr w:type="spellEnd"/>
-      <w:r>
-        <w:rPr>
-          <w:szCs w:val="24"/>
-        </w:rPr>
-        <w:t>“ neboli přidání knihovny do uživatelského projektu pomocí hlavičkového souboru</w:t>
+        <w:t>Samotná implementace této knihovny vynucuje přístup „header-only + source code“ neboli přidání knihovny do uživatelského projektu pomocí hlavičkového souboru</w:t>
       </w:r>
       <w:r>
         <w:rPr>
@@ -9709,21 +8653,7 @@
         <w:rPr>
           <w:szCs w:val="24"/>
         </w:rPr>
-        <w:t>Kvůli použití šablon (</w:t>
-      </w:r>
-      <w:proofErr w:type="spellStart"/>
-      <w:r>
-        <w:rPr>
-          <w:szCs w:val="24"/>
-        </w:rPr>
-        <w:t>template</w:t>
-      </w:r>
-      <w:proofErr w:type="spellEnd"/>
-      <w:r>
-        <w:rPr>
-          <w:szCs w:val="24"/>
-        </w:rPr>
-        <w:t>) by bylo velice složité a nepraktické pokoušet se o předkompilovanou knihovnu – ať dynamickou či statickou.</w:t>
+        <w:t>Kvůli použití šablon (template) by bylo velice složité a nepraktické pokoušet se o předkompilovanou knihovnu – ať dynamickou či statickou.</w:t>
       </w:r>
       <w:r>
         <w:rPr>
@@ -9737,11 +8667,11 @@
         <w:pStyle w:val="Nadpis2"/>
         <w:jc w:val="both"/>
       </w:pPr>
-      <w:bookmarkStart w:id="10" w:name="_Toc229859075"/>
+      <w:bookmarkStart w:id="11" w:name="_Toc229863995"/>
       <w:r>
         <w:t>2.1 Použité nástroje</w:t>
       </w:r>
-      <w:bookmarkEnd w:id="10"/>
+      <w:bookmarkEnd w:id="11"/>
     </w:p>
     <w:p>
       <w:pPr>
@@ -9757,53 +8687,77 @@
       <w:r>
         <w:t>.</w:t>
       </w:r>
+      <w:r>
+        <w:t xml:space="preserve"> Na kompilaci kódu pro CPU byl použit kompilátor </w:t>
+      </w:r>
+      <w:r>
+        <w:t>C</w:t>
+      </w:r>
+      <w:r>
+        <w:t xml:space="preserve">lang verze </w:t>
+      </w:r>
+      <w:r>
+        <w:t>18.1.3</w:t>
+      </w:r>
+      <w:r>
+        <w:t xml:space="preserve"> používající ovšem </w:t>
+      </w:r>
+      <w:r>
+        <w:t xml:space="preserve">standardní </w:t>
+      </w:r>
+      <w:r>
+        <w:t>knihovny GCC verze 13.</w:t>
+      </w:r>
+      <w:r>
+        <w:t xml:space="preserve"> Pro sestavení projektu byl použit CMake verze </w:t>
+      </w:r>
+      <w:r>
+        <w:t>3.28</w:t>
+      </w:r>
+      <w:r>
+        <w:t xml:space="preserve"> a Ninja </w:t>
+      </w:r>
+      <w:r>
+        <w:t>1.11.1</w:t>
+      </w:r>
+      <w:r>
+        <w:t>.</w:t>
+      </w:r>
     </w:p>
     <w:p>
       <w:pPr>
         <w:pStyle w:val="Nadpis3"/>
         <w:jc w:val="both"/>
       </w:pPr>
-      <w:bookmarkStart w:id="11" w:name="_Toc229859076"/>
-      <w:r>
-        <w:t xml:space="preserve">2.1.1 </w:t>
-      </w:r>
-      <w:proofErr w:type="spellStart"/>
-      <w:r>
-        <w:t>AdaptiveCpp</w:t>
-      </w:r>
-      <w:bookmarkEnd w:id="11"/>
-      <w:proofErr w:type="spellEnd"/>
-    </w:p>
-    <w:p>
-      <w:pPr>
-        <w:spacing w:line="360" w:lineRule="auto"/>
-        <w:jc w:val="both"/>
-      </w:pPr>
-      <w:r>
-        <w:t xml:space="preserve">Zajímavější je použitá knihovna </w:t>
-      </w:r>
-      <w:proofErr w:type="spellStart"/>
-      <w:r>
-        <w:t>Adap</w:t>
+      <w:bookmarkStart w:id="12" w:name="_Toc229863996"/>
+      <w:r>
+        <w:t>2.1.1 AdaptiveCpp</w:t>
+      </w:r>
+      <w:bookmarkEnd w:id="12"/>
+    </w:p>
+    <w:p>
+      <w:pPr>
+        <w:spacing w:line="360" w:lineRule="auto"/>
+        <w:jc w:val="both"/>
+      </w:pPr>
+      <w:r>
+        <w:t>Zajímavější je použitá knihovna Adap</w:t>
       </w:r>
       <w:r>
         <w:t>tiveCpp</w:t>
       </w:r>
-      <w:proofErr w:type="spellEnd"/>
       <w:r>
         <w:rPr>
           <w:vertAlign w:val="superscript"/>
         </w:rPr>
         <w:t>[</w:t>
       </w:r>
-      <w:proofErr w:type="spellStart"/>
       <w:r>
         <w:rPr>
           <w:vertAlign w:val="superscript"/>
         </w:rPr>
-        <w:t>adaptive</w:t>
-      </w:r>
-      <w:proofErr w:type="spellEnd"/>
+        <w:t>4</w:t>
+      </w:r>
       <w:r>
         <w:rPr>
           <w:vertAlign w:val="superscript"/>
@@ -9817,11 +8771,7 @@
         <w:t>n</w:t>
       </w:r>
       <w:r>
-        <w:t xml:space="preserve">dartu </w:t>
-      </w:r>
-      <w:proofErr w:type="gramStart"/>
-      <w:r>
-        <w:t>SYCL</w:t>
+        <w:t>dartu SYCL</w:t>
       </w:r>
       <w:r>
         <w:rPr>
@@ -9829,15 +8779,12 @@
         </w:rPr>
         <w:t>[</w:t>
       </w:r>
-      <w:proofErr w:type="spellStart"/>
-      <w:proofErr w:type="gramEnd"/>
       <w:r>
         <w:rPr>
           <w:vertAlign w:val="superscript"/>
         </w:rPr>
-        <w:t>sycl</w:t>
-      </w:r>
-      <w:proofErr w:type="spellEnd"/>
+        <w:t>5</w:t>
+      </w:r>
       <w:r>
         <w:rPr>
           <w:vertAlign w:val="superscript"/>
@@ -9847,102 +8794,165 @@
       <w:r>
         <w:t xml:space="preserve"> spravovaného </w:t>
       </w:r>
-      <w:proofErr w:type="spellStart"/>
-      <w:r>
-        <w:t>The</w:t>
-      </w:r>
-      <w:proofErr w:type="spellEnd"/>
+      <w:r>
+        <w:t>The Khronos Group</w:t>
+      </w:r>
+      <w:r>
+        <w:t>.</w:t>
+      </w:r>
+      <w:r>
+        <w:t xml:space="preserve"> SYCL standard definuje abstrakce pro umožnění heterogenního programování. To má umožnit použití více druhů výpočetních zařízení v jedné aplikaci. Například použití CPU (s možností jednoduché paralelizace), GPU a podobně.</w:t>
+      </w:r>
       <w:r>
         <w:t xml:space="preserve"> </w:t>
       </w:r>
-      <w:proofErr w:type="spellStart"/>
-      <w:r>
-        <w:t>Khronos</w:t>
-      </w:r>
-      <w:proofErr w:type="spellEnd"/>
-      <w:r>
-        <w:t xml:space="preserve"> Group</w:t>
+      <w:r>
+        <w:t xml:space="preserve">AdaptiveCpp </w:t>
+      </w:r>
+      <w:r>
+        <w:t>funguje jako abstrakční vrstva</w:t>
+      </w:r>
+      <w:r>
+        <w:t>,</w:t>
+      </w:r>
+      <w:r>
+        <w:t xml:space="preserve"> co umí využít více různých backendů</w:t>
+      </w:r>
+      <w:r>
+        <w:t xml:space="preserve">: CUDA pro grafické karty od společnosti NVIDIA, ROCm/HIP pro grafické karty od AMD či OpenMD používající CPU (a tím pádem často používaný jako </w:t>
+      </w:r>
+      <w:r>
+        <w:t>jistící mechanismus pro případ nenalezení jiného za</w:t>
+      </w:r>
+      <w:r>
+        <w:t>ř</w:t>
+      </w:r>
+      <w:r>
+        <w:t>ízení</w:t>
+      </w:r>
+      <w:r>
+        <w:t>).</w:t>
+      </w:r>
+      <w:r>
+        <w:t xml:space="preserve"> Funguje tak že, vezme SYCL kód, oddělí ho na host kód pro běh na CPU a kód pro zařízení, který je poté převeden kód používaného backendu.</w:t>
+      </w:r>
+      <w:r>
+        <w:t xml:space="preserve"> Z pohledu </w:t>
+      </w:r>
+      <w:r>
+        <w:t>uživatele,</w:t>
+      </w:r>
+      <w:r>
+        <w:t xml:space="preserve"> co píše kód vypadá jako běžná </w:t>
+      </w:r>
+      <w:r>
+        <w:t xml:space="preserve">C++ </w:t>
+      </w:r>
+      <w:r>
+        <w:t>knihovna</w:t>
       </w:r>
       <w:r>
         <w:t>.</w:t>
       </w:r>
       <w:r>
-        <w:t xml:space="preserve"> SYCL standard definuje abstrakce pro umožnění heterogenního programování. To má umožnit použití více druhů výpočetních zařízení v jedné aplikaci. Například použití CPU (s možností jednoduché paralelizace), GPU a podobně.</w:t>
-      </w:r>
-      <w:r>
-        <w:t xml:space="preserve"> </w:t>
-      </w:r>
-      <w:proofErr w:type="spellStart"/>
-      <w:r>
-        <w:t>AdaptiveCpp</w:t>
-      </w:r>
-      <w:proofErr w:type="spellEnd"/>
-      <w:r>
-        <w:t xml:space="preserve"> </w:t>
-      </w:r>
-      <w:r>
-        <w:t>funguje jako abstrakční vrstva</w:t>
+        <w:t xml:space="preserve"> Z vnitřního pohledu AdaptiveCpp rozlišuje mezi hostitelem a jeho pamětí (typicky CPU + operační paměť) a zařízením (typicky GPU, ale může být i DPU a jiné).</w:t>
+      </w:r>
+    </w:p>
+    <w:p>
+      <w:pPr>
+        <w:spacing w:line="360" w:lineRule="auto"/>
+        <w:jc w:val="both"/>
+      </w:pPr>
+      <w:r>
+        <w:t>Z praktického hlediska tako knihovna ale umožňuje dvě hlavní věci.</w:t>
+      </w:r>
+      <w:r>
+        <w:t xml:space="preserve"> První je alokace na USM. USM je sdílený paměťový prostor, zaručující, že i paměť alokovanou na jiném zařízení bude možné uložit do ukazatele (běžný pointer) i na </w:t>
+      </w:r>
+      <w:r>
+        <w:t>hostitelském kódu.</w:t>
+      </w:r>
+      <w:r>
+        <w:t xml:space="preserve"> Třeba varovat, že to neznamená vždy bezpečnou dereferenci. Například pokus o dereferenci ukazatele na paměť na zařízení z hostitelského kódu je nedefinované chování a ze zkušenosti autora jistě povede k pádu programu.</w:t>
+      </w:r>
+      <w:r>
+        <w:t xml:space="preserve"> Na druhou stranu je tu i možnost alokovat takzvanou sdílenou </w:t>
+      </w:r>
+      <w:r>
+        <w:t>paměť</w:t>
+      </w:r>
+      <w:r>
+        <w:t>, na kterou lze přistupovat z obou stran.</w:t>
+      </w:r>
+      <w:r>
+        <w:t xml:space="preserve"> Za to se ovšem platí výkonem</w:t>
       </w:r>
       <w:r>
         <w:t>,</w:t>
       </w:r>
       <w:r>
-        <w:t xml:space="preserve"> co umí využít více různých </w:t>
-      </w:r>
-      <w:proofErr w:type="spellStart"/>
-      <w:r>
-        <w:t>backendů</w:t>
-      </w:r>
-      <w:proofErr w:type="spellEnd"/>
-      <w:r>
-        <w:t xml:space="preserve">: CUDA pro grafické karty od společnosti NVIDIA, </w:t>
-      </w:r>
-      <w:proofErr w:type="spellStart"/>
-      <w:r>
-        <w:t>ROCm</w:t>
-      </w:r>
-      <w:proofErr w:type="spellEnd"/>
-      <w:r>
-        <w:t xml:space="preserve">/HIP pro grafické karty od AMD či </w:t>
-      </w:r>
-      <w:proofErr w:type="spellStart"/>
-      <w:r>
-        <w:t>OpenMD</w:t>
-      </w:r>
-      <w:proofErr w:type="spellEnd"/>
-      <w:r>
-        <w:t xml:space="preserve"> používající CPU (a tím pádem často používaný jako </w:t>
-      </w:r>
-      <w:proofErr w:type="spellStart"/>
-      <w:r>
-        <w:t>fallback</w:t>
-      </w:r>
-      <w:proofErr w:type="spellEnd"/>
-      <w:r>
-        <w:t>).</w:t>
-      </w:r>
-      <w:r>
-        <w:t xml:space="preserve"> Funguje tak že, vezme SYCL kód, oddělí ho na host kód pro běh na CPU a kód pro zařízení, který je poté převeden kód používaného </w:t>
-      </w:r>
-      <w:proofErr w:type="spellStart"/>
-      <w:r>
-        <w:t>backendu</w:t>
-      </w:r>
-      <w:proofErr w:type="spellEnd"/>
+        <w:t xml:space="preserve"> a proto je často lepší mít paměť na zařízení a jenom v případě potřeby ji metodou sycl::queue::memcpy zkopírovat na ho</w:t>
+      </w:r>
+      <w:r>
+        <w:t>stitele.</w:t>
+      </w:r>
+    </w:p>
+    <w:p>
+      <w:pPr>
+        <w:spacing w:line="360" w:lineRule="auto"/>
+        <w:jc w:val="both"/>
+      </w:pPr>
+      <w:r>
+        <w:lastRenderedPageBreak/>
+        <w:t>Druhá praktická věc je již samotná možnost spouštět kód na zařízení.</w:t>
+      </w:r>
+      <w:r>
+        <w:t xml:space="preserve"> Knihovna umožňuje </w:t>
+      </w:r>
+      <w:r>
+        <w:t>spouštění jak jednotlivých úloh, tak hlavně spouštění paralelní úlohy</w:t>
+      </w:r>
+      <w:r>
+        <w:t xml:space="preserve"> v podobě metody parallel_for, která poskytuje možnost určit počet pracovních položek a vložit lambdu s popisem, co dané položky mají dělat.</w:t>
+      </w:r>
+      <w:r>
+        <w:t xml:space="preserve"> Lambda může být nahrazena i funktorem (návrhovým vzorem kdy třída přetěžuje operátor kulatých závorek) ale oba musí splňovat určité podmínky.</w:t>
+      </w:r>
+      <w:r>
+        <w:t xml:space="preserve"> Do lambdy se nesmí zachytávat dle reference.</w:t>
+      </w:r>
+      <w:r>
+        <w:t xml:space="preserve"> Také by se v ní nemělo používat složitých netriviálních typů</w:t>
+      </w:r>
+      <w:r>
+        <w:t xml:space="preserve"> a</w:t>
+      </w:r>
+      <w:r>
+        <w:t xml:space="preserve"> uživatel by se měl omezit jen na staticky alokovanou paměť</w:t>
+      </w:r>
       <w:r>
         <w:t>.</w:t>
       </w:r>
+      <w:r>
+        <w:t xml:space="preserve"> Také funkce a třídy standartní knihovny můžou být problém, pokud například používají polymorfizmus, nebo ukládají paměť na h</w:t>
+      </w:r>
+      <w:r>
+        <w:t>aldu</w:t>
+      </w:r>
+      <w:r>
+        <w:t>.</w:t>
+      </w:r>
     </w:p>
     <w:p>
       <w:pPr>
         <w:pStyle w:val="Nadpis3"/>
         <w:jc w:val="both"/>
       </w:pPr>
-      <w:bookmarkStart w:id="12" w:name="_Toc229859077"/>
+      <w:bookmarkStart w:id="13" w:name="_Toc229863997"/>
       <w:r>
         <w:t>2.1.2 Google test</w:t>
       </w:r>
-      <w:bookmarkEnd w:id="12"/>
+      <w:bookmarkEnd w:id="13"/>
     </w:p>
     <w:p>
       <w:pPr>
@@ -9953,93 +8963,83 @@
         <w:t xml:space="preserve">Pro testování byl vybrán </w:t>
       </w:r>
       <w:r>
-        <w:t xml:space="preserve">framework </w:t>
-      </w:r>
-      <w:proofErr w:type="spellStart"/>
-      <w:r>
-        <w:t>Google</w:t>
+        <w:t>framework Google</w:t>
       </w:r>
       <w:r>
         <w:t>T</w:t>
       </w:r>
       <w:r>
-        <w:t>est</w:t>
-      </w:r>
-      <w:proofErr w:type="spellEnd"/>
+        <w:t>est.</w:t>
+      </w:r>
+      <w:r>
+        <w:t xml:space="preserve"> Je vhodný díky své jednoduchosti použití a integrace to projektu.</w:t>
+      </w:r>
+      <w:r>
+        <w:t xml:space="preserve"> Umí rozdělovat testy do skupin, a také měřit čas vykonání testu, čímž je vhodný i pro zátěžové testování.</w:t>
+      </w:r>
+    </w:p>
+    <w:p>
+      <w:pPr>
+        <w:pStyle w:val="Nadpis2"/>
+        <w:jc w:val="both"/>
+      </w:pPr>
+      <w:bookmarkStart w:id="14" w:name="_Toc229863998"/>
+      <w:r>
+        <w:t>2.</w:t>
+      </w:r>
+      <w:r>
+        <w:t>2</w:t>
+      </w:r>
+      <w:r>
+        <w:t xml:space="preserve"> Komponenty</w:t>
+      </w:r>
+      <w:bookmarkEnd w:id="14"/>
+    </w:p>
+    <w:p>
+      <w:pPr>
+        <w:spacing w:line="360" w:lineRule="auto"/>
+        <w:jc w:val="both"/>
+      </w:pPr>
+      <w:r>
+        <w:t>Práce je a její komponenty jsou ve jmenném prostoru zvaném „gema“. Je to neoficiální název používaný uvnitř projektu.</w:t>
+      </w:r>
+    </w:p>
+    <w:p>
+      <w:pPr>
+        <w:pStyle w:val="Nadpis3"/>
+        <w:jc w:val="both"/>
+      </w:pPr>
+      <w:bookmarkStart w:id="15" w:name="_Toc229863999"/>
+      <w:r>
+        <w:t>2.2.1 Koncepty</w:t>
+      </w:r>
+      <w:bookmarkEnd w:id="15"/>
+    </w:p>
+    <w:p>
+      <w:pPr>
+        <w:spacing w:line="360" w:lineRule="auto"/>
+        <w:jc w:val="both"/>
+      </w:pPr>
+      <w:r>
+        <w:t>Konceptem je v tomto smyslu myšlen nástroj jazyka C++</w:t>
+      </w:r>
+      <w:r>
+        <w:t xml:space="preserve"> (od standardu C++20)</w:t>
+      </w:r>
       <w:r>
         <w:t>.</w:t>
       </w:r>
       <w:r>
-        <w:t xml:space="preserve"> Je vhodný díky své jednoduchosti použití a integrace to projektu.</w:t>
-      </w:r>
-      <w:r>
-        <w:t xml:space="preserve"> Umí rozdělovat testy do skupin, a také měřit čas vykonání testu, čímž je vhodný i pro zátěžové testování.</w:t>
-      </w:r>
-    </w:p>
-    <w:p>
-      <w:pPr>
-        <w:pStyle w:val="Nadpis2"/>
-        <w:jc w:val="both"/>
-      </w:pPr>
-      <w:bookmarkStart w:id="13" w:name="_Toc229859078"/>
-      <w:r>
-        <w:t>2.</w:t>
-      </w:r>
-      <w:r>
-        <w:t>2</w:t>
-      </w:r>
-      <w:r>
-        <w:t xml:space="preserve"> Komponenty</w:t>
-      </w:r>
-      <w:bookmarkEnd w:id="13"/>
-    </w:p>
-    <w:p>
-      <w:pPr>
-        <w:spacing w:line="360" w:lineRule="auto"/>
-        <w:jc w:val="both"/>
-      </w:pPr>
-      <w:r>
-        <w:t>Práce je a její komponenty jsou ve jmenném prostoru zvaném „gema“. Je to neoficiální název používaný uvnitř projektu.</w:t>
-      </w:r>
-    </w:p>
-    <w:p>
-      <w:pPr>
-        <w:pStyle w:val="Nadpis3"/>
-        <w:jc w:val="both"/>
-      </w:pPr>
-      <w:bookmarkStart w:id="14" w:name="_Toc229859079"/>
-      <w:r>
-        <w:t>2.2.1 Koncepty</w:t>
-      </w:r>
-      <w:bookmarkEnd w:id="14"/>
-    </w:p>
-    <w:p>
-      <w:pPr>
-        <w:spacing w:line="360" w:lineRule="auto"/>
-        <w:jc w:val="both"/>
-      </w:pPr>
-      <w:r>
-        <w:t>Konceptem je v tomto smyslu myšlen nástroj jazyka C++</w:t>
-      </w:r>
-      <w:r>
-        <w:t xml:space="preserve"> (od standardu C++20)</w:t>
-      </w:r>
-      <w:r>
-        <w:t>.</w:t>
-      </w:r>
-      <w:r>
-        <w:t xml:space="preserve"> Koncepty jsou silně spjaté s generickým programováním, které je v C++ řešeno pomocí </w:t>
-      </w:r>
-      <w:proofErr w:type="spellStart"/>
-      <w:r>
-        <w:t>instanciace</w:t>
-      </w:r>
-      <w:proofErr w:type="spellEnd"/>
-      <w:r>
-        <w:t xml:space="preserve"> kódu podle příslušného typu.</w:t>
-      </w:r>
-      <w:r>
-        <w:t xml:space="preserve"> Koncepty pomáhají omezovat typy, které se snaží do šablony zasadit. Prakticky fungují jako taková podmínka vyžadující splnění určitého rozhraní či vlastnosti (v obecném slova smyslu) typového parametru. Tento nástroj se nejvíce podobá entitě </w:t>
+        <w:t xml:space="preserve"> Koncepty jsou silně spjaté s generickým programováním, které je v C++ řešeno pomocí instanciace kódu podle příslušného typu.</w:t>
+      </w:r>
+      <w:r>
+        <w:t xml:space="preserve"> Koncepty pomáhají omezovat typy, které se snaží </w:t>
+      </w:r>
+      <w:r>
+        <w:t xml:space="preserve">uživatel </w:t>
+      </w:r>
+      <w:r>
+        <w:t xml:space="preserve">do šablony zasadit. Prakticky fungují jako taková podmínka vyžadující splnění určitého rozhraní či vlastnosti (v obecném slova smyslu) typového parametru. Tento nástroj se nejvíce podobá entitě </w:t>
       </w:r>
       <w:r>
         <w:rPr>
@@ -10049,11 +9049,7 @@
         <w:t>Interface</w:t>
       </w:r>
       <w:r>
-        <w:t xml:space="preserve"> </w:t>
-      </w:r>
-      <w:r>
-        <w:lastRenderedPageBreak/>
-        <w:t xml:space="preserve">z jazyků jako </w:t>
+        <w:t xml:space="preserve"> z jazyků jako </w:t>
       </w:r>
       <w:r>
         <w:rPr>
@@ -10108,29 +9104,101 @@
         <w:pStyle w:val="Nadpis3"/>
         <w:jc w:val="both"/>
       </w:pPr>
-      <w:bookmarkStart w:id="15" w:name="_Toc229859080"/>
-      <w:r>
+      <w:bookmarkStart w:id="16" w:name="_Toc229864000"/>
+      <w:r>
+        <w:lastRenderedPageBreak/>
         <w:t>2.2.</w:t>
       </w:r>
       <w:r>
         <w:t>2</w:t>
       </w:r>
       <w:r>
-        <w:t xml:space="preserve"> Paměťový </w:t>
-      </w:r>
-      <w:proofErr w:type="spellStart"/>
-      <w:r>
-        <w:t>backend</w:t>
-      </w:r>
-      <w:bookmarkEnd w:id="15"/>
-      <w:proofErr w:type="spellEnd"/>
-    </w:p>
-    <w:p>
-      <w:pPr>
-        <w:jc w:val="both"/>
-      </w:pPr>
-      <w:r>
-        <w:t>h</w:t>
+        <w:t xml:space="preserve"> Paměťový backend</w:t>
+      </w:r>
+      <w:bookmarkEnd w:id="16"/>
+    </w:p>
+    <w:p>
+      <w:pPr>
+        <w:spacing w:line="360" w:lineRule="auto"/>
+        <w:jc w:val="both"/>
+      </w:pPr>
+      <w:r>
+        <w:t>Jedná se o třídy splňující koncept MemoryBackendConcept, které mají za účel řešit nejnižší správu paměti v projektu.</w:t>
+      </w:r>
+      <w:r>
+        <w:t xml:space="preserve"> Řeší alokace a dealokace, ovšem oproti běžnému alokátoru standartní knihovny má více kompetencí.</w:t>
+      </w:r>
+      <w:r>
+        <w:t xml:space="preserve"> Umí také inicializovat a ničit objekty na alokované paměti a umí pár primitivních operací jako například kopírování paměti, její porovnávání a v neposlední řadě vyplňování.</w:t>
+      </w:r>
+    </w:p>
+    <w:p>
+      <w:pPr>
+        <w:spacing w:line="360" w:lineRule="auto"/>
+        <w:jc w:val="both"/>
+      </w:pPr>
+      <w:r>
+        <w:t>Tato třída se používá tak, že se jako instance vloží při konstrukci lineárního kontejneru (nebo obecně jiné přizpůsobené třídy).</w:t>
+      </w:r>
+      <w:r>
+        <w:t xml:space="preserve"> Daná třída poté lineární kontejner používá pro jeho operace.</w:t>
+      </w:r>
+      <w:r>
+        <w:t xml:space="preserve"> Hlavní jsou u backendu jeho </w:t>
+      </w:r>
+      <w:r>
+        <w:t>metody,</w:t>
+      </w:r>
+      <w:r>
+        <w:t xml:space="preserve"> a přesto si na rozdíl od alokátoru může uchovávat stav.</w:t>
+      </w:r>
+      <w:r>
+        <w:t xml:space="preserve"> </w:t>
+      </w:r>
+    </w:p>
+    <w:p>
+      <w:pPr>
+        <w:spacing w:line="360" w:lineRule="auto"/>
+        <w:jc w:val="both"/>
+      </w:pPr>
+      <w:r>
+        <w:t>To se</w:t>
+      </w:r>
+      <w:r>
+        <w:t xml:space="preserve"> konkrétně hodilo u implementace MemoryBackendUSM, kde třída potřebovala ke své operaci ukazatel na sycl::queue.</w:t>
+      </w:r>
+      <w:r>
+        <w:t xml:space="preserve"> </w:t>
+      </w:r>
+      <w:r>
+        <w:t>Tento backend je hlavní podporou ve správě paměti USM.</w:t>
+      </w:r>
+      <w:r>
+        <w:t xml:space="preserve"> Umí alokovat paměť i na GPU a často na GPU spouští i kód.</w:t>
+      </w:r>
+      <w:r>
+        <w:t xml:space="preserve"> Výhodou je možnost některé úkony, jako například hromadnou konstrukci a destrukci prvků paralelizovat.</w:t>
+      </w:r>
+      <w:r>
+        <w:t xml:space="preserve"> Tento backend se může zdát méně zabezpečený, například proti kopiím netriviálně kopírovatelných objektu pomocí metod jako memcpy, ale to není hrozba, jelikož standard SYCL stejně takovéto objekty alokovat </w:t>
+      </w:r>
+      <w:r>
+        <w:t>nebo přesouvat z</w:t>
+      </w:r>
+      <w:r>
+        <w:t xml:space="preserve"> GPU neumožnuje.</w:t>
+      </w:r>
+    </w:p>
+    <w:p>
+      <w:pPr>
+        <w:spacing w:line="360" w:lineRule="auto"/>
+        <w:jc w:val="both"/>
+      </w:pPr>
+      <w:r>
+        <w:t>Druhou implementací paměťového backendu je MemoryBackend. Ta slouží jako taková „výchozí“ třída, která je naprosto nezávislá na knihovně AdaptiveCpp a tím pádem použitelná tak, kde uživatel nechce s knihovnou pracovat.</w:t>
+      </w:r>
+      <w:r>
+        <w:t xml:space="preserve"> Tento backend je</w:t>
       </w:r>
     </w:p>
     <w:p>
@@ -10142,7 +9210,7 @@
           <w:lang w:eastAsia="cs-CZ"/>
         </w:rPr>
       </w:pPr>
-      <w:bookmarkStart w:id="16" w:name="_Toc229859081"/>
+      <w:bookmarkStart w:id="17" w:name="_Toc229864001"/>
       <w:r>
         <w:t>2.</w:t>
       </w:r>
@@ -10169,35 +9237,21 @@
         </w:rPr>
         <w:t>Lineární kontejner</w:t>
       </w:r>
-      <w:bookmarkEnd w:id="16"/>
-    </w:p>
-    <w:p>
-      <w:pPr>
-        <w:spacing w:line="360" w:lineRule="auto"/>
-        <w:jc w:val="both"/>
-        <w:rPr>
-          <w:lang w:eastAsia="cs-CZ"/>
-        </w:rPr>
-      </w:pPr>
-      <w:r>
-        <w:rPr>
-          <w:lang w:eastAsia="cs-CZ"/>
-        </w:rPr>
-        <w:t>V projektu jako třída „</w:t>
-      </w:r>
-      <w:proofErr w:type="spellStart"/>
-      <w:r>
-        <w:rPr>
-          <w:lang w:eastAsia="cs-CZ"/>
-        </w:rPr>
-        <w:t>LinearContainer</w:t>
-      </w:r>
-      <w:proofErr w:type="spellEnd"/>
-      <w:r>
-        <w:rPr>
-          <w:lang w:eastAsia="cs-CZ"/>
-        </w:rPr>
-        <w:t xml:space="preserve">“. </w:t>
+      <w:bookmarkEnd w:id="17"/>
+    </w:p>
+    <w:p>
+      <w:pPr>
+        <w:spacing w:line="360" w:lineRule="auto"/>
+        <w:jc w:val="both"/>
+        <w:rPr>
+          <w:lang w:eastAsia="cs-CZ"/>
+        </w:rPr>
+      </w:pPr>
+      <w:r>
+        <w:rPr>
+          <w:lang w:eastAsia="cs-CZ"/>
+        </w:rPr>
+        <w:t xml:space="preserve">V projektu jako třída „LinearContainer“. </w:t>
       </w:r>
       <w:r>
         <w:rPr>
@@ -10221,57 +9275,13 @@
         <w:rPr>
           <w:lang w:eastAsia="cs-CZ"/>
         </w:rPr>
-        <w:t>Používá šablonu (</w:t>
-      </w:r>
-      <w:proofErr w:type="spellStart"/>
-      <w:r>
-        <w:rPr>
-          <w:lang w:eastAsia="cs-CZ"/>
-        </w:rPr>
-        <w:t>template</w:t>
-      </w:r>
-      <w:proofErr w:type="spellEnd"/>
-      <w:r>
-        <w:rPr>
-          <w:lang w:eastAsia="cs-CZ"/>
-        </w:rPr>
-        <w:t xml:space="preserve">) pro možnost uložení libovolného datového typu. </w:t>
-      </w:r>
-      <w:r>
-        <w:rPr>
-          <w:lang w:eastAsia="cs-CZ"/>
-        </w:rPr>
-        <w:t xml:space="preserve">Motivace k jeho implementaci je potřeba kontejneru s rozhraním napodobujícím </w:t>
-      </w:r>
-      <w:proofErr w:type="spellStart"/>
-      <w:proofErr w:type="gramStart"/>
-      <w:r>
-        <w:rPr>
-          <w:lang w:eastAsia="cs-CZ"/>
-        </w:rPr>
-        <w:t>std</w:t>
-      </w:r>
-      <w:proofErr w:type="spellEnd"/>
-      <w:r>
-        <w:rPr>
-          <w:lang w:eastAsia="cs-CZ"/>
-        </w:rPr>
-        <w:t>::</w:t>
-      </w:r>
-      <w:proofErr w:type="spellStart"/>
-      <w:proofErr w:type="gramEnd"/>
-      <w:r>
-        <w:rPr>
-          <w:lang w:eastAsia="cs-CZ"/>
-        </w:rPr>
-        <w:t>vector</w:t>
-      </w:r>
-      <w:proofErr w:type="spellEnd"/>
-      <w:r>
-        <w:rPr>
-          <w:lang w:eastAsia="cs-CZ"/>
-        </w:rPr>
-        <w:t xml:space="preserve">, ale </w:t>
+        <w:t xml:space="preserve">Používá šablonu (template) pro možnost uložení libovolného datového typu. </w:t>
+      </w:r>
+      <w:r>
+        <w:rPr>
+          <w:lang w:eastAsia="cs-CZ"/>
+        </w:rPr>
+        <w:t xml:space="preserve">Motivace k jeho implementaci je potřeba kontejneru s rozhraním napodobujícím std::vector, ale </w:t>
       </w:r>
       <w:r>
         <w:rPr>
@@ -10283,61 +9293,23 @@
         <w:rPr>
           <w:lang w:eastAsia="cs-CZ"/>
         </w:rPr>
-        <w:t>, jelikož existuje potřeba pro speciální alokaci paměti na různých zařízeních (například GPU), kterou ani vlastní alokátor použitý s </w:t>
-      </w:r>
-      <w:proofErr w:type="spellStart"/>
-      <w:proofErr w:type="gramStart"/>
-      <w:r>
-        <w:rPr>
-          <w:lang w:eastAsia="cs-CZ"/>
-        </w:rPr>
-        <w:t>std</w:t>
-      </w:r>
-      <w:proofErr w:type="spellEnd"/>
-      <w:r>
-        <w:rPr>
-          <w:lang w:eastAsia="cs-CZ"/>
-        </w:rPr>
-        <w:t>::</w:t>
-      </w:r>
-      <w:proofErr w:type="spellStart"/>
-      <w:proofErr w:type="gramEnd"/>
-      <w:r>
-        <w:rPr>
-          <w:lang w:eastAsia="cs-CZ"/>
-        </w:rPr>
-        <w:t>vector</w:t>
-      </w:r>
-      <w:proofErr w:type="spellEnd"/>
-      <w:r>
-        <w:rPr>
-          <w:lang w:eastAsia="cs-CZ"/>
-        </w:rPr>
-        <w:t xml:space="preserve"> nemůže pokrýt.</w:t>
-      </w:r>
-    </w:p>
-    <w:p>
-      <w:pPr>
-        <w:spacing w:line="360" w:lineRule="auto"/>
-        <w:jc w:val="both"/>
-        <w:rPr>
-          <w:lang w:eastAsia="cs-CZ"/>
-        </w:rPr>
-      </w:pPr>
-      <w:r>
-        <w:rPr>
-          <w:lang w:eastAsia="cs-CZ"/>
-        </w:rPr>
-        <w:t xml:space="preserve">Jak již naznačuje držení kapacity, tak je tento kontejner navržen i na postupné přidávání prvků pomocí metody </w:t>
-      </w:r>
-      <w:proofErr w:type="spellStart"/>
-      <w:r>
-        <w:rPr>
-          <w:lang w:eastAsia="cs-CZ"/>
-        </w:rPr>
-        <w:t>push_back</w:t>
-      </w:r>
-      <w:proofErr w:type="spellEnd"/>
+        <w:t>, jelikož existuje potřeba pro speciální alokaci paměti na různých zařízeních (například GPU), kterou ani vlastní alokátor použitý s std::vector nemůže pokrýt.</w:t>
+      </w:r>
+    </w:p>
+    <w:p>
+      <w:pPr>
+        <w:spacing w:line="360" w:lineRule="auto"/>
+        <w:jc w:val="both"/>
+        <w:rPr>
+          <w:lang w:eastAsia="cs-CZ"/>
+        </w:rPr>
+      </w:pPr>
+      <w:r>
+        <w:rPr>
+          <w:lang w:eastAsia="cs-CZ"/>
+        </w:rPr>
+        <w:t>Jak již naznačuje držení kapacity, tak je tento kontejner navržen i na postupné přidávání prvků pomocí metody push_back</w:t>
+      </w:r>
       <w:r>
         <w:rPr>
           <w:lang w:eastAsia="cs-CZ"/>
@@ -10435,128 +9407,509 @@
         <w:rPr>
           <w:lang w:eastAsia="cs-CZ"/>
         </w:rPr>
+        <w:lastRenderedPageBreak/>
         <w:t>Na alokaci byl také vytvořen vlastní alokátor.</w:t>
       </w:r>
       <w:r>
         <w:rPr>
           <w:lang w:eastAsia="cs-CZ"/>
         </w:rPr>
-        <w:t xml:space="preserve"> Tento alokátor řeší </w:t>
-      </w:r>
-      <w:proofErr w:type="gramStart"/>
-      <w:r>
-        <w:rPr>
-          <w:lang w:eastAsia="cs-CZ"/>
-        </w:rPr>
-        <w:t>použití ::</w:t>
-      </w:r>
-      <w:proofErr w:type="spellStart"/>
-      <w:r>
-        <w:rPr>
-          <w:lang w:eastAsia="cs-CZ"/>
-        </w:rPr>
-        <w:t>operator</w:t>
-      </w:r>
-      <w:proofErr w:type="spellEnd"/>
-      <w:proofErr w:type="gramEnd"/>
+        <w:t xml:space="preserve"> Tento alokátor řeší použití ::operator new a ::operator delete, pro získání neinicializované paměti.</w:t>
+      </w:r>
+      <w:r>
+        <w:rPr>
+          <w:lang w:eastAsia="cs-CZ"/>
+        </w:rPr>
+        <w:t xml:space="preserve"> Také se snaží o zarovnání alokace na určitý počet bytů kvůli větší cache přívětivosti (která často čte po 64 bytech) a také případným SIMD instrukcím, které kompilátor poté může jednodušeji uplatnit</w:t>
+      </w:r>
+      <w:r>
+        <w:rPr>
+          <w:vertAlign w:val="superscript"/>
+          <w:lang w:eastAsia="cs-CZ"/>
+        </w:rPr>
+        <w:t>[</w:t>
+      </w:r>
+      <w:r>
+        <w:rPr>
+          <w:vertAlign w:val="superscript"/>
+          <w:lang w:eastAsia="cs-CZ"/>
+        </w:rPr>
+        <w:t>6</w:t>
+      </w:r>
+      <w:r>
+        <w:rPr>
+          <w:vertAlign w:val="superscript"/>
+          <w:lang w:eastAsia="cs-CZ"/>
+        </w:rPr>
+        <w:t>]</w:t>
+      </w:r>
+      <w:r>
+        <w:rPr>
+          <w:lang w:eastAsia="cs-CZ"/>
+        </w:rPr>
+        <w:t>.</w:t>
+      </w:r>
       <w:r>
         <w:rPr>
           <w:lang w:eastAsia="cs-CZ"/>
         </w:rPr>
         <w:t xml:space="preserve"> </w:t>
       </w:r>
-      <w:proofErr w:type="spellStart"/>
-      <w:r>
-        <w:rPr>
-          <w:lang w:eastAsia="cs-CZ"/>
-        </w:rPr>
-        <w:t>new</w:t>
-      </w:r>
-      <w:proofErr w:type="spellEnd"/>
+    </w:p>
+    <w:p>
+      <w:pPr>
+        <w:spacing w:line="360" w:lineRule="auto"/>
+        <w:jc w:val="both"/>
+        <w:rPr>
+          <w:lang w:eastAsia="cs-CZ"/>
+        </w:rPr>
+      </w:pPr>
+      <w:r>
+        <w:rPr>
+          <w:lang w:eastAsia="cs-CZ"/>
+        </w:rPr>
+        <w:t xml:space="preserve">Pro kopírování, porovnávání či konstrukci a destrukci jsou v případě triviálně manipulovatelných typů (kontrolováno například pomocí </w:t>
+      </w:r>
+      <w:r>
+        <w:rPr>
+          <w:lang w:eastAsia="cs-CZ"/>
+        </w:rPr>
+        <w:t>std::is_trivially_copyable_v&lt;T&gt;</w:t>
+      </w:r>
+      <w:r>
+        <w:rPr>
+          <w:lang w:eastAsia="cs-CZ"/>
+        </w:rPr>
+        <w:t>) jsou použity nízkoúrovňové funkce standartní knihovny jako například std::memcpy či std::memcmp a podobně.</w:t>
+      </w:r>
+      <w:r>
+        <w:rPr>
+          <w:lang w:eastAsia="cs-CZ"/>
+        </w:rPr>
+        <w:t xml:space="preserve"> Jestli jde takovéto operace (téměř s jistotou by se dalo říct optimalizace) jde na daném typu skutečně provést jde vykonat během kompilace a není tím pádem žádný overhead.</w:t>
+      </w:r>
+    </w:p>
+    <w:p>
+      <w:pPr>
+        <w:spacing w:line="360" w:lineRule="auto"/>
+        <w:jc w:val="both"/>
+        <w:rPr>
+          <w:lang w:eastAsia="cs-CZ"/>
+        </w:rPr>
+      </w:pPr>
+      <w:r>
+        <w:rPr>
+          <w:lang w:eastAsia="cs-CZ"/>
+        </w:rPr>
+        <w:t>Z venkovního hlediska se rozhraní této třídy velmi podobá std::vector ze standartní knihovny.</w:t>
+      </w:r>
+      <w:r>
+        <w:rPr>
+          <w:lang w:eastAsia="cs-CZ"/>
+        </w:rPr>
+        <w:t xml:space="preserve"> Dá</w:t>
+      </w:r>
       <w:r>
         <w:rPr>
           <w:lang w:eastAsia="cs-CZ"/>
         </w:rPr>
         <w:t xml:space="preserve"> </w:t>
       </w:r>
-      <w:proofErr w:type="gramStart"/>
-      <w:r>
-        <w:rPr>
-          <w:lang w:eastAsia="cs-CZ"/>
-        </w:rPr>
-        <w:t>a ::</w:t>
-      </w:r>
-      <w:proofErr w:type="spellStart"/>
-      <w:r>
-        <w:rPr>
-          <w:lang w:eastAsia="cs-CZ"/>
-        </w:rPr>
-        <w:t>operator</w:t>
-      </w:r>
-      <w:proofErr w:type="spellEnd"/>
-      <w:proofErr w:type="gramEnd"/>
+      <w:r>
+        <w:rPr>
+          <w:lang w:eastAsia="cs-CZ"/>
+        </w:rPr>
+        <w:t xml:space="preserve">se kopírovat i stěhovat díky copy a move konstruktoru a </w:t>
+      </w:r>
+      <w:r>
+        <w:rPr>
+          <w:lang w:eastAsia="cs-CZ"/>
+        </w:rPr>
+        <w:t>přetížení operátoru přiřazení (=).</w:t>
+      </w:r>
+      <w:r>
+        <w:rPr>
+          <w:lang w:eastAsia="cs-CZ"/>
+        </w:rPr>
+        <w:t xml:space="preserve"> Dá se z něj přistoupit na syrová data </w:t>
+      </w:r>
+      <w:r>
+        <w:rPr>
+          <w:lang w:eastAsia="cs-CZ"/>
+        </w:rPr>
+        <w:t xml:space="preserve">(pomocí </w:t>
+      </w:r>
+      <w:r>
+        <w:rPr>
+          <w:lang w:eastAsia="cs-CZ"/>
+        </w:rPr>
+        <w:t>stejnojmenné</w:t>
+      </w:r>
+      <w:r>
+        <w:rPr>
+          <w:lang w:eastAsia="cs-CZ"/>
+        </w:rPr>
+        <w:t xml:space="preserve"> metody data()) </w:t>
+      </w:r>
+      <w:r>
+        <w:rPr>
+          <w:lang w:eastAsia="cs-CZ"/>
+        </w:rPr>
+        <w:t xml:space="preserve">a dá se </w:t>
+      </w:r>
+      <w:r>
+        <w:rPr>
+          <w:lang w:eastAsia="cs-CZ"/>
+        </w:rPr>
+        <w:t>použít přetížení indexovacího operátoru ([]) pro přístup na jednotlivé prvky (v </w:t>
+      </w:r>
+      <w:r>
+        <w:rPr>
+          <w:lang w:eastAsia="cs-CZ"/>
+        </w:rPr>
+        <w:t>O(1)</w:t>
+      </w:r>
+      <w:r>
+        <w:rPr>
+          <w:lang w:eastAsia="cs-CZ"/>
+        </w:rPr>
+        <w:t xml:space="preserve"> složitosti).</w:t>
+      </w:r>
+      <w:r>
+        <w:rPr>
+          <w:lang w:eastAsia="cs-CZ"/>
+        </w:rPr>
+        <w:t xml:space="preserve"> Dají se z</w:t>
+      </w:r>
+      <w:r>
+        <w:rPr>
+          <w:lang w:eastAsia="cs-CZ"/>
+        </w:rPr>
+        <w:t> </w:t>
+      </w:r>
+      <w:r>
+        <w:rPr>
+          <w:lang w:eastAsia="cs-CZ"/>
+        </w:rPr>
+        <w:t>něj</w:t>
+      </w:r>
+      <w:r>
+        <w:rPr>
+          <w:lang w:eastAsia="cs-CZ"/>
+        </w:rPr>
+        <w:t>, ze stejného rozhraní u std::vector dostat iterátory jak dopředu</w:t>
+      </w:r>
+      <w:r>
+        <w:rPr>
+          <w:lang w:eastAsia="cs-CZ"/>
+        </w:rPr>
+        <w:t>,</w:t>
+      </w:r>
+      <w:r>
+        <w:rPr>
+          <w:lang w:eastAsia="cs-CZ"/>
+        </w:rPr>
+        <w:t xml:space="preserve"> tak dozadu</w:t>
+      </w:r>
+      <w:r>
+        <w:rPr>
+          <w:lang w:eastAsia="cs-CZ"/>
+        </w:rPr>
+        <w:t>. Iterátor je pro jednoduchost ukazatel, což je jednoduché a efektivní</w:t>
+      </w:r>
+      <w:r>
+        <w:rPr>
+          <w:lang w:eastAsia="cs-CZ"/>
+        </w:rPr>
+        <w:t>.</w:t>
+      </w:r>
+      <w:r>
+        <w:rPr>
+          <w:lang w:eastAsia="cs-CZ"/>
+        </w:rPr>
+        <w:t xml:space="preserve"> Dá se porovnávat s ostatními lineárními kontejnery</w:t>
+      </w:r>
+      <w:r>
+        <w:rPr>
+          <w:lang w:eastAsia="cs-CZ"/>
+        </w:rPr>
+        <w:t xml:space="preserve"> díky přetížení porovnávacího operátoru (==) a operátoru „vesmírné lodi“ (&lt;=&gt;).</w:t>
+      </w:r>
+      <w:r>
+        <w:rPr>
+          <w:lang w:eastAsia="cs-CZ"/>
+        </w:rPr>
+        <w:t xml:space="preserve"> Je možné díky metodě swap také vyměnit obsahy dvou lineárních kontejnerů.</w:t>
+      </w:r>
+      <w:r>
+        <w:rPr>
+          <w:lang w:eastAsia="cs-CZ"/>
+        </w:rPr>
+        <w:t xml:space="preserve"> Samozřejmě je také možné kontejner manuálně změnit v jeho velikosti a kapacitě</w:t>
+      </w:r>
+      <w:r>
+        <w:rPr>
+          <w:lang w:eastAsia="cs-CZ"/>
+        </w:rPr>
+        <w:t xml:space="preserve"> či ho celá vyčistit</w:t>
+      </w:r>
+      <w:r>
+        <w:rPr>
+          <w:lang w:eastAsia="cs-CZ"/>
+        </w:rPr>
+        <w:t>.</w:t>
+      </w:r>
+      <w:r>
+        <w:rPr>
+          <w:lang w:eastAsia="cs-CZ"/>
+        </w:rPr>
+        <w:t xml:space="preserve"> Jde také nakonec přidat prvek či ho z konce odstranit.</w:t>
+      </w:r>
+    </w:p>
+    <w:p>
+      <w:pPr>
+        <w:pStyle w:val="Nadpis3"/>
+        <w:jc w:val="both"/>
+        <w:rPr>
+          <w:lang w:eastAsia="cs-CZ"/>
+        </w:rPr>
+      </w:pPr>
+      <w:bookmarkStart w:id="18" w:name="_Toc229864002"/>
+      <w:r>
+        <w:rPr>
+          <w:lang w:eastAsia="cs-CZ"/>
+        </w:rPr>
+        <w:t>2.</w:t>
+      </w:r>
+      <w:r>
+        <w:rPr>
+          <w:lang w:eastAsia="cs-CZ"/>
+        </w:rPr>
+        <w:t>2</w:t>
+      </w:r>
+      <w:r>
+        <w:rPr>
+          <w:lang w:eastAsia="cs-CZ"/>
+        </w:rPr>
+        <w:t>.</w:t>
+      </w:r>
+      <w:r>
+        <w:rPr>
+          <w:lang w:eastAsia="cs-CZ"/>
+        </w:rPr>
+        <w:t>4</w:t>
+      </w:r>
+      <w:r>
+        <w:rPr>
+          <w:lang w:eastAsia="cs-CZ"/>
+        </w:rPr>
+        <w:t xml:space="preserve"> Tenzor</w:t>
+      </w:r>
+      <w:bookmarkEnd w:id="18"/>
+    </w:p>
+    <w:p>
+      <w:pPr>
+        <w:spacing w:line="360" w:lineRule="auto"/>
+        <w:jc w:val="both"/>
+        <w:rPr>
+          <w:lang w:eastAsia="cs-CZ"/>
+        </w:rPr>
+      </w:pPr>
+      <w:r>
+        <w:rPr>
+          <w:lang w:eastAsia="cs-CZ"/>
+        </w:rPr>
+        <w:t>Jedná se o „hlavní“ třídu celé práce. Je navržen a implementován tak, aby byl univerzální, dynamický s širokým využitím.</w:t>
+      </w:r>
       <w:r>
         <w:rPr>
           <w:lang w:eastAsia="cs-CZ"/>
         </w:rPr>
         <w:t xml:space="preserve"> </w:t>
       </w:r>
-      <w:proofErr w:type="spellStart"/>
-      <w:r>
-        <w:rPr>
-          <w:lang w:eastAsia="cs-CZ"/>
-        </w:rPr>
-        <w:t>delete</w:t>
-      </w:r>
-      <w:proofErr w:type="spellEnd"/>
-      <w:r>
-        <w:rPr>
-          <w:lang w:eastAsia="cs-CZ"/>
-        </w:rPr>
-        <w:t>, pro získání neinicializované paměti.</w:t>
-      </w:r>
-      <w:r>
-        <w:rPr>
-          <w:lang w:eastAsia="cs-CZ"/>
-        </w:rPr>
-        <w:t xml:space="preserve"> Také se snaží o zarovnání alokace na určitý počet bytů kvůli větší </w:t>
-      </w:r>
-      <w:proofErr w:type="spellStart"/>
-      <w:r>
-        <w:rPr>
-          <w:lang w:eastAsia="cs-CZ"/>
-        </w:rPr>
-        <w:t>cache</w:t>
-      </w:r>
-      <w:proofErr w:type="spellEnd"/>
-      <w:r>
-        <w:rPr>
-          <w:lang w:eastAsia="cs-CZ"/>
-        </w:rPr>
-        <w:t xml:space="preserve"> přívětivosti (která často čte po 64 bytech) a také případným SIMD instrukcím, které kompilátor poté může jednodušeji uplatnit</w:t>
-      </w:r>
-      <w:r>
-        <w:rPr>
-          <w:vertAlign w:val="superscript"/>
-          <w:lang w:eastAsia="cs-CZ"/>
-        </w:rPr>
-        <w:t>[</w:t>
-      </w:r>
-      <w:proofErr w:type="spellStart"/>
-      <w:r>
-        <w:rPr>
-          <w:vertAlign w:val="superscript"/>
-          <w:lang w:eastAsia="cs-CZ"/>
-        </w:rPr>
-        <w:t>intel</w:t>
-      </w:r>
-      <w:proofErr w:type="spellEnd"/>
-      <w:r>
-        <w:rPr>
-          <w:vertAlign w:val="superscript"/>
-          <w:lang w:eastAsia="cs-CZ"/>
-        </w:rPr>
-        <w:t>]</w:t>
+      <w:r>
+        <w:rPr>
+          <w:lang w:eastAsia="cs-CZ"/>
+        </w:rPr>
+        <w:t xml:space="preserve">V projektu se nazývá „Tensor“. </w:t>
+      </w:r>
+      <w:r>
+        <w:rPr>
+          <w:lang w:eastAsia="cs-CZ"/>
+        </w:rPr>
+        <w:t xml:space="preserve">Stejně jako lineární kontejner, tak je tato třída šablonovaná pro versatilní ukládání různých datových typů. </w:t>
+      </w:r>
+      <w:r>
+        <w:rPr>
+          <w:lang w:eastAsia="cs-CZ"/>
+        </w:rPr>
+        <w:t xml:space="preserve">Používá </w:t>
+      </w:r>
+      <w:r>
+        <w:rPr>
+          <w:lang w:eastAsia="cs-CZ"/>
+        </w:rPr>
+        <w:t>v sobě lineární kontejner pro udržení dat.</w:t>
+      </w:r>
+      <w:r>
+        <w:rPr>
+          <w:lang w:eastAsia="cs-CZ"/>
+        </w:rPr>
+        <w:t xml:space="preserve"> Jelikož udržování informací o struktuře tenzoru (tím myšleno rozměry dimenzí) je očekávané jen se zanedbatelným využitím paměti oproti datům, tak pro jednoduchost byly tyto informace uloženy do std::vector. Díky tomu je možné využít plného rozhraní manipulace nabízeného standartní knihovnou a </w:t>
+      </w:r>
+      <w:r>
+        <w:rPr>
+          <w:lang w:eastAsia="cs-CZ"/>
+        </w:rPr>
+        <w:t>také využít optimalizací, které s sebou knihovna přináší.</w:t>
+      </w:r>
+    </w:p>
+    <w:p>
+      <w:pPr>
+        <w:spacing w:line="360" w:lineRule="auto"/>
+        <w:jc w:val="both"/>
+        <w:rPr>
+          <w:lang w:eastAsia="cs-CZ"/>
+        </w:rPr>
+      </w:pPr>
+      <w:r>
+        <w:rPr>
+          <w:lang w:eastAsia="cs-CZ"/>
+        </w:rPr>
+        <w:t>Použitím lineárního kontejneru se implementace vyhne</w:t>
+      </w:r>
+      <w:r>
+        <w:rPr>
+          <w:lang w:eastAsia="cs-CZ"/>
+        </w:rPr>
+        <w:t xml:space="preserve"> jednomu velikému problému. Vektor tak jak je ve standartní knihovně má zvláštní specializaci pro datový typ bool. Je to optimalizace za účelem šetření místa, tak, že jeden bool je uložen pouze v jednom bitu místo bytu.</w:t>
+      </w:r>
+      <w:r>
+        <w:rPr>
+          <w:lang w:eastAsia="cs-CZ"/>
+        </w:rPr>
+        <w:t xml:space="preserve"> Taková </w:t>
+      </w:r>
+      <w:r>
+        <w:rPr>
+          <w:lang w:eastAsia="cs-CZ"/>
+        </w:rPr>
+        <w:lastRenderedPageBreak/>
+        <w:t>specializace ovšem přináší problémy při imp</w:t>
+      </w:r>
+      <w:r>
+        <w:rPr>
+          <w:lang w:eastAsia="cs-CZ"/>
+        </w:rPr>
+        <w:t>l</w:t>
+      </w:r>
+      <w:r>
+        <w:rPr>
+          <w:lang w:eastAsia="cs-CZ"/>
+        </w:rPr>
+        <w:t>ementaci šablonovaných metod. Například reference na jeden prvek není reference na bool ale jedná se o složitější objekt. Čtenář si jistě představí, jaké problémy to může přinést, když by se pokoušel programovat genericky. Navíc je tento typ ukládání obtížen drobným overheadem u přístupů k prvkům, jelikož se nejedná o pouhé přistupování na byte paměti, ale dostávání hodnoty konkrétního bitu, což normálně jde jen za pomocí bitových operací a masek.</w:t>
+      </w:r>
+      <w:r>
+        <w:rPr>
+          <w:lang w:eastAsia="cs-CZ"/>
+        </w:rPr>
+        <w:t xml:space="preserve"> V lineárním kontejneru jsou bity uloženy vedle sebe v bytech. To dává stejné chování jako u ostatních primitivních datových typů</w:t>
+      </w:r>
+      <w:r>
+        <w:rPr>
+          <w:lang w:eastAsia="cs-CZ"/>
+        </w:rPr>
+        <w:t>,</w:t>
+      </w:r>
+      <w:r>
+        <w:rPr>
+          <w:lang w:eastAsia="cs-CZ"/>
+        </w:rPr>
+        <w:t xml:space="preserve"> a navíc je bez overheadu.</w:t>
+      </w:r>
+    </w:p>
+    <w:p>
+      <w:pPr>
+        <w:spacing w:line="360" w:lineRule="auto"/>
+        <w:jc w:val="both"/>
+        <w:rPr>
+          <w:lang w:eastAsia="cs-CZ"/>
+        </w:rPr>
+      </w:pPr>
+      <w:r>
+        <w:rPr>
+          <w:lang w:eastAsia="cs-CZ"/>
+        </w:rPr>
+        <w:t>V této třídě je také uložen vektor kumulativních součinů</w:t>
+      </w:r>
+      <w:r>
+        <w:rPr>
+          <w:lang w:eastAsia="cs-CZ"/>
+        </w:rPr>
+        <w:t xml:space="preserve"> předešlých dimenzí</w:t>
+      </w:r>
+      <w:r>
+        <w:rPr>
+          <w:lang w:eastAsia="cs-CZ"/>
+        </w:rPr>
+        <w:t>, a to pomocí std::vector. Ze stejných důvodů jako u dimenzí tenzoru je toto řešení do</w:t>
+      </w:r>
+      <w:r>
+        <w:rPr>
+          <w:lang w:eastAsia="cs-CZ"/>
+        </w:rPr>
+        <w:t>s</w:t>
+      </w:r>
+      <w:r>
+        <w:rPr>
+          <w:lang w:eastAsia="cs-CZ"/>
+        </w:rPr>
+        <w:t>tačující.</w:t>
+      </w:r>
+    </w:p>
+    <w:p>
+      <w:pPr>
+        <w:spacing w:line="360" w:lineRule="auto"/>
+        <w:jc w:val="both"/>
+        <w:rPr>
+          <w:lang w:eastAsia="cs-CZ"/>
+        </w:rPr>
+      </w:pPr>
+      <w:r>
+        <w:rPr>
+          <w:lang w:eastAsia="cs-CZ"/>
+        </w:rPr>
+        <w:t>Základním způsobem</w:t>
+      </w:r>
+      <w:r>
+        <w:rPr>
+          <w:lang w:eastAsia="cs-CZ"/>
+        </w:rPr>
+        <w:t>,</w:t>
+      </w:r>
+      <w:r>
+        <w:rPr>
+          <w:lang w:eastAsia="cs-CZ"/>
+        </w:rPr>
+        <w:t xml:space="preserve"> jak vytvořit tenzor je použít konstruktor přijímající jeden std::ve</w:t>
+      </w:r>
+      <w:r>
+        <w:rPr>
+          <w:lang w:eastAsia="cs-CZ"/>
+        </w:rPr>
+        <w:t>c</w:t>
+      </w:r>
+      <w:r>
+        <w:rPr>
+          <w:lang w:eastAsia="cs-CZ"/>
+        </w:rPr>
+        <w:t>tor</w:t>
+      </w:r>
+      <w:r>
+        <w:rPr>
+          <w:lang w:eastAsia="cs-CZ"/>
+        </w:rPr>
+        <w:t>&lt;uint64_t&gt;</w:t>
       </w:r>
       <w:r>
         <w:rPr>
@@ -10568,460 +9921,384 @@
         <w:rPr>
           <w:lang w:eastAsia="cs-CZ"/>
         </w:rPr>
-        <w:t xml:space="preserve"> </w:t>
-      </w:r>
-    </w:p>
-    <w:p>
-      <w:pPr>
-        <w:spacing w:line="360" w:lineRule="auto"/>
-        <w:jc w:val="both"/>
-        <w:rPr>
-          <w:lang w:eastAsia="cs-CZ"/>
-        </w:rPr>
-      </w:pPr>
-      <w:r>
-        <w:rPr>
-          <w:lang w:eastAsia="cs-CZ"/>
-        </w:rPr>
-        <w:t xml:space="preserve">Pro kopírování, porovnávání či konstrukci a destrukci jsou v případě triviálně manipulovatelných typů (kontrolováno například pomocí </w:t>
-      </w:r>
-      <w:proofErr w:type="spellStart"/>
-      <w:proofErr w:type="gramStart"/>
-      <w:r>
-        <w:rPr>
-          <w:lang w:eastAsia="cs-CZ"/>
-        </w:rPr>
-        <w:t>std</w:t>
-      </w:r>
-      <w:proofErr w:type="spellEnd"/>
-      <w:r>
-        <w:rPr>
-          <w:lang w:eastAsia="cs-CZ"/>
-        </w:rPr>
-        <w:t>::</w:t>
-      </w:r>
-      <w:proofErr w:type="spellStart"/>
-      <w:proofErr w:type="gramEnd"/>
-      <w:r>
-        <w:rPr>
-          <w:lang w:eastAsia="cs-CZ"/>
-        </w:rPr>
-        <w:t>is_trivially_copyable_v</w:t>
-      </w:r>
-      <w:proofErr w:type="spellEnd"/>
-      <w:r>
-        <w:rPr>
-          <w:lang w:eastAsia="cs-CZ"/>
-        </w:rPr>
-        <w:t>&lt;T&gt;</w:t>
-      </w:r>
-      <w:r>
-        <w:rPr>
-          <w:lang w:eastAsia="cs-CZ"/>
-        </w:rPr>
-        <w:t xml:space="preserve">) jsou použity </w:t>
-      </w:r>
-      <w:proofErr w:type="spellStart"/>
-      <w:r>
-        <w:rPr>
-          <w:lang w:eastAsia="cs-CZ"/>
-        </w:rPr>
-        <w:t>nízkoúrovňové</w:t>
-      </w:r>
-      <w:proofErr w:type="spellEnd"/>
-      <w:r>
-        <w:rPr>
-          <w:lang w:eastAsia="cs-CZ"/>
-        </w:rPr>
-        <w:t xml:space="preserve"> funkce standartní knihovny jako například </w:t>
-      </w:r>
-      <w:proofErr w:type="spellStart"/>
-      <w:proofErr w:type="gramStart"/>
-      <w:r>
-        <w:rPr>
-          <w:lang w:eastAsia="cs-CZ"/>
-        </w:rPr>
-        <w:t>std</w:t>
-      </w:r>
-      <w:proofErr w:type="spellEnd"/>
-      <w:r>
-        <w:rPr>
-          <w:lang w:eastAsia="cs-CZ"/>
-        </w:rPr>
-        <w:t>::</w:t>
-      </w:r>
-      <w:proofErr w:type="spellStart"/>
-      <w:proofErr w:type="gramEnd"/>
-      <w:r>
-        <w:rPr>
-          <w:lang w:eastAsia="cs-CZ"/>
-        </w:rPr>
-        <w:t>memcpy</w:t>
-      </w:r>
-      <w:proofErr w:type="spellEnd"/>
-      <w:r>
-        <w:rPr>
-          <w:lang w:eastAsia="cs-CZ"/>
-        </w:rPr>
-        <w:t xml:space="preserve"> či </w:t>
-      </w:r>
-      <w:proofErr w:type="spellStart"/>
-      <w:proofErr w:type="gramStart"/>
-      <w:r>
-        <w:rPr>
-          <w:lang w:eastAsia="cs-CZ"/>
-        </w:rPr>
-        <w:t>std</w:t>
-      </w:r>
-      <w:proofErr w:type="spellEnd"/>
-      <w:r>
-        <w:rPr>
-          <w:lang w:eastAsia="cs-CZ"/>
-        </w:rPr>
-        <w:t>::</w:t>
-      </w:r>
-      <w:proofErr w:type="spellStart"/>
-      <w:proofErr w:type="gramEnd"/>
-      <w:r>
-        <w:rPr>
-          <w:lang w:eastAsia="cs-CZ"/>
-        </w:rPr>
-        <w:t>memcmp</w:t>
-      </w:r>
-      <w:proofErr w:type="spellEnd"/>
-      <w:r>
-        <w:rPr>
-          <w:lang w:eastAsia="cs-CZ"/>
-        </w:rPr>
-        <w:t xml:space="preserve"> a podobně.</w:t>
-      </w:r>
-      <w:r>
-        <w:rPr>
-          <w:lang w:eastAsia="cs-CZ"/>
-        </w:rPr>
-        <w:t xml:space="preserve"> Jestli jde takovéto operace (téměř s jistotou by se dalo říct </w:t>
+        <w:t xml:space="preserve"> Ten vektor obsahuje velikosti dimenzí. V konstruktoru se nakopíruje do vektoru pro udržování velikostí dimenzí a poté se spustí metoda update(), která vypočítá potřebné místo k alokaci tenzoru</w:t>
+      </w:r>
+      <w:r>
+        <w:rPr>
+          <w:lang w:eastAsia="cs-CZ"/>
+        </w:rPr>
+        <w:t>,</w:t>
+      </w:r>
+      <w:r>
+        <w:rPr>
+          <w:lang w:eastAsia="cs-CZ"/>
+        </w:rPr>
+        <w:t xml:space="preserve"> a to místo skutečně alokuje na lineárním kontejneru.</w:t>
+      </w:r>
+      <w:r>
+        <w:rPr>
+          <w:lang w:eastAsia="cs-CZ"/>
+        </w:rPr>
+        <w:t xml:space="preserve"> Poté také aktualizuje/vypočítá strukturální optimalizační data závislá na velikostech dimenze jako například vektor kumulativních </w:t>
+      </w:r>
+      <w:r>
+        <w:rPr>
+          <w:lang w:eastAsia="cs-CZ"/>
+        </w:rPr>
+        <w:t>součinů předchozích velikostí dimenzí.</w:t>
+      </w:r>
+    </w:p>
+    <w:p>
+      <w:pPr>
+        <w:spacing w:line="360" w:lineRule="auto"/>
+        <w:jc w:val="both"/>
+        <w:rPr>
+          <w:lang w:eastAsia="cs-CZ"/>
+        </w:rPr>
+      </w:pPr>
+    </w:p>
+    <w:p>
+      <w:pPr>
+        <w:pStyle w:val="Nadpis3"/>
+        <w:jc w:val="both"/>
+        <w:rPr>
+          <w:lang w:eastAsia="cs-CZ"/>
+        </w:rPr>
+      </w:pPr>
+      <w:bookmarkStart w:id="19" w:name="_Toc229864003"/>
+      <w:r>
+        <w:rPr>
+          <w:lang w:eastAsia="cs-CZ"/>
+        </w:rPr>
+        <w:t>2.</w:t>
+      </w:r>
+      <w:r>
+        <w:rPr>
+          <w:lang w:eastAsia="cs-CZ"/>
+        </w:rPr>
+        <w:t>2</w:t>
+      </w:r>
+      <w:r>
+        <w:rPr>
+          <w:lang w:eastAsia="cs-CZ"/>
+        </w:rPr>
+        <w:t>.</w:t>
+      </w:r>
+      <w:r>
+        <w:rPr>
+          <w:lang w:eastAsia="cs-CZ"/>
+        </w:rPr>
+        <w:t>5</w:t>
+      </w:r>
+      <w:r>
+        <w:rPr>
+          <w:lang w:eastAsia="cs-CZ"/>
+        </w:rPr>
+        <w:t xml:space="preserve"> Paralelní tenzor</w:t>
+      </w:r>
+      <w:bookmarkEnd w:id="19"/>
+    </w:p>
+    <w:p>
+      <w:pPr>
+        <w:spacing w:line="360" w:lineRule="auto"/>
+        <w:jc w:val="both"/>
+        <w:rPr>
+          <w:lang w:eastAsia="cs-CZ"/>
+        </w:rPr>
+      </w:pPr>
+      <w:r>
+        <w:rPr>
+          <w:lang w:eastAsia="cs-CZ"/>
+        </w:rPr>
+        <w:t>Xxx</w:t>
+      </w:r>
+    </w:p>
+    <w:p>
+      <w:pPr>
+        <w:pStyle w:val="Nadpis3"/>
+        <w:jc w:val="both"/>
+        <w:rPr>
+          <w:lang w:eastAsia="cs-CZ"/>
+        </w:rPr>
+      </w:pPr>
+      <w:bookmarkStart w:id="20" w:name="_Toc229864004"/>
+      <w:r>
+        <w:rPr>
+          <w:lang w:eastAsia="cs-CZ"/>
+        </w:rPr>
+        <w:t>2.</w:t>
+      </w:r>
+      <w:r>
+        <w:rPr>
+          <w:lang w:eastAsia="cs-CZ"/>
+        </w:rPr>
+        <w:t>2</w:t>
+      </w:r>
+      <w:r>
+        <w:rPr>
+          <w:lang w:eastAsia="cs-CZ"/>
+        </w:rPr>
+        <w:t>.</w:t>
+      </w:r>
+      <w:r>
+        <w:rPr>
+          <w:lang w:eastAsia="cs-CZ"/>
+        </w:rPr>
+        <w:t>6</w:t>
+      </w:r>
+      <w:r>
+        <w:rPr>
+          <w:lang w:eastAsia="cs-CZ"/>
+        </w:rPr>
+        <w:t xml:space="preserve"> Matice</w:t>
+      </w:r>
+      <w:bookmarkEnd w:id="20"/>
+    </w:p>
+    <w:p>
+      <w:pPr>
+        <w:spacing w:line="360" w:lineRule="auto"/>
+        <w:jc w:val="both"/>
+        <w:rPr>
+          <w:lang w:eastAsia="cs-CZ"/>
+        </w:rPr>
+      </w:pPr>
+      <w:r>
+        <w:rPr>
+          <w:lang w:eastAsia="cs-CZ"/>
+        </w:rPr>
+        <w:t>Xxx</w:t>
+      </w:r>
+    </w:p>
+    <w:p>
+      <w:pPr>
+        <w:pStyle w:val="Nadpis3"/>
+        <w:jc w:val="both"/>
+        <w:rPr>
+          <w:lang w:eastAsia="cs-CZ"/>
+        </w:rPr>
+      </w:pPr>
+      <w:bookmarkStart w:id="21" w:name="_Toc229864005"/>
+      <w:r>
+        <w:rPr>
+          <w:lang w:eastAsia="cs-CZ"/>
+        </w:rPr>
+        <w:t>2.</w:t>
+      </w:r>
+      <w:r>
+        <w:rPr>
+          <w:lang w:eastAsia="cs-CZ"/>
+        </w:rPr>
+        <w:t>2</w:t>
+      </w:r>
+      <w:r>
+        <w:rPr>
+          <w:lang w:eastAsia="cs-CZ"/>
+        </w:rPr>
+        <w:t>.</w:t>
+      </w:r>
+      <w:r>
+        <w:rPr>
+          <w:lang w:eastAsia="cs-CZ"/>
+        </w:rPr>
+        <w:t>7</w:t>
+      </w:r>
+      <w:r>
+        <w:rPr>
+          <w:lang w:eastAsia="cs-CZ"/>
+        </w:rPr>
+        <w:t xml:space="preserve"> Paralelní matice</w:t>
+      </w:r>
+      <w:bookmarkEnd w:id="21"/>
+    </w:p>
+    <w:p>
+      <w:pPr>
+        <w:spacing w:line="360" w:lineRule="auto"/>
+        <w:jc w:val="both"/>
+        <w:rPr>
+          <w:lang w:eastAsia="cs-CZ"/>
+        </w:rPr>
+      </w:pPr>
+      <w:r>
+        <w:rPr>
+          <w:lang w:eastAsia="cs-CZ"/>
+        </w:rPr>
+        <w:t>Xxx</w:t>
+      </w:r>
+    </w:p>
+    <w:p>
+      <w:pPr>
+        <w:pStyle w:val="Nadpis3"/>
+        <w:jc w:val="both"/>
+        <w:rPr>
+          <w:lang w:eastAsia="cs-CZ"/>
+        </w:rPr>
+      </w:pPr>
+      <w:bookmarkStart w:id="22" w:name="_Toc229864006"/>
+      <w:r>
+        <w:rPr>
+          <w:lang w:eastAsia="cs-CZ"/>
+        </w:rPr>
+        <w:t>2.</w:t>
+      </w:r>
+      <w:r>
+        <w:rPr>
+          <w:lang w:eastAsia="cs-CZ"/>
+        </w:rPr>
+        <w:t>2</w:t>
+      </w:r>
+      <w:r>
+        <w:rPr>
+          <w:lang w:eastAsia="cs-CZ"/>
+        </w:rPr>
+        <w:t>.</w:t>
+      </w:r>
+      <w:r>
+        <w:rPr>
+          <w:lang w:eastAsia="cs-CZ"/>
+        </w:rPr>
+        <w:t>8</w:t>
+      </w:r>
+      <w:r>
+        <w:rPr>
+          <w:lang w:eastAsia="cs-CZ"/>
+        </w:rPr>
+        <w:t xml:space="preserve"> N-nární strom</w:t>
+      </w:r>
+      <w:bookmarkEnd w:id="22"/>
+    </w:p>
+    <w:p>
+      <w:pPr>
+        <w:spacing w:line="360" w:lineRule="auto"/>
+        <w:jc w:val="both"/>
+        <w:rPr>
+          <w:lang w:eastAsia="cs-CZ"/>
+        </w:rPr>
+      </w:pPr>
+      <w:r>
+        <w:rPr>
+          <w:lang w:eastAsia="cs-CZ"/>
+        </w:rPr>
+        <w:t>Xxx</w:t>
+      </w:r>
+    </w:p>
+    <w:p>
+      <w:pPr>
+        <w:pStyle w:val="Nadpis2"/>
+        <w:jc w:val="both"/>
+        <w:rPr>
+          <w:lang w:eastAsia="cs-CZ"/>
+        </w:rPr>
+      </w:pPr>
+      <w:bookmarkStart w:id="23" w:name="_Toc229864007"/>
+      <w:r>
+        <w:rPr>
+          <w:lang w:eastAsia="cs-CZ"/>
+        </w:rPr>
+        <w:t>2.</w:t>
+      </w:r>
+      <w:r>
+        <w:rPr>
+          <w:lang w:eastAsia="cs-CZ"/>
+        </w:rPr>
+        <w:t>3</w:t>
+      </w:r>
+      <w:r>
+        <w:rPr>
+          <w:lang w:eastAsia="cs-CZ"/>
+        </w:rPr>
+        <w:t xml:space="preserve"> Testy</w:t>
+      </w:r>
+      <w:bookmarkEnd w:id="23"/>
+    </w:p>
+    <w:p>
+      <w:pPr>
+        <w:spacing w:line="360" w:lineRule="auto"/>
+        <w:jc w:val="both"/>
+        <w:rPr>
+          <w:lang w:eastAsia="cs-CZ"/>
+        </w:rPr>
+      </w:pPr>
+      <w:r>
+        <w:rPr>
+          <w:lang w:eastAsia="cs-CZ"/>
+        </w:rPr>
+        <w:t>Testy byly uskutečněny pomocí GoogleTest frameworku.</w:t>
+      </w:r>
+      <w:r>
+        <w:rPr>
+          <w:lang w:eastAsia="cs-CZ"/>
+        </w:rPr>
+        <w:t xml:space="preserve"> Testy jsou ve složce „test“ ve které je složka „src“ ve které je struktura </w:t>
+      </w:r>
+      <w:r>
+        <w:rPr>
+          <w:lang w:eastAsia="cs-CZ"/>
+        </w:rPr>
+        <w:t>kopírující</w:t>
+      </w:r>
+      <w:r>
+        <w:rPr>
+          <w:lang w:eastAsia="cs-CZ"/>
+        </w:rPr>
+        <w:t xml:space="preserve"> strukturu projektu.</w:t>
+      </w:r>
+      <w:r>
+        <w:rPr>
+          <w:lang w:eastAsia="cs-CZ"/>
+        </w:rPr>
+        <w:t xml:space="preserve"> Na místech zdrojových kódu, které jsou </w:t>
+      </w:r>
+      <w:r>
+        <w:rPr>
+          <w:lang w:eastAsia="cs-CZ"/>
+        </w:rPr>
+        <w:t xml:space="preserve">unit </w:t>
+      </w:r>
+      <w:r>
+        <w:rPr>
+          <w:lang w:eastAsia="cs-CZ"/>
+        </w:rPr>
+        <w:t xml:space="preserve">testovány tam ovšem jsou soubory s testy podle jmenné konvence: „jméno </w:t>
       </w:r>
       <w:r>
         <w:rPr>
           <w:lang w:eastAsia="cs-CZ"/>
         </w:rPr>
         <w:lastRenderedPageBreak/>
-        <w:t xml:space="preserve">optimalizace) jde na daném typu skutečně provést jde vykonat během kompilace a není tím pádem žádný </w:t>
-      </w:r>
-      <w:proofErr w:type="spellStart"/>
-      <w:r>
-        <w:rPr>
-          <w:lang w:eastAsia="cs-CZ"/>
-        </w:rPr>
-        <w:t>overhead</w:t>
-      </w:r>
-      <w:proofErr w:type="spellEnd"/>
-      <w:r>
-        <w:rPr>
-          <w:lang w:eastAsia="cs-CZ"/>
-        </w:rPr>
-        <w:t>.</w:t>
-      </w:r>
-    </w:p>
-    <w:p>
-      <w:pPr>
-        <w:spacing w:line="360" w:lineRule="auto"/>
-        <w:jc w:val="both"/>
-        <w:rPr>
-          <w:lang w:eastAsia="cs-CZ"/>
-        </w:rPr>
-      </w:pPr>
-      <w:r>
-        <w:rPr>
-          <w:lang w:eastAsia="cs-CZ"/>
-        </w:rPr>
-        <w:t xml:space="preserve">Z venkovního hlediska se rozhraní této třídy velmi podobá </w:t>
-      </w:r>
-      <w:proofErr w:type="spellStart"/>
-      <w:proofErr w:type="gramStart"/>
-      <w:r>
-        <w:rPr>
-          <w:lang w:eastAsia="cs-CZ"/>
-        </w:rPr>
-        <w:t>std</w:t>
-      </w:r>
-      <w:proofErr w:type="spellEnd"/>
-      <w:r>
-        <w:rPr>
-          <w:lang w:eastAsia="cs-CZ"/>
-        </w:rPr>
-        <w:t>::</w:t>
-      </w:r>
-      <w:proofErr w:type="spellStart"/>
-      <w:proofErr w:type="gramEnd"/>
-      <w:r>
-        <w:rPr>
-          <w:lang w:eastAsia="cs-CZ"/>
-        </w:rPr>
-        <w:t>vector</w:t>
-      </w:r>
-      <w:proofErr w:type="spellEnd"/>
-      <w:r>
-        <w:rPr>
-          <w:lang w:eastAsia="cs-CZ"/>
-        </w:rPr>
-        <w:t xml:space="preserve"> ze standartní knihovny.</w:t>
-      </w:r>
-      <w:r>
-        <w:rPr>
-          <w:lang w:eastAsia="cs-CZ"/>
-        </w:rPr>
-        <w:t xml:space="preserve"> Dá</w:t>
-      </w:r>
-      <w:r>
-        <w:rPr>
-          <w:lang w:eastAsia="cs-CZ"/>
-        </w:rPr>
-        <w:t xml:space="preserve"> </w:t>
-      </w:r>
-      <w:r>
-        <w:rPr>
-          <w:lang w:eastAsia="cs-CZ"/>
-        </w:rPr>
-        <w:t xml:space="preserve">se kopírovat i stěhovat díky copy a </w:t>
-      </w:r>
-      <w:proofErr w:type="spellStart"/>
-      <w:r>
-        <w:rPr>
-          <w:lang w:eastAsia="cs-CZ"/>
-        </w:rPr>
-        <w:t>move</w:t>
-      </w:r>
-      <w:proofErr w:type="spellEnd"/>
-      <w:r>
-        <w:rPr>
-          <w:lang w:eastAsia="cs-CZ"/>
-        </w:rPr>
-        <w:t xml:space="preserve"> konstruktoru a </w:t>
-      </w:r>
-      <w:r>
-        <w:rPr>
-          <w:lang w:eastAsia="cs-CZ"/>
-        </w:rPr>
-        <w:t>přetížení operátoru přiřazení (=).</w:t>
-      </w:r>
-      <w:r>
-        <w:rPr>
-          <w:lang w:eastAsia="cs-CZ"/>
-        </w:rPr>
-        <w:t xml:space="preserve"> Dá se z něj přistoupit na syrová data </w:t>
-      </w:r>
-      <w:r>
-        <w:rPr>
-          <w:lang w:eastAsia="cs-CZ"/>
-        </w:rPr>
-        <w:t xml:space="preserve">(pomocí </w:t>
-      </w:r>
-      <w:r>
-        <w:rPr>
-          <w:lang w:eastAsia="cs-CZ"/>
-        </w:rPr>
-        <w:t>stejnojmenné</w:t>
-      </w:r>
-      <w:r>
-        <w:rPr>
-          <w:lang w:eastAsia="cs-CZ"/>
-        </w:rPr>
-        <w:t xml:space="preserve"> metody </w:t>
-      </w:r>
-      <w:proofErr w:type="gramStart"/>
-      <w:r>
-        <w:rPr>
-          <w:lang w:eastAsia="cs-CZ"/>
-        </w:rPr>
-        <w:t>data(</w:t>
-      </w:r>
-      <w:proofErr w:type="gramEnd"/>
-      <w:r>
-        <w:rPr>
-          <w:lang w:eastAsia="cs-CZ"/>
-        </w:rPr>
-        <w:t xml:space="preserve">)) </w:t>
-      </w:r>
-      <w:r>
-        <w:rPr>
-          <w:lang w:eastAsia="cs-CZ"/>
-        </w:rPr>
-        <w:t xml:space="preserve">a dá se </w:t>
-      </w:r>
-      <w:r>
-        <w:rPr>
-          <w:lang w:eastAsia="cs-CZ"/>
-        </w:rPr>
-        <w:t>použít přetížení indexovacího operátoru ([]) pro přístup na jednotlivé prvky (v </w:t>
-      </w:r>
-      <w:proofErr w:type="gramStart"/>
-      <w:r>
-        <w:rPr>
-          <w:lang w:eastAsia="cs-CZ"/>
-        </w:rPr>
-        <w:t>O(</w:t>
-      </w:r>
-      <w:proofErr w:type="gramEnd"/>
-      <w:r>
-        <w:rPr>
-          <w:lang w:eastAsia="cs-CZ"/>
-        </w:rPr>
-        <w:t>1)</w:t>
-      </w:r>
-      <w:r>
-        <w:rPr>
-          <w:lang w:eastAsia="cs-CZ"/>
-        </w:rPr>
-        <w:t xml:space="preserve"> složitosti).</w:t>
-      </w:r>
-      <w:r>
-        <w:rPr>
-          <w:lang w:eastAsia="cs-CZ"/>
-        </w:rPr>
-        <w:t xml:space="preserve"> Dají se z</w:t>
-      </w:r>
-      <w:r>
-        <w:rPr>
-          <w:lang w:eastAsia="cs-CZ"/>
-        </w:rPr>
-        <w:t> </w:t>
-      </w:r>
-      <w:r>
-        <w:rPr>
-          <w:lang w:eastAsia="cs-CZ"/>
-        </w:rPr>
-        <w:t>něj</w:t>
-      </w:r>
-      <w:r>
-        <w:rPr>
-          <w:lang w:eastAsia="cs-CZ"/>
-        </w:rPr>
-        <w:t xml:space="preserve">, ze stejného rozhraní u </w:t>
-      </w:r>
-      <w:proofErr w:type="spellStart"/>
-      <w:proofErr w:type="gramStart"/>
-      <w:r>
-        <w:rPr>
-          <w:lang w:eastAsia="cs-CZ"/>
-        </w:rPr>
-        <w:t>std</w:t>
-      </w:r>
-      <w:proofErr w:type="spellEnd"/>
-      <w:r>
-        <w:rPr>
-          <w:lang w:eastAsia="cs-CZ"/>
-        </w:rPr>
-        <w:t>::</w:t>
-      </w:r>
-      <w:proofErr w:type="spellStart"/>
-      <w:proofErr w:type="gramEnd"/>
-      <w:r>
-        <w:rPr>
-          <w:lang w:eastAsia="cs-CZ"/>
-        </w:rPr>
-        <w:t>vector</w:t>
-      </w:r>
-      <w:proofErr w:type="spellEnd"/>
-      <w:r>
-        <w:rPr>
-          <w:lang w:eastAsia="cs-CZ"/>
-        </w:rPr>
-        <w:t xml:space="preserve"> dostat </w:t>
-      </w:r>
-      <w:proofErr w:type="spellStart"/>
-      <w:r>
-        <w:rPr>
-          <w:lang w:eastAsia="cs-CZ"/>
-        </w:rPr>
-        <w:t>iterátory</w:t>
-      </w:r>
-      <w:proofErr w:type="spellEnd"/>
-      <w:r>
-        <w:rPr>
-          <w:lang w:eastAsia="cs-CZ"/>
-        </w:rPr>
-        <w:t xml:space="preserve"> jak dopředu</w:t>
-      </w:r>
-      <w:r>
-        <w:rPr>
-          <w:lang w:eastAsia="cs-CZ"/>
-        </w:rPr>
-        <w:t>,</w:t>
-      </w:r>
-      <w:r>
-        <w:rPr>
-          <w:lang w:eastAsia="cs-CZ"/>
-        </w:rPr>
-        <w:t xml:space="preserve"> tak dozadu</w:t>
-      </w:r>
-      <w:r>
-        <w:rPr>
-          <w:lang w:eastAsia="cs-CZ"/>
-        </w:rPr>
-        <w:t xml:space="preserve">. </w:t>
-      </w:r>
-      <w:proofErr w:type="spellStart"/>
-      <w:r>
-        <w:rPr>
-          <w:lang w:eastAsia="cs-CZ"/>
-        </w:rPr>
-        <w:t>Iterátor</w:t>
-      </w:r>
-      <w:proofErr w:type="spellEnd"/>
-      <w:r>
-        <w:rPr>
-          <w:lang w:eastAsia="cs-CZ"/>
-        </w:rPr>
-        <w:t xml:space="preserve"> je pro jednoduchost ukazatel, což je jednoduché a efektivní</w:t>
-      </w:r>
-      <w:r>
-        <w:rPr>
-          <w:lang w:eastAsia="cs-CZ"/>
-        </w:rPr>
-        <w:t>.</w:t>
-      </w:r>
-      <w:r>
-        <w:rPr>
-          <w:lang w:eastAsia="cs-CZ"/>
-        </w:rPr>
-        <w:t xml:space="preserve"> Dá se porovnávat s ostatními lineárními kontejnery</w:t>
-      </w:r>
-      <w:r>
-        <w:rPr>
-          <w:lang w:eastAsia="cs-CZ"/>
-        </w:rPr>
-        <w:t xml:space="preserve"> díky přetížení porovnávacího operátoru (==) a operátoru „vesmírné lodi“ (&lt;=&gt;).</w:t>
-      </w:r>
-      <w:r>
-        <w:rPr>
-          <w:lang w:eastAsia="cs-CZ"/>
-        </w:rPr>
-        <w:t xml:space="preserve"> Je možné díky metodě swap také vyměnit obsahy dvou lineárních kontejnerů.</w:t>
-      </w:r>
-      <w:r>
-        <w:rPr>
-          <w:lang w:eastAsia="cs-CZ"/>
-        </w:rPr>
-        <w:t xml:space="preserve"> Samozřejmě je také možné kontejner manuálně změnit v jeho velikosti a kapacitě</w:t>
-      </w:r>
-      <w:r>
-        <w:rPr>
-          <w:lang w:eastAsia="cs-CZ"/>
-        </w:rPr>
-        <w:t xml:space="preserve"> či ho celá vyčistit</w:t>
-      </w:r>
-      <w:r>
-        <w:rPr>
-          <w:lang w:eastAsia="cs-CZ"/>
-        </w:rPr>
-        <w:t>.</w:t>
-      </w:r>
-      <w:r>
-        <w:rPr>
-          <w:lang w:eastAsia="cs-CZ"/>
-        </w:rPr>
-        <w:t xml:space="preserve"> Jde také nakonec přidat prvek či ho z konce odstranit.</w:t>
+        <w:t>původního souboru + _test + .cpp“.</w:t>
+      </w:r>
+      <w:r>
+        <w:rPr>
+          <w:lang w:eastAsia="cs-CZ"/>
+        </w:rPr>
+        <w:t xml:space="preserve"> Pro zátěžové testy je konvence stejná, jenom místo „_test“ je nahrazeno „_stress“.</w:t>
+      </w:r>
+    </w:p>
+    <w:p>
+      <w:pPr>
+        <w:spacing w:line="360" w:lineRule="auto"/>
+        <w:jc w:val="both"/>
+        <w:rPr>
+          <w:lang w:eastAsia="cs-CZ"/>
+        </w:rPr>
+      </w:pPr>
+      <w:r>
+        <w:rPr>
+          <w:lang w:eastAsia="cs-CZ"/>
+        </w:rPr>
+        <w:t xml:space="preserve">V obou typech testů (unit i zátěž) bylo na začátku, těsně před vložením hlavičkového souboru „Tensor.hpp“ </w:t>
+      </w:r>
+      <w:r>
+        <w:rPr>
+          <w:lang w:eastAsia="cs-CZ"/>
+        </w:rPr>
+        <w:t>definováno makro, které ihned po vložení tohoto hlavičkového souboru oddefinováno.</w:t>
+      </w:r>
+      <w:r>
+        <w:rPr>
+          <w:lang w:eastAsia="cs-CZ"/>
+        </w:rPr>
+        <w:t xml:space="preserve"> Toto makro zaměňuje klíčové slovo C++ „private“ za „public“ a tím pádem pro testy odkrývá privátní členy třídy k jejich otestování.</w:t>
       </w:r>
     </w:p>
     <w:p>
@@ -11032,7 +10309,7 @@
           <w:lang w:eastAsia="cs-CZ"/>
         </w:rPr>
       </w:pPr>
-      <w:bookmarkStart w:id="17" w:name="_Toc229859082"/>
+      <w:bookmarkStart w:id="24" w:name="_Toc229864008"/>
       <w:r>
         <w:rPr>
           <w:lang w:eastAsia="cs-CZ"/>
@@ -11043,441 +10320,60 @@
         <w:rPr>
           <w:lang w:eastAsia="cs-CZ"/>
         </w:rPr>
-        <w:t>2</w:t>
-      </w:r>
-      <w:r>
-        <w:rPr>
-          <w:lang w:eastAsia="cs-CZ"/>
-        </w:rPr>
-        <w:t>.</w:t>
-      </w:r>
-      <w:r>
-        <w:rPr>
-          <w:lang w:eastAsia="cs-CZ"/>
-        </w:rPr>
-        <w:t>4</w:t>
-      </w:r>
-      <w:r>
-        <w:rPr>
-          <w:lang w:eastAsia="cs-CZ"/>
-        </w:rPr>
-        <w:t xml:space="preserve"> Tenzor</w:t>
-      </w:r>
-      <w:bookmarkEnd w:id="17"/>
-    </w:p>
-    <w:p>
-      <w:pPr>
-        <w:spacing w:line="360" w:lineRule="auto"/>
-        <w:jc w:val="both"/>
-        <w:rPr>
-          <w:lang w:eastAsia="cs-CZ"/>
-        </w:rPr>
-      </w:pPr>
-      <w:r>
-        <w:rPr>
-          <w:lang w:eastAsia="cs-CZ"/>
-        </w:rPr>
-        <w:t>Jedná se o „hlavní“ třídu celé práce. Je navržen a implementován tak, aby byl univerzální, dynamický s širokým využitím.</w:t>
-      </w:r>
-      <w:r>
-        <w:rPr>
-          <w:lang w:eastAsia="cs-CZ"/>
-        </w:rPr>
-        <w:t xml:space="preserve"> </w:t>
-      </w:r>
-      <w:r>
-        <w:rPr>
-          <w:lang w:eastAsia="cs-CZ"/>
-        </w:rPr>
-        <w:t xml:space="preserve">V projektu se nazývá „Tensor“. </w:t>
-      </w:r>
-      <w:r>
-        <w:rPr>
-          <w:lang w:eastAsia="cs-CZ"/>
-        </w:rPr>
-        <w:t xml:space="preserve">Stejně jako lineární kontejner, tak je tato třída šablonovaná pro versatilní ukládání různých datových typů. </w:t>
-      </w:r>
-      <w:r>
-        <w:rPr>
-          <w:lang w:eastAsia="cs-CZ"/>
-        </w:rPr>
-        <w:t xml:space="preserve">Používá </w:t>
-      </w:r>
-      <w:r>
-        <w:rPr>
-          <w:lang w:eastAsia="cs-CZ"/>
-        </w:rPr>
-        <w:t>v sobě lineární kontejner pro udržení dat.</w:t>
-      </w:r>
-      <w:r>
-        <w:rPr>
-          <w:lang w:eastAsia="cs-CZ"/>
-        </w:rPr>
-        <w:t xml:space="preserve"> Jelikož udržování informací o struktuře tenzoru (tím myšleno rozměry dimenzí) je očekávané jen se zanedbatelným využitím paměti oproti datům, tak pro jednoduchost byly tyto informace uloženy do </w:t>
-      </w:r>
-      <w:proofErr w:type="spellStart"/>
-      <w:proofErr w:type="gramStart"/>
-      <w:r>
-        <w:rPr>
-          <w:lang w:eastAsia="cs-CZ"/>
-        </w:rPr>
-        <w:t>std</w:t>
-      </w:r>
-      <w:proofErr w:type="spellEnd"/>
-      <w:r>
-        <w:rPr>
-          <w:lang w:eastAsia="cs-CZ"/>
-        </w:rPr>
-        <w:t>::</w:t>
-      </w:r>
-      <w:proofErr w:type="spellStart"/>
-      <w:proofErr w:type="gramEnd"/>
-      <w:r>
-        <w:rPr>
-          <w:lang w:eastAsia="cs-CZ"/>
-        </w:rPr>
-        <w:t>vector</w:t>
-      </w:r>
-      <w:proofErr w:type="spellEnd"/>
-      <w:r>
-        <w:rPr>
-          <w:lang w:eastAsia="cs-CZ"/>
-        </w:rPr>
-        <w:t xml:space="preserve">. Díky tomu je možné využít plného rozhraní manipulace nabízeného standartní knihovnou a </w:t>
-      </w:r>
-      <w:r>
-        <w:rPr>
-          <w:lang w:eastAsia="cs-CZ"/>
-        </w:rPr>
-        <w:t>také využít optimalizací, které s sebou knihovna přináší.</w:t>
-      </w:r>
-    </w:p>
-    <w:p>
-      <w:pPr>
-        <w:spacing w:line="360" w:lineRule="auto"/>
-        <w:jc w:val="both"/>
-        <w:rPr>
-          <w:lang w:eastAsia="cs-CZ"/>
-        </w:rPr>
-      </w:pPr>
-      <w:r>
-        <w:rPr>
-          <w:lang w:eastAsia="cs-CZ"/>
-        </w:rPr>
-        <w:t>Použitím lineárního kontejneru se implementace vyhne</w:t>
-      </w:r>
-      <w:r>
-        <w:rPr>
-          <w:lang w:eastAsia="cs-CZ"/>
-        </w:rPr>
-        <w:t xml:space="preserve"> jednomu velikému problému. Vektor tak jak je ve standartní knihovně má zvláštní specializaci pro datový typ </w:t>
-      </w:r>
-      <w:proofErr w:type="spellStart"/>
-      <w:r>
-        <w:rPr>
-          <w:lang w:eastAsia="cs-CZ"/>
-        </w:rPr>
-        <w:t>bool</w:t>
-      </w:r>
-      <w:proofErr w:type="spellEnd"/>
-      <w:r>
-        <w:rPr>
-          <w:lang w:eastAsia="cs-CZ"/>
-        </w:rPr>
-        <w:t xml:space="preserve">. Je to optimalizace za účelem šetření místa, tak, že jeden </w:t>
-      </w:r>
-      <w:proofErr w:type="spellStart"/>
-      <w:r>
-        <w:rPr>
-          <w:lang w:eastAsia="cs-CZ"/>
-        </w:rPr>
-        <w:t>bool</w:t>
-      </w:r>
-      <w:proofErr w:type="spellEnd"/>
-      <w:r>
-        <w:rPr>
-          <w:lang w:eastAsia="cs-CZ"/>
-        </w:rPr>
-        <w:t xml:space="preserve"> je uložen pouze v jednom bitu místo bytu.</w:t>
-      </w:r>
-      <w:r>
-        <w:rPr>
-          <w:lang w:eastAsia="cs-CZ"/>
-        </w:rPr>
-        <w:t xml:space="preserve"> Taková specializace ovšem přináší problémy při imp</w:t>
-      </w:r>
-      <w:r>
-        <w:rPr>
-          <w:lang w:eastAsia="cs-CZ"/>
-        </w:rPr>
-        <w:t>l</w:t>
-      </w:r>
-      <w:r>
-        <w:rPr>
-          <w:lang w:eastAsia="cs-CZ"/>
-        </w:rPr>
-        <w:t xml:space="preserve">ementaci šablonovaných metod. Například reference na jeden prvek není reference na </w:t>
-      </w:r>
-      <w:proofErr w:type="spellStart"/>
-      <w:proofErr w:type="gramStart"/>
-      <w:r>
-        <w:rPr>
-          <w:lang w:eastAsia="cs-CZ"/>
-        </w:rPr>
-        <w:t>bool</w:t>
-      </w:r>
-      <w:proofErr w:type="spellEnd"/>
-      <w:proofErr w:type="gramEnd"/>
-      <w:r>
-        <w:rPr>
-          <w:lang w:eastAsia="cs-CZ"/>
-        </w:rPr>
-        <w:t xml:space="preserve"> ale jedná se o složitější objekt. Čtenář si jistě představí, jaké problémy to může přinést, když by se pokoušel programovat genericky. Navíc je tento typ ukládání obtížen drobným </w:t>
-      </w:r>
-      <w:proofErr w:type="spellStart"/>
-      <w:r>
-        <w:rPr>
-          <w:lang w:eastAsia="cs-CZ"/>
-        </w:rPr>
-        <w:t>overheadem</w:t>
-      </w:r>
-      <w:proofErr w:type="spellEnd"/>
-      <w:r>
-        <w:rPr>
-          <w:lang w:eastAsia="cs-CZ"/>
-        </w:rPr>
-        <w:t xml:space="preserve"> u přístupů k prvkům, jelikož se nejedná o pouhé přistupování na byte paměti, ale dostávání hodnoty konkrétního bitu, což normálně jde jen za pomocí bitových operací a masek.</w:t>
-      </w:r>
-      <w:r>
-        <w:rPr>
-          <w:lang w:eastAsia="cs-CZ"/>
-        </w:rPr>
-        <w:t xml:space="preserve"> V lineárním kontejneru jsou bity uloženy vedle sebe v bytech. To dává stejné chování jako u ostatních primitivních datových typů</w:t>
-      </w:r>
-      <w:r>
-        <w:rPr>
-          <w:lang w:eastAsia="cs-CZ"/>
-        </w:rPr>
-        <w:t>,</w:t>
-      </w:r>
-      <w:r>
-        <w:rPr>
-          <w:lang w:eastAsia="cs-CZ"/>
-        </w:rPr>
-        <w:t xml:space="preserve"> a navíc je bez </w:t>
-      </w:r>
-      <w:proofErr w:type="spellStart"/>
-      <w:r>
-        <w:rPr>
-          <w:lang w:eastAsia="cs-CZ"/>
-        </w:rPr>
-        <w:t>overheadu</w:t>
-      </w:r>
-      <w:proofErr w:type="spellEnd"/>
-      <w:r>
-        <w:rPr>
-          <w:lang w:eastAsia="cs-CZ"/>
-        </w:rPr>
-        <w:t>.</w:t>
-      </w:r>
-    </w:p>
-    <w:p>
-      <w:pPr>
-        <w:spacing w:line="360" w:lineRule="auto"/>
-        <w:jc w:val="both"/>
-        <w:rPr>
-          <w:lang w:eastAsia="cs-CZ"/>
-        </w:rPr>
-      </w:pPr>
-      <w:r>
-        <w:rPr>
-          <w:lang w:eastAsia="cs-CZ"/>
-        </w:rPr>
-        <w:lastRenderedPageBreak/>
-        <w:t>V této třídě je také uložen vektor kumulativních součinů</w:t>
-      </w:r>
-      <w:r>
-        <w:rPr>
-          <w:lang w:eastAsia="cs-CZ"/>
-        </w:rPr>
-        <w:t xml:space="preserve"> předešlých dimenzí</w:t>
-      </w:r>
-      <w:r>
-        <w:rPr>
-          <w:lang w:eastAsia="cs-CZ"/>
-        </w:rPr>
-        <w:t xml:space="preserve">, a to pomocí </w:t>
-      </w:r>
-      <w:proofErr w:type="spellStart"/>
-      <w:proofErr w:type="gramStart"/>
-      <w:r>
-        <w:rPr>
-          <w:lang w:eastAsia="cs-CZ"/>
-        </w:rPr>
-        <w:t>std</w:t>
-      </w:r>
-      <w:proofErr w:type="spellEnd"/>
-      <w:r>
-        <w:rPr>
-          <w:lang w:eastAsia="cs-CZ"/>
-        </w:rPr>
-        <w:t>::</w:t>
-      </w:r>
-      <w:proofErr w:type="spellStart"/>
-      <w:proofErr w:type="gramEnd"/>
-      <w:r>
-        <w:rPr>
-          <w:lang w:eastAsia="cs-CZ"/>
-        </w:rPr>
-        <w:t>vector</w:t>
-      </w:r>
-      <w:proofErr w:type="spellEnd"/>
-      <w:r>
-        <w:rPr>
-          <w:lang w:eastAsia="cs-CZ"/>
-        </w:rPr>
-        <w:t>. Ze stejných důvodů jako u dimenzí tenzoru je toto řešení do</w:t>
-      </w:r>
-      <w:r>
-        <w:rPr>
-          <w:lang w:eastAsia="cs-CZ"/>
-        </w:rPr>
-        <w:t>s</w:t>
-      </w:r>
-      <w:r>
-        <w:rPr>
-          <w:lang w:eastAsia="cs-CZ"/>
-        </w:rPr>
-        <w:t>tačující.</w:t>
-      </w:r>
-    </w:p>
-    <w:p>
-      <w:pPr>
-        <w:spacing w:line="360" w:lineRule="auto"/>
-        <w:jc w:val="both"/>
-        <w:rPr>
-          <w:lang w:eastAsia="cs-CZ"/>
-        </w:rPr>
-      </w:pPr>
-      <w:r>
-        <w:rPr>
-          <w:lang w:eastAsia="cs-CZ"/>
-        </w:rPr>
-        <w:t>Základním způsobem</w:t>
-      </w:r>
-      <w:r>
-        <w:rPr>
-          <w:lang w:eastAsia="cs-CZ"/>
-        </w:rPr>
-        <w:t>,</w:t>
-      </w:r>
-      <w:r>
-        <w:rPr>
-          <w:lang w:eastAsia="cs-CZ"/>
-        </w:rPr>
-        <w:t xml:space="preserve"> jak vytvořit tenzor je použít konstruktor přijímající jeden </w:t>
-      </w:r>
-      <w:proofErr w:type="spellStart"/>
-      <w:proofErr w:type="gramStart"/>
-      <w:r>
-        <w:rPr>
-          <w:lang w:eastAsia="cs-CZ"/>
-        </w:rPr>
-        <w:t>std</w:t>
-      </w:r>
-      <w:proofErr w:type="spellEnd"/>
-      <w:r>
-        <w:rPr>
-          <w:lang w:eastAsia="cs-CZ"/>
-        </w:rPr>
-        <w:t>::</w:t>
-      </w:r>
-      <w:proofErr w:type="spellStart"/>
-      <w:proofErr w:type="gramEnd"/>
-      <w:r>
-        <w:rPr>
-          <w:lang w:eastAsia="cs-CZ"/>
-        </w:rPr>
-        <w:t>ve</w:t>
-      </w:r>
-      <w:r>
-        <w:rPr>
-          <w:lang w:eastAsia="cs-CZ"/>
-        </w:rPr>
-        <w:t>c</w:t>
-      </w:r>
-      <w:r>
-        <w:rPr>
-          <w:lang w:eastAsia="cs-CZ"/>
-        </w:rPr>
-        <w:t>tor</w:t>
-      </w:r>
-      <w:proofErr w:type="spellEnd"/>
-      <w:r>
-        <w:rPr>
-          <w:lang w:eastAsia="cs-CZ"/>
-        </w:rPr>
-        <w:t>&lt;uint64_t&gt;</w:t>
-      </w:r>
-      <w:r>
-        <w:rPr>
-          <w:lang w:eastAsia="cs-CZ"/>
-        </w:rPr>
-        <w:t>.</w:t>
-      </w:r>
-      <w:r>
-        <w:rPr>
-          <w:lang w:eastAsia="cs-CZ"/>
-        </w:rPr>
-        <w:t xml:space="preserve"> Ten vektor obsahuje velikosti dimenzí. V konstruktoru se nakopíruje do vektoru pro udržování velikostí dimenzí a poté se spustí metoda </w:t>
-      </w:r>
-      <w:proofErr w:type="gramStart"/>
-      <w:r>
-        <w:rPr>
-          <w:lang w:eastAsia="cs-CZ"/>
-        </w:rPr>
-        <w:t>update(</w:t>
-      </w:r>
-      <w:proofErr w:type="gramEnd"/>
-      <w:r>
-        <w:rPr>
-          <w:lang w:eastAsia="cs-CZ"/>
-        </w:rPr>
-        <w:t>), která vypočítá potřebné místo k alokaci tenzoru</w:t>
-      </w:r>
-      <w:r>
-        <w:rPr>
-          <w:lang w:eastAsia="cs-CZ"/>
-        </w:rPr>
-        <w:t>,</w:t>
-      </w:r>
-      <w:r>
-        <w:rPr>
-          <w:lang w:eastAsia="cs-CZ"/>
-        </w:rPr>
-        <w:t xml:space="preserve"> a to místo skutečně alokuje na lineárním kontejneru.</w:t>
-      </w:r>
-      <w:r>
-        <w:rPr>
-          <w:lang w:eastAsia="cs-CZ"/>
-        </w:rPr>
-        <w:t xml:space="preserve"> Poté také aktualizuje/vypočítá strukturální optimalizační data závislá na velikostech dimenze jako například vektor kumulativních </w:t>
-      </w:r>
-      <w:r>
-        <w:rPr>
-          <w:lang w:eastAsia="cs-CZ"/>
-        </w:rPr>
-        <w:t>součinů předchozích velikostí dimenzí.</w:t>
-      </w:r>
-    </w:p>
-    <w:p>
-      <w:pPr>
-        <w:spacing w:line="360" w:lineRule="auto"/>
-        <w:jc w:val="both"/>
-        <w:rPr>
-          <w:lang w:eastAsia="cs-CZ"/>
-        </w:rPr>
-      </w:pPr>
+        <w:t>3</w:t>
+      </w:r>
+      <w:r>
+        <w:rPr>
+          <w:lang w:eastAsia="cs-CZ"/>
+        </w:rPr>
+        <w:t>.1 Unit testování</w:t>
+      </w:r>
+      <w:bookmarkEnd w:id="24"/>
+    </w:p>
+    <w:p>
+      <w:pPr>
+        <w:spacing w:line="360" w:lineRule="auto"/>
+        <w:jc w:val="both"/>
+        <w:rPr>
+          <w:lang w:eastAsia="cs-CZ"/>
+        </w:rPr>
+      </w:pPr>
+      <w:r>
+        <w:rPr>
+          <w:lang w:eastAsia="cs-CZ"/>
+        </w:rPr>
+        <w:t>Na tenzor samotný připadá přes 140 testů.</w:t>
+      </w:r>
+      <w:r>
+        <w:rPr>
+          <w:lang w:eastAsia="cs-CZ"/>
+        </w:rPr>
+        <w:t xml:space="preserve"> Každá důležitější metoda je testována vícekrát pro jiný případ.</w:t>
+      </w:r>
+      <w:r>
+        <w:rPr>
+          <w:lang w:eastAsia="cs-CZ"/>
+        </w:rPr>
+        <w:t xml:space="preserve"> Pro testy byla využita makra google testu TEST a uvnitř asertivní makra pro kontrolu výsledku testu, většinou EXPECT_EQ pro posouzení rovnosti výsledku s očekávanou hodnotou.</w:t>
+      </w:r>
+      <w:r>
+        <w:rPr>
+          <w:lang w:eastAsia="cs-CZ"/>
+        </w:rPr>
+        <w:t xml:space="preserve"> Většina těchto testů byla znovupoužita na otestování paralelní verze tenzoru až na výjimku testů, co vyžadovaly v typovém parametrů nekompatibilní datové typy pro kopii na GPU paměť.</w:t>
+      </w:r>
+      <w:r>
+        <w:rPr>
+          <w:lang w:eastAsia="cs-CZ"/>
+        </w:rPr>
+        <w:t xml:space="preserve"> Například std::string nebo i tenzor v tenzoru.</w:t>
+      </w:r>
+      <w:r>
+        <w:rPr>
+          <w:lang w:eastAsia="cs-CZ"/>
+        </w:rPr>
+        <w:t xml:space="preserve"> To zredukovalo počet unit testů pro paralelní zpracování na něco přes 110.</w:t>
+      </w:r>
     </w:p>
     <w:p>
       <w:pPr>
@@ -11487,7 +10383,7 @@
           <w:lang w:eastAsia="cs-CZ"/>
         </w:rPr>
       </w:pPr>
-      <w:bookmarkStart w:id="18" w:name="_Toc229859083"/>
+      <w:bookmarkStart w:id="25" w:name="_Toc229864009"/>
       <w:r>
         <w:rPr>
           <w:lang w:eastAsia="cs-CZ"/>
@@ -11498,572 +10394,30 @@
         <w:rPr>
           <w:lang w:eastAsia="cs-CZ"/>
         </w:rPr>
-        <w:t>2</w:t>
-      </w:r>
-      <w:r>
-        <w:rPr>
-          <w:lang w:eastAsia="cs-CZ"/>
-        </w:rPr>
-        <w:t>.</w:t>
-      </w:r>
-      <w:r>
-        <w:rPr>
-          <w:lang w:eastAsia="cs-CZ"/>
-        </w:rPr>
-        <w:t>5</w:t>
-      </w:r>
-      <w:r>
-        <w:rPr>
-          <w:lang w:eastAsia="cs-CZ"/>
-        </w:rPr>
-        <w:t xml:space="preserve"> Paralelní tenzor</w:t>
-      </w:r>
-      <w:bookmarkEnd w:id="18"/>
-    </w:p>
-    <w:p>
-      <w:pPr>
-        <w:spacing w:line="360" w:lineRule="auto"/>
-        <w:jc w:val="both"/>
-        <w:rPr>
-          <w:lang w:eastAsia="cs-CZ"/>
-        </w:rPr>
-      </w:pPr>
-      <w:proofErr w:type="spellStart"/>
+        <w:t>3</w:t>
+      </w:r>
+      <w:r>
+        <w:rPr>
+          <w:lang w:eastAsia="cs-CZ"/>
+        </w:rPr>
+        <w:t>.2 Zátěžové testování</w:t>
+      </w:r>
+      <w:bookmarkEnd w:id="25"/>
+    </w:p>
+    <w:p>
+      <w:pPr>
+        <w:spacing w:line="360" w:lineRule="auto"/>
+        <w:jc w:val="both"/>
+        <w:rPr>
+          <w:lang w:eastAsia="cs-CZ"/>
+        </w:rPr>
+      </w:pPr>
       <w:r>
         <w:rPr>
           <w:lang w:eastAsia="cs-CZ"/>
         </w:rPr>
         <w:t>Xxx</w:t>
       </w:r>
-      <w:proofErr w:type="spellEnd"/>
-    </w:p>
-    <w:p>
-      <w:pPr>
-        <w:pStyle w:val="Nadpis3"/>
-        <w:jc w:val="both"/>
-        <w:rPr>
-          <w:lang w:eastAsia="cs-CZ"/>
-        </w:rPr>
-      </w:pPr>
-      <w:bookmarkStart w:id="19" w:name="_Toc229859084"/>
-      <w:r>
-        <w:rPr>
-          <w:lang w:eastAsia="cs-CZ"/>
-        </w:rPr>
-        <w:t>2.</w:t>
-      </w:r>
-      <w:r>
-        <w:rPr>
-          <w:lang w:eastAsia="cs-CZ"/>
-        </w:rPr>
-        <w:t>2</w:t>
-      </w:r>
-      <w:r>
-        <w:rPr>
-          <w:lang w:eastAsia="cs-CZ"/>
-        </w:rPr>
-        <w:t>.</w:t>
-      </w:r>
-      <w:r>
-        <w:rPr>
-          <w:lang w:eastAsia="cs-CZ"/>
-        </w:rPr>
-        <w:t>6</w:t>
-      </w:r>
-      <w:r>
-        <w:rPr>
-          <w:lang w:eastAsia="cs-CZ"/>
-        </w:rPr>
-        <w:t xml:space="preserve"> Matice</w:t>
-      </w:r>
-      <w:bookmarkEnd w:id="19"/>
-    </w:p>
-    <w:p>
-      <w:pPr>
-        <w:spacing w:line="360" w:lineRule="auto"/>
-        <w:jc w:val="both"/>
-        <w:rPr>
-          <w:lang w:eastAsia="cs-CZ"/>
-        </w:rPr>
-      </w:pPr>
-      <w:proofErr w:type="spellStart"/>
-      <w:r>
-        <w:rPr>
-          <w:lang w:eastAsia="cs-CZ"/>
-        </w:rPr>
-        <w:t>Xxx</w:t>
-      </w:r>
-      <w:proofErr w:type="spellEnd"/>
-    </w:p>
-    <w:p>
-      <w:pPr>
-        <w:pStyle w:val="Nadpis3"/>
-        <w:jc w:val="both"/>
-        <w:rPr>
-          <w:lang w:eastAsia="cs-CZ"/>
-        </w:rPr>
-      </w:pPr>
-      <w:bookmarkStart w:id="20" w:name="_Toc229859085"/>
-      <w:r>
-        <w:rPr>
-          <w:lang w:eastAsia="cs-CZ"/>
-        </w:rPr>
-        <w:t>2.</w:t>
-      </w:r>
-      <w:r>
-        <w:rPr>
-          <w:lang w:eastAsia="cs-CZ"/>
-        </w:rPr>
-        <w:t>2</w:t>
-      </w:r>
-      <w:r>
-        <w:rPr>
-          <w:lang w:eastAsia="cs-CZ"/>
-        </w:rPr>
-        <w:t>.</w:t>
-      </w:r>
-      <w:r>
-        <w:rPr>
-          <w:lang w:eastAsia="cs-CZ"/>
-        </w:rPr>
-        <w:t>7</w:t>
-      </w:r>
-      <w:r>
-        <w:rPr>
-          <w:lang w:eastAsia="cs-CZ"/>
-        </w:rPr>
-        <w:t xml:space="preserve"> Paralelní matice</w:t>
-      </w:r>
-      <w:bookmarkEnd w:id="20"/>
-    </w:p>
-    <w:p>
-      <w:pPr>
-        <w:spacing w:line="360" w:lineRule="auto"/>
-        <w:jc w:val="both"/>
-        <w:rPr>
-          <w:lang w:eastAsia="cs-CZ"/>
-        </w:rPr>
-      </w:pPr>
-      <w:proofErr w:type="spellStart"/>
-      <w:r>
-        <w:rPr>
-          <w:lang w:eastAsia="cs-CZ"/>
-        </w:rPr>
-        <w:t>Xxx</w:t>
-      </w:r>
-      <w:proofErr w:type="spellEnd"/>
-    </w:p>
-    <w:p>
-      <w:pPr>
-        <w:pStyle w:val="Nadpis3"/>
-        <w:jc w:val="both"/>
-        <w:rPr>
-          <w:lang w:eastAsia="cs-CZ"/>
-        </w:rPr>
-      </w:pPr>
-      <w:bookmarkStart w:id="21" w:name="_Toc229859086"/>
-      <w:r>
-        <w:rPr>
-          <w:lang w:eastAsia="cs-CZ"/>
-        </w:rPr>
-        <w:t>2.</w:t>
-      </w:r>
-      <w:r>
-        <w:rPr>
-          <w:lang w:eastAsia="cs-CZ"/>
-        </w:rPr>
-        <w:t>2</w:t>
-      </w:r>
-      <w:r>
-        <w:rPr>
-          <w:lang w:eastAsia="cs-CZ"/>
-        </w:rPr>
-        <w:t>.</w:t>
-      </w:r>
-      <w:r>
-        <w:rPr>
-          <w:lang w:eastAsia="cs-CZ"/>
-        </w:rPr>
-        <w:t>8</w:t>
-      </w:r>
-      <w:r>
-        <w:rPr>
-          <w:lang w:eastAsia="cs-CZ"/>
-        </w:rPr>
-        <w:t xml:space="preserve"> N-</w:t>
-      </w:r>
-      <w:proofErr w:type="spellStart"/>
-      <w:r>
-        <w:rPr>
-          <w:lang w:eastAsia="cs-CZ"/>
-        </w:rPr>
-        <w:t>nární</w:t>
-      </w:r>
-      <w:proofErr w:type="spellEnd"/>
-      <w:r>
-        <w:rPr>
-          <w:lang w:eastAsia="cs-CZ"/>
-        </w:rPr>
-        <w:t xml:space="preserve"> strom</w:t>
-      </w:r>
-      <w:bookmarkEnd w:id="21"/>
-    </w:p>
-    <w:p>
-      <w:pPr>
-        <w:spacing w:line="360" w:lineRule="auto"/>
-        <w:jc w:val="both"/>
-        <w:rPr>
-          <w:lang w:eastAsia="cs-CZ"/>
-        </w:rPr>
-      </w:pPr>
-      <w:proofErr w:type="spellStart"/>
-      <w:r>
-        <w:rPr>
-          <w:lang w:eastAsia="cs-CZ"/>
-        </w:rPr>
-        <w:t>Xxx</w:t>
-      </w:r>
-      <w:proofErr w:type="spellEnd"/>
-    </w:p>
-    <w:p>
-      <w:pPr>
-        <w:pStyle w:val="Nadpis2"/>
-        <w:jc w:val="both"/>
-        <w:rPr>
-          <w:lang w:eastAsia="cs-CZ"/>
-        </w:rPr>
-      </w:pPr>
-      <w:bookmarkStart w:id="22" w:name="_Toc229859087"/>
-      <w:r>
-        <w:rPr>
-          <w:lang w:eastAsia="cs-CZ"/>
-        </w:rPr>
-        <w:t>2.</w:t>
-      </w:r>
-      <w:r>
-        <w:rPr>
-          <w:lang w:eastAsia="cs-CZ"/>
-        </w:rPr>
-        <w:t>3</w:t>
-      </w:r>
-      <w:r>
-        <w:rPr>
-          <w:lang w:eastAsia="cs-CZ"/>
-        </w:rPr>
-        <w:t xml:space="preserve"> Testy</w:t>
-      </w:r>
-      <w:bookmarkEnd w:id="22"/>
-    </w:p>
-    <w:p>
-      <w:pPr>
-        <w:spacing w:line="360" w:lineRule="auto"/>
-        <w:jc w:val="both"/>
-        <w:rPr>
-          <w:lang w:eastAsia="cs-CZ"/>
-        </w:rPr>
-      </w:pPr>
-      <w:r>
-        <w:rPr>
-          <w:lang w:eastAsia="cs-CZ"/>
-        </w:rPr>
-        <w:t xml:space="preserve">Testy byly uskutečněny pomocí </w:t>
-      </w:r>
-      <w:proofErr w:type="spellStart"/>
-      <w:r>
-        <w:rPr>
-          <w:lang w:eastAsia="cs-CZ"/>
-        </w:rPr>
-        <w:t>GoogleTest</w:t>
-      </w:r>
-      <w:proofErr w:type="spellEnd"/>
-      <w:r>
-        <w:rPr>
-          <w:lang w:eastAsia="cs-CZ"/>
-        </w:rPr>
-        <w:t xml:space="preserve"> frameworku.</w:t>
-      </w:r>
-      <w:r>
-        <w:rPr>
-          <w:lang w:eastAsia="cs-CZ"/>
-        </w:rPr>
-        <w:t xml:space="preserve"> Testy jsou ve složce „test“ ve které je složka „</w:t>
-      </w:r>
-      <w:proofErr w:type="spellStart"/>
-      <w:r>
-        <w:rPr>
-          <w:lang w:eastAsia="cs-CZ"/>
-        </w:rPr>
-        <w:t>src</w:t>
-      </w:r>
-      <w:proofErr w:type="spellEnd"/>
-      <w:r>
-        <w:rPr>
-          <w:lang w:eastAsia="cs-CZ"/>
-        </w:rPr>
-        <w:t xml:space="preserve">“ ve které je struktura </w:t>
-      </w:r>
-      <w:r>
-        <w:rPr>
-          <w:lang w:eastAsia="cs-CZ"/>
-        </w:rPr>
-        <w:t>kopírující</w:t>
-      </w:r>
-      <w:r>
-        <w:rPr>
-          <w:lang w:eastAsia="cs-CZ"/>
-        </w:rPr>
-        <w:t xml:space="preserve"> strukturu projektu.</w:t>
-      </w:r>
-      <w:r>
-        <w:rPr>
-          <w:lang w:eastAsia="cs-CZ"/>
-        </w:rPr>
-        <w:t xml:space="preserve"> Na místech zdrojových kódu, které jsou </w:t>
-      </w:r>
-      <w:r>
-        <w:rPr>
-          <w:lang w:eastAsia="cs-CZ"/>
-        </w:rPr>
-        <w:t xml:space="preserve">unit </w:t>
-      </w:r>
-      <w:r>
-        <w:rPr>
-          <w:lang w:eastAsia="cs-CZ"/>
-        </w:rPr>
-        <w:t>testovány tam ovšem jsou soubory s testy podle jmenné konvence: „jméno původního souboru + _test + .</w:t>
-      </w:r>
-      <w:proofErr w:type="spellStart"/>
-      <w:r>
-        <w:rPr>
-          <w:lang w:eastAsia="cs-CZ"/>
-        </w:rPr>
-        <w:t>cpp</w:t>
-      </w:r>
-      <w:proofErr w:type="spellEnd"/>
-      <w:r>
-        <w:rPr>
-          <w:lang w:eastAsia="cs-CZ"/>
-        </w:rPr>
-        <w:t>“.</w:t>
-      </w:r>
-      <w:r>
-        <w:rPr>
-          <w:lang w:eastAsia="cs-CZ"/>
-        </w:rPr>
-        <w:t xml:space="preserve"> Pro zátěžové testy je konvence stejná, jenom místo „_test“ je nahrazeno „_stress“.</w:t>
-      </w:r>
-    </w:p>
-    <w:p>
-      <w:pPr>
-        <w:spacing w:line="360" w:lineRule="auto"/>
-        <w:jc w:val="both"/>
-        <w:rPr>
-          <w:lang w:eastAsia="cs-CZ"/>
-        </w:rPr>
-      </w:pPr>
-      <w:r>
-        <w:rPr>
-          <w:lang w:eastAsia="cs-CZ"/>
-        </w:rPr>
-        <w:t xml:space="preserve">V obou typech testů (unit i zátěž) bylo na začátku, těsně před vložením hlavičkového souboru „Tensor.hpp“ </w:t>
-      </w:r>
-      <w:r>
-        <w:rPr>
-          <w:lang w:eastAsia="cs-CZ"/>
-        </w:rPr>
-        <w:t>definováno makro, které ihned po vložení tohoto hlavičkového souboru oddefinováno.</w:t>
-      </w:r>
-      <w:r>
-        <w:rPr>
-          <w:lang w:eastAsia="cs-CZ"/>
-        </w:rPr>
-        <w:t xml:space="preserve"> Toto makro zaměňuje klíčové slovo C++ „</w:t>
-      </w:r>
-      <w:proofErr w:type="spellStart"/>
-      <w:r>
-        <w:rPr>
-          <w:lang w:eastAsia="cs-CZ"/>
-        </w:rPr>
-        <w:t>private</w:t>
-      </w:r>
-      <w:proofErr w:type="spellEnd"/>
-      <w:r>
-        <w:rPr>
-          <w:lang w:eastAsia="cs-CZ"/>
-        </w:rPr>
-        <w:t>“ za „public“ a tím pádem pro testy odkrývá privátní členy třídy k jejich otestování.</w:t>
-      </w:r>
-    </w:p>
-    <w:p>
-      <w:pPr>
-        <w:pStyle w:val="Nadpis3"/>
-        <w:jc w:val="both"/>
-        <w:rPr>
-          <w:lang w:eastAsia="cs-CZ"/>
-        </w:rPr>
-      </w:pPr>
-      <w:bookmarkStart w:id="23" w:name="_Toc229859088"/>
-      <w:r>
-        <w:rPr>
-          <w:lang w:eastAsia="cs-CZ"/>
-        </w:rPr>
-        <w:t>2.</w:t>
-      </w:r>
-      <w:r>
-        <w:rPr>
-          <w:lang w:eastAsia="cs-CZ"/>
-        </w:rPr>
-        <w:t>3</w:t>
-      </w:r>
-      <w:r>
-        <w:rPr>
-          <w:lang w:eastAsia="cs-CZ"/>
-        </w:rPr>
-        <w:t>.1 Unit testování</w:t>
-      </w:r>
-      <w:bookmarkEnd w:id="23"/>
-    </w:p>
-    <w:p>
-      <w:pPr>
-        <w:spacing w:line="360" w:lineRule="auto"/>
-        <w:jc w:val="both"/>
-        <w:rPr>
-          <w:lang w:eastAsia="cs-CZ"/>
-        </w:rPr>
-      </w:pPr>
-      <w:r>
-        <w:rPr>
-          <w:lang w:eastAsia="cs-CZ"/>
-        </w:rPr>
-        <w:t>Na tenzor samotný připadá přes 140 testů.</w:t>
-      </w:r>
-      <w:r>
-        <w:rPr>
-          <w:lang w:eastAsia="cs-CZ"/>
-        </w:rPr>
-        <w:t xml:space="preserve"> Každá důležitější metoda je testována vícekrát pro jiný případ.</w:t>
-      </w:r>
-      <w:r>
-        <w:rPr>
-          <w:lang w:eastAsia="cs-CZ"/>
-        </w:rPr>
-        <w:t xml:space="preserve"> Pro testy byla využita makra </w:t>
-      </w:r>
-      <w:proofErr w:type="spellStart"/>
-      <w:r>
-        <w:rPr>
-          <w:lang w:eastAsia="cs-CZ"/>
-        </w:rPr>
-        <w:t>google</w:t>
-      </w:r>
-      <w:proofErr w:type="spellEnd"/>
-      <w:r>
-        <w:rPr>
-          <w:lang w:eastAsia="cs-CZ"/>
-        </w:rPr>
-        <w:t xml:space="preserve"> testu TEST a uvnitř asertivní makra pro </w:t>
-      </w:r>
-      <w:r>
-        <w:rPr>
-          <w:lang w:eastAsia="cs-CZ"/>
-        </w:rPr>
-        <w:lastRenderedPageBreak/>
-        <w:t>kontrolu výsledku testu, většinou EXPECT_EQ pro posouzení rovnosti výsledku s očekávanou hodnotou.</w:t>
-      </w:r>
-      <w:r>
-        <w:rPr>
-          <w:lang w:eastAsia="cs-CZ"/>
-        </w:rPr>
-        <w:t xml:space="preserve"> Většina těchto testů byla znovupoužita na otestování paralelní verze tenzoru až na výjimku testů, co vyžadovaly v typovém parametrů nekompatibilní datové typy pro kopii na GPU paměť.</w:t>
-      </w:r>
-      <w:r>
-        <w:rPr>
-          <w:lang w:eastAsia="cs-CZ"/>
-        </w:rPr>
-        <w:t xml:space="preserve"> Například </w:t>
-      </w:r>
-      <w:proofErr w:type="spellStart"/>
-      <w:proofErr w:type="gramStart"/>
-      <w:r>
-        <w:rPr>
-          <w:lang w:eastAsia="cs-CZ"/>
-        </w:rPr>
-        <w:t>std</w:t>
-      </w:r>
-      <w:proofErr w:type="spellEnd"/>
-      <w:r>
-        <w:rPr>
-          <w:lang w:eastAsia="cs-CZ"/>
-        </w:rPr>
-        <w:t>::</w:t>
-      </w:r>
-      <w:proofErr w:type="spellStart"/>
-      <w:proofErr w:type="gramEnd"/>
-      <w:r>
-        <w:rPr>
-          <w:lang w:eastAsia="cs-CZ"/>
-        </w:rPr>
-        <w:t>string</w:t>
-      </w:r>
-      <w:proofErr w:type="spellEnd"/>
-      <w:r>
-        <w:rPr>
-          <w:lang w:eastAsia="cs-CZ"/>
-        </w:rPr>
-        <w:t xml:space="preserve"> nebo i tenzor v tenzoru.</w:t>
-      </w:r>
-      <w:r>
-        <w:rPr>
-          <w:lang w:eastAsia="cs-CZ"/>
-        </w:rPr>
-        <w:t xml:space="preserve"> To zredukovalo počet unit testů pro paralelní zpracování na něco přes 110.</w:t>
-      </w:r>
-    </w:p>
-    <w:p>
-      <w:pPr>
-        <w:pStyle w:val="Nadpis3"/>
-        <w:jc w:val="both"/>
-        <w:rPr>
-          <w:lang w:eastAsia="cs-CZ"/>
-        </w:rPr>
-      </w:pPr>
-      <w:bookmarkStart w:id="24" w:name="_Toc229859089"/>
-      <w:r>
-        <w:rPr>
-          <w:lang w:eastAsia="cs-CZ"/>
-        </w:rPr>
-        <w:t>2.</w:t>
-      </w:r>
-      <w:r>
-        <w:rPr>
-          <w:lang w:eastAsia="cs-CZ"/>
-        </w:rPr>
-        <w:t>3</w:t>
-      </w:r>
-      <w:r>
-        <w:rPr>
-          <w:lang w:eastAsia="cs-CZ"/>
-        </w:rPr>
-        <w:t>.2 Zátěžové testování</w:t>
-      </w:r>
-      <w:bookmarkEnd w:id="24"/>
-    </w:p>
-    <w:p>
-      <w:pPr>
-        <w:spacing w:line="360" w:lineRule="auto"/>
-        <w:jc w:val="both"/>
-        <w:rPr>
-          <w:lang w:eastAsia="cs-CZ"/>
-        </w:rPr>
-      </w:pPr>
-      <w:proofErr w:type="spellStart"/>
-      <w:r>
-        <w:rPr>
-          <w:lang w:eastAsia="cs-CZ"/>
-        </w:rPr>
-        <w:t>Xxx</w:t>
-      </w:r>
-      <w:proofErr w:type="spellEnd"/>
     </w:p>
     <w:p>
       <w:pPr>
@@ -12087,19 +10441,17 @@
       <w:pPr>
         <w:pStyle w:val="Nadpis1"/>
       </w:pPr>
-      <w:bookmarkStart w:id="25" w:name="_Toc229859090"/>
+      <w:bookmarkStart w:id="26" w:name="_Toc229864010"/>
       <w:r>
         <w:lastRenderedPageBreak/>
         <w:t>3 TEORETICKÉ VYUŽITÍ</w:t>
       </w:r>
-      <w:bookmarkEnd w:id="25"/>
-    </w:p>
-    <w:p>
-      <w:proofErr w:type="spellStart"/>
+      <w:bookmarkEnd w:id="26"/>
+    </w:p>
+    <w:p>
       <w:r>
         <w:t>Xxx</w:t>
       </w:r>
-      <w:proofErr w:type="spellEnd"/>
     </w:p>
     <w:p>
       <w:pPr>
@@ -12119,7 +10471,7 @@
           <w:szCs w:val="24"/>
         </w:rPr>
       </w:pPr>
-      <w:bookmarkStart w:id="26" w:name="_Toc227521731"/>
+      <w:bookmarkStart w:id="27" w:name="_Toc227521731"/>
       <w:r>
         <w:rPr>
           <w:i w:val="0"/>
@@ -12194,7 +10546,7 @@
         </w:rPr>
         <w:t>Vzdělanostní struktura obyvatelstva České republiky (2021)</w:t>
       </w:r>
-      <w:bookmarkEnd w:id="26"/>
+      <w:bookmarkEnd w:id="27"/>
     </w:p>
     <w:tbl>
       <w:tblPr>
@@ -12829,8 +11181,8 @@
         </w:rPr>
         <w:t>: Balonky (Min, 2016</w:t>
       </w:r>
-      <w:bookmarkStart w:id="27" w:name="_Toc24458948"/>
-      <w:bookmarkStart w:id="28" w:name="_Toc24459062"/>
+      <w:bookmarkStart w:id="28" w:name="_Toc24458948"/>
+      <w:bookmarkStart w:id="29" w:name="_Toc24459062"/>
       <w:r>
         <w:rPr>
           <w:i w:val="0"/>
@@ -12838,8 +11190,8 @@
         </w:rPr>
         <w:t>)</w:t>
       </w:r>
-      <w:bookmarkEnd w:id="27"/>
       <w:bookmarkEnd w:id="28"/>
+      <w:bookmarkEnd w:id="29"/>
       <w:r>
         <w:rPr>
           <w:i w:val="0"/>
@@ -12858,12 +11210,12 @@
         </w:rPr>
         <w:br w:type="page"/>
       </w:r>
-      <w:bookmarkStart w:id="29" w:name="_Toc229859091"/>
+      <w:bookmarkStart w:id="30" w:name="_Toc229864011"/>
       <w:r>
         <w:lastRenderedPageBreak/>
         <w:t>ZÁVĚR</w:t>
       </w:r>
-      <w:bookmarkEnd w:id="29"/>
+      <w:bookmarkEnd w:id="30"/>
     </w:p>
     <w:p>
       <w:pPr>
@@ -13037,12 +11389,12 @@
       <w:r>
         <w:br w:type="page"/>
       </w:r>
-      <w:bookmarkStart w:id="30" w:name="_Toc229859092"/>
+      <w:bookmarkStart w:id="31" w:name="_Toc229864012"/>
       <w:r>
         <w:lastRenderedPageBreak/>
         <w:t>POUŽITÁ LITERATURA</w:t>
       </w:r>
-      <w:bookmarkEnd w:id="30"/>
+      <w:bookmarkEnd w:id="31"/>
     </w:p>
     <w:p>
       <w:pPr>
@@ -13057,37 +11409,12 @@
           <w:szCs w:val="24"/>
         </w:rPr>
       </w:pPr>
-      <w:proofErr w:type="spellStart"/>
       <w:r>
         <w:rPr>
           <w:sz w:val="24"/>
           <w:szCs w:val="24"/>
         </w:rPr>
-        <w:t>Xtensor</w:t>
-      </w:r>
-      <w:proofErr w:type="spellEnd"/>
-      <w:r>
-        <w:rPr>
-          <w:sz w:val="24"/>
-          <w:szCs w:val="24"/>
-        </w:rPr>
-        <w:t xml:space="preserve">. Online. </w:t>
-      </w:r>
-      <w:proofErr w:type="spellStart"/>
-      <w:r>
-        <w:rPr>
-          <w:sz w:val="24"/>
-          <w:szCs w:val="24"/>
-        </w:rPr>
-        <w:t>Github</w:t>
-      </w:r>
-      <w:proofErr w:type="spellEnd"/>
-      <w:r>
-        <w:rPr>
-          <w:sz w:val="24"/>
-          <w:szCs w:val="24"/>
-        </w:rPr>
-        <w:t>. 2016. Dostupné z: https://github.com/xtensor-stack/xtensor. [cit. 2026-05-16].</w:t>
+        <w:t>Xtensor. Online. Github. 2016. Dostupné z: https://github.com/xtensor-stack/xtensor. [cit. 2026-05-16].</w:t>
       </w:r>
     </w:p>
     <w:p>
@@ -13108,71 +11435,7 @@
           <w:sz w:val="24"/>
           <w:szCs w:val="24"/>
         </w:rPr>
-        <w:t xml:space="preserve">GUENNEBAUD, </w:t>
-      </w:r>
-      <w:proofErr w:type="spellStart"/>
-      <w:r>
-        <w:rPr>
-          <w:sz w:val="24"/>
-          <w:szCs w:val="24"/>
-        </w:rPr>
-        <w:t>Gaël</w:t>
-      </w:r>
-      <w:proofErr w:type="spellEnd"/>
-      <w:r>
-        <w:rPr>
-          <w:sz w:val="24"/>
-          <w:szCs w:val="24"/>
-        </w:rPr>
-        <w:t xml:space="preserve"> a JACOB, </w:t>
-      </w:r>
-      <w:proofErr w:type="spellStart"/>
-      <w:r>
-        <w:rPr>
-          <w:sz w:val="24"/>
-          <w:szCs w:val="24"/>
-        </w:rPr>
-        <w:t>Benoît</w:t>
-      </w:r>
-      <w:proofErr w:type="spellEnd"/>
-      <w:r>
-        <w:rPr>
-          <w:sz w:val="24"/>
-          <w:szCs w:val="24"/>
-        </w:rPr>
-        <w:t xml:space="preserve">. </w:t>
-      </w:r>
-      <w:proofErr w:type="spellStart"/>
-      <w:r>
-        <w:rPr>
-          <w:sz w:val="24"/>
-          <w:szCs w:val="24"/>
-        </w:rPr>
-        <w:t>Eigen</w:t>
-      </w:r>
-      <w:proofErr w:type="spellEnd"/>
-      <w:r>
-        <w:rPr>
-          <w:sz w:val="24"/>
-          <w:szCs w:val="24"/>
-        </w:rPr>
-        <w:t xml:space="preserve">. Online. </w:t>
-      </w:r>
-      <w:proofErr w:type="spellStart"/>
-      <w:r>
-        <w:rPr>
-          <w:sz w:val="24"/>
-          <w:szCs w:val="24"/>
-        </w:rPr>
-        <w:t>GitLab</w:t>
-      </w:r>
-      <w:proofErr w:type="spellEnd"/>
-      <w:r>
-        <w:rPr>
-          <w:sz w:val="24"/>
-          <w:szCs w:val="24"/>
-        </w:rPr>
-        <w:t>. 2010. Dostupné z: https://libeigen.gitlab.io. [cit. 2026-05-16].</w:t>
+        <w:t>GUENNEBAUD, Gaël a JACOB, Benoît. Eigen. Online. GitLab. 2010. Dostupné z: https://libeigen.gitlab.io. [cit. 2026-05-16].</w:t>
       </w:r>
     </w:p>
     <w:p>
@@ -13193,199 +11456,7 @@
           <w:sz w:val="24"/>
           <w:szCs w:val="24"/>
         </w:rPr>
-        <w:t xml:space="preserve">SOLOMONIK, Edgar; MATTHEWS, </w:t>
-      </w:r>
-      <w:proofErr w:type="spellStart"/>
-      <w:r>
-        <w:rPr>
-          <w:sz w:val="24"/>
-          <w:szCs w:val="24"/>
-        </w:rPr>
-        <w:t>Devin</w:t>
-      </w:r>
-      <w:proofErr w:type="spellEnd"/>
-      <w:r>
-        <w:rPr>
-          <w:sz w:val="24"/>
-          <w:szCs w:val="24"/>
-        </w:rPr>
-        <w:t xml:space="preserve">; HAMMOND, </w:t>
-      </w:r>
-      <w:proofErr w:type="spellStart"/>
-      <w:r>
-        <w:rPr>
-          <w:sz w:val="24"/>
-          <w:szCs w:val="24"/>
-        </w:rPr>
-        <w:t>Jeff</w:t>
-      </w:r>
-      <w:proofErr w:type="spellEnd"/>
-      <w:r>
-        <w:rPr>
-          <w:sz w:val="24"/>
-          <w:szCs w:val="24"/>
-        </w:rPr>
-        <w:t xml:space="preserve"> R; STANTON, John F. a DEMMEL, James. A </w:t>
-      </w:r>
-      <w:proofErr w:type="spellStart"/>
-      <w:r>
-        <w:rPr>
-          <w:sz w:val="24"/>
-          <w:szCs w:val="24"/>
-        </w:rPr>
-        <w:t>massively</w:t>
-      </w:r>
-      <w:proofErr w:type="spellEnd"/>
-      <w:r>
-        <w:rPr>
-          <w:sz w:val="24"/>
-          <w:szCs w:val="24"/>
-        </w:rPr>
-        <w:t xml:space="preserve"> </w:t>
-      </w:r>
-      <w:proofErr w:type="spellStart"/>
-      <w:r>
-        <w:rPr>
-          <w:sz w:val="24"/>
-          <w:szCs w:val="24"/>
-        </w:rPr>
-        <w:t>parallel</w:t>
-      </w:r>
-      <w:proofErr w:type="spellEnd"/>
-      <w:r>
-        <w:rPr>
-          <w:sz w:val="24"/>
-          <w:szCs w:val="24"/>
-        </w:rPr>
-        <w:t xml:space="preserve"> tensor </w:t>
-      </w:r>
-      <w:proofErr w:type="spellStart"/>
-      <w:r>
-        <w:rPr>
-          <w:sz w:val="24"/>
-          <w:szCs w:val="24"/>
-        </w:rPr>
-        <w:t>contraction</w:t>
-      </w:r>
-      <w:proofErr w:type="spellEnd"/>
-      <w:r>
-        <w:rPr>
-          <w:sz w:val="24"/>
-          <w:szCs w:val="24"/>
-        </w:rPr>
-        <w:t xml:space="preserve"> framework </w:t>
-      </w:r>
-      <w:proofErr w:type="spellStart"/>
-      <w:r>
-        <w:rPr>
-          <w:sz w:val="24"/>
-          <w:szCs w:val="24"/>
-        </w:rPr>
-        <w:t>for</w:t>
-      </w:r>
-      <w:proofErr w:type="spellEnd"/>
-      <w:r>
-        <w:rPr>
-          <w:sz w:val="24"/>
-          <w:szCs w:val="24"/>
-        </w:rPr>
-        <w:t xml:space="preserve"> </w:t>
-      </w:r>
-      <w:proofErr w:type="spellStart"/>
-      <w:r>
-        <w:rPr>
-          <w:sz w:val="24"/>
-          <w:szCs w:val="24"/>
-        </w:rPr>
-        <w:t>coupled</w:t>
-      </w:r>
-      <w:proofErr w:type="spellEnd"/>
-      <w:r>
-        <w:rPr>
-          <w:sz w:val="24"/>
-          <w:szCs w:val="24"/>
-        </w:rPr>
-        <w:t xml:space="preserve">-cluster. </w:t>
-      </w:r>
-      <w:proofErr w:type="spellStart"/>
-      <w:r>
-        <w:rPr>
-          <w:sz w:val="24"/>
-          <w:szCs w:val="24"/>
-        </w:rPr>
-        <w:t>Journal</w:t>
-      </w:r>
-      <w:proofErr w:type="spellEnd"/>
-      <w:r>
-        <w:rPr>
-          <w:sz w:val="24"/>
-          <w:szCs w:val="24"/>
-        </w:rPr>
-        <w:t xml:space="preserve"> </w:t>
-      </w:r>
-      <w:proofErr w:type="spellStart"/>
-      <w:r>
-        <w:rPr>
-          <w:sz w:val="24"/>
-          <w:szCs w:val="24"/>
-        </w:rPr>
-        <w:t>of</w:t>
-      </w:r>
-      <w:proofErr w:type="spellEnd"/>
-      <w:r>
-        <w:rPr>
-          <w:sz w:val="24"/>
-          <w:szCs w:val="24"/>
-        </w:rPr>
-        <w:t xml:space="preserve"> </w:t>
-      </w:r>
-      <w:proofErr w:type="spellStart"/>
-      <w:r>
-        <w:rPr>
-          <w:sz w:val="24"/>
-          <w:szCs w:val="24"/>
-        </w:rPr>
-        <w:t>Parallel</w:t>
-      </w:r>
-      <w:proofErr w:type="spellEnd"/>
-      <w:r>
-        <w:rPr>
-          <w:sz w:val="24"/>
-          <w:szCs w:val="24"/>
-        </w:rPr>
-        <w:t xml:space="preserve"> and </w:t>
-      </w:r>
-      <w:proofErr w:type="spellStart"/>
-      <w:r>
-        <w:rPr>
-          <w:sz w:val="24"/>
-          <w:szCs w:val="24"/>
-        </w:rPr>
-        <w:t>Distributed</w:t>
-      </w:r>
-      <w:proofErr w:type="spellEnd"/>
-      <w:r>
-        <w:rPr>
-          <w:sz w:val="24"/>
-          <w:szCs w:val="24"/>
-        </w:rPr>
-        <w:t xml:space="preserve"> </w:t>
-      </w:r>
-      <w:proofErr w:type="spellStart"/>
-      <w:r>
-        <w:rPr>
-          <w:sz w:val="24"/>
-          <w:szCs w:val="24"/>
-        </w:rPr>
-        <w:t>Computing</w:t>
-      </w:r>
-      <w:proofErr w:type="spellEnd"/>
-      <w:r>
-        <w:rPr>
-          <w:sz w:val="24"/>
-          <w:szCs w:val="24"/>
-        </w:rPr>
-        <w:t>. 2014, vol. 2014, no. 74, s. 3176-3190. ISSN 0743-7315.</w:t>
+        <w:t>SOLOMONIK, Edgar; MATTHEWS, Devin; HAMMOND, Jeff R; STANTON, John F. a DEMMEL, James. A massively parallel tensor contraction framework for coupled-cluster. Journal of Parallel and Distributed Computing. 2014, vol. 2014, no. 74, s. 3176-3190. ISSN 0743-7315.</w:t>
       </w:r>
     </w:p>
     <w:p>
@@ -13406,23 +11477,7 @@
           <w:sz w:val="24"/>
           <w:szCs w:val="24"/>
         </w:rPr>
-        <w:t xml:space="preserve">International Workshop on </w:t>
-      </w:r>
-      <w:proofErr w:type="spellStart"/>
-      <w:r>
-        <w:rPr>
-          <w:sz w:val="24"/>
-          <w:szCs w:val="24"/>
-        </w:rPr>
-        <w:t>OpenCL</w:t>
-      </w:r>
-      <w:proofErr w:type="spellEnd"/>
-      <w:r>
-        <w:rPr>
-          <w:sz w:val="24"/>
-          <w:szCs w:val="24"/>
-        </w:rPr>
-        <w:t>. Online. 2023. ISBN 9798400707452.</w:t>
+        <w:t>International Workshop on OpenCL. Online. 2023. ISBN 9798400707452.</w:t>
       </w:r>
       <w:r>
         <w:rPr>
@@ -13457,23 +11512,7 @@
           <w:sz w:val="24"/>
           <w:szCs w:val="24"/>
         </w:rPr>
-        <w:t xml:space="preserve">THE KHRONOS® SYCL™ WORKING GROUP. SYCL 2020 </w:t>
-      </w:r>
-      <w:proofErr w:type="spellStart"/>
-      <w:r>
-        <w:rPr>
-          <w:sz w:val="24"/>
-          <w:szCs w:val="24"/>
-        </w:rPr>
-        <w:t>rev</w:t>
-      </w:r>
-      <w:proofErr w:type="spellEnd"/>
-      <w:r>
-        <w:rPr>
-          <w:sz w:val="24"/>
-          <w:szCs w:val="24"/>
-        </w:rPr>
-        <w:t xml:space="preserve"> 11, </w:t>
+        <w:t>THE KHRONOS® SYCL™ WORKING GROUP. SYCL 2020 rev 11, </w:t>
       </w:r>
       <w:r>
         <w:rPr>
@@ -13482,41 +11521,14 @@
           <w:sz w:val="24"/>
           <w:szCs w:val="24"/>
         </w:rPr>
-        <w:t xml:space="preserve">SYCL™ 2020 </w:t>
-      </w:r>
-      <w:proofErr w:type="spellStart"/>
-      <w:r>
-        <w:rPr>
-          <w:i/>
-          <w:iCs/>
+        <w:t>SYCL™ 2020 Specification</w:t>
+      </w:r>
+      <w:r>
+        <w:rPr>
           <w:sz w:val="24"/>
           <w:szCs w:val="24"/>
         </w:rPr>
-        <w:t>Specification</w:t>
-      </w:r>
-      <w:proofErr w:type="spellEnd"/>
-      <w:r>
-        <w:rPr>
-          <w:sz w:val="24"/>
-          <w:szCs w:val="24"/>
-        </w:rPr>
-        <w:t xml:space="preserve">. </w:t>
-      </w:r>
-      <w:proofErr w:type="spellStart"/>
-      <w:r>
-        <w:rPr>
-          <w:sz w:val="24"/>
-          <w:szCs w:val="24"/>
-        </w:rPr>
-        <w:t>Revision</w:t>
-      </w:r>
-      <w:proofErr w:type="spellEnd"/>
-      <w:r>
-        <w:rPr>
-          <w:sz w:val="24"/>
-          <w:szCs w:val="24"/>
-        </w:rPr>
-        <w:t xml:space="preserve"> 11.</w:t>
+        <w:t>. Revision 11.</w:t>
       </w:r>
     </w:p>
     <w:p>
@@ -13537,71 +11549,7 @@
           <w:sz w:val="24"/>
           <w:szCs w:val="24"/>
         </w:rPr>
-        <w:t xml:space="preserve">Intel® 64 and IA-32 </w:t>
-      </w:r>
-      <w:proofErr w:type="spellStart"/>
-      <w:r>
-        <w:rPr>
-          <w:sz w:val="24"/>
-          <w:szCs w:val="24"/>
-        </w:rPr>
-        <w:t>Architectures</w:t>
-      </w:r>
-      <w:proofErr w:type="spellEnd"/>
-      <w:r>
-        <w:rPr>
-          <w:sz w:val="24"/>
-          <w:szCs w:val="24"/>
-        </w:rPr>
-        <w:t xml:space="preserve"> </w:t>
-      </w:r>
-      <w:proofErr w:type="spellStart"/>
-      <w:r>
-        <w:rPr>
-          <w:sz w:val="24"/>
-          <w:szCs w:val="24"/>
-        </w:rPr>
-        <w:t>Optimization</w:t>
-      </w:r>
-      <w:proofErr w:type="spellEnd"/>
-      <w:r>
-        <w:rPr>
-          <w:sz w:val="24"/>
-          <w:szCs w:val="24"/>
-        </w:rPr>
-        <w:t xml:space="preserve"> Reference </w:t>
-      </w:r>
-      <w:proofErr w:type="spellStart"/>
-      <w:r>
-        <w:rPr>
-          <w:sz w:val="24"/>
-          <w:szCs w:val="24"/>
-        </w:rPr>
-        <w:t>Manual</w:t>
-      </w:r>
-      <w:proofErr w:type="spellEnd"/>
-      <w:r>
-        <w:rPr>
-          <w:sz w:val="24"/>
-          <w:szCs w:val="24"/>
-        </w:rPr>
-        <w:t xml:space="preserve"> </w:t>
-      </w:r>
-      <w:proofErr w:type="spellStart"/>
-      <w:r>
-        <w:rPr>
-          <w:sz w:val="24"/>
-          <w:szCs w:val="24"/>
-        </w:rPr>
-        <w:t>Volume</w:t>
-      </w:r>
-      <w:proofErr w:type="spellEnd"/>
-      <w:r>
-        <w:rPr>
-          <w:sz w:val="24"/>
-          <w:szCs w:val="24"/>
-        </w:rPr>
-        <w:t xml:space="preserve"> 1. Online. Intel. 2024. Dostupné z: </w:t>
+        <w:t xml:space="preserve">Intel® 64 and IA-32 Architectures Optimization Reference Manual Volume 1. Online. Intel. 2024. Dostupné z: </w:t>
       </w:r>
       <w:r>
         <w:rPr>
@@ -13639,12 +11587,12 @@
       <w:r>
         <w:br w:type="page"/>
       </w:r>
-      <w:bookmarkStart w:id="31" w:name="_Toc229859093"/>
+      <w:bookmarkStart w:id="32" w:name="_Toc229864013"/>
       <w:r>
         <w:lastRenderedPageBreak/>
         <w:t>SEZNAM PŘÍLOH</w:t>
       </w:r>
-      <w:bookmarkEnd w:id="31"/>
+      <w:bookmarkEnd w:id="32"/>
     </w:p>
     <w:p>
       <w:pPr>
@@ -15702,6 +13650,7 @@
   <w:style w:type="character" w:default="1" w:styleId="Standardnpsmoodstavce">
     <w:name w:val="Default Paragraph Font"/>
     <w:uiPriority w:val="1"/>
+    <w:semiHidden/>
     <w:unhideWhenUsed/>
   </w:style>
   <w:style w:type="table" w:default="1" w:styleId="Normlntabulka">

--- a/ŠpaňúrM_KnihovnaProPraci_JM_2026.docx
+++ b/ŠpaňúrM_KnihovnaProPraci_JM_2026.docx
@@ -1618,7 +1618,6 @@
           <w:noProof/>
           <w:kern w:val="2"/>
           <w:szCs w:val="24"/>
-          <w:lang/>
           <w14:ligatures w14:val="standardContextual"/>
         </w:rPr>
       </w:pPr>
@@ -1701,7 +1700,6 @@
           <w:noProof/>
           <w:kern w:val="2"/>
           <w:szCs w:val="24"/>
-          <w:lang/>
           <w14:ligatures w14:val="standardContextual"/>
         </w:rPr>
       </w:pPr>
@@ -1775,7 +1773,6 @@
           <w:noProof/>
           <w:kern w:val="2"/>
           <w:szCs w:val="24"/>
-          <w:lang/>
           <w14:ligatures w14:val="standardContextual"/>
         </w:rPr>
       </w:pPr>
@@ -1849,7 +1846,6 @@
           <w:noProof/>
           <w:kern w:val="2"/>
           <w:szCs w:val="24"/>
-          <w:lang/>
           <w14:ligatures w14:val="standardContextual"/>
         </w:rPr>
       </w:pPr>
@@ -1922,7 +1918,6 @@
           <w:noProof/>
           <w:kern w:val="2"/>
           <w:szCs w:val="24"/>
-          <w:lang/>
           <w14:ligatures w14:val="standardContextual"/>
         </w:rPr>
       </w:pPr>
@@ -1992,7 +1987,6 @@
           <w:noProof/>
           <w:kern w:val="2"/>
           <w:szCs w:val="24"/>
-          <w:lang/>
           <w14:ligatures w14:val="standardContextual"/>
         </w:rPr>
       </w:pPr>
@@ -2062,7 +2056,6 @@
           <w:noProof/>
           <w:kern w:val="2"/>
           <w:szCs w:val="24"/>
-          <w:lang/>
           <w14:ligatures w14:val="standardContextual"/>
         </w:rPr>
       </w:pPr>
@@ -2132,7 +2125,6 @@
           <w:noProof/>
           <w:kern w:val="2"/>
           <w:szCs w:val="24"/>
-          <w:lang/>
           <w14:ligatures w14:val="standardContextual"/>
         </w:rPr>
       </w:pPr>
@@ -2205,7 +2197,6 @@
           <w:noProof/>
           <w:kern w:val="2"/>
           <w:szCs w:val="24"/>
-          <w:lang/>
           <w14:ligatures w14:val="standardContextual"/>
         </w:rPr>
       </w:pPr>
@@ -2278,7 +2269,6 @@
           <w:noProof/>
           <w:kern w:val="2"/>
           <w:szCs w:val="24"/>
-          <w:lang/>
           <w14:ligatures w14:val="standardContextual"/>
         </w:rPr>
       </w:pPr>
@@ -2351,7 +2341,6 @@
           <w:noProof/>
           <w:kern w:val="2"/>
           <w:szCs w:val="24"/>
-          <w:lang/>
           <w14:ligatures w14:val="standardContextual"/>
         </w:rPr>
       </w:pPr>
@@ -2421,7 +2410,6 @@
           <w:noProof/>
           <w:kern w:val="2"/>
           <w:szCs w:val="24"/>
-          <w:lang/>
           <w14:ligatures w14:val="standardContextual"/>
         </w:rPr>
       </w:pPr>
@@ -2494,7 +2482,6 @@
           <w:noProof/>
           <w:kern w:val="2"/>
           <w:szCs w:val="24"/>
-          <w:lang/>
           <w14:ligatures w14:val="standardContextual"/>
         </w:rPr>
       </w:pPr>
@@ -2567,7 +2554,6 @@
           <w:noProof/>
           <w:kern w:val="2"/>
           <w:szCs w:val="24"/>
-          <w:lang/>
           <w14:ligatures w14:val="standardContextual"/>
         </w:rPr>
       </w:pPr>
@@ -2637,7 +2623,6 @@
           <w:noProof/>
           <w:kern w:val="2"/>
           <w:szCs w:val="24"/>
-          <w:lang/>
           <w14:ligatures w14:val="standardContextual"/>
         </w:rPr>
       </w:pPr>
@@ -2710,7 +2695,6 @@
           <w:noProof/>
           <w:kern w:val="2"/>
           <w:szCs w:val="24"/>
-          <w:lang/>
           <w14:ligatures w14:val="standardContextual"/>
         </w:rPr>
       </w:pPr>
@@ -2783,7 +2767,6 @@
           <w:noProof/>
           <w:kern w:val="2"/>
           <w:szCs w:val="24"/>
-          <w:lang/>
           <w14:ligatures w14:val="standardContextual"/>
         </w:rPr>
       </w:pPr>
@@ -2856,7 +2839,6 @@
           <w:noProof/>
           <w:kern w:val="2"/>
           <w:szCs w:val="24"/>
-          <w:lang/>
           <w14:ligatures w14:val="standardContextual"/>
         </w:rPr>
       </w:pPr>
@@ -2937,7 +2919,6 @@
           <w:noProof/>
           <w:kern w:val="2"/>
           <w:szCs w:val="24"/>
-          <w:lang/>
           <w14:ligatures w14:val="standardContextual"/>
         </w:rPr>
       </w:pPr>
@@ -3011,7 +2992,6 @@
           <w:noProof/>
           <w:kern w:val="2"/>
           <w:szCs w:val="24"/>
-          <w:lang/>
           <w14:ligatures w14:val="standardContextual"/>
         </w:rPr>
       </w:pPr>
@@ -3085,7 +3065,6 @@
           <w:noProof/>
           <w:kern w:val="2"/>
           <w:szCs w:val="24"/>
-          <w:lang/>
           <w14:ligatures w14:val="standardContextual"/>
         </w:rPr>
       </w:pPr>
@@ -3159,7 +3138,6 @@
           <w:noProof/>
           <w:kern w:val="2"/>
           <w:szCs w:val="24"/>
-          <w:lang/>
           <w14:ligatures w14:val="standardContextual"/>
         </w:rPr>
       </w:pPr>
@@ -3233,7 +3211,6 @@
           <w:noProof/>
           <w:kern w:val="2"/>
           <w:szCs w:val="24"/>
-          <w:lang/>
           <w14:ligatures w14:val="standardContextual"/>
         </w:rPr>
       </w:pPr>
@@ -3304,7 +3281,6 @@
           <w:noProof/>
           <w:kern w:val="2"/>
           <w:szCs w:val="24"/>
-          <w:lang/>
           <w14:ligatures w14:val="standardContextual"/>
         </w:rPr>
       </w:pPr>
@@ -3378,7 +3354,6 @@
           <w:noProof/>
           <w:kern w:val="2"/>
           <w:szCs w:val="24"/>
-          <w:lang/>
           <w14:ligatures w14:val="standardContextual"/>
         </w:rPr>
       </w:pPr>
@@ -3452,7 +3427,6 @@
           <w:noProof/>
           <w:kern w:val="2"/>
           <w:szCs w:val="24"/>
-          <w:lang/>
           <w14:ligatures w14:val="standardContextual"/>
         </w:rPr>
       </w:pPr>
@@ -3526,7 +3500,6 @@
           <w:noProof/>
           <w:kern w:val="2"/>
           <w:szCs w:val="24"/>
-          <w:lang/>
           <w14:ligatures w14:val="standardContextual"/>
         </w:rPr>
       </w:pPr>
@@ -3599,7 +3572,6 @@
           <w:noProof/>
           <w:kern w:val="2"/>
           <w:szCs w:val="24"/>
-          <w:lang/>
           <w14:ligatures w14:val="standardContextual"/>
         </w:rPr>
       </w:pPr>
@@ -3672,7 +3644,6 @@
           <w:noProof/>
           <w:kern w:val="2"/>
           <w:szCs w:val="24"/>
-          <w:lang/>
           <w14:ligatures w14:val="standardContextual"/>
         </w:rPr>
       </w:pPr>
@@ -3745,7 +3716,6 @@
           <w:noProof/>
           <w:kern w:val="2"/>
           <w:szCs w:val="24"/>
-          <w:lang/>
           <w14:ligatures w14:val="standardContextual"/>
         </w:rPr>
       </w:pPr>
@@ -4842,23 +4812,8 @@
       <w:r>
         <w:rPr>
           <w:szCs w:val="24"/>
-          <w:vertAlign w:val="superscript"/>
-        </w:rPr>
-        <w:t>[</w:t>
-      </w:r>
-      <w:r>
-        <w:rPr>
-          <w:szCs w:val="24"/>
-          <w:vertAlign w:val="superscript"/>
-        </w:rPr>
-        <w:t>1</w:t>
-      </w:r>
-      <w:r>
-        <w:rPr>
-          <w:szCs w:val="24"/>
-          <w:vertAlign w:val="superscript"/>
-        </w:rPr>
-        <w:t>]</w:t>
+        </w:rPr>
+        <w:t xml:space="preserve"> [1]</w:t>
       </w:r>
       <w:r>
         <w:rPr>
@@ -4875,29 +4830,8 @@
       <w:r>
         <w:rPr>
           <w:szCs w:val="24"/>
-          <w:vertAlign w:val="superscript"/>
-        </w:rPr>
-        <w:t>[</w:t>
-      </w:r>
-      <w:r>
-        <w:rPr>
-          <w:szCs w:val="24"/>
-          <w:vertAlign w:val="superscript"/>
-        </w:rPr>
-        <w:t>2</w:t>
-      </w:r>
-      <w:r>
-        <w:rPr>
-          <w:szCs w:val="24"/>
-          <w:vertAlign w:val="superscript"/>
-        </w:rPr>
-        <w:t>]</w:t>
-      </w:r>
-      <w:r>
-        <w:rPr>
-          <w:szCs w:val="24"/>
-        </w:rPr>
-        <w:t xml:space="preserve"> </w:t>
+        </w:rPr>
+        <w:t xml:space="preserve"> [2] </w:t>
       </w:r>
       <w:r>
         <w:rPr>
@@ -4932,23 +4866,8 @@
       <w:r>
         <w:rPr>
           <w:szCs w:val="24"/>
-          <w:vertAlign w:val="superscript"/>
-        </w:rPr>
-        <w:t>[</w:t>
-      </w:r>
-      <w:r>
-        <w:rPr>
-          <w:szCs w:val="24"/>
-          <w:vertAlign w:val="superscript"/>
-        </w:rPr>
-        <w:t>3</w:t>
-      </w:r>
-      <w:r>
-        <w:rPr>
-          <w:szCs w:val="24"/>
-          <w:vertAlign w:val="superscript"/>
-        </w:rPr>
-        <w:t>]</w:t>
+        </w:rPr>
+        <w:t xml:space="preserve"> [3]</w:t>
       </w:r>
       <w:r>
         <w:rPr>
@@ -8607,6 +8526,31 @@
     </w:p>
     <w:p>
       <w:pPr>
+        <w:pStyle w:val="Nadpis3"/>
+      </w:pPr>
+      <w:r>
+        <w:t>1.3.3 Logika paralelního tenzoru</w:t>
+      </w:r>
+    </w:p>
+    <w:p>
+      <w:pPr>
+        <w:spacing w:line="360" w:lineRule="auto"/>
+        <w:jc w:val="both"/>
+      </w:pPr>
+      <w:r>
+        <w:t>Xxx</w:t>
+      </w:r>
+    </w:p>
+    <w:p>
+      <w:pPr>
+        <w:pStyle w:val="Nadpis3"/>
+      </w:pPr>
+      <w:r>
+        <w:t>1.3.4 Logika matice</w:t>
+      </w:r>
+    </w:p>
+    <w:p>
+      <w:pPr>
         <w:pStyle w:val="Nadpis1"/>
         <w:jc w:val="both"/>
       </w:pPr>
@@ -8744,52 +8688,28 @@
         <w:t>Zajímavější je použitá knihovna Adap</w:t>
       </w:r>
       <w:r>
-        <w:t>tiveCpp</w:t>
+        <w:t>tiveCp</w:t>
+      </w:r>
+      <w:r>
+        <w:t>p [4]</w:t>
+      </w:r>
+      <w:r>
+        <w:t>, jejíž hlavní misí je implementace sta</w:t>
+      </w:r>
+      <w:r>
+        <w:t>n</w:t>
+      </w:r>
+      <w:r>
+        <w:t>dartu SYCL</w:t>
       </w:r>
       <w:r>
         <w:rPr>
           <w:vertAlign w:val="superscript"/>
         </w:rPr>
-        <w:t>[</w:t>
-      </w:r>
-      <w:r>
-        <w:rPr>
-          <w:vertAlign w:val="superscript"/>
-        </w:rPr>
-        <w:t>4</w:t>
-      </w:r>
-      <w:r>
-        <w:rPr>
-          <w:vertAlign w:val="superscript"/>
-        </w:rPr>
-        <w:t>]</w:t>
-      </w:r>
-      <w:r>
-        <w:t>, jejíž hlavní misí je implementace sta</w:t>
-      </w:r>
-      <w:r>
-        <w:t>n</w:t>
-      </w:r>
-      <w:r>
-        <w:t>dartu SYCL</w:t>
-      </w:r>
-      <w:r>
-        <w:rPr>
-          <w:vertAlign w:val="superscript"/>
-        </w:rPr>
-        <w:t>[</w:t>
-      </w:r>
-      <w:r>
-        <w:rPr>
-          <w:vertAlign w:val="superscript"/>
-        </w:rPr>
-        <w:t>5</w:t>
-      </w:r>
-      <w:r>
-        <w:rPr>
-          <w:vertAlign w:val="superscript"/>
-        </w:rPr>
-        <w:t>]</w:t>
+        <w:t xml:space="preserve"> </w:t>
+      </w:r>
+      <w:r>
+        <w:t>[5]</w:t>
       </w:r>
       <w:r>
         <w:t xml:space="preserve"> spravovaného </w:t>
@@ -8934,7 +8854,13 @@
         <w:t>.</w:t>
       </w:r>
       <w:r>
-        <w:t xml:space="preserve"> Také funkce a třídy standartní knihovny můžou být problém, pokud například používají polymorfizmus, nebo ukládají paměť na h</w:t>
+        <w:t xml:space="preserve"> Také funkce a třídy standartní knihovny můžou být problém, pokud například používají </w:t>
+      </w:r>
+      <w:r>
+        <w:t>polymorfismus</w:t>
+      </w:r>
+      <w:r>
+        <w:t>, nebo ukládají paměť na h</w:t>
       </w:r>
       <w:r>
         <w:t>aldu</w:t>
@@ -8975,7 +8901,13 @@
         <w:t xml:space="preserve"> Je vhodný díky své jednoduchosti použití a integrace to projektu.</w:t>
       </w:r>
       <w:r>
-        <w:t xml:space="preserve"> Umí rozdělovat testy do skupin, a také měřit čas vykonání testu, čímž je vhodný i pro zátěžové testování.</w:t>
+        <w:t xml:space="preserve"> Umí rozdělovat testy do skupin, a také měřit </w:t>
+      </w:r>
+      <w:r>
+        <w:t>dobu</w:t>
+      </w:r>
+      <w:r>
+        <w:t xml:space="preserve"> vykonání testu, čímž je vhodný i pro zátěžové testování.</w:t>
       </w:r>
     </w:p>
     <w:p>
@@ -9123,7 +9055,17 @@
         <w:jc w:val="both"/>
       </w:pPr>
       <w:r>
-        <w:t>Jedná se o třídy splňující koncept MemoryBackendConcept, které mají za účel řešit nejnižší správu paměti v projektu.</w:t>
+        <w:t xml:space="preserve">Jedná se o třídy splňující koncept </w:t>
+      </w:r>
+      <w:r>
+        <w:rPr>
+          <w:b/>
+          <w:bCs/>
+        </w:rPr>
+        <w:t>MemoryBackendConcept</w:t>
+      </w:r>
+      <w:r>
+        <w:t>, které mají za účel řešit nejnižší správu paměti v projektu.</w:t>
       </w:r>
       <w:r>
         <w:t xml:space="preserve"> Řeší alokace a dealokace, ovšem oproti běžnému alokátoru standartní knihovny má více kompetencí.</w:t>
@@ -9165,7 +9107,13 @@
         <w:t>To se</w:t>
       </w:r>
       <w:r>
-        <w:t xml:space="preserve"> konkrétně hodilo u implementace MemoryBackendUSM, kde třída potřebovala ke své operaci ukazatel na sycl::queue.</w:t>
+        <w:t xml:space="preserve"> konkrétně hodilo u implementace MemoryBackendUSM, kde třída potřeb</w:t>
+      </w:r>
+      <w:r>
+        <w:t>uje</w:t>
+      </w:r>
+      <w:r>
+        <w:t xml:space="preserve"> ke své operaci ukazatel na sycl::queue.</w:t>
       </w:r>
       <w:r>
         <w:t xml:space="preserve"> </w:t>
@@ -9180,14 +9128,47 @@
         <w:t xml:space="preserve"> Výhodou je možnost některé úkony, jako například hromadnou konstrukci a destrukci prvků paralelizovat.</w:t>
       </w:r>
       <w:r>
-        <w:t xml:space="preserve"> Tento backend se může zdát méně zabezpečený, například proti kopiím netriviálně kopírovatelných objektu pomocí metod jako memcpy, ale to není hrozba, jelikož standard SYCL stejně takovéto objekty alokovat </w:t>
-      </w:r>
-      <w:r>
-        <w:t>nebo přesouvat z</w:t>
+        <w:t xml:space="preserve"> Tento backend se může zdát méně zabezpečený, například proti kopiím netriviálně kopírovatelných objektu pomocí metod jako </w:t>
+      </w:r>
+      <w:r>
+        <w:t>sycl::</w:t>
+      </w:r>
+      <w:r>
+        <w:t xml:space="preserve">memcpy, ale to není hrozba, jelikož standard SYCL stejně takovéto objekty alokovat </w:t>
+      </w:r>
+      <w:r>
+        <w:t xml:space="preserve">nebo přesouvat </w:t>
+      </w:r>
+      <w:r>
+        <w:t>na/</w:t>
+      </w:r>
+      <w:r>
+        <w:t>z</w:t>
       </w:r>
       <w:r>
         <w:t xml:space="preserve"> GPU neumožnuje.</w:t>
       </w:r>
+      <w:r>
+        <w:t xml:space="preserve"> Uživatel si nastavením netypového parametru šablony může </w:t>
+      </w:r>
+      <w:r>
+        <w:t>určit,</w:t>
+      </w:r>
+      <w:r>
+        <w:t xml:space="preserve"> jak paměť alokovat.</w:t>
+      </w:r>
+      <w:r>
+        <w:t xml:space="preserve"> Možno je totiž ji alokovat nejen </w:t>
+      </w:r>
+      <w:r>
+        <w:t xml:space="preserve">pro zařízení, také ale pro </w:t>
+      </w:r>
+      <w:r>
+        <w:t>hostitele</w:t>
+      </w:r>
+      <w:r>
+        <w:t xml:space="preserve"> nebo jako sdílenou paměť.</w:t>
+      </w:r>
     </w:p>
     <w:p>
       <w:pPr>
@@ -9198,7 +9179,70 @@
         <w:t>Druhou implementací paměťového backendu je MemoryBackend. Ta slouží jako taková „výchozí“ třída, která je naprosto nezávislá na knihovně AdaptiveCpp a tím pádem použitelná tak, kde uživatel nechce s knihovnou pracovat.</w:t>
       </w:r>
       <w:r>
-        <w:t xml:space="preserve"> Tento backend je</w:t>
+        <w:t xml:space="preserve"> Tento backend </w:t>
+      </w:r>
+      <w:r>
+        <w:t>se dá považovat za výchozí a také je tak použit, pokud uživatel nespecifikuje jiný.</w:t>
+      </w:r>
+      <w:r>
+        <w:t xml:space="preserve"> Navíc nemá vnitřní </w:t>
+      </w:r>
+      <w:r>
+        <w:t>stav,</w:t>
+      </w:r>
+      <w:r>
+        <w:t xml:space="preserve"> a tak není problém ho zkonstruovat automaticky.</w:t>
+      </w:r>
+    </w:p>
+    <w:p>
+      <w:pPr>
+        <w:spacing w:line="360" w:lineRule="auto"/>
+        <w:jc w:val="both"/>
+        <w:rPr>
+          <w:lang w:eastAsia="cs-CZ"/>
+        </w:rPr>
+      </w:pPr>
+      <w:r>
+        <w:rPr>
+          <w:lang w:eastAsia="cs-CZ"/>
+        </w:rPr>
+        <w:t>Backendy</w:t>
+      </w:r>
+      <w:r>
+        <w:rPr>
+          <w:lang w:eastAsia="cs-CZ"/>
+        </w:rPr>
+        <w:t xml:space="preserve"> se snaží o zarovnání alokace na určitý počet bytů kvůli větší cache přívětivosti (která často čte po 64 bytech) a také případným SIMD instrukcím, které kompilátor poté může jednodušeji uplatni</w:t>
+      </w:r>
+      <w:r>
+        <w:rPr>
+          <w:lang w:eastAsia="cs-CZ"/>
+        </w:rPr>
+        <w:t>t [6]</w:t>
+      </w:r>
+      <w:r>
+        <w:rPr>
+          <w:lang w:eastAsia="cs-CZ"/>
+        </w:rPr>
+        <w:t>.</w:t>
+      </w:r>
+      <w:r>
+        <w:rPr>
+          <w:lang w:eastAsia="cs-CZ"/>
+        </w:rPr>
+        <w:t xml:space="preserve"> Toto zarovnání je nastavitelné</w:t>
+      </w:r>
+      <w:r>
+        <w:rPr>
+          <w:lang w:eastAsia="cs-CZ"/>
+        </w:rPr>
+        <w:t xml:space="preserve"> jako netypový parametr šablony</w:t>
+      </w:r>
+      <w:r>
+        <w:rPr>
+          <w:lang w:eastAsia="cs-CZ"/>
+        </w:rPr>
+        <w:t>.</w:t>
       </w:r>
     </w:p>
     <w:p>
@@ -9293,7 +9337,14 @@
         <w:rPr>
           <w:lang w:eastAsia="cs-CZ"/>
         </w:rPr>
-        <w:t>, jelikož existuje potřeba pro speciální alokaci paměti na různých zařízeních (například GPU), kterou ani vlastní alokátor použitý s std::vector nemůže pokrýt.</w:t>
+        <w:t xml:space="preserve">, jelikož </w:t>
+      </w:r>
+      <w:r>
+        <w:rPr>
+          <w:lang w:eastAsia="cs-CZ"/>
+        </w:rPr>
+        <w:lastRenderedPageBreak/>
+        <w:t>existuje potřeba pro speciální alokaci paměti na různých zařízeních (například GPU), kterou ani vlastní alokátor použitý s std::vector nemůže pokrýt.</w:t>
       </w:r>
     </w:p>
     <w:p>
@@ -9407,38 +9458,871 @@
         <w:rPr>
           <w:lang w:eastAsia="cs-CZ"/>
         </w:rPr>
+        <w:t xml:space="preserve">Pro kopírování, porovnávání či konstrukci a destrukci jsou v případě triviálně manipulovatelných typů (kontrolováno například pomocí </w:t>
+      </w:r>
+      <w:r>
+        <w:rPr>
+          <w:lang w:eastAsia="cs-CZ"/>
+        </w:rPr>
+        <w:t>std::is_trivially_copyable_v&lt;T&gt;</w:t>
+      </w:r>
+      <w:r>
+        <w:rPr>
+          <w:lang w:eastAsia="cs-CZ"/>
+        </w:rPr>
+        <w:t xml:space="preserve">) jsou použity </w:t>
+      </w:r>
+      <w:r>
+        <w:rPr>
+          <w:lang w:eastAsia="cs-CZ"/>
+        </w:rPr>
+        <w:t>nízko úrovňové</w:t>
+      </w:r>
+      <w:r>
+        <w:rPr>
+          <w:lang w:eastAsia="cs-CZ"/>
+        </w:rPr>
+        <w:t xml:space="preserve"> funkce standartní knihovny jako například std::memcpy či std::memcmp a podobně.</w:t>
+      </w:r>
+    </w:p>
+    <w:p>
+      <w:pPr>
+        <w:spacing w:line="360" w:lineRule="auto"/>
+        <w:jc w:val="both"/>
+        <w:rPr>
+          <w:lang w:eastAsia="cs-CZ"/>
+        </w:rPr>
+      </w:pPr>
+      <w:r>
+        <w:rPr>
+          <w:lang w:eastAsia="cs-CZ"/>
+        </w:rPr>
+        <w:t>Z venkovního hlediska se rozhraní této třídy velmi podobá std::vector ze standartní knihovny.</w:t>
+      </w:r>
+      <w:r>
+        <w:rPr>
+          <w:lang w:eastAsia="cs-CZ"/>
+        </w:rPr>
+        <w:t xml:space="preserve"> Dá</w:t>
+      </w:r>
+      <w:r>
+        <w:rPr>
+          <w:lang w:eastAsia="cs-CZ"/>
+        </w:rPr>
+        <w:t xml:space="preserve"> </w:t>
+      </w:r>
+      <w:r>
+        <w:rPr>
+          <w:lang w:eastAsia="cs-CZ"/>
+        </w:rPr>
+        <w:t xml:space="preserve">se kopírovat i stěhovat díky copy a move konstruktoru a </w:t>
+      </w:r>
+      <w:r>
+        <w:rPr>
+          <w:lang w:eastAsia="cs-CZ"/>
+        </w:rPr>
+        <w:t>přetížení operátoru přiřazení (=).</w:t>
+      </w:r>
+      <w:r>
+        <w:rPr>
+          <w:lang w:eastAsia="cs-CZ"/>
+        </w:rPr>
+        <w:t xml:space="preserve"> </w:t>
+      </w:r>
+      <w:r>
+        <w:rPr>
+          <w:lang w:eastAsia="cs-CZ"/>
+        </w:rPr>
+        <w:t xml:space="preserve">Dá se z něj přistoupit na syrová data </w:t>
+      </w:r>
+      <w:r>
+        <w:rPr>
+          <w:lang w:eastAsia="cs-CZ"/>
+        </w:rPr>
+        <w:t xml:space="preserve">(pomocí </w:t>
+      </w:r>
+      <w:r>
+        <w:rPr>
+          <w:lang w:eastAsia="cs-CZ"/>
+        </w:rPr>
+        <w:t>stejnojmenné</w:t>
+      </w:r>
+      <w:r>
+        <w:rPr>
+          <w:lang w:eastAsia="cs-CZ"/>
+        </w:rPr>
+        <w:t xml:space="preserve"> metody data()) </w:t>
+      </w:r>
+      <w:r>
+        <w:rPr>
+          <w:lang w:eastAsia="cs-CZ"/>
+        </w:rPr>
+        <w:t xml:space="preserve">a dá se </w:t>
+      </w:r>
+      <w:r>
+        <w:rPr>
+          <w:lang w:eastAsia="cs-CZ"/>
+        </w:rPr>
+        <w:t>použít přetížení indexovacího operátoru ([]) pro přístup na jednotlivé prvky (v </w:t>
+      </w:r>
+      <w:r>
+        <w:rPr>
+          <w:lang w:eastAsia="cs-CZ"/>
+        </w:rPr>
+        <w:t>O(1)</w:t>
+      </w:r>
+      <w:r>
+        <w:rPr>
+          <w:lang w:eastAsia="cs-CZ"/>
+        </w:rPr>
+        <w:t xml:space="preserve"> složitosti).</w:t>
+      </w:r>
+      <w:r>
+        <w:rPr>
+          <w:lang w:eastAsia="cs-CZ"/>
+        </w:rPr>
+        <w:t xml:space="preserve"> Dají se z</w:t>
+      </w:r>
+      <w:r>
+        <w:rPr>
+          <w:lang w:eastAsia="cs-CZ"/>
+        </w:rPr>
+        <w:t> </w:t>
+      </w:r>
+      <w:r>
+        <w:rPr>
+          <w:lang w:eastAsia="cs-CZ"/>
+        </w:rPr>
+        <w:t>něj</w:t>
+      </w:r>
+      <w:r>
+        <w:rPr>
+          <w:lang w:eastAsia="cs-CZ"/>
+        </w:rPr>
+        <w:t>, ze stejného rozhraní u std::vector dostat iterátory jak dopředu</w:t>
+      </w:r>
+      <w:r>
+        <w:rPr>
+          <w:lang w:eastAsia="cs-CZ"/>
+        </w:rPr>
+        <w:t>,</w:t>
+      </w:r>
+      <w:r>
+        <w:rPr>
+          <w:lang w:eastAsia="cs-CZ"/>
+        </w:rPr>
+        <w:t xml:space="preserve"> tak dozadu</w:t>
+      </w:r>
+      <w:r>
+        <w:rPr>
+          <w:lang w:eastAsia="cs-CZ"/>
+        </w:rPr>
+        <w:t>. Iterátor je pro jednoduchost ukazatel, což je jednoduché a efektivní</w:t>
+      </w:r>
+      <w:r>
+        <w:rPr>
+          <w:lang w:eastAsia="cs-CZ"/>
+        </w:rPr>
+        <w:t>.</w:t>
+      </w:r>
+      <w:r>
+        <w:rPr>
+          <w:lang w:eastAsia="cs-CZ"/>
+        </w:rPr>
+        <w:t xml:space="preserve"> Dá se porovnávat s ostatními lineárními kontejnery</w:t>
+      </w:r>
+      <w:r>
+        <w:rPr>
+          <w:lang w:eastAsia="cs-CZ"/>
+        </w:rPr>
+        <w:t xml:space="preserve"> díky přetížení porovnávacího operátoru (==) a operátoru „vesmírné lodi“ (&lt;=&gt;).</w:t>
+      </w:r>
+      <w:r>
+        <w:rPr>
+          <w:lang w:eastAsia="cs-CZ"/>
+        </w:rPr>
+        <w:t xml:space="preserve"> Je možné díky metodě swap také vyměnit obsahy dvou lineárních kontejnerů.</w:t>
+      </w:r>
+      <w:r>
+        <w:rPr>
+          <w:lang w:eastAsia="cs-CZ"/>
+        </w:rPr>
+        <w:t xml:space="preserve"> Samozřejmě je také možné kontejner manuálně změnit v jeho velikosti a kapacitě</w:t>
+      </w:r>
+      <w:r>
+        <w:rPr>
+          <w:lang w:eastAsia="cs-CZ"/>
+        </w:rPr>
+        <w:t xml:space="preserve"> či ho celá vyčistit</w:t>
+      </w:r>
+      <w:r>
+        <w:rPr>
+          <w:lang w:eastAsia="cs-CZ"/>
+        </w:rPr>
+        <w:t>.</w:t>
+      </w:r>
+      <w:r>
+        <w:rPr>
+          <w:lang w:eastAsia="cs-CZ"/>
+        </w:rPr>
+        <w:t xml:space="preserve"> Jde také nakonec přidat prvek či ho z konce odstranit.</w:t>
+      </w:r>
+    </w:p>
+    <w:p>
+      <w:pPr>
+        <w:pStyle w:val="Nadpis3"/>
+        <w:jc w:val="both"/>
+        <w:rPr>
+          <w:lang w:eastAsia="cs-CZ"/>
+        </w:rPr>
+      </w:pPr>
+      <w:bookmarkStart w:id="18" w:name="_Toc229864002"/>
+      <w:r>
+        <w:rPr>
+          <w:lang w:eastAsia="cs-CZ"/>
+        </w:rPr>
+        <w:t>2.</w:t>
+      </w:r>
+      <w:r>
+        <w:rPr>
+          <w:lang w:eastAsia="cs-CZ"/>
+        </w:rPr>
+        <w:t>2</w:t>
+      </w:r>
+      <w:r>
+        <w:rPr>
+          <w:lang w:eastAsia="cs-CZ"/>
+        </w:rPr>
+        <w:t>.</w:t>
+      </w:r>
+      <w:r>
+        <w:rPr>
+          <w:lang w:eastAsia="cs-CZ"/>
+        </w:rPr>
+        <w:t>4</w:t>
+      </w:r>
+      <w:r>
+        <w:rPr>
+          <w:lang w:eastAsia="cs-CZ"/>
+        </w:rPr>
+        <w:t xml:space="preserve"> Tenzor</w:t>
+      </w:r>
+      <w:bookmarkEnd w:id="18"/>
+    </w:p>
+    <w:p>
+      <w:pPr>
+        <w:spacing w:line="360" w:lineRule="auto"/>
+        <w:jc w:val="both"/>
+        <w:rPr>
+          <w:lang w:eastAsia="cs-CZ"/>
+        </w:rPr>
+      </w:pPr>
+      <w:r>
+        <w:rPr>
+          <w:lang w:eastAsia="cs-CZ"/>
+        </w:rPr>
+        <w:t xml:space="preserve">Jedná se o „hlavní“ třídu celé práce. </w:t>
+      </w:r>
+      <w:r>
+        <w:rPr>
+          <w:lang w:eastAsia="cs-CZ"/>
+        </w:rPr>
+        <w:t xml:space="preserve">Tato třída splňuje koncept </w:t>
+      </w:r>
+      <w:r>
+        <w:rPr>
+          <w:b/>
+          <w:bCs/>
+          <w:lang w:eastAsia="cs-CZ"/>
+        </w:rPr>
+        <w:t>TensorConcept</w:t>
+      </w:r>
+      <w:r>
+        <w:rPr>
+          <w:lang w:eastAsia="cs-CZ"/>
+        </w:rPr>
+        <w:t xml:space="preserve">. </w:t>
+      </w:r>
+      <w:r>
+        <w:rPr>
+          <w:lang w:eastAsia="cs-CZ"/>
+        </w:rPr>
+        <w:t>Je navržen a implementován tak, aby byl univerzální, dynamický s širokým využitím.</w:t>
+      </w:r>
+      <w:r>
+        <w:rPr>
+          <w:lang w:eastAsia="cs-CZ"/>
+        </w:rPr>
+        <w:t xml:space="preserve"> </w:t>
+      </w:r>
+      <w:r>
+        <w:rPr>
+          <w:lang w:eastAsia="cs-CZ"/>
+        </w:rPr>
+        <w:t xml:space="preserve">V projektu se nazývá „Tensor“. </w:t>
+      </w:r>
+      <w:r>
+        <w:rPr>
+          <w:lang w:eastAsia="cs-CZ"/>
+        </w:rPr>
+        <w:t xml:space="preserve">Stejně jako lineární kontejner, tak je tato třída šablonovaná pro versatilní ukládání různých datových typů. </w:t>
+      </w:r>
+      <w:r>
+        <w:rPr>
+          <w:lang w:eastAsia="cs-CZ"/>
+        </w:rPr>
+        <w:t xml:space="preserve">Používá </w:t>
+      </w:r>
+      <w:r>
+        <w:rPr>
+          <w:lang w:eastAsia="cs-CZ"/>
+        </w:rPr>
+        <w:t>v sobě lineární kontejner pro udržení dat</w:t>
+      </w:r>
+      <w:r>
+        <w:rPr>
+          <w:lang w:eastAsia="cs-CZ"/>
+        </w:rPr>
+        <w:t xml:space="preserve"> i metadat</w:t>
+      </w:r>
+      <w:r>
+        <w:rPr>
+          <w:lang w:eastAsia="cs-CZ"/>
+        </w:rPr>
+        <w:t>.</w:t>
+      </w:r>
+      <w:r>
+        <w:rPr>
+          <w:lang w:eastAsia="cs-CZ"/>
+        </w:rPr>
+        <w:t xml:space="preserve"> Sám Tensor umožňuje uživateli zvolit si, na jakém paměťovém backendu budou data a zvlášť metadata uložena.</w:t>
+      </w:r>
+      <w:r>
+        <w:rPr>
+          <w:lang w:eastAsia="cs-CZ"/>
+        </w:rPr>
+        <w:t xml:space="preserve"> Jako výchozí hodnota, použitelná ideálně pro neparalelní verzi tenzoru, byl použit MemoryBackend. Není ho ovšem nutno specifikovat, jelikož je to také výchozí hodnota pro lineární kontejner.</w:t>
+      </w:r>
+    </w:p>
+    <w:p>
+      <w:pPr>
+        <w:spacing w:line="360" w:lineRule="auto"/>
+        <w:jc w:val="both"/>
+        <w:rPr>
+          <w:lang w:eastAsia="cs-CZ"/>
+        </w:rPr>
+      </w:pPr>
+      <w:r>
+        <w:rPr>
+          <w:lang w:eastAsia="cs-CZ"/>
+        </w:rPr>
         <w:lastRenderedPageBreak/>
-        <w:t>Na alokaci byl také vytvořen vlastní alokátor.</w:t>
-      </w:r>
-      <w:r>
-        <w:rPr>
-          <w:lang w:eastAsia="cs-CZ"/>
-        </w:rPr>
-        <w:t xml:space="preserve"> Tento alokátor řeší použití ::operator new a ::operator delete, pro získání neinicializované paměti.</w:t>
-      </w:r>
-      <w:r>
-        <w:rPr>
-          <w:lang w:eastAsia="cs-CZ"/>
-        </w:rPr>
-        <w:t xml:space="preserve"> Také se snaží o zarovnání alokace na určitý počet bytů kvůli větší cache přívětivosti (která často čte po 64 bytech) a také případným SIMD instrukcím, které kompilátor poté může jednodušeji uplatnit</w:t>
-      </w:r>
-      <w:r>
-        <w:rPr>
-          <w:vertAlign w:val="superscript"/>
-          <w:lang w:eastAsia="cs-CZ"/>
-        </w:rPr>
-        <w:t>[</w:t>
-      </w:r>
-      <w:r>
-        <w:rPr>
-          <w:vertAlign w:val="superscript"/>
+        <w:t>Použitím lineárního kontejneru se implementace vyhne</w:t>
+      </w:r>
+      <w:r>
+        <w:rPr>
+          <w:lang w:eastAsia="cs-CZ"/>
+        </w:rPr>
+        <w:t xml:space="preserve"> </w:t>
+      </w:r>
+      <w:r>
+        <w:rPr>
+          <w:lang w:eastAsia="cs-CZ"/>
+        </w:rPr>
+        <w:t xml:space="preserve">také </w:t>
+      </w:r>
+      <w:r>
+        <w:rPr>
+          <w:lang w:eastAsia="cs-CZ"/>
+        </w:rPr>
+        <w:t>jednomu velikému problému. Vektor tak jak je ve standartní knihovně má zvláštní specializaci pro datový typ bool. Je to optimalizace za účelem šetření místa, tak, že jeden bool je uložen pouze v jednom bitu místo bytu.</w:t>
+      </w:r>
+      <w:r>
+        <w:rPr>
+          <w:lang w:eastAsia="cs-CZ"/>
+        </w:rPr>
+        <w:t xml:space="preserve"> Taková specializace ovšem přináší problémy při imp</w:t>
+      </w:r>
+      <w:r>
+        <w:rPr>
+          <w:lang w:eastAsia="cs-CZ"/>
+        </w:rPr>
+        <w:t>l</w:t>
+      </w:r>
+      <w:r>
+        <w:rPr>
+          <w:lang w:eastAsia="cs-CZ"/>
+        </w:rPr>
+        <w:t>ementaci šablonovaných metod. Například reference na jeden prvek není reference na bool ale jedná se o složitější objekt. Čtenář si jistě představí, jaké problémy to může přinést, když by se pokoušel programovat genericky. Navíc je tento typ ukládání obtížen drobným overheadem u přístupů k prvkům, jelikož se nejedná o pouhé přistupování na byte paměti, ale dostávání hodnoty konkrétního bitu, což normálně jde jen za pomocí bitových operací a masek.</w:t>
+      </w:r>
+      <w:r>
+        <w:rPr>
+          <w:lang w:eastAsia="cs-CZ"/>
+        </w:rPr>
+        <w:t xml:space="preserve"> V lineárním kontejneru jsou bity uloženy vedle sebe v bytech. To dává stejné chování jako u ostatních primitivních datových typů</w:t>
+      </w:r>
+      <w:r>
+        <w:rPr>
+          <w:lang w:eastAsia="cs-CZ"/>
+        </w:rPr>
+        <w:t>,</w:t>
+      </w:r>
+      <w:r>
+        <w:rPr>
+          <w:lang w:eastAsia="cs-CZ"/>
+        </w:rPr>
+        <w:t xml:space="preserve"> a navíc je bez overheadu.</w:t>
+      </w:r>
+    </w:p>
+    <w:p>
+      <w:pPr>
+        <w:spacing w:line="360" w:lineRule="auto"/>
+        <w:jc w:val="both"/>
+        <w:rPr>
+          <w:lang w:eastAsia="cs-CZ"/>
+        </w:rPr>
+      </w:pPr>
+      <w:r>
+        <w:rPr>
+          <w:lang w:eastAsia="cs-CZ"/>
+        </w:rPr>
+        <w:t>Základním způsobem</w:t>
+      </w:r>
+      <w:r>
+        <w:rPr>
+          <w:lang w:eastAsia="cs-CZ"/>
+        </w:rPr>
+        <w:t>,</w:t>
+      </w:r>
+      <w:r>
+        <w:rPr>
+          <w:lang w:eastAsia="cs-CZ"/>
+        </w:rPr>
+        <w:t xml:space="preserve"> jak vytvořit tenzor je použít konstruktor přijímající jeden </w:t>
+      </w:r>
+      <w:r>
+        <w:rPr>
+          <w:lang w:eastAsia="cs-CZ"/>
+        </w:rPr>
+        <w:t xml:space="preserve">lineární kontejner. </w:t>
+      </w:r>
+      <w:r>
+        <w:rPr>
+          <w:lang w:eastAsia="cs-CZ"/>
+        </w:rPr>
+        <w:t xml:space="preserve">Ten obsahuje velikosti dimenzí. V konstruktoru se nakopíruje do vektoru pro udržování velikostí dimenzí a poté se spustí metoda </w:t>
+      </w:r>
+      <w:r>
+        <w:rPr>
+          <w:lang w:eastAsia="cs-CZ"/>
+        </w:rPr>
+        <w:t>update(),</w:t>
+      </w:r>
+      <w:r>
+        <w:rPr>
+          <w:lang w:eastAsia="cs-CZ"/>
+        </w:rPr>
+        <w:t xml:space="preserve"> která vypočítá potřebné místo k alokaci tenzoru</w:t>
+      </w:r>
+      <w:r>
+        <w:rPr>
+          <w:lang w:eastAsia="cs-CZ"/>
+        </w:rPr>
+        <w:t>,</w:t>
+      </w:r>
+      <w:r>
+        <w:rPr>
+          <w:lang w:eastAsia="cs-CZ"/>
+        </w:rPr>
+        <w:t xml:space="preserve"> a to místo skutečně alokuje na lineárním kontejneru.</w:t>
+      </w:r>
+      <w:r>
+        <w:rPr>
+          <w:lang w:eastAsia="cs-CZ"/>
+        </w:rPr>
+        <w:t xml:space="preserve"> Poté také aktualizuje/vypočítá strukturální optimalizační data závislá na velikostech dimenze jako například vektor kumulativních </w:t>
+      </w:r>
+      <w:r>
+        <w:rPr>
+          <w:lang w:eastAsia="cs-CZ"/>
+        </w:rPr>
+        <w:t>součinů předchozích velikostí dimenzí</w:t>
+      </w:r>
+      <w:r>
+        <w:rPr>
+          <w:lang w:eastAsia="cs-CZ"/>
+        </w:rPr>
+        <w:t xml:space="preserve"> v podobě dalšího lineárního kontejneru</w:t>
+      </w:r>
+      <w:r>
+        <w:rPr>
+          <w:lang w:eastAsia="cs-CZ"/>
+        </w:rPr>
+        <w:t>.</w:t>
+      </w:r>
+    </w:p>
+    <w:p>
+      <w:pPr>
+        <w:spacing w:line="360" w:lineRule="auto"/>
+        <w:jc w:val="both"/>
+        <w:rPr>
+          <w:lang w:eastAsia="cs-CZ"/>
+        </w:rPr>
+      </w:pPr>
+    </w:p>
+    <w:p>
+      <w:pPr>
+        <w:pStyle w:val="Nadpis3"/>
+        <w:jc w:val="both"/>
+        <w:rPr>
+          <w:lang w:eastAsia="cs-CZ"/>
+        </w:rPr>
+      </w:pPr>
+      <w:bookmarkStart w:id="19" w:name="_Toc229864003"/>
+      <w:r>
+        <w:rPr>
+          <w:lang w:eastAsia="cs-CZ"/>
+        </w:rPr>
+        <w:t>2.</w:t>
+      </w:r>
+      <w:r>
+        <w:rPr>
+          <w:lang w:eastAsia="cs-CZ"/>
+        </w:rPr>
+        <w:t>2</w:t>
+      </w:r>
+      <w:r>
+        <w:rPr>
+          <w:lang w:eastAsia="cs-CZ"/>
+        </w:rPr>
+        <w:t>.</w:t>
+      </w:r>
+      <w:r>
+        <w:rPr>
+          <w:lang w:eastAsia="cs-CZ"/>
+        </w:rPr>
+        <w:t>5</w:t>
+      </w:r>
+      <w:r>
+        <w:rPr>
+          <w:lang w:eastAsia="cs-CZ"/>
+        </w:rPr>
+        <w:t xml:space="preserve"> Paralelní tenzor</w:t>
+      </w:r>
+      <w:bookmarkEnd w:id="19"/>
+    </w:p>
+    <w:p>
+      <w:pPr>
+        <w:spacing w:line="360" w:lineRule="auto"/>
+        <w:jc w:val="both"/>
+        <w:rPr>
+          <w:lang w:eastAsia="cs-CZ"/>
+        </w:rPr>
+      </w:pPr>
+      <w:r>
+        <w:rPr>
+          <w:lang w:eastAsia="cs-CZ"/>
+        </w:rPr>
+        <w:t xml:space="preserve">Jedná se o třídu jménem „TensorParallel“, která splňuje koncept </w:t>
+      </w:r>
+      <w:r>
+        <w:rPr>
+          <w:b/>
+          <w:bCs/>
+          <w:lang w:eastAsia="cs-CZ"/>
+        </w:rPr>
+        <w:t>TensorConcept</w:t>
+      </w:r>
+      <w:r>
+        <w:rPr>
+          <w:lang w:eastAsia="cs-CZ"/>
+        </w:rPr>
+        <w:t>.</w:t>
+      </w:r>
+    </w:p>
+    <w:p>
+      <w:pPr>
+        <w:pStyle w:val="Nadpis3"/>
+        <w:jc w:val="both"/>
+        <w:rPr>
+          <w:lang w:eastAsia="cs-CZ"/>
+        </w:rPr>
+      </w:pPr>
+      <w:bookmarkStart w:id="20" w:name="_Toc229864004"/>
+      <w:r>
+        <w:rPr>
+          <w:lang w:eastAsia="cs-CZ"/>
+        </w:rPr>
+        <w:t>2.</w:t>
+      </w:r>
+      <w:r>
+        <w:rPr>
+          <w:lang w:eastAsia="cs-CZ"/>
+        </w:rPr>
+        <w:t>2</w:t>
+      </w:r>
+      <w:r>
+        <w:rPr>
+          <w:lang w:eastAsia="cs-CZ"/>
+        </w:rPr>
+        <w:t>.</w:t>
+      </w:r>
+      <w:r>
+        <w:rPr>
           <w:lang w:eastAsia="cs-CZ"/>
         </w:rPr>
         <w:t>6</w:t>
       </w:r>
       <w:r>
         <w:rPr>
-          <w:vertAlign w:val="superscript"/>
+          <w:lang w:eastAsia="cs-CZ"/>
+        </w:rPr>
+        <w:t xml:space="preserve"> Matice</w:t>
+      </w:r>
+      <w:bookmarkEnd w:id="20"/>
+    </w:p>
+    <w:p>
+      <w:pPr>
+        <w:spacing w:line="360" w:lineRule="auto"/>
+        <w:jc w:val="both"/>
+        <w:rPr>
+          <w:lang w:eastAsia="cs-CZ"/>
+        </w:rPr>
+      </w:pPr>
+      <w:r>
+        <w:rPr>
+          <w:lang w:eastAsia="cs-CZ"/>
+        </w:rPr>
+        <w:t xml:space="preserve">Matice je třída, která reprezentuje matici jako </w:t>
+      </w:r>
+      <w:r>
+        <w:rPr>
+          <w:lang w:eastAsia="cs-CZ"/>
+        </w:rPr>
+        <w:t xml:space="preserve">matematickou </w:t>
+      </w:r>
+      <w:r>
+        <w:rPr>
+          <w:lang w:eastAsia="cs-CZ"/>
+        </w:rPr>
+        <w:t>strukturu.</w:t>
+      </w:r>
+      <w:r>
+        <w:rPr>
+          <w:lang w:eastAsia="cs-CZ"/>
+        </w:rPr>
+        <w:t xml:space="preserve"> Používá k tomu třídu Tensor, která je dle definice tenzoru zobecněním matice.</w:t>
+      </w:r>
+      <w:r>
+        <w:rPr>
+          <w:lang w:eastAsia="cs-CZ"/>
+        </w:rPr>
+        <w:t xml:space="preserve"> Matice je schopná přijmout jak obyřejný Tensor, tak i TensorParallel, tedy jeho </w:t>
+      </w:r>
+      <w:r>
+        <w:rPr>
+          <w:lang w:eastAsia="cs-CZ"/>
+        </w:rPr>
+        <w:t>paralelní</w:t>
+      </w:r>
+      <w:r>
+        <w:rPr>
+          <w:lang w:eastAsia="cs-CZ"/>
+        </w:rPr>
+        <w:t xml:space="preserve"> verzi.</w:t>
+      </w:r>
+      <w:r>
+        <w:rPr>
+          <w:lang w:eastAsia="cs-CZ"/>
+        </w:rPr>
+        <w:t xml:space="preserve"> Shodnost rozhraní těchto typů je vynucena konceptem </w:t>
+      </w:r>
+      <w:r>
+        <w:rPr>
+          <w:b/>
+          <w:bCs/>
+          <w:lang w:eastAsia="cs-CZ"/>
+        </w:rPr>
+        <w:t>TensorConcept</w:t>
+      </w:r>
+      <w:r>
+        <w:rPr>
+          <w:lang w:eastAsia="cs-CZ"/>
+        </w:rPr>
+        <w:t>.</w:t>
+      </w:r>
+      <w:r>
+        <w:rPr>
+          <w:lang w:eastAsia="cs-CZ"/>
+        </w:rPr>
+        <w:t xml:space="preserve"> Matice je navíc od tenzorů obohacena o některé jí specifické metody.</w:t>
+      </w:r>
+    </w:p>
+    <w:p>
+      <w:pPr>
+        <w:pStyle w:val="Nadpis3"/>
+        <w:jc w:val="both"/>
+        <w:rPr>
+          <w:lang w:eastAsia="cs-CZ"/>
+        </w:rPr>
+      </w:pPr>
+      <w:bookmarkStart w:id="21" w:name="_Toc229864006"/>
+      <w:r>
+        <w:rPr>
+          <w:lang w:eastAsia="cs-CZ"/>
+        </w:rPr>
+        <w:t>2.</w:t>
+      </w:r>
+      <w:r>
+        <w:rPr>
+          <w:lang w:eastAsia="cs-CZ"/>
+        </w:rPr>
+        <w:t>2</w:t>
+      </w:r>
+      <w:r>
+        <w:rPr>
+          <w:lang w:eastAsia="cs-CZ"/>
+        </w:rPr>
+        <w:t>.</w:t>
+      </w:r>
+      <w:r>
+        <w:rPr>
+          <w:lang w:eastAsia="cs-CZ"/>
+        </w:rPr>
+        <w:t>7</w:t>
+      </w:r>
+      <w:r>
+        <w:rPr>
+          <w:lang w:eastAsia="cs-CZ"/>
+        </w:rPr>
+        <w:t xml:space="preserve"> N-nární strom</w:t>
+      </w:r>
+      <w:bookmarkEnd w:id="21"/>
+    </w:p>
+    <w:p>
+      <w:pPr>
+        <w:spacing w:line="360" w:lineRule="auto"/>
+        <w:jc w:val="both"/>
+        <w:rPr>
+          <w:lang w:eastAsia="cs-CZ"/>
+        </w:rPr>
+      </w:pPr>
+      <w:r>
+        <w:rPr>
+          <w:lang w:eastAsia="cs-CZ"/>
+        </w:rPr>
+        <w:t>Xxx</w:t>
+      </w:r>
+    </w:p>
+    <w:p>
+      <w:pPr>
+        <w:pStyle w:val="Nadpis3"/>
+        <w:rPr>
+          <w:lang w:eastAsia="cs-CZ"/>
+        </w:rPr>
+      </w:pPr>
+      <w:r>
+        <w:rPr>
+          <w:lang w:eastAsia="cs-CZ"/>
+        </w:rPr>
+        <w:lastRenderedPageBreak/>
+        <w:t>2.2.</w:t>
+      </w:r>
+      <w:r>
+        <w:rPr>
+          <w:lang w:eastAsia="cs-CZ"/>
+        </w:rPr>
+        <w:t>8</w:t>
+      </w:r>
+      <w:r>
+        <w:rPr>
+          <w:lang w:eastAsia="cs-CZ"/>
+        </w:rPr>
+        <w:t xml:space="preserve"> Pomocné</w:t>
+      </w:r>
+    </w:p>
+    <w:p>
+      <w:pPr>
+        <w:spacing w:line="360" w:lineRule="auto"/>
+        <w:jc w:val="both"/>
+        <w:rPr>
+          <w:lang w:eastAsia="cs-CZ"/>
+        </w:rPr>
+      </w:pPr>
+      <w:r>
+        <w:rPr>
+          <w:lang w:eastAsia="cs-CZ"/>
+        </w:rPr>
+        <w:t>Jednou z velice šikovných „pomůcek“ je třída span_view.</w:t>
+      </w:r>
+      <w:r>
+        <w:rPr>
+          <w:lang w:eastAsia="cs-CZ"/>
+        </w:rPr>
+        <w:t xml:space="preserve"> Tato třída dědí od třídy std::span&lt;const T, </w:t>
+      </w:r>
+      <w:r>
+        <w:rPr>
+          <w:lang w:eastAsia="cs-CZ"/>
+        </w:rPr>
+        <w:t>Extent = std::dynamic_extent</w:t>
+      </w:r>
+      <w:r>
+        <w:rPr>
+          <w:lang w:eastAsia="cs-CZ"/>
+        </w:rPr>
+        <w:t>&gt; a jenom ji rozšiřuje o jediný konstruktor. O konstruktor přijímající std::initializer_list.</w:t>
+      </w:r>
+      <w:r>
+        <w:rPr>
+          <w:lang w:eastAsia="cs-CZ"/>
+        </w:rPr>
+        <w:t xml:space="preserve"> Pro běžné použití jako proměnná je to nebezpečné, ovšem zde je to užito jenom jako parametr.</w:t>
+      </w:r>
+      <w:r>
+        <w:rPr>
+          <w:lang w:eastAsia="cs-CZ"/>
+        </w:rPr>
+        <w:t xml:space="preserve"> Tím zanikají problémy s životností std::initializer_list.</w:t>
+      </w:r>
+      <w:r>
+        <w:rPr>
+          <w:lang w:eastAsia="cs-CZ"/>
+        </w:rPr>
+        <w:t xml:space="preserve"> To je velice přínosné, jelikož tak budu uživatel moci do jediné metody zadat jak cokoliv konvertibilní na std::span, tak také inicializační list.</w:t>
+      </w:r>
+      <w:r>
+        <w:rPr>
+          <w:lang w:eastAsia="cs-CZ"/>
+        </w:rPr>
+        <w:t xml:space="preserve"> V komunitě standardu C++ o tomto tématu byla diskuse. Přišel návrh na přidání konstrukce std::span z </w:t>
+      </w:r>
+      <w:r>
+        <w:rPr>
+          <w:lang w:eastAsia="cs-CZ"/>
+        </w:rPr>
+        <w:t>std::initializer_list</w:t>
+      </w:r>
+      <w:r>
+        <w:rPr>
+          <w:lang w:eastAsia="cs-CZ"/>
+        </w:rPr>
+        <w:t xml:space="preserve"> a tento návr</w:t>
+      </w:r>
+      <w:r>
+        <w:rPr>
+          <w:lang w:eastAsia="cs-CZ"/>
+        </w:rPr>
+        <w:t>h [</w:t>
+      </w:r>
+      <w:r>
+        <w:rPr>
+          <w:lang w:eastAsia="cs-CZ"/>
+        </w:rPr>
+        <w:t>7</w:t>
+      </w:r>
+      <w:r>
+        <w:rPr>
           <w:lang w:eastAsia="cs-CZ"/>
         </w:rPr>
         <w:t>]</w:t>
@@ -9447,14 +10331,176 @@
         <w:rPr>
           <w:lang w:eastAsia="cs-CZ"/>
         </w:rPr>
+        <w:t xml:space="preserve"> byl dokonce schválen komisí pro standard C++26.</w:t>
+      </w:r>
+      <w:r>
+        <w:rPr>
+          <w:lang w:eastAsia="cs-CZ"/>
+        </w:rPr>
+        <w:t xml:space="preserve"> Poté se ale zjistily problémy s tímto návrhem, kdy se díky této změně volaly jiné metody a konstruktory a přišel protinávrh</w:t>
+      </w:r>
+      <w:r>
+        <w:rPr>
+          <w:lang w:eastAsia="cs-CZ"/>
+        </w:rPr>
+        <w:t xml:space="preserve"> [8]</w:t>
+      </w:r>
+      <w:r>
+        <w:rPr>
+          <w:lang w:eastAsia="cs-CZ"/>
+        </w:rPr>
+        <w:t xml:space="preserve"> odstraňující tento návrh.</w:t>
+      </w:r>
+      <w:r>
+        <w:rPr>
+          <w:lang w:eastAsia="cs-CZ"/>
+        </w:rPr>
+        <w:t xml:space="preserve"> Komise pro vývoj knihovny C++ nakonec odhlasovala tento </w:t>
+      </w:r>
+      <w:r>
+        <w:rPr>
+          <w:lang w:eastAsia="cs-CZ"/>
+        </w:rPr>
+        <w:t>protinávrh,</w:t>
+      </w:r>
+      <w:r>
+        <w:rPr>
+          <w:lang w:eastAsia="cs-CZ"/>
+        </w:rPr>
+        <w:t xml:space="preserve"> a tudíž byl původní návrh z C++26</w:t>
+      </w:r>
+      <w:r>
+        <w:rPr>
+          <w:lang w:eastAsia="cs-CZ"/>
+        </w:rPr>
+        <w:t xml:space="preserve"> </w:t>
+      </w:r>
+      <w:r>
+        <w:rPr>
+          <w:lang w:eastAsia="cs-CZ"/>
+        </w:rPr>
+        <w:t>vyřazen.</w:t>
+      </w:r>
+      <w:r>
+        <w:rPr>
+          <w:lang w:eastAsia="cs-CZ"/>
+        </w:rPr>
+        <w:t xml:space="preserve"> Není ovšem zcela vyloučeno, že </w:t>
+      </w:r>
+      <w:r>
+        <w:rPr>
+          <w:lang w:eastAsia="cs-CZ"/>
+        </w:rPr>
+        <w:t>existuje</w:t>
+      </w:r>
+      <w:r>
+        <w:rPr>
+          <w:lang w:eastAsia="cs-CZ"/>
+        </w:rPr>
+        <w:t xml:space="preserve"> verz</w:t>
+      </w:r>
+      <w:r>
+        <w:rPr>
+          <w:lang w:eastAsia="cs-CZ"/>
+        </w:rPr>
+        <w:t>e v některém ze</w:t>
+      </w:r>
+      <w:r>
+        <w:rPr>
+          <w:lang w:eastAsia="cs-CZ"/>
+        </w:rPr>
+        <w:t xml:space="preserve"> známých kompilátorů</w:t>
+      </w:r>
+      <w:r>
+        <w:rPr>
+          <w:lang w:eastAsia="cs-CZ"/>
+        </w:rPr>
+        <w:t>, kde je tato věc implementována</w:t>
+      </w:r>
+      <w:r>
+        <w:rPr>
+          <w:lang w:eastAsia="cs-CZ"/>
+        </w:rPr>
         <w:t>.</w:t>
       </w:r>
-      <w:r>
-        <w:rPr>
-          <w:lang w:eastAsia="cs-CZ"/>
+    </w:p>
+    <w:p>
+      <w:pPr>
+        <w:spacing w:line="360" w:lineRule="auto"/>
+        <w:jc w:val="both"/>
+        <w:rPr>
+          <w:lang w:eastAsia="cs-CZ"/>
+        </w:rPr>
+      </w:pPr>
+      <w:r>
+        <w:rPr>
+          <w:lang w:eastAsia="cs-CZ"/>
+        </w:rPr>
+        <w:t>Déle byly implementovány třídy podle návrhového vzoru funktor se jmény „DefaultEquals“ a „DefaultOrder“, které definují obecná postup pro porovnávání dvou prvků.</w:t>
+      </w:r>
+      <w:r>
+        <w:rPr>
+          <w:lang w:eastAsia="cs-CZ"/>
+        </w:rPr>
+        <w:t xml:space="preserve"> U typů s plovoucí desetinnou čárkou používají porovnávání pomocí epsilon a absolutní hodnoty a u ostatních typů jen volají příslušné operátory.</w:t>
+      </w:r>
+      <w:r>
+        <w:rPr>
+          <w:lang w:eastAsia="cs-CZ"/>
+        </w:rPr>
+        <w:t xml:space="preserve"> Pro vyjádření pořadí je zde i ve zbytku projektu využito std::</w:t>
+      </w:r>
+      <w:r>
+        <w:rPr>
+          <w:rFonts w:ascii="Consolas" w:eastAsia="Times New Roman" w:hAnsi="Consolas"/>
+          <w:color w:val="4EC9B0"/>
+          <w:sz w:val="21"/>
+          <w:szCs w:val="21"/>
+          <w:lang/>
         </w:rPr>
         <w:t xml:space="preserve"> </w:t>
       </w:r>
+      <w:r>
+        <w:rPr>
+          <w:lang w:eastAsia="cs-CZ"/>
+        </w:rPr>
+        <w:t>partial_ordering</w:t>
+      </w:r>
+      <w:r>
+        <w:rPr>
+          <w:lang w:eastAsia="cs-CZ"/>
+        </w:rPr>
+        <w:t>.</w:t>
+      </w:r>
+    </w:p>
+    <w:p>
+      <w:pPr>
+        <w:pStyle w:val="Nadpis2"/>
+        <w:jc w:val="both"/>
+        <w:rPr>
+          <w:lang w:eastAsia="cs-CZ"/>
+        </w:rPr>
+      </w:pPr>
+      <w:bookmarkStart w:id="22" w:name="_Toc229864007"/>
+      <w:r>
+        <w:rPr>
+          <w:lang w:eastAsia="cs-CZ"/>
+        </w:rPr>
+        <w:t>2.</w:t>
+      </w:r>
+      <w:r>
+        <w:rPr>
+          <w:lang w:eastAsia="cs-CZ"/>
+        </w:rPr>
+        <w:t>3</w:t>
+      </w:r>
+      <w:r>
+        <w:rPr>
+          <w:lang w:eastAsia="cs-CZ"/>
+        </w:rPr>
+        <w:t xml:space="preserve"> Testy</w:t>
+      </w:r>
+      <w:bookmarkEnd w:id="22"/>
     </w:p>
     <w:p>
       <w:pPr>
@@ -9468,25 +10514,49 @@
         <w:rPr>
           <w:lang w:eastAsia="cs-CZ"/>
         </w:rPr>
-        <w:t xml:space="preserve">Pro kopírování, porovnávání či konstrukci a destrukci jsou v případě triviálně manipulovatelných typů (kontrolováno například pomocí </w:t>
-      </w:r>
-      <w:r>
-        <w:rPr>
-          <w:lang w:eastAsia="cs-CZ"/>
-        </w:rPr>
-        <w:t>std::is_trivially_copyable_v&lt;T&gt;</w:t>
-      </w:r>
-      <w:r>
-        <w:rPr>
-          <w:lang w:eastAsia="cs-CZ"/>
-        </w:rPr>
-        <w:t>) jsou použity nízkoúrovňové funkce standartní knihovny jako například std::memcpy či std::memcmp a podobně.</w:t>
-      </w:r>
-      <w:r>
-        <w:rPr>
-          <w:lang w:eastAsia="cs-CZ"/>
-        </w:rPr>
-        <w:t xml:space="preserve"> Jestli jde takovéto operace (téměř s jistotou by se dalo říct optimalizace) jde na daném typu skutečně provést jde vykonat během kompilace a není tím pádem žádný overhead.</w:t>
+        <w:t>Testy byly uskutečněny pomocí GoogleTest frameworku.</w:t>
+      </w:r>
+      <w:r>
+        <w:rPr>
+          <w:lang w:eastAsia="cs-CZ"/>
+        </w:rPr>
+        <w:t xml:space="preserve"> Testy jsou ve složce „test“ ve které je složka „src“ ve které je struktura </w:t>
+      </w:r>
+      <w:r>
+        <w:rPr>
+          <w:lang w:eastAsia="cs-CZ"/>
+        </w:rPr>
+        <w:t>kopírující</w:t>
+      </w:r>
+      <w:r>
+        <w:rPr>
+          <w:lang w:eastAsia="cs-CZ"/>
+        </w:rPr>
+        <w:t xml:space="preserve"> strukturu projektu.</w:t>
+      </w:r>
+      <w:r>
+        <w:rPr>
+          <w:lang w:eastAsia="cs-CZ"/>
+        </w:rPr>
+        <w:t xml:space="preserve"> Na místech zdrojových kódu, které jsou </w:t>
+      </w:r>
+      <w:r>
+        <w:rPr>
+          <w:lang w:eastAsia="cs-CZ"/>
+        </w:rPr>
+        <w:t xml:space="preserve">unit </w:t>
+      </w:r>
+      <w:r>
+        <w:rPr>
+          <w:lang w:eastAsia="cs-CZ"/>
+        </w:rPr>
+        <w:t>testovány tam ovšem jsou soubory s testy podle jmenné konvence: „jméno původního souboru + _test + .cpp“.</w:t>
+      </w:r>
+      <w:r>
+        <w:rPr>
+          <w:lang w:eastAsia="cs-CZ"/>
+        </w:rPr>
+        <w:t xml:space="preserve"> Pro zátěžové testy je konvence stejná, jenom místo „_test“ je nahrazeno „_stress“.</w:t>
       </w:r>
     </w:p>
     <w:p>
@@ -9501,169 +10571,31 @@
         <w:rPr>
           <w:lang w:eastAsia="cs-CZ"/>
         </w:rPr>
-        <w:t>Z venkovního hlediska se rozhraní této třídy velmi podobá std::vector ze standartní knihovny.</w:t>
-      </w:r>
-      <w:r>
-        <w:rPr>
-          <w:lang w:eastAsia="cs-CZ"/>
-        </w:rPr>
-        <w:t xml:space="preserve"> Dá</w:t>
-      </w:r>
-      <w:r>
-        <w:rPr>
-          <w:lang w:eastAsia="cs-CZ"/>
-        </w:rPr>
-        <w:t xml:space="preserve"> </w:t>
-      </w:r>
-      <w:r>
-        <w:rPr>
-          <w:lang w:eastAsia="cs-CZ"/>
-        </w:rPr>
-        <w:t xml:space="preserve">se kopírovat i stěhovat díky copy a move konstruktoru a </w:t>
-      </w:r>
-      <w:r>
-        <w:rPr>
-          <w:lang w:eastAsia="cs-CZ"/>
-        </w:rPr>
-        <w:t>přetížení operátoru přiřazení (=).</w:t>
-      </w:r>
-      <w:r>
-        <w:rPr>
-          <w:lang w:eastAsia="cs-CZ"/>
-        </w:rPr>
-        <w:t xml:space="preserve"> Dá se z něj přistoupit na syrová data </w:t>
-      </w:r>
-      <w:r>
-        <w:rPr>
-          <w:lang w:eastAsia="cs-CZ"/>
-        </w:rPr>
-        <w:t xml:space="preserve">(pomocí </w:t>
-      </w:r>
-      <w:r>
-        <w:rPr>
-          <w:lang w:eastAsia="cs-CZ"/>
-        </w:rPr>
-        <w:t>stejnojmenné</w:t>
-      </w:r>
-      <w:r>
-        <w:rPr>
-          <w:lang w:eastAsia="cs-CZ"/>
-        </w:rPr>
-        <w:t xml:space="preserve"> metody data()) </w:t>
-      </w:r>
-      <w:r>
-        <w:rPr>
-          <w:lang w:eastAsia="cs-CZ"/>
-        </w:rPr>
-        <w:t xml:space="preserve">a dá se </w:t>
-      </w:r>
-      <w:r>
-        <w:rPr>
-          <w:lang w:eastAsia="cs-CZ"/>
-        </w:rPr>
-        <w:t>použít přetížení indexovacího operátoru ([]) pro přístup na jednotlivé prvky (v </w:t>
-      </w:r>
-      <w:r>
-        <w:rPr>
-          <w:lang w:eastAsia="cs-CZ"/>
-        </w:rPr>
-        <w:t>O(1)</w:t>
-      </w:r>
-      <w:r>
-        <w:rPr>
-          <w:lang w:eastAsia="cs-CZ"/>
-        </w:rPr>
-        <w:t xml:space="preserve"> složitosti).</w:t>
-      </w:r>
-      <w:r>
-        <w:rPr>
-          <w:lang w:eastAsia="cs-CZ"/>
-        </w:rPr>
-        <w:t xml:space="preserve"> Dají se z</w:t>
-      </w:r>
-      <w:r>
-        <w:rPr>
-          <w:lang w:eastAsia="cs-CZ"/>
-        </w:rPr>
-        <w:t> </w:t>
-      </w:r>
-      <w:r>
-        <w:rPr>
-          <w:lang w:eastAsia="cs-CZ"/>
-        </w:rPr>
-        <w:t>něj</w:t>
-      </w:r>
-      <w:r>
-        <w:rPr>
-          <w:lang w:eastAsia="cs-CZ"/>
-        </w:rPr>
-        <w:t>, ze stejného rozhraní u std::vector dostat iterátory jak dopředu</w:t>
-      </w:r>
-      <w:r>
-        <w:rPr>
-          <w:lang w:eastAsia="cs-CZ"/>
-        </w:rPr>
-        <w:t>,</w:t>
-      </w:r>
-      <w:r>
-        <w:rPr>
-          <w:lang w:eastAsia="cs-CZ"/>
-        </w:rPr>
-        <w:t xml:space="preserve"> tak dozadu</w:t>
-      </w:r>
-      <w:r>
-        <w:rPr>
-          <w:lang w:eastAsia="cs-CZ"/>
-        </w:rPr>
-        <w:t>. Iterátor je pro jednoduchost ukazatel, což je jednoduché a efektivní</w:t>
-      </w:r>
-      <w:r>
-        <w:rPr>
-          <w:lang w:eastAsia="cs-CZ"/>
-        </w:rPr>
-        <w:t>.</w:t>
-      </w:r>
-      <w:r>
-        <w:rPr>
-          <w:lang w:eastAsia="cs-CZ"/>
-        </w:rPr>
-        <w:t xml:space="preserve"> Dá se porovnávat s ostatními lineárními kontejnery</w:t>
-      </w:r>
-      <w:r>
-        <w:rPr>
-          <w:lang w:eastAsia="cs-CZ"/>
-        </w:rPr>
-        <w:t xml:space="preserve"> díky přetížení porovnávacího operátoru (==) a operátoru „vesmírné lodi“ (&lt;=&gt;).</w:t>
-      </w:r>
-      <w:r>
-        <w:rPr>
-          <w:lang w:eastAsia="cs-CZ"/>
-        </w:rPr>
-        <w:t xml:space="preserve"> Je možné díky metodě swap také vyměnit obsahy dvou lineárních kontejnerů.</w:t>
-      </w:r>
-      <w:r>
-        <w:rPr>
-          <w:lang w:eastAsia="cs-CZ"/>
-        </w:rPr>
-        <w:t xml:space="preserve"> Samozřejmě je také možné kontejner manuálně změnit v jeho velikosti a kapacitě</w:t>
-      </w:r>
-      <w:r>
-        <w:rPr>
-          <w:lang w:eastAsia="cs-CZ"/>
-        </w:rPr>
-        <w:t xml:space="preserve"> či ho celá vyčistit</w:t>
-      </w:r>
-      <w:r>
-        <w:rPr>
-          <w:lang w:eastAsia="cs-CZ"/>
-        </w:rPr>
-        <w:t>.</w:t>
-      </w:r>
-      <w:r>
-        <w:rPr>
-          <w:lang w:eastAsia="cs-CZ"/>
-        </w:rPr>
-        <w:t xml:space="preserve"> Jde také nakonec přidat prvek či ho z konce odstranit.</w:t>
+        <w:t xml:space="preserve">V obou typech testů (unit i zátěž) bylo na začátku, těsně před vložením hlavičkového souboru „Tensor.hpp“ </w:t>
+      </w:r>
+      <w:r>
+        <w:rPr>
+          <w:lang w:eastAsia="cs-CZ"/>
+        </w:rPr>
+        <w:t>definováno makro, které ihned po vložení tohoto hlavičkového souboru oddefinováno.</w:t>
+      </w:r>
+      <w:r>
+        <w:rPr>
+          <w:lang w:eastAsia="cs-CZ"/>
+        </w:rPr>
+        <w:t xml:space="preserve"> Toto makro zaměňuje klíčové slovo C++ „</w:t>
+      </w:r>
+      <w:r>
+        <w:rPr>
+          <w:lang w:eastAsia="cs-CZ"/>
+        </w:rPr>
+        <w:t>protected</w:t>
+      </w:r>
+      <w:r>
+        <w:rPr>
+          <w:lang w:eastAsia="cs-CZ"/>
+        </w:rPr>
+        <w:t>“ za „public“ a tím pádem pro testy odkrývá privátní členy třídy k jejich otestování.</w:t>
       </w:r>
     </w:p>
     <w:p>
@@ -9674,7 +10606,7 @@
           <w:lang w:eastAsia="cs-CZ"/>
         </w:rPr>
       </w:pPr>
-      <w:bookmarkStart w:id="18" w:name="_Toc229864002"/>
+      <w:bookmarkStart w:id="23" w:name="_Toc229864008"/>
       <w:r>
         <w:rPr>
           <w:lang w:eastAsia="cs-CZ"/>
@@ -9685,27 +10617,15 @@
         <w:rPr>
           <w:lang w:eastAsia="cs-CZ"/>
         </w:rPr>
-        <w:t>2</w:t>
-      </w:r>
-      <w:r>
-        <w:rPr>
-          <w:lang w:eastAsia="cs-CZ"/>
-        </w:rPr>
-        <w:t>.</w:t>
-      </w:r>
-      <w:r>
-        <w:rPr>
-          <w:lang w:eastAsia="cs-CZ"/>
-        </w:rPr>
-        <w:t>4</w:t>
-      </w:r>
-      <w:r>
-        <w:rPr>
-          <w:lang w:eastAsia="cs-CZ"/>
-        </w:rPr>
-        <w:t xml:space="preserve"> Tenzor</w:t>
-      </w:r>
-      <w:bookmarkEnd w:id="18"/>
+        <w:t>3</w:t>
+      </w:r>
+      <w:r>
+        <w:rPr>
+          <w:lang w:eastAsia="cs-CZ"/>
+        </w:rPr>
+        <w:t>.1 Unit testování</w:t>
+      </w:r>
+      <w:bookmarkEnd w:id="23"/>
     </w:p>
     <w:p>
       <w:pPr>
@@ -9719,50 +10639,74 @@
         <w:rPr>
           <w:lang w:eastAsia="cs-CZ"/>
         </w:rPr>
-        <w:t>Jedná se o „hlavní“ třídu celé práce. Je navržen a implementován tak, aby byl univerzální, dynamický s širokým využitím.</w:t>
-      </w:r>
-      <w:r>
-        <w:rPr>
-          <w:lang w:eastAsia="cs-CZ"/>
-        </w:rPr>
-        <w:t xml:space="preserve"> </w:t>
-      </w:r>
-      <w:r>
-        <w:rPr>
-          <w:lang w:eastAsia="cs-CZ"/>
-        </w:rPr>
-        <w:t xml:space="preserve">V projektu se nazývá „Tensor“. </w:t>
-      </w:r>
-      <w:r>
-        <w:rPr>
-          <w:lang w:eastAsia="cs-CZ"/>
-        </w:rPr>
-        <w:t xml:space="preserve">Stejně jako lineární kontejner, tak je tato třída šablonovaná pro versatilní ukládání různých datových typů. </w:t>
-      </w:r>
-      <w:r>
-        <w:rPr>
-          <w:lang w:eastAsia="cs-CZ"/>
-        </w:rPr>
-        <w:t xml:space="preserve">Používá </w:t>
-      </w:r>
-      <w:r>
-        <w:rPr>
-          <w:lang w:eastAsia="cs-CZ"/>
-        </w:rPr>
-        <w:t>v sobě lineární kontejner pro udržení dat.</w:t>
-      </w:r>
-      <w:r>
-        <w:rPr>
-          <w:lang w:eastAsia="cs-CZ"/>
-        </w:rPr>
-        <w:t xml:space="preserve"> Jelikož udržování informací o struktuře tenzoru (tím myšleno rozměry dimenzí) je očekávané jen se zanedbatelným využitím paměti oproti datům, tak pro jednoduchost byly tyto informace uloženy do std::vector. Díky tomu je možné využít plného rozhraní manipulace nabízeného standartní knihovnou a </w:t>
-      </w:r>
-      <w:r>
-        <w:rPr>
-          <w:lang w:eastAsia="cs-CZ"/>
-        </w:rPr>
-        <w:t>také využít optimalizací, které s sebou knihovna přináší.</w:t>
-      </w:r>
+        <w:t>Na tenzor samotný připadá přes 140 testů.</w:t>
+      </w:r>
+      <w:r>
+        <w:rPr>
+          <w:lang w:eastAsia="cs-CZ"/>
+        </w:rPr>
+        <w:t xml:space="preserve"> Každá důležitější metoda je testována vícekrát pro jiný případ.</w:t>
+      </w:r>
+      <w:r>
+        <w:rPr>
+          <w:lang w:eastAsia="cs-CZ"/>
+        </w:rPr>
+        <w:t xml:space="preserve"> Pro testy byla využita makra google testu TEST a uvnitř asertivní makra pro kontrolu výsledku testu, většinou EXPECT_EQ pro posouzení rovnosti výsledku s očekávanou </w:t>
+      </w:r>
+      <w:r>
+        <w:rPr>
+          <w:lang w:eastAsia="cs-CZ"/>
+        </w:rPr>
+        <w:lastRenderedPageBreak/>
+        <w:t>hodnotou.</w:t>
+      </w:r>
+      <w:r>
+        <w:rPr>
+          <w:lang w:eastAsia="cs-CZ"/>
+        </w:rPr>
+        <w:t xml:space="preserve"> Většina těchto testů byla znovupoužita na otestování paralelní verze tenzoru až na výjimku testů, co vyžadovaly v typovém parametrů nekompatibilní datové typy pro kopii na GPU paměť.</w:t>
+      </w:r>
+      <w:r>
+        <w:rPr>
+          <w:lang w:eastAsia="cs-CZ"/>
+        </w:rPr>
+        <w:t xml:space="preserve"> Například std::string nebo i tenzor v tenzoru.</w:t>
+      </w:r>
+      <w:r>
+        <w:rPr>
+          <w:lang w:eastAsia="cs-CZ"/>
+        </w:rPr>
+        <w:t xml:space="preserve"> To zredukovalo počet unit testů pro paralelní zpracování na něco přes 110.</w:t>
+      </w:r>
+    </w:p>
+    <w:p>
+      <w:pPr>
+        <w:pStyle w:val="Nadpis3"/>
+        <w:jc w:val="both"/>
+        <w:rPr>
+          <w:lang w:eastAsia="cs-CZ"/>
+        </w:rPr>
+      </w:pPr>
+      <w:bookmarkStart w:id="24" w:name="_Toc229864009"/>
+      <w:r>
+        <w:rPr>
+          <w:lang w:eastAsia="cs-CZ"/>
+        </w:rPr>
+        <w:t>2.</w:t>
+      </w:r>
+      <w:r>
+        <w:rPr>
+          <w:lang w:eastAsia="cs-CZ"/>
+        </w:rPr>
+        <w:t>3</w:t>
+      </w:r>
+      <w:r>
+        <w:rPr>
+          <w:lang w:eastAsia="cs-CZ"/>
+        </w:rPr>
+        <w:t>.2 Zátěžové testování</w:t>
+      </w:r>
+      <w:bookmarkEnd w:id="24"/>
     </w:p>
     <w:p>
       <w:pPr>
@@ -9776,651 +10720,11 @@
         <w:rPr>
           <w:lang w:eastAsia="cs-CZ"/>
         </w:rPr>
-        <w:t>Použitím lineárního kontejneru se implementace vyhne</w:t>
-      </w:r>
-      <w:r>
-        <w:rPr>
-          <w:lang w:eastAsia="cs-CZ"/>
-        </w:rPr>
-        <w:t xml:space="preserve"> jednomu velikému problému. Vektor tak jak je ve standartní knihovně má zvláštní specializaci pro datový typ bool. Je to optimalizace za účelem šetření místa, tak, že jeden bool je uložen pouze v jednom bitu místo bytu.</w:t>
-      </w:r>
-      <w:r>
-        <w:rPr>
-          <w:lang w:eastAsia="cs-CZ"/>
-        </w:rPr>
-        <w:t xml:space="preserve"> Taková </w:t>
-      </w:r>
-      <w:r>
-        <w:rPr>
-          <w:lang w:eastAsia="cs-CZ"/>
-        </w:rPr>
-        <w:lastRenderedPageBreak/>
-        <w:t>specializace ovšem přináší problémy při imp</w:t>
-      </w:r>
-      <w:r>
-        <w:rPr>
-          <w:lang w:eastAsia="cs-CZ"/>
-        </w:rPr>
-        <w:t>l</w:t>
-      </w:r>
-      <w:r>
-        <w:rPr>
-          <w:lang w:eastAsia="cs-CZ"/>
-        </w:rPr>
-        <w:t>ementaci šablonovaných metod. Například reference na jeden prvek není reference na bool ale jedná se o složitější objekt. Čtenář si jistě představí, jaké problémy to může přinést, když by se pokoušel programovat genericky. Navíc je tento typ ukládání obtížen drobným overheadem u přístupů k prvkům, jelikož se nejedná o pouhé přistupování na byte paměti, ale dostávání hodnoty konkrétního bitu, což normálně jde jen za pomocí bitových operací a masek.</w:t>
-      </w:r>
-      <w:r>
-        <w:rPr>
-          <w:lang w:eastAsia="cs-CZ"/>
-        </w:rPr>
-        <w:t xml:space="preserve"> V lineárním kontejneru jsou bity uloženy vedle sebe v bytech. To dává stejné chování jako u ostatních primitivních datových typů</w:t>
-      </w:r>
-      <w:r>
-        <w:rPr>
-          <w:lang w:eastAsia="cs-CZ"/>
-        </w:rPr>
-        <w:t>,</w:t>
-      </w:r>
-      <w:r>
-        <w:rPr>
-          <w:lang w:eastAsia="cs-CZ"/>
-        </w:rPr>
-        <w:t xml:space="preserve"> a navíc je bez overheadu.</w:t>
-      </w:r>
-    </w:p>
-    <w:p>
-      <w:pPr>
-        <w:spacing w:line="360" w:lineRule="auto"/>
-        <w:jc w:val="both"/>
-        <w:rPr>
-          <w:lang w:eastAsia="cs-CZ"/>
-        </w:rPr>
-      </w:pPr>
-      <w:r>
-        <w:rPr>
-          <w:lang w:eastAsia="cs-CZ"/>
-        </w:rPr>
-        <w:t>V této třídě je také uložen vektor kumulativních součinů</w:t>
-      </w:r>
-      <w:r>
-        <w:rPr>
-          <w:lang w:eastAsia="cs-CZ"/>
-        </w:rPr>
-        <w:t xml:space="preserve"> předešlých dimenzí</w:t>
-      </w:r>
-      <w:r>
-        <w:rPr>
-          <w:lang w:eastAsia="cs-CZ"/>
-        </w:rPr>
-        <w:t>, a to pomocí std::vector. Ze stejných důvodů jako u dimenzí tenzoru je toto řešení do</w:t>
-      </w:r>
-      <w:r>
-        <w:rPr>
-          <w:lang w:eastAsia="cs-CZ"/>
-        </w:rPr>
-        <w:t>s</w:t>
-      </w:r>
-      <w:r>
-        <w:rPr>
-          <w:lang w:eastAsia="cs-CZ"/>
-        </w:rPr>
-        <w:t>tačující.</w:t>
-      </w:r>
-    </w:p>
-    <w:p>
-      <w:pPr>
-        <w:spacing w:line="360" w:lineRule="auto"/>
-        <w:jc w:val="both"/>
-        <w:rPr>
-          <w:lang w:eastAsia="cs-CZ"/>
-        </w:rPr>
-      </w:pPr>
-      <w:r>
-        <w:rPr>
-          <w:lang w:eastAsia="cs-CZ"/>
-        </w:rPr>
-        <w:t>Základním způsobem</w:t>
-      </w:r>
-      <w:r>
-        <w:rPr>
-          <w:lang w:eastAsia="cs-CZ"/>
-        </w:rPr>
-        <w:t>,</w:t>
-      </w:r>
-      <w:r>
-        <w:rPr>
-          <w:lang w:eastAsia="cs-CZ"/>
-        </w:rPr>
-        <w:t xml:space="preserve"> jak vytvořit tenzor je použít konstruktor přijímající jeden std::ve</w:t>
-      </w:r>
-      <w:r>
-        <w:rPr>
-          <w:lang w:eastAsia="cs-CZ"/>
-        </w:rPr>
-        <w:t>c</w:t>
-      </w:r>
-      <w:r>
-        <w:rPr>
-          <w:lang w:eastAsia="cs-CZ"/>
-        </w:rPr>
-        <w:t>tor</w:t>
-      </w:r>
-      <w:r>
-        <w:rPr>
-          <w:lang w:eastAsia="cs-CZ"/>
-        </w:rPr>
-        <w:t>&lt;uint64_t&gt;</w:t>
-      </w:r>
-      <w:r>
-        <w:rPr>
-          <w:lang w:eastAsia="cs-CZ"/>
-        </w:rPr>
-        <w:t>.</w:t>
-      </w:r>
-      <w:r>
-        <w:rPr>
-          <w:lang w:eastAsia="cs-CZ"/>
-        </w:rPr>
-        <w:t xml:space="preserve"> Ten vektor obsahuje velikosti dimenzí. V konstruktoru se nakopíruje do vektoru pro udržování velikostí dimenzí a poté se spustí metoda update(), která vypočítá potřebné místo k alokaci tenzoru</w:t>
-      </w:r>
-      <w:r>
-        <w:rPr>
-          <w:lang w:eastAsia="cs-CZ"/>
-        </w:rPr>
-        <w:t>,</w:t>
-      </w:r>
-      <w:r>
-        <w:rPr>
-          <w:lang w:eastAsia="cs-CZ"/>
-        </w:rPr>
-        <w:t xml:space="preserve"> a to místo skutečně alokuje na lineárním kontejneru.</w:t>
-      </w:r>
-      <w:r>
-        <w:rPr>
-          <w:lang w:eastAsia="cs-CZ"/>
-        </w:rPr>
-        <w:t xml:space="preserve"> Poté také aktualizuje/vypočítá strukturální optimalizační data závislá na velikostech dimenze jako například vektor kumulativních </w:t>
-      </w:r>
-      <w:r>
-        <w:rPr>
-          <w:lang w:eastAsia="cs-CZ"/>
-        </w:rPr>
-        <w:t>součinů předchozích velikostí dimenzí.</w:t>
-      </w:r>
-    </w:p>
-    <w:p>
-      <w:pPr>
-        <w:spacing w:line="360" w:lineRule="auto"/>
-        <w:jc w:val="both"/>
-        <w:rPr>
-          <w:lang w:eastAsia="cs-CZ"/>
-        </w:rPr>
-      </w:pPr>
-    </w:p>
-    <w:p>
-      <w:pPr>
-        <w:pStyle w:val="Nadpis3"/>
-        <w:jc w:val="both"/>
-        <w:rPr>
-          <w:lang w:eastAsia="cs-CZ"/>
-        </w:rPr>
-      </w:pPr>
-      <w:bookmarkStart w:id="19" w:name="_Toc229864003"/>
-      <w:r>
-        <w:rPr>
-          <w:lang w:eastAsia="cs-CZ"/>
-        </w:rPr>
-        <w:t>2.</w:t>
-      </w:r>
-      <w:r>
-        <w:rPr>
-          <w:lang w:eastAsia="cs-CZ"/>
-        </w:rPr>
-        <w:t>2</w:t>
-      </w:r>
-      <w:r>
-        <w:rPr>
-          <w:lang w:eastAsia="cs-CZ"/>
-        </w:rPr>
-        <w:t>.</w:t>
-      </w:r>
-      <w:r>
-        <w:rPr>
-          <w:lang w:eastAsia="cs-CZ"/>
-        </w:rPr>
-        <w:t>5</w:t>
-      </w:r>
-      <w:r>
-        <w:rPr>
-          <w:lang w:eastAsia="cs-CZ"/>
-        </w:rPr>
-        <w:t xml:space="preserve"> Paralelní tenzor</w:t>
-      </w:r>
-      <w:bookmarkEnd w:id="19"/>
-    </w:p>
-    <w:p>
-      <w:pPr>
-        <w:spacing w:line="360" w:lineRule="auto"/>
-        <w:jc w:val="both"/>
-        <w:rPr>
-          <w:lang w:eastAsia="cs-CZ"/>
-        </w:rPr>
-      </w:pPr>
-      <w:r>
-        <w:rPr>
-          <w:lang w:eastAsia="cs-CZ"/>
-        </w:rPr>
         <w:t>Xxx</w:t>
       </w:r>
     </w:p>
     <w:p>
       <w:pPr>
-        <w:pStyle w:val="Nadpis3"/>
-        <w:jc w:val="both"/>
-        <w:rPr>
-          <w:lang w:eastAsia="cs-CZ"/>
-        </w:rPr>
-      </w:pPr>
-      <w:bookmarkStart w:id="20" w:name="_Toc229864004"/>
-      <w:r>
-        <w:rPr>
-          <w:lang w:eastAsia="cs-CZ"/>
-        </w:rPr>
-        <w:t>2.</w:t>
-      </w:r>
-      <w:r>
-        <w:rPr>
-          <w:lang w:eastAsia="cs-CZ"/>
-        </w:rPr>
-        <w:t>2</w:t>
-      </w:r>
-      <w:r>
-        <w:rPr>
-          <w:lang w:eastAsia="cs-CZ"/>
-        </w:rPr>
-        <w:t>.</w:t>
-      </w:r>
-      <w:r>
-        <w:rPr>
-          <w:lang w:eastAsia="cs-CZ"/>
-        </w:rPr>
-        <w:t>6</w:t>
-      </w:r>
-      <w:r>
-        <w:rPr>
-          <w:lang w:eastAsia="cs-CZ"/>
-        </w:rPr>
-        <w:t xml:space="preserve"> Matice</w:t>
-      </w:r>
-      <w:bookmarkEnd w:id="20"/>
-    </w:p>
-    <w:p>
-      <w:pPr>
-        <w:spacing w:line="360" w:lineRule="auto"/>
-        <w:jc w:val="both"/>
-        <w:rPr>
-          <w:lang w:eastAsia="cs-CZ"/>
-        </w:rPr>
-      </w:pPr>
-      <w:r>
-        <w:rPr>
-          <w:lang w:eastAsia="cs-CZ"/>
-        </w:rPr>
-        <w:t>Xxx</w:t>
-      </w:r>
-    </w:p>
-    <w:p>
-      <w:pPr>
-        <w:pStyle w:val="Nadpis3"/>
-        <w:jc w:val="both"/>
-        <w:rPr>
-          <w:lang w:eastAsia="cs-CZ"/>
-        </w:rPr>
-      </w:pPr>
-      <w:bookmarkStart w:id="21" w:name="_Toc229864005"/>
-      <w:r>
-        <w:rPr>
-          <w:lang w:eastAsia="cs-CZ"/>
-        </w:rPr>
-        <w:t>2.</w:t>
-      </w:r>
-      <w:r>
-        <w:rPr>
-          <w:lang w:eastAsia="cs-CZ"/>
-        </w:rPr>
-        <w:t>2</w:t>
-      </w:r>
-      <w:r>
-        <w:rPr>
-          <w:lang w:eastAsia="cs-CZ"/>
-        </w:rPr>
-        <w:t>.</w:t>
-      </w:r>
-      <w:r>
-        <w:rPr>
-          <w:lang w:eastAsia="cs-CZ"/>
-        </w:rPr>
-        <w:t>7</w:t>
-      </w:r>
-      <w:r>
-        <w:rPr>
-          <w:lang w:eastAsia="cs-CZ"/>
-        </w:rPr>
-        <w:t xml:space="preserve"> Paralelní matice</w:t>
-      </w:r>
-      <w:bookmarkEnd w:id="21"/>
-    </w:p>
-    <w:p>
-      <w:pPr>
-        <w:spacing w:line="360" w:lineRule="auto"/>
-        <w:jc w:val="both"/>
-        <w:rPr>
-          <w:lang w:eastAsia="cs-CZ"/>
-        </w:rPr>
-      </w:pPr>
-      <w:r>
-        <w:rPr>
-          <w:lang w:eastAsia="cs-CZ"/>
-        </w:rPr>
-        <w:t>Xxx</w:t>
-      </w:r>
-    </w:p>
-    <w:p>
-      <w:pPr>
-        <w:pStyle w:val="Nadpis3"/>
-        <w:jc w:val="both"/>
-        <w:rPr>
-          <w:lang w:eastAsia="cs-CZ"/>
-        </w:rPr>
-      </w:pPr>
-      <w:bookmarkStart w:id="22" w:name="_Toc229864006"/>
-      <w:r>
-        <w:rPr>
-          <w:lang w:eastAsia="cs-CZ"/>
-        </w:rPr>
-        <w:t>2.</w:t>
-      </w:r>
-      <w:r>
-        <w:rPr>
-          <w:lang w:eastAsia="cs-CZ"/>
-        </w:rPr>
-        <w:t>2</w:t>
-      </w:r>
-      <w:r>
-        <w:rPr>
-          <w:lang w:eastAsia="cs-CZ"/>
-        </w:rPr>
-        <w:t>.</w:t>
-      </w:r>
-      <w:r>
-        <w:rPr>
-          <w:lang w:eastAsia="cs-CZ"/>
-        </w:rPr>
-        <w:t>8</w:t>
-      </w:r>
-      <w:r>
-        <w:rPr>
-          <w:lang w:eastAsia="cs-CZ"/>
-        </w:rPr>
-        <w:t xml:space="preserve"> N-nární strom</w:t>
-      </w:r>
-      <w:bookmarkEnd w:id="22"/>
-    </w:p>
-    <w:p>
-      <w:pPr>
-        <w:spacing w:line="360" w:lineRule="auto"/>
-        <w:jc w:val="both"/>
-        <w:rPr>
-          <w:lang w:eastAsia="cs-CZ"/>
-        </w:rPr>
-      </w:pPr>
-      <w:r>
-        <w:rPr>
-          <w:lang w:eastAsia="cs-CZ"/>
-        </w:rPr>
-        <w:t>Xxx</w:t>
-      </w:r>
-    </w:p>
-    <w:p>
-      <w:pPr>
-        <w:pStyle w:val="Nadpis2"/>
-        <w:jc w:val="both"/>
-        <w:rPr>
-          <w:lang w:eastAsia="cs-CZ"/>
-        </w:rPr>
-      </w:pPr>
-      <w:bookmarkStart w:id="23" w:name="_Toc229864007"/>
-      <w:r>
-        <w:rPr>
-          <w:lang w:eastAsia="cs-CZ"/>
-        </w:rPr>
-        <w:t>2.</w:t>
-      </w:r>
-      <w:r>
-        <w:rPr>
-          <w:lang w:eastAsia="cs-CZ"/>
-        </w:rPr>
-        <w:t>3</w:t>
-      </w:r>
-      <w:r>
-        <w:rPr>
-          <w:lang w:eastAsia="cs-CZ"/>
-        </w:rPr>
-        <w:t xml:space="preserve"> Testy</w:t>
-      </w:r>
-      <w:bookmarkEnd w:id="23"/>
-    </w:p>
-    <w:p>
-      <w:pPr>
-        <w:spacing w:line="360" w:lineRule="auto"/>
-        <w:jc w:val="both"/>
-        <w:rPr>
-          <w:lang w:eastAsia="cs-CZ"/>
-        </w:rPr>
-      </w:pPr>
-      <w:r>
-        <w:rPr>
-          <w:lang w:eastAsia="cs-CZ"/>
-        </w:rPr>
-        <w:t>Testy byly uskutečněny pomocí GoogleTest frameworku.</w:t>
-      </w:r>
-      <w:r>
-        <w:rPr>
-          <w:lang w:eastAsia="cs-CZ"/>
-        </w:rPr>
-        <w:t xml:space="preserve"> Testy jsou ve složce „test“ ve které je složka „src“ ve které je struktura </w:t>
-      </w:r>
-      <w:r>
-        <w:rPr>
-          <w:lang w:eastAsia="cs-CZ"/>
-        </w:rPr>
-        <w:t>kopírující</w:t>
-      </w:r>
-      <w:r>
-        <w:rPr>
-          <w:lang w:eastAsia="cs-CZ"/>
-        </w:rPr>
-        <w:t xml:space="preserve"> strukturu projektu.</w:t>
-      </w:r>
-      <w:r>
-        <w:rPr>
-          <w:lang w:eastAsia="cs-CZ"/>
-        </w:rPr>
-        <w:t xml:space="preserve"> Na místech zdrojových kódu, které jsou </w:t>
-      </w:r>
-      <w:r>
-        <w:rPr>
-          <w:lang w:eastAsia="cs-CZ"/>
-        </w:rPr>
-        <w:t xml:space="preserve">unit </w:t>
-      </w:r>
-      <w:r>
-        <w:rPr>
-          <w:lang w:eastAsia="cs-CZ"/>
-        </w:rPr>
-        <w:t xml:space="preserve">testovány tam ovšem jsou soubory s testy podle jmenné konvence: „jméno </w:t>
-      </w:r>
-      <w:r>
-        <w:rPr>
-          <w:lang w:eastAsia="cs-CZ"/>
-        </w:rPr>
-        <w:lastRenderedPageBreak/>
-        <w:t>původního souboru + _test + .cpp“.</w:t>
-      </w:r>
-      <w:r>
-        <w:rPr>
-          <w:lang w:eastAsia="cs-CZ"/>
-        </w:rPr>
-        <w:t xml:space="preserve"> Pro zátěžové testy je konvence stejná, jenom místo „_test“ je nahrazeno „_stress“.</w:t>
-      </w:r>
-    </w:p>
-    <w:p>
-      <w:pPr>
-        <w:spacing w:line="360" w:lineRule="auto"/>
-        <w:jc w:val="both"/>
-        <w:rPr>
-          <w:lang w:eastAsia="cs-CZ"/>
-        </w:rPr>
-      </w:pPr>
-      <w:r>
-        <w:rPr>
-          <w:lang w:eastAsia="cs-CZ"/>
-        </w:rPr>
-        <w:t xml:space="preserve">V obou typech testů (unit i zátěž) bylo na začátku, těsně před vložením hlavičkového souboru „Tensor.hpp“ </w:t>
-      </w:r>
-      <w:r>
-        <w:rPr>
-          <w:lang w:eastAsia="cs-CZ"/>
-        </w:rPr>
-        <w:t>definováno makro, které ihned po vložení tohoto hlavičkového souboru oddefinováno.</w:t>
-      </w:r>
-      <w:r>
-        <w:rPr>
-          <w:lang w:eastAsia="cs-CZ"/>
-        </w:rPr>
-        <w:t xml:space="preserve"> Toto makro zaměňuje klíčové slovo C++ „private“ za „public“ a tím pádem pro testy odkrývá privátní členy třídy k jejich otestování.</w:t>
-      </w:r>
-    </w:p>
-    <w:p>
-      <w:pPr>
-        <w:pStyle w:val="Nadpis3"/>
-        <w:jc w:val="both"/>
-        <w:rPr>
-          <w:lang w:eastAsia="cs-CZ"/>
-        </w:rPr>
-      </w:pPr>
-      <w:bookmarkStart w:id="24" w:name="_Toc229864008"/>
-      <w:r>
-        <w:rPr>
-          <w:lang w:eastAsia="cs-CZ"/>
-        </w:rPr>
-        <w:t>2.</w:t>
-      </w:r>
-      <w:r>
-        <w:rPr>
-          <w:lang w:eastAsia="cs-CZ"/>
-        </w:rPr>
-        <w:t>3</w:t>
-      </w:r>
-      <w:r>
-        <w:rPr>
-          <w:lang w:eastAsia="cs-CZ"/>
-        </w:rPr>
-        <w:t>.1 Unit testování</w:t>
-      </w:r>
-      <w:bookmarkEnd w:id="24"/>
-    </w:p>
-    <w:p>
-      <w:pPr>
-        <w:spacing w:line="360" w:lineRule="auto"/>
-        <w:jc w:val="both"/>
-        <w:rPr>
-          <w:lang w:eastAsia="cs-CZ"/>
-        </w:rPr>
-      </w:pPr>
-      <w:r>
-        <w:rPr>
-          <w:lang w:eastAsia="cs-CZ"/>
-        </w:rPr>
-        <w:t>Na tenzor samotný připadá přes 140 testů.</w:t>
-      </w:r>
-      <w:r>
-        <w:rPr>
-          <w:lang w:eastAsia="cs-CZ"/>
-        </w:rPr>
-        <w:t xml:space="preserve"> Každá důležitější metoda je testována vícekrát pro jiný případ.</w:t>
-      </w:r>
-      <w:r>
-        <w:rPr>
-          <w:lang w:eastAsia="cs-CZ"/>
-        </w:rPr>
-        <w:t xml:space="preserve"> Pro testy byla využita makra google testu TEST a uvnitř asertivní makra pro kontrolu výsledku testu, většinou EXPECT_EQ pro posouzení rovnosti výsledku s očekávanou hodnotou.</w:t>
-      </w:r>
-      <w:r>
-        <w:rPr>
-          <w:lang w:eastAsia="cs-CZ"/>
-        </w:rPr>
-        <w:t xml:space="preserve"> Většina těchto testů byla znovupoužita na otestování paralelní verze tenzoru až na výjimku testů, co vyžadovaly v typovém parametrů nekompatibilní datové typy pro kopii na GPU paměť.</w:t>
-      </w:r>
-      <w:r>
-        <w:rPr>
-          <w:lang w:eastAsia="cs-CZ"/>
-        </w:rPr>
-        <w:t xml:space="preserve"> Například std::string nebo i tenzor v tenzoru.</w:t>
-      </w:r>
-      <w:r>
-        <w:rPr>
-          <w:lang w:eastAsia="cs-CZ"/>
-        </w:rPr>
-        <w:t xml:space="preserve"> To zredukovalo počet unit testů pro paralelní zpracování na něco přes 110.</w:t>
-      </w:r>
-    </w:p>
-    <w:p>
-      <w:pPr>
-        <w:pStyle w:val="Nadpis3"/>
-        <w:jc w:val="both"/>
-        <w:rPr>
-          <w:lang w:eastAsia="cs-CZ"/>
-        </w:rPr>
-      </w:pPr>
-      <w:bookmarkStart w:id="25" w:name="_Toc229864009"/>
-      <w:r>
-        <w:rPr>
-          <w:lang w:eastAsia="cs-CZ"/>
-        </w:rPr>
-        <w:t>2.</w:t>
-      </w:r>
-      <w:r>
-        <w:rPr>
-          <w:lang w:eastAsia="cs-CZ"/>
-        </w:rPr>
-        <w:t>3</w:t>
-      </w:r>
-      <w:r>
-        <w:rPr>
-          <w:lang w:eastAsia="cs-CZ"/>
-        </w:rPr>
-        <w:t>.2 Zátěžové testování</w:t>
-      </w:r>
-      <w:bookmarkEnd w:id="25"/>
-    </w:p>
-    <w:p>
-      <w:pPr>
-        <w:spacing w:line="360" w:lineRule="auto"/>
-        <w:jc w:val="both"/>
-        <w:rPr>
-          <w:lang w:eastAsia="cs-CZ"/>
-        </w:rPr>
-      </w:pPr>
-      <w:r>
-        <w:rPr>
-          <w:lang w:eastAsia="cs-CZ"/>
-        </w:rPr>
-        <w:t>Xxx</w:t>
-      </w:r>
-    </w:p>
-    <w:p>
-      <w:pPr>
         <w:spacing w:after="0" w:line="240" w:lineRule="auto"/>
         <w:rPr>
           <w:noProof/>
@@ -10441,12 +10745,12 @@
       <w:pPr>
         <w:pStyle w:val="Nadpis1"/>
       </w:pPr>
-      <w:bookmarkStart w:id="26" w:name="_Toc229864010"/>
+      <w:bookmarkStart w:id="25" w:name="_Toc229864010"/>
       <w:r>
         <w:lastRenderedPageBreak/>
         <w:t>3 TEORETICKÉ VYUŽITÍ</w:t>
       </w:r>
-      <w:bookmarkEnd w:id="26"/>
+      <w:bookmarkEnd w:id="25"/>
     </w:p>
     <w:p>
       <w:r>
@@ -10471,7 +10775,7 @@
           <w:szCs w:val="24"/>
         </w:rPr>
       </w:pPr>
-      <w:bookmarkStart w:id="27" w:name="_Toc227521731"/>
+      <w:bookmarkStart w:id="26" w:name="_Toc227521731"/>
       <w:r>
         <w:rPr>
           <w:i w:val="0"/>
@@ -10546,7 +10850,7 @@
         </w:rPr>
         <w:t>Vzdělanostní struktura obyvatelstva České republiky (2021)</w:t>
       </w:r>
-      <w:bookmarkEnd w:id="27"/>
+      <w:bookmarkEnd w:id="26"/>
     </w:p>
     <w:tbl>
       <w:tblPr>
@@ -11181,8 +11485,8 @@
         </w:rPr>
         <w:t>: Balonky (Min, 2016</w:t>
       </w:r>
-      <w:bookmarkStart w:id="28" w:name="_Toc24458948"/>
-      <w:bookmarkStart w:id="29" w:name="_Toc24459062"/>
+      <w:bookmarkStart w:id="27" w:name="_Toc24458948"/>
+      <w:bookmarkStart w:id="28" w:name="_Toc24459062"/>
       <w:r>
         <w:rPr>
           <w:i w:val="0"/>
@@ -11190,8 +11494,8 @@
         </w:rPr>
         <w:t>)</w:t>
       </w:r>
+      <w:bookmarkEnd w:id="27"/>
       <w:bookmarkEnd w:id="28"/>
-      <w:bookmarkEnd w:id="29"/>
       <w:r>
         <w:rPr>
           <w:i w:val="0"/>
@@ -11210,12 +11514,12 @@
         </w:rPr>
         <w:br w:type="page"/>
       </w:r>
-      <w:bookmarkStart w:id="30" w:name="_Toc229864011"/>
+      <w:bookmarkStart w:id="29" w:name="_Toc229864011"/>
       <w:r>
         <w:lastRenderedPageBreak/>
         <w:t>ZÁVĚR</w:t>
       </w:r>
-      <w:bookmarkEnd w:id="30"/>
+      <w:bookmarkEnd w:id="29"/>
     </w:p>
     <w:p>
       <w:pPr>
@@ -11229,115 +11533,73 @@
         <w:rPr>
           <w:szCs w:val="24"/>
         </w:rPr>
-        <w:t>Překvapit by však mohl fakt, že nikdo, snad krom toho, kdo balónky k obloze vypustil, netuší, jakou má ona stuha barvu. Je totiž tak lesklá, že za světla se v ní odráží nebe a za tmy zase není vidět vůbec. Když svítí slunce tak silně jako nyní, tak se stuha třpytí jako kapka rosy a</w:t>
-      </w:r>
-      <w:r>
-        <w:rPr>
-          <w:szCs w:val="24"/>
-        </w:rPr>
-        <w:t> </w:t>
-      </w:r>
-      <w:r>
-        <w:rPr>
-          <w:szCs w:val="24"/>
-        </w:rPr>
-        <w:t xml:space="preserve">jen málokdo vydrží dívat se na ni přímo déle než pár chvil. Jak vlastně vypadají ony </w:t>
-      </w:r>
-      <w:r>
-        <w:rPr>
-          <w:szCs w:val="24"/>
-        </w:rPr>
-        <w:t>balónky?</w:t>
-      </w:r>
-      <w:r>
-        <w:rPr>
-          <w:szCs w:val="24"/>
-        </w:rPr>
-        <w:t xml:space="preserve"> Ptají se často lidé. </w:t>
-      </w:r>
-      <w:r>
-        <w:rPr>
-          <w:szCs w:val="24"/>
-        </w:rPr>
-        <w:t>Inu,</w:t>
-      </w:r>
-      <w:r>
-        <w:rPr>
-          <w:szCs w:val="24"/>
-        </w:rPr>
-        <w:t xml:space="preserve"> jak by </w:t>
-      </w:r>
-      <w:r>
-        <w:rPr>
-          <w:szCs w:val="24"/>
-        </w:rPr>
-        <w:t>vypadaly – jako</w:t>
-      </w:r>
-      <w:r>
-        <w:rPr>
-          <w:szCs w:val="24"/>
-        </w:rPr>
-        <w:t xml:space="preserve"> běžné pouťové balónky střední velikosti, tak akorát nafouknuté. Červený se vedle modrého a zeleného zdá trochu menší, ale</w:t>
-      </w:r>
-      <w:r>
-        <w:rPr>
-          <w:szCs w:val="24"/>
-        </w:rPr>
-        <w:t> </w:t>
-      </w:r>
-      <w:r>
-        <w:rPr>
-          <w:szCs w:val="24"/>
-        </w:rPr>
-        <w:t>to je nejspíš jen optický klam, a i kdyby byl skutečně o něco málo menší, tak vážně jen o</w:t>
-      </w:r>
-      <w:r>
-        <w:rPr>
-          <w:szCs w:val="24"/>
-        </w:rPr>
-        <w:t> </w:t>
-      </w:r>
-      <w:r>
-        <w:rPr>
-          <w:szCs w:val="24"/>
-        </w:rPr>
-        <w:t xml:space="preserve">trošičku. Vítr skoro </w:t>
-      </w:r>
-      <w:r>
-        <w:rPr>
-          <w:szCs w:val="24"/>
-        </w:rPr>
-        <w:t>nefouká,</w:t>
-      </w:r>
-      <w:r>
-        <w:rPr>
-          <w:szCs w:val="24"/>
-        </w:rPr>
-        <w:t xml:space="preserve"> a tak by se na první pohled mohlo zdát, že se balónky snad vůbec nepohybují. Jenom tak klidně levitují ve vzduchu. Jelikož slunce jasně září a na obloze byste od východu k západu hledali mráček marně, balónky působí jako jakási fata morgána uprostřed pouště. Zkrátka široko daleko nikde nic, jen zelenkavá tráva, jasně modrá obloha a</w:t>
-      </w:r>
-      <w:r>
-        <w:rPr>
-          <w:szCs w:val="24"/>
-        </w:rPr>
-        <w:t> </w:t>
-      </w:r>
-      <w:r>
-        <w:rPr>
-          <w:szCs w:val="24"/>
-        </w:rPr>
-        <w:t xml:space="preserve">tři křiklavě barevné pouťové balónky, které se téměř nepozorovatelně pohupují ani ne moc vysoko, ani moc nízko nad zemí. Kdyby pod balónky nebyla sytě zelenkavá tráva, ale třeba suchá silnice či beton, možná by bylo vidět jejich barevné </w:t>
-      </w:r>
-      <w:r>
-        <w:rPr>
-          <w:szCs w:val="24"/>
-        </w:rPr>
-        <w:t>stíny – to,</w:t>
-      </w:r>
-      <w:r>
-        <w:rPr>
-          <w:szCs w:val="24"/>
-        </w:rPr>
-        <w:t xml:space="preserve"> jak přes poloprůsvitné barevné balónky prochází ostré sluneční paprsky. Jenže kvůli všudy přítomné trávě jsou stíny balónků sotva vidět, natož aby šlo rozeznat, jakou barvu tyto stíny mají.</w:t>
+        <w:t>V konečném důsledku se podařilo implementovat a popsat projekt tak,</w:t>
+      </w:r>
+      <w:r>
+        <w:rPr>
+          <w:szCs w:val="24"/>
+        </w:rPr>
+        <w:t xml:space="preserve"> </w:t>
+      </w:r>
+      <w:r>
+        <w:rPr>
+          <w:szCs w:val="24"/>
+        </w:rPr>
+        <w:t>aby splňoval zadání.</w:t>
+      </w:r>
+      <w:r>
+        <w:rPr>
+          <w:szCs w:val="24"/>
+        </w:rPr>
+        <w:t xml:space="preserve"> Jedná se o celek, který je schopen fungovat bez </w:t>
+      </w:r>
+      <w:r>
+        <w:rPr>
+          <w:szCs w:val="24"/>
+        </w:rPr>
+        <w:t>knihoven,</w:t>
+      </w:r>
+      <w:r>
+        <w:rPr>
+          <w:szCs w:val="24"/>
+        </w:rPr>
+        <w:t xml:space="preserve"> a tak uživateli </w:t>
+      </w:r>
+      <w:r>
+        <w:rPr>
+          <w:szCs w:val="24"/>
+        </w:rPr>
+        <w:t xml:space="preserve">prostě jen </w:t>
+      </w:r>
+      <w:r>
+        <w:rPr>
+          <w:szCs w:val="24"/>
+        </w:rPr>
+        <w:t>ulehčit práci</w:t>
+      </w:r>
+      <w:r>
+        <w:rPr>
+          <w:szCs w:val="24"/>
+        </w:rPr>
+        <w:t>,</w:t>
+      </w:r>
+      <w:r>
+        <w:rPr>
+          <w:szCs w:val="24"/>
+        </w:rPr>
+        <w:t xml:space="preserve"> </w:t>
+      </w:r>
+      <w:r>
+        <w:rPr>
+          <w:szCs w:val="24"/>
+        </w:rPr>
+        <w:t>nebo</w:t>
+      </w:r>
+      <w:r>
+        <w:rPr>
+          <w:szCs w:val="24"/>
+        </w:rPr>
+        <w:t xml:space="preserve"> řečené knihovny využít a dát uživateli do ruky přívětivý nástroj pro výpočty těžící z paralelizace.</w:t>
       </w:r>
     </w:p>
     <w:p>
@@ -11352,34 +11614,7 @@
         <w:rPr>
           <w:szCs w:val="24"/>
         </w:rPr>
-        <w:t xml:space="preserve">Uvidět tak balónky náhodný kolemjdoucí, jistě by si pomyslel, že už tu takhle poletují snad tisíc let. Stále si víceméně drží výšku a ani do stran se příliš nepohybují. Proti slunci to vypadá, že se slunce pohybuje k západu rychleji než balónky, a možná to tak skutečně je. Nejeden filozof by mohl tvrdit, že balónky se sluncem závodí, ale fyzikové by to jistě vyvrátili. Z fyzikálního pohledu totiž balónky působí zcela nezajímavě. Nejvíc bezpochyby zaujmou </w:t>
-      </w:r>
-      <w:r>
-        <w:rPr>
-          <w:szCs w:val="24"/>
-        </w:rPr>
-        <w:t>děti – jedna</w:t>
-      </w:r>
-      <w:r>
-        <w:rPr>
-          <w:szCs w:val="24"/>
-        </w:rPr>
-        <w:t xml:space="preserve"> malá holčička zrovna včera div nebrečela, že by snad balónky mohly prasknout.</w:t>
-      </w:r>
-    </w:p>
-    <w:p>
-      <w:pPr>
-        <w:spacing w:line="360" w:lineRule="auto"/>
-        <w:jc w:val="both"/>
-        <w:rPr>
-          <w:szCs w:val="24"/>
-        </w:rPr>
-      </w:pPr>
-      <w:r>
-        <w:rPr>
-          <w:szCs w:val="24"/>
-        </w:rPr>
-        <w:t>A co teprve ta stuha. Stuha, kterou je každý z trojice balónků uvázán, aby se nevypustil. Očividně je uvázaná dostatečně pevně, protože balónky skutečně neucházejí. To ale není nic zvláštního. Překvapit by však mohl fakt, že nikdo, snad krom toho, kdo balónky k obloze vypustil, netuší, jakou má ona stuha barvu. Je totiž tak lesklá, že za světla se v ní odráží nebe a za tmy zase není vidět vůbec. Když svítí slunce tak silně jako nyní, tak se stuha třpytí jako kapka rosy a jen málokdo vydrží dívat se na ni přímo déle než pár chvil.</w:t>
+        <w:t>Je velice pravděpodobné, že autor bude na projektu pracovat i v budoucnosti.</w:t>
       </w:r>
     </w:p>
     <w:p>
@@ -11389,12 +11624,12 @@
       <w:r>
         <w:br w:type="page"/>
       </w:r>
-      <w:bookmarkStart w:id="31" w:name="_Toc229864012"/>
+      <w:bookmarkStart w:id="30" w:name="_Toc229864012"/>
       <w:r>
         <w:lastRenderedPageBreak/>
         <w:t>POUŽITÁ LITERATURA</w:t>
       </w:r>
-      <w:bookmarkEnd w:id="31"/>
+      <w:bookmarkEnd w:id="30"/>
     </w:p>
     <w:p>
       <w:pPr>
@@ -11411,10 +11646,43 @@
       </w:pPr>
       <w:r>
         <w:rPr>
+          <w:i/>
+          <w:iCs/>
           <w:sz w:val="24"/>
           <w:szCs w:val="24"/>
         </w:rPr>
-        <w:t>Xtensor. Online. Github. 2016. Dostupné z: https://github.com/xtensor-stack/xtensor. [cit. 2026-05-16].</w:t>
+        <w:t>Xtensor</w:t>
+      </w:r>
+      <w:r>
+        <w:rPr>
+          <w:sz w:val="24"/>
+          <w:szCs w:val="24"/>
+        </w:rPr>
+        <w:t>. Online. Github. 2016. Dostupné z: </w:t>
+      </w:r>
+      <w:hyperlink r:id="rId13" w:history="1">
+        <w:r>
+          <w:rPr>
+            <w:rStyle w:val="Hypertextovodkaz"/>
+            <w:sz w:val="24"/>
+            <w:szCs w:val="24"/>
+          </w:rPr>
+          <w:t>https://github.com/xtensor-stack/xtensor</w:t>
+        </w:r>
+      </w:hyperlink>
+      <w:r>
+        <w:rPr>
+          <w:sz w:val="24"/>
+          <w:szCs w:val="24"/>
+        </w:rPr>
+        <w:t>. [cit. 2026-05-16].</w:t>
+      </w:r>
+      <w:r>
+        <w:rPr>
+          <w:sz w:val="24"/>
+          <w:szCs w:val="24"/>
+        </w:rPr>
+        <w:t xml:space="preserve"> </w:t>
       </w:r>
     </w:p>
     <w:p>
@@ -11435,7 +11703,40 @@
           <w:sz w:val="24"/>
           <w:szCs w:val="24"/>
         </w:rPr>
-        <w:t>GUENNEBAUD, Gaël a JACOB, Benoît. Eigen. Online. GitLab. 2010. Dostupné z: https://libeigen.gitlab.io. [cit. 2026-05-16].</w:t>
+        <w:t>GUENNEBAUD, Gaël a JACOB, Benoît. </w:t>
+      </w:r>
+      <w:r>
+        <w:rPr>
+          <w:i/>
+          <w:iCs/>
+          <w:sz w:val="24"/>
+          <w:szCs w:val="24"/>
+        </w:rPr>
+        <w:t>Eigen</w:t>
+      </w:r>
+      <w:r>
+        <w:rPr>
+          <w:sz w:val="24"/>
+          <w:szCs w:val="24"/>
+        </w:rPr>
+        <w:t>. Online. GitLab. 2010. Dostupné z: </w:t>
+      </w:r>
+      <w:hyperlink r:id="rId14" w:history="1">
+        <w:r>
+          <w:rPr>
+            <w:rStyle w:val="Hypertextovodkaz"/>
+            <w:sz w:val="24"/>
+            <w:szCs w:val="24"/>
+          </w:rPr>
+          <w:t>https://libeigen.gitlab.io</w:t>
+        </w:r>
+      </w:hyperlink>
+      <w:r>
+        <w:rPr>
+          <w:sz w:val="24"/>
+          <w:szCs w:val="24"/>
+        </w:rPr>
+        <w:t>. [cit. 2026-05-16].</w:t>
       </w:r>
     </w:p>
     <w:p>
@@ -11456,7 +11757,30 @@
           <w:sz w:val="24"/>
           <w:szCs w:val="24"/>
         </w:rPr>
-        <w:t>SOLOMONIK, Edgar; MATTHEWS, Devin; HAMMOND, Jeff R; STANTON, John F. a DEMMEL, James. A massively parallel tensor contraction framework for coupled-cluster. Journal of Parallel and Distributed Computing. 2014, vol. 2014, no. 74, s. 3176-3190. ISSN 0743-7315.</w:t>
+        <w:t>SOLOMONIK, Edgar; MATTHEWS, Devin; HAMMOND, Jeff R; STANTON, John F. a DEMMEL, James. A massively parallel tensor contraction framework for coupled-cluster. </w:t>
+      </w:r>
+      <w:r>
+        <w:rPr>
+          <w:i/>
+          <w:iCs/>
+          <w:sz w:val="24"/>
+          <w:szCs w:val="24"/>
+        </w:rPr>
+        <w:t>Journal of Parallel and Distributed Computing</w:t>
+      </w:r>
+      <w:r>
+        <w:rPr>
+          <w:sz w:val="24"/>
+          <w:szCs w:val="24"/>
+        </w:rPr>
+        <w:t>. 2014, vol. 2014, no. 74, s. 3176-3190. ISSN 0743-7315.</w:t>
+      </w:r>
+      <w:r>
+        <w:rPr>
+          <w:sz w:val="24"/>
+          <w:szCs w:val="24"/>
+        </w:rPr>
+        <w:t xml:space="preserve"> </w:t>
       </w:r>
     </w:p>
     <w:p>
@@ -11477,21 +11801,24 @@
           <w:sz w:val="24"/>
           <w:szCs w:val="24"/>
         </w:rPr>
-        <w:t>International Workshop on OpenCL. Online. 2023. ISBN 9798400707452.</w:t>
-      </w:r>
+        <w:t>International Workshop on OpenCL. Online. 2023. ISBN 9798400707452. Dostupné z: </w:t>
+      </w:r>
+      <w:hyperlink r:id="rId15" w:history="1">
+        <w:r>
+          <w:rPr>
+            <w:rStyle w:val="Hypertextovodkaz"/>
+            <w:sz w:val="24"/>
+            <w:szCs w:val="24"/>
+          </w:rPr>
+          <w:t>https://doi.org/10.1145/3585341</w:t>
+        </w:r>
+      </w:hyperlink>
       <w:r>
         <w:rPr>
           <w:sz w:val="24"/>
           <w:szCs w:val="24"/>
         </w:rPr>
-        <w:br/>
-      </w:r>
-      <w:r>
-        <w:rPr>
-          <w:sz w:val="24"/>
-          <w:szCs w:val="24"/>
-        </w:rPr>
-        <w:t>Dostupné z: https://doi.org/10.1145/3585341. [cit. 2026-05-16].</w:t>
+        <w:t>. [cit. 2026-05-17].</w:t>
       </w:r>
     </w:p>
     <w:p>
@@ -11546,36 +11873,145 @@
       </w:pPr>
       <w:r>
         <w:rPr>
+          <w:i/>
+          <w:iCs/>
           <w:sz w:val="24"/>
           <w:szCs w:val="24"/>
         </w:rPr>
-        <w:t xml:space="preserve">Intel® 64 and IA-32 Architectures Optimization Reference Manual Volume 1. Online. Intel. 2024. Dostupné z: </w:t>
+        <w:t>Intel® 64 and IA-32 Architectures Optimization Reference Manual Volume 1</w:t>
       </w:r>
       <w:r>
         <w:rPr>
           <w:sz w:val="24"/>
           <w:szCs w:val="24"/>
         </w:rPr>
-        <w:t>https://</w:t>
-      </w:r>
+        <w:t>. Online. Intel. 2024. Dostupné z: </w:t>
+      </w:r>
+      <w:hyperlink r:id="rId16" w:history="1">
+        <w:r>
+          <w:rPr>
+            <w:rStyle w:val="Hypertextovodkaz"/>
+            <w:sz w:val="24"/>
+            <w:szCs w:val="24"/>
+          </w:rPr>
+          <w:t>https://www.intel.com/content/www/us/en/content-details/821612/intel-64-and-ia-32-architectures-optimization-reference-manual-volume-1.html</w:t>
+        </w:r>
+      </w:hyperlink>
       <w:r>
         <w:rPr>
           <w:sz w:val="24"/>
           <w:szCs w:val="24"/>
         </w:rPr>
-        <w:t>www.intel.com/content/www/us/en/content-details/821612/intel-64-and-ia-32-architectures-optimization-reference-manual-volume-1.html. [cit. 2026-05-16].</w:t>
+        <w:t>. [cit. 2026-05-16].</w:t>
       </w:r>
     </w:p>
     <w:p>
       <w:pPr>
         <w:pStyle w:val="Textpoznpodarou"/>
+        <w:numPr>
+          <w:ilvl w:val="0"/>
+          <w:numId w:val="13"/>
+        </w:numPr>
         <w:spacing w:after="160" w:line="360" w:lineRule="auto"/>
-        <w:ind w:left="720"/>
         <w:rPr>
           <w:sz w:val="24"/>
           <w:szCs w:val="24"/>
         </w:rPr>
       </w:pPr>
+      <w:r>
+        <w:rPr>
+          <w:sz w:val="24"/>
+          <w:szCs w:val="24"/>
+        </w:rPr>
+        <w:t>O'DWYER, Arthur a KIRCHEIS, Federico. </w:t>
+      </w:r>
+      <w:r>
+        <w:rPr>
+          <w:i/>
+          <w:iCs/>
+          <w:sz w:val="24"/>
+          <w:szCs w:val="24"/>
+        </w:rPr>
+        <w:t>P2447R6 std::span over an initializer list</w:t>
+      </w:r>
+      <w:r>
+        <w:rPr>
+          <w:sz w:val="24"/>
+          <w:szCs w:val="24"/>
+        </w:rPr>
+        <w:t>. Online. Open Standards. 2023. Dostupné z: </w:t>
+      </w:r>
+      <w:hyperlink r:id="rId17" w:history="1">
+        <w:r>
+          <w:rPr>
+            <w:rStyle w:val="Hypertextovodkaz"/>
+            <w:sz w:val="24"/>
+            <w:szCs w:val="24"/>
+          </w:rPr>
+          <w:t>https://www.open-std.org/jtc1/sc22/wg21/docs/papers/2023/p2447r6.html</w:t>
+        </w:r>
+      </w:hyperlink>
+      <w:r>
+        <w:rPr>
+          <w:sz w:val="24"/>
+          <w:szCs w:val="24"/>
+        </w:rPr>
+        <w:t>. [cit. 2026-05-17].</w:t>
+      </w:r>
+    </w:p>
+    <w:p>
+      <w:pPr>
+        <w:pStyle w:val="Textpoznpodarou"/>
+        <w:numPr>
+          <w:ilvl w:val="0"/>
+          <w:numId w:val="13"/>
+        </w:numPr>
+        <w:spacing w:after="160" w:line="360" w:lineRule="auto"/>
+        <w:rPr>
+          <w:sz w:val="24"/>
+          <w:szCs w:val="24"/>
+        </w:rPr>
+      </w:pPr>
+      <w:r>
+        <w:rPr>
+          <w:sz w:val="24"/>
+          <w:szCs w:val="24"/>
+        </w:rPr>
+        <w:t>HOEMMEN, Mark; KAMIŃSKI, Tomasz; SONG, Tim a WAKELY, Jonathan. </w:t>
+      </w:r>
+      <w:r>
+        <w:rPr>
+          <w:i/>
+          <w:iCs/>
+          <w:sz w:val="24"/>
+          <w:szCs w:val="24"/>
+        </w:rPr>
+        <w:t>P4144R1 Remove span’s initializer_list constructor for C++26</w:t>
+      </w:r>
+      <w:r>
+        <w:rPr>
+          <w:sz w:val="24"/>
+          <w:szCs w:val="24"/>
+        </w:rPr>
+        <w:t>. Online. Open Standards. 2026. Dostupné z: </w:t>
+      </w:r>
+      <w:hyperlink r:id="rId18" w:history="1">
+        <w:r>
+          <w:rPr>
+            <w:rStyle w:val="Hypertextovodkaz"/>
+            <w:sz w:val="24"/>
+            <w:szCs w:val="24"/>
+          </w:rPr>
+          <w:t>https://www.open-std.org/jtc1/sc22/wg21/docs/papers/2026/p4144r1.html</w:t>
+        </w:r>
+      </w:hyperlink>
+      <w:r>
+        <w:rPr>
+          <w:sz w:val="24"/>
+          <w:szCs w:val="24"/>
+        </w:rPr>
+        <w:t>. [cit. 2026-05-17].</w:t>
+      </w:r>
     </w:p>
     <w:p>
       <w:pPr>
@@ -11587,12 +12023,12 @@
       <w:r>
         <w:br w:type="page"/>
       </w:r>
-      <w:bookmarkStart w:id="32" w:name="_Toc229864013"/>
+      <w:bookmarkStart w:id="31" w:name="_Toc229864013"/>
       <w:r>
         <w:lastRenderedPageBreak/>
         <w:t>SEZNAM PŘÍLOH</w:t>
       </w:r>
-      <w:bookmarkEnd w:id="32"/>
+      <w:bookmarkEnd w:id="31"/>
     </w:p>
     <w:p>
       <w:pPr>
@@ -11711,7 +12147,7 @@
       </w:pPr>
     </w:p>
     <w:sectPr>
-      <w:footerReference w:type="default" r:id="rId13"/>
+      <w:footerReference w:type="default" r:id="rId19"/>
       <w:pgSz w:w="11906" w:h="16838"/>
       <w:pgMar w:top="1418" w:right="851" w:bottom="1418" w:left="1985" w:header="709" w:footer="709" w:gutter="0"/>
       <w:cols w:space="708"/>
@@ -13650,7 +14086,6 @@
   <w:style w:type="character" w:default="1" w:styleId="Standardnpsmoodstavce">
     <w:name w:val="Default Paragraph Font"/>
     <w:uiPriority w:val="1"/>
-    <w:semiHidden/>
     <w:unhideWhenUsed/>
   </w:style>
   <w:style w:type="table" w:default="1" w:styleId="Normlntabulka">

--- a/ŠpaňúrM_KnihovnaProPraci_JM_2026.docx
+++ b/ŠpaňúrM_KnihovnaProPraci_JM_2026.docx
@@ -1618,6 +1618,7 @@
           <w:noProof/>
           <w:kern w:val="2"/>
           <w:szCs w:val="24"/>
+          <w:lang/>
           <w14:ligatures w14:val="standardContextual"/>
         </w:rPr>
       </w:pPr>
@@ -1630,7 +1631,7 @@
       <w:r>
         <w:fldChar w:fldCharType="separate"/>
       </w:r>
-      <w:hyperlink w:anchor="_Toc229863984" w:history="1">
+      <w:hyperlink w:anchor="_Toc229927208" w:history="1">
         <w:r>
           <w:rPr>
             <w:rStyle w:val="Hypertextovodkaz"/>
@@ -1658,7 +1659,7 @@
             <w:noProof/>
             <w:webHidden/>
           </w:rPr>
-          <w:instrText xml:space="preserve"> PAGEREF _Toc229863984 \h </w:instrText>
+          <w:instrText xml:space="preserve"> PAGEREF _Toc229927208 \h </w:instrText>
         </w:r>
         <w:r>
           <w:rPr>
@@ -1700,10 +1701,11 @@
           <w:noProof/>
           <w:kern w:val="2"/>
           <w:szCs w:val="24"/>
+          <w:lang/>
           <w14:ligatures w14:val="standardContextual"/>
         </w:rPr>
       </w:pPr>
-      <w:hyperlink w:anchor="_Toc229863985" w:history="1">
+      <w:hyperlink w:anchor="_Toc229927209" w:history="1">
         <w:r>
           <w:rPr>
             <w:rStyle w:val="Hypertextovodkaz"/>
@@ -1731,7 +1733,7 @@
             <w:noProof/>
             <w:webHidden/>
           </w:rPr>
-          <w:instrText xml:space="preserve"> PAGEREF _Toc229863985 \h </w:instrText>
+          <w:instrText xml:space="preserve"> PAGEREF _Toc229927209 \h </w:instrText>
         </w:r>
         <w:r>
           <w:rPr>
@@ -1773,10 +1775,11 @@
           <w:noProof/>
           <w:kern w:val="2"/>
           <w:szCs w:val="24"/>
+          <w:lang/>
           <w14:ligatures w14:val="standardContextual"/>
         </w:rPr>
       </w:pPr>
-      <w:hyperlink w:anchor="_Toc229863986" w:history="1">
+      <w:hyperlink w:anchor="_Toc229927210" w:history="1">
         <w:r>
           <w:rPr>
             <w:rStyle w:val="Hypertextovodkaz"/>
@@ -1804,7 +1807,7 @@
             <w:noProof/>
             <w:webHidden/>
           </w:rPr>
-          <w:instrText xml:space="preserve"> PAGEREF _Toc229863986 \h </w:instrText>
+          <w:instrText xml:space="preserve"> PAGEREF _Toc229927210 \h </w:instrText>
         </w:r>
         <w:r>
           <w:rPr>
@@ -1846,10 +1849,11 @@
           <w:noProof/>
           <w:kern w:val="2"/>
           <w:szCs w:val="24"/>
+          <w:lang/>
           <w14:ligatures w14:val="standardContextual"/>
         </w:rPr>
       </w:pPr>
-      <w:hyperlink w:anchor="_Toc229863987" w:history="1">
+      <w:hyperlink w:anchor="_Toc229927211" w:history="1">
         <w:r>
           <w:rPr>
             <w:rStyle w:val="Hypertextovodkaz"/>
@@ -1876,7 +1880,7 @@
             <w:noProof/>
             <w:webHidden/>
           </w:rPr>
-          <w:instrText xml:space="preserve"> PAGEREF _Toc229863987 \h </w:instrText>
+          <w:instrText xml:space="preserve"> PAGEREF _Toc229927211 \h </w:instrText>
         </w:r>
         <w:r>
           <w:rPr>
@@ -1918,10 +1922,11 @@
           <w:noProof/>
           <w:kern w:val="2"/>
           <w:szCs w:val="24"/>
+          <w:lang/>
           <w14:ligatures w14:val="standardContextual"/>
         </w:rPr>
       </w:pPr>
-      <w:hyperlink w:anchor="_Toc229863988" w:history="1">
+      <w:hyperlink w:anchor="_Toc229927212" w:history="1">
         <w:r>
           <w:rPr>
             <w:rStyle w:val="Hypertextovodkaz"/>
@@ -1948,7 +1953,7 @@
             <w:noProof/>
             <w:webHidden/>
           </w:rPr>
-          <w:instrText xml:space="preserve"> PAGEREF _Toc229863988 \h </w:instrText>
+          <w:instrText xml:space="preserve"> PAGEREF _Toc229927212 \h </w:instrText>
         </w:r>
         <w:r>
           <w:rPr>
@@ -1987,10 +1992,11 @@
           <w:noProof/>
           <w:kern w:val="2"/>
           <w:szCs w:val="24"/>
+          <w:lang/>
           <w14:ligatures w14:val="standardContextual"/>
         </w:rPr>
       </w:pPr>
-      <w:hyperlink w:anchor="_Toc229863989" w:history="1">
+      <w:hyperlink w:anchor="_Toc229927213" w:history="1">
         <w:r>
           <w:rPr>
             <w:rStyle w:val="Hypertextovodkaz"/>
@@ -2017,7 +2023,7 @@
             <w:noProof/>
             <w:webHidden/>
           </w:rPr>
-          <w:instrText xml:space="preserve"> PAGEREF _Toc229863989 \h </w:instrText>
+          <w:instrText xml:space="preserve"> PAGEREF _Toc229927213 \h </w:instrText>
         </w:r>
         <w:r>
           <w:rPr>
@@ -2056,10 +2062,11 @@
           <w:noProof/>
           <w:kern w:val="2"/>
           <w:szCs w:val="24"/>
+          <w:lang/>
           <w14:ligatures w14:val="standardContextual"/>
         </w:rPr>
       </w:pPr>
-      <w:hyperlink w:anchor="_Toc229863990" w:history="1">
+      <w:hyperlink w:anchor="_Toc229927214" w:history="1">
         <w:r>
           <w:rPr>
             <w:rStyle w:val="Hypertextovodkaz"/>
@@ -2086,7 +2093,7 @@
             <w:noProof/>
             <w:webHidden/>
           </w:rPr>
-          <w:instrText xml:space="preserve"> PAGEREF _Toc229863990 \h </w:instrText>
+          <w:instrText xml:space="preserve"> PAGEREF _Toc229927214 \h </w:instrText>
         </w:r>
         <w:r>
           <w:rPr>
@@ -2125,10 +2132,11 @@
           <w:noProof/>
           <w:kern w:val="2"/>
           <w:szCs w:val="24"/>
+          <w:lang/>
           <w14:ligatures w14:val="standardContextual"/>
         </w:rPr>
       </w:pPr>
-      <w:hyperlink w:anchor="_Toc229863991" w:history="1">
+      <w:hyperlink w:anchor="_Toc229927215" w:history="1">
         <w:r>
           <w:rPr>
             <w:rStyle w:val="Hypertextovodkaz"/>
@@ -2155,7 +2163,7 @@
             <w:noProof/>
             <w:webHidden/>
           </w:rPr>
-          <w:instrText xml:space="preserve"> PAGEREF _Toc229863991 \h </w:instrText>
+          <w:instrText xml:space="preserve"> PAGEREF _Toc229927215 \h </w:instrText>
         </w:r>
         <w:r>
           <w:rPr>
@@ -2197,10 +2205,11 @@
           <w:noProof/>
           <w:kern w:val="2"/>
           <w:szCs w:val="24"/>
+          <w:lang/>
           <w14:ligatures w14:val="standardContextual"/>
         </w:rPr>
       </w:pPr>
-      <w:hyperlink w:anchor="_Toc229863992" w:history="1">
+      <w:hyperlink w:anchor="_Toc229927216" w:history="1">
         <w:r>
           <w:rPr>
             <w:rStyle w:val="Hypertextovodkaz"/>
@@ -2227,7 +2236,7 @@
             <w:noProof/>
             <w:webHidden/>
           </w:rPr>
-          <w:instrText xml:space="preserve"> PAGEREF _Toc229863992 \h </w:instrText>
+          <w:instrText xml:space="preserve"> PAGEREF _Toc229927216 \h </w:instrText>
         </w:r>
         <w:r>
           <w:rPr>
@@ -2269,10 +2278,11 @@
           <w:noProof/>
           <w:kern w:val="2"/>
           <w:szCs w:val="24"/>
+          <w:lang/>
           <w14:ligatures w14:val="standardContextual"/>
         </w:rPr>
       </w:pPr>
-      <w:hyperlink w:anchor="_Toc229863993" w:history="1">
+      <w:hyperlink w:anchor="_Toc229927217" w:history="1">
         <w:r>
           <w:rPr>
             <w:rStyle w:val="Hypertextovodkaz"/>
@@ -2299,7 +2309,7 @@
             <w:noProof/>
             <w:webHidden/>
           </w:rPr>
-          <w:instrText xml:space="preserve"> PAGEREF _Toc229863993 \h </w:instrText>
+          <w:instrText xml:space="preserve"> PAGEREF _Toc229927217 \h </w:instrText>
         </w:r>
         <w:r>
           <w:rPr>
@@ -2320,6 +2330,152 @@
             <w:webHidden/>
           </w:rPr>
           <w:t>22</w:t>
+        </w:r>
+        <w:r>
+          <w:rPr>
+            <w:noProof/>
+            <w:webHidden/>
+          </w:rPr>
+          <w:fldChar w:fldCharType="end"/>
+        </w:r>
+      </w:hyperlink>
+    </w:p>
+    <w:p>
+      <w:pPr>
+        <w:pStyle w:val="Obsah3"/>
+        <w:tabs>
+          <w:tab w:val="right" w:leader="dot" w:pos="9060"/>
+        </w:tabs>
+        <w:rPr>
+          <w:rFonts w:asciiTheme="minorHAnsi" w:eastAsiaTheme="minorEastAsia" w:hAnsiTheme="minorHAnsi" w:cstheme="minorBidi"/>
+          <w:noProof/>
+          <w:kern w:val="2"/>
+          <w:szCs w:val="24"/>
+          <w:lang/>
+          <w14:ligatures w14:val="standardContextual"/>
+        </w:rPr>
+      </w:pPr>
+      <w:hyperlink w:anchor="_Toc229927218" w:history="1">
+        <w:r>
+          <w:rPr>
+            <w:rStyle w:val="Hypertextovodkaz"/>
+            <w:noProof/>
+          </w:rPr>
+          <w:t>1.3.4 Logika paralelního tenzoru</w:t>
+        </w:r>
+        <w:r>
+          <w:rPr>
+            <w:noProof/>
+            <w:webHidden/>
+          </w:rPr>
+          <w:tab/>
+        </w:r>
+        <w:r>
+          <w:rPr>
+            <w:noProof/>
+            <w:webHidden/>
+          </w:rPr>
+          <w:fldChar w:fldCharType="begin"/>
+        </w:r>
+        <w:r>
+          <w:rPr>
+            <w:noProof/>
+            <w:webHidden/>
+          </w:rPr>
+          <w:instrText xml:space="preserve"> PAGEREF _Toc229927218 \h </w:instrText>
+        </w:r>
+        <w:r>
+          <w:rPr>
+            <w:noProof/>
+            <w:webHidden/>
+          </w:rPr>
+        </w:r>
+        <w:r>
+          <w:rPr>
+            <w:noProof/>
+            <w:webHidden/>
+          </w:rPr>
+          <w:fldChar w:fldCharType="separate"/>
+        </w:r>
+        <w:r>
+          <w:rPr>
+            <w:noProof/>
+            <w:webHidden/>
+          </w:rPr>
+          <w:t>23</w:t>
+        </w:r>
+        <w:r>
+          <w:rPr>
+            <w:noProof/>
+            <w:webHidden/>
+          </w:rPr>
+          <w:fldChar w:fldCharType="end"/>
+        </w:r>
+      </w:hyperlink>
+    </w:p>
+    <w:p>
+      <w:pPr>
+        <w:pStyle w:val="Obsah3"/>
+        <w:tabs>
+          <w:tab w:val="right" w:leader="dot" w:pos="9060"/>
+        </w:tabs>
+        <w:rPr>
+          <w:rFonts w:asciiTheme="minorHAnsi" w:eastAsiaTheme="minorEastAsia" w:hAnsiTheme="minorHAnsi" w:cstheme="minorBidi"/>
+          <w:noProof/>
+          <w:kern w:val="2"/>
+          <w:szCs w:val="24"/>
+          <w:lang/>
+          <w14:ligatures w14:val="standardContextual"/>
+        </w:rPr>
+      </w:pPr>
+      <w:hyperlink w:anchor="_Toc229927219" w:history="1">
+        <w:r>
+          <w:rPr>
+            <w:rStyle w:val="Hypertextovodkaz"/>
+            <w:noProof/>
+          </w:rPr>
+          <w:t>1.3.5 Logika matice</w:t>
+        </w:r>
+        <w:r>
+          <w:rPr>
+            <w:noProof/>
+            <w:webHidden/>
+          </w:rPr>
+          <w:tab/>
+        </w:r>
+        <w:r>
+          <w:rPr>
+            <w:noProof/>
+            <w:webHidden/>
+          </w:rPr>
+          <w:fldChar w:fldCharType="begin"/>
+        </w:r>
+        <w:r>
+          <w:rPr>
+            <w:noProof/>
+            <w:webHidden/>
+          </w:rPr>
+          <w:instrText xml:space="preserve"> PAGEREF _Toc229927219 \h </w:instrText>
+        </w:r>
+        <w:r>
+          <w:rPr>
+            <w:noProof/>
+            <w:webHidden/>
+          </w:rPr>
+        </w:r>
+        <w:r>
+          <w:rPr>
+            <w:noProof/>
+            <w:webHidden/>
+          </w:rPr>
+          <w:fldChar w:fldCharType="separate"/>
+        </w:r>
+        <w:r>
+          <w:rPr>
+            <w:noProof/>
+            <w:webHidden/>
+          </w:rPr>
+          <w:t>24</w:t>
         </w:r>
         <w:r>
           <w:rPr>
@@ -2341,10 +2497,11 @@
           <w:noProof/>
           <w:kern w:val="2"/>
           <w:szCs w:val="24"/>
+          <w:lang/>
           <w14:ligatures w14:val="standardContextual"/>
         </w:rPr>
       </w:pPr>
-      <w:hyperlink w:anchor="_Toc229863994" w:history="1">
+      <w:hyperlink w:anchor="_Toc229927220" w:history="1">
         <w:r>
           <w:rPr>
             <w:rStyle w:val="Hypertextovodkaz"/>
@@ -2371,7 +2528,7 @@
             <w:noProof/>
             <w:webHidden/>
           </w:rPr>
-          <w:instrText xml:space="preserve"> PAGEREF _Toc229863994 \h </w:instrText>
+          <w:instrText xml:space="preserve"> PAGEREF _Toc229927220 \h </w:instrText>
         </w:r>
         <w:r>
           <w:rPr>
@@ -2391,7 +2548,7 @@
             <w:noProof/>
             <w:webHidden/>
           </w:rPr>
-          <w:t>24</w:t>
+          <w:t>25</w:t>
         </w:r>
         <w:r>
           <w:rPr>
@@ -2410,10 +2567,11 @@
           <w:noProof/>
           <w:kern w:val="2"/>
           <w:szCs w:val="24"/>
+          <w:lang/>
           <w14:ligatures w14:val="standardContextual"/>
         </w:rPr>
       </w:pPr>
-      <w:hyperlink w:anchor="_Toc229863995" w:history="1">
+      <w:hyperlink w:anchor="_Toc229927221" w:history="1">
         <w:r>
           <w:rPr>
             <w:rStyle w:val="Hypertextovodkaz"/>
@@ -2440,7 +2598,7 @@
             <w:noProof/>
             <w:webHidden/>
           </w:rPr>
-          <w:instrText xml:space="preserve"> PAGEREF _Toc229863995 \h </w:instrText>
+          <w:instrText xml:space="preserve"> PAGEREF _Toc229927221 \h </w:instrText>
         </w:r>
         <w:r>
           <w:rPr>
@@ -2460,7 +2618,7 @@
             <w:noProof/>
             <w:webHidden/>
           </w:rPr>
-          <w:t>24</w:t>
+          <w:t>25</w:t>
         </w:r>
         <w:r>
           <w:rPr>
@@ -2482,10 +2640,11 @@
           <w:noProof/>
           <w:kern w:val="2"/>
           <w:szCs w:val="24"/>
+          <w:lang/>
           <w14:ligatures w14:val="standardContextual"/>
         </w:rPr>
       </w:pPr>
-      <w:hyperlink w:anchor="_Toc229863996" w:history="1">
+      <w:hyperlink w:anchor="_Toc229927222" w:history="1">
         <w:r>
           <w:rPr>
             <w:rStyle w:val="Hypertextovodkaz"/>
@@ -2512,7 +2671,7 @@
             <w:noProof/>
             <w:webHidden/>
           </w:rPr>
-          <w:instrText xml:space="preserve"> PAGEREF _Toc229863996 \h </w:instrText>
+          <w:instrText xml:space="preserve"> PAGEREF _Toc229927222 \h </w:instrText>
         </w:r>
         <w:r>
           <w:rPr>
@@ -2532,7 +2691,7 @@
             <w:noProof/>
             <w:webHidden/>
           </w:rPr>
-          <w:t>24</w:t>
+          <w:t>25</w:t>
         </w:r>
         <w:r>
           <w:rPr>
@@ -2554,10 +2713,11 @@
           <w:noProof/>
           <w:kern w:val="2"/>
           <w:szCs w:val="24"/>
+          <w:lang/>
           <w14:ligatures w14:val="standardContextual"/>
         </w:rPr>
       </w:pPr>
-      <w:hyperlink w:anchor="_Toc229863997" w:history="1">
+      <w:hyperlink w:anchor="_Toc229927223" w:history="1">
         <w:r>
           <w:rPr>
             <w:rStyle w:val="Hypertextovodkaz"/>
@@ -2584,7 +2744,7 @@
             <w:noProof/>
             <w:webHidden/>
           </w:rPr>
-          <w:instrText xml:space="preserve"> PAGEREF _Toc229863997 \h </w:instrText>
+          <w:instrText xml:space="preserve"> PAGEREF _Toc229927223 \h </w:instrText>
         </w:r>
         <w:r>
           <w:rPr>
@@ -2604,7 +2764,7 @@
             <w:noProof/>
             <w:webHidden/>
           </w:rPr>
-          <w:t>24</w:t>
+          <w:t>26</w:t>
         </w:r>
         <w:r>
           <w:rPr>
@@ -2623,10 +2783,11 @@
           <w:noProof/>
           <w:kern w:val="2"/>
           <w:szCs w:val="24"/>
+          <w:lang/>
           <w14:ligatures w14:val="standardContextual"/>
         </w:rPr>
       </w:pPr>
-      <w:hyperlink w:anchor="_Toc229863998" w:history="1">
+      <w:hyperlink w:anchor="_Toc229927224" w:history="1">
         <w:r>
           <w:rPr>
             <w:rStyle w:val="Hypertextovodkaz"/>
@@ -2653,7 +2814,7 @@
             <w:noProof/>
             <w:webHidden/>
           </w:rPr>
-          <w:instrText xml:space="preserve"> PAGEREF _Toc229863998 \h </w:instrText>
+          <w:instrText xml:space="preserve"> PAGEREF _Toc229927224 \h </w:instrText>
         </w:r>
         <w:r>
           <w:rPr>
@@ -2673,7 +2834,7 @@
             <w:noProof/>
             <w:webHidden/>
           </w:rPr>
-          <w:t>24</w:t>
+          <w:t>26</w:t>
         </w:r>
         <w:r>
           <w:rPr>
@@ -2695,10 +2856,11 @@
           <w:noProof/>
           <w:kern w:val="2"/>
           <w:szCs w:val="24"/>
+          <w:lang/>
           <w14:ligatures w14:val="standardContextual"/>
         </w:rPr>
       </w:pPr>
-      <w:hyperlink w:anchor="_Toc229863999" w:history="1">
+      <w:hyperlink w:anchor="_Toc229927225" w:history="1">
         <w:r>
           <w:rPr>
             <w:rStyle w:val="Hypertextovodkaz"/>
@@ -2725,7 +2887,7 @@
             <w:noProof/>
             <w:webHidden/>
           </w:rPr>
-          <w:instrText xml:space="preserve"> PAGEREF _Toc229863999 \h </w:instrText>
+          <w:instrText xml:space="preserve"> PAGEREF _Toc229927225 \h </w:instrText>
         </w:r>
         <w:r>
           <w:rPr>
@@ -2745,7 +2907,7 @@
             <w:noProof/>
             <w:webHidden/>
           </w:rPr>
-          <w:t>24</w:t>
+          <w:t>26</w:t>
         </w:r>
         <w:r>
           <w:rPr>
@@ -2767,10 +2929,11 @@
           <w:noProof/>
           <w:kern w:val="2"/>
           <w:szCs w:val="24"/>
+          <w:lang/>
           <w14:ligatures w14:val="standardContextual"/>
         </w:rPr>
       </w:pPr>
-      <w:hyperlink w:anchor="_Toc229864000" w:history="1">
+      <w:hyperlink w:anchor="_Toc229927226" w:history="1">
         <w:r>
           <w:rPr>
             <w:rStyle w:val="Hypertextovodkaz"/>
@@ -2797,7 +2960,7 @@
             <w:noProof/>
             <w:webHidden/>
           </w:rPr>
-          <w:instrText xml:space="preserve"> PAGEREF _Toc229864000 \h </w:instrText>
+          <w:instrText xml:space="preserve"> PAGEREF _Toc229927226 \h </w:instrText>
         </w:r>
         <w:r>
           <w:rPr>
@@ -2817,7 +2980,7 @@
             <w:noProof/>
             <w:webHidden/>
           </w:rPr>
-          <w:t>25</w:t>
+          <w:t>27</w:t>
         </w:r>
         <w:r>
           <w:rPr>
@@ -2839,10 +3002,11 @@
           <w:noProof/>
           <w:kern w:val="2"/>
           <w:szCs w:val="24"/>
+          <w:lang/>
           <w14:ligatures w14:val="standardContextual"/>
         </w:rPr>
       </w:pPr>
-      <w:hyperlink w:anchor="_Toc229864001" w:history="1">
+      <w:hyperlink w:anchor="_Toc229927227" w:history="1">
         <w:r>
           <w:rPr>
             <w:rStyle w:val="Hypertextovodkaz"/>
@@ -2877,7 +3041,7 @@
             <w:noProof/>
             <w:webHidden/>
           </w:rPr>
-          <w:instrText xml:space="preserve"> PAGEREF _Toc229864001 \h </w:instrText>
+          <w:instrText xml:space="preserve"> PAGEREF _Toc229927227 \h </w:instrText>
         </w:r>
         <w:r>
           <w:rPr>
@@ -2897,7 +3061,7 @@
             <w:noProof/>
             <w:webHidden/>
           </w:rPr>
-          <w:t>25</w:t>
+          <w:t>28</w:t>
         </w:r>
         <w:r>
           <w:rPr>
@@ -2919,10 +3083,11 @@
           <w:noProof/>
           <w:kern w:val="2"/>
           <w:szCs w:val="24"/>
+          <w:lang/>
           <w14:ligatures w14:val="standardContextual"/>
         </w:rPr>
       </w:pPr>
-      <w:hyperlink w:anchor="_Toc229864002" w:history="1">
+      <w:hyperlink w:anchor="_Toc229927228" w:history="1">
         <w:r>
           <w:rPr>
             <w:rStyle w:val="Hypertextovodkaz"/>
@@ -2950,7 +3115,7 @@
             <w:noProof/>
             <w:webHidden/>
           </w:rPr>
-          <w:instrText xml:space="preserve"> PAGEREF _Toc229864002 \h </w:instrText>
+          <w:instrText xml:space="preserve"> PAGEREF _Toc229927228 \h </w:instrText>
         </w:r>
         <w:r>
           <w:rPr>
@@ -2970,7 +3135,7 @@
             <w:noProof/>
             <w:webHidden/>
           </w:rPr>
-          <w:t>26</w:t>
+          <w:t>28</w:t>
         </w:r>
         <w:r>
           <w:rPr>
@@ -2992,10 +3157,11 @@
           <w:noProof/>
           <w:kern w:val="2"/>
           <w:szCs w:val="24"/>
+          <w:lang/>
           <w14:ligatures w14:val="standardContextual"/>
         </w:rPr>
       </w:pPr>
-      <w:hyperlink w:anchor="_Toc229864003" w:history="1">
+      <w:hyperlink w:anchor="_Toc229927229" w:history="1">
         <w:r>
           <w:rPr>
             <w:rStyle w:val="Hypertextovodkaz"/>
@@ -3023,7 +3189,7 @@
             <w:noProof/>
             <w:webHidden/>
           </w:rPr>
-          <w:instrText xml:space="preserve"> PAGEREF _Toc229864003 \h </w:instrText>
+          <w:instrText xml:space="preserve"> PAGEREF _Toc229927229 \h </w:instrText>
         </w:r>
         <w:r>
           <w:rPr>
@@ -3043,7 +3209,7 @@
             <w:noProof/>
             <w:webHidden/>
           </w:rPr>
-          <w:t>27</w:t>
+          <w:t>29</w:t>
         </w:r>
         <w:r>
           <w:rPr>
@@ -3065,10 +3231,11 @@
           <w:noProof/>
           <w:kern w:val="2"/>
           <w:szCs w:val="24"/>
+          <w:lang/>
           <w14:ligatures w14:val="standardContextual"/>
         </w:rPr>
       </w:pPr>
-      <w:hyperlink w:anchor="_Toc229864004" w:history="1">
+      <w:hyperlink w:anchor="_Toc229927230" w:history="1">
         <w:r>
           <w:rPr>
             <w:rStyle w:val="Hypertextovodkaz"/>
@@ -3096,7 +3263,7 @@
             <w:noProof/>
             <w:webHidden/>
           </w:rPr>
-          <w:instrText xml:space="preserve"> PAGEREF _Toc229864004 \h </w:instrText>
+          <w:instrText xml:space="preserve"> PAGEREF _Toc229927230 \h </w:instrText>
         </w:r>
         <w:r>
           <w:rPr>
@@ -3116,7 +3283,7 @@
             <w:noProof/>
             <w:webHidden/>
           </w:rPr>
-          <w:t>27</w:t>
+          <w:t>29</w:t>
         </w:r>
         <w:r>
           <w:rPr>
@@ -3138,17 +3305,18 @@
           <w:noProof/>
           <w:kern w:val="2"/>
           <w:szCs w:val="24"/>
+          <w:lang/>
           <w14:ligatures w14:val="standardContextual"/>
         </w:rPr>
       </w:pPr>
-      <w:hyperlink w:anchor="_Toc229864005" w:history="1">
+      <w:hyperlink w:anchor="_Toc229927231" w:history="1">
         <w:r>
           <w:rPr>
             <w:rStyle w:val="Hypertextovodkaz"/>
             <w:noProof/>
             <w:lang w:eastAsia="cs-CZ"/>
           </w:rPr>
-          <w:t>2.2.7 Paralelní matice</w:t>
+          <w:t>2.2.7 N-nární strom</w:t>
         </w:r>
         <w:r>
           <w:rPr>
@@ -3169,7 +3337,7 @@
             <w:noProof/>
             <w:webHidden/>
           </w:rPr>
-          <w:instrText xml:space="preserve"> PAGEREF _Toc229864005 \h </w:instrText>
+          <w:instrText xml:space="preserve"> PAGEREF _Toc229927231 \h </w:instrText>
         </w:r>
         <w:r>
           <w:rPr>
@@ -3189,7 +3357,7 @@
             <w:noProof/>
             <w:webHidden/>
           </w:rPr>
-          <w:t>27</w:t>
+          <w:t>30</w:t>
         </w:r>
         <w:r>
           <w:rPr>
@@ -3211,17 +3379,18 @@
           <w:noProof/>
           <w:kern w:val="2"/>
           <w:szCs w:val="24"/>
+          <w:lang/>
           <w14:ligatures w14:val="standardContextual"/>
         </w:rPr>
       </w:pPr>
-      <w:hyperlink w:anchor="_Toc229864006" w:history="1">
+      <w:hyperlink w:anchor="_Toc229927232" w:history="1">
         <w:r>
           <w:rPr>
             <w:rStyle w:val="Hypertextovodkaz"/>
             <w:noProof/>
             <w:lang w:eastAsia="cs-CZ"/>
           </w:rPr>
-          <w:t>2.2.8 N-nární strom</w:t>
+          <w:t>2.2.8 Pomocné</w:t>
         </w:r>
         <w:r>
           <w:rPr>
@@ -3242,7 +3411,7 @@
             <w:noProof/>
             <w:webHidden/>
           </w:rPr>
-          <w:instrText xml:space="preserve"> PAGEREF _Toc229864006 \h </w:instrText>
+          <w:instrText xml:space="preserve"> PAGEREF _Toc229927232 \h </w:instrText>
         </w:r>
         <w:r>
           <w:rPr>
@@ -3262,7 +3431,7 @@
             <w:noProof/>
             <w:webHidden/>
           </w:rPr>
-          <w:t>27</w:t>
+          <w:t>30</w:t>
         </w:r>
         <w:r>
           <w:rPr>
@@ -3281,10 +3450,11 @@
           <w:noProof/>
           <w:kern w:val="2"/>
           <w:szCs w:val="24"/>
+          <w:lang/>
           <w14:ligatures w14:val="standardContextual"/>
         </w:rPr>
       </w:pPr>
-      <w:hyperlink w:anchor="_Toc229864007" w:history="1">
+      <w:hyperlink w:anchor="_Toc229927233" w:history="1">
         <w:r>
           <w:rPr>
             <w:rStyle w:val="Hypertextovodkaz"/>
@@ -3312,7 +3482,7 @@
             <w:noProof/>
             <w:webHidden/>
           </w:rPr>
-          <w:instrText xml:space="preserve"> PAGEREF _Toc229864007 \h </w:instrText>
+          <w:instrText xml:space="preserve"> PAGEREF _Toc229927233 \h </w:instrText>
         </w:r>
         <w:r>
           <w:rPr>
@@ -3332,7 +3502,7 @@
             <w:noProof/>
             <w:webHidden/>
           </w:rPr>
-          <w:t>27</w:t>
+          <w:t>30</w:t>
         </w:r>
         <w:r>
           <w:rPr>
@@ -3354,10 +3524,11 @@
           <w:noProof/>
           <w:kern w:val="2"/>
           <w:szCs w:val="24"/>
+          <w:lang/>
           <w14:ligatures w14:val="standardContextual"/>
         </w:rPr>
       </w:pPr>
-      <w:hyperlink w:anchor="_Toc229864008" w:history="1">
+      <w:hyperlink w:anchor="_Toc229927234" w:history="1">
         <w:r>
           <w:rPr>
             <w:rStyle w:val="Hypertextovodkaz"/>
@@ -3385,7 +3556,7 @@
             <w:noProof/>
             <w:webHidden/>
           </w:rPr>
-          <w:instrText xml:space="preserve"> PAGEREF _Toc229864008 \h </w:instrText>
+          <w:instrText xml:space="preserve"> PAGEREF _Toc229927234 \h </w:instrText>
         </w:r>
         <w:r>
           <w:rPr>
@@ -3405,7 +3576,7 @@
             <w:noProof/>
             <w:webHidden/>
           </w:rPr>
-          <w:t>27</w:t>
+          <w:t>31</w:t>
         </w:r>
         <w:r>
           <w:rPr>
@@ -3427,10 +3598,11 @@
           <w:noProof/>
           <w:kern w:val="2"/>
           <w:szCs w:val="24"/>
+          <w:lang/>
           <w14:ligatures w14:val="standardContextual"/>
         </w:rPr>
       </w:pPr>
-      <w:hyperlink w:anchor="_Toc229864009" w:history="1">
+      <w:hyperlink w:anchor="_Toc229927235" w:history="1">
         <w:r>
           <w:rPr>
             <w:rStyle w:val="Hypertextovodkaz"/>
@@ -3458,7 +3630,7 @@
             <w:noProof/>
             <w:webHidden/>
           </w:rPr>
-          <w:instrText xml:space="preserve"> PAGEREF _Toc229864009 \h </w:instrText>
+          <w:instrText xml:space="preserve"> PAGEREF _Toc229927235 \h </w:instrText>
         </w:r>
         <w:r>
           <w:rPr>
@@ -3478,7 +3650,7 @@
             <w:noProof/>
             <w:webHidden/>
           </w:rPr>
-          <w:t>28</w:t>
+          <w:t>31</w:t>
         </w:r>
         <w:r>
           <w:rPr>
@@ -3500,10 +3672,11 @@
           <w:noProof/>
           <w:kern w:val="2"/>
           <w:szCs w:val="24"/>
+          <w:lang/>
           <w14:ligatures w14:val="standardContextual"/>
         </w:rPr>
       </w:pPr>
-      <w:hyperlink w:anchor="_Toc229864010" w:history="1">
+      <w:hyperlink w:anchor="_Toc229927236" w:history="1">
         <w:r>
           <w:rPr>
             <w:rStyle w:val="Hypertextovodkaz"/>
@@ -3530,7 +3703,7 @@
             <w:noProof/>
             <w:webHidden/>
           </w:rPr>
-          <w:instrText xml:space="preserve"> PAGEREF _Toc229864010 \h </w:instrText>
+          <w:instrText xml:space="preserve"> PAGEREF _Toc229927236 \h </w:instrText>
         </w:r>
         <w:r>
           <w:rPr>
@@ -3550,7 +3723,7 @@
             <w:noProof/>
             <w:webHidden/>
           </w:rPr>
-          <w:t>29</w:t>
+          <w:t>32</w:t>
         </w:r>
         <w:r>
           <w:rPr>
@@ -3572,10 +3745,11 @@
           <w:noProof/>
           <w:kern w:val="2"/>
           <w:szCs w:val="24"/>
+          <w:lang/>
           <w14:ligatures w14:val="standardContextual"/>
         </w:rPr>
       </w:pPr>
-      <w:hyperlink w:anchor="_Toc229864011" w:history="1">
+      <w:hyperlink w:anchor="_Toc229927237" w:history="1">
         <w:r>
           <w:rPr>
             <w:rStyle w:val="Hypertextovodkaz"/>
@@ -3602,7 +3776,7 @@
             <w:noProof/>
             <w:webHidden/>
           </w:rPr>
-          <w:instrText xml:space="preserve"> PAGEREF _Toc229864011 \h </w:instrText>
+          <w:instrText xml:space="preserve"> PAGEREF _Toc229927237 \h </w:instrText>
         </w:r>
         <w:r>
           <w:rPr>
@@ -3622,7 +3796,7 @@
             <w:noProof/>
             <w:webHidden/>
           </w:rPr>
-          <w:t>31</w:t>
+          <w:t>34</w:t>
         </w:r>
         <w:r>
           <w:rPr>
@@ -3644,10 +3818,11 @@
           <w:noProof/>
           <w:kern w:val="2"/>
           <w:szCs w:val="24"/>
+          <w:lang/>
           <w14:ligatures w14:val="standardContextual"/>
         </w:rPr>
       </w:pPr>
-      <w:hyperlink w:anchor="_Toc229864012" w:history="1">
+      <w:hyperlink w:anchor="_Toc229927238" w:history="1">
         <w:r>
           <w:rPr>
             <w:rStyle w:val="Hypertextovodkaz"/>
@@ -3674,7 +3849,7 @@
             <w:noProof/>
             <w:webHidden/>
           </w:rPr>
-          <w:instrText xml:space="preserve"> PAGEREF _Toc229864012 \h </w:instrText>
+          <w:instrText xml:space="preserve"> PAGEREF _Toc229927238 \h </w:instrText>
         </w:r>
         <w:r>
           <w:rPr>
@@ -3694,7 +3869,7 @@
             <w:noProof/>
             <w:webHidden/>
           </w:rPr>
-          <w:t>32</w:t>
+          <w:t>35</w:t>
         </w:r>
         <w:r>
           <w:rPr>
@@ -3716,10 +3891,11 @@
           <w:noProof/>
           <w:kern w:val="2"/>
           <w:szCs w:val="24"/>
+          <w:lang/>
           <w14:ligatures w14:val="standardContextual"/>
         </w:rPr>
       </w:pPr>
-      <w:hyperlink w:anchor="_Toc229864013" w:history="1">
+      <w:hyperlink w:anchor="_Toc229927239" w:history="1">
         <w:r>
           <w:rPr>
             <w:rStyle w:val="Hypertextovodkaz"/>
@@ -3746,7 +3922,7 @@
             <w:noProof/>
             <w:webHidden/>
           </w:rPr>
-          <w:instrText xml:space="preserve"> PAGEREF _Toc229864013 \h </w:instrText>
+          <w:instrText xml:space="preserve"> PAGEREF _Toc229927239 \h </w:instrText>
         </w:r>
         <w:r>
           <w:rPr>
@@ -3766,7 +3942,7 @@
             <w:noProof/>
             <w:webHidden/>
           </w:rPr>
-          <w:t>33</w:t>
+          <w:t>36</w:t>
         </w:r>
         <w:r>
           <w:rPr>
@@ -3783,7 +3959,6 @@
           <w:b/>
           <w:bCs/>
         </w:rPr>
-        <w:lastRenderedPageBreak/>
         <w:fldChar w:fldCharType="end"/>
       </w:r>
       <w:r>
@@ -3799,7 +3974,7 @@
       <w:pPr>
         <w:pStyle w:val="Nadpis1"/>
       </w:pPr>
-      <w:bookmarkStart w:id="0" w:name="_Toc229863984"/>
+      <w:bookmarkStart w:id="0" w:name="_Toc229927208"/>
       <w:r>
         <w:rPr>
           <w:shd w:val="clear" w:color="auto" w:fill="FFFFFF"/>
@@ -4099,7 +4274,7 @@
           <w:shd w:val="clear" w:color="auto" w:fill="FFFFFF"/>
         </w:rPr>
       </w:pPr>
-      <w:bookmarkStart w:id="1" w:name="_Toc229863985"/>
+      <w:bookmarkStart w:id="1" w:name="_Toc229927209"/>
       <w:r>
         <w:rPr>
           <w:shd w:val="clear" w:color="auto" w:fill="FFFFFF"/>
@@ -4379,7 +4554,7 @@
           <w:shd w:val="clear" w:color="auto" w:fill="FFFFFF"/>
         </w:rPr>
       </w:pPr>
-      <w:bookmarkStart w:id="2" w:name="_Toc229863986"/>
+      <w:bookmarkStart w:id="2" w:name="_Toc229927210"/>
       <w:r>
         <w:rPr>
           <w:shd w:val="clear" w:color="auto" w:fill="FFFFFF"/>
@@ -4534,7 +4709,7 @@
       <w:pPr>
         <w:pStyle w:val="Nadpis1"/>
       </w:pPr>
-      <w:bookmarkStart w:id="3" w:name="_Toc229863987"/>
+      <w:bookmarkStart w:id="3" w:name="_Toc229927211"/>
       <w:r>
         <w:lastRenderedPageBreak/>
         <w:t>ÚVOD</w:t>
@@ -4761,7 +4936,7 @@
       <w:r>
         <w:br w:type="page"/>
       </w:r>
-      <w:bookmarkStart w:id="4" w:name="_Toc229863988"/>
+      <w:bookmarkStart w:id="4" w:name="_Toc229927212"/>
       <w:r>
         <w:lastRenderedPageBreak/>
         <w:t>1</w:t>
@@ -4881,7 +5056,7 @@
         <w:pStyle w:val="Nadpis2"/>
         <w:jc w:val="both"/>
       </w:pPr>
-      <w:bookmarkStart w:id="5" w:name="_Toc229863989"/>
+      <w:bookmarkStart w:id="5" w:name="_Toc229927213"/>
       <w:r>
         <w:t xml:space="preserve">1.1 </w:t>
       </w:r>
@@ -5081,7 +5256,7 @@
         <w:pStyle w:val="Nadpis2"/>
         <w:jc w:val="both"/>
       </w:pPr>
-      <w:bookmarkStart w:id="6" w:name="_Toc229863990"/>
+      <w:bookmarkStart w:id="6" w:name="_Toc229927214"/>
       <w:r>
         <w:t>1.2 UML</w:t>
       </w:r>
@@ -5100,7 +5275,7 @@
         <w:pStyle w:val="Nadpis2"/>
         <w:jc w:val="both"/>
       </w:pPr>
-      <w:bookmarkStart w:id="7" w:name="_Toc229863991"/>
+      <w:bookmarkStart w:id="7" w:name="_Toc229927215"/>
       <w:r>
         <w:t>1.3 Logika</w:t>
       </w:r>
@@ -5110,7 +5285,7 @@
       <w:pPr>
         <w:pStyle w:val="Nadpis3"/>
       </w:pPr>
-      <w:bookmarkStart w:id="8" w:name="_Toc229863992"/>
+      <w:bookmarkStart w:id="8" w:name="_Toc229927216"/>
       <w:r>
         <w:t>1.3.1 Logika tenzoru</w:t>
       </w:r>
@@ -8179,7 +8354,7 @@
       <w:pPr>
         <w:pStyle w:val="Nadpis3"/>
       </w:pPr>
-      <w:bookmarkStart w:id="9" w:name="_Toc229863993"/>
+      <w:bookmarkStart w:id="9" w:name="_Toc229927217"/>
       <w:r>
         <w:t>1.</w:t>
       </w:r>
@@ -8497,7 +8672,13 @@
         <w:t>,</w:t>
       </w:r>
       <w:r>
-        <w:t xml:space="preserve"> a to i pro obrácené pořadí.</w:t>
+        <w:t xml:space="preserve"> a to i pro obrácené pořadí</w:t>
+      </w:r>
+      <w:r>
+        <w:t xml:space="preserve"> iterace</w:t>
+      </w:r>
+      <w:r>
+        <w:t>.</w:t>
       </w:r>
       <w:r>
         <w:t xml:space="preserve"> Není také problém vrátit velikost a kapacitu.</w:t>
@@ -8528,9 +8709,17 @@
       <w:pPr>
         <w:pStyle w:val="Nadpis3"/>
       </w:pPr>
-      <w:r>
-        <w:t>1.3.3 Logika paralelního tenzoru</w:t>
-      </w:r>
+      <w:bookmarkStart w:id="10" w:name="_Toc229927218"/>
+      <w:r>
+        <w:t>1.3.</w:t>
+      </w:r>
+      <w:r>
+        <w:t>4</w:t>
+      </w:r>
+      <w:r>
+        <w:t xml:space="preserve"> Logika paralelního tenzoru</w:t>
+      </w:r>
+      <w:bookmarkEnd w:id="10"/>
     </w:p>
     <w:p>
       <w:pPr>
@@ -8538,15 +8727,225 @@
         <w:jc w:val="both"/>
       </w:pPr>
       <w:r>
-        <w:t>Xxx</w:t>
+        <w:t>Paralelní tenzor má stejné rozhraní jako tenzor.</w:t>
+      </w:r>
+      <w:r>
+        <w:t xml:space="preserve"> Rozdílem je jeho využití paralelizace některých operací.</w:t>
+      </w:r>
+      <w:r>
+        <w:t xml:space="preserve"> Daná paralelizace a algoritmy s ní spojené jsou uživateli navenek zcela skryty.</w:t>
+      </w:r>
+    </w:p>
+    <w:p>
+      <w:pPr>
+        <w:spacing w:line="360" w:lineRule="auto"/>
+        <w:jc w:val="both"/>
+      </w:pPr>
+      <w:r>
+        <w:t>Prvním a asi nejlepším kandidátem na paralelizaci jsou binární a unární</w:t>
+      </w:r>
+      <w:r>
+        <w:t xml:space="preserve"> výpočetní</w:t>
+      </w:r>
+      <w:r>
+        <w:t xml:space="preserve"> operace</w:t>
+      </w:r>
+      <w:r>
+        <w:t>, které zpravidla dělají s každým prvkem v tenzoru to samou, naprosto izolovanou věc.</w:t>
+      </w:r>
+      <w:r>
+        <w:t xml:space="preserve"> Příkladem je implementace metod, které tyto operace umožňují.</w:t>
+      </w:r>
+      <w:r>
+        <w:t xml:space="preserve"> To okamžitě zprovozní i </w:t>
+      </w:r>
+      <w:r>
+        <w:lastRenderedPageBreak/>
+        <w:t>paralelizaci přetížených aritmetických a logických operátorů.</w:t>
+      </w:r>
+      <w:r>
+        <w:t xml:space="preserve"> Paralelizace je v tomto případě naprosto, přímočará. Jedna pracovní položka totiž znamená přístup na pole dat v daném indexu (případně i v poli druhého tenzoru u binární operace), provedení dané operace a případné vrácení </w:t>
+      </w:r>
+      <w:r>
+        <w:t>výsledku</w:t>
+      </w:r>
+      <w:r>
+        <w:t>.</w:t>
+      </w:r>
+    </w:p>
+    <w:p>
+      <w:pPr>
+        <w:spacing w:line="360" w:lineRule="auto"/>
+        <w:jc w:val="both"/>
+      </w:pPr>
+      <w:r>
+        <w:t xml:space="preserve">Z pohledu paralelizace je zajímavější </w:t>
+      </w:r>
+      <w:r>
+        <w:t>například</w:t>
+      </w:r>
+      <w:r>
+        <w:t xml:space="preserve"> tr</w:t>
+      </w:r>
+      <w:r>
+        <w:t>a</w:t>
+      </w:r>
+      <w:r>
+        <w:t>nspozice.</w:t>
+      </w:r>
+      <w:r>
+        <w:t xml:space="preserve"> Jedná se sice také o operaci, kde jedna pracovní položka znamená jeden prvek. Ovšem je třeba zajistit izolovanost tím, že se při zjišťování souřadnic daného indexu nepoužije metoda na inkrementaci souřadnic, jelikož je závislá na předchozí souřadnici. Namísto toho se použije metoda na zjištění souřadnice přímo z</w:t>
+      </w:r>
+      <w:r>
+        <w:t> </w:t>
+      </w:r>
+      <w:r>
+        <w:t>indexu</w:t>
+      </w:r>
+      <w:r>
+        <w:t>, což je vlastně méně efektivní, jelikož se z amortizované složitosti O(1) přesouváme na O(len(D)), zajistí to ale izolaci jedné položky a tím pádem umožní paralelizaci.</w:t>
+      </w:r>
+      <w:r>
+        <w:t xml:space="preserve"> Jelikož se nepředpokládá, že by len(D) bylo nějaké veliké číslo, tak to příliš nevadí, jelikož tuto ztrátu se zvyšujícím počtem prvků rychle dohání zrychlení díky paralelizaci.</w:t>
       </w:r>
     </w:p>
     <w:p>
       <w:pPr>
         <w:pStyle w:val="Nadpis3"/>
       </w:pPr>
-      <w:r>
-        <w:t>1.3.4 Logika matice</w:t>
+      <w:bookmarkStart w:id="11" w:name="_Toc229927219"/>
+      <w:r>
+        <w:t>1.3.</w:t>
+      </w:r>
+      <w:r>
+        <w:t>5</w:t>
+      </w:r>
+      <w:r>
+        <w:t xml:space="preserve"> Logika matice</w:t>
+      </w:r>
+      <w:bookmarkEnd w:id="11"/>
+    </w:p>
+    <w:p>
+      <w:pPr>
+        <w:spacing w:line="360" w:lineRule="auto"/>
+        <w:jc w:val="both"/>
+      </w:pPr>
+      <w:r>
+        <w:t>Matice je z matematického hlediska jenom speciálním případem tenzoru.</w:t>
+      </w:r>
+      <w:r>
+        <w:t xml:space="preserve"> Z praktického hlediska to znamená, že si udržuje tenzor a deleguje jeho metody.</w:t>
+      </w:r>
+      <w:r>
+        <w:t xml:space="preserve"> Svým rozhraním zajišťuje, že se vnitřní tenzor inicializuje vždy na d</w:t>
+      </w:r>
+      <w:r>
+        <w:t>vě dimenze</w:t>
+      </w:r>
+      <w:r>
+        <w:t xml:space="preserve"> a pouze přes dvě dimenze se sní i dostává na prvky.</w:t>
+      </w:r>
+      <w:r>
+        <w:t>.</w:t>
+      </w:r>
+      <w:r>
+        <w:t xml:space="preserve"> Metody tenzoru jsou dále delegovány, jelikož zpravidla platí, že ta </w:t>
+      </w:r>
+      <w:r>
+        <w:t>operace,</w:t>
+      </w:r>
+      <w:r>
+        <w:t xml:space="preserve"> co funguje na tenzor bude fungovat i na matici, jelikož to je jenom specifický a naprosto validní stav tenzoru.</w:t>
+      </w:r>
+    </w:p>
+    <w:p>
+      <w:pPr>
+        <w:spacing w:line="360" w:lineRule="auto"/>
+        <w:jc w:val="both"/>
+      </w:pPr>
+      <w:r>
+        <w:t xml:space="preserve">Na druhou stranu to neznamená, že neexistují </w:t>
+      </w:r>
+      <w:r>
+        <w:t>algoritmy,</w:t>
+      </w:r>
+      <w:r>
+        <w:t xml:space="preserve"> co nejsou specifické pro </w:t>
+      </w:r>
+      <w:r>
+        <w:t>matice,</w:t>
+      </w:r>
+      <w:r>
+        <w:t xml:space="preserve"> a ne </w:t>
+      </w:r>
+      <w:r>
+        <w:t>tenzory</w:t>
+      </w:r>
+      <w:r>
+        <w:t xml:space="preserve"> už nejdou použít</w:t>
+      </w:r>
+      <w:r>
+        <w:t>.</w:t>
+      </w:r>
+      <w:r>
+        <w:t xml:space="preserve"> Takovým příkladem by bylo násobení matic.</w:t>
+      </w:r>
+      <w:r>
+        <w:t xml:space="preserve"> Jako algoritmus byl vybrán naivní přístup.</w:t>
+      </w:r>
+      <w:r>
+        <w:t xml:space="preserve"> Oproti Strassenovu algoritmu O(</w:t>
+      </w:r>
+      <w:r>
+        <w:t>N</w:t>
+      </w:r>
+      <w:r>
+        <w:rPr>
+          <w:vertAlign w:val="superscript"/>
+        </w:rPr>
+        <w:t>log</w:t>
+      </w:r>
+      <w:r>
+        <w:rPr>
+          <w:vertAlign w:val="subscript"/>
+        </w:rPr>
+        <w:t>2</w:t>
+      </w:r>
+      <w:r>
+        <w:rPr>
+          <w:vertAlign w:val="superscript"/>
+        </w:rPr>
+        <w:t>7</w:t>
+      </w:r>
+      <w:r>
+        <w:t>) je jenom s trochu náročnější s O(N</w:t>
+      </w:r>
+      <w:r>
+        <w:rPr>
+          <w:vertAlign w:val="superscript"/>
+        </w:rPr>
+        <w:t>3</w:t>
+      </w:r>
+      <w:r>
+        <w:t>). Nabízí ovšem daleko jednodušší zapojení paralelizace a celkově menší režii až do té míry, kdy předčí Strassenův algoritmus do velikých velikostí.</w:t>
+      </w:r>
+    </w:p>
+    <w:p>
+      <w:pPr>
+        <w:spacing w:line="360" w:lineRule="auto"/>
+        <w:jc w:val="both"/>
+      </w:pPr>
+      <w:r>
+        <w:t xml:space="preserve">Samotná matice bude definovat pouze paralelizaci u algoritmů specifických pro </w:t>
+      </w:r>
+      <w:r>
+        <w:t>matici</w:t>
+      </w:r>
+      <w:r>
+        <w:t xml:space="preserve"> čili stejně jako u neparalelní verze.</w:t>
+      </w:r>
+      <w:r>
+        <w:t xml:space="preserve"> Místo klasického tenzoru a jeho metod lze totiž použít i paralelní tenzor.</w:t>
       </w:r>
     </w:p>
     <w:p>
@@ -8557,7 +8956,7 @@
       <w:r>
         <w:br w:type="page"/>
       </w:r>
-      <w:bookmarkStart w:id="10" w:name="_Toc229863994"/>
+      <w:bookmarkStart w:id="12" w:name="_Toc229927220"/>
       <w:r>
         <w:lastRenderedPageBreak/>
         <w:t>2</w:t>
@@ -8568,7 +8967,7 @@
       <w:r>
         <w:t>IMPLEMENTACE</w:t>
       </w:r>
-      <w:bookmarkEnd w:id="10"/>
+      <w:bookmarkEnd w:id="12"/>
       <w:r>
         <w:t xml:space="preserve"> </w:t>
       </w:r>
@@ -8599,11 +8998,26 @@
         </w:rPr>
         <w:t>Kvůli použití šablon (template) by bylo velice složité a nepraktické pokoušet se o předkompilovanou knihovnu – ať dynamickou či statickou.</w:t>
       </w:r>
-      <w:r>
-        <w:rPr>
-          <w:szCs w:val="24"/>
-        </w:rPr>
-        <w:t xml:space="preserve"> </w:t>
+    </w:p>
+    <w:p>
+      <w:pPr>
+        <w:spacing w:line="360" w:lineRule="auto"/>
+        <w:jc w:val="both"/>
+        <w:rPr>
+          <w:szCs w:val="24"/>
+        </w:rPr>
+      </w:pPr>
+      <w:r>
+        <w:rPr>
+          <w:szCs w:val="24"/>
+        </w:rPr>
+        <w:t>Implementace musí nadále splňovat jednu věc. Tou je možnost použití neparalelních komponentů i bez knihovny.</w:t>
+      </w:r>
+      <w:r>
+        <w:rPr>
+          <w:szCs w:val="24"/>
+        </w:rPr>
+        <w:t xml:space="preserve"> Jinými slovy by uživatel měl být schopen naplno používat neparalelní verzi tenzoru bez toho, aniž by musel instalovat AdaptiveCpp nebo jinou knihovnu.</w:t>
       </w:r>
     </w:p>
     <w:p>
@@ -8611,11 +9025,11 @@
         <w:pStyle w:val="Nadpis2"/>
         <w:jc w:val="both"/>
       </w:pPr>
-      <w:bookmarkStart w:id="11" w:name="_Toc229863995"/>
+      <w:bookmarkStart w:id="13" w:name="_Toc229927221"/>
       <w:r>
         <w:t>2.1 Použité nástroje</w:t>
       </w:r>
-      <w:bookmarkEnd w:id="11"/>
+      <w:bookmarkEnd w:id="13"/>
     </w:p>
     <w:p>
       <w:pPr>
@@ -8673,11 +9087,11 @@
         <w:pStyle w:val="Nadpis3"/>
         <w:jc w:val="both"/>
       </w:pPr>
-      <w:bookmarkStart w:id="12" w:name="_Toc229863996"/>
+      <w:bookmarkStart w:id="14" w:name="_Toc229927222"/>
       <w:r>
         <w:t>2.1.1 AdaptiveCpp</w:t>
       </w:r>
-      <w:bookmarkEnd w:id="12"/>
+      <w:bookmarkEnd w:id="14"/>
     </w:p>
     <w:p>
       <w:pPr>
@@ -8793,7 +9207,11 @@
         <w:t>hostitelském kódu.</w:t>
       </w:r>
       <w:r>
-        <w:t xml:space="preserve"> Třeba varovat, že to neznamená vždy bezpečnou dereferenci. Například pokus o dereferenci ukazatele na paměť na zařízení z hostitelského kódu je nedefinované chování a ze zkušenosti autora jistě povede k pádu programu.</w:t>
+        <w:t xml:space="preserve"> Třeba varovat, že to neznamená vždy bezpečnou dereferenci. Například pokus o dereferenci ukazatele na paměť na zařízení z hostitelského kódu je nedefinované chování a ze zkušenosti autora jistě povede </w:t>
+      </w:r>
+      <w:r>
+        <w:lastRenderedPageBreak/>
+        <w:t>k pádu programu.</w:t>
       </w:r>
       <w:r>
         <w:t xml:space="preserve"> Na druhou stranu je tu i možnost alokovat takzvanou sdílenou </w:t>
@@ -8823,7 +9241,6 @@
         <w:jc w:val="both"/>
       </w:pPr>
       <w:r>
-        <w:lastRenderedPageBreak/>
         <w:t>Druhá praktická věc je již samotná možnost spouštět kód na zařízení.</w:t>
       </w:r>
       <w:r>
@@ -8874,11 +9291,11 @@
         <w:pStyle w:val="Nadpis3"/>
         <w:jc w:val="both"/>
       </w:pPr>
-      <w:bookmarkStart w:id="13" w:name="_Toc229863997"/>
+      <w:bookmarkStart w:id="15" w:name="_Toc229927223"/>
       <w:r>
         <w:t>2.1.2 Google test</w:t>
       </w:r>
-      <w:bookmarkEnd w:id="13"/>
+      <w:bookmarkEnd w:id="15"/>
     </w:p>
     <w:p>
       <w:pPr>
@@ -8915,7 +9332,7 @@
         <w:pStyle w:val="Nadpis2"/>
         <w:jc w:val="both"/>
       </w:pPr>
-      <w:bookmarkStart w:id="14" w:name="_Toc229863998"/>
+      <w:bookmarkStart w:id="16" w:name="_Toc229927224"/>
       <w:r>
         <w:t>2.</w:t>
       </w:r>
@@ -8925,7 +9342,7 @@
       <w:r>
         <w:t xml:space="preserve"> Komponenty</w:t>
       </w:r>
-      <w:bookmarkEnd w:id="14"/>
+      <w:bookmarkEnd w:id="16"/>
     </w:p>
     <w:p>
       <w:pPr>
@@ -8941,11 +9358,11 @@
         <w:pStyle w:val="Nadpis3"/>
         <w:jc w:val="both"/>
       </w:pPr>
-      <w:bookmarkStart w:id="15" w:name="_Toc229863999"/>
+      <w:bookmarkStart w:id="17" w:name="_Toc229927225"/>
       <w:r>
         <w:t>2.2.1 Koncepty</w:t>
       </w:r>
-      <w:bookmarkEnd w:id="15"/>
+      <w:bookmarkEnd w:id="17"/>
     </w:p>
     <w:p>
       <w:pPr>
@@ -9028,7 +9445,11 @@
         <w:t xml:space="preserve"> kompilačního času.</w:t>
       </w:r>
       <w:r>
-        <w:t xml:space="preserve"> V rámci zachování jádra knihovny nezávislé na SYCL, tak byly často pro jeden účel implementovány dvě třídy, jedna nevyužívající knihovny, pracující pouze s CPU a host pamětí a druhá využívající nástroje SYCL.</w:t>
+        <w:t xml:space="preserve"> V rámci </w:t>
+      </w:r>
+      <w:r>
+        <w:lastRenderedPageBreak/>
+        <w:t>zachování jádra knihovny nezávislé na SYCL, tak byly často pro jeden účel implementovány dvě třídy, jedna nevyužívající knihovny, pracující pouze s CPU a host pamětí a druhá využívající nástroje SYCL.</w:t>
       </w:r>
     </w:p>
     <w:p>
@@ -9036,163 +9457,1894 @@
         <w:pStyle w:val="Nadpis3"/>
         <w:jc w:val="both"/>
       </w:pPr>
-      <w:bookmarkStart w:id="16" w:name="_Toc229864000"/>
-      <w:r>
+      <w:bookmarkStart w:id="18" w:name="_Toc229927226"/>
+      <w:r>
+        <w:t>2.2.</w:t>
+      </w:r>
+      <w:r>
+        <w:t>2</w:t>
+      </w:r>
+      <w:r>
+        <w:t xml:space="preserve"> Paměťový backend</w:t>
+      </w:r>
+      <w:bookmarkEnd w:id="18"/>
+    </w:p>
+    <w:p>
+      <w:pPr>
+        <w:spacing w:line="360" w:lineRule="auto"/>
+        <w:jc w:val="both"/>
+      </w:pPr>
+      <w:r>
+        <w:t xml:space="preserve">Jedná se o třídy splňující koncept </w:t>
+      </w:r>
+      <w:r>
+        <w:rPr>
+          <w:b/>
+          <w:bCs/>
+        </w:rPr>
+        <w:t>MemoryBackendConcept</w:t>
+      </w:r>
+      <w:r>
+        <w:t>, které mají za účel řešit nejnižší správu paměti v projektu.</w:t>
+      </w:r>
+      <w:r>
+        <w:t xml:space="preserve"> Řeší alokace a dealokace, ovšem oproti běžnému alokátoru standartní knihovny má více kompetencí.</w:t>
+      </w:r>
+      <w:r>
+        <w:t xml:space="preserve"> Umí také inicializovat a ničit objekty na alokované paměti a umí pár primitivních operací jako například kopírování paměti, její porovnávání a v neposlední řadě vyplňování.</w:t>
+      </w:r>
+    </w:p>
+    <w:p>
+      <w:pPr>
+        <w:spacing w:line="360" w:lineRule="auto"/>
+        <w:jc w:val="both"/>
+      </w:pPr>
+      <w:r>
+        <w:t>Tato třída se používá tak, že se jako instance vloží při konstrukci lineárního kontejneru (nebo obecně jiné přizpůsobené třídy).</w:t>
+      </w:r>
+      <w:r>
+        <w:t xml:space="preserve"> Daná třída poté lineární kontejner používá pro jeho operace.</w:t>
+      </w:r>
+      <w:r>
+        <w:t xml:space="preserve"> Hlavní jsou u backendu jeho </w:t>
+      </w:r>
+      <w:r>
+        <w:t>metody,</w:t>
+      </w:r>
+      <w:r>
+        <w:t xml:space="preserve"> a přesto si na rozdíl od alokátoru může uchovávat stav.</w:t>
+      </w:r>
+      <w:r>
+        <w:t xml:space="preserve"> </w:t>
+      </w:r>
+    </w:p>
+    <w:p>
+      <w:pPr>
+        <w:spacing w:line="360" w:lineRule="auto"/>
+        <w:jc w:val="both"/>
+      </w:pPr>
+      <w:r>
+        <w:t>To se</w:t>
+      </w:r>
+      <w:r>
+        <w:t xml:space="preserve"> konkrétně hodilo u implementace MemoryBackendUSM, kde třída potřeb</w:t>
+      </w:r>
+      <w:r>
+        <w:t>uje</w:t>
+      </w:r>
+      <w:r>
+        <w:t xml:space="preserve"> ke své operaci ukazatel na sycl::queue.</w:t>
+      </w:r>
+      <w:r>
+        <w:t xml:space="preserve"> </w:t>
+      </w:r>
+      <w:r>
+        <w:t>Tento backend je hlavní podporou ve správě paměti USM.</w:t>
+      </w:r>
+      <w:r>
+        <w:t xml:space="preserve"> Umí alokovat paměť i na GPU a často na GPU spouští i kód.</w:t>
+      </w:r>
+      <w:r>
+        <w:t xml:space="preserve"> Výhodou je možnost některé úkony, jako například hromadnou konstrukci a destrukci prvků paralelizovat.</w:t>
+      </w:r>
+      <w:r>
+        <w:t xml:space="preserve"> </w:t>
+      </w:r>
+      <w:r>
+        <w:t xml:space="preserve">Bylo možno paralelizovat třeba i porovnání rovnosti </w:t>
+      </w:r>
+      <w:r>
+        <w:t>prvků,</w:t>
+      </w:r>
+      <w:r>
+        <w:t xml:space="preserve"> a to díky nabízeným atomickým operacím co SYCL nabízí</w:t>
+      </w:r>
+      <w:r>
+        <w:t>.</w:t>
+      </w:r>
+      <w:r>
+        <w:t xml:space="preserve"> Tak bylo možné mezi sebou prvky porovnat a zjištěné nerovnosti bezpečně a synchronizovaně zapsat</w:t>
+      </w:r>
+      <w:r>
+        <w:t xml:space="preserve"> tak, že se dalo poté zjistit, zda existuje alespoň jedna nerovná dvojice prvků</w:t>
+      </w:r>
+      <w:r>
+        <w:t>.</w:t>
+      </w:r>
+      <w:r>
+        <w:t xml:space="preserve"> </w:t>
+      </w:r>
+      <w:r>
+        <w:t xml:space="preserve">Tento backend se může zdát méně zabezpečený, například proti kopiím netriviálně kopírovatelných objektu pomocí metod jako </w:t>
+      </w:r>
+      <w:r>
+        <w:t>sycl::</w:t>
+      </w:r>
+      <w:r>
+        <w:t xml:space="preserve">memcpy, ale to není hrozba, jelikož standard SYCL stejně takovéto objekty alokovat </w:t>
+      </w:r>
+      <w:r>
+        <w:t xml:space="preserve">nebo přesouvat </w:t>
+      </w:r>
+      <w:r>
+        <w:t>na/</w:t>
+      </w:r>
+      <w:r>
+        <w:t>z</w:t>
+      </w:r>
+      <w:r>
+        <w:t xml:space="preserve"> GPU neumožnuje.</w:t>
+      </w:r>
+      <w:r>
+        <w:t xml:space="preserve"> Uživatel si nastavením netypového parametru šablony může </w:t>
+      </w:r>
+      <w:r>
+        <w:t>určit,</w:t>
+      </w:r>
+      <w:r>
+        <w:t xml:space="preserve"> jak paměť alokovat.</w:t>
+      </w:r>
+      <w:r>
+        <w:t xml:space="preserve"> Možno je totiž ji alokovat nejen </w:t>
+      </w:r>
+      <w:r>
+        <w:t xml:space="preserve">pro zařízení, také ale pro </w:t>
+      </w:r>
+      <w:r>
+        <w:t>hostitele</w:t>
+      </w:r>
+      <w:r>
+        <w:t xml:space="preserve"> nebo jako sdílenou paměť.</w:t>
+      </w:r>
+    </w:p>
+    <w:p>
+      <w:pPr>
+        <w:spacing w:line="360" w:lineRule="auto"/>
+        <w:jc w:val="both"/>
+      </w:pPr>
+      <w:r>
+        <w:t>Druhou implementací paměťového backendu je MemoryBackend. Ta slouží jako taková „výchozí“ třída, která je naprosto nezávislá na knihovně AdaptiveCpp a tím pádem použitelná tak, kde uživatel nechce s knihovnou pracovat.</w:t>
+      </w:r>
+      <w:r>
+        <w:t xml:space="preserve"> Tento backend </w:t>
+      </w:r>
+      <w:r>
+        <w:t>se dá považovat za výchozí a také je tak použit, pokud uživatel nespecifikuje jiný.</w:t>
+      </w:r>
+      <w:r>
+        <w:t xml:space="preserve"> Navíc nemá vnitřní </w:t>
+      </w:r>
+      <w:r>
+        <w:t>stav,</w:t>
+      </w:r>
+      <w:r>
+        <w:t xml:space="preserve"> a tak není problém ho zkonstruovat automaticky.</w:t>
+      </w:r>
+    </w:p>
+    <w:p>
+      <w:pPr>
+        <w:spacing w:line="360" w:lineRule="auto"/>
+        <w:jc w:val="both"/>
+        <w:rPr>
+          <w:lang w:eastAsia="cs-CZ"/>
+        </w:rPr>
+      </w:pPr>
+      <w:r>
+        <w:rPr>
+          <w:lang w:eastAsia="cs-CZ"/>
+        </w:rPr>
+        <w:t>Backendy</w:t>
+      </w:r>
+      <w:r>
+        <w:rPr>
+          <w:lang w:eastAsia="cs-CZ"/>
+        </w:rPr>
+        <w:t xml:space="preserve"> se snaží o zarovnání alokace na určitý počet bytů kvůli větší cache přívětivosti (která často čte po 64 bytech) a také případným SIMD instrukcím, které kompilátor poté může jednodušeji uplatni</w:t>
+      </w:r>
+      <w:r>
+        <w:rPr>
+          <w:lang w:eastAsia="cs-CZ"/>
+        </w:rPr>
+        <w:t>t [6]</w:t>
+      </w:r>
+      <w:r>
+        <w:rPr>
+          <w:lang w:eastAsia="cs-CZ"/>
+        </w:rPr>
+        <w:t>.</w:t>
+      </w:r>
+      <w:r>
+        <w:rPr>
+          <w:lang w:eastAsia="cs-CZ"/>
+        </w:rPr>
+        <w:t xml:space="preserve"> Toto zarovnání je nastavitelné</w:t>
+      </w:r>
+      <w:r>
+        <w:rPr>
+          <w:lang w:eastAsia="cs-CZ"/>
+        </w:rPr>
+        <w:t xml:space="preserve"> jako netypový parametr šablony</w:t>
+      </w:r>
+      <w:r>
+        <w:rPr>
+          <w:lang w:eastAsia="cs-CZ"/>
+        </w:rPr>
+        <w:t>.</w:t>
+      </w:r>
+    </w:p>
+    <w:p>
+      <w:pPr>
+        <w:pStyle w:val="Nadpis3"/>
+        <w:jc w:val="both"/>
+        <w:rPr>
+          <w:noProof/>
+          <w:lang w:eastAsia="cs-CZ"/>
+        </w:rPr>
+      </w:pPr>
+      <w:bookmarkStart w:id="19" w:name="_Toc229927227"/>
+      <w:r>
+        <w:lastRenderedPageBreak/>
+        <w:t>2.</w:t>
+      </w:r>
+      <w:r>
+        <w:t>2</w:t>
+      </w:r>
+      <w:r>
+        <w:t>.</w:t>
+      </w:r>
+      <w:r>
+        <w:t>3</w:t>
+      </w:r>
+      <w:r>
+        <w:rPr>
+          <w:noProof/>
+          <w:lang w:eastAsia="cs-CZ"/>
+        </w:rPr>
+        <w:t xml:space="preserve"> </w:t>
+      </w:r>
+      <w:r>
+        <w:rPr>
+          <w:noProof/>
+          <w:lang w:eastAsia="cs-CZ"/>
+        </w:rPr>
+        <w:t>Lineární kontejner</w:t>
+      </w:r>
+      <w:bookmarkEnd w:id="19"/>
+    </w:p>
+    <w:p>
+      <w:pPr>
+        <w:spacing w:line="360" w:lineRule="auto"/>
+        <w:jc w:val="both"/>
+        <w:rPr>
+          <w:lang w:eastAsia="cs-CZ"/>
+        </w:rPr>
+      </w:pPr>
+      <w:r>
+        <w:rPr>
+          <w:lang w:eastAsia="cs-CZ"/>
+        </w:rPr>
+        <w:t xml:space="preserve">V projektu jako třída „LinearContainer“. </w:t>
+      </w:r>
+      <w:r>
+        <w:rPr>
+          <w:lang w:eastAsia="cs-CZ"/>
+        </w:rPr>
+        <w:t>Jedná se o běžnou implementaci dynamického pole</w:t>
+      </w:r>
+      <w:r>
+        <w:rPr>
+          <w:lang w:eastAsia="cs-CZ"/>
+        </w:rPr>
+        <w:t xml:space="preserve"> souvisle v paměti</w:t>
+      </w:r>
+      <w:r>
+        <w:rPr>
+          <w:lang w:eastAsia="cs-CZ"/>
+        </w:rPr>
+        <w:t xml:space="preserve">. Použit na ukládání dat ve třídě Tensor. </w:t>
+      </w:r>
+      <w:r>
+        <w:rPr>
+          <w:lang w:eastAsia="cs-CZ"/>
+        </w:rPr>
+        <w:t xml:space="preserve">Používá šablonu (template) pro možnost uložení libovolného datového typu. </w:t>
+      </w:r>
+      <w:r>
+        <w:rPr>
+          <w:lang w:eastAsia="cs-CZ"/>
+        </w:rPr>
+        <w:t xml:space="preserve">Motivace k jeho implementaci je potřeba kontejneru s rozhraním napodobujícím std::vector, ale </w:t>
+      </w:r>
+      <w:r>
+        <w:rPr>
+          <w:lang w:eastAsia="cs-CZ"/>
+        </w:rPr>
+        <w:t>s možností vlastní správy paměti</w:t>
+      </w:r>
+      <w:r>
+        <w:rPr>
+          <w:lang w:eastAsia="cs-CZ"/>
+        </w:rPr>
+        <w:t>, jelikož existuje potřeba pro speciální alokaci paměti na různých zařízeních (například GPU), kterou ani vlastní alokátor použitý s std::vector nemůže pokrýt.</w:t>
+      </w:r>
+    </w:p>
+    <w:p>
+      <w:pPr>
+        <w:spacing w:line="360" w:lineRule="auto"/>
+        <w:jc w:val="both"/>
+        <w:rPr>
+          <w:lang w:eastAsia="cs-CZ"/>
+        </w:rPr>
+      </w:pPr>
+      <w:r>
+        <w:rPr>
+          <w:lang w:eastAsia="cs-CZ"/>
+        </w:rPr>
+        <w:t>Jak již naznačuje držení kapacity, tak je tento kontejner navržen i na postupné přidávání prvků pomocí metody push_back</w:t>
+      </w:r>
+      <w:r>
+        <w:rPr>
+          <w:lang w:eastAsia="cs-CZ"/>
+        </w:rPr>
+        <w:t xml:space="preserve">, jelikož při překročení kapacity (alokovaného prostoru), dojde k alokaci </w:t>
+      </w:r>
+      <w:r>
+        <w:rPr>
+          <w:lang w:eastAsia="cs-CZ"/>
+        </w:rPr>
+        <w:t>1,5x původní kapacity + konstanta, kterou lze zanedbat pro velké alokace</w:t>
+      </w:r>
+      <w:r>
+        <w:rPr>
+          <w:lang w:eastAsia="cs-CZ"/>
+        </w:rPr>
+        <w:t>.</w:t>
+      </w:r>
+      <w:r>
+        <w:rPr>
+          <w:lang w:eastAsia="cs-CZ"/>
+        </w:rPr>
+        <w:t xml:space="preserve"> </w:t>
+      </w:r>
+      <w:r>
+        <w:rPr>
+          <w:lang w:eastAsia="cs-CZ"/>
+        </w:rPr>
+        <w:t>Konstanta</w:t>
+      </w:r>
+      <w:r>
+        <w:rPr>
+          <w:lang w:eastAsia="cs-CZ"/>
+        </w:rPr>
+        <w:t xml:space="preserve"> řeší jenom případ, kdy je kapacita ještě nulová a tím pádem by jakékoli násobení bylo absorbováno opět na nulu</w:t>
+      </w:r>
+      <w:r>
+        <w:rPr>
+          <w:lang w:eastAsia="cs-CZ"/>
+        </w:rPr>
+        <w:t>.</w:t>
+      </w:r>
+      <w:r>
+        <w:rPr>
+          <w:lang w:eastAsia="cs-CZ"/>
+        </w:rPr>
+        <w:t xml:space="preserve"> Tento přístup tak zajišťuje </w:t>
+      </w:r>
+      <w:r>
+        <w:rPr>
+          <w:lang w:eastAsia="cs-CZ"/>
+        </w:rPr>
+        <w:t>velice rychlé uskutečněn</w:t>
+      </w:r>
+      <w:r>
+        <w:rPr>
+          <w:lang w:eastAsia="cs-CZ"/>
+        </w:rPr>
+        <w:t>í</w:t>
+      </w:r>
+      <w:r>
+        <w:rPr>
+          <w:lang w:eastAsia="cs-CZ"/>
+        </w:rPr>
+        <w:t xml:space="preserve"> větš</w:t>
+      </w:r>
+      <w:r>
+        <w:rPr>
+          <w:lang w:eastAsia="cs-CZ"/>
+        </w:rPr>
+        <w:t>i</w:t>
+      </w:r>
+      <w:r>
+        <w:rPr>
+          <w:lang w:eastAsia="cs-CZ"/>
+        </w:rPr>
+        <w:t>ny</w:t>
+      </w:r>
+      <w:r>
+        <w:rPr>
+          <w:lang w:eastAsia="cs-CZ"/>
+        </w:rPr>
+        <w:t xml:space="preserve"> vkládání.</w:t>
+      </w:r>
+    </w:p>
+    <w:p>
+      <w:pPr>
+        <w:spacing w:line="360" w:lineRule="auto"/>
+        <w:jc w:val="both"/>
+        <w:rPr>
+          <w:lang w:eastAsia="cs-CZ"/>
+        </w:rPr>
+      </w:pPr>
+      <w:r>
+        <w:rPr>
+          <w:lang w:eastAsia="cs-CZ"/>
+        </w:rPr>
+        <w:t xml:space="preserve">Pro kopírování, porovnávání či konstrukci a destrukci jsou v případě triviálně manipulovatelných typů (kontrolováno například pomocí </w:t>
+      </w:r>
+      <w:r>
+        <w:rPr>
+          <w:lang w:eastAsia="cs-CZ"/>
+        </w:rPr>
+        <w:t>std::is_trivially_copyable_v&lt;T&gt;</w:t>
+      </w:r>
+      <w:r>
+        <w:rPr>
+          <w:lang w:eastAsia="cs-CZ"/>
+        </w:rPr>
+        <w:t xml:space="preserve">) jsou použity </w:t>
+      </w:r>
+      <w:r>
+        <w:rPr>
+          <w:lang w:eastAsia="cs-CZ"/>
+        </w:rPr>
+        <w:t>nízko úrovňové</w:t>
+      </w:r>
+      <w:r>
+        <w:rPr>
+          <w:lang w:eastAsia="cs-CZ"/>
+        </w:rPr>
+        <w:t xml:space="preserve"> funkce standartní knihovny jako například std::memcpy či std::memcmp a podobně.</w:t>
+      </w:r>
+    </w:p>
+    <w:p>
+      <w:pPr>
+        <w:spacing w:line="360" w:lineRule="auto"/>
+        <w:jc w:val="both"/>
+        <w:rPr>
+          <w:lang w:eastAsia="cs-CZ"/>
+        </w:rPr>
+      </w:pPr>
+      <w:r>
+        <w:rPr>
+          <w:lang w:eastAsia="cs-CZ"/>
+        </w:rPr>
+        <w:t>Z venkovního hlediska se rozhraní této třídy velmi podobá std::vector ze standartní knihovny.</w:t>
+      </w:r>
+      <w:r>
+        <w:rPr>
+          <w:lang w:eastAsia="cs-CZ"/>
+        </w:rPr>
+        <w:t xml:space="preserve"> Dá</w:t>
+      </w:r>
+      <w:r>
+        <w:rPr>
+          <w:lang w:eastAsia="cs-CZ"/>
+        </w:rPr>
+        <w:t xml:space="preserve"> </w:t>
+      </w:r>
+      <w:r>
+        <w:rPr>
+          <w:lang w:eastAsia="cs-CZ"/>
+        </w:rPr>
+        <w:t xml:space="preserve">se kopírovat i stěhovat díky copy a move konstruktoru a </w:t>
+      </w:r>
+      <w:r>
+        <w:rPr>
+          <w:lang w:eastAsia="cs-CZ"/>
+        </w:rPr>
+        <w:t>přetížení operátoru přiřazení (=).</w:t>
+      </w:r>
+      <w:r>
+        <w:rPr>
+          <w:lang w:eastAsia="cs-CZ"/>
+        </w:rPr>
+        <w:t xml:space="preserve"> </w:t>
+      </w:r>
+      <w:r>
+        <w:rPr>
+          <w:lang w:eastAsia="cs-CZ"/>
+        </w:rPr>
+        <w:t xml:space="preserve">Dá se z něj přistoupit na syrová data </w:t>
+      </w:r>
+      <w:r>
+        <w:rPr>
+          <w:lang w:eastAsia="cs-CZ"/>
+        </w:rPr>
+        <w:t xml:space="preserve">(pomocí </w:t>
+      </w:r>
+      <w:r>
+        <w:rPr>
+          <w:lang w:eastAsia="cs-CZ"/>
+        </w:rPr>
+        <w:t>stejnojmenné</w:t>
+      </w:r>
+      <w:r>
+        <w:rPr>
+          <w:lang w:eastAsia="cs-CZ"/>
+        </w:rPr>
+        <w:t xml:space="preserve"> metody data()) </w:t>
+      </w:r>
+      <w:r>
+        <w:rPr>
+          <w:lang w:eastAsia="cs-CZ"/>
+        </w:rPr>
+        <w:t xml:space="preserve">a dá se </w:t>
+      </w:r>
+      <w:r>
+        <w:rPr>
+          <w:lang w:eastAsia="cs-CZ"/>
+        </w:rPr>
+        <w:t>použít přetížení indexovacího operátoru ([]) pro přístup na jednotlivé prvky (v </w:t>
+      </w:r>
+      <w:r>
+        <w:rPr>
+          <w:lang w:eastAsia="cs-CZ"/>
+        </w:rPr>
+        <w:t>O(1)</w:t>
+      </w:r>
+      <w:r>
+        <w:rPr>
+          <w:lang w:eastAsia="cs-CZ"/>
+        </w:rPr>
+        <w:t xml:space="preserve"> složitosti).</w:t>
+      </w:r>
+      <w:r>
+        <w:rPr>
+          <w:lang w:eastAsia="cs-CZ"/>
+        </w:rPr>
+        <w:t xml:space="preserve"> Dají se z</w:t>
+      </w:r>
+      <w:r>
+        <w:rPr>
+          <w:lang w:eastAsia="cs-CZ"/>
+        </w:rPr>
+        <w:t> </w:t>
+      </w:r>
+      <w:r>
+        <w:rPr>
+          <w:lang w:eastAsia="cs-CZ"/>
+        </w:rPr>
+        <w:t>něj</w:t>
+      </w:r>
+      <w:r>
+        <w:rPr>
+          <w:lang w:eastAsia="cs-CZ"/>
+        </w:rPr>
+        <w:t>, ze stejného rozhraní u std::vector dostat iterátory jak dopředu</w:t>
+      </w:r>
+      <w:r>
+        <w:rPr>
+          <w:lang w:eastAsia="cs-CZ"/>
+        </w:rPr>
+        <w:t>,</w:t>
+      </w:r>
+      <w:r>
+        <w:rPr>
+          <w:lang w:eastAsia="cs-CZ"/>
+        </w:rPr>
+        <w:t xml:space="preserve"> tak dozadu</w:t>
+      </w:r>
+      <w:r>
+        <w:rPr>
+          <w:lang w:eastAsia="cs-CZ"/>
+        </w:rPr>
+        <w:t>. Iterátor je pro jednoduchost ukazatel, což je jednoduché a efektivní</w:t>
+      </w:r>
+      <w:r>
+        <w:rPr>
+          <w:lang w:eastAsia="cs-CZ"/>
+        </w:rPr>
+        <w:t>.</w:t>
+      </w:r>
+      <w:r>
+        <w:rPr>
+          <w:lang w:eastAsia="cs-CZ"/>
+        </w:rPr>
+        <w:t xml:space="preserve"> Dá se porovnávat s ostatními lineárními kontejnery</w:t>
+      </w:r>
+      <w:r>
+        <w:rPr>
+          <w:lang w:eastAsia="cs-CZ"/>
+        </w:rPr>
+        <w:t xml:space="preserve"> díky přetížení porovnávacího operátoru (==) a operátoru „vesmírné lodi“ (&lt;=&gt;).</w:t>
+      </w:r>
+      <w:r>
+        <w:rPr>
+          <w:lang w:eastAsia="cs-CZ"/>
+        </w:rPr>
+        <w:t xml:space="preserve"> Je možné díky metodě swap také vyměnit obsahy dvou lineárních kontejnerů.</w:t>
+      </w:r>
+      <w:r>
+        <w:rPr>
+          <w:lang w:eastAsia="cs-CZ"/>
+        </w:rPr>
+        <w:t xml:space="preserve"> Samozřejmě je také možné kontejner manuálně změnit v jeho velikosti a kapacitě</w:t>
+      </w:r>
+      <w:r>
+        <w:rPr>
+          <w:lang w:eastAsia="cs-CZ"/>
+        </w:rPr>
+        <w:t xml:space="preserve"> či ho celá vyčistit</w:t>
+      </w:r>
+      <w:r>
+        <w:rPr>
+          <w:lang w:eastAsia="cs-CZ"/>
+        </w:rPr>
+        <w:t>.</w:t>
+      </w:r>
+      <w:r>
+        <w:rPr>
+          <w:lang w:eastAsia="cs-CZ"/>
+        </w:rPr>
+        <w:t xml:space="preserve"> Jde také nakonec přidat prvek či ho z konce odstranit.</w:t>
+      </w:r>
+    </w:p>
+    <w:p>
+      <w:pPr>
+        <w:pStyle w:val="Nadpis3"/>
+        <w:jc w:val="both"/>
+        <w:rPr>
+          <w:lang w:eastAsia="cs-CZ"/>
+        </w:rPr>
+      </w:pPr>
+      <w:bookmarkStart w:id="20" w:name="_Toc229927228"/>
+      <w:r>
+        <w:rPr>
+          <w:lang w:eastAsia="cs-CZ"/>
+        </w:rPr>
+        <w:t>2.</w:t>
+      </w:r>
+      <w:r>
+        <w:rPr>
+          <w:lang w:eastAsia="cs-CZ"/>
+        </w:rPr>
+        <w:t>2</w:t>
+      </w:r>
+      <w:r>
+        <w:rPr>
+          <w:lang w:eastAsia="cs-CZ"/>
+        </w:rPr>
+        <w:t>.</w:t>
+      </w:r>
+      <w:r>
+        <w:rPr>
+          <w:lang w:eastAsia="cs-CZ"/>
+        </w:rPr>
+        <w:t>4</w:t>
+      </w:r>
+      <w:r>
+        <w:rPr>
+          <w:lang w:eastAsia="cs-CZ"/>
+        </w:rPr>
+        <w:t xml:space="preserve"> Tenzor</w:t>
+      </w:r>
+      <w:bookmarkEnd w:id="20"/>
+    </w:p>
+    <w:p>
+      <w:pPr>
+        <w:spacing w:line="360" w:lineRule="auto"/>
+        <w:jc w:val="both"/>
+        <w:rPr>
+          <w:lang w:eastAsia="cs-CZ"/>
+        </w:rPr>
+      </w:pPr>
+      <w:r>
+        <w:rPr>
+          <w:lang w:eastAsia="cs-CZ"/>
+        </w:rPr>
+        <w:t xml:space="preserve">Jedná se o „hlavní“ třídu celé práce. </w:t>
+      </w:r>
+      <w:r>
+        <w:rPr>
+          <w:lang w:eastAsia="cs-CZ"/>
+        </w:rPr>
+        <w:t xml:space="preserve">Tato třída splňuje koncept </w:t>
+      </w:r>
+      <w:r>
+        <w:rPr>
+          <w:b/>
+          <w:bCs/>
+          <w:lang w:eastAsia="cs-CZ"/>
+        </w:rPr>
+        <w:t>TensorConcept</w:t>
+      </w:r>
+      <w:r>
+        <w:rPr>
+          <w:lang w:eastAsia="cs-CZ"/>
+        </w:rPr>
+        <w:t xml:space="preserve">. </w:t>
+      </w:r>
+      <w:r>
+        <w:rPr>
+          <w:lang w:eastAsia="cs-CZ"/>
+        </w:rPr>
+        <w:t>Je navržen a implementován tak, aby byl univerzální, dynamický s širokým využitím.</w:t>
+      </w:r>
+      <w:r>
+        <w:rPr>
+          <w:lang w:eastAsia="cs-CZ"/>
+        </w:rPr>
+        <w:t xml:space="preserve"> </w:t>
+      </w:r>
+      <w:r>
+        <w:rPr>
+          <w:lang w:eastAsia="cs-CZ"/>
+        </w:rPr>
+        <w:t xml:space="preserve">V projektu se nazývá „Tensor“. </w:t>
+      </w:r>
+      <w:r>
+        <w:rPr>
+          <w:lang w:eastAsia="cs-CZ"/>
+        </w:rPr>
+        <w:t xml:space="preserve">Stejně jako lineární kontejner, tak je tato třída šablonovaná pro versatilní ukládání různých datových typů. </w:t>
+      </w:r>
+      <w:r>
+        <w:rPr>
+          <w:lang w:eastAsia="cs-CZ"/>
+        </w:rPr>
+        <w:t xml:space="preserve">Používá </w:t>
+      </w:r>
+      <w:r>
+        <w:rPr>
+          <w:lang w:eastAsia="cs-CZ"/>
+        </w:rPr>
+        <w:t>v sobě lineární kontejner pro udržení dat</w:t>
+      </w:r>
+      <w:r>
+        <w:rPr>
+          <w:lang w:eastAsia="cs-CZ"/>
+        </w:rPr>
+        <w:t xml:space="preserve"> i metadat</w:t>
+      </w:r>
+      <w:r>
+        <w:rPr>
+          <w:lang w:eastAsia="cs-CZ"/>
+        </w:rPr>
+        <w:t>.</w:t>
+      </w:r>
+      <w:r>
+        <w:rPr>
+          <w:lang w:eastAsia="cs-CZ"/>
+        </w:rPr>
+        <w:t xml:space="preserve"> Sám Tensor </w:t>
+      </w:r>
+      <w:r>
+        <w:rPr>
+          <w:lang w:eastAsia="cs-CZ"/>
+        </w:rPr>
+        <w:lastRenderedPageBreak/>
+        <w:t>umožňuje uživateli zvolit si, na jakém paměťovém backendu budou data a zvlášť metadata uložena.</w:t>
+      </w:r>
+      <w:r>
+        <w:rPr>
+          <w:lang w:eastAsia="cs-CZ"/>
+        </w:rPr>
+        <w:t xml:space="preserve"> Jako výchozí hodnota, použitelná ideálně pro neparalelní verzi tenzoru, byl použit MemoryBackend. Není ho ovšem nutno specifikovat, jelikož je to také výchozí hodnota pro lineární kontejner.</w:t>
+      </w:r>
+    </w:p>
+    <w:p>
+      <w:pPr>
+        <w:spacing w:line="360" w:lineRule="auto"/>
+        <w:jc w:val="both"/>
+        <w:rPr>
+          <w:lang w:eastAsia="cs-CZ"/>
+        </w:rPr>
+      </w:pPr>
+      <w:r>
+        <w:rPr>
+          <w:lang w:eastAsia="cs-CZ"/>
+        </w:rPr>
+        <w:t>Použitím lineárního kontejneru se implementace vyhne</w:t>
+      </w:r>
+      <w:r>
+        <w:rPr>
+          <w:lang w:eastAsia="cs-CZ"/>
+        </w:rPr>
+        <w:t xml:space="preserve"> </w:t>
+      </w:r>
+      <w:r>
+        <w:rPr>
+          <w:lang w:eastAsia="cs-CZ"/>
+        </w:rPr>
+        <w:t xml:space="preserve">také </w:t>
+      </w:r>
+      <w:r>
+        <w:rPr>
+          <w:lang w:eastAsia="cs-CZ"/>
+        </w:rPr>
+        <w:t>jednomu velikému problému. Vektor tak jak je ve standartní knihovně má zvláštní specializaci pro datový typ bool. Je to optimalizace za účelem šetření místa, tak, že jeden bool je uložen pouze v jednom bitu místo bytu.</w:t>
+      </w:r>
+      <w:r>
+        <w:rPr>
+          <w:lang w:eastAsia="cs-CZ"/>
+        </w:rPr>
+        <w:t xml:space="preserve"> Taková specializace ovšem přináší problémy při imp</w:t>
+      </w:r>
+      <w:r>
+        <w:rPr>
+          <w:lang w:eastAsia="cs-CZ"/>
+        </w:rPr>
+        <w:t>l</w:t>
+      </w:r>
+      <w:r>
+        <w:rPr>
+          <w:lang w:eastAsia="cs-CZ"/>
+        </w:rPr>
+        <w:t>ementaci šablonovaných metod. Například reference na jeden prvek není reference na bool ale jedná se o složitější objekt. Čtenář si jistě představí, jaké problémy to může přinést, když by se pokoušel programovat genericky. Navíc je tento typ ukládání obtížen drobným overheadem u přístupů k prvkům, jelikož se nejedná o pouhé přistupování na byte paměti, ale dostávání hodnoty konkrétního bitu, což normálně jde jen za pomocí bitových operací a masek.</w:t>
+      </w:r>
+      <w:r>
+        <w:rPr>
+          <w:lang w:eastAsia="cs-CZ"/>
+        </w:rPr>
+        <w:t xml:space="preserve"> V lineárním kontejneru jsou bity uloženy vedle sebe v bytech. To dává stejné chování jako u ostatních primitivních datových typů</w:t>
+      </w:r>
+      <w:r>
+        <w:rPr>
+          <w:lang w:eastAsia="cs-CZ"/>
+        </w:rPr>
+        <w:t>,</w:t>
+      </w:r>
+      <w:r>
+        <w:rPr>
+          <w:lang w:eastAsia="cs-CZ"/>
+        </w:rPr>
+        <w:t xml:space="preserve"> a navíc je bez overheadu.</w:t>
+      </w:r>
+    </w:p>
+    <w:p>
+      <w:pPr>
+        <w:spacing w:line="360" w:lineRule="auto"/>
+        <w:jc w:val="both"/>
+        <w:rPr>
+          <w:lang w:eastAsia="cs-CZ"/>
+        </w:rPr>
+      </w:pPr>
+      <w:r>
+        <w:rPr>
+          <w:lang w:eastAsia="cs-CZ"/>
+        </w:rPr>
+        <w:t>Základním způsobem</w:t>
+      </w:r>
+      <w:r>
+        <w:rPr>
+          <w:lang w:eastAsia="cs-CZ"/>
+        </w:rPr>
+        <w:t>,</w:t>
+      </w:r>
+      <w:r>
+        <w:rPr>
+          <w:lang w:eastAsia="cs-CZ"/>
+        </w:rPr>
+        <w:t xml:space="preserve"> jak vytvořit tenzor je použít konstruktor přijímající jeden </w:t>
+      </w:r>
+      <w:r>
+        <w:rPr>
+          <w:lang w:eastAsia="cs-CZ"/>
+        </w:rPr>
+        <w:t xml:space="preserve">lineární kontejner. </w:t>
+      </w:r>
+      <w:r>
+        <w:rPr>
+          <w:lang w:eastAsia="cs-CZ"/>
+        </w:rPr>
+        <w:t xml:space="preserve">Ten obsahuje velikosti dimenzí. V konstruktoru se nakopíruje do vektoru pro udržování velikostí dimenzí a poté se spustí metoda </w:t>
+      </w:r>
+      <w:r>
+        <w:rPr>
+          <w:lang w:eastAsia="cs-CZ"/>
+        </w:rPr>
+        <w:t>update(),</w:t>
+      </w:r>
+      <w:r>
+        <w:rPr>
+          <w:lang w:eastAsia="cs-CZ"/>
+        </w:rPr>
+        <w:t xml:space="preserve"> která vypočítá potřebné místo k alokaci tenzoru</w:t>
+      </w:r>
+      <w:r>
+        <w:rPr>
+          <w:lang w:eastAsia="cs-CZ"/>
+        </w:rPr>
+        <w:t>,</w:t>
+      </w:r>
+      <w:r>
+        <w:rPr>
+          <w:lang w:eastAsia="cs-CZ"/>
+        </w:rPr>
+        <w:t xml:space="preserve"> a to místo skutečně alokuje na lineárním kontejneru.</w:t>
+      </w:r>
+      <w:r>
+        <w:rPr>
+          <w:lang w:eastAsia="cs-CZ"/>
+        </w:rPr>
+        <w:t xml:space="preserve"> Poté také aktualizuje/vypočítá strukturální optimalizační data závislá na velikostech dimenze jako například vektor kumulativních </w:t>
+      </w:r>
+      <w:r>
+        <w:rPr>
+          <w:lang w:eastAsia="cs-CZ"/>
+        </w:rPr>
+        <w:t>součinů předchozích velikostí dimenzí</w:t>
+      </w:r>
+      <w:r>
+        <w:rPr>
+          <w:lang w:eastAsia="cs-CZ"/>
+        </w:rPr>
+        <w:t xml:space="preserve"> v podobě dalšího lineárního kontejneru</w:t>
+      </w:r>
+      <w:r>
+        <w:rPr>
+          <w:lang w:eastAsia="cs-CZ"/>
+        </w:rPr>
+        <w:t>.</w:t>
+      </w:r>
+    </w:p>
+    <w:p>
+      <w:pPr>
+        <w:spacing w:line="360" w:lineRule="auto"/>
+        <w:jc w:val="both"/>
+        <w:rPr>
+          <w:lang w:eastAsia="cs-CZ"/>
+        </w:rPr>
+      </w:pPr>
+    </w:p>
+    <w:p>
+      <w:pPr>
+        <w:pStyle w:val="Nadpis3"/>
+        <w:jc w:val="both"/>
+        <w:rPr>
+          <w:lang w:eastAsia="cs-CZ"/>
+        </w:rPr>
+      </w:pPr>
+      <w:bookmarkStart w:id="21" w:name="_Toc229927229"/>
+      <w:r>
+        <w:rPr>
+          <w:lang w:eastAsia="cs-CZ"/>
+        </w:rPr>
+        <w:t>2.</w:t>
+      </w:r>
+      <w:r>
+        <w:rPr>
+          <w:lang w:eastAsia="cs-CZ"/>
+        </w:rPr>
+        <w:t>2</w:t>
+      </w:r>
+      <w:r>
+        <w:rPr>
+          <w:lang w:eastAsia="cs-CZ"/>
+        </w:rPr>
+        <w:t>.</w:t>
+      </w:r>
+      <w:r>
+        <w:rPr>
+          <w:lang w:eastAsia="cs-CZ"/>
+        </w:rPr>
+        <w:t>5</w:t>
+      </w:r>
+      <w:r>
+        <w:rPr>
+          <w:lang w:eastAsia="cs-CZ"/>
+        </w:rPr>
+        <w:t xml:space="preserve"> Paralelní tenzor</w:t>
+      </w:r>
+      <w:bookmarkEnd w:id="21"/>
+    </w:p>
+    <w:p>
+      <w:pPr>
+        <w:spacing w:line="360" w:lineRule="auto"/>
+        <w:jc w:val="both"/>
+        <w:rPr>
+          <w:lang w:eastAsia="cs-CZ"/>
+        </w:rPr>
+      </w:pPr>
+      <w:r>
+        <w:rPr>
+          <w:lang w:eastAsia="cs-CZ"/>
+        </w:rPr>
+        <w:t xml:space="preserve">Jedná se o třídu jménem „TensorParallel“, která splňuje koncept </w:t>
+      </w:r>
+      <w:r>
+        <w:rPr>
+          <w:b/>
+          <w:bCs/>
+          <w:lang w:eastAsia="cs-CZ"/>
+        </w:rPr>
+        <w:t>TensorConcept</w:t>
+      </w:r>
+      <w:r>
+        <w:rPr>
+          <w:lang w:eastAsia="cs-CZ"/>
+        </w:rPr>
+        <w:t>.</w:t>
+      </w:r>
+      <w:r>
+        <w:rPr>
+          <w:lang w:eastAsia="cs-CZ"/>
+        </w:rPr>
+        <w:t xml:space="preserve"> Je tedy rozhraním totožná s třídou Tensor.</w:t>
+      </w:r>
+      <w:r>
+        <w:rPr>
+          <w:lang w:eastAsia="cs-CZ"/>
+        </w:rPr>
+        <w:t xml:space="preserve"> Ve svém stavu ukládá klasický Tensor (čili se vlastně jedná o komp</w:t>
+      </w:r>
+      <w:r>
+        <w:rPr>
+          <w:lang w:eastAsia="cs-CZ"/>
+        </w:rPr>
+        <w:t>ozici</w:t>
+      </w:r>
+      <w:r>
+        <w:rPr>
+          <w:lang w:eastAsia="cs-CZ"/>
+        </w:rPr>
+        <w:t>)</w:t>
+      </w:r>
+      <w:r>
+        <w:rPr>
+          <w:lang w:eastAsia="cs-CZ"/>
+        </w:rPr>
+        <w:t xml:space="preserve"> a </w:t>
+      </w:r>
+      <w:r>
+        <w:rPr>
+          <w:lang w:eastAsia="cs-CZ"/>
+        </w:rPr>
+        <w:t>také sycl::queue, které umožňuje paralelizaci.</w:t>
+      </w:r>
+      <w:r>
+        <w:rPr>
+          <w:lang w:eastAsia="cs-CZ"/>
+        </w:rPr>
+        <w:t xml:space="preserve"> Z důvodů efektivity je pro jeden program vytvořeno jenom jedno sycl::queue, jelikož je jeho inicializace náročná a nepotřebná, pokud by jeho uživatel nechtěl změnit zařízení na kterém pracuje.</w:t>
+      </w:r>
+      <w:r>
+        <w:rPr>
+          <w:lang w:eastAsia="cs-CZ"/>
+        </w:rPr>
+        <w:t xml:space="preserve"> TensorParallel ovšem tato rozhodnutí před uživatelem schválně skrývá a v základu upřednostňuje jako zařízení </w:t>
+      </w:r>
+      <w:r>
+        <w:rPr>
+          <w:lang w:eastAsia="cs-CZ"/>
+        </w:rPr>
+        <w:t>GPU,</w:t>
+      </w:r>
+      <w:r>
+        <w:rPr>
+          <w:lang w:eastAsia="cs-CZ"/>
+        </w:rPr>
+        <w:t xml:space="preserve"> pokud je dostupné.</w:t>
+      </w:r>
+      <w:r>
+        <w:rPr>
+          <w:lang w:eastAsia="cs-CZ"/>
+        </w:rPr>
+        <w:t xml:space="preserve"> Pokud není tak se použije CPU zařízení.</w:t>
+      </w:r>
+    </w:p>
+    <w:p>
+      <w:pPr>
+        <w:spacing w:line="360" w:lineRule="auto"/>
+        <w:jc w:val="both"/>
+        <w:rPr>
+          <w:lang w:eastAsia="cs-CZ"/>
+        </w:rPr>
+      </w:pPr>
+      <w:r>
+        <w:rPr>
+          <w:lang w:eastAsia="cs-CZ"/>
+        </w:rPr>
+        <w:lastRenderedPageBreak/>
+        <w:t>Samotný uložený Tensor je nastavený na alokaci dat na zařízení a metadat na sdíleném úložišti.</w:t>
+      </w:r>
+      <w:r>
+        <w:rPr>
+          <w:lang w:eastAsia="cs-CZ"/>
+        </w:rPr>
+        <w:t xml:space="preserve"> U dat je tento přístup nevyhnutelný, jelikož je na nich často očekáván přístup ze zařízení</w:t>
+      </w:r>
+      <w:r>
+        <w:rPr>
+          <w:lang w:eastAsia="cs-CZ"/>
+        </w:rPr>
+        <w:t xml:space="preserve"> a toto je jediný </w:t>
+      </w:r>
+      <w:r>
+        <w:rPr>
+          <w:lang w:eastAsia="cs-CZ"/>
+        </w:rPr>
+        <w:t>způsob,</w:t>
+      </w:r>
+      <w:r>
+        <w:rPr>
+          <w:lang w:eastAsia="cs-CZ"/>
+        </w:rPr>
+        <w:t xml:space="preserve"> jak zaručeně předejít neustálým velkým kopiím dat z hostitele na zařízení a zpět</w:t>
+      </w:r>
+      <w:r>
+        <w:rPr>
+          <w:lang w:eastAsia="cs-CZ"/>
+        </w:rPr>
+        <w:t>.</w:t>
+      </w:r>
+      <w:r>
+        <w:rPr>
+          <w:lang w:eastAsia="cs-CZ"/>
+        </w:rPr>
+        <w:t xml:space="preserve"> Metadata jsou uložena ve sdílené paměti.</w:t>
+      </w:r>
+      <w:r>
+        <w:rPr>
+          <w:lang w:eastAsia="cs-CZ"/>
+        </w:rPr>
+        <w:t xml:space="preserve"> To umožňuje přístup jak z </w:t>
+      </w:r>
+      <w:r>
+        <w:rPr>
+          <w:lang w:eastAsia="cs-CZ"/>
+        </w:rPr>
+        <w:t>hostitele,</w:t>
+      </w:r>
+      <w:r>
+        <w:rPr>
+          <w:lang w:eastAsia="cs-CZ"/>
+        </w:rPr>
+        <w:t xml:space="preserve"> tak ze zařízení.</w:t>
+      </w:r>
+      <w:r>
+        <w:rPr>
+          <w:lang w:eastAsia="cs-CZ"/>
+        </w:rPr>
+        <w:t xml:space="preserve"> Metadata jsou většinou malá, a tak je přijatelné jejich kopírování.</w:t>
+      </w:r>
+      <w:r>
+        <w:rPr>
+          <w:lang w:eastAsia="cs-CZ"/>
+        </w:rPr>
+        <w:t xml:space="preserve"> To je navíc velice pohodné, protože to dovoluje znovupoužití některých metod Tensoru, které nepracují s daty samotnými.</w:t>
+      </w:r>
+    </w:p>
+    <w:p>
+      <w:pPr>
+        <w:spacing w:line="360" w:lineRule="auto"/>
+        <w:jc w:val="both"/>
+        <w:rPr>
+          <w:lang w:eastAsia="cs-CZ"/>
+        </w:rPr>
+      </w:pPr>
+      <w:r>
+        <w:rPr>
+          <w:lang w:eastAsia="cs-CZ"/>
+        </w:rPr>
+        <w:t xml:space="preserve">Mezi takové metody například patří metody na zjišťování souřadnic. Jak </w:t>
+      </w:r>
+      <w:r>
+        <w:rPr>
+          <w:lang w:eastAsia="cs-CZ"/>
+        </w:rPr>
+        <w:t>obě</w:t>
+      </w:r>
+      <w:r>
+        <w:rPr>
+          <w:lang w:eastAsia="cs-CZ"/>
+        </w:rPr>
+        <w:t xml:space="preserve"> zmíněné na sebe inverzní metody, tak i například inkrementace souřadnic nebo i kontrola validity souřadnic.</w:t>
+      </w:r>
+    </w:p>
+    <w:p>
+      <w:pPr>
+        <w:spacing w:line="360" w:lineRule="auto"/>
+        <w:jc w:val="both"/>
+        <w:rPr>
+          <w:lang w:eastAsia="cs-CZ"/>
+        </w:rPr>
+      </w:pPr>
+      <w:r>
+        <w:rPr>
+          <w:lang w:eastAsia="cs-CZ"/>
+        </w:rPr>
+        <w:t>V implementaci tenzoru paralel jsou delegace na Tensor, ovšem nedá se to udělat u každé metody. Zaprvé je třeba implementovat metody u kterých je žádána paralelizace.</w:t>
+      </w:r>
+      <w:r>
+        <w:rPr>
+          <w:lang w:eastAsia="cs-CZ"/>
+        </w:rPr>
+        <w:t xml:space="preserve"> Nedávalo by smysl takové metody delegovat na Tensor, který to neumí – bylo by to přímo proti samotnému smyslu paralelního tenzoru.</w:t>
+      </w:r>
+    </w:p>
+    <w:p>
+      <w:pPr>
+        <w:spacing w:line="360" w:lineRule="auto"/>
+        <w:jc w:val="both"/>
+        <w:rPr>
+          <w:lang w:eastAsia="cs-CZ"/>
+        </w:rPr>
+      </w:pPr>
+      <w:r>
+        <w:rPr>
+          <w:lang w:eastAsia="cs-CZ"/>
+        </w:rPr>
+        <w:t>Dále je zde také veliké nebezpečí pokusu o přístup na paměť zařízení z hosta.</w:t>
+      </w:r>
+      <w:r>
+        <w:rPr>
+          <w:lang w:eastAsia="cs-CZ"/>
+        </w:rPr>
+        <w:t xml:space="preserve"> Metody, co sahají na data samotná bylo třeba reimplementovat a to i v případě, kdy </w:t>
+      </w:r>
+      <w:r>
+        <w:rPr>
+          <w:lang w:eastAsia="cs-CZ"/>
+        </w:rPr>
+        <w:t xml:space="preserve">by </w:t>
+      </w:r>
+      <w:r>
+        <w:rPr>
+          <w:lang w:eastAsia="cs-CZ"/>
+        </w:rPr>
+        <w:t>nebyla třeba paralelizace.</w:t>
+      </w:r>
+      <w:r>
+        <w:rPr>
+          <w:lang w:eastAsia="cs-CZ"/>
+        </w:rPr>
+        <w:t xml:space="preserve"> Další problém s přístupem na paměť je samotné vkládání a vracení prvků.</w:t>
+      </w:r>
+      <w:r>
+        <w:rPr>
+          <w:lang w:eastAsia="cs-CZ"/>
+        </w:rPr>
+        <w:t xml:space="preserve"> Zatímco v Tensor třídě uživatel mohl rovnou dostat přímou referenci do paměti a tam prvek přidat, nebo získat, tak tady by to odhalovalo paměť zařízení uživateli.</w:t>
+      </w:r>
+      <w:r>
+        <w:rPr>
+          <w:lang w:eastAsia="cs-CZ"/>
+        </w:rPr>
+        <w:t xml:space="preserve"> Zde je asi největší odchylka v rozhraní tenzoru a paralelního tenzoru.</w:t>
+      </w:r>
+      <w:r>
+        <w:rPr>
+          <w:lang w:eastAsia="cs-CZ"/>
+        </w:rPr>
+        <w:t xml:space="preserve"> Metoda getItem totiž v paralelním tenzoru vrací prvek dle hodnoty místo reference jako u tenzoru.</w:t>
+      </w:r>
+      <w:r>
+        <w:rPr>
+          <w:lang w:eastAsia="cs-CZ"/>
+        </w:rPr>
+        <w:t xml:space="preserve"> Je totiž třeba předtím daný prvek zkopírovat do hostitelské paměti.</w:t>
+      </w:r>
+      <w:r>
+        <w:rPr>
+          <w:lang w:eastAsia="cs-CZ"/>
+        </w:rPr>
+        <w:t xml:space="preserve"> Stejná vnitřní logika provází i metodu setItem</w:t>
+      </w:r>
+      <w:r>
+        <w:rPr>
+          <w:lang w:eastAsia="cs-CZ"/>
+        </w:rPr>
+        <w:t>, jelikož ovšem ke kopii v setItem dochází tak či tak a samotná metoda nic nevrací, tak si tato změna logiky nevyžaduje změnu rozhraní.</w:t>
+      </w:r>
+      <w:r>
+        <w:rPr>
+          <w:lang w:eastAsia="cs-CZ"/>
+        </w:rPr>
+        <w:t xml:space="preserve"> Nutno dodat, že samotná kopie prvku probíhá v paměťovém backendu a je jen delegována přes lineární kontejner až to paralelního tenzoru.</w:t>
+      </w:r>
+      <w:r>
+        <w:rPr>
+          <w:lang w:eastAsia="cs-CZ"/>
+        </w:rPr>
+        <w:t xml:space="preserve"> Tak tomu je u více operací.</w:t>
+      </w:r>
+    </w:p>
+    <w:p>
+      <w:pPr>
+        <w:pStyle w:val="Nadpis3"/>
+        <w:jc w:val="both"/>
+        <w:rPr>
+          <w:lang w:eastAsia="cs-CZ"/>
+        </w:rPr>
+      </w:pPr>
+      <w:bookmarkStart w:id="22" w:name="_Toc229927230"/>
+      <w:r>
+        <w:rPr>
+          <w:lang w:eastAsia="cs-CZ"/>
+        </w:rPr>
+        <w:t>2.</w:t>
+      </w:r>
+      <w:r>
+        <w:rPr>
+          <w:lang w:eastAsia="cs-CZ"/>
+        </w:rPr>
+        <w:t>2</w:t>
+      </w:r>
+      <w:r>
+        <w:rPr>
+          <w:lang w:eastAsia="cs-CZ"/>
+        </w:rPr>
+        <w:t>.</w:t>
+      </w:r>
+      <w:r>
+        <w:rPr>
+          <w:lang w:eastAsia="cs-CZ"/>
+        </w:rPr>
+        <w:t>6</w:t>
+      </w:r>
+      <w:r>
+        <w:rPr>
+          <w:lang w:eastAsia="cs-CZ"/>
+        </w:rPr>
+        <w:t xml:space="preserve"> Matice</w:t>
+      </w:r>
+      <w:bookmarkEnd w:id="22"/>
+    </w:p>
+    <w:p>
+      <w:pPr>
+        <w:spacing w:line="360" w:lineRule="auto"/>
+        <w:jc w:val="both"/>
+        <w:rPr>
+          <w:lang w:eastAsia="cs-CZ"/>
+        </w:rPr>
+      </w:pPr>
+      <w:r>
+        <w:rPr>
+          <w:lang w:eastAsia="cs-CZ"/>
+        </w:rPr>
+        <w:t xml:space="preserve">Matice je třída, která reprezentuje matici jako </w:t>
+      </w:r>
+      <w:r>
+        <w:rPr>
+          <w:lang w:eastAsia="cs-CZ"/>
+        </w:rPr>
+        <w:t xml:space="preserve">matematickou </w:t>
+      </w:r>
+      <w:r>
+        <w:rPr>
+          <w:lang w:eastAsia="cs-CZ"/>
+        </w:rPr>
+        <w:t>strukturu.</w:t>
+      </w:r>
+      <w:r>
+        <w:rPr>
+          <w:lang w:eastAsia="cs-CZ"/>
+        </w:rPr>
+        <w:t xml:space="preserve"> Používá k tomu třídu Tensor, která je dle definice tenzoru zobecněním matice.</w:t>
+      </w:r>
+      <w:r>
+        <w:rPr>
+          <w:lang w:eastAsia="cs-CZ"/>
+        </w:rPr>
+        <w:t xml:space="preserve"> Matice je schopná přijmout jak obyřejný Tensor, tak i TensorParallel, tedy jeho </w:t>
+      </w:r>
+      <w:r>
+        <w:rPr>
+          <w:lang w:eastAsia="cs-CZ"/>
+        </w:rPr>
+        <w:t>paralelní</w:t>
+      </w:r>
+      <w:r>
+        <w:rPr>
+          <w:lang w:eastAsia="cs-CZ"/>
+        </w:rPr>
+        <w:t xml:space="preserve"> verzi.</w:t>
+      </w:r>
+      <w:r>
+        <w:rPr>
+          <w:lang w:eastAsia="cs-CZ"/>
+        </w:rPr>
+        <w:t xml:space="preserve"> Shodnost rozhraní těchto typů je vynucena konceptem </w:t>
+      </w:r>
+      <w:r>
+        <w:rPr>
+          <w:b/>
+          <w:bCs/>
+          <w:lang w:eastAsia="cs-CZ"/>
+        </w:rPr>
+        <w:t>TensorConcept</w:t>
+      </w:r>
+      <w:r>
+        <w:rPr>
+          <w:lang w:eastAsia="cs-CZ"/>
+        </w:rPr>
+        <w:t>.</w:t>
+      </w:r>
+      <w:r>
+        <w:rPr>
+          <w:lang w:eastAsia="cs-CZ"/>
+        </w:rPr>
+        <w:t xml:space="preserve"> Matice je navíc od tenzorů obohacena o některé jí specifické metody.</w:t>
+      </w:r>
+    </w:p>
+    <w:p>
+      <w:pPr>
+        <w:pStyle w:val="Nadpis3"/>
+        <w:jc w:val="both"/>
+        <w:rPr>
+          <w:lang w:eastAsia="cs-CZ"/>
+        </w:rPr>
+      </w:pPr>
+      <w:bookmarkStart w:id="23" w:name="_Toc229927231"/>
+      <w:r>
+        <w:rPr>
+          <w:lang w:eastAsia="cs-CZ"/>
+        </w:rPr>
+        <w:t>2.</w:t>
+      </w:r>
+      <w:r>
+        <w:rPr>
+          <w:lang w:eastAsia="cs-CZ"/>
+        </w:rPr>
+        <w:t>2</w:t>
+      </w:r>
+      <w:r>
+        <w:rPr>
+          <w:lang w:eastAsia="cs-CZ"/>
+        </w:rPr>
+        <w:t>.</w:t>
+      </w:r>
+      <w:r>
+        <w:rPr>
+          <w:lang w:eastAsia="cs-CZ"/>
+        </w:rPr>
+        <w:t>7</w:t>
+      </w:r>
+      <w:r>
+        <w:rPr>
+          <w:lang w:eastAsia="cs-CZ"/>
+        </w:rPr>
+        <w:t xml:space="preserve"> N-nární strom</w:t>
+      </w:r>
+      <w:bookmarkEnd w:id="23"/>
+    </w:p>
+    <w:p>
+      <w:pPr>
+        <w:spacing w:line="360" w:lineRule="auto"/>
+        <w:jc w:val="both"/>
+        <w:rPr>
+          <w:lang w:eastAsia="cs-CZ"/>
+        </w:rPr>
+      </w:pPr>
+      <w:r>
+        <w:rPr>
+          <w:lang w:eastAsia="cs-CZ"/>
+        </w:rPr>
+        <w:t>Xxx</w:t>
+      </w:r>
+    </w:p>
+    <w:p>
+      <w:pPr>
+        <w:pStyle w:val="Nadpis3"/>
+        <w:rPr>
+          <w:lang w:eastAsia="cs-CZ"/>
+        </w:rPr>
+      </w:pPr>
+      <w:bookmarkStart w:id="24" w:name="_Toc229927232"/>
+      <w:r>
+        <w:rPr>
+          <w:lang w:eastAsia="cs-CZ"/>
+        </w:rPr>
         <w:lastRenderedPageBreak/>
         <w:t>2.2.</w:t>
       </w:r>
       <w:r>
-        <w:t>2</w:t>
-      </w:r>
-      <w:r>
-        <w:t xml:space="preserve"> Paměťový backend</w:t>
-      </w:r>
-      <w:bookmarkEnd w:id="16"/>
+        <w:rPr>
+          <w:lang w:eastAsia="cs-CZ"/>
+        </w:rPr>
+        <w:t>8</w:t>
+      </w:r>
+      <w:r>
+        <w:rPr>
+          <w:lang w:eastAsia="cs-CZ"/>
+        </w:rPr>
+        <w:t xml:space="preserve"> Pomocné</w:t>
+      </w:r>
+      <w:bookmarkEnd w:id="24"/>
     </w:p>
     <w:p>
       <w:pPr>
         <w:spacing w:line="360" w:lineRule="auto"/>
         <w:jc w:val="both"/>
-      </w:pPr>
-      <w:r>
-        <w:t xml:space="preserve">Jedná se o třídy splňující koncept </w:t>
-      </w:r>
-      <w:r>
-        <w:rPr>
-          <w:b/>
-          <w:bCs/>
-        </w:rPr>
-        <w:t>MemoryBackendConcept</w:t>
-      </w:r>
-      <w:r>
-        <w:t>, které mají za účel řešit nejnižší správu paměti v projektu.</w:t>
-      </w:r>
-      <w:r>
-        <w:t xml:space="preserve"> Řeší alokace a dealokace, ovšem oproti běžnému alokátoru standartní knihovny má více kompetencí.</w:t>
-      </w:r>
-      <w:r>
-        <w:t xml:space="preserve"> Umí také inicializovat a ničit objekty na alokované paměti a umí pár primitivních operací jako například kopírování paměti, její porovnávání a v neposlední řadě vyplňování.</w:t>
+        <w:rPr>
+          <w:lang w:eastAsia="cs-CZ"/>
+        </w:rPr>
+      </w:pPr>
+      <w:r>
+        <w:rPr>
+          <w:lang w:eastAsia="cs-CZ"/>
+        </w:rPr>
+        <w:t>Jednou z velice šikovných „pomůcek“ je třída span_view.</w:t>
+      </w:r>
+      <w:r>
+        <w:rPr>
+          <w:lang w:eastAsia="cs-CZ"/>
+        </w:rPr>
+        <w:t xml:space="preserve"> Tato třída dědí od třídy std::span&lt;const T, </w:t>
+      </w:r>
+      <w:r>
+        <w:rPr>
+          <w:lang w:eastAsia="cs-CZ"/>
+        </w:rPr>
+        <w:t>Extent = std::dynamic_extent</w:t>
+      </w:r>
+      <w:r>
+        <w:rPr>
+          <w:lang w:eastAsia="cs-CZ"/>
+        </w:rPr>
+        <w:t>&gt; a jenom ji rozšiřuje o jediný konstruktor. O konstruktor přijímající std::initializer_list.</w:t>
+      </w:r>
+      <w:r>
+        <w:rPr>
+          <w:lang w:eastAsia="cs-CZ"/>
+        </w:rPr>
+        <w:t xml:space="preserve"> Pro běžné použití jako proměnná je to nebezpečné, ovšem zde je to užito jenom jako parametr.</w:t>
+      </w:r>
+      <w:r>
+        <w:rPr>
+          <w:lang w:eastAsia="cs-CZ"/>
+        </w:rPr>
+        <w:t xml:space="preserve"> Tím zanikají problémy s životností std::initializer_list.</w:t>
+      </w:r>
+      <w:r>
+        <w:rPr>
+          <w:lang w:eastAsia="cs-CZ"/>
+        </w:rPr>
+        <w:t xml:space="preserve"> To je velice přínosné, jelikož tak budu uživatel moci do jediné metody zadat jak cokoliv konvertibilní na std::span, tak také inicializační list.</w:t>
+      </w:r>
+      <w:r>
+        <w:rPr>
+          <w:lang w:eastAsia="cs-CZ"/>
+        </w:rPr>
+        <w:t xml:space="preserve"> V komunitě standardu C++ o tomto tématu byla diskuse. Přišel návrh na přidání konstrukce std::span z std::initializer_list a tento návr</w:t>
+      </w:r>
+      <w:r>
+        <w:rPr>
+          <w:lang w:eastAsia="cs-CZ"/>
+        </w:rPr>
+        <w:t>h [</w:t>
+      </w:r>
+      <w:r>
+        <w:rPr>
+          <w:lang w:eastAsia="cs-CZ"/>
+        </w:rPr>
+        <w:t>7</w:t>
+      </w:r>
+      <w:r>
+        <w:rPr>
+          <w:lang w:eastAsia="cs-CZ"/>
+        </w:rPr>
+        <w:t>]</w:t>
+      </w:r>
+      <w:r>
+        <w:rPr>
+          <w:lang w:eastAsia="cs-CZ"/>
+        </w:rPr>
+        <w:t xml:space="preserve"> byl dokonce schválen komisí pro standard C++26.</w:t>
+      </w:r>
+      <w:r>
+        <w:rPr>
+          <w:lang w:eastAsia="cs-CZ"/>
+        </w:rPr>
+        <w:t xml:space="preserve"> Poté se ale zjistily problémy s tímto návrhem, kdy se díky této změně volaly jiné metody a konstruktory a přišel protinávrh</w:t>
+      </w:r>
+      <w:r>
+        <w:rPr>
+          <w:lang w:eastAsia="cs-CZ"/>
+        </w:rPr>
+        <w:t xml:space="preserve"> [8]</w:t>
+      </w:r>
+      <w:r>
+        <w:rPr>
+          <w:lang w:eastAsia="cs-CZ"/>
+        </w:rPr>
+        <w:t xml:space="preserve"> odstraňující tento návrh.</w:t>
+      </w:r>
+      <w:r>
+        <w:rPr>
+          <w:lang w:eastAsia="cs-CZ"/>
+        </w:rPr>
+        <w:t xml:space="preserve"> Komise pro vývoj knihovny C++ nakonec odhlasovala tento </w:t>
+      </w:r>
+      <w:r>
+        <w:rPr>
+          <w:lang w:eastAsia="cs-CZ"/>
+        </w:rPr>
+        <w:t>protinávrh,</w:t>
+      </w:r>
+      <w:r>
+        <w:rPr>
+          <w:lang w:eastAsia="cs-CZ"/>
+        </w:rPr>
+        <w:t xml:space="preserve"> a tudíž byl původní návrh z C++26</w:t>
+      </w:r>
+      <w:r>
+        <w:rPr>
+          <w:lang w:eastAsia="cs-CZ"/>
+        </w:rPr>
+        <w:t xml:space="preserve"> </w:t>
+      </w:r>
+      <w:r>
+        <w:rPr>
+          <w:lang w:eastAsia="cs-CZ"/>
+        </w:rPr>
+        <w:t>vyřazen.</w:t>
+      </w:r>
+      <w:r>
+        <w:rPr>
+          <w:lang w:eastAsia="cs-CZ"/>
+        </w:rPr>
+        <w:t xml:space="preserve"> Není ovšem zcela vyloučeno, že </w:t>
+      </w:r>
+      <w:r>
+        <w:rPr>
+          <w:lang w:eastAsia="cs-CZ"/>
+        </w:rPr>
+        <w:t>existuje</w:t>
+      </w:r>
+      <w:r>
+        <w:rPr>
+          <w:lang w:eastAsia="cs-CZ"/>
+        </w:rPr>
+        <w:t xml:space="preserve"> verz</w:t>
+      </w:r>
+      <w:r>
+        <w:rPr>
+          <w:lang w:eastAsia="cs-CZ"/>
+        </w:rPr>
+        <w:t>e v některém ze</w:t>
+      </w:r>
+      <w:r>
+        <w:rPr>
+          <w:lang w:eastAsia="cs-CZ"/>
+        </w:rPr>
+        <w:t xml:space="preserve"> známých kompilátorů</w:t>
+      </w:r>
+      <w:r>
+        <w:rPr>
+          <w:lang w:eastAsia="cs-CZ"/>
+        </w:rPr>
+        <w:t>, kde je tato věc implementována</w:t>
+      </w:r>
+      <w:r>
+        <w:rPr>
+          <w:lang w:eastAsia="cs-CZ"/>
+        </w:rPr>
+        <w:t>.</w:t>
       </w:r>
     </w:p>
     <w:p>
       <w:pPr>
         <w:spacing w:line="360" w:lineRule="auto"/>
         <w:jc w:val="both"/>
-      </w:pPr>
-      <w:r>
-        <w:t>Tato třída se používá tak, že se jako instance vloží při konstrukci lineárního kontejneru (nebo obecně jiné přizpůsobené třídy).</w:t>
-      </w:r>
-      <w:r>
-        <w:t xml:space="preserve"> Daná třída poté lineární kontejner používá pro jeho operace.</w:t>
-      </w:r>
-      <w:r>
-        <w:t xml:space="preserve"> Hlavní jsou u backendu jeho </w:t>
-      </w:r>
-      <w:r>
-        <w:t>metody,</w:t>
-      </w:r>
-      <w:r>
-        <w:t xml:space="preserve"> a přesto si na rozdíl od alokátoru může uchovávat stav.</w:t>
-      </w:r>
-      <w:r>
+        <w:rPr>
+          <w:lang w:eastAsia="cs-CZ"/>
+        </w:rPr>
+      </w:pPr>
+      <w:r>
+        <w:rPr>
+          <w:lang w:eastAsia="cs-CZ"/>
+        </w:rPr>
+        <w:t>Déle byly implementovány třídy podle návrhového vzoru funktor se jmény „DefaultEquals“ a „DefaultOrder“, které definují obecná postup pro porovnávání dvou prvků.</w:t>
+      </w:r>
+      <w:r>
+        <w:rPr>
+          <w:lang w:eastAsia="cs-CZ"/>
+        </w:rPr>
+        <w:t xml:space="preserve"> U typů s plovoucí desetinnou čárkou používají porovnávání pomocí epsilon a absolutní hodnoty a u ostatních typů jen volají příslušné operátory.</w:t>
+      </w:r>
+      <w:r>
+        <w:rPr>
+          <w:lang w:eastAsia="cs-CZ"/>
+        </w:rPr>
+        <w:t xml:space="preserve"> Pro vyjádření pořadí je zde i ve zbytku projektu využito std::</w:t>
+      </w:r>
+      <w:r>
+        <w:rPr>
+          <w:rFonts w:ascii="Consolas" w:eastAsia="Times New Roman" w:hAnsi="Consolas"/>
+          <w:color w:val="4EC9B0"/>
+          <w:sz w:val="21"/>
+          <w:szCs w:val="21"/>
+        </w:rPr>
         <w:t xml:space="preserve"> </w:t>
       </w:r>
+      <w:r>
+        <w:rPr>
+          <w:lang w:eastAsia="cs-CZ"/>
+        </w:rPr>
+        <w:t>partial_ordering</w:t>
+      </w:r>
+      <w:r>
+        <w:rPr>
+          <w:lang w:eastAsia="cs-CZ"/>
+        </w:rPr>
+        <w:t>.</w:t>
+      </w:r>
+    </w:p>
+    <w:p>
+      <w:pPr>
+        <w:pStyle w:val="Nadpis2"/>
+        <w:jc w:val="both"/>
+        <w:rPr>
+          <w:lang w:eastAsia="cs-CZ"/>
+        </w:rPr>
+      </w:pPr>
+      <w:bookmarkStart w:id="25" w:name="_Toc229927233"/>
+      <w:r>
+        <w:rPr>
+          <w:lang w:eastAsia="cs-CZ"/>
+        </w:rPr>
+        <w:t>2.</w:t>
+      </w:r>
+      <w:r>
+        <w:rPr>
+          <w:lang w:eastAsia="cs-CZ"/>
+        </w:rPr>
+        <w:t>3</w:t>
+      </w:r>
+      <w:r>
+        <w:rPr>
+          <w:lang w:eastAsia="cs-CZ"/>
+        </w:rPr>
+        <w:t xml:space="preserve"> Testy</w:t>
+      </w:r>
+      <w:bookmarkEnd w:id="25"/>
     </w:p>
     <w:p>
       <w:pPr>
         <w:spacing w:line="360" w:lineRule="auto"/>
         <w:jc w:val="both"/>
-      </w:pPr>
-      <w:r>
-        <w:t>To se</w:t>
-      </w:r>
-      <w:r>
-        <w:t xml:space="preserve"> konkrétně hodilo u implementace MemoryBackendUSM, kde třída potřeb</w:t>
-      </w:r>
-      <w:r>
-        <w:t>uje</w:t>
-      </w:r>
-      <w:r>
-        <w:t xml:space="preserve"> ke své operaci ukazatel na sycl::queue.</w:t>
-      </w:r>
-      <w:r>
-        <w:t xml:space="preserve"> </w:t>
-      </w:r>
-      <w:r>
-        <w:t>Tento backend je hlavní podporou ve správě paměti USM.</w:t>
-      </w:r>
-      <w:r>
-        <w:t xml:space="preserve"> Umí alokovat paměť i na GPU a často na GPU spouští i kód.</w:t>
-      </w:r>
-      <w:r>
-        <w:t xml:space="preserve"> Výhodou je možnost některé úkony, jako například hromadnou konstrukci a destrukci prvků paralelizovat.</w:t>
-      </w:r>
-      <w:r>
-        <w:t xml:space="preserve"> Tento backend se může zdát méně zabezpečený, například proti kopiím netriviálně kopírovatelných objektu pomocí metod jako </w:t>
-      </w:r>
-      <w:r>
-        <w:t>sycl::</w:t>
-      </w:r>
-      <w:r>
-        <w:t xml:space="preserve">memcpy, ale to není hrozba, jelikož standard SYCL stejně takovéto objekty alokovat </w:t>
-      </w:r>
-      <w:r>
-        <w:t xml:space="preserve">nebo přesouvat </w:t>
-      </w:r>
-      <w:r>
-        <w:t>na/</w:t>
-      </w:r>
-      <w:r>
-        <w:t>z</w:t>
-      </w:r>
-      <w:r>
-        <w:t xml:space="preserve"> GPU neumožnuje.</w:t>
-      </w:r>
-      <w:r>
-        <w:t xml:space="preserve"> Uživatel si nastavením netypového parametru šablony může </w:t>
-      </w:r>
-      <w:r>
-        <w:t>určit,</w:t>
-      </w:r>
-      <w:r>
-        <w:t xml:space="preserve"> jak paměť alokovat.</w:t>
-      </w:r>
-      <w:r>
-        <w:t xml:space="preserve"> Možno je totiž ji alokovat nejen </w:t>
-      </w:r>
-      <w:r>
-        <w:t xml:space="preserve">pro zařízení, také ale pro </w:t>
-      </w:r>
-      <w:r>
-        <w:t>hostitele</w:t>
-      </w:r>
-      <w:r>
-        <w:t xml:space="preserve"> nebo jako sdílenou paměť.</w:t>
+        <w:rPr>
+          <w:lang w:eastAsia="cs-CZ"/>
+        </w:rPr>
+      </w:pPr>
+      <w:r>
+        <w:rPr>
+          <w:lang w:eastAsia="cs-CZ"/>
+        </w:rPr>
+        <w:t>Testy byly uskutečněny pomocí GoogleTest frameworku.</w:t>
+      </w:r>
+      <w:r>
+        <w:rPr>
+          <w:lang w:eastAsia="cs-CZ"/>
+        </w:rPr>
+        <w:t xml:space="preserve"> Testy jsou ve složce „test“ ve které je složka „src“ ve které je struktura </w:t>
+      </w:r>
+      <w:r>
+        <w:rPr>
+          <w:lang w:eastAsia="cs-CZ"/>
+        </w:rPr>
+        <w:t>kopírující</w:t>
+      </w:r>
+      <w:r>
+        <w:rPr>
+          <w:lang w:eastAsia="cs-CZ"/>
+        </w:rPr>
+        <w:t xml:space="preserve"> strukturu projektu.</w:t>
+      </w:r>
+      <w:r>
+        <w:rPr>
+          <w:lang w:eastAsia="cs-CZ"/>
+        </w:rPr>
+        <w:t xml:space="preserve"> Na místech zdrojových kódu, které jsou </w:t>
+      </w:r>
+      <w:r>
+        <w:rPr>
+          <w:lang w:eastAsia="cs-CZ"/>
+        </w:rPr>
+        <w:t xml:space="preserve">unit </w:t>
+      </w:r>
+      <w:r>
+        <w:rPr>
+          <w:lang w:eastAsia="cs-CZ"/>
+        </w:rPr>
+        <w:t>testovány tam ovšem jsou soubory s testy podle jmenné konvence: „jméno původního souboru + _test + .cpp“.</w:t>
+      </w:r>
+      <w:r>
+        <w:rPr>
+          <w:lang w:eastAsia="cs-CZ"/>
+        </w:rPr>
+        <w:t xml:space="preserve"> Pro zátěžové testy je konvence stejná, jenom místo „_test“ je nahrazeno „_stress“.</w:t>
       </w:r>
     </w:p>
     <w:p>
       <w:pPr>
         <w:spacing w:line="360" w:lineRule="auto"/>
         <w:jc w:val="both"/>
-      </w:pPr>
-      <w:r>
-        <w:t>Druhou implementací paměťového backendu je MemoryBackend. Ta slouží jako taková „výchozí“ třída, která je naprosto nezávislá na knihovně AdaptiveCpp a tím pádem použitelná tak, kde uživatel nechce s knihovnou pracovat.</w:t>
-      </w:r>
-      <w:r>
-        <w:t xml:space="preserve"> Tento backend </w:t>
-      </w:r>
-      <w:r>
-        <w:t>se dá považovat za výchozí a také je tak použit, pokud uživatel nespecifikuje jiný.</w:t>
-      </w:r>
-      <w:r>
-        <w:t xml:space="preserve"> Navíc nemá vnitřní </w:t>
-      </w:r>
-      <w:r>
-        <w:t>stav,</w:t>
-      </w:r>
-      <w:r>
-        <w:t xml:space="preserve"> a tak není problém ho zkonstruovat automaticky.</w:t>
-      </w:r>
+        <w:rPr>
+          <w:lang w:eastAsia="cs-CZ"/>
+        </w:rPr>
+      </w:pPr>
+      <w:r>
+        <w:rPr>
+          <w:lang w:eastAsia="cs-CZ"/>
+        </w:rPr>
+        <w:t xml:space="preserve">V obou typech testů (unit i zátěž) bylo na začátku, těsně před vložením hlavičkového souboru „Tensor.hpp“ </w:t>
+      </w:r>
+      <w:r>
+        <w:rPr>
+          <w:lang w:eastAsia="cs-CZ"/>
+        </w:rPr>
+        <w:t>definováno makro, které ihned po vložení tohoto hlavičkového souboru oddefinováno.</w:t>
+      </w:r>
+      <w:r>
+        <w:rPr>
+          <w:lang w:eastAsia="cs-CZ"/>
+        </w:rPr>
+        <w:t xml:space="preserve"> Toto makro zaměňuje klíčové slovo C++ „</w:t>
+      </w:r>
+      <w:r>
+        <w:rPr>
+          <w:lang w:eastAsia="cs-CZ"/>
+        </w:rPr>
+        <w:t>protected</w:t>
+      </w:r>
+      <w:r>
+        <w:rPr>
+          <w:lang w:eastAsia="cs-CZ"/>
+        </w:rPr>
+        <w:t>“ za „public“ a tím pádem pro testy odkrývá privátní členy třídy k jejich otestování.</w:t>
+      </w:r>
+    </w:p>
+    <w:p>
+      <w:pPr>
+        <w:pStyle w:val="Nadpis3"/>
+        <w:jc w:val="both"/>
+        <w:rPr>
+          <w:lang w:eastAsia="cs-CZ"/>
+        </w:rPr>
+      </w:pPr>
+      <w:bookmarkStart w:id="26" w:name="_Toc229927234"/>
+      <w:r>
+        <w:rPr>
+          <w:lang w:eastAsia="cs-CZ"/>
+        </w:rPr>
+        <w:t>2.</w:t>
+      </w:r>
+      <w:r>
+        <w:rPr>
+          <w:lang w:eastAsia="cs-CZ"/>
+        </w:rPr>
+        <w:t>3</w:t>
+      </w:r>
+      <w:r>
+        <w:rPr>
+          <w:lang w:eastAsia="cs-CZ"/>
+        </w:rPr>
+        <w:t>.1 Unit testování</w:t>
+      </w:r>
+      <w:bookmarkEnd w:id="26"/>
     </w:p>
     <w:p>
       <w:pPr>
@@ -9206,43 +11358,44 @@
         <w:rPr>
           <w:lang w:eastAsia="cs-CZ"/>
         </w:rPr>
-        <w:t>Backendy</w:t>
-      </w:r>
-      <w:r>
-        <w:rPr>
-          <w:lang w:eastAsia="cs-CZ"/>
-        </w:rPr>
-        <w:t xml:space="preserve"> se snaží o zarovnání alokace na určitý počet bytů kvůli větší cache přívětivosti (která často čte po 64 bytech) a také případným SIMD instrukcím, které kompilátor poté může jednodušeji uplatni</w:t>
-      </w:r>
-      <w:r>
-        <w:rPr>
-          <w:lang w:eastAsia="cs-CZ"/>
-        </w:rPr>
-        <w:t>t [6]</w:t>
-      </w:r>
-      <w:r>
-        <w:rPr>
-          <w:lang w:eastAsia="cs-CZ"/>
-        </w:rPr>
-        <w:t>.</w:t>
-      </w:r>
-      <w:r>
-        <w:rPr>
-          <w:lang w:eastAsia="cs-CZ"/>
-        </w:rPr>
-        <w:t xml:space="preserve"> Toto zarovnání je nastavitelné</w:t>
-      </w:r>
-      <w:r>
-        <w:rPr>
-          <w:lang w:eastAsia="cs-CZ"/>
-        </w:rPr>
-        <w:t xml:space="preserve"> jako netypový parametr šablony</w:t>
-      </w:r>
-      <w:r>
-        <w:rPr>
-          <w:lang w:eastAsia="cs-CZ"/>
-        </w:rPr>
-        <w:t>.</w:t>
+        <w:t>Na tenzor samotný připadá přes 140 testů.</w:t>
+      </w:r>
+      <w:r>
+        <w:rPr>
+          <w:lang w:eastAsia="cs-CZ"/>
+        </w:rPr>
+        <w:t xml:space="preserve"> Každá důležitější metoda je testována vícekrát pro jiný případ.</w:t>
+      </w:r>
+      <w:r>
+        <w:rPr>
+          <w:lang w:eastAsia="cs-CZ"/>
+        </w:rPr>
+        <w:t xml:space="preserve"> Pro testy byla využita makra google testu TEST a uvnitř asertivní makra pro kontrolu výsledku testu, většinou EXPECT_EQ pro posouzení rovnosti výsledku s očekávanou </w:t>
+      </w:r>
+      <w:r>
+        <w:rPr>
+          <w:lang w:eastAsia="cs-CZ"/>
+        </w:rPr>
+        <w:lastRenderedPageBreak/>
+        <w:t>hodnotou.</w:t>
+      </w:r>
+      <w:r>
+        <w:rPr>
+          <w:lang w:eastAsia="cs-CZ"/>
+        </w:rPr>
+        <w:t xml:space="preserve"> Většina těchto testů byla znovupoužita na otestování paralelní verze tenzoru až na výjimku testů, co vyžadovaly v typovém parametrů nekompatibilní datové typy pro kopii na GPU paměť.</w:t>
+      </w:r>
+      <w:r>
+        <w:rPr>
+          <w:lang w:eastAsia="cs-CZ"/>
+        </w:rPr>
+        <w:t xml:space="preserve"> Například std::string nebo i tenzor v tenzoru.</w:t>
+      </w:r>
+      <w:r>
+        <w:rPr>
+          <w:lang w:eastAsia="cs-CZ"/>
+        </w:rPr>
+        <w:t xml:space="preserve"> To zredukovalo počet unit testů pro paralelní zpracování na něco přes 110.</w:t>
       </w:r>
     </w:p>
     <w:p>
@@ -9250,38 +11403,29 @@
         <w:pStyle w:val="Nadpis3"/>
         <w:jc w:val="both"/>
         <w:rPr>
-          <w:noProof/>
-          <w:lang w:eastAsia="cs-CZ"/>
-        </w:rPr>
-      </w:pPr>
-      <w:bookmarkStart w:id="17" w:name="_Toc229864001"/>
-      <w:r>
+          <w:lang w:eastAsia="cs-CZ"/>
+        </w:rPr>
+      </w:pPr>
+      <w:bookmarkStart w:id="27" w:name="_Toc229927235"/>
+      <w:r>
+        <w:rPr>
+          <w:lang w:eastAsia="cs-CZ"/>
+        </w:rPr>
         <w:t>2.</w:t>
       </w:r>
       <w:r>
-        <w:t>2</w:t>
-      </w:r>
-      <w:r>
-        <w:t>.</w:t>
-      </w:r>
-      <w:r>
+        <w:rPr>
+          <w:lang w:eastAsia="cs-CZ"/>
+        </w:rPr>
         <w:t>3</w:t>
       </w:r>
       <w:r>
         <w:rPr>
-          <w:noProof/>
-          <w:lang w:eastAsia="cs-CZ"/>
-        </w:rPr>
-        <w:t xml:space="preserve"> </w:t>
-      </w:r>
-      <w:r>
-        <w:rPr>
-          <w:noProof/>
-          <w:lang w:eastAsia="cs-CZ"/>
-        </w:rPr>
-        <w:t>Lineární kontejner</w:t>
-      </w:r>
-      <w:bookmarkEnd w:id="17"/>
+          <w:lang w:eastAsia="cs-CZ"/>
+        </w:rPr>
+        <w:t>.2 Zátěžové testování</w:t>
+      </w:r>
+      <w:bookmarkEnd w:id="27"/>
     </w:p>
     <w:p>
       <w:pPr>
@@ -9295,1160 +11439,247 @@
         <w:rPr>
           <w:lang w:eastAsia="cs-CZ"/>
         </w:rPr>
-        <w:t xml:space="preserve">V projektu jako třída „LinearContainer“. </w:t>
-      </w:r>
-      <w:r>
-        <w:rPr>
-          <w:lang w:eastAsia="cs-CZ"/>
-        </w:rPr>
-        <w:t>Jedná se o běžnou implementaci dynamického pole</w:t>
-      </w:r>
-      <w:r>
-        <w:rPr>
-          <w:lang w:eastAsia="cs-CZ"/>
-        </w:rPr>
-        <w:t xml:space="preserve"> souvisle v paměti</w:t>
-      </w:r>
-      <w:r>
-        <w:rPr>
-          <w:lang w:eastAsia="cs-CZ"/>
-        </w:rPr>
-        <w:t xml:space="preserve">. Použit na ukládání dat ve třídě Tensor. </w:t>
-      </w:r>
-      <w:r>
-        <w:rPr>
-          <w:lang w:eastAsia="cs-CZ"/>
-        </w:rPr>
-        <w:t xml:space="preserve">Používá šablonu (template) pro možnost uložení libovolného datového typu. </w:t>
-      </w:r>
-      <w:r>
-        <w:rPr>
-          <w:lang w:eastAsia="cs-CZ"/>
-        </w:rPr>
-        <w:t xml:space="preserve">Motivace k jeho implementaci je potřeba kontejneru s rozhraním napodobujícím std::vector, ale </w:t>
-      </w:r>
-      <w:r>
-        <w:rPr>
-          <w:lang w:eastAsia="cs-CZ"/>
-        </w:rPr>
-        <w:t>s možností vlastní správy paměti</w:t>
-      </w:r>
-      <w:r>
-        <w:rPr>
-          <w:lang w:eastAsia="cs-CZ"/>
-        </w:rPr>
-        <w:t xml:space="preserve">, jelikož </w:t>
-      </w:r>
-      <w:r>
-        <w:rPr>
-          <w:lang w:eastAsia="cs-CZ"/>
-        </w:rPr>
+        <w:t>Xxx</w:t>
+      </w:r>
+    </w:p>
+    <w:p>
+      <w:pPr>
+        <w:spacing w:after="0" w:line="240" w:lineRule="auto"/>
+        <w:rPr>
+          <w:noProof/>
+          <w:szCs w:val="24"/>
+          <w:lang w:eastAsia="cs-CZ"/>
+        </w:rPr>
+      </w:pPr>
+      <w:r>
+        <w:rPr>
+          <w:noProof/>
+          <w:szCs w:val="24"/>
+          <w:lang w:eastAsia="cs-CZ"/>
+        </w:rPr>
+        <w:br w:type="page"/>
+      </w:r>
+    </w:p>
+    <w:p>
+      <w:pPr>
+        <w:pStyle w:val="Nadpis1"/>
+      </w:pPr>
+      <w:bookmarkStart w:id="28" w:name="_Toc229927236"/>
+      <w:r>
         <w:lastRenderedPageBreak/>
-        <w:t>existuje potřeba pro speciální alokaci paměti na různých zařízeních (například GPU), kterou ani vlastní alokátor použitý s std::vector nemůže pokrýt.</w:t>
-      </w:r>
+        <w:t>3 TEORETICKÉ VYUŽITÍ</w:t>
+      </w:r>
+      <w:bookmarkEnd w:id="28"/>
     </w:p>
     <w:p>
       <w:pPr>
         <w:spacing w:line="360" w:lineRule="auto"/>
         <w:jc w:val="both"/>
-        <w:rPr>
-          <w:lang w:eastAsia="cs-CZ"/>
-        </w:rPr>
-      </w:pPr>
-      <w:r>
-        <w:rPr>
-          <w:lang w:eastAsia="cs-CZ"/>
-        </w:rPr>
-        <w:t>Jak již naznačuje držení kapacity, tak je tento kontejner navržen i na postupné přidávání prvků pomocí metody push_back</w:t>
-      </w:r>
-      <w:r>
-        <w:rPr>
-          <w:lang w:eastAsia="cs-CZ"/>
-        </w:rPr>
-        <w:t xml:space="preserve">, jelikož při překročení kapacity (alokovaného prostoru), dojde k alokaci </w:t>
-      </w:r>
-      <w:r>
-        <w:rPr>
-          <w:lang w:eastAsia="cs-CZ"/>
-        </w:rPr>
-        <w:t>1,5x původní kapacity + konstanta, kterou lze zanedbat pro velké alokace</w:t>
-      </w:r>
-      <w:r>
-        <w:rPr>
-          <w:lang w:eastAsia="cs-CZ"/>
-        </w:rPr>
-        <w:t>.</w:t>
-      </w:r>
-      <w:r>
-        <w:rPr>
-          <w:lang w:eastAsia="cs-CZ"/>
+      </w:pPr>
+      <w:r>
+        <w:t>První využití této práce je velice přímo</w:t>
+      </w:r>
+      <w:r>
+        <w:t>čaré.</w:t>
+      </w:r>
+      <w:r>
+        <w:t xml:space="preserve"> Tato knihovna může sloužit uživateli pro jednodušší práci s výpočty a strukturou kolem tenzorů.</w:t>
+      </w:r>
+      <w:r>
+        <w:t xml:space="preserve"> V běžných programovacích jazycích nebývá možné jen tak alokovat dynamické pole o N dimenzích</w:t>
+      </w:r>
+      <w:r>
+        <w:t xml:space="preserve"> ve smyslu možnosti dané N měnit. Stejně tak tyto </w:t>
+      </w:r>
+      <w:r>
+        <w:t>dimenze</w:t>
+      </w:r>
+      <w:r>
+        <w:t xml:space="preserve"> prohazovat a měnit jejich velikosti.</w:t>
+      </w:r>
+      <w:r>
+        <w:t xml:space="preserve"> To všechno rovnou s výbavou výpočetních operací na prvcích jako jsou unární a binární operace.</w:t>
+      </w:r>
+      <w:r>
+        <w:t xml:space="preserve"> Příklad programu:</w:t>
+      </w:r>
+    </w:p>
+    <w:p>
+      <w:pPr>
+        <w:shd w:val="clear" w:color="auto" w:fill="1F1F1F"/>
+        <w:spacing w:after="0" w:line="285" w:lineRule="atLeast"/>
+        <w:rPr>
+          <w:rFonts w:ascii="Consolas" w:eastAsia="Times New Roman" w:hAnsi="Consolas"/>
+          <w:color w:val="569CD6"/>
+          <w:sz w:val="21"/>
+          <w:szCs w:val="21"/>
+          <w:lang/>
+        </w:rPr>
+      </w:pPr>
+      <w:r>
+        <w:rPr>
+          <w:rFonts w:ascii="Consolas" w:eastAsia="Times New Roman" w:hAnsi="Consolas"/>
+          <w:color w:val="569CD6"/>
+          <w:sz w:val="21"/>
+          <w:szCs w:val="21"/>
+          <w:lang/>
+        </w:rPr>
+        <w:t xml:space="preserve">#include </w:t>
+      </w:r>
+      <w:r>
+        <w:rPr>
+          <w:rFonts w:ascii="Consolas" w:eastAsia="Times New Roman" w:hAnsi="Consolas"/>
+          <w:color w:val="569CD6"/>
+          <w:sz w:val="21"/>
+          <w:szCs w:val="21"/>
+          <w:lang/>
+        </w:rPr>
+        <w:t>“</w:t>
+      </w:r>
+      <w:r>
+        <w:rPr>
+          <w:rFonts w:ascii="Consolas" w:eastAsia="Times New Roman" w:hAnsi="Consolas"/>
+          <w:color w:val="569CD6"/>
+          <w:sz w:val="21"/>
+          <w:szCs w:val="21"/>
+          <w:lang/>
+        </w:rPr>
+        <w:t>LinearC</w:t>
+      </w:r>
+      <w:r>
+        <w:rPr>
+          <w:rFonts w:ascii="Consolas" w:eastAsia="Times New Roman" w:hAnsi="Consolas"/>
+          <w:color w:val="569CD6"/>
+          <w:sz w:val="21"/>
+          <w:szCs w:val="21"/>
+          <w:lang/>
+        </w:rPr>
+        <w:t>o</w:t>
+      </w:r>
+      <w:r>
+        <w:rPr>
+          <w:rFonts w:ascii="Consolas" w:eastAsia="Times New Roman" w:hAnsi="Consolas"/>
+          <w:color w:val="569CD6"/>
+          <w:sz w:val="21"/>
+          <w:szCs w:val="21"/>
+          <w:lang/>
+        </w:rPr>
+        <w:t>ntainer.hpp</w:t>
+      </w:r>
+      <w:r>
+        <w:rPr>
+          <w:rFonts w:ascii="Consolas" w:eastAsia="Times New Roman" w:hAnsi="Consolas"/>
+          <w:color w:val="569CD6"/>
+          <w:sz w:val="21"/>
+          <w:szCs w:val="21"/>
+          <w:lang/>
+        </w:rPr>
+        <w:t>“</w:t>
+      </w:r>
+    </w:p>
+    <w:p>
+      <w:pPr>
+        <w:shd w:val="clear" w:color="auto" w:fill="1F1F1F"/>
+        <w:spacing w:after="0" w:line="285" w:lineRule="atLeast"/>
+        <w:rPr>
+          <w:rFonts w:ascii="Consolas" w:eastAsia="Times New Roman" w:hAnsi="Consolas"/>
+          <w:color w:val="569CD6"/>
+          <w:sz w:val="21"/>
+          <w:szCs w:val="21"/>
+          <w:lang/>
+        </w:rPr>
+      </w:pPr>
+      <w:r>
+        <w:rPr>
+          <w:rFonts w:ascii="Consolas" w:eastAsia="Times New Roman" w:hAnsi="Consolas"/>
+          <w:color w:val="569CD6"/>
+          <w:sz w:val="21"/>
+          <w:szCs w:val="21"/>
+          <w:lang/>
+        </w:rPr>
+        <w:t>#include “Tensor.hpp“</w:t>
+      </w:r>
+    </w:p>
+    <w:p>
+      <w:pPr>
+        <w:shd w:val="clear" w:color="auto" w:fill="1F1F1F"/>
+        <w:spacing w:after="0" w:line="285" w:lineRule="atLeast"/>
+        <w:rPr>
+          <w:rFonts w:ascii="Consolas" w:eastAsia="Times New Roman" w:hAnsi="Consolas"/>
+          <w:color w:val="569CD6"/>
+          <w:sz w:val="21"/>
+          <w:szCs w:val="21"/>
+          <w:lang/>
+        </w:rPr>
+      </w:pPr>
+    </w:p>
+    <w:p>
+      <w:pPr>
+        <w:shd w:val="clear" w:color="auto" w:fill="1F1F1F"/>
+        <w:spacing w:after="0" w:line="285" w:lineRule="atLeast"/>
+        <w:rPr>
+          <w:rFonts w:ascii="Consolas" w:eastAsia="Times New Roman" w:hAnsi="Consolas"/>
+          <w:color w:val="569CD6"/>
+          <w:sz w:val="21"/>
+          <w:szCs w:val="21"/>
+          <w:lang/>
+        </w:rPr>
+      </w:pPr>
+      <w:r>
+        <w:rPr>
+          <w:rFonts w:ascii="Consolas" w:eastAsia="Times New Roman" w:hAnsi="Consolas"/>
+          <w:color w:val="569CD6"/>
+          <w:sz w:val="21"/>
+          <w:szCs w:val="21"/>
+          <w:lang/>
+        </w:rPr>
+        <w:t>using namespace gema;</w:t>
+      </w:r>
+    </w:p>
+    <w:p>
+      <w:pPr>
+        <w:shd w:val="clear" w:color="auto" w:fill="1F1F1F"/>
+        <w:spacing w:after="0" w:line="285" w:lineRule="atLeast"/>
+        <w:rPr>
+          <w:rFonts w:ascii="Consolas" w:eastAsia="Times New Roman" w:hAnsi="Consolas"/>
+          <w:color w:val="569CD6"/>
+          <w:sz w:val="21"/>
+          <w:szCs w:val="21"/>
+          <w:lang/>
+        </w:rPr>
+      </w:pPr>
+    </w:p>
+    <w:p>
+      <w:pPr>
+        <w:shd w:val="clear" w:color="auto" w:fill="1F1F1F"/>
+        <w:spacing w:after="0" w:line="285" w:lineRule="atLeast"/>
+        <w:rPr>
+          <w:rFonts w:ascii="Consolas" w:eastAsia="Times New Roman" w:hAnsi="Consolas"/>
+          <w:color w:val="CCCCCC"/>
+          <w:sz w:val="21"/>
+          <w:szCs w:val="21"/>
+          <w:lang/>
+        </w:rPr>
+      </w:pPr>
+      <w:r>
+        <w:rPr>
+          <w:rFonts w:ascii="Consolas" w:eastAsia="Times New Roman" w:hAnsi="Consolas"/>
+          <w:color w:val="569CD6"/>
+          <w:sz w:val="21"/>
+          <w:szCs w:val="21"/>
+          <w:lang/>
+        </w:rPr>
+        <w:t>const</w:t>
+      </w:r>
+      <w:r>
+        <w:rPr>
+          <w:rFonts w:ascii="Consolas" w:eastAsia="Times New Roman" w:hAnsi="Consolas"/>
+          <w:color w:val="CCCCCC"/>
+          <w:sz w:val="21"/>
+          <w:szCs w:val="21"/>
+          <w:lang/>
         </w:rPr>
         <w:t xml:space="preserve"> </w:t>
-      </w:r>
-      <w:r>
-        <w:rPr>
-          <w:lang w:eastAsia="cs-CZ"/>
-        </w:rPr>
-        <w:t>Konstanta</w:t>
-      </w:r>
-      <w:r>
-        <w:rPr>
-          <w:lang w:eastAsia="cs-CZ"/>
-        </w:rPr>
-        <w:t xml:space="preserve"> řeší jenom případ, kdy je kapacita ještě nulová a tím pádem by jakékoli násobení bylo absorbováno opět na nulu</w:t>
-      </w:r>
-      <w:r>
-        <w:rPr>
-          <w:lang w:eastAsia="cs-CZ"/>
-        </w:rPr>
-        <w:t>.</w:t>
-      </w:r>
-      <w:r>
-        <w:rPr>
-          <w:lang w:eastAsia="cs-CZ"/>
-        </w:rPr>
-        <w:t xml:space="preserve"> Tento přístup tak zajišťuje </w:t>
-      </w:r>
-      <w:r>
-        <w:rPr>
-          <w:lang w:eastAsia="cs-CZ"/>
-        </w:rPr>
-        <w:t>velice rychlé uskutečněn</w:t>
-      </w:r>
-      <w:r>
-        <w:rPr>
-          <w:lang w:eastAsia="cs-CZ"/>
-        </w:rPr>
-        <w:t>í</w:t>
-      </w:r>
-      <w:r>
-        <w:rPr>
-          <w:lang w:eastAsia="cs-CZ"/>
-        </w:rPr>
-        <w:t xml:space="preserve"> větš</w:t>
-      </w:r>
-      <w:r>
-        <w:rPr>
-          <w:lang w:eastAsia="cs-CZ"/>
-        </w:rPr>
-        <w:t>i</w:t>
-      </w:r>
-      <w:r>
-        <w:rPr>
-          <w:lang w:eastAsia="cs-CZ"/>
-        </w:rPr>
-        <w:t>ny</w:t>
-      </w:r>
-      <w:r>
-        <w:rPr>
-          <w:lang w:eastAsia="cs-CZ"/>
-        </w:rPr>
-        <w:t xml:space="preserve"> vkládání.</w:t>
-      </w:r>
-    </w:p>
-    <w:p>
-      <w:pPr>
-        <w:spacing w:line="360" w:lineRule="auto"/>
-        <w:jc w:val="both"/>
-        <w:rPr>
-          <w:lang w:eastAsia="cs-CZ"/>
-        </w:rPr>
-      </w:pPr>
-      <w:r>
-        <w:rPr>
-          <w:lang w:eastAsia="cs-CZ"/>
-        </w:rPr>
-        <w:t xml:space="preserve">Pro kopírování, porovnávání či konstrukci a destrukci jsou v případě triviálně manipulovatelných typů (kontrolováno například pomocí </w:t>
-      </w:r>
-      <w:r>
-        <w:rPr>
-          <w:lang w:eastAsia="cs-CZ"/>
-        </w:rPr>
-        <w:t>std::is_trivially_copyable_v&lt;T&gt;</w:t>
-      </w:r>
-      <w:r>
-        <w:rPr>
-          <w:lang w:eastAsia="cs-CZ"/>
-        </w:rPr>
-        <w:t xml:space="preserve">) jsou použity </w:t>
-      </w:r>
-      <w:r>
-        <w:rPr>
-          <w:lang w:eastAsia="cs-CZ"/>
-        </w:rPr>
-        <w:t>nízko úrovňové</w:t>
-      </w:r>
-      <w:r>
-        <w:rPr>
-          <w:lang w:eastAsia="cs-CZ"/>
-        </w:rPr>
-        <w:t xml:space="preserve"> funkce standartní knihovny jako například std::memcpy či std::memcmp a podobně.</w:t>
-      </w:r>
-    </w:p>
-    <w:p>
-      <w:pPr>
-        <w:spacing w:line="360" w:lineRule="auto"/>
-        <w:jc w:val="both"/>
-        <w:rPr>
-          <w:lang w:eastAsia="cs-CZ"/>
-        </w:rPr>
-      </w:pPr>
-      <w:r>
-        <w:rPr>
-          <w:lang w:eastAsia="cs-CZ"/>
-        </w:rPr>
-        <w:t>Z venkovního hlediska se rozhraní této třídy velmi podobá std::vector ze standartní knihovny.</w:t>
-      </w:r>
-      <w:r>
-        <w:rPr>
-          <w:lang w:eastAsia="cs-CZ"/>
-        </w:rPr>
-        <w:t xml:space="preserve"> Dá</w:t>
-      </w:r>
-      <w:r>
-        <w:rPr>
-          <w:lang w:eastAsia="cs-CZ"/>
-        </w:rPr>
-        <w:t xml:space="preserve"> </w:t>
-      </w:r>
-      <w:r>
-        <w:rPr>
-          <w:lang w:eastAsia="cs-CZ"/>
-        </w:rPr>
-        <w:t xml:space="preserve">se kopírovat i stěhovat díky copy a move konstruktoru a </w:t>
-      </w:r>
-      <w:r>
-        <w:rPr>
-          <w:lang w:eastAsia="cs-CZ"/>
-        </w:rPr>
-        <w:t>přetížení operátoru přiřazení (=).</w:t>
-      </w:r>
-      <w:r>
-        <w:rPr>
-          <w:lang w:eastAsia="cs-CZ"/>
-        </w:rPr>
-        <w:t xml:space="preserve"> </w:t>
-      </w:r>
-      <w:r>
-        <w:rPr>
-          <w:lang w:eastAsia="cs-CZ"/>
-        </w:rPr>
-        <w:t xml:space="preserve">Dá se z něj přistoupit na syrová data </w:t>
-      </w:r>
-      <w:r>
-        <w:rPr>
-          <w:lang w:eastAsia="cs-CZ"/>
-        </w:rPr>
-        <w:t xml:space="preserve">(pomocí </w:t>
-      </w:r>
-      <w:r>
-        <w:rPr>
-          <w:lang w:eastAsia="cs-CZ"/>
-        </w:rPr>
-        <w:t>stejnojmenné</w:t>
-      </w:r>
-      <w:r>
-        <w:rPr>
-          <w:lang w:eastAsia="cs-CZ"/>
-        </w:rPr>
-        <w:t xml:space="preserve"> metody data()) </w:t>
-      </w:r>
-      <w:r>
-        <w:rPr>
-          <w:lang w:eastAsia="cs-CZ"/>
-        </w:rPr>
-        <w:t xml:space="preserve">a dá se </w:t>
-      </w:r>
-      <w:r>
-        <w:rPr>
-          <w:lang w:eastAsia="cs-CZ"/>
-        </w:rPr>
-        <w:t>použít přetížení indexovacího operátoru ([]) pro přístup na jednotlivé prvky (v </w:t>
-      </w:r>
-      <w:r>
-        <w:rPr>
-          <w:lang w:eastAsia="cs-CZ"/>
-        </w:rPr>
-        <w:t>O(1)</w:t>
-      </w:r>
-      <w:r>
-        <w:rPr>
-          <w:lang w:eastAsia="cs-CZ"/>
-        </w:rPr>
-        <w:t xml:space="preserve"> složitosti).</w:t>
-      </w:r>
-      <w:r>
-        <w:rPr>
-          <w:lang w:eastAsia="cs-CZ"/>
-        </w:rPr>
-        <w:t xml:space="preserve"> Dají se z</w:t>
-      </w:r>
-      <w:r>
-        <w:rPr>
-          <w:lang w:eastAsia="cs-CZ"/>
-        </w:rPr>
-        <w:t> </w:t>
-      </w:r>
-      <w:r>
-        <w:rPr>
-          <w:lang w:eastAsia="cs-CZ"/>
-        </w:rPr>
-        <w:t>něj</w:t>
-      </w:r>
-      <w:r>
-        <w:rPr>
-          <w:lang w:eastAsia="cs-CZ"/>
-        </w:rPr>
-        <w:t>, ze stejného rozhraní u std::vector dostat iterátory jak dopředu</w:t>
-      </w:r>
-      <w:r>
-        <w:rPr>
-          <w:lang w:eastAsia="cs-CZ"/>
-        </w:rPr>
-        <w:t>,</w:t>
-      </w:r>
-      <w:r>
-        <w:rPr>
-          <w:lang w:eastAsia="cs-CZ"/>
-        </w:rPr>
-        <w:t xml:space="preserve"> tak dozadu</w:t>
-      </w:r>
-      <w:r>
-        <w:rPr>
-          <w:lang w:eastAsia="cs-CZ"/>
-        </w:rPr>
-        <w:t>. Iterátor je pro jednoduchost ukazatel, což je jednoduché a efektivní</w:t>
-      </w:r>
-      <w:r>
-        <w:rPr>
-          <w:lang w:eastAsia="cs-CZ"/>
-        </w:rPr>
-        <w:t>.</w:t>
-      </w:r>
-      <w:r>
-        <w:rPr>
-          <w:lang w:eastAsia="cs-CZ"/>
-        </w:rPr>
-        <w:t xml:space="preserve"> Dá se porovnávat s ostatními lineárními kontejnery</w:t>
-      </w:r>
-      <w:r>
-        <w:rPr>
-          <w:lang w:eastAsia="cs-CZ"/>
-        </w:rPr>
-        <w:t xml:space="preserve"> díky přetížení porovnávacího operátoru (==) a operátoru „vesmírné lodi“ (&lt;=&gt;).</w:t>
-      </w:r>
-      <w:r>
-        <w:rPr>
-          <w:lang w:eastAsia="cs-CZ"/>
-        </w:rPr>
-        <w:t xml:space="preserve"> Je možné díky metodě swap také vyměnit obsahy dvou lineárních kontejnerů.</w:t>
-      </w:r>
-      <w:r>
-        <w:rPr>
-          <w:lang w:eastAsia="cs-CZ"/>
-        </w:rPr>
-        <w:t xml:space="preserve"> Samozřejmě je také možné kontejner manuálně změnit v jeho velikosti a kapacitě</w:t>
-      </w:r>
-      <w:r>
-        <w:rPr>
-          <w:lang w:eastAsia="cs-CZ"/>
-        </w:rPr>
-        <w:t xml:space="preserve"> či ho celá vyčistit</w:t>
-      </w:r>
-      <w:r>
-        <w:rPr>
-          <w:lang w:eastAsia="cs-CZ"/>
-        </w:rPr>
-        <w:t>.</w:t>
-      </w:r>
-      <w:r>
-        <w:rPr>
-          <w:lang w:eastAsia="cs-CZ"/>
-        </w:rPr>
-        <w:t xml:space="preserve"> Jde také nakonec přidat prvek či ho z konce odstranit.</w:t>
-      </w:r>
-    </w:p>
-    <w:p>
-      <w:pPr>
-        <w:pStyle w:val="Nadpis3"/>
-        <w:jc w:val="both"/>
-        <w:rPr>
-          <w:lang w:eastAsia="cs-CZ"/>
-        </w:rPr>
-      </w:pPr>
-      <w:bookmarkStart w:id="18" w:name="_Toc229864002"/>
-      <w:r>
-        <w:rPr>
-          <w:lang w:eastAsia="cs-CZ"/>
-        </w:rPr>
-        <w:t>2.</w:t>
-      </w:r>
-      <w:r>
-        <w:rPr>
-          <w:lang w:eastAsia="cs-CZ"/>
-        </w:rPr>
-        <w:t>2</w:t>
-      </w:r>
-      <w:r>
-        <w:rPr>
-          <w:lang w:eastAsia="cs-CZ"/>
-        </w:rPr>
-        <w:t>.</w:t>
-      </w:r>
-      <w:r>
-        <w:rPr>
-          <w:lang w:eastAsia="cs-CZ"/>
-        </w:rPr>
-        <w:t>4</w:t>
-      </w:r>
-      <w:r>
-        <w:rPr>
-          <w:lang w:eastAsia="cs-CZ"/>
-        </w:rPr>
-        <w:t xml:space="preserve"> Tenzor</w:t>
-      </w:r>
-      <w:bookmarkEnd w:id="18"/>
-    </w:p>
-    <w:p>
-      <w:pPr>
-        <w:spacing w:line="360" w:lineRule="auto"/>
-        <w:jc w:val="both"/>
-        <w:rPr>
-          <w:lang w:eastAsia="cs-CZ"/>
-        </w:rPr>
-      </w:pPr>
-      <w:r>
-        <w:rPr>
-          <w:lang w:eastAsia="cs-CZ"/>
-        </w:rPr>
-        <w:t xml:space="preserve">Jedná se o „hlavní“ třídu celé práce. </w:t>
-      </w:r>
-      <w:r>
-        <w:rPr>
-          <w:lang w:eastAsia="cs-CZ"/>
-        </w:rPr>
-        <w:t xml:space="preserve">Tato třída splňuje koncept </w:t>
-      </w:r>
-      <w:r>
-        <w:rPr>
-          <w:b/>
-          <w:bCs/>
-          <w:lang w:eastAsia="cs-CZ"/>
-        </w:rPr>
-        <w:t>TensorConcept</w:t>
-      </w:r>
-      <w:r>
-        <w:rPr>
-          <w:lang w:eastAsia="cs-CZ"/>
-        </w:rPr>
-        <w:t xml:space="preserve">. </w:t>
-      </w:r>
-      <w:r>
-        <w:rPr>
-          <w:lang w:eastAsia="cs-CZ"/>
-        </w:rPr>
-        <w:t>Je navržen a implementován tak, aby byl univerzální, dynamický s širokým využitím.</w:t>
-      </w:r>
-      <w:r>
-        <w:rPr>
-          <w:lang w:eastAsia="cs-CZ"/>
-        </w:rPr>
-        <w:t xml:space="preserve"> </w:t>
-      </w:r>
-      <w:r>
-        <w:rPr>
-          <w:lang w:eastAsia="cs-CZ"/>
-        </w:rPr>
-        <w:t xml:space="preserve">V projektu se nazývá „Tensor“. </w:t>
-      </w:r>
-      <w:r>
-        <w:rPr>
-          <w:lang w:eastAsia="cs-CZ"/>
-        </w:rPr>
-        <w:t xml:space="preserve">Stejně jako lineární kontejner, tak je tato třída šablonovaná pro versatilní ukládání různých datových typů. </w:t>
-      </w:r>
-      <w:r>
-        <w:rPr>
-          <w:lang w:eastAsia="cs-CZ"/>
-        </w:rPr>
-        <w:t xml:space="preserve">Používá </w:t>
-      </w:r>
-      <w:r>
-        <w:rPr>
-          <w:lang w:eastAsia="cs-CZ"/>
-        </w:rPr>
-        <w:t>v sobě lineární kontejner pro udržení dat</w:t>
-      </w:r>
-      <w:r>
-        <w:rPr>
-          <w:lang w:eastAsia="cs-CZ"/>
-        </w:rPr>
-        <w:t xml:space="preserve"> i metadat</w:t>
-      </w:r>
-      <w:r>
-        <w:rPr>
-          <w:lang w:eastAsia="cs-CZ"/>
-        </w:rPr>
-        <w:t>.</w:t>
-      </w:r>
-      <w:r>
-        <w:rPr>
-          <w:lang w:eastAsia="cs-CZ"/>
-        </w:rPr>
-        <w:t xml:space="preserve"> Sám Tensor umožňuje uživateli zvolit si, na jakém paměťovém backendu budou data a zvlášť metadata uložena.</w:t>
-      </w:r>
-      <w:r>
-        <w:rPr>
-          <w:lang w:eastAsia="cs-CZ"/>
-        </w:rPr>
-        <w:t xml:space="preserve"> Jako výchozí hodnota, použitelná ideálně pro neparalelní verzi tenzoru, byl použit MemoryBackend. Není ho ovšem nutno specifikovat, jelikož je to také výchozí hodnota pro lineární kontejner.</w:t>
-      </w:r>
-    </w:p>
-    <w:p>
-      <w:pPr>
-        <w:spacing w:line="360" w:lineRule="auto"/>
-        <w:jc w:val="both"/>
-        <w:rPr>
-          <w:lang w:eastAsia="cs-CZ"/>
-        </w:rPr>
-      </w:pPr>
-      <w:r>
-        <w:rPr>
-          <w:lang w:eastAsia="cs-CZ"/>
-        </w:rPr>
-        <w:lastRenderedPageBreak/>
-        <w:t>Použitím lineárního kontejneru se implementace vyhne</w:t>
-      </w:r>
-      <w:r>
-        <w:rPr>
-          <w:lang w:eastAsia="cs-CZ"/>
-        </w:rPr>
-        <w:t xml:space="preserve"> </w:t>
-      </w:r>
-      <w:r>
-        <w:rPr>
-          <w:lang w:eastAsia="cs-CZ"/>
-        </w:rPr>
-        <w:t xml:space="preserve">také </w:t>
-      </w:r>
-      <w:r>
-        <w:rPr>
-          <w:lang w:eastAsia="cs-CZ"/>
-        </w:rPr>
-        <w:t>jednomu velikému problému. Vektor tak jak je ve standartní knihovně má zvláštní specializaci pro datový typ bool. Je to optimalizace za účelem šetření místa, tak, že jeden bool je uložen pouze v jednom bitu místo bytu.</w:t>
-      </w:r>
-      <w:r>
-        <w:rPr>
-          <w:lang w:eastAsia="cs-CZ"/>
-        </w:rPr>
-        <w:t xml:space="preserve"> Taková specializace ovšem přináší problémy při imp</w:t>
-      </w:r>
-      <w:r>
-        <w:rPr>
-          <w:lang w:eastAsia="cs-CZ"/>
-        </w:rPr>
-        <w:t>l</w:t>
-      </w:r>
-      <w:r>
-        <w:rPr>
-          <w:lang w:eastAsia="cs-CZ"/>
-        </w:rPr>
-        <w:t>ementaci šablonovaných metod. Například reference na jeden prvek není reference na bool ale jedná se o složitější objekt. Čtenář si jistě představí, jaké problémy to může přinést, když by se pokoušel programovat genericky. Navíc je tento typ ukládání obtížen drobným overheadem u přístupů k prvkům, jelikož se nejedná o pouhé přistupování na byte paměti, ale dostávání hodnoty konkrétního bitu, což normálně jde jen za pomocí bitových operací a masek.</w:t>
-      </w:r>
-      <w:r>
-        <w:rPr>
-          <w:lang w:eastAsia="cs-CZ"/>
-        </w:rPr>
-        <w:t xml:space="preserve"> V lineárním kontejneru jsou bity uloženy vedle sebe v bytech. To dává stejné chování jako u ostatních primitivních datových typů</w:t>
-      </w:r>
-      <w:r>
-        <w:rPr>
-          <w:lang w:eastAsia="cs-CZ"/>
-        </w:rPr>
-        <w:t>,</w:t>
-      </w:r>
-      <w:r>
-        <w:rPr>
-          <w:lang w:eastAsia="cs-CZ"/>
-        </w:rPr>
-        <w:t xml:space="preserve"> a navíc je bez overheadu.</w:t>
-      </w:r>
-    </w:p>
-    <w:p>
-      <w:pPr>
-        <w:spacing w:line="360" w:lineRule="auto"/>
-        <w:jc w:val="both"/>
-        <w:rPr>
-          <w:lang w:eastAsia="cs-CZ"/>
-        </w:rPr>
-      </w:pPr>
-      <w:r>
-        <w:rPr>
-          <w:lang w:eastAsia="cs-CZ"/>
-        </w:rPr>
-        <w:t>Základním způsobem</w:t>
-      </w:r>
-      <w:r>
-        <w:rPr>
-          <w:lang w:eastAsia="cs-CZ"/>
-        </w:rPr>
-        <w:t>,</w:t>
-      </w:r>
-      <w:r>
-        <w:rPr>
-          <w:lang w:eastAsia="cs-CZ"/>
-        </w:rPr>
-        <w:t xml:space="preserve"> jak vytvořit tenzor je použít konstruktor přijímající jeden </w:t>
-      </w:r>
-      <w:r>
-        <w:rPr>
-          <w:lang w:eastAsia="cs-CZ"/>
-        </w:rPr>
-        <w:t xml:space="preserve">lineární kontejner. </w:t>
-      </w:r>
-      <w:r>
-        <w:rPr>
-          <w:lang w:eastAsia="cs-CZ"/>
-        </w:rPr>
-        <w:t xml:space="preserve">Ten obsahuje velikosti dimenzí. V konstruktoru se nakopíruje do vektoru pro udržování velikostí dimenzí a poté se spustí metoda </w:t>
-      </w:r>
-      <w:r>
-        <w:rPr>
-          <w:lang w:eastAsia="cs-CZ"/>
-        </w:rPr>
-        <w:t>update(),</w:t>
-      </w:r>
-      <w:r>
-        <w:rPr>
-          <w:lang w:eastAsia="cs-CZ"/>
-        </w:rPr>
-        <w:t xml:space="preserve"> která vypočítá potřebné místo k alokaci tenzoru</w:t>
-      </w:r>
-      <w:r>
-        <w:rPr>
-          <w:lang w:eastAsia="cs-CZ"/>
-        </w:rPr>
-        <w:t>,</w:t>
-      </w:r>
-      <w:r>
-        <w:rPr>
-          <w:lang w:eastAsia="cs-CZ"/>
-        </w:rPr>
-        <w:t xml:space="preserve"> a to místo skutečně alokuje na lineárním kontejneru.</w:t>
-      </w:r>
-      <w:r>
-        <w:rPr>
-          <w:lang w:eastAsia="cs-CZ"/>
-        </w:rPr>
-        <w:t xml:space="preserve"> Poté také aktualizuje/vypočítá strukturální optimalizační data závislá na velikostech dimenze jako například vektor kumulativních </w:t>
-      </w:r>
-      <w:r>
-        <w:rPr>
-          <w:lang w:eastAsia="cs-CZ"/>
-        </w:rPr>
-        <w:t>součinů předchozích velikostí dimenzí</w:t>
-      </w:r>
-      <w:r>
-        <w:rPr>
-          <w:lang w:eastAsia="cs-CZ"/>
-        </w:rPr>
-        <w:t xml:space="preserve"> v podobě dalšího lineárního kontejneru</w:t>
-      </w:r>
-      <w:r>
-        <w:rPr>
-          <w:lang w:eastAsia="cs-CZ"/>
-        </w:rPr>
-        <w:t>.</w:t>
-      </w:r>
-    </w:p>
-    <w:p>
-      <w:pPr>
-        <w:spacing w:line="360" w:lineRule="auto"/>
-        <w:jc w:val="both"/>
-        <w:rPr>
-          <w:lang w:eastAsia="cs-CZ"/>
-        </w:rPr>
-      </w:pPr>
-    </w:p>
-    <w:p>
-      <w:pPr>
-        <w:pStyle w:val="Nadpis3"/>
-        <w:jc w:val="both"/>
-        <w:rPr>
-          <w:lang w:eastAsia="cs-CZ"/>
-        </w:rPr>
-      </w:pPr>
-      <w:bookmarkStart w:id="19" w:name="_Toc229864003"/>
-      <w:r>
-        <w:rPr>
-          <w:lang w:eastAsia="cs-CZ"/>
-        </w:rPr>
-        <w:t>2.</w:t>
-      </w:r>
-      <w:r>
-        <w:rPr>
-          <w:lang w:eastAsia="cs-CZ"/>
-        </w:rPr>
-        <w:t>2</w:t>
-      </w:r>
-      <w:r>
-        <w:rPr>
-          <w:lang w:eastAsia="cs-CZ"/>
-        </w:rPr>
-        <w:t>.</w:t>
-      </w:r>
-      <w:r>
-        <w:rPr>
-          <w:lang w:eastAsia="cs-CZ"/>
-        </w:rPr>
-        <w:t>5</w:t>
-      </w:r>
-      <w:r>
-        <w:rPr>
-          <w:lang w:eastAsia="cs-CZ"/>
-        </w:rPr>
-        <w:t xml:space="preserve"> Paralelní tenzor</w:t>
-      </w:r>
-      <w:bookmarkEnd w:id="19"/>
-    </w:p>
-    <w:p>
-      <w:pPr>
-        <w:spacing w:line="360" w:lineRule="auto"/>
-        <w:jc w:val="both"/>
-        <w:rPr>
-          <w:lang w:eastAsia="cs-CZ"/>
-        </w:rPr>
-      </w:pPr>
-      <w:r>
-        <w:rPr>
-          <w:lang w:eastAsia="cs-CZ"/>
-        </w:rPr>
-        <w:t xml:space="preserve">Jedná se o třídu jménem „TensorParallel“, která splňuje koncept </w:t>
-      </w:r>
-      <w:r>
-        <w:rPr>
-          <w:b/>
-          <w:bCs/>
-          <w:lang w:eastAsia="cs-CZ"/>
-        </w:rPr>
-        <w:t>TensorConcept</w:t>
-      </w:r>
-      <w:r>
-        <w:rPr>
-          <w:lang w:eastAsia="cs-CZ"/>
-        </w:rPr>
-        <w:t>.</w:t>
-      </w:r>
-    </w:p>
-    <w:p>
-      <w:pPr>
-        <w:pStyle w:val="Nadpis3"/>
-        <w:jc w:val="both"/>
-        <w:rPr>
-          <w:lang w:eastAsia="cs-CZ"/>
-        </w:rPr>
-      </w:pPr>
-      <w:bookmarkStart w:id="20" w:name="_Toc229864004"/>
-      <w:r>
-        <w:rPr>
-          <w:lang w:eastAsia="cs-CZ"/>
-        </w:rPr>
-        <w:t>2.</w:t>
-      </w:r>
-      <w:r>
-        <w:rPr>
-          <w:lang w:eastAsia="cs-CZ"/>
-        </w:rPr>
-        <w:t>2</w:t>
-      </w:r>
-      <w:r>
-        <w:rPr>
-          <w:lang w:eastAsia="cs-CZ"/>
-        </w:rPr>
-        <w:t>.</w:t>
-      </w:r>
-      <w:r>
-        <w:rPr>
-          <w:lang w:eastAsia="cs-CZ"/>
-        </w:rPr>
-        <w:t>6</w:t>
-      </w:r>
-      <w:r>
-        <w:rPr>
-          <w:lang w:eastAsia="cs-CZ"/>
-        </w:rPr>
-        <w:t xml:space="preserve"> Matice</w:t>
-      </w:r>
-      <w:bookmarkEnd w:id="20"/>
-    </w:p>
-    <w:p>
-      <w:pPr>
-        <w:spacing w:line="360" w:lineRule="auto"/>
-        <w:jc w:val="both"/>
-        <w:rPr>
-          <w:lang w:eastAsia="cs-CZ"/>
-        </w:rPr>
-      </w:pPr>
-      <w:r>
-        <w:rPr>
-          <w:lang w:eastAsia="cs-CZ"/>
-        </w:rPr>
-        <w:t xml:space="preserve">Matice je třída, která reprezentuje matici jako </w:t>
-      </w:r>
-      <w:r>
-        <w:rPr>
-          <w:lang w:eastAsia="cs-CZ"/>
-        </w:rPr>
-        <w:t xml:space="preserve">matematickou </w:t>
-      </w:r>
-      <w:r>
-        <w:rPr>
-          <w:lang w:eastAsia="cs-CZ"/>
-        </w:rPr>
-        <w:t>strukturu.</w:t>
-      </w:r>
-      <w:r>
-        <w:rPr>
-          <w:lang w:eastAsia="cs-CZ"/>
-        </w:rPr>
-        <w:t xml:space="preserve"> Používá k tomu třídu Tensor, která je dle definice tenzoru zobecněním matice.</w:t>
-      </w:r>
-      <w:r>
-        <w:rPr>
-          <w:lang w:eastAsia="cs-CZ"/>
-        </w:rPr>
-        <w:t xml:space="preserve"> Matice je schopná přijmout jak obyřejný Tensor, tak i TensorParallel, tedy jeho </w:t>
-      </w:r>
-      <w:r>
-        <w:rPr>
-          <w:lang w:eastAsia="cs-CZ"/>
-        </w:rPr>
-        <w:t>paralelní</w:t>
-      </w:r>
-      <w:r>
-        <w:rPr>
-          <w:lang w:eastAsia="cs-CZ"/>
-        </w:rPr>
-        <w:t xml:space="preserve"> verzi.</w:t>
-      </w:r>
-      <w:r>
-        <w:rPr>
-          <w:lang w:eastAsia="cs-CZ"/>
-        </w:rPr>
-        <w:t xml:space="preserve"> Shodnost rozhraní těchto typů je vynucena konceptem </w:t>
-      </w:r>
-      <w:r>
-        <w:rPr>
-          <w:b/>
-          <w:bCs/>
-          <w:lang w:eastAsia="cs-CZ"/>
-        </w:rPr>
-        <w:t>TensorConcept</w:t>
-      </w:r>
-      <w:r>
-        <w:rPr>
-          <w:lang w:eastAsia="cs-CZ"/>
-        </w:rPr>
-        <w:t>.</w:t>
-      </w:r>
-      <w:r>
-        <w:rPr>
-          <w:lang w:eastAsia="cs-CZ"/>
-        </w:rPr>
-        <w:t xml:space="preserve"> Matice je navíc od tenzorů obohacena o některé jí specifické metody.</w:t>
-      </w:r>
-    </w:p>
-    <w:p>
-      <w:pPr>
-        <w:pStyle w:val="Nadpis3"/>
-        <w:jc w:val="both"/>
-        <w:rPr>
-          <w:lang w:eastAsia="cs-CZ"/>
-        </w:rPr>
-      </w:pPr>
-      <w:bookmarkStart w:id="21" w:name="_Toc229864006"/>
-      <w:r>
-        <w:rPr>
-          <w:lang w:eastAsia="cs-CZ"/>
-        </w:rPr>
-        <w:t>2.</w:t>
-      </w:r>
-      <w:r>
-        <w:rPr>
-          <w:lang w:eastAsia="cs-CZ"/>
-        </w:rPr>
-        <w:t>2</w:t>
-      </w:r>
-      <w:r>
-        <w:rPr>
-          <w:lang w:eastAsia="cs-CZ"/>
-        </w:rPr>
-        <w:t>.</w:t>
-      </w:r>
-      <w:r>
-        <w:rPr>
-          <w:lang w:eastAsia="cs-CZ"/>
-        </w:rPr>
-        <w:t>7</w:t>
-      </w:r>
-      <w:r>
-        <w:rPr>
-          <w:lang w:eastAsia="cs-CZ"/>
-        </w:rPr>
-        <w:t xml:space="preserve"> N-nární strom</w:t>
-      </w:r>
-      <w:bookmarkEnd w:id="21"/>
-    </w:p>
-    <w:p>
-      <w:pPr>
-        <w:spacing w:line="360" w:lineRule="auto"/>
-        <w:jc w:val="both"/>
-        <w:rPr>
-          <w:lang w:eastAsia="cs-CZ"/>
-        </w:rPr>
-      </w:pPr>
-      <w:r>
-        <w:rPr>
-          <w:lang w:eastAsia="cs-CZ"/>
-        </w:rPr>
-        <w:t>Xxx</w:t>
-      </w:r>
-    </w:p>
-    <w:p>
-      <w:pPr>
-        <w:pStyle w:val="Nadpis3"/>
-        <w:rPr>
-          <w:lang w:eastAsia="cs-CZ"/>
-        </w:rPr>
-      </w:pPr>
-      <w:r>
-        <w:rPr>
-          <w:lang w:eastAsia="cs-CZ"/>
-        </w:rPr>
-        <w:lastRenderedPageBreak/>
-        <w:t>2.2.</w:t>
-      </w:r>
-      <w:r>
-        <w:rPr>
-          <w:lang w:eastAsia="cs-CZ"/>
-        </w:rPr>
-        <w:t>8</w:t>
-      </w:r>
-      <w:r>
-        <w:rPr>
-          <w:lang w:eastAsia="cs-CZ"/>
-        </w:rPr>
-        <w:t xml:space="preserve"> Pomocné</w:t>
-      </w:r>
-    </w:p>
-    <w:p>
-      <w:pPr>
-        <w:spacing w:line="360" w:lineRule="auto"/>
-        <w:jc w:val="both"/>
-        <w:rPr>
-          <w:lang w:eastAsia="cs-CZ"/>
-        </w:rPr>
-      </w:pPr>
-      <w:r>
-        <w:rPr>
-          <w:lang w:eastAsia="cs-CZ"/>
-        </w:rPr>
-        <w:t>Jednou z velice šikovných „pomůcek“ je třída span_view.</w:t>
-      </w:r>
-      <w:r>
-        <w:rPr>
-          <w:lang w:eastAsia="cs-CZ"/>
-        </w:rPr>
-        <w:t xml:space="preserve"> Tato třída dědí od třídy std::span&lt;const T, </w:t>
-      </w:r>
-      <w:r>
-        <w:rPr>
-          <w:lang w:eastAsia="cs-CZ"/>
-        </w:rPr>
-        <w:t>Extent = std::dynamic_extent</w:t>
-      </w:r>
-      <w:r>
-        <w:rPr>
-          <w:lang w:eastAsia="cs-CZ"/>
-        </w:rPr>
-        <w:t>&gt; a jenom ji rozšiřuje o jediný konstruktor. O konstruktor přijímající std::initializer_list.</w:t>
-      </w:r>
-      <w:r>
-        <w:rPr>
-          <w:lang w:eastAsia="cs-CZ"/>
-        </w:rPr>
-        <w:t xml:space="preserve"> Pro běžné použití jako proměnná je to nebezpečné, ovšem zde je to užito jenom jako parametr.</w:t>
-      </w:r>
-      <w:r>
-        <w:rPr>
-          <w:lang w:eastAsia="cs-CZ"/>
-        </w:rPr>
-        <w:t xml:space="preserve"> Tím zanikají problémy s životností std::initializer_list.</w:t>
-      </w:r>
-      <w:r>
-        <w:rPr>
-          <w:lang w:eastAsia="cs-CZ"/>
-        </w:rPr>
-        <w:t xml:space="preserve"> To je velice přínosné, jelikož tak budu uživatel moci do jediné metody zadat jak cokoliv konvertibilní na std::span, tak také inicializační list.</w:t>
-      </w:r>
-      <w:r>
-        <w:rPr>
-          <w:lang w:eastAsia="cs-CZ"/>
-        </w:rPr>
-        <w:t xml:space="preserve"> V komunitě standardu C++ o tomto tématu byla diskuse. Přišel návrh na přidání konstrukce std::span z </w:t>
-      </w:r>
-      <w:r>
-        <w:rPr>
-          <w:lang w:eastAsia="cs-CZ"/>
-        </w:rPr>
-        <w:t>std::initializer_list</w:t>
-      </w:r>
-      <w:r>
-        <w:rPr>
-          <w:lang w:eastAsia="cs-CZ"/>
-        </w:rPr>
-        <w:t xml:space="preserve"> a tento návr</w:t>
-      </w:r>
-      <w:r>
-        <w:rPr>
-          <w:lang w:eastAsia="cs-CZ"/>
-        </w:rPr>
-        <w:t>h [</w:t>
-      </w:r>
-      <w:r>
-        <w:rPr>
-          <w:lang w:eastAsia="cs-CZ"/>
-        </w:rPr>
-        <w:t>7</w:t>
-      </w:r>
-      <w:r>
-        <w:rPr>
-          <w:lang w:eastAsia="cs-CZ"/>
-        </w:rPr>
-        <w:t>]</w:t>
-      </w:r>
-      <w:r>
-        <w:rPr>
-          <w:lang w:eastAsia="cs-CZ"/>
-        </w:rPr>
-        <w:t xml:space="preserve"> byl dokonce schválen komisí pro standard C++26.</w:t>
-      </w:r>
-      <w:r>
-        <w:rPr>
-          <w:lang w:eastAsia="cs-CZ"/>
-        </w:rPr>
-        <w:t xml:space="preserve"> Poté se ale zjistily problémy s tímto návrhem, kdy se díky této změně volaly jiné metody a konstruktory a přišel protinávrh</w:t>
-      </w:r>
-      <w:r>
-        <w:rPr>
-          <w:lang w:eastAsia="cs-CZ"/>
-        </w:rPr>
-        <w:t xml:space="preserve"> [8]</w:t>
-      </w:r>
-      <w:r>
-        <w:rPr>
-          <w:lang w:eastAsia="cs-CZ"/>
-        </w:rPr>
-        <w:t xml:space="preserve"> odstraňující tento návrh.</w:t>
-      </w:r>
-      <w:r>
-        <w:rPr>
-          <w:lang w:eastAsia="cs-CZ"/>
-        </w:rPr>
-        <w:t xml:space="preserve"> Komise pro vývoj knihovny C++ nakonec odhlasovala tento </w:t>
-      </w:r>
-      <w:r>
-        <w:rPr>
-          <w:lang w:eastAsia="cs-CZ"/>
-        </w:rPr>
-        <w:t>protinávrh,</w:t>
-      </w:r>
-      <w:r>
-        <w:rPr>
-          <w:lang w:eastAsia="cs-CZ"/>
-        </w:rPr>
-        <w:t xml:space="preserve"> a tudíž byl původní návrh z C++26</w:t>
-      </w:r>
-      <w:r>
-        <w:rPr>
-          <w:lang w:eastAsia="cs-CZ"/>
-        </w:rPr>
-        <w:t xml:space="preserve"> </w:t>
-      </w:r>
-      <w:r>
-        <w:rPr>
-          <w:lang w:eastAsia="cs-CZ"/>
-        </w:rPr>
-        <w:t>vyřazen.</w:t>
-      </w:r>
-      <w:r>
-        <w:rPr>
-          <w:lang w:eastAsia="cs-CZ"/>
-        </w:rPr>
-        <w:t xml:space="preserve"> Není ovšem zcela vyloučeno, že </w:t>
-      </w:r>
-      <w:r>
-        <w:rPr>
-          <w:lang w:eastAsia="cs-CZ"/>
-        </w:rPr>
-        <w:t>existuje</w:t>
-      </w:r>
-      <w:r>
-        <w:rPr>
-          <w:lang w:eastAsia="cs-CZ"/>
-        </w:rPr>
-        <w:t xml:space="preserve"> verz</w:t>
-      </w:r>
-      <w:r>
-        <w:rPr>
-          <w:lang w:eastAsia="cs-CZ"/>
-        </w:rPr>
-        <w:t>e v některém ze</w:t>
-      </w:r>
-      <w:r>
-        <w:rPr>
-          <w:lang w:eastAsia="cs-CZ"/>
-        </w:rPr>
-        <w:t xml:space="preserve"> známých kompilátorů</w:t>
-      </w:r>
-      <w:r>
-        <w:rPr>
-          <w:lang w:eastAsia="cs-CZ"/>
-        </w:rPr>
-        <w:t>, kde je tato věc implementována</w:t>
-      </w:r>
-      <w:r>
-        <w:rPr>
-          <w:lang w:eastAsia="cs-CZ"/>
-        </w:rPr>
-        <w:t>.</w:t>
-      </w:r>
-    </w:p>
-    <w:p>
-      <w:pPr>
-        <w:spacing w:line="360" w:lineRule="auto"/>
-        <w:jc w:val="both"/>
-        <w:rPr>
-          <w:lang w:eastAsia="cs-CZ"/>
-        </w:rPr>
-      </w:pPr>
-      <w:r>
-        <w:rPr>
-          <w:lang w:eastAsia="cs-CZ"/>
-        </w:rPr>
-        <w:t>Déle byly implementovány třídy podle návrhového vzoru funktor se jmény „DefaultEquals“ a „DefaultOrder“, které definují obecná postup pro porovnávání dvou prvků.</w:t>
-      </w:r>
-      <w:r>
-        <w:rPr>
-          <w:lang w:eastAsia="cs-CZ"/>
-        </w:rPr>
-        <w:t xml:space="preserve"> U typů s plovoucí desetinnou čárkou používají porovnávání pomocí epsilon a absolutní hodnoty a u ostatních typů jen volají příslušné operátory.</w:t>
-      </w:r>
-      <w:r>
-        <w:rPr>
-          <w:lang w:eastAsia="cs-CZ"/>
-        </w:rPr>
-        <w:t xml:space="preserve"> Pro vyjádření pořadí je zde i ve zbytku projektu využito std::</w:t>
       </w:r>
       <w:r>
         <w:rPr>
@@ -10458,304 +11689,1187 @@
           <w:szCs w:val="21"/>
           <w:lang/>
         </w:rPr>
+        <w:t>LinearContainer</w:t>
+      </w:r>
+      <w:r>
+        <w:rPr>
+          <w:rFonts w:ascii="Consolas" w:eastAsia="Times New Roman" w:hAnsi="Consolas"/>
+          <w:color w:val="D4D4D4"/>
+          <w:sz w:val="21"/>
+          <w:szCs w:val="21"/>
+          <w:lang/>
+        </w:rPr>
+        <w:t>&lt;</w:t>
+      </w:r>
+      <w:r>
+        <w:rPr>
+          <w:rFonts w:ascii="Consolas" w:eastAsia="Times New Roman" w:hAnsi="Consolas"/>
+          <w:color w:val="4EC9B0"/>
+          <w:sz w:val="21"/>
+          <w:szCs w:val="21"/>
+          <w:lang/>
+        </w:rPr>
+        <w:t>uint64_t</w:t>
+      </w:r>
+      <w:r>
+        <w:rPr>
+          <w:rFonts w:ascii="Consolas" w:eastAsia="Times New Roman" w:hAnsi="Consolas"/>
+          <w:color w:val="D4D4D4"/>
+          <w:sz w:val="21"/>
+          <w:szCs w:val="21"/>
+          <w:lang/>
+        </w:rPr>
+        <w:t>&gt;</w:t>
+      </w:r>
+      <w:r>
+        <w:rPr>
+          <w:rFonts w:ascii="Consolas" w:eastAsia="Times New Roman" w:hAnsi="Consolas"/>
+          <w:color w:val="CCCCCC"/>
+          <w:sz w:val="21"/>
+          <w:szCs w:val="21"/>
+          <w:lang/>
+        </w:rPr>
         <w:t xml:space="preserve"> </w:t>
       </w:r>
       <w:r>
         <w:rPr>
-          <w:lang w:eastAsia="cs-CZ"/>
-        </w:rPr>
-        <w:t>partial_ordering</w:t>
-      </w:r>
-      <w:r>
-        <w:rPr>
-          <w:lang w:eastAsia="cs-CZ"/>
-        </w:rPr>
-        <w:t>.</w:t>
-      </w:r>
-    </w:p>
-    <w:p>
-      <w:pPr>
-        <w:pStyle w:val="Nadpis2"/>
-        <w:jc w:val="both"/>
-        <w:rPr>
-          <w:lang w:eastAsia="cs-CZ"/>
-        </w:rPr>
-      </w:pPr>
-      <w:bookmarkStart w:id="22" w:name="_Toc229864007"/>
-      <w:r>
-        <w:rPr>
-          <w:lang w:eastAsia="cs-CZ"/>
-        </w:rPr>
-        <w:t>2.</w:t>
-      </w:r>
-      <w:r>
-        <w:rPr>
-          <w:lang w:eastAsia="cs-CZ"/>
+          <w:rFonts w:ascii="Consolas" w:eastAsia="Times New Roman" w:hAnsi="Consolas"/>
+          <w:color w:val="9CDCFE"/>
+          <w:sz w:val="21"/>
+          <w:szCs w:val="21"/>
+          <w:lang/>
+        </w:rPr>
+        <w:t>dimensionSizes</w:t>
+      </w:r>
+      <w:r>
+        <w:rPr>
+          <w:rFonts w:ascii="Consolas" w:eastAsia="Times New Roman" w:hAnsi="Consolas"/>
+          <w:color w:val="CCCCCC"/>
+          <w:sz w:val="21"/>
+          <w:szCs w:val="21"/>
+          <w:lang/>
+        </w:rPr>
+        <w:t>{</w:t>
+      </w:r>
+      <w:r>
+        <w:rPr>
+          <w:rFonts w:ascii="Consolas" w:eastAsia="Times New Roman" w:hAnsi="Consolas"/>
+          <w:color w:val="B5CEA8"/>
+          <w:sz w:val="21"/>
+          <w:szCs w:val="21"/>
+          <w:lang/>
+        </w:rPr>
+        <w:t>2</w:t>
+      </w:r>
+      <w:r>
+        <w:rPr>
+          <w:rFonts w:ascii="Consolas" w:eastAsia="Times New Roman" w:hAnsi="Consolas"/>
+          <w:color w:val="CCCCCC"/>
+          <w:sz w:val="21"/>
+          <w:szCs w:val="21"/>
+          <w:lang/>
+        </w:rPr>
+        <w:t xml:space="preserve">, </w:t>
+      </w:r>
+      <w:r>
+        <w:rPr>
+          <w:rFonts w:ascii="Consolas" w:eastAsia="Times New Roman" w:hAnsi="Consolas"/>
+          <w:color w:val="B5CEA8"/>
+          <w:sz w:val="21"/>
+          <w:szCs w:val="21"/>
+          <w:lang/>
         </w:rPr>
         <w:t>3</w:t>
       </w:r>
       <w:r>
         <w:rPr>
-          <w:lang w:eastAsia="cs-CZ"/>
-        </w:rPr>
-        <w:t xml:space="preserve"> Testy</w:t>
-      </w:r>
-      <w:bookmarkEnd w:id="22"/>
+          <w:rFonts w:ascii="Consolas" w:eastAsia="Times New Roman" w:hAnsi="Consolas"/>
+          <w:color w:val="CCCCCC"/>
+          <w:sz w:val="21"/>
+          <w:szCs w:val="21"/>
+          <w:lang/>
+        </w:rPr>
+        <w:t>};</w:t>
+      </w:r>
+    </w:p>
+    <w:p>
+      <w:pPr>
+        <w:shd w:val="clear" w:color="auto" w:fill="1F1F1F"/>
+        <w:spacing w:after="0" w:line="285" w:lineRule="atLeast"/>
+        <w:rPr>
+          <w:rFonts w:ascii="Consolas" w:eastAsia="Times New Roman" w:hAnsi="Consolas"/>
+          <w:color w:val="CCCCCC"/>
+          <w:sz w:val="21"/>
+          <w:szCs w:val="21"/>
+          <w:lang/>
+        </w:rPr>
+      </w:pPr>
+    </w:p>
+    <w:p>
+      <w:pPr>
+        <w:shd w:val="clear" w:color="auto" w:fill="1F1F1F"/>
+        <w:spacing w:after="0" w:line="285" w:lineRule="atLeast"/>
+        <w:rPr>
+          <w:rFonts w:ascii="Consolas" w:eastAsia="Times New Roman" w:hAnsi="Consolas"/>
+          <w:color w:val="CCCCCC"/>
+          <w:sz w:val="21"/>
+          <w:szCs w:val="21"/>
+          <w:lang/>
+        </w:rPr>
+      </w:pPr>
+      <w:r>
+        <w:rPr>
+          <w:rFonts w:ascii="Consolas" w:eastAsia="Times New Roman" w:hAnsi="Consolas"/>
+          <w:color w:val="4EC9B0"/>
+          <w:sz w:val="21"/>
+          <w:szCs w:val="21"/>
+          <w:lang/>
+        </w:rPr>
+        <w:t>Tensor</w:t>
+      </w:r>
+      <w:r>
+        <w:rPr>
+          <w:rFonts w:ascii="Consolas" w:eastAsia="Times New Roman" w:hAnsi="Consolas"/>
+          <w:color w:val="D4D4D4"/>
+          <w:sz w:val="21"/>
+          <w:szCs w:val="21"/>
+          <w:lang/>
+        </w:rPr>
+        <w:t>&lt;</w:t>
+      </w:r>
+      <w:r>
+        <w:rPr>
+          <w:rFonts w:ascii="Consolas" w:eastAsia="Times New Roman" w:hAnsi="Consolas"/>
+          <w:color w:val="569CD6"/>
+          <w:sz w:val="21"/>
+          <w:szCs w:val="21"/>
+          <w:lang/>
+        </w:rPr>
+        <w:t>double</w:t>
+      </w:r>
+      <w:r>
+        <w:rPr>
+          <w:rFonts w:ascii="Consolas" w:eastAsia="Times New Roman" w:hAnsi="Consolas"/>
+          <w:color w:val="D4D4D4"/>
+          <w:sz w:val="21"/>
+          <w:szCs w:val="21"/>
+          <w:lang/>
+        </w:rPr>
+        <w:t>&gt;</w:t>
+      </w:r>
+      <w:r>
+        <w:rPr>
+          <w:rFonts w:ascii="Consolas" w:eastAsia="Times New Roman" w:hAnsi="Consolas"/>
+          <w:color w:val="CCCCCC"/>
+          <w:sz w:val="21"/>
+          <w:szCs w:val="21"/>
+          <w:lang/>
+        </w:rPr>
+        <w:t xml:space="preserve"> </w:t>
+      </w:r>
+      <w:r>
+        <w:rPr>
+          <w:rFonts w:ascii="Consolas" w:eastAsia="Times New Roman" w:hAnsi="Consolas"/>
+          <w:color w:val="9CDCFE"/>
+          <w:sz w:val="21"/>
+          <w:szCs w:val="21"/>
+          <w:lang/>
+        </w:rPr>
+        <w:t>tensor</w:t>
+      </w:r>
+      <w:r>
+        <w:rPr>
+          <w:rFonts w:ascii="Consolas" w:eastAsia="Times New Roman" w:hAnsi="Consolas"/>
+          <w:color w:val="CCCCCC"/>
+          <w:sz w:val="21"/>
+          <w:szCs w:val="21"/>
+          <w:lang/>
+        </w:rPr>
+        <w:t xml:space="preserve"> </w:t>
+      </w:r>
+      <w:r>
+        <w:rPr>
+          <w:rFonts w:ascii="Consolas" w:eastAsia="Times New Roman" w:hAnsi="Consolas"/>
+          <w:color w:val="D4D4D4"/>
+          <w:sz w:val="21"/>
+          <w:szCs w:val="21"/>
+          <w:lang/>
+        </w:rPr>
+        <w:t>=</w:t>
+      </w:r>
+      <w:r>
+        <w:rPr>
+          <w:rFonts w:ascii="Consolas" w:eastAsia="Times New Roman" w:hAnsi="Consolas"/>
+          <w:color w:val="CCCCCC"/>
+          <w:sz w:val="21"/>
+          <w:szCs w:val="21"/>
+          <w:lang/>
+        </w:rPr>
+        <w:t xml:space="preserve"> </w:t>
+      </w:r>
+      <w:r>
+        <w:rPr>
+          <w:rFonts w:ascii="Consolas" w:eastAsia="Times New Roman" w:hAnsi="Consolas"/>
+          <w:color w:val="4EC9B0"/>
+          <w:sz w:val="21"/>
+          <w:szCs w:val="21"/>
+          <w:lang/>
+        </w:rPr>
+        <w:t>Tensor</w:t>
+      </w:r>
+      <w:r>
+        <w:rPr>
+          <w:rFonts w:ascii="Consolas" w:eastAsia="Times New Roman" w:hAnsi="Consolas"/>
+          <w:color w:val="CCCCCC"/>
+          <w:sz w:val="21"/>
+          <w:szCs w:val="21"/>
+          <w:lang/>
+        </w:rPr>
+        <w:t>&lt;</w:t>
+      </w:r>
+      <w:r>
+        <w:rPr>
+          <w:rFonts w:ascii="Consolas" w:eastAsia="Times New Roman" w:hAnsi="Consolas"/>
+          <w:color w:val="569CD6"/>
+          <w:sz w:val="21"/>
+          <w:szCs w:val="21"/>
+          <w:lang/>
+        </w:rPr>
+        <w:t>double</w:t>
+      </w:r>
+      <w:r>
+        <w:rPr>
+          <w:rFonts w:ascii="Consolas" w:eastAsia="Times New Roman" w:hAnsi="Consolas"/>
+          <w:color w:val="CCCCCC"/>
+          <w:sz w:val="21"/>
+          <w:szCs w:val="21"/>
+          <w:lang/>
+        </w:rPr>
+        <w:t>&gt;(</w:t>
+      </w:r>
+      <w:r>
+        <w:rPr>
+          <w:rFonts w:ascii="Consolas" w:eastAsia="Times New Roman" w:hAnsi="Consolas"/>
+          <w:color w:val="9CDCFE"/>
+          <w:sz w:val="21"/>
+          <w:szCs w:val="21"/>
+          <w:lang/>
+        </w:rPr>
+        <w:t>dimensionSizes</w:t>
+      </w:r>
+      <w:r>
+        <w:rPr>
+          <w:rFonts w:ascii="Consolas" w:eastAsia="Times New Roman" w:hAnsi="Consolas"/>
+          <w:color w:val="CCCCCC"/>
+          <w:sz w:val="21"/>
+          <w:szCs w:val="21"/>
+          <w:lang/>
+        </w:rPr>
+        <w:t>);</w:t>
+      </w:r>
+    </w:p>
+    <w:p>
+      <w:pPr>
+        <w:shd w:val="clear" w:color="auto" w:fill="1F1F1F"/>
+        <w:spacing w:after="0" w:line="285" w:lineRule="atLeast"/>
+        <w:rPr>
+          <w:rFonts w:ascii="Consolas" w:eastAsia="Times New Roman" w:hAnsi="Consolas"/>
+          <w:color w:val="CCCCCC"/>
+          <w:sz w:val="21"/>
+          <w:szCs w:val="21"/>
+          <w:lang/>
+        </w:rPr>
+      </w:pPr>
+    </w:p>
+    <w:p>
+      <w:pPr>
+        <w:shd w:val="clear" w:color="auto" w:fill="1F1F1F"/>
+        <w:spacing w:after="0" w:line="285" w:lineRule="atLeast"/>
+        <w:rPr>
+          <w:rFonts w:ascii="Consolas" w:eastAsia="Times New Roman" w:hAnsi="Consolas"/>
+          <w:color w:val="CCCCCC"/>
+          <w:sz w:val="21"/>
+          <w:szCs w:val="21"/>
+          <w:lang/>
+        </w:rPr>
+      </w:pPr>
+      <w:r>
+        <w:rPr>
+          <w:rFonts w:ascii="Consolas" w:eastAsia="Times New Roman" w:hAnsi="Consolas"/>
+          <w:color w:val="CCCCCC"/>
+          <w:sz w:val="21"/>
+          <w:szCs w:val="21"/>
+          <w:lang/>
+        </w:rPr>
+        <w:t>tensor.setItem</w:t>
+      </w:r>
+      <w:r>
+        <w:rPr>
+          <w:rFonts w:ascii="Consolas" w:eastAsia="Times New Roman" w:hAnsi="Consolas"/>
+          <w:color w:val="CCCCCC"/>
+          <w:sz w:val="21"/>
+          <w:szCs w:val="21"/>
+          <w:lang/>
+        </w:rPr>
+        <w:t>(5.5, {0, 0});</w:t>
+      </w:r>
+    </w:p>
+    <w:p>
+      <w:pPr>
+        <w:shd w:val="clear" w:color="auto" w:fill="1F1F1F"/>
+        <w:spacing w:after="0" w:line="285" w:lineRule="atLeast"/>
+        <w:rPr>
+          <w:rFonts w:ascii="Consolas" w:eastAsia="Times New Roman" w:hAnsi="Consolas"/>
+          <w:color w:val="CCCCCC"/>
+          <w:sz w:val="21"/>
+          <w:szCs w:val="21"/>
+          <w:lang/>
+        </w:rPr>
+      </w:pPr>
+      <w:r>
+        <w:rPr>
+          <w:rFonts w:ascii="Consolas" w:eastAsia="Times New Roman" w:hAnsi="Consolas"/>
+          <w:color w:val="CCCCCC"/>
+          <w:sz w:val="21"/>
+          <w:szCs w:val="21"/>
+          <w:lang/>
+        </w:rPr>
+        <w:t>tensor.setItem(</w:t>
+      </w:r>
+      <w:r>
+        <w:rPr>
+          <w:rFonts w:ascii="Consolas" w:eastAsia="Times New Roman" w:hAnsi="Consolas"/>
+          <w:color w:val="CCCCCC"/>
+          <w:sz w:val="21"/>
+          <w:szCs w:val="21"/>
+          <w:lang/>
+        </w:rPr>
+        <w:t>-2.</w:t>
+      </w:r>
+      <w:r>
+        <w:rPr>
+          <w:rFonts w:ascii="Consolas" w:eastAsia="Times New Roman" w:hAnsi="Consolas"/>
+          <w:color w:val="CCCCCC"/>
+          <w:sz w:val="21"/>
+          <w:szCs w:val="21"/>
+          <w:lang/>
+        </w:rPr>
+        <w:t xml:space="preserve">, {0, </w:t>
+      </w:r>
+      <w:r>
+        <w:rPr>
+          <w:rFonts w:ascii="Consolas" w:eastAsia="Times New Roman" w:hAnsi="Consolas"/>
+          <w:color w:val="CCCCCC"/>
+          <w:sz w:val="21"/>
+          <w:szCs w:val="21"/>
+          <w:lang/>
+        </w:rPr>
+        <w:t>1</w:t>
+      </w:r>
+      <w:r>
+        <w:rPr>
+          <w:rFonts w:ascii="Consolas" w:eastAsia="Times New Roman" w:hAnsi="Consolas"/>
+          <w:color w:val="CCCCCC"/>
+          <w:sz w:val="21"/>
+          <w:szCs w:val="21"/>
+          <w:lang/>
+        </w:rPr>
+        <w:t>});</w:t>
+      </w:r>
+    </w:p>
+    <w:p>
+      <w:pPr>
+        <w:shd w:val="clear" w:color="auto" w:fill="1F1F1F"/>
+        <w:spacing w:after="0" w:line="285" w:lineRule="atLeast"/>
+        <w:rPr>
+          <w:rFonts w:ascii="Consolas" w:eastAsia="Times New Roman" w:hAnsi="Consolas"/>
+          <w:color w:val="CCCCCC"/>
+          <w:sz w:val="21"/>
+          <w:szCs w:val="21"/>
+          <w:lang/>
+        </w:rPr>
+      </w:pPr>
+      <w:r>
+        <w:rPr>
+          <w:rFonts w:ascii="Consolas" w:eastAsia="Times New Roman" w:hAnsi="Consolas"/>
+          <w:color w:val="CCCCCC"/>
+          <w:sz w:val="21"/>
+          <w:szCs w:val="21"/>
+          <w:lang/>
+        </w:rPr>
+        <w:t>tensor.setItem(</w:t>
+      </w:r>
+      <w:r>
+        <w:rPr>
+          <w:rFonts w:ascii="Consolas" w:eastAsia="Times New Roman" w:hAnsi="Consolas"/>
+          <w:color w:val="CCCCCC"/>
+          <w:sz w:val="21"/>
+          <w:szCs w:val="21"/>
+          <w:lang/>
+        </w:rPr>
+        <w:t>10.</w:t>
+      </w:r>
+      <w:r>
+        <w:rPr>
+          <w:rFonts w:ascii="Consolas" w:eastAsia="Times New Roman" w:hAnsi="Consolas"/>
+          <w:color w:val="CCCCCC"/>
+          <w:sz w:val="21"/>
+          <w:szCs w:val="21"/>
+          <w:lang/>
+        </w:rPr>
+        <w:t>, {</w:t>
+      </w:r>
+      <w:r>
+        <w:rPr>
+          <w:rFonts w:ascii="Consolas" w:eastAsia="Times New Roman" w:hAnsi="Consolas"/>
+          <w:color w:val="CCCCCC"/>
+          <w:sz w:val="21"/>
+          <w:szCs w:val="21"/>
+          <w:lang/>
+        </w:rPr>
+        <w:t>1</w:t>
+      </w:r>
+      <w:r>
+        <w:rPr>
+          <w:rFonts w:ascii="Consolas" w:eastAsia="Times New Roman" w:hAnsi="Consolas"/>
+          <w:color w:val="CCCCCC"/>
+          <w:sz w:val="21"/>
+          <w:szCs w:val="21"/>
+          <w:lang/>
+        </w:rPr>
+        <w:t>, 0});</w:t>
+      </w:r>
+    </w:p>
+    <w:p>
+      <w:pPr>
+        <w:shd w:val="clear" w:color="auto" w:fill="1F1F1F"/>
+        <w:spacing w:after="0" w:line="285" w:lineRule="atLeast"/>
+        <w:rPr>
+          <w:rFonts w:ascii="Consolas" w:eastAsia="Times New Roman" w:hAnsi="Consolas"/>
+          <w:color w:val="CCCCCC"/>
+          <w:sz w:val="21"/>
+          <w:szCs w:val="21"/>
+          <w:lang/>
+        </w:rPr>
+      </w:pPr>
+      <w:r>
+        <w:rPr>
+          <w:rFonts w:ascii="Consolas" w:eastAsia="Times New Roman" w:hAnsi="Consolas"/>
+          <w:color w:val="CCCCCC"/>
+          <w:sz w:val="21"/>
+          <w:szCs w:val="21"/>
+          <w:lang/>
+        </w:rPr>
+        <w:t>tensor.setItem(</w:t>
+      </w:r>
+      <w:r>
+        <w:rPr>
+          <w:rFonts w:ascii="Consolas" w:eastAsia="Times New Roman" w:hAnsi="Consolas"/>
+          <w:color w:val="CCCCCC"/>
+          <w:sz w:val="21"/>
+          <w:szCs w:val="21"/>
+          <w:lang/>
+        </w:rPr>
+        <w:t>0.</w:t>
+      </w:r>
+      <w:r>
+        <w:rPr>
+          <w:rFonts w:ascii="Consolas" w:eastAsia="Times New Roman" w:hAnsi="Consolas"/>
+          <w:color w:val="CCCCCC"/>
+          <w:sz w:val="21"/>
+          <w:szCs w:val="21"/>
+          <w:lang/>
+        </w:rPr>
+        <w:t xml:space="preserve">, </w:t>
+      </w:r>
+      <w:r>
+        <w:rPr>
+          <w:rFonts w:ascii="Consolas" w:eastAsia="Times New Roman" w:hAnsi="Consolas"/>
+          <w:color w:val="CCCCCC"/>
+          <w:sz w:val="21"/>
+          <w:szCs w:val="21"/>
+          <w:lang/>
+        </w:rPr>
+        <w:t xml:space="preserve"> </w:t>
+      </w:r>
+      <w:r>
+        <w:rPr>
+          <w:rFonts w:ascii="Consolas" w:eastAsia="Times New Roman" w:hAnsi="Consolas"/>
+          <w:color w:val="CCCCCC"/>
+          <w:sz w:val="21"/>
+          <w:szCs w:val="21"/>
+          <w:lang/>
+        </w:rPr>
+        <w:t>{</w:t>
+      </w:r>
+      <w:r>
+        <w:rPr>
+          <w:rFonts w:ascii="Consolas" w:eastAsia="Times New Roman" w:hAnsi="Consolas"/>
+          <w:color w:val="CCCCCC"/>
+          <w:sz w:val="21"/>
+          <w:szCs w:val="21"/>
+          <w:lang/>
+        </w:rPr>
+        <w:t>1</w:t>
+      </w:r>
+      <w:r>
+        <w:rPr>
+          <w:rFonts w:ascii="Consolas" w:eastAsia="Times New Roman" w:hAnsi="Consolas"/>
+          <w:color w:val="CCCCCC"/>
+          <w:sz w:val="21"/>
+          <w:szCs w:val="21"/>
+          <w:lang/>
+        </w:rPr>
+        <w:t xml:space="preserve">, </w:t>
+      </w:r>
+      <w:r>
+        <w:rPr>
+          <w:rFonts w:ascii="Consolas" w:eastAsia="Times New Roman" w:hAnsi="Consolas"/>
+          <w:color w:val="CCCCCC"/>
+          <w:sz w:val="21"/>
+          <w:szCs w:val="21"/>
+          <w:lang/>
+        </w:rPr>
+        <w:t>1</w:t>
+      </w:r>
+      <w:r>
+        <w:rPr>
+          <w:rFonts w:ascii="Consolas" w:eastAsia="Times New Roman" w:hAnsi="Consolas"/>
+          <w:color w:val="CCCCCC"/>
+          <w:sz w:val="21"/>
+          <w:szCs w:val="21"/>
+          <w:lang/>
+        </w:rPr>
+        <w:t>});</w:t>
+      </w:r>
+    </w:p>
+    <w:p>
+      <w:pPr>
+        <w:shd w:val="clear" w:color="auto" w:fill="1F1F1F"/>
+        <w:spacing w:after="0" w:line="285" w:lineRule="atLeast"/>
+        <w:rPr>
+          <w:rFonts w:ascii="Consolas" w:eastAsia="Times New Roman" w:hAnsi="Consolas"/>
+          <w:color w:val="CCCCCC"/>
+          <w:sz w:val="21"/>
+          <w:szCs w:val="21"/>
+          <w:lang/>
+        </w:rPr>
+      </w:pPr>
+    </w:p>
+    <w:p>
+      <w:pPr>
+        <w:shd w:val="clear" w:color="auto" w:fill="1F1F1F"/>
+        <w:spacing w:after="0" w:line="285" w:lineRule="atLeast"/>
+        <w:rPr>
+          <w:rFonts w:ascii="Consolas" w:eastAsia="Times New Roman" w:hAnsi="Consolas"/>
+          <w:color w:val="CCCCCC"/>
+          <w:sz w:val="21"/>
+          <w:szCs w:val="21"/>
+          <w:lang/>
+        </w:rPr>
+      </w:pPr>
+      <w:r>
+        <w:rPr>
+          <w:rFonts w:ascii="Consolas" w:eastAsia="Times New Roman" w:hAnsi="Consolas"/>
+          <w:color w:val="CCCCCC"/>
+          <w:sz w:val="21"/>
+          <w:szCs w:val="21"/>
+          <w:lang/>
+        </w:rPr>
+        <w:t xml:space="preserve">tensor.addDimension(2, </w:t>
+      </w:r>
+      <w:r>
+        <w:rPr>
+          <w:rFonts w:ascii="Consolas" w:eastAsia="Times New Roman" w:hAnsi="Consolas"/>
+          <w:color w:val="CCCCCC"/>
+          <w:sz w:val="21"/>
+          <w:szCs w:val="21"/>
+          <w:lang/>
+        </w:rPr>
+        <w:t>1</w:t>
+      </w:r>
+      <w:r>
+        <w:rPr>
+          <w:rFonts w:ascii="Consolas" w:eastAsia="Times New Roman" w:hAnsi="Consolas"/>
+          <w:color w:val="CCCCCC"/>
+          <w:sz w:val="21"/>
+          <w:szCs w:val="21"/>
+          <w:lang/>
+        </w:rPr>
+        <w:t>);</w:t>
+      </w:r>
+    </w:p>
+    <w:p>
+      <w:pPr>
+        <w:shd w:val="clear" w:color="auto" w:fill="1F1F1F"/>
+        <w:spacing w:after="0" w:line="285" w:lineRule="atLeast"/>
+        <w:rPr>
+          <w:rFonts w:ascii="Consolas" w:eastAsia="Times New Roman" w:hAnsi="Consolas"/>
+          <w:color w:val="CCCCCC"/>
+          <w:sz w:val="21"/>
+          <w:szCs w:val="21"/>
+          <w:lang/>
+        </w:rPr>
+      </w:pPr>
+    </w:p>
+    <w:p>
+      <w:pPr>
+        <w:shd w:val="clear" w:color="auto" w:fill="1F1F1F"/>
+        <w:spacing w:after="0" w:line="285" w:lineRule="atLeast"/>
+        <w:rPr>
+          <w:rFonts w:ascii="Consolas" w:eastAsia="Times New Roman" w:hAnsi="Consolas"/>
+          <w:color w:val="CCCCCC"/>
+          <w:sz w:val="21"/>
+          <w:szCs w:val="21"/>
+          <w:lang/>
+        </w:rPr>
+      </w:pPr>
+      <w:r>
+        <w:rPr>
+          <w:rFonts w:ascii="Consolas" w:eastAsia="Times New Roman" w:hAnsi="Consolas"/>
+          <w:color w:val="CCCCCC"/>
+          <w:sz w:val="21"/>
+          <w:szCs w:val="21"/>
+          <w:lang/>
+        </w:rPr>
+        <w:t>tensor.transposition();</w:t>
+      </w:r>
+    </w:p>
+    <w:p>
+      <w:pPr>
+        <w:shd w:val="clear" w:color="auto" w:fill="1F1F1F"/>
+        <w:spacing w:after="0" w:line="285" w:lineRule="atLeast"/>
+        <w:rPr>
+          <w:rFonts w:ascii="Consolas" w:eastAsia="Times New Roman" w:hAnsi="Consolas"/>
+          <w:color w:val="CCCCCC"/>
+          <w:sz w:val="21"/>
+          <w:szCs w:val="21"/>
+          <w:lang/>
+        </w:rPr>
+      </w:pPr>
+    </w:p>
+    <w:p>
+      <w:pPr>
+        <w:shd w:val="clear" w:color="auto" w:fill="1F1F1F"/>
+        <w:spacing w:after="0" w:line="285" w:lineRule="atLeast"/>
+        <w:rPr>
+          <w:rFonts w:ascii="Consolas" w:eastAsia="Times New Roman" w:hAnsi="Consolas"/>
+          <w:color w:val="CCCCCC"/>
+          <w:sz w:val="21"/>
+          <w:szCs w:val="21"/>
+          <w:lang/>
+        </w:rPr>
+      </w:pPr>
+      <w:r>
+        <w:rPr>
+          <w:rFonts w:ascii="Consolas" w:eastAsia="Times New Roman" w:hAnsi="Consolas"/>
+          <w:color w:val="4EC9B0"/>
+          <w:sz w:val="21"/>
+          <w:szCs w:val="21"/>
+          <w:lang/>
+        </w:rPr>
+        <w:t>Tensor</w:t>
+      </w:r>
+      <w:r>
+        <w:rPr>
+          <w:rFonts w:ascii="Consolas" w:eastAsia="Times New Roman" w:hAnsi="Consolas"/>
+          <w:color w:val="D4D4D4"/>
+          <w:sz w:val="21"/>
+          <w:szCs w:val="21"/>
+          <w:lang/>
+        </w:rPr>
+        <w:t>&lt;</w:t>
+      </w:r>
+      <w:r>
+        <w:rPr>
+          <w:rFonts w:ascii="Consolas" w:eastAsia="Times New Roman" w:hAnsi="Consolas"/>
+          <w:color w:val="569CD6"/>
+          <w:sz w:val="21"/>
+          <w:szCs w:val="21"/>
+          <w:lang/>
+        </w:rPr>
+        <w:t>double</w:t>
+      </w:r>
+      <w:r>
+        <w:rPr>
+          <w:rFonts w:ascii="Consolas" w:eastAsia="Times New Roman" w:hAnsi="Consolas"/>
+          <w:color w:val="D4D4D4"/>
+          <w:sz w:val="21"/>
+          <w:szCs w:val="21"/>
+          <w:lang/>
+        </w:rPr>
+        <w:t>&gt;</w:t>
+      </w:r>
+      <w:r>
+        <w:rPr>
+          <w:rFonts w:ascii="Consolas" w:eastAsia="Times New Roman" w:hAnsi="Consolas"/>
+          <w:color w:val="CCCCCC"/>
+          <w:sz w:val="21"/>
+          <w:szCs w:val="21"/>
+          <w:lang/>
+        </w:rPr>
+        <w:t xml:space="preserve"> </w:t>
+      </w:r>
+      <w:r>
+        <w:rPr>
+          <w:rFonts w:ascii="Consolas" w:eastAsia="Times New Roman" w:hAnsi="Consolas"/>
+          <w:color w:val="9CDCFE"/>
+          <w:sz w:val="21"/>
+          <w:szCs w:val="21"/>
+          <w:lang/>
+        </w:rPr>
+        <w:t>tensor</w:t>
+      </w:r>
+      <w:r>
+        <w:rPr>
+          <w:rFonts w:ascii="Consolas" w:eastAsia="Times New Roman" w:hAnsi="Consolas"/>
+          <w:color w:val="9CDCFE"/>
+          <w:sz w:val="21"/>
+          <w:szCs w:val="21"/>
+          <w:lang/>
+        </w:rPr>
+        <w:t>2</w:t>
+      </w:r>
+      <w:r>
+        <w:rPr>
+          <w:rFonts w:ascii="Consolas" w:eastAsia="Times New Roman" w:hAnsi="Consolas"/>
+          <w:color w:val="CCCCCC"/>
+          <w:sz w:val="21"/>
+          <w:szCs w:val="21"/>
+          <w:lang/>
+        </w:rPr>
+        <w:t xml:space="preserve"> </w:t>
+      </w:r>
+      <w:r>
+        <w:rPr>
+          <w:rFonts w:ascii="Consolas" w:eastAsia="Times New Roman" w:hAnsi="Consolas"/>
+          <w:color w:val="D4D4D4"/>
+          <w:sz w:val="21"/>
+          <w:szCs w:val="21"/>
+          <w:lang/>
+        </w:rPr>
+        <w:t>=</w:t>
+      </w:r>
+      <w:r>
+        <w:rPr>
+          <w:rFonts w:ascii="Consolas" w:eastAsia="Times New Roman" w:hAnsi="Consolas"/>
+          <w:color w:val="CCCCCC"/>
+          <w:sz w:val="21"/>
+          <w:szCs w:val="21"/>
+          <w:lang/>
+        </w:rPr>
+        <w:t xml:space="preserve"> </w:t>
+      </w:r>
+      <w:r>
+        <w:rPr>
+          <w:rFonts w:ascii="Consolas" w:eastAsia="Times New Roman" w:hAnsi="Consolas"/>
+          <w:color w:val="4EC9B0"/>
+          <w:sz w:val="21"/>
+          <w:szCs w:val="21"/>
+          <w:lang/>
+        </w:rPr>
+        <w:t>Tensor</w:t>
+      </w:r>
+      <w:r>
+        <w:rPr>
+          <w:rFonts w:ascii="Consolas" w:eastAsia="Times New Roman" w:hAnsi="Consolas"/>
+          <w:color w:val="CCCCCC"/>
+          <w:sz w:val="21"/>
+          <w:szCs w:val="21"/>
+          <w:lang/>
+        </w:rPr>
+        <w:t>&lt;</w:t>
+      </w:r>
+      <w:r>
+        <w:rPr>
+          <w:rFonts w:ascii="Consolas" w:eastAsia="Times New Roman" w:hAnsi="Consolas"/>
+          <w:color w:val="569CD6"/>
+          <w:sz w:val="21"/>
+          <w:szCs w:val="21"/>
+          <w:lang/>
+        </w:rPr>
+        <w:t>double</w:t>
+      </w:r>
+      <w:r>
+        <w:rPr>
+          <w:rFonts w:ascii="Consolas" w:eastAsia="Times New Roman" w:hAnsi="Consolas"/>
+          <w:color w:val="CCCCCC"/>
+          <w:sz w:val="21"/>
+          <w:szCs w:val="21"/>
+          <w:lang/>
+        </w:rPr>
+        <w:t>&gt;(</w:t>
+      </w:r>
+      <w:r>
+        <w:rPr>
+          <w:rFonts w:ascii="Consolas" w:eastAsia="Times New Roman" w:hAnsi="Consolas"/>
+          <w:color w:val="9CDCFE"/>
+          <w:sz w:val="21"/>
+          <w:szCs w:val="21"/>
+          <w:lang/>
+        </w:rPr>
+        <w:t>{2, 2, 3}</w:t>
+      </w:r>
+      <w:r>
+        <w:rPr>
+          <w:rFonts w:ascii="Consolas" w:eastAsia="Times New Roman" w:hAnsi="Consolas"/>
+          <w:color w:val="CCCCCC"/>
+          <w:sz w:val="21"/>
+          <w:szCs w:val="21"/>
+          <w:lang/>
+        </w:rPr>
+        <w:t>);</w:t>
+      </w:r>
+    </w:p>
+    <w:p>
+      <w:pPr>
+        <w:shd w:val="clear" w:color="auto" w:fill="1F1F1F"/>
+        <w:spacing w:after="0" w:line="285" w:lineRule="atLeast"/>
+        <w:rPr>
+          <w:rFonts w:ascii="Consolas" w:eastAsia="Times New Roman" w:hAnsi="Consolas"/>
+          <w:color w:val="CCCCCC"/>
+          <w:sz w:val="21"/>
+          <w:szCs w:val="21"/>
+          <w:lang/>
+        </w:rPr>
+      </w:pPr>
+    </w:p>
+    <w:p>
+      <w:pPr>
+        <w:shd w:val="clear" w:color="auto" w:fill="1F1F1F"/>
+        <w:spacing w:after="0" w:line="285" w:lineRule="atLeast"/>
+        <w:rPr>
+          <w:rFonts w:ascii="Consolas" w:eastAsia="Times New Roman" w:hAnsi="Consolas"/>
+          <w:color w:val="CCCCCC"/>
+          <w:sz w:val="21"/>
+          <w:szCs w:val="21"/>
+          <w:lang/>
+        </w:rPr>
+      </w:pPr>
+      <w:r>
+        <w:rPr>
+          <w:rFonts w:ascii="Consolas" w:eastAsia="Times New Roman" w:hAnsi="Consolas"/>
+          <w:color w:val="CCCCCC"/>
+          <w:sz w:val="21"/>
+          <w:szCs w:val="21"/>
+          <w:lang/>
+        </w:rPr>
+        <w:t>T</w:t>
+      </w:r>
+      <w:r>
+        <w:rPr>
+          <w:rFonts w:ascii="Consolas" w:eastAsia="Times New Roman" w:hAnsi="Consolas"/>
+          <w:color w:val="CCCCCC"/>
+          <w:sz w:val="21"/>
+          <w:szCs w:val="21"/>
+          <w:lang/>
+        </w:rPr>
+        <w:t>ensor</w:t>
+      </w:r>
+      <w:r>
+        <w:rPr>
+          <w:rFonts w:ascii="Consolas" w:eastAsia="Times New Roman" w:hAnsi="Consolas"/>
+          <w:color w:val="CCCCCC"/>
+          <w:sz w:val="21"/>
+          <w:szCs w:val="21"/>
+          <w:lang/>
+        </w:rPr>
+        <w:t>2</w:t>
+      </w:r>
+      <w:r>
+        <w:rPr>
+          <w:rFonts w:ascii="Consolas" w:eastAsia="Times New Roman" w:hAnsi="Consolas"/>
+          <w:color w:val="CCCCCC"/>
+          <w:sz w:val="21"/>
+          <w:szCs w:val="21"/>
+          <w:lang/>
+        </w:rPr>
+        <w:t>.setItem(</w:t>
+      </w:r>
+      <w:r>
+        <w:rPr>
+          <w:rFonts w:ascii="Consolas" w:eastAsia="Times New Roman" w:hAnsi="Consolas"/>
+          <w:color w:val="CCCCCC"/>
+          <w:sz w:val="21"/>
+          <w:szCs w:val="21"/>
+          <w:lang/>
+        </w:rPr>
+        <w:t>-5.</w:t>
+      </w:r>
+      <w:r>
+        <w:rPr>
+          <w:rFonts w:ascii="Consolas" w:eastAsia="Times New Roman" w:hAnsi="Consolas"/>
+          <w:color w:val="CCCCCC"/>
+          <w:sz w:val="21"/>
+          <w:szCs w:val="21"/>
+          <w:lang/>
+        </w:rPr>
+        <w:t>, {0, 0});</w:t>
+      </w:r>
+    </w:p>
+    <w:p>
+      <w:pPr>
+        <w:shd w:val="clear" w:color="auto" w:fill="1F1F1F"/>
+        <w:spacing w:after="0" w:line="285" w:lineRule="atLeast"/>
+        <w:rPr>
+          <w:rFonts w:ascii="Consolas" w:eastAsia="Times New Roman" w:hAnsi="Consolas"/>
+          <w:color w:val="CCCCCC"/>
+          <w:sz w:val="21"/>
+          <w:szCs w:val="21"/>
+          <w:lang/>
+        </w:rPr>
+      </w:pPr>
+      <w:r>
+        <w:rPr>
+          <w:rFonts w:ascii="Consolas" w:eastAsia="Times New Roman" w:hAnsi="Consolas"/>
+          <w:color w:val="CCCCCC"/>
+          <w:sz w:val="21"/>
+          <w:szCs w:val="21"/>
+          <w:lang/>
+        </w:rPr>
+        <w:t>tensor</w:t>
+      </w:r>
+      <w:r>
+        <w:rPr>
+          <w:rFonts w:ascii="Consolas" w:eastAsia="Times New Roman" w:hAnsi="Consolas"/>
+          <w:color w:val="CCCCCC"/>
+          <w:sz w:val="21"/>
+          <w:szCs w:val="21"/>
+          <w:lang/>
+        </w:rPr>
+        <w:t>2</w:t>
+      </w:r>
+      <w:r>
+        <w:rPr>
+          <w:rFonts w:ascii="Consolas" w:eastAsia="Times New Roman" w:hAnsi="Consolas"/>
+          <w:color w:val="CCCCCC"/>
+          <w:sz w:val="21"/>
+          <w:szCs w:val="21"/>
+          <w:lang/>
+        </w:rPr>
+        <w:t>.setItem(</w:t>
+      </w:r>
+      <w:r>
+        <w:rPr>
+          <w:rFonts w:ascii="Consolas" w:eastAsia="Times New Roman" w:hAnsi="Consolas"/>
+          <w:color w:val="CCCCCC"/>
+          <w:sz w:val="21"/>
+          <w:szCs w:val="21"/>
+          <w:lang/>
+        </w:rPr>
+        <w:t>1.</w:t>
+      </w:r>
+      <w:r>
+        <w:rPr>
+          <w:rFonts w:ascii="Consolas" w:eastAsia="Times New Roman" w:hAnsi="Consolas"/>
+          <w:color w:val="CCCCCC"/>
+          <w:sz w:val="21"/>
+          <w:szCs w:val="21"/>
+          <w:lang/>
+        </w:rPr>
+        <w:t xml:space="preserve">, </w:t>
+      </w:r>
+      <w:r>
+        <w:rPr>
+          <w:rFonts w:ascii="Consolas" w:eastAsia="Times New Roman" w:hAnsi="Consolas"/>
+          <w:color w:val="CCCCCC"/>
+          <w:sz w:val="21"/>
+          <w:szCs w:val="21"/>
+          <w:lang/>
+        </w:rPr>
+        <w:t xml:space="preserve"> </w:t>
+      </w:r>
+      <w:r>
+        <w:rPr>
+          <w:rFonts w:ascii="Consolas" w:eastAsia="Times New Roman" w:hAnsi="Consolas"/>
+          <w:color w:val="CCCCCC"/>
+          <w:sz w:val="21"/>
+          <w:szCs w:val="21"/>
+          <w:lang/>
+        </w:rPr>
+        <w:t>{0, 1});</w:t>
+      </w:r>
+    </w:p>
+    <w:p>
+      <w:pPr>
+        <w:shd w:val="clear" w:color="auto" w:fill="1F1F1F"/>
+        <w:spacing w:after="0" w:line="285" w:lineRule="atLeast"/>
+        <w:rPr>
+          <w:rFonts w:ascii="Consolas" w:eastAsia="Times New Roman" w:hAnsi="Consolas"/>
+          <w:color w:val="CCCCCC"/>
+          <w:sz w:val="21"/>
+          <w:szCs w:val="21"/>
+          <w:lang/>
+        </w:rPr>
+      </w:pPr>
+    </w:p>
+    <w:p>
+      <w:pPr>
+        <w:shd w:val="clear" w:color="auto" w:fill="1F1F1F"/>
+        <w:spacing w:after="0" w:line="285" w:lineRule="atLeast"/>
+        <w:rPr>
+          <w:rFonts w:ascii="Consolas" w:eastAsia="Times New Roman" w:hAnsi="Consolas"/>
+          <w:color w:val="CCCCCC"/>
+          <w:sz w:val="21"/>
+          <w:szCs w:val="21"/>
+          <w:lang/>
+        </w:rPr>
+      </w:pPr>
+      <w:r>
+        <w:rPr>
+          <w:rFonts w:ascii="Consolas" w:eastAsia="Times New Roman" w:hAnsi="Consolas"/>
+          <w:color w:val="4EC9B0"/>
+          <w:sz w:val="21"/>
+          <w:szCs w:val="21"/>
+          <w:lang/>
+        </w:rPr>
+        <w:t>Tensor</w:t>
+      </w:r>
+      <w:r>
+        <w:rPr>
+          <w:rFonts w:ascii="Consolas" w:eastAsia="Times New Roman" w:hAnsi="Consolas"/>
+          <w:color w:val="D4D4D4"/>
+          <w:sz w:val="21"/>
+          <w:szCs w:val="21"/>
+          <w:lang/>
+        </w:rPr>
+        <w:t>&lt;</w:t>
+      </w:r>
+      <w:r>
+        <w:rPr>
+          <w:rFonts w:ascii="Consolas" w:eastAsia="Times New Roman" w:hAnsi="Consolas"/>
+          <w:color w:val="569CD6"/>
+          <w:sz w:val="21"/>
+          <w:szCs w:val="21"/>
+          <w:lang/>
+        </w:rPr>
+        <w:t>double</w:t>
+      </w:r>
+      <w:r>
+        <w:rPr>
+          <w:rFonts w:ascii="Consolas" w:eastAsia="Times New Roman" w:hAnsi="Consolas"/>
+          <w:color w:val="D4D4D4"/>
+          <w:sz w:val="21"/>
+          <w:szCs w:val="21"/>
+          <w:lang/>
+        </w:rPr>
+        <w:t>&gt;</w:t>
+      </w:r>
+      <w:r>
+        <w:rPr>
+          <w:rFonts w:ascii="Consolas" w:eastAsia="Times New Roman" w:hAnsi="Consolas"/>
+          <w:color w:val="CCCCCC"/>
+          <w:sz w:val="21"/>
+          <w:szCs w:val="21"/>
+          <w:lang/>
+        </w:rPr>
+        <w:t xml:space="preserve"> </w:t>
+      </w:r>
+      <w:r>
+        <w:rPr>
+          <w:rFonts w:ascii="Consolas" w:eastAsia="Times New Roman" w:hAnsi="Consolas"/>
+          <w:color w:val="9CDCFE"/>
+          <w:sz w:val="21"/>
+          <w:szCs w:val="21"/>
+          <w:lang/>
+        </w:rPr>
+        <w:t>result</w:t>
+      </w:r>
+      <w:r>
+        <w:rPr>
+          <w:rFonts w:ascii="Consolas" w:eastAsia="Times New Roman" w:hAnsi="Consolas"/>
+          <w:color w:val="CCCCCC"/>
+          <w:sz w:val="21"/>
+          <w:szCs w:val="21"/>
+          <w:lang/>
+        </w:rPr>
+        <w:t xml:space="preserve"> </w:t>
+      </w:r>
+      <w:r>
+        <w:rPr>
+          <w:rFonts w:ascii="Consolas" w:eastAsia="Times New Roman" w:hAnsi="Consolas"/>
+          <w:color w:val="D4D4D4"/>
+          <w:sz w:val="21"/>
+          <w:szCs w:val="21"/>
+          <w:lang/>
+        </w:rPr>
+        <w:t>=</w:t>
+      </w:r>
+      <w:r>
+        <w:rPr>
+          <w:rFonts w:ascii="Consolas" w:eastAsia="Times New Roman" w:hAnsi="Consolas"/>
+          <w:color w:val="CCCCCC"/>
+          <w:sz w:val="21"/>
+          <w:szCs w:val="21"/>
+          <w:lang/>
+        </w:rPr>
+        <w:t xml:space="preserve"> </w:t>
+      </w:r>
+      <w:r>
+        <w:rPr>
+          <w:rFonts w:ascii="Consolas" w:eastAsia="Times New Roman" w:hAnsi="Consolas"/>
+          <w:color w:val="4EC9B0"/>
+          <w:sz w:val="21"/>
+          <w:szCs w:val="21"/>
+          <w:lang/>
+        </w:rPr>
+        <w:t>tensor + tensor2;</w:t>
+      </w:r>
+    </w:p>
+    <w:p>
+      <w:pPr>
+        <w:shd w:val="clear" w:color="auto" w:fill="1F1F1F"/>
+        <w:spacing w:after="0" w:line="285" w:lineRule="atLeast"/>
+        <w:rPr>
+          <w:rFonts w:ascii="Consolas" w:eastAsia="Times New Roman" w:hAnsi="Consolas"/>
+          <w:color w:val="CCCCCC"/>
+          <w:sz w:val="21"/>
+          <w:szCs w:val="21"/>
+          <w:lang/>
+        </w:rPr>
+      </w:pPr>
+    </w:p>
+    <w:p>
+      <w:pPr>
+        <w:shd w:val="clear" w:color="auto" w:fill="1F1F1F"/>
+        <w:spacing w:after="0" w:line="285" w:lineRule="atLeast"/>
+        <w:rPr>
+          <w:rFonts w:ascii="Consolas" w:eastAsia="Times New Roman" w:hAnsi="Consolas"/>
+          <w:color w:val="CCCCCC"/>
+          <w:sz w:val="21"/>
+          <w:szCs w:val="21"/>
+          <w:lang/>
+        </w:rPr>
+      </w:pPr>
+      <w:r>
+        <w:rPr>
+          <w:rFonts w:ascii="Consolas" w:eastAsia="Times New Roman" w:hAnsi="Consolas"/>
+          <w:color w:val="CCCCCC"/>
+          <w:sz w:val="21"/>
+          <w:szCs w:val="21"/>
+          <w:lang/>
+        </w:rPr>
+        <w:t>std::print(“{}\n“, result);</w:t>
+      </w:r>
+    </w:p>
+    <w:p>
+      <w:pPr>
+        <w:shd w:val="clear" w:color="auto" w:fill="1F1F1F"/>
+        <w:spacing w:after="0" w:line="285" w:lineRule="atLeast"/>
+        <w:rPr>
+          <w:rFonts w:ascii="Consolas" w:eastAsia="Times New Roman" w:hAnsi="Consolas"/>
+          <w:color w:val="CCCCCC"/>
+          <w:sz w:val="21"/>
+          <w:szCs w:val="21"/>
+          <w:lang/>
+        </w:rPr>
+      </w:pPr>
     </w:p>
     <w:p>
       <w:pPr>
         <w:spacing w:line="360" w:lineRule="auto"/>
         <w:jc w:val="both"/>
-        <w:rPr>
-          <w:lang w:eastAsia="cs-CZ"/>
-        </w:rPr>
-      </w:pPr>
-      <w:r>
-        <w:rPr>
-          <w:lang w:eastAsia="cs-CZ"/>
-        </w:rPr>
-        <w:t>Testy byly uskutečněny pomocí GoogleTest frameworku.</w:t>
-      </w:r>
-      <w:r>
-        <w:rPr>
-          <w:lang w:eastAsia="cs-CZ"/>
-        </w:rPr>
-        <w:t xml:space="preserve"> Testy jsou ve složce „test“ ve které je složka „src“ ve které je struktura </w:t>
-      </w:r>
-      <w:r>
-        <w:rPr>
-          <w:lang w:eastAsia="cs-CZ"/>
-        </w:rPr>
-        <w:t>kopírující</w:t>
-      </w:r>
-      <w:r>
-        <w:rPr>
-          <w:lang w:eastAsia="cs-CZ"/>
-        </w:rPr>
-        <w:t xml:space="preserve"> strukturu projektu.</w:t>
-      </w:r>
-      <w:r>
-        <w:rPr>
-          <w:lang w:eastAsia="cs-CZ"/>
-        </w:rPr>
-        <w:t xml:space="preserve"> Na místech zdrojových kódu, které jsou </w:t>
-      </w:r>
-      <w:r>
-        <w:rPr>
-          <w:lang w:eastAsia="cs-CZ"/>
-        </w:rPr>
-        <w:t xml:space="preserve">unit </w:t>
-      </w:r>
-      <w:r>
-        <w:rPr>
-          <w:lang w:eastAsia="cs-CZ"/>
-        </w:rPr>
-        <w:t>testovány tam ovšem jsou soubory s testy podle jmenné konvence: „jméno původního souboru + _test + .cpp“.</w:t>
-      </w:r>
-      <w:r>
-        <w:rPr>
-          <w:lang w:eastAsia="cs-CZ"/>
-        </w:rPr>
-        <w:t xml:space="preserve"> Pro zátěžové testy je konvence stejná, jenom místo „_test“ je nahrazeno „_stress“.</w:t>
-      </w:r>
-    </w:p>
-    <w:p>
-      <w:pPr>
-        <w:spacing w:line="360" w:lineRule="auto"/>
-        <w:jc w:val="both"/>
-        <w:rPr>
-          <w:lang w:eastAsia="cs-CZ"/>
-        </w:rPr>
-      </w:pPr>
-      <w:r>
-        <w:rPr>
-          <w:lang w:eastAsia="cs-CZ"/>
-        </w:rPr>
-        <w:t xml:space="preserve">V obou typech testů (unit i zátěž) bylo na začátku, těsně před vložením hlavičkového souboru „Tensor.hpp“ </w:t>
-      </w:r>
-      <w:r>
-        <w:rPr>
-          <w:lang w:eastAsia="cs-CZ"/>
-        </w:rPr>
-        <w:t>definováno makro, které ihned po vložení tohoto hlavičkového souboru oddefinováno.</w:t>
-      </w:r>
-      <w:r>
-        <w:rPr>
-          <w:lang w:eastAsia="cs-CZ"/>
-        </w:rPr>
-        <w:t xml:space="preserve"> Toto makro zaměňuje klíčové slovo C++ „</w:t>
-      </w:r>
-      <w:r>
-        <w:rPr>
-          <w:lang w:eastAsia="cs-CZ"/>
-        </w:rPr>
-        <w:t>protected</w:t>
-      </w:r>
-      <w:r>
-        <w:rPr>
-          <w:lang w:eastAsia="cs-CZ"/>
-        </w:rPr>
-        <w:t>“ za „public“ a tím pádem pro testy odkrývá privátní členy třídy k jejich otestování.</w:t>
-      </w:r>
-    </w:p>
-    <w:p>
-      <w:pPr>
-        <w:pStyle w:val="Nadpis3"/>
-        <w:jc w:val="both"/>
-        <w:rPr>
-          <w:lang w:eastAsia="cs-CZ"/>
-        </w:rPr>
-      </w:pPr>
-      <w:bookmarkStart w:id="23" w:name="_Toc229864008"/>
-      <w:r>
-        <w:rPr>
-          <w:lang w:eastAsia="cs-CZ"/>
-        </w:rPr>
-        <w:t>2.</w:t>
-      </w:r>
-      <w:r>
-        <w:rPr>
-          <w:lang w:eastAsia="cs-CZ"/>
-        </w:rPr>
-        <w:t>3</w:t>
-      </w:r>
-      <w:r>
-        <w:rPr>
-          <w:lang w:eastAsia="cs-CZ"/>
-        </w:rPr>
-        <w:t>.1 Unit testování</w:t>
-      </w:r>
-      <w:bookmarkEnd w:id="23"/>
-    </w:p>
-    <w:p>
-      <w:pPr>
-        <w:spacing w:line="360" w:lineRule="auto"/>
-        <w:jc w:val="both"/>
-        <w:rPr>
-          <w:lang w:eastAsia="cs-CZ"/>
-        </w:rPr>
-      </w:pPr>
-      <w:r>
-        <w:rPr>
-          <w:lang w:eastAsia="cs-CZ"/>
-        </w:rPr>
-        <w:t>Na tenzor samotný připadá přes 140 testů.</w:t>
-      </w:r>
-      <w:r>
-        <w:rPr>
-          <w:lang w:eastAsia="cs-CZ"/>
-        </w:rPr>
-        <w:t xml:space="preserve"> Každá důležitější metoda je testována vícekrát pro jiný případ.</w:t>
-      </w:r>
-      <w:r>
-        <w:rPr>
-          <w:lang w:eastAsia="cs-CZ"/>
-        </w:rPr>
-        <w:t xml:space="preserve"> Pro testy byla využita makra google testu TEST a uvnitř asertivní makra pro kontrolu výsledku testu, většinou EXPECT_EQ pro posouzení rovnosti výsledku s očekávanou </w:t>
-      </w:r>
-      <w:r>
-        <w:rPr>
-          <w:lang w:eastAsia="cs-CZ"/>
-        </w:rPr>
-        <w:lastRenderedPageBreak/>
-        <w:t>hodnotou.</w:t>
-      </w:r>
-      <w:r>
-        <w:rPr>
-          <w:lang w:eastAsia="cs-CZ"/>
-        </w:rPr>
-        <w:t xml:space="preserve"> Většina těchto testů byla znovupoužita na otestování paralelní verze tenzoru až na výjimku testů, co vyžadovaly v typovém parametrů nekompatibilní datové typy pro kopii na GPU paměť.</w:t>
-      </w:r>
-      <w:r>
-        <w:rPr>
-          <w:lang w:eastAsia="cs-CZ"/>
-        </w:rPr>
-        <w:t xml:space="preserve"> Například std::string nebo i tenzor v tenzoru.</w:t>
-      </w:r>
-      <w:r>
-        <w:rPr>
-          <w:lang w:eastAsia="cs-CZ"/>
-        </w:rPr>
-        <w:t xml:space="preserve"> To zredukovalo počet unit testů pro paralelní zpracování na něco přes 110.</w:t>
-      </w:r>
-    </w:p>
-    <w:p>
-      <w:pPr>
-        <w:pStyle w:val="Nadpis3"/>
-        <w:jc w:val="both"/>
-        <w:rPr>
-          <w:lang w:eastAsia="cs-CZ"/>
-        </w:rPr>
-      </w:pPr>
-      <w:bookmarkStart w:id="24" w:name="_Toc229864009"/>
-      <w:r>
-        <w:rPr>
-          <w:lang w:eastAsia="cs-CZ"/>
-        </w:rPr>
-        <w:t>2.</w:t>
-      </w:r>
-      <w:r>
-        <w:rPr>
-          <w:lang w:eastAsia="cs-CZ"/>
-        </w:rPr>
-        <w:t>3</w:t>
-      </w:r>
-      <w:r>
-        <w:rPr>
-          <w:lang w:eastAsia="cs-CZ"/>
-        </w:rPr>
-        <w:t>.2 Zátěžové testování</w:t>
-      </w:r>
-      <w:bookmarkEnd w:id="24"/>
-    </w:p>
-    <w:p>
-      <w:pPr>
-        <w:spacing w:line="360" w:lineRule="auto"/>
-        <w:jc w:val="both"/>
-        <w:rPr>
-          <w:lang w:eastAsia="cs-CZ"/>
-        </w:rPr>
-      </w:pPr>
-      <w:r>
-        <w:rPr>
-          <w:lang w:eastAsia="cs-CZ"/>
-        </w:rPr>
-        <w:t>Xxx</w:t>
-      </w:r>
-    </w:p>
-    <w:p>
-      <w:pPr>
-        <w:spacing w:after="0" w:line="240" w:lineRule="auto"/>
-        <w:rPr>
-          <w:noProof/>
-          <w:szCs w:val="24"/>
-          <w:lang w:eastAsia="cs-CZ"/>
-        </w:rPr>
-      </w:pPr>
-      <w:r>
-        <w:rPr>
-          <w:noProof/>
-          <w:szCs w:val="24"/>
-          <w:lang w:eastAsia="cs-CZ"/>
-        </w:rPr>
-        <w:br w:type="page"/>
-      </w:r>
-    </w:p>
-    <w:p>
-      <w:pPr>
-        <w:pStyle w:val="Nadpis1"/>
-      </w:pPr>
-      <w:bookmarkStart w:id="25" w:name="_Toc229864010"/>
-      <w:r>
-        <w:lastRenderedPageBreak/>
-        <w:t>3 TEORETICKÉ VYUŽITÍ</w:t>
-      </w:r>
-      <w:bookmarkEnd w:id="25"/>
-    </w:p>
-    <w:p>
-      <w:r>
-        <w:t>Xxx</w:t>
-      </w:r>
+      </w:pPr>
     </w:p>
     <w:p>
       <w:pPr>
@@ -10775,7 +12889,7 @@
           <w:szCs w:val="24"/>
         </w:rPr>
       </w:pPr>
-      <w:bookmarkStart w:id="26" w:name="_Toc227521731"/>
+      <w:bookmarkStart w:id="29" w:name="_Toc227521731"/>
       <w:r>
         <w:rPr>
           <w:i w:val="0"/>
@@ -10850,7 +12964,7 @@
         </w:rPr>
         <w:t>Vzdělanostní struktura obyvatelstva České republiky (2021)</w:t>
       </w:r>
-      <w:bookmarkEnd w:id="26"/>
+      <w:bookmarkEnd w:id="29"/>
     </w:p>
     <w:tbl>
       <w:tblPr>
@@ -11485,8 +13599,8 @@
         </w:rPr>
         <w:t>: Balonky (Min, 2016</w:t>
       </w:r>
-      <w:bookmarkStart w:id="27" w:name="_Toc24458948"/>
-      <w:bookmarkStart w:id="28" w:name="_Toc24459062"/>
+      <w:bookmarkStart w:id="30" w:name="_Toc24458948"/>
+      <w:bookmarkStart w:id="31" w:name="_Toc24459062"/>
       <w:r>
         <w:rPr>
           <w:i w:val="0"/>
@@ -11494,8 +13608,8 @@
         </w:rPr>
         <w:t>)</w:t>
       </w:r>
-      <w:bookmarkEnd w:id="27"/>
-      <w:bookmarkEnd w:id="28"/>
+      <w:bookmarkEnd w:id="30"/>
+      <w:bookmarkEnd w:id="31"/>
       <w:r>
         <w:rPr>
           <w:i w:val="0"/>
@@ -11514,12 +13628,12 @@
         </w:rPr>
         <w:br w:type="page"/>
       </w:r>
-      <w:bookmarkStart w:id="29" w:name="_Toc229864011"/>
+      <w:bookmarkStart w:id="32" w:name="_Toc229927237"/>
       <w:r>
         <w:lastRenderedPageBreak/>
         <w:t>ZÁVĚR</w:t>
       </w:r>
-      <w:bookmarkEnd w:id="29"/>
+      <w:bookmarkEnd w:id="32"/>
     </w:p>
     <w:p>
       <w:pPr>
@@ -11624,12 +13738,12 @@
       <w:r>
         <w:br w:type="page"/>
       </w:r>
-      <w:bookmarkStart w:id="30" w:name="_Toc229864012"/>
+      <w:bookmarkStart w:id="33" w:name="_Toc229927238"/>
       <w:r>
         <w:lastRenderedPageBreak/>
         <w:t>POUŽITÁ LITERATURA</w:t>
       </w:r>
-      <w:bookmarkEnd w:id="30"/>
+      <w:bookmarkEnd w:id="33"/>
     </w:p>
     <w:p>
       <w:pPr>
@@ -11675,14 +13789,7 @@
           <w:sz w:val="24"/>
           <w:szCs w:val="24"/>
         </w:rPr>
-        <w:t>. [cit. 2026-05-16].</w:t>
-      </w:r>
-      <w:r>
-        <w:rPr>
-          <w:sz w:val="24"/>
-          <w:szCs w:val="24"/>
-        </w:rPr>
-        <w:t xml:space="preserve"> </w:t>
+        <w:t xml:space="preserve">. [cit. 2026-05-16]. </w:t>
       </w:r>
     </w:p>
     <w:p>
@@ -11773,14 +13880,7 @@
           <w:sz w:val="24"/>
           <w:szCs w:val="24"/>
         </w:rPr>
-        <w:t>. 2014, vol. 2014, no. 74, s. 3176-3190. ISSN 0743-7315.</w:t>
-      </w:r>
-      <w:r>
-        <w:rPr>
-          <w:sz w:val="24"/>
-          <w:szCs w:val="24"/>
-        </w:rPr>
-        <w:t xml:space="preserve"> </w:t>
+        <w:t xml:space="preserve">. 2014, vol. 2014, no. 74, s. 3176-3190. ISSN 0743-7315. </w:t>
       </w:r>
     </w:p>
     <w:p>
@@ -12023,12 +14123,12 @@
       <w:r>
         <w:br w:type="page"/>
       </w:r>
-      <w:bookmarkStart w:id="31" w:name="_Toc229864013"/>
+      <w:bookmarkStart w:id="34" w:name="_Toc229927239"/>
       <w:r>
         <w:lastRenderedPageBreak/>
         <w:t>SEZNAM PŘÍLOH</w:t>
       </w:r>
-      <w:bookmarkEnd w:id="31"/>
+      <w:bookmarkEnd w:id="34"/>
     </w:p>
     <w:p>
       <w:pPr>
@@ -13982,7 +16082,7 @@
   <w:style w:type="paragraph" w:default="1" w:styleId="Normln">
     <w:name w:val="Normal"/>
     <w:qFormat/>
-    <w:rsid w:val="009B29C2"/>
+    <w:rsid w:val="00CF21B6"/>
     <w:pPr>
       <w:spacing w:after="160" w:line="259" w:lineRule="auto"/>
     </w:pPr>

--- a/ŠpaňúrM_KnihovnaProPraci_JM_2026.docx
+++ b/ŠpaňúrM_KnihovnaProPraci_JM_2026.docx
@@ -1631,7 +1631,7 @@
       <w:r>
         <w:fldChar w:fldCharType="separate"/>
       </w:r>
-      <w:hyperlink w:anchor="_Toc229927208" w:history="1">
+      <w:hyperlink w:anchor="_Toc229933918" w:history="1">
         <w:r>
           <w:rPr>
             <w:rStyle w:val="Hypertextovodkaz"/>
@@ -1659,7 +1659,7 @@
             <w:noProof/>
             <w:webHidden/>
           </w:rPr>
-          <w:instrText xml:space="preserve"> PAGEREF _Toc229927208 \h </w:instrText>
+          <w:instrText xml:space="preserve"> PAGEREF _Toc229933918 \h </w:instrText>
         </w:r>
         <w:r>
           <w:rPr>
@@ -1705,7 +1705,7 @@
           <w14:ligatures w14:val="standardContextual"/>
         </w:rPr>
       </w:pPr>
-      <w:hyperlink w:anchor="_Toc229927209" w:history="1">
+      <w:hyperlink w:anchor="_Toc229933919" w:history="1">
         <w:r>
           <w:rPr>
             <w:rStyle w:val="Hypertextovodkaz"/>
@@ -1733,7 +1733,7 @@
             <w:noProof/>
             <w:webHidden/>
           </w:rPr>
-          <w:instrText xml:space="preserve"> PAGEREF _Toc229927209 \h </w:instrText>
+          <w:instrText xml:space="preserve"> PAGEREF _Toc229933919 \h </w:instrText>
         </w:r>
         <w:r>
           <w:rPr>
@@ -1779,7 +1779,7 @@
           <w14:ligatures w14:val="standardContextual"/>
         </w:rPr>
       </w:pPr>
-      <w:hyperlink w:anchor="_Toc229927210" w:history="1">
+      <w:hyperlink w:anchor="_Toc229933920" w:history="1">
         <w:r>
           <w:rPr>
             <w:rStyle w:val="Hypertextovodkaz"/>
@@ -1807,7 +1807,7 @@
             <w:noProof/>
             <w:webHidden/>
           </w:rPr>
-          <w:instrText xml:space="preserve"> PAGEREF _Toc229927210 \h </w:instrText>
+          <w:instrText xml:space="preserve"> PAGEREF _Toc229933920 \h </w:instrText>
         </w:r>
         <w:r>
           <w:rPr>
@@ -1853,7 +1853,7 @@
           <w14:ligatures w14:val="standardContextual"/>
         </w:rPr>
       </w:pPr>
-      <w:hyperlink w:anchor="_Toc229927211" w:history="1">
+      <w:hyperlink w:anchor="_Toc229933921" w:history="1">
         <w:r>
           <w:rPr>
             <w:rStyle w:val="Hypertextovodkaz"/>
@@ -1880,7 +1880,7 @@
             <w:noProof/>
             <w:webHidden/>
           </w:rPr>
-          <w:instrText xml:space="preserve"> PAGEREF _Toc229927211 \h </w:instrText>
+          <w:instrText xml:space="preserve"> PAGEREF _Toc229933921 \h </w:instrText>
         </w:r>
         <w:r>
           <w:rPr>
@@ -1926,7 +1926,7 @@
           <w14:ligatures w14:val="standardContextual"/>
         </w:rPr>
       </w:pPr>
-      <w:hyperlink w:anchor="_Toc229927212" w:history="1">
+      <w:hyperlink w:anchor="_Toc229933922" w:history="1">
         <w:r>
           <w:rPr>
             <w:rStyle w:val="Hypertextovodkaz"/>
@@ -1953,7 +1953,7 @@
             <w:noProof/>
             <w:webHidden/>
           </w:rPr>
-          <w:instrText xml:space="preserve"> PAGEREF _Toc229927212 \h </w:instrText>
+          <w:instrText xml:space="preserve"> PAGEREF _Toc229933922 \h </w:instrText>
         </w:r>
         <w:r>
           <w:rPr>
@@ -1996,7 +1996,7 @@
           <w14:ligatures w14:val="standardContextual"/>
         </w:rPr>
       </w:pPr>
-      <w:hyperlink w:anchor="_Toc229927213" w:history="1">
+      <w:hyperlink w:anchor="_Toc229933923" w:history="1">
         <w:r>
           <w:rPr>
             <w:rStyle w:val="Hypertextovodkaz"/>
@@ -2023,7 +2023,7 @@
             <w:noProof/>
             <w:webHidden/>
           </w:rPr>
-          <w:instrText xml:space="preserve"> PAGEREF _Toc229927213 \h </w:instrText>
+          <w:instrText xml:space="preserve"> PAGEREF _Toc229933923 \h </w:instrText>
         </w:r>
         <w:r>
           <w:rPr>
@@ -2066,7 +2066,7 @@
           <w14:ligatures w14:val="standardContextual"/>
         </w:rPr>
       </w:pPr>
-      <w:hyperlink w:anchor="_Toc229927214" w:history="1">
+      <w:hyperlink w:anchor="_Toc229933924" w:history="1">
         <w:r>
           <w:rPr>
             <w:rStyle w:val="Hypertextovodkaz"/>
@@ -2093,7 +2093,7 @@
             <w:noProof/>
             <w:webHidden/>
           </w:rPr>
-          <w:instrText xml:space="preserve"> PAGEREF _Toc229927214 \h </w:instrText>
+          <w:instrText xml:space="preserve"> PAGEREF _Toc229933924 \h </w:instrText>
         </w:r>
         <w:r>
           <w:rPr>
@@ -2136,7 +2136,7 @@
           <w14:ligatures w14:val="standardContextual"/>
         </w:rPr>
       </w:pPr>
-      <w:hyperlink w:anchor="_Toc229927215" w:history="1">
+      <w:hyperlink w:anchor="_Toc229933925" w:history="1">
         <w:r>
           <w:rPr>
             <w:rStyle w:val="Hypertextovodkaz"/>
@@ -2163,7 +2163,7 @@
             <w:noProof/>
             <w:webHidden/>
           </w:rPr>
-          <w:instrText xml:space="preserve"> PAGEREF _Toc229927215 \h </w:instrText>
+          <w:instrText xml:space="preserve"> PAGEREF _Toc229933925 \h </w:instrText>
         </w:r>
         <w:r>
           <w:rPr>
@@ -2209,7 +2209,7 @@
           <w14:ligatures w14:val="standardContextual"/>
         </w:rPr>
       </w:pPr>
-      <w:hyperlink w:anchor="_Toc229927216" w:history="1">
+      <w:hyperlink w:anchor="_Toc229933926" w:history="1">
         <w:r>
           <w:rPr>
             <w:rStyle w:val="Hypertextovodkaz"/>
@@ -2236,7 +2236,7 @@
             <w:noProof/>
             <w:webHidden/>
           </w:rPr>
-          <w:instrText xml:space="preserve"> PAGEREF _Toc229927216 \h </w:instrText>
+          <w:instrText xml:space="preserve"> PAGEREF _Toc229933926 \h </w:instrText>
         </w:r>
         <w:r>
           <w:rPr>
@@ -2282,7 +2282,7 @@
           <w14:ligatures w14:val="standardContextual"/>
         </w:rPr>
       </w:pPr>
-      <w:hyperlink w:anchor="_Toc229927217" w:history="1">
+      <w:hyperlink w:anchor="_Toc229933927" w:history="1">
         <w:r>
           <w:rPr>
             <w:rStyle w:val="Hypertextovodkaz"/>
@@ -2309,7 +2309,7 @@
             <w:noProof/>
             <w:webHidden/>
           </w:rPr>
-          <w:instrText xml:space="preserve"> PAGEREF _Toc229927217 \h </w:instrText>
+          <w:instrText xml:space="preserve"> PAGEREF _Toc229933927 \h </w:instrText>
         </w:r>
         <w:r>
           <w:rPr>
@@ -2355,7 +2355,7 @@
           <w14:ligatures w14:val="standardContextual"/>
         </w:rPr>
       </w:pPr>
-      <w:hyperlink w:anchor="_Toc229927218" w:history="1">
+      <w:hyperlink w:anchor="_Toc229933928" w:history="1">
         <w:r>
           <w:rPr>
             <w:rStyle w:val="Hypertextovodkaz"/>
@@ -2382,7 +2382,7 @@
             <w:noProof/>
             <w:webHidden/>
           </w:rPr>
-          <w:instrText xml:space="preserve"> PAGEREF _Toc229927218 \h </w:instrText>
+          <w:instrText xml:space="preserve"> PAGEREF _Toc229933928 \h </w:instrText>
         </w:r>
         <w:r>
           <w:rPr>
@@ -2428,7 +2428,7 @@
           <w14:ligatures w14:val="standardContextual"/>
         </w:rPr>
       </w:pPr>
-      <w:hyperlink w:anchor="_Toc229927219" w:history="1">
+      <w:hyperlink w:anchor="_Toc229933929" w:history="1">
         <w:r>
           <w:rPr>
             <w:rStyle w:val="Hypertextovodkaz"/>
@@ -2455,7 +2455,7 @@
             <w:noProof/>
             <w:webHidden/>
           </w:rPr>
-          <w:instrText xml:space="preserve"> PAGEREF _Toc229927219 \h </w:instrText>
+          <w:instrText xml:space="preserve"> PAGEREF _Toc229933929 \h </w:instrText>
         </w:r>
         <w:r>
           <w:rPr>
@@ -2501,7 +2501,7 @@
           <w14:ligatures w14:val="standardContextual"/>
         </w:rPr>
       </w:pPr>
-      <w:hyperlink w:anchor="_Toc229927220" w:history="1">
+      <w:hyperlink w:anchor="_Toc229933930" w:history="1">
         <w:r>
           <w:rPr>
             <w:rStyle w:val="Hypertextovodkaz"/>
@@ -2528,7 +2528,7 @@
             <w:noProof/>
             <w:webHidden/>
           </w:rPr>
-          <w:instrText xml:space="preserve"> PAGEREF _Toc229927220 \h </w:instrText>
+          <w:instrText xml:space="preserve"> PAGEREF _Toc229933930 \h </w:instrText>
         </w:r>
         <w:r>
           <w:rPr>
@@ -2571,7 +2571,7 @@
           <w14:ligatures w14:val="standardContextual"/>
         </w:rPr>
       </w:pPr>
-      <w:hyperlink w:anchor="_Toc229927221" w:history="1">
+      <w:hyperlink w:anchor="_Toc229933931" w:history="1">
         <w:r>
           <w:rPr>
             <w:rStyle w:val="Hypertextovodkaz"/>
@@ -2598,7 +2598,7 @@
             <w:noProof/>
             <w:webHidden/>
           </w:rPr>
-          <w:instrText xml:space="preserve"> PAGEREF _Toc229927221 \h </w:instrText>
+          <w:instrText xml:space="preserve"> PAGEREF _Toc229933931 \h </w:instrText>
         </w:r>
         <w:r>
           <w:rPr>
@@ -2644,7 +2644,7 @@
           <w14:ligatures w14:val="standardContextual"/>
         </w:rPr>
       </w:pPr>
-      <w:hyperlink w:anchor="_Toc229927222" w:history="1">
+      <w:hyperlink w:anchor="_Toc229933932" w:history="1">
         <w:r>
           <w:rPr>
             <w:rStyle w:val="Hypertextovodkaz"/>
@@ -2671,7 +2671,7 @@
             <w:noProof/>
             <w:webHidden/>
           </w:rPr>
-          <w:instrText xml:space="preserve"> PAGEREF _Toc229927222 \h </w:instrText>
+          <w:instrText xml:space="preserve"> PAGEREF _Toc229933932 \h </w:instrText>
         </w:r>
         <w:r>
           <w:rPr>
@@ -2717,7 +2717,7 @@
           <w14:ligatures w14:val="standardContextual"/>
         </w:rPr>
       </w:pPr>
-      <w:hyperlink w:anchor="_Toc229927223" w:history="1">
+      <w:hyperlink w:anchor="_Toc229933933" w:history="1">
         <w:r>
           <w:rPr>
             <w:rStyle w:val="Hypertextovodkaz"/>
@@ -2744,7 +2744,7 @@
             <w:noProof/>
             <w:webHidden/>
           </w:rPr>
-          <w:instrText xml:space="preserve"> PAGEREF _Toc229927223 \h </w:instrText>
+          <w:instrText xml:space="preserve"> PAGEREF _Toc229933933 \h </w:instrText>
         </w:r>
         <w:r>
           <w:rPr>
@@ -2787,7 +2787,7 @@
           <w14:ligatures w14:val="standardContextual"/>
         </w:rPr>
       </w:pPr>
-      <w:hyperlink w:anchor="_Toc229927224" w:history="1">
+      <w:hyperlink w:anchor="_Toc229933934" w:history="1">
         <w:r>
           <w:rPr>
             <w:rStyle w:val="Hypertextovodkaz"/>
@@ -2814,7 +2814,7 @@
             <w:noProof/>
             <w:webHidden/>
           </w:rPr>
-          <w:instrText xml:space="preserve"> PAGEREF _Toc229927224 \h </w:instrText>
+          <w:instrText xml:space="preserve"> PAGEREF _Toc229933934 \h </w:instrText>
         </w:r>
         <w:r>
           <w:rPr>
@@ -2860,7 +2860,7 @@
           <w14:ligatures w14:val="standardContextual"/>
         </w:rPr>
       </w:pPr>
-      <w:hyperlink w:anchor="_Toc229927225" w:history="1">
+      <w:hyperlink w:anchor="_Toc229933935" w:history="1">
         <w:r>
           <w:rPr>
             <w:rStyle w:val="Hypertextovodkaz"/>
@@ -2887,7 +2887,7 @@
             <w:noProof/>
             <w:webHidden/>
           </w:rPr>
-          <w:instrText xml:space="preserve"> PAGEREF _Toc229927225 \h </w:instrText>
+          <w:instrText xml:space="preserve"> PAGEREF _Toc229933935 \h </w:instrText>
         </w:r>
         <w:r>
           <w:rPr>
@@ -2933,7 +2933,7 @@
           <w14:ligatures w14:val="standardContextual"/>
         </w:rPr>
       </w:pPr>
-      <w:hyperlink w:anchor="_Toc229927226" w:history="1">
+      <w:hyperlink w:anchor="_Toc229933936" w:history="1">
         <w:r>
           <w:rPr>
             <w:rStyle w:val="Hypertextovodkaz"/>
@@ -2960,7 +2960,7 @@
             <w:noProof/>
             <w:webHidden/>
           </w:rPr>
-          <w:instrText xml:space="preserve"> PAGEREF _Toc229927226 \h </w:instrText>
+          <w:instrText xml:space="preserve"> PAGEREF _Toc229933936 \h </w:instrText>
         </w:r>
         <w:r>
           <w:rPr>
@@ -3006,7 +3006,7 @@
           <w14:ligatures w14:val="standardContextual"/>
         </w:rPr>
       </w:pPr>
-      <w:hyperlink w:anchor="_Toc229927227" w:history="1">
+      <w:hyperlink w:anchor="_Toc229933937" w:history="1">
         <w:r>
           <w:rPr>
             <w:rStyle w:val="Hypertextovodkaz"/>
@@ -3041,7 +3041,7 @@
             <w:noProof/>
             <w:webHidden/>
           </w:rPr>
-          <w:instrText xml:space="preserve"> PAGEREF _Toc229927227 \h </w:instrText>
+          <w:instrText xml:space="preserve"> PAGEREF _Toc229933937 \h </w:instrText>
         </w:r>
         <w:r>
           <w:rPr>
@@ -3087,7 +3087,7 @@
           <w14:ligatures w14:val="standardContextual"/>
         </w:rPr>
       </w:pPr>
-      <w:hyperlink w:anchor="_Toc229927228" w:history="1">
+      <w:hyperlink w:anchor="_Toc229933938" w:history="1">
         <w:r>
           <w:rPr>
             <w:rStyle w:val="Hypertextovodkaz"/>
@@ -3115,7 +3115,7 @@
             <w:noProof/>
             <w:webHidden/>
           </w:rPr>
-          <w:instrText xml:space="preserve"> PAGEREF _Toc229927228 \h </w:instrText>
+          <w:instrText xml:space="preserve"> PAGEREF _Toc229933938 \h </w:instrText>
         </w:r>
         <w:r>
           <w:rPr>
@@ -3161,7 +3161,7 @@
           <w14:ligatures w14:val="standardContextual"/>
         </w:rPr>
       </w:pPr>
-      <w:hyperlink w:anchor="_Toc229927229" w:history="1">
+      <w:hyperlink w:anchor="_Toc229933939" w:history="1">
         <w:r>
           <w:rPr>
             <w:rStyle w:val="Hypertextovodkaz"/>
@@ -3189,7 +3189,7 @@
             <w:noProof/>
             <w:webHidden/>
           </w:rPr>
-          <w:instrText xml:space="preserve"> PAGEREF _Toc229927229 \h </w:instrText>
+          <w:instrText xml:space="preserve"> PAGEREF _Toc229933939 \h </w:instrText>
         </w:r>
         <w:r>
           <w:rPr>
@@ -3235,7 +3235,7 @@
           <w14:ligatures w14:val="standardContextual"/>
         </w:rPr>
       </w:pPr>
-      <w:hyperlink w:anchor="_Toc229927230" w:history="1">
+      <w:hyperlink w:anchor="_Toc229933940" w:history="1">
         <w:r>
           <w:rPr>
             <w:rStyle w:val="Hypertextovodkaz"/>
@@ -3263,7 +3263,7 @@
             <w:noProof/>
             <w:webHidden/>
           </w:rPr>
-          <w:instrText xml:space="preserve"> PAGEREF _Toc229927230 \h </w:instrText>
+          <w:instrText xml:space="preserve"> PAGEREF _Toc229933940 \h </w:instrText>
         </w:r>
         <w:r>
           <w:rPr>
@@ -3283,7 +3283,7 @@
             <w:noProof/>
             <w:webHidden/>
           </w:rPr>
-          <w:t>29</w:t>
+          <w:t>30</w:t>
         </w:r>
         <w:r>
           <w:rPr>
@@ -3309,7 +3309,7 @@
           <w14:ligatures w14:val="standardContextual"/>
         </w:rPr>
       </w:pPr>
-      <w:hyperlink w:anchor="_Toc229927231" w:history="1">
+      <w:hyperlink w:anchor="_Toc229933941" w:history="1">
         <w:r>
           <w:rPr>
             <w:rStyle w:val="Hypertextovodkaz"/>
@@ -3337,7 +3337,7 @@
             <w:noProof/>
             <w:webHidden/>
           </w:rPr>
-          <w:instrText xml:space="preserve"> PAGEREF _Toc229927231 \h </w:instrText>
+          <w:instrText xml:space="preserve"> PAGEREF _Toc229933941 \h </w:instrText>
         </w:r>
         <w:r>
           <w:rPr>
@@ -3383,7 +3383,7 @@
           <w14:ligatures w14:val="standardContextual"/>
         </w:rPr>
       </w:pPr>
-      <w:hyperlink w:anchor="_Toc229927232" w:history="1">
+      <w:hyperlink w:anchor="_Toc229933942" w:history="1">
         <w:r>
           <w:rPr>
             <w:rStyle w:val="Hypertextovodkaz"/>
@@ -3411,7 +3411,7 @@
             <w:noProof/>
             <w:webHidden/>
           </w:rPr>
-          <w:instrText xml:space="preserve"> PAGEREF _Toc229927232 \h </w:instrText>
+          <w:instrText xml:space="preserve"> PAGEREF _Toc229933942 \h </w:instrText>
         </w:r>
         <w:r>
           <w:rPr>
@@ -3431,7 +3431,7 @@
             <w:noProof/>
             <w:webHidden/>
           </w:rPr>
-          <w:t>30</w:t>
+          <w:t>31</w:t>
         </w:r>
         <w:r>
           <w:rPr>
@@ -3454,7 +3454,7 @@
           <w14:ligatures w14:val="standardContextual"/>
         </w:rPr>
       </w:pPr>
-      <w:hyperlink w:anchor="_Toc229927233" w:history="1">
+      <w:hyperlink w:anchor="_Toc229933943" w:history="1">
         <w:r>
           <w:rPr>
             <w:rStyle w:val="Hypertextovodkaz"/>
@@ -3482,7 +3482,7 @@
             <w:noProof/>
             <w:webHidden/>
           </w:rPr>
-          <w:instrText xml:space="preserve"> PAGEREF _Toc229927233 \h </w:instrText>
+          <w:instrText xml:space="preserve"> PAGEREF _Toc229933943 \h </w:instrText>
         </w:r>
         <w:r>
           <w:rPr>
@@ -3502,7 +3502,7 @@
             <w:noProof/>
             <w:webHidden/>
           </w:rPr>
-          <w:t>30</w:t>
+          <w:t>31</w:t>
         </w:r>
         <w:r>
           <w:rPr>
@@ -3528,7 +3528,7 @@
           <w14:ligatures w14:val="standardContextual"/>
         </w:rPr>
       </w:pPr>
-      <w:hyperlink w:anchor="_Toc229927234" w:history="1">
+      <w:hyperlink w:anchor="_Toc229933944" w:history="1">
         <w:r>
           <w:rPr>
             <w:rStyle w:val="Hypertextovodkaz"/>
@@ -3556,7 +3556,7 @@
             <w:noProof/>
             <w:webHidden/>
           </w:rPr>
-          <w:instrText xml:space="preserve"> PAGEREF _Toc229927234 \h </w:instrText>
+          <w:instrText xml:space="preserve"> PAGEREF _Toc229933944 \h </w:instrText>
         </w:r>
         <w:r>
           <w:rPr>
@@ -3602,7 +3602,7 @@
           <w14:ligatures w14:val="standardContextual"/>
         </w:rPr>
       </w:pPr>
-      <w:hyperlink w:anchor="_Toc229927235" w:history="1">
+      <w:hyperlink w:anchor="_Toc229933945" w:history="1">
         <w:r>
           <w:rPr>
             <w:rStyle w:val="Hypertextovodkaz"/>
@@ -3630,7 +3630,7 @@
             <w:noProof/>
             <w:webHidden/>
           </w:rPr>
-          <w:instrText xml:space="preserve"> PAGEREF _Toc229927235 \h </w:instrText>
+          <w:instrText xml:space="preserve"> PAGEREF _Toc229933945 \h </w:instrText>
         </w:r>
         <w:r>
           <w:rPr>
@@ -3650,7 +3650,7 @@
             <w:noProof/>
             <w:webHidden/>
           </w:rPr>
-          <w:t>31</w:t>
+          <w:t>32</w:t>
         </w:r>
         <w:r>
           <w:rPr>
@@ -3676,7 +3676,7 @@
           <w14:ligatures w14:val="standardContextual"/>
         </w:rPr>
       </w:pPr>
-      <w:hyperlink w:anchor="_Toc229927236" w:history="1">
+      <w:hyperlink w:anchor="_Toc229933946" w:history="1">
         <w:r>
           <w:rPr>
             <w:rStyle w:val="Hypertextovodkaz"/>
@@ -3703,7 +3703,7 @@
             <w:noProof/>
             <w:webHidden/>
           </w:rPr>
-          <w:instrText xml:space="preserve"> PAGEREF _Toc229927236 \h </w:instrText>
+          <w:instrText xml:space="preserve"> PAGEREF _Toc229933946 \h </w:instrText>
         </w:r>
         <w:r>
           <w:rPr>
@@ -3723,7 +3723,7 @@
             <w:noProof/>
             <w:webHidden/>
           </w:rPr>
-          <w:t>32</w:t>
+          <w:t>33</w:t>
         </w:r>
         <w:r>
           <w:rPr>
@@ -3749,7 +3749,7 @@
           <w14:ligatures w14:val="standardContextual"/>
         </w:rPr>
       </w:pPr>
-      <w:hyperlink w:anchor="_Toc229927237" w:history="1">
+      <w:hyperlink w:anchor="_Toc229933947" w:history="1">
         <w:r>
           <w:rPr>
             <w:rStyle w:val="Hypertextovodkaz"/>
@@ -3776,7 +3776,7 @@
             <w:noProof/>
             <w:webHidden/>
           </w:rPr>
-          <w:instrText xml:space="preserve"> PAGEREF _Toc229927237 \h </w:instrText>
+          <w:instrText xml:space="preserve"> PAGEREF _Toc229933947 \h </w:instrText>
         </w:r>
         <w:r>
           <w:rPr>
@@ -3796,7 +3796,7 @@
             <w:noProof/>
             <w:webHidden/>
           </w:rPr>
-          <w:t>34</w:t>
+          <w:t>35</w:t>
         </w:r>
         <w:r>
           <w:rPr>
@@ -3822,7 +3822,7 @@
           <w14:ligatures w14:val="standardContextual"/>
         </w:rPr>
       </w:pPr>
-      <w:hyperlink w:anchor="_Toc229927238" w:history="1">
+      <w:hyperlink w:anchor="_Toc229933948" w:history="1">
         <w:r>
           <w:rPr>
             <w:rStyle w:val="Hypertextovodkaz"/>
@@ -3849,7 +3849,7 @@
             <w:noProof/>
             <w:webHidden/>
           </w:rPr>
-          <w:instrText xml:space="preserve"> PAGEREF _Toc229927238 \h </w:instrText>
+          <w:instrText xml:space="preserve"> PAGEREF _Toc229933948 \h </w:instrText>
         </w:r>
         <w:r>
           <w:rPr>
@@ -3869,7 +3869,7 @@
             <w:noProof/>
             <w:webHidden/>
           </w:rPr>
-          <w:t>35</w:t>
+          <w:t>36</w:t>
         </w:r>
         <w:r>
           <w:rPr>
@@ -3895,7 +3895,7 @@
           <w14:ligatures w14:val="standardContextual"/>
         </w:rPr>
       </w:pPr>
-      <w:hyperlink w:anchor="_Toc229927239" w:history="1">
+      <w:hyperlink w:anchor="_Toc229933949" w:history="1">
         <w:r>
           <w:rPr>
             <w:rStyle w:val="Hypertextovodkaz"/>
@@ -3922,7 +3922,7 @@
             <w:noProof/>
             <w:webHidden/>
           </w:rPr>
-          <w:instrText xml:space="preserve"> PAGEREF _Toc229927239 \h </w:instrText>
+          <w:instrText xml:space="preserve"> PAGEREF _Toc229933949 \h </w:instrText>
         </w:r>
         <w:r>
           <w:rPr>
@@ -3942,7 +3942,7 @@
             <w:noProof/>
             <w:webHidden/>
           </w:rPr>
-          <w:t>36</w:t>
+          <w:t>37</w:t>
         </w:r>
         <w:r>
           <w:rPr>
@@ -3974,7 +3974,7 @@
       <w:pPr>
         <w:pStyle w:val="Nadpis1"/>
       </w:pPr>
-      <w:bookmarkStart w:id="0" w:name="_Toc229927208"/>
+      <w:bookmarkStart w:id="0" w:name="_Toc229933918"/>
       <w:r>
         <w:rPr>
           <w:shd w:val="clear" w:color="auto" w:fill="FFFFFF"/>
@@ -4274,7 +4274,7 @@
           <w:shd w:val="clear" w:color="auto" w:fill="FFFFFF"/>
         </w:rPr>
       </w:pPr>
-      <w:bookmarkStart w:id="1" w:name="_Toc229927209"/>
+      <w:bookmarkStart w:id="1" w:name="_Toc229933919"/>
       <w:r>
         <w:rPr>
           <w:shd w:val="clear" w:color="auto" w:fill="FFFFFF"/>
@@ -4554,7 +4554,7 @@
           <w:shd w:val="clear" w:color="auto" w:fill="FFFFFF"/>
         </w:rPr>
       </w:pPr>
-      <w:bookmarkStart w:id="2" w:name="_Toc229927210"/>
+      <w:bookmarkStart w:id="2" w:name="_Toc229933920"/>
       <w:r>
         <w:rPr>
           <w:shd w:val="clear" w:color="auto" w:fill="FFFFFF"/>
@@ -4709,7 +4709,7 @@
       <w:pPr>
         <w:pStyle w:val="Nadpis1"/>
       </w:pPr>
-      <w:bookmarkStart w:id="3" w:name="_Toc229927211"/>
+      <w:bookmarkStart w:id="3" w:name="_Toc229933921"/>
       <w:r>
         <w:lastRenderedPageBreak/>
         <w:t>ÚVOD</w:t>
@@ -4728,7 +4728,19 @@
         <w:rPr>
           <w:szCs w:val="24"/>
         </w:rPr>
-        <w:t>Je známo, že pokud by uživatel (v našem případě programátor) chtěl pracovat s nějakým seskupením objektů, tak by neměl problém v téměř jakémkoli programovacím jazyce najít spoustu nástrojů na to takové seskupení uskutečnit.</w:t>
+        <w:t>Je známo, že pokud by uživatel (v našem případě programátor) chtěl pracovat s nějakým seskupením objektů, tak by neměl problém v téměř jakémkoli programovacím jazyce najít spoustu nástrojů na to</w:t>
+      </w:r>
+      <w:r>
+        <w:rPr>
+          <w:szCs w:val="24"/>
+        </w:rPr>
+        <w:t>, jak</w:t>
+      </w:r>
+      <w:r>
+        <w:rPr>
+          <w:szCs w:val="24"/>
+        </w:rPr>
+        <w:t xml:space="preserve"> takové seskupení uskutečnit.</w:t>
       </w:r>
       <w:r>
         <w:rPr>
@@ -4752,7 +4764,19 @@
         <w:rPr>
           <w:szCs w:val="24"/>
         </w:rPr>
-        <w:t>index, pokud se nebavíme o kolekcích, které navenek schválně zanedbávají pořadí (například množiny).</w:t>
+        <w:t xml:space="preserve">index, pokud </w:t>
+      </w:r>
+      <w:r>
+        <w:rPr>
+          <w:szCs w:val="24"/>
+        </w:rPr>
+        <w:t>nehovoříme</w:t>
+      </w:r>
+      <w:r>
+        <w:rPr>
+          <w:szCs w:val="24"/>
+        </w:rPr>
+        <w:t xml:space="preserve"> o kolekcích, které navenek schválně zanedbávají pořadí (například množiny).</w:t>
       </w:r>
     </w:p>
     <w:p>
@@ -4785,7 +4809,19 @@
         <w:rPr>
           <w:szCs w:val="24"/>
         </w:rPr>
-        <w:t>se skládá z bytů a každý byte má svoji adresu. Uživatel, co má tuto adresu</w:t>
+        <w:t xml:space="preserve">se skládá z bytů a každý byte má svoji adresu. Uživatel, </w:t>
+      </w:r>
+      <w:r>
+        <w:rPr>
+          <w:szCs w:val="24"/>
+        </w:rPr>
+        <w:t>který</w:t>
+      </w:r>
+      <w:r>
+        <w:rPr>
+          <w:szCs w:val="24"/>
+        </w:rPr>
+        <w:t xml:space="preserve"> má tuto adresu</w:t>
       </w:r>
       <w:r>
         <w:rPr>
@@ -4797,7 +4833,19 @@
         <w:rPr>
           <w:szCs w:val="24"/>
         </w:rPr>
-        <w:t>, může přistoupit na daný byte, za podmínky že mu daná část paměti náleží.</w:t>
+        <w:t>, může přistoupit na daný byte, za podmínky</w:t>
+      </w:r>
+      <w:r>
+        <w:rPr>
+          <w:szCs w:val="24"/>
+        </w:rPr>
+        <w:t>,</w:t>
+      </w:r>
+      <w:r>
+        <w:rPr>
+          <w:szCs w:val="24"/>
+        </w:rPr>
+        <w:t xml:space="preserve"> že mu daná část paměti náleží.</w:t>
       </w:r>
       <w:r>
         <w:rPr>
@@ -4809,7 +4857,7 @@
         <w:rPr>
           <w:szCs w:val="24"/>
         </w:rPr>
-        <w:t>To znamená, že se okamžitě nabízí možnost, využít této linearity paměti a vytvořit tak kolekci s přístupem na jeden index.</w:t>
+        <w:t>To znamená, že se okamžitě nabízí možnost využít této linearity paměti a vytvořit tak kolekci s přístupem na jeden index.</w:t>
       </w:r>
     </w:p>
     <w:p>
@@ -4860,13 +4908,37 @@
         <w:rPr>
           <w:szCs w:val="24"/>
         </w:rPr>
-        <w:t xml:space="preserve">Všechny běžné jazyky mají statická i dynamická pole. Tyto pole jdou rozšířit na vícerozměrná. To je ovšem statické. </w:t>
-      </w:r>
-      <w:r>
-        <w:rPr>
-          <w:szCs w:val="24"/>
-        </w:rPr>
-        <w:t>Co běžně není dostupné v základní výbavě jazyka je dynamické vícerozměrné pole, kde se i počet rozměrů a jejich velikost dá měnit.</w:t>
+        <w:t>Všechny běžné jazyky mají statická i dynamická pole. T</w:t>
+      </w:r>
+      <w:r>
+        <w:rPr>
+          <w:szCs w:val="24"/>
+        </w:rPr>
+        <w:t>a</w:t>
+      </w:r>
+      <w:r>
+        <w:rPr>
+          <w:szCs w:val="24"/>
+        </w:rPr>
+        <w:t xml:space="preserve">to pole jdou rozšířit na vícerozměrná. To je ovšem statické. </w:t>
+      </w:r>
+      <w:r>
+        <w:rPr>
+          <w:szCs w:val="24"/>
+        </w:rPr>
+        <w:t>Co běžně není dostupné v základní výbavě jazyka</w:t>
+      </w:r>
+      <w:r>
+        <w:rPr>
+          <w:szCs w:val="24"/>
+        </w:rPr>
+        <w:t>,</w:t>
+      </w:r>
+      <w:r>
+        <w:rPr>
+          <w:szCs w:val="24"/>
+        </w:rPr>
+        <w:t xml:space="preserve"> je dynamické vícerozměrné pole, kde se i počet rozměrů a jejich velikost dá měnit.</w:t>
       </w:r>
       <w:r>
         <w:rPr>
@@ -4936,7 +5008,7 @@
       <w:r>
         <w:br w:type="page"/>
       </w:r>
-      <w:bookmarkStart w:id="4" w:name="_Toc229927212"/>
+      <w:bookmarkStart w:id="4" w:name="_Toc229933922"/>
       <w:r>
         <w:lastRenderedPageBreak/>
         <w:t>1</w:t>
@@ -4964,7 +5036,31 @@
         <w:rPr>
           <w:szCs w:val="24"/>
         </w:rPr>
-        <w:t>Tato knihovna není bez žádného překvapení první knihovnou</w:t>
+        <w:t>Tato knihovna není</w:t>
+      </w:r>
+      <w:r>
+        <w:rPr>
+          <w:szCs w:val="24"/>
+        </w:rPr>
+        <w:t xml:space="preserve"> –</w:t>
+      </w:r>
+      <w:r>
+        <w:rPr>
+          <w:szCs w:val="24"/>
+        </w:rPr>
+        <w:t xml:space="preserve"> bez žádného překvapení </w:t>
+      </w:r>
+      <w:r>
+        <w:rPr>
+          <w:szCs w:val="24"/>
+        </w:rPr>
+        <w:t xml:space="preserve">– </w:t>
+      </w:r>
+      <w:r>
+        <w:rPr>
+          <w:szCs w:val="24"/>
+        </w:rPr>
+        <w:t>první knihovnou</w:t>
       </w:r>
       <w:r>
         <w:rPr>
@@ -4976,7 +5072,19 @@
         <w:rPr>
           <w:szCs w:val="24"/>
         </w:rPr>
-        <w:t xml:space="preserve"> co by pracovala s tenzorem. Existuje knihovna</w:t>
+        <w:t xml:space="preserve"> </w:t>
+      </w:r>
+      <w:r>
+        <w:rPr>
+          <w:szCs w:val="24"/>
+        </w:rPr>
+        <w:t>která</w:t>
+      </w:r>
+      <w:r>
+        <w:rPr>
+          <w:szCs w:val="24"/>
+        </w:rPr>
+        <w:t xml:space="preserve"> by pracovala s tenzorem. Existuje knihovna</w:t>
       </w:r>
       <w:r>
         <w:rPr>
@@ -5056,7 +5164,7 @@
         <w:pStyle w:val="Nadpis2"/>
         <w:jc w:val="both"/>
       </w:pPr>
-      <w:bookmarkStart w:id="5" w:name="_Toc229927213"/>
+      <w:bookmarkStart w:id="5" w:name="_Toc229933923"/>
       <w:r>
         <w:t xml:space="preserve">1.1 </w:t>
       </w:r>
@@ -5206,7 +5314,31 @@
         <w:rPr>
           <w:szCs w:val="24"/>
         </w:rPr>
-        <w:t>Projekt je strukturovaný tak, aby tenzor samotný uměl dostatek metod a tím pádem jakékoli jeho rozšíření, pomocí dědění, kompozice či jinak, bylo již jen o delegaci a minimálních nutných úpravách.</w:t>
+        <w:t>Projekt je strukturovaný tak, aby tenzor samotný uměl dostatek metod</w:t>
+      </w:r>
+      <w:r>
+        <w:rPr>
+          <w:szCs w:val="24"/>
+        </w:rPr>
+        <w:t>,</w:t>
+      </w:r>
+      <w:r>
+        <w:rPr>
+          <w:szCs w:val="24"/>
+        </w:rPr>
+        <w:t xml:space="preserve"> a tím pádem </w:t>
+      </w:r>
+      <w:r>
+        <w:rPr>
+          <w:szCs w:val="24"/>
+        </w:rPr>
+        <w:t xml:space="preserve">aby </w:t>
+      </w:r>
+      <w:r>
+        <w:rPr>
+          <w:szCs w:val="24"/>
+        </w:rPr>
+        <w:t>jakékoli jeho rozšíření, pomocí dědění, kompozice či jinak, bylo již jen o delegaci a minimálních nutných úpravách.</w:t>
       </w:r>
       <w:r>
         <w:rPr>
@@ -5256,7 +5388,7 @@
         <w:pStyle w:val="Nadpis2"/>
         <w:jc w:val="both"/>
       </w:pPr>
-      <w:bookmarkStart w:id="6" w:name="_Toc229927214"/>
+      <w:bookmarkStart w:id="6" w:name="_Toc229933924"/>
       <w:r>
         <w:t>1.2 UML</w:t>
       </w:r>
@@ -5275,7 +5407,7 @@
         <w:pStyle w:val="Nadpis2"/>
         <w:jc w:val="both"/>
       </w:pPr>
-      <w:bookmarkStart w:id="7" w:name="_Toc229927215"/>
+      <w:bookmarkStart w:id="7" w:name="_Toc229933925"/>
       <w:r>
         <w:t>1.3 Logika</w:t>
       </w:r>
@@ -5285,7 +5417,7 @@
       <w:pPr>
         <w:pStyle w:val="Nadpis3"/>
       </w:pPr>
-      <w:bookmarkStart w:id="8" w:name="_Toc229927216"/>
+      <w:bookmarkStart w:id="8" w:name="_Toc229933926"/>
       <w:r>
         <w:t>1.3.1 Logika tenzoru</w:t>
       </w:r>
@@ -5321,20 +5453,32 @@
         <w:t>e</w:t>
       </w:r>
       <w:r>
-        <w:t>l v poli o stejné velikosti, jako pole udržující velikosti dimenzí.</w:t>
-      </w:r>
-      <w:r>
-        <w:t xml:space="preserve"> Uvnitř tenzoru dochází k přepočítávání daných souřadnic na jedno číslo – index pro pole co udržuje data.</w:t>
-      </w:r>
-      <w:r>
-        <w:t xml:space="preserve"> Jako </w:t>
+        <w:t>l v poli o stejné velikosti</w:t>
+      </w:r>
+      <w:r>
+        <w:t xml:space="preserve"> </w:t>
+      </w:r>
+      <w:r>
+        <w:t>jako pole udržující velikosti dimenzí.</w:t>
+      </w:r>
+      <w:r>
+        <w:t xml:space="preserve"> Uvnitř tenzoru dochází k přepočítávání daných souřadnic na jedno číslo – index pro pole</w:t>
+      </w:r>
+      <w:r>
+        <w:t>, které</w:t>
+      </w:r>
+      <w:r>
+        <w:t xml:space="preserve"> udržuje data.</w:t>
+      </w:r>
+      <w:r>
+        <w:t xml:space="preserve"> </w:t>
       </w:r>
       <w:r>
         <w:lastRenderedPageBreak/>
-        <w:t>konvence pro souřadnice byla vybrána big-endian.</w:t>
-      </w:r>
-      <w:r>
-        <w:t xml:space="preserve"> To zde znamená, že změna posledního čísla souřadnic, posune vnitřní index dat o jednu a změna první souřadnice změní index o součin všech velikostí dimenzí kromě první (čili o největší číslo, o které se index může posunou u změny libovolné souřadnice o jed</w:t>
+        <w:t>Jako konvence pro souřadnice byla vybrána big-endian.</w:t>
+      </w:r>
+      <w:r>
+        <w:t xml:space="preserve"> To zde znamená, že změna posledního čísla souřadnic posune vnitřní index dat o jednu a změna první souřadnice změní index o součin všech velikostí dimenzí kromě první (čili o největší číslo, o které se index může posunou u změny libovolné souřadnice o jed</w:t>
       </w:r>
       <w:r>
         <w:t>na</w:t>
@@ -5400,7 +5544,31 @@
         <w:rPr>
           <w:lang w:eastAsia="cs-CZ"/>
         </w:rPr>
-        <w:t xml:space="preserve">Dobré si nyní definovat definitivní a nedefinitivní souřadnice. </w:t>
+        <w:t xml:space="preserve">Dobré </w:t>
+      </w:r>
+      <w:r>
+        <w:rPr>
+          <w:lang w:eastAsia="cs-CZ"/>
+        </w:rPr>
+        <w:t>je</w:t>
+      </w:r>
+      <w:r>
+        <w:rPr>
+          <w:lang w:eastAsia="cs-CZ"/>
+        </w:rPr>
+        <w:t xml:space="preserve"> nyní </w:t>
+      </w:r>
+      <w:r>
+        <w:rPr>
+          <w:lang w:eastAsia="cs-CZ"/>
+        </w:rPr>
+        <w:t xml:space="preserve">si </w:t>
+      </w:r>
+      <w:r>
+        <w:rPr>
+          <w:lang w:eastAsia="cs-CZ"/>
+        </w:rPr>
+        <w:t xml:space="preserve">definovat definitivní a nedefinitivní souřadnice. </w:t>
       </w:r>
       <w:r>
         <w:rPr>
@@ -5414,7 +5582,31 @@
         <w:rPr>
           <w:lang w:eastAsia="cs-CZ"/>
         </w:rPr>
-        <w:t xml:space="preserve">, co jsou svými hodnotami validní pro daný tenzor (hodnota jedné souřadnice větší než 0 a menší než velikost dané dimenze) a délkou stejnou jako je počet dimenzí. Tyto souřadnice ukazují na jeden konkrétní prvek. </w:t>
+        <w:t xml:space="preserve"> jsou svými hodnotami validní pro daný tenzor (hodnota jedné souřadnice </w:t>
+      </w:r>
+      <w:r>
+        <w:rPr>
+          <w:lang w:eastAsia="cs-CZ"/>
+        </w:rPr>
+        <w:t xml:space="preserve">je </w:t>
+      </w:r>
+      <w:r>
+        <w:rPr>
+          <w:lang w:eastAsia="cs-CZ"/>
+        </w:rPr>
+        <w:t>větší</w:t>
+      </w:r>
+      <w:r>
+        <w:rPr>
+          <w:lang w:eastAsia="cs-CZ"/>
+        </w:rPr>
+        <w:t xml:space="preserve"> nebo rovna</w:t>
+      </w:r>
+      <w:r>
+        <w:rPr>
+          <w:lang w:eastAsia="cs-CZ"/>
+        </w:rPr>
+        <w:t xml:space="preserve"> než 0 a menší než velikost dané dimenze) a délkou stejnou jako je počet dimenzí. Tyto souřadnice ukazují na jeden konkrétní prvek. </w:t>
       </w:r>
       <w:r>
         <w:rPr>
@@ -5428,7 +5620,55 @@
         <w:rPr>
           <w:lang w:eastAsia="cs-CZ"/>
         </w:rPr>
-        <w:t xml:space="preserve"> jsou souřadnice s validními hodnotami (stejně jako u definitivních), ale na rozdíl od definitivních souřadnic mají délku menší, než je počet dimenzí. Všechny souřadnice (definitivní i nedefinitivní) mají vždy jednotlivé hodnoty korespondující k dimenzím o té největší (první dimenzi podle big-endian). Příkladem to znamená, že nedefinitivní souřadnice o velikosti jedné </w:t>
+        <w:t xml:space="preserve"> jsou souřadnice s validními hodnotami (stejně jako u definitivních), ale na rozdíl od definitivních souřadnic mají délku menší, než je počet dimenzí. Všechny souřadnice (definitivní i nedefinitivní) mají vždy jednotlivé hodnoty korespondující k dimenzím o</w:t>
+      </w:r>
+      <w:r>
+        <w:rPr>
+          <w:lang w:eastAsia="cs-CZ"/>
+        </w:rPr>
+        <w:t>d</w:t>
+      </w:r>
+      <w:r>
+        <w:rPr>
+          <w:lang w:eastAsia="cs-CZ"/>
+        </w:rPr>
+        <w:t xml:space="preserve"> té největší (první dimenzi podle big-endian). Příkladem to znamená, že nedefinitivní souřadnice o </w:t>
+      </w:r>
+      <w:r>
+        <w:rPr>
+          <w:lang w:eastAsia="cs-CZ"/>
+        </w:rPr>
+        <w:t>délce</w:t>
+      </w:r>
+      <w:r>
+        <w:rPr>
+          <w:lang w:eastAsia="cs-CZ"/>
+        </w:rPr>
+        <w:t xml:space="preserve"> </w:t>
+      </w:r>
+      <w:r>
+        <w:rPr>
+          <w:lang w:eastAsia="cs-CZ"/>
+        </w:rPr>
+        <w:t xml:space="preserve">o </w:t>
+      </w:r>
+      <w:r>
+        <w:rPr>
+          <w:lang w:eastAsia="cs-CZ"/>
+        </w:rPr>
+        <w:t>jedn</w:t>
+      </w:r>
+      <w:r>
+        <w:rPr>
+          <w:lang w:eastAsia="cs-CZ"/>
+        </w:rPr>
+        <w:t>u</w:t>
+      </w:r>
+      <w:r>
+        <w:rPr>
+          <w:lang w:eastAsia="cs-CZ"/>
+        </w:rPr>
+        <w:t xml:space="preserve"> </w:t>
       </w:r>
       <w:r>
         <w:rPr>
@@ -5452,7 +5692,19 @@
         <w:rPr>
           <w:lang w:eastAsia="cs-CZ"/>
         </w:rPr>
-        <w:t xml:space="preserve"> o velikosti poslední velikosti dimenze (té u které změna o jeden znamená změna o jeden u vnitřního indexu). </w:t>
+        <w:t xml:space="preserve"> velikosti poslední velikosti dimenze (té</w:t>
+      </w:r>
+      <w:r>
+        <w:rPr>
+          <w:lang w:eastAsia="cs-CZ"/>
+        </w:rPr>
+        <w:t>,</w:t>
+      </w:r>
+      <w:r>
+        <w:rPr>
+          <w:lang w:eastAsia="cs-CZ"/>
+        </w:rPr>
+        <w:t xml:space="preserve"> u které změna o jeden znamená změna o jeden u vnitřního indexu). </w:t>
       </w:r>
       <w:r>
         <w:rPr>
@@ -5466,7 +5718,7 @@
         <w:rPr>
           <w:lang w:eastAsia="cs-CZ"/>
         </w:rPr>
-        <w:t xml:space="preserve"> zde znamená všechny prvky, na které by se mohly ukazovat nedefinitivní souřadnice po jejich validním doplnění na definitivní souřadnice.</w:t>
+        <w:t xml:space="preserve"> zde znamená všechny prvky, na které by mohly ukazovat nedefinitivní souřadnice po jejich validním doplnění na definitivní souřadnice.</w:t>
       </w:r>
     </w:p>
     <w:p>
@@ -5481,7 +5733,19 @@
         <w:rPr>
           <w:lang w:eastAsia="cs-CZ"/>
         </w:rPr>
-        <w:t xml:space="preserve">Z vlastností tenzoru jako matematické struktury vyplývá, že bude často nutné, pro jednu dimenzi vypočítat kumulativní součin předešlých velikostí dimenzí. Kvůli tomu také při konstrukci a změnách struktury bude vypočítán další </w:t>
+        <w:t>Z vlastností tenzoru jako matematické struktury vyplývá, že bude často nutné</w:t>
+      </w:r>
+      <w:r>
+        <w:rPr>
+          <w:lang w:eastAsia="cs-CZ"/>
+        </w:rPr>
+        <w:t xml:space="preserve"> </w:t>
+      </w:r>
+      <w:r>
+        <w:rPr>
+          <w:lang w:eastAsia="cs-CZ"/>
+        </w:rPr>
+        <w:t xml:space="preserve">pro jednu dimenzi vypočítat kumulativní součin předešlých velikostí dimenzí. Kvůli tomu také při konstrukci a změnách struktury bude vypočítán další </w:t>
       </w:r>
       <w:r>
         <w:rPr>
@@ -5617,7 +5881,7 @@
         <w:rPr>
           <w:lang w:eastAsia="cs-CZ"/>
         </w:rPr>
-        <w:t xml:space="preserve"> tedy udává, o kolik se vnitřní index změní, při změně souřadnice dané dimenze o jedna.</w:t>
+        <w:t xml:space="preserve"> tedy udává, o kolik se vnitřní index změní při změně souřadnice dané dimenze o jedna.</w:t>
       </w:r>
       <w:r>
         <w:rPr>
@@ -5918,7 +6182,13 @@
         <w:rPr>
           <w:lang w:eastAsia="cs-CZ"/>
         </w:rPr>
-        <w:t xml:space="preserve">Dobré si uvědomit, že když vynásobíme </w:t>
+        <w:t>Je d</w:t>
+      </w:r>
+      <w:r>
+        <w:rPr>
+          <w:lang w:eastAsia="cs-CZ"/>
+        </w:rPr>
+        <w:t xml:space="preserve">obré si uvědomit, že když vynásobíme </w:t>
       </w:r>
       <w:r>
         <w:rPr>
@@ -6489,7 +6759,13 @@
         <w:t>Inverzní metoda na získání souřadnic z vnitřního indexu má stejnou složitost.</w:t>
       </w:r>
       <w:r>
-        <w:t xml:space="preserve"> A jde o podobný výpočet:</w:t>
+        <w:t xml:space="preserve"> </w:t>
+      </w:r>
+      <w:r>
+        <w:t>J</w:t>
+      </w:r>
+      <w:r>
+        <w:t>de o podobný výpočet:</w:t>
       </w:r>
     </w:p>
     <w:p>
@@ -6796,7 +7072,13 @@
         <w:t>Pro některé sériové implementace ale není výhodné neustále tímto způsobem přepočítávat souřadnice, zvláště pokud se tenzor prochází po indexu.</w:t>
       </w:r>
       <w:r>
-        <w:t xml:space="preserve"> Pro takovéto procházení, od prvního prvku k poslednímu po řadě existuje metoda, co umí inkrementovat souřadnice.</w:t>
+        <w:t xml:space="preserve"> Pro takovéto procházení, od prvního prvku k poslednímu po řadě existuje metoda, </w:t>
+      </w:r>
+      <w:r>
+        <w:t>která</w:t>
+      </w:r>
+      <w:r>
+        <w:t xml:space="preserve"> umí inkrementovat souřadnice.</w:t>
       </w:r>
       <w:r>
         <w:t xml:space="preserve"> Na vstupu musí znát souřadnice k inkrementaci a velikosti dimenzí.</w:t>
@@ -6837,7 +7119,7 @@
         <w:t xml:space="preserve"> V nejhorším případě přetočení z posledního prvku na první je její komplexita O(len(D)) a v nejlepším případě inkrementace nejméně signifikantní souřadnice bez přetečení O(1). </w:t>
       </w:r>
       <w:r>
-        <w:t>Ovšem je třeba si uvědomit, že při rovnoměrných velikostech dimenzí, bude ten lepší případ daleko více převládat nad tím nejhorším</w:t>
+        <w:t>Ovšem je třeba si uvědomit, že při rovnoměrných velikostech dimenzí bude ten lepší případ daleko více převládat nad tím nejhorším</w:t>
       </w:r>
       <w:r>
         <w:t>.</w:t>
@@ -6846,16 +7128,25 @@
         <w:t xml:space="preserve"> To je</w:t>
       </w:r>
       <w:r>
+        <w:t xml:space="preserve"> proto</w:t>
+      </w:r>
+      <w:r>
         <w:t>,</w:t>
       </w:r>
       <w:r>
-        <w:t xml:space="preserve"> protože pravděpodobnost změny první souřadnice (nejméně signifikantní) je vždy 1. U té další to už ale je jenom 1/(</w:t>
+        <w:t xml:space="preserve"> že pravděpodobnost změny první souřadnice (nejméně signifikantní) je vždy 1. U té další to už ale je jenom 1/(</w:t>
       </w:r>
       <w:r>
         <w:t>Kumulativní součin předešlých velikostí dimenzí</w:t>
       </w:r>
       <w:r>
-        <w:t>) přičemž s každou další více signifikantní souřadnicí tento k</w:t>
+        <w:t>)</w:t>
+      </w:r>
+      <w:r>
+        <w:t>,</w:t>
+      </w:r>
+      <w:r>
+        <w:t xml:space="preserve"> přičemž s každou další více signifikantní souřadnicí tento k</w:t>
       </w:r>
       <w:r>
         <w:t>umulativní součin předešlých velikostí dimenzí</w:t>
@@ -6888,7 +7179,13 @@
         <w:t xml:space="preserve">datovém </w:t>
       </w:r>
       <w:r>
-        <w:t>poli, tak není složité navrhnout metody pro provedení unární operace nad prvky nebo binární operace mezi tenzory, pro ty binární operace, co fungují prvek na prvek.</w:t>
+        <w:t xml:space="preserve">poli, tak není složité navrhnout metody pro provedení unární operace nad prvky nebo binární operace mezi tenzory, </w:t>
+      </w:r>
+      <w:r>
+        <w:t xml:space="preserve">a to </w:t>
+      </w:r>
+      <w:r>
+        <w:t>pro ty binární operace, co fungují prvek na prvek.</w:t>
       </w:r>
       <w:r>
         <w:t xml:space="preserve"> V takovém případě totiž stačí uvnitř tenzoru projít toto jednorozměrné pole s daty a aplikovat danou operaci.</w:t>
@@ -6919,7 +7216,13 @@
         <w:t>polí.</w:t>
       </w:r>
       <w:r>
-        <w:t xml:space="preserve"> K převodu tenzoru na řetězec je potřeba alespoň jednou projít všechny data</w:t>
+        <w:t xml:space="preserve"> K převodu tenzoru na řetězec je potřeba alespoň jednou projít všechn</w:t>
+      </w:r>
+      <w:r>
+        <w:t>a</w:t>
+      </w:r>
+      <w:r>
+        <w:t xml:space="preserve"> data</w:t>
       </w:r>
       <w:r>
         <w:t xml:space="preserve"> a zkontrolovat pro každý prvek jeho souřadnice pro určení</w:t>
@@ -6967,7 +7270,13 @@
         <w:t>.</w:t>
       </w:r>
       <w:r>
-        <w:t xml:space="preserve"> Počet dimenzí „len(D)“ je navíc k tomu většinou malý a tím pádem hlavně přispívá počet prvků.</w:t>
+        <w:t xml:space="preserve"> Počet dimenzí „len(D)“ je navíc k tomu většinou malý a </w:t>
+      </w:r>
+      <w:r>
+        <w:t xml:space="preserve">následkem toho k délce výpočtu </w:t>
+      </w:r>
+      <w:r>
+        <w:t>hlavně přispívá počet prvků.</w:t>
       </w:r>
       <w:r>
         <w:t xml:space="preserve"> Možné je, že by se dalo některým těmto kontrolám souřadnic u prvku předejít, jelikož je jasné, že když předchozí prvek byl prvním prvkem v dimenzi o určité velikosti, tak není třeba tuto dimenzi kontrolovat. Dokonce by asi šlo pozice závorek dopočítat po průchodu.</w:t>
@@ -6982,7 +7291,7 @@
         <w:jc w:val="both"/>
       </w:pPr>
       <w:r>
-        <w:t xml:space="preserve">Tenzoru umí transpozici jako operaci měnící strukturu. </w:t>
+        <w:t xml:space="preserve">Tenzor umí transpozici jako operaci měnící strukturu. </w:t>
       </w:r>
       <w:r>
         <w:t xml:space="preserve">Tato operace vyžaduje vybrat dvě </w:t>
@@ -7220,7 +7529,7 @@
         <w:t>pomocí získání jeho souřadnice dle starých velikostí souřadnic a následném uložení na místo odpovídající daným souřadnicím po výměně vybraných souřadnic.</w:t>
       </w:r>
       <w:r>
-        <w:t xml:space="preserve"> Je totiž nutné si uvědomit, že pozice prvku se nezmění, jenom v případě, kdy jeho dvě vybrané souřadnice, korespondující vyměněným souřadnicím, jsou stejné.</w:t>
+        <w:t xml:space="preserve"> Je totiž nutné si uvědomit, že pozice prvku se nezmění jenom v případě, kdy jeho dvě vybrané souřadnice, korespondující vyměněným souřadnicím, jsou stejné.</w:t>
       </w:r>
       <w:r>
         <w:t xml:space="preserve"> V praxi to znamená procházet od nejnižšího indexu v poli a pro každý prvek:</w:t>
@@ -7310,7 +7619,13 @@
         <w:t xml:space="preserve"> Taková metoda přijímá nové souřadnice stejné délky jako ty aktuální.</w:t>
       </w:r>
       <w:r>
-        <w:t xml:space="preserve"> Následně vypočítá aktualizuje velikosti dimenzí i pole s </w:t>
+        <w:t xml:space="preserve"> Následně vypočítá </w:t>
+      </w:r>
+      <w:r>
+        <w:t xml:space="preserve">a </w:t>
+      </w:r>
+      <w:r>
+        <w:t xml:space="preserve">aktualizuje velikosti dimenzí i pole s </w:t>
       </w:r>
       <w:r>
         <w:t>vektor</w:t>
@@ -7370,7 +7685,13 @@
         <w:t xml:space="preserve"> To je řešeno pomocí dvou sobě podobných metod.</w:t>
       </w:r>
       <w:r>
-        <w:t xml:space="preserve"> U metody pro přidání dimenze uživatel specifikuje velikost dané dimenze a pozici, na které bude vložena. Ostatní velikosti dimenzí od dané pozice do konce budou posunuty.</w:t>
+        <w:t xml:space="preserve"> U metody pro přidání dimenze uživatel specifikuje velikost dané dimenze a pozici, na kter</w:t>
+      </w:r>
+      <w:r>
+        <w:t>ou</w:t>
+      </w:r>
+      <w:r>
+        <w:t xml:space="preserve"> bude vložena. Ostatní velikosti dimenzí od dané pozice do konce budou posunuty.</w:t>
       </w:r>
       <w:r>
         <w:t xml:space="preserve"> </w:t>
@@ -7404,10 +7725,40 @@
         <w:t>(pokud přidaná dimenze není velikosti 1).</w:t>
       </w:r>
       <w:r>
-        <w:t xml:space="preserve"> Stane se tak, že na novém poli budou rozsahy indexů, kam se prvky vloží a mezi nimi budou mezery, které nedostanou žádný vložený prvek.</w:t>
-      </w:r>
-      <w:r>
-        <w:t xml:space="preserve"> Tyto rozsahy jde vypočítat a sestrojit tak cyklus, co jen jednou projede indexem po původním poli přesouvajíc prvky na druhé jedna ku jedné a poté v pravý čas přeskočí několik indexů na cílovém poli</w:t>
+        <w:t xml:space="preserve"> </w:t>
+      </w:r>
+      <w:r>
+        <w:t>Na</w:t>
+      </w:r>
+      <w:r>
+        <w:t xml:space="preserve"> novém poli </w:t>
+      </w:r>
+      <w:r>
+        <w:t>tedy můžeme vytvořit</w:t>
+      </w:r>
+      <w:r>
+        <w:t xml:space="preserve"> rozsahy indexů, kam se prvky vloží a mezi nimi budou mezery, které nedostanou žádný vložený prvek.</w:t>
+      </w:r>
+      <w:r>
+        <w:t xml:space="preserve"> Tyto rozsahy jde vypočítat a sestrojit tak cyklus, </w:t>
+      </w:r>
+      <w:r>
+        <w:t>který</w:t>
+      </w:r>
+      <w:r>
+        <w:t xml:space="preserve"> jen jednou projede indexem po původním poli přesouvajíc prvky na </w:t>
+      </w:r>
+      <w:r>
+        <w:t>cílové</w:t>
+      </w:r>
+      <w:r>
+        <w:t xml:space="preserve"> </w:t>
+      </w:r>
+      <w:r>
+        <w:t xml:space="preserve">pole </w:t>
+      </w:r>
+      <w:r>
+        <w:t>jedna ku jedné a poté v pravý čas přeskočí několik indexů na cílovém poli</w:t>
       </w:r>
       <w:r>
         <w:t>,</w:t>
@@ -7930,6 +8281,15 @@
       <w:r>
         <w:t>Tímto jsou prvky přesunuty za předpokladu, že nové pole mělo alokováno dost prostoru.</w:t>
       </w:r>
+      <w:r>
+        <w:t xml:space="preserve"> Toto funguje</w:t>
+      </w:r>
+      <w:r>
+        <w:t>,</w:t>
+      </w:r>
+      <w:r>
+        <w:t xml:space="preserve"> protože:</w:t>
+      </w:r>
     </w:p>
     <w:p>
       <w:pPr>
@@ -7945,16 +8305,10 @@
         </w:rPr>
       </w:pPr>
       <w:r>
-        <w:t>Toto funguje</w:t>
-      </w:r>
-      <w:r>
-        <w:t>,</w:t>
-      </w:r>
-      <w:r>
-        <w:t xml:space="preserve"> jelikož</w:t>
-      </w:r>
-      <w:r>
-        <w:t xml:space="preserve"> pokud</w:t>
+        <w:t>P</w:t>
+      </w:r>
+      <w:r>
+        <w:t>okud</w:t>
       </w:r>
       <w:r>
         <w:t xml:space="preserve"> </w:t>
@@ -8106,7 +8460,13 @@
         <w:t>i</w:t>
       </w:r>
       <w:r>
-        <w:t xml:space="preserve"> nehledě na hodnotě </w:t>
+        <w:t xml:space="preserve"> nehledě na hodnot</w:t>
+      </w:r>
+      <w:r>
+        <w:t>u</w:t>
+      </w:r>
+      <w:r>
+        <w:t xml:space="preserve"> </w:t>
       </w:r>
       <w:r>
         <w:rPr>
@@ -8129,7 +8489,19 @@
         <w:rPr>
           <w:lang w:eastAsia="cs-CZ"/>
         </w:rPr>
-        <w:t xml:space="preserve"> ani na hodnotách jakékoli velikosti přední ze strany větší signifikance (začátku</w:t>
+        <w:t xml:space="preserve"> </w:t>
+      </w:r>
+      <w:r>
+        <w:rPr>
+          <w:lang w:eastAsia="cs-CZ"/>
+        </w:rPr>
+        <w:t xml:space="preserve">a to </w:t>
+      </w:r>
+      <w:r>
+        <w:rPr>
+          <w:lang w:eastAsia="cs-CZ"/>
+        </w:rPr>
+        <w:t>ze strany větší signifikance (začátku</w:t>
       </w:r>
       <w:r>
         <w:rPr>
@@ -8147,19 +8519,79 @@
         <w:rPr>
           <w:lang w:eastAsia="cs-CZ"/>
         </w:rPr>
-        <w:t xml:space="preserve"> Toto implikuje že jde pole prvků poskládat z prvního menšího dílu A a následujícím násobně větším dílem B </w:t>
-      </w:r>
-      <w:r>
-        <w:rPr>
-          <w:lang w:eastAsia="cs-CZ"/>
-        </w:rPr>
-        <w:t xml:space="preserve">střídajícími </w:t>
-      </w:r>
-      <w:r>
-        <w:rPr>
-          <w:lang w:eastAsia="cs-CZ"/>
-        </w:rPr>
-        <w:t xml:space="preserve">se za sebou </w:t>
+        <w:t xml:space="preserve"> Toto implikuje</w:t>
+      </w:r>
+      <w:r>
+        <w:rPr>
+          <w:lang w:eastAsia="cs-CZ"/>
+        </w:rPr>
+        <w:t>,</w:t>
+      </w:r>
+      <w:r>
+        <w:rPr>
+          <w:lang w:eastAsia="cs-CZ"/>
+        </w:rPr>
+        <w:t xml:space="preserve"> že jde pole prvků poskládat z prvního menšího dílu A a následující</w:t>
+      </w:r>
+      <w:r>
+        <w:rPr>
+          <w:lang w:eastAsia="cs-CZ"/>
+        </w:rPr>
+        <w:t>ho</w:t>
+      </w:r>
+      <w:r>
+        <w:rPr>
+          <w:lang w:eastAsia="cs-CZ"/>
+        </w:rPr>
+        <w:t xml:space="preserve"> násobně větší</w:t>
+      </w:r>
+      <w:r>
+        <w:rPr>
+          <w:lang w:eastAsia="cs-CZ"/>
+        </w:rPr>
+        <w:t>ho</w:t>
+      </w:r>
+      <w:r>
+        <w:rPr>
+          <w:lang w:eastAsia="cs-CZ"/>
+        </w:rPr>
+        <w:t xml:space="preserve"> díl</w:t>
+      </w:r>
+      <w:r>
+        <w:rPr>
+          <w:lang w:eastAsia="cs-CZ"/>
+        </w:rPr>
+        <w:t>u</w:t>
+      </w:r>
+      <w:r>
+        <w:rPr>
+          <w:lang w:eastAsia="cs-CZ"/>
+        </w:rPr>
+        <w:t xml:space="preserve"> B</w:t>
+      </w:r>
+      <w:r>
+        <w:rPr>
+          <w:lang w:eastAsia="cs-CZ"/>
+        </w:rPr>
+        <w:t>, které se</w:t>
+      </w:r>
+      <w:r>
+        <w:rPr>
+          <w:lang w:eastAsia="cs-CZ"/>
+        </w:rPr>
+        <w:t xml:space="preserve"> </w:t>
+      </w:r>
+      <w:r>
+        <w:rPr>
+          <w:lang w:eastAsia="cs-CZ"/>
+        </w:rPr>
+        <w:t>střídají</w:t>
+      </w:r>
+      <w:r>
+        <w:rPr>
+          <w:lang w:eastAsia="cs-CZ"/>
+        </w:rPr>
+        <w:t xml:space="preserve"> za sebou </w:t>
       </w:r>
       <w:r>
         <w:rPr>
@@ -8171,7 +8603,7 @@
         <w:rPr>
           <w:lang w:eastAsia="cs-CZ"/>
         </w:rPr>
-        <w:t>opakujícími</w:t>
+        <w:t>opakují</w:t>
       </w:r>
       <w:r>
         <w:rPr>
@@ -8223,7 +8655,13 @@
         <w:t xml:space="preserve"> Tedy je třeba již řečené rozsahy přesunů a přeskakování indexů vypočítat pro původní pole.</w:t>
       </w:r>
       <w:r>
-        <w:t xml:space="preserve"> Přináší so stejnou výhodu na komplexitě jako u přidání dimenze.</w:t>
+        <w:t xml:space="preserve"> Přináší </w:t>
+      </w:r>
+      <w:r>
+        <w:t>t</w:t>
+      </w:r>
+      <w:r>
+        <w:t>o stejnou výhodu na komplexitě jako u přidání dimenze.</w:t>
       </w:r>
     </w:p>
     <w:p>
@@ -8232,16 +8670,46 @@
         <w:jc w:val="both"/>
       </w:pPr>
       <w:r>
-        <w:t>Ve výbavě tenzoru jsou také metody umožňující unární i binární operace typů pro každý prvek, prvek jednoho tenzoru na prvek druhého tenzoru jedna ku jednom a také každý prvek jednoho tenzoru s danou hodnotou stejného typu jako hodnotový typ.</w:t>
-      </w:r>
-      <w:r>
-        <w:t xml:space="preserve"> Pro binární operace i s možností určit místo v rámci komutativity.</w:t>
+        <w:t>Ve výbavě tenzoru jsou také metody umožňující unární i binární operace typů pro každý prvek, prvek jednoho tenzoru na prvek druhého tenzoru jedna ku jedn</w:t>
+      </w:r>
+      <w:r>
+        <w:t>é</w:t>
+      </w:r>
+      <w:r>
+        <w:t xml:space="preserve"> a také každý prvek jednoho tenzoru s danou hodnotou stejného typu jako hodnotový typ.</w:t>
+      </w:r>
+      <w:r>
+        <w:t xml:space="preserve"> Pro binární operace i s možností určit místo </w:t>
+      </w:r>
+      <w:r>
+        <w:t xml:space="preserve">operandů </w:t>
+      </w:r>
+      <w:r>
+        <w:t>v rámci komutativity.</w:t>
       </w:r>
       <w:r>
         <w:t xml:space="preserve"> Takovéto funkce fungují</w:t>
       </w:r>
       <w:r>
-        <w:t xml:space="preserve"> na principu přijímání operandů jako referencí a také funkci, která definuje danou operaci.</w:t>
+        <w:t xml:space="preserve"> na principu přijímání operandů jako referencí a také funkc</w:t>
+      </w:r>
+      <w:r>
+        <w:t>í</w:t>
+      </w:r>
+      <w:r>
+        <w:t>, kter</w:t>
+      </w:r>
+      <w:r>
+        <w:t>é</w:t>
+      </w:r>
+      <w:r>
+        <w:t xml:space="preserve"> definuj</w:t>
+      </w:r>
+      <w:r>
+        <w:t>í</w:t>
+      </w:r>
+      <w:r>
+        <w:t xml:space="preserve"> danou operaci.</w:t>
       </w:r>
       <w:r>
         <w:t xml:space="preserve"> Pro tyto funkce byly vytvořeny speciální </w:t>
@@ -8262,16 +8730,52 @@
         <w:t>.</w:t>
       </w:r>
       <w:r>
-        <w:t xml:space="preserve"> Metody jsou také rozdělené do </w:t>
-      </w:r>
-      <w:r>
-        <w:t>těch,</w:t>
-      </w:r>
-      <w:r>
-        <w:t xml:space="preserve"> co dělají operaci na místě (čili výsledek ukládají do prvního operandu) a na ty co vrací nový tenzor.</w:t>
-      </w:r>
-      <w:r>
-        <w:t xml:space="preserve"> Výhodné na těchto metodách je fakt, že jsou operace prvek na prvek naprosto nezávislé na jakékoliv jiné operaci a tím pádem jsou ukázkovým kandidátem na paralelizaci.</w:t>
+        <w:t xml:space="preserve"> Metody jsou také rozdělené </w:t>
+      </w:r>
+      <w:r>
+        <w:t>na</w:t>
+      </w:r>
+      <w:r>
+        <w:t xml:space="preserve"> </w:t>
+      </w:r>
+      <w:r>
+        <w:t>t</w:t>
+      </w:r>
+      <w:r>
+        <w:t>y</w:t>
+      </w:r>
+      <w:r>
+        <w:t>,</w:t>
+      </w:r>
+      <w:r>
+        <w:t xml:space="preserve"> </w:t>
+      </w:r>
+      <w:r>
+        <w:t>které</w:t>
+      </w:r>
+      <w:r>
+        <w:t xml:space="preserve"> dělají operaci na místě (čili výsledek ukládají do prvního operandu) a na ty</w:t>
+      </w:r>
+      <w:r>
+        <w:t>,</w:t>
+      </w:r>
+      <w:r>
+        <w:t xml:space="preserve"> </w:t>
+      </w:r>
+      <w:r>
+        <w:t>které</w:t>
+      </w:r>
+      <w:r>
+        <w:t xml:space="preserve"> vrací nový tenzor.</w:t>
+      </w:r>
+      <w:r>
+        <w:t xml:space="preserve"> Výhodn</w:t>
+      </w:r>
+      <w:r>
+        <w:t>ý</w:t>
+      </w:r>
+      <w:r>
+        <w:t xml:space="preserve"> na těchto metodách je fakt, že jsou operace prvek na prvek naprosto nezávislé na jakékoliv jiné operaci a tím pádem jsou ukázkovým kandidátem na paralelizaci.</w:t>
       </w:r>
     </w:p>
     <w:p>
@@ -8280,7 +8784,14 @@
         <w:jc w:val="both"/>
       </w:pPr>
       <w:r>
-        <w:t xml:space="preserve">Základní způsob, jak inicializovat tenzor je mu při konstrukci dát velikosti dimenzí. Podle nich si </w:t>
+        <w:lastRenderedPageBreak/>
+        <w:t>Základní způsob, jak inicializovat tenzor</w:t>
+      </w:r>
+      <w:r>
+        <w:t>,</w:t>
+      </w:r>
+      <w:r>
+        <w:t xml:space="preserve"> je mu při konstrukci dát velikosti dimenzí. Podle nich si </w:t>
       </w:r>
       <w:r>
         <w:t>vypočte</w:t>
@@ -8289,11 +8800,7 @@
         <w:t xml:space="preserve"> vnitřní stav a alokuje pole s prvky podle potřebné velikosti.</w:t>
       </w:r>
       <w:r>
-        <w:t xml:space="preserve"> Pro rychlou inicializaci </w:t>
-      </w:r>
-      <w:r>
-        <w:lastRenderedPageBreak/>
-        <w:t>je možné společně s velikostmi dimenzí předat i pole se samotnými prvky. Výhodou je menší režie s inicializací, ovšem předání pole o nesprávné velikosti je nedefinované chování.</w:t>
+        <w:t xml:space="preserve"> Pro rychlou inicializaci je možné společně s velikostmi dimenzí předat i pole se samotnými prvky. Výhodou je menší režie s inicializací, ovšem předání pole o nesprávné velikosti je nedefinované chování.</w:t>
       </w:r>
       <w:r>
         <w:t xml:space="preserve"> Také lze tenzor vykonstruovat z jiného </w:t>
@@ -8302,7 +8809,25 @@
         <w:t>tenzoru,</w:t>
       </w:r>
       <w:r>
-        <w:t xml:space="preserve"> a to jako kopii, tak i jako přesun.</w:t>
+        <w:t xml:space="preserve"> a to </w:t>
+      </w:r>
+      <w:r>
+        <w:t>jak způsobem kopie</w:t>
+      </w:r>
+      <w:r>
+        <w:t xml:space="preserve">, tak i </w:t>
+      </w:r>
+      <w:r>
+        <w:t>způsobem</w:t>
+      </w:r>
+      <w:r>
+        <w:t xml:space="preserve"> přesun</w:t>
+      </w:r>
+      <w:r>
+        <w:t>u</w:t>
+      </w:r>
+      <w:r>
+        <w:t>.</w:t>
       </w:r>
       <w:r>
         <w:t xml:space="preserve"> Pro to také existují přetížené operátory přiřazení.</w:t>
@@ -8341,20 +8866,38 @@
         <w:t xml:space="preserve"> Tenzory jsou také schopné se mezi sebou porovnávat, jak ohledně ekvivalence, tak pomocí pořadí</w:t>
       </w:r>
       <w:r>
-        <w:t xml:space="preserve"> větší menší a rovno</w:t>
+        <w:t xml:space="preserve"> větší</w:t>
+      </w:r>
+      <w:r>
+        <w:t>,</w:t>
+      </w:r>
+      <w:r>
+        <w:t xml:space="preserve"> menší a rovno</w:t>
       </w:r>
       <w:r>
         <w:t>.</w:t>
       </w:r>
       <w:r>
-        <w:t xml:space="preserve"> Tyto operace jsou delegovány na samotné pole, které v podobě kontejnerů tyto schopnosti porovnávat se mají také.</w:t>
+        <w:t xml:space="preserve"> Tyto operace jsou delegovány na samotn</w:t>
+      </w:r>
+      <w:r>
+        <w:t>á</w:t>
+      </w:r>
+      <w:r>
+        <w:t xml:space="preserve"> pole, kter</w:t>
+      </w:r>
+      <w:r>
+        <w:t>á</w:t>
+      </w:r>
+      <w:r>
+        <w:t xml:space="preserve"> v podobě kontejnerů tyto schopnosti porovnávat se mají také.</w:t>
       </w:r>
     </w:p>
     <w:p>
       <w:pPr>
         <w:pStyle w:val="Nadpis3"/>
       </w:pPr>
-      <w:bookmarkStart w:id="9" w:name="_Toc229927217"/>
+      <w:bookmarkStart w:id="9" w:name="_Toc229933927"/>
       <w:r>
         <w:t>1.</w:t>
       </w:r>
@@ -8445,7 +8988,7 @@
         <w:t xml:space="preserve"> Alokátor pro std::vector se předává jako typový </w:t>
       </w:r>
       <w:r>
-        <w:t>parametr,</w:t>
+        <w:t>parametr</w:t>
       </w:r>
       <w:r>
         <w:t xml:space="preserve"> a tudíž nemůže uchovávat vnitřní stav, který by se z venku nastavoval.</w:t>
@@ -8460,10 +9003,55 @@
         <w:t>ase běhu programu).</w:t>
       </w:r>
       <w:r>
-        <w:t xml:space="preserve"> To je potřeba, protože pro alokaci paměti USM, jelikož využívá k alokaci objektu s nekonstantními metodami</w:t>
-      </w:r>
-      <w:r>
-        <w:t xml:space="preserve"> (metodami co můžou změnit vnitřní stav</w:t>
+        <w:t xml:space="preserve"> </w:t>
+      </w:r>
+      <w:r>
+        <w:t>Stav</w:t>
+      </w:r>
+      <w:r>
+        <w:t xml:space="preserve"> je </w:t>
+      </w:r>
+      <w:r>
+        <w:t xml:space="preserve">ale </w:t>
+      </w:r>
+      <w:r>
+        <w:t>potřeba, protože alokac</w:t>
+      </w:r>
+      <w:r>
+        <w:t>e</w:t>
+      </w:r>
+      <w:r>
+        <w:t xml:space="preserve"> paměti USM</w:t>
+      </w:r>
+      <w:r>
+        <w:t xml:space="preserve"> </w:t>
+      </w:r>
+      <w:r>
+        <w:t xml:space="preserve">využívá objekt </w:t>
+      </w:r>
+      <w:r>
+        <w:t>volající</w:t>
+      </w:r>
+      <w:r>
+        <w:t> nekonstantní meto</w:t>
+      </w:r>
+      <w:r>
+        <w:t>dy</w:t>
+      </w:r>
+      <w:r>
+        <w:t xml:space="preserve"> (metod</w:t>
+      </w:r>
+      <w:r>
+        <w:t>y,</w:t>
+      </w:r>
+      <w:r>
+        <w:t xml:space="preserve"> </w:t>
+      </w:r>
+      <w:r>
+        <w:t>které mohou</w:t>
+      </w:r>
+      <w:r>
+        <w:t xml:space="preserve"> změnit vnitřní stav</w:t>
       </w:r>
       <w:r>
         <w:t xml:space="preserve"> objektu</w:t>
@@ -8481,10 +9069,20 @@
         <w:jc w:val="both"/>
       </w:pPr>
       <w:r>
-        <w:t>Kontejner je možné vytvořit ve výchozím stavu bez parametrů jako prázdný, nebo pomocí čísla udávající úvodní velikost.</w:t>
-      </w:r>
-      <w:r>
-        <w:t xml:space="preserve"> Je možné ho pomocí konstruktorů i přetížených operátorů přiřazení kopírovat i přesouvat.</w:t>
+        <w:t>Kontejner je možné vytvořit ve výchozím stavu bez parametrů jako prázdný, nebo pomocí čísla udávající</w:t>
+      </w:r>
+      <w:r>
+        <w:t>ho</w:t>
+      </w:r>
+      <w:r>
+        <w:t xml:space="preserve"> úvodní velikost.</w:t>
+      </w:r>
+      <w:r>
+        <w:t xml:space="preserve"> Je možné ho pomocí konstruktorů i přetížených operátorů </w:t>
+      </w:r>
+      <w:r>
+        <w:lastRenderedPageBreak/>
+        <w:t>přiřazení kopírovat i přesouvat.</w:t>
       </w:r>
       <w:r>
         <w:t xml:space="preserve"> </w:t>
@@ -8505,11 +9103,16 @@
         <w:t xml:space="preserve">paměťový </w:t>
       </w:r>
       <w:r>
-        <w:lastRenderedPageBreak/>
         <w:t>backend také předáván a kopírován</w:t>
       </w:r>
       <w:r>
-        <w:t xml:space="preserve"> i přesto že klasické kopírování a přesun jsou povoleny pouze pro kontejnery se stejným typem backendu</w:t>
+        <w:t xml:space="preserve"> i přesto</w:t>
+      </w:r>
+      <w:r>
+        <w:t>,</w:t>
+      </w:r>
+      <w:r>
+        <w:t xml:space="preserve"> že klasické kopírování a přesun jsou povoleny pouze pro kontejnery se stejným typem backendu</w:t>
       </w:r>
       <w:r>
         <w:t>.</w:t>
@@ -8545,7 +9148,7 @@
         <w:jc w:val="both"/>
       </w:pPr>
       <w:r>
-        <w:t>Podobně jako u std::vector, tak je možné místo okamžité změny velikosti paměť pouze rezervovat – tedy alokovat předem. Změna velikosti samotná je samozřejmostí.</w:t>
+        <w:t>Podobně jako u std::vector je možné místo okamžité změny velikosti paměť pouze rezervovat – tedy alokovat předem. Změna velikosti samotná je samozřejmostí.</w:t>
       </w:r>
       <w:r>
         <w:t xml:space="preserve"> Existují také metody na vložení a odebrání prvků na konci.</w:t>
@@ -8645,13 +9248,25 @@
         <w:jc w:val="both"/>
       </w:pPr>
       <w:r>
-        <w:t xml:space="preserve">Kontejnery se také mezi sebou můžou </w:t>
+        <w:t>Kontejnery se také mezi sebou m</w:t>
+      </w:r>
+      <w:r>
+        <w:t>ohou</w:t>
+      </w:r>
+      <w:r>
+        <w:t xml:space="preserve"> </w:t>
       </w:r>
       <w:r>
         <w:t>porovnávat,</w:t>
       </w:r>
       <w:r>
-        <w:t xml:space="preserve"> a to jak kontrolující ekvivalenci, tak i pořadí.</w:t>
+        <w:t xml:space="preserve"> a to jak </w:t>
+      </w:r>
+      <w:r>
+        <w:t xml:space="preserve">tím, že </w:t>
+      </w:r>
+      <w:r>
+        <w:t>kontrolují ekvivalenci, tak i pořadí.</w:t>
       </w:r>
       <w:r>
         <w:t xml:space="preserve"> Nutno dodat, že zde k samotnému porovnání prvků dochází delegovaně přes paměťový backend</w:t>
@@ -8709,7 +9324,7 @@
       <w:pPr>
         <w:pStyle w:val="Nadpis3"/>
       </w:pPr>
-      <w:bookmarkStart w:id="10" w:name="_Toc229927218"/>
+      <w:bookmarkStart w:id="10" w:name="_Toc229933928"/>
       <w:r>
         <w:t>1.3.</w:t>
       </w:r>
@@ -8742,6 +9357,7 @@
         <w:jc w:val="both"/>
       </w:pPr>
       <w:r>
+        <w:lastRenderedPageBreak/>
         <w:t>Prvním a asi nejlepším kandidátem na paralelizaci jsou binární a unární</w:t>
       </w:r>
       <w:r>
@@ -8751,20 +9367,22 @@
         <w:t xml:space="preserve"> operace</w:t>
       </w:r>
       <w:r>
-        <w:t>, které zpravidla dělají s každým prvkem v tenzoru to samou, naprosto izolovanou věc.</w:t>
+        <w:t>, které zpravidla dělají s každým prvkem v tenzoru t</w:t>
+      </w:r>
+      <w:r>
+        <w:t>u</w:t>
+      </w:r>
+      <w:r>
+        <w:t xml:space="preserve"> samou, naprosto izolovanou věc.</w:t>
       </w:r>
       <w:r>
         <w:t xml:space="preserve"> Příkladem je implementace metod, které tyto operace umožňují.</w:t>
       </w:r>
       <w:r>
-        <w:t xml:space="preserve"> To okamžitě zprovozní i </w:t>
-      </w:r>
-      <w:r>
-        <w:lastRenderedPageBreak/>
-        <w:t>paralelizaci přetížených aritmetických a logických operátorů.</w:t>
-      </w:r>
-      <w:r>
-        <w:t xml:space="preserve"> Paralelizace je v tomto případě naprosto, přímočará. Jedna pracovní položka totiž znamená přístup na pole dat v daném indexu (případně i v poli druhého tenzoru u binární operace), provedení dané operace a případné vrácení </w:t>
+        <w:t xml:space="preserve"> To okamžitě zprovozní i paralelizaci přetížených aritmetických a logických operátorů.</w:t>
+      </w:r>
+      <w:r>
+        <w:t xml:space="preserve"> Paralelizace je v tomto případě naprosto přímočará. Jedna pracovní položka totiž znamená přístup na pole dat v daném indexu (případně i v poli druhého tenzoru u binární operace), provedení dané operace a případné vrácení </w:t>
       </w:r>
       <w:r>
         <w:t>výsledku</w:t>
@@ -8813,7 +9431,7 @@
       <w:pPr>
         <w:pStyle w:val="Nadpis3"/>
       </w:pPr>
-      <w:bookmarkStart w:id="11" w:name="_Toc229927219"/>
+      <w:bookmarkStart w:id="11" w:name="_Toc229933929"/>
       <w:r>
         <w:t>1.3.</w:t>
       </w:r>
@@ -8843,10 +9461,13 @@
         <w:t>vě dimenze</w:t>
       </w:r>
       <w:r>
-        <w:t xml:space="preserve"> a pouze přes dvě dimenze se sní i dostává na prvky.</w:t>
-      </w:r>
-      <w:r>
-        <w:t>.</w:t>
+        <w:t xml:space="preserve"> a pouze přes dvě dimenze se s</w:t>
+      </w:r>
+      <w:r>
+        <w:t xml:space="preserve"> </w:t>
+      </w:r>
+      <w:r>
+        <w:t>ní i dostává na prvky.</w:t>
       </w:r>
       <w:r>
         <w:t xml:space="preserve"> Metody tenzoru jsou dále delegovány, jelikož zpravidla platí, že ta </w:t>
@@ -8855,7 +9476,19 @@
         <w:t>operace,</w:t>
       </w:r>
       <w:r>
-        <w:t xml:space="preserve"> co funguje na tenzor bude fungovat i na matici, jelikož to je jenom specifický a naprosto validní stav tenzoru.</w:t>
+        <w:t xml:space="preserve"> </w:t>
+      </w:r>
+      <w:r>
+        <w:t>která</w:t>
+      </w:r>
+      <w:r>
+        <w:t xml:space="preserve"> funguje na tenzor</w:t>
+      </w:r>
+      <w:r>
+        <w:t>,</w:t>
+      </w:r>
+      <w:r>
+        <w:t xml:space="preserve"> bude fungovat i na matici, jelikož to je jenom specifický a naprosto validní stav tenzoru.</w:t>
       </w:r>
     </w:p>
     <w:p>
@@ -8876,7 +9509,13 @@
         <w:t>matice,</w:t>
       </w:r>
       <w:r>
-        <w:t xml:space="preserve"> a ne </w:t>
+        <w:t xml:space="preserve"> a n</w:t>
+      </w:r>
+      <w:r>
+        <w:t>a</w:t>
+      </w:r>
+      <w:r>
+        <w:t xml:space="preserve"> </w:t>
       </w:r>
       <w:r>
         <w:t>tenzory</w:t>
@@ -8894,7 +9533,13 @@
         <w:t xml:space="preserve"> Jako algoritmus byl vybrán naivní přístup.</w:t>
       </w:r>
       <w:r>
-        <w:t xml:space="preserve"> Oproti Strassenovu algoritmu O(</w:t>
+        <w:t xml:space="preserve"> Oproti Strassenovu algoritmu </w:t>
+      </w:r>
+      <w:r>
+        <w:t xml:space="preserve">komplexity </w:t>
+      </w:r>
+      <w:r>
+        <w:t>O(</w:t>
       </w:r>
       <w:r>
         <w:t>N</w:t>
@@ -8918,7 +9563,13 @@
         <w:t>7</w:t>
       </w:r>
       <w:r>
-        <w:t>) je jenom s trochu náročnější s O(N</w:t>
+        <w:t>) je jenom trochu náročnější s</w:t>
+      </w:r>
+      <w:r>
+        <w:t xml:space="preserve"> komplexitou</w:t>
+      </w:r>
+      <w:r>
+        <w:t> O(N</w:t>
       </w:r>
       <w:r>
         <w:rPr>
@@ -8956,7 +9607,7 @@
       <w:r>
         <w:br w:type="page"/>
       </w:r>
-      <w:bookmarkStart w:id="12" w:name="_Toc229927220"/>
+      <w:bookmarkStart w:id="12" w:name="_Toc229933930"/>
       <w:r>
         <w:lastRenderedPageBreak/>
         <w:t>2</w:t>
@@ -9025,7 +9676,7 @@
         <w:pStyle w:val="Nadpis2"/>
         <w:jc w:val="both"/>
       </w:pPr>
-      <w:bookmarkStart w:id="13" w:name="_Toc229927221"/>
+      <w:bookmarkStart w:id="13" w:name="_Toc229933931"/>
       <w:r>
         <w:t>2.1 Použité nástroje</w:t>
       </w:r>
@@ -9087,7 +9738,7 @@
         <w:pStyle w:val="Nadpis3"/>
         <w:jc w:val="both"/>
       </w:pPr>
-      <w:bookmarkStart w:id="14" w:name="_Toc229927222"/>
+      <w:bookmarkStart w:id="14" w:name="_Toc229933932"/>
       <w:r>
         <w:t>2.1.1 AdaptiveCpp</w:t>
       </w:r>
@@ -9150,7 +9801,13 @@
         <w:t>,</w:t>
       </w:r>
       <w:r>
-        <w:t xml:space="preserve"> co umí využít více různých backendů</w:t>
+        <w:t xml:space="preserve"> </w:t>
+      </w:r>
+      <w:r>
+        <w:t>která</w:t>
+      </w:r>
+      <w:r>
+        <w:t xml:space="preserve"> umí využít více různých backendů</w:t>
       </w:r>
       <w:r>
         <w:t xml:space="preserve">: CUDA pro grafické karty od společnosti NVIDIA, ROCm/HIP pro grafické karty od AMD či OpenMD používající CPU (a tím pádem často používaný jako </w:t>
@@ -9168,7 +9825,25 @@
         <w:t>).</w:t>
       </w:r>
       <w:r>
-        <w:t xml:space="preserve"> Funguje tak že, vezme SYCL kód, oddělí ho na host kód pro běh na CPU a kód pro zařízení, který je poté převeden kód používaného backendu.</w:t>
+        <w:t xml:space="preserve"> Funguje tak</w:t>
+      </w:r>
+      <w:r>
+        <w:t>,</w:t>
+      </w:r>
+      <w:r>
+        <w:t xml:space="preserve"> že vezme SYCL kód, oddělí ho na host</w:t>
+      </w:r>
+      <w:r>
+        <w:t>itelský</w:t>
+      </w:r>
+      <w:r>
+        <w:t xml:space="preserve"> kód pro běh na CPU a kód pro zařízení, který je poté převeden </w:t>
+      </w:r>
+      <w:r>
+        <w:t xml:space="preserve">na </w:t>
+      </w:r>
+      <w:r>
+        <w:t>kód používaného backendu.</w:t>
       </w:r>
       <w:r>
         <w:t xml:space="preserve"> Z pohledu </w:t>
@@ -9177,7 +9852,19 @@
         <w:t>uživatele,</w:t>
       </w:r>
       <w:r>
-        <w:t xml:space="preserve"> co píše kód vypadá jako běžná </w:t>
+        <w:t xml:space="preserve"> </w:t>
+      </w:r>
+      <w:r>
+        <w:t>jenž</w:t>
+      </w:r>
+      <w:r>
+        <w:t xml:space="preserve"> píše kód</w:t>
+      </w:r>
+      <w:r>
+        <w:t>,</w:t>
+      </w:r>
+      <w:r>
+        <w:t xml:space="preserve"> vypadá jako běžná </w:t>
       </w:r>
       <w:r>
         <w:t xml:space="preserve">C++ </w:t>
@@ -9207,7 +9894,13 @@
         <w:t>hostitelském kódu.</w:t>
       </w:r>
       <w:r>
-        <w:t xml:space="preserve"> Třeba varovat, že to neznamená vždy bezpečnou dereferenci. Například pokus o dereferenci ukazatele na paměť na zařízení z hostitelského kódu je nedefinované chování a ze zkušenosti autora jistě povede </w:t>
+        <w:t xml:space="preserve"> Třeba varovat</w:t>
+      </w:r>
+      <w:r>
+        <w:t xml:space="preserve"> před tím</w:t>
+      </w:r>
+      <w:r>
+        <w:t xml:space="preserve">, že to neznamená vždy bezpečnou dereferenci. Například pokus o dereferenci ukazatele na paměť na zařízení z hostitelského kódu je nedefinované chování a ze zkušenosti autora jistě povede </w:t>
       </w:r>
       <w:r>
         <w:lastRenderedPageBreak/>
@@ -9253,7 +9946,19 @@
         <w:t xml:space="preserve"> v podobě metody parallel_for, která poskytuje možnost určit počet pracovních položek a vložit lambdu s popisem, co dané položky mají dělat.</w:t>
       </w:r>
       <w:r>
-        <w:t xml:space="preserve"> Lambda může být nahrazena i funktorem (návrhovým vzorem kdy třída přetěžuje operátor kulatých závorek) ale oba musí splňovat určité podmínky.</w:t>
+        <w:t xml:space="preserve"> Lambda může být nahrazena i funktorem (návrhovým vzorem</w:t>
+      </w:r>
+      <w:r>
+        <w:t>,</w:t>
+      </w:r>
+      <w:r>
+        <w:t xml:space="preserve"> kdy třída přetěžuje operátor kulatých závorek)</w:t>
+      </w:r>
+      <w:r>
+        <w:t>,</w:t>
+      </w:r>
+      <w:r>
+        <w:t xml:space="preserve"> ale oba musí splňovat určité podmínky.</w:t>
       </w:r>
       <w:r>
         <w:t xml:space="preserve"> Do lambdy se nesmí zachytávat dle reference.</w:t>
@@ -9271,7 +9976,13 @@
         <w:t>.</w:t>
       </w:r>
       <w:r>
-        <w:t xml:space="preserve"> Také funkce a třídy standartní knihovny můžou být problém, pokud například používají </w:t>
+        <w:t xml:space="preserve"> Také funkce a třídy standartní knihovny m</w:t>
+      </w:r>
+      <w:r>
+        <w:t>ohou</w:t>
+      </w:r>
+      <w:r>
+        <w:t xml:space="preserve"> být problém, pokud například používají </w:t>
       </w:r>
       <w:r>
         <w:t>polymorfismus</w:t>
@@ -9291,7 +10002,7 @@
         <w:pStyle w:val="Nadpis3"/>
         <w:jc w:val="both"/>
       </w:pPr>
-      <w:bookmarkStart w:id="15" w:name="_Toc229927223"/>
+      <w:bookmarkStart w:id="15" w:name="_Toc229933933"/>
       <w:r>
         <w:t>2.1.2 Google test</w:t>
       </w:r>
@@ -9315,10 +10026,16 @@
         <w:t>est.</w:t>
       </w:r>
       <w:r>
-        <w:t xml:space="preserve"> Je vhodný díky své jednoduchosti použití a integrace to projektu.</w:t>
-      </w:r>
-      <w:r>
-        <w:t xml:space="preserve"> Umí rozdělovat testy do skupin, a také měřit </w:t>
+        <w:t xml:space="preserve"> Je vhodný díky své jednoduchosti použití a integrace </w:t>
+      </w:r>
+      <w:r>
+        <w:t>d</w:t>
+      </w:r>
+      <w:r>
+        <w:t>o projektu.</w:t>
+      </w:r>
+      <w:r>
+        <w:t xml:space="preserve"> Umí rozdělovat testy do skupin a také měřit </w:t>
       </w:r>
       <w:r>
         <w:t>dobu</w:t>
@@ -9332,7 +10049,7 @@
         <w:pStyle w:val="Nadpis2"/>
         <w:jc w:val="both"/>
       </w:pPr>
-      <w:bookmarkStart w:id="16" w:name="_Toc229927224"/>
+      <w:bookmarkStart w:id="16" w:name="_Toc229933934"/>
       <w:r>
         <w:t>2.</w:t>
       </w:r>
@@ -9350,7 +10067,7 @@
         <w:jc w:val="both"/>
       </w:pPr>
       <w:r>
-        <w:t>Práce je a její komponenty jsou ve jmenném prostoru zvaném „gema“. Je to neoficiální název používaný uvnitř projektu.</w:t>
+        <w:t>Práce a její komponenty jsou ve jmenném prostoru zvaném „gema“. Je to neoficiální název používaný uvnitř projektu.</w:t>
       </w:r>
     </w:p>
     <w:p>
@@ -9358,7 +10075,7 @@
         <w:pStyle w:val="Nadpis3"/>
         <w:jc w:val="both"/>
       </w:pPr>
-      <w:bookmarkStart w:id="17" w:name="_Toc229927225"/>
+      <w:bookmarkStart w:id="17" w:name="_Toc229933935"/>
       <w:r>
         <w:t>2.2.1 Koncepty</w:t>
       </w:r>
@@ -9436,7 +10153,13 @@
         <w:jc w:val="both"/>
       </w:pPr>
       <w:r>
-        <w:t xml:space="preserve">V práci je několik konceptů, které zajišťují shodné rozhraní některých dvojic tříd. Vzor, který dominuje této práci je konceptuálně řízený </w:t>
+        <w:t>V práci je několik konceptů, které zajišťují shodné rozhraní některých dvojic tříd. Vzor, který dominuje této práci</w:t>
+      </w:r>
+      <w:r>
+        <w:t>,</w:t>
+      </w:r>
+      <w:r>
+        <w:t xml:space="preserve"> je konceptuálně řízený </w:t>
       </w:r>
       <w:r>
         <w:t>polymorfismus</w:t>
@@ -9449,7 +10172,19 @@
       </w:r>
       <w:r>
         <w:lastRenderedPageBreak/>
-        <w:t>zachování jádra knihovny nezávislé na SYCL, tak byly často pro jeden účel implementovány dvě třídy, jedna nevyužívající knihovny, pracující pouze s CPU a host pamětí a druhá využívající nástroje SYCL.</w:t>
+        <w:t>zachování jádra knihovny nezávislé na SYCL byly často pro jeden účel implementovány dvě třídy, jedna nevyužívající knihovny, pracující pouze s CPU a host</w:t>
+      </w:r>
+      <w:r>
+        <w:t>itelskou</w:t>
+      </w:r>
+      <w:r>
+        <w:t xml:space="preserve"> pamětí</w:t>
+      </w:r>
+      <w:r>
+        <w:t>,</w:t>
+      </w:r>
+      <w:r>
+        <w:t xml:space="preserve"> a druhá využívající nástroje SYCL.</w:t>
       </w:r>
     </w:p>
     <w:p>
@@ -9457,7 +10192,7 @@
         <w:pStyle w:val="Nadpis3"/>
         <w:jc w:val="both"/>
       </w:pPr>
-      <w:bookmarkStart w:id="18" w:name="_Toc229927226"/>
+      <w:bookmarkStart w:id="18" w:name="_Toc229933936"/>
       <w:r>
         <w:t>2.2.</w:t>
       </w:r>
@@ -9491,7 +10226,13 @@
         <w:t xml:space="preserve"> Řeší alokace a dealokace, ovšem oproti běžnému alokátoru standartní knihovny má více kompetencí.</w:t>
       </w:r>
       <w:r>
-        <w:t xml:space="preserve"> Umí také inicializovat a ničit objekty na alokované paměti a umí pár primitivních operací jako například kopírování paměti, její porovnávání a v neposlední řadě vyplňování.</w:t>
+        <w:t xml:space="preserve"> Umí také inicializovat a ničit objekty na alokované paměti a umí </w:t>
+      </w:r>
+      <w:r>
+        <w:t>několik</w:t>
+      </w:r>
+      <w:r>
+        <w:t xml:space="preserve"> primitivních operací jako například kopírování paměti, její porovnávání a v neposlední řadě vyplňování.</w:t>
       </w:r>
     </w:p>
     <w:p>
@@ -9545,7 +10286,13 @@
         <w:t xml:space="preserve"> Umí alokovat paměť i na GPU a často na GPU spouští i kód.</w:t>
       </w:r>
       <w:r>
-        <w:t xml:space="preserve"> Výhodou je možnost některé úkony, jako například hromadnou konstrukci a destrukci prvků paralelizovat.</w:t>
+        <w:t xml:space="preserve"> Výhodou je možnost některé úkony, jako například hromadnou konstrukci a destrukci prvků</w:t>
+      </w:r>
+      <w:r>
+        <w:t>,</w:t>
+      </w:r>
+      <w:r>
+        <w:t xml:space="preserve"> paralelizovat.</w:t>
       </w:r>
       <w:r>
         <w:t xml:space="preserve"> </w:t>
@@ -9557,7 +10304,19 @@
         <w:t>prvků,</w:t>
       </w:r>
       <w:r>
-        <w:t xml:space="preserve"> a to díky nabízeným atomickým operacím co SYCL nabízí</w:t>
+        <w:t xml:space="preserve"> a to díky nabízeným atomickým operacím</w:t>
+      </w:r>
+      <w:r>
+        <w:t>,</w:t>
+      </w:r>
+      <w:r>
+        <w:t xml:space="preserve"> </w:t>
+      </w:r>
+      <w:r>
+        <w:t>které</w:t>
+      </w:r>
+      <w:r>
+        <w:t xml:space="preserve"> SYCL nabízí</w:t>
       </w:r>
       <w:r>
         <w:t>.</w:t>
@@ -9575,7 +10334,13 @@
         <w:t xml:space="preserve"> </w:t>
       </w:r>
       <w:r>
-        <w:t xml:space="preserve">Tento backend se může zdát méně zabezpečený, například proti kopiím netriviálně kopírovatelných objektu pomocí metod jako </w:t>
+        <w:t>Tento backend se může zdát méně zabezpečený, například proti kopiím netriviálně kopírovatelných objekt</w:t>
+      </w:r>
+      <w:r>
+        <w:t>ů</w:t>
+      </w:r>
+      <w:r>
+        <w:t xml:space="preserve"> pomocí metod jako </w:t>
       </w:r>
       <w:r>
         <w:t>sycl::</w:t>
@@ -9623,7 +10388,19 @@
         <w:jc w:val="both"/>
       </w:pPr>
       <w:r>
-        <w:t>Druhou implementací paměťového backendu je MemoryBackend. Ta slouží jako taková „výchozí“ třída, která je naprosto nezávislá na knihovně AdaptiveCpp a tím pádem použitelná tak, kde uživatel nechce s knihovnou pracovat.</w:t>
+        <w:t xml:space="preserve">Druhou implementací paměťového backendu je MemoryBackend. Ta slouží jako taková „výchozí“ třída, která je naprosto nezávislá na knihovně AdaptiveCpp a tím pádem použitelná </w:t>
+      </w:r>
+      <w:r>
+        <w:t>v případě</w:t>
+      </w:r>
+      <w:r>
+        <w:t>, kd</w:t>
+      </w:r>
+      <w:r>
+        <w:t>y</w:t>
+      </w:r>
+      <w:r>
+        <w:t xml:space="preserve"> uživatel nechce s knihovnou pracovat.</w:t>
       </w:r>
       <w:r>
         <w:t xml:space="preserve"> Tento backend </w:t>
@@ -9701,7 +10478,7 @@
           <w:lang w:eastAsia="cs-CZ"/>
         </w:rPr>
       </w:pPr>
-      <w:bookmarkStart w:id="19" w:name="_Toc229927227"/>
+      <w:bookmarkStart w:id="19" w:name="_Toc229933937"/>
       <w:r>
         <w:lastRenderedPageBreak/>
         <w:t>2.</w:t>
@@ -9917,7 +10694,7 @@
         <w:rPr>
           <w:lang w:eastAsia="cs-CZ"/>
         </w:rPr>
-        <w:t>nízko úrovňové</w:t>
+        <w:t>nízkoúrovňové</w:t>
       </w:r>
       <w:r>
         <w:rPr>
@@ -10094,7 +10871,19 @@
         <w:rPr>
           <w:lang w:eastAsia="cs-CZ"/>
         </w:rPr>
-        <w:t xml:space="preserve"> či ho celá vyčistit</w:t>
+        <w:t xml:space="preserve"> či ho cel</w:t>
+      </w:r>
+      <w:r>
+        <w:rPr>
+          <w:lang w:eastAsia="cs-CZ"/>
+        </w:rPr>
+        <w:t>ý</w:t>
+      </w:r>
+      <w:r>
+        <w:rPr>
+          <w:lang w:eastAsia="cs-CZ"/>
+        </w:rPr>
+        <w:t xml:space="preserve"> vyčistit</w:t>
       </w:r>
       <w:r>
         <w:rPr>
@@ -10117,7 +10906,7 @@
           <w:lang w:eastAsia="cs-CZ"/>
         </w:rPr>
       </w:pPr>
-      <w:bookmarkStart w:id="20" w:name="_Toc229927228"/>
+      <w:bookmarkStart w:id="20" w:name="_Toc229933938"/>
       <w:r>
         <w:rPr>
           <w:lang w:eastAsia="cs-CZ"/>
@@ -10282,7 +11071,43 @@
         <w:rPr>
           <w:lang w:eastAsia="cs-CZ"/>
         </w:rPr>
-        <w:t>jednomu velikému problému. Vektor tak jak je ve standartní knihovně má zvláštní specializaci pro datový typ bool. Je to optimalizace za účelem šetření místa, tak, že jeden bool je uložen pouze v jednom bitu místo bytu.</w:t>
+        <w:t>jednomu velikému problému. Vektor tak</w:t>
+      </w:r>
+      <w:r>
+        <w:rPr>
+          <w:lang w:eastAsia="cs-CZ"/>
+        </w:rPr>
+        <w:t>ový,</w:t>
+      </w:r>
+      <w:r>
+        <w:rPr>
+          <w:lang w:eastAsia="cs-CZ"/>
+        </w:rPr>
+        <w:t xml:space="preserve"> jak</w:t>
+      </w:r>
+      <w:r>
+        <w:rPr>
+          <w:lang w:eastAsia="cs-CZ"/>
+        </w:rPr>
+        <w:t>ý</w:t>
+      </w:r>
+      <w:r>
+        <w:rPr>
+          <w:lang w:eastAsia="cs-CZ"/>
+        </w:rPr>
+        <w:t xml:space="preserve"> je ve standartní knihovně</w:t>
+      </w:r>
+      <w:r>
+        <w:rPr>
+          <w:lang w:eastAsia="cs-CZ"/>
+        </w:rPr>
+        <w:t>,</w:t>
+      </w:r>
+      <w:r>
+        <w:rPr>
+          <w:lang w:eastAsia="cs-CZ"/>
+        </w:rPr>
+        <w:t xml:space="preserve"> má zvláštní specializaci pro datový typ bool. Je to optimalizace za účelem šetření místa, tak, že jeden bool je uložen pouze v jednom bitu místo bytu.</w:t>
       </w:r>
       <w:r>
         <w:rPr>
@@ -10300,7 +11125,19 @@
         <w:rPr>
           <w:lang w:eastAsia="cs-CZ"/>
         </w:rPr>
-        <w:t>ementaci šablonovaných metod. Například reference na jeden prvek není reference na bool ale jedná se o složitější objekt. Čtenář si jistě představí, jaké problémy to může přinést, když by se pokoušel programovat genericky. Navíc je tento typ ukládání obtížen drobným overheadem u přístupů k prvkům, jelikož se nejedná o pouhé přistupování na byte paměti, ale dostávání hodnoty konkrétního bitu, což normálně jde jen za pomocí bitových operací a masek.</w:t>
+        <w:t>ementaci šablonovaných metod. Například reference na jeden prvek není reference na bool</w:t>
+      </w:r>
+      <w:r>
+        <w:rPr>
+          <w:lang w:eastAsia="cs-CZ"/>
+        </w:rPr>
+        <w:t>,</w:t>
+      </w:r>
+      <w:r>
+        <w:rPr>
+          <w:lang w:eastAsia="cs-CZ"/>
+        </w:rPr>
+        <w:t xml:space="preserve"> ale jedná se o složitější objekt. Čtenář si jistě představí, jaké problémy to může přinést, když by se pokoušel programovat genericky. Navíc je tento typ ukládání obtížen drobným overheadem u přístupů k prvkům, jelikož se nejedná o pouhé přistupování na byte paměti, ale dostávání hodnoty konkrétního bitu, což normálně jde jen za pomocí bitových operací a masek.</w:t>
       </w:r>
       <w:r>
         <w:rPr>
@@ -10345,7 +11182,19 @@
         <w:rPr>
           <w:lang w:eastAsia="cs-CZ"/>
         </w:rPr>
-        <w:t xml:space="preserve"> jak vytvořit tenzor je použít konstruktor přijímající jeden </w:t>
+        <w:t xml:space="preserve"> jak vytvořit tenzor</w:t>
+      </w:r>
+      <w:r>
+        <w:rPr>
+          <w:lang w:eastAsia="cs-CZ"/>
+        </w:rPr>
+        <w:t>,</w:t>
+      </w:r>
+      <w:r>
+        <w:rPr>
+          <w:lang w:eastAsia="cs-CZ"/>
+        </w:rPr>
+        <w:t xml:space="preserve"> je použít konstruktor přijímající jeden </w:t>
       </w:r>
       <w:r>
         <w:rPr>
@@ -10425,7 +11274,7 @@
           <w:lang w:eastAsia="cs-CZ"/>
         </w:rPr>
       </w:pPr>
-      <w:bookmarkStart w:id="21" w:name="_Toc229927229"/>
+      <w:bookmarkStart w:id="21" w:name="_Toc229933939"/>
       <w:r>
         <w:rPr>
           <w:lang w:eastAsia="cs-CZ"/>
@@ -10526,7 +11375,19 @@
         <w:rPr>
           <w:lang w:eastAsia="cs-CZ"/>
         </w:rPr>
-        <w:t xml:space="preserve"> Z důvodů efektivity je pro jeden program vytvořeno jenom jedno sycl::queue, jelikož je jeho inicializace náročná a nepotřebná, pokud by jeho uživatel nechtěl změnit zařízení na kterém pracuje.</w:t>
+        <w:t xml:space="preserve"> Z důvodů efektivity je pro jeden program vytvořeno jenom jedno sycl::queue, jelikož je jeho inicializace náročná a nepotřebná, pokud by jeho uživatel nechtěl změnit zařízení</w:t>
+      </w:r>
+      <w:r>
+        <w:rPr>
+          <w:lang w:eastAsia="cs-CZ"/>
+        </w:rPr>
+        <w:t>,</w:t>
+      </w:r>
+      <w:r>
+        <w:rPr>
+          <w:lang w:eastAsia="cs-CZ"/>
+        </w:rPr>
+        <w:t xml:space="preserve"> na kterém pracuje.</w:t>
       </w:r>
       <w:r>
         <w:rPr>
@@ -10550,7 +11411,19 @@
         <w:rPr>
           <w:lang w:eastAsia="cs-CZ"/>
         </w:rPr>
-        <w:t xml:space="preserve"> Pokud není tak se použije CPU zařízení.</w:t>
+        <w:t xml:space="preserve"> Pokud není</w:t>
+      </w:r>
+      <w:r>
+        <w:rPr>
+          <w:lang w:eastAsia="cs-CZ"/>
+        </w:rPr>
+        <w:t>,</w:t>
+      </w:r>
+      <w:r>
+        <w:rPr>
+          <w:lang w:eastAsia="cs-CZ"/>
+        </w:rPr>
+        <w:t xml:space="preserve"> tak se použije CPU zařízení.</w:t>
       </w:r>
     </w:p>
     <w:p>
@@ -10695,13 +11568,61 @@
         <w:rPr>
           <w:lang w:eastAsia="cs-CZ"/>
         </w:rPr>
-        <w:t>Dále je zde také veliké nebezpečí pokusu o přístup na paměť zařízení z hosta.</w:t>
-      </w:r>
-      <w:r>
-        <w:rPr>
-          <w:lang w:eastAsia="cs-CZ"/>
-        </w:rPr>
-        <w:t xml:space="preserve"> Metody, co sahají na data samotná bylo třeba reimplementovat a to i v případě, kdy </w:t>
+        <w:t>Dále je zde také veliké nebezpečí pokusu o přístup na paměť zařízení z host</w:t>
+      </w:r>
+      <w:r>
+        <w:rPr>
+          <w:lang w:eastAsia="cs-CZ"/>
+        </w:rPr>
+        <w:t>itele</w:t>
+      </w:r>
+      <w:r>
+        <w:rPr>
+          <w:lang w:eastAsia="cs-CZ"/>
+        </w:rPr>
+        <w:t>.</w:t>
+      </w:r>
+      <w:r>
+        <w:rPr>
+          <w:lang w:eastAsia="cs-CZ"/>
+        </w:rPr>
+        <w:t xml:space="preserve"> Metody, </w:t>
+      </w:r>
+      <w:r>
+        <w:rPr>
+          <w:lang w:eastAsia="cs-CZ"/>
+        </w:rPr>
+        <w:t>které</w:t>
+      </w:r>
+      <w:r>
+        <w:rPr>
+          <w:lang w:eastAsia="cs-CZ"/>
+        </w:rPr>
+        <w:t xml:space="preserve"> sahají na data samotná</w:t>
+      </w:r>
+      <w:r>
+        <w:rPr>
+          <w:lang w:eastAsia="cs-CZ"/>
+        </w:rPr>
+        <w:t>,</w:t>
+      </w:r>
+      <w:r>
+        <w:rPr>
+          <w:lang w:eastAsia="cs-CZ"/>
+        </w:rPr>
+        <w:t xml:space="preserve"> bylo třeba reimplementovat</w:t>
+      </w:r>
+      <w:r>
+        <w:rPr>
+          <w:lang w:eastAsia="cs-CZ"/>
+        </w:rPr>
+        <w:t>,</w:t>
+      </w:r>
+      <w:r>
+        <w:rPr>
+          <w:lang w:eastAsia="cs-CZ"/>
+        </w:rPr>
+        <w:t xml:space="preserve"> a to i v případě, kdy </w:t>
       </w:r>
       <w:r>
         <w:rPr>
@@ -10761,7 +11682,19 @@
         <w:rPr>
           <w:lang w:eastAsia="cs-CZ"/>
         </w:rPr>
-        <w:t xml:space="preserve"> Nutno dodat, že samotná kopie prvku probíhá v paměťovém backendu a je jen delegována přes lineární kontejner až to paralelního tenzoru.</w:t>
+        <w:t xml:space="preserve"> Nutno dodat, že samotná kopie prvku probíhá v paměťovém backendu a je jen delegována přes lineární kontejner až </w:t>
+      </w:r>
+      <w:r>
+        <w:rPr>
+          <w:lang w:eastAsia="cs-CZ"/>
+        </w:rPr>
+        <w:t>d</w:t>
+      </w:r>
+      <w:r>
+        <w:rPr>
+          <w:lang w:eastAsia="cs-CZ"/>
+        </w:rPr>
+        <w:t>o paralelního tenzoru.</w:t>
       </w:r>
       <w:r>
         <w:rPr>
@@ -10778,7 +11711,7 @@
           <w:lang w:eastAsia="cs-CZ"/>
         </w:rPr>
       </w:pPr>
-      <w:bookmarkStart w:id="22" w:name="_Toc229927230"/>
+      <w:bookmarkStart w:id="22" w:name="_Toc229933940"/>
       <w:r>
         <w:rPr>
           <w:lang w:eastAsia="cs-CZ"/>
@@ -10847,7 +11780,19 @@
         <w:rPr>
           <w:lang w:eastAsia="cs-CZ"/>
         </w:rPr>
-        <w:t xml:space="preserve"> Matice je schopná přijmout jak obyřejný Tensor, tak i TensorParallel, tedy jeho </w:t>
+        <w:t xml:space="preserve"> Matice je schopná přijmout jak oby</w:t>
+      </w:r>
+      <w:r>
+        <w:rPr>
+          <w:lang w:eastAsia="cs-CZ"/>
+        </w:rPr>
+        <w:t>č</w:t>
+      </w:r>
+      <w:r>
+        <w:rPr>
+          <w:lang w:eastAsia="cs-CZ"/>
+        </w:rPr>
+        <w:t xml:space="preserve">ejný Tensor, tak i TensorParallel, tedy jeho </w:t>
       </w:r>
       <w:r>
         <w:rPr>
@@ -10896,7 +11841,7 @@
           <w:lang w:eastAsia="cs-CZ"/>
         </w:rPr>
       </w:pPr>
-      <w:bookmarkStart w:id="23" w:name="_Toc229927231"/>
+      <w:bookmarkStart w:id="23" w:name="_Toc229933941"/>
       <w:r>
         <w:rPr>
           <w:lang w:eastAsia="cs-CZ"/>
@@ -10951,7 +11896,7 @@
           <w:lang w:eastAsia="cs-CZ"/>
         </w:rPr>
       </w:pPr>
-      <w:bookmarkStart w:id="24" w:name="_Toc229927232"/>
+      <w:bookmarkStart w:id="24" w:name="_Toc229933942"/>
       <w:r>
         <w:rPr>
           <w:lang w:eastAsia="cs-CZ"/>
@@ -11003,7 +11948,19 @@
         <w:rPr>
           <w:lang w:eastAsia="cs-CZ"/>
         </w:rPr>
-        <w:t>&gt; a jenom ji rozšiřuje o jediný konstruktor. O konstruktor přijímající std::initializer_list.</w:t>
+        <w:t xml:space="preserve">&gt; a jenom ji rozšiřuje o jediný konstruktor. </w:t>
+      </w:r>
+      <w:r>
+        <w:rPr>
+          <w:lang w:eastAsia="cs-CZ"/>
+        </w:rPr>
+        <w:t>Jedná se o</w:t>
+      </w:r>
+      <w:r>
+        <w:rPr>
+          <w:lang w:eastAsia="cs-CZ"/>
+        </w:rPr>
+        <w:t xml:space="preserve"> konstruktor přijímající std::initializer_list.</w:t>
       </w:r>
       <w:r>
         <w:rPr>
@@ -11021,7 +11978,19 @@
         <w:rPr>
           <w:lang w:eastAsia="cs-CZ"/>
         </w:rPr>
-        <w:t xml:space="preserve"> To je velice přínosné, jelikož tak budu uživatel moci do jediné metody zadat jak cokoliv konvertibilní na std::span, tak také inicializační list.</w:t>
+        <w:t xml:space="preserve"> To je velice přínosné, jelikož tak bud</w:t>
+      </w:r>
+      <w:r>
+        <w:rPr>
+          <w:lang w:eastAsia="cs-CZ"/>
+        </w:rPr>
+        <w:t>e</w:t>
+      </w:r>
+      <w:r>
+        <w:rPr>
+          <w:lang w:eastAsia="cs-CZ"/>
+        </w:rPr>
+        <w:t xml:space="preserve"> uživatel moci do jediné metody zadat jak cokoliv konvertibilní na std::span, tak také inicializační list.</w:t>
       </w:r>
       <w:r>
         <w:rPr>
@@ -11156,7 +12125,19 @@
         <w:rPr>
           <w:lang w:eastAsia="cs-CZ"/>
         </w:rPr>
-        <w:t>Déle byly implementovány třídy podle návrhového vzoru funktor se jmény „DefaultEquals“ a „DefaultOrder“, které definují obecná postup pro porovnávání dvou prvků.</w:t>
+        <w:t>Déle byly implementovány třídy podle návrhového vzoru funktor se jmény „DefaultEquals“ a „DefaultOrder“, které definují obecn</w:t>
+      </w:r>
+      <w:r>
+        <w:rPr>
+          <w:lang w:eastAsia="cs-CZ"/>
+        </w:rPr>
+        <w:t>ý</w:t>
+      </w:r>
+      <w:r>
+        <w:rPr>
+          <w:lang w:eastAsia="cs-CZ"/>
+        </w:rPr>
+        <w:t xml:space="preserve"> postup pro porovnávání dvou prvků.</w:t>
       </w:r>
       <w:r>
         <w:rPr>
@@ -11200,7 +12181,7 @@
           <w:lang w:eastAsia="cs-CZ"/>
         </w:rPr>
       </w:pPr>
-      <w:bookmarkStart w:id="25" w:name="_Toc229927233"/>
+      <w:bookmarkStart w:id="25" w:name="_Toc229933943"/>
       <w:r>
         <w:rPr>
           <w:lang w:eastAsia="cs-CZ"/>
@@ -11239,7 +12220,43 @@
         <w:rPr>
           <w:lang w:eastAsia="cs-CZ"/>
         </w:rPr>
-        <w:t xml:space="preserve"> Testy jsou ve složce „test“ ve které je složka „src“ ve které je struktura </w:t>
+        <w:t xml:space="preserve"> Testy jsou ve složce „test“</w:t>
+      </w:r>
+      <w:r>
+        <w:rPr>
+          <w:lang w:eastAsia="cs-CZ"/>
+        </w:rPr>
+        <w:t>,</w:t>
+      </w:r>
+      <w:r>
+        <w:rPr>
+          <w:lang w:eastAsia="cs-CZ"/>
+        </w:rPr>
+        <w:t xml:space="preserve"> ve které je složka „src“</w:t>
+      </w:r>
+      <w:r>
+        <w:rPr>
+          <w:lang w:eastAsia="cs-CZ"/>
+        </w:rPr>
+        <w:t>,</w:t>
+      </w:r>
+      <w:r>
+        <w:rPr>
+          <w:lang w:eastAsia="cs-CZ"/>
+        </w:rPr>
+        <w:t xml:space="preserve"> v</w:t>
+      </w:r>
+      <w:r>
+        <w:rPr>
+          <w:lang w:eastAsia="cs-CZ"/>
+        </w:rPr>
+        <w:t xml:space="preserve"> níž</w:t>
+      </w:r>
+      <w:r>
+        <w:rPr>
+          <w:lang w:eastAsia="cs-CZ"/>
+        </w:rPr>
+        <w:t xml:space="preserve"> je struktura </w:t>
       </w:r>
       <w:r>
         <w:rPr>
@@ -11257,7 +12274,19 @@
         <w:rPr>
           <w:lang w:eastAsia="cs-CZ"/>
         </w:rPr>
-        <w:t xml:space="preserve"> Na místech zdrojových kódu, které jsou </w:t>
+        <w:t xml:space="preserve"> Na místech zdrojových kód</w:t>
+      </w:r>
+      <w:r>
+        <w:rPr>
+          <w:lang w:eastAsia="cs-CZ"/>
+        </w:rPr>
+        <w:t>ů</w:t>
+      </w:r>
+      <w:r>
+        <w:rPr>
+          <w:lang w:eastAsia="cs-CZ"/>
+        </w:rPr>
+        <w:t xml:space="preserve">, které jsou </w:t>
       </w:r>
       <w:r>
         <w:rPr>
@@ -11269,7 +12298,19 @@
         <w:rPr>
           <w:lang w:eastAsia="cs-CZ"/>
         </w:rPr>
-        <w:t>testovány tam ovšem jsou soubory s testy podle jmenné konvence: „jméno původního souboru + _test + .cpp“.</w:t>
+        <w:t>testovány</w:t>
+      </w:r>
+      <w:r>
+        <w:rPr>
+          <w:lang w:eastAsia="cs-CZ"/>
+        </w:rPr>
+        <w:t>,</w:t>
+      </w:r>
+      <w:r>
+        <w:rPr>
+          <w:lang w:eastAsia="cs-CZ"/>
+        </w:rPr>
+        <w:t xml:space="preserve"> tam ovšem jsou soubory s testy podle jmenné konvence: „jméno původního souboru + _test + .cpp“.</w:t>
       </w:r>
       <w:r>
         <w:rPr>
@@ -11325,7 +12366,7 @@
           <w:lang w:eastAsia="cs-CZ"/>
         </w:rPr>
       </w:pPr>
-      <w:bookmarkStart w:id="26" w:name="_Toc229927234"/>
+      <w:bookmarkStart w:id="26" w:name="_Toc229933944"/>
       <w:r>
         <w:rPr>
           <w:lang w:eastAsia="cs-CZ"/>
@@ -11383,7 +12424,19 @@
         <w:rPr>
           <w:lang w:eastAsia="cs-CZ"/>
         </w:rPr>
-        <w:t xml:space="preserve"> Většina těchto testů byla znovupoužita na otestování paralelní verze tenzoru až na výjimku testů, co vyžadovaly v typovém parametrů nekompatibilní datové typy pro kopii na GPU paměť.</w:t>
+        <w:t xml:space="preserve"> Většina těchto testů byla znovupoužita na otestování paralelní verze tenzoru až na výjimku testů, </w:t>
+      </w:r>
+      <w:r>
+        <w:rPr>
+          <w:lang w:eastAsia="cs-CZ"/>
+        </w:rPr>
+        <w:t>které</w:t>
+      </w:r>
+      <w:r>
+        <w:rPr>
+          <w:lang w:eastAsia="cs-CZ"/>
+        </w:rPr>
+        <w:t xml:space="preserve"> vyžadovaly v typovém parametrů nekompatibilní datové typy pro kopii na GPU paměť.</w:t>
       </w:r>
       <w:r>
         <w:rPr>
@@ -11406,7 +12459,7 @@
           <w:lang w:eastAsia="cs-CZ"/>
         </w:rPr>
       </w:pPr>
-      <w:bookmarkStart w:id="27" w:name="_Toc229927235"/>
+      <w:bookmarkStart w:id="27" w:name="_Toc229933945"/>
       <w:r>
         <w:rPr>
           <w:lang w:eastAsia="cs-CZ"/>
@@ -11464,7 +12517,7 @@
       <w:pPr>
         <w:pStyle w:val="Nadpis1"/>
       </w:pPr>
-      <w:bookmarkStart w:id="28" w:name="_Toc229927236"/>
+      <w:bookmarkStart w:id="28" w:name="_Toc229933946"/>
       <w:r>
         <w:lastRenderedPageBreak/>
         <w:t>3 TEORETICKÉ VYUŽITÍ</w:t>
@@ -11510,72 +12563,78 @@
         <w:spacing w:after="0" w:line="285" w:lineRule="atLeast"/>
         <w:rPr>
           <w:rFonts w:ascii="Consolas" w:eastAsia="Times New Roman" w:hAnsi="Consolas"/>
+          <w:noProof/>
           <w:color w:val="569CD6"/>
           <w:sz w:val="21"/>
           <w:szCs w:val="21"/>
-          <w:lang/>
         </w:rPr>
       </w:pPr>
       <w:r>
         <w:rPr>
           <w:rFonts w:ascii="Consolas" w:eastAsia="Times New Roman" w:hAnsi="Consolas"/>
+          <w:noProof/>
           <w:color w:val="569CD6"/>
           <w:sz w:val="21"/>
           <w:szCs w:val="21"/>
-          <w:lang/>
-        </w:rPr>
-        <w:t xml:space="preserve">#include </w:t>
+        </w:rPr>
+        <w:t>#include “LinearC</w:t>
       </w:r>
       <w:r>
         <w:rPr>
           <w:rFonts w:ascii="Consolas" w:eastAsia="Times New Roman" w:hAnsi="Consolas"/>
+          <w:noProof/>
           <w:color w:val="569CD6"/>
           <w:sz w:val="21"/>
           <w:szCs w:val="21"/>
-          <w:lang/>
-        </w:rPr>
-        <w:t>“</w:t>
+        </w:rPr>
+        <w:t>o</w:t>
       </w:r>
       <w:r>
         <w:rPr>
           <w:rFonts w:ascii="Consolas" w:eastAsia="Times New Roman" w:hAnsi="Consolas"/>
+          <w:noProof/>
           <w:color w:val="569CD6"/>
           <w:sz w:val="21"/>
           <w:szCs w:val="21"/>
-          <w:lang/>
-        </w:rPr>
-        <w:t>LinearC</w:t>
-      </w:r>
-      <w:r>
+        </w:rPr>
+        <w:t>ntainer.hpp“</w:t>
+      </w:r>
+    </w:p>
+    <w:p>
+      <w:pPr>
+        <w:shd w:val="clear" w:color="auto" w:fill="1F1F1F"/>
+        <w:spacing w:after="0" w:line="285" w:lineRule="atLeast"/>
         <w:rPr>
           <w:rFonts w:ascii="Consolas" w:eastAsia="Times New Roman" w:hAnsi="Consolas"/>
+          <w:noProof/>
           <w:color w:val="569CD6"/>
           <w:sz w:val="21"/>
           <w:szCs w:val="21"/>
-          <w:lang/>
-        </w:rPr>
-        <w:t>o</w:t>
-      </w:r>
+        </w:rPr>
+      </w:pPr>
       <w:r>
         <w:rPr>
           <w:rFonts w:ascii="Consolas" w:eastAsia="Times New Roman" w:hAnsi="Consolas"/>
+          <w:noProof/>
           <w:color w:val="569CD6"/>
           <w:sz w:val="21"/>
           <w:szCs w:val="21"/>
-          <w:lang/>
-        </w:rPr>
-        <w:t>ntainer.hpp</w:t>
-      </w:r>
-      <w:r>
+        </w:rPr>
+        <w:t>#include “Tensor.hpp“</w:t>
+      </w:r>
+    </w:p>
+    <w:p>
+      <w:pPr>
+        <w:shd w:val="clear" w:color="auto" w:fill="1F1F1F"/>
+        <w:spacing w:after="0" w:line="285" w:lineRule="atLeast"/>
         <w:rPr>
           <w:rFonts w:ascii="Consolas" w:eastAsia="Times New Roman" w:hAnsi="Consolas"/>
+          <w:noProof/>
           <w:color w:val="569CD6"/>
           <w:sz w:val="21"/>
           <w:szCs w:val="21"/>
-          <w:lang/>
-        </w:rPr>
-        <w:t>“</w:t>
-      </w:r>
+        </w:rPr>
+      </w:pPr>
     </w:p>
     <w:p>
       <w:pPr>
@@ -11583,21 +12642,21 @@
         <w:spacing w:after="0" w:line="285" w:lineRule="atLeast"/>
         <w:rPr>
           <w:rFonts w:ascii="Consolas" w:eastAsia="Times New Roman" w:hAnsi="Consolas"/>
+          <w:noProof/>
           <w:color w:val="569CD6"/>
           <w:sz w:val="21"/>
           <w:szCs w:val="21"/>
-          <w:lang/>
         </w:rPr>
       </w:pPr>
       <w:r>
         <w:rPr>
           <w:rFonts w:ascii="Consolas" w:eastAsia="Times New Roman" w:hAnsi="Consolas"/>
+          <w:noProof/>
           <w:color w:val="569CD6"/>
           <w:sz w:val="21"/>
           <w:szCs w:val="21"/>
-          <w:lang/>
-        </w:rPr>
-        <w:t>#include “Tensor.hpp“</w:t>
+        </w:rPr>
+        <w:t>using namespace gema;</w:t>
       </w:r>
     </w:p>
     <w:p>
@@ -11606,10 +12665,10 @@
         <w:spacing w:after="0" w:line="285" w:lineRule="atLeast"/>
         <w:rPr>
           <w:rFonts w:ascii="Consolas" w:eastAsia="Times New Roman" w:hAnsi="Consolas"/>
+          <w:noProof/>
           <w:color w:val="569CD6"/>
           <w:sz w:val="21"/>
           <w:szCs w:val="21"/>
-          <w:lang/>
         </w:rPr>
       </w:pPr>
     </w:p>
@@ -11619,35 +12678,922 @@
         <w:spacing w:after="0" w:line="285" w:lineRule="atLeast"/>
         <w:rPr>
           <w:rFonts w:ascii="Consolas" w:eastAsia="Times New Roman" w:hAnsi="Consolas"/>
+          <w:noProof/>
+          <w:color w:val="CCCCCC"/>
+          <w:sz w:val="21"/>
+          <w:szCs w:val="21"/>
+        </w:rPr>
+      </w:pPr>
+      <w:r>
+        <w:rPr>
+          <w:rFonts w:ascii="Consolas" w:eastAsia="Times New Roman" w:hAnsi="Consolas"/>
+          <w:noProof/>
           <w:color w:val="569CD6"/>
           <w:sz w:val="21"/>
           <w:szCs w:val="21"/>
-          <w:lang/>
-        </w:rPr>
-      </w:pPr>
+        </w:rPr>
+        <w:t>const</w:t>
+      </w:r>
       <w:r>
         <w:rPr>
           <w:rFonts w:ascii="Consolas" w:eastAsia="Times New Roman" w:hAnsi="Consolas"/>
+          <w:noProof/>
+          <w:color w:val="CCCCCC"/>
+          <w:sz w:val="21"/>
+          <w:szCs w:val="21"/>
+        </w:rPr>
+        <w:t xml:space="preserve"> </w:t>
+      </w:r>
+      <w:r>
+        <w:rPr>
+          <w:rFonts w:ascii="Consolas" w:eastAsia="Times New Roman" w:hAnsi="Consolas"/>
+          <w:noProof/>
+          <w:color w:val="4EC9B0"/>
+          <w:sz w:val="21"/>
+          <w:szCs w:val="21"/>
+        </w:rPr>
+        <w:t>LinearContainer</w:t>
+      </w:r>
+      <w:r>
+        <w:rPr>
+          <w:rFonts w:ascii="Consolas" w:eastAsia="Times New Roman" w:hAnsi="Consolas"/>
+          <w:noProof/>
+          <w:color w:val="D4D4D4"/>
+          <w:sz w:val="21"/>
+          <w:szCs w:val="21"/>
+        </w:rPr>
+        <w:t>&lt;</w:t>
+      </w:r>
+      <w:r>
+        <w:rPr>
+          <w:rFonts w:ascii="Consolas" w:eastAsia="Times New Roman" w:hAnsi="Consolas"/>
+          <w:noProof/>
+          <w:color w:val="4EC9B0"/>
+          <w:sz w:val="21"/>
+          <w:szCs w:val="21"/>
+        </w:rPr>
+        <w:t>uint64_t</w:t>
+      </w:r>
+      <w:r>
+        <w:rPr>
+          <w:rFonts w:ascii="Consolas" w:eastAsia="Times New Roman" w:hAnsi="Consolas"/>
+          <w:noProof/>
+          <w:color w:val="D4D4D4"/>
+          <w:sz w:val="21"/>
+          <w:szCs w:val="21"/>
+        </w:rPr>
+        <w:t>&gt;</w:t>
+      </w:r>
+      <w:r>
+        <w:rPr>
+          <w:rFonts w:ascii="Consolas" w:eastAsia="Times New Roman" w:hAnsi="Consolas"/>
+          <w:noProof/>
+          <w:color w:val="CCCCCC"/>
+          <w:sz w:val="21"/>
+          <w:szCs w:val="21"/>
+        </w:rPr>
+        <w:t xml:space="preserve"> </w:t>
+      </w:r>
+      <w:r>
+        <w:rPr>
+          <w:rFonts w:ascii="Consolas" w:eastAsia="Times New Roman" w:hAnsi="Consolas"/>
+          <w:noProof/>
+          <w:color w:val="9CDCFE"/>
+          <w:sz w:val="21"/>
+          <w:szCs w:val="21"/>
+        </w:rPr>
+        <w:t>dimensionSizes</w:t>
+      </w:r>
+      <w:r>
+        <w:rPr>
+          <w:rFonts w:ascii="Consolas" w:eastAsia="Times New Roman" w:hAnsi="Consolas"/>
+          <w:noProof/>
+          <w:color w:val="CCCCCC"/>
+          <w:sz w:val="21"/>
+          <w:szCs w:val="21"/>
+        </w:rPr>
+        <w:t>{</w:t>
+      </w:r>
+      <w:r>
+        <w:rPr>
+          <w:rFonts w:ascii="Consolas" w:eastAsia="Times New Roman" w:hAnsi="Consolas"/>
+          <w:noProof/>
+          <w:color w:val="B5CEA8"/>
+          <w:sz w:val="21"/>
+          <w:szCs w:val="21"/>
+        </w:rPr>
+        <w:t>2</w:t>
+      </w:r>
+      <w:r>
+        <w:rPr>
+          <w:rFonts w:ascii="Consolas" w:eastAsia="Times New Roman" w:hAnsi="Consolas"/>
+          <w:noProof/>
+          <w:color w:val="CCCCCC"/>
+          <w:sz w:val="21"/>
+          <w:szCs w:val="21"/>
+        </w:rPr>
+        <w:t xml:space="preserve">, </w:t>
+      </w:r>
+      <w:r>
+        <w:rPr>
+          <w:rFonts w:ascii="Consolas" w:eastAsia="Times New Roman" w:hAnsi="Consolas"/>
+          <w:noProof/>
+          <w:color w:val="B5CEA8"/>
+          <w:sz w:val="21"/>
+          <w:szCs w:val="21"/>
+        </w:rPr>
+        <w:t>3</w:t>
+      </w:r>
+      <w:r>
+        <w:rPr>
+          <w:rFonts w:ascii="Consolas" w:eastAsia="Times New Roman" w:hAnsi="Consolas"/>
+          <w:noProof/>
+          <w:color w:val="CCCCCC"/>
+          <w:sz w:val="21"/>
+          <w:szCs w:val="21"/>
+        </w:rPr>
+        <w:t>};</w:t>
+      </w:r>
+    </w:p>
+    <w:p>
+      <w:pPr>
+        <w:shd w:val="clear" w:color="auto" w:fill="1F1F1F"/>
+        <w:spacing w:after="0" w:line="285" w:lineRule="atLeast"/>
+        <w:rPr>
+          <w:rFonts w:ascii="Consolas" w:eastAsia="Times New Roman" w:hAnsi="Consolas"/>
+          <w:noProof/>
+          <w:color w:val="CCCCCC"/>
+          <w:sz w:val="21"/>
+          <w:szCs w:val="21"/>
+        </w:rPr>
+      </w:pPr>
+    </w:p>
+    <w:p>
+      <w:pPr>
+        <w:shd w:val="clear" w:color="auto" w:fill="1F1F1F"/>
+        <w:spacing w:after="0" w:line="285" w:lineRule="atLeast"/>
+        <w:rPr>
+          <w:rFonts w:ascii="Consolas" w:eastAsia="Times New Roman" w:hAnsi="Consolas"/>
+          <w:noProof/>
+          <w:color w:val="CCCCCC"/>
+          <w:sz w:val="21"/>
+          <w:szCs w:val="21"/>
+        </w:rPr>
+      </w:pPr>
+      <w:r>
+        <w:rPr>
+          <w:rFonts w:ascii="Consolas" w:eastAsia="Times New Roman" w:hAnsi="Consolas"/>
+          <w:noProof/>
+          <w:color w:val="4EC9B0"/>
+          <w:sz w:val="21"/>
+          <w:szCs w:val="21"/>
+        </w:rPr>
+        <w:t>Tensor</w:t>
+      </w:r>
+      <w:r>
+        <w:rPr>
+          <w:rFonts w:ascii="Consolas" w:eastAsia="Times New Roman" w:hAnsi="Consolas"/>
+          <w:noProof/>
+          <w:color w:val="D4D4D4"/>
+          <w:sz w:val="21"/>
+          <w:szCs w:val="21"/>
+        </w:rPr>
+        <w:t>&lt;</w:t>
+      </w:r>
+      <w:r>
+        <w:rPr>
+          <w:rFonts w:ascii="Consolas" w:eastAsia="Times New Roman" w:hAnsi="Consolas"/>
+          <w:noProof/>
           <w:color w:val="569CD6"/>
           <w:sz w:val="21"/>
           <w:szCs w:val="21"/>
-          <w:lang/>
-        </w:rPr>
-        <w:t>using namespace gema;</w:t>
-      </w:r>
-    </w:p>
-    <w:p>
-      <w:pPr>
-        <w:shd w:val="clear" w:color="auto" w:fill="1F1F1F"/>
-        <w:spacing w:after="0" w:line="285" w:lineRule="atLeast"/>
+        </w:rPr>
+        <w:t>double</w:t>
+      </w:r>
+      <w:r>
         <w:rPr>
           <w:rFonts w:ascii="Consolas" w:eastAsia="Times New Roman" w:hAnsi="Consolas"/>
+          <w:noProof/>
+          <w:color w:val="D4D4D4"/>
+          <w:sz w:val="21"/>
+          <w:szCs w:val="21"/>
+        </w:rPr>
+        <w:t>&gt;</w:t>
+      </w:r>
+      <w:r>
+        <w:rPr>
+          <w:rFonts w:ascii="Consolas" w:eastAsia="Times New Roman" w:hAnsi="Consolas"/>
+          <w:noProof/>
+          <w:color w:val="CCCCCC"/>
+          <w:sz w:val="21"/>
+          <w:szCs w:val="21"/>
+        </w:rPr>
+        <w:t xml:space="preserve"> </w:t>
+      </w:r>
+      <w:r>
+        <w:rPr>
+          <w:rFonts w:ascii="Consolas" w:eastAsia="Times New Roman" w:hAnsi="Consolas"/>
+          <w:noProof/>
+          <w:color w:val="9CDCFE"/>
+          <w:sz w:val="21"/>
+          <w:szCs w:val="21"/>
+        </w:rPr>
+        <w:t>tensor</w:t>
+      </w:r>
+      <w:r>
+        <w:rPr>
+          <w:rFonts w:ascii="Consolas" w:eastAsia="Times New Roman" w:hAnsi="Consolas"/>
+          <w:noProof/>
+          <w:color w:val="CCCCCC"/>
+          <w:sz w:val="21"/>
+          <w:szCs w:val="21"/>
+        </w:rPr>
+        <w:t xml:space="preserve"> </w:t>
+      </w:r>
+      <w:r>
+        <w:rPr>
+          <w:rFonts w:ascii="Consolas" w:eastAsia="Times New Roman" w:hAnsi="Consolas"/>
+          <w:noProof/>
+          <w:color w:val="D4D4D4"/>
+          <w:sz w:val="21"/>
+          <w:szCs w:val="21"/>
+        </w:rPr>
+        <w:t>=</w:t>
+      </w:r>
+      <w:r>
+        <w:rPr>
+          <w:rFonts w:ascii="Consolas" w:eastAsia="Times New Roman" w:hAnsi="Consolas"/>
+          <w:noProof/>
+          <w:color w:val="CCCCCC"/>
+          <w:sz w:val="21"/>
+          <w:szCs w:val="21"/>
+        </w:rPr>
+        <w:t xml:space="preserve"> </w:t>
+      </w:r>
+      <w:r>
+        <w:rPr>
+          <w:rFonts w:ascii="Consolas" w:eastAsia="Times New Roman" w:hAnsi="Consolas"/>
+          <w:noProof/>
+          <w:color w:val="4EC9B0"/>
+          <w:sz w:val="21"/>
+          <w:szCs w:val="21"/>
+        </w:rPr>
+        <w:t>Tensor</w:t>
+      </w:r>
+      <w:r>
+        <w:rPr>
+          <w:rFonts w:ascii="Consolas" w:eastAsia="Times New Roman" w:hAnsi="Consolas"/>
+          <w:noProof/>
+          <w:color w:val="CCCCCC"/>
+          <w:sz w:val="21"/>
+          <w:szCs w:val="21"/>
+        </w:rPr>
+        <w:t>&lt;</w:t>
+      </w:r>
+      <w:r>
+        <w:rPr>
+          <w:rFonts w:ascii="Consolas" w:eastAsia="Times New Roman" w:hAnsi="Consolas"/>
+          <w:noProof/>
           <w:color w:val="569CD6"/>
           <w:sz w:val="21"/>
           <w:szCs w:val="21"/>
-          <w:lang/>
-        </w:rPr>
-      </w:pPr>
+        </w:rPr>
+        <w:t>double</w:t>
+      </w:r>
+      <w:r>
+        <w:rPr>
+          <w:rFonts w:ascii="Consolas" w:eastAsia="Times New Roman" w:hAnsi="Consolas"/>
+          <w:noProof/>
+          <w:color w:val="CCCCCC"/>
+          <w:sz w:val="21"/>
+          <w:szCs w:val="21"/>
+        </w:rPr>
+        <w:t>&gt;(</w:t>
+      </w:r>
+      <w:r>
+        <w:rPr>
+          <w:rFonts w:ascii="Consolas" w:eastAsia="Times New Roman" w:hAnsi="Consolas"/>
+          <w:noProof/>
+          <w:color w:val="9CDCFE"/>
+          <w:sz w:val="21"/>
+          <w:szCs w:val="21"/>
+        </w:rPr>
+        <w:t>dimensionSizes</w:t>
+      </w:r>
+      <w:r>
+        <w:rPr>
+          <w:rFonts w:ascii="Consolas" w:eastAsia="Times New Roman" w:hAnsi="Consolas"/>
+          <w:noProof/>
+          <w:color w:val="CCCCCC"/>
+          <w:sz w:val="21"/>
+          <w:szCs w:val="21"/>
+        </w:rPr>
+        <w:t>);</w:t>
+      </w:r>
+    </w:p>
+    <w:p>
+      <w:pPr>
+        <w:shd w:val="clear" w:color="auto" w:fill="1F1F1F"/>
+        <w:spacing w:after="0" w:line="285" w:lineRule="atLeast"/>
+        <w:rPr>
+          <w:rFonts w:ascii="Consolas" w:eastAsia="Times New Roman" w:hAnsi="Consolas"/>
+          <w:noProof/>
+          <w:color w:val="CCCCCC"/>
+          <w:sz w:val="21"/>
+          <w:szCs w:val="21"/>
+        </w:rPr>
+      </w:pPr>
+    </w:p>
+    <w:p>
+      <w:pPr>
+        <w:shd w:val="clear" w:color="auto" w:fill="1F1F1F"/>
+        <w:spacing w:after="0" w:line="285" w:lineRule="atLeast"/>
+        <w:rPr>
+          <w:rFonts w:ascii="Consolas" w:eastAsia="Times New Roman" w:hAnsi="Consolas"/>
+          <w:noProof/>
+          <w:color w:val="CCCCCC"/>
+          <w:sz w:val="21"/>
+          <w:szCs w:val="21"/>
+        </w:rPr>
+      </w:pPr>
+      <w:r>
+        <w:rPr>
+          <w:rFonts w:ascii="Consolas" w:eastAsia="Times New Roman" w:hAnsi="Consolas"/>
+          <w:noProof/>
+          <w:color w:val="CCCCCC"/>
+          <w:sz w:val="21"/>
+          <w:szCs w:val="21"/>
+        </w:rPr>
+        <w:t>tensor.setItem(5.5, {0, 0});</w:t>
+      </w:r>
+    </w:p>
+    <w:p>
+      <w:pPr>
+        <w:shd w:val="clear" w:color="auto" w:fill="1F1F1F"/>
+        <w:spacing w:after="0" w:line="285" w:lineRule="atLeast"/>
+        <w:rPr>
+          <w:rFonts w:ascii="Consolas" w:eastAsia="Times New Roman" w:hAnsi="Consolas"/>
+          <w:noProof/>
+          <w:color w:val="CCCCCC"/>
+          <w:sz w:val="21"/>
+          <w:szCs w:val="21"/>
+        </w:rPr>
+      </w:pPr>
+      <w:r>
+        <w:rPr>
+          <w:rFonts w:ascii="Consolas" w:eastAsia="Times New Roman" w:hAnsi="Consolas"/>
+          <w:noProof/>
+          <w:color w:val="CCCCCC"/>
+          <w:sz w:val="21"/>
+          <w:szCs w:val="21"/>
+        </w:rPr>
+        <w:t>tensor.setItem(-2., {0, 1});</w:t>
+      </w:r>
+    </w:p>
+    <w:p>
+      <w:pPr>
+        <w:shd w:val="clear" w:color="auto" w:fill="1F1F1F"/>
+        <w:spacing w:after="0" w:line="285" w:lineRule="atLeast"/>
+        <w:rPr>
+          <w:rFonts w:ascii="Consolas" w:eastAsia="Times New Roman" w:hAnsi="Consolas"/>
+          <w:noProof/>
+          <w:color w:val="CCCCCC"/>
+          <w:sz w:val="21"/>
+          <w:szCs w:val="21"/>
+        </w:rPr>
+      </w:pPr>
+      <w:r>
+        <w:rPr>
+          <w:rFonts w:ascii="Consolas" w:eastAsia="Times New Roman" w:hAnsi="Consolas"/>
+          <w:noProof/>
+          <w:color w:val="CCCCCC"/>
+          <w:sz w:val="21"/>
+          <w:szCs w:val="21"/>
+        </w:rPr>
+        <w:t>tensor.setItem(10., {1, 0});</w:t>
+      </w:r>
+    </w:p>
+    <w:p>
+      <w:pPr>
+        <w:shd w:val="clear" w:color="auto" w:fill="1F1F1F"/>
+        <w:spacing w:after="0" w:line="285" w:lineRule="atLeast"/>
+        <w:rPr>
+          <w:rFonts w:ascii="Consolas" w:eastAsia="Times New Roman" w:hAnsi="Consolas"/>
+          <w:noProof/>
+          <w:color w:val="CCCCCC"/>
+          <w:sz w:val="21"/>
+          <w:szCs w:val="21"/>
+        </w:rPr>
+      </w:pPr>
+      <w:r>
+        <w:rPr>
+          <w:rFonts w:ascii="Consolas" w:eastAsia="Times New Roman" w:hAnsi="Consolas"/>
+          <w:noProof/>
+          <w:color w:val="CCCCCC"/>
+          <w:sz w:val="21"/>
+          <w:szCs w:val="21"/>
+        </w:rPr>
+        <w:t>tensor.setItem(0.,  {1, 1});</w:t>
+      </w:r>
+    </w:p>
+    <w:p>
+      <w:pPr>
+        <w:shd w:val="clear" w:color="auto" w:fill="1F1F1F"/>
+        <w:spacing w:after="0" w:line="285" w:lineRule="atLeast"/>
+        <w:rPr>
+          <w:rFonts w:ascii="Consolas" w:eastAsia="Times New Roman" w:hAnsi="Consolas"/>
+          <w:noProof/>
+          <w:color w:val="CCCCCC"/>
+          <w:sz w:val="21"/>
+          <w:szCs w:val="21"/>
+        </w:rPr>
+      </w:pPr>
+    </w:p>
+    <w:p>
+      <w:pPr>
+        <w:shd w:val="clear" w:color="auto" w:fill="1F1F1F"/>
+        <w:spacing w:after="0" w:line="285" w:lineRule="atLeast"/>
+        <w:rPr>
+          <w:rFonts w:ascii="Consolas" w:eastAsia="Times New Roman" w:hAnsi="Consolas"/>
+          <w:noProof/>
+          <w:color w:val="CCCCCC"/>
+          <w:sz w:val="21"/>
+          <w:szCs w:val="21"/>
+        </w:rPr>
+      </w:pPr>
+      <w:r>
+        <w:rPr>
+          <w:rFonts w:ascii="Consolas" w:eastAsia="Times New Roman" w:hAnsi="Consolas"/>
+          <w:noProof/>
+          <w:color w:val="CCCCCC"/>
+          <w:sz w:val="21"/>
+          <w:szCs w:val="21"/>
+        </w:rPr>
+        <w:t xml:space="preserve">tensor.addDimension(2, </w:t>
+      </w:r>
+      <w:r>
+        <w:rPr>
+          <w:rFonts w:ascii="Consolas" w:eastAsia="Times New Roman" w:hAnsi="Consolas"/>
+          <w:noProof/>
+          <w:color w:val="CCCCCC"/>
+          <w:sz w:val="21"/>
+          <w:szCs w:val="21"/>
+        </w:rPr>
+        <w:t>1</w:t>
+      </w:r>
+      <w:r>
+        <w:rPr>
+          <w:rFonts w:ascii="Consolas" w:eastAsia="Times New Roman" w:hAnsi="Consolas"/>
+          <w:noProof/>
+          <w:color w:val="CCCCCC"/>
+          <w:sz w:val="21"/>
+          <w:szCs w:val="21"/>
+        </w:rPr>
+        <w:t>);</w:t>
+      </w:r>
+    </w:p>
+    <w:p>
+      <w:pPr>
+        <w:shd w:val="clear" w:color="auto" w:fill="1F1F1F"/>
+        <w:spacing w:after="0" w:line="285" w:lineRule="atLeast"/>
+        <w:rPr>
+          <w:rFonts w:ascii="Consolas" w:eastAsia="Times New Roman" w:hAnsi="Consolas"/>
+          <w:noProof/>
+          <w:color w:val="CCCCCC"/>
+          <w:sz w:val="21"/>
+          <w:szCs w:val="21"/>
+        </w:rPr>
+      </w:pPr>
+    </w:p>
+    <w:p>
+      <w:pPr>
+        <w:shd w:val="clear" w:color="auto" w:fill="1F1F1F"/>
+        <w:spacing w:after="0" w:line="285" w:lineRule="atLeast"/>
+        <w:rPr>
+          <w:rFonts w:ascii="Consolas" w:eastAsia="Times New Roman" w:hAnsi="Consolas"/>
+          <w:noProof/>
+          <w:color w:val="CCCCCC"/>
+          <w:sz w:val="21"/>
+          <w:szCs w:val="21"/>
+        </w:rPr>
+      </w:pPr>
+      <w:r>
+        <w:rPr>
+          <w:rFonts w:ascii="Consolas" w:eastAsia="Times New Roman" w:hAnsi="Consolas"/>
+          <w:noProof/>
+          <w:color w:val="CCCCCC"/>
+          <w:sz w:val="21"/>
+          <w:szCs w:val="21"/>
+        </w:rPr>
+        <w:t>tensor.transposition();</w:t>
+      </w:r>
+    </w:p>
+    <w:p>
+      <w:pPr>
+        <w:shd w:val="clear" w:color="auto" w:fill="1F1F1F"/>
+        <w:spacing w:after="0" w:line="285" w:lineRule="atLeast"/>
+        <w:rPr>
+          <w:rFonts w:ascii="Consolas" w:eastAsia="Times New Roman" w:hAnsi="Consolas"/>
+          <w:noProof/>
+          <w:color w:val="CCCCCC"/>
+          <w:sz w:val="21"/>
+          <w:szCs w:val="21"/>
+        </w:rPr>
+      </w:pPr>
+    </w:p>
+    <w:p>
+      <w:pPr>
+        <w:shd w:val="clear" w:color="auto" w:fill="1F1F1F"/>
+        <w:spacing w:after="0" w:line="285" w:lineRule="atLeast"/>
+        <w:rPr>
+          <w:rFonts w:ascii="Consolas" w:eastAsia="Times New Roman" w:hAnsi="Consolas"/>
+          <w:noProof/>
+          <w:color w:val="CCCCCC"/>
+          <w:sz w:val="21"/>
+          <w:szCs w:val="21"/>
+        </w:rPr>
+      </w:pPr>
+      <w:r>
+        <w:rPr>
+          <w:rFonts w:ascii="Consolas" w:eastAsia="Times New Roman" w:hAnsi="Consolas"/>
+          <w:noProof/>
+          <w:color w:val="4EC9B0"/>
+          <w:sz w:val="21"/>
+          <w:szCs w:val="21"/>
+        </w:rPr>
+        <w:t>Tensor</w:t>
+      </w:r>
+      <w:r>
+        <w:rPr>
+          <w:rFonts w:ascii="Consolas" w:eastAsia="Times New Roman" w:hAnsi="Consolas"/>
+          <w:noProof/>
+          <w:color w:val="D4D4D4"/>
+          <w:sz w:val="21"/>
+          <w:szCs w:val="21"/>
+        </w:rPr>
+        <w:t>&lt;</w:t>
+      </w:r>
+      <w:r>
+        <w:rPr>
+          <w:rFonts w:ascii="Consolas" w:eastAsia="Times New Roman" w:hAnsi="Consolas"/>
+          <w:noProof/>
+          <w:color w:val="569CD6"/>
+          <w:sz w:val="21"/>
+          <w:szCs w:val="21"/>
+        </w:rPr>
+        <w:t>double</w:t>
+      </w:r>
+      <w:r>
+        <w:rPr>
+          <w:rFonts w:ascii="Consolas" w:eastAsia="Times New Roman" w:hAnsi="Consolas"/>
+          <w:noProof/>
+          <w:color w:val="D4D4D4"/>
+          <w:sz w:val="21"/>
+          <w:szCs w:val="21"/>
+        </w:rPr>
+        <w:t>&gt;</w:t>
+      </w:r>
+      <w:r>
+        <w:rPr>
+          <w:rFonts w:ascii="Consolas" w:eastAsia="Times New Roman" w:hAnsi="Consolas"/>
+          <w:noProof/>
+          <w:color w:val="CCCCCC"/>
+          <w:sz w:val="21"/>
+          <w:szCs w:val="21"/>
+        </w:rPr>
+        <w:t xml:space="preserve"> </w:t>
+      </w:r>
+      <w:r>
+        <w:rPr>
+          <w:rFonts w:ascii="Consolas" w:eastAsia="Times New Roman" w:hAnsi="Consolas"/>
+          <w:noProof/>
+          <w:color w:val="9CDCFE"/>
+          <w:sz w:val="21"/>
+          <w:szCs w:val="21"/>
+        </w:rPr>
+        <w:t>tensor</w:t>
+      </w:r>
+      <w:r>
+        <w:rPr>
+          <w:rFonts w:ascii="Consolas" w:eastAsia="Times New Roman" w:hAnsi="Consolas"/>
+          <w:noProof/>
+          <w:color w:val="9CDCFE"/>
+          <w:sz w:val="21"/>
+          <w:szCs w:val="21"/>
+        </w:rPr>
+        <w:t>2</w:t>
+      </w:r>
+      <w:r>
+        <w:rPr>
+          <w:rFonts w:ascii="Consolas" w:eastAsia="Times New Roman" w:hAnsi="Consolas"/>
+          <w:noProof/>
+          <w:color w:val="CCCCCC"/>
+          <w:sz w:val="21"/>
+          <w:szCs w:val="21"/>
+        </w:rPr>
+        <w:t xml:space="preserve"> </w:t>
+      </w:r>
+      <w:r>
+        <w:rPr>
+          <w:rFonts w:ascii="Consolas" w:eastAsia="Times New Roman" w:hAnsi="Consolas"/>
+          <w:noProof/>
+          <w:color w:val="D4D4D4"/>
+          <w:sz w:val="21"/>
+          <w:szCs w:val="21"/>
+        </w:rPr>
+        <w:t>=</w:t>
+      </w:r>
+      <w:r>
+        <w:rPr>
+          <w:rFonts w:ascii="Consolas" w:eastAsia="Times New Roman" w:hAnsi="Consolas"/>
+          <w:noProof/>
+          <w:color w:val="CCCCCC"/>
+          <w:sz w:val="21"/>
+          <w:szCs w:val="21"/>
+        </w:rPr>
+        <w:t xml:space="preserve"> </w:t>
+      </w:r>
+      <w:r>
+        <w:rPr>
+          <w:rFonts w:ascii="Consolas" w:eastAsia="Times New Roman" w:hAnsi="Consolas"/>
+          <w:noProof/>
+          <w:color w:val="4EC9B0"/>
+          <w:sz w:val="21"/>
+          <w:szCs w:val="21"/>
+        </w:rPr>
+        <w:t>Tensor</w:t>
+      </w:r>
+      <w:r>
+        <w:rPr>
+          <w:rFonts w:ascii="Consolas" w:eastAsia="Times New Roman" w:hAnsi="Consolas"/>
+          <w:noProof/>
+          <w:color w:val="CCCCCC"/>
+          <w:sz w:val="21"/>
+          <w:szCs w:val="21"/>
+        </w:rPr>
+        <w:t>&lt;</w:t>
+      </w:r>
+      <w:r>
+        <w:rPr>
+          <w:rFonts w:ascii="Consolas" w:eastAsia="Times New Roman" w:hAnsi="Consolas"/>
+          <w:noProof/>
+          <w:color w:val="569CD6"/>
+          <w:sz w:val="21"/>
+          <w:szCs w:val="21"/>
+        </w:rPr>
+        <w:t>double</w:t>
+      </w:r>
+      <w:r>
+        <w:rPr>
+          <w:rFonts w:ascii="Consolas" w:eastAsia="Times New Roman" w:hAnsi="Consolas"/>
+          <w:noProof/>
+          <w:color w:val="CCCCCC"/>
+          <w:sz w:val="21"/>
+          <w:szCs w:val="21"/>
+        </w:rPr>
+        <w:t>&gt;(</w:t>
+      </w:r>
+      <w:r>
+        <w:rPr>
+          <w:rFonts w:ascii="Consolas" w:eastAsia="Times New Roman" w:hAnsi="Consolas"/>
+          <w:noProof/>
+          <w:color w:val="9CDCFE"/>
+          <w:sz w:val="21"/>
+          <w:szCs w:val="21"/>
+        </w:rPr>
+        <w:t>{2, 2, 3}</w:t>
+      </w:r>
+      <w:r>
+        <w:rPr>
+          <w:rFonts w:ascii="Consolas" w:eastAsia="Times New Roman" w:hAnsi="Consolas"/>
+          <w:noProof/>
+          <w:color w:val="CCCCCC"/>
+          <w:sz w:val="21"/>
+          <w:szCs w:val="21"/>
+        </w:rPr>
+        <w:t>);</w:t>
+      </w:r>
+    </w:p>
+    <w:p>
+      <w:pPr>
+        <w:shd w:val="clear" w:color="auto" w:fill="1F1F1F"/>
+        <w:spacing w:after="0" w:line="285" w:lineRule="atLeast"/>
+        <w:rPr>
+          <w:rFonts w:ascii="Consolas" w:eastAsia="Times New Roman" w:hAnsi="Consolas"/>
+          <w:noProof/>
+          <w:color w:val="CCCCCC"/>
+          <w:sz w:val="21"/>
+          <w:szCs w:val="21"/>
+        </w:rPr>
+      </w:pPr>
+    </w:p>
+    <w:p>
+      <w:pPr>
+        <w:shd w:val="clear" w:color="auto" w:fill="1F1F1F"/>
+        <w:spacing w:after="0" w:line="285" w:lineRule="atLeast"/>
+        <w:rPr>
+          <w:rFonts w:ascii="Consolas" w:eastAsia="Times New Roman" w:hAnsi="Consolas"/>
+          <w:noProof/>
+          <w:color w:val="CCCCCC"/>
+          <w:sz w:val="21"/>
+          <w:szCs w:val="21"/>
+        </w:rPr>
+      </w:pPr>
+      <w:r>
+        <w:rPr>
+          <w:rFonts w:ascii="Consolas" w:eastAsia="Times New Roman" w:hAnsi="Consolas"/>
+          <w:noProof/>
+          <w:color w:val="CCCCCC"/>
+          <w:sz w:val="21"/>
+          <w:szCs w:val="21"/>
+        </w:rPr>
+        <w:t>Tensor2.setItem(-5., {0, 0});</w:t>
+      </w:r>
+    </w:p>
+    <w:p>
+      <w:pPr>
+        <w:shd w:val="clear" w:color="auto" w:fill="1F1F1F"/>
+        <w:spacing w:after="0" w:line="285" w:lineRule="atLeast"/>
+        <w:rPr>
+          <w:rFonts w:ascii="Consolas" w:eastAsia="Times New Roman" w:hAnsi="Consolas"/>
+          <w:noProof/>
+          <w:color w:val="CCCCCC"/>
+          <w:sz w:val="21"/>
+          <w:szCs w:val="21"/>
+        </w:rPr>
+      </w:pPr>
+      <w:r>
+        <w:rPr>
+          <w:rFonts w:ascii="Consolas" w:eastAsia="Times New Roman" w:hAnsi="Consolas"/>
+          <w:noProof/>
+          <w:color w:val="CCCCCC"/>
+          <w:sz w:val="21"/>
+          <w:szCs w:val="21"/>
+        </w:rPr>
+        <w:t>tensor2.setItem(1.,  {0, 1});</w:t>
+      </w:r>
+    </w:p>
+    <w:p>
+      <w:pPr>
+        <w:shd w:val="clear" w:color="auto" w:fill="1F1F1F"/>
+        <w:spacing w:after="0" w:line="285" w:lineRule="atLeast"/>
+        <w:rPr>
+          <w:rFonts w:ascii="Consolas" w:eastAsia="Times New Roman" w:hAnsi="Consolas"/>
+          <w:noProof/>
+          <w:color w:val="CCCCCC"/>
+          <w:sz w:val="21"/>
+          <w:szCs w:val="21"/>
+        </w:rPr>
+      </w:pPr>
+    </w:p>
+    <w:p>
+      <w:pPr>
+        <w:shd w:val="clear" w:color="auto" w:fill="1F1F1F"/>
+        <w:spacing w:after="0" w:line="285" w:lineRule="atLeast"/>
+        <w:rPr>
+          <w:rFonts w:ascii="Consolas" w:eastAsia="Times New Roman" w:hAnsi="Consolas"/>
+          <w:noProof/>
+          <w:color w:val="CCCCCC"/>
+          <w:sz w:val="21"/>
+          <w:szCs w:val="21"/>
+        </w:rPr>
+      </w:pPr>
+      <w:r>
+        <w:rPr>
+          <w:rFonts w:ascii="Consolas" w:eastAsia="Times New Roman" w:hAnsi="Consolas"/>
+          <w:noProof/>
+          <w:color w:val="4EC9B0"/>
+          <w:sz w:val="21"/>
+          <w:szCs w:val="21"/>
+        </w:rPr>
+        <w:t>Tensor</w:t>
+      </w:r>
+      <w:r>
+        <w:rPr>
+          <w:rFonts w:ascii="Consolas" w:eastAsia="Times New Roman" w:hAnsi="Consolas"/>
+          <w:noProof/>
+          <w:color w:val="D4D4D4"/>
+          <w:sz w:val="21"/>
+          <w:szCs w:val="21"/>
+        </w:rPr>
+        <w:t>&lt;</w:t>
+      </w:r>
+      <w:r>
+        <w:rPr>
+          <w:rFonts w:ascii="Consolas" w:eastAsia="Times New Roman" w:hAnsi="Consolas"/>
+          <w:noProof/>
+          <w:color w:val="569CD6"/>
+          <w:sz w:val="21"/>
+          <w:szCs w:val="21"/>
+        </w:rPr>
+        <w:t>double</w:t>
+      </w:r>
+      <w:r>
+        <w:rPr>
+          <w:rFonts w:ascii="Consolas" w:eastAsia="Times New Roman" w:hAnsi="Consolas"/>
+          <w:noProof/>
+          <w:color w:val="D4D4D4"/>
+          <w:sz w:val="21"/>
+          <w:szCs w:val="21"/>
+        </w:rPr>
+        <w:t>&gt;</w:t>
+      </w:r>
+      <w:r>
+        <w:rPr>
+          <w:rFonts w:ascii="Consolas" w:eastAsia="Times New Roman" w:hAnsi="Consolas"/>
+          <w:noProof/>
+          <w:color w:val="CCCCCC"/>
+          <w:sz w:val="21"/>
+          <w:szCs w:val="21"/>
+        </w:rPr>
+        <w:t xml:space="preserve"> </w:t>
+      </w:r>
+      <w:r>
+        <w:rPr>
+          <w:rFonts w:ascii="Consolas" w:eastAsia="Times New Roman" w:hAnsi="Consolas"/>
+          <w:noProof/>
+          <w:color w:val="9CDCFE"/>
+          <w:sz w:val="21"/>
+          <w:szCs w:val="21"/>
+        </w:rPr>
+        <w:t>result</w:t>
+      </w:r>
+      <w:r>
+        <w:rPr>
+          <w:rFonts w:ascii="Consolas" w:eastAsia="Times New Roman" w:hAnsi="Consolas"/>
+          <w:noProof/>
+          <w:color w:val="CCCCCC"/>
+          <w:sz w:val="21"/>
+          <w:szCs w:val="21"/>
+        </w:rPr>
+        <w:t xml:space="preserve"> </w:t>
+      </w:r>
+      <w:r>
+        <w:rPr>
+          <w:rFonts w:ascii="Consolas" w:eastAsia="Times New Roman" w:hAnsi="Consolas"/>
+          <w:noProof/>
+          <w:color w:val="D4D4D4"/>
+          <w:sz w:val="21"/>
+          <w:szCs w:val="21"/>
+        </w:rPr>
+        <w:t>=</w:t>
+      </w:r>
+      <w:r>
+        <w:rPr>
+          <w:rFonts w:ascii="Consolas" w:eastAsia="Times New Roman" w:hAnsi="Consolas"/>
+          <w:noProof/>
+          <w:color w:val="CCCCCC"/>
+          <w:sz w:val="21"/>
+          <w:szCs w:val="21"/>
+        </w:rPr>
+        <w:t xml:space="preserve"> </w:t>
+      </w:r>
+      <w:r>
+        <w:rPr>
+          <w:rFonts w:ascii="Consolas" w:eastAsia="Times New Roman" w:hAnsi="Consolas"/>
+          <w:noProof/>
+          <w:color w:val="4EC9B0"/>
+          <w:sz w:val="21"/>
+          <w:szCs w:val="21"/>
+        </w:rPr>
+        <w:t>tensor + tensor2;</w:t>
+      </w:r>
+    </w:p>
+    <w:p>
+      <w:pPr>
+        <w:shd w:val="clear" w:color="auto" w:fill="1F1F1F"/>
+        <w:spacing w:after="0" w:line="285" w:lineRule="atLeast"/>
+        <w:rPr>
+          <w:rFonts w:ascii="Consolas" w:eastAsia="Times New Roman" w:hAnsi="Consolas"/>
+          <w:noProof/>
+          <w:color w:val="CCCCCC"/>
+          <w:sz w:val="21"/>
+          <w:szCs w:val="21"/>
+        </w:rPr>
+      </w:pPr>
+    </w:p>
+    <w:p>
+      <w:pPr>
+        <w:shd w:val="clear" w:color="auto" w:fill="1F1F1F"/>
+        <w:spacing w:after="0" w:line="285" w:lineRule="atLeast"/>
+        <w:rPr>
+          <w:rFonts w:ascii="Consolas" w:eastAsia="Times New Roman" w:hAnsi="Consolas"/>
+          <w:noProof/>
+          <w:color w:val="CCCCCC"/>
+          <w:sz w:val="21"/>
+          <w:szCs w:val="21"/>
+        </w:rPr>
+      </w:pPr>
+      <w:r>
+        <w:rPr>
+          <w:rFonts w:ascii="Consolas" w:eastAsia="Times New Roman" w:hAnsi="Consolas"/>
+          <w:noProof/>
+          <w:color w:val="CCCCCC"/>
+          <w:sz w:val="21"/>
+          <w:szCs w:val="21"/>
+        </w:rPr>
+        <w:t>std::print(“{}\n“, result);</w:t>
+      </w:r>
     </w:p>
     <w:p>
       <w:pPr>
@@ -11658,1210 +13604,6 @@
           <w:color w:val="CCCCCC"/>
           <w:sz w:val="21"/>
           <w:szCs w:val="21"/>
-          <w:lang/>
-        </w:rPr>
-      </w:pPr>
-      <w:r>
-        <w:rPr>
-          <w:rFonts w:ascii="Consolas" w:eastAsia="Times New Roman" w:hAnsi="Consolas"/>
-          <w:color w:val="569CD6"/>
-          <w:sz w:val="21"/>
-          <w:szCs w:val="21"/>
-          <w:lang/>
-        </w:rPr>
-        <w:t>const</w:t>
-      </w:r>
-      <w:r>
-        <w:rPr>
-          <w:rFonts w:ascii="Consolas" w:eastAsia="Times New Roman" w:hAnsi="Consolas"/>
-          <w:color w:val="CCCCCC"/>
-          <w:sz w:val="21"/>
-          <w:szCs w:val="21"/>
-          <w:lang/>
-        </w:rPr>
-        <w:t xml:space="preserve"> </w:t>
-      </w:r>
-      <w:r>
-        <w:rPr>
-          <w:rFonts w:ascii="Consolas" w:eastAsia="Times New Roman" w:hAnsi="Consolas"/>
-          <w:color w:val="4EC9B0"/>
-          <w:sz w:val="21"/>
-          <w:szCs w:val="21"/>
-          <w:lang/>
-        </w:rPr>
-        <w:t>LinearContainer</w:t>
-      </w:r>
-      <w:r>
-        <w:rPr>
-          <w:rFonts w:ascii="Consolas" w:eastAsia="Times New Roman" w:hAnsi="Consolas"/>
-          <w:color w:val="D4D4D4"/>
-          <w:sz w:val="21"/>
-          <w:szCs w:val="21"/>
-          <w:lang/>
-        </w:rPr>
-        <w:t>&lt;</w:t>
-      </w:r>
-      <w:r>
-        <w:rPr>
-          <w:rFonts w:ascii="Consolas" w:eastAsia="Times New Roman" w:hAnsi="Consolas"/>
-          <w:color w:val="4EC9B0"/>
-          <w:sz w:val="21"/>
-          <w:szCs w:val="21"/>
-          <w:lang/>
-        </w:rPr>
-        <w:t>uint64_t</w:t>
-      </w:r>
-      <w:r>
-        <w:rPr>
-          <w:rFonts w:ascii="Consolas" w:eastAsia="Times New Roman" w:hAnsi="Consolas"/>
-          <w:color w:val="D4D4D4"/>
-          <w:sz w:val="21"/>
-          <w:szCs w:val="21"/>
-          <w:lang/>
-        </w:rPr>
-        <w:t>&gt;</w:t>
-      </w:r>
-      <w:r>
-        <w:rPr>
-          <w:rFonts w:ascii="Consolas" w:eastAsia="Times New Roman" w:hAnsi="Consolas"/>
-          <w:color w:val="CCCCCC"/>
-          <w:sz w:val="21"/>
-          <w:szCs w:val="21"/>
-          <w:lang/>
-        </w:rPr>
-        <w:t xml:space="preserve"> </w:t>
-      </w:r>
-      <w:r>
-        <w:rPr>
-          <w:rFonts w:ascii="Consolas" w:eastAsia="Times New Roman" w:hAnsi="Consolas"/>
-          <w:color w:val="9CDCFE"/>
-          <w:sz w:val="21"/>
-          <w:szCs w:val="21"/>
-          <w:lang/>
-        </w:rPr>
-        <w:t>dimensionSizes</w:t>
-      </w:r>
-      <w:r>
-        <w:rPr>
-          <w:rFonts w:ascii="Consolas" w:eastAsia="Times New Roman" w:hAnsi="Consolas"/>
-          <w:color w:val="CCCCCC"/>
-          <w:sz w:val="21"/>
-          <w:szCs w:val="21"/>
-          <w:lang/>
-        </w:rPr>
-        <w:t>{</w:t>
-      </w:r>
-      <w:r>
-        <w:rPr>
-          <w:rFonts w:ascii="Consolas" w:eastAsia="Times New Roman" w:hAnsi="Consolas"/>
-          <w:color w:val="B5CEA8"/>
-          <w:sz w:val="21"/>
-          <w:szCs w:val="21"/>
-          <w:lang/>
-        </w:rPr>
-        <w:t>2</w:t>
-      </w:r>
-      <w:r>
-        <w:rPr>
-          <w:rFonts w:ascii="Consolas" w:eastAsia="Times New Roman" w:hAnsi="Consolas"/>
-          <w:color w:val="CCCCCC"/>
-          <w:sz w:val="21"/>
-          <w:szCs w:val="21"/>
-          <w:lang/>
-        </w:rPr>
-        <w:t xml:space="preserve">, </w:t>
-      </w:r>
-      <w:r>
-        <w:rPr>
-          <w:rFonts w:ascii="Consolas" w:eastAsia="Times New Roman" w:hAnsi="Consolas"/>
-          <w:color w:val="B5CEA8"/>
-          <w:sz w:val="21"/>
-          <w:szCs w:val="21"/>
-          <w:lang/>
-        </w:rPr>
-        <w:t>3</w:t>
-      </w:r>
-      <w:r>
-        <w:rPr>
-          <w:rFonts w:ascii="Consolas" w:eastAsia="Times New Roman" w:hAnsi="Consolas"/>
-          <w:color w:val="CCCCCC"/>
-          <w:sz w:val="21"/>
-          <w:szCs w:val="21"/>
-          <w:lang/>
-        </w:rPr>
-        <w:t>};</w:t>
-      </w:r>
-    </w:p>
-    <w:p>
-      <w:pPr>
-        <w:shd w:val="clear" w:color="auto" w:fill="1F1F1F"/>
-        <w:spacing w:after="0" w:line="285" w:lineRule="atLeast"/>
-        <w:rPr>
-          <w:rFonts w:ascii="Consolas" w:eastAsia="Times New Roman" w:hAnsi="Consolas"/>
-          <w:color w:val="CCCCCC"/>
-          <w:sz w:val="21"/>
-          <w:szCs w:val="21"/>
-          <w:lang/>
-        </w:rPr>
-      </w:pPr>
-    </w:p>
-    <w:p>
-      <w:pPr>
-        <w:shd w:val="clear" w:color="auto" w:fill="1F1F1F"/>
-        <w:spacing w:after="0" w:line="285" w:lineRule="atLeast"/>
-        <w:rPr>
-          <w:rFonts w:ascii="Consolas" w:eastAsia="Times New Roman" w:hAnsi="Consolas"/>
-          <w:color w:val="CCCCCC"/>
-          <w:sz w:val="21"/>
-          <w:szCs w:val="21"/>
-          <w:lang/>
-        </w:rPr>
-      </w:pPr>
-      <w:r>
-        <w:rPr>
-          <w:rFonts w:ascii="Consolas" w:eastAsia="Times New Roman" w:hAnsi="Consolas"/>
-          <w:color w:val="4EC9B0"/>
-          <w:sz w:val="21"/>
-          <w:szCs w:val="21"/>
-          <w:lang/>
-        </w:rPr>
-        <w:t>Tensor</w:t>
-      </w:r>
-      <w:r>
-        <w:rPr>
-          <w:rFonts w:ascii="Consolas" w:eastAsia="Times New Roman" w:hAnsi="Consolas"/>
-          <w:color w:val="D4D4D4"/>
-          <w:sz w:val="21"/>
-          <w:szCs w:val="21"/>
-          <w:lang/>
-        </w:rPr>
-        <w:t>&lt;</w:t>
-      </w:r>
-      <w:r>
-        <w:rPr>
-          <w:rFonts w:ascii="Consolas" w:eastAsia="Times New Roman" w:hAnsi="Consolas"/>
-          <w:color w:val="569CD6"/>
-          <w:sz w:val="21"/>
-          <w:szCs w:val="21"/>
-          <w:lang/>
-        </w:rPr>
-        <w:t>double</w:t>
-      </w:r>
-      <w:r>
-        <w:rPr>
-          <w:rFonts w:ascii="Consolas" w:eastAsia="Times New Roman" w:hAnsi="Consolas"/>
-          <w:color w:val="D4D4D4"/>
-          <w:sz w:val="21"/>
-          <w:szCs w:val="21"/>
-          <w:lang/>
-        </w:rPr>
-        <w:t>&gt;</w:t>
-      </w:r>
-      <w:r>
-        <w:rPr>
-          <w:rFonts w:ascii="Consolas" w:eastAsia="Times New Roman" w:hAnsi="Consolas"/>
-          <w:color w:val="CCCCCC"/>
-          <w:sz w:val="21"/>
-          <w:szCs w:val="21"/>
-          <w:lang/>
-        </w:rPr>
-        <w:t xml:space="preserve"> </w:t>
-      </w:r>
-      <w:r>
-        <w:rPr>
-          <w:rFonts w:ascii="Consolas" w:eastAsia="Times New Roman" w:hAnsi="Consolas"/>
-          <w:color w:val="9CDCFE"/>
-          <w:sz w:val="21"/>
-          <w:szCs w:val="21"/>
-          <w:lang/>
-        </w:rPr>
-        <w:t>tensor</w:t>
-      </w:r>
-      <w:r>
-        <w:rPr>
-          <w:rFonts w:ascii="Consolas" w:eastAsia="Times New Roman" w:hAnsi="Consolas"/>
-          <w:color w:val="CCCCCC"/>
-          <w:sz w:val="21"/>
-          <w:szCs w:val="21"/>
-          <w:lang/>
-        </w:rPr>
-        <w:t xml:space="preserve"> </w:t>
-      </w:r>
-      <w:r>
-        <w:rPr>
-          <w:rFonts w:ascii="Consolas" w:eastAsia="Times New Roman" w:hAnsi="Consolas"/>
-          <w:color w:val="D4D4D4"/>
-          <w:sz w:val="21"/>
-          <w:szCs w:val="21"/>
-          <w:lang/>
-        </w:rPr>
-        <w:t>=</w:t>
-      </w:r>
-      <w:r>
-        <w:rPr>
-          <w:rFonts w:ascii="Consolas" w:eastAsia="Times New Roman" w:hAnsi="Consolas"/>
-          <w:color w:val="CCCCCC"/>
-          <w:sz w:val="21"/>
-          <w:szCs w:val="21"/>
-          <w:lang/>
-        </w:rPr>
-        <w:t xml:space="preserve"> </w:t>
-      </w:r>
-      <w:r>
-        <w:rPr>
-          <w:rFonts w:ascii="Consolas" w:eastAsia="Times New Roman" w:hAnsi="Consolas"/>
-          <w:color w:val="4EC9B0"/>
-          <w:sz w:val="21"/>
-          <w:szCs w:val="21"/>
-          <w:lang/>
-        </w:rPr>
-        <w:t>Tensor</w:t>
-      </w:r>
-      <w:r>
-        <w:rPr>
-          <w:rFonts w:ascii="Consolas" w:eastAsia="Times New Roman" w:hAnsi="Consolas"/>
-          <w:color w:val="CCCCCC"/>
-          <w:sz w:val="21"/>
-          <w:szCs w:val="21"/>
-          <w:lang/>
-        </w:rPr>
-        <w:t>&lt;</w:t>
-      </w:r>
-      <w:r>
-        <w:rPr>
-          <w:rFonts w:ascii="Consolas" w:eastAsia="Times New Roman" w:hAnsi="Consolas"/>
-          <w:color w:val="569CD6"/>
-          <w:sz w:val="21"/>
-          <w:szCs w:val="21"/>
-          <w:lang/>
-        </w:rPr>
-        <w:t>double</w:t>
-      </w:r>
-      <w:r>
-        <w:rPr>
-          <w:rFonts w:ascii="Consolas" w:eastAsia="Times New Roman" w:hAnsi="Consolas"/>
-          <w:color w:val="CCCCCC"/>
-          <w:sz w:val="21"/>
-          <w:szCs w:val="21"/>
-          <w:lang/>
-        </w:rPr>
-        <w:t>&gt;(</w:t>
-      </w:r>
-      <w:r>
-        <w:rPr>
-          <w:rFonts w:ascii="Consolas" w:eastAsia="Times New Roman" w:hAnsi="Consolas"/>
-          <w:color w:val="9CDCFE"/>
-          <w:sz w:val="21"/>
-          <w:szCs w:val="21"/>
-          <w:lang/>
-        </w:rPr>
-        <w:t>dimensionSizes</w:t>
-      </w:r>
-      <w:r>
-        <w:rPr>
-          <w:rFonts w:ascii="Consolas" w:eastAsia="Times New Roman" w:hAnsi="Consolas"/>
-          <w:color w:val="CCCCCC"/>
-          <w:sz w:val="21"/>
-          <w:szCs w:val="21"/>
-          <w:lang/>
-        </w:rPr>
-        <w:t>);</w:t>
-      </w:r>
-    </w:p>
-    <w:p>
-      <w:pPr>
-        <w:shd w:val="clear" w:color="auto" w:fill="1F1F1F"/>
-        <w:spacing w:after="0" w:line="285" w:lineRule="atLeast"/>
-        <w:rPr>
-          <w:rFonts w:ascii="Consolas" w:eastAsia="Times New Roman" w:hAnsi="Consolas"/>
-          <w:color w:val="CCCCCC"/>
-          <w:sz w:val="21"/>
-          <w:szCs w:val="21"/>
-          <w:lang/>
-        </w:rPr>
-      </w:pPr>
-    </w:p>
-    <w:p>
-      <w:pPr>
-        <w:shd w:val="clear" w:color="auto" w:fill="1F1F1F"/>
-        <w:spacing w:after="0" w:line="285" w:lineRule="atLeast"/>
-        <w:rPr>
-          <w:rFonts w:ascii="Consolas" w:eastAsia="Times New Roman" w:hAnsi="Consolas"/>
-          <w:color w:val="CCCCCC"/>
-          <w:sz w:val="21"/>
-          <w:szCs w:val="21"/>
-          <w:lang/>
-        </w:rPr>
-      </w:pPr>
-      <w:r>
-        <w:rPr>
-          <w:rFonts w:ascii="Consolas" w:eastAsia="Times New Roman" w:hAnsi="Consolas"/>
-          <w:color w:val="CCCCCC"/>
-          <w:sz w:val="21"/>
-          <w:szCs w:val="21"/>
-          <w:lang/>
-        </w:rPr>
-        <w:t>tensor.setItem</w:t>
-      </w:r>
-      <w:r>
-        <w:rPr>
-          <w:rFonts w:ascii="Consolas" w:eastAsia="Times New Roman" w:hAnsi="Consolas"/>
-          <w:color w:val="CCCCCC"/>
-          <w:sz w:val="21"/>
-          <w:szCs w:val="21"/>
-          <w:lang/>
-        </w:rPr>
-        <w:t>(5.5, {0, 0});</w:t>
-      </w:r>
-    </w:p>
-    <w:p>
-      <w:pPr>
-        <w:shd w:val="clear" w:color="auto" w:fill="1F1F1F"/>
-        <w:spacing w:after="0" w:line="285" w:lineRule="atLeast"/>
-        <w:rPr>
-          <w:rFonts w:ascii="Consolas" w:eastAsia="Times New Roman" w:hAnsi="Consolas"/>
-          <w:color w:val="CCCCCC"/>
-          <w:sz w:val="21"/>
-          <w:szCs w:val="21"/>
-          <w:lang/>
-        </w:rPr>
-      </w:pPr>
-      <w:r>
-        <w:rPr>
-          <w:rFonts w:ascii="Consolas" w:eastAsia="Times New Roman" w:hAnsi="Consolas"/>
-          <w:color w:val="CCCCCC"/>
-          <w:sz w:val="21"/>
-          <w:szCs w:val="21"/>
-          <w:lang/>
-        </w:rPr>
-        <w:t>tensor.setItem(</w:t>
-      </w:r>
-      <w:r>
-        <w:rPr>
-          <w:rFonts w:ascii="Consolas" w:eastAsia="Times New Roman" w:hAnsi="Consolas"/>
-          <w:color w:val="CCCCCC"/>
-          <w:sz w:val="21"/>
-          <w:szCs w:val="21"/>
-          <w:lang/>
-        </w:rPr>
-        <w:t>-2.</w:t>
-      </w:r>
-      <w:r>
-        <w:rPr>
-          <w:rFonts w:ascii="Consolas" w:eastAsia="Times New Roman" w:hAnsi="Consolas"/>
-          <w:color w:val="CCCCCC"/>
-          <w:sz w:val="21"/>
-          <w:szCs w:val="21"/>
-          <w:lang/>
-        </w:rPr>
-        <w:t xml:space="preserve">, {0, </w:t>
-      </w:r>
-      <w:r>
-        <w:rPr>
-          <w:rFonts w:ascii="Consolas" w:eastAsia="Times New Roman" w:hAnsi="Consolas"/>
-          <w:color w:val="CCCCCC"/>
-          <w:sz w:val="21"/>
-          <w:szCs w:val="21"/>
-          <w:lang/>
-        </w:rPr>
-        <w:t>1</w:t>
-      </w:r>
-      <w:r>
-        <w:rPr>
-          <w:rFonts w:ascii="Consolas" w:eastAsia="Times New Roman" w:hAnsi="Consolas"/>
-          <w:color w:val="CCCCCC"/>
-          <w:sz w:val="21"/>
-          <w:szCs w:val="21"/>
-          <w:lang/>
-        </w:rPr>
-        <w:t>});</w:t>
-      </w:r>
-    </w:p>
-    <w:p>
-      <w:pPr>
-        <w:shd w:val="clear" w:color="auto" w:fill="1F1F1F"/>
-        <w:spacing w:after="0" w:line="285" w:lineRule="atLeast"/>
-        <w:rPr>
-          <w:rFonts w:ascii="Consolas" w:eastAsia="Times New Roman" w:hAnsi="Consolas"/>
-          <w:color w:val="CCCCCC"/>
-          <w:sz w:val="21"/>
-          <w:szCs w:val="21"/>
-          <w:lang/>
-        </w:rPr>
-      </w:pPr>
-      <w:r>
-        <w:rPr>
-          <w:rFonts w:ascii="Consolas" w:eastAsia="Times New Roman" w:hAnsi="Consolas"/>
-          <w:color w:val="CCCCCC"/>
-          <w:sz w:val="21"/>
-          <w:szCs w:val="21"/>
-          <w:lang/>
-        </w:rPr>
-        <w:t>tensor.setItem(</w:t>
-      </w:r>
-      <w:r>
-        <w:rPr>
-          <w:rFonts w:ascii="Consolas" w:eastAsia="Times New Roman" w:hAnsi="Consolas"/>
-          <w:color w:val="CCCCCC"/>
-          <w:sz w:val="21"/>
-          <w:szCs w:val="21"/>
-          <w:lang/>
-        </w:rPr>
-        <w:t>10.</w:t>
-      </w:r>
-      <w:r>
-        <w:rPr>
-          <w:rFonts w:ascii="Consolas" w:eastAsia="Times New Roman" w:hAnsi="Consolas"/>
-          <w:color w:val="CCCCCC"/>
-          <w:sz w:val="21"/>
-          <w:szCs w:val="21"/>
-          <w:lang/>
-        </w:rPr>
-        <w:t>, {</w:t>
-      </w:r>
-      <w:r>
-        <w:rPr>
-          <w:rFonts w:ascii="Consolas" w:eastAsia="Times New Roman" w:hAnsi="Consolas"/>
-          <w:color w:val="CCCCCC"/>
-          <w:sz w:val="21"/>
-          <w:szCs w:val="21"/>
-          <w:lang/>
-        </w:rPr>
-        <w:t>1</w:t>
-      </w:r>
-      <w:r>
-        <w:rPr>
-          <w:rFonts w:ascii="Consolas" w:eastAsia="Times New Roman" w:hAnsi="Consolas"/>
-          <w:color w:val="CCCCCC"/>
-          <w:sz w:val="21"/>
-          <w:szCs w:val="21"/>
-          <w:lang/>
-        </w:rPr>
-        <w:t>, 0});</w:t>
-      </w:r>
-    </w:p>
-    <w:p>
-      <w:pPr>
-        <w:shd w:val="clear" w:color="auto" w:fill="1F1F1F"/>
-        <w:spacing w:after="0" w:line="285" w:lineRule="atLeast"/>
-        <w:rPr>
-          <w:rFonts w:ascii="Consolas" w:eastAsia="Times New Roman" w:hAnsi="Consolas"/>
-          <w:color w:val="CCCCCC"/>
-          <w:sz w:val="21"/>
-          <w:szCs w:val="21"/>
-          <w:lang/>
-        </w:rPr>
-      </w:pPr>
-      <w:r>
-        <w:rPr>
-          <w:rFonts w:ascii="Consolas" w:eastAsia="Times New Roman" w:hAnsi="Consolas"/>
-          <w:color w:val="CCCCCC"/>
-          <w:sz w:val="21"/>
-          <w:szCs w:val="21"/>
-          <w:lang/>
-        </w:rPr>
-        <w:t>tensor.setItem(</w:t>
-      </w:r>
-      <w:r>
-        <w:rPr>
-          <w:rFonts w:ascii="Consolas" w:eastAsia="Times New Roman" w:hAnsi="Consolas"/>
-          <w:color w:val="CCCCCC"/>
-          <w:sz w:val="21"/>
-          <w:szCs w:val="21"/>
-          <w:lang/>
-        </w:rPr>
-        <w:t>0.</w:t>
-      </w:r>
-      <w:r>
-        <w:rPr>
-          <w:rFonts w:ascii="Consolas" w:eastAsia="Times New Roman" w:hAnsi="Consolas"/>
-          <w:color w:val="CCCCCC"/>
-          <w:sz w:val="21"/>
-          <w:szCs w:val="21"/>
-          <w:lang/>
-        </w:rPr>
-        <w:t xml:space="preserve">, </w:t>
-      </w:r>
-      <w:r>
-        <w:rPr>
-          <w:rFonts w:ascii="Consolas" w:eastAsia="Times New Roman" w:hAnsi="Consolas"/>
-          <w:color w:val="CCCCCC"/>
-          <w:sz w:val="21"/>
-          <w:szCs w:val="21"/>
-          <w:lang/>
-        </w:rPr>
-        <w:t xml:space="preserve"> </w:t>
-      </w:r>
-      <w:r>
-        <w:rPr>
-          <w:rFonts w:ascii="Consolas" w:eastAsia="Times New Roman" w:hAnsi="Consolas"/>
-          <w:color w:val="CCCCCC"/>
-          <w:sz w:val="21"/>
-          <w:szCs w:val="21"/>
-          <w:lang/>
-        </w:rPr>
-        <w:t>{</w:t>
-      </w:r>
-      <w:r>
-        <w:rPr>
-          <w:rFonts w:ascii="Consolas" w:eastAsia="Times New Roman" w:hAnsi="Consolas"/>
-          <w:color w:val="CCCCCC"/>
-          <w:sz w:val="21"/>
-          <w:szCs w:val="21"/>
-          <w:lang/>
-        </w:rPr>
-        <w:t>1</w:t>
-      </w:r>
-      <w:r>
-        <w:rPr>
-          <w:rFonts w:ascii="Consolas" w:eastAsia="Times New Roman" w:hAnsi="Consolas"/>
-          <w:color w:val="CCCCCC"/>
-          <w:sz w:val="21"/>
-          <w:szCs w:val="21"/>
-          <w:lang/>
-        </w:rPr>
-        <w:t xml:space="preserve">, </w:t>
-      </w:r>
-      <w:r>
-        <w:rPr>
-          <w:rFonts w:ascii="Consolas" w:eastAsia="Times New Roman" w:hAnsi="Consolas"/>
-          <w:color w:val="CCCCCC"/>
-          <w:sz w:val="21"/>
-          <w:szCs w:val="21"/>
-          <w:lang/>
-        </w:rPr>
-        <w:t>1</w:t>
-      </w:r>
-      <w:r>
-        <w:rPr>
-          <w:rFonts w:ascii="Consolas" w:eastAsia="Times New Roman" w:hAnsi="Consolas"/>
-          <w:color w:val="CCCCCC"/>
-          <w:sz w:val="21"/>
-          <w:szCs w:val="21"/>
-          <w:lang/>
-        </w:rPr>
-        <w:t>});</w:t>
-      </w:r>
-    </w:p>
-    <w:p>
-      <w:pPr>
-        <w:shd w:val="clear" w:color="auto" w:fill="1F1F1F"/>
-        <w:spacing w:after="0" w:line="285" w:lineRule="atLeast"/>
-        <w:rPr>
-          <w:rFonts w:ascii="Consolas" w:eastAsia="Times New Roman" w:hAnsi="Consolas"/>
-          <w:color w:val="CCCCCC"/>
-          <w:sz w:val="21"/>
-          <w:szCs w:val="21"/>
-          <w:lang/>
-        </w:rPr>
-      </w:pPr>
-    </w:p>
-    <w:p>
-      <w:pPr>
-        <w:shd w:val="clear" w:color="auto" w:fill="1F1F1F"/>
-        <w:spacing w:after="0" w:line="285" w:lineRule="atLeast"/>
-        <w:rPr>
-          <w:rFonts w:ascii="Consolas" w:eastAsia="Times New Roman" w:hAnsi="Consolas"/>
-          <w:color w:val="CCCCCC"/>
-          <w:sz w:val="21"/>
-          <w:szCs w:val="21"/>
-          <w:lang/>
-        </w:rPr>
-      </w:pPr>
-      <w:r>
-        <w:rPr>
-          <w:rFonts w:ascii="Consolas" w:eastAsia="Times New Roman" w:hAnsi="Consolas"/>
-          <w:color w:val="CCCCCC"/>
-          <w:sz w:val="21"/>
-          <w:szCs w:val="21"/>
-          <w:lang/>
-        </w:rPr>
-        <w:t xml:space="preserve">tensor.addDimension(2, </w:t>
-      </w:r>
-      <w:r>
-        <w:rPr>
-          <w:rFonts w:ascii="Consolas" w:eastAsia="Times New Roman" w:hAnsi="Consolas"/>
-          <w:color w:val="CCCCCC"/>
-          <w:sz w:val="21"/>
-          <w:szCs w:val="21"/>
-          <w:lang/>
-        </w:rPr>
-        <w:t>1</w:t>
-      </w:r>
-      <w:r>
-        <w:rPr>
-          <w:rFonts w:ascii="Consolas" w:eastAsia="Times New Roman" w:hAnsi="Consolas"/>
-          <w:color w:val="CCCCCC"/>
-          <w:sz w:val="21"/>
-          <w:szCs w:val="21"/>
-          <w:lang/>
-        </w:rPr>
-        <w:t>);</w:t>
-      </w:r>
-    </w:p>
-    <w:p>
-      <w:pPr>
-        <w:shd w:val="clear" w:color="auto" w:fill="1F1F1F"/>
-        <w:spacing w:after="0" w:line="285" w:lineRule="atLeast"/>
-        <w:rPr>
-          <w:rFonts w:ascii="Consolas" w:eastAsia="Times New Roman" w:hAnsi="Consolas"/>
-          <w:color w:val="CCCCCC"/>
-          <w:sz w:val="21"/>
-          <w:szCs w:val="21"/>
-          <w:lang/>
-        </w:rPr>
-      </w:pPr>
-    </w:p>
-    <w:p>
-      <w:pPr>
-        <w:shd w:val="clear" w:color="auto" w:fill="1F1F1F"/>
-        <w:spacing w:after="0" w:line="285" w:lineRule="atLeast"/>
-        <w:rPr>
-          <w:rFonts w:ascii="Consolas" w:eastAsia="Times New Roman" w:hAnsi="Consolas"/>
-          <w:color w:val="CCCCCC"/>
-          <w:sz w:val="21"/>
-          <w:szCs w:val="21"/>
-          <w:lang/>
-        </w:rPr>
-      </w:pPr>
-      <w:r>
-        <w:rPr>
-          <w:rFonts w:ascii="Consolas" w:eastAsia="Times New Roman" w:hAnsi="Consolas"/>
-          <w:color w:val="CCCCCC"/>
-          <w:sz w:val="21"/>
-          <w:szCs w:val="21"/>
-          <w:lang/>
-        </w:rPr>
-        <w:t>tensor.transposition();</w:t>
-      </w:r>
-    </w:p>
-    <w:p>
-      <w:pPr>
-        <w:shd w:val="clear" w:color="auto" w:fill="1F1F1F"/>
-        <w:spacing w:after="0" w:line="285" w:lineRule="atLeast"/>
-        <w:rPr>
-          <w:rFonts w:ascii="Consolas" w:eastAsia="Times New Roman" w:hAnsi="Consolas"/>
-          <w:color w:val="CCCCCC"/>
-          <w:sz w:val="21"/>
-          <w:szCs w:val="21"/>
-          <w:lang/>
-        </w:rPr>
-      </w:pPr>
-    </w:p>
-    <w:p>
-      <w:pPr>
-        <w:shd w:val="clear" w:color="auto" w:fill="1F1F1F"/>
-        <w:spacing w:after="0" w:line="285" w:lineRule="atLeast"/>
-        <w:rPr>
-          <w:rFonts w:ascii="Consolas" w:eastAsia="Times New Roman" w:hAnsi="Consolas"/>
-          <w:color w:val="CCCCCC"/>
-          <w:sz w:val="21"/>
-          <w:szCs w:val="21"/>
-          <w:lang/>
-        </w:rPr>
-      </w:pPr>
-      <w:r>
-        <w:rPr>
-          <w:rFonts w:ascii="Consolas" w:eastAsia="Times New Roman" w:hAnsi="Consolas"/>
-          <w:color w:val="4EC9B0"/>
-          <w:sz w:val="21"/>
-          <w:szCs w:val="21"/>
-          <w:lang/>
-        </w:rPr>
-        <w:t>Tensor</w:t>
-      </w:r>
-      <w:r>
-        <w:rPr>
-          <w:rFonts w:ascii="Consolas" w:eastAsia="Times New Roman" w:hAnsi="Consolas"/>
-          <w:color w:val="D4D4D4"/>
-          <w:sz w:val="21"/>
-          <w:szCs w:val="21"/>
-          <w:lang/>
-        </w:rPr>
-        <w:t>&lt;</w:t>
-      </w:r>
-      <w:r>
-        <w:rPr>
-          <w:rFonts w:ascii="Consolas" w:eastAsia="Times New Roman" w:hAnsi="Consolas"/>
-          <w:color w:val="569CD6"/>
-          <w:sz w:val="21"/>
-          <w:szCs w:val="21"/>
-          <w:lang/>
-        </w:rPr>
-        <w:t>double</w:t>
-      </w:r>
-      <w:r>
-        <w:rPr>
-          <w:rFonts w:ascii="Consolas" w:eastAsia="Times New Roman" w:hAnsi="Consolas"/>
-          <w:color w:val="D4D4D4"/>
-          <w:sz w:val="21"/>
-          <w:szCs w:val="21"/>
-          <w:lang/>
-        </w:rPr>
-        <w:t>&gt;</w:t>
-      </w:r>
-      <w:r>
-        <w:rPr>
-          <w:rFonts w:ascii="Consolas" w:eastAsia="Times New Roman" w:hAnsi="Consolas"/>
-          <w:color w:val="CCCCCC"/>
-          <w:sz w:val="21"/>
-          <w:szCs w:val="21"/>
-          <w:lang/>
-        </w:rPr>
-        <w:t xml:space="preserve"> </w:t>
-      </w:r>
-      <w:r>
-        <w:rPr>
-          <w:rFonts w:ascii="Consolas" w:eastAsia="Times New Roman" w:hAnsi="Consolas"/>
-          <w:color w:val="9CDCFE"/>
-          <w:sz w:val="21"/>
-          <w:szCs w:val="21"/>
-          <w:lang/>
-        </w:rPr>
-        <w:t>tensor</w:t>
-      </w:r>
-      <w:r>
-        <w:rPr>
-          <w:rFonts w:ascii="Consolas" w:eastAsia="Times New Roman" w:hAnsi="Consolas"/>
-          <w:color w:val="9CDCFE"/>
-          <w:sz w:val="21"/>
-          <w:szCs w:val="21"/>
-          <w:lang/>
-        </w:rPr>
-        <w:t>2</w:t>
-      </w:r>
-      <w:r>
-        <w:rPr>
-          <w:rFonts w:ascii="Consolas" w:eastAsia="Times New Roman" w:hAnsi="Consolas"/>
-          <w:color w:val="CCCCCC"/>
-          <w:sz w:val="21"/>
-          <w:szCs w:val="21"/>
-          <w:lang/>
-        </w:rPr>
-        <w:t xml:space="preserve"> </w:t>
-      </w:r>
-      <w:r>
-        <w:rPr>
-          <w:rFonts w:ascii="Consolas" w:eastAsia="Times New Roman" w:hAnsi="Consolas"/>
-          <w:color w:val="D4D4D4"/>
-          <w:sz w:val="21"/>
-          <w:szCs w:val="21"/>
-          <w:lang/>
-        </w:rPr>
-        <w:t>=</w:t>
-      </w:r>
-      <w:r>
-        <w:rPr>
-          <w:rFonts w:ascii="Consolas" w:eastAsia="Times New Roman" w:hAnsi="Consolas"/>
-          <w:color w:val="CCCCCC"/>
-          <w:sz w:val="21"/>
-          <w:szCs w:val="21"/>
-          <w:lang/>
-        </w:rPr>
-        <w:t xml:space="preserve"> </w:t>
-      </w:r>
-      <w:r>
-        <w:rPr>
-          <w:rFonts w:ascii="Consolas" w:eastAsia="Times New Roman" w:hAnsi="Consolas"/>
-          <w:color w:val="4EC9B0"/>
-          <w:sz w:val="21"/>
-          <w:szCs w:val="21"/>
-          <w:lang/>
-        </w:rPr>
-        <w:t>Tensor</w:t>
-      </w:r>
-      <w:r>
-        <w:rPr>
-          <w:rFonts w:ascii="Consolas" w:eastAsia="Times New Roman" w:hAnsi="Consolas"/>
-          <w:color w:val="CCCCCC"/>
-          <w:sz w:val="21"/>
-          <w:szCs w:val="21"/>
-          <w:lang/>
-        </w:rPr>
-        <w:t>&lt;</w:t>
-      </w:r>
-      <w:r>
-        <w:rPr>
-          <w:rFonts w:ascii="Consolas" w:eastAsia="Times New Roman" w:hAnsi="Consolas"/>
-          <w:color w:val="569CD6"/>
-          <w:sz w:val="21"/>
-          <w:szCs w:val="21"/>
-          <w:lang/>
-        </w:rPr>
-        <w:t>double</w:t>
-      </w:r>
-      <w:r>
-        <w:rPr>
-          <w:rFonts w:ascii="Consolas" w:eastAsia="Times New Roman" w:hAnsi="Consolas"/>
-          <w:color w:val="CCCCCC"/>
-          <w:sz w:val="21"/>
-          <w:szCs w:val="21"/>
-          <w:lang/>
-        </w:rPr>
-        <w:t>&gt;(</w:t>
-      </w:r>
-      <w:r>
-        <w:rPr>
-          <w:rFonts w:ascii="Consolas" w:eastAsia="Times New Roman" w:hAnsi="Consolas"/>
-          <w:color w:val="9CDCFE"/>
-          <w:sz w:val="21"/>
-          <w:szCs w:val="21"/>
-          <w:lang/>
-        </w:rPr>
-        <w:t>{2, 2, 3}</w:t>
-      </w:r>
-      <w:r>
-        <w:rPr>
-          <w:rFonts w:ascii="Consolas" w:eastAsia="Times New Roman" w:hAnsi="Consolas"/>
-          <w:color w:val="CCCCCC"/>
-          <w:sz w:val="21"/>
-          <w:szCs w:val="21"/>
-          <w:lang/>
-        </w:rPr>
-        <w:t>);</w:t>
-      </w:r>
-    </w:p>
-    <w:p>
-      <w:pPr>
-        <w:shd w:val="clear" w:color="auto" w:fill="1F1F1F"/>
-        <w:spacing w:after="0" w:line="285" w:lineRule="atLeast"/>
-        <w:rPr>
-          <w:rFonts w:ascii="Consolas" w:eastAsia="Times New Roman" w:hAnsi="Consolas"/>
-          <w:color w:val="CCCCCC"/>
-          <w:sz w:val="21"/>
-          <w:szCs w:val="21"/>
-          <w:lang/>
-        </w:rPr>
-      </w:pPr>
-    </w:p>
-    <w:p>
-      <w:pPr>
-        <w:shd w:val="clear" w:color="auto" w:fill="1F1F1F"/>
-        <w:spacing w:after="0" w:line="285" w:lineRule="atLeast"/>
-        <w:rPr>
-          <w:rFonts w:ascii="Consolas" w:eastAsia="Times New Roman" w:hAnsi="Consolas"/>
-          <w:color w:val="CCCCCC"/>
-          <w:sz w:val="21"/>
-          <w:szCs w:val="21"/>
-          <w:lang/>
-        </w:rPr>
-      </w:pPr>
-      <w:r>
-        <w:rPr>
-          <w:rFonts w:ascii="Consolas" w:eastAsia="Times New Roman" w:hAnsi="Consolas"/>
-          <w:color w:val="CCCCCC"/>
-          <w:sz w:val="21"/>
-          <w:szCs w:val="21"/>
-          <w:lang/>
-        </w:rPr>
-        <w:t>T</w:t>
-      </w:r>
-      <w:r>
-        <w:rPr>
-          <w:rFonts w:ascii="Consolas" w:eastAsia="Times New Roman" w:hAnsi="Consolas"/>
-          <w:color w:val="CCCCCC"/>
-          <w:sz w:val="21"/>
-          <w:szCs w:val="21"/>
-          <w:lang/>
-        </w:rPr>
-        <w:t>ensor</w:t>
-      </w:r>
-      <w:r>
-        <w:rPr>
-          <w:rFonts w:ascii="Consolas" w:eastAsia="Times New Roman" w:hAnsi="Consolas"/>
-          <w:color w:val="CCCCCC"/>
-          <w:sz w:val="21"/>
-          <w:szCs w:val="21"/>
-          <w:lang/>
-        </w:rPr>
-        <w:t>2</w:t>
-      </w:r>
-      <w:r>
-        <w:rPr>
-          <w:rFonts w:ascii="Consolas" w:eastAsia="Times New Roman" w:hAnsi="Consolas"/>
-          <w:color w:val="CCCCCC"/>
-          <w:sz w:val="21"/>
-          <w:szCs w:val="21"/>
-          <w:lang/>
-        </w:rPr>
-        <w:t>.setItem(</w:t>
-      </w:r>
-      <w:r>
-        <w:rPr>
-          <w:rFonts w:ascii="Consolas" w:eastAsia="Times New Roman" w:hAnsi="Consolas"/>
-          <w:color w:val="CCCCCC"/>
-          <w:sz w:val="21"/>
-          <w:szCs w:val="21"/>
-          <w:lang/>
-        </w:rPr>
-        <w:t>-5.</w:t>
-      </w:r>
-      <w:r>
-        <w:rPr>
-          <w:rFonts w:ascii="Consolas" w:eastAsia="Times New Roman" w:hAnsi="Consolas"/>
-          <w:color w:val="CCCCCC"/>
-          <w:sz w:val="21"/>
-          <w:szCs w:val="21"/>
-          <w:lang/>
-        </w:rPr>
-        <w:t>, {0, 0});</w:t>
-      </w:r>
-    </w:p>
-    <w:p>
-      <w:pPr>
-        <w:shd w:val="clear" w:color="auto" w:fill="1F1F1F"/>
-        <w:spacing w:after="0" w:line="285" w:lineRule="atLeast"/>
-        <w:rPr>
-          <w:rFonts w:ascii="Consolas" w:eastAsia="Times New Roman" w:hAnsi="Consolas"/>
-          <w:color w:val="CCCCCC"/>
-          <w:sz w:val="21"/>
-          <w:szCs w:val="21"/>
-          <w:lang/>
-        </w:rPr>
-      </w:pPr>
-      <w:r>
-        <w:rPr>
-          <w:rFonts w:ascii="Consolas" w:eastAsia="Times New Roman" w:hAnsi="Consolas"/>
-          <w:color w:val="CCCCCC"/>
-          <w:sz w:val="21"/>
-          <w:szCs w:val="21"/>
-          <w:lang/>
-        </w:rPr>
-        <w:t>tensor</w:t>
-      </w:r>
-      <w:r>
-        <w:rPr>
-          <w:rFonts w:ascii="Consolas" w:eastAsia="Times New Roman" w:hAnsi="Consolas"/>
-          <w:color w:val="CCCCCC"/>
-          <w:sz w:val="21"/>
-          <w:szCs w:val="21"/>
-          <w:lang/>
-        </w:rPr>
-        <w:t>2</w:t>
-      </w:r>
-      <w:r>
-        <w:rPr>
-          <w:rFonts w:ascii="Consolas" w:eastAsia="Times New Roman" w:hAnsi="Consolas"/>
-          <w:color w:val="CCCCCC"/>
-          <w:sz w:val="21"/>
-          <w:szCs w:val="21"/>
-          <w:lang/>
-        </w:rPr>
-        <w:t>.setItem(</w:t>
-      </w:r>
-      <w:r>
-        <w:rPr>
-          <w:rFonts w:ascii="Consolas" w:eastAsia="Times New Roman" w:hAnsi="Consolas"/>
-          <w:color w:val="CCCCCC"/>
-          <w:sz w:val="21"/>
-          <w:szCs w:val="21"/>
-          <w:lang/>
-        </w:rPr>
-        <w:t>1.</w:t>
-      </w:r>
-      <w:r>
-        <w:rPr>
-          <w:rFonts w:ascii="Consolas" w:eastAsia="Times New Roman" w:hAnsi="Consolas"/>
-          <w:color w:val="CCCCCC"/>
-          <w:sz w:val="21"/>
-          <w:szCs w:val="21"/>
-          <w:lang/>
-        </w:rPr>
-        <w:t xml:space="preserve">, </w:t>
-      </w:r>
-      <w:r>
-        <w:rPr>
-          <w:rFonts w:ascii="Consolas" w:eastAsia="Times New Roman" w:hAnsi="Consolas"/>
-          <w:color w:val="CCCCCC"/>
-          <w:sz w:val="21"/>
-          <w:szCs w:val="21"/>
-          <w:lang/>
-        </w:rPr>
-        <w:t xml:space="preserve"> </w:t>
-      </w:r>
-      <w:r>
-        <w:rPr>
-          <w:rFonts w:ascii="Consolas" w:eastAsia="Times New Roman" w:hAnsi="Consolas"/>
-          <w:color w:val="CCCCCC"/>
-          <w:sz w:val="21"/>
-          <w:szCs w:val="21"/>
-          <w:lang/>
-        </w:rPr>
-        <w:t>{0, 1});</w:t>
-      </w:r>
-    </w:p>
-    <w:p>
-      <w:pPr>
-        <w:shd w:val="clear" w:color="auto" w:fill="1F1F1F"/>
-        <w:spacing w:after="0" w:line="285" w:lineRule="atLeast"/>
-        <w:rPr>
-          <w:rFonts w:ascii="Consolas" w:eastAsia="Times New Roman" w:hAnsi="Consolas"/>
-          <w:color w:val="CCCCCC"/>
-          <w:sz w:val="21"/>
-          <w:szCs w:val="21"/>
-          <w:lang/>
-        </w:rPr>
-      </w:pPr>
-    </w:p>
-    <w:p>
-      <w:pPr>
-        <w:shd w:val="clear" w:color="auto" w:fill="1F1F1F"/>
-        <w:spacing w:after="0" w:line="285" w:lineRule="atLeast"/>
-        <w:rPr>
-          <w:rFonts w:ascii="Consolas" w:eastAsia="Times New Roman" w:hAnsi="Consolas"/>
-          <w:color w:val="CCCCCC"/>
-          <w:sz w:val="21"/>
-          <w:szCs w:val="21"/>
-          <w:lang/>
-        </w:rPr>
-      </w:pPr>
-      <w:r>
-        <w:rPr>
-          <w:rFonts w:ascii="Consolas" w:eastAsia="Times New Roman" w:hAnsi="Consolas"/>
-          <w:color w:val="4EC9B0"/>
-          <w:sz w:val="21"/>
-          <w:szCs w:val="21"/>
-          <w:lang/>
-        </w:rPr>
-        <w:t>Tensor</w:t>
-      </w:r>
-      <w:r>
-        <w:rPr>
-          <w:rFonts w:ascii="Consolas" w:eastAsia="Times New Roman" w:hAnsi="Consolas"/>
-          <w:color w:val="D4D4D4"/>
-          <w:sz w:val="21"/>
-          <w:szCs w:val="21"/>
-          <w:lang/>
-        </w:rPr>
-        <w:t>&lt;</w:t>
-      </w:r>
-      <w:r>
-        <w:rPr>
-          <w:rFonts w:ascii="Consolas" w:eastAsia="Times New Roman" w:hAnsi="Consolas"/>
-          <w:color w:val="569CD6"/>
-          <w:sz w:val="21"/>
-          <w:szCs w:val="21"/>
-          <w:lang/>
-        </w:rPr>
-        <w:t>double</w:t>
-      </w:r>
-      <w:r>
-        <w:rPr>
-          <w:rFonts w:ascii="Consolas" w:eastAsia="Times New Roman" w:hAnsi="Consolas"/>
-          <w:color w:val="D4D4D4"/>
-          <w:sz w:val="21"/>
-          <w:szCs w:val="21"/>
-          <w:lang/>
-        </w:rPr>
-        <w:t>&gt;</w:t>
-      </w:r>
-      <w:r>
-        <w:rPr>
-          <w:rFonts w:ascii="Consolas" w:eastAsia="Times New Roman" w:hAnsi="Consolas"/>
-          <w:color w:val="CCCCCC"/>
-          <w:sz w:val="21"/>
-          <w:szCs w:val="21"/>
-          <w:lang/>
-        </w:rPr>
-        <w:t xml:space="preserve"> </w:t>
-      </w:r>
-      <w:r>
-        <w:rPr>
-          <w:rFonts w:ascii="Consolas" w:eastAsia="Times New Roman" w:hAnsi="Consolas"/>
-          <w:color w:val="9CDCFE"/>
-          <w:sz w:val="21"/>
-          <w:szCs w:val="21"/>
-          <w:lang/>
-        </w:rPr>
-        <w:t>result</w:t>
-      </w:r>
-      <w:r>
-        <w:rPr>
-          <w:rFonts w:ascii="Consolas" w:eastAsia="Times New Roman" w:hAnsi="Consolas"/>
-          <w:color w:val="CCCCCC"/>
-          <w:sz w:val="21"/>
-          <w:szCs w:val="21"/>
-          <w:lang/>
-        </w:rPr>
-        <w:t xml:space="preserve"> </w:t>
-      </w:r>
-      <w:r>
-        <w:rPr>
-          <w:rFonts w:ascii="Consolas" w:eastAsia="Times New Roman" w:hAnsi="Consolas"/>
-          <w:color w:val="D4D4D4"/>
-          <w:sz w:val="21"/>
-          <w:szCs w:val="21"/>
-          <w:lang/>
-        </w:rPr>
-        <w:t>=</w:t>
-      </w:r>
-      <w:r>
-        <w:rPr>
-          <w:rFonts w:ascii="Consolas" w:eastAsia="Times New Roman" w:hAnsi="Consolas"/>
-          <w:color w:val="CCCCCC"/>
-          <w:sz w:val="21"/>
-          <w:szCs w:val="21"/>
-          <w:lang/>
-        </w:rPr>
-        <w:t xml:space="preserve"> </w:t>
-      </w:r>
-      <w:r>
-        <w:rPr>
-          <w:rFonts w:ascii="Consolas" w:eastAsia="Times New Roman" w:hAnsi="Consolas"/>
-          <w:color w:val="4EC9B0"/>
-          <w:sz w:val="21"/>
-          <w:szCs w:val="21"/>
-          <w:lang/>
-        </w:rPr>
-        <w:t>tensor + tensor2;</w:t>
-      </w:r>
-    </w:p>
-    <w:p>
-      <w:pPr>
-        <w:shd w:val="clear" w:color="auto" w:fill="1F1F1F"/>
-        <w:spacing w:after="0" w:line="285" w:lineRule="atLeast"/>
-        <w:rPr>
-          <w:rFonts w:ascii="Consolas" w:eastAsia="Times New Roman" w:hAnsi="Consolas"/>
-          <w:color w:val="CCCCCC"/>
-          <w:sz w:val="21"/>
-          <w:szCs w:val="21"/>
-          <w:lang/>
-        </w:rPr>
-      </w:pPr>
-    </w:p>
-    <w:p>
-      <w:pPr>
-        <w:shd w:val="clear" w:color="auto" w:fill="1F1F1F"/>
-        <w:spacing w:after="0" w:line="285" w:lineRule="atLeast"/>
-        <w:rPr>
-          <w:rFonts w:ascii="Consolas" w:eastAsia="Times New Roman" w:hAnsi="Consolas"/>
-          <w:color w:val="CCCCCC"/>
-          <w:sz w:val="21"/>
-          <w:szCs w:val="21"/>
-          <w:lang/>
-        </w:rPr>
-      </w:pPr>
-      <w:r>
-        <w:rPr>
-          <w:rFonts w:ascii="Consolas" w:eastAsia="Times New Roman" w:hAnsi="Consolas"/>
-          <w:color w:val="CCCCCC"/>
-          <w:sz w:val="21"/>
-          <w:szCs w:val="21"/>
-          <w:lang/>
-        </w:rPr>
-        <w:t>std::print(“{}\n“, result);</w:t>
-      </w:r>
-    </w:p>
-    <w:p>
-      <w:pPr>
-        <w:shd w:val="clear" w:color="auto" w:fill="1F1F1F"/>
-        <w:spacing w:after="0" w:line="285" w:lineRule="atLeast"/>
-        <w:rPr>
-          <w:rFonts w:ascii="Consolas" w:eastAsia="Times New Roman" w:hAnsi="Consolas"/>
-          <w:color w:val="CCCCCC"/>
-          <w:sz w:val="21"/>
-          <w:szCs w:val="21"/>
-          <w:lang/>
         </w:rPr>
       </w:pPr>
     </w:p>
@@ -13628,7 +14370,7 @@
         </w:rPr>
         <w:br w:type="page"/>
       </w:r>
-      <w:bookmarkStart w:id="32" w:name="_Toc229927237"/>
+      <w:bookmarkStart w:id="32" w:name="_Toc229933947"/>
       <w:r>
         <w:lastRenderedPageBreak/>
         <w:t>ZÁVĚR</w:t>
@@ -13647,7 +14389,19 @@
         <w:rPr>
           <w:szCs w:val="24"/>
         </w:rPr>
-        <w:t>V konečném důsledku se podařilo implementovat a popsat projekt tak,</w:t>
+        <w:t xml:space="preserve">V konečném důsledku se </w:t>
+      </w:r>
+      <w:r>
+        <w:rPr>
+          <w:szCs w:val="24"/>
+        </w:rPr>
+        <w:t xml:space="preserve">autorovi </w:t>
+      </w:r>
+      <w:r>
+        <w:rPr>
+          <w:szCs w:val="24"/>
+        </w:rPr>
+        <w:t>podařilo implementovat a popsat projekt tak,</w:t>
       </w:r>
       <w:r>
         <w:rPr>
@@ -13738,7 +14492,7 @@
       <w:r>
         <w:br w:type="page"/>
       </w:r>
-      <w:bookmarkStart w:id="33" w:name="_Toc229927238"/>
+      <w:bookmarkStart w:id="33" w:name="_Toc229933948"/>
       <w:r>
         <w:lastRenderedPageBreak/>
         <w:t>POUŽITÁ LITERATURA</w:t>
@@ -14123,7 +14877,7 @@
       <w:r>
         <w:br w:type="page"/>
       </w:r>
-      <w:bookmarkStart w:id="34" w:name="_Toc229927239"/>
+      <w:bookmarkStart w:id="34" w:name="_Toc229933949"/>
       <w:r>
         <w:lastRenderedPageBreak/>
         <w:t>SEZNAM PŘÍLOH</w:t>
@@ -16186,6 +16940,7 @@
   <w:style w:type="character" w:default="1" w:styleId="Standardnpsmoodstavce">
     <w:name w:val="Default Paragraph Font"/>
     <w:uiPriority w:val="1"/>
+    <w:semiHidden/>
     <w:unhideWhenUsed/>
   </w:style>
   <w:style w:type="table" w:default="1" w:styleId="Normlntabulka">
